--- a/relatório-yourself.docx
+++ b/relatório-yourself.docx
@@ -1,6 +1,6 @@
 
 <file path=word/document.xml><?xml version="1.0" encoding="utf-8"?>
-<w:document xmlns:wpc="http://schemas.microsoft.com/office/word/2010/wordprocessingCanvas" xmlns:cx="http://schemas.microsoft.com/office/drawing/2014/chartex" xmlns:cx1="http://schemas.microsoft.com/office/drawing/2015/9/8/chartex" xmlns:cx2="http://schemas.microsoft.com/office/drawing/2015/10/21/chartex" xmlns:cx3="http://schemas.microsoft.com/office/drawing/2016/5/9/chartex" xmlns:cx4="http://schemas.microsoft.com/office/drawing/2016/5/10/chartex" xmlns:cx5="http://schemas.microsoft.com/office/drawing/2016/5/11/chartex" xmlns:cx6="http://schemas.microsoft.com/office/drawing/2016/5/12/chartex" xmlns:cx7="http://schemas.microsoft.com/office/drawing/2016/5/13/chartex" xmlns:cx8="http://schemas.microsoft.com/office/drawing/2016/5/14/chartex" xmlns:mc="http://schemas.openxmlformats.org/markup-compatibility/2006" xmlns:aink="http://schemas.microsoft.com/office/drawing/2016/ink" xmlns:am3d="http://schemas.microsoft.com/office/drawing/2017/model3d" xmlns:o="urn:schemas-microsoft-com:office:office" xmlns:oel="http://schemas.microsoft.com/office/2019/extlst" xmlns:r="http://schemas.openxmlformats.org/officeDocument/2006/relationships" xmlns:m="http://schemas.openxmlformats.org/officeDocument/2006/math" xmlns:v="urn:schemas-microsoft-com:vml" xmlns:wp14="http://schemas.microsoft.com/office/word/2010/wordprocessingDrawing" xmlns:wp="http://schemas.openxmlformats.org/drawingml/2006/wordprocessingDrawing" xmlns:w10="urn:schemas-microsoft-com:office:word" xmlns:w="http://schemas.openxmlformats.org/wordprocessingml/2006/main" xmlns:w14="http://schemas.microsoft.com/office/word/2010/wordml" xmlns:w15="http://schemas.microsoft.com/office/word/2012/wordml" xmlns:w16cex="http://schemas.microsoft.com/office/word/2018/wordml/cex" xmlns:w16cid="http://schemas.microsoft.com/office/word/2016/wordml/cid" xmlns:w16="http://schemas.microsoft.com/office/word/2018/wordml" xmlns:w16du="http://schemas.microsoft.com/office/word/2023/wordml/word16du" xmlns:w16sdtdh="http://schemas.microsoft.com/office/word/2020/wordml/sdtdatahash" xmlns:w16se="http://schemas.microsoft.com/office/word/2015/wordml/symex" xmlns:wpg="http://schemas.microsoft.com/office/word/2010/wordprocessingGroup" xmlns:wpi="http://schemas.microsoft.com/office/word/2010/wordprocessingInk" xmlns:wne="http://schemas.microsoft.com/office/word/2006/wordml" xmlns:wps="http://schemas.microsoft.com/office/word/2010/wordprocessingShape" mc:Ignorable="w14 w15 w16se w16cid w16 w16cex w16sdtdh w16du wp14">
+<w:document xmlns:wpc="http://schemas.microsoft.com/office/word/2010/wordprocessingCanvas" xmlns:cx="http://schemas.microsoft.com/office/drawing/2014/chartex" xmlns:cx1="http://schemas.microsoft.com/office/drawing/2015/9/8/chartex" xmlns:cx2="http://schemas.microsoft.com/office/drawing/2015/10/21/chartex" xmlns:cx3="http://schemas.microsoft.com/office/drawing/2016/5/9/chartex" xmlns:cx4="http://schemas.microsoft.com/office/drawing/2016/5/10/chartex" xmlns:cx5="http://schemas.microsoft.com/office/drawing/2016/5/11/chartex" xmlns:cx6="http://schemas.microsoft.com/office/drawing/2016/5/12/chartex" xmlns:cx7="http://schemas.microsoft.com/office/drawing/2016/5/13/chartex" xmlns:cx8="http://schemas.microsoft.com/office/drawing/2016/5/14/chartex" xmlns:mc="http://schemas.openxmlformats.org/markup-compatibility/2006" xmlns:aink="http://schemas.microsoft.com/office/drawing/2016/ink" xmlns:am3d="http://schemas.microsoft.com/office/drawing/2017/model3d" xmlns:o="urn:schemas-microsoft-com:office:office" xmlns:r="http://schemas.openxmlformats.org/officeDocument/2006/relationships" xmlns:m="http://schemas.openxmlformats.org/officeDocument/2006/math" xmlns:v="urn:schemas-microsoft-com:vml" xmlns:wp14="http://schemas.microsoft.com/office/word/2010/wordprocessingDrawing" xmlns:wp="http://schemas.openxmlformats.org/drawingml/2006/wordprocessingDrawing" xmlns:w10="urn:schemas-microsoft-com:office:word" xmlns:w="http://schemas.openxmlformats.org/wordprocessingml/2006/main" xmlns:w14="http://schemas.microsoft.com/office/word/2010/wordml" xmlns:w15="http://schemas.microsoft.com/office/word/2012/wordml" xmlns:w16cid="http://schemas.microsoft.com/office/word/2016/wordml/cid" xmlns:w16se="http://schemas.microsoft.com/office/word/2015/wordml/symex" xmlns:wpg="http://schemas.microsoft.com/office/word/2010/wordprocessingGroup" xmlns:wpi="http://schemas.microsoft.com/office/word/2010/wordprocessingInk" xmlns:wne="http://schemas.microsoft.com/office/word/2006/wordml" xmlns:wps="http://schemas.microsoft.com/office/word/2010/wordprocessingShape" mc:Ignorable="w14 w15 w16se w16cid wp14">
   <w:body>
     <w:p>
       <w:pPr>
@@ -99,7 +99,25 @@
           <w:sz w:val="28"/>
           <w:szCs w:val="28"/>
         </w:rPr>
-        <w:t xml:space="preserve">Ana Luiza Cardoso Podavi </w:t>
+        <w:t xml:space="preserve">Ana Luiza Cardoso </w:t>
+      </w:r>
+      <w:proofErr w:type="spellStart"/>
+      <w:r>
+        <w:rPr>
+          <w:rFonts w:ascii="Arial" w:hAnsi="Arial" w:cs="Arial"/>
+          <w:sz w:val="28"/>
+          <w:szCs w:val="28"/>
+        </w:rPr>
+        <w:t>Podavi</w:t>
+      </w:r>
+      <w:proofErr w:type="spellEnd"/>
+      <w:r>
+        <w:rPr>
+          <w:rFonts w:ascii="Arial" w:hAnsi="Arial" w:cs="Arial"/>
+          <w:sz w:val="28"/>
+          <w:szCs w:val="28"/>
+        </w:rPr>
+        <w:t xml:space="preserve"> </w:t>
       </w:r>
     </w:p>
     <w:p>
@@ -188,6 +206,7 @@
           <w:szCs w:val="28"/>
         </w:rPr>
       </w:pPr>
+      <w:proofErr w:type="spellStart"/>
       <w:r>
         <w:rPr>
           <w:rFonts w:ascii="Arial" w:hAnsi="Arial" w:cs="Arial"/>
@@ -198,6 +217,7 @@
         </w:rPr>
         <w:t>Yourself</w:t>
       </w:r>
+      <w:proofErr w:type="spellEnd"/>
     </w:p>
     <w:p>
       <w:pPr>
@@ -325,7 +345,25 @@
           <w:szCs w:val="28"/>
         </w:rPr>
         <w:lastRenderedPageBreak/>
-        <w:t xml:space="preserve">Ana Luiza Cardoso Podavi </w:t>
+        <w:t xml:space="preserve">Ana Luiza Cardoso </w:t>
+      </w:r>
+      <w:proofErr w:type="spellStart"/>
+      <w:r>
+        <w:rPr>
+          <w:rFonts w:ascii="Arial" w:hAnsi="Arial" w:cs="Arial"/>
+          <w:sz w:val="28"/>
+          <w:szCs w:val="28"/>
+        </w:rPr>
+        <w:t>Podavi</w:t>
+      </w:r>
+      <w:proofErr w:type="spellEnd"/>
+      <w:r>
+        <w:rPr>
+          <w:rFonts w:ascii="Arial" w:hAnsi="Arial" w:cs="Arial"/>
+          <w:sz w:val="28"/>
+          <w:szCs w:val="28"/>
+        </w:rPr>
+        <w:t xml:space="preserve"> </w:t>
       </w:r>
     </w:p>
     <w:p>
@@ -396,6 +434,7 @@
         <w:spacing w:before="120" w:after="120" w:line="360" w:lineRule="auto"/>
         <w:jc w:val="center"/>
       </w:pPr>
+      <w:proofErr w:type="spellStart"/>
       <w:r>
         <w:rPr>
           <w:rFonts w:ascii="Arial" w:hAnsi="Arial" w:cs="Arial"/>
@@ -406,6 +445,7 @@
         </w:rPr>
         <w:t>Yourself</w:t>
       </w:r>
+      <w:proofErr w:type="spellEnd"/>
     </w:p>
     <w:p>
       <w:pPr>
@@ -493,8 +533,9 @@
           <w:sz w:val="20"/>
           <w:szCs w:val="20"/>
         </w:rPr>
-        <w:t xml:space="preserve">à Escola SENAI “Prof. Dr. Euryclides de Jesus Zerbini” para obtenção do certificado de conclusão do Curso Técnico de </w:t>
-      </w:r>
+        <w:t xml:space="preserve">à Escola SENAI “Prof. Dr. </w:t>
+      </w:r>
+      <w:proofErr w:type="spellStart"/>
       <w:r>
         <w:rPr>
           <w:rFonts w:ascii="Arial" w:hAnsi="Arial" w:cs="Arial"/>
@@ -502,8 +543,9 @@
           <w:sz w:val="20"/>
           <w:szCs w:val="20"/>
         </w:rPr>
-        <w:t>Desenvolvimento de Sistemas</w:t>
-      </w:r>
+        <w:t>Euryclides</w:t>
+      </w:r>
+      <w:proofErr w:type="spellEnd"/>
       <w:r>
         <w:rPr>
           <w:rFonts w:ascii="Arial" w:hAnsi="Arial" w:cs="Arial"/>
@@ -511,45 +553,17 @@
           <w:sz w:val="20"/>
           <w:szCs w:val="20"/>
         </w:rPr>
-        <w:t>.</w:t>
-      </w:r>
-    </w:p>
-    <w:p>
-      <w:pPr>
-        <w:spacing w:line="360" w:lineRule="auto"/>
-        <w:ind w:left="2268"/>
-        <w:jc w:val="right"/>
-        <w:rPr>
-          <w:rFonts w:ascii="Arial" w:hAnsi="Arial" w:cs="Arial"/>
-          <w:sz w:val="20"/>
-          <w:szCs w:val="20"/>
-        </w:rPr>
-      </w:pPr>
-    </w:p>
-    <w:p>
-      <w:pPr>
-        <w:spacing w:line="360" w:lineRule="auto"/>
-        <w:ind w:left="2268"/>
-        <w:jc w:val="right"/>
-        <w:rPr>
-          <w:rFonts w:ascii="Arial" w:hAnsi="Arial" w:cs="Arial"/>
-          <w:sz w:val="20"/>
-          <w:szCs w:val="20"/>
-        </w:rPr>
-      </w:pPr>
-    </w:p>
-    <w:p>
-      <w:pPr>
-        <w:spacing w:line="360" w:lineRule="auto"/>
-        <w:ind w:left="2268"/>
-        <w:jc w:val="right"/>
+        <w:t xml:space="preserve"> de Jesus Zerbini” para obtenção do certificado de conclusão do Curso Técnico de </w:t>
+      </w:r>
+      <w:r>
         <w:rPr>
           <w:rFonts w:ascii="Arial" w:hAnsi="Arial" w:cs="Arial"/>
           <w:color w:val="000000" w:themeColor="text1"/>
           <w:sz w:val="20"/>
           <w:szCs w:val="20"/>
         </w:rPr>
-      </w:pPr>
+        <w:t>Desenvolvimento de Sistemas</w:t>
+      </w:r>
       <w:r>
         <w:rPr>
           <w:rFonts w:ascii="Arial" w:hAnsi="Arial" w:cs="Arial"/>
@@ -557,17 +571,45 @@
           <w:sz w:val="20"/>
           <w:szCs w:val="20"/>
         </w:rPr>
-        <w:t>Orientador</w:t>
-      </w:r>
-      <w:r>
+        <w:t>.</w:t>
+      </w:r>
+    </w:p>
+    <w:p>
+      <w:pPr>
+        <w:spacing w:line="360" w:lineRule="auto"/>
+        <w:ind w:left="2268"/>
+        <w:jc w:val="right"/>
+        <w:rPr>
+          <w:rFonts w:ascii="Arial" w:hAnsi="Arial" w:cs="Arial"/>
+          <w:sz w:val="20"/>
+          <w:szCs w:val="20"/>
+        </w:rPr>
+      </w:pPr>
+    </w:p>
+    <w:p>
+      <w:pPr>
+        <w:spacing w:line="360" w:lineRule="auto"/>
+        <w:ind w:left="2268"/>
+        <w:jc w:val="right"/>
+        <w:rPr>
+          <w:rFonts w:ascii="Arial" w:hAnsi="Arial" w:cs="Arial"/>
+          <w:sz w:val="20"/>
+          <w:szCs w:val="20"/>
+        </w:rPr>
+      </w:pPr>
+    </w:p>
+    <w:p>
+      <w:pPr>
+        <w:spacing w:line="360" w:lineRule="auto"/>
+        <w:ind w:left="2268"/>
+        <w:jc w:val="right"/>
         <w:rPr>
           <w:rFonts w:ascii="Arial" w:hAnsi="Arial" w:cs="Arial"/>
           <w:color w:val="000000" w:themeColor="text1"/>
           <w:sz w:val="20"/>
           <w:szCs w:val="20"/>
         </w:rPr>
-        <w:t>es</w:t>
-      </w:r>
+      </w:pPr>
       <w:r>
         <w:rPr>
           <w:rFonts w:ascii="Arial" w:hAnsi="Arial" w:cs="Arial"/>
@@ -575,7 +617,7 @@
           <w:sz w:val="20"/>
           <w:szCs w:val="20"/>
         </w:rPr>
-        <w:t>:</w:t>
+        <w:t>Orientador</w:t>
       </w:r>
       <w:r>
         <w:rPr>
@@ -584,7 +626,7 @@
           <w:sz w:val="20"/>
           <w:szCs w:val="20"/>
         </w:rPr>
-        <w:t xml:space="preserve"> Paulo Henrique Pansani e Renato </w:t>
+        <w:t>es</w:t>
       </w:r>
       <w:r>
         <w:rPr>
@@ -593,6 +635,44 @@
           <w:sz w:val="20"/>
           <w:szCs w:val="20"/>
         </w:rPr>
+        <w:t>:</w:t>
+      </w:r>
+      <w:r>
+        <w:rPr>
+          <w:rFonts w:ascii="Arial" w:hAnsi="Arial" w:cs="Arial"/>
+          <w:color w:val="000000" w:themeColor="text1"/>
+          <w:sz w:val="20"/>
+          <w:szCs w:val="20"/>
+        </w:rPr>
+        <w:t xml:space="preserve"> Paulo Henrique </w:t>
+      </w:r>
+      <w:proofErr w:type="spellStart"/>
+      <w:r>
+        <w:rPr>
+          <w:rFonts w:ascii="Arial" w:hAnsi="Arial" w:cs="Arial"/>
+          <w:color w:val="000000" w:themeColor="text1"/>
+          <w:sz w:val="20"/>
+          <w:szCs w:val="20"/>
+        </w:rPr>
+        <w:t>Pansani</w:t>
+      </w:r>
+      <w:proofErr w:type="spellEnd"/>
+      <w:r>
+        <w:rPr>
+          <w:rFonts w:ascii="Arial" w:hAnsi="Arial" w:cs="Arial"/>
+          <w:color w:val="000000" w:themeColor="text1"/>
+          <w:sz w:val="20"/>
+          <w:szCs w:val="20"/>
+        </w:rPr>
+        <w:t xml:space="preserve"> e Renato </w:t>
+      </w:r>
+      <w:r>
+        <w:rPr>
+          <w:rFonts w:ascii="Arial" w:hAnsi="Arial" w:cs="Arial"/>
+          <w:color w:val="000000" w:themeColor="text1"/>
+          <w:sz w:val="20"/>
+          <w:szCs w:val="20"/>
+        </w:rPr>
         <w:t>de Mattos Onofre</w:t>
       </w:r>
     </w:p>
@@ -645,7 +725,23 @@
           <w:sz w:val="28"/>
           <w:szCs w:val="24"/>
         </w:rPr>
-        <w:t>Campinas SP</w:t>
+        <w:t>Campinas</w:t>
+      </w:r>
+      <w:r>
+        <w:rPr>
+          <w:rFonts w:ascii="Arial" w:hAnsi="Arial" w:cs="Arial"/>
+          <w:sz w:val="28"/>
+          <w:szCs w:val="24"/>
+        </w:rPr>
+        <w:t>,</w:t>
+      </w:r>
+      <w:r>
+        <w:rPr>
+          <w:rFonts w:ascii="Arial" w:hAnsi="Arial" w:cs="Arial"/>
+          <w:sz w:val="28"/>
+          <w:szCs w:val="24"/>
+        </w:rPr>
+        <w:t xml:space="preserve"> SP</w:t>
       </w:r>
     </w:p>
     <w:p>
@@ -709,7 +805,25 @@
           <w:szCs w:val="28"/>
         </w:rPr>
         <w:lastRenderedPageBreak/>
-        <w:t xml:space="preserve">Ana Luiza Cardoso Podavi </w:t>
+        <w:t xml:space="preserve">Ana Luiza Cardoso </w:t>
+      </w:r>
+      <w:proofErr w:type="spellStart"/>
+      <w:r>
+        <w:rPr>
+          <w:rFonts w:ascii="Arial" w:hAnsi="Arial" w:cs="Arial"/>
+          <w:sz w:val="28"/>
+          <w:szCs w:val="28"/>
+        </w:rPr>
+        <w:t>Podavi</w:t>
+      </w:r>
+      <w:proofErr w:type="spellEnd"/>
+      <w:r>
+        <w:rPr>
+          <w:rFonts w:ascii="Arial" w:hAnsi="Arial" w:cs="Arial"/>
+          <w:sz w:val="28"/>
+          <w:szCs w:val="28"/>
+        </w:rPr>
+        <w:t xml:space="preserve"> </w:t>
       </w:r>
     </w:p>
     <w:p>
@@ -780,6 +894,7 @@
         <w:spacing w:before="120" w:after="120" w:line="360" w:lineRule="auto"/>
         <w:jc w:val="center"/>
       </w:pPr>
+      <w:proofErr w:type="spellStart"/>
       <w:r>
         <w:rPr>
           <w:rFonts w:ascii="Arial" w:hAnsi="Arial" w:cs="Arial"/>
@@ -790,19 +905,7 @@
         </w:rPr>
         <w:t>Yourself</w:t>
       </w:r>
-    </w:p>
-    <w:p>
-      <w:pPr>
-        <w:spacing w:before="120" w:after="120" w:line="360" w:lineRule="auto"/>
-        <w:jc w:val="center"/>
-        <w:rPr>
-          <w:rFonts w:ascii="Arial" w:hAnsi="Arial" w:cs="Arial"/>
-          <w:b/>
-          <w:bCs/>
-          <w:sz w:val="28"/>
-          <w:szCs w:val="28"/>
-        </w:rPr>
-      </w:pPr>
+      <w:proofErr w:type="spellEnd"/>
     </w:p>
     <w:p>
       <w:pPr>
@@ -812,15 +915,6 @@
           <w:rFonts w:ascii="Arial" w:hAnsi="Arial" w:cs="Arial"/>
         </w:rPr>
       </w:pPr>
-    </w:p>
-    <w:p>
-      <w:pPr>
-        <w:spacing w:line="360" w:lineRule="auto"/>
-        <w:jc w:val="both"/>
-        <w:rPr>
-          <w:rFonts w:ascii="Arial" w:hAnsi="Arial" w:cs="Arial"/>
-        </w:rPr>
-      </w:pPr>
       <w:r>
         <w:rPr>
           <w:rFonts w:ascii="Arial" w:hAnsi="Arial" w:cs="Arial"/>
@@ -837,16 +931,22 @@
         <w:rPr>
           <w:rFonts w:ascii="Arial" w:hAnsi="Arial" w:cs="Arial"/>
         </w:rPr>
-        <w:t>da Escola SENAI “Prof. Dr. Euryclides de Jesus Zerbini”.</w:t>
-      </w:r>
-    </w:p>
-    <w:p>
-      <w:pPr>
-        <w:spacing w:line="360" w:lineRule="auto"/>
-        <w:rPr>
-          <w:rFonts w:ascii="Arial" w:hAnsi="Arial" w:cs="Arial"/>
-        </w:rPr>
-      </w:pPr>
+        <w:t xml:space="preserve">da Escola SENAI “Prof. Dr. </w:t>
+      </w:r>
+      <w:proofErr w:type="spellStart"/>
+      <w:r>
+        <w:rPr>
+          <w:rFonts w:ascii="Arial" w:hAnsi="Arial" w:cs="Arial"/>
+        </w:rPr>
+        <w:t>Euryclides</w:t>
+      </w:r>
+      <w:proofErr w:type="spellEnd"/>
+      <w:r>
+        <w:rPr>
+          <w:rFonts w:ascii="Arial" w:hAnsi="Arial" w:cs="Arial"/>
+        </w:rPr>
+        <w:t xml:space="preserve"> de Jesus Zerbini”.</w:t>
+      </w:r>
     </w:p>
     <w:p>
       <w:pPr>
@@ -1061,7 +1161,6 @@
         <w:rPr>
           <w:rFonts w:ascii="Arial" w:hAnsi="Arial" w:cs="Arial"/>
         </w:rPr>
-        <w:lastRenderedPageBreak/>
         <w:tab/>
       </w:r>
       <w:r>
@@ -1083,26 +1182,28 @@
         <w:rPr>
           <w:rFonts w:ascii="Arial" w:hAnsi="Arial" w:cs="Arial"/>
         </w:rPr>
-        <w:t>Local e data</w:t>
-      </w:r>
-    </w:p>
-    <w:p>
-      <w:pPr>
-        <w:rPr>
-          <w:rFonts w:ascii="Arial" w:hAnsi="Arial" w:cs="Arial"/>
-          <w:b/>
-          <w:sz w:val="24"/>
-          <w:szCs w:val="24"/>
-        </w:rPr>
-      </w:pPr>
-      <w:r>
-        <w:rPr>
-          <w:rFonts w:ascii="Arial" w:hAnsi="Arial" w:cs="Arial"/>
-          <w:b/>
-          <w:sz w:val="24"/>
-          <w:szCs w:val="24"/>
-        </w:rPr>
-        <w:br w:type="page"/>
+        <w:t>Campinas, SP</w:t>
+      </w:r>
+      <w:r>
+        <w:rPr>
+          <w:rFonts w:ascii="Arial" w:hAnsi="Arial" w:cs="Arial"/>
+        </w:rPr>
+        <w:t xml:space="preserve"> </w:t>
+      </w:r>
+    </w:p>
+    <w:p>
+      <w:pPr>
+        <w:spacing w:line="360" w:lineRule="auto"/>
+        <w:jc w:val="center"/>
+        <w:rPr>
+          <w:rFonts w:ascii="Arial" w:hAnsi="Arial" w:cs="Arial"/>
+        </w:rPr>
+      </w:pPr>
+      <w:r>
+        <w:rPr>
+          <w:rFonts w:ascii="Arial" w:hAnsi="Arial" w:cs="Arial"/>
+        </w:rPr>
+        <w:t>2024</w:t>
       </w:r>
     </w:p>
     <w:p>
@@ -1809,7 +1910,6 @@
           <w:sz w:val="24"/>
           <w:szCs w:val="24"/>
         </w:rPr>
-        <w:lastRenderedPageBreak/>
         <w:t>SUMÁRIO</w:t>
       </w:r>
     </w:p>
@@ -1830,6 +1930,7 @@
           <w:docPartUnique/>
         </w:docPartObj>
       </w:sdtPr>
+      <w:sdtEndPr/>
       <w:sdtContent>
         <w:p>
           <w:pPr>
@@ -4633,6 +4734,7 @@
               <w:b/>
               <w:bCs/>
             </w:rPr>
+            <w:lastRenderedPageBreak/>
             <w:fldChar w:fldCharType="end"/>
           </w:r>
         </w:p>
@@ -4735,7 +4837,43 @@
           <w:sz w:val="24"/>
           <w:szCs w:val="24"/>
         </w:rPr>
-        <w:t xml:space="preserve">De acordo com Francesco Cirillo, criador do método Pomodoro, ressalta ser essencial que, mesmo que você não consiga terminar a tarefa em 25 minutos, tire o tempo de descanso — durante esse período, não faça nada que requeira muito esforço mental. Você pode comer ou beber um copo d'água, ou assistir à TV.    </w:t>
+        <w:t xml:space="preserve">De acordo com Francesco </w:t>
+      </w:r>
+      <w:proofErr w:type="spellStart"/>
+      <w:r>
+        <w:rPr>
+          <w:rFonts w:ascii="Arial" w:hAnsi="Arial" w:cs="Arial"/>
+          <w:sz w:val="24"/>
+          <w:szCs w:val="24"/>
+        </w:rPr>
+        <w:t>Cirillo</w:t>
+      </w:r>
+      <w:proofErr w:type="spellEnd"/>
+      <w:r>
+        <w:rPr>
+          <w:rFonts w:ascii="Arial" w:hAnsi="Arial" w:cs="Arial"/>
+          <w:sz w:val="24"/>
+          <w:szCs w:val="24"/>
+        </w:rPr>
+        <w:t xml:space="preserve">, criador do método </w:t>
+      </w:r>
+      <w:proofErr w:type="spellStart"/>
+      <w:r>
+        <w:rPr>
+          <w:rFonts w:ascii="Arial" w:hAnsi="Arial" w:cs="Arial"/>
+          <w:sz w:val="24"/>
+          <w:szCs w:val="24"/>
+        </w:rPr>
+        <w:t>Pomodoro</w:t>
+      </w:r>
+      <w:proofErr w:type="spellEnd"/>
+      <w:r>
+        <w:rPr>
+          <w:rFonts w:ascii="Arial" w:hAnsi="Arial" w:cs="Arial"/>
+          <w:sz w:val="24"/>
+          <w:szCs w:val="24"/>
+        </w:rPr>
+        <w:t xml:space="preserve">, ressalta ser essencial que, mesmo que você não consiga terminar a tarefa em 25 minutos, tire o tempo de descanso — durante esse período, não faça nada que requeira muito esforço mental. Você pode comer ou beber um copo d'água, ou assistir à TV.    </w:t>
       </w:r>
     </w:p>
     <w:p>
@@ -4763,7 +4901,25 @@
           <w:sz w:val="24"/>
           <w:szCs w:val="24"/>
         </w:rPr>
-        <w:t xml:space="preserve">A gamificação, que consiste na aplicação de elementos de jogos em contextos não lúdicos, emerge como uma promissora alternativa para tornar as atividades cotidianas mais engajadoras e motivacionais. Este trabalho tem como objetivo investigar a potencialidade da gamificação como ferramenta para auxiliar na organização das tarefas diárias, explorando o desenvolvimento e a avaliação de um sistema gamificado que incentive a criação de hábitos mais eficientes e produtivos. </w:t>
+        <w:t xml:space="preserve">A gamificação, que consiste na aplicação de elementos de jogos em contextos não lúdicos, emerge como uma promissora alternativa para tornar as atividades cotidianas mais engajadoras e motivacionais. Este trabalho tem como objetivo investigar a potencialidade da gamificação como ferramenta para auxiliar na organização das tarefas diárias, explorando o desenvolvimento e a avaliação de um sistema </w:t>
+      </w:r>
+      <w:proofErr w:type="spellStart"/>
+      <w:r>
+        <w:rPr>
+          <w:rFonts w:ascii="Arial" w:hAnsi="Arial" w:cs="Arial"/>
+          <w:sz w:val="24"/>
+          <w:szCs w:val="24"/>
+        </w:rPr>
+        <w:t>gamificado</w:t>
+      </w:r>
+      <w:proofErr w:type="spellEnd"/>
+      <w:r>
+        <w:rPr>
+          <w:rFonts w:ascii="Arial" w:hAnsi="Arial" w:cs="Arial"/>
+          <w:sz w:val="24"/>
+          <w:szCs w:val="24"/>
+        </w:rPr>
+        <w:t xml:space="preserve"> que incentive a criação de hábitos mais eficientes e produtivos. </w:t>
       </w:r>
     </w:p>
     <w:p>
@@ -4777,7 +4933,25 @@
           <w:sz w:val="24"/>
           <w:szCs w:val="24"/>
         </w:rPr>
-        <w:t xml:space="preserve">Portanto, a Yourself tem como foco solucionar as problemáticas apresentadas acima, integrando diversas funcionalidades necessárias e não exploradas por outros aplicativos de estudo. Dessa maneira, os estudantes poderão aprender mais facilmente. </w:t>
+        <w:t xml:space="preserve">Portanto, a </w:t>
+      </w:r>
+      <w:proofErr w:type="spellStart"/>
+      <w:r>
+        <w:rPr>
+          <w:rFonts w:ascii="Arial" w:hAnsi="Arial" w:cs="Arial"/>
+          <w:sz w:val="24"/>
+          <w:szCs w:val="24"/>
+        </w:rPr>
+        <w:t>Yourself</w:t>
+      </w:r>
+      <w:proofErr w:type="spellEnd"/>
+      <w:r>
+        <w:rPr>
+          <w:rFonts w:ascii="Arial" w:hAnsi="Arial" w:cs="Arial"/>
+          <w:sz w:val="24"/>
+          <w:szCs w:val="24"/>
+        </w:rPr>
+        <w:t xml:space="preserve"> tem como foco solucionar as problemáticas apresentadas acima, integrando diversas funcionalidades necessárias e não exploradas por outros aplicativos de estudo. Dessa maneira, os estudantes poderão aprender mais facilmente. </w:t>
       </w:r>
     </w:p>
     <w:p>
@@ -4791,7 +4965,43 @@
           <w:sz w:val="24"/>
           <w:szCs w:val="24"/>
         </w:rPr>
-        <w:t xml:space="preserve">A gestão eficaz do tempo e a otimização da produtividade são desafios cada vez mais presentes no cotidiano das pessoas. A técnica Pomodoro, por exemplo, popularizada por Francesco Cirillo, demonstra a importância de intervalos regulares para manter a concentração e evitar a fadiga mental. No entanto, a aplicação de técnicas como essa pode ser desafiadora, especialmente em um mundo repleto de distrações. </w:t>
+        <w:t xml:space="preserve">A gestão eficaz do tempo e a otimização da produtividade são desafios cada vez mais presentes no cotidiano das pessoas. A técnica </w:t>
+      </w:r>
+      <w:proofErr w:type="spellStart"/>
+      <w:r>
+        <w:rPr>
+          <w:rFonts w:ascii="Arial" w:hAnsi="Arial" w:cs="Arial"/>
+          <w:sz w:val="24"/>
+          <w:szCs w:val="24"/>
+        </w:rPr>
+        <w:t>Pomodoro</w:t>
+      </w:r>
+      <w:proofErr w:type="spellEnd"/>
+      <w:r>
+        <w:rPr>
+          <w:rFonts w:ascii="Arial" w:hAnsi="Arial" w:cs="Arial"/>
+          <w:sz w:val="24"/>
+          <w:szCs w:val="24"/>
+        </w:rPr>
+        <w:t xml:space="preserve">, por exemplo, popularizada por Francesco </w:t>
+      </w:r>
+      <w:proofErr w:type="spellStart"/>
+      <w:r>
+        <w:rPr>
+          <w:rFonts w:ascii="Arial" w:hAnsi="Arial" w:cs="Arial"/>
+          <w:sz w:val="24"/>
+          <w:szCs w:val="24"/>
+        </w:rPr>
+        <w:t>Cirillo</w:t>
+      </w:r>
+      <w:proofErr w:type="spellEnd"/>
+      <w:r>
+        <w:rPr>
+          <w:rFonts w:ascii="Arial" w:hAnsi="Arial" w:cs="Arial"/>
+          <w:sz w:val="24"/>
+          <w:szCs w:val="24"/>
+        </w:rPr>
+        <w:t xml:space="preserve">, demonstra a importância de intervalos regulares para manter a concentração e evitar a fadiga mental. No entanto, a aplicação de técnicas como essa pode ser desafiadora, especialmente em um mundo repleto de distrações. </w:t>
       </w:r>
     </w:p>
     <w:p>
@@ -4820,7 +5030,97 @@
           <w:szCs w:val="24"/>
         </w:rPr>
         <w:lastRenderedPageBreak/>
-        <w:t>Este trabalho tem como objetivo desenvolver e avaliar um sistema gamificado, denominado Yourself, que visa auxiliar os usuários a gerenciar suas tarefas diárias de forma mais eficiente. Diferentemente de outros aplicativos, o Yourself se destaca pela sua capacidade de se adaptar às necessidades individuais de cada usuário, oferecendo um plano de estudos personalizado e recursos interativos que tornam o processo de aprendizagem mais prazeroso. Ao integrar elementos da técnica Pomodoro com mecânicas de gamificação, o Yourself busca proporcionar uma experiência mais completa e personalizada, auxiliando os usuários a alcançar seus objetivos de forma mais consistente e satisfatória.</w:t>
+        <w:t xml:space="preserve">Este trabalho tem como objetivo desenvolver e avaliar um sistema </w:t>
+      </w:r>
+      <w:proofErr w:type="spellStart"/>
+      <w:r>
+        <w:rPr>
+          <w:rFonts w:ascii="Arial" w:hAnsi="Arial" w:cs="Arial"/>
+          <w:sz w:val="24"/>
+          <w:szCs w:val="24"/>
+        </w:rPr>
+        <w:t>gamificado</w:t>
+      </w:r>
+      <w:proofErr w:type="spellEnd"/>
+      <w:r>
+        <w:rPr>
+          <w:rFonts w:ascii="Arial" w:hAnsi="Arial" w:cs="Arial"/>
+          <w:sz w:val="24"/>
+          <w:szCs w:val="24"/>
+        </w:rPr>
+        <w:t xml:space="preserve">, denominado </w:t>
+      </w:r>
+      <w:proofErr w:type="spellStart"/>
+      <w:r>
+        <w:rPr>
+          <w:rFonts w:ascii="Arial" w:hAnsi="Arial" w:cs="Arial"/>
+          <w:sz w:val="24"/>
+          <w:szCs w:val="24"/>
+        </w:rPr>
+        <w:t>Yourself</w:t>
+      </w:r>
+      <w:proofErr w:type="spellEnd"/>
+      <w:r>
+        <w:rPr>
+          <w:rFonts w:ascii="Arial" w:hAnsi="Arial" w:cs="Arial"/>
+          <w:sz w:val="24"/>
+          <w:szCs w:val="24"/>
+        </w:rPr>
+        <w:t xml:space="preserve">, que visa auxiliar os usuários a gerenciar suas tarefas diárias de forma mais eficiente. Diferentemente de outros aplicativos, o </w:t>
+      </w:r>
+      <w:proofErr w:type="spellStart"/>
+      <w:r>
+        <w:rPr>
+          <w:rFonts w:ascii="Arial" w:hAnsi="Arial" w:cs="Arial"/>
+          <w:sz w:val="24"/>
+          <w:szCs w:val="24"/>
+        </w:rPr>
+        <w:t>Yourself</w:t>
+      </w:r>
+      <w:proofErr w:type="spellEnd"/>
+      <w:r>
+        <w:rPr>
+          <w:rFonts w:ascii="Arial" w:hAnsi="Arial" w:cs="Arial"/>
+          <w:sz w:val="24"/>
+          <w:szCs w:val="24"/>
+        </w:rPr>
+        <w:t xml:space="preserve"> se destaca pela sua capacidade de se adaptar às necessidades individuais de cada usuário, oferecendo um plano de estudos personalizado e recursos interativos que tornam o processo de aprendizagem mais prazeroso. Ao integrar elementos da técnica </w:t>
+      </w:r>
+      <w:proofErr w:type="spellStart"/>
+      <w:r>
+        <w:rPr>
+          <w:rFonts w:ascii="Arial" w:hAnsi="Arial" w:cs="Arial"/>
+          <w:sz w:val="24"/>
+          <w:szCs w:val="24"/>
+        </w:rPr>
+        <w:t>Pomodoro</w:t>
+      </w:r>
+      <w:proofErr w:type="spellEnd"/>
+      <w:r>
+        <w:rPr>
+          <w:rFonts w:ascii="Arial" w:hAnsi="Arial" w:cs="Arial"/>
+          <w:sz w:val="24"/>
+          <w:szCs w:val="24"/>
+        </w:rPr>
+        <w:t xml:space="preserve"> com mecânicas de gamificação, o </w:t>
+      </w:r>
+      <w:proofErr w:type="spellStart"/>
+      <w:r>
+        <w:rPr>
+          <w:rFonts w:ascii="Arial" w:hAnsi="Arial" w:cs="Arial"/>
+          <w:sz w:val="24"/>
+          <w:szCs w:val="24"/>
+        </w:rPr>
+        <w:t>Yourself</w:t>
+      </w:r>
+      <w:proofErr w:type="spellEnd"/>
+      <w:r>
+        <w:rPr>
+          <w:rFonts w:ascii="Arial" w:hAnsi="Arial" w:cs="Arial"/>
+          <w:sz w:val="24"/>
+          <w:szCs w:val="24"/>
+        </w:rPr>
+        <w:t xml:space="preserve"> busca proporcionar uma experiência mais completa e personalizada, auxiliando os usuários a alcançar seus objetivos de forma mais consistente e satisfatória.</w:t>
       </w:r>
     </w:p>
     <w:p>
@@ -4908,7 +5208,25 @@
           <w:sz w:val="24"/>
           <w:szCs w:val="24"/>
         </w:rPr>
-        <w:t xml:space="preserve">O crescente desafio enfrentado por estudantes de diversas idades em manter a concentração e a produtividade durante os estudos têm sido amplamente reconhecidos. Com a expansão da educação digital e a multiplicidade de distrações oferecidas pela tecnologia, torna-se cada vez mais difícil para os alunos gerenciarem seu tempo de forma eficaz. Neste contexto, o método Pomodoro surge como uma técnica amplamente reconhecida e eficaz para melhorar a concentração e a eficiência nos estudos, ao dividir o tempo de estudo em intervalos curtos e controlados, seguidos de breves pausas. </w:t>
+        <w:t xml:space="preserve">O crescente desafio enfrentado por estudantes de diversas idades em manter a concentração e a produtividade durante os estudos têm sido amplamente reconhecidos. Com a expansão da educação digital e a multiplicidade de distrações oferecidas pela tecnologia, torna-se cada vez mais difícil para os alunos gerenciarem seu tempo de forma eficaz. Neste contexto, o método </w:t>
+      </w:r>
+      <w:proofErr w:type="spellStart"/>
+      <w:r>
+        <w:rPr>
+          <w:rFonts w:ascii="Arial" w:hAnsi="Arial" w:cs="Arial"/>
+          <w:sz w:val="24"/>
+          <w:szCs w:val="24"/>
+        </w:rPr>
+        <w:t>Pomodoro</w:t>
+      </w:r>
+      <w:proofErr w:type="spellEnd"/>
+      <w:r>
+        <w:rPr>
+          <w:rFonts w:ascii="Arial" w:hAnsi="Arial" w:cs="Arial"/>
+          <w:sz w:val="24"/>
+          <w:szCs w:val="24"/>
+        </w:rPr>
+        <w:t xml:space="preserve"> surge como uma técnica amplamente reconhecida e eficaz para melhorar a concentração e a eficiência nos estudos, ao dividir o tempo de estudo em intervalos curtos e controlados, seguidos de breves pausas. </w:t>
       </w:r>
     </w:p>
     <w:p>
@@ -4922,7 +5240,43 @@
           <w:sz w:val="24"/>
           <w:szCs w:val="24"/>
         </w:rPr>
-        <w:t xml:space="preserve">O aplicativo "Yourself" se propõe a incorporar essa técnica dentro de uma plataforma acessível e intuitiva, oferecendo suporte aos alunos que buscam maximizar seu rendimento acadêmico. Ao adotar o método Pomodoro, o aplicativo visa auxiliar os usuários a desenvolverem melhores hábitos de estudo, reduzir a procrastinação e, consequentemente, melhorar o desempenho escolar. </w:t>
+        <w:t>O aplicativo "</w:t>
+      </w:r>
+      <w:proofErr w:type="spellStart"/>
+      <w:r>
+        <w:rPr>
+          <w:rFonts w:ascii="Arial" w:hAnsi="Arial" w:cs="Arial"/>
+          <w:sz w:val="24"/>
+          <w:szCs w:val="24"/>
+        </w:rPr>
+        <w:t>Yourself</w:t>
+      </w:r>
+      <w:proofErr w:type="spellEnd"/>
+      <w:r>
+        <w:rPr>
+          <w:rFonts w:ascii="Arial" w:hAnsi="Arial" w:cs="Arial"/>
+          <w:sz w:val="24"/>
+          <w:szCs w:val="24"/>
+        </w:rPr>
+        <w:t xml:space="preserve">" se propõe a incorporar essa técnica dentro de uma plataforma acessível e intuitiva, oferecendo suporte aos alunos que buscam maximizar seu rendimento acadêmico. Ao adotar o método </w:t>
+      </w:r>
+      <w:proofErr w:type="spellStart"/>
+      <w:r>
+        <w:rPr>
+          <w:rFonts w:ascii="Arial" w:hAnsi="Arial" w:cs="Arial"/>
+          <w:sz w:val="24"/>
+          <w:szCs w:val="24"/>
+        </w:rPr>
+        <w:t>Pomodoro</w:t>
+      </w:r>
+      <w:proofErr w:type="spellEnd"/>
+      <w:r>
+        <w:rPr>
+          <w:rFonts w:ascii="Arial" w:hAnsi="Arial" w:cs="Arial"/>
+          <w:sz w:val="24"/>
+          <w:szCs w:val="24"/>
+        </w:rPr>
+        <w:t xml:space="preserve">, o aplicativo visa auxiliar os usuários a desenvolverem melhores hábitos de estudo, reduzir a procrastinação e, consequentemente, melhorar o desempenho escolar. </w:t>
       </w:r>
     </w:p>
     <w:p>
@@ -4936,7 +5290,25 @@
           <w:sz w:val="24"/>
           <w:szCs w:val="24"/>
         </w:rPr>
-        <w:t xml:space="preserve">Além disso, o "Yourself" visa criar uma comunidade de apoio, onde os alunos podem compartilhar suas rotinas, dicas e progressos, promovendo um senso de pertencimento e motivação entre os usuários. Essa comunidade pode servir como uma rede de suporte mútua, onde os estudantes se incentivam e aprendem uns com os outros, tornando o processo de aprendizado mais colaborativo. </w:t>
+        <w:t>Além disso, o "</w:t>
+      </w:r>
+      <w:proofErr w:type="spellStart"/>
+      <w:r>
+        <w:rPr>
+          <w:rFonts w:ascii="Arial" w:hAnsi="Arial" w:cs="Arial"/>
+          <w:sz w:val="24"/>
+          <w:szCs w:val="24"/>
+        </w:rPr>
+        <w:t>Yourself</w:t>
+      </w:r>
+      <w:proofErr w:type="spellEnd"/>
+      <w:r>
+        <w:rPr>
+          <w:rFonts w:ascii="Arial" w:hAnsi="Arial" w:cs="Arial"/>
+          <w:sz w:val="24"/>
+          <w:szCs w:val="24"/>
+        </w:rPr>
+        <w:t xml:space="preserve">" visa criar uma comunidade de apoio, onde os alunos podem compartilhar suas rotinas, dicas e progressos, promovendo um senso de pertencimento e motivação entre os usuários. Essa comunidade pode servir como uma rede de suporte mútua, onde os estudantes se incentivam e aprendem uns com os outros, tornando o processo de aprendizado mais colaborativo. </w:t>
       </w:r>
     </w:p>
     <w:p>
@@ -5100,7 +5472,43 @@
           <w:sz w:val="24"/>
           <w:szCs w:val="24"/>
         </w:rPr>
-        <w:t>Criar o projeto o Yourself e desenvolvê-lo com o objetivo de auxiliar as pessoas a se concentrarem nos seus estudos, utilizando a técnica Pomodoro, permitindo que elas tenham mais objetividade e foco na hora de estudar, com a opção de criar uma tarefa e escolher o tempo em que irá realizá-la e o tempo de descanso.</w:t>
+        <w:t xml:space="preserve">Criar o projeto o </w:t>
+      </w:r>
+      <w:proofErr w:type="spellStart"/>
+      <w:r>
+        <w:rPr>
+          <w:rFonts w:ascii="Arial" w:hAnsi="Arial" w:cs="Arial"/>
+          <w:sz w:val="24"/>
+          <w:szCs w:val="24"/>
+        </w:rPr>
+        <w:t>Yourself</w:t>
+      </w:r>
+      <w:proofErr w:type="spellEnd"/>
+      <w:r>
+        <w:rPr>
+          <w:rFonts w:ascii="Arial" w:hAnsi="Arial" w:cs="Arial"/>
+          <w:sz w:val="24"/>
+          <w:szCs w:val="24"/>
+        </w:rPr>
+        <w:t xml:space="preserve"> e desenvolvê-lo com o objetivo de auxiliar as pessoas a se concentrarem nos seus estudos, utilizando a técnica </w:t>
+      </w:r>
+      <w:proofErr w:type="spellStart"/>
+      <w:r>
+        <w:rPr>
+          <w:rFonts w:ascii="Arial" w:hAnsi="Arial" w:cs="Arial"/>
+          <w:sz w:val="24"/>
+          <w:szCs w:val="24"/>
+        </w:rPr>
+        <w:t>Pomodoro</w:t>
+      </w:r>
+      <w:proofErr w:type="spellEnd"/>
+      <w:r>
+        <w:rPr>
+          <w:rFonts w:ascii="Arial" w:hAnsi="Arial" w:cs="Arial"/>
+          <w:sz w:val="24"/>
+          <w:szCs w:val="24"/>
+        </w:rPr>
+        <w:t>, permitindo que elas tenham mais objetividade e foco na hora de estudar, com a opção de criar uma tarefa e escolher o tempo em que irá realizá-la e o tempo de descanso.</w:t>
       </w:r>
     </w:p>
     <w:p>
@@ -5176,7 +5584,43 @@
           <w:sz w:val="24"/>
           <w:szCs w:val="24"/>
         </w:rPr>
-        <w:t>Criar uma aplicação mobile utilizando React Native;</w:t>
+        <w:t xml:space="preserve">Criar uma aplicação mobile utilizando </w:t>
+      </w:r>
+      <w:proofErr w:type="spellStart"/>
+      <w:r>
+        <w:rPr>
+          <w:rFonts w:ascii="Arial" w:hAnsi="Arial" w:cs="Arial"/>
+          <w:sz w:val="24"/>
+          <w:szCs w:val="24"/>
+        </w:rPr>
+        <w:t>React</w:t>
+      </w:r>
+      <w:proofErr w:type="spellEnd"/>
+      <w:r>
+        <w:rPr>
+          <w:rFonts w:ascii="Arial" w:hAnsi="Arial" w:cs="Arial"/>
+          <w:sz w:val="24"/>
+          <w:szCs w:val="24"/>
+        </w:rPr>
+        <w:t xml:space="preserve"> </w:t>
+      </w:r>
+      <w:proofErr w:type="spellStart"/>
+      <w:r>
+        <w:rPr>
+          <w:rFonts w:ascii="Arial" w:hAnsi="Arial" w:cs="Arial"/>
+          <w:sz w:val="24"/>
+          <w:szCs w:val="24"/>
+        </w:rPr>
+        <w:t>Native</w:t>
+      </w:r>
+      <w:proofErr w:type="spellEnd"/>
+      <w:r>
+        <w:rPr>
+          <w:rFonts w:ascii="Arial" w:hAnsi="Arial" w:cs="Arial"/>
+          <w:sz w:val="24"/>
+          <w:szCs w:val="24"/>
+        </w:rPr>
+        <w:t>;</w:t>
       </w:r>
     </w:p>
     <w:p>
@@ -5276,7 +5720,16 @@
           <w:sz w:val="24"/>
           <w:szCs w:val="24"/>
         </w:rPr>
-        <w:t>Criar o sistema de armazenamento da aplicação utilizando o banco de dados não relacional Fire</w:t>
+        <w:t xml:space="preserve">Criar o sistema de armazenamento da aplicação utilizando o banco de dados não relacional </w:t>
+      </w:r>
+      <w:proofErr w:type="spellStart"/>
+      <w:r>
+        <w:rPr>
+          <w:rFonts w:ascii="Arial" w:hAnsi="Arial" w:cs="Arial"/>
+          <w:sz w:val="24"/>
+          <w:szCs w:val="24"/>
+        </w:rPr>
+        <w:t>Fire</w:t>
       </w:r>
       <w:r>
         <w:rPr>
@@ -5292,7 +5745,16 @@
           <w:sz w:val="24"/>
           <w:szCs w:val="24"/>
         </w:rPr>
-        <w:t>ase;</w:t>
+        <w:t>ase</w:t>
+      </w:r>
+      <w:proofErr w:type="spellEnd"/>
+      <w:r>
+        <w:rPr>
+          <w:rFonts w:ascii="Arial" w:hAnsi="Arial" w:cs="Arial"/>
+          <w:sz w:val="24"/>
+          <w:szCs w:val="24"/>
+        </w:rPr>
+        <w:t>;</w:t>
       </w:r>
     </w:p>
     <w:p>
@@ -5447,7 +5909,25 @@
           <w:sz w:val="24"/>
           <w:szCs w:val="24"/>
         </w:rPr>
-        <w:t xml:space="preserve"> O usuário deve poder se cadastrar, informando email, nome, nome de usuário e senha.</w:t>
+        <w:t xml:space="preserve"> O usuário deve poder se cadastrar, informando </w:t>
+      </w:r>
+      <w:proofErr w:type="spellStart"/>
+      <w:r>
+        <w:rPr>
+          <w:rFonts w:ascii="Arial" w:hAnsi="Arial" w:cs="Arial"/>
+          <w:sz w:val="24"/>
+          <w:szCs w:val="24"/>
+        </w:rPr>
+        <w:t>email</w:t>
+      </w:r>
+      <w:proofErr w:type="spellEnd"/>
+      <w:r>
+        <w:rPr>
+          <w:rFonts w:ascii="Arial" w:hAnsi="Arial" w:cs="Arial"/>
+          <w:sz w:val="24"/>
+          <w:szCs w:val="24"/>
+        </w:rPr>
+        <w:t>, nome, nome de usuário e senha.</w:t>
       </w:r>
     </w:p>
     <w:p>
@@ -5493,7 +5973,25 @@
           <w:sz w:val="24"/>
           <w:szCs w:val="24"/>
         </w:rPr>
-        <w:t xml:space="preserve"> O usuário deve poder entrar na plataforma com seu email e senha cadastrados anteriormente.</w:t>
+        <w:t xml:space="preserve"> O usuário deve poder entrar na plataforma com seu </w:t>
+      </w:r>
+      <w:proofErr w:type="spellStart"/>
+      <w:r>
+        <w:rPr>
+          <w:rFonts w:ascii="Arial" w:hAnsi="Arial" w:cs="Arial"/>
+          <w:sz w:val="24"/>
+          <w:szCs w:val="24"/>
+        </w:rPr>
+        <w:t>email</w:t>
+      </w:r>
+      <w:proofErr w:type="spellEnd"/>
+      <w:r>
+        <w:rPr>
+          <w:rFonts w:ascii="Arial" w:hAnsi="Arial" w:cs="Arial"/>
+          <w:sz w:val="24"/>
+          <w:szCs w:val="24"/>
+        </w:rPr>
+        <w:t xml:space="preserve"> e senha cadastrados anteriormente.</w:t>
       </w:r>
     </w:p>
     <w:p>
@@ -5692,7 +6190,25 @@
           <w:sz w:val="24"/>
           <w:szCs w:val="24"/>
         </w:rPr>
-        <w:t xml:space="preserve"> O usuário deve poder pausar e despausar o temporizador acoplado à atividade.</w:t>
+        <w:t xml:space="preserve"> O usuário deve poder pausar e </w:t>
+      </w:r>
+      <w:proofErr w:type="spellStart"/>
+      <w:r>
+        <w:rPr>
+          <w:rFonts w:ascii="Arial" w:hAnsi="Arial" w:cs="Arial"/>
+          <w:sz w:val="24"/>
+          <w:szCs w:val="24"/>
+        </w:rPr>
+        <w:t>despausar</w:t>
+      </w:r>
+      <w:proofErr w:type="spellEnd"/>
+      <w:r>
+        <w:rPr>
+          <w:rFonts w:ascii="Arial" w:hAnsi="Arial" w:cs="Arial"/>
+          <w:sz w:val="24"/>
+          <w:szCs w:val="24"/>
+        </w:rPr>
+        <w:t xml:space="preserve"> o temporizador acoplado à atividade.</w:t>
       </w:r>
     </w:p>
     <w:p>
@@ -6342,7 +6858,61 @@
           <w:sz w:val="24"/>
           <w:szCs w:val="24"/>
         </w:rPr>
-        <w:t>PRE03 - O desenvolvimento do aplicativo será realizado utilizando React Native, Firebase como banco de dados e Node.js para a criação da API.</w:t>
+        <w:t xml:space="preserve">PRE03 - O desenvolvimento do aplicativo será realizado utilizando </w:t>
+      </w:r>
+      <w:proofErr w:type="spellStart"/>
+      <w:r>
+        <w:rPr>
+          <w:rFonts w:ascii="Arial" w:eastAsia="Arial" w:hAnsi="Arial" w:cs="Arial"/>
+          <w:sz w:val="24"/>
+          <w:szCs w:val="24"/>
+        </w:rPr>
+        <w:t>React</w:t>
+      </w:r>
+      <w:proofErr w:type="spellEnd"/>
+      <w:r>
+        <w:rPr>
+          <w:rFonts w:ascii="Arial" w:eastAsia="Arial" w:hAnsi="Arial" w:cs="Arial"/>
+          <w:sz w:val="24"/>
+          <w:szCs w:val="24"/>
+        </w:rPr>
+        <w:t xml:space="preserve"> </w:t>
+      </w:r>
+      <w:proofErr w:type="spellStart"/>
+      <w:r>
+        <w:rPr>
+          <w:rFonts w:ascii="Arial" w:eastAsia="Arial" w:hAnsi="Arial" w:cs="Arial"/>
+          <w:sz w:val="24"/>
+          <w:szCs w:val="24"/>
+        </w:rPr>
+        <w:t>Native</w:t>
+      </w:r>
+      <w:proofErr w:type="spellEnd"/>
+      <w:r>
+        <w:rPr>
+          <w:rFonts w:ascii="Arial" w:eastAsia="Arial" w:hAnsi="Arial" w:cs="Arial"/>
+          <w:sz w:val="24"/>
+          <w:szCs w:val="24"/>
+        </w:rPr>
+        <w:t xml:space="preserve">, </w:t>
+      </w:r>
+      <w:proofErr w:type="spellStart"/>
+      <w:r>
+        <w:rPr>
+          <w:rFonts w:ascii="Arial" w:eastAsia="Arial" w:hAnsi="Arial" w:cs="Arial"/>
+          <w:sz w:val="24"/>
+          <w:szCs w:val="24"/>
+        </w:rPr>
+        <w:t>Firebase</w:t>
+      </w:r>
+      <w:proofErr w:type="spellEnd"/>
+      <w:r>
+        <w:rPr>
+          <w:rFonts w:ascii="Arial" w:eastAsia="Arial" w:hAnsi="Arial" w:cs="Arial"/>
+          <w:sz w:val="24"/>
+          <w:szCs w:val="24"/>
+        </w:rPr>
+        <w:t xml:space="preserve"> como banco de dados e Node.js para a criação da API.</w:t>
       </w:r>
     </w:p>
     <w:p>
@@ -6356,7 +6926,25 @@
           <w:sz w:val="24"/>
           <w:szCs w:val="24"/>
         </w:rPr>
-        <w:t>PRE04 - O método Pomodoro será uma das principais técnicas implementadas para auxiliar os usuários a manterem o foco durante os estudos.</w:t>
+        <w:t xml:space="preserve">PRE04 - O método </w:t>
+      </w:r>
+      <w:proofErr w:type="spellStart"/>
+      <w:r>
+        <w:rPr>
+          <w:rFonts w:ascii="Arial" w:eastAsia="Arial" w:hAnsi="Arial" w:cs="Arial"/>
+          <w:sz w:val="24"/>
+          <w:szCs w:val="24"/>
+        </w:rPr>
+        <w:t>Pomodoro</w:t>
+      </w:r>
+      <w:proofErr w:type="spellEnd"/>
+      <w:r>
+        <w:rPr>
+          <w:rFonts w:ascii="Arial" w:eastAsia="Arial" w:hAnsi="Arial" w:cs="Arial"/>
+          <w:sz w:val="24"/>
+          <w:szCs w:val="24"/>
+        </w:rPr>
+        <w:t xml:space="preserve"> será uma das principais técnicas implementadas para auxiliar os usuários a manterem o foco durante os estudos.</w:t>
       </w:r>
     </w:p>
     <w:p>
@@ -6416,6 +7004,8 @@
         </w:rPr>
         <w:br w:type="page"/>
       </w:r>
+      <w:bookmarkStart w:id="8" w:name="_GoBack"/>
+      <w:bookmarkEnd w:id="8"/>
     </w:p>
     <w:p>
       <w:pPr>
@@ -6434,7 +7024,7 @@
           <w:lang w:val="en-US"/>
         </w:rPr>
       </w:pPr>
-      <w:bookmarkStart w:id="8" w:name="_Toc14160048"/>
+      <w:bookmarkStart w:id="9" w:name="_Toc14160048"/>
       <w:r>
         <w:rPr>
           <w:rFonts w:ascii="Arial" w:hAnsi="Arial" w:cs="Arial"/>
@@ -6446,7 +7036,7 @@
         <w:lastRenderedPageBreak/>
         <w:t>RESTRIÇÕES</w:t>
       </w:r>
-      <w:bookmarkEnd w:id="8"/>
+      <w:bookmarkEnd w:id="9"/>
     </w:p>
     <w:p>
       <w:pPr>
@@ -6502,7 +7092,25 @@
           <w:sz w:val="24"/>
           <w:szCs w:val="24"/>
         </w:rPr>
-        <w:t>RES03 - O aplicativo será desenvolvido para dispositivos android.</w:t>
+        <w:t xml:space="preserve">RES03 - O aplicativo será desenvolvido para dispositivos </w:t>
+      </w:r>
+      <w:proofErr w:type="spellStart"/>
+      <w:r>
+        <w:rPr>
+          <w:rFonts w:ascii="Arial" w:hAnsi="Arial" w:cs="Arial"/>
+          <w:sz w:val="24"/>
+          <w:szCs w:val="24"/>
+        </w:rPr>
+        <w:t>android</w:t>
+      </w:r>
+      <w:proofErr w:type="spellEnd"/>
+      <w:r>
+        <w:rPr>
+          <w:rFonts w:ascii="Arial" w:hAnsi="Arial" w:cs="Arial"/>
+          <w:sz w:val="24"/>
+          <w:szCs w:val="24"/>
+        </w:rPr>
+        <w:t>.</w:t>
       </w:r>
     </w:p>
     <w:p>
@@ -6594,7 +7202,25 @@
           <w:sz w:val="24"/>
           <w:szCs w:val="24"/>
         </w:rPr>
-        <w:t>Software do aplicativo: android 7.0 ou superior;</w:t>
+        <w:t xml:space="preserve">Software do aplicativo: </w:t>
+      </w:r>
+      <w:proofErr w:type="spellStart"/>
+      <w:r>
+        <w:rPr>
+          <w:rFonts w:ascii="Arial" w:eastAsia="Arial" w:hAnsi="Arial" w:cs="Arial"/>
+          <w:sz w:val="24"/>
+          <w:szCs w:val="24"/>
+        </w:rPr>
+        <w:t>android</w:t>
+      </w:r>
+      <w:proofErr w:type="spellEnd"/>
+      <w:r>
+        <w:rPr>
+          <w:rFonts w:ascii="Arial" w:eastAsia="Arial" w:hAnsi="Arial" w:cs="Arial"/>
+          <w:sz w:val="24"/>
+          <w:szCs w:val="24"/>
+        </w:rPr>
+        <w:t xml:space="preserve"> 7.0 ou superior;</w:t>
       </w:r>
     </w:p>
     <w:p>
@@ -6701,7 +7327,7 @@
           <w:szCs w:val="24"/>
         </w:rPr>
       </w:pPr>
-      <w:bookmarkStart w:id="9" w:name="_Toc14160049"/>
+      <w:bookmarkStart w:id="10" w:name="_Toc14160049"/>
       <w:r>
         <w:rPr>
           <w:rFonts w:ascii="Arial" w:hAnsi="Arial" w:cs="Arial"/>
@@ -6712,22 +7338,21 @@
         <w:lastRenderedPageBreak/>
         <w:t>ANÁLISE DE RISCOS DE UM PROJETO</w:t>
       </w:r>
-      <w:bookmarkEnd w:id="9"/>
-    </w:p>
-    <w:p>
-      <w:pPr>
-        <w:spacing w:line="360" w:lineRule="auto"/>
-        <w:jc w:val="both"/>
+      <w:bookmarkEnd w:id="10"/>
+    </w:p>
+    <w:p>
+      <w:pPr>
+        <w:spacing w:before="240" w:after="240" w:line="360" w:lineRule="auto"/>
       </w:pPr>
       <w:r>
         <w:rPr>
           <w:noProof/>
         </w:rPr>
         <w:drawing>
-          <wp:inline distT="0" distB="0" distL="0" distR="0" wp14:anchorId="189D09C5" wp14:editId="2D1CD989">
-            <wp:extent cx="5506220" cy="1600424"/>
+          <wp:inline distT="0" distB="0" distL="0" distR="0" wp14:anchorId="32376B0A" wp14:editId="556587EB">
+            <wp:extent cx="5487164" cy="1562318"/>
             <wp:effectExtent l="0" t="0" r="0" b="0"/>
-            <wp:docPr id="375123069" name="Imagem 375123069"/>
+            <wp:docPr id="823470669" name="Imagem 823470669"/>
             <wp:cNvGraphicFramePr>
               <a:graphicFrameLocks xmlns:a="http://schemas.openxmlformats.org/drawingml/2006/main" noChangeAspect="1"/>
             </wp:cNvGraphicFramePr>
@@ -6753,7 +7378,7 @@
                   <pic:spPr>
                     <a:xfrm>
                       <a:off x="0" y="0"/>
-                      <a:ext cx="5506220" cy="1600424"/>
+                      <a:ext cx="5487164" cy="1562318"/>
                     </a:xfrm>
                     <a:prstGeom prst="rect">
                       <a:avLst/>
@@ -6768,9 +7393,29 @@
     </w:p>
     <w:p>
       <w:pPr>
-        <w:spacing w:line="360" w:lineRule="auto"/>
-        <w:jc w:val="both"/>
-      </w:pPr>
+        <w:spacing w:before="240" w:after="240" w:line="360" w:lineRule="auto"/>
+      </w:pPr>
+    </w:p>
+    <w:p>
+      <w:pPr>
+        <w:pStyle w:val="Ttulo1"/>
+        <w:spacing w:before="120" w:after="120" w:line="360" w:lineRule="auto"/>
+        <w:rPr>
+          <w:rFonts w:ascii="Arial" w:hAnsi="Arial" w:cs="Arial"/>
+          <w:color w:val="auto"/>
+          <w:sz w:val="24"/>
+          <w:szCs w:val="24"/>
+        </w:rPr>
+      </w:pPr>
+      <w:r>
+        <w:rPr>
+          <w:rFonts w:ascii="Arial" w:hAnsi="Arial" w:cs="Arial"/>
+          <w:color w:val="auto"/>
+          <w:sz w:val="24"/>
+          <w:szCs w:val="24"/>
+        </w:rPr>
+        <w:t xml:space="preserve"> </w:t>
+      </w:r>
     </w:p>
     <w:p>
       <w:pPr>
@@ -6788,7 +7433,6 @@
           <w:szCs w:val="24"/>
         </w:rPr>
       </w:pPr>
-      <w:bookmarkStart w:id="10" w:name="_Toc14160050"/>
       <w:r>
         <w:rPr>
           <w:rFonts w:ascii="Arial" w:hAnsi="Arial" w:cs="Arial"/>
@@ -6796,23 +7440,26 @@
           <w:sz w:val="24"/>
           <w:szCs w:val="24"/>
         </w:rPr>
-        <w:t>Ordenação</w:t>
-      </w:r>
-      <w:bookmarkEnd w:id="10"/>
-    </w:p>
-    <w:p>
-      <w:pPr>
-        <w:spacing w:before="240" w:after="240" w:line="360" w:lineRule="auto"/>
+        <w:t>Nível e Planos de Ação para os Riscos</w:t>
+      </w:r>
+    </w:p>
+    <w:p>
+      <w:pPr>
+        <w:spacing w:line="360" w:lineRule="auto"/>
+        <w:jc w:val="both"/>
+        <w:rPr>
+          <w:u w:val="single"/>
+        </w:rPr>
       </w:pPr>
       <w:r>
         <w:rPr>
           <w:noProof/>
         </w:rPr>
         <w:drawing>
-          <wp:inline distT="0" distB="0" distL="0" distR="0" wp14:anchorId="32376B0A" wp14:editId="556587EB">
-            <wp:extent cx="5487164" cy="1562318"/>
+          <wp:inline distT="0" distB="0" distL="0" distR="0" wp14:anchorId="122A5FDE" wp14:editId="7B139CFD">
+            <wp:extent cx="1286054" cy="1419423"/>
             <wp:effectExtent l="0" t="0" r="0" b="0"/>
-            <wp:docPr id="823470669" name="Imagem 823470669"/>
+            <wp:docPr id="1446372435" name="Imagem 1446372435"/>
             <wp:cNvGraphicFramePr>
               <a:graphicFrameLocks xmlns:a="http://schemas.openxmlformats.org/drawingml/2006/main" noChangeAspect="1"/>
             </wp:cNvGraphicFramePr>
@@ -6838,7 +7485,7 @@
                   <pic:spPr>
                     <a:xfrm>
                       <a:off x="0" y="0"/>
-                      <a:ext cx="5487164" cy="1562318"/>
+                      <a:ext cx="1286054" cy="1419423"/>
                     </a:xfrm>
                     <a:prstGeom prst="rect">
                       <a:avLst/>
@@ -6850,73 +7497,15 @@
           </wp:inline>
         </w:drawing>
       </w:r>
-    </w:p>
-    <w:p>
-      <w:pPr>
-        <w:spacing w:before="240" w:after="240" w:line="360" w:lineRule="auto"/>
-      </w:pPr>
-    </w:p>
-    <w:p>
-      <w:pPr>
-        <w:pStyle w:val="Ttulo1"/>
-        <w:spacing w:before="120" w:after="120" w:line="360" w:lineRule="auto"/>
-        <w:rPr>
-          <w:rFonts w:ascii="Arial" w:hAnsi="Arial" w:cs="Arial"/>
-          <w:color w:val="auto"/>
-          <w:sz w:val="24"/>
-          <w:szCs w:val="24"/>
-        </w:rPr>
-      </w:pPr>
-      <w:r>
-        <w:rPr>
-          <w:rFonts w:ascii="Arial" w:hAnsi="Arial" w:cs="Arial"/>
-          <w:color w:val="auto"/>
-          <w:sz w:val="24"/>
-          <w:szCs w:val="24"/>
-        </w:rPr>
-        <w:t xml:space="preserve"> </w:t>
-      </w:r>
-    </w:p>
-    <w:p>
-      <w:pPr>
-        <w:pStyle w:val="Ttulo1"/>
-        <w:numPr>
-          <w:ilvl w:val="1"/>
-          <w:numId w:val="17"/>
-        </w:numPr>
-        <w:spacing w:before="120" w:after="120" w:line="360" w:lineRule="auto"/>
-        <w:ind w:left="426"/>
-        <w:rPr>
-          <w:rFonts w:ascii="Arial" w:hAnsi="Arial" w:cs="Arial"/>
-          <w:color w:val="auto"/>
-          <w:sz w:val="24"/>
-          <w:szCs w:val="24"/>
-        </w:rPr>
-      </w:pPr>
-      <w:r>
-        <w:rPr>
-          <w:rFonts w:ascii="Arial" w:hAnsi="Arial" w:cs="Arial"/>
-          <w:color w:val="auto"/>
-          <w:sz w:val="24"/>
-          <w:szCs w:val="24"/>
-        </w:rPr>
-        <w:t>Nível e Planos de Ação para os Riscos</w:t>
-      </w:r>
-    </w:p>
-    <w:p>
-      <w:pPr>
-        <w:spacing w:line="360" w:lineRule="auto"/>
-        <w:jc w:val="both"/>
-      </w:pPr>
       <w:r>
         <w:rPr>
           <w:noProof/>
         </w:rPr>
         <w:drawing>
-          <wp:inline distT="0" distB="0" distL="0" distR="0" wp14:anchorId="122A5FDE" wp14:editId="7B139CFD">
-            <wp:extent cx="1286054" cy="1419423"/>
+          <wp:inline distT="0" distB="0" distL="0" distR="0" wp14:anchorId="5BD5F493" wp14:editId="5C97961B">
+            <wp:extent cx="1781424" cy="1400370"/>
             <wp:effectExtent l="0" t="0" r="0" b="0"/>
-            <wp:docPr id="1446372435" name="Imagem 1446372435"/>
+            <wp:docPr id="1565370888" name="Imagem 1565370888"/>
             <wp:cNvGraphicFramePr>
               <a:graphicFrameLocks xmlns:a="http://schemas.openxmlformats.org/drawingml/2006/main" noChangeAspect="1"/>
             </wp:cNvGraphicFramePr>
@@ -6942,52 +7531,6 @@
                   <pic:spPr>
                     <a:xfrm>
                       <a:off x="0" y="0"/>
-                      <a:ext cx="1286054" cy="1419423"/>
-                    </a:xfrm>
-                    <a:prstGeom prst="rect">
-                      <a:avLst/>
-                    </a:prstGeom>
-                  </pic:spPr>
-                </pic:pic>
-              </a:graphicData>
-            </a:graphic>
-          </wp:inline>
-        </w:drawing>
-      </w:r>
-      <w:r>
-        <w:rPr>
-          <w:noProof/>
-        </w:rPr>
-        <w:drawing>
-          <wp:inline distT="0" distB="0" distL="0" distR="0" wp14:anchorId="5BD5F493" wp14:editId="5C97961B">
-            <wp:extent cx="1781424" cy="1400370"/>
-            <wp:effectExtent l="0" t="0" r="0" b="0"/>
-            <wp:docPr id="1565370888" name="Imagem 1565370888"/>
-            <wp:cNvGraphicFramePr>
-              <a:graphicFrameLocks xmlns:a="http://schemas.openxmlformats.org/drawingml/2006/main" noChangeAspect="1"/>
-            </wp:cNvGraphicFramePr>
-            <a:graphic xmlns:a="http://schemas.openxmlformats.org/drawingml/2006/main">
-              <a:graphicData uri="http://schemas.openxmlformats.org/drawingml/2006/picture">
-                <pic:pic xmlns:pic="http://schemas.openxmlformats.org/drawingml/2006/picture">
-                  <pic:nvPicPr>
-                    <pic:cNvPr id="0" name=""/>
-                    <pic:cNvPicPr/>
-                  </pic:nvPicPr>
-                  <pic:blipFill>
-                    <a:blip r:embed="rId15">
-                      <a:extLst>
-                        <a:ext uri="{28A0092B-C50C-407E-A947-70E740481C1C}">
-                          <a14:useLocalDpi xmlns:a14="http://schemas.microsoft.com/office/drawing/2010/main" val="0"/>
-                        </a:ext>
-                      </a:extLst>
-                    </a:blip>
-                    <a:stretch>
-                      <a:fillRect/>
-                    </a:stretch>
-                  </pic:blipFill>
-                  <pic:spPr>
-                    <a:xfrm>
-                      <a:off x="0" y="0"/>
                       <a:ext cx="1781424" cy="1400370"/>
                     </a:xfrm>
                     <a:prstGeom prst="rect">
@@ -7068,95 +7611,95 @@
           <w:sz w:val="24"/>
           <w:szCs w:val="24"/>
         </w:rPr>
+        <w:t xml:space="preserve">ID2:  Compatibilidade: Isso se resolve aplicando o projeto com as mesmas especificações nas máquinas em que serão testadas. </w:t>
+      </w:r>
+    </w:p>
+    <w:p>
+      <w:pPr>
+        <w:spacing w:line="360" w:lineRule="auto"/>
+        <w:jc w:val="both"/>
+      </w:pPr>
+      <w:r>
+        <w:rPr>
+          <w:rFonts w:ascii="Arial" w:hAnsi="Arial" w:cs="Arial"/>
+          <w:sz w:val="24"/>
+          <w:szCs w:val="24"/>
+        </w:rPr>
+        <w:t xml:space="preserve">ID3:  Falta de internet: Isso é complicado, pois nunca se sabe quando pode acontecer. Mas, se acontecer, é só esperar ou ver no celular vídeos sobre o projeto com dados móveis. </w:t>
+      </w:r>
+    </w:p>
+    <w:p>
+      <w:pPr>
+        <w:spacing w:line="360" w:lineRule="auto"/>
+        <w:jc w:val="both"/>
+      </w:pPr>
+      <w:r>
+        <w:rPr>
+          <w:rFonts w:ascii="Arial" w:hAnsi="Arial" w:cs="Arial"/>
+          <w:sz w:val="24"/>
+          <w:szCs w:val="24"/>
+        </w:rPr>
+        <w:t xml:space="preserve">ID4:  Falta de energia: A mesma coisa da de cima. Não é possível prever isso, e se acontecer, espera ou vê no celular coisas relacionadas ao projeto. </w:t>
+      </w:r>
+    </w:p>
+    <w:p>
+      <w:pPr>
+        <w:spacing w:line="360" w:lineRule="auto"/>
+        <w:jc w:val="both"/>
+      </w:pPr>
+      <w:r>
+        <w:rPr>
+          <w:rFonts w:ascii="Arial" w:hAnsi="Arial" w:cs="Arial"/>
+          <w:sz w:val="24"/>
+          <w:szCs w:val="24"/>
+        </w:rPr>
+        <w:t xml:space="preserve">ID5:  Eventos do Senai: Se organize, </w:t>
+      </w:r>
+      <w:r>
+        <w:rPr>
+          <w:rFonts w:ascii="Arial" w:hAnsi="Arial" w:cs="Arial"/>
+          <w:sz w:val="24"/>
+          <w:szCs w:val="24"/>
+        </w:rPr>
+        <w:t>saiba</w:t>
+      </w:r>
+      <w:r>
+        <w:rPr>
+          <w:rFonts w:ascii="Arial" w:hAnsi="Arial" w:cs="Arial"/>
+          <w:sz w:val="24"/>
+          <w:szCs w:val="24"/>
+        </w:rPr>
+        <w:t xml:space="preserve"> </w:t>
+      </w:r>
+      <w:r>
+        <w:rPr>
+          <w:rFonts w:ascii="Arial" w:hAnsi="Arial" w:cs="Arial"/>
+          <w:sz w:val="24"/>
+          <w:szCs w:val="24"/>
+        </w:rPr>
+        <w:t>quando acontecerá</w:t>
+      </w:r>
+      <w:r>
+        <w:rPr>
+          <w:rFonts w:ascii="Arial" w:hAnsi="Arial" w:cs="Arial"/>
+          <w:sz w:val="24"/>
+          <w:szCs w:val="24"/>
+        </w:rPr>
+        <w:t xml:space="preserve">. </w:t>
+      </w:r>
+    </w:p>
+    <w:p>
+      <w:pPr>
+        <w:spacing w:line="360" w:lineRule="auto"/>
+        <w:jc w:val="both"/>
+      </w:pPr>
+      <w:r>
+        <w:rPr>
+          <w:rFonts w:ascii="Arial" w:hAnsi="Arial" w:cs="Arial"/>
+          <w:sz w:val="24"/>
+          <w:szCs w:val="24"/>
+        </w:rPr>
         <w:lastRenderedPageBreak/>
-        <w:t xml:space="preserve">ID2:  Compatibilidade: Isso se resolve aplicando o projeto com as mesmas especificações nas máquinas em que serão testadas. </w:t>
-      </w:r>
-    </w:p>
-    <w:p>
-      <w:pPr>
-        <w:spacing w:line="360" w:lineRule="auto"/>
-        <w:jc w:val="both"/>
-      </w:pPr>
-      <w:r>
-        <w:rPr>
-          <w:rFonts w:ascii="Arial" w:hAnsi="Arial" w:cs="Arial"/>
-          <w:sz w:val="24"/>
-          <w:szCs w:val="24"/>
-        </w:rPr>
-        <w:t xml:space="preserve">ID3:  Falta de internet: Isso é complicado, pois nunca se sabe quando pode acontecer. Mas, se acontecer, é só esperar ou ver no celular vídeos sobre o projeto com dados móveis. </w:t>
-      </w:r>
-    </w:p>
-    <w:p>
-      <w:pPr>
-        <w:spacing w:line="360" w:lineRule="auto"/>
-        <w:jc w:val="both"/>
-      </w:pPr>
-      <w:r>
-        <w:rPr>
-          <w:rFonts w:ascii="Arial" w:hAnsi="Arial" w:cs="Arial"/>
-          <w:sz w:val="24"/>
-          <w:szCs w:val="24"/>
-        </w:rPr>
-        <w:t xml:space="preserve">ID4:  Falta de energia: A mesma coisa da de cima. Não é possível prever isso, e se acontecer, espera ou vê no celular coisas relacionadas ao projeto. </w:t>
-      </w:r>
-    </w:p>
-    <w:p>
-      <w:pPr>
-        <w:spacing w:line="360" w:lineRule="auto"/>
-        <w:jc w:val="both"/>
-      </w:pPr>
-      <w:r>
-        <w:rPr>
-          <w:rFonts w:ascii="Arial" w:hAnsi="Arial" w:cs="Arial"/>
-          <w:sz w:val="24"/>
-          <w:szCs w:val="24"/>
-        </w:rPr>
-        <w:t xml:space="preserve">ID5:  Eventos do Senai: Se organize, </w:t>
-      </w:r>
-      <w:r>
-        <w:rPr>
-          <w:rFonts w:ascii="Arial" w:hAnsi="Arial" w:cs="Arial"/>
-          <w:sz w:val="24"/>
-          <w:szCs w:val="24"/>
-        </w:rPr>
-        <w:t>saiba</w:t>
-      </w:r>
-      <w:r>
-        <w:rPr>
-          <w:rFonts w:ascii="Arial" w:hAnsi="Arial" w:cs="Arial"/>
-          <w:sz w:val="24"/>
-          <w:szCs w:val="24"/>
-        </w:rPr>
-        <w:t xml:space="preserve"> </w:t>
-      </w:r>
-      <w:r>
-        <w:rPr>
-          <w:rFonts w:ascii="Arial" w:hAnsi="Arial" w:cs="Arial"/>
-          <w:sz w:val="24"/>
-          <w:szCs w:val="24"/>
-        </w:rPr>
-        <w:t>quando acontecerá</w:t>
-      </w:r>
-      <w:r>
-        <w:rPr>
-          <w:rFonts w:ascii="Arial" w:hAnsi="Arial" w:cs="Arial"/>
-          <w:sz w:val="24"/>
-          <w:szCs w:val="24"/>
-        </w:rPr>
-        <w:t xml:space="preserve">. </w:t>
-      </w:r>
-    </w:p>
-    <w:p>
-      <w:pPr>
-        <w:spacing w:line="360" w:lineRule="auto"/>
-        <w:jc w:val="both"/>
-      </w:pPr>
-      <w:r>
-        <w:rPr>
-          <w:rFonts w:ascii="Arial" w:hAnsi="Arial" w:cs="Arial"/>
-          <w:sz w:val="24"/>
-          <w:szCs w:val="24"/>
-        </w:rPr>
         <w:t xml:space="preserve">ID6:  Ausência dos integrantes: Você pode avisar o parceiro que faltou para continuar o trabalho em casa. </w:t>
       </w:r>
     </w:p>
@@ -7329,6 +7872,7 @@
         </w:rPr>
       </w:pPr>
       <w:bookmarkStart w:id="14" w:name="_Toc14160054"/>
+      <w:proofErr w:type="spellStart"/>
       <w:r>
         <w:rPr>
           <w:rFonts w:ascii="Arial" w:hAnsi="Arial" w:cs="Arial"/>
@@ -7336,7 +7880,17 @@
           <w:sz w:val="24"/>
           <w:szCs w:val="24"/>
         </w:rPr>
-        <w:t>Product Backlog</w:t>
+        <w:t>Product</w:t>
+      </w:r>
+      <w:proofErr w:type="spellEnd"/>
+      <w:r>
+        <w:rPr>
+          <w:rFonts w:ascii="Arial" w:hAnsi="Arial" w:cs="Arial"/>
+          <w:color w:val="auto"/>
+          <w:sz w:val="24"/>
+          <w:szCs w:val="24"/>
+        </w:rPr>
+        <w:t xml:space="preserve"> Backlog</w:t>
       </w:r>
       <w:bookmarkEnd w:id="14"/>
     </w:p>
@@ -7351,7 +7905,25 @@
           <w:sz w:val="24"/>
           <w:szCs w:val="24"/>
         </w:rPr>
-        <w:t>Não houve alterações no Product Backlog.</w:t>
+        <w:t xml:space="preserve">Não houve alterações no </w:t>
+      </w:r>
+      <w:proofErr w:type="spellStart"/>
+      <w:r>
+        <w:rPr>
+          <w:rFonts w:ascii="Arial" w:eastAsia="Arial" w:hAnsi="Arial" w:cs="Arial"/>
+          <w:sz w:val="24"/>
+          <w:szCs w:val="24"/>
+        </w:rPr>
+        <w:t>Product</w:t>
+      </w:r>
+      <w:proofErr w:type="spellEnd"/>
+      <w:r>
+        <w:rPr>
+          <w:rFonts w:ascii="Arial" w:eastAsia="Arial" w:hAnsi="Arial" w:cs="Arial"/>
+          <w:sz w:val="24"/>
+          <w:szCs w:val="24"/>
+        </w:rPr>
+        <w:t xml:space="preserve"> Backlog.</w:t>
       </w:r>
     </w:p>
     <w:p>
@@ -7392,7 +7964,7 @@
           <w:szCs w:val="24"/>
         </w:rPr>
       </w:pPr>
-      <w:hyperlink r:id="rId16">
+      <w:hyperlink r:id="rId15">
         <w:r>
           <w:rPr>
             <w:rFonts w:ascii="Arial" w:hAnsi="Arial" w:cs="Arial"/>
@@ -7450,6 +8022,7 @@
         </w:rPr>
       </w:pPr>
       <w:bookmarkStart w:id="16" w:name="_Toc14160056"/>
+      <w:proofErr w:type="spellStart"/>
       <w:r>
         <w:rPr>
           <w:rFonts w:ascii="Arial" w:hAnsi="Arial" w:cs="Arial"/>
@@ -7457,7 +8030,17 @@
           <w:sz w:val="24"/>
           <w:szCs w:val="24"/>
         </w:rPr>
-        <w:t>Burn Down Chart</w:t>
+        <w:t>Burn</w:t>
+      </w:r>
+      <w:proofErr w:type="spellEnd"/>
+      <w:r>
+        <w:rPr>
+          <w:rFonts w:ascii="Arial" w:hAnsi="Arial" w:cs="Arial"/>
+          <w:color w:val="auto"/>
+          <w:sz w:val="24"/>
+          <w:szCs w:val="24"/>
+        </w:rPr>
+        <w:t xml:space="preserve"> Down Chart</w:t>
       </w:r>
       <w:bookmarkEnd w:id="16"/>
     </w:p>
@@ -7472,7 +8055,8 @@
           <w:lang w:val="en-US"/>
         </w:rPr>
       </w:pPr>
-      <w:hyperlink r:id="rId17" w:tgtFrame="_blank" w:history="1">
+      <w:hyperlink r:id="rId16" w:tgtFrame="_blank" w:history="1">
+        <w:proofErr w:type="spellStart"/>
         <w:r>
           <w:rPr>
             <w:rFonts w:ascii="Arial" w:hAnsi="Arial" w:cs="Arial"/>
@@ -7482,6 +8066,7 @@
           </w:rPr>
           <w:t>Apresenta</w:t>
         </w:r>
+        <w:proofErr w:type="spellEnd"/>
       </w:hyperlink>
       <w:r>
         <w:rPr>
@@ -7490,7 +8075,27 @@
           <w:szCs w:val="24"/>
           <w:lang w:val="en-US"/>
         </w:rPr>
-        <w:t xml:space="preserve"> o burn down chart do Sprint.</w:t>
+        <w:t xml:space="preserve"> o </w:t>
+      </w:r>
+      <w:proofErr w:type="gramStart"/>
+      <w:r>
+        <w:rPr>
+          <w:rFonts w:ascii="Arial" w:hAnsi="Arial" w:cs="Arial"/>
+          <w:sz w:val="24"/>
+          <w:szCs w:val="24"/>
+          <w:lang w:val="en-US"/>
+        </w:rPr>
+        <w:t>burn</w:t>
+      </w:r>
+      <w:proofErr w:type="gramEnd"/>
+      <w:r>
+        <w:rPr>
+          <w:rFonts w:ascii="Arial" w:hAnsi="Arial" w:cs="Arial"/>
+          <w:sz w:val="24"/>
+          <w:szCs w:val="24"/>
+          <w:lang w:val="en-US"/>
+        </w:rPr>
+        <w:t xml:space="preserve"> down chart do Sprint.</w:t>
       </w:r>
     </w:p>
     <w:p>
@@ -7531,7 +8136,7 @@
           <w:szCs w:val="24"/>
         </w:rPr>
       </w:pPr>
-      <w:hyperlink r:id="rId18">
+      <w:hyperlink r:id="rId17">
         <w:r>
           <w:rPr>
             <w:rFonts w:ascii="Arial" w:hAnsi="Arial" w:cs="Arial"/>
@@ -7576,7 +8181,7 @@
                     <pic:cNvPicPr/>
                   </pic:nvPicPr>
                   <pic:blipFill>
-                    <a:blip r:embed="rId19">
+                    <a:blip r:embed="rId18">
                       <a:extLst>
                         <a:ext uri="{28A0092B-C50C-407E-A947-70E740481C1C}">
                           <a14:useLocalDpi xmlns:a14="http://schemas.microsoft.com/office/drawing/2010/main" val="0"/>
@@ -8472,6 +9077,7 @@
         </w:rPr>
       </w:pPr>
       <w:bookmarkStart w:id="20" w:name="_Toc14160060"/>
+      <w:proofErr w:type="spellStart"/>
       <w:r>
         <w:rPr>
           <w:rFonts w:ascii="Arial" w:hAnsi="Arial" w:cs="Arial"/>
@@ -8479,7 +9085,17 @@
           <w:sz w:val="24"/>
           <w:szCs w:val="24"/>
         </w:rPr>
-        <w:t xml:space="preserve">Kanban e </w:t>
+        <w:t>Kanban</w:t>
+      </w:r>
+      <w:proofErr w:type="spellEnd"/>
+      <w:r>
+        <w:rPr>
+          <w:rFonts w:ascii="Arial" w:hAnsi="Arial" w:cs="Arial"/>
+          <w:color w:val="auto"/>
+          <w:sz w:val="24"/>
+          <w:szCs w:val="24"/>
+        </w:rPr>
+        <w:t xml:space="preserve"> e </w:t>
       </w:r>
       <w:r>
         <w:rPr>
@@ -8530,6 +9146,84 @@
             <wp:extent cx="5438774" cy="5000625"/>
             <wp:effectExtent l="0" t="0" r="0" b="0"/>
             <wp:docPr id="1272260175" name="Imagem 1272260175"/>
+            <wp:cNvGraphicFramePr>
+              <a:graphicFrameLocks xmlns:a="http://schemas.openxmlformats.org/drawingml/2006/main" noChangeAspect="1"/>
+            </wp:cNvGraphicFramePr>
+            <a:graphic xmlns:a="http://schemas.openxmlformats.org/drawingml/2006/main">
+              <a:graphicData uri="http://schemas.openxmlformats.org/drawingml/2006/picture">
+                <pic:pic xmlns:pic="http://schemas.openxmlformats.org/drawingml/2006/picture">
+                  <pic:nvPicPr>
+                    <pic:cNvPr id="0" name=""/>
+                    <pic:cNvPicPr/>
+                  </pic:nvPicPr>
+                  <pic:blipFill>
+                    <a:blip r:embed="rId19">
+                      <a:extLst>
+                        <a:ext uri="{28A0092B-C50C-407E-A947-70E740481C1C}">
+                          <a14:useLocalDpi xmlns:a14="http://schemas.microsoft.com/office/drawing/2010/main" val="0"/>
+                        </a:ext>
+                      </a:extLst>
+                    </a:blip>
+                    <a:stretch>
+                      <a:fillRect/>
+                    </a:stretch>
+                  </pic:blipFill>
+                  <pic:spPr>
+                    <a:xfrm>
+                      <a:off x="0" y="0"/>
+                      <a:ext cx="5438774" cy="5000625"/>
+                    </a:xfrm>
+                    <a:prstGeom prst="rect">
+                      <a:avLst/>
+                    </a:prstGeom>
+                  </pic:spPr>
+                </pic:pic>
+              </a:graphicData>
+            </a:graphic>
+          </wp:inline>
+        </w:drawing>
+      </w:r>
+    </w:p>
+    <w:p/>
+    <w:p/>
+    <w:p>
+      <w:pPr>
+        <w:spacing w:line="360" w:lineRule="auto"/>
+        <w:jc w:val="both"/>
+        <w:rPr>
+          <w:rFonts w:ascii="Arial" w:hAnsi="Arial" w:cs="Arial"/>
+          <w:b/>
+          <w:bCs/>
+          <w:sz w:val="24"/>
+          <w:szCs w:val="24"/>
+        </w:rPr>
+      </w:pPr>
+      <w:r>
+        <w:rPr>
+          <w:rFonts w:ascii="Arial" w:hAnsi="Arial" w:cs="Arial"/>
+          <w:b/>
+          <w:bCs/>
+          <w:sz w:val="24"/>
+          <w:szCs w:val="24"/>
+        </w:rPr>
+        <w:t>Semana 1:</w:t>
+      </w:r>
+    </w:p>
+    <w:p>
+      <w:pPr>
+        <w:spacing w:line="360" w:lineRule="auto"/>
+        <w:jc w:val="both"/>
+      </w:pPr>
+      <w:r>
+        <w:rPr>
+          <w:noProof/>
+        </w:rPr>
+        <w:lastRenderedPageBreak/>
+        <w:drawing>
+          <wp:inline distT="0" distB="0" distL="0" distR="0" wp14:anchorId="496E7894" wp14:editId="1A34AB7F">
+            <wp:extent cx="5762626" cy="4600575"/>
+            <wp:effectExtent l="0" t="0" r="0" b="0"/>
+            <wp:docPr id="212231446" name="Imagem 212231446"/>
             <wp:cNvGraphicFramePr>
               <a:graphicFrameLocks xmlns:a="http://schemas.openxmlformats.org/drawingml/2006/main" noChangeAspect="1"/>
             </wp:cNvGraphicFramePr>
@@ -8555,7 +9249,7 @@
                   <pic:spPr>
                     <a:xfrm>
                       <a:off x="0" y="0"/>
-                      <a:ext cx="5438774" cy="5000625"/>
+                      <a:ext cx="5762626" cy="4600575"/>
                     </a:xfrm>
                     <a:prstGeom prst="rect">
                       <a:avLst/>
@@ -8569,11 +9263,13 @@
       </w:r>
     </w:p>
     <w:p/>
-    <w:p/>
-    <w:p>
-      <w:pPr>
-        <w:spacing w:line="360" w:lineRule="auto"/>
-        <w:jc w:val="both"/>
+    <w:p>
+      <w:r>
+        <w:br w:type="page"/>
+      </w:r>
+    </w:p>
+    <w:p>
+      <w:pPr>
         <w:rPr>
           <w:rFonts w:ascii="Arial" w:hAnsi="Arial" w:cs="Arial"/>
           <w:b/>
@@ -8590,24 +9286,20 @@
           <w:sz w:val="24"/>
           <w:szCs w:val="24"/>
         </w:rPr>
-        <w:t>Semana 1:</w:t>
-      </w:r>
-    </w:p>
-    <w:p>
-      <w:pPr>
-        <w:spacing w:line="360" w:lineRule="auto"/>
-        <w:jc w:val="both"/>
-      </w:pPr>
+        <w:lastRenderedPageBreak/>
+        <w:t>Semana 2:</w:t>
+      </w:r>
+    </w:p>
+    <w:p>
       <w:r>
         <w:rPr>
           <w:noProof/>
         </w:rPr>
-        <w:lastRenderedPageBreak/>
         <w:drawing>
-          <wp:inline distT="0" distB="0" distL="0" distR="0" wp14:anchorId="496E7894" wp14:editId="1A34AB7F">
-            <wp:extent cx="5762626" cy="4600575"/>
+          <wp:inline distT="0" distB="0" distL="0" distR="0" wp14:anchorId="306DE09C" wp14:editId="77437ED6">
+            <wp:extent cx="5762626" cy="4514850"/>
             <wp:effectExtent l="0" t="0" r="0" b="0"/>
-            <wp:docPr id="212231446" name="Imagem 212231446"/>
+            <wp:docPr id="560456790" name="Imagem 560456790"/>
             <wp:cNvGraphicFramePr>
               <a:graphicFrameLocks xmlns:a="http://schemas.openxmlformats.org/drawingml/2006/main" noChangeAspect="1"/>
             </wp:cNvGraphicFramePr>
@@ -8633,7 +9325,7 @@
                   <pic:spPr>
                     <a:xfrm>
                       <a:off x="0" y="0"/>
-                      <a:ext cx="5762626" cy="4600575"/>
+                      <a:ext cx="5762626" cy="4514850"/>
                     </a:xfrm>
                     <a:prstGeom prst="rect">
                       <a:avLst/>
@@ -8671,7 +9363,7 @@
           <w:szCs w:val="24"/>
         </w:rPr>
         <w:lastRenderedPageBreak/>
-        <w:t>Semana 2:</w:t>
+        <w:t>Semana 3:</w:t>
       </w:r>
     </w:p>
     <w:p>
@@ -8680,10 +9372,10 @@
           <w:noProof/>
         </w:rPr>
         <w:drawing>
-          <wp:inline distT="0" distB="0" distL="0" distR="0" wp14:anchorId="306DE09C" wp14:editId="77437ED6">
+          <wp:inline distT="0" distB="0" distL="0" distR="0" wp14:anchorId="70BE648B" wp14:editId="5C1D49E4">
             <wp:extent cx="5762626" cy="4514850"/>
             <wp:effectExtent l="0" t="0" r="0" b="0"/>
-            <wp:docPr id="560456790" name="Imagem 560456790"/>
+            <wp:docPr id="41131888" name="Imagem 41131888"/>
             <wp:cNvGraphicFramePr>
               <a:graphicFrameLocks xmlns:a="http://schemas.openxmlformats.org/drawingml/2006/main" noChangeAspect="1"/>
             </wp:cNvGraphicFramePr>
@@ -8722,7 +9414,15 @@
         </w:drawing>
       </w:r>
     </w:p>
-    <w:p/>
+    <w:p>
+      <w:pPr>
+        <w:rPr>
+          <w:rFonts w:ascii="Arial" w:hAnsi="Arial" w:cs="Arial"/>
+          <w:sz w:val="24"/>
+          <w:szCs w:val="24"/>
+        </w:rPr>
+      </w:pPr>
+    </w:p>
     <w:p>
       <w:r>
         <w:br w:type="page"/>
@@ -8747,7 +9447,7 @@
           <w:szCs w:val="24"/>
         </w:rPr>
         <w:lastRenderedPageBreak/>
-        <w:t>Semana 3:</w:t>
+        <w:t>Semana 4:</w:t>
       </w:r>
     </w:p>
     <w:p>
@@ -8756,10 +9456,10 @@
           <w:noProof/>
         </w:rPr>
         <w:drawing>
-          <wp:inline distT="0" distB="0" distL="0" distR="0" wp14:anchorId="70BE648B" wp14:editId="5C1D49E4">
-            <wp:extent cx="5762626" cy="4514850"/>
+          <wp:inline distT="0" distB="0" distL="0" distR="0" wp14:anchorId="1FAF87B2" wp14:editId="32E6FF92">
+            <wp:extent cx="2956185" cy="4609516"/>
             <wp:effectExtent l="0" t="0" r="0" b="0"/>
-            <wp:docPr id="41131888" name="Imagem 41131888"/>
+            <wp:docPr id="1514874923" name="Imagem 1514874923"/>
             <wp:cNvGraphicFramePr>
               <a:graphicFrameLocks xmlns:a="http://schemas.openxmlformats.org/drawingml/2006/main" noChangeAspect="1"/>
             </wp:cNvGraphicFramePr>
@@ -8785,7 +9485,7 @@
                   <pic:spPr>
                     <a:xfrm>
                       <a:off x="0" y="0"/>
-                      <a:ext cx="5762626" cy="4514850"/>
+                      <a:ext cx="2956185" cy="4609516"/>
                     </a:xfrm>
                     <a:prstGeom prst="rect">
                       <a:avLst/>
@@ -8808,42 +9508,117 @@
       </w:pPr>
     </w:p>
     <w:p>
-      <w:r>
-        <w:br w:type="page"/>
-      </w:r>
-    </w:p>
-    <w:p>
-      <w:pPr>
-        <w:rPr>
-          <w:rFonts w:ascii="Arial" w:hAnsi="Arial" w:cs="Arial"/>
-          <w:b/>
-          <w:bCs/>
-          <w:sz w:val="24"/>
-          <w:szCs w:val="24"/>
-        </w:rPr>
-      </w:pPr>
-      <w:r>
-        <w:rPr>
-          <w:rFonts w:ascii="Arial" w:hAnsi="Arial" w:cs="Arial"/>
-          <w:b/>
-          <w:bCs/>
+      <w:pPr>
+        <w:rPr>
+          <w:rFonts w:ascii="Arial" w:hAnsi="Arial" w:cs="Arial"/>
+          <w:sz w:val="24"/>
+          <w:szCs w:val="24"/>
+        </w:rPr>
+      </w:pPr>
+    </w:p>
+    <w:p>
+      <w:pPr>
+        <w:rPr>
+          <w:rFonts w:ascii="Arial" w:hAnsi="Arial" w:cs="Arial"/>
+          <w:sz w:val="24"/>
+          <w:szCs w:val="24"/>
+        </w:rPr>
+      </w:pPr>
+    </w:p>
+    <w:p/>
+    <w:p>
+      <w:pPr>
+        <w:pStyle w:val="Ttulo1"/>
+        <w:numPr>
+          <w:ilvl w:val="0"/>
+          <w:numId w:val="17"/>
+        </w:numPr>
+        <w:spacing w:before="120" w:after="120" w:line="360" w:lineRule="auto"/>
+        <w:ind w:left="357" w:hanging="357"/>
+        <w:rPr>
+          <w:rFonts w:ascii="Arial" w:hAnsi="Arial" w:cs="Arial"/>
+          <w:color w:val="auto"/>
+          <w:sz w:val="24"/>
+          <w:szCs w:val="24"/>
+        </w:rPr>
+      </w:pPr>
+      <w:bookmarkStart w:id="21" w:name="_Toc14160061"/>
+      <w:r>
+        <w:rPr>
+          <w:rFonts w:ascii="Arial" w:hAnsi="Arial" w:cs="Arial"/>
+          <w:color w:val="auto"/>
+          <w:sz w:val="24"/>
+          <w:szCs w:val="24"/>
+        </w:rPr>
+        <w:t>Modelo de Dados</w:t>
+      </w:r>
+      <w:bookmarkEnd w:id="21"/>
+    </w:p>
+    <w:p>
+      <w:pPr>
+        <w:spacing w:line="360" w:lineRule="auto"/>
+        <w:jc w:val="both"/>
+        <w:rPr>
+          <w:rFonts w:ascii="Arial" w:hAnsi="Arial" w:cs="Arial"/>
+          <w:sz w:val="24"/>
+          <w:szCs w:val="24"/>
+        </w:rPr>
+      </w:pPr>
+      <w:r>
+        <w:rPr>
+          <w:rFonts w:ascii="Arial" w:hAnsi="Arial" w:cs="Arial"/>
+          <w:sz w:val="24"/>
+          <w:szCs w:val="24"/>
+        </w:rPr>
+        <w:t>Esta parte do planejamento traz informações necessárias para a construção de um banco de dados para o Sistema de Gerenciamento de Acessos.</w:t>
+      </w:r>
+    </w:p>
+    <w:p>
+      <w:pPr>
+        <w:pStyle w:val="Ttulo1"/>
+        <w:numPr>
+          <w:ilvl w:val="1"/>
+          <w:numId w:val="17"/>
+        </w:numPr>
+        <w:spacing w:before="120" w:after="120" w:line="360" w:lineRule="auto"/>
+        <w:ind w:left="0" w:firstLine="0"/>
+        <w:rPr>
+          <w:rFonts w:ascii="Arial" w:hAnsi="Arial" w:cs="Arial"/>
+          <w:b w:val="0"/>
+          <w:color w:val="auto"/>
+          <w:sz w:val="24"/>
+          <w:szCs w:val="24"/>
+        </w:rPr>
+      </w:pPr>
+      <w:bookmarkStart w:id="22" w:name="_Toc14160062"/>
+      <w:r>
+        <w:rPr>
+          <w:rFonts w:ascii="Arial" w:hAnsi="Arial" w:cs="Arial"/>
+          <w:b w:val="0"/>
+          <w:bCs w:val="0"/>
+          <w:color w:val="auto"/>
           <w:sz w:val="24"/>
           <w:szCs w:val="24"/>
         </w:rPr>
         <w:lastRenderedPageBreak/>
-        <w:t>Semana 4:</w:t>
-      </w:r>
-    </w:p>
-    <w:p>
+        <w:t>Diagrama de Entidade e Relacionamento</w:t>
+      </w:r>
+      <w:bookmarkEnd w:id="22"/>
+    </w:p>
+    <w:p>
+      <w:pPr>
+        <w:spacing w:line="360" w:lineRule="auto"/>
+        <w:jc w:val="both"/>
+      </w:pPr>
       <w:r>
         <w:rPr>
           <w:noProof/>
         </w:rPr>
         <w:drawing>
-          <wp:inline distT="0" distB="0" distL="0" distR="0" wp14:anchorId="1FAF87B2" wp14:editId="32E6FF92">
-            <wp:extent cx="2956185" cy="4609516"/>
+          <wp:inline distT="0" distB="0" distL="0" distR="0" wp14:anchorId="5E52A299" wp14:editId="50E92C7A">
+            <wp:extent cx="5762626" cy="3714750"/>
             <wp:effectExtent l="0" t="0" r="0" b="0"/>
-            <wp:docPr id="1514874923" name="Imagem 1514874923"/>
+            <wp:docPr id="1130906345" name="Imagem 1130906345"/>
             <wp:cNvGraphicFramePr>
               <a:graphicFrameLocks xmlns:a="http://schemas.openxmlformats.org/drawingml/2006/main" noChangeAspect="1"/>
             </wp:cNvGraphicFramePr>
@@ -8869,7 +9644,7 @@
                   <pic:spPr>
                     <a:xfrm>
                       <a:off x="0" y="0"/>
-                      <a:ext cx="2956185" cy="4609516"/>
+                      <a:ext cx="5762626" cy="3714750"/>
                     </a:xfrm>
                     <a:prstGeom prst="rect">
                       <a:avLst/>
@@ -8884,81 +9659,6 @@
     </w:p>
     <w:p>
       <w:pPr>
-        <w:rPr>
-          <w:rFonts w:ascii="Arial" w:hAnsi="Arial" w:cs="Arial"/>
-          <w:sz w:val="24"/>
-          <w:szCs w:val="24"/>
-        </w:rPr>
-      </w:pPr>
-    </w:p>
-    <w:p>
-      <w:pPr>
-        <w:rPr>
-          <w:rFonts w:ascii="Arial" w:hAnsi="Arial" w:cs="Arial"/>
-          <w:sz w:val="24"/>
-          <w:szCs w:val="24"/>
-        </w:rPr>
-      </w:pPr>
-    </w:p>
-    <w:p>
-      <w:pPr>
-        <w:rPr>
-          <w:rFonts w:ascii="Arial" w:hAnsi="Arial" w:cs="Arial"/>
-          <w:sz w:val="24"/>
-          <w:szCs w:val="24"/>
-        </w:rPr>
-      </w:pPr>
-    </w:p>
-    <w:p/>
-    <w:p>
-      <w:pPr>
-        <w:pStyle w:val="Ttulo1"/>
-        <w:numPr>
-          <w:ilvl w:val="0"/>
-          <w:numId w:val="17"/>
-        </w:numPr>
-        <w:spacing w:before="120" w:after="120" w:line="360" w:lineRule="auto"/>
-        <w:ind w:left="357" w:hanging="357"/>
-        <w:rPr>
-          <w:rFonts w:ascii="Arial" w:hAnsi="Arial" w:cs="Arial"/>
-          <w:color w:val="auto"/>
-          <w:sz w:val="24"/>
-          <w:szCs w:val="24"/>
-        </w:rPr>
-      </w:pPr>
-      <w:bookmarkStart w:id="21" w:name="_Toc14160061"/>
-      <w:r>
-        <w:rPr>
-          <w:rFonts w:ascii="Arial" w:hAnsi="Arial" w:cs="Arial"/>
-          <w:color w:val="auto"/>
-          <w:sz w:val="24"/>
-          <w:szCs w:val="24"/>
-        </w:rPr>
-        <w:t>Modelo de Dados</w:t>
-      </w:r>
-      <w:bookmarkEnd w:id="21"/>
-    </w:p>
-    <w:p>
-      <w:pPr>
-        <w:spacing w:line="360" w:lineRule="auto"/>
-        <w:jc w:val="both"/>
-        <w:rPr>
-          <w:rFonts w:ascii="Arial" w:hAnsi="Arial" w:cs="Arial"/>
-          <w:sz w:val="24"/>
-          <w:szCs w:val="24"/>
-        </w:rPr>
-      </w:pPr>
-      <w:r>
-        <w:rPr>
-          <w:rFonts w:ascii="Arial" w:hAnsi="Arial" w:cs="Arial"/>
-          <w:sz w:val="24"/>
-          <w:szCs w:val="24"/>
-        </w:rPr>
-        <w:t>Esta parte do planejamento traz informações necessárias para a construção de um banco de dados para o Sistema de Gerenciamento de Acessos.</w:t>
-      </w:r>
-    </w:p>
-    <w:p>
-      <w:pPr>
         <w:pStyle w:val="Ttulo1"/>
         <w:numPr>
           <w:ilvl w:val="1"/>
@@ -8974,7 +9674,7 @@
           <w:szCs w:val="24"/>
         </w:rPr>
       </w:pPr>
-      <w:bookmarkStart w:id="22" w:name="_Toc14160062"/>
+      <w:bookmarkStart w:id="23" w:name="_Toc14160063"/>
       <w:r>
         <w:rPr>
           <w:rFonts w:ascii="Arial" w:hAnsi="Arial" w:cs="Arial"/>
@@ -8984,10 +9684,20 @@
           <w:sz w:val="24"/>
           <w:szCs w:val="24"/>
         </w:rPr>
-        <w:lastRenderedPageBreak/>
-        <w:t>Diagrama de Entidade e Relacionamento</w:t>
-      </w:r>
-      <w:bookmarkEnd w:id="22"/>
+        <w:t>Modelo lógico do banco de dados</w:t>
+      </w:r>
+      <w:bookmarkEnd w:id="23"/>
+      <w:r>
+        <w:rPr>
+          <w:rFonts w:ascii="Arial" w:hAnsi="Arial" w:cs="Arial"/>
+          <w:b w:val="0"/>
+          <w:bCs w:val="0"/>
+          <w:color w:val="auto"/>
+          <w:sz w:val="24"/>
+          <w:szCs w:val="24"/>
+        </w:rPr>
+        <w:t xml:space="preserve"> </w:t>
+      </w:r>
     </w:p>
     <w:p>
       <w:pPr>
@@ -8999,10 +9709,10 @@
           <w:noProof/>
         </w:rPr>
         <w:drawing>
-          <wp:inline distT="0" distB="0" distL="0" distR="0" wp14:anchorId="5E52A299" wp14:editId="50E92C7A">
-            <wp:extent cx="5762626" cy="3714750"/>
+          <wp:inline distT="0" distB="0" distL="0" distR="0" wp14:anchorId="50B27D1F" wp14:editId="1E1B358C">
+            <wp:extent cx="5762626" cy="3352800"/>
             <wp:effectExtent l="0" t="0" r="0" b="0"/>
-            <wp:docPr id="1130906345" name="Imagem 1130906345"/>
+            <wp:docPr id="467918345" name="Imagem 467918345"/>
             <wp:cNvGraphicFramePr>
               <a:graphicFrameLocks xmlns:a="http://schemas.openxmlformats.org/drawingml/2006/main" noChangeAspect="1"/>
             </wp:cNvGraphicFramePr>
@@ -9028,7 +9738,7 @@
                   <pic:spPr>
                     <a:xfrm>
                       <a:off x="0" y="0"/>
-                      <a:ext cx="5762626" cy="3714750"/>
+                      <a:ext cx="5762626" cy="3352800"/>
                     </a:xfrm>
                     <a:prstGeom prst="rect">
                       <a:avLst/>
@@ -9058,24 +9768,23 @@
           <w:szCs w:val="24"/>
         </w:rPr>
       </w:pPr>
-      <w:bookmarkStart w:id="23" w:name="_Toc14160063"/>
+      <w:bookmarkStart w:id="24" w:name="_Toc14160064"/>
       <w:r>
         <w:rPr>
           <w:rFonts w:ascii="Arial" w:hAnsi="Arial" w:cs="Arial"/>
           <w:b w:val="0"/>
-          <w:bCs w:val="0"/>
           <w:color w:val="auto"/>
           <w:sz w:val="24"/>
           <w:szCs w:val="24"/>
         </w:rPr>
-        <w:t>Modelo lógico do banco de dados</w:t>
-      </w:r>
-      <w:bookmarkEnd w:id="23"/>
+        <w:lastRenderedPageBreak/>
+        <w:t>Dicionário de dados</w:t>
+      </w:r>
+      <w:bookmarkEnd w:id="24"/>
       <w:r>
         <w:rPr>
           <w:rFonts w:ascii="Arial" w:hAnsi="Arial" w:cs="Arial"/>
           <w:b w:val="0"/>
-          <w:bCs w:val="0"/>
           <w:color w:val="auto"/>
           <w:sz w:val="24"/>
           <w:szCs w:val="24"/>
@@ -9087,16 +9796,153 @@
       <w:pPr>
         <w:spacing w:line="360" w:lineRule="auto"/>
         <w:jc w:val="both"/>
+        <w:rPr>
+          <w:rFonts w:ascii="Arial" w:hAnsi="Arial" w:cs="Arial"/>
+          <w:sz w:val="24"/>
+          <w:szCs w:val="24"/>
+        </w:rPr>
+      </w:pPr>
+      <w:r>
+        <w:rPr>
+          <w:rFonts w:ascii="Arial" w:hAnsi="Arial" w:cs="Arial"/>
+          <w:sz w:val="24"/>
+          <w:szCs w:val="24"/>
+        </w:rPr>
+        <w:t xml:space="preserve">Nessa etapa é elaborada uma organização básica dos dados do banco. Aqui são informadas as entidades, com seus respectivos campos, tipos e descrições. O banco foi desenvolvido no </w:t>
+      </w:r>
+      <w:r>
+        <w:rPr>
+          <w:rFonts w:ascii="Arial" w:hAnsi="Arial" w:cs="Arial"/>
+          <w:sz w:val="24"/>
+          <w:szCs w:val="24"/>
+        </w:rPr>
+        <w:t xml:space="preserve">banco de dados não-relacional </w:t>
+      </w:r>
+      <w:proofErr w:type="spellStart"/>
+      <w:r>
+        <w:rPr>
+          <w:rFonts w:ascii="Arial" w:hAnsi="Arial" w:cs="Arial"/>
+          <w:sz w:val="24"/>
+          <w:szCs w:val="24"/>
+        </w:rPr>
+        <w:t>firestore</w:t>
+      </w:r>
+      <w:proofErr w:type="spellEnd"/>
+      <w:r>
+        <w:rPr>
+          <w:rFonts w:ascii="Arial" w:hAnsi="Arial" w:cs="Arial"/>
+          <w:sz w:val="24"/>
+          <w:szCs w:val="24"/>
+        </w:rPr>
+        <w:t xml:space="preserve">, do </w:t>
+      </w:r>
+      <w:proofErr w:type="spellStart"/>
+      <w:r>
+        <w:rPr>
+          <w:rFonts w:ascii="Arial" w:hAnsi="Arial" w:cs="Arial"/>
+          <w:sz w:val="24"/>
+          <w:szCs w:val="24"/>
+        </w:rPr>
+        <w:t>firebase</w:t>
+      </w:r>
+      <w:proofErr w:type="spellEnd"/>
+      <w:r>
+        <w:rPr>
+          <w:rFonts w:ascii="Arial" w:hAnsi="Arial" w:cs="Arial"/>
+          <w:sz w:val="24"/>
+          <w:szCs w:val="24"/>
+        </w:rPr>
+        <w:t>.</w:t>
+      </w:r>
+    </w:p>
+    <w:p>
+      <w:pPr>
+        <w:rPr>
+          <w:rFonts w:ascii="Arial" w:eastAsiaTheme="majorEastAsia" w:hAnsi="Arial" w:cs="Arial"/>
+          <w:b/>
+          <w:bCs/>
+          <w:sz w:val="24"/>
+          <w:szCs w:val="24"/>
+        </w:rPr>
+      </w:pPr>
+      <w:r>
+        <w:rPr>
+          <w:rFonts w:ascii="Arial" w:hAnsi="Arial" w:cs="Arial"/>
+          <w:sz w:val="24"/>
+          <w:szCs w:val="24"/>
+        </w:rPr>
+        <w:br w:type="page"/>
+      </w:r>
+    </w:p>
+    <w:p>
+      <w:pPr>
+        <w:pStyle w:val="Ttulo1"/>
+        <w:numPr>
+          <w:ilvl w:val="0"/>
+          <w:numId w:val="17"/>
+        </w:numPr>
+        <w:spacing w:before="120" w:after="120" w:line="360" w:lineRule="auto"/>
+        <w:ind w:left="357" w:hanging="357"/>
+        <w:rPr>
+          <w:rFonts w:ascii="Arial" w:hAnsi="Arial" w:cs="Arial"/>
+          <w:color w:val="auto"/>
+          <w:sz w:val="24"/>
+          <w:szCs w:val="24"/>
+          <w:lang w:val="en-US"/>
+        </w:rPr>
+      </w:pPr>
+      <w:bookmarkStart w:id="25" w:name="_Toc14160065"/>
+      <w:r>
+        <w:rPr>
+          <w:rFonts w:ascii="Arial" w:hAnsi="Arial" w:cs="Arial"/>
+          <w:color w:val="auto"/>
+          <w:sz w:val="24"/>
+          <w:szCs w:val="24"/>
+          <w:lang w:val="en-US"/>
+        </w:rPr>
+        <w:lastRenderedPageBreak/>
+        <w:t>PRINCIPAIS TELAS DO SISTEMA</w:t>
+      </w:r>
+      <w:bookmarkEnd w:id="25"/>
+    </w:p>
+    <w:p>
+      <w:pPr>
+        <w:pStyle w:val="PargrafodaLista"/>
+        <w:numPr>
+          <w:ilvl w:val="0"/>
+          <w:numId w:val="9"/>
+        </w:numPr>
+        <w:spacing w:line="360" w:lineRule="auto"/>
+        <w:jc w:val="both"/>
+        <w:rPr>
+          <w:rFonts w:ascii="Arial" w:hAnsi="Arial" w:cs="Arial"/>
+          <w:sz w:val="24"/>
+          <w:szCs w:val="24"/>
+        </w:rPr>
+      </w:pPr>
+      <w:r>
+        <w:rPr>
+          <w:rFonts w:ascii="Arial" w:hAnsi="Arial" w:cs="Arial"/>
+          <w:sz w:val="24"/>
+          <w:szCs w:val="24"/>
+        </w:rPr>
+        <w:t>Tela de cadastro</w:t>
+      </w:r>
+    </w:p>
+    <w:p>
+      <w:pPr>
+        <w:spacing w:line="360" w:lineRule="auto"/>
+        <w:jc w:val="both"/>
       </w:pPr>
       <w:r>
         <w:rPr>
           <w:noProof/>
         </w:rPr>
         <w:drawing>
-          <wp:inline distT="0" distB="0" distL="0" distR="0" wp14:anchorId="50B27D1F" wp14:editId="1E1B358C">
-            <wp:extent cx="5762626" cy="3352800"/>
+          <wp:inline distT="0" distB="0" distL="0" distR="0" wp14:anchorId="2798FF44" wp14:editId="44E20D0F">
+            <wp:extent cx="2657475" cy="5762626"/>
             <wp:effectExtent l="0" t="0" r="0" b="0"/>
-            <wp:docPr id="467918345" name="Imagem 467918345"/>
+            <wp:docPr id="58443779" name="Imagem 58443779"/>
             <wp:cNvGraphicFramePr>
               <a:graphicFrameLocks xmlns:a="http://schemas.openxmlformats.org/drawingml/2006/main" noChangeAspect="1"/>
             </wp:cNvGraphicFramePr>
@@ -9122,7 +9968,7 @@
                   <pic:spPr>
                     <a:xfrm>
                       <a:off x="0" y="0"/>
-                      <a:ext cx="5762626" cy="3352800"/>
+                      <a:ext cx="2657475" cy="5762626"/>
                     </a:xfrm>
                     <a:prstGeom prst="rect">
                       <a:avLst/>
@@ -9137,74 +9983,17 @@
     </w:p>
     <w:p>
       <w:pPr>
-        <w:pStyle w:val="Ttulo1"/>
+        <w:spacing w:line="360" w:lineRule="auto"/>
+        <w:jc w:val="both"/>
+      </w:pPr>
+    </w:p>
+    <w:p>
+      <w:pPr>
+        <w:pStyle w:val="PargrafodaLista"/>
         <w:numPr>
-          <w:ilvl w:val="1"/>
-          <w:numId w:val="17"/>
+          <w:ilvl w:val="0"/>
+          <w:numId w:val="8"/>
         </w:numPr>
-        <w:spacing w:before="120" w:after="120" w:line="360" w:lineRule="auto"/>
-        <w:ind w:left="0" w:firstLine="0"/>
-        <w:rPr>
-          <w:rFonts w:ascii="Arial" w:hAnsi="Arial" w:cs="Arial"/>
-          <w:b w:val="0"/>
-          <w:color w:val="auto"/>
-          <w:sz w:val="24"/>
-          <w:szCs w:val="24"/>
-        </w:rPr>
-      </w:pPr>
-      <w:bookmarkStart w:id="24" w:name="_Toc14160064"/>
-      <w:r>
-        <w:rPr>
-          <w:rFonts w:ascii="Arial" w:hAnsi="Arial" w:cs="Arial"/>
-          <w:b w:val="0"/>
-          <w:color w:val="auto"/>
-          <w:sz w:val="24"/>
-          <w:szCs w:val="24"/>
-        </w:rPr>
-        <w:lastRenderedPageBreak/>
-        <w:t>Dicionário de dados</w:t>
-      </w:r>
-      <w:bookmarkEnd w:id="24"/>
-      <w:r>
-        <w:rPr>
-          <w:rFonts w:ascii="Arial" w:hAnsi="Arial" w:cs="Arial"/>
-          <w:b w:val="0"/>
-          <w:color w:val="auto"/>
-          <w:sz w:val="24"/>
-          <w:szCs w:val="24"/>
-        </w:rPr>
-        <w:t xml:space="preserve"> </w:t>
-      </w:r>
-    </w:p>
-    <w:p>
-      <w:pPr>
-        <w:spacing w:line="360" w:lineRule="auto"/>
-        <w:jc w:val="both"/>
-        <w:rPr>
-          <w:rFonts w:ascii="Arial" w:hAnsi="Arial" w:cs="Arial"/>
-          <w:sz w:val="24"/>
-          <w:szCs w:val="24"/>
-        </w:rPr>
-      </w:pPr>
-      <w:r>
-        <w:rPr>
-          <w:rFonts w:ascii="Arial" w:hAnsi="Arial" w:cs="Arial"/>
-          <w:sz w:val="24"/>
-          <w:szCs w:val="24"/>
-        </w:rPr>
-        <w:t xml:space="preserve">Nessa etapa é elaborada uma organização básica dos dados do banco. Aqui são informadas as entidades, com seus respectivos campos, tipos e descrições. O banco foi desenvolvido no </w:t>
-      </w:r>
-      <w:r>
-        <w:rPr>
-          <w:rFonts w:ascii="Arial" w:hAnsi="Arial" w:cs="Arial"/>
-          <w:sz w:val="24"/>
-          <w:szCs w:val="24"/>
-        </w:rPr>
-        <w:t>banco de dados não-relacional firestore, do firebase.</w:t>
-      </w:r>
-    </w:p>
-    <w:p>
-      <w:pPr>
         <w:rPr>
           <w:rFonts w:ascii="Arial" w:eastAsiaTheme="majorEastAsia" w:hAnsi="Arial" w:cs="Arial"/>
           <w:b/>
@@ -9221,76 +10010,26 @@
         </w:rPr>
         <w:br w:type="page"/>
       </w:r>
-    </w:p>
-    <w:p>
-      <w:pPr>
-        <w:pStyle w:val="Ttulo1"/>
-        <w:numPr>
-          <w:ilvl w:val="0"/>
-          <w:numId w:val="17"/>
-        </w:numPr>
-        <w:spacing w:before="120" w:after="120" w:line="360" w:lineRule="auto"/>
-        <w:ind w:left="357" w:hanging="357"/>
-        <w:rPr>
-          <w:rFonts w:ascii="Arial" w:hAnsi="Arial" w:cs="Arial"/>
-          <w:color w:val="auto"/>
-          <w:sz w:val="24"/>
-          <w:szCs w:val="24"/>
-          <w:lang w:val="en-US"/>
-        </w:rPr>
-      </w:pPr>
-      <w:bookmarkStart w:id="25" w:name="_Toc14160065"/>
-      <w:r>
-        <w:rPr>
-          <w:rFonts w:ascii="Arial" w:hAnsi="Arial" w:cs="Arial"/>
-          <w:color w:val="auto"/>
-          <w:sz w:val="24"/>
-          <w:szCs w:val="24"/>
-          <w:lang w:val="en-US"/>
+      <w:r>
+        <w:rPr>
+          <w:rFonts w:ascii="Arial" w:hAnsi="Arial" w:cs="Arial"/>
+          <w:sz w:val="24"/>
+          <w:szCs w:val="24"/>
         </w:rPr>
         <w:lastRenderedPageBreak/>
-        <w:t>PRINCIPAIS TELAS DO SISTEMA</w:t>
-      </w:r>
-      <w:bookmarkEnd w:id="25"/>
-    </w:p>
-    <w:p>
-      <w:pPr>
-        <w:pStyle w:val="PargrafodaLista"/>
-        <w:numPr>
-          <w:ilvl w:val="0"/>
-          <w:numId w:val="9"/>
-        </w:numPr>
-        <w:spacing w:line="360" w:lineRule="auto"/>
-        <w:jc w:val="both"/>
-        <w:rPr>
-          <w:rFonts w:ascii="Arial" w:hAnsi="Arial" w:cs="Arial"/>
-          <w:sz w:val="24"/>
-          <w:szCs w:val="24"/>
-        </w:rPr>
-      </w:pPr>
-      <w:r>
-        <w:rPr>
-          <w:rFonts w:ascii="Arial" w:hAnsi="Arial" w:cs="Arial"/>
-          <w:sz w:val="24"/>
-          <w:szCs w:val="24"/>
-        </w:rPr>
-        <w:t>Tela de cadastro</w:t>
-      </w:r>
-    </w:p>
-    <w:p>
-      <w:pPr>
-        <w:spacing w:line="360" w:lineRule="auto"/>
-        <w:jc w:val="both"/>
-      </w:pPr>
+        <w:t>Tela de login</w:t>
+      </w:r>
+    </w:p>
+    <w:p>
       <w:r>
         <w:rPr>
           <w:noProof/>
         </w:rPr>
         <w:drawing>
-          <wp:inline distT="0" distB="0" distL="0" distR="0" wp14:anchorId="2798FF44" wp14:editId="44E20D0F">
+          <wp:inline distT="0" distB="0" distL="0" distR="0" wp14:anchorId="5A1C7727" wp14:editId="534F0FAB">
             <wp:extent cx="2657475" cy="5762626"/>
             <wp:effectExtent l="0" t="0" r="0" b="0"/>
-            <wp:docPr id="58443779" name="Imagem 58443779"/>
+            <wp:docPr id="420439725" name="Imagem 420439725"/>
             <wp:cNvGraphicFramePr>
               <a:graphicFrameLocks xmlns:a="http://schemas.openxmlformats.org/drawingml/2006/main" noChangeAspect="1"/>
             </wp:cNvGraphicFramePr>
@@ -9331,8 +10070,7 @@
     </w:p>
     <w:p>
       <w:pPr>
-        <w:spacing w:line="360" w:lineRule="auto"/>
-        <w:jc w:val="both"/>
+        <w:pStyle w:val="PargrafodaLista"/>
       </w:pPr>
     </w:p>
     <w:p>
@@ -9340,44 +10078,34 @@
         <w:pStyle w:val="PargrafodaLista"/>
         <w:numPr>
           <w:ilvl w:val="0"/>
-          <w:numId w:val="8"/>
+          <w:numId w:val="7"/>
         </w:numPr>
         <w:rPr>
-          <w:rFonts w:ascii="Arial" w:eastAsiaTheme="majorEastAsia" w:hAnsi="Arial" w:cs="Arial"/>
-          <w:b/>
-          <w:bCs/>
-          <w:sz w:val="24"/>
-          <w:szCs w:val="24"/>
-        </w:rPr>
-      </w:pPr>
-      <w:r>
-        <w:rPr>
-          <w:rFonts w:ascii="Arial" w:hAnsi="Arial" w:cs="Arial"/>
-          <w:sz w:val="24"/>
-          <w:szCs w:val="24"/>
-        </w:rPr>
-        <w:br w:type="page"/>
-      </w:r>
-      <w:r>
-        <w:rPr>
-          <w:rFonts w:ascii="Arial" w:hAnsi="Arial" w:cs="Arial"/>
-          <w:sz w:val="24"/>
-          <w:szCs w:val="24"/>
+          <w:rFonts w:ascii="Arial" w:eastAsia="Arial" w:hAnsi="Arial" w:cs="Arial"/>
+          <w:sz w:val="24"/>
+          <w:szCs w:val="24"/>
+        </w:rPr>
+      </w:pPr>
+      <w:r>
+        <w:rPr>
+          <w:rFonts w:ascii="Arial" w:eastAsia="Arial" w:hAnsi="Arial" w:cs="Arial"/>
+          <w:sz w:val="24"/>
+          <w:szCs w:val="24"/>
+        </w:rPr>
+        <w:t>Tela inicial</w:t>
+      </w:r>
+    </w:p>
+    <w:p>
+      <w:r>
+        <w:rPr>
+          <w:noProof/>
         </w:rPr>
         <w:lastRenderedPageBreak/>
-        <w:t>Tela de login</w:t>
-      </w:r>
-    </w:p>
-    <w:p>
-      <w:r>
-        <w:rPr>
-          <w:noProof/>
-        </w:rPr>
         <w:drawing>
-          <wp:inline distT="0" distB="0" distL="0" distR="0" wp14:anchorId="5A1C7727" wp14:editId="534F0FAB">
+          <wp:inline distT="0" distB="0" distL="0" distR="0" wp14:anchorId="64AED261" wp14:editId="1562AE46">
             <wp:extent cx="2657475" cy="5762626"/>
             <wp:effectExtent l="0" t="0" r="0" b="0"/>
-            <wp:docPr id="420439725" name="Imagem 420439725"/>
+            <wp:docPr id="146107458" name="Imagem 146107458"/>
             <wp:cNvGraphicFramePr>
               <a:graphicFrameLocks xmlns:a="http://schemas.openxmlformats.org/drawingml/2006/main" noChangeAspect="1"/>
             </wp:cNvGraphicFramePr>
@@ -9426,7 +10154,7 @@
         <w:pStyle w:val="PargrafodaLista"/>
         <w:numPr>
           <w:ilvl w:val="0"/>
-          <w:numId w:val="7"/>
+          <w:numId w:val="6"/>
         </w:numPr>
         <w:rPr>
           <w:rFonts w:ascii="Arial" w:eastAsia="Arial" w:hAnsi="Arial" w:cs="Arial"/>
@@ -9440,7 +10168,15 @@
           <w:sz w:val="24"/>
           <w:szCs w:val="24"/>
         </w:rPr>
-        <w:t>Tela inicial</w:t>
+        <w:t>Tela de nova ati</w:t>
+      </w:r>
+      <w:r>
+        <w:rPr>
+          <w:rFonts w:ascii="Arial" w:eastAsia="Arial" w:hAnsi="Arial" w:cs="Arial"/>
+          <w:sz w:val="24"/>
+          <w:szCs w:val="24"/>
+        </w:rPr>
+        <w:t>vidade</w:t>
       </w:r>
     </w:p>
     <w:p>
@@ -9450,10 +10186,10 @@
         </w:rPr>
         <w:lastRenderedPageBreak/>
         <w:drawing>
-          <wp:inline distT="0" distB="0" distL="0" distR="0" wp14:anchorId="64AED261" wp14:editId="1562AE46">
+          <wp:inline distT="0" distB="0" distL="0" distR="0" wp14:anchorId="7FBA1437" wp14:editId="6B2F8EB8">
             <wp:extent cx="2657475" cy="5762626"/>
             <wp:effectExtent l="0" t="0" r="0" b="0"/>
-            <wp:docPr id="146107458" name="Imagem 146107458"/>
+            <wp:docPr id="1763793373" name="Imagem 1763793373"/>
             <wp:cNvGraphicFramePr>
               <a:graphicFrameLocks xmlns:a="http://schemas.openxmlformats.org/drawingml/2006/main" noChangeAspect="1"/>
             </wp:cNvGraphicFramePr>
@@ -9492,39 +10228,22 @@
         </w:drawing>
       </w:r>
     </w:p>
-    <w:p>
-      <w:pPr>
-        <w:pStyle w:val="PargrafodaLista"/>
-      </w:pPr>
-    </w:p>
+    <w:p/>
     <w:p>
       <w:pPr>
         <w:pStyle w:val="PargrafodaLista"/>
         <w:numPr>
           <w:ilvl w:val="0"/>
-          <w:numId w:val="6"/>
+          <w:numId w:val="5"/>
         </w:numPr>
+      </w:pPr>
+      <w:r>
         <w:rPr>
           <w:rFonts w:ascii="Arial" w:eastAsia="Arial" w:hAnsi="Arial" w:cs="Arial"/>
           <w:sz w:val="24"/>
           <w:szCs w:val="24"/>
         </w:rPr>
-      </w:pPr>
-      <w:r>
-        <w:rPr>
-          <w:rFonts w:ascii="Arial" w:eastAsia="Arial" w:hAnsi="Arial" w:cs="Arial"/>
-          <w:sz w:val="24"/>
-          <w:szCs w:val="24"/>
-        </w:rPr>
-        <w:t>Tela de nova ati</w:t>
-      </w:r>
-      <w:r>
-        <w:rPr>
-          <w:rFonts w:ascii="Arial" w:eastAsia="Arial" w:hAnsi="Arial" w:cs="Arial"/>
-          <w:sz w:val="24"/>
-          <w:szCs w:val="24"/>
-        </w:rPr>
-        <w:t>vidade</w:t>
+        <w:t>Tela de atividade ativa</w:t>
       </w:r>
     </w:p>
     <w:p>
@@ -9534,10 +10253,10 @@
         </w:rPr>
         <w:lastRenderedPageBreak/>
         <w:drawing>
-          <wp:inline distT="0" distB="0" distL="0" distR="0" wp14:anchorId="7FBA1437" wp14:editId="6B2F8EB8">
+          <wp:inline distT="0" distB="0" distL="0" distR="0" wp14:anchorId="0665B8F2" wp14:editId="62399D7C">
             <wp:extent cx="2657475" cy="5762626"/>
             <wp:effectExtent l="0" t="0" r="0" b="0"/>
-            <wp:docPr id="1763793373" name="Imagem 1763793373"/>
+            <wp:docPr id="889383403" name="Imagem 889383403"/>
             <wp:cNvGraphicFramePr>
               <a:graphicFrameLocks xmlns:a="http://schemas.openxmlformats.org/drawingml/2006/main" noChangeAspect="1"/>
             </wp:cNvGraphicFramePr>
@@ -9582,7 +10301,7 @@
         <w:pStyle w:val="PargrafodaLista"/>
         <w:numPr>
           <w:ilvl w:val="0"/>
-          <w:numId w:val="5"/>
+          <w:numId w:val="4"/>
         </w:numPr>
       </w:pPr>
       <w:r>
@@ -9591,7 +10310,7 @@
           <w:sz w:val="24"/>
           <w:szCs w:val="24"/>
         </w:rPr>
-        <w:t>Tela de atividade ativa</w:t>
+        <w:t>Tela da loja</w:t>
       </w:r>
     </w:p>
     <w:p>
@@ -9601,10 +10320,10 @@
         </w:rPr>
         <w:lastRenderedPageBreak/>
         <w:drawing>
-          <wp:inline distT="0" distB="0" distL="0" distR="0" wp14:anchorId="0665B8F2" wp14:editId="62399D7C">
+          <wp:inline distT="0" distB="0" distL="0" distR="0" wp14:anchorId="26D06598" wp14:editId="08B30203">
             <wp:extent cx="2657475" cy="5762626"/>
             <wp:effectExtent l="0" t="0" r="0" b="0"/>
-            <wp:docPr id="889383403" name="Imagem 889383403"/>
+            <wp:docPr id="970244669" name="Imagem 970244669"/>
             <wp:cNvGraphicFramePr>
               <a:graphicFrameLocks xmlns:a="http://schemas.openxmlformats.org/drawingml/2006/main" noChangeAspect="1"/>
             </wp:cNvGraphicFramePr>
@@ -9649,16 +10368,21 @@
         <w:pStyle w:val="PargrafodaLista"/>
         <w:numPr>
           <w:ilvl w:val="0"/>
-          <w:numId w:val="4"/>
+          <w:numId w:val="3"/>
         </w:numPr>
-      </w:pPr>
-      <w:r>
         <w:rPr>
           <w:rFonts w:ascii="Arial" w:eastAsia="Arial" w:hAnsi="Arial" w:cs="Arial"/>
           <w:sz w:val="24"/>
           <w:szCs w:val="24"/>
         </w:rPr>
-        <w:t>Tela da loja</w:t>
+      </w:pPr>
+      <w:r>
+        <w:rPr>
+          <w:rFonts w:ascii="Arial" w:eastAsia="Arial" w:hAnsi="Arial" w:cs="Arial"/>
+          <w:sz w:val="24"/>
+          <w:szCs w:val="24"/>
+        </w:rPr>
+        <w:t>Tela de perfil</w:t>
       </w:r>
     </w:p>
     <w:p>
@@ -9668,10 +10392,10 @@
         </w:rPr>
         <w:lastRenderedPageBreak/>
         <w:drawing>
-          <wp:inline distT="0" distB="0" distL="0" distR="0" wp14:anchorId="26D06598" wp14:editId="08B30203">
+          <wp:inline distT="0" distB="0" distL="0" distR="0" wp14:anchorId="4978550C" wp14:editId="018762B8">
             <wp:extent cx="2657475" cy="5762626"/>
             <wp:effectExtent l="0" t="0" r="0" b="0"/>
-            <wp:docPr id="970244669" name="Imagem 970244669"/>
+            <wp:docPr id="403997110" name="Imagem 403997110"/>
             <wp:cNvGraphicFramePr>
               <a:graphicFrameLocks xmlns:a="http://schemas.openxmlformats.org/drawingml/2006/main" noChangeAspect="1"/>
             </wp:cNvGraphicFramePr>
@@ -9716,21 +10440,16 @@
         <w:pStyle w:val="PargrafodaLista"/>
         <w:numPr>
           <w:ilvl w:val="0"/>
-          <w:numId w:val="3"/>
+          <w:numId w:val="2"/>
         </w:numPr>
+      </w:pPr>
+      <w:r>
         <w:rPr>
           <w:rFonts w:ascii="Arial" w:eastAsia="Arial" w:hAnsi="Arial" w:cs="Arial"/>
           <w:sz w:val="24"/>
           <w:szCs w:val="24"/>
         </w:rPr>
-      </w:pPr>
-      <w:r>
-        <w:rPr>
-          <w:rFonts w:ascii="Arial" w:eastAsia="Arial" w:hAnsi="Arial" w:cs="Arial"/>
-          <w:sz w:val="24"/>
-          <w:szCs w:val="24"/>
-        </w:rPr>
-        <w:t>Tela de perfil</w:t>
+        <w:t>Tela de atualização do perfil</w:t>
       </w:r>
     </w:p>
     <w:p>
@@ -9740,10 +10459,10 @@
         </w:rPr>
         <w:lastRenderedPageBreak/>
         <w:drawing>
-          <wp:inline distT="0" distB="0" distL="0" distR="0" wp14:anchorId="4978550C" wp14:editId="018762B8">
+          <wp:inline distT="0" distB="0" distL="0" distR="0" wp14:anchorId="08FD781A" wp14:editId="7C68515A">
             <wp:extent cx="2657475" cy="5762626"/>
             <wp:effectExtent l="0" t="0" r="0" b="0"/>
-            <wp:docPr id="403997110" name="Imagem 403997110"/>
+            <wp:docPr id="1720754623" name="Imagem 1720754623"/>
             <wp:cNvGraphicFramePr>
               <a:graphicFrameLocks xmlns:a="http://schemas.openxmlformats.org/drawingml/2006/main" noChangeAspect="1"/>
             </wp:cNvGraphicFramePr>
@@ -9788,7 +10507,7 @@
         <w:pStyle w:val="PargrafodaLista"/>
         <w:numPr>
           <w:ilvl w:val="0"/>
-          <w:numId w:val="2"/>
+          <w:numId w:val="1"/>
         </w:numPr>
       </w:pPr>
       <w:r>
@@ -9797,7 +10516,7 @@
           <w:sz w:val="24"/>
           <w:szCs w:val="24"/>
         </w:rPr>
-        <w:t>Tela de atualização do perfil</w:t>
+        <w:t>Tela de edição do temporizador</w:t>
       </w:r>
     </w:p>
     <w:p>
@@ -9807,10 +10526,10 @@
         </w:rPr>
         <w:lastRenderedPageBreak/>
         <w:drawing>
-          <wp:inline distT="0" distB="0" distL="0" distR="0" wp14:anchorId="08FD781A" wp14:editId="7C68515A">
+          <wp:inline distT="0" distB="0" distL="0" distR="0" wp14:anchorId="22CA01CC" wp14:editId="4AC0A203">
             <wp:extent cx="2657475" cy="5762626"/>
             <wp:effectExtent l="0" t="0" r="0" b="0"/>
-            <wp:docPr id="1720754623" name="Imagem 1720754623"/>
+            <wp:docPr id="575994673" name="Imagem 575994673"/>
             <wp:cNvGraphicFramePr>
               <a:graphicFrameLocks xmlns:a="http://schemas.openxmlformats.org/drawingml/2006/main" noChangeAspect="1"/>
             </wp:cNvGraphicFramePr>
@@ -9849,73 +10568,6 @@
         </w:drawing>
       </w:r>
     </w:p>
-    <w:p/>
-    <w:p>
-      <w:pPr>
-        <w:pStyle w:val="PargrafodaLista"/>
-        <w:numPr>
-          <w:ilvl w:val="0"/>
-          <w:numId w:val="1"/>
-        </w:numPr>
-      </w:pPr>
-      <w:r>
-        <w:rPr>
-          <w:rFonts w:ascii="Arial" w:eastAsia="Arial" w:hAnsi="Arial" w:cs="Arial"/>
-          <w:sz w:val="24"/>
-          <w:szCs w:val="24"/>
-        </w:rPr>
-        <w:t>Tela de edição do temporizador</w:t>
-      </w:r>
-    </w:p>
-    <w:p>
-      <w:r>
-        <w:rPr>
-          <w:noProof/>
-        </w:rPr>
-        <w:lastRenderedPageBreak/>
-        <w:drawing>
-          <wp:inline distT="0" distB="0" distL="0" distR="0" wp14:anchorId="22CA01CC" wp14:editId="4AC0A203">
-            <wp:extent cx="2657475" cy="5762626"/>
-            <wp:effectExtent l="0" t="0" r="0" b="0"/>
-            <wp:docPr id="575994673" name="Imagem 575994673"/>
-            <wp:cNvGraphicFramePr>
-              <a:graphicFrameLocks xmlns:a="http://schemas.openxmlformats.org/drawingml/2006/main" noChangeAspect="1"/>
-            </wp:cNvGraphicFramePr>
-            <a:graphic xmlns:a="http://schemas.openxmlformats.org/drawingml/2006/main">
-              <a:graphicData uri="http://schemas.openxmlformats.org/drawingml/2006/picture">
-                <pic:pic xmlns:pic="http://schemas.openxmlformats.org/drawingml/2006/picture">
-                  <pic:nvPicPr>
-                    <pic:cNvPr id="0" name=""/>
-                    <pic:cNvPicPr/>
-                  </pic:nvPicPr>
-                  <pic:blipFill>
-                    <a:blip r:embed="rId35">
-                      <a:extLst>
-                        <a:ext uri="{28A0092B-C50C-407E-A947-70E740481C1C}">
-                          <a14:useLocalDpi xmlns:a14="http://schemas.microsoft.com/office/drawing/2010/main" val="0"/>
-                        </a:ext>
-                      </a:extLst>
-                    </a:blip>
-                    <a:stretch>
-                      <a:fillRect/>
-                    </a:stretch>
-                  </pic:blipFill>
-                  <pic:spPr>
-                    <a:xfrm>
-                      <a:off x="0" y="0"/>
-                      <a:ext cx="2657475" cy="5762626"/>
-                    </a:xfrm>
-                    <a:prstGeom prst="rect">
-                      <a:avLst/>
-                    </a:prstGeom>
-                  </pic:spPr>
-                </pic:pic>
-              </a:graphicData>
-            </a:graphic>
-          </wp:inline>
-        </w:drawing>
-      </w:r>
-    </w:p>
     <w:p>
       <w:pPr>
         <w:pStyle w:val="Ttulo1"/>
@@ -10197,7 +10849,7 @@
           <w:szCs w:val="24"/>
         </w:rPr>
       </w:pPr>
-      <w:hyperlink r:id="rId36">
+      <w:hyperlink r:id="rId35">
         <w:r>
           <w:rPr>
             <w:rStyle w:val="Hyperlink"/>
@@ -10404,9 +11056,9 @@
       </w:pPr>
     </w:p>
     <w:sectPr>
-      <w:headerReference w:type="even" r:id="rId37"/>
-      <w:headerReference w:type="default" r:id="rId38"/>
-      <w:footerReference w:type="default" r:id="rId39"/>
+      <w:headerReference w:type="even" r:id="rId36"/>
+      <w:headerReference w:type="default" r:id="rId37"/>
+      <w:footerReference w:type="default" r:id="rId38"/>
       <w:pgSz w:w="11906" w:h="16838" w:code="9"/>
       <w:pgMar w:top="1701" w:right="1134" w:bottom="1134" w:left="1701" w:header="709" w:footer="709" w:gutter="284"/>
       <w:cols w:space="708"/>
@@ -10417,7 +11069,7 @@
 </file>
 
 <file path=word/endnotes.xml><?xml version="1.0" encoding="utf-8"?>
-<w:endnotes xmlns:wpc="http://schemas.microsoft.com/office/word/2010/wordprocessingCanvas" xmlns:cx="http://schemas.microsoft.com/office/drawing/2014/chartex" xmlns:cx1="http://schemas.microsoft.com/office/drawing/2015/9/8/chartex" xmlns:cx2="http://schemas.microsoft.com/office/drawing/2015/10/21/chartex" xmlns:cx3="http://schemas.microsoft.com/office/drawing/2016/5/9/chartex" xmlns:cx4="http://schemas.microsoft.com/office/drawing/2016/5/10/chartex" xmlns:cx5="http://schemas.microsoft.com/office/drawing/2016/5/11/chartex" xmlns:cx6="http://schemas.microsoft.com/office/drawing/2016/5/12/chartex" xmlns:cx7="http://schemas.microsoft.com/office/drawing/2016/5/13/chartex" xmlns:cx8="http://schemas.microsoft.com/office/drawing/2016/5/14/chartex" xmlns:mc="http://schemas.openxmlformats.org/markup-compatibility/2006" xmlns:aink="http://schemas.microsoft.com/office/drawing/2016/ink" xmlns:am3d="http://schemas.microsoft.com/office/drawing/2017/model3d" xmlns:o="urn:schemas-microsoft-com:office:office" xmlns:oel="http://schemas.microsoft.com/office/2019/extlst" xmlns:r="http://schemas.openxmlformats.org/officeDocument/2006/relationships" xmlns:m="http://schemas.openxmlformats.org/officeDocument/2006/math" xmlns:v="urn:schemas-microsoft-com:vml" xmlns:wp14="http://schemas.microsoft.com/office/word/2010/wordprocessingDrawing" xmlns:wp="http://schemas.openxmlformats.org/drawingml/2006/wordprocessingDrawing" xmlns:w10="urn:schemas-microsoft-com:office:word" xmlns:w="http://schemas.openxmlformats.org/wordprocessingml/2006/main" xmlns:w14="http://schemas.microsoft.com/office/word/2010/wordml" xmlns:w15="http://schemas.microsoft.com/office/word/2012/wordml" xmlns:w16cex="http://schemas.microsoft.com/office/word/2018/wordml/cex" xmlns:w16cid="http://schemas.microsoft.com/office/word/2016/wordml/cid" xmlns:w16="http://schemas.microsoft.com/office/word/2018/wordml" xmlns:w16du="http://schemas.microsoft.com/office/word/2023/wordml/word16du" xmlns:w16sdtdh="http://schemas.microsoft.com/office/word/2020/wordml/sdtdatahash" xmlns:w16se="http://schemas.microsoft.com/office/word/2015/wordml/symex" xmlns:wpg="http://schemas.microsoft.com/office/word/2010/wordprocessingGroup" xmlns:wpi="http://schemas.microsoft.com/office/word/2010/wordprocessingInk" xmlns:wne="http://schemas.microsoft.com/office/word/2006/wordml" xmlns:wps="http://schemas.microsoft.com/office/word/2010/wordprocessingShape" mc:Ignorable="w14 w15 w16se w16cid w16 w16cex w16sdtdh w16du wp14">
+<w:endnotes xmlns:wpc="http://schemas.microsoft.com/office/word/2010/wordprocessingCanvas" xmlns:cx="http://schemas.microsoft.com/office/drawing/2014/chartex" xmlns:cx1="http://schemas.microsoft.com/office/drawing/2015/9/8/chartex" xmlns:cx2="http://schemas.microsoft.com/office/drawing/2015/10/21/chartex" xmlns:cx3="http://schemas.microsoft.com/office/drawing/2016/5/9/chartex" xmlns:cx4="http://schemas.microsoft.com/office/drawing/2016/5/10/chartex" xmlns:cx5="http://schemas.microsoft.com/office/drawing/2016/5/11/chartex" xmlns:cx6="http://schemas.microsoft.com/office/drawing/2016/5/12/chartex" xmlns:cx7="http://schemas.microsoft.com/office/drawing/2016/5/13/chartex" xmlns:cx8="http://schemas.microsoft.com/office/drawing/2016/5/14/chartex" xmlns:mc="http://schemas.openxmlformats.org/markup-compatibility/2006" xmlns:aink="http://schemas.microsoft.com/office/drawing/2016/ink" xmlns:am3d="http://schemas.microsoft.com/office/drawing/2017/model3d" xmlns:o="urn:schemas-microsoft-com:office:office" xmlns:r="http://schemas.openxmlformats.org/officeDocument/2006/relationships" xmlns:m="http://schemas.openxmlformats.org/officeDocument/2006/math" xmlns:v="urn:schemas-microsoft-com:vml" xmlns:wp14="http://schemas.microsoft.com/office/word/2010/wordprocessingDrawing" xmlns:wp="http://schemas.openxmlformats.org/drawingml/2006/wordprocessingDrawing" xmlns:w10="urn:schemas-microsoft-com:office:word" xmlns:w="http://schemas.openxmlformats.org/wordprocessingml/2006/main" xmlns:w14="http://schemas.microsoft.com/office/word/2010/wordml" xmlns:w15="http://schemas.microsoft.com/office/word/2012/wordml" xmlns:w16cid="http://schemas.microsoft.com/office/word/2016/wordml/cid" xmlns:w16se="http://schemas.microsoft.com/office/word/2015/wordml/symex" xmlns:wpg="http://schemas.microsoft.com/office/word/2010/wordprocessingGroup" xmlns:wpi="http://schemas.microsoft.com/office/word/2010/wordprocessingInk" xmlns:wne="http://schemas.microsoft.com/office/word/2006/wordml" xmlns:wps="http://schemas.microsoft.com/office/word/2010/wordprocessingShape" mc:Ignorable="w14 w15 w16se w16cid wp14">
   <w:endnote w:type="separator" w:id="-1">
     <w:p>
       <w:pPr>
@@ -10442,7 +11094,7 @@
 </file>
 
 <file path=word/footer1.xml><?xml version="1.0" encoding="utf-8"?>
-<w:ftr xmlns:wpc="http://schemas.microsoft.com/office/word/2010/wordprocessingCanvas" xmlns:cx="http://schemas.microsoft.com/office/drawing/2014/chartex" xmlns:cx1="http://schemas.microsoft.com/office/drawing/2015/9/8/chartex" xmlns:cx2="http://schemas.microsoft.com/office/drawing/2015/10/21/chartex" xmlns:cx3="http://schemas.microsoft.com/office/drawing/2016/5/9/chartex" xmlns:cx4="http://schemas.microsoft.com/office/drawing/2016/5/10/chartex" xmlns:cx5="http://schemas.microsoft.com/office/drawing/2016/5/11/chartex" xmlns:cx6="http://schemas.microsoft.com/office/drawing/2016/5/12/chartex" xmlns:cx7="http://schemas.microsoft.com/office/drawing/2016/5/13/chartex" xmlns:cx8="http://schemas.microsoft.com/office/drawing/2016/5/14/chartex" xmlns:mc="http://schemas.openxmlformats.org/markup-compatibility/2006" xmlns:aink="http://schemas.microsoft.com/office/drawing/2016/ink" xmlns:am3d="http://schemas.microsoft.com/office/drawing/2017/model3d" xmlns:o="urn:schemas-microsoft-com:office:office" xmlns:oel="http://schemas.microsoft.com/office/2019/extlst" xmlns:r="http://schemas.openxmlformats.org/officeDocument/2006/relationships" xmlns:m="http://schemas.openxmlformats.org/officeDocument/2006/math" xmlns:v="urn:schemas-microsoft-com:vml" xmlns:wp14="http://schemas.microsoft.com/office/word/2010/wordprocessingDrawing" xmlns:wp="http://schemas.openxmlformats.org/drawingml/2006/wordprocessingDrawing" xmlns:w10="urn:schemas-microsoft-com:office:word" xmlns:w="http://schemas.openxmlformats.org/wordprocessingml/2006/main" xmlns:w14="http://schemas.microsoft.com/office/word/2010/wordml" xmlns:w15="http://schemas.microsoft.com/office/word/2012/wordml" xmlns:w16cex="http://schemas.microsoft.com/office/word/2018/wordml/cex" xmlns:w16cid="http://schemas.microsoft.com/office/word/2016/wordml/cid" xmlns:w16="http://schemas.microsoft.com/office/word/2018/wordml" xmlns:w16du="http://schemas.microsoft.com/office/word/2023/wordml/word16du" xmlns:w16sdtdh="http://schemas.microsoft.com/office/word/2020/wordml/sdtdatahash" xmlns:w16se="http://schemas.microsoft.com/office/word/2015/wordml/symex" xmlns:wpg="http://schemas.microsoft.com/office/word/2010/wordprocessingGroup" xmlns:wpi="http://schemas.microsoft.com/office/word/2010/wordprocessingInk" xmlns:wne="http://schemas.microsoft.com/office/word/2006/wordml" xmlns:wps="http://schemas.microsoft.com/office/word/2010/wordprocessingShape" mc:Ignorable="w14 w15 w16se w16cid w16 w16cex w16sdtdh w16du wp14">
+<w:ftr xmlns:wpc="http://schemas.microsoft.com/office/word/2010/wordprocessingCanvas" xmlns:cx="http://schemas.microsoft.com/office/drawing/2014/chartex" xmlns:cx1="http://schemas.microsoft.com/office/drawing/2015/9/8/chartex" xmlns:cx2="http://schemas.microsoft.com/office/drawing/2015/10/21/chartex" xmlns:cx3="http://schemas.microsoft.com/office/drawing/2016/5/9/chartex" xmlns:cx4="http://schemas.microsoft.com/office/drawing/2016/5/10/chartex" xmlns:cx5="http://schemas.microsoft.com/office/drawing/2016/5/11/chartex" xmlns:cx6="http://schemas.microsoft.com/office/drawing/2016/5/12/chartex" xmlns:cx7="http://schemas.microsoft.com/office/drawing/2016/5/13/chartex" xmlns:cx8="http://schemas.microsoft.com/office/drawing/2016/5/14/chartex" xmlns:mc="http://schemas.openxmlformats.org/markup-compatibility/2006" xmlns:aink="http://schemas.microsoft.com/office/drawing/2016/ink" xmlns:am3d="http://schemas.microsoft.com/office/drawing/2017/model3d" xmlns:o="urn:schemas-microsoft-com:office:office" xmlns:r="http://schemas.openxmlformats.org/officeDocument/2006/relationships" xmlns:m="http://schemas.openxmlformats.org/officeDocument/2006/math" xmlns:v="urn:schemas-microsoft-com:vml" xmlns:wp14="http://schemas.microsoft.com/office/word/2010/wordprocessingDrawing" xmlns:wp="http://schemas.openxmlformats.org/drawingml/2006/wordprocessingDrawing" xmlns:w10="urn:schemas-microsoft-com:office:word" xmlns:w="http://schemas.openxmlformats.org/wordprocessingml/2006/main" xmlns:w14="http://schemas.microsoft.com/office/word/2010/wordml" xmlns:w15="http://schemas.microsoft.com/office/word/2012/wordml" xmlns:w16cid="http://schemas.microsoft.com/office/word/2016/wordml/cid" xmlns:w16se="http://schemas.microsoft.com/office/word/2015/wordml/symex" xmlns:wpg="http://schemas.microsoft.com/office/word/2010/wordprocessingGroup" xmlns:wpi="http://schemas.microsoft.com/office/word/2010/wordprocessingInk" xmlns:wne="http://schemas.microsoft.com/office/word/2006/wordml" xmlns:wps="http://schemas.microsoft.com/office/word/2010/wordprocessingShape" mc:Ignorable="w14 w15 w16se w16cid wp14">
   <w:p>
     <w:pPr>
       <w:pStyle w:val="Rodap"/>
@@ -10458,7 +11110,7 @@
 </file>
 
 <file path=word/footer2.xml><?xml version="1.0" encoding="utf-8"?>
-<w:ftr xmlns:wpc="http://schemas.microsoft.com/office/word/2010/wordprocessingCanvas" xmlns:cx="http://schemas.microsoft.com/office/drawing/2014/chartex" xmlns:cx1="http://schemas.microsoft.com/office/drawing/2015/9/8/chartex" xmlns:cx2="http://schemas.microsoft.com/office/drawing/2015/10/21/chartex" xmlns:cx3="http://schemas.microsoft.com/office/drawing/2016/5/9/chartex" xmlns:cx4="http://schemas.microsoft.com/office/drawing/2016/5/10/chartex" xmlns:cx5="http://schemas.microsoft.com/office/drawing/2016/5/11/chartex" xmlns:cx6="http://schemas.microsoft.com/office/drawing/2016/5/12/chartex" xmlns:cx7="http://schemas.microsoft.com/office/drawing/2016/5/13/chartex" xmlns:cx8="http://schemas.microsoft.com/office/drawing/2016/5/14/chartex" xmlns:mc="http://schemas.openxmlformats.org/markup-compatibility/2006" xmlns:aink="http://schemas.microsoft.com/office/drawing/2016/ink" xmlns:am3d="http://schemas.microsoft.com/office/drawing/2017/model3d" xmlns:o="urn:schemas-microsoft-com:office:office" xmlns:oel="http://schemas.microsoft.com/office/2019/extlst" xmlns:r="http://schemas.openxmlformats.org/officeDocument/2006/relationships" xmlns:m="http://schemas.openxmlformats.org/officeDocument/2006/math" xmlns:v="urn:schemas-microsoft-com:vml" xmlns:wp14="http://schemas.microsoft.com/office/word/2010/wordprocessingDrawing" xmlns:wp="http://schemas.openxmlformats.org/drawingml/2006/wordprocessingDrawing" xmlns:w10="urn:schemas-microsoft-com:office:word" xmlns:w="http://schemas.openxmlformats.org/wordprocessingml/2006/main" xmlns:w14="http://schemas.microsoft.com/office/word/2010/wordml" xmlns:w15="http://schemas.microsoft.com/office/word/2012/wordml" xmlns:w16cex="http://schemas.microsoft.com/office/word/2018/wordml/cex" xmlns:w16cid="http://schemas.microsoft.com/office/word/2016/wordml/cid" xmlns:w16="http://schemas.microsoft.com/office/word/2018/wordml" xmlns:w16du="http://schemas.microsoft.com/office/word/2023/wordml/word16du" xmlns:w16sdtdh="http://schemas.microsoft.com/office/word/2020/wordml/sdtdatahash" xmlns:w16se="http://schemas.microsoft.com/office/word/2015/wordml/symex" xmlns:wpg="http://schemas.microsoft.com/office/word/2010/wordprocessingGroup" xmlns:wpi="http://schemas.microsoft.com/office/word/2010/wordprocessingInk" xmlns:wne="http://schemas.microsoft.com/office/word/2006/wordml" xmlns:wps="http://schemas.microsoft.com/office/word/2010/wordprocessingShape" mc:Ignorable="w14 w15 w16se w16cid w16 w16cex w16sdtdh w16du wp14">
+<w:ftr xmlns:wpc="http://schemas.microsoft.com/office/word/2010/wordprocessingCanvas" xmlns:cx="http://schemas.microsoft.com/office/drawing/2014/chartex" xmlns:cx1="http://schemas.microsoft.com/office/drawing/2015/9/8/chartex" xmlns:cx2="http://schemas.microsoft.com/office/drawing/2015/10/21/chartex" xmlns:cx3="http://schemas.microsoft.com/office/drawing/2016/5/9/chartex" xmlns:cx4="http://schemas.microsoft.com/office/drawing/2016/5/10/chartex" xmlns:cx5="http://schemas.microsoft.com/office/drawing/2016/5/11/chartex" xmlns:cx6="http://schemas.microsoft.com/office/drawing/2016/5/12/chartex" xmlns:cx7="http://schemas.microsoft.com/office/drawing/2016/5/13/chartex" xmlns:cx8="http://schemas.microsoft.com/office/drawing/2016/5/14/chartex" xmlns:mc="http://schemas.openxmlformats.org/markup-compatibility/2006" xmlns:aink="http://schemas.microsoft.com/office/drawing/2016/ink" xmlns:am3d="http://schemas.microsoft.com/office/drawing/2017/model3d" xmlns:o="urn:schemas-microsoft-com:office:office" xmlns:r="http://schemas.openxmlformats.org/officeDocument/2006/relationships" xmlns:m="http://schemas.openxmlformats.org/officeDocument/2006/math" xmlns:v="urn:schemas-microsoft-com:vml" xmlns:wp14="http://schemas.microsoft.com/office/word/2010/wordprocessingDrawing" xmlns:wp="http://schemas.openxmlformats.org/drawingml/2006/wordprocessingDrawing" xmlns:w10="urn:schemas-microsoft-com:office:word" xmlns:w="http://schemas.openxmlformats.org/wordprocessingml/2006/main" xmlns:w14="http://schemas.microsoft.com/office/word/2010/wordml" xmlns:w15="http://schemas.microsoft.com/office/word/2012/wordml" xmlns:w16cid="http://schemas.microsoft.com/office/word/2016/wordml/cid" xmlns:w16se="http://schemas.microsoft.com/office/word/2015/wordml/symex" xmlns:wpg="http://schemas.microsoft.com/office/word/2010/wordprocessingGroup" xmlns:wpi="http://schemas.microsoft.com/office/word/2010/wordprocessingInk" xmlns:wne="http://schemas.microsoft.com/office/word/2006/wordml" xmlns:wps="http://schemas.microsoft.com/office/word/2010/wordprocessingShape" mc:Ignorable="w14 w15 w16se w16cid wp14">
   <w:p>
     <w:pPr>
       <w:pStyle w:val="Rodap"/>
@@ -10474,7 +11126,7 @@
 </file>
 
 <file path=word/footnotes.xml><?xml version="1.0" encoding="utf-8"?>
-<w:footnotes xmlns:wpc="http://schemas.microsoft.com/office/word/2010/wordprocessingCanvas" xmlns:cx="http://schemas.microsoft.com/office/drawing/2014/chartex" xmlns:cx1="http://schemas.microsoft.com/office/drawing/2015/9/8/chartex" xmlns:cx2="http://schemas.microsoft.com/office/drawing/2015/10/21/chartex" xmlns:cx3="http://schemas.microsoft.com/office/drawing/2016/5/9/chartex" xmlns:cx4="http://schemas.microsoft.com/office/drawing/2016/5/10/chartex" xmlns:cx5="http://schemas.microsoft.com/office/drawing/2016/5/11/chartex" xmlns:cx6="http://schemas.microsoft.com/office/drawing/2016/5/12/chartex" xmlns:cx7="http://schemas.microsoft.com/office/drawing/2016/5/13/chartex" xmlns:cx8="http://schemas.microsoft.com/office/drawing/2016/5/14/chartex" xmlns:mc="http://schemas.openxmlformats.org/markup-compatibility/2006" xmlns:aink="http://schemas.microsoft.com/office/drawing/2016/ink" xmlns:am3d="http://schemas.microsoft.com/office/drawing/2017/model3d" xmlns:o="urn:schemas-microsoft-com:office:office" xmlns:oel="http://schemas.microsoft.com/office/2019/extlst" xmlns:r="http://schemas.openxmlformats.org/officeDocument/2006/relationships" xmlns:m="http://schemas.openxmlformats.org/officeDocument/2006/math" xmlns:v="urn:schemas-microsoft-com:vml" xmlns:wp14="http://schemas.microsoft.com/office/word/2010/wordprocessingDrawing" xmlns:wp="http://schemas.openxmlformats.org/drawingml/2006/wordprocessingDrawing" xmlns:w10="urn:schemas-microsoft-com:office:word" xmlns:w="http://schemas.openxmlformats.org/wordprocessingml/2006/main" xmlns:w14="http://schemas.microsoft.com/office/word/2010/wordml" xmlns:w15="http://schemas.microsoft.com/office/word/2012/wordml" xmlns:w16cex="http://schemas.microsoft.com/office/word/2018/wordml/cex" xmlns:w16cid="http://schemas.microsoft.com/office/word/2016/wordml/cid" xmlns:w16="http://schemas.microsoft.com/office/word/2018/wordml" xmlns:w16du="http://schemas.microsoft.com/office/word/2023/wordml/word16du" xmlns:w16sdtdh="http://schemas.microsoft.com/office/word/2020/wordml/sdtdatahash" xmlns:w16se="http://schemas.microsoft.com/office/word/2015/wordml/symex" xmlns:wpg="http://schemas.microsoft.com/office/word/2010/wordprocessingGroup" xmlns:wpi="http://schemas.microsoft.com/office/word/2010/wordprocessingInk" xmlns:wne="http://schemas.microsoft.com/office/word/2006/wordml" xmlns:wps="http://schemas.microsoft.com/office/word/2010/wordprocessingShape" mc:Ignorable="w14 w15 w16se w16cid w16 w16cex w16sdtdh w16du wp14">
+<w:footnotes xmlns:wpc="http://schemas.microsoft.com/office/word/2010/wordprocessingCanvas" xmlns:cx="http://schemas.microsoft.com/office/drawing/2014/chartex" xmlns:cx1="http://schemas.microsoft.com/office/drawing/2015/9/8/chartex" xmlns:cx2="http://schemas.microsoft.com/office/drawing/2015/10/21/chartex" xmlns:cx3="http://schemas.microsoft.com/office/drawing/2016/5/9/chartex" xmlns:cx4="http://schemas.microsoft.com/office/drawing/2016/5/10/chartex" xmlns:cx5="http://schemas.microsoft.com/office/drawing/2016/5/11/chartex" xmlns:cx6="http://schemas.microsoft.com/office/drawing/2016/5/12/chartex" xmlns:cx7="http://schemas.microsoft.com/office/drawing/2016/5/13/chartex" xmlns:cx8="http://schemas.microsoft.com/office/drawing/2016/5/14/chartex" xmlns:mc="http://schemas.openxmlformats.org/markup-compatibility/2006" xmlns:aink="http://schemas.microsoft.com/office/drawing/2016/ink" xmlns:am3d="http://schemas.microsoft.com/office/drawing/2017/model3d" xmlns:o="urn:schemas-microsoft-com:office:office" xmlns:r="http://schemas.openxmlformats.org/officeDocument/2006/relationships" xmlns:m="http://schemas.openxmlformats.org/officeDocument/2006/math" xmlns:v="urn:schemas-microsoft-com:vml" xmlns:wp14="http://schemas.microsoft.com/office/word/2010/wordprocessingDrawing" xmlns:wp="http://schemas.openxmlformats.org/drawingml/2006/wordprocessingDrawing" xmlns:w10="urn:schemas-microsoft-com:office:word" xmlns:w="http://schemas.openxmlformats.org/wordprocessingml/2006/main" xmlns:w14="http://schemas.microsoft.com/office/word/2010/wordml" xmlns:w15="http://schemas.microsoft.com/office/word/2012/wordml" xmlns:w16cid="http://schemas.microsoft.com/office/word/2016/wordml/cid" xmlns:w16se="http://schemas.microsoft.com/office/word/2015/wordml/symex" xmlns:wpg="http://schemas.microsoft.com/office/word/2010/wordprocessingGroup" xmlns:wpi="http://schemas.microsoft.com/office/word/2010/wordprocessingInk" xmlns:wne="http://schemas.microsoft.com/office/word/2006/wordml" xmlns:wps="http://schemas.microsoft.com/office/word/2010/wordprocessingShape" mc:Ignorable="w14 w15 w16se w16cid wp14">
   <w:footnote w:type="separator" w:id="-1">
     <w:p>
       <w:pPr>
@@ -10499,7 +11151,7 @@
 </file>
 
 <file path=word/header1.xml><?xml version="1.0" encoding="utf-8"?>
-<w:hdr xmlns:wpc="http://schemas.microsoft.com/office/word/2010/wordprocessingCanvas" xmlns:cx="http://schemas.microsoft.com/office/drawing/2014/chartex" xmlns:cx1="http://schemas.microsoft.com/office/drawing/2015/9/8/chartex" xmlns:cx2="http://schemas.microsoft.com/office/drawing/2015/10/21/chartex" xmlns:cx3="http://schemas.microsoft.com/office/drawing/2016/5/9/chartex" xmlns:cx4="http://schemas.microsoft.com/office/drawing/2016/5/10/chartex" xmlns:cx5="http://schemas.microsoft.com/office/drawing/2016/5/11/chartex" xmlns:cx6="http://schemas.microsoft.com/office/drawing/2016/5/12/chartex" xmlns:cx7="http://schemas.microsoft.com/office/drawing/2016/5/13/chartex" xmlns:cx8="http://schemas.microsoft.com/office/drawing/2016/5/14/chartex" xmlns:mc="http://schemas.openxmlformats.org/markup-compatibility/2006" xmlns:aink="http://schemas.microsoft.com/office/drawing/2016/ink" xmlns:am3d="http://schemas.microsoft.com/office/drawing/2017/model3d" xmlns:o="urn:schemas-microsoft-com:office:office" xmlns:oel="http://schemas.microsoft.com/office/2019/extlst" xmlns:r="http://schemas.openxmlformats.org/officeDocument/2006/relationships" xmlns:m="http://schemas.openxmlformats.org/officeDocument/2006/math" xmlns:v="urn:schemas-microsoft-com:vml" xmlns:wp14="http://schemas.microsoft.com/office/word/2010/wordprocessingDrawing" xmlns:wp="http://schemas.openxmlformats.org/drawingml/2006/wordprocessingDrawing" xmlns:w10="urn:schemas-microsoft-com:office:word" xmlns:w="http://schemas.openxmlformats.org/wordprocessingml/2006/main" xmlns:w14="http://schemas.microsoft.com/office/word/2010/wordml" xmlns:w15="http://schemas.microsoft.com/office/word/2012/wordml" xmlns:w16cex="http://schemas.microsoft.com/office/word/2018/wordml/cex" xmlns:w16cid="http://schemas.microsoft.com/office/word/2016/wordml/cid" xmlns:w16="http://schemas.microsoft.com/office/word/2018/wordml" xmlns:w16du="http://schemas.microsoft.com/office/word/2023/wordml/word16du" xmlns:w16sdtdh="http://schemas.microsoft.com/office/word/2020/wordml/sdtdatahash" xmlns:w16se="http://schemas.microsoft.com/office/word/2015/wordml/symex" xmlns:wpg="http://schemas.microsoft.com/office/word/2010/wordprocessingGroup" xmlns:wpi="http://schemas.microsoft.com/office/word/2010/wordprocessingInk" xmlns:wne="http://schemas.microsoft.com/office/word/2006/wordml" xmlns:wps="http://schemas.microsoft.com/office/word/2010/wordprocessingShape" mc:Ignorable="w14 w15 w16se w16cid w16 w16cex w16sdtdh w16du wp14">
+<w:hdr xmlns:wpc="http://schemas.microsoft.com/office/word/2010/wordprocessingCanvas" xmlns:cx="http://schemas.microsoft.com/office/drawing/2014/chartex" xmlns:cx1="http://schemas.microsoft.com/office/drawing/2015/9/8/chartex" xmlns:cx2="http://schemas.microsoft.com/office/drawing/2015/10/21/chartex" xmlns:cx3="http://schemas.microsoft.com/office/drawing/2016/5/9/chartex" xmlns:cx4="http://schemas.microsoft.com/office/drawing/2016/5/10/chartex" xmlns:cx5="http://schemas.microsoft.com/office/drawing/2016/5/11/chartex" xmlns:cx6="http://schemas.microsoft.com/office/drawing/2016/5/12/chartex" xmlns:cx7="http://schemas.microsoft.com/office/drawing/2016/5/13/chartex" xmlns:cx8="http://schemas.microsoft.com/office/drawing/2016/5/14/chartex" xmlns:mc="http://schemas.openxmlformats.org/markup-compatibility/2006" xmlns:aink="http://schemas.microsoft.com/office/drawing/2016/ink" xmlns:am3d="http://schemas.microsoft.com/office/drawing/2017/model3d" xmlns:o="urn:schemas-microsoft-com:office:office" xmlns:r="http://schemas.openxmlformats.org/officeDocument/2006/relationships" xmlns:m="http://schemas.openxmlformats.org/officeDocument/2006/math" xmlns:v="urn:schemas-microsoft-com:vml" xmlns:wp14="http://schemas.microsoft.com/office/word/2010/wordprocessingDrawing" xmlns:wp="http://schemas.openxmlformats.org/drawingml/2006/wordprocessingDrawing" xmlns:w10="urn:schemas-microsoft-com:office:word" xmlns:w="http://schemas.openxmlformats.org/wordprocessingml/2006/main" xmlns:w14="http://schemas.microsoft.com/office/word/2010/wordml" xmlns:w15="http://schemas.microsoft.com/office/word/2012/wordml" xmlns:w16cid="http://schemas.microsoft.com/office/word/2016/wordml/cid" xmlns:w16se="http://schemas.microsoft.com/office/word/2015/wordml/symex" xmlns:wpg="http://schemas.microsoft.com/office/word/2010/wordprocessingGroup" xmlns:wpi="http://schemas.microsoft.com/office/word/2010/wordprocessingInk" xmlns:wne="http://schemas.microsoft.com/office/word/2006/wordml" xmlns:wps="http://schemas.microsoft.com/office/word/2010/wordprocessingShape" mc:Ignorable="w14 w15 w16se w16cid wp14">
   <w:p>
     <w:pPr>
       <w:pStyle w:val="Cabealho"/>
@@ -10514,7 +11166,7 @@
 </file>
 
 <file path=word/header2.xml><?xml version="1.0" encoding="utf-8"?>
-<w:hdr xmlns:wpc="http://schemas.microsoft.com/office/word/2010/wordprocessingCanvas" xmlns:cx="http://schemas.microsoft.com/office/drawing/2014/chartex" xmlns:cx1="http://schemas.microsoft.com/office/drawing/2015/9/8/chartex" xmlns:cx2="http://schemas.microsoft.com/office/drawing/2015/10/21/chartex" xmlns:cx3="http://schemas.microsoft.com/office/drawing/2016/5/9/chartex" xmlns:cx4="http://schemas.microsoft.com/office/drawing/2016/5/10/chartex" xmlns:cx5="http://schemas.microsoft.com/office/drawing/2016/5/11/chartex" xmlns:cx6="http://schemas.microsoft.com/office/drawing/2016/5/12/chartex" xmlns:cx7="http://schemas.microsoft.com/office/drawing/2016/5/13/chartex" xmlns:cx8="http://schemas.microsoft.com/office/drawing/2016/5/14/chartex" xmlns:mc="http://schemas.openxmlformats.org/markup-compatibility/2006" xmlns:aink="http://schemas.microsoft.com/office/drawing/2016/ink" xmlns:am3d="http://schemas.microsoft.com/office/drawing/2017/model3d" xmlns:o="urn:schemas-microsoft-com:office:office" xmlns:oel="http://schemas.microsoft.com/office/2019/extlst" xmlns:r="http://schemas.openxmlformats.org/officeDocument/2006/relationships" xmlns:m="http://schemas.openxmlformats.org/officeDocument/2006/math" xmlns:v="urn:schemas-microsoft-com:vml" xmlns:wp14="http://schemas.microsoft.com/office/word/2010/wordprocessingDrawing" xmlns:wp="http://schemas.openxmlformats.org/drawingml/2006/wordprocessingDrawing" xmlns:w10="urn:schemas-microsoft-com:office:word" xmlns:w="http://schemas.openxmlformats.org/wordprocessingml/2006/main" xmlns:w14="http://schemas.microsoft.com/office/word/2010/wordml" xmlns:w15="http://schemas.microsoft.com/office/word/2012/wordml" xmlns:w16cex="http://schemas.microsoft.com/office/word/2018/wordml/cex" xmlns:w16cid="http://schemas.microsoft.com/office/word/2016/wordml/cid" xmlns:w16="http://schemas.microsoft.com/office/word/2018/wordml" xmlns:w16du="http://schemas.microsoft.com/office/word/2023/wordml/word16du" xmlns:w16sdtdh="http://schemas.microsoft.com/office/word/2020/wordml/sdtdatahash" xmlns:w16se="http://schemas.microsoft.com/office/word/2015/wordml/symex" xmlns:wpg="http://schemas.microsoft.com/office/word/2010/wordprocessingGroup" xmlns:wpi="http://schemas.microsoft.com/office/word/2010/wordprocessingInk" xmlns:wne="http://schemas.microsoft.com/office/word/2006/wordml" xmlns:wps="http://schemas.microsoft.com/office/word/2010/wordprocessingShape" mc:Ignorable="w14 w15 w16se w16cid w16 w16cex w16sdtdh w16du wp14">
+<w:hdr xmlns:wpc="http://schemas.microsoft.com/office/word/2010/wordprocessingCanvas" xmlns:cx="http://schemas.microsoft.com/office/drawing/2014/chartex" xmlns:cx1="http://schemas.microsoft.com/office/drawing/2015/9/8/chartex" xmlns:cx2="http://schemas.microsoft.com/office/drawing/2015/10/21/chartex" xmlns:cx3="http://schemas.microsoft.com/office/drawing/2016/5/9/chartex" xmlns:cx4="http://schemas.microsoft.com/office/drawing/2016/5/10/chartex" xmlns:cx5="http://schemas.microsoft.com/office/drawing/2016/5/11/chartex" xmlns:cx6="http://schemas.microsoft.com/office/drawing/2016/5/12/chartex" xmlns:cx7="http://schemas.microsoft.com/office/drawing/2016/5/13/chartex" xmlns:cx8="http://schemas.microsoft.com/office/drawing/2016/5/14/chartex" xmlns:mc="http://schemas.openxmlformats.org/markup-compatibility/2006" xmlns:aink="http://schemas.microsoft.com/office/drawing/2016/ink" xmlns:am3d="http://schemas.microsoft.com/office/drawing/2017/model3d" xmlns:o="urn:schemas-microsoft-com:office:office" xmlns:r="http://schemas.openxmlformats.org/officeDocument/2006/relationships" xmlns:m="http://schemas.openxmlformats.org/officeDocument/2006/math" xmlns:v="urn:schemas-microsoft-com:vml" xmlns:wp14="http://schemas.microsoft.com/office/word/2010/wordprocessingDrawing" xmlns:wp="http://schemas.openxmlformats.org/drawingml/2006/wordprocessingDrawing" xmlns:w10="urn:schemas-microsoft-com:office:word" xmlns:w="http://schemas.openxmlformats.org/wordprocessingml/2006/main" xmlns:w14="http://schemas.microsoft.com/office/word/2010/wordml" xmlns:w15="http://schemas.microsoft.com/office/word/2012/wordml" xmlns:w16cid="http://schemas.microsoft.com/office/word/2016/wordml/cid" xmlns:w16se="http://schemas.microsoft.com/office/word/2015/wordml/symex" xmlns:wpg="http://schemas.microsoft.com/office/word/2010/wordprocessingGroup" xmlns:wpi="http://schemas.microsoft.com/office/word/2010/wordprocessingInk" xmlns:wne="http://schemas.microsoft.com/office/word/2006/wordml" xmlns:wps="http://schemas.microsoft.com/office/word/2010/wordprocessingShape" mc:Ignorable="w14 w15 w16se w16cid wp14">
   <w:sdt>
     <w:sdtPr>
       <w:id w:val="-747578550"/>
@@ -10585,7 +11237,7 @@
 </file>
 
 <file path=word/header3.xml><?xml version="1.0" encoding="utf-8"?>
-<w:hdr xmlns:wpc="http://schemas.microsoft.com/office/word/2010/wordprocessingCanvas" xmlns:cx="http://schemas.microsoft.com/office/drawing/2014/chartex" xmlns:cx1="http://schemas.microsoft.com/office/drawing/2015/9/8/chartex" xmlns:cx2="http://schemas.microsoft.com/office/drawing/2015/10/21/chartex" xmlns:cx3="http://schemas.microsoft.com/office/drawing/2016/5/9/chartex" xmlns:cx4="http://schemas.microsoft.com/office/drawing/2016/5/10/chartex" xmlns:cx5="http://schemas.microsoft.com/office/drawing/2016/5/11/chartex" xmlns:cx6="http://schemas.microsoft.com/office/drawing/2016/5/12/chartex" xmlns:cx7="http://schemas.microsoft.com/office/drawing/2016/5/13/chartex" xmlns:cx8="http://schemas.microsoft.com/office/drawing/2016/5/14/chartex" xmlns:mc="http://schemas.openxmlformats.org/markup-compatibility/2006" xmlns:aink="http://schemas.microsoft.com/office/drawing/2016/ink" xmlns:am3d="http://schemas.microsoft.com/office/drawing/2017/model3d" xmlns:o="urn:schemas-microsoft-com:office:office" xmlns:oel="http://schemas.microsoft.com/office/2019/extlst" xmlns:r="http://schemas.openxmlformats.org/officeDocument/2006/relationships" xmlns:m="http://schemas.openxmlformats.org/officeDocument/2006/math" xmlns:v="urn:schemas-microsoft-com:vml" xmlns:wp14="http://schemas.microsoft.com/office/word/2010/wordprocessingDrawing" xmlns:wp="http://schemas.openxmlformats.org/drawingml/2006/wordprocessingDrawing" xmlns:w10="urn:schemas-microsoft-com:office:word" xmlns:w="http://schemas.openxmlformats.org/wordprocessingml/2006/main" xmlns:w14="http://schemas.microsoft.com/office/word/2010/wordml" xmlns:w15="http://schemas.microsoft.com/office/word/2012/wordml" xmlns:w16cex="http://schemas.microsoft.com/office/word/2018/wordml/cex" xmlns:w16cid="http://schemas.microsoft.com/office/word/2016/wordml/cid" xmlns:w16="http://schemas.microsoft.com/office/word/2018/wordml" xmlns:w16du="http://schemas.microsoft.com/office/word/2023/wordml/word16du" xmlns:w16sdtdh="http://schemas.microsoft.com/office/word/2020/wordml/sdtdatahash" xmlns:w16se="http://schemas.microsoft.com/office/word/2015/wordml/symex" xmlns:wpg="http://schemas.microsoft.com/office/word/2010/wordprocessingGroup" xmlns:wpi="http://schemas.microsoft.com/office/word/2010/wordprocessingInk" xmlns:wne="http://schemas.microsoft.com/office/word/2006/wordml" xmlns:wps="http://schemas.microsoft.com/office/word/2010/wordprocessingShape" mc:Ignorable="w14 w15 w16se w16cid w16 w16cex w16sdtdh w16du wp14">
+<w:hdr xmlns:wpc="http://schemas.microsoft.com/office/word/2010/wordprocessingCanvas" xmlns:cx="http://schemas.microsoft.com/office/drawing/2014/chartex" xmlns:cx1="http://schemas.microsoft.com/office/drawing/2015/9/8/chartex" xmlns:cx2="http://schemas.microsoft.com/office/drawing/2015/10/21/chartex" xmlns:cx3="http://schemas.microsoft.com/office/drawing/2016/5/9/chartex" xmlns:cx4="http://schemas.microsoft.com/office/drawing/2016/5/10/chartex" xmlns:cx5="http://schemas.microsoft.com/office/drawing/2016/5/11/chartex" xmlns:cx6="http://schemas.microsoft.com/office/drawing/2016/5/12/chartex" xmlns:cx7="http://schemas.microsoft.com/office/drawing/2016/5/13/chartex" xmlns:cx8="http://schemas.microsoft.com/office/drawing/2016/5/14/chartex" xmlns:mc="http://schemas.openxmlformats.org/markup-compatibility/2006" xmlns:aink="http://schemas.microsoft.com/office/drawing/2016/ink" xmlns:am3d="http://schemas.microsoft.com/office/drawing/2017/model3d" xmlns:o="urn:schemas-microsoft-com:office:office" xmlns:r="http://schemas.openxmlformats.org/officeDocument/2006/relationships" xmlns:m="http://schemas.openxmlformats.org/officeDocument/2006/math" xmlns:v="urn:schemas-microsoft-com:vml" xmlns:wp14="http://schemas.microsoft.com/office/word/2010/wordprocessingDrawing" xmlns:wp="http://schemas.openxmlformats.org/drawingml/2006/wordprocessingDrawing" xmlns:w10="urn:schemas-microsoft-com:office:word" xmlns:w="http://schemas.openxmlformats.org/wordprocessingml/2006/main" xmlns:w14="http://schemas.microsoft.com/office/word/2010/wordml" xmlns:w15="http://schemas.microsoft.com/office/word/2012/wordml" xmlns:w16cid="http://schemas.microsoft.com/office/word/2016/wordml/cid" xmlns:w16se="http://schemas.microsoft.com/office/word/2015/wordml/symex" xmlns:wpg="http://schemas.microsoft.com/office/word/2010/wordprocessingGroup" xmlns:wpi="http://schemas.microsoft.com/office/word/2010/wordprocessingInk" xmlns:wne="http://schemas.microsoft.com/office/word/2006/wordml" xmlns:wps="http://schemas.microsoft.com/office/word/2010/wordprocessingShape" mc:Ignorable="w14 w15 w16se w16cid wp14">
   <w:sdt>
     <w:sdtPr>
       <w:id w:val="-1212647906"/>
@@ -10659,7 +11311,7 @@
 </file>
 
 <file path=word/numbering.xml><?xml version="1.0" encoding="utf-8"?>
-<w:numbering xmlns:wpc="http://schemas.microsoft.com/office/word/2010/wordprocessingCanvas" xmlns:cx="http://schemas.microsoft.com/office/drawing/2014/chartex" xmlns:cx1="http://schemas.microsoft.com/office/drawing/2015/9/8/chartex" xmlns:cx2="http://schemas.microsoft.com/office/drawing/2015/10/21/chartex" xmlns:cx3="http://schemas.microsoft.com/office/drawing/2016/5/9/chartex" xmlns:cx4="http://schemas.microsoft.com/office/drawing/2016/5/10/chartex" xmlns:cx5="http://schemas.microsoft.com/office/drawing/2016/5/11/chartex" xmlns:cx6="http://schemas.microsoft.com/office/drawing/2016/5/12/chartex" xmlns:cx7="http://schemas.microsoft.com/office/drawing/2016/5/13/chartex" xmlns:cx8="http://schemas.microsoft.com/office/drawing/2016/5/14/chartex" xmlns:mc="http://schemas.openxmlformats.org/markup-compatibility/2006" xmlns:aink="http://schemas.microsoft.com/office/drawing/2016/ink" xmlns:am3d="http://schemas.microsoft.com/office/drawing/2017/model3d" xmlns:o="urn:schemas-microsoft-com:office:office" xmlns:oel="http://schemas.microsoft.com/office/2019/extlst" xmlns:r="http://schemas.openxmlformats.org/officeDocument/2006/relationships" xmlns:m="http://schemas.openxmlformats.org/officeDocument/2006/math" xmlns:v="urn:schemas-microsoft-com:vml" xmlns:wp14="http://schemas.microsoft.com/office/word/2010/wordprocessingDrawing" xmlns:wp="http://schemas.openxmlformats.org/drawingml/2006/wordprocessingDrawing" xmlns:w10="urn:schemas-microsoft-com:office:word" xmlns:w="http://schemas.openxmlformats.org/wordprocessingml/2006/main" xmlns:w14="http://schemas.microsoft.com/office/word/2010/wordml" xmlns:w15="http://schemas.microsoft.com/office/word/2012/wordml" xmlns:w16cex="http://schemas.microsoft.com/office/word/2018/wordml/cex" xmlns:w16cid="http://schemas.microsoft.com/office/word/2016/wordml/cid" xmlns:w16="http://schemas.microsoft.com/office/word/2018/wordml" xmlns:w16du="http://schemas.microsoft.com/office/word/2023/wordml/word16du" xmlns:w16sdtdh="http://schemas.microsoft.com/office/word/2020/wordml/sdtdatahash" xmlns:w16se="http://schemas.microsoft.com/office/word/2015/wordml/symex" xmlns:wpg="http://schemas.microsoft.com/office/word/2010/wordprocessingGroup" xmlns:wpi="http://schemas.microsoft.com/office/word/2010/wordprocessingInk" xmlns:wne="http://schemas.microsoft.com/office/word/2006/wordml" xmlns:wps="http://schemas.microsoft.com/office/word/2010/wordprocessingShape" mc:Ignorable="w14 w15 w16se w16cid w16 w16cex w16sdtdh w16du wp14">
+<w:numbering xmlns:wpc="http://schemas.microsoft.com/office/word/2010/wordprocessingCanvas" xmlns:cx="http://schemas.microsoft.com/office/drawing/2014/chartex" xmlns:cx1="http://schemas.microsoft.com/office/drawing/2015/9/8/chartex" xmlns:cx2="http://schemas.microsoft.com/office/drawing/2015/10/21/chartex" xmlns:cx3="http://schemas.microsoft.com/office/drawing/2016/5/9/chartex" xmlns:cx4="http://schemas.microsoft.com/office/drawing/2016/5/10/chartex" xmlns:cx5="http://schemas.microsoft.com/office/drawing/2016/5/11/chartex" xmlns:cx6="http://schemas.microsoft.com/office/drawing/2016/5/12/chartex" xmlns:cx7="http://schemas.microsoft.com/office/drawing/2016/5/13/chartex" xmlns:cx8="http://schemas.microsoft.com/office/drawing/2016/5/14/chartex" xmlns:mc="http://schemas.openxmlformats.org/markup-compatibility/2006" xmlns:aink="http://schemas.microsoft.com/office/drawing/2016/ink" xmlns:am3d="http://schemas.microsoft.com/office/drawing/2017/model3d" xmlns:o="urn:schemas-microsoft-com:office:office" xmlns:r="http://schemas.openxmlformats.org/officeDocument/2006/relationships" xmlns:m="http://schemas.openxmlformats.org/officeDocument/2006/math" xmlns:v="urn:schemas-microsoft-com:vml" xmlns:wp14="http://schemas.microsoft.com/office/word/2010/wordprocessingDrawing" xmlns:wp="http://schemas.openxmlformats.org/drawingml/2006/wordprocessingDrawing" xmlns:w10="urn:schemas-microsoft-com:office:word" xmlns:w="http://schemas.openxmlformats.org/wordprocessingml/2006/main" xmlns:w14="http://schemas.microsoft.com/office/word/2010/wordml" xmlns:w15="http://schemas.microsoft.com/office/word/2012/wordml" xmlns:w16cid="http://schemas.microsoft.com/office/word/2016/wordml/cid" xmlns:w16se="http://schemas.microsoft.com/office/word/2015/wordml/symex" xmlns:wpg="http://schemas.microsoft.com/office/word/2010/wordprocessingGroup" xmlns:wpi="http://schemas.microsoft.com/office/word/2010/wordprocessingInk" xmlns:wne="http://schemas.microsoft.com/office/word/2006/wordml" xmlns:wps="http://schemas.microsoft.com/office/word/2010/wordprocessingShape" mc:Ignorable="w14 w15 w16se w16cid wp14">
   <w:abstractNum w:abstractNumId="0" w15:restartNumberingAfterBreak="0">
     <w:nsid w:val="0373FE28"/>
     <w:multiLevelType w:val="hybridMultilevel"/>
@@ -13088,67 +13740,67 @@
       </w:rPr>
     </w:lvl>
   </w:abstractNum>
-  <w:num w:numId="1" w16cid:durableId="1280573886">
+  <w:num w:numId="1">
     <w:abstractNumId w:val="1"/>
   </w:num>
-  <w:num w:numId="2" w16cid:durableId="554002277">
+  <w:num w:numId="2">
     <w:abstractNumId w:val="22"/>
   </w:num>
-  <w:num w:numId="3" w16cid:durableId="1471745383">
+  <w:num w:numId="3">
     <w:abstractNumId w:val="0"/>
   </w:num>
-  <w:num w:numId="4" w16cid:durableId="353967738">
+  <w:num w:numId="4">
     <w:abstractNumId w:val="7"/>
   </w:num>
-  <w:num w:numId="5" w16cid:durableId="417364983">
+  <w:num w:numId="5">
     <w:abstractNumId w:val="14"/>
   </w:num>
-  <w:num w:numId="6" w16cid:durableId="396585795">
+  <w:num w:numId="6">
     <w:abstractNumId w:val="12"/>
   </w:num>
-  <w:num w:numId="7" w16cid:durableId="1163013214">
+  <w:num w:numId="7">
     <w:abstractNumId w:val="17"/>
   </w:num>
-  <w:num w:numId="8" w16cid:durableId="1879665113">
+  <w:num w:numId="8">
     <w:abstractNumId w:val="6"/>
   </w:num>
-  <w:num w:numId="9" w16cid:durableId="1891838462">
+  <w:num w:numId="9">
     <w:abstractNumId w:val="18"/>
   </w:num>
-  <w:num w:numId="10" w16cid:durableId="212621916">
+  <w:num w:numId="10">
     <w:abstractNumId w:val="3"/>
   </w:num>
-  <w:num w:numId="11" w16cid:durableId="1660231988">
+  <w:num w:numId="11">
     <w:abstractNumId w:val="20"/>
   </w:num>
-  <w:num w:numId="12" w16cid:durableId="1692413679">
+  <w:num w:numId="12">
     <w:abstractNumId w:val="10"/>
   </w:num>
-  <w:num w:numId="13" w16cid:durableId="821969752">
+  <w:num w:numId="13">
     <w:abstractNumId w:val="13"/>
   </w:num>
-  <w:num w:numId="14" w16cid:durableId="1465350310">
+  <w:num w:numId="14">
     <w:abstractNumId w:val="15"/>
   </w:num>
-  <w:num w:numId="15" w16cid:durableId="581063982">
+  <w:num w:numId="15">
     <w:abstractNumId w:val="2"/>
   </w:num>
-  <w:num w:numId="16" w16cid:durableId="522939436">
+  <w:num w:numId="16">
     <w:abstractNumId w:val="16"/>
   </w:num>
-  <w:num w:numId="17" w16cid:durableId="933513637">
+  <w:num w:numId="17">
     <w:abstractNumId w:val="8"/>
   </w:num>
-  <w:num w:numId="18" w16cid:durableId="914051911">
+  <w:num w:numId="18">
     <w:abstractNumId w:val="11"/>
   </w:num>
-  <w:num w:numId="19" w16cid:durableId="507211912">
+  <w:num w:numId="19">
     <w:abstractNumId w:val="4"/>
   </w:num>
-  <w:num w:numId="20" w16cid:durableId="1647515493">
+  <w:num w:numId="20">
     <w:abstractNumId w:val="21"/>
   </w:num>
-  <w:num w:numId="21" w16cid:durableId="1699164786">
+  <w:num w:numId="21">
     <w:abstractNumId w:val="5"/>
     <w:lvlOverride w:ilvl="0">
       <w:startOverride w:val="1"/>
@@ -13178,7 +13830,7 @@
       <w:startOverride w:val="1"/>
     </w:lvlOverride>
   </w:num>
-  <w:num w:numId="22" w16cid:durableId="397944139">
+  <w:num w:numId="22">
     <w:abstractNumId w:val="19"/>
     <w:lvlOverride w:ilvl="0">
       <w:startOverride w:val="1"/>
@@ -13208,7 +13860,7 @@
       <w:startOverride w:val="1"/>
     </w:lvlOverride>
   </w:num>
-  <w:num w:numId="23" w16cid:durableId="11032049">
+  <w:num w:numId="23">
     <w:abstractNumId w:val="9"/>
     <w:lvlOverride w:ilvl="0">
       <w:startOverride w:val="1"/>
@@ -13242,7 +13894,7 @@
 </file>
 
 <file path=word/styles.xml><?xml version="1.0" encoding="utf-8"?>
-<w:styles xmlns:mc="http://schemas.openxmlformats.org/markup-compatibility/2006" xmlns:r="http://schemas.openxmlformats.org/officeDocument/2006/relationships" xmlns:w="http://schemas.openxmlformats.org/wordprocessingml/2006/main" xmlns:w14="http://schemas.microsoft.com/office/word/2010/wordml" xmlns:w15="http://schemas.microsoft.com/office/word/2012/wordml" xmlns:w16cex="http://schemas.microsoft.com/office/word/2018/wordml/cex" xmlns:w16cid="http://schemas.microsoft.com/office/word/2016/wordml/cid" xmlns:w16="http://schemas.microsoft.com/office/word/2018/wordml" xmlns:w16du="http://schemas.microsoft.com/office/word/2023/wordml/word16du" xmlns:w16sdtdh="http://schemas.microsoft.com/office/word/2020/wordml/sdtdatahash" xmlns:w16se="http://schemas.microsoft.com/office/word/2015/wordml/symex" mc:Ignorable="w14 w15 w16se w16cid w16 w16cex w16sdtdh w16du">
+<w:styles xmlns:mc="http://schemas.openxmlformats.org/markup-compatibility/2006" xmlns:r="http://schemas.openxmlformats.org/officeDocument/2006/relationships" xmlns:w="http://schemas.openxmlformats.org/wordprocessingml/2006/main" xmlns:w14="http://schemas.microsoft.com/office/word/2010/wordml" xmlns:w15="http://schemas.microsoft.com/office/word/2012/wordml" xmlns:w16cid="http://schemas.microsoft.com/office/word/2016/wordml/cid" xmlns:w16se="http://schemas.microsoft.com/office/word/2015/wordml/symex" mc:Ignorable="w14 w15 w16se w16cid">
   <w:docDefaults>
     <w:rPrDefault>
       <w:rPr>
@@ -13258,7 +13910,7 @@
       </w:pPr>
     </w:pPrDefault>
   </w:docDefaults>
-  <w:latentStyles w:defLockedState="0" w:defUIPriority="99" w:defSemiHidden="0" w:defUnhideWhenUsed="0" w:defQFormat="0" w:count="376">
+  <w:latentStyles w:defLockedState="0" w:defUIPriority="99" w:defSemiHidden="0" w:defUnhideWhenUsed="0" w:defQFormat="0" w:count="375">
     <w:lsdException w:name="Normal" w:uiPriority="0" w:qFormat="1"/>
     <w:lsdException w:name="heading 1" w:uiPriority="9" w:qFormat="1"/>
     <w:lsdException w:name="heading 2" w:semiHidden="1" w:uiPriority="9" w:unhideWhenUsed="1" w:qFormat="1"/>
@@ -13634,7 +14286,6 @@
     <w:lsdException w:name="Smart Hyperlink" w:semiHidden="1" w:unhideWhenUsed="1"/>
     <w:lsdException w:name="Hashtag" w:semiHidden="1" w:unhideWhenUsed="1"/>
     <w:lsdException w:name="Unresolved Mention" w:semiHidden="1" w:unhideWhenUsed="1"/>
-    <w:lsdException w:name="Smart Link" w:semiHidden="1" w:unhideWhenUsed="1"/>
   </w:latentStyles>
   <w:style w:type="paragraph" w:default="1" w:styleId="Normal">
     <w:name w:val="Normal"/>
@@ -14263,10 +14914,6 @@
 </file>
 
 <file path=customXml/item2.xml><?xml version="1.0" encoding="utf-8"?>
-<b:Sources xmlns:b="http://schemas.openxmlformats.org/officeDocument/2006/bibliography" xmlns="http://schemas.openxmlformats.org/officeDocument/2006/bibliography" SelectedStyle="\APA.XSL" StyleName="APA"/>
-</file>
-
-<file path=customXml/item3.xml><?xml version="1.0" encoding="utf-8"?>
 <ct:contentTypeSchema xmlns:ct="http://schemas.microsoft.com/office/2006/metadata/contentType" xmlns:ma="http://schemas.microsoft.com/office/2006/metadata/properties/metaAttributes" ct:_="" ma:_="" ma:contentTypeName="Documento" ma:contentTypeID="0x01010082F0508FC22E0443AF197709F097DFD8" ma:contentTypeVersion="12" ma:contentTypeDescription="Crie um novo documento." ma:contentTypeScope="" ma:versionID="cb36accf5e4aef349d47c458616a000c">
   <xsd:schema xmlns:xsd="http://www.w3.org/2001/XMLSchema" xmlns:xs="http://www.w3.org/2001/XMLSchema" xmlns:p="http://schemas.microsoft.com/office/2006/metadata/properties" xmlns:ns2="fcfc36f5-5a2f-4c50-8b8f-7d4447229359" xmlns:ns3="8e4b878d-87ff-4f9f-9750-9936cb4d760b" targetNamespace="http://schemas.microsoft.com/office/2006/metadata/properties" ma:root="true" ma:fieldsID="c0eedc83e72454359df4dc9502869bf3" ns2:_="" ns3:_="">
     <xsd:import namespace="fcfc36f5-5a2f-4c50-8b8f-7d4447229359"/>
@@ -14467,6 +15114,10 @@
 </ct:contentTypeSchema>
 </file>
 
+<file path=customXml/item3.xml><?xml version="1.0" encoding="utf-8"?>
+<b:Sources xmlns:b="http://schemas.openxmlformats.org/officeDocument/2006/bibliography" xmlns="http://schemas.openxmlformats.org/officeDocument/2006/bibliography" SelectedStyle="\APA.XSL" StyleName="APA"/>
+</file>
+
 <file path=customXml/itemProps1.xml><?xml version="1.0" encoding="utf-8"?>
 <ds:datastoreItem xmlns:ds="http://schemas.openxmlformats.org/officeDocument/2006/customXml" ds:itemID="{C818D86C-7EF3-4737-8ADC-66A934A66FCB}">
   <ds:schemaRefs>
@@ -14476,14 +15127,6 @@
 </file>
 
 <file path=customXml/itemProps2.xml><?xml version="1.0" encoding="utf-8"?>
-<ds:datastoreItem xmlns:ds="http://schemas.openxmlformats.org/officeDocument/2006/customXml" ds:itemID="{B33F60CA-E48C-47DD-9C32-0C4E7C1BD2F3}">
-  <ds:schemaRefs>
-    <ds:schemaRef ds:uri="http://schemas.openxmlformats.org/officeDocument/2006/bibliography"/>
-  </ds:schemaRefs>
-</ds:datastoreItem>
-</file>
-
-<file path=customXml/itemProps3.xml><?xml version="1.0" encoding="utf-8"?>
 <ds:datastoreItem xmlns:ds="http://schemas.openxmlformats.org/officeDocument/2006/customXml" ds:itemID="{F50E3291-1B58-4B06-AFA9-95022FC8FE02}">
   <ds:schemaRefs>
     <ds:schemaRef ds:uri="http://schemas.microsoft.com/office/2006/metadata/contentType"/>
@@ -14500,4 +15143,12 @@
     <ds:schemaRef ds:uri="http://schemas.microsoft.com/internal/obd"/>
   </ds:schemaRefs>
 </ds:datastoreItem>
+</file>
+
+<file path=customXml/itemProps3.xml><?xml version="1.0" encoding="utf-8"?>
+<ds:datastoreItem xmlns:ds="http://schemas.openxmlformats.org/officeDocument/2006/customXml" ds:itemID="{CDCD4B05-BDCF-4C7B-88F2-8B804AA24BB8}">
+  <ds:schemaRefs>
+    <ds:schemaRef ds:uri="http://schemas.openxmlformats.org/officeDocument/2006/bibliography"/>
+  </ds:schemaRefs>
+</ds:datastoreItem>
 </file>
--- a/relatório-yourself.docx
+++ b/relatório-yourself.docx
@@ -7004,8 +7004,6 @@
         </w:rPr>
         <w:br w:type="page"/>
       </w:r>
-      <w:bookmarkStart w:id="8" w:name="_GoBack"/>
-      <w:bookmarkEnd w:id="8"/>
     </w:p>
     <w:p>
       <w:pPr>
@@ -7024,7 +7022,7 @@
           <w:lang w:val="en-US"/>
         </w:rPr>
       </w:pPr>
-      <w:bookmarkStart w:id="9" w:name="_Toc14160048"/>
+      <w:bookmarkStart w:id="8" w:name="_Toc14160048"/>
       <w:r>
         <w:rPr>
           <w:rFonts w:ascii="Arial" w:hAnsi="Arial" w:cs="Arial"/>
@@ -7036,7 +7034,7 @@
         <w:lastRenderedPageBreak/>
         <w:t>RESTRIÇÕES</w:t>
       </w:r>
-      <w:bookmarkEnd w:id="9"/>
+      <w:bookmarkEnd w:id="8"/>
     </w:p>
     <w:p>
       <w:pPr>
@@ -7327,7 +7325,7 @@
           <w:szCs w:val="24"/>
         </w:rPr>
       </w:pPr>
-      <w:bookmarkStart w:id="10" w:name="_Toc14160049"/>
+      <w:bookmarkStart w:id="9" w:name="_Toc14160049"/>
       <w:r>
         <w:rPr>
           <w:rFonts w:ascii="Arial" w:hAnsi="Arial" w:cs="Arial"/>
@@ -7338,7 +7336,7 @@
         <w:lastRenderedPageBreak/>
         <w:t>ANÁLISE DE RISCOS DE UM PROJETO</w:t>
       </w:r>
-      <w:bookmarkEnd w:id="10"/>
+      <w:bookmarkEnd w:id="9"/>
     </w:p>
     <w:p>
       <w:pPr>
@@ -7560,7 +7558,7 @@
           <w:szCs w:val="24"/>
         </w:rPr>
       </w:pPr>
-      <w:bookmarkStart w:id="11" w:name="_Toc14160051"/>
+      <w:bookmarkStart w:id="10" w:name="_Toc14160051"/>
       <w:r>
         <w:rPr>
           <w:rFonts w:ascii="Arial" w:hAnsi="Arial" w:cs="Arial"/>
@@ -7570,7 +7568,7 @@
         </w:rPr>
         <w:t>Planos de ação</w:t>
       </w:r>
-      <w:bookmarkEnd w:id="11"/>
+      <w:bookmarkEnd w:id="10"/>
       <w:r>
         <w:rPr>
           <w:rFonts w:ascii="Arial" w:hAnsi="Arial" w:cs="Arial"/>
@@ -7776,7 +7774,7 @@
           <w:szCs w:val="24"/>
         </w:rPr>
       </w:pPr>
-      <w:bookmarkStart w:id="12" w:name="_Toc14160052"/>
+      <w:bookmarkStart w:id="11" w:name="_Toc14160052"/>
       <w:r>
         <w:rPr>
           <w:rFonts w:ascii="Arial" w:hAnsi="Arial" w:cs="Arial"/>
@@ -7787,7 +7785,7 @@
         <w:lastRenderedPageBreak/>
         <w:t>SPRINTS</w:t>
       </w:r>
-      <w:bookmarkEnd w:id="12"/>
+      <w:bookmarkEnd w:id="11"/>
     </w:p>
     <w:p>
       <w:pPr>
@@ -7824,7 +7822,7 @@
           <w:szCs w:val="24"/>
         </w:rPr>
       </w:pPr>
-      <w:bookmarkStart w:id="13" w:name="_Toc14160053"/>
+      <w:bookmarkStart w:id="12" w:name="_Toc14160053"/>
       <w:r>
         <w:rPr>
           <w:rFonts w:ascii="Arial" w:hAnsi="Arial" w:cs="Arial"/>
@@ -7834,7 +7832,7 @@
         </w:rPr>
         <w:t>Primeiro Sprint</w:t>
       </w:r>
-      <w:bookmarkEnd w:id="13"/>
+      <w:bookmarkEnd w:id="12"/>
     </w:p>
     <w:p>
       <w:pPr>
@@ -7871,7 +7869,7 @@
           <w:szCs w:val="24"/>
         </w:rPr>
       </w:pPr>
-      <w:bookmarkStart w:id="14" w:name="_Toc14160054"/>
+      <w:bookmarkStart w:id="13" w:name="_Toc14160054"/>
       <w:proofErr w:type="spellStart"/>
       <w:r>
         <w:rPr>
@@ -7892,7 +7890,7 @@
         </w:rPr>
         <w:t xml:space="preserve"> Backlog</w:t>
       </w:r>
-      <w:bookmarkEnd w:id="14"/>
+      <w:bookmarkEnd w:id="13"/>
     </w:p>
     <w:p>
       <w:pPr>
@@ -7942,7 +7940,7 @@
           <w:szCs w:val="24"/>
         </w:rPr>
       </w:pPr>
-      <w:bookmarkStart w:id="15" w:name="_Toc14160055"/>
+      <w:bookmarkStart w:id="14" w:name="_Toc14160055"/>
       <w:r>
         <w:rPr>
           <w:rFonts w:ascii="Arial" w:hAnsi="Arial" w:cs="Arial"/>
@@ -7952,7 +7950,7 @@
         </w:rPr>
         <w:t>Sprint Backlog</w:t>
       </w:r>
-      <w:bookmarkEnd w:id="15"/>
+      <w:bookmarkEnd w:id="14"/>
     </w:p>
     <w:p>
       <w:pPr>
@@ -8021,7 +8019,7 @@
           <w:szCs w:val="24"/>
         </w:rPr>
       </w:pPr>
-      <w:bookmarkStart w:id="16" w:name="_Toc14160056"/>
+      <w:bookmarkStart w:id="15" w:name="_Toc14160056"/>
       <w:proofErr w:type="spellStart"/>
       <w:r>
         <w:rPr>
@@ -8042,7 +8040,7 @@
         </w:rPr>
         <w:t xml:space="preserve"> Down Chart</w:t>
       </w:r>
-      <w:bookmarkEnd w:id="16"/>
+      <w:bookmarkEnd w:id="15"/>
     </w:p>
     <w:p>
       <w:pPr>
@@ -8114,7 +8112,7 @@
           <w:szCs w:val="24"/>
         </w:rPr>
       </w:pPr>
-      <w:bookmarkStart w:id="17" w:name="_Toc14160057"/>
+      <w:bookmarkStart w:id="16" w:name="_Toc14160057"/>
       <w:r>
         <w:rPr>
           <w:rFonts w:ascii="Arial" w:hAnsi="Arial" w:cs="Arial"/>
@@ -8124,7 +8122,7 @@
         </w:rPr>
         <w:t>Diagramas</w:t>
       </w:r>
-      <w:bookmarkEnd w:id="17"/>
+      <w:bookmarkEnd w:id="16"/>
     </w:p>
     <w:p>
       <w:pPr>
@@ -8590,7 +8588,13 @@
               <w:rPr>
                 <w:rFonts w:ascii="Arial" w:hAnsi="Arial" w:cs="Arial"/>
               </w:rPr>
-              <w:t>Caso o usuário clique no botão para entrar sem possuir cadastro, ele será redirecionado para uma outra tela onde será realizado o seu cadastro.</w:t>
+              <w:t>Caso</w:t>
+            </w:r>
+            <w:r>
+              <w:rPr>
+                <w:rFonts w:ascii="Arial" w:hAnsi="Arial" w:cs="Arial"/>
+              </w:rPr>
+              <w:t xml:space="preserve"> o usuário não preencha todos os campos obrigatórios (nome de usuário, e-mail, senha e confirmar senha), o sistema exibirá uma mensagem informando que todos os campos são obrigatórios para o cadastro.</w:t>
             </w:r>
           </w:p>
           <w:p>
@@ -8666,7 +8670,7 @@
                 <w:ilvl w:val="0"/>
                 <w:numId w:val="23"/>
               </w:numPr>
-              <w:spacing w:line="256" w:lineRule="auto"/>
+              <w:spacing w:after="200" w:line="256" w:lineRule="auto"/>
               <w:contextualSpacing/>
               <w:rPr>
                 <w:rFonts w:ascii="Arial" w:hAnsi="Arial" w:cs="Arial"/>
@@ -8680,7 +8684,15 @@
                 <w:b/>
                 <w:bCs/>
               </w:rPr>
-              <w:t>Login e/ou senha inválidos.</w:t>
+              <w:t>Dados de usuário já cadastrados</w:t>
+            </w:r>
+            <w:r>
+              <w:rPr>
+                <w:rFonts w:ascii="Arial" w:hAnsi="Arial" w:cs="Arial"/>
+                <w:b/>
+                <w:bCs/>
+              </w:rPr>
+              <w:t>.</w:t>
             </w:r>
           </w:p>
           <w:p>
@@ -8689,7 +8701,7 @@
                 <w:ilvl w:val="0"/>
                 <w:numId w:val="23"/>
               </w:numPr>
-              <w:spacing w:line="256" w:lineRule="auto"/>
+              <w:spacing w:after="200" w:line="256" w:lineRule="auto"/>
               <w:contextualSpacing/>
               <w:rPr>
                 <w:rFonts w:ascii="Arial" w:hAnsi="Arial" w:cs="Arial"/>
@@ -8699,7 +8711,55 @@
               <w:rPr>
                 <w:rFonts w:ascii="Arial" w:hAnsi="Arial" w:cs="Arial"/>
               </w:rPr>
-              <w:t>Caso haja incoerência nos dados de login do usuário será informado de que o e-mail ou a senha estão inválidos.</w:t>
+              <w:t xml:space="preserve">Caso </w:t>
+            </w:r>
+            <w:r>
+              <w:rPr>
+                <w:rFonts w:ascii="Arial" w:hAnsi="Arial" w:cs="Arial"/>
+              </w:rPr>
+              <w:t xml:space="preserve">haja no sistema um cadastro já existente com </w:t>
+            </w:r>
+            <w:r>
+              <w:rPr>
+                <w:rFonts w:ascii="Arial" w:hAnsi="Arial" w:cs="Arial"/>
+              </w:rPr>
+              <w:t xml:space="preserve">os dados de </w:t>
+            </w:r>
+            <w:r>
+              <w:rPr>
+                <w:rFonts w:ascii="Arial" w:hAnsi="Arial" w:cs="Arial"/>
+              </w:rPr>
+              <w:t>cadastro do novo usuário, ele</w:t>
+            </w:r>
+            <w:r>
+              <w:rPr>
+                <w:rFonts w:ascii="Arial" w:hAnsi="Arial" w:cs="Arial"/>
+              </w:rPr>
+              <w:t xml:space="preserve"> será informado de que o e-mail ou </w:t>
+            </w:r>
+            <w:r>
+              <w:rPr>
+                <w:rFonts w:ascii="Arial" w:hAnsi="Arial" w:cs="Arial"/>
+              </w:rPr>
+              <w:t>o nome de usuário</w:t>
+            </w:r>
+            <w:r>
+              <w:rPr>
+                <w:rFonts w:ascii="Arial" w:hAnsi="Arial" w:cs="Arial"/>
+              </w:rPr>
+              <w:t xml:space="preserve"> </w:t>
+            </w:r>
+            <w:r>
+              <w:rPr>
+                <w:rFonts w:ascii="Arial" w:hAnsi="Arial" w:cs="Arial"/>
+              </w:rPr>
+              <w:t>já estão cadastrados</w:t>
+            </w:r>
+            <w:r>
+              <w:rPr>
+                <w:rFonts w:ascii="Arial" w:hAnsi="Arial" w:cs="Arial"/>
+              </w:rPr>
+              <w:t>.</w:t>
             </w:r>
           </w:p>
           <w:p>
@@ -8708,7 +8768,7 @@
                 <w:ilvl w:val="0"/>
                 <w:numId w:val="23"/>
               </w:numPr>
-              <w:spacing w:line="256" w:lineRule="auto"/>
+              <w:spacing w:after="200" w:line="256" w:lineRule="auto"/>
               <w:contextualSpacing/>
               <w:rPr>
                 <w:rFonts w:ascii="Arial" w:hAnsi="Arial" w:cs="Arial"/>
@@ -8718,7 +8778,19 @@
               <w:rPr>
                 <w:rFonts w:ascii="Arial" w:hAnsi="Arial" w:cs="Arial"/>
               </w:rPr>
-              <w:t>Não há restrições quanto a quantidade de tentativas permitidas para logar.</w:t>
+              <w:t xml:space="preserve">Não há restrições quanto a </w:t>
+            </w:r>
+            <w:r>
+              <w:rPr>
+                <w:rFonts w:ascii="Arial" w:hAnsi="Arial" w:cs="Arial"/>
+              </w:rPr>
+              <w:t>quantidade de caracteres na senha</w:t>
+            </w:r>
+            <w:r>
+              <w:rPr>
+                <w:rFonts w:ascii="Arial" w:hAnsi="Arial" w:cs="Arial"/>
+              </w:rPr>
+              <w:t>.</w:t>
             </w:r>
           </w:p>
           <w:p>
@@ -8732,6 +8804,8 @@
                 <w:szCs w:val="24"/>
               </w:rPr>
             </w:pPr>
+            <w:bookmarkStart w:id="17" w:name="_GoBack"/>
+            <w:bookmarkEnd w:id="17"/>
           </w:p>
         </w:tc>
       </w:tr>
@@ -9085,6 +9159,7 @@
           <w:sz w:val="24"/>
           <w:szCs w:val="24"/>
         </w:rPr>
+        <w:lastRenderedPageBreak/>
         <w:t>Kanban</w:t>
       </w:r>
       <w:proofErr w:type="spellEnd"/>
@@ -9140,7 +9215,6 @@
         <w:rPr>
           <w:noProof/>
         </w:rPr>
-        <w:lastRenderedPageBreak/>
         <w:drawing>
           <wp:inline distT="0" distB="0" distL="0" distR="0" wp14:anchorId="7AD73D89" wp14:editId="213B6E2B">
             <wp:extent cx="5438774" cy="5000625"/>
@@ -14905,15 +14979,6 @@
 </file>
 
 <file path=customXml/item1.xml><?xml version="1.0" encoding="utf-8"?>
-<?mso-contentType ?>
-<FormTemplates xmlns="http://schemas.microsoft.com/sharepoint/v3/contenttype/forms">
-  <Display>DocumentLibraryForm</Display>
-  <Edit>DocumentLibraryForm</Edit>
-  <New>DocumentLibraryForm</New>
-</FormTemplates>
-</file>
-
-<file path=customXml/item2.xml><?xml version="1.0" encoding="utf-8"?>
 <ct:contentTypeSchema xmlns:ct="http://schemas.microsoft.com/office/2006/metadata/contentType" xmlns:ma="http://schemas.microsoft.com/office/2006/metadata/properties/metaAttributes" ct:_="" ma:_="" ma:contentTypeName="Documento" ma:contentTypeID="0x01010082F0508FC22E0443AF197709F097DFD8" ma:contentTypeVersion="12" ma:contentTypeDescription="Crie um novo documento." ma:contentTypeScope="" ma:versionID="cb36accf5e4aef349d47c458616a000c">
   <xsd:schema xmlns:xsd="http://www.w3.org/2001/XMLSchema" xmlns:xs="http://www.w3.org/2001/XMLSchema" xmlns:p="http://schemas.microsoft.com/office/2006/metadata/properties" xmlns:ns2="fcfc36f5-5a2f-4c50-8b8f-7d4447229359" xmlns:ns3="8e4b878d-87ff-4f9f-9750-9936cb4d760b" targetNamespace="http://schemas.microsoft.com/office/2006/metadata/properties" ma:root="true" ma:fieldsID="c0eedc83e72454359df4dc9502869bf3" ns2:_="" ns3:_="">
     <xsd:import namespace="fcfc36f5-5a2f-4c50-8b8f-7d4447229359"/>
@@ -15114,19 +15179,20 @@
 </ct:contentTypeSchema>
 </file>
 
+<file path=customXml/item2.xml><?xml version="1.0" encoding="utf-8"?>
+<?mso-contentType ?>
+<FormTemplates xmlns="http://schemas.microsoft.com/sharepoint/v3/contenttype/forms">
+  <Display>DocumentLibraryForm</Display>
+  <Edit>DocumentLibraryForm</Edit>
+  <New>DocumentLibraryForm</New>
+</FormTemplates>
+</file>
+
 <file path=customXml/item3.xml><?xml version="1.0" encoding="utf-8"?>
 <b:Sources xmlns:b="http://schemas.openxmlformats.org/officeDocument/2006/bibliography" xmlns="http://schemas.openxmlformats.org/officeDocument/2006/bibliography" SelectedStyle="\APA.XSL" StyleName="APA"/>
 </file>
 
 <file path=customXml/itemProps1.xml><?xml version="1.0" encoding="utf-8"?>
-<ds:datastoreItem xmlns:ds="http://schemas.openxmlformats.org/officeDocument/2006/customXml" ds:itemID="{C818D86C-7EF3-4737-8ADC-66A934A66FCB}">
-  <ds:schemaRefs>
-    <ds:schemaRef ds:uri="http://schemas.microsoft.com/sharepoint/v3/contenttype/forms"/>
-  </ds:schemaRefs>
-</ds:datastoreItem>
-</file>
-
-<file path=customXml/itemProps2.xml><?xml version="1.0" encoding="utf-8"?>
 <ds:datastoreItem xmlns:ds="http://schemas.openxmlformats.org/officeDocument/2006/customXml" ds:itemID="{F50E3291-1B58-4B06-AFA9-95022FC8FE02}">
   <ds:schemaRefs>
     <ds:schemaRef ds:uri="http://schemas.microsoft.com/office/2006/metadata/contentType"/>
@@ -15145,8 +15211,16 @@
 </ds:datastoreItem>
 </file>
 
+<file path=customXml/itemProps2.xml><?xml version="1.0" encoding="utf-8"?>
+<ds:datastoreItem xmlns:ds="http://schemas.openxmlformats.org/officeDocument/2006/customXml" ds:itemID="{C818D86C-7EF3-4737-8ADC-66A934A66FCB}">
+  <ds:schemaRefs>
+    <ds:schemaRef ds:uri="http://schemas.microsoft.com/sharepoint/v3/contenttype/forms"/>
+  </ds:schemaRefs>
+</ds:datastoreItem>
+</file>
+
 <file path=customXml/itemProps3.xml><?xml version="1.0" encoding="utf-8"?>
-<ds:datastoreItem xmlns:ds="http://schemas.openxmlformats.org/officeDocument/2006/customXml" ds:itemID="{CDCD4B05-BDCF-4C7B-88F2-8B804AA24BB8}">
+<ds:datastoreItem xmlns:ds="http://schemas.openxmlformats.org/officeDocument/2006/customXml" ds:itemID="{2E83FBC8-DD9C-4A01-ADCB-70AC45E5B89B}">
   <ds:schemaRefs>
     <ds:schemaRef ds:uri="http://schemas.openxmlformats.org/officeDocument/2006/bibliography"/>
   </ds:schemaRefs>

--- a/relatório-yourself.docx
+++ b/relatório-yourself.docx
@@ -4855,25 +4855,7 @@
           <w:sz w:val="24"/>
           <w:szCs w:val="24"/>
         </w:rPr>
-        <w:t xml:space="preserve">, criador do método </w:t>
-      </w:r>
-      <w:proofErr w:type="spellStart"/>
-      <w:r>
-        <w:rPr>
-          <w:rFonts w:ascii="Arial" w:hAnsi="Arial" w:cs="Arial"/>
-          <w:sz w:val="24"/>
-          <w:szCs w:val="24"/>
-        </w:rPr>
-        <w:t>Pomodoro</w:t>
-      </w:r>
-      <w:proofErr w:type="spellEnd"/>
-      <w:r>
-        <w:rPr>
-          <w:rFonts w:ascii="Arial" w:hAnsi="Arial" w:cs="Arial"/>
-          <w:sz w:val="24"/>
-          <w:szCs w:val="24"/>
-        </w:rPr>
-        <w:t xml:space="preserve">, ressalta ser essencial que, mesmo que você não consiga terminar a tarefa em 25 minutos, tire o tempo de descanso — durante esse período, não faça nada que requeira muito esforço mental. Você pode comer ou beber um copo d'água, ou assistir à TV.    </w:t>
+        <w:t xml:space="preserve">, criador do método Pomodoro, ressalta ser essencial que, mesmo que você não consiga terminar a tarefa em 25 minutos, tire o tempo de descanso — durante esse período, não faça nada que requeira muito esforço mental. Você pode comer ou beber um copo d'água, ou assistir à TV.    </w:t>
       </w:r>
     </w:p>
     <w:p>
@@ -4965,25 +4947,7 @@
           <w:sz w:val="24"/>
           <w:szCs w:val="24"/>
         </w:rPr>
-        <w:t xml:space="preserve">A gestão eficaz do tempo e a otimização da produtividade são desafios cada vez mais presentes no cotidiano das pessoas. A técnica </w:t>
-      </w:r>
-      <w:proofErr w:type="spellStart"/>
-      <w:r>
-        <w:rPr>
-          <w:rFonts w:ascii="Arial" w:hAnsi="Arial" w:cs="Arial"/>
-          <w:sz w:val="24"/>
-          <w:szCs w:val="24"/>
-        </w:rPr>
-        <w:t>Pomodoro</w:t>
-      </w:r>
-      <w:proofErr w:type="spellEnd"/>
-      <w:r>
-        <w:rPr>
-          <w:rFonts w:ascii="Arial" w:hAnsi="Arial" w:cs="Arial"/>
-          <w:sz w:val="24"/>
-          <w:szCs w:val="24"/>
-        </w:rPr>
-        <w:t xml:space="preserve">, por exemplo, popularizada por Francesco </w:t>
+        <w:t xml:space="preserve">A gestão eficaz do tempo e a otimização da produtividade são desafios cada vez mais presentes no cotidiano das pessoas. A técnica Pomodoro, por exemplo, popularizada por Francesco </w:t>
       </w:r>
       <w:proofErr w:type="spellStart"/>
       <w:r>
@@ -5084,25 +5048,7 @@
           <w:sz w:val="24"/>
           <w:szCs w:val="24"/>
         </w:rPr>
-        <w:t xml:space="preserve"> se destaca pela sua capacidade de se adaptar às necessidades individuais de cada usuário, oferecendo um plano de estudos personalizado e recursos interativos que tornam o processo de aprendizagem mais prazeroso. Ao integrar elementos da técnica </w:t>
-      </w:r>
-      <w:proofErr w:type="spellStart"/>
-      <w:r>
-        <w:rPr>
-          <w:rFonts w:ascii="Arial" w:hAnsi="Arial" w:cs="Arial"/>
-          <w:sz w:val="24"/>
-          <w:szCs w:val="24"/>
-        </w:rPr>
-        <w:t>Pomodoro</w:t>
-      </w:r>
-      <w:proofErr w:type="spellEnd"/>
-      <w:r>
-        <w:rPr>
-          <w:rFonts w:ascii="Arial" w:hAnsi="Arial" w:cs="Arial"/>
-          <w:sz w:val="24"/>
-          <w:szCs w:val="24"/>
-        </w:rPr>
-        <w:t xml:space="preserve"> com mecânicas de gamificação, o </w:t>
+        <w:t xml:space="preserve"> se destaca pela sua capacidade de se adaptar às necessidades individuais de cada usuário, oferecendo um plano de estudos personalizado e recursos interativos que tornam o processo de aprendizagem mais prazeroso. Ao integrar elementos da técnica Pomodoro com mecânicas de gamificação, o </w:t>
       </w:r>
       <w:proofErr w:type="spellStart"/>
       <w:r>
@@ -5208,25 +5154,7 @@
           <w:sz w:val="24"/>
           <w:szCs w:val="24"/>
         </w:rPr>
-        <w:t xml:space="preserve">O crescente desafio enfrentado por estudantes de diversas idades em manter a concentração e a produtividade durante os estudos têm sido amplamente reconhecidos. Com a expansão da educação digital e a multiplicidade de distrações oferecidas pela tecnologia, torna-se cada vez mais difícil para os alunos gerenciarem seu tempo de forma eficaz. Neste contexto, o método </w:t>
-      </w:r>
-      <w:proofErr w:type="spellStart"/>
-      <w:r>
-        <w:rPr>
-          <w:rFonts w:ascii="Arial" w:hAnsi="Arial" w:cs="Arial"/>
-          <w:sz w:val="24"/>
-          <w:szCs w:val="24"/>
-        </w:rPr>
-        <w:t>Pomodoro</w:t>
-      </w:r>
-      <w:proofErr w:type="spellEnd"/>
-      <w:r>
-        <w:rPr>
-          <w:rFonts w:ascii="Arial" w:hAnsi="Arial" w:cs="Arial"/>
-          <w:sz w:val="24"/>
-          <w:szCs w:val="24"/>
-        </w:rPr>
-        <w:t xml:space="preserve"> surge como uma técnica amplamente reconhecida e eficaz para melhorar a concentração e a eficiência nos estudos, ao dividir o tempo de estudo em intervalos curtos e controlados, seguidos de breves pausas. </w:t>
+        <w:t xml:space="preserve">O crescente desafio enfrentado por estudantes de diversas idades em manter a concentração e a produtividade durante os estudos têm sido amplamente reconhecidos. Com a expansão da educação digital e a multiplicidade de distrações oferecidas pela tecnologia, torna-se cada vez mais difícil para os alunos gerenciarem seu tempo de forma eficaz. Neste contexto, o método Pomodoro surge como uma técnica amplamente reconhecida e eficaz para melhorar a concentração e a eficiência nos estudos, ao dividir o tempo de estudo em intervalos curtos e controlados, seguidos de breves pausas. </w:t>
       </w:r>
     </w:p>
     <w:p>
@@ -5258,25 +5186,7 @@
           <w:sz w:val="24"/>
           <w:szCs w:val="24"/>
         </w:rPr>
-        <w:t xml:space="preserve">" se propõe a incorporar essa técnica dentro de uma plataforma acessível e intuitiva, oferecendo suporte aos alunos que buscam maximizar seu rendimento acadêmico. Ao adotar o método </w:t>
-      </w:r>
-      <w:proofErr w:type="spellStart"/>
-      <w:r>
-        <w:rPr>
-          <w:rFonts w:ascii="Arial" w:hAnsi="Arial" w:cs="Arial"/>
-          <w:sz w:val="24"/>
-          <w:szCs w:val="24"/>
-        </w:rPr>
-        <w:t>Pomodoro</w:t>
-      </w:r>
-      <w:proofErr w:type="spellEnd"/>
-      <w:r>
-        <w:rPr>
-          <w:rFonts w:ascii="Arial" w:hAnsi="Arial" w:cs="Arial"/>
-          <w:sz w:val="24"/>
-          <w:szCs w:val="24"/>
-        </w:rPr>
-        <w:t xml:space="preserve">, o aplicativo visa auxiliar os usuários a desenvolverem melhores hábitos de estudo, reduzir a procrastinação e, consequentemente, melhorar o desempenho escolar. </w:t>
+        <w:t xml:space="preserve">" se propõe a incorporar essa técnica dentro de uma plataforma acessível e intuitiva, oferecendo suporte aos alunos que buscam maximizar seu rendimento acadêmico. Ao adotar o método Pomodoro, o aplicativo visa auxiliar os usuários a desenvolverem melhores hábitos de estudo, reduzir a procrastinação e, consequentemente, melhorar o desempenho escolar. </w:t>
       </w:r>
     </w:p>
     <w:p>
@@ -5490,25 +5400,7 @@
           <w:sz w:val="24"/>
           <w:szCs w:val="24"/>
         </w:rPr>
-        <w:t xml:space="preserve"> e desenvolvê-lo com o objetivo de auxiliar as pessoas a se concentrarem nos seus estudos, utilizando a técnica </w:t>
-      </w:r>
-      <w:proofErr w:type="spellStart"/>
-      <w:r>
-        <w:rPr>
-          <w:rFonts w:ascii="Arial" w:hAnsi="Arial" w:cs="Arial"/>
-          <w:sz w:val="24"/>
-          <w:szCs w:val="24"/>
-        </w:rPr>
-        <w:t>Pomodoro</w:t>
-      </w:r>
-      <w:proofErr w:type="spellEnd"/>
-      <w:r>
-        <w:rPr>
-          <w:rFonts w:ascii="Arial" w:hAnsi="Arial" w:cs="Arial"/>
-          <w:sz w:val="24"/>
-          <w:szCs w:val="24"/>
-        </w:rPr>
-        <w:t>, permitindo que elas tenham mais objetividade e foco na hora de estudar, com a opção de criar uma tarefa e escolher o tempo em que irá realizá-la e o tempo de descanso.</w:t>
+        <w:t xml:space="preserve"> e desenvolvê-lo com o objetivo de auxiliar as pessoas a se concentrarem nos seus estudos, utilizando a técnica Pomodoro, permitindo que elas tenham mais objetividade e foco na hora de estudar, com a opção de criar uma tarefa e escolher o tempo em que irá realizá-la e o tempo de descanso.</w:t>
       </w:r>
     </w:p>
     <w:p>
@@ -6926,25 +6818,7 @@
           <w:sz w:val="24"/>
           <w:szCs w:val="24"/>
         </w:rPr>
-        <w:t xml:space="preserve">PRE04 - O método </w:t>
-      </w:r>
-      <w:proofErr w:type="spellStart"/>
-      <w:r>
-        <w:rPr>
-          <w:rFonts w:ascii="Arial" w:eastAsia="Arial" w:hAnsi="Arial" w:cs="Arial"/>
-          <w:sz w:val="24"/>
-          <w:szCs w:val="24"/>
-        </w:rPr>
-        <w:t>Pomodoro</w:t>
-      </w:r>
-      <w:proofErr w:type="spellEnd"/>
-      <w:r>
-        <w:rPr>
-          <w:rFonts w:ascii="Arial" w:eastAsia="Arial" w:hAnsi="Arial" w:cs="Arial"/>
-          <w:sz w:val="24"/>
-          <w:szCs w:val="24"/>
-        </w:rPr>
-        <w:t xml:space="preserve"> será uma das principais técnicas implementadas para auxiliar os usuários a manterem o foco durante os estudos.</w:t>
+        <w:t>PRE04 - O método Pomodoro será uma das principais técnicas implementadas para auxiliar os usuários a manterem o foco durante os estudos.</w:t>
       </w:r>
     </w:p>
     <w:p>
@@ -8804,8 +8678,6 @@
                 <w:szCs w:val="24"/>
               </w:rPr>
             </w:pPr>
-            <w:bookmarkStart w:id="17" w:name="_GoBack"/>
-            <w:bookmarkEnd w:id="17"/>
           </w:p>
         </w:tc>
       </w:tr>
@@ -9040,6 +8912,1713 @@
         <w:jc w:val="both"/>
       </w:pPr>
     </w:p>
+    <w:tbl>
+      <w:tblPr>
+        <w:tblStyle w:val="Tabelacomgrade"/>
+        <w:tblpPr w:leftFromText="141" w:rightFromText="141" w:vertAnchor="page" w:horzAnchor="margin" w:tblpXSpec="center" w:tblpY="1561"/>
+        <w:tblW w:w="9992" w:type="dxa"/>
+        <w:tblInd w:w="0" w:type="dxa"/>
+        <w:tblLook w:val="04A0" w:firstRow="1" w:lastRow="0" w:firstColumn="1" w:lastColumn="0" w:noHBand="0" w:noVBand="1"/>
+      </w:tblPr>
+      <w:tblGrid>
+        <w:gridCol w:w="9992"/>
+      </w:tblGrid>
+      <w:tr>
+        <w:trPr>
+          <w:trHeight w:val="143"/>
+        </w:trPr>
+        <w:tc>
+          <w:tcPr>
+            <w:tcW w:w="9992" w:type="dxa"/>
+          </w:tcPr>
+          <w:p>
+            <w:pPr>
+              <w:jc w:val="center"/>
+              <w:rPr>
+                <w:rFonts w:ascii="Arial" w:hAnsi="Arial" w:cs="Arial"/>
+              </w:rPr>
+            </w:pPr>
+            <w:r>
+              <w:rPr>
+                <w:rFonts w:ascii="Arial" w:hAnsi="Arial" w:cs="Arial"/>
+                <w:b/>
+                <w:sz w:val="28"/>
+                <w:szCs w:val="28"/>
+              </w:rPr>
+              <w:lastRenderedPageBreak/>
+              <w:t>NARRATIVA DE CASO DE USO</w:t>
+            </w:r>
+          </w:p>
+        </w:tc>
+      </w:tr>
+      <w:tr>
+        <w:trPr>
+          <w:trHeight w:val="1300"/>
+        </w:trPr>
+        <w:tc>
+          <w:tcPr>
+            <w:tcW w:w="9992" w:type="dxa"/>
+          </w:tcPr>
+          <w:p>
+            <w:pPr>
+              <w:rPr>
+                <w:rFonts w:ascii="Arial" w:hAnsi="Arial" w:cs="Arial"/>
+                <w:b/>
+                <w:sz w:val="24"/>
+                <w:szCs w:val="24"/>
+              </w:rPr>
+            </w:pPr>
+            <w:r>
+              <w:rPr>
+                <w:rFonts w:ascii="Arial" w:hAnsi="Arial" w:cs="Arial"/>
+                <w:b/>
+                <w:sz w:val="24"/>
+                <w:szCs w:val="24"/>
+              </w:rPr>
+              <w:t xml:space="preserve">Sigla/Nome: </w:t>
+            </w:r>
+            <w:r>
+              <w:t xml:space="preserve"> </w:t>
+            </w:r>
+            <w:r>
+              <w:rPr>
+                <w:sz w:val="20"/>
+              </w:rPr>
+              <w:t xml:space="preserve"> </w:t>
+            </w:r>
+            <w:r>
+              <w:rPr>
+                <w:rFonts w:ascii="Arial" w:hAnsi="Arial" w:cs="Arial"/>
+                <w:sz w:val="24"/>
+                <w:szCs w:val="24"/>
+              </w:rPr>
+              <w:t>CSU0</w:t>
+            </w:r>
+            <w:r>
+              <w:rPr>
+                <w:rFonts w:ascii="Arial" w:hAnsi="Arial" w:cs="Arial"/>
+                <w:sz w:val="24"/>
+                <w:szCs w:val="24"/>
+              </w:rPr>
+              <w:t>3 – Criar Atividade</w:t>
+            </w:r>
+          </w:p>
+          <w:p>
+            <w:pPr>
+              <w:rPr>
+                <w:rFonts w:ascii="Arial" w:hAnsi="Arial" w:cs="Arial"/>
+                <w:b/>
+                <w:sz w:val="24"/>
+                <w:szCs w:val="24"/>
+              </w:rPr>
+            </w:pPr>
+            <w:r>
+              <w:rPr>
+                <w:rFonts w:ascii="Arial" w:hAnsi="Arial" w:cs="Arial"/>
+                <w:b/>
+                <w:sz w:val="24"/>
+                <w:szCs w:val="24"/>
+              </w:rPr>
+              <w:t xml:space="preserve">Objetivo: </w:t>
+            </w:r>
+            <w:r>
+              <w:t xml:space="preserve"> </w:t>
+            </w:r>
+            <w:r>
+              <w:rPr>
+                <w:rFonts w:ascii="Arial" w:hAnsi="Arial" w:cs="Arial"/>
+                <w:sz w:val="24"/>
+                <w:szCs w:val="24"/>
+              </w:rPr>
+              <w:t>o objetivo principal é oferecer uma funcionalidade que permita ao usuário organizar seu tempo de trabalho, facilitando a criação de tarefas que serão acompanhadas por ciclos de trabalho e descanso, ajudando a evitar distrações e melhorar a gestão de tempo.</w:t>
+            </w:r>
+            <w:r>
+              <w:rPr>
+                <w:rFonts w:ascii="Arial" w:hAnsi="Arial" w:cs="Arial"/>
+                <w:b/>
+                <w:sz w:val="24"/>
+                <w:szCs w:val="24"/>
+              </w:rPr>
+              <w:t xml:space="preserve"> </w:t>
+            </w:r>
+          </w:p>
+          <w:p>
+            <w:pPr>
+              <w:rPr>
+                <w:rFonts w:ascii="Arial" w:hAnsi="Arial" w:cs="Arial"/>
+                <w:sz w:val="24"/>
+                <w:szCs w:val="24"/>
+              </w:rPr>
+            </w:pPr>
+            <w:r>
+              <w:rPr>
+                <w:rFonts w:ascii="Arial" w:hAnsi="Arial" w:cs="Arial"/>
+                <w:b/>
+                <w:sz w:val="24"/>
+                <w:szCs w:val="24"/>
+              </w:rPr>
+              <w:t xml:space="preserve">Frequência estimada: </w:t>
+            </w:r>
+            <w:r>
+              <w:rPr>
+                <w:rFonts w:ascii="Arial" w:hAnsi="Arial" w:cs="Arial"/>
+                <w:sz w:val="24"/>
+                <w:szCs w:val="24"/>
+              </w:rPr>
+              <w:t>Sempre que um novo usuário querer entra no aplicativo.</w:t>
+            </w:r>
+          </w:p>
+          <w:p>
+            <w:pPr>
+              <w:rPr>
+                <w:rFonts w:ascii="Arial" w:hAnsi="Arial" w:cs="Arial"/>
+                <w:sz w:val="24"/>
+                <w:szCs w:val="24"/>
+              </w:rPr>
+            </w:pPr>
+            <w:r>
+              <w:rPr>
+                <w:rFonts w:ascii="Arial" w:hAnsi="Arial" w:cs="Arial"/>
+                <w:b/>
+                <w:sz w:val="24"/>
+                <w:szCs w:val="24"/>
+              </w:rPr>
+              <w:t xml:space="preserve">Ator Principal: </w:t>
+            </w:r>
+            <w:r>
+              <w:rPr>
+                <w:rFonts w:ascii="Arial" w:hAnsi="Arial" w:cs="Arial"/>
+                <w:sz w:val="24"/>
+                <w:szCs w:val="24"/>
+              </w:rPr>
+              <w:t>Usuário.</w:t>
+            </w:r>
+          </w:p>
+          <w:p>
+            <w:pPr>
+              <w:rPr>
+                <w:rFonts w:ascii="Arial" w:hAnsi="Arial" w:cs="Arial"/>
+                <w:sz w:val="24"/>
+                <w:szCs w:val="24"/>
+              </w:rPr>
+            </w:pPr>
+          </w:p>
+        </w:tc>
+      </w:tr>
+      <w:tr>
+        <w:trPr>
+          <w:trHeight w:val="543"/>
+        </w:trPr>
+        <w:tc>
+          <w:tcPr>
+            <w:tcW w:w="9992" w:type="dxa"/>
+          </w:tcPr>
+          <w:p>
+            <w:pPr>
+              <w:jc w:val="center"/>
+              <w:rPr>
+                <w:rFonts w:ascii="Arial" w:hAnsi="Arial" w:cs="Arial"/>
+                <w:b/>
+                <w:sz w:val="28"/>
+                <w:szCs w:val="28"/>
+              </w:rPr>
+            </w:pPr>
+            <w:r>
+              <w:rPr>
+                <w:rFonts w:ascii="Arial" w:hAnsi="Arial" w:cs="Arial"/>
+                <w:b/>
+                <w:sz w:val="28"/>
+                <w:szCs w:val="28"/>
+              </w:rPr>
+              <w:t>CENARIO PRINCIPAL</w:t>
+            </w:r>
+          </w:p>
+        </w:tc>
+      </w:tr>
+      <w:tr>
+        <w:trPr>
+          <w:trHeight w:val="543"/>
+        </w:trPr>
+        <w:tc>
+          <w:tcPr>
+            <w:tcW w:w="9992" w:type="dxa"/>
+          </w:tcPr>
+          <w:p>
+            <w:pPr>
+              <w:pStyle w:val="PargrafodaLista"/>
+              <w:numPr>
+                <w:ilvl w:val="0"/>
+                <w:numId w:val="32"/>
+              </w:numPr>
+              <w:rPr>
+                <w:rFonts w:ascii="Arial" w:hAnsi="Arial" w:cs="Arial"/>
+                <w:b/>
+              </w:rPr>
+            </w:pPr>
+            <w:r>
+              <w:rPr>
+                <w:rFonts w:ascii="Arial" w:hAnsi="Arial" w:cs="Arial"/>
+                <w:b/>
+                <w:bCs/>
+              </w:rPr>
+              <w:t>Início do caso de uso:</w:t>
+            </w:r>
+          </w:p>
+          <w:p>
+            <w:pPr>
+              <w:pStyle w:val="PargrafodaLista"/>
+              <w:numPr>
+                <w:ilvl w:val="0"/>
+                <w:numId w:val="25"/>
+              </w:numPr>
+              <w:rPr>
+                <w:rFonts w:ascii="Arial" w:hAnsi="Arial" w:cs="Arial"/>
+              </w:rPr>
+            </w:pPr>
+            <w:r>
+              <w:rPr>
+                <w:rFonts w:ascii="Arial" w:hAnsi="Arial" w:cs="Arial"/>
+              </w:rPr>
+              <w:t>O usuário abre o aplicativo Pomodoro e navega até a tela de criação de atividade.</w:t>
+            </w:r>
+          </w:p>
+          <w:p>
+            <w:pPr>
+              <w:pStyle w:val="PargrafodaLista"/>
+              <w:numPr>
+                <w:ilvl w:val="0"/>
+                <w:numId w:val="32"/>
+              </w:numPr>
+              <w:rPr>
+                <w:rFonts w:ascii="Arial" w:hAnsi="Arial" w:cs="Arial"/>
+                <w:b/>
+              </w:rPr>
+            </w:pPr>
+            <w:r>
+              <w:rPr>
+                <w:rFonts w:ascii="Arial" w:hAnsi="Arial" w:cs="Arial"/>
+                <w:b/>
+              </w:rPr>
+              <w:t xml:space="preserve">  </w:t>
+            </w:r>
+            <w:r>
+              <w:rPr>
+                <w:rFonts w:ascii="Arial" w:hAnsi="Arial" w:cs="Arial"/>
+                <w:b/>
+                <w:bCs/>
+              </w:rPr>
+              <w:t>Tela de criação de atividade:</w:t>
+            </w:r>
+          </w:p>
+          <w:p>
+            <w:pPr>
+              <w:pStyle w:val="PargrafodaLista"/>
+              <w:numPr>
+                <w:ilvl w:val="0"/>
+                <w:numId w:val="33"/>
+              </w:numPr>
+              <w:rPr>
+                <w:rFonts w:ascii="Arial" w:hAnsi="Arial" w:cs="Arial"/>
+              </w:rPr>
+            </w:pPr>
+            <w:r>
+              <w:rPr>
+                <w:rFonts w:ascii="Arial" w:hAnsi="Arial" w:cs="Arial"/>
+              </w:rPr>
+              <w:t>O aplicativo exibe um formulário para o usuário inserir os detalhes da nova atividade.</w:t>
+            </w:r>
+          </w:p>
+          <w:p>
+            <w:pPr>
+              <w:pStyle w:val="PargrafodaLista"/>
+              <w:numPr>
+                <w:ilvl w:val="1"/>
+                <w:numId w:val="33"/>
+              </w:numPr>
+              <w:rPr>
+                <w:rFonts w:ascii="Arial" w:hAnsi="Arial" w:cs="Arial"/>
+              </w:rPr>
+            </w:pPr>
+            <w:r>
+              <w:rPr>
+                <w:rFonts w:ascii="Arial" w:hAnsi="Arial" w:cs="Arial"/>
+              </w:rPr>
+              <w:t>Campos disponíveis:</w:t>
+            </w:r>
+          </w:p>
+          <w:p>
+            <w:pPr>
+              <w:pStyle w:val="PargrafodaLista"/>
+              <w:numPr>
+                <w:ilvl w:val="2"/>
+                <w:numId w:val="33"/>
+              </w:numPr>
+              <w:rPr>
+                <w:rFonts w:ascii="Arial" w:hAnsi="Arial" w:cs="Arial"/>
+              </w:rPr>
+            </w:pPr>
+            <w:r>
+              <w:rPr>
+                <w:rFonts w:ascii="Arial" w:hAnsi="Arial" w:cs="Arial"/>
+              </w:rPr>
+              <w:t>Título da atividade</w:t>
+            </w:r>
+          </w:p>
+          <w:p>
+            <w:pPr>
+              <w:pStyle w:val="PargrafodaLista"/>
+              <w:numPr>
+                <w:ilvl w:val="2"/>
+                <w:numId w:val="33"/>
+              </w:numPr>
+              <w:rPr>
+                <w:rFonts w:ascii="Arial" w:hAnsi="Arial" w:cs="Arial"/>
+              </w:rPr>
+            </w:pPr>
+            <w:r>
+              <w:rPr>
+                <w:rFonts w:ascii="Arial" w:hAnsi="Arial" w:cs="Arial"/>
+              </w:rPr>
+              <w:t>Descrição da atividade (opcional)</w:t>
+            </w:r>
+          </w:p>
+          <w:p>
+            <w:pPr>
+              <w:pStyle w:val="PargrafodaLista"/>
+              <w:numPr>
+                <w:ilvl w:val="2"/>
+                <w:numId w:val="33"/>
+              </w:numPr>
+              <w:rPr>
+                <w:rFonts w:ascii="Arial" w:hAnsi="Arial" w:cs="Arial"/>
+              </w:rPr>
+            </w:pPr>
+            <w:r>
+              <w:rPr>
+                <w:rFonts w:ascii="Arial" w:hAnsi="Arial" w:cs="Arial"/>
+              </w:rPr>
+              <w:t>Número de ciclos Pomodoro desejados (padrão é 4 ciclos)</w:t>
+            </w:r>
+          </w:p>
+          <w:p>
+            <w:pPr>
+              <w:pStyle w:val="PargrafodaLista"/>
+              <w:numPr>
+                <w:ilvl w:val="2"/>
+                <w:numId w:val="33"/>
+              </w:numPr>
+              <w:rPr>
+                <w:rFonts w:ascii="Arial" w:hAnsi="Arial" w:cs="Arial"/>
+              </w:rPr>
+            </w:pPr>
+            <w:r>
+              <w:rPr>
+                <w:rFonts w:ascii="Arial" w:hAnsi="Arial" w:cs="Arial"/>
+              </w:rPr>
+              <w:t>Tempo de cada ciclo (padrão 25 minutos)</w:t>
+            </w:r>
+          </w:p>
+          <w:p>
+            <w:pPr>
+              <w:pStyle w:val="PargrafodaLista"/>
+              <w:numPr>
+                <w:ilvl w:val="2"/>
+                <w:numId w:val="33"/>
+              </w:numPr>
+              <w:rPr>
+                <w:rFonts w:ascii="Arial" w:hAnsi="Arial" w:cs="Arial"/>
+              </w:rPr>
+            </w:pPr>
+            <w:r>
+              <w:rPr>
+                <w:rFonts w:ascii="Arial" w:hAnsi="Arial" w:cs="Arial"/>
+              </w:rPr>
+              <w:t>Intervalo curto (padrão 5 minutos)</w:t>
+            </w:r>
+          </w:p>
+          <w:p>
+            <w:pPr>
+              <w:pStyle w:val="PargrafodaLista"/>
+              <w:numPr>
+                <w:ilvl w:val="2"/>
+                <w:numId w:val="33"/>
+              </w:numPr>
+              <w:rPr>
+                <w:rFonts w:ascii="Arial" w:hAnsi="Arial" w:cs="Arial"/>
+              </w:rPr>
+            </w:pPr>
+            <w:r>
+              <w:rPr>
+                <w:rFonts w:ascii="Arial" w:hAnsi="Arial" w:cs="Arial"/>
+              </w:rPr>
+              <w:t>Intervalo longo (padrão 15 minutos após 4 ciclos)</w:t>
+            </w:r>
+          </w:p>
+          <w:p>
+            <w:pPr>
+              <w:pStyle w:val="PargrafodaLista"/>
+              <w:numPr>
+                <w:ilvl w:val="0"/>
+                <w:numId w:val="32"/>
+              </w:numPr>
+              <w:rPr>
+                <w:rFonts w:ascii="Arial" w:hAnsi="Arial" w:cs="Arial"/>
+                <w:b/>
+              </w:rPr>
+            </w:pPr>
+            <w:r>
+              <w:rPr>
+                <w:rFonts w:ascii="Arial" w:hAnsi="Arial" w:cs="Arial"/>
+                <w:b/>
+              </w:rPr>
+              <w:t xml:space="preserve">  </w:t>
+            </w:r>
+            <w:r>
+              <w:rPr>
+                <w:rFonts w:ascii="Arial" w:hAnsi="Arial" w:cs="Arial"/>
+                <w:b/>
+                <w:bCs/>
+              </w:rPr>
+              <w:t>Preenchimento dos dados:</w:t>
+            </w:r>
+          </w:p>
+          <w:p>
+            <w:pPr>
+              <w:pStyle w:val="PargrafodaLista"/>
+              <w:numPr>
+                <w:ilvl w:val="0"/>
+                <w:numId w:val="26"/>
+              </w:numPr>
+              <w:rPr>
+                <w:rFonts w:ascii="Arial" w:hAnsi="Arial" w:cs="Arial"/>
+              </w:rPr>
+            </w:pPr>
+            <w:r>
+              <w:rPr>
+                <w:rFonts w:ascii="Arial" w:hAnsi="Arial" w:cs="Arial"/>
+              </w:rPr>
+              <w:t>O usuário preenche o título da atividade (obrigatório) e, se desejar, uma breve descrição.</w:t>
+            </w:r>
+          </w:p>
+          <w:p>
+            <w:pPr>
+              <w:pStyle w:val="PargrafodaLista"/>
+              <w:numPr>
+                <w:ilvl w:val="0"/>
+                <w:numId w:val="26"/>
+              </w:numPr>
+              <w:rPr>
+                <w:rFonts w:ascii="Arial" w:hAnsi="Arial" w:cs="Arial"/>
+              </w:rPr>
+            </w:pPr>
+            <w:r>
+              <w:rPr>
+                <w:rFonts w:ascii="Arial" w:hAnsi="Arial" w:cs="Arial"/>
+              </w:rPr>
+              <w:t xml:space="preserve">O usuário ajusta a quantidade de ciclos ou tempos, se necessário, usando </w:t>
+            </w:r>
+            <w:proofErr w:type="spellStart"/>
+            <w:r>
+              <w:rPr>
+                <w:rFonts w:ascii="Arial" w:hAnsi="Arial" w:cs="Arial"/>
+              </w:rPr>
+              <w:t>sliders</w:t>
+            </w:r>
+            <w:proofErr w:type="spellEnd"/>
+            <w:r>
+              <w:rPr>
+                <w:rFonts w:ascii="Arial" w:hAnsi="Arial" w:cs="Arial"/>
+              </w:rPr>
+              <w:t xml:space="preserve"> ou campos numéricos.</w:t>
+            </w:r>
+          </w:p>
+          <w:p>
+            <w:pPr>
+              <w:pStyle w:val="PargrafodaLista"/>
+              <w:numPr>
+                <w:ilvl w:val="0"/>
+                <w:numId w:val="32"/>
+              </w:numPr>
+              <w:rPr>
+                <w:rFonts w:ascii="Arial" w:hAnsi="Arial" w:cs="Arial"/>
+                <w:b/>
+              </w:rPr>
+            </w:pPr>
+            <w:r>
+              <w:rPr>
+                <w:rFonts w:ascii="Arial" w:hAnsi="Arial" w:cs="Arial"/>
+                <w:b/>
+              </w:rPr>
+              <w:t xml:space="preserve">  </w:t>
+            </w:r>
+            <w:r>
+              <w:rPr>
+                <w:rFonts w:ascii="Arial" w:hAnsi="Arial" w:cs="Arial"/>
+                <w:b/>
+                <w:bCs/>
+              </w:rPr>
+              <w:t>Validação de dados:</w:t>
+            </w:r>
+          </w:p>
+          <w:p>
+            <w:pPr>
+              <w:pStyle w:val="PargrafodaLista"/>
+              <w:numPr>
+                <w:ilvl w:val="0"/>
+                <w:numId w:val="27"/>
+              </w:numPr>
+              <w:rPr>
+                <w:rFonts w:ascii="Arial" w:hAnsi="Arial" w:cs="Arial"/>
+              </w:rPr>
+            </w:pPr>
+            <w:r>
+              <w:rPr>
+                <w:rFonts w:ascii="Arial" w:hAnsi="Arial" w:cs="Arial"/>
+              </w:rPr>
+              <w:t>O sistema valida se os campos obrigatórios estão preenchidos corretamente.</w:t>
+            </w:r>
+          </w:p>
+          <w:p>
+            <w:pPr>
+              <w:pStyle w:val="PargrafodaLista"/>
+              <w:numPr>
+                <w:ilvl w:val="0"/>
+                <w:numId w:val="27"/>
+              </w:numPr>
+              <w:rPr>
+                <w:rFonts w:ascii="Arial" w:hAnsi="Arial" w:cs="Arial"/>
+              </w:rPr>
+            </w:pPr>
+            <w:r>
+              <w:rPr>
+                <w:rFonts w:ascii="Arial" w:hAnsi="Arial" w:cs="Arial"/>
+              </w:rPr>
+              <w:t>Caso haja algum erro (por exemplo, título em branco), o sistema exibe uma mensagem de alerta solicitando a correção.</w:t>
+            </w:r>
+          </w:p>
+          <w:p>
+            <w:pPr>
+              <w:pStyle w:val="PargrafodaLista"/>
+              <w:numPr>
+                <w:ilvl w:val="0"/>
+                <w:numId w:val="32"/>
+              </w:numPr>
+              <w:rPr>
+                <w:rFonts w:ascii="Arial" w:hAnsi="Arial" w:cs="Arial"/>
+                <w:b/>
+              </w:rPr>
+            </w:pPr>
+            <w:r>
+              <w:rPr>
+                <w:rFonts w:ascii="Arial" w:hAnsi="Arial" w:cs="Arial"/>
+                <w:b/>
+              </w:rPr>
+              <w:t xml:space="preserve">  </w:t>
+            </w:r>
+            <w:r>
+              <w:rPr>
+                <w:rFonts w:ascii="Arial" w:hAnsi="Arial" w:cs="Arial"/>
+                <w:b/>
+                <w:bCs/>
+              </w:rPr>
+              <w:t>Confirmação:</w:t>
+            </w:r>
+          </w:p>
+          <w:p>
+            <w:pPr>
+              <w:pStyle w:val="PargrafodaLista"/>
+              <w:numPr>
+                <w:ilvl w:val="0"/>
+                <w:numId w:val="28"/>
+              </w:numPr>
+              <w:rPr>
+                <w:rFonts w:ascii="Arial" w:hAnsi="Arial" w:cs="Arial"/>
+              </w:rPr>
+            </w:pPr>
+            <w:r>
+              <w:rPr>
+                <w:rFonts w:ascii="Arial" w:hAnsi="Arial" w:cs="Arial"/>
+              </w:rPr>
+              <w:t>O usuário pressiona o botão “Salvar” para confirmar a criação da atividade.</w:t>
+            </w:r>
+          </w:p>
+          <w:p>
+            <w:pPr>
+              <w:pStyle w:val="PargrafodaLista"/>
+              <w:numPr>
+                <w:ilvl w:val="0"/>
+                <w:numId w:val="32"/>
+              </w:numPr>
+              <w:rPr>
+                <w:rFonts w:ascii="Arial" w:hAnsi="Arial" w:cs="Arial"/>
+                <w:b/>
+              </w:rPr>
+            </w:pPr>
+            <w:r>
+              <w:rPr>
+                <w:rFonts w:ascii="Arial" w:hAnsi="Arial" w:cs="Arial"/>
+                <w:b/>
+              </w:rPr>
+              <w:t xml:space="preserve">  </w:t>
+            </w:r>
+            <w:r>
+              <w:rPr>
+                <w:rFonts w:ascii="Arial" w:hAnsi="Arial" w:cs="Arial"/>
+                <w:b/>
+                <w:bCs/>
+              </w:rPr>
+              <w:t>Gravação da atividade:</w:t>
+            </w:r>
+          </w:p>
+          <w:p>
+            <w:pPr>
+              <w:pStyle w:val="PargrafodaLista"/>
+              <w:numPr>
+                <w:ilvl w:val="0"/>
+                <w:numId w:val="29"/>
+              </w:numPr>
+              <w:rPr>
+                <w:rFonts w:ascii="Arial" w:hAnsi="Arial" w:cs="Arial"/>
+              </w:rPr>
+            </w:pPr>
+            <w:r>
+              <w:rPr>
+                <w:rFonts w:ascii="Arial" w:hAnsi="Arial" w:cs="Arial"/>
+              </w:rPr>
+              <w:t>O sistema grava a nova atividade no banco de dados, associada à conta do usuário.</w:t>
+            </w:r>
+          </w:p>
+          <w:p>
+            <w:pPr>
+              <w:pStyle w:val="PargrafodaLista"/>
+              <w:numPr>
+                <w:ilvl w:val="0"/>
+                <w:numId w:val="32"/>
+              </w:numPr>
+              <w:rPr>
+                <w:rFonts w:ascii="Arial" w:hAnsi="Arial" w:cs="Arial"/>
+                <w:b/>
+              </w:rPr>
+            </w:pPr>
+            <w:r>
+              <w:rPr>
+                <w:rFonts w:ascii="Arial" w:hAnsi="Arial" w:cs="Arial"/>
+                <w:b/>
+              </w:rPr>
+              <w:t xml:space="preserve">  </w:t>
+            </w:r>
+            <w:r>
+              <w:rPr>
+                <w:rFonts w:ascii="Arial" w:hAnsi="Arial" w:cs="Arial"/>
+                <w:b/>
+                <w:bCs/>
+              </w:rPr>
+              <w:t>Feedback:</w:t>
+            </w:r>
+          </w:p>
+          <w:p>
+            <w:pPr>
+              <w:pStyle w:val="PargrafodaLista"/>
+              <w:numPr>
+                <w:ilvl w:val="0"/>
+                <w:numId w:val="30"/>
+              </w:numPr>
+              <w:rPr>
+                <w:rFonts w:ascii="Arial" w:hAnsi="Arial" w:cs="Arial"/>
+              </w:rPr>
+            </w:pPr>
+            <w:r>
+              <w:rPr>
+                <w:rFonts w:ascii="Arial" w:hAnsi="Arial" w:cs="Arial"/>
+              </w:rPr>
+              <w:t>O sistema exibe uma mensagem confirmando que a atividade foi criada com sucesso e já está disponível na lista de atividades do usuário.</w:t>
+            </w:r>
+          </w:p>
+          <w:p>
+            <w:pPr>
+              <w:pStyle w:val="PargrafodaLista"/>
+              <w:numPr>
+                <w:ilvl w:val="0"/>
+                <w:numId w:val="32"/>
+              </w:numPr>
+              <w:rPr>
+                <w:rFonts w:ascii="Arial" w:hAnsi="Arial" w:cs="Arial"/>
+                <w:b/>
+              </w:rPr>
+            </w:pPr>
+            <w:r>
+              <w:rPr>
+                <w:rFonts w:ascii="Arial" w:hAnsi="Arial" w:cs="Arial"/>
+                <w:b/>
+              </w:rPr>
+              <w:t xml:space="preserve">  </w:t>
+            </w:r>
+            <w:r>
+              <w:rPr>
+                <w:rFonts w:ascii="Arial" w:hAnsi="Arial" w:cs="Arial"/>
+                <w:b/>
+                <w:bCs/>
+              </w:rPr>
+              <w:t>Fim do caso de uso:</w:t>
+            </w:r>
+          </w:p>
+          <w:p>
+            <w:pPr>
+              <w:pStyle w:val="PargrafodaLista"/>
+              <w:numPr>
+                <w:ilvl w:val="0"/>
+                <w:numId w:val="31"/>
+              </w:numPr>
+              <w:rPr>
+                <w:rFonts w:ascii="Arial" w:hAnsi="Arial" w:cs="Arial"/>
+              </w:rPr>
+            </w:pPr>
+            <w:r>
+              <w:rPr>
+                <w:rFonts w:ascii="Arial" w:hAnsi="Arial" w:cs="Arial"/>
+              </w:rPr>
+              <w:t>O usuário pode escolher iniciar a atividade imediatamente ou voltar para a lista de atividades.</w:t>
+            </w:r>
+          </w:p>
+          <w:p>
+            <w:pPr>
+              <w:pStyle w:val="PargrafodaLista"/>
+              <w:ind w:left="1353"/>
+              <w:rPr>
+                <w:rFonts w:ascii="Arial" w:hAnsi="Arial" w:cs="Arial"/>
+                <w:b/>
+              </w:rPr>
+            </w:pPr>
+          </w:p>
+        </w:tc>
+      </w:tr>
+      <w:tr>
+        <w:trPr>
+          <w:trHeight w:val="543"/>
+        </w:trPr>
+        <w:tc>
+          <w:tcPr>
+            <w:tcW w:w="9992" w:type="dxa"/>
+          </w:tcPr>
+          <w:p>
+            <w:pPr>
+              <w:jc w:val="center"/>
+              <w:rPr>
+                <w:rFonts w:ascii="Arial" w:hAnsi="Arial" w:cs="Arial"/>
+                <w:b/>
+                <w:sz w:val="24"/>
+                <w:szCs w:val="24"/>
+              </w:rPr>
+            </w:pPr>
+            <w:r>
+              <w:rPr>
+                <w:rFonts w:ascii="Arial" w:hAnsi="Arial" w:cs="Arial"/>
+                <w:b/>
+                <w:sz w:val="24"/>
+                <w:szCs w:val="24"/>
+              </w:rPr>
+              <w:t>CENÁRIO ALTERNATIVO</w:t>
+            </w:r>
+          </w:p>
+        </w:tc>
+      </w:tr>
+      <w:tr>
+        <w:trPr>
+          <w:trHeight w:val="543"/>
+        </w:trPr>
+        <w:tc>
+          <w:tcPr>
+            <w:tcW w:w="9992" w:type="dxa"/>
+          </w:tcPr>
+          <w:p>
+            <w:pPr>
+              <w:pStyle w:val="PargrafodaLista"/>
+              <w:numPr>
+                <w:ilvl w:val="0"/>
+                <w:numId w:val="35"/>
+              </w:numPr>
+              <w:rPr>
+                <w:rFonts w:ascii="Arial" w:hAnsi="Arial" w:cs="Arial"/>
+                <w:b/>
+                <w:sz w:val="24"/>
+                <w:szCs w:val="24"/>
+              </w:rPr>
+            </w:pPr>
+            <w:r>
+              <w:rPr>
+                <w:rFonts w:ascii="Arial" w:hAnsi="Arial" w:cs="Arial"/>
+                <w:b/>
+                <w:sz w:val="24"/>
+                <w:szCs w:val="24"/>
+              </w:rPr>
+              <w:t>Fluxo Alternativo 1 – Dados incompletos:</w:t>
+            </w:r>
+          </w:p>
+          <w:p>
+            <w:pPr>
+              <w:pStyle w:val="PargrafodaLista"/>
+              <w:numPr>
+                <w:ilvl w:val="0"/>
+                <w:numId w:val="35"/>
+              </w:numPr>
+              <w:rPr>
+                <w:rFonts w:ascii="Arial" w:hAnsi="Arial" w:cs="Arial"/>
+                <w:sz w:val="24"/>
+                <w:szCs w:val="24"/>
+              </w:rPr>
+            </w:pPr>
+            <w:r>
+              <w:rPr>
+                <w:rFonts w:ascii="Arial" w:hAnsi="Arial" w:cs="Arial"/>
+                <w:sz w:val="24"/>
+                <w:szCs w:val="24"/>
+              </w:rPr>
+              <w:t>Se o usuário tentar salvar a atividade sem preencher os campos obrigatórios, o sistema exibe uma mensagem de erro e solicita o preenchimento correto dos campos.</w:t>
+            </w:r>
+          </w:p>
+          <w:p>
+            <w:pPr>
+              <w:pStyle w:val="PargrafodaLista"/>
+              <w:numPr>
+                <w:ilvl w:val="0"/>
+                <w:numId w:val="35"/>
+              </w:numPr>
+              <w:rPr>
+                <w:rFonts w:ascii="Arial" w:hAnsi="Arial" w:cs="Arial"/>
+                <w:b/>
+                <w:sz w:val="24"/>
+                <w:szCs w:val="24"/>
+              </w:rPr>
+            </w:pPr>
+            <w:r>
+              <w:rPr>
+                <w:rFonts w:ascii="Arial" w:hAnsi="Arial" w:cs="Arial"/>
+                <w:b/>
+                <w:sz w:val="24"/>
+                <w:szCs w:val="24"/>
+              </w:rPr>
+              <w:t>Fluxo Alternativo 2 – Cancelamento da criação:</w:t>
+            </w:r>
+          </w:p>
+          <w:p>
+            <w:pPr>
+              <w:pStyle w:val="PargrafodaLista"/>
+              <w:numPr>
+                <w:ilvl w:val="0"/>
+                <w:numId w:val="35"/>
+              </w:numPr>
+              <w:rPr>
+                <w:rFonts w:ascii="Arial" w:hAnsi="Arial" w:cs="Arial"/>
+                <w:b/>
+                <w:sz w:val="24"/>
+                <w:szCs w:val="24"/>
+              </w:rPr>
+            </w:pPr>
+            <w:r>
+              <w:rPr>
+                <w:rFonts w:ascii="Arial" w:hAnsi="Arial" w:cs="Arial"/>
+                <w:sz w:val="24"/>
+                <w:szCs w:val="24"/>
+              </w:rPr>
+              <w:t>O usuário pode optar por cancelar a criação da atividade a qualquer momento antes de salvar, retornando à tela anterior sem que os dados sejam gravados</w:t>
+            </w:r>
+            <w:r>
+              <w:rPr>
+                <w:rFonts w:ascii="Arial" w:hAnsi="Arial" w:cs="Arial"/>
+                <w:b/>
+                <w:sz w:val="24"/>
+                <w:szCs w:val="24"/>
+              </w:rPr>
+              <w:t>.</w:t>
+            </w:r>
+          </w:p>
+          <w:p>
+            <w:pPr>
+              <w:pStyle w:val="PargrafodaLista"/>
+              <w:ind w:left="1125"/>
+              <w:rPr>
+                <w:rFonts w:ascii="Arial" w:hAnsi="Arial" w:cs="Arial"/>
+                <w:b/>
+                <w:sz w:val="24"/>
+                <w:szCs w:val="24"/>
+              </w:rPr>
+            </w:pPr>
+          </w:p>
+        </w:tc>
+      </w:tr>
+      <w:tr>
+        <w:trPr>
+          <w:trHeight w:val="543"/>
+        </w:trPr>
+        <w:tc>
+          <w:tcPr>
+            <w:tcW w:w="9992" w:type="dxa"/>
+          </w:tcPr>
+          <w:p>
+            <w:pPr>
+              <w:jc w:val="center"/>
+              <w:rPr>
+                <w:rFonts w:ascii="Arial" w:hAnsi="Arial" w:cs="Arial"/>
+                <w:b/>
+                <w:sz w:val="24"/>
+                <w:szCs w:val="24"/>
+              </w:rPr>
+            </w:pPr>
+            <w:r>
+              <w:rPr>
+                <w:rFonts w:ascii="Arial" w:hAnsi="Arial" w:cs="Arial"/>
+                <w:b/>
+                <w:sz w:val="24"/>
+                <w:szCs w:val="24"/>
+              </w:rPr>
+              <w:lastRenderedPageBreak/>
+              <w:t>CENÁRIO EXCESSÃO</w:t>
+            </w:r>
+          </w:p>
+        </w:tc>
+      </w:tr>
+      <w:tr>
+        <w:trPr>
+          <w:trHeight w:val="543"/>
+        </w:trPr>
+        <w:tc>
+          <w:tcPr>
+            <w:tcW w:w="9992" w:type="dxa"/>
+          </w:tcPr>
+          <w:p>
+            <w:pPr>
+              <w:numPr>
+                <w:ilvl w:val="0"/>
+                <w:numId w:val="36"/>
+              </w:numPr>
+              <w:spacing w:before="100" w:beforeAutospacing="1" w:after="100" w:afterAutospacing="1"/>
+              <w:rPr>
+                <w:rFonts w:ascii="Arial" w:eastAsia="Times New Roman" w:hAnsi="Arial" w:cs="Arial"/>
+                <w:sz w:val="24"/>
+                <w:szCs w:val="24"/>
+                <w:lang w:eastAsia="pt-BR"/>
+              </w:rPr>
+            </w:pPr>
+            <w:r>
+              <w:rPr>
+                <w:rFonts w:ascii="Arial" w:eastAsia="Times New Roman" w:hAnsi="Arial" w:cs="Arial"/>
+                <w:b/>
+                <w:bCs/>
+                <w:sz w:val="24"/>
+                <w:szCs w:val="24"/>
+                <w:lang w:eastAsia="pt-BR"/>
+              </w:rPr>
+              <w:t>Falha na validação de dados obrigatórios</w:t>
+            </w:r>
+          </w:p>
+          <w:p>
+            <w:pPr>
+              <w:numPr>
+                <w:ilvl w:val="1"/>
+                <w:numId w:val="37"/>
+              </w:numPr>
+              <w:spacing w:before="100" w:beforeAutospacing="1" w:after="100" w:afterAutospacing="1"/>
+              <w:rPr>
+                <w:rFonts w:ascii="Arial" w:eastAsia="Times New Roman" w:hAnsi="Arial" w:cs="Arial"/>
+                <w:sz w:val="24"/>
+                <w:szCs w:val="24"/>
+                <w:lang w:eastAsia="pt-BR"/>
+              </w:rPr>
+            </w:pPr>
+            <w:r>
+              <w:rPr>
+                <w:rFonts w:ascii="Arial" w:eastAsia="Times New Roman" w:hAnsi="Arial" w:cs="Arial"/>
+                <w:sz w:val="24"/>
+                <w:szCs w:val="24"/>
+                <w:lang w:eastAsia="pt-BR"/>
+              </w:rPr>
+              <w:t>O sistema detecta que campos obrigatórios, como "Título", estão vazios ou preenchidos incorretamente.</w:t>
+            </w:r>
+          </w:p>
+          <w:p>
+            <w:pPr>
+              <w:numPr>
+                <w:ilvl w:val="1"/>
+                <w:numId w:val="37"/>
+              </w:numPr>
+              <w:spacing w:before="100" w:beforeAutospacing="1" w:after="100" w:afterAutospacing="1"/>
+              <w:rPr>
+                <w:rFonts w:ascii="Arial" w:eastAsia="Times New Roman" w:hAnsi="Arial" w:cs="Arial"/>
+                <w:sz w:val="24"/>
+                <w:szCs w:val="24"/>
+                <w:lang w:eastAsia="pt-BR"/>
+              </w:rPr>
+            </w:pPr>
+            <w:r>
+              <w:rPr>
+                <w:rFonts w:ascii="Arial" w:eastAsia="Times New Roman" w:hAnsi="Arial" w:cs="Arial"/>
+                <w:sz w:val="24"/>
+                <w:szCs w:val="24"/>
+                <w:lang w:eastAsia="pt-BR"/>
+              </w:rPr>
+              <w:t>O sistema exibe uma mensagem de erro, solicitando o preenchimento correto.</w:t>
+            </w:r>
+          </w:p>
+          <w:p>
+            <w:pPr>
+              <w:numPr>
+                <w:ilvl w:val="1"/>
+                <w:numId w:val="37"/>
+              </w:numPr>
+              <w:spacing w:before="100" w:beforeAutospacing="1" w:after="100" w:afterAutospacing="1"/>
+              <w:rPr>
+                <w:rFonts w:ascii="Arial" w:eastAsia="Times New Roman" w:hAnsi="Arial" w:cs="Arial"/>
+                <w:sz w:val="24"/>
+                <w:szCs w:val="24"/>
+                <w:lang w:eastAsia="pt-BR"/>
+              </w:rPr>
+            </w:pPr>
+            <w:r>
+              <w:rPr>
+                <w:rFonts w:ascii="Arial" w:eastAsia="Times New Roman" w:hAnsi="Arial" w:cs="Arial"/>
+                <w:sz w:val="24"/>
+                <w:szCs w:val="24"/>
+                <w:lang w:eastAsia="pt-BR"/>
+              </w:rPr>
+              <w:t>O usuário corrige os dados e tenta novamente.</w:t>
+            </w:r>
+          </w:p>
+          <w:p>
+            <w:pPr>
+              <w:numPr>
+                <w:ilvl w:val="0"/>
+                <w:numId w:val="36"/>
+              </w:numPr>
+              <w:spacing w:before="100" w:beforeAutospacing="1" w:after="100" w:afterAutospacing="1"/>
+              <w:rPr>
+                <w:rFonts w:ascii="Arial" w:eastAsia="Times New Roman" w:hAnsi="Arial" w:cs="Arial"/>
+                <w:sz w:val="24"/>
+                <w:szCs w:val="24"/>
+                <w:lang w:eastAsia="pt-BR"/>
+              </w:rPr>
+            </w:pPr>
+            <w:r>
+              <w:rPr>
+                <w:rFonts w:ascii="Arial" w:eastAsia="Times New Roman" w:hAnsi="Arial" w:cs="Arial"/>
+                <w:b/>
+                <w:bCs/>
+                <w:sz w:val="24"/>
+                <w:szCs w:val="24"/>
+                <w:lang w:eastAsia="pt-BR"/>
+              </w:rPr>
+              <w:t>Formato inválido de dados (</w:t>
+            </w:r>
+            <w:proofErr w:type="spellStart"/>
+            <w:r>
+              <w:rPr>
+                <w:rFonts w:ascii="Arial" w:eastAsia="Times New Roman" w:hAnsi="Arial" w:cs="Arial"/>
+                <w:b/>
+                <w:bCs/>
+                <w:sz w:val="24"/>
+                <w:szCs w:val="24"/>
+                <w:lang w:eastAsia="pt-BR"/>
+              </w:rPr>
+              <w:t>ex</w:t>
+            </w:r>
+            <w:proofErr w:type="spellEnd"/>
+            <w:r>
+              <w:rPr>
+                <w:rFonts w:ascii="Arial" w:eastAsia="Times New Roman" w:hAnsi="Arial" w:cs="Arial"/>
+                <w:b/>
+                <w:bCs/>
+                <w:sz w:val="24"/>
+                <w:szCs w:val="24"/>
+                <w:lang w:eastAsia="pt-BR"/>
+              </w:rPr>
+              <w:t>: tempo de ciclos)</w:t>
+            </w:r>
+          </w:p>
+          <w:p>
+            <w:pPr>
+              <w:pStyle w:val="PargrafodaLista"/>
+              <w:numPr>
+                <w:ilvl w:val="1"/>
+                <w:numId w:val="38"/>
+              </w:numPr>
+              <w:spacing w:before="100" w:beforeAutospacing="1" w:after="100" w:afterAutospacing="1"/>
+              <w:rPr>
+                <w:rFonts w:ascii="Arial" w:eastAsia="Times New Roman" w:hAnsi="Arial" w:cs="Arial"/>
+                <w:sz w:val="24"/>
+                <w:szCs w:val="24"/>
+                <w:lang w:eastAsia="pt-BR"/>
+              </w:rPr>
+            </w:pPr>
+            <w:r>
+              <w:rPr>
+                <w:rFonts w:ascii="Arial" w:eastAsia="Times New Roman" w:hAnsi="Arial" w:cs="Arial"/>
+                <w:sz w:val="24"/>
+                <w:szCs w:val="24"/>
+                <w:lang w:eastAsia="pt-BR"/>
+              </w:rPr>
+              <w:t>O sistema identifica que o valor inserido para o tempo de ciclos não é válido (</w:t>
+            </w:r>
+            <w:proofErr w:type="spellStart"/>
+            <w:r>
+              <w:rPr>
+                <w:rFonts w:ascii="Arial" w:eastAsia="Times New Roman" w:hAnsi="Arial" w:cs="Arial"/>
+                <w:sz w:val="24"/>
+                <w:szCs w:val="24"/>
+                <w:lang w:eastAsia="pt-BR"/>
+              </w:rPr>
+              <w:t>ex</w:t>
+            </w:r>
+            <w:proofErr w:type="spellEnd"/>
+            <w:r>
+              <w:rPr>
+                <w:rFonts w:ascii="Arial" w:eastAsia="Times New Roman" w:hAnsi="Arial" w:cs="Arial"/>
+                <w:sz w:val="24"/>
+                <w:szCs w:val="24"/>
+                <w:lang w:eastAsia="pt-BR"/>
+              </w:rPr>
+              <w:t>: número negativo).</w:t>
+            </w:r>
+          </w:p>
+          <w:p>
+            <w:pPr>
+              <w:pStyle w:val="PargrafodaLista"/>
+              <w:numPr>
+                <w:ilvl w:val="1"/>
+                <w:numId w:val="38"/>
+              </w:numPr>
+              <w:spacing w:before="100" w:beforeAutospacing="1" w:after="100" w:afterAutospacing="1"/>
+              <w:rPr>
+                <w:rFonts w:ascii="Arial" w:eastAsia="Times New Roman" w:hAnsi="Arial" w:cs="Arial"/>
+                <w:sz w:val="24"/>
+                <w:szCs w:val="24"/>
+                <w:lang w:eastAsia="pt-BR"/>
+              </w:rPr>
+            </w:pPr>
+            <w:r>
+              <w:rPr>
+                <w:rFonts w:ascii="Arial" w:eastAsia="Times New Roman" w:hAnsi="Arial" w:cs="Arial"/>
+                <w:sz w:val="24"/>
+                <w:szCs w:val="24"/>
+                <w:lang w:eastAsia="pt-BR"/>
+              </w:rPr>
+              <w:t>Exibe um alerta, pedindo a inserção de um valor válido.</w:t>
+            </w:r>
+          </w:p>
+          <w:p>
+            <w:pPr>
+              <w:pStyle w:val="PargrafodaLista"/>
+              <w:numPr>
+                <w:ilvl w:val="1"/>
+                <w:numId w:val="38"/>
+              </w:numPr>
+              <w:spacing w:before="100" w:beforeAutospacing="1" w:after="100" w:afterAutospacing="1"/>
+              <w:rPr>
+                <w:rFonts w:ascii="Arial" w:eastAsia="Times New Roman" w:hAnsi="Arial" w:cs="Arial"/>
+                <w:sz w:val="24"/>
+                <w:szCs w:val="24"/>
+                <w:lang w:eastAsia="pt-BR"/>
+              </w:rPr>
+            </w:pPr>
+            <w:r>
+              <w:rPr>
+                <w:rFonts w:ascii="Arial" w:eastAsia="Times New Roman" w:hAnsi="Arial" w:cs="Arial"/>
+                <w:sz w:val="24"/>
+                <w:szCs w:val="24"/>
+                <w:lang w:eastAsia="pt-BR"/>
+              </w:rPr>
+              <w:t>O usuário corrige e tenta salvar novamente.</w:t>
+            </w:r>
+          </w:p>
+          <w:p>
+            <w:pPr>
+              <w:numPr>
+                <w:ilvl w:val="0"/>
+                <w:numId w:val="36"/>
+              </w:numPr>
+              <w:spacing w:before="100" w:beforeAutospacing="1" w:after="100" w:afterAutospacing="1"/>
+              <w:rPr>
+                <w:rFonts w:ascii="Arial" w:eastAsia="Times New Roman" w:hAnsi="Arial" w:cs="Arial"/>
+                <w:sz w:val="24"/>
+                <w:szCs w:val="24"/>
+                <w:lang w:eastAsia="pt-BR"/>
+              </w:rPr>
+            </w:pPr>
+            <w:r>
+              <w:rPr>
+                <w:rFonts w:ascii="Arial" w:eastAsia="Times New Roman" w:hAnsi="Arial" w:cs="Arial"/>
+                <w:b/>
+                <w:bCs/>
+                <w:sz w:val="24"/>
+                <w:szCs w:val="24"/>
+                <w:lang w:eastAsia="pt-BR"/>
+              </w:rPr>
+              <w:t>Falha na conexão com o banco de dados</w:t>
+            </w:r>
+          </w:p>
+          <w:p>
+            <w:pPr>
+              <w:numPr>
+                <w:ilvl w:val="1"/>
+                <w:numId w:val="39"/>
+              </w:numPr>
+              <w:spacing w:before="100" w:beforeAutospacing="1" w:after="100" w:afterAutospacing="1"/>
+              <w:rPr>
+                <w:rFonts w:ascii="Arial" w:eastAsia="Times New Roman" w:hAnsi="Arial" w:cs="Arial"/>
+                <w:sz w:val="24"/>
+                <w:szCs w:val="24"/>
+                <w:lang w:eastAsia="pt-BR"/>
+              </w:rPr>
+            </w:pPr>
+            <w:r>
+              <w:rPr>
+                <w:rFonts w:ascii="Arial" w:eastAsia="Times New Roman" w:hAnsi="Arial" w:cs="Arial"/>
+                <w:sz w:val="24"/>
+                <w:szCs w:val="24"/>
+                <w:lang w:eastAsia="pt-BR"/>
+              </w:rPr>
+              <w:t>O sistema não consegue acessar o banco de dados para salvar a atividade.</w:t>
+            </w:r>
+          </w:p>
+          <w:p>
+            <w:pPr>
+              <w:numPr>
+                <w:ilvl w:val="1"/>
+                <w:numId w:val="39"/>
+              </w:numPr>
+              <w:spacing w:before="100" w:beforeAutospacing="1" w:after="100" w:afterAutospacing="1"/>
+              <w:rPr>
+                <w:rFonts w:ascii="Arial" w:eastAsia="Times New Roman" w:hAnsi="Arial" w:cs="Arial"/>
+                <w:sz w:val="24"/>
+                <w:szCs w:val="24"/>
+                <w:lang w:eastAsia="pt-BR"/>
+              </w:rPr>
+            </w:pPr>
+            <w:r>
+              <w:rPr>
+                <w:rFonts w:ascii="Arial" w:eastAsia="Times New Roman" w:hAnsi="Arial" w:cs="Arial"/>
+                <w:sz w:val="24"/>
+                <w:szCs w:val="24"/>
+                <w:lang w:eastAsia="pt-BR"/>
+              </w:rPr>
+              <w:t>O sistema exibe uma mensagem de erro e tenta reconectar automaticamente ou solicita ao usuário tentar mais tarde.</w:t>
+            </w:r>
+          </w:p>
+          <w:p>
+            <w:pPr>
+              <w:numPr>
+                <w:ilvl w:val="1"/>
+                <w:numId w:val="39"/>
+              </w:numPr>
+              <w:spacing w:before="100" w:beforeAutospacing="1" w:after="100" w:afterAutospacing="1"/>
+              <w:rPr>
+                <w:rFonts w:ascii="Arial" w:eastAsia="Times New Roman" w:hAnsi="Arial" w:cs="Arial"/>
+                <w:sz w:val="24"/>
+                <w:szCs w:val="24"/>
+                <w:lang w:eastAsia="pt-BR"/>
+              </w:rPr>
+            </w:pPr>
+            <w:r>
+              <w:rPr>
+                <w:rFonts w:ascii="Arial" w:eastAsia="Times New Roman" w:hAnsi="Arial" w:cs="Arial"/>
+                <w:sz w:val="24"/>
+                <w:szCs w:val="24"/>
+                <w:lang w:eastAsia="pt-BR"/>
+              </w:rPr>
+              <w:t>O usuário pode salvar localmente e tentar novamente quando a conexão for restabelecida.</w:t>
+            </w:r>
+          </w:p>
+          <w:p>
+            <w:pPr>
+              <w:numPr>
+                <w:ilvl w:val="0"/>
+                <w:numId w:val="36"/>
+              </w:numPr>
+              <w:spacing w:before="100" w:beforeAutospacing="1" w:after="100" w:afterAutospacing="1"/>
+              <w:rPr>
+                <w:rFonts w:ascii="Arial" w:eastAsia="Times New Roman" w:hAnsi="Arial" w:cs="Arial"/>
+                <w:sz w:val="24"/>
+                <w:szCs w:val="24"/>
+                <w:lang w:eastAsia="pt-BR"/>
+              </w:rPr>
+            </w:pPr>
+            <w:r>
+              <w:rPr>
+                <w:rFonts w:ascii="Arial" w:eastAsia="Times New Roman" w:hAnsi="Arial" w:cs="Arial"/>
+                <w:b/>
+                <w:bCs/>
+                <w:sz w:val="24"/>
+                <w:szCs w:val="24"/>
+                <w:lang w:eastAsia="pt-BR"/>
+              </w:rPr>
+              <w:t>Sessão expirada</w:t>
+            </w:r>
+          </w:p>
+          <w:p>
+            <w:pPr>
+              <w:numPr>
+                <w:ilvl w:val="1"/>
+                <w:numId w:val="40"/>
+              </w:numPr>
+              <w:spacing w:before="100" w:beforeAutospacing="1" w:after="100" w:afterAutospacing="1"/>
+              <w:rPr>
+                <w:rFonts w:ascii="Arial" w:eastAsia="Times New Roman" w:hAnsi="Arial" w:cs="Arial"/>
+                <w:sz w:val="24"/>
+                <w:szCs w:val="24"/>
+                <w:lang w:eastAsia="pt-BR"/>
+              </w:rPr>
+            </w:pPr>
+            <w:r>
+              <w:rPr>
+                <w:rFonts w:ascii="Arial" w:eastAsia="Times New Roman" w:hAnsi="Arial" w:cs="Arial"/>
+                <w:sz w:val="24"/>
+                <w:szCs w:val="24"/>
+                <w:lang w:eastAsia="pt-BR"/>
+              </w:rPr>
+              <w:t>O sistema detecta que a sessão do usuário expirou.</w:t>
+            </w:r>
+          </w:p>
+          <w:p>
+            <w:pPr>
+              <w:numPr>
+                <w:ilvl w:val="1"/>
+                <w:numId w:val="40"/>
+              </w:numPr>
+              <w:spacing w:before="100" w:beforeAutospacing="1" w:after="100" w:afterAutospacing="1"/>
+              <w:rPr>
+                <w:rFonts w:ascii="Arial" w:eastAsia="Times New Roman" w:hAnsi="Arial" w:cs="Arial"/>
+                <w:sz w:val="24"/>
+                <w:szCs w:val="24"/>
+                <w:lang w:eastAsia="pt-BR"/>
+              </w:rPr>
+            </w:pPr>
+            <w:r>
+              <w:rPr>
+                <w:rFonts w:ascii="Arial" w:eastAsia="Times New Roman" w:hAnsi="Arial" w:cs="Arial"/>
+                <w:sz w:val="24"/>
+                <w:szCs w:val="24"/>
+                <w:lang w:eastAsia="pt-BR"/>
+              </w:rPr>
+              <w:t>Exibe uma mensagem pedindo que o usuário faça login novamente.</w:t>
+            </w:r>
+          </w:p>
+          <w:p>
+            <w:pPr>
+              <w:numPr>
+                <w:ilvl w:val="1"/>
+                <w:numId w:val="40"/>
+              </w:numPr>
+              <w:spacing w:before="100" w:beforeAutospacing="1" w:after="100" w:afterAutospacing="1"/>
+              <w:rPr>
+                <w:rFonts w:ascii="Arial" w:eastAsia="Times New Roman" w:hAnsi="Arial" w:cs="Arial"/>
+                <w:sz w:val="24"/>
+                <w:szCs w:val="24"/>
+                <w:lang w:eastAsia="pt-BR"/>
+              </w:rPr>
+            </w:pPr>
+            <w:r>
+              <w:rPr>
+                <w:rFonts w:ascii="Arial" w:eastAsia="Times New Roman" w:hAnsi="Arial" w:cs="Arial"/>
+                <w:sz w:val="24"/>
+                <w:szCs w:val="24"/>
+                <w:lang w:eastAsia="pt-BR"/>
+              </w:rPr>
+              <w:t>Após o login, o usuário pode retornar ao ponto onde estava, se os dados foram armazenados temporariamente.</w:t>
+            </w:r>
+          </w:p>
+          <w:p>
+            <w:pPr>
+              <w:numPr>
+                <w:ilvl w:val="0"/>
+                <w:numId w:val="36"/>
+              </w:numPr>
+              <w:spacing w:before="100" w:beforeAutospacing="1" w:after="100" w:afterAutospacing="1"/>
+              <w:rPr>
+                <w:rFonts w:ascii="Arial" w:eastAsia="Times New Roman" w:hAnsi="Arial" w:cs="Arial"/>
+                <w:sz w:val="24"/>
+                <w:szCs w:val="24"/>
+                <w:lang w:eastAsia="pt-BR"/>
+              </w:rPr>
+            </w:pPr>
+            <w:r>
+              <w:rPr>
+                <w:rFonts w:ascii="Arial" w:eastAsia="Times New Roman" w:hAnsi="Arial" w:cs="Arial"/>
+                <w:b/>
+                <w:bCs/>
+                <w:sz w:val="24"/>
+                <w:szCs w:val="24"/>
+                <w:lang w:eastAsia="pt-BR"/>
+              </w:rPr>
+              <w:t>Cancelamento pelo usuário</w:t>
+            </w:r>
+          </w:p>
+          <w:p>
+            <w:pPr>
+              <w:numPr>
+                <w:ilvl w:val="1"/>
+                <w:numId w:val="41"/>
+              </w:numPr>
+              <w:spacing w:before="100" w:beforeAutospacing="1" w:after="100" w:afterAutospacing="1"/>
+              <w:rPr>
+                <w:rFonts w:ascii="Arial" w:eastAsia="Times New Roman" w:hAnsi="Arial" w:cs="Arial"/>
+                <w:sz w:val="24"/>
+                <w:szCs w:val="24"/>
+                <w:lang w:eastAsia="pt-BR"/>
+              </w:rPr>
+            </w:pPr>
+            <w:r>
+              <w:rPr>
+                <w:rFonts w:ascii="Arial" w:eastAsia="Times New Roman" w:hAnsi="Arial" w:cs="Arial"/>
+                <w:sz w:val="24"/>
+                <w:szCs w:val="24"/>
+                <w:lang w:eastAsia="pt-BR"/>
+              </w:rPr>
+              <w:t>O usuário decide cancelar a criação da atividade.</w:t>
+            </w:r>
+          </w:p>
+          <w:p>
+            <w:pPr>
+              <w:numPr>
+                <w:ilvl w:val="1"/>
+                <w:numId w:val="41"/>
+              </w:numPr>
+              <w:spacing w:before="100" w:beforeAutospacing="1" w:after="100" w:afterAutospacing="1"/>
+              <w:rPr>
+                <w:rFonts w:ascii="Arial" w:eastAsia="Times New Roman" w:hAnsi="Arial" w:cs="Arial"/>
+                <w:sz w:val="24"/>
+                <w:szCs w:val="24"/>
+                <w:lang w:eastAsia="pt-BR"/>
+              </w:rPr>
+            </w:pPr>
+            <w:r>
+              <w:rPr>
+                <w:rFonts w:ascii="Arial" w:eastAsia="Times New Roman" w:hAnsi="Arial" w:cs="Arial"/>
+                <w:sz w:val="24"/>
+                <w:szCs w:val="24"/>
+                <w:lang w:eastAsia="pt-BR"/>
+              </w:rPr>
+              <w:t>O sistema exibe uma caixa de confirmação para confirmar o cancelamento.</w:t>
+            </w:r>
+          </w:p>
+          <w:p>
+            <w:pPr>
+              <w:numPr>
+                <w:ilvl w:val="1"/>
+                <w:numId w:val="41"/>
+              </w:numPr>
+              <w:spacing w:before="100" w:beforeAutospacing="1" w:after="100" w:afterAutospacing="1"/>
+              <w:rPr>
+                <w:rFonts w:ascii="Arial" w:eastAsia="Times New Roman" w:hAnsi="Arial" w:cs="Arial"/>
+                <w:sz w:val="24"/>
+                <w:szCs w:val="24"/>
+                <w:lang w:eastAsia="pt-BR"/>
+              </w:rPr>
+            </w:pPr>
+            <w:r>
+              <w:rPr>
+                <w:rFonts w:ascii="Arial" w:eastAsia="Times New Roman" w:hAnsi="Arial" w:cs="Arial"/>
+                <w:sz w:val="24"/>
+                <w:szCs w:val="24"/>
+                <w:lang w:eastAsia="pt-BR"/>
+              </w:rPr>
+              <w:t>Se confirmado, o sistema descarta os dados e retorna à tela principal.</w:t>
+            </w:r>
+          </w:p>
+          <w:p>
+            <w:pPr>
+              <w:pStyle w:val="PargrafodaLista"/>
+              <w:spacing w:line="256" w:lineRule="auto"/>
+              <w:ind w:left="1080"/>
+              <w:rPr>
+                <w:rFonts w:ascii="Arial" w:hAnsi="Arial" w:cs="Arial"/>
+                <w:b/>
+                <w:sz w:val="24"/>
+                <w:szCs w:val="24"/>
+              </w:rPr>
+            </w:pPr>
+          </w:p>
+        </w:tc>
+      </w:tr>
+      <w:tr>
+        <w:trPr>
+          <w:trHeight w:val="543"/>
+        </w:trPr>
+        <w:tc>
+          <w:tcPr>
+            <w:tcW w:w="9992" w:type="dxa"/>
+          </w:tcPr>
+          <w:p>
+            <w:pPr>
+              <w:pStyle w:val="PargrafodaLista"/>
+              <w:ind w:left="765"/>
+              <w:jc w:val="center"/>
+              <w:rPr>
+                <w:rFonts w:ascii="Arial" w:hAnsi="Arial" w:cs="Arial"/>
+                <w:b/>
+                <w:sz w:val="24"/>
+                <w:szCs w:val="24"/>
+              </w:rPr>
+            </w:pPr>
+            <w:r>
+              <w:rPr>
+                <w:rFonts w:ascii="Arial" w:hAnsi="Arial" w:cs="Arial"/>
+                <w:b/>
+                <w:sz w:val="24"/>
+                <w:szCs w:val="24"/>
+              </w:rPr>
+              <w:t>PRÉ-CONDIÇÕES</w:t>
+            </w:r>
+          </w:p>
+        </w:tc>
+      </w:tr>
+      <w:tr>
+        <w:trPr>
+          <w:trHeight w:val="543"/>
+        </w:trPr>
+        <w:tc>
+          <w:tcPr>
+            <w:tcW w:w="9992" w:type="dxa"/>
+          </w:tcPr>
+          <w:p>
+            <w:pPr>
+              <w:pStyle w:val="PargrafodaLista"/>
+              <w:numPr>
+                <w:ilvl w:val="0"/>
+                <w:numId w:val="24"/>
+              </w:numPr>
+              <w:rPr>
+                <w:rFonts w:ascii="Arial" w:hAnsi="Arial" w:cs="Arial"/>
+                <w:sz w:val="24"/>
+                <w:szCs w:val="24"/>
+              </w:rPr>
+            </w:pPr>
+            <w:r>
+              <w:rPr>
+                <w:rFonts w:ascii="Arial" w:hAnsi="Arial" w:cs="Arial"/>
+                <w:sz w:val="24"/>
+                <w:szCs w:val="24"/>
+              </w:rPr>
+              <w:t>O usuário deve estar autenticado no aplicativo.</w:t>
+            </w:r>
+          </w:p>
+          <w:p>
+            <w:pPr>
+              <w:pStyle w:val="PargrafodaLista"/>
+              <w:numPr>
+                <w:ilvl w:val="0"/>
+                <w:numId w:val="24"/>
+              </w:numPr>
+              <w:rPr>
+                <w:rFonts w:ascii="Arial" w:hAnsi="Arial" w:cs="Arial"/>
+                <w:sz w:val="24"/>
+                <w:szCs w:val="24"/>
+              </w:rPr>
+            </w:pPr>
+            <w:r>
+              <w:rPr>
+                <w:rFonts w:ascii="Arial" w:hAnsi="Arial" w:cs="Arial"/>
+                <w:sz w:val="24"/>
+                <w:szCs w:val="24"/>
+              </w:rPr>
+              <w:t>O aplicativo deve estar conectado ao banco de dados.</w:t>
+            </w:r>
+          </w:p>
+        </w:tc>
+      </w:tr>
+      <w:tr>
+        <w:trPr>
+          <w:trHeight w:val="543"/>
+        </w:trPr>
+        <w:tc>
+          <w:tcPr>
+            <w:tcW w:w="9992" w:type="dxa"/>
+          </w:tcPr>
+          <w:p>
+            <w:pPr>
+              <w:pStyle w:val="PargrafodaLista"/>
+              <w:ind w:left="765"/>
+              <w:jc w:val="center"/>
+              <w:rPr>
+                <w:rFonts w:ascii="Arial" w:hAnsi="Arial" w:cs="Arial"/>
+                <w:b/>
+                <w:sz w:val="24"/>
+                <w:szCs w:val="24"/>
+              </w:rPr>
+            </w:pPr>
+            <w:r>
+              <w:rPr>
+                <w:rFonts w:ascii="Arial" w:hAnsi="Arial" w:cs="Arial"/>
+                <w:b/>
+                <w:sz w:val="24"/>
+                <w:szCs w:val="24"/>
+              </w:rPr>
+              <w:t>PÓS-CONDIÇÕES</w:t>
+            </w:r>
+          </w:p>
+        </w:tc>
+      </w:tr>
+      <w:tr>
+        <w:trPr>
+          <w:trHeight w:val="543"/>
+        </w:trPr>
+        <w:tc>
+          <w:tcPr>
+            <w:tcW w:w="9992" w:type="dxa"/>
+          </w:tcPr>
+          <w:p>
+            <w:pPr>
+              <w:pStyle w:val="PargrafodaLista"/>
+              <w:numPr>
+                <w:ilvl w:val="0"/>
+                <w:numId w:val="34"/>
+              </w:numPr>
+              <w:rPr>
+                <w:rFonts w:ascii="Arial" w:hAnsi="Arial" w:cs="Arial"/>
+                <w:sz w:val="24"/>
+                <w:szCs w:val="24"/>
+              </w:rPr>
+            </w:pPr>
+            <w:r>
+              <w:rPr>
+                <w:rFonts w:ascii="Arial" w:hAnsi="Arial" w:cs="Arial"/>
+                <w:sz w:val="24"/>
+                <w:szCs w:val="24"/>
+              </w:rPr>
+              <w:t>Uma nova atividade é criada e armazenada no banco de dados.</w:t>
+            </w:r>
+          </w:p>
+          <w:p>
+            <w:pPr>
+              <w:pStyle w:val="PargrafodaLista"/>
+              <w:numPr>
+                <w:ilvl w:val="0"/>
+                <w:numId w:val="34"/>
+              </w:numPr>
+              <w:rPr>
+                <w:rFonts w:ascii="Arial" w:hAnsi="Arial" w:cs="Arial"/>
+                <w:sz w:val="24"/>
+                <w:szCs w:val="24"/>
+              </w:rPr>
+            </w:pPr>
+            <w:r>
+              <w:rPr>
+                <w:rFonts w:ascii="Arial" w:hAnsi="Arial" w:cs="Arial"/>
+                <w:sz w:val="24"/>
+                <w:szCs w:val="24"/>
+              </w:rPr>
+              <w:t>O usuário pode iniciar a contagem de tempo da atividade.</w:t>
+            </w:r>
+          </w:p>
+        </w:tc>
+      </w:tr>
+    </w:tbl>
+    <w:p/>
+    <w:p>
+      <w:pPr>
+        <w:spacing w:line="360" w:lineRule="auto"/>
+        <w:jc w:val="both"/>
+      </w:pPr>
+      <w:bookmarkStart w:id="17" w:name="_GoBack"/>
+      <w:bookmarkEnd w:id="17"/>
+    </w:p>
     <w:p>
       <w:pPr>
         <w:pStyle w:val="Ttulo1"/>
@@ -9064,6 +10643,7 @@
           <w:sz w:val="24"/>
           <w:szCs w:val="24"/>
         </w:rPr>
+        <w:lastRenderedPageBreak/>
         <w:t>Plano de testes</w:t>
       </w:r>
       <w:bookmarkEnd w:id="18"/>
@@ -9159,7 +10739,6 @@
           <w:sz w:val="24"/>
           <w:szCs w:val="24"/>
         </w:rPr>
-        <w:lastRenderedPageBreak/>
         <w:t>Kanban</w:t>
       </w:r>
       <w:proofErr w:type="spellEnd"/>
@@ -11613,6 +13192,128 @@
     </w:lvl>
   </w:abstractNum>
   <w:abstractNum w:abstractNumId="2" w15:restartNumberingAfterBreak="0">
+    <w:nsid w:val="16CF2A20"/>
+    <w:multiLevelType w:val="multilevel"/>
+    <w:tmpl w:val="DE18C9B2"/>
+    <w:lvl w:ilvl="0">
+      <w:start w:val="1"/>
+      <w:numFmt w:val="decimal"/>
+      <w:lvlText w:val="%1."/>
+      <w:lvlJc w:val="left"/>
+      <w:pPr>
+        <w:ind w:left="720" w:hanging="360"/>
+      </w:pPr>
+      <w:rPr>
+        <w:rFonts w:hint="default"/>
+        <w:b/>
+      </w:rPr>
+    </w:lvl>
+    <w:lvl w:ilvl="1">
+      <w:start w:val="1"/>
+      <w:numFmt w:val="decimal"/>
+      <w:lvlText w:val="%2."/>
+      <w:lvlJc w:val="left"/>
+      <w:pPr>
+        <w:ind w:left="1353" w:hanging="360"/>
+      </w:pPr>
+      <w:rPr>
+        <w:rFonts w:ascii="Arial" w:eastAsiaTheme="minorHAnsi" w:hAnsi="Arial" w:cs="Arial"/>
+        <w:b/>
+      </w:rPr>
+    </w:lvl>
+    <w:lvl w:ilvl="2">
+      <w:start w:val="1"/>
+      <w:numFmt w:val="decimal"/>
+      <w:isLgl/>
+      <w:lvlText w:val="%1.%2.%3"/>
+      <w:lvlJc w:val="left"/>
+      <w:pPr>
+        <w:ind w:left="1800" w:hanging="720"/>
+      </w:pPr>
+      <w:rPr>
+        <w:rFonts w:hint="default"/>
+      </w:rPr>
+    </w:lvl>
+    <w:lvl w:ilvl="3">
+      <w:start w:val="1"/>
+      <w:numFmt w:val="decimal"/>
+      <w:isLgl/>
+      <w:lvlText w:val="%1.%2.%3.%4"/>
+      <w:lvlJc w:val="left"/>
+      <w:pPr>
+        <w:ind w:left="2160" w:hanging="720"/>
+      </w:pPr>
+      <w:rPr>
+        <w:rFonts w:hint="default"/>
+      </w:rPr>
+    </w:lvl>
+    <w:lvl w:ilvl="4">
+      <w:start w:val="1"/>
+      <w:numFmt w:val="decimal"/>
+      <w:isLgl/>
+      <w:lvlText w:val="%1.%2.%3.%4.%5"/>
+      <w:lvlJc w:val="left"/>
+      <w:pPr>
+        <w:ind w:left="2880" w:hanging="1080"/>
+      </w:pPr>
+      <w:rPr>
+        <w:rFonts w:hint="default"/>
+      </w:rPr>
+    </w:lvl>
+    <w:lvl w:ilvl="5">
+      <w:start w:val="1"/>
+      <w:numFmt w:val="decimal"/>
+      <w:isLgl/>
+      <w:lvlText w:val="%1.%2.%3.%4.%5.%6"/>
+      <w:lvlJc w:val="left"/>
+      <w:pPr>
+        <w:ind w:left="3240" w:hanging="1080"/>
+      </w:pPr>
+      <w:rPr>
+        <w:rFonts w:hint="default"/>
+      </w:rPr>
+    </w:lvl>
+    <w:lvl w:ilvl="6">
+      <w:start w:val="1"/>
+      <w:numFmt w:val="decimal"/>
+      <w:isLgl/>
+      <w:lvlText w:val="%1.%2.%3.%4.%5.%6.%7"/>
+      <w:lvlJc w:val="left"/>
+      <w:pPr>
+        <w:ind w:left="3960" w:hanging="1440"/>
+      </w:pPr>
+      <w:rPr>
+        <w:rFonts w:hint="default"/>
+      </w:rPr>
+    </w:lvl>
+    <w:lvl w:ilvl="7">
+      <w:start w:val="1"/>
+      <w:numFmt w:val="decimal"/>
+      <w:isLgl/>
+      <w:lvlText w:val="%1.%2.%3.%4.%5.%6.%7.%8"/>
+      <w:lvlJc w:val="left"/>
+      <w:pPr>
+        <w:ind w:left="4320" w:hanging="1440"/>
+      </w:pPr>
+      <w:rPr>
+        <w:rFonts w:hint="default"/>
+      </w:rPr>
+    </w:lvl>
+    <w:lvl w:ilvl="8">
+      <w:start w:val="1"/>
+      <w:numFmt w:val="decimal"/>
+      <w:isLgl/>
+      <w:lvlText w:val="%1.%2.%3.%4.%5.%6.%7.%8.%9"/>
+      <w:lvlJc w:val="left"/>
+      <w:pPr>
+        <w:ind w:left="5040" w:hanging="1800"/>
+      </w:pPr>
+      <w:rPr>
+        <w:rFonts w:hint="default"/>
+      </w:rPr>
+    </w:lvl>
+  </w:abstractNum>
+  <w:abstractNum w:abstractNumId="3" w15:restartNumberingAfterBreak="0">
     <w:nsid w:val="17BB0408"/>
     <w:multiLevelType w:val="hybridMultilevel"/>
     <w:tmpl w:val="FD508A12"/>
@@ -11701,7 +13402,285 @@
       </w:pPr>
     </w:lvl>
   </w:abstractNum>
-  <w:abstractNum w:abstractNumId="3" w15:restartNumberingAfterBreak="0">
+  <w:abstractNum w:abstractNumId="4" w15:restartNumberingAfterBreak="0">
+    <w:nsid w:val="17FE2428"/>
+    <w:multiLevelType w:val="multilevel"/>
+    <w:tmpl w:val="D6B8EE4A"/>
+    <w:lvl w:ilvl="0">
+      <w:start w:val="1"/>
+      <w:numFmt w:val="decimal"/>
+      <w:lvlText w:val="%1."/>
+      <w:lvlJc w:val="left"/>
+      <w:pPr>
+        <w:ind w:left="720" w:hanging="360"/>
+      </w:pPr>
+      <w:rPr>
+        <w:rFonts w:hint="default"/>
+      </w:rPr>
+    </w:lvl>
+    <w:lvl w:ilvl="1">
+      <w:start w:val="1"/>
+      <w:numFmt w:val="decimal"/>
+      <w:isLgl/>
+      <w:lvlText w:val="%1.%2"/>
+      <w:lvlJc w:val="left"/>
+      <w:pPr>
+        <w:ind w:left="1125" w:hanging="405"/>
+      </w:pPr>
+      <w:rPr>
+        <w:rFonts w:hint="default"/>
+        <w:b/>
+      </w:rPr>
+    </w:lvl>
+    <w:lvl w:ilvl="2">
+      <w:start w:val="1"/>
+      <w:numFmt w:val="decimal"/>
+      <w:isLgl/>
+      <w:lvlText w:val="%1.%2.%3"/>
+      <w:lvlJc w:val="left"/>
+      <w:pPr>
+        <w:ind w:left="1800" w:hanging="720"/>
+      </w:pPr>
+      <w:rPr>
+        <w:rFonts w:hint="default"/>
+        <w:b/>
+      </w:rPr>
+    </w:lvl>
+    <w:lvl w:ilvl="3">
+      <w:start w:val="1"/>
+      <w:numFmt w:val="decimal"/>
+      <w:isLgl/>
+      <w:lvlText w:val="%1.%2.%3.%4"/>
+      <w:lvlJc w:val="left"/>
+      <w:pPr>
+        <w:ind w:left="2520" w:hanging="1080"/>
+      </w:pPr>
+      <w:rPr>
+        <w:rFonts w:hint="default"/>
+        <w:b/>
+      </w:rPr>
+    </w:lvl>
+    <w:lvl w:ilvl="4">
+      <w:start w:val="1"/>
+      <w:numFmt w:val="decimal"/>
+      <w:isLgl/>
+      <w:lvlText w:val="%1.%2.%3.%4.%5"/>
+      <w:lvlJc w:val="left"/>
+      <w:pPr>
+        <w:ind w:left="2880" w:hanging="1080"/>
+      </w:pPr>
+      <w:rPr>
+        <w:rFonts w:hint="default"/>
+        <w:b/>
+      </w:rPr>
+    </w:lvl>
+    <w:lvl w:ilvl="5">
+      <w:start w:val="1"/>
+      <w:numFmt w:val="decimal"/>
+      <w:isLgl/>
+      <w:lvlText w:val="%1.%2.%3.%4.%5.%6"/>
+      <w:lvlJc w:val="left"/>
+      <w:pPr>
+        <w:ind w:left="3600" w:hanging="1440"/>
+      </w:pPr>
+      <w:rPr>
+        <w:rFonts w:hint="default"/>
+        <w:b/>
+      </w:rPr>
+    </w:lvl>
+    <w:lvl w:ilvl="6">
+      <w:start w:val="1"/>
+      <w:numFmt w:val="decimal"/>
+      <w:isLgl/>
+      <w:lvlText w:val="%1.%2.%3.%4.%5.%6.%7"/>
+      <w:lvlJc w:val="left"/>
+      <w:pPr>
+        <w:ind w:left="3960" w:hanging="1440"/>
+      </w:pPr>
+      <w:rPr>
+        <w:rFonts w:hint="default"/>
+        <w:b/>
+      </w:rPr>
+    </w:lvl>
+    <w:lvl w:ilvl="7">
+      <w:start w:val="1"/>
+      <w:numFmt w:val="decimal"/>
+      <w:isLgl/>
+      <w:lvlText w:val="%1.%2.%3.%4.%5.%6.%7.%8"/>
+      <w:lvlJc w:val="left"/>
+      <w:pPr>
+        <w:ind w:left="4680" w:hanging="1800"/>
+      </w:pPr>
+      <w:rPr>
+        <w:rFonts w:hint="default"/>
+        <w:b/>
+      </w:rPr>
+    </w:lvl>
+    <w:lvl w:ilvl="8">
+      <w:start w:val="1"/>
+      <w:numFmt w:val="decimal"/>
+      <w:isLgl/>
+      <w:lvlText w:val="%1.%2.%3.%4.%5.%6.%7.%8.%9"/>
+      <w:lvlJc w:val="left"/>
+      <w:pPr>
+        <w:ind w:left="5040" w:hanging="1800"/>
+      </w:pPr>
+      <w:rPr>
+        <w:rFonts w:hint="default"/>
+        <w:b/>
+      </w:rPr>
+    </w:lvl>
+  </w:abstractNum>
+  <w:abstractNum w:abstractNumId="5" w15:restartNumberingAfterBreak="0">
+    <w:nsid w:val="1BAD675C"/>
+    <w:multiLevelType w:val="multilevel"/>
+    <w:tmpl w:val="04C8B43A"/>
+    <w:lvl w:ilvl="0">
+      <w:start w:val="1"/>
+      <w:numFmt w:val="bullet"/>
+      <w:lvlText w:val=""/>
+      <w:lvlJc w:val="left"/>
+      <w:pPr>
+        <w:tabs>
+          <w:tab w:val="num" w:pos="720"/>
+        </w:tabs>
+        <w:ind w:left="720" w:hanging="360"/>
+      </w:pPr>
+      <w:rPr>
+        <w:rFonts w:ascii="Symbol" w:hAnsi="Symbol" w:hint="default"/>
+        <w:sz w:val="20"/>
+      </w:rPr>
+    </w:lvl>
+    <w:lvl w:ilvl="1" w:tentative="1">
+      <w:start w:val="1"/>
+      <w:numFmt w:val="bullet"/>
+      <w:lvlText w:val="o"/>
+      <w:lvlJc w:val="left"/>
+      <w:pPr>
+        <w:tabs>
+          <w:tab w:val="num" w:pos="1440"/>
+        </w:tabs>
+        <w:ind w:left="1440" w:hanging="360"/>
+      </w:pPr>
+      <w:rPr>
+        <w:rFonts w:ascii="Courier New" w:hAnsi="Courier New" w:hint="default"/>
+        <w:sz w:val="20"/>
+      </w:rPr>
+    </w:lvl>
+    <w:lvl w:ilvl="2" w:tentative="1">
+      <w:start w:val="1"/>
+      <w:numFmt w:val="bullet"/>
+      <w:lvlText w:val=""/>
+      <w:lvlJc w:val="left"/>
+      <w:pPr>
+        <w:tabs>
+          <w:tab w:val="num" w:pos="2160"/>
+        </w:tabs>
+        <w:ind w:left="2160" w:hanging="360"/>
+      </w:pPr>
+      <w:rPr>
+        <w:rFonts w:ascii="Wingdings" w:hAnsi="Wingdings" w:hint="default"/>
+        <w:sz w:val="20"/>
+      </w:rPr>
+    </w:lvl>
+    <w:lvl w:ilvl="3" w:tentative="1">
+      <w:start w:val="1"/>
+      <w:numFmt w:val="bullet"/>
+      <w:lvlText w:val=""/>
+      <w:lvlJc w:val="left"/>
+      <w:pPr>
+        <w:tabs>
+          <w:tab w:val="num" w:pos="2880"/>
+        </w:tabs>
+        <w:ind w:left="2880" w:hanging="360"/>
+      </w:pPr>
+      <w:rPr>
+        <w:rFonts w:ascii="Wingdings" w:hAnsi="Wingdings" w:hint="default"/>
+        <w:sz w:val="20"/>
+      </w:rPr>
+    </w:lvl>
+    <w:lvl w:ilvl="4" w:tentative="1">
+      <w:start w:val="1"/>
+      <w:numFmt w:val="bullet"/>
+      <w:lvlText w:val=""/>
+      <w:lvlJc w:val="left"/>
+      <w:pPr>
+        <w:tabs>
+          <w:tab w:val="num" w:pos="3600"/>
+        </w:tabs>
+        <w:ind w:left="3600" w:hanging="360"/>
+      </w:pPr>
+      <w:rPr>
+        <w:rFonts w:ascii="Wingdings" w:hAnsi="Wingdings" w:hint="default"/>
+        <w:sz w:val="20"/>
+      </w:rPr>
+    </w:lvl>
+    <w:lvl w:ilvl="5" w:tentative="1">
+      <w:start w:val="1"/>
+      <w:numFmt w:val="bullet"/>
+      <w:lvlText w:val=""/>
+      <w:lvlJc w:val="left"/>
+      <w:pPr>
+        <w:tabs>
+          <w:tab w:val="num" w:pos="4320"/>
+        </w:tabs>
+        <w:ind w:left="4320" w:hanging="360"/>
+      </w:pPr>
+      <w:rPr>
+        <w:rFonts w:ascii="Wingdings" w:hAnsi="Wingdings" w:hint="default"/>
+        <w:sz w:val="20"/>
+      </w:rPr>
+    </w:lvl>
+    <w:lvl w:ilvl="6" w:tentative="1">
+      <w:start w:val="1"/>
+      <w:numFmt w:val="bullet"/>
+      <w:lvlText w:val=""/>
+      <w:lvlJc w:val="left"/>
+      <w:pPr>
+        <w:tabs>
+          <w:tab w:val="num" w:pos="5040"/>
+        </w:tabs>
+        <w:ind w:left="5040" w:hanging="360"/>
+      </w:pPr>
+      <w:rPr>
+        <w:rFonts w:ascii="Wingdings" w:hAnsi="Wingdings" w:hint="default"/>
+        <w:sz w:val="20"/>
+      </w:rPr>
+    </w:lvl>
+    <w:lvl w:ilvl="7" w:tentative="1">
+      <w:start w:val="1"/>
+      <w:numFmt w:val="bullet"/>
+      <w:lvlText w:val=""/>
+      <w:lvlJc w:val="left"/>
+      <w:pPr>
+        <w:tabs>
+          <w:tab w:val="num" w:pos="5760"/>
+        </w:tabs>
+        <w:ind w:left="5760" w:hanging="360"/>
+      </w:pPr>
+      <w:rPr>
+        <w:rFonts w:ascii="Wingdings" w:hAnsi="Wingdings" w:hint="default"/>
+        <w:sz w:val="20"/>
+      </w:rPr>
+    </w:lvl>
+    <w:lvl w:ilvl="8" w:tentative="1">
+      <w:start w:val="1"/>
+      <w:numFmt w:val="bullet"/>
+      <w:lvlText w:val=""/>
+      <w:lvlJc w:val="left"/>
+      <w:pPr>
+        <w:tabs>
+          <w:tab w:val="num" w:pos="6480"/>
+        </w:tabs>
+        <w:ind w:left="6480" w:hanging="360"/>
+      </w:pPr>
+      <w:rPr>
+        <w:rFonts w:ascii="Wingdings" w:hAnsi="Wingdings" w:hint="default"/>
+        <w:sz w:val="20"/>
+      </w:rPr>
+    </w:lvl>
+  </w:abstractNum>
+  <w:abstractNum w:abstractNumId="6" w15:restartNumberingAfterBreak="0">
     <w:nsid w:val="1C813AAF"/>
     <w:multiLevelType w:val="hybridMultilevel"/>
     <w:tmpl w:val="580ACD06"/>
@@ -11814,7 +13793,7 @@
       </w:rPr>
     </w:lvl>
   </w:abstractNum>
-  <w:abstractNum w:abstractNumId="4" w15:restartNumberingAfterBreak="0">
+  <w:abstractNum w:abstractNumId="7" w15:restartNumberingAfterBreak="0">
     <w:nsid w:val="1CE663B2"/>
     <w:multiLevelType w:val="hybridMultilevel"/>
     <w:tmpl w:val="E414712C"/>
@@ -11927,7 +13906,7 @@
       </w:rPr>
     </w:lvl>
   </w:abstractNum>
-  <w:abstractNum w:abstractNumId="5" w15:restartNumberingAfterBreak="0">
+  <w:abstractNum w:abstractNumId="8" w15:restartNumberingAfterBreak="0">
     <w:nsid w:val="1DA61BDF"/>
     <w:multiLevelType w:val="multilevel"/>
     <w:tmpl w:val="F70C42D8"/>
@@ -12021,7 +14000,7 @@
       </w:pPr>
     </w:lvl>
   </w:abstractNum>
-  <w:abstractNum w:abstractNumId="6" w15:restartNumberingAfterBreak="0">
+  <w:abstractNum w:abstractNumId="9" w15:restartNumberingAfterBreak="0">
     <w:nsid w:val="1F9F837C"/>
     <w:multiLevelType w:val="hybridMultilevel"/>
     <w:tmpl w:val="FD26629C"/>
@@ -12134,7 +14113,390 @@
       </w:rPr>
     </w:lvl>
   </w:abstractNum>
-  <w:abstractNum w:abstractNumId="7" w15:restartNumberingAfterBreak="0">
+  <w:abstractNum w:abstractNumId="10" w15:restartNumberingAfterBreak="0">
+    <w:nsid w:val="20D41BF3"/>
+    <w:multiLevelType w:val="multilevel"/>
+    <w:tmpl w:val="F20A33FC"/>
+    <w:lvl w:ilvl="0">
+      <w:start w:val="1"/>
+      <w:numFmt w:val="decimal"/>
+      <w:lvlText w:val="%1."/>
+      <w:lvlJc w:val="left"/>
+      <w:pPr>
+        <w:tabs>
+          <w:tab w:val="num" w:pos="720"/>
+        </w:tabs>
+        <w:ind w:left="720" w:hanging="360"/>
+      </w:pPr>
+    </w:lvl>
+    <w:lvl w:ilvl="1">
+      <w:start w:val="1"/>
+      <w:numFmt w:val="bullet"/>
+      <w:lvlText w:val=""/>
+      <w:lvlJc w:val="left"/>
+      <w:pPr>
+        <w:tabs>
+          <w:tab w:val="num" w:pos="1440"/>
+        </w:tabs>
+        <w:ind w:left="1440" w:hanging="360"/>
+      </w:pPr>
+      <w:rPr>
+        <w:rFonts w:ascii="Symbol" w:hAnsi="Symbol" w:hint="default"/>
+        <w:sz w:val="20"/>
+      </w:rPr>
+    </w:lvl>
+    <w:lvl w:ilvl="2" w:tentative="1">
+      <w:start w:val="1"/>
+      <w:numFmt w:val="decimal"/>
+      <w:lvlText w:val="%3."/>
+      <w:lvlJc w:val="left"/>
+      <w:pPr>
+        <w:tabs>
+          <w:tab w:val="num" w:pos="2160"/>
+        </w:tabs>
+        <w:ind w:left="2160" w:hanging="360"/>
+      </w:pPr>
+    </w:lvl>
+    <w:lvl w:ilvl="3" w:tentative="1">
+      <w:start w:val="1"/>
+      <w:numFmt w:val="decimal"/>
+      <w:lvlText w:val="%4."/>
+      <w:lvlJc w:val="left"/>
+      <w:pPr>
+        <w:tabs>
+          <w:tab w:val="num" w:pos="2880"/>
+        </w:tabs>
+        <w:ind w:left="2880" w:hanging="360"/>
+      </w:pPr>
+    </w:lvl>
+    <w:lvl w:ilvl="4" w:tentative="1">
+      <w:start w:val="1"/>
+      <w:numFmt w:val="decimal"/>
+      <w:lvlText w:val="%5."/>
+      <w:lvlJc w:val="left"/>
+      <w:pPr>
+        <w:tabs>
+          <w:tab w:val="num" w:pos="3600"/>
+        </w:tabs>
+        <w:ind w:left="3600" w:hanging="360"/>
+      </w:pPr>
+    </w:lvl>
+    <w:lvl w:ilvl="5" w:tentative="1">
+      <w:start w:val="1"/>
+      <w:numFmt w:val="decimal"/>
+      <w:lvlText w:val="%6."/>
+      <w:lvlJc w:val="left"/>
+      <w:pPr>
+        <w:tabs>
+          <w:tab w:val="num" w:pos="4320"/>
+        </w:tabs>
+        <w:ind w:left="4320" w:hanging="360"/>
+      </w:pPr>
+    </w:lvl>
+    <w:lvl w:ilvl="6" w:tentative="1">
+      <w:start w:val="1"/>
+      <w:numFmt w:val="decimal"/>
+      <w:lvlText w:val="%7."/>
+      <w:lvlJc w:val="left"/>
+      <w:pPr>
+        <w:tabs>
+          <w:tab w:val="num" w:pos="5040"/>
+        </w:tabs>
+        <w:ind w:left="5040" w:hanging="360"/>
+      </w:pPr>
+    </w:lvl>
+    <w:lvl w:ilvl="7" w:tentative="1">
+      <w:start w:val="1"/>
+      <w:numFmt w:val="decimal"/>
+      <w:lvlText w:val="%8."/>
+      <w:lvlJc w:val="left"/>
+      <w:pPr>
+        <w:tabs>
+          <w:tab w:val="num" w:pos="5760"/>
+        </w:tabs>
+        <w:ind w:left="5760" w:hanging="360"/>
+      </w:pPr>
+    </w:lvl>
+    <w:lvl w:ilvl="8" w:tentative="1">
+      <w:start w:val="1"/>
+      <w:numFmt w:val="decimal"/>
+      <w:lvlText w:val="%9."/>
+      <w:lvlJc w:val="left"/>
+      <w:pPr>
+        <w:tabs>
+          <w:tab w:val="num" w:pos="6480"/>
+        </w:tabs>
+        <w:ind w:left="6480" w:hanging="360"/>
+      </w:pPr>
+    </w:lvl>
+  </w:abstractNum>
+  <w:abstractNum w:abstractNumId="11" w15:restartNumberingAfterBreak="0">
+    <w:nsid w:val="222C1837"/>
+    <w:multiLevelType w:val="multilevel"/>
+    <w:tmpl w:val="6C1CCC6E"/>
+    <w:lvl w:ilvl="0">
+      <w:start w:val="1"/>
+      <w:numFmt w:val="bullet"/>
+      <w:lvlText w:val=""/>
+      <w:lvlJc w:val="left"/>
+      <w:pPr>
+        <w:tabs>
+          <w:tab w:val="num" w:pos="720"/>
+        </w:tabs>
+        <w:ind w:left="720" w:hanging="360"/>
+      </w:pPr>
+      <w:rPr>
+        <w:rFonts w:ascii="Symbol" w:hAnsi="Symbol" w:hint="default"/>
+        <w:sz w:val="20"/>
+      </w:rPr>
+    </w:lvl>
+    <w:lvl w:ilvl="1" w:tentative="1">
+      <w:start w:val="1"/>
+      <w:numFmt w:val="bullet"/>
+      <w:lvlText w:val="o"/>
+      <w:lvlJc w:val="left"/>
+      <w:pPr>
+        <w:tabs>
+          <w:tab w:val="num" w:pos="1440"/>
+        </w:tabs>
+        <w:ind w:left="1440" w:hanging="360"/>
+      </w:pPr>
+      <w:rPr>
+        <w:rFonts w:ascii="Courier New" w:hAnsi="Courier New" w:hint="default"/>
+        <w:sz w:val="20"/>
+      </w:rPr>
+    </w:lvl>
+    <w:lvl w:ilvl="2" w:tentative="1">
+      <w:start w:val="1"/>
+      <w:numFmt w:val="bullet"/>
+      <w:lvlText w:val=""/>
+      <w:lvlJc w:val="left"/>
+      <w:pPr>
+        <w:tabs>
+          <w:tab w:val="num" w:pos="2160"/>
+        </w:tabs>
+        <w:ind w:left="2160" w:hanging="360"/>
+      </w:pPr>
+      <w:rPr>
+        <w:rFonts w:ascii="Wingdings" w:hAnsi="Wingdings" w:hint="default"/>
+        <w:sz w:val="20"/>
+      </w:rPr>
+    </w:lvl>
+    <w:lvl w:ilvl="3" w:tentative="1">
+      <w:start w:val="1"/>
+      <w:numFmt w:val="bullet"/>
+      <w:lvlText w:val=""/>
+      <w:lvlJc w:val="left"/>
+      <w:pPr>
+        <w:tabs>
+          <w:tab w:val="num" w:pos="2880"/>
+        </w:tabs>
+        <w:ind w:left="2880" w:hanging="360"/>
+      </w:pPr>
+      <w:rPr>
+        <w:rFonts w:ascii="Wingdings" w:hAnsi="Wingdings" w:hint="default"/>
+        <w:sz w:val="20"/>
+      </w:rPr>
+    </w:lvl>
+    <w:lvl w:ilvl="4" w:tentative="1">
+      <w:start w:val="1"/>
+      <w:numFmt w:val="bullet"/>
+      <w:lvlText w:val=""/>
+      <w:lvlJc w:val="left"/>
+      <w:pPr>
+        <w:tabs>
+          <w:tab w:val="num" w:pos="3600"/>
+        </w:tabs>
+        <w:ind w:left="3600" w:hanging="360"/>
+      </w:pPr>
+      <w:rPr>
+        <w:rFonts w:ascii="Wingdings" w:hAnsi="Wingdings" w:hint="default"/>
+        <w:sz w:val="20"/>
+      </w:rPr>
+    </w:lvl>
+    <w:lvl w:ilvl="5" w:tentative="1">
+      <w:start w:val="1"/>
+      <w:numFmt w:val="bullet"/>
+      <w:lvlText w:val=""/>
+      <w:lvlJc w:val="left"/>
+      <w:pPr>
+        <w:tabs>
+          <w:tab w:val="num" w:pos="4320"/>
+        </w:tabs>
+        <w:ind w:left="4320" w:hanging="360"/>
+      </w:pPr>
+      <w:rPr>
+        <w:rFonts w:ascii="Wingdings" w:hAnsi="Wingdings" w:hint="default"/>
+        <w:sz w:val="20"/>
+      </w:rPr>
+    </w:lvl>
+    <w:lvl w:ilvl="6" w:tentative="1">
+      <w:start w:val="1"/>
+      <w:numFmt w:val="bullet"/>
+      <w:lvlText w:val=""/>
+      <w:lvlJc w:val="left"/>
+      <w:pPr>
+        <w:tabs>
+          <w:tab w:val="num" w:pos="5040"/>
+        </w:tabs>
+        <w:ind w:left="5040" w:hanging="360"/>
+      </w:pPr>
+      <w:rPr>
+        <w:rFonts w:ascii="Wingdings" w:hAnsi="Wingdings" w:hint="default"/>
+        <w:sz w:val="20"/>
+      </w:rPr>
+    </w:lvl>
+    <w:lvl w:ilvl="7" w:tentative="1">
+      <w:start w:val="1"/>
+      <w:numFmt w:val="bullet"/>
+      <w:lvlText w:val=""/>
+      <w:lvlJc w:val="left"/>
+      <w:pPr>
+        <w:tabs>
+          <w:tab w:val="num" w:pos="5760"/>
+        </w:tabs>
+        <w:ind w:left="5760" w:hanging="360"/>
+      </w:pPr>
+      <w:rPr>
+        <w:rFonts w:ascii="Wingdings" w:hAnsi="Wingdings" w:hint="default"/>
+        <w:sz w:val="20"/>
+      </w:rPr>
+    </w:lvl>
+    <w:lvl w:ilvl="8" w:tentative="1">
+      <w:start w:val="1"/>
+      <w:numFmt w:val="bullet"/>
+      <w:lvlText w:val=""/>
+      <w:lvlJc w:val="left"/>
+      <w:pPr>
+        <w:tabs>
+          <w:tab w:val="num" w:pos="6480"/>
+        </w:tabs>
+        <w:ind w:left="6480" w:hanging="360"/>
+      </w:pPr>
+      <w:rPr>
+        <w:rFonts w:ascii="Wingdings" w:hAnsi="Wingdings" w:hint="default"/>
+        <w:sz w:val="20"/>
+      </w:rPr>
+    </w:lvl>
+  </w:abstractNum>
+  <w:abstractNum w:abstractNumId="12" w15:restartNumberingAfterBreak="0">
+    <w:nsid w:val="22E31FCD"/>
+    <w:multiLevelType w:val="multilevel"/>
+    <w:tmpl w:val="84EE1076"/>
+    <w:lvl w:ilvl="0">
+      <w:start w:val="1"/>
+      <w:numFmt w:val="decimal"/>
+      <w:lvlText w:val="%1."/>
+      <w:lvlJc w:val="left"/>
+      <w:pPr>
+        <w:tabs>
+          <w:tab w:val="num" w:pos="720"/>
+        </w:tabs>
+        <w:ind w:left="720" w:hanging="360"/>
+      </w:pPr>
+    </w:lvl>
+    <w:lvl w:ilvl="1">
+      <w:start w:val="1"/>
+      <w:numFmt w:val="bullet"/>
+      <w:lvlText w:val=""/>
+      <w:lvlJc w:val="left"/>
+      <w:pPr>
+        <w:tabs>
+          <w:tab w:val="num" w:pos="1440"/>
+        </w:tabs>
+        <w:ind w:left="1440" w:hanging="360"/>
+      </w:pPr>
+      <w:rPr>
+        <w:rFonts w:ascii="Symbol" w:hAnsi="Symbol" w:hint="default"/>
+        <w:sz w:val="20"/>
+      </w:rPr>
+    </w:lvl>
+    <w:lvl w:ilvl="2" w:tentative="1">
+      <w:start w:val="1"/>
+      <w:numFmt w:val="decimal"/>
+      <w:lvlText w:val="%3."/>
+      <w:lvlJc w:val="left"/>
+      <w:pPr>
+        <w:tabs>
+          <w:tab w:val="num" w:pos="2160"/>
+        </w:tabs>
+        <w:ind w:left="2160" w:hanging="360"/>
+      </w:pPr>
+    </w:lvl>
+    <w:lvl w:ilvl="3" w:tentative="1">
+      <w:start w:val="1"/>
+      <w:numFmt w:val="decimal"/>
+      <w:lvlText w:val="%4."/>
+      <w:lvlJc w:val="left"/>
+      <w:pPr>
+        <w:tabs>
+          <w:tab w:val="num" w:pos="2880"/>
+        </w:tabs>
+        <w:ind w:left="2880" w:hanging="360"/>
+      </w:pPr>
+    </w:lvl>
+    <w:lvl w:ilvl="4" w:tentative="1">
+      <w:start w:val="1"/>
+      <w:numFmt w:val="decimal"/>
+      <w:lvlText w:val="%5."/>
+      <w:lvlJc w:val="left"/>
+      <w:pPr>
+        <w:tabs>
+          <w:tab w:val="num" w:pos="3600"/>
+        </w:tabs>
+        <w:ind w:left="3600" w:hanging="360"/>
+      </w:pPr>
+    </w:lvl>
+    <w:lvl w:ilvl="5" w:tentative="1">
+      <w:start w:val="1"/>
+      <w:numFmt w:val="decimal"/>
+      <w:lvlText w:val="%6."/>
+      <w:lvlJc w:val="left"/>
+      <w:pPr>
+        <w:tabs>
+          <w:tab w:val="num" w:pos="4320"/>
+        </w:tabs>
+        <w:ind w:left="4320" w:hanging="360"/>
+      </w:pPr>
+    </w:lvl>
+    <w:lvl w:ilvl="6" w:tentative="1">
+      <w:start w:val="1"/>
+      <w:numFmt w:val="decimal"/>
+      <w:lvlText w:val="%7."/>
+      <w:lvlJc w:val="left"/>
+      <w:pPr>
+        <w:tabs>
+          <w:tab w:val="num" w:pos="5040"/>
+        </w:tabs>
+        <w:ind w:left="5040" w:hanging="360"/>
+      </w:pPr>
+    </w:lvl>
+    <w:lvl w:ilvl="7" w:tentative="1">
+      <w:start w:val="1"/>
+      <w:numFmt w:val="decimal"/>
+      <w:lvlText w:val="%8."/>
+      <w:lvlJc w:val="left"/>
+      <w:pPr>
+        <w:tabs>
+          <w:tab w:val="num" w:pos="5760"/>
+        </w:tabs>
+        <w:ind w:left="5760" w:hanging="360"/>
+      </w:pPr>
+    </w:lvl>
+    <w:lvl w:ilvl="8" w:tentative="1">
+      <w:start w:val="1"/>
+      <w:numFmt w:val="decimal"/>
+      <w:lvlText w:val="%9."/>
+      <w:lvlJc w:val="left"/>
+      <w:pPr>
+        <w:tabs>
+          <w:tab w:val="num" w:pos="6480"/>
+        </w:tabs>
+        <w:ind w:left="6480" w:hanging="360"/>
+      </w:pPr>
+    </w:lvl>
+  </w:abstractNum>
+  <w:abstractNum w:abstractNumId="13" w15:restartNumberingAfterBreak="0">
     <w:nsid w:val="28062DB1"/>
     <w:multiLevelType w:val="hybridMultilevel"/>
     <w:tmpl w:val="26A25FE0"/>
@@ -12247,7 +14609,7 @@
       </w:rPr>
     </w:lvl>
   </w:abstractNum>
-  <w:abstractNum w:abstractNumId="8" w15:restartNumberingAfterBreak="0">
+  <w:abstractNum w:abstractNumId="14" w15:restartNumberingAfterBreak="0">
     <w:nsid w:val="28B31FB9"/>
     <w:multiLevelType w:val="multilevel"/>
     <w:tmpl w:val="A8C05508"/>
@@ -12336,7 +14698,156 @@
       </w:pPr>
     </w:lvl>
   </w:abstractNum>
-  <w:abstractNum w:abstractNumId="9" w15:restartNumberingAfterBreak="0">
+  <w:abstractNum w:abstractNumId="15" w15:restartNumberingAfterBreak="0">
+    <w:nsid w:val="28EC2056"/>
+    <w:multiLevelType w:val="multilevel"/>
+    <w:tmpl w:val="5A922EB8"/>
+    <w:lvl w:ilvl="0">
+      <w:start w:val="1"/>
+      <w:numFmt w:val="bullet"/>
+      <w:lvlText w:val=""/>
+      <w:lvlJc w:val="left"/>
+      <w:pPr>
+        <w:tabs>
+          <w:tab w:val="num" w:pos="720"/>
+        </w:tabs>
+        <w:ind w:left="720" w:hanging="360"/>
+      </w:pPr>
+      <w:rPr>
+        <w:rFonts w:ascii="Symbol" w:hAnsi="Symbol" w:hint="default"/>
+        <w:sz w:val="20"/>
+      </w:rPr>
+    </w:lvl>
+    <w:lvl w:ilvl="1" w:tentative="1">
+      <w:start w:val="1"/>
+      <w:numFmt w:val="bullet"/>
+      <w:lvlText w:val="o"/>
+      <w:lvlJc w:val="left"/>
+      <w:pPr>
+        <w:tabs>
+          <w:tab w:val="num" w:pos="1440"/>
+        </w:tabs>
+        <w:ind w:left="1440" w:hanging="360"/>
+      </w:pPr>
+      <w:rPr>
+        <w:rFonts w:ascii="Courier New" w:hAnsi="Courier New" w:hint="default"/>
+        <w:sz w:val="20"/>
+      </w:rPr>
+    </w:lvl>
+    <w:lvl w:ilvl="2" w:tentative="1">
+      <w:start w:val="1"/>
+      <w:numFmt w:val="bullet"/>
+      <w:lvlText w:val=""/>
+      <w:lvlJc w:val="left"/>
+      <w:pPr>
+        <w:tabs>
+          <w:tab w:val="num" w:pos="2160"/>
+        </w:tabs>
+        <w:ind w:left="2160" w:hanging="360"/>
+      </w:pPr>
+      <w:rPr>
+        <w:rFonts w:ascii="Wingdings" w:hAnsi="Wingdings" w:hint="default"/>
+        <w:sz w:val="20"/>
+      </w:rPr>
+    </w:lvl>
+    <w:lvl w:ilvl="3" w:tentative="1">
+      <w:start w:val="1"/>
+      <w:numFmt w:val="bullet"/>
+      <w:lvlText w:val=""/>
+      <w:lvlJc w:val="left"/>
+      <w:pPr>
+        <w:tabs>
+          <w:tab w:val="num" w:pos="2880"/>
+        </w:tabs>
+        <w:ind w:left="2880" w:hanging="360"/>
+      </w:pPr>
+      <w:rPr>
+        <w:rFonts w:ascii="Wingdings" w:hAnsi="Wingdings" w:hint="default"/>
+        <w:sz w:val="20"/>
+      </w:rPr>
+    </w:lvl>
+    <w:lvl w:ilvl="4" w:tentative="1">
+      <w:start w:val="1"/>
+      <w:numFmt w:val="bullet"/>
+      <w:lvlText w:val=""/>
+      <w:lvlJc w:val="left"/>
+      <w:pPr>
+        <w:tabs>
+          <w:tab w:val="num" w:pos="3600"/>
+        </w:tabs>
+        <w:ind w:left="3600" w:hanging="360"/>
+      </w:pPr>
+      <w:rPr>
+        <w:rFonts w:ascii="Wingdings" w:hAnsi="Wingdings" w:hint="default"/>
+        <w:sz w:val="20"/>
+      </w:rPr>
+    </w:lvl>
+    <w:lvl w:ilvl="5" w:tentative="1">
+      <w:start w:val="1"/>
+      <w:numFmt w:val="bullet"/>
+      <w:lvlText w:val=""/>
+      <w:lvlJc w:val="left"/>
+      <w:pPr>
+        <w:tabs>
+          <w:tab w:val="num" w:pos="4320"/>
+        </w:tabs>
+        <w:ind w:left="4320" w:hanging="360"/>
+      </w:pPr>
+      <w:rPr>
+        <w:rFonts w:ascii="Wingdings" w:hAnsi="Wingdings" w:hint="default"/>
+        <w:sz w:val="20"/>
+      </w:rPr>
+    </w:lvl>
+    <w:lvl w:ilvl="6" w:tentative="1">
+      <w:start w:val="1"/>
+      <w:numFmt w:val="bullet"/>
+      <w:lvlText w:val=""/>
+      <w:lvlJc w:val="left"/>
+      <w:pPr>
+        <w:tabs>
+          <w:tab w:val="num" w:pos="5040"/>
+        </w:tabs>
+        <w:ind w:left="5040" w:hanging="360"/>
+      </w:pPr>
+      <w:rPr>
+        <w:rFonts w:ascii="Wingdings" w:hAnsi="Wingdings" w:hint="default"/>
+        <w:sz w:val="20"/>
+      </w:rPr>
+    </w:lvl>
+    <w:lvl w:ilvl="7" w:tentative="1">
+      <w:start w:val="1"/>
+      <w:numFmt w:val="bullet"/>
+      <w:lvlText w:val=""/>
+      <w:lvlJc w:val="left"/>
+      <w:pPr>
+        <w:tabs>
+          <w:tab w:val="num" w:pos="5760"/>
+        </w:tabs>
+        <w:ind w:left="5760" w:hanging="360"/>
+      </w:pPr>
+      <w:rPr>
+        <w:rFonts w:ascii="Wingdings" w:hAnsi="Wingdings" w:hint="default"/>
+        <w:sz w:val="20"/>
+      </w:rPr>
+    </w:lvl>
+    <w:lvl w:ilvl="8" w:tentative="1">
+      <w:start w:val="1"/>
+      <w:numFmt w:val="bullet"/>
+      <w:lvlText w:val=""/>
+      <w:lvlJc w:val="left"/>
+      <w:pPr>
+        <w:tabs>
+          <w:tab w:val="num" w:pos="6480"/>
+        </w:tabs>
+        <w:ind w:left="6480" w:hanging="360"/>
+      </w:pPr>
+      <w:rPr>
+        <w:rFonts w:ascii="Wingdings" w:hAnsi="Wingdings" w:hint="default"/>
+        <w:sz w:val="20"/>
+      </w:rPr>
+    </w:lvl>
+  </w:abstractNum>
+  <w:abstractNum w:abstractNumId="16" w15:restartNumberingAfterBreak="0">
     <w:nsid w:val="2A383C93"/>
     <w:multiLevelType w:val="hybridMultilevel"/>
     <w:tmpl w:val="57361CA2"/>
@@ -12422,7 +14933,7 @@
       </w:pPr>
     </w:lvl>
   </w:abstractNum>
-  <w:abstractNum w:abstractNumId="10" w15:restartNumberingAfterBreak="0">
+  <w:abstractNum w:abstractNumId="17" w15:restartNumberingAfterBreak="0">
     <w:nsid w:val="2BE1A870"/>
     <w:multiLevelType w:val="hybridMultilevel"/>
     <w:tmpl w:val="356264C0"/>
@@ -12509,7 +15020,7 @@
       </w:pPr>
     </w:lvl>
   </w:abstractNum>
-  <w:abstractNum w:abstractNumId="11" w15:restartNumberingAfterBreak="0">
+  <w:abstractNum w:abstractNumId="18" w15:restartNumberingAfterBreak="0">
     <w:nsid w:val="2E8307FB"/>
     <w:multiLevelType w:val="hybridMultilevel"/>
     <w:tmpl w:val="96BE70F6"/>
@@ -12622,7 +15133,7 @@
       </w:rPr>
     </w:lvl>
   </w:abstractNum>
-  <w:abstractNum w:abstractNumId="12" w15:restartNumberingAfterBreak="0">
+  <w:abstractNum w:abstractNumId="19" w15:restartNumberingAfterBreak="0">
     <w:nsid w:val="2FC0F728"/>
     <w:multiLevelType w:val="hybridMultilevel"/>
     <w:tmpl w:val="964AFB7E"/>
@@ -12735,7 +15246,120 @@
       </w:rPr>
     </w:lvl>
   </w:abstractNum>
-  <w:abstractNum w:abstractNumId="13" w15:restartNumberingAfterBreak="0">
+  <w:abstractNum w:abstractNumId="20" w15:restartNumberingAfterBreak="0">
+    <w:nsid w:val="312E74A5"/>
+    <w:multiLevelType w:val="hybridMultilevel"/>
+    <w:tmpl w:val="392CC20E"/>
+    <w:lvl w:ilvl="0" w:tplc="04160001">
+      <w:start w:val="1"/>
+      <w:numFmt w:val="bullet"/>
+      <w:lvlText w:val=""/>
+      <w:lvlJc w:val="left"/>
+      <w:pPr>
+        <w:ind w:left="720" w:hanging="360"/>
+      </w:pPr>
+      <w:rPr>
+        <w:rFonts w:ascii="Symbol" w:hAnsi="Symbol" w:hint="default"/>
+      </w:rPr>
+    </w:lvl>
+    <w:lvl w:ilvl="1" w:tplc="04160001">
+      <w:start w:val="1"/>
+      <w:numFmt w:val="bullet"/>
+      <w:lvlText w:val=""/>
+      <w:lvlJc w:val="left"/>
+      <w:pPr>
+        <w:ind w:left="1440" w:hanging="360"/>
+      </w:pPr>
+      <w:rPr>
+        <w:rFonts w:ascii="Symbol" w:hAnsi="Symbol" w:hint="default"/>
+      </w:rPr>
+    </w:lvl>
+    <w:lvl w:ilvl="2" w:tplc="04160001">
+      <w:start w:val="1"/>
+      <w:numFmt w:val="bullet"/>
+      <w:lvlText w:val=""/>
+      <w:lvlJc w:val="left"/>
+      <w:pPr>
+        <w:ind w:left="2160" w:hanging="360"/>
+      </w:pPr>
+      <w:rPr>
+        <w:rFonts w:ascii="Symbol" w:hAnsi="Symbol" w:hint="default"/>
+      </w:rPr>
+    </w:lvl>
+    <w:lvl w:ilvl="3" w:tplc="04160001" w:tentative="1">
+      <w:start w:val="1"/>
+      <w:numFmt w:val="bullet"/>
+      <w:lvlText w:val=""/>
+      <w:lvlJc w:val="left"/>
+      <w:pPr>
+        <w:ind w:left="2880" w:hanging="360"/>
+      </w:pPr>
+      <w:rPr>
+        <w:rFonts w:ascii="Symbol" w:hAnsi="Symbol" w:hint="default"/>
+      </w:rPr>
+    </w:lvl>
+    <w:lvl w:ilvl="4" w:tplc="04160003" w:tentative="1">
+      <w:start w:val="1"/>
+      <w:numFmt w:val="bullet"/>
+      <w:lvlText w:val="o"/>
+      <w:lvlJc w:val="left"/>
+      <w:pPr>
+        <w:ind w:left="3600" w:hanging="360"/>
+      </w:pPr>
+      <w:rPr>
+        <w:rFonts w:ascii="Courier New" w:hAnsi="Courier New" w:cs="Courier New" w:hint="default"/>
+      </w:rPr>
+    </w:lvl>
+    <w:lvl w:ilvl="5" w:tplc="04160005" w:tentative="1">
+      <w:start w:val="1"/>
+      <w:numFmt w:val="bullet"/>
+      <w:lvlText w:val=""/>
+      <w:lvlJc w:val="left"/>
+      <w:pPr>
+        <w:ind w:left="4320" w:hanging="360"/>
+      </w:pPr>
+      <w:rPr>
+        <w:rFonts w:ascii="Wingdings" w:hAnsi="Wingdings" w:hint="default"/>
+      </w:rPr>
+    </w:lvl>
+    <w:lvl w:ilvl="6" w:tplc="04160001" w:tentative="1">
+      <w:start w:val="1"/>
+      <w:numFmt w:val="bullet"/>
+      <w:lvlText w:val=""/>
+      <w:lvlJc w:val="left"/>
+      <w:pPr>
+        <w:ind w:left="5040" w:hanging="360"/>
+      </w:pPr>
+      <w:rPr>
+        <w:rFonts w:ascii="Symbol" w:hAnsi="Symbol" w:hint="default"/>
+      </w:rPr>
+    </w:lvl>
+    <w:lvl w:ilvl="7" w:tplc="04160003" w:tentative="1">
+      <w:start w:val="1"/>
+      <w:numFmt w:val="bullet"/>
+      <w:lvlText w:val="o"/>
+      <w:lvlJc w:val="left"/>
+      <w:pPr>
+        <w:ind w:left="5760" w:hanging="360"/>
+      </w:pPr>
+      <w:rPr>
+        <w:rFonts w:ascii="Courier New" w:hAnsi="Courier New" w:cs="Courier New" w:hint="default"/>
+      </w:rPr>
+    </w:lvl>
+    <w:lvl w:ilvl="8" w:tplc="04160005" w:tentative="1">
+      <w:start w:val="1"/>
+      <w:numFmt w:val="bullet"/>
+      <w:lvlText w:val=""/>
+      <w:lvlJc w:val="left"/>
+      <w:pPr>
+        <w:ind w:left="6480" w:hanging="360"/>
+      </w:pPr>
+      <w:rPr>
+        <w:rFonts w:ascii="Wingdings" w:hAnsi="Wingdings" w:hint="default"/>
+      </w:rPr>
+    </w:lvl>
+  </w:abstractNum>
+  <w:abstractNum w:abstractNumId="21" w15:restartNumberingAfterBreak="0">
     <w:nsid w:val="359831F1"/>
     <w:multiLevelType w:val="hybridMultilevel"/>
     <w:tmpl w:val="F01055DC"/>
@@ -12848,7 +15472,7 @@
       </w:rPr>
     </w:lvl>
   </w:abstractNum>
-  <w:abstractNum w:abstractNumId="14" w15:restartNumberingAfterBreak="0">
+  <w:abstractNum w:abstractNumId="22" w15:restartNumberingAfterBreak="0">
     <w:nsid w:val="3B4A7A1D"/>
     <w:multiLevelType w:val="hybridMultilevel"/>
     <w:tmpl w:val="8BF4B4DC"/>
@@ -12961,7 +15585,124 @@
       </w:rPr>
     </w:lvl>
   </w:abstractNum>
-  <w:abstractNum w:abstractNumId="15" w15:restartNumberingAfterBreak="0">
+  <w:abstractNum w:abstractNumId="23" w15:restartNumberingAfterBreak="0">
+    <w:nsid w:val="3EB0336B"/>
+    <w:multiLevelType w:val="multilevel"/>
+    <w:tmpl w:val="ADAA086A"/>
+    <w:lvl w:ilvl="0">
+      <w:start w:val="1"/>
+      <w:numFmt w:val="decimal"/>
+      <w:lvlText w:val="%1."/>
+      <w:lvlJc w:val="left"/>
+      <w:pPr>
+        <w:tabs>
+          <w:tab w:val="num" w:pos="720"/>
+        </w:tabs>
+        <w:ind w:left="720" w:hanging="360"/>
+      </w:pPr>
+    </w:lvl>
+    <w:lvl w:ilvl="1">
+      <w:start w:val="1"/>
+      <w:numFmt w:val="bullet"/>
+      <w:lvlText w:val="o"/>
+      <w:lvlJc w:val="left"/>
+      <w:pPr>
+        <w:tabs>
+          <w:tab w:val="num" w:pos="1440"/>
+        </w:tabs>
+        <w:ind w:left="1440" w:hanging="360"/>
+      </w:pPr>
+      <w:rPr>
+        <w:rFonts w:ascii="Courier New" w:hAnsi="Courier New" w:hint="default"/>
+        <w:sz w:val="20"/>
+      </w:rPr>
+    </w:lvl>
+    <w:lvl w:ilvl="2" w:tentative="1">
+      <w:start w:val="1"/>
+      <w:numFmt w:val="decimal"/>
+      <w:lvlText w:val="%3."/>
+      <w:lvlJc w:val="left"/>
+      <w:pPr>
+        <w:tabs>
+          <w:tab w:val="num" w:pos="2160"/>
+        </w:tabs>
+        <w:ind w:left="2160" w:hanging="360"/>
+      </w:pPr>
+    </w:lvl>
+    <w:lvl w:ilvl="3" w:tentative="1">
+      <w:start w:val="1"/>
+      <w:numFmt w:val="decimal"/>
+      <w:lvlText w:val="%4."/>
+      <w:lvlJc w:val="left"/>
+      <w:pPr>
+        <w:tabs>
+          <w:tab w:val="num" w:pos="2880"/>
+        </w:tabs>
+        <w:ind w:left="2880" w:hanging="360"/>
+      </w:pPr>
+    </w:lvl>
+    <w:lvl w:ilvl="4" w:tentative="1">
+      <w:start w:val="1"/>
+      <w:numFmt w:val="decimal"/>
+      <w:lvlText w:val="%5."/>
+      <w:lvlJc w:val="left"/>
+      <w:pPr>
+        <w:tabs>
+          <w:tab w:val="num" w:pos="3600"/>
+        </w:tabs>
+        <w:ind w:left="3600" w:hanging="360"/>
+      </w:pPr>
+    </w:lvl>
+    <w:lvl w:ilvl="5" w:tentative="1">
+      <w:start w:val="1"/>
+      <w:numFmt w:val="decimal"/>
+      <w:lvlText w:val="%6."/>
+      <w:lvlJc w:val="left"/>
+      <w:pPr>
+        <w:tabs>
+          <w:tab w:val="num" w:pos="4320"/>
+        </w:tabs>
+        <w:ind w:left="4320" w:hanging="360"/>
+      </w:pPr>
+    </w:lvl>
+    <w:lvl w:ilvl="6" w:tentative="1">
+      <w:start w:val="1"/>
+      <w:numFmt w:val="decimal"/>
+      <w:lvlText w:val="%7."/>
+      <w:lvlJc w:val="left"/>
+      <w:pPr>
+        <w:tabs>
+          <w:tab w:val="num" w:pos="5040"/>
+        </w:tabs>
+        <w:ind w:left="5040" w:hanging="360"/>
+      </w:pPr>
+    </w:lvl>
+    <w:lvl w:ilvl="7" w:tentative="1">
+      <w:start w:val="1"/>
+      <w:numFmt w:val="decimal"/>
+      <w:lvlText w:val="%8."/>
+      <w:lvlJc w:val="left"/>
+      <w:pPr>
+        <w:tabs>
+          <w:tab w:val="num" w:pos="5760"/>
+        </w:tabs>
+        <w:ind w:left="5760" w:hanging="360"/>
+      </w:pPr>
+    </w:lvl>
+    <w:lvl w:ilvl="8" w:tentative="1">
+      <w:start w:val="1"/>
+      <w:numFmt w:val="decimal"/>
+      <w:lvlText w:val="%9."/>
+      <w:lvlJc w:val="left"/>
+      <w:pPr>
+        <w:tabs>
+          <w:tab w:val="num" w:pos="6480"/>
+        </w:tabs>
+        <w:ind w:left="6480" w:hanging="360"/>
+      </w:pPr>
+    </w:lvl>
+  </w:abstractNum>
+  <w:abstractNum w:abstractNumId="24" w15:restartNumberingAfterBreak="0">
     <w:nsid w:val="408C0BC4"/>
     <w:multiLevelType w:val="hybridMultilevel"/>
     <w:tmpl w:val="C72EE624"/>
@@ -13074,7 +15815,422 @@
       </w:rPr>
     </w:lvl>
   </w:abstractNum>
-  <w:abstractNum w:abstractNumId="16" w15:restartNumberingAfterBreak="0">
+  <w:abstractNum w:abstractNumId="25" w15:restartNumberingAfterBreak="0">
+    <w:nsid w:val="42323993"/>
+    <w:multiLevelType w:val="multilevel"/>
+    <w:tmpl w:val="1B3E64DA"/>
+    <w:lvl w:ilvl="0">
+      <w:start w:val="1"/>
+      <w:numFmt w:val="bullet"/>
+      <w:lvlText w:val=""/>
+      <w:lvlJc w:val="left"/>
+      <w:pPr>
+        <w:tabs>
+          <w:tab w:val="num" w:pos="720"/>
+        </w:tabs>
+        <w:ind w:left="720" w:hanging="360"/>
+      </w:pPr>
+      <w:rPr>
+        <w:rFonts w:ascii="Symbol" w:hAnsi="Symbol" w:hint="default"/>
+        <w:sz w:val="20"/>
+      </w:rPr>
+    </w:lvl>
+    <w:lvl w:ilvl="1" w:tentative="1">
+      <w:start w:val="1"/>
+      <w:numFmt w:val="bullet"/>
+      <w:lvlText w:val="o"/>
+      <w:lvlJc w:val="left"/>
+      <w:pPr>
+        <w:tabs>
+          <w:tab w:val="num" w:pos="1440"/>
+        </w:tabs>
+        <w:ind w:left="1440" w:hanging="360"/>
+      </w:pPr>
+      <w:rPr>
+        <w:rFonts w:ascii="Courier New" w:hAnsi="Courier New" w:hint="default"/>
+        <w:sz w:val="20"/>
+      </w:rPr>
+    </w:lvl>
+    <w:lvl w:ilvl="2" w:tentative="1">
+      <w:start w:val="1"/>
+      <w:numFmt w:val="bullet"/>
+      <w:lvlText w:val=""/>
+      <w:lvlJc w:val="left"/>
+      <w:pPr>
+        <w:tabs>
+          <w:tab w:val="num" w:pos="2160"/>
+        </w:tabs>
+        <w:ind w:left="2160" w:hanging="360"/>
+      </w:pPr>
+      <w:rPr>
+        <w:rFonts w:ascii="Wingdings" w:hAnsi="Wingdings" w:hint="default"/>
+        <w:sz w:val="20"/>
+      </w:rPr>
+    </w:lvl>
+    <w:lvl w:ilvl="3" w:tentative="1">
+      <w:start w:val="1"/>
+      <w:numFmt w:val="bullet"/>
+      <w:lvlText w:val=""/>
+      <w:lvlJc w:val="left"/>
+      <w:pPr>
+        <w:tabs>
+          <w:tab w:val="num" w:pos="2880"/>
+        </w:tabs>
+        <w:ind w:left="2880" w:hanging="360"/>
+      </w:pPr>
+      <w:rPr>
+        <w:rFonts w:ascii="Wingdings" w:hAnsi="Wingdings" w:hint="default"/>
+        <w:sz w:val="20"/>
+      </w:rPr>
+    </w:lvl>
+    <w:lvl w:ilvl="4" w:tentative="1">
+      <w:start w:val="1"/>
+      <w:numFmt w:val="bullet"/>
+      <w:lvlText w:val=""/>
+      <w:lvlJc w:val="left"/>
+      <w:pPr>
+        <w:tabs>
+          <w:tab w:val="num" w:pos="3600"/>
+        </w:tabs>
+        <w:ind w:left="3600" w:hanging="360"/>
+      </w:pPr>
+      <w:rPr>
+        <w:rFonts w:ascii="Wingdings" w:hAnsi="Wingdings" w:hint="default"/>
+        <w:sz w:val="20"/>
+      </w:rPr>
+    </w:lvl>
+    <w:lvl w:ilvl="5" w:tentative="1">
+      <w:start w:val="1"/>
+      <w:numFmt w:val="bullet"/>
+      <w:lvlText w:val=""/>
+      <w:lvlJc w:val="left"/>
+      <w:pPr>
+        <w:tabs>
+          <w:tab w:val="num" w:pos="4320"/>
+        </w:tabs>
+        <w:ind w:left="4320" w:hanging="360"/>
+      </w:pPr>
+      <w:rPr>
+        <w:rFonts w:ascii="Wingdings" w:hAnsi="Wingdings" w:hint="default"/>
+        <w:sz w:val="20"/>
+      </w:rPr>
+    </w:lvl>
+    <w:lvl w:ilvl="6" w:tentative="1">
+      <w:start w:val="1"/>
+      <w:numFmt w:val="bullet"/>
+      <w:lvlText w:val=""/>
+      <w:lvlJc w:val="left"/>
+      <w:pPr>
+        <w:tabs>
+          <w:tab w:val="num" w:pos="5040"/>
+        </w:tabs>
+        <w:ind w:left="5040" w:hanging="360"/>
+      </w:pPr>
+      <w:rPr>
+        <w:rFonts w:ascii="Wingdings" w:hAnsi="Wingdings" w:hint="default"/>
+        <w:sz w:val="20"/>
+      </w:rPr>
+    </w:lvl>
+    <w:lvl w:ilvl="7" w:tentative="1">
+      <w:start w:val="1"/>
+      <w:numFmt w:val="bullet"/>
+      <w:lvlText w:val=""/>
+      <w:lvlJc w:val="left"/>
+      <w:pPr>
+        <w:tabs>
+          <w:tab w:val="num" w:pos="5760"/>
+        </w:tabs>
+        <w:ind w:left="5760" w:hanging="360"/>
+      </w:pPr>
+      <w:rPr>
+        <w:rFonts w:ascii="Wingdings" w:hAnsi="Wingdings" w:hint="default"/>
+        <w:sz w:val="20"/>
+      </w:rPr>
+    </w:lvl>
+    <w:lvl w:ilvl="8" w:tentative="1">
+      <w:start w:val="1"/>
+      <w:numFmt w:val="bullet"/>
+      <w:lvlText w:val=""/>
+      <w:lvlJc w:val="left"/>
+      <w:pPr>
+        <w:tabs>
+          <w:tab w:val="num" w:pos="6480"/>
+        </w:tabs>
+        <w:ind w:left="6480" w:hanging="360"/>
+      </w:pPr>
+      <w:rPr>
+        <w:rFonts w:ascii="Wingdings" w:hAnsi="Wingdings" w:hint="default"/>
+        <w:sz w:val="20"/>
+      </w:rPr>
+    </w:lvl>
+  </w:abstractNum>
+  <w:abstractNum w:abstractNumId="26" w15:restartNumberingAfterBreak="0">
+    <w:nsid w:val="432471FC"/>
+    <w:multiLevelType w:val="multilevel"/>
+    <w:tmpl w:val="2EB0898C"/>
+    <w:lvl w:ilvl="0">
+      <w:start w:val="1"/>
+      <w:numFmt w:val="bullet"/>
+      <w:lvlText w:val=""/>
+      <w:lvlJc w:val="left"/>
+      <w:pPr>
+        <w:tabs>
+          <w:tab w:val="num" w:pos="720"/>
+        </w:tabs>
+        <w:ind w:left="720" w:hanging="360"/>
+      </w:pPr>
+      <w:rPr>
+        <w:rFonts w:ascii="Symbol" w:hAnsi="Symbol" w:hint="default"/>
+        <w:sz w:val="20"/>
+      </w:rPr>
+    </w:lvl>
+    <w:lvl w:ilvl="1" w:tentative="1">
+      <w:start w:val="1"/>
+      <w:numFmt w:val="bullet"/>
+      <w:lvlText w:val="o"/>
+      <w:lvlJc w:val="left"/>
+      <w:pPr>
+        <w:tabs>
+          <w:tab w:val="num" w:pos="1440"/>
+        </w:tabs>
+        <w:ind w:left="1440" w:hanging="360"/>
+      </w:pPr>
+      <w:rPr>
+        <w:rFonts w:ascii="Courier New" w:hAnsi="Courier New" w:hint="default"/>
+        <w:sz w:val="20"/>
+      </w:rPr>
+    </w:lvl>
+    <w:lvl w:ilvl="2" w:tentative="1">
+      <w:start w:val="1"/>
+      <w:numFmt w:val="bullet"/>
+      <w:lvlText w:val=""/>
+      <w:lvlJc w:val="left"/>
+      <w:pPr>
+        <w:tabs>
+          <w:tab w:val="num" w:pos="2160"/>
+        </w:tabs>
+        <w:ind w:left="2160" w:hanging="360"/>
+      </w:pPr>
+      <w:rPr>
+        <w:rFonts w:ascii="Wingdings" w:hAnsi="Wingdings" w:hint="default"/>
+        <w:sz w:val="20"/>
+      </w:rPr>
+    </w:lvl>
+    <w:lvl w:ilvl="3" w:tentative="1">
+      <w:start w:val="1"/>
+      <w:numFmt w:val="bullet"/>
+      <w:lvlText w:val=""/>
+      <w:lvlJc w:val="left"/>
+      <w:pPr>
+        <w:tabs>
+          <w:tab w:val="num" w:pos="2880"/>
+        </w:tabs>
+        <w:ind w:left="2880" w:hanging="360"/>
+      </w:pPr>
+      <w:rPr>
+        <w:rFonts w:ascii="Wingdings" w:hAnsi="Wingdings" w:hint="default"/>
+        <w:sz w:val="20"/>
+      </w:rPr>
+    </w:lvl>
+    <w:lvl w:ilvl="4" w:tentative="1">
+      <w:start w:val="1"/>
+      <w:numFmt w:val="bullet"/>
+      <w:lvlText w:val=""/>
+      <w:lvlJc w:val="left"/>
+      <w:pPr>
+        <w:tabs>
+          <w:tab w:val="num" w:pos="3600"/>
+        </w:tabs>
+        <w:ind w:left="3600" w:hanging="360"/>
+      </w:pPr>
+      <w:rPr>
+        <w:rFonts w:ascii="Wingdings" w:hAnsi="Wingdings" w:hint="default"/>
+        <w:sz w:val="20"/>
+      </w:rPr>
+    </w:lvl>
+    <w:lvl w:ilvl="5" w:tentative="1">
+      <w:start w:val="1"/>
+      <w:numFmt w:val="bullet"/>
+      <w:lvlText w:val=""/>
+      <w:lvlJc w:val="left"/>
+      <w:pPr>
+        <w:tabs>
+          <w:tab w:val="num" w:pos="4320"/>
+        </w:tabs>
+        <w:ind w:left="4320" w:hanging="360"/>
+      </w:pPr>
+      <w:rPr>
+        <w:rFonts w:ascii="Wingdings" w:hAnsi="Wingdings" w:hint="default"/>
+        <w:sz w:val="20"/>
+      </w:rPr>
+    </w:lvl>
+    <w:lvl w:ilvl="6" w:tentative="1">
+      <w:start w:val="1"/>
+      <w:numFmt w:val="bullet"/>
+      <w:lvlText w:val=""/>
+      <w:lvlJc w:val="left"/>
+      <w:pPr>
+        <w:tabs>
+          <w:tab w:val="num" w:pos="5040"/>
+        </w:tabs>
+        <w:ind w:left="5040" w:hanging="360"/>
+      </w:pPr>
+      <w:rPr>
+        <w:rFonts w:ascii="Wingdings" w:hAnsi="Wingdings" w:hint="default"/>
+        <w:sz w:val="20"/>
+      </w:rPr>
+    </w:lvl>
+    <w:lvl w:ilvl="7" w:tentative="1">
+      <w:start w:val="1"/>
+      <w:numFmt w:val="bullet"/>
+      <w:lvlText w:val=""/>
+      <w:lvlJc w:val="left"/>
+      <w:pPr>
+        <w:tabs>
+          <w:tab w:val="num" w:pos="5760"/>
+        </w:tabs>
+        <w:ind w:left="5760" w:hanging="360"/>
+      </w:pPr>
+      <w:rPr>
+        <w:rFonts w:ascii="Wingdings" w:hAnsi="Wingdings" w:hint="default"/>
+        <w:sz w:val="20"/>
+      </w:rPr>
+    </w:lvl>
+    <w:lvl w:ilvl="8" w:tentative="1">
+      <w:start w:val="1"/>
+      <w:numFmt w:val="bullet"/>
+      <w:lvlText w:val=""/>
+      <w:lvlJc w:val="left"/>
+      <w:pPr>
+        <w:tabs>
+          <w:tab w:val="num" w:pos="6480"/>
+        </w:tabs>
+        <w:ind w:left="6480" w:hanging="360"/>
+      </w:pPr>
+      <w:rPr>
+        <w:rFonts w:ascii="Wingdings" w:hAnsi="Wingdings" w:hint="default"/>
+        <w:sz w:val="20"/>
+      </w:rPr>
+    </w:lvl>
+  </w:abstractNum>
+  <w:abstractNum w:abstractNumId="27" w15:restartNumberingAfterBreak="0">
+    <w:nsid w:val="4A0F7870"/>
+    <w:multiLevelType w:val="multilevel"/>
+    <w:tmpl w:val="F20A33FC"/>
+    <w:lvl w:ilvl="0">
+      <w:start w:val="1"/>
+      <w:numFmt w:val="decimal"/>
+      <w:lvlText w:val="%1."/>
+      <w:lvlJc w:val="left"/>
+      <w:pPr>
+        <w:tabs>
+          <w:tab w:val="num" w:pos="720"/>
+        </w:tabs>
+        <w:ind w:left="720" w:hanging="360"/>
+      </w:pPr>
+    </w:lvl>
+    <w:lvl w:ilvl="1">
+      <w:start w:val="1"/>
+      <w:numFmt w:val="bullet"/>
+      <w:lvlText w:val=""/>
+      <w:lvlJc w:val="left"/>
+      <w:pPr>
+        <w:tabs>
+          <w:tab w:val="num" w:pos="1440"/>
+        </w:tabs>
+        <w:ind w:left="1440" w:hanging="360"/>
+      </w:pPr>
+      <w:rPr>
+        <w:rFonts w:ascii="Symbol" w:hAnsi="Symbol" w:hint="default"/>
+        <w:sz w:val="20"/>
+      </w:rPr>
+    </w:lvl>
+    <w:lvl w:ilvl="2" w:tentative="1">
+      <w:start w:val="1"/>
+      <w:numFmt w:val="decimal"/>
+      <w:lvlText w:val="%3."/>
+      <w:lvlJc w:val="left"/>
+      <w:pPr>
+        <w:tabs>
+          <w:tab w:val="num" w:pos="2160"/>
+        </w:tabs>
+        <w:ind w:left="2160" w:hanging="360"/>
+      </w:pPr>
+    </w:lvl>
+    <w:lvl w:ilvl="3" w:tentative="1">
+      <w:start w:val="1"/>
+      <w:numFmt w:val="decimal"/>
+      <w:lvlText w:val="%4."/>
+      <w:lvlJc w:val="left"/>
+      <w:pPr>
+        <w:tabs>
+          <w:tab w:val="num" w:pos="2880"/>
+        </w:tabs>
+        <w:ind w:left="2880" w:hanging="360"/>
+      </w:pPr>
+    </w:lvl>
+    <w:lvl w:ilvl="4" w:tentative="1">
+      <w:start w:val="1"/>
+      <w:numFmt w:val="decimal"/>
+      <w:lvlText w:val="%5."/>
+      <w:lvlJc w:val="left"/>
+      <w:pPr>
+        <w:tabs>
+          <w:tab w:val="num" w:pos="3600"/>
+        </w:tabs>
+        <w:ind w:left="3600" w:hanging="360"/>
+      </w:pPr>
+    </w:lvl>
+    <w:lvl w:ilvl="5" w:tentative="1">
+      <w:start w:val="1"/>
+      <w:numFmt w:val="decimal"/>
+      <w:lvlText w:val="%6."/>
+      <w:lvlJc w:val="left"/>
+      <w:pPr>
+        <w:tabs>
+          <w:tab w:val="num" w:pos="4320"/>
+        </w:tabs>
+        <w:ind w:left="4320" w:hanging="360"/>
+      </w:pPr>
+    </w:lvl>
+    <w:lvl w:ilvl="6" w:tentative="1">
+      <w:start w:val="1"/>
+      <w:numFmt w:val="decimal"/>
+      <w:lvlText w:val="%7."/>
+      <w:lvlJc w:val="left"/>
+      <w:pPr>
+        <w:tabs>
+          <w:tab w:val="num" w:pos="5040"/>
+        </w:tabs>
+        <w:ind w:left="5040" w:hanging="360"/>
+      </w:pPr>
+    </w:lvl>
+    <w:lvl w:ilvl="7" w:tentative="1">
+      <w:start w:val="1"/>
+      <w:numFmt w:val="decimal"/>
+      <w:lvlText w:val="%8."/>
+      <w:lvlJc w:val="left"/>
+      <w:pPr>
+        <w:tabs>
+          <w:tab w:val="num" w:pos="5760"/>
+        </w:tabs>
+        <w:ind w:left="5760" w:hanging="360"/>
+      </w:pPr>
+    </w:lvl>
+    <w:lvl w:ilvl="8" w:tentative="1">
+      <w:start w:val="1"/>
+      <w:numFmt w:val="decimal"/>
+      <w:lvlText w:val="%9."/>
+      <w:lvlJc w:val="left"/>
+      <w:pPr>
+        <w:tabs>
+          <w:tab w:val="num" w:pos="6480"/>
+        </w:tabs>
+        <w:ind w:left="6480" w:hanging="360"/>
+      </w:pPr>
+    </w:lvl>
+  </w:abstractNum>
+  <w:abstractNum w:abstractNumId="28" w15:restartNumberingAfterBreak="0">
     <w:nsid w:val="4A4C1AB9"/>
     <w:multiLevelType w:val="multilevel"/>
     <w:tmpl w:val="D854B3BA"/>
@@ -13163,7 +16319,246 @@
       </w:pPr>
     </w:lvl>
   </w:abstractNum>
-  <w:abstractNum w:abstractNumId="17" w15:restartNumberingAfterBreak="0">
+  <w:abstractNum w:abstractNumId="29" w15:restartNumberingAfterBreak="0">
+    <w:nsid w:val="4AE90F7B"/>
+    <w:multiLevelType w:val="multilevel"/>
+    <w:tmpl w:val="18362EAE"/>
+    <w:lvl w:ilvl="0">
+      <w:start w:val="1"/>
+      <w:numFmt w:val="bullet"/>
+      <w:lvlText w:val=""/>
+      <w:lvlJc w:val="left"/>
+      <w:pPr>
+        <w:tabs>
+          <w:tab w:val="num" w:pos="720"/>
+        </w:tabs>
+        <w:ind w:left="720" w:hanging="360"/>
+      </w:pPr>
+      <w:rPr>
+        <w:rFonts w:ascii="Symbol" w:hAnsi="Symbol" w:hint="default"/>
+        <w:sz w:val="20"/>
+      </w:rPr>
+    </w:lvl>
+    <w:lvl w:ilvl="1" w:tentative="1">
+      <w:start w:val="1"/>
+      <w:numFmt w:val="bullet"/>
+      <w:lvlText w:val="o"/>
+      <w:lvlJc w:val="left"/>
+      <w:pPr>
+        <w:tabs>
+          <w:tab w:val="num" w:pos="1440"/>
+        </w:tabs>
+        <w:ind w:left="1440" w:hanging="360"/>
+      </w:pPr>
+      <w:rPr>
+        <w:rFonts w:ascii="Courier New" w:hAnsi="Courier New" w:hint="default"/>
+        <w:sz w:val="20"/>
+      </w:rPr>
+    </w:lvl>
+    <w:lvl w:ilvl="2" w:tentative="1">
+      <w:start w:val="1"/>
+      <w:numFmt w:val="bullet"/>
+      <w:lvlText w:val=""/>
+      <w:lvlJc w:val="left"/>
+      <w:pPr>
+        <w:tabs>
+          <w:tab w:val="num" w:pos="2160"/>
+        </w:tabs>
+        <w:ind w:left="2160" w:hanging="360"/>
+      </w:pPr>
+      <w:rPr>
+        <w:rFonts w:ascii="Wingdings" w:hAnsi="Wingdings" w:hint="default"/>
+        <w:sz w:val="20"/>
+      </w:rPr>
+    </w:lvl>
+    <w:lvl w:ilvl="3" w:tentative="1">
+      <w:start w:val="1"/>
+      <w:numFmt w:val="bullet"/>
+      <w:lvlText w:val=""/>
+      <w:lvlJc w:val="left"/>
+      <w:pPr>
+        <w:tabs>
+          <w:tab w:val="num" w:pos="2880"/>
+        </w:tabs>
+        <w:ind w:left="2880" w:hanging="360"/>
+      </w:pPr>
+      <w:rPr>
+        <w:rFonts w:ascii="Wingdings" w:hAnsi="Wingdings" w:hint="default"/>
+        <w:sz w:val="20"/>
+      </w:rPr>
+    </w:lvl>
+    <w:lvl w:ilvl="4" w:tentative="1">
+      <w:start w:val="1"/>
+      <w:numFmt w:val="bullet"/>
+      <w:lvlText w:val=""/>
+      <w:lvlJc w:val="left"/>
+      <w:pPr>
+        <w:tabs>
+          <w:tab w:val="num" w:pos="3600"/>
+        </w:tabs>
+        <w:ind w:left="3600" w:hanging="360"/>
+      </w:pPr>
+      <w:rPr>
+        <w:rFonts w:ascii="Wingdings" w:hAnsi="Wingdings" w:hint="default"/>
+        <w:sz w:val="20"/>
+      </w:rPr>
+    </w:lvl>
+    <w:lvl w:ilvl="5" w:tentative="1">
+      <w:start w:val="1"/>
+      <w:numFmt w:val="bullet"/>
+      <w:lvlText w:val=""/>
+      <w:lvlJc w:val="left"/>
+      <w:pPr>
+        <w:tabs>
+          <w:tab w:val="num" w:pos="4320"/>
+        </w:tabs>
+        <w:ind w:left="4320" w:hanging="360"/>
+      </w:pPr>
+      <w:rPr>
+        <w:rFonts w:ascii="Wingdings" w:hAnsi="Wingdings" w:hint="default"/>
+        <w:sz w:val="20"/>
+      </w:rPr>
+    </w:lvl>
+    <w:lvl w:ilvl="6" w:tentative="1">
+      <w:start w:val="1"/>
+      <w:numFmt w:val="bullet"/>
+      <w:lvlText w:val=""/>
+      <w:lvlJc w:val="left"/>
+      <w:pPr>
+        <w:tabs>
+          <w:tab w:val="num" w:pos="5040"/>
+        </w:tabs>
+        <w:ind w:left="5040" w:hanging="360"/>
+      </w:pPr>
+      <w:rPr>
+        <w:rFonts w:ascii="Wingdings" w:hAnsi="Wingdings" w:hint="default"/>
+        <w:sz w:val="20"/>
+      </w:rPr>
+    </w:lvl>
+    <w:lvl w:ilvl="7" w:tentative="1">
+      <w:start w:val="1"/>
+      <w:numFmt w:val="bullet"/>
+      <w:lvlText w:val=""/>
+      <w:lvlJc w:val="left"/>
+      <w:pPr>
+        <w:tabs>
+          <w:tab w:val="num" w:pos="5760"/>
+        </w:tabs>
+        <w:ind w:left="5760" w:hanging="360"/>
+      </w:pPr>
+      <w:rPr>
+        <w:rFonts w:ascii="Wingdings" w:hAnsi="Wingdings" w:hint="default"/>
+        <w:sz w:val="20"/>
+      </w:rPr>
+    </w:lvl>
+    <w:lvl w:ilvl="8" w:tentative="1">
+      <w:start w:val="1"/>
+      <w:numFmt w:val="bullet"/>
+      <w:lvlText w:val=""/>
+      <w:lvlJc w:val="left"/>
+      <w:pPr>
+        <w:tabs>
+          <w:tab w:val="num" w:pos="6480"/>
+        </w:tabs>
+        <w:ind w:left="6480" w:hanging="360"/>
+      </w:pPr>
+      <w:rPr>
+        <w:rFonts w:ascii="Wingdings" w:hAnsi="Wingdings" w:hint="default"/>
+        <w:sz w:val="20"/>
+      </w:rPr>
+    </w:lvl>
+  </w:abstractNum>
+  <w:abstractNum w:abstractNumId="30" w15:restartNumberingAfterBreak="0">
+    <w:nsid w:val="4E282BA0"/>
+    <w:multiLevelType w:val="hybridMultilevel"/>
+    <w:tmpl w:val="7B2A8EDC"/>
+    <w:lvl w:ilvl="0" w:tplc="FC76F4DE">
+      <w:start w:val="1"/>
+      <w:numFmt w:val="decimal"/>
+      <w:lvlText w:val="%1"/>
+      <w:lvlJc w:val="left"/>
+      <w:pPr>
+        <w:ind w:left="1353" w:hanging="360"/>
+      </w:pPr>
+      <w:rPr>
+        <w:rFonts w:ascii="Arial" w:eastAsiaTheme="minorHAnsi" w:hAnsi="Arial" w:cs="Arial"/>
+        <w:b/>
+      </w:rPr>
+    </w:lvl>
+    <w:lvl w:ilvl="1" w:tplc="04160019" w:tentative="1">
+      <w:start w:val="1"/>
+      <w:numFmt w:val="lowerLetter"/>
+      <w:lvlText w:val="%2."/>
+      <w:lvlJc w:val="left"/>
+      <w:pPr>
+        <w:ind w:left="2073" w:hanging="360"/>
+      </w:pPr>
+    </w:lvl>
+    <w:lvl w:ilvl="2" w:tplc="0416001B" w:tentative="1">
+      <w:start w:val="1"/>
+      <w:numFmt w:val="lowerRoman"/>
+      <w:lvlText w:val="%3."/>
+      <w:lvlJc w:val="right"/>
+      <w:pPr>
+        <w:ind w:left="2793" w:hanging="180"/>
+      </w:pPr>
+    </w:lvl>
+    <w:lvl w:ilvl="3" w:tplc="0416000F" w:tentative="1">
+      <w:start w:val="1"/>
+      <w:numFmt w:val="decimal"/>
+      <w:lvlText w:val="%4."/>
+      <w:lvlJc w:val="left"/>
+      <w:pPr>
+        <w:ind w:left="3513" w:hanging="360"/>
+      </w:pPr>
+    </w:lvl>
+    <w:lvl w:ilvl="4" w:tplc="04160019" w:tentative="1">
+      <w:start w:val="1"/>
+      <w:numFmt w:val="lowerLetter"/>
+      <w:lvlText w:val="%5."/>
+      <w:lvlJc w:val="left"/>
+      <w:pPr>
+        <w:ind w:left="4233" w:hanging="360"/>
+      </w:pPr>
+    </w:lvl>
+    <w:lvl w:ilvl="5" w:tplc="0416001B" w:tentative="1">
+      <w:start w:val="1"/>
+      <w:numFmt w:val="lowerRoman"/>
+      <w:lvlText w:val="%6."/>
+      <w:lvlJc w:val="right"/>
+      <w:pPr>
+        <w:ind w:left="4953" w:hanging="180"/>
+      </w:pPr>
+    </w:lvl>
+    <w:lvl w:ilvl="6" w:tplc="0416000F" w:tentative="1">
+      <w:start w:val="1"/>
+      <w:numFmt w:val="decimal"/>
+      <w:lvlText w:val="%7."/>
+      <w:lvlJc w:val="left"/>
+      <w:pPr>
+        <w:ind w:left="5673" w:hanging="360"/>
+      </w:pPr>
+    </w:lvl>
+    <w:lvl w:ilvl="7" w:tplc="04160019" w:tentative="1">
+      <w:start w:val="1"/>
+      <w:numFmt w:val="lowerLetter"/>
+      <w:lvlText w:val="%8."/>
+      <w:lvlJc w:val="left"/>
+      <w:pPr>
+        <w:ind w:left="6393" w:hanging="360"/>
+      </w:pPr>
+    </w:lvl>
+    <w:lvl w:ilvl="8" w:tplc="0416001B" w:tentative="1">
+      <w:start w:val="1"/>
+      <w:numFmt w:val="lowerRoman"/>
+      <w:lvlText w:val="%9."/>
+      <w:lvlJc w:val="right"/>
+      <w:pPr>
+        <w:ind w:left="7113" w:hanging="180"/>
+      </w:pPr>
+    </w:lvl>
+  </w:abstractNum>
+  <w:abstractNum w:abstractNumId="31" w15:restartNumberingAfterBreak="0">
     <w:nsid w:val="55739BFC"/>
     <w:multiLevelType w:val="hybridMultilevel"/>
     <w:tmpl w:val="A02C6470"/>
@@ -13276,7 +16671,246 @@
       </w:rPr>
     </w:lvl>
   </w:abstractNum>
-  <w:abstractNum w:abstractNumId="18" w15:restartNumberingAfterBreak="0">
+  <w:abstractNum w:abstractNumId="32" w15:restartNumberingAfterBreak="0">
+    <w:nsid w:val="59D46C9D"/>
+    <w:multiLevelType w:val="hybridMultilevel"/>
+    <w:tmpl w:val="07FA55B6"/>
+    <w:lvl w:ilvl="0" w:tplc="8D4619E6">
+      <w:start w:val="1"/>
+      <w:numFmt w:val="decimal"/>
+      <w:lvlText w:val="%1."/>
+      <w:lvlJc w:val="left"/>
+      <w:pPr>
+        <w:ind w:left="1125" w:hanging="360"/>
+      </w:pPr>
+      <w:rPr>
+        <w:rFonts w:hint="default"/>
+        <w:b/>
+      </w:rPr>
+    </w:lvl>
+    <w:lvl w:ilvl="1" w:tplc="04160019" w:tentative="1">
+      <w:start w:val="1"/>
+      <w:numFmt w:val="lowerLetter"/>
+      <w:lvlText w:val="%2."/>
+      <w:lvlJc w:val="left"/>
+      <w:pPr>
+        <w:ind w:left="1845" w:hanging="360"/>
+      </w:pPr>
+    </w:lvl>
+    <w:lvl w:ilvl="2" w:tplc="0416001B" w:tentative="1">
+      <w:start w:val="1"/>
+      <w:numFmt w:val="lowerRoman"/>
+      <w:lvlText w:val="%3."/>
+      <w:lvlJc w:val="right"/>
+      <w:pPr>
+        <w:ind w:left="2565" w:hanging="180"/>
+      </w:pPr>
+    </w:lvl>
+    <w:lvl w:ilvl="3" w:tplc="0416000F" w:tentative="1">
+      <w:start w:val="1"/>
+      <w:numFmt w:val="decimal"/>
+      <w:lvlText w:val="%4."/>
+      <w:lvlJc w:val="left"/>
+      <w:pPr>
+        <w:ind w:left="3285" w:hanging="360"/>
+      </w:pPr>
+    </w:lvl>
+    <w:lvl w:ilvl="4" w:tplc="04160019" w:tentative="1">
+      <w:start w:val="1"/>
+      <w:numFmt w:val="lowerLetter"/>
+      <w:lvlText w:val="%5."/>
+      <w:lvlJc w:val="left"/>
+      <w:pPr>
+        <w:ind w:left="4005" w:hanging="360"/>
+      </w:pPr>
+    </w:lvl>
+    <w:lvl w:ilvl="5" w:tplc="0416001B" w:tentative="1">
+      <w:start w:val="1"/>
+      <w:numFmt w:val="lowerRoman"/>
+      <w:lvlText w:val="%6."/>
+      <w:lvlJc w:val="right"/>
+      <w:pPr>
+        <w:ind w:left="4725" w:hanging="180"/>
+      </w:pPr>
+    </w:lvl>
+    <w:lvl w:ilvl="6" w:tplc="0416000F" w:tentative="1">
+      <w:start w:val="1"/>
+      <w:numFmt w:val="decimal"/>
+      <w:lvlText w:val="%7."/>
+      <w:lvlJc w:val="left"/>
+      <w:pPr>
+        <w:ind w:left="5445" w:hanging="360"/>
+      </w:pPr>
+    </w:lvl>
+    <w:lvl w:ilvl="7" w:tplc="04160019" w:tentative="1">
+      <w:start w:val="1"/>
+      <w:numFmt w:val="lowerLetter"/>
+      <w:lvlText w:val="%8."/>
+      <w:lvlJc w:val="left"/>
+      <w:pPr>
+        <w:ind w:left="6165" w:hanging="360"/>
+      </w:pPr>
+    </w:lvl>
+    <w:lvl w:ilvl="8" w:tplc="0416001B" w:tentative="1">
+      <w:start w:val="1"/>
+      <w:numFmt w:val="lowerRoman"/>
+      <w:lvlText w:val="%9."/>
+      <w:lvlJc w:val="right"/>
+      <w:pPr>
+        <w:ind w:left="6885" w:hanging="180"/>
+      </w:pPr>
+    </w:lvl>
+  </w:abstractNum>
+  <w:abstractNum w:abstractNumId="33" w15:restartNumberingAfterBreak="0">
+    <w:nsid w:val="5F6A1EA8"/>
+    <w:multiLevelType w:val="multilevel"/>
+    <w:tmpl w:val="7C623276"/>
+    <w:lvl w:ilvl="0">
+      <w:start w:val="1"/>
+      <w:numFmt w:val="bullet"/>
+      <w:lvlText w:val=""/>
+      <w:lvlJc w:val="left"/>
+      <w:pPr>
+        <w:tabs>
+          <w:tab w:val="num" w:pos="720"/>
+        </w:tabs>
+        <w:ind w:left="720" w:hanging="360"/>
+      </w:pPr>
+      <w:rPr>
+        <w:rFonts w:ascii="Symbol" w:hAnsi="Symbol" w:hint="default"/>
+        <w:sz w:val="20"/>
+      </w:rPr>
+    </w:lvl>
+    <w:lvl w:ilvl="1" w:tentative="1">
+      <w:start w:val="1"/>
+      <w:numFmt w:val="bullet"/>
+      <w:lvlText w:val="o"/>
+      <w:lvlJc w:val="left"/>
+      <w:pPr>
+        <w:tabs>
+          <w:tab w:val="num" w:pos="1440"/>
+        </w:tabs>
+        <w:ind w:left="1440" w:hanging="360"/>
+      </w:pPr>
+      <w:rPr>
+        <w:rFonts w:ascii="Courier New" w:hAnsi="Courier New" w:hint="default"/>
+        <w:sz w:val="20"/>
+      </w:rPr>
+    </w:lvl>
+    <w:lvl w:ilvl="2" w:tentative="1">
+      <w:start w:val="1"/>
+      <w:numFmt w:val="bullet"/>
+      <w:lvlText w:val=""/>
+      <w:lvlJc w:val="left"/>
+      <w:pPr>
+        <w:tabs>
+          <w:tab w:val="num" w:pos="2160"/>
+        </w:tabs>
+        <w:ind w:left="2160" w:hanging="360"/>
+      </w:pPr>
+      <w:rPr>
+        <w:rFonts w:ascii="Wingdings" w:hAnsi="Wingdings" w:hint="default"/>
+        <w:sz w:val="20"/>
+      </w:rPr>
+    </w:lvl>
+    <w:lvl w:ilvl="3" w:tentative="1">
+      <w:start w:val="1"/>
+      <w:numFmt w:val="bullet"/>
+      <w:lvlText w:val=""/>
+      <w:lvlJc w:val="left"/>
+      <w:pPr>
+        <w:tabs>
+          <w:tab w:val="num" w:pos="2880"/>
+        </w:tabs>
+        <w:ind w:left="2880" w:hanging="360"/>
+      </w:pPr>
+      <w:rPr>
+        <w:rFonts w:ascii="Wingdings" w:hAnsi="Wingdings" w:hint="default"/>
+        <w:sz w:val="20"/>
+      </w:rPr>
+    </w:lvl>
+    <w:lvl w:ilvl="4" w:tentative="1">
+      <w:start w:val="1"/>
+      <w:numFmt w:val="bullet"/>
+      <w:lvlText w:val=""/>
+      <w:lvlJc w:val="left"/>
+      <w:pPr>
+        <w:tabs>
+          <w:tab w:val="num" w:pos="3600"/>
+        </w:tabs>
+        <w:ind w:left="3600" w:hanging="360"/>
+      </w:pPr>
+      <w:rPr>
+        <w:rFonts w:ascii="Wingdings" w:hAnsi="Wingdings" w:hint="default"/>
+        <w:sz w:val="20"/>
+      </w:rPr>
+    </w:lvl>
+    <w:lvl w:ilvl="5" w:tentative="1">
+      <w:start w:val="1"/>
+      <w:numFmt w:val="bullet"/>
+      <w:lvlText w:val=""/>
+      <w:lvlJc w:val="left"/>
+      <w:pPr>
+        <w:tabs>
+          <w:tab w:val="num" w:pos="4320"/>
+        </w:tabs>
+        <w:ind w:left="4320" w:hanging="360"/>
+      </w:pPr>
+      <w:rPr>
+        <w:rFonts w:ascii="Wingdings" w:hAnsi="Wingdings" w:hint="default"/>
+        <w:sz w:val="20"/>
+      </w:rPr>
+    </w:lvl>
+    <w:lvl w:ilvl="6" w:tentative="1">
+      <w:start w:val="1"/>
+      <w:numFmt w:val="bullet"/>
+      <w:lvlText w:val=""/>
+      <w:lvlJc w:val="left"/>
+      <w:pPr>
+        <w:tabs>
+          <w:tab w:val="num" w:pos="5040"/>
+        </w:tabs>
+        <w:ind w:left="5040" w:hanging="360"/>
+      </w:pPr>
+      <w:rPr>
+        <w:rFonts w:ascii="Wingdings" w:hAnsi="Wingdings" w:hint="default"/>
+        <w:sz w:val="20"/>
+      </w:rPr>
+    </w:lvl>
+    <w:lvl w:ilvl="7" w:tentative="1">
+      <w:start w:val="1"/>
+      <w:numFmt w:val="bullet"/>
+      <w:lvlText w:val=""/>
+      <w:lvlJc w:val="left"/>
+      <w:pPr>
+        <w:tabs>
+          <w:tab w:val="num" w:pos="5760"/>
+        </w:tabs>
+        <w:ind w:left="5760" w:hanging="360"/>
+      </w:pPr>
+      <w:rPr>
+        <w:rFonts w:ascii="Wingdings" w:hAnsi="Wingdings" w:hint="default"/>
+        <w:sz w:val="20"/>
+      </w:rPr>
+    </w:lvl>
+    <w:lvl w:ilvl="8" w:tentative="1">
+      <w:start w:val="1"/>
+      <w:numFmt w:val="bullet"/>
+      <w:lvlText w:val=""/>
+      <w:lvlJc w:val="left"/>
+      <w:pPr>
+        <w:tabs>
+          <w:tab w:val="num" w:pos="6480"/>
+        </w:tabs>
+        <w:ind w:left="6480" w:hanging="360"/>
+      </w:pPr>
+      <w:rPr>
+        <w:rFonts w:ascii="Wingdings" w:hAnsi="Wingdings" w:hint="default"/>
+        <w:sz w:val="20"/>
+      </w:rPr>
+    </w:lvl>
+  </w:abstractNum>
+  <w:abstractNum w:abstractNumId="34" w15:restartNumberingAfterBreak="0">
     <w:nsid w:val="6315B04D"/>
     <w:multiLevelType w:val="hybridMultilevel"/>
     <w:tmpl w:val="754A1794"/>
@@ -13389,7 +17023,7 @@
       </w:rPr>
     </w:lvl>
   </w:abstractNum>
-  <w:abstractNum w:abstractNumId="19" w15:restartNumberingAfterBreak="0">
+  <w:abstractNum w:abstractNumId="35" w15:restartNumberingAfterBreak="0">
     <w:nsid w:val="66F3F9ED"/>
     <w:multiLevelType w:val="hybridMultilevel"/>
     <w:tmpl w:val="38429AA4"/>
@@ -13475,7 +17109,7 @@
       </w:pPr>
     </w:lvl>
   </w:abstractNum>
-  <w:abstractNum w:abstractNumId="20" w15:restartNumberingAfterBreak="0">
+  <w:abstractNum w:abstractNumId="36" w15:restartNumberingAfterBreak="0">
     <w:nsid w:val="720526FC"/>
     <w:multiLevelType w:val="hybridMultilevel"/>
     <w:tmpl w:val="4F42FACA"/>
@@ -13588,7 +17222,241 @@
       </w:rPr>
     </w:lvl>
   </w:abstractNum>
-  <w:abstractNum w:abstractNumId="21" w15:restartNumberingAfterBreak="0">
+  <w:abstractNum w:abstractNumId="37" w15:restartNumberingAfterBreak="0">
+    <w:nsid w:val="72625E55"/>
+    <w:multiLevelType w:val="multilevel"/>
+    <w:tmpl w:val="6F42B1E6"/>
+    <w:lvl w:ilvl="0">
+      <w:start w:val="1"/>
+      <w:numFmt w:val="decimal"/>
+      <w:lvlText w:val="%1."/>
+      <w:lvlJc w:val="left"/>
+      <w:pPr>
+        <w:tabs>
+          <w:tab w:val="num" w:pos="720"/>
+        </w:tabs>
+        <w:ind w:left="720" w:hanging="360"/>
+      </w:pPr>
+    </w:lvl>
+    <w:lvl w:ilvl="1">
+      <w:start w:val="1"/>
+      <w:numFmt w:val="bullet"/>
+      <w:lvlText w:val=""/>
+      <w:lvlJc w:val="left"/>
+      <w:pPr>
+        <w:tabs>
+          <w:tab w:val="num" w:pos="1440"/>
+        </w:tabs>
+        <w:ind w:left="1440" w:hanging="360"/>
+      </w:pPr>
+      <w:rPr>
+        <w:rFonts w:ascii="Symbol" w:hAnsi="Symbol" w:hint="default"/>
+        <w:sz w:val="20"/>
+      </w:rPr>
+    </w:lvl>
+    <w:lvl w:ilvl="2" w:tentative="1">
+      <w:start w:val="1"/>
+      <w:numFmt w:val="decimal"/>
+      <w:lvlText w:val="%3."/>
+      <w:lvlJc w:val="left"/>
+      <w:pPr>
+        <w:tabs>
+          <w:tab w:val="num" w:pos="2160"/>
+        </w:tabs>
+        <w:ind w:left="2160" w:hanging="360"/>
+      </w:pPr>
+    </w:lvl>
+    <w:lvl w:ilvl="3" w:tentative="1">
+      <w:start w:val="1"/>
+      <w:numFmt w:val="decimal"/>
+      <w:lvlText w:val="%4."/>
+      <w:lvlJc w:val="left"/>
+      <w:pPr>
+        <w:tabs>
+          <w:tab w:val="num" w:pos="2880"/>
+        </w:tabs>
+        <w:ind w:left="2880" w:hanging="360"/>
+      </w:pPr>
+    </w:lvl>
+    <w:lvl w:ilvl="4" w:tentative="1">
+      <w:start w:val="1"/>
+      <w:numFmt w:val="decimal"/>
+      <w:lvlText w:val="%5."/>
+      <w:lvlJc w:val="left"/>
+      <w:pPr>
+        <w:tabs>
+          <w:tab w:val="num" w:pos="3600"/>
+        </w:tabs>
+        <w:ind w:left="3600" w:hanging="360"/>
+      </w:pPr>
+    </w:lvl>
+    <w:lvl w:ilvl="5" w:tentative="1">
+      <w:start w:val="1"/>
+      <w:numFmt w:val="decimal"/>
+      <w:lvlText w:val="%6."/>
+      <w:lvlJc w:val="left"/>
+      <w:pPr>
+        <w:tabs>
+          <w:tab w:val="num" w:pos="4320"/>
+        </w:tabs>
+        <w:ind w:left="4320" w:hanging="360"/>
+      </w:pPr>
+    </w:lvl>
+    <w:lvl w:ilvl="6" w:tentative="1">
+      <w:start w:val="1"/>
+      <w:numFmt w:val="decimal"/>
+      <w:lvlText w:val="%7."/>
+      <w:lvlJc w:val="left"/>
+      <w:pPr>
+        <w:tabs>
+          <w:tab w:val="num" w:pos="5040"/>
+        </w:tabs>
+        <w:ind w:left="5040" w:hanging="360"/>
+      </w:pPr>
+    </w:lvl>
+    <w:lvl w:ilvl="7" w:tentative="1">
+      <w:start w:val="1"/>
+      <w:numFmt w:val="decimal"/>
+      <w:lvlText w:val="%8."/>
+      <w:lvlJc w:val="left"/>
+      <w:pPr>
+        <w:tabs>
+          <w:tab w:val="num" w:pos="5760"/>
+        </w:tabs>
+        <w:ind w:left="5760" w:hanging="360"/>
+      </w:pPr>
+    </w:lvl>
+    <w:lvl w:ilvl="8" w:tentative="1">
+      <w:start w:val="1"/>
+      <w:numFmt w:val="decimal"/>
+      <w:lvlText w:val="%9."/>
+      <w:lvlJc w:val="left"/>
+      <w:pPr>
+        <w:tabs>
+          <w:tab w:val="num" w:pos="6480"/>
+        </w:tabs>
+        <w:ind w:left="6480" w:hanging="360"/>
+      </w:pPr>
+    </w:lvl>
+  </w:abstractNum>
+  <w:abstractNum w:abstractNumId="38" w15:restartNumberingAfterBreak="0">
+    <w:nsid w:val="76321FE6"/>
+    <w:multiLevelType w:val="multilevel"/>
+    <w:tmpl w:val="0A56E050"/>
+    <w:lvl w:ilvl="0">
+      <w:start w:val="1"/>
+      <w:numFmt w:val="decimal"/>
+      <w:lvlText w:val="%1."/>
+      <w:lvlJc w:val="left"/>
+      <w:pPr>
+        <w:tabs>
+          <w:tab w:val="num" w:pos="720"/>
+        </w:tabs>
+        <w:ind w:left="720" w:hanging="360"/>
+      </w:pPr>
+    </w:lvl>
+    <w:lvl w:ilvl="1">
+      <w:start w:val="1"/>
+      <w:numFmt w:val="bullet"/>
+      <w:lvlText w:val=""/>
+      <w:lvlJc w:val="left"/>
+      <w:pPr>
+        <w:tabs>
+          <w:tab w:val="num" w:pos="1440"/>
+        </w:tabs>
+        <w:ind w:left="1440" w:hanging="360"/>
+      </w:pPr>
+      <w:rPr>
+        <w:rFonts w:ascii="Symbol" w:hAnsi="Symbol" w:hint="default"/>
+        <w:sz w:val="20"/>
+      </w:rPr>
+    </w:lvl>
+    <w:lvl w:ilvl="2" w:tentative="1">
+      <w:start w:val="1"/>
+      <w:numFmt w:val="decimal"/>
+      <w:lvlText w:val="%3."/>
+      <w:lvlJc w:val="left"/>
+      <w:pPr>
+        <w:tabs>
+          <w:tab w:val="num" w:pos="2160"/>
+        </w:tabs>
+        <w:ind w:left="2160" w:hanging="360"/>
+      </w:pPr>
+    </w:lvl>
+    <w:lvl w:ilvl="3" w:tentative="1">
+      <w:start w:val="1"/>
+      <w:numFmt w:val="decimal"/>
+      <w:lvlText w:val="%4."/>
+      <w:lvlJc w:val="left"/>
+      <w:pPr>
+        <w:tabs>
+          <w:tab w:val="num" w:pos="2880"/>
+        </w:tabs>
+        <w:ind w:left="2880" w:hanging="360"/>
+      </w:pPr>
+    </w:lvl>
+    <w:lvl w:ilvl="4" w:tentative="1">
+      <w:start w:val="1"/>
+      <w:numFmt w:val="decimal"/>
+      <w:lvlText w:val="%5."/>
+      <w:lvlJc w:val="left"/>
+      <w:pPr>
+        <w:tabs>
+          <w:tab w:val="num" w:pos="3600"/>
+        </w:tabs>
+        <w:ind w:left="3600" w:hanging="360"/>
+      </w:pPr>
+    </w:lvl>
+    <w:lvl w:ilvl="5" w:tentative="1">
+      <w:start w:val="1"/>
+      <w:numFmt w:val="decimal"/>
+      <w:lvlText w:val="%6."/>
+      <w:lvlJc w:val="left"/>
+      <w:pPr>
+        <w:tabs>
+          <w:tab w:val="num" w:pos="4320"/>
+        </w:tabs>
+        <w:ind w:left="4320" w:hanging="360"/>
+      </w:pPr>
+    </w:lvl>
+    <w:lvl w:ilvl="6" w:tentative="1">
+      <w:start w:val="1"/>
+      <w:numFmt w:val="decimal"/>
+      <w:lvlText w:val="%7."/>
+      <w:lvlJc w:val="left"/>
+      <w:pPr>
+        <w:tabs>
+          <w:tab w:val="num" w:pos="5040"/>
+        </w:tabs>
+        <w:ind w:left="5040" w:hanging="360"/>
+      </w:pPr>
+    </w:lvl>
+    <w:lvl w:ilvl="7" w:tentative="1">
+      <w:start w:val="1"/>
+      <w:numFmt w:val="decimal"/>
+      <w:lvlText w:val="%8."/>
+      <w:lvlJc w:val="left"/>
+      <w:pPr>
+        <w:tabs>
+          <w:tab w:val="num" w:pos="5760"/>
+        </w:tabs>
+        <w:ind w:left="5760" w:hanging="360"/>
+      </w:pPr>
+    </w:lvl>
+    <w:lvl w:ilvl="8" w:tentative="1">
+      <w:start w:val="1"/>
+      <w:numFmt w:val="decimal"/>
+      <w:lvlText w:val="%9."/>
+      <w:lvlJc w:val="left"/>
+      <w:pPr>
+        <w:tabs>
+          <w:tab w:val="num" w:pos="6480"/>
+        </w:tabs>
+        <w:ind w:left="6480" w:hanging="360"/>
+      </w:pPr>
+    </w:lvl>
+  </w:abstractNum>
+  <w:abstractNum w:abstractNumId="39" w15:restartNumberingAfterBreak="0">
     <w:nsid w:val="7CCF5888"/>
     <w:multiLevelType w:val="hybridMultilevel"/>
     <w:tmpl w:val="32C05B22"/>
@@ -13701,7 +17569,7 @@
       </w:rPr>
     </w:lvl>
   </w:abstractNum>
-  <w:abstractNum w:abstractNumId="22" w15:restartNumberingAfterBreak="0">
+  <w:abstractNum w:abstractNumId="40" w15:restartNumberingAfterBreak="0">
     <w:nsid w:val="7F55DF4B"/>
     <w:multiLevelType w:val="hybridMultilevel"/>
     <w:tmpl w:val="2410CCCC"/>
@@ -13818,64 +17686,64 @@
     <w:abstractNumId w:val="1"/>
   </w:num>
   <w:num w:numId="2">
-    <w:abstractNumId w:val="22"/>
+    <w:abstractNumId w:val="40"/>
   </w:num>
   <w:num w:numId="3">
     <w:abstractNumId w:val="0"/>
   </w:num>
   <w:num w:numId="4">
+    <w:abstractNumId w:val="13"/>
+  </w:num>
+  <w:num w:numId="5">
+    <w:abstractNumId w:val="22"/>
+  </w:num>
+  <w:num w:numId="6">
+    <w:abstractNumId w:val="19"/>
+  </w:num>
+  <w:num w:numId="7">
+    <w:abstractNumId w:val="31"/>
+  </w:num>
+  <w:num w:numId="8">
+    <w:abstractNumId w:val="9"/>
+  </w:num>
+  <w:num w:numId="9">
+    <w:abstractNumId w:val="34"/>
+  </w:num>
+  <w:num w:numId="10">
+    <w:abstractNumId w:val="6"/>
+  </w:num>
+  <w:num w:numId="11">
+    <w:abstractNumId w:val="36"/>
+  </w:num>
+  <w:num w:numId="12">
+    <w:abstractNumId w:val="17"/>
+  </w:num>
+  <w:num w:numId="13">
+    <w:abstractNumId w:val="21"/>
+  </w:num>
+  <w:num w:numId="14">
+    <w:abstractNumId w:val="24"/>
+  </w:num>
+  <w:num w:numId="15">
+    <w:abstractNumId w:val="3"/>
+  </w:num>
+  <w:num w:numId="16">
+    <w:abstractNumId w:val="28"/>
+  </w:num>
+  <w:num w:numId="17">
+    <w:abstractNumId w:val="14"/>
+  </w:num>
+  <w:num w:numId="18">
+    <w:abstractNumId w:val="18"/>
+  </w:num>
+  <w:num w:numId="19">
     <w:abstractNumId w:val="7"/>
   </w:num>
-  <w:num w:numId="5">
-    <w:abstractNumId w:val="14"/>
-  </w:num>
-  <w:num w:numId="6">
-    <w:abstractNumId w:val="12"/>
-  </w:num>
-  <w:num w:numId="7">
-    <w:abstractNumId w:val="17"/>
-  </w:num>
-  <w:num w:numId="8">
-    <w:abstractNumId w:val="6"/>
-  </w:num>
-  <w:num w:numId="9">
-    <w:abstractNumId w:val="18"/>
-  </w:num>
-  <w:num w:numId="10">
-    <w:abstractNumId w:val="3"/>
-  </w:num>
-  <w:num w:numId="11">
-    <w:abstractNumId w:val="20"/>
-  </w:num>
-  <w:num w:numId="12">
-    <w:abstractNumId w:val="10"/>
-  </w:num>
-  <w:num w:numId="13">
-    <w:abstractNumId w:val="13"/>
-  </w:num>
-  <w:num w:numId="14">
-    <w:abstractNumId w:val="15"/>
-  </w:num>
-  <w:num w:numId="15">
-    <w:abstractNumId w:val="2"/>
-  </w:num>
-  <w:num w:numId="16">
-    <w:abstractNumId w:val="16"/>
-  </w:num>
-  <w:num w:numId="17">
-    <w:abstractNumId w:val="8"/>
-  </w:num>
-  <w:num w:numId="18">
-    <w:abstractNumId w:val="11"/>
-  </w:num>
-  <w:num w:numId="19">
-    <w:abstractNumId w:val="4"/>
-  </w:num>
   <w:num w:numId="20">
-    <w:abstractNumId w:val="21"/>
+    <w:abstractNumId w:val="39"/>
   </w:num>
   <w:num w:numId="21">
-    <w:abstractNumId w:val="5"/>
+    <w:abstractNumId w:val="8"/>
     <w:lvlOverride w:ilvl="0">
       <w:startOverride w:val="1"/>
     </w:lvlOverride>
@@ -13905,7 +17773,7 @@
     </w:lvlOverride>
   </w:num>
   <w:num w:numId="22">
-    <w:abstractNumId w:val="19"/>
+    <w:abstractNumId w:val="35"/>
     <w:lvlOverride w:ilvl="0">
       <w:startOverride w:val="1"/>
     </w:lvlOverride>
@@ -13935,7 +17803,7 @@
     </w:lvlOverride>
   </w:num>
   <w:num w:numId="23">
-    <w:abstractNumId w:val="9"/>
+    <w:abstractNumId w:val="16"/>
     <w:lvlOverride w:ilvl="0">
       <w:startOverride w:val="1"/>
     </w:lvlOverride>
@@ -13963,6 +17831,60 @@
     <w:lvlOverride w:ilvl="8">
       <w:startOverride w:val="1"/>
     </w:lvlOverride>
+  </w:num>
+  <w:num w:numId="24">
+    <w:abstractNumId w:val="30"/>
+  </w:num>
+  <w:num w:numId="25">
+    <w:abstractNumId w:val="26"/>
+  </w:num>
+  <w:num w:numId="26">
+    <w:abstractNumId w:val="15"/>
+  </w:num>
+  <w:num w:numId="27">
+    <w:abstractNumId w:val="33"/>
+  </w:num>
+  <w:num w:numId="28">
+    <w:abstractNumId w:val="5"/>
+  </w:num>
+  <w:num w:numId="29">
+    <w:abstractNumId w:val="25"/>
+  </w:num>
+  <w:num w:numId="30">
+    <w:abstractNumId w:val="29"/>
+  </w:num>
+  <w:num w:numId="31">
+    <w:abstractNumId w:val="11"/>
+  </w:num>
+  <w:num w:numId="32">
+    <w:abstractNumId w:val="2"/>
+  </w:num>
+  <w:num w:numId="33">
+    <w:abstractNumId w:val="20"/>
+  </w:num>
+  <w:num w:numId="34">
+    <w:abstractNumId w:val="32"/>
+  </w:num>
+  <w:num w:numId="35">
+    <w:abstractNumId w:val="4"/>
+  </w:num>
+  <w:num w:numId="36">
+    <w:abstractNumId w:val="23"/>
+  </w:num>
+  <w:num w:numId="37">
+    <w:abstractNumId w:val="10"/>
+  </w:num>
+  <w:num w:numId="38">
+    <w:abstractNumId w:val="27"/>
+  </w:num>
+  <w:num w:numId="39">
+    <w:abstractNumId w:val="12"/>
+  </w:num>
+  <w:num w:numId="40">
+    <w:abstractNumId w:val="38"/>
+  </w:num>
+  <w:num w:numId="41">
+    <w:abstractNumId w:val="37"/>
   </w:num>
 </w:numbering>
 </file>
@@ -14979,6 +18901,15 @@
 </file>
 
 <file path=customXml/item1.xml><?xml version="1.0" encoding="utf-8"?>
+<?mso-contentType ?>
+<FormTemplates xmlns="http://schemas.microsoft.com/sharepoint/v3/contenttype/forms">
+  <Display>DocumentLibraryForm</Display>
+  <Edit>DocumentLibraryForm</Edit>
+  <New>DocumentLibraryForm</New>
+</FormTemplates>
+</file>
+
+<file path=customXml/item2.xml><?xml version="1.0" encoding="utf-8"?>
 <ct:contentTypeSchema xmlns:ct="http://schemas.microsoft.com/office/2006/metadata/contentType" xmlns:ma="http://schemas.microsoft.com/office/2006/metadata/properties/metaAttributes" ct:_="" ma:_="" ma:contentTypeName="Documento" ma:contentTypeID="0x01010082F0508FC22E0443AF197709F097DFD8" ma:contentTypeVersion="12" ma:contentTypeDescription="Crie um novo documento." ma:contentTypeScope="" ma:versionID="cb36accf5e4aef349d47c458616a000c">
   <xsd:schema xmlns:xsd="http://www.w3.org/2001/XMLSchema" xmlns:xs="http://www.w3.org/2001/XMLSchema" xmlns:p="http://schemas.microsoft.com/office/2006/metadata/properties" xmlns:ns2="fcfc36f5-5a2f-4c50-8b8f-7d4447229359" xmlns:ns3="8e4b878d-87ff-4f9f-9750-9936cb4d760b" targetNamespace="http://schemas.microsoft.com/office/2006/metadata/properties" ma:root="true" ma:fieldsID="c0eedc83e72454359df4dc9502869bf3" ns2:_="" ns3:_="">
     <xsd:import namespace="fcfc36f5-5a2f-4c50-8b8f-7d4447229359"/>
@@ -15179,20 +19110,19 @@
 </ct:contentTypeSchema>
 </file>
 
-<file path=customXml/item2.xml><?xml version="1.0" encoding="utf-8"?>
-<?mso-contentType ?>
-<FormTemplates xmlns="http://schemas.microsoft.com/sharepoint/v3/contenttype/forms">
-  <Display>DocumentLibraryForm</Display>
-  <Edit>DocumentLibraryForm</Edit>
-  <New>DocumentLibraryForm</New>
-</FormTemplates>
-</file>
-
 <file path=customXml/item3.xml><?xml version="1.0" encoding="utf-8"?>
 <b:Sources xmlns:b="http://schemas.openxmlformats.org/officeDocument/2006/bibliography" xmlns="http://schemas.openxmlformats.org/officeDocument/2006/bibliography" SelectedStyle="\APA.XSL" StyleName="APA"/>
 </file>
 
 <file path=customXml/itemProps1.xml><?xml version="1.0" encoding="utf-8"?>
+<ds:datastoreItem xmlns:ds="http://schemas.openxmlformats.org/officeDocument/2006/customXml" ds:itemID="{C818D86C-7EF3-4737-8ADC-66A934A66FCB}">
+  <ds:schemaRefs>
+    <ds:schemaRef ds:uri="http://schemas.microsoft.com/sharepoint/v3/contenttype/forms"/>
+  </ds:schemaRefs>
+</ds:datastoreItem>
+</file>
+
+<file path=customXml/itemProps2.xml><?xml version="1.0" encoding="utf-8"?>
 <ds:datastoreItem xmlns:ds="http://schemas.openxmlformats.org/officeDocument/2006/customXml" ds:itemID="{F50E3291-1B58-4B06-AFA9-95022FC8FE02}">
   <ds:schemaRefs>
     <ds:schemaRef ds:uri="http://schemas.microsoft.com/office/2006/metadata/contentType"/>
@@ -15211,16 +19141,8 @@
 </ds:datastoreItem>
 </file>
 
-<file path=customXml/itemProps2.xml><?xml version="1.0" encoding="utf-8"?>
-<ds:datastoreItem xmlns:ds="http://schemas.openxmlformats.org/officeDocument/2006/customXml" ds:itemID="{C818D86C-7EF3-4737-8ADC-66A934A66FCB}">
-  <ds:schemaRefs>
-    <ds:schemaRef ds:uri="http://schemas.microsoft.com/sharepoint/v3/contenttype/forms"/>
-  </ds:schemaRefs>
-</ds:datastoreItem>
-</file>
-
 <file path=customXml/itemProps3.xml><?xml version="1.0" encoding="utf-8"?>
-<ds:datastoreItem xmlns:ds="http://schemas.openxmlformats.org/officeDocument/2006/customXml" ds:itemID="{2E83FBC8-DD9C-4A01-ADCB-70AC45E5B89B}">
+<ds:datastoreItem xmlns:ds="http://schemas.openxmlformats.org/officeDocument/2006/customXml" ds:itemID="{93BE9742-364D-4D06-9E89-95F8769E4400}">
   <ds:schemaRefs>
     <ds:schemaRef ds:uri="http://schemas.openxmlformats.org/officeDocument/2006/bibliography"/>
   </ds:schemaRefs>

--- a/relatório-yourself.docx
+++ b/relatório-yourself.docx
@@ -1932,6 +1932,7 @@
           <w:docPartUnique/>
         </w:docPartObj>
       </w:sdtPr>
+      <w:sdtEndPr/>
       <w:sdtContent>
         <w:p>
           <w:pPr>
@@ -4798,7 +4799,7 @@
         <w:pStyle w:val="Ttulo1"/>
         <w:numPr>
           <w:ilvl w:val="0"/>
-          <w:numId w:val="17"/>
+          <w:numId w:val="12"/>
         </w:numPr>
         <w:spacing w:before="120" w:after="120" w:line="360" w:lineRule="auto"/>
         <w:ind w:left="357" w:hanging="357"/>
@@ -5115,7 +5116,7 @@
         <w:pStyle w:val="Ttulo1"/>
         <w:numPr>
           <w:ilvl w:val="0"/>
-          <w:numId w:val="17"/>
+          <w:numId w:val="12"/>
         </w:numPr>
         <w:spacing w:before="120" w:after="120" w:line="360" w:lineRule="auto"/>
         <w:ind w:left="357" w:hanging="357"/>
@@ -5295,7 +5296,7 @@
         <w:pStyle w:val="Ttulo1"/>
         <w:numPr>
           <w:ilvl w:val="0"/>
-          <w:numId w:val="17"/>
+          <w:numId w:val="12"/>
         </w:numPr>
         <w:spacing w:before="120" w:after="120" w:line="360" w:lineRule="auto"/>
         <w:ind w:left="357" w:hanging="357"/>
@@ -5343,7 +5344,7 @@
         <w:pStyle w:val="Ttulo1"/>
         <w:numPr>
           <w:ilvl w:val="1"/>
-          <w:numId w:val="17"/>
+          <w:numId w:val="12"/>
         </w:numPr>
         <w:spacing w:before="120" w:after="120" w:line="360" w:lineRule="auto"/>
         <w:ind w:left="426"/>
@@ -5409,7 +5410,7 @@
         <w:pStyle w:val="Ttulo1"/>
         <w:numPr>
           <w:ilvl w:val="1"/>
-          <w:numId w:val="17"/>
+          <w:numId w:val="12"/>
         </w:numPr>
         <w:spacing w:before="120" w:after="120" w:line="360" w:lineRule="auto"/>
         <w:ind w:left="426"/>
@@ -5437,7 +5438,7 @@
         <w:pStyle w:val="PargrafodaLista"/>
         <w:numPr>
           <w:ilvl w:val="0"/>
-          <w:numId w:val="13"/>
+          <w:numId w:val="11"/>
         </w:numPr>
         <w:spacing w:line="360" w:lineRule="auto"/>
         <w:jc w:val="both"/>
@@ -5461,7 +5462,7 @@
         <w:pStyle w:val="PargrafodaLista"/>
         <w:numPr>
           <w:ilvl w:val="0"/>
-          <w:numId w:val="13"/>
+          <w:numId w:val="11"/>
         </w:numPr>
         <w:spacing w:line="360" w:lineRule="auto"/>
         <w:jc w:val="both"/>
@@ -5521,7 +5522,7 @@
         <w:pStyle w:val="PargrafodaLista"/>
         <w:numPr>
           <w:ilvl w:val="0"/>
-          <w:numId w:val="13"/>
+          <w:numId w:val="11"/>
         </w:numPr>
         <w:spacing w:line="360" w:lineRule="auto"/>
         <w:jc w:val="both"/>
@@ -5540,7 +5541,7 @@
         <w:pStyle w:val="PargrafodaLista"/>
         <w:numPr>
           <w:ilvl w:val="0"/>
-          <w:numId w:val="13"/>
+          <w:numId w:val="11"/>
         </w:numPr>
         <w:spacing w:line="360" w:lineRule="auto"/>
         <w:jc w:val="both"/>
@@ -5559,7 +5560,7 @@
         <w:pStyle w:val="PargrafodaLista"/>
         <w:numPr>
           <w:ilvl w:val="0"/>
-          <w:numId w:val="13"/>
+          <w:numId w:val="11"/>
         </w:numPr>
         <w:spacing w:line="360" w:lineRule="auto"/>
         <w:jc w:val="both"/>
@@ -5578,7 +5579,7 @@
         <w:pStyle w:val="PargrafodaLista"/>
         <w:numPr>
           <w:ilvl w:val="0"/>
-          <w:numId w:val="13"/>
+          <w:numId w:val="11"/>
         </w:numPr>
         <w:spacing w:line="360" w:lineRule="auto"/>
         <w:jc w:val="both"/>
@@ -5597,7 +5598,7 @@
         <w:pStyle w:val="PargrafodaLista"/>
         <w:numPr>
           <w:ilvl w:val="0"/>
-          <w:numId w:val="13"/>
+          <w:numId w:val="11"/>
         </w:numPr>
         <w:spacing w:line="360" w:lineRule="auto"/>
         <w:jc w:val="both"/>
@@ -5655,7 +5656,7 @@
         <w:pStyle w:val="PargrafodaLista"/>
         <w:numPr>
           <w:ilvl w:val="0"/>
-          <w:numId w:val="13"/>
+          <w:numId w:val="11"/>
         </w:numPr>
         <w:spacing w:line="360" w:lineRule="auto"/>
         <w:jc w:val="both"/>
@@ -5674,7 +5675,7 @@
         <w:pStyle w:val="PargrafodaLista"/>
         <w:numPr>
           <w:ilvl w:val="0"/>
-          <w:numId w:val="13"/>
+          <w:numId w:val="11"/>
         </w:numPr>
         <w:spacing w:line="360" w:lineRule="auto"/>
         <w:jc w:val="both"/>
@@ -5693,7 +5694,7 @@
         <w:pStyle w:val="PargrafodaLista"/>
         <w:numPr>
           <w:ilvl w:val="0"/>
-          <w:numId w:val="13"/>
+          <w:numId w:val="11"/>
         </w:numPr>
         <w:spacing w:line="360" w:lineRule="auto"/>
         <w:jc w:val="both"/>
@@ -5730,7 +5731,7 @@
         <w:pStyle w:val="Ttulo1"/>
         <w:numPr>
           <w:ilvl w:val="0"/>
-          <w:numId w:val="17"/>
+          <w:numId w:val="12"/>
         </w:numPr>
         <w:spacing w:before="120" w:after="120" w:line="360" w:lineRule="auto"/>
         <w:ind w:left="357" w:hanging="357"/>
@@ -6309,7 +6310,7 @@
         <w:pStyle w:val="Ttulo1"/>
         <w:numPr>
           <w:ilvl w:val="0"/>
-          <w:numId w:val="17"/>
+          <w:numId w:val="12"/>
         </w:numPr>
         <w:spacing w:before="120" w:after="120" w:line="360" w:lineRule="auto"/>
         <w:ind w:left="357" w:hanging="357"/>
@@ -6686,7 +6687,7 @@
         <w:pStyle w:val="Ttulo1"/>
         <w:numPr>
           <w:ilvl w:val="0"/>
-          <w:numId w:val="17"/>
+          <w:numId w:val="12"/>
         </w:numPr>
         <w:spacing w:before="120" w:after="120" w:line="360" w:lineRule="auto"/>
         <w:ind w:left="357" w:hanging="357"/>
@@ -6885,7 +6886,7 @@
         <w:pStyle w:val="Ttulo1"/>
         <w:numPr>
           <w:ilvl w:val="0"/>
-          <w:numId w:val="17"/>
+          <w:numId w:val="12"/>
         </w:numPr>
         <w:spacing w:before="120" w:after="120" w:line="360" w:lineRule="auto"/>
         <w:ind w:left="357" w:hanging="357"/>
@@ -7035,7 +7036,7 @@
         <w:pStyle w:val="Ttulo1"/>
         <w:numPr>
           <w:ilvl w:val="1"/>
-          <w:numId w:val="17"/>
+          <w:numId w:val="12"/>
         </w:numPr>
         <w:spacing w:before="120" w:after="120" w:line="360" w:lineRule="auto"/>
         <w:ind w:left="426"/>
@@ -7189,7 +7190,7 @@
         <w:pStyle w:val="Ttulo1"/>
         <w:numPr>
           <w:ilvl w:val="0"/>
-          <w:numId w:val="17"/>
+          <w:numId w:val="12"/>
         </w:numPr>
         <w:spacing w:before="120" w:after="120" w:line="360" w:lineRule="auto"/>
         <w:ind w:left="357" w:hanging="357"/>
@@ -7295,7 +7296,7 @@
         <w:pStyle w:val="Ttulo1"/>
         <w:numPr>
           <w:ilvl w:val="1"/>
-          <w:numId w:val="17"/>
+          <w:numId w:val="12"/>
         </w:numPr>
         <w:spacing w:before="120" w:after="120" w:line="360" w:lineRule="auto"/>
         <w:ind w:left="426"/>
@@ -7422,7 +7423,7 @@
         <w:pStyle w:val="Ttulo1"/>
         <w:numPr>
           <w:ilvl w:val="1"/>
-          <w:numId w:val="17"/>
+          <w:numId w:val="12"/>
         </w:numPr>
         <w:spacing w:before="120" w:after="120" w:line="360" w:lineRule="auto"/>
         <w:ind w:left="426"/>
@@ -7638,7 +7639,7 @@
         <w:pStyle w:val="Ttulo1"/>
         <w:numPr>
           <w:ilvl w:val="0"/>
-          <w:numId w:val="17"/>
+          <w:numId w:val="12"/>
         </w:numPr>
         <w:spacing w:before="120" w:after="120" w:line="360" w:lineRule="auto"/>
         <w:ind w:left="357" w:hanging="357"/>
@@ -7686,7 +7687,7 @@
         <w:pStyle w:val="Ttulo1"/>
         <w:numPr>
           <w:ilvl w:val="1"/>
-          <w:numId w:val="17"/>
+          <w:numId w:val="12"/>
         </w:numPr>
         <w:spacing w:before="120" w:after="120" w:line="360" w:lineRule="auto"/>
         <w:ind w:left="0" w:firstLine="0"/>
@@ -7758,7 +7759,7 @@
       <w:pPr>
         <w:numPr>
           <w:ilvl w:val="0"/>
-          <w:numId w:val="42"/>
+          <w:numId w:val="34"/>
         </w:numPr>
         <w:spacing w:after="160" w:line="259" w:lineRule="auto"/>
         <w:rPr>
@@ -7816,7 +7817,7 @@
       <w:pPr>
         <w:numPr>
           <w:ilvl w:val="0"/>
-          <w:numId w:val="43"/>
+          <w:numId w:val="35"/>
         </w:numPr>
         <w:spacing w:after="160" w:line="259" w:lineRule="auto"/>
         <w:rPr>
@@ -7946,7 +7947,7 @@
       <w:pPr>
         <w:numPr>
           <w:ilvl w:val="0"/>
-          <w:numId w:val="44"/>
+          <w:numId w:val="36"/>
         </w:numPr>
         <w:spacing w:after="160" w:line="259" w:lineRule="auto"/>
         <w:rPr>
@@ -7980,7 +7981,7 @@
       <w:pPr>
         <w:numPr>
           <w:ilvl w:val="1"/>
-          <w:numId w:val="44"/>
+          <w:numId w:val="36"/>
         </w:numPr>
         <w:spacing w:after="160" w:line="259" w:lineRule="auto"/>
         <w:rPr>
@@ -8025,7 +8026,7 @@
       <w:pPr>
         <w:numPr>
           <w:ilvl w:val="2"/>
-          <w:numId w:val="44"/>
+          <w:numId w:val="36"/>
         </w:numPr>
         <w:spacing w:after="160" w:line="259" w:lineRule="auto"/>
         <w:rPr>
@@ -8049,7 +8050,7 @@
       <w:pPr>
         <w:numPr>
           <w:ilvl w:val="2"/>
-          <w:numId w:val="44"/>
+          <w:numId w:val="36"/>
         </w:numPr>
         <w:spacing w:after="160" w:line="259" w:lineRule="auto"/>
         <w:rPr>
@@ -8073,7 +8074,7 @@
       <w:pPr>
         <w:numPr>
           <w:ilvl w:val="2"/>
-          <w:numId w:val="44"/>
+          <w:numId w:val="36"/>
         </w:numPr>
         <w:spacing w:after="160" w:line="259" w:lineRule="auto"/>
         <w:rPr>
@@ -8097,7 +8098,7 @@
       <w:pPr>
         <w:numPr>
           <w:ilvl w:val="2"/>
-          <w:numId w:val="44"/>
+          <w:numId w:val="36"/>
         </w:numPr>
         <w:spacing w:after="160" w:line="259" w:lineRule="auto"/>
         <w:rPr>
@@ -8130,7 +8131,7 @@
       <w:pPr>
         <w:numPr>
           <w:ilvl w:val="2"/>
-          <w:numId w:val="44"/>
+          <w:numId w:val="36"/>
         </w:numPr>
         <w:spacing w:after="160" w:line="259" w:lineRule="auto"/>
         <w:rPr>
@@ -8163,7 +8164,7 @@
       <w:pPr>
         <w:numPr>
           <w:ilvl w:val="2"/>
-          <w:numId w:val="44"/>
+          <w:numId w:val="36"/>
         </w:numPr>
         <w:spacing w:after="160" w:line="259" w:lineRule="auto"/>
         <w:rPr>
@@ -8197,7 +8198,7 @@
       <w:pPr>
         <w:numPr>
           <w:ilvl w:val="0"/>
-          <w:numId w:val="44"/>
+          <w:numId w:val="36"/>
         </w:numPr>
         <w:spacing w:after="160" w:line="259" w:lineRule="auto"/>
         <w:rPr>
@@ -8231,7 +8232,7 @@
       <w:pPr>
         <w:numPr>
           <w:ilvl w:val="1"/>
-          <w:numId w:val="44"/>
+          <w:numId w:val="36"/>
         </w:numPr>
         <w:spacing w:after="160" w:line="259" w:lineRule="auto"/>
         <w:rPr>
@@ -8299,7 +8300,7 @@
       <w:pPr>
         <w:numPr>
           <w:ilvl w:val="0"/>
-          <w:numId w:val="44"/>
+          <w:numId w:val="36"/>
         </w:numPr>
         <w:spacing w:after="160" w:line="259" w:lineRule="auto"/>
         <w:rPr>
@@ -8333,7 +8334,7 @@
       <w:pPr>
         <w:numPr>
           <w:ilvl w:val="1"/>
-          <w:numId w:val="44"/>
+          <w:numId w:val="36"/>
         </w:numPr>
         <w:spacing w:after="160" w:line="259" w:lineRule="auto"/>
         <w:rPr>
@@ -8411,7 +8412,7 @@
       <w:pPr>
         <w:numPr>
           <w:ilvl w:val="0"/>
-          <w:numId w:val="44"/>
+          <w:numId w:val="36"/>
         </w:numPr>
         <w:spacing w:after="160" w:line="259" w:lineRule="auto"/>
         <w:rPr>
@@ -8445,7 +8446,7 @@
       <w:pPr>
         <w:numPr>
           <w:ilvl w:val="1"/>
-          <w:numId w:val="44"/>
+          <w:numId w:val="36"/>
         </w:numPr>
         <w:spacing w:after="160" w:line="259" w:lineRule="auto"/>
         <w:rPr>
@@ -8484,7 +8485,7 @@
       <w:pPr>
         <w:numPr>
           <w:ilvl w:val="1"/>
-          <w:numId w:val="44"/>
+          <w:numId w:val="36"/>
         </w:numPr>
         <w:spacing w:after="160" w:line="259" w:lineRule="auto"/>
         <w:rPr>
@@ -8523,7 +8524,7 @@
       <w:pPr>
         <w:numPr>
           <w:ilvl w:val="1"/>
-          <w:numId w:val="44"/>
+          <w:numId w:val="36"/>
         </w:numPr>
         <w:spacing w:after="160" w:line="259" w:lineRule="auto"/>
         <w:rPr>
@@ -8599,7 +8600,7 @@
         <w:pStyle w:val="Ttulo1"/>
         <w:numPr>
           <w:ilvl w:val="2"/>
-          <w:numId w:val="17"/>
+          <w:numId w:val="12"/>
         </w:numPr>
         <w:spacing w:before="120" w:after="120" w:line="360" w:lineRule="auto"/>
         <w:ind w:left="0" w:firstLine="0"/>
@@ -8670,7 +8671,7 @@
         <w:pStyle w:val="Ttulo1"/>
         <w:numPr>
           <w:ilvl w:val="2"/>
-          <w:numId w:val="17"/>
+          <w:numId w:val="12"/>
         </w:numPr>
         <w:spacing w:before="120" w:after="120" w:line="360" w:lineRule="auto"/>
         <w:ind w:left="0" w:firstLine="0"/>
@@ -8738,7 +8739,7 @@
         <w:pStyle w:val="Ttulo1"/>
         <w:numPr>
           <w:ilvl w:val="2"/>
-          <w:numId w:val="17"/>
+          <w:numId w:val="12"/>
         </w:numPr>
         <w:spacing w:before="120" w:after="120" w:line="360" w:lineRule="auto"/>
         <w:ind w:left="0" w:firstLine="0"/>
@@ -8804,7 +8805,7 @@
         <w:pStyle w:val="Ttulo1"/>
         <w:numPr>
           <w:ilvl w:val="2"/>
-          <w:numId w:val="17"/>
+          <w:numId w:val="12"/>
         </w:numPr>
         <w:spacing w:before="120" w:after="120" w:line="360" w:lineRule="auto"/>
         <w:ind w:left="0" w:firstLine="0"/>
@@ -9311,7 +9312,7 @@
             <w:pPr>
               <w:numPr>
                 <w:ilvl w:val="0"/>
-                <w:numId w:val="21"/>
+                <w:numId w:val="13"/>
               </w:numPr>
               <w:contextualSpacing/>
               <w:rPr>
@@ -9329,7 +9330,7 @@
             <w:pPr>
               <w:numPr>
                 <w:ilvl w:val="0"/>
-                <w:numId w:val="21"/>
+                <w:numId w:val="13"/>
               </w:numPr>
               <w:contextualSpacing/>
               <w:rPr>
@@ -9347,7 +9348,7 @@
             <w:pPr>
               <w:numPr>
                 <w:ilvl w:val="0"/>
-                <w:numId w:val="21"/>
+                <w:numId w:val="13"/>
               </w:numPr>
               <w:contextualSpacing/>
               <w:rPr>
@@ -9365,7 +9366,7 @@
             <w:pPr>
               <w:numPr>
                 <w:ilvl w:val="0"/>
-                <w:numId w:val="21"/>
+                <w:numId w:val="13"/>
               </w:numPr>
               <w:contextualSpacing/>
               <w:rPr>
@@ -9440,7 +9441,7 @@
             <w:pPr>
               <w:numPr>
                 <w:ilvl w:val="0"/>
-                <w:numId w:val="22"/>
+                <w:numId w:val="14"/>
               </w:numPr>
               <w:spacing w:line="256" w:lineRule="auto"/>
               <w:contextualSpacing/>
@@ -9532,7 +9533,7 @@
             <w:pPr>
               <w:numPr>
                 <w:ilvl w:val="0"/>
-                <w:numId w:val="23"/>
+                <w:numId w:val="15"/>
               </w:numPr>
               <w:spacing w:after="200" w:line="256" w:lineRule="auto"/>
               <w:contextualSpacing/>
@@ -9563,7 +9564,7 @@
             <w:pPr>
               <w:numPr>
                 <w:ilvl w:val="0"/>
-                <w:numId w:val="23"/>
+                <w:numId w:val="15"/>
               </w:numPr>
               <w:spacing w:after="200" w:line="256" w:lineRule="auto"/>
               <w:contextualSpacing/>
@@ -9630,7 +9631,7 @@
             <w:pPr>
               <w:numPr>
                 <w:ilvl w:val="0"/>
-                <w:numId w:val="23"/>
+                <w:numId w:val="15"/>
               </w:numPr>
               <w:spacing w:after="200" w:line="256" w:lineRule="auto"/>
               <w:contextualSpacing/>
@@ -9728,7 +9729,7 @@
             <w:pPr>
               <w:numPr>
                 <w:ilvl w:val="0"/>
-                <w:numId w:val="21"/>
+                <w:numId w:val="13"/>
               </w:numPr>
               <w:spacing w:line="256" w:lineRule="auto"/>
               <w:contextualSpacing/>
@@ -9747,7 +9748,7 @@
             <w:pPr>
               <w:numPr>
                 <w:ilvl w:val="0"/>
-                <w:numId w:val="21"/>
+                <w:numId w:val="13"/>
               </w:numPr>
               <w:spacing w:line="256" w:lineRule="auto"/>
               <w:contextualSpacing/>
@@ -9766,7 +9767,7 @@
             <w:pPr>
               <w:numPr>
                 <w:ilvl w:val="0"/>
-                <w:numId w:val="21"/>
+                <w:numId w:val="13"/>
               </w:numPr>
               <w:spacing w:line="256" w:lineRule="auto"/>
               <w:contextualSpacing/>
@@ -9849,7 +9850,7 @@
             <w:pPr>
               <w:numPr>
                 <w:ilvl w:val="0"/>
-                <w:numId w:val="21"/>
+                <w:numId w:val="13"/>
               </w:numPr>
               <w:spacing w:line="256" w:lineRule="auto"/>
               <w:contextualSpacing/>
@@ -9868,7 +9869,7 @@
             <w:pPr>
               <w:numPr>
                 <w:ilvl w:val="0"/>
-                <w:numId w:val="21"/>
+                <w:numId w:val="13"/>
               </w:numPr>
               <w:spacing w:line="256" w:lineRule="auto"/>
               <w:contextualSpacing/>
@@ -10138,7 +10139,7 @@
               <w:pStyle w:val="PargrafodaLista"/>
               <w:numPr>
                 <w:ilvl w:val="0"/>
-                <w:numId w:val="32"/>
+                <w:numId w:val="24"/>
               </w:numPr>
               <w:rPr>
                 <w:rFonts w:ascii="Arial" w:hAnsi="Arial" w:cs="Arial"/>
@@ -10152,6 +10153,52 @@
                 <w:bCs/>
               </w:rPr>
               <w:t>Início do caso de uso:</w:t>
+            </w:r>
+          </w:p>
+          <w:p>
+            <w:pPr>
+              <w:pStyle w:val="PargrafodaLista"/>
+              <w:numPr>
+                <w:ilvl w:val="0"/>
+                <w:numId w:val="17"/>
+              </w:numPr>
+              <w:rPr>
+                <w:rFonts w:ascii="Arial" w:hAnsi="Arial" w:cs="Arial"/>
+              </w:rPr>
+            </w:pPr>
+            <w:r>
+              <w:rPr>
+                <w:rFonts w:ascii="Arial" w:hAnsi="Arial" w:cs="Arial"/>
+              </w:rPr>
+              <w:t>O usuário abre o aplicativo Pomodoro e navega até a tela de criação de atividade.</w:t>
+            </w:r>
+          </w:p>
+          <w:p>
+            <w:pPr>
+              <w:pStyle w:val="PargrafodaLista"/>
+              <w:numPr>
+                <w:ilvl w:val="0"/>
+                <w:numId w:val="24"/>
+              </w:numPr>
+              <w:rPr>
+                <w:rFonts w:ascii="Arial" w:hAnsi="Arial" w:cs="Arial"/>
+                <w:b/>
+              </w:rPr>
+            </w:pPr>
+            <w:r>
+              <w:rPr>
+                <w:rFonts w:ascii="Arial" w:hAnsi="Arial" w:cs="Arial"/>
+                <w:b/>
+              </w:rPr>
+              <w:t xml:space="preserve">  </w:t>
+            </w:r>
+            <w:r>
+              <w:rPr>
+                <w:rFonts w:ascii="Arial" w:hAnsi="Arial" w:cs="Arial"/>
+                <w:b/>
+                <w:bCs/>
+              </w:rPr>
+              <w:t>Tela de criação de atividade:</w:t>
             </w:r>
           </w:p>
           <w:p>
@@ -10169,7 +10216,133 @@
               <w:rPr>
                 <w:rFonts w:ascii="Arial" w:hAnsi="Arial" w:cs="Arial"/>
               </w:rPr>
-              <w:t>O usuário abre o aplicativo Pomodoro e navega até a tela de criação de atividade.</w:t>
+              <w:t>O aplicativo exibe um formulário para o usuário inserir os detalhes da nova atividade.</w:t>
+            </w:r>
+          </w:p>
+          <w:p>
+            <w:pPr>
+              <w:pStyle w:val="PargrafodaLista"/>
+              <w:numPr>
+                <w:ilvl w:val="1"/>
+                <w:numId w:val="25"/>
+              </w:numPr>
+              <w:rPr>
+                <w:rFonts w:ascii="Arial" w:hAnsi="Arial" w:cs="Arial"/>
+              </w:rPr>
+            </w:pPr>
+            <w:r>
+              <w:rPr>
+                <w:rFonts w:ascii="Arial" w:hAnsi="Arial" w:cs="Arial"/>
+              </w:rPr>
+              <w:t>Campos disponíveis:</w:t>
+            </w:r>
+          </w:p>
+          <w:p>
+            <w:pPr>
+              <w:pStyle w:val="PargrafodaLista"/>
+              <w:numPr>
+                <w:ilvl w:val="2"/>
+                <w:numId w:val="25"/>
+              </w:numPr>
+              <w:rPr>
+                <w:rFonts w:ascii="Arial" w:hAnsi="Arial" w:cs="Arial"/>
+              </w:rPr>
+            </w:pPr>
+            <w:r>
+              <w:rPr>
+                <w:rFonts w:ascii="Arial" w:hAnsi="Arial" w:cs="Arial"/>
+              </w:rPr>
+              <w:t>Título da atividade</w:t>
+            </w:r>
+          </w:p>
+          <w:p>
+            <w:pPr>
+              <w:pStyle w:val="PargrafodaLista"/>
+              <w:numPr>
+                <w:ilvl w:val="2"/>
+                <w:numId w:val="25"/>
+              </w:numPr>
+              <w:rPr>
+                <w:rFonts w:ascii="Arial" w:hAnsi="Arial" w:cs="Arial"/>
+              </w:rPr>
+            </w:pPr>
+            <w:r>
+              <w:rPr>
+                <w:rFonts w:ascii="Arial" w:hAnsi="Arial" w:cs="Arial"/>
+              </w:rPr>
+              <w:t>Descrição da atividade (opcional)</w:t>
+            </w:r>
+          </w:p>
+          <w:p>
+            <w:pPr>
+              <w:pStyle w:val="PargrafodaLista"/>
+              <w:numPr>
+                <w:ilvl w:val="2"/>
+                <w:numId w:val="25"/>
+              </w:numPr>
+              <w:rPr>
+                <w:rFonts w:ascii="Arial" w:hAnsi="Arial" w:cs="Arial"/>
+              </w:rPr>
+            </w:pPr>
+            <w:r>
+              <w:rPr>
+                <w:rFonts w:ascii="Arial" w:hAnsi="Arial" w:cs="Arial"/>
+              </w:rPr>
+              <w:t>Número de ciclos Pomodoro desejados (padrão é 4 ciclos)</w:t>
+            </w:r>
+          </w:p>
+          <w:p>
+            <w:pPr>
+              <w:pStyle w:val="PargrafodaLista"/>
+              <w:numPr>
+                <w:ilvl w:val="2"/>
+                <w:numId w:val="25"/>
+              </w:numPr>
+              <w:rPr>
+                <w:rFonts w:ascii="Arial" w:hAnsi="Arial" w:cs="Arial"/>
+              </w:rPr>
+            </w:pPr>
+            <w:r>
+              <w:rPr>
+                <w:rFonts w:ascii="Arial" w:hAnsi="Arial" w:cs="Arial"/>
+              </w:rPr>
+              <w:t>Tempo de cada ciclo (padrão 25 minutos)</w:t>
+            </w:r>
+          </w:p>
+          <w:p>
+            <w:pPr>
+              <w:pStyle w:val="PargrafodaLista"/>
+              <w:numPr>
+                <w:ilvl w:val="2"/>
+                <w:numId w:val="25"/>
+              </w:numPr>
+              <w:rPr>
+                <w:rFonts w:ascii="Arial" w:hAnsi="Arial" w:cs="Arial"/>
+              </w:rPr>
+            </w:pPr>
+            <w:r>
+              <w:rPr>
+                <w:rFonts w:ascii="Arial" w:hAnsi="Arial" w:cs="Arial"/>
+              </w:rPr>
+              <w:t>Intervalo curto (padrão 5 minutos)</w:t>
+            </w:r>
+          </w:p>
+          <w:p>
+            <w:pPr>
+              <w:pStyle w:val="PargrafodaLista"/>
+              <w:numPr>
+                <w:ilvl w:val="2"/>
+                <w:numId w:val="25"/>
+              </w:numPr>
+              <w:rPr>
+                <w:rFonts w:ascii="Arial" w:hAnsi="Arial" w:cs="Arial"/>
+              </w:rPr>
+            </w:pPr>
+            <w:r>
+              <w:rPr>
+                <w:rFonts w:ascii="Arial" w:hAnsi="Arial" w:cs="Arial"/>
+              </w:rPr>
+              <w:t>Intervalo longo (padrão 15 minutos após 4 ciclos)</w:t>
             </w:r>
           </w:p>
           <w:p>
@@ -10177,7 +10350,7 @@
               <w:pStyle w:val="PargrafodaLista"/>
               <w:numPr>
                 <w:ilvl w:val="0"/>
-                <w:numId w:val="32"/>
+                <w:numId w:val="24"/>
               </w:numPr>
               <w:rPr>
                 <w:rFonts w:ascii="Arial" w:hAnsi="Arial" w:cs="Arial"/>
@@ -10197,7 +10370,7 @@
                 <w:b/>
                 <w:bCs/>
               </w:rPr>
-              <w:t>Tela de criação de atividade:</w:t>
+              <w:t>Preenchimento dos dados:</w:t>
             </w:r>
           </w:p>
           <w:p>
@@ -10205,7 +10378,7 @@
               <w:pStyle w:val="PargrafodaLista"/>
               <w:numPr>
                 <w:ilvl w:val="0"/>
-                <w:numId w:val="33"/>
+                <w:numId w:val="18"/>
               </w:numPr>
               <w:rPr>
                 <w:rFonts w:ascii="Arial" w:hAnsi="Arial" w:cs="Arial"/>
@@ -10215,133 +10388,7 @@
               <w:rPr>
                 <w:rFonts w:ascii="Arial" w:hAnsi="Arial" w:cs="Arial"/>
               </w:rPr>
-              <w:t>O aplicativo exibe um formulário para o usuário inserir os detalhes da nova atividade.</w:t>
-            </w:r>
-          </w:p>
-          <w:p>
-            <w:pPr>
-              <w:pStyle w:val="PargrafodaLista"/>
-              <w:numPr>
-                <w:ilvl w:val="1"/>
-                <w:numId w:val="33"/>
-              </w:numPr>
-              <w:rPr>
-                <w:rFonts w:ascii="Arial" w:hAnsi="Arial" w:cs="Arial"/>
-              </w:rPr>
-            </w:pPr>
-            <w:r>
-              <w:rPr>
-                <w:rFonts w:ascii="Arial" w:hAnsi="Arial" w:cs="Arial"/>
-              </w:rPr>
-              <w:t>Campos disponíveis:</w:t>
-            </w:r>
-          </w:p>
-          <w:p>
-            <w:pPr>
-              <w:pStyle w:val="PargrafodaLista"/>
-              <w:numPr>
-                <w:ilvl w:val="2"/>
-                <w:numId w:val="33"/>
-              </w:numPr>
-              <w:rPr>
-                <w:rFonts w:ascii="Arial" w:hAnsi="Arial" w:cs="Arial"/>
-              </w:rPr>
-            </w:pPr>
-            <w:r>
-              <w:rPr>
-                <w:rFonts w:ascii="Arial" w:hAnsi="Arial" w:cs="Arial"/>
-              </w:rPr>
-              <w:t>Título da atividade</w:t>
-            </w:r>
-          </w:p>
-          <w:p>
-            <w:pPr>
-              <w:pStyle w:val="PargrafodaLista"/>
-              <w:numPr>
-                <w:ilvl w:val="2"/>
-                <w:numId w:val="33"/>
-              </w:numPr>
-              <w:rPr>
-                <w:rFonts w:ascii="Arial" w:hAnsi="Arial" w:cs="Arial"/>
-              </w:rPr>
-            </w:pPr>
-            <w:r>
-              <w:rPr>
-                <w:rFonts w:ascii="Arial" w:hAnsi="Arial" w:cs="Arial"/>
-              </w:rPr>
-              <w:t>Descrição da atividade (opcional)</w:t>
-            </w:r>
-          </w:p>
-          <w:p>
-            <w:pPr>
-              <w:pStyle w:val="PargrafodaLista"/>
-              <w:numPr>
-                <w:ilvl w:val="2"/>
-                <w:numId w:val="33"/>
-              </w:numPr>
-              <w:rPr>
-                <w:rFonts w:ascii="Arial" w:hAnsi="Arial" w:cs="Arial"/>
-              </w:rPr>
-            </w:pPr>
-            <w:r>
-              <w:rPr>
-                <w:rFonts w:ascii="Arial" w:hAnsi="Arial" w:cs="Arial"/>
-              </w:rPr>
-              <w:t>Número de ciclos Pomodoro desejados (padrão é 4 ciclos)</w:t>
-            </w:r>
-          </w:p>
-          <w:p>
-            <w:pPr>
-              <w:pStyle w:val="PargrafodaLista"/>
-              <w:numPr>
-                <w:ilvl w:val="2"/>
-                <w:numId w:val="33"/>
-              </w:numPr>
-              <w:rPr>
-                <w:rFonts w:ascii="Arial" w:hAnsi="Arial" w:cs="Arial"/>
-              </w:rPr>
-            </w:pPr>
-            <w:r>
-              <w:rPr>
-                <w:rFonts w:ascii="Arial" w:hAnsi="Arial" w:cs="Arial"/>
-              </w:rPr>
-              <w:t>Tempo de cada ciclo (padrão 25 minutos)</w:t>
-            </w:r>
-          </w:p>
-          <w:p>
-            <w:pPr>
-              <w:pStyle w:val="PargrafodaLista"/>
-              <w:numPr>
-                <w:ilvl w:val="2"/>
-                <w:numId w:val="33"/>
-              </w:numPr>
-              <w:rPr>
-                <w:rFonts w:ascii="Arial" w:hAnsi="Arial" w:cs="Arial"/>
-              </w:rPr>
-            </w:pPr>
-            <w:r>
-              <w:rPr>
-                <w:rFonts w:ascii="Arial" w:hAnsi="Arial" w:cs="Arial"/>
-              </w:rPr>
-              <w:t>Intervalo curto (padrão 5 minutos)</w:t>
-            </w:r>
-          </w:p>
-          <w:p>
-            <w:pPr>
-              <w:pStyle w:val="PargrafodaLista"/>
-              <w:numPr>
-                <w:ilvl w:val="2"/>
-                <w:numId w:val="33"/>
-              </w:numPr>
-              <w:rPr>
-                <w:rFonts w:ascii="Arial" w:hAnsi="Arial" w:cs="Arial"/>
-              </w:rPr>
-            </w:pPr>
-            <w:r>
-              <w:rPr>
-                <w:rFonts w:ascii="Arial" w:hAnsi="Arial" w:cs="Arial"/>
-              </w:rPr>
-              <w:t>Intervalo longo (padrão 15 minutos após 4 ciclos)</w:t>
+              <w:t>O usuário preenche o título da atividade (obrigatório) e, se desejar, uma breve descrição.</w:t>
             </w:r>
           </w:p>
           <w:p>
@@ -10349,27 +10396,31 @@
               <w:pStyle w:val="PargrafodaLista"/>
               <w:numPr>
                 <w:ilvl w:val="0"/>
-                <w:numId w:val="32"/>
+                <w:numId w:val="18"/>
               </w:numPr>
               <w:rPr>
                 <w:rFonts w:ascii="Arial" w:hAnsi="Arial" w:cs="Arial"/>
-                <w:b/>
               </w:rPr>
             </w:pPr>
             <w:r>
               <w:rPr>
                 <w:rFonts w:ascii="Arial" w:hAnsi="Arial" w:cs="Arial"/>
-                <w:b/>
-              </w:rPr>
-              <w:t xml:space="preserve">  </w:t>
-            </w:r>
-            <w:r>
-              <w:rPr>
-                <w:rFonts w:ascii="Arial" w:hAnsi="Arial" w:cs="Arial"/>
-                <w:b/>
-                <w:bCs/>
-              </w:rPr>
-              <w:t>Preenchimento dos dados:</w:t>
+              </w:rPr>
+              <w:t xml:space="preserve">O usuário ajusta a quantidade de ciclos ou tempos, se necessário, usando </w:t>
+            </w:r>
+            <w:proofErr w:type="spellStart"/>
+            <w:r>
+              <w:rPr>
+                <w:rFonts w:ascii="Arial" w:hAnsi="Arial" w:cs="Arial"/>
+              </w:rPr>
+              <w:t>sliders</w:t>
+            </w:r>
+            <w:proofErr w:type="spellEnd"/>
+            <w:r>
+              <w:rPr>
+                <w:rFonts w:ascii="Arial" w:hAnsi="Arial" w:cs="Arial"/>
+              </w:rPr>
+              <w:t xml:space="preserve"> ou campos numéricos.</w:t>
             </w:r>
           </w:p>
           <w:p>
@@ -10377,17 +10428,27 @@
               <w:pStyle w:val="PargrafodaLista"/>
               <w:numPr>
                 <w:ilvl w:val="0"/>
-                <w:numId w:val="26"/>
+                <w:numId w:val="24"/>
               </w:numPr>
               <w:rPr>
                 <w:rFonts w:ascii="Arial" w:hAnsi="Arial" w:cs="Arial"/>
+                <w:b/>
               </w:rPr>
             </w:pPr>
             <w:r>
               <w:rPr>
                 <w:rFonts w:ascii="Arial" w:hAnsi="Arial" w:cs="Arial"/>
-              </w:rPr>
-              <w:t>O usuário preenche o título da atividade (obrigatório) e, se desejar, uma breve descrição.</w:t>
+                <w:b/>
+              </w:rPr>
+              <w:t xml:space="preserve">  </w:t>
+            </w:r>
+            <w:r>
+              <w:rPr>
+                <w:rFonts w:ascii="Arial" w:hAnsi="Arial" w:cs="Arial"/>
+                <w:b/>
+                <w:bCs/>
+              </w:rPr>
+              <w:t>Validação de dados:</w:t>
             </w:r>
           </w:p>
           <w:p>
@@ -10395,7 +10456,7 @@
               <w:pStyle w:val="PargrafodaLista"/>
               <w:numPr>
                 <w:ilvl w:val="0"/>
-                <w:numId w:val="26"/>
+                <w:numId w:val="19"/>
               </w:numPr>
               <w:rPr>
                 <w:rFonts w:ascii="Arial" w:hAnsi="Arial" w:cs="Arial"/>
@@ -10405,21 +10466,7 @@
               <w:rPr>
                 <w:rFonts w:ascii="Arial" w:hAnsi="Arial" w:cs="Arial"/>
               </w:rPr>
-              <w:t xml:space="preserve">O usuário ajusta a quantidade de ciclos ou tempos, se necessário, usando </w:t>
-            </w:r>
-            <w:proofErr w:type="spellStart"/>
-            <w:r>
-              <w:rPr>
-                <w:rFonts w:ascii="Arial" w:hAnsi="Arial" w:cs="Arial"/>
-              </w:rPr>
-              <w:t>sliders</w:t>
-            </w:r>
-            <w:proofErr w:type="spellEnd"/>
-            <w:r>
-              <w:rPr>
-                <w:rFonts w:ascii="Arial" w:hAnsi="Arial" w:cs="Arial"/>
-              </w:rPr>
-              <w:t xml:space="preserve"> ou campos numéricos.</w:t>
+              <w:t>O sistema valida se os campos obrigatórios estão preenchidos corretamente.</w:t>
             </w:r>
           </w:p>
           <w:p>
@@ -10427,27 +10474,17 @@
               <w:pStyle w:val="PargrafodaLista"/>
               <w:numPr>
                 <w:ilvl w:val="0"/>
-                <w:numId w:val="32"/>
+                <w:numId w:val="19"/>
               </w:numPr>
               <w:rPr>
                 <w:rFonts w:ascii="Arial" w:hAnsi="Arial" w:cs="Arial"/>
-                <w:b/>
               </w:rPr>
             </w:pPr>
             <w:r>
               <w:rPr>
                 <w:rFonts w:ascii="Arial" w:hAnsi="Arial" w:cs="Arial"/>
-                <w:b/>
-              </w:rPr>
-              <w:t xml:space="preserve">  </w:t>
-            </w:r>
-            <w:r>
-              <w:rPr>
-                <w:rFonts w:ascii="Arial" w:hAnsi="Arial" w:cs="Arial"/>
-                <w:b/>
-                <w:bCs/>
-              </w:rPr>
-              <w:t>Validação de dados:</w:t>
+              </w:rPr>
+              <w:t>Caso haja algum erro (por exemplo, título em branco), o sistema exibe uma mensagem de alerta solicitando a correção.</w:t>
             </w:r>
           </w:p>
           <w:p>
@@ -10455,17 +10492,27 @@
               <w:pStyle w:val="PargrafodaLista"/>
               <w:numPr>
                 <w:ilvl w:val="0"/>
-                <w:numId w:val="27"/>
+                <w:numId w:val="24"/>
               </w:numPr>
               <w:rPr>
                 <w:rFonts w:ascii="Arial" w:hAnsi="Arial" w:cs="Arial"/>
+                <w:b/>
               </w:rPr>
             </w:pPr>
             <w:r>
               <w:rPr>
                 <w:rFonts w:ascii="Arial" w:hAnsi="Arial" w:cs="Arial"/>
-              </w:rPr>
-              <w:t>O sistema valida se os campos obrigatórios estão preenchidos corretamente.</w:t>
+                <w:b/>
+              </w:rPr>
+              <w:t xml:space="preserve">  </w:t>
+            </w:r>
+            <w:r>
+              <w:rPr>
+                <w:rFonts w:ascii="Arial" w:hAnsi="Arial" w:cs="Arial"/>
+                <w:b/>
+                <w:bCs/>
+              </w:rPr>
+              <w:t>Confirmação:</w:t>
             </w:r>
           </w:p>
           <w:p>
@@ -10473,7 +10520,7 @@
               <w:pStyle w:val="PargrafodaLista"/>
               <w:numPr>
                 <w:ilvl w:val="0"/>
-                <w:numId w:val="27"/>
+                <w:numId w:val="20"/>
               </w:numPr>
               <w:rPr>
                 <w:rFonts w:ascii="Arial" w:hAnsi="Arial" w:cs="Arial"/>
@@ -10483,7 +10530,7 @@
               <w:rPr>
                 <w:rFonts w:ascii="Arial" w:hAnsi="Arial" w:cs="Arial"/>
               </w:rPr>
-              <w:t>Caso haja algum erro (por exemplo, título em branco), o sistema exibe uma mensagem de alerta solicitando a correção.</w:t>
+              <w:t>O usuário pressiona o botão “Salvar” para confirmar a criação da atividade.</w:t>
             </w:r>
           </w:p>
           <w:p>
@@ -10491,7 +10538,7 @@
               <w:pStyle w:val="PargrafodaLista"/>
               <w:numPr>
                 <w:ilvl w:val="0"/>
-                <w:numId w:val="32"/>
+                <w:numId w:val="24"/>
               </w:numPr>
               <w:rPr>
                 <w:rFonts w:ascii="Arial" w:hAnsi="Arial" w:cs="Arial"/>
@@ -10511,7 +10558,7 @@
                 <w:b/>
                 <w:bCs/>
               </w:rPr>
-              <w:t>Confirmação:</w:t>
+              <w:t>Gravação da atividade:</w:t>
             </w:r>
           </w:p>
           <w:p>
@@ -10519,7 +10566,7 @@
               <w:pStyle w:val="PargrafodaLista"/>
               <w:numPr>
                 <w:ilvl w:val="0"/>
-                <w:numId w:val="28"/>
+                <w:numId w:val="21"/>
               </w:numPr>
               <w:rPr>
                 <w:rFonts w:ascii="Arial" w:hAnsi="Arial" w:cs="Arial"/>
@@ -10529,7 +10576,7 @@
               <w:rPr>
                 <w:rFonts w:ascii="Arial" w:hAnsi="Arial" w:cs="Arial"/>
               </w:rPr>
-              <w:t>O usuário pressiona o botão “Salvar” para confirmar a criação da atividade.</w:t>
+              <w:t>O sistema grava a nova atividade no banco de dados, associada à conta do usuário.</w:t>
             </w:r>
           </w:p>
           <w:p>
@@ -10537,7 +10584,7 @@
               <w:pStyle w:val="PargrafodaLista"/>
               <w:numPr>
                 <w:ilvl w:val="0"/>
-                <w:numId w:val="32"/>
+                <w:numId w:val="24"/>
               </w:numPr>
               <w:rPr>
                 <w:rFonts w:ascii="Arial" w:hAnsi="Arial" w:cs="Arial"/>
@@ -10557,7 +10604,7 @@
                 <w:b/>
                 <w:bCs/>
               </w:rPr>
-              <w:t>Gravação da atividade:</w:t>
+              <w:t>Feedback:</w:t>
             </w:r>
           </w:p>
           <w:p>
@@ -10565,7 +10612,7 @@
               <w:pStyle w:val="PargrafodaLista"/>
               <w:numPr>
                 <w:ilvl w:val="0"/>
-                <w:numId w:val="29"/>
+                <w:numId w:val="22"/>
               </w:numPr>
               <w:rPr>
                 <w:rFonts w:ascii="Arial" w:hAnsi="Arial" w:cs="Arial"/>
@@ -10575,7 +10622,7 @@
               <w:rPr>
                 <w:rFonts w:ascii="Arial" w:hAnsi="Arial" w:cs="Arial"/>
               </w:rPr>
-              <w:t>O sistema grava a nova atividade no banco de dados, associada à conta do usuário.</w:t>
+              <w:t>O sistema exibe uma mensagem confirmando que a atividade foi criada com sucesso e já está disponível na lista de atividades do usuário.</w:t>
             </w:r>
           </w:p>
           <w:p>
@@ -10583,7 +10630,7 @@
               <w:pStyle w:val="PargrafodaLista"/>
               <w:numPr>
                 <w:ilvl w:val="0"/>
-                <w:numId w:val="32"/>
+                <w:numId w:val="24"/>
               </w:numPr>
               <w:rPr>
                 <w:rFonts w:ascii="Arial" w:hAnsi="Arial" w:cs="Arial"/>
@@ -10603,7 +10650,7 @@
                 <w:b/>
                 <w:bCs/>
               </w:rPr>
-              <w:t>Feedback:</w:t>
+              <w:t>Fim do caso de uso:</w:t>
             </w:r>
           </w:p>
           <w:p>
@@ -10611,53 +10658,7 @@
               <w:pStyle w:val="PargrafodaLista"/>
               <w:numPr>
                 <w:ilvl w:val="0"/>
-                <w:numId w:val="30"/>
-              </w:numPr>
-              <w:rPr>
-                <w:rFonts w:ascii="Arial" w:hAnsi="Arial" w:cs="Arial"/>
-              </w:rPr>
-            </w:pPr>
-            <w:r>
-              <w:rPr>
-                <w:rFonts w:ascii="Arial" w:hAnsi="Arial" w:cs="Arial"/>
-              </w:rPr>
-              <w:t>O sistema exibe uma mensagem confirmando que a atividade foi criada com sucesso e já está disponível na lista de atividades do usuário.</w:t>
-            </w:r>
-          </w:p>
-          <w:p>
-            <w:pPr>
-              <w:pStyle w:val="PargrafodaLista"/>
-              <w:numPr>
-                <w:ilvl w:val="0"/>
-                <w:numId w:val="32"/>
-              </w:numPr>
-              <w:rPr>
-                <w:rFonts w:ascii="Arial" w:hAnsi="Arial" w:cs="Arial"/>
-                <w:b/>
-              </w:rPr>
-            </w:pPr>
-            <w:r>
-              <w:rPr>
-                <w:rFonts w:ascii="Arial" w:hAnsi="Arial" w:cs="Arial"/>
-                <w:b/>
-              </w:rPr>
-              <w:t xml:space="preserve">  </w:t>
-            </w:r>
-            <w:r>
-              <w:rPr>
-                <w:rFonts w:ascii="Arial" w:hAnsi="Arial" w:cs="Arial"/>
-                <w:b/>
-                <w:bCs/>
-              </w:rPr>
-              <w:t>Fim do caso de uso:</w:t>
-            </w:r>
-          </w:p>
-          <w:p>
-            <w:pPr>
-              <w:pStyle w:val="PargrafodaLista"/>
-              <w:numPr>
-                <w:ilvl w:val="0"/>
-                <w:numId w:val="31"/>
+                <w:numId w:val="23"/>
               </w:numPr>
               <w:rPr>
                 <w:rFonts w:ascii="Arial" w:hAnsi="Arial" w:cs="Arial"/>
@@ -10725,7 +10726,7 @@
               <w:pStyle w:val="PargrafodaLista"/>
               <w:numPr>
                 <w:ilvl w:val="0"/>
-                <w:numId w:val="35"/>
+                <w:numId w:val="27"/>
               </w:numPr>
               <w:rPr>
                 <w:rFonts w:ascii="Arial" w:hAnsi="Arial" w:cs="Arial"/>
@@ -10749,7 +10750,7 @@
               <w:pStyle w:val="PargrafodaLista"/>
               <w:numPr>
                 <w:ilvl w:val="0"/>
-                <w:numId w:val="35"/>
+                <w:numId w:val="27"/>
               </w:numPr>
               <w:rPr>
                 <w:rFonts w:ascii="Arial" w:hAnsi="Arial" w:cs="Arial"/>
@@ -10771,7 +10772,7 @@
               <w:pStyle w:val="PargrafodaLista"/>
               <w:numPr>
                 <w:ilvl w:val="0"/>
-                <w:numId w:val="35"/>
+                <w:numId w:val="27"/>
               </w:numPr>
               <w:rPr>
                 <w:rFonts w:ascii="Arial" w:hAnsi="Arial" w:cs="Arial"/>
@@ -10795,7 +10796,7 @@
               <w:pStyle w:val="PargrafodaLista"/>
               <w:numPr>
                 <w:ilvl w:val="0"/>
-                <w:numId w:val="35"/>
+                <w:numId w:val="27"/>
               </w:numPr>
               <w:rPr>
                 <w:rFonts w:ascii="Arial" w:hAnsi="Arial" w:cs="Arial"/>
@@ -10879,7 +10880,7 @@
             <w:pPr>
               <w:numPr>
                 <w:ilvl w:val="0"/>
-                <w:numId w:val="36"/>
+                <w:numId w:val="28"/>
               </w:numPr>
               <w:spacing w:before="100" w:beforeAutospacing="1" w:after="100" w:afterAutospacing="1"/>
               <w:rPr>
@@ -10905,7 +10906,7 @@
             <w:pPr>
               <w:numPr>
                 <w:ilvl w:val="1"/>
-                <w:numId w:val="37"/>
+                <w:numId w:val="29"/>
               </w:numPr>
               <w:spacing w:before="100" w:beforeAutospacing="1" w:after="100" w:afterAutospacing="1"/>
               <w:rPr>
@@ -10929,7 +10930,7 @@
             <w:pPr>
               <w:numPr>
                 <w:ilvl w:val="1"/>
-                <w:numId w:val="37"/>
+                <w:numId w:val="29"/>
               </w:numPr>
               <w:spacing w:before="100" w:beforeAutospacing="1" w:after="100" w:afterAutospacing="1"/>
               <w:rPr>
@@ -10953,7 +10954,7 @@
             <w:pPr>
               <w:numPr>
                 <w:ilvl w:val="1"/>
-                <w:numId w:val="37"/>
+                <w:numId w:val="29"/>
               </w:numPr>
               <w:spacing w:before="100" w:beforeAutospacing="1" w:after="100" w:afterAutospacing="1"/>
               <w:rPr>
@@ -10977,7 +10978,7 @@
             <w:pPr>
               <w:numPr>
                 <w:ilvl w:val="0"/>
-                <w:numId w:val="36"/>
+                <w:numId w:val="28"/>
               </w:numPr>
               <w:spacing w:before="100" w:beforeAutospacing="1" w:after="100" w:afterAutospacing="1"/>
               <w:rPr>
@@ -11028,7 +11029,7 @@
               <w:pStyle w:val="PargrafodaLista"/>
               <w:numPr>
                 <w:ilvl w:val="1"/>
-                <w:numId w:val="38"/>
+                <w:numId w:val="30"/>
               </w:numPr>
               <w:spacing w:before="100" w:beforeAutospacing="1" w:after="100" w:afterAutospacing="1"/>
               <w:rPr>
@@ -11073,7 +11074,7 @@
               <w:pStyle w:val="PargrafodaLista"/>
               <w:numPr>
                 <w:ilvl w:val="1"/>
-                <w:numId w:val="38"/>
+                <w:numId w:val="30"/>
               </w:numPr>
               <w:spacing w:before="100" w:beforeAutospacing="1" w:after="100" w:afterAutospacing="1"/>
               <w:rPr>
@@ -11098,7 +11099,7 @@
               <w:pStyle w:val="PargrafodaLista"/>
               <w:numPr>
                 <w:ilvl w:val="1"/>
-                <w:numId w:val="38"/>
+                <w:numId w:val="30"/>
               </w:numPr>
               <w:spacing w:before="100" w:beforeAutospacing="1" w:after="100" w:afterAutospacing="1"/>
               <w:rPr>
@@ -11122,7 +11123,7 @@
             <w:pPr>
               <w:numPr>
                 <w:ilvl w:val="0"/>
-                <w:numId w:val="36"/>
+                <w:numId w:val="28"/>
               </w:numPr>
               <w:spacing w:before="100" w:beforeAutospacing="1" w:after="100" w:afterAutospacing="1"/>
               <w:rPr>
@@ -11148,7 +11149,7 @@
             <w:pPr>
               <w:numPr>
                 <w:ilvl w:val="1"/>
-                <w:numId w:val="39"/>
+                <w:numId w:val="31"/>
               </w:numPr>
               <w:spacing w:before="100" w:beforeAutospacing="1" w:after="100" w:afterAutospacing="1"/>
               <w:rPr>
@@ -11172,7 +11173,7 @@
             <w:pPr>
               <w:numPr>
                 <w:ilvl w:val="1"/>
-                <w:numId w:val="39"/>
+                <w:numId w:val="31"/>
               </w:numPr>
               <w:spacing w:before="100" w:beforeAutospacing="1" w:after="100" w:afterAutospacing="1"/>
               <w:rPr>
@@ -11196,7 +11197,7 @@
             <w:pPr>
               <w:numPr>
                 <w:ilvl w:val="1"/>
-                <w:numId w:val="39"/>
+                <w:numId w:val="31"/>
               </w:numPr>
               <w:spacing w:before="100" w:beforeAutospacing="1" w:after="100" w:afterAutospacing="1"/>
               <w:rPr>
@@ -11220,7 +11221,7 @@
             <w:pPr>
               <w:numPr>
                 <w:ilvl w:val="0"/>
-                <w:numId w:val="36"/>
+                <w:numId w:val="28"/>
               </w:numPr>
               <w:spacing w:before="100" w:beforeAutospacing="1" w:after="100" w:afterAutospacing="1"/>
               <w:rPr>
@@ -11246,7 +11247,7 @@
             <w:pPr>
               <w:numPr>
                 <w:ilvl w:val="1"/>
-                <w:numId w:val="40"/>
+                <w:numId w:val="32"/>
               </w:numPr>
               <w:spacing w:before="100" w:beforeAutospacing="1" w:after="100" w:afterAutospacing="1"/>
               <w:rPr>
@@ -11270,7 +11271,7 @@
             <w:pPr>
               <w:numPr>
                 <w:ilvl w:val="1"/>
-                <w:numId w:val="40"/>
+                <w:numId w:val="32"/>
               </w:numPr>
               <w:spacing w:before="100" w:beforeAutospacing="1" w:after="100" w:afterAutospacing="1"/>
               <w:rPr>
@@ -11294,7 +11295,7 @@
             <w:pPr>
               <w:numPr>
                 <w:ilvl w:val="1"/>
-                <w:numId w:val="40"/>
+                <w:numId w:val="32"/>
               </w:numPr>
               <w:spacing w:before="100" w:beforeAutospacing="1" w:after="100" w:afterAutospacing="1"/>
               <w:rPr>
@@ -11318,7 +11319,7 @@
             <w:pPr>
               <w:numPr>
                 <w:ilvl w:val="0"/>
-                <w:numId w:val="36"/>
+                <w:numId w:val="28"/>
               </w:numPr>
               <w:spacing w:before="100" w:beforeAutospacing="1" w:after="100" w:afterAutospacing="1"/>
               <w:rPr>
@@ -11344,7 +11345,7 @@
             <w:pPr>
               <w:numPr>
                 <w:ilvl w:val="1"/>
-                <w:numId w:val="41"/>
+                <w:numId w:val="33"/>
               </w:numPr>
               <w:spacing w:before="100" w:beforeAutospacing="1" w:after="100" w:afterAutospacing="1"/>
               <w:rPr>
@@ -11368,7 +11369,7 @@
             <w:pPr>
               <w:numPr>
                 <w:ilvl w:val="1"/>
-                <w:numId w:val="41"/>
+                <w:numId w:val="33"/>
               </w:numPr>
               <w:spacing w:before="100" w:beforeAutospacing="1" w:after="100" w:afterAutospacing="1"/>
               <w:rPr>
@@ -11392,7 +11393,7 @@
             <w:pPr>
               <w:numPr>
                 <w:ilvl w:val="1"/>
-                <w:numId w:val="41"/>
+                <w:numId w:val="33"/>
               </w:numPr>
               <w:spacing w:before="100" w:beforeAutospacing="1" w:after="100" w:afterAutospacing="1"/>
               <w:rPr>
@@ -11472,7 +11473,7 @@
               <w:pStyle w:val="PargrafodaLista"/>
               <w:numPr>
                 <w:ilvl w:val="0"/>
-                <w:numId w:val="24"/>
+                <w:numId w:val="16"/>
               </w:numPr>
               <w:rPr>
                 <w:rFonts w:ascii="Arial" w:hAnsi="Arial" w:cs="Arial"/>
@@ -11494,7 +11495,7 @@
               <w:pStyle w:val="PargrafodaLista"/>
               <w:numPr>
                 <w:ilvl w:val="0"/>
-                <w:numId w:val="24"/>
+                <w:numId w:val="16"/>
               </w:numPr>
               <w:rPr>
                 <w:rFonts w:ascii="Arial" w:hAnsi="Arial" w:cs="Arial"/>
@@ -11558,7 +11559,7 @@
               <w:pStyle w:val="PargrafodaLista"/>
               <w:numPr>
                 <w:ilvl w:val="0"/>
-                <w:numId w:val="34"/>
+                <w:numId w:val="26"/>
               </w:numPr>
               <w:rPr>
                 <w:rFonts w:ascii="Arial" w:hAnsi="Arial" w:cs="Arial"/>
@@ -11580,7 +11581,7 @@
               <w:pStyle w:val="PargrafodaLista"/>
               <w:numPr>
                 <w:ilvl w:val="0"/>
-                <w:numId w:val="34"/>
+                <w:numId w:val="26"/>
               </w:numPr>
               <w:rPr>
                 <w:rFonts w:ascii="Arial" w:hAnsi="Arial" w:cs="Arial"/>
@@ -11595,6 +11596,1127 @@
                 <w:szCs w:val="24"/>
               </w:rPr>
               <w:t>O usuário pode iniciar a contagem de tempo da atividade.</w:t>
+            </w:r>
+          </w:p>
+        </w:tc>
+      </w:tr>
+    </w:tbl>
+    <w:p>
+      <w:bookmarkStart w:id="19" w:name="_GoBack"/>
+      <w:bookmarkEnd w:id="19"/>
+    </w:p>
+    <w:tbl>
+      <w:tblPr>
+        <w:tblStyle w:val="Tabelacomgrade"/>
+        <w:tblpPr w:leftFromText="141" w:rightFromText="141" w:vertAnchor="page" w:horzAnchor="margin" w:tblpXSpec="center" w:tblpY="1072"/>
+        <w:tblW w:w="9992" w:type="dxa"/>
+        <w:tblInd w:w="0" w:type="dxa"/>
+        <w:tblLook w:val="04A0" w:firstRow="1" w:lastRow="0" w:firstColumn="1" w:lastColumn="0" w:noHBand="0" w:noVBand="1"/>
+      </w:tblPr>
+      <w:tblGrid>
+        <w:gridCol w:w="9992"/>
+      </w:tblGrid>
+      <w:tr>
+        <w:trPr>
+          <w:trHeight w:val="143"/>
+        </w:trPr>
+        <w:tc>
+          <w:tcPr>
+            <w:tcW w:w="9992" w:type="dxa"/>
+          </w:tcPr>
+          <w:p>
+            <w:pPr>
+              <w:jc w:val="center"/>
+              <w:rPr>
+                <w:rFonts w:ascii="Arial" w:hAnsi="Arial" w:cs="Arial"/>
+              </w:rPr>
+            </w:pPr>
+            <w:r>
+              <w:rPr>
+                <w:rFonts w:ascii="Arial" w:hAnsi="Arial" w:cs="Arial"/>
+                <w:b/>
+                <w:sz w:val="28"/>
+                <w:szCs w:val="28"/>
+              </w:rPr>
+              <w:lastRenderedPageBreak/>
+              <w:t>NARRATIVA DE CASO DE USO</w:t>
+            </w:r>
+          </w:p>
+        </w:tc>
+      </w:tr>
+      <w:tr>
+        <w:trPr>
+          <w:trHeight w:val="1300"/>
+        </w:trPr>
+        <w:tc>
+          <w:tcPr>
+            <w:tcW w:w="9992" w:type="dxa"/>
+          </w:tcPr>
+          <w:p>
+            <w:pPr>
+              <w:rPr>
+                <w:rFonts w:ascii="Arial" w:hAnsi="Arial" w:cs="Arial"/>
+                <w:b/>
+                <w:sz w:val="24"/>
+                <w:szCs w:val="24"/>
+              </w:rPr>
+            </w:pPr>
+            <w:r>
+              <w:rPr>
+                <w:rFonts w:ascii="Arial" w:hAnsi="Arial" w:cs="Arial"/>
+                <w:b/>
+                <w:sz w:val="24"/>
+                <w:szCs w:val="24"/>
+              </w:rPr>
+              <w:t xml:space="preserve">Sigla/Nome: </w:t>
+            </w:r>
+            <w:r>
+              <w:t xml:space="preserve"> </w:t>
+            </w:r>
+            <w:r>
+              <w:rPr>
+                <w:rFonts w:ascii="Arial" w:hAnsi="Arial" w:cs="Arial"/>
+                <w:sz w:val="24"/>
+                <w:szCs w:val="24"/>
+              </w:rPr>
+              <w:t>CSU03-Login</w:t>
+            </w:r>
+            <w:r>
+              <w:rPr>
+                <w:rFonts w:ascii="Arial" w:hAnsi="Arial" w:cs="Arial"/>
+                <w:b/>
+                <w:sz w:val="24"/>
+                <w:szCs w:val="24"/>
+              </w:rPr>
+              <w:t>.</w:t>
+            </w:r>
+          </w:p>
+          <w:p>
+            <w:pPr>
+              <w:rPr>
+                <w:rFonts w:ascii="Arial" w:hAnsi="Arial" w:cs="Arial"/>
+                <w:sz w:val="24"/>
+                <w:szCs w:val="24"/>
+              </w:rPr>
+            </w:pPr>
+            <w:r>
+              <w:rPr>
+                <w:rFonts w:ascii="Arial" w:hAnsi="Arial" w:cs="Arial"/>
+                <w:b/>
+                <w:sz w:val="24"/>
+                <w:szCs w:val="24"/>
+              </w:rPr>
+              <w:t xml:space="preserve">Objetivo: </w:t>
+            </w:r>
+            <w:r>
+              <w:rPr>
+                <w:rFonts w:ascii="Arial" w:hAnsi="Arial" w:cs="Arial"/>
+                <w:sz w:val="24"/>
+                <w:szCs w:val="24"/>
+              </w:rPr>
+              <w:t>Permitir que um usuário entre no site.</w:t>
+            </w:r>
+          </w:p>
+          <w:p>
+            <w:pPr>
+              <w:rPr>
+                <w:rFonts w:ascii="Arial" w:hAnsi="Arial" w:cs="Arial"/>
+                <w:sz w:val="24"/>
+                <w:szCs w:val="24"/>
+              </w:rPr>
+            </w:pPr>
+            <w:r>
+              <w:rPr>
+                <w:rFonts w:ascii="Arial" w:hAnsi="Arial" w:cs="Arial"/>
+                <w:b/>
+                <w:sz w:val="24"/>
+                <w:szCs w:val="24"/>
+              </w:rPr>
+              <w:t xml:space="preserve">Frequência estimada: </w:t>
+            </w:r>
+            <w:r>
+              <w:rPr>
+                <w:rFonts w:ascii="Arial" w:hAnsi="Arial" w:cs="Arial"/>
+                <w:sz w:val="24"/>
+                <w:szCs w:val="24"/>
+              </w:rPr>
+              <w:t>Todas as vezes que for necessário acessar o sistema</w:t>
+            </w:r>
+            <w:r>
+              <w:rPr>
+                <w:rFonts w:ascii="Arial" w:hAnsi="Arial" w:cs="Arial"/>
+                <w:sz w:val="24"/>
+                <w:szCs w:val="24"/>
+              </w:rPr>
+              <w:t>.</w:t>
+            </w:r>
+          </w:p>
+          <w:p>
+            <w:pPr>
+              <w:rPr>
+                <w:rFonts w:ascii="Arial" w:hAnsi="Arial" w:cs="Arial"/>
+                <w:sz w:val="24"/>
+                <w:szCs w:val="24"/>
+              </w:rPr>
+            </w:pPr>
+            <w:r>
+              <w:rPr>
+                <w:rFonts w:ascii="Arial" w:hAnsi="Arial" w:cs="Arial"/>
+                <w:b/>
+                <w:sz w:val="24"/>
+                <w:szCs w:val="24"/>
+              </w:rPr>
+              <w:t xml:space="preserve">Ator Principal: </w:t>
+            </w:r>
+            <w:r>
+              <w:rPr>
+                <w:rFonts w:ascii="Arial" w:hAnsi="Arial" w:cs="Arial"/>
+                <w:sz w:val="24"/>
+                <w:szCs w:val="24"/>
+              </w:rPr>
+              <w:t>Usuário.</w:t>
+            </w:r>
+          </w:p>
+        </w:tc>
+      </w:tr>
+      <w:tr>
+        <w:trPr>
+          <w:trHeight w:val="543"/>
+        </w:trPr>
+        <w:tc>
+          <w:tcPr>
+            <w:tcW w:w="9992" w:type="dxa"/>
+          </w:tcPr>
+          <w:p>
+            <w:pPr>
+              <w:jc w:val="center"/>
+              <w:rPr>
+                <w:rFonts w:ascii="Arial" w:hAnsi="Arial" w:cs="Arial"/>
+                <w:b/>
+                <w:sz w:val="28"/>
+                <w:szCs w:val="28"/>
+              </w:rPr>
+            </w:pPr>
+            <w:r>
+              <w:rPr>
+                <w:rFonts w:ascii="Arial" w:hAnsi="Arial" w:cs="Arial"/>
+                <w:b/>
+                <w:sz w:val="28"/>
+                <w:szCs w:val="28"/>
+              </w:rPr>
+              <w:t>CENARIO PRINCIPAL</w:t>
+            </w:r>
+          </w:p>
+        </w:tc>
+      </w:tr>
+      <w:tr>
+        <w:trPr>
+          <w:trHeight w:val="543"/>
+        </w:trPr>
+        <w:tc>
+          <w:tcPr>
+            <w:tcW w:w="9992" w:type="dxa"/>
+          </w:tcPr>
+          <w:p>
+            <w:pPr>
+              <w:pStyle w:val="PargrafodaLista"/>
+              <w:numPr>
+                <w:ilvl w:val="0"/>
+                <w:numId w:val="41"/>
+              </w:numPr>
+              <w:rPr>
+                <w:rFonts w:ascii="Arial" w:hAnsi="Arial" w:cs="Arial"/>
+                <w:sz w:val="24"/>
+                <w:szCs w:val="24"/>
+              </w:rPr>
+            </w:pPr>
+            <w:r>
+              <w:rPr>
+                <w:rFonts w:ascii="Arial" w:hAnsi="Arial" w:cs="Arial"/>
+                <w:b/>
+                <w:bCs/>
+                <w:sz w:val="24"/>
+                <w:szCs w:val="24"/>
+              </w:rPr>
+              <w:t>Abertura do Aplicativo:</w:t>
+            </w:r>
+            <w:r>
+              <w:rPr>
+                <w:rFonts w:ascii="Arial" w:hAnsi="Arial" w:cs="Arial"/>
+                <w:sz w:val="24"/>
+                <w:szCs w:val="24"/>
+              </w:rPr>
+              <w:t xml:space="preserve"> O caso de uso inicia quando o usuário abre o aplicativo de Pomodoro.</w:t>
+            </w:r>
+          </w:p>
+          <w:p>
+            <w:pPr>
+              <w:pStyle w:val="PargrafodaLista"/>
+              <w:rPr>
+                <w:rFonts w:ascii="Arial" w:hAnsi="Arial" w:cs="Arial"/>
+                <w:sz w:val="24"/>
+                <w:szCs w:val="24"/>
+              </w:rPr>
+            </w:pPr>
+          </w:p>
+          <w:p>
+            <w:pPr>
+              <w:pStyle w:val="PargrafodaLista"/>
+              <w:numPr>
+                <w:ilvl w:val="0"/>
+                <w:numId w:val="41"/>
+              </w:numPr>
+              <w:rPr>
+                <w:rFonts w:ascii="Arial" w:hAnsi="Arial" w:cs="Arial"/>
+                <w:sz w:val="24"/>
+                <w:szCs w:val="24"/>
+              </w:rPr>
+            </w:pPr>
+            <w:r>
+              <w:rPr>
+                <w:rFonts w:ascii="Arial" w:hAnsi="Arial" w:cs="Arial"/>
+                <w:b/>
+                <w:bCs/>
+                <w:sz w:val="24"/>
+                <w:szCs w:val="24"/>
+              </w:rPr>
+              <w:t>Tela de Login:</w:t>
+            </w:r>
+            <w:r>
+              <w:rPr>
+                <w:rFonts w:ascii="Arial" w:hAnsi="Arial" w:cs="Arial"/>
+                <w:sz w:val="24"/>
+                <w:szCs w:val="24"/>
+              </w:rPr>
+              <w:t xml:space="preserve"> O sistema exibe a tela de login, contendo campos para inserção de </w:t>
+            </w:r>
+            <w:r>
+              <w:rPr>
+                <w:rFonts w:ascii="Arial" w:hAnsi="Arial" w:cs="Arial"/>
+                <w:b/>
+                <w:bCs/>
+                <w:sz w:val="24"/>
+                <w:szCs w:val="24"/>
+              </w:rPr>
+              <w:t>e-mail</w:t>
+            </w:r>
+            <w:r>
+              <w:rPr>
+                <w:rFonts w:ascii="Arial" w:hAnsi="Arial" w:cs="Arial"/>
+                <w:sz w:val="24"/>
+                <w:szCs w:val="24"/>
+              </w:rPr>
+              <w:t xml:space="preserve"> e </w:t>
+            </w:r>
+            <w:r>
+              <w:rPr>
+                <w:rFonts w:ascii="Arial" w:hAnsi="Arial" w:cs="Arial"/>
+                <w:b/>
+                <w:bCs/>
+                <w:sz w:val="24"/>
+                <w:szCs w:val="24"/>
+              </w:rPr>
+              <w:t>senha</w:t>
+            </w:r>
+            <w:r>
+              <w:rPr>
+                <w:rFonts w:ascii="Arial" w:hAnsi="Arial" w:cs="Arial"/>
+                <w:sz w:val="24"/>
+                <w:szCs w:val="24"/>
+              </w:rPr>
+              <w:t xml:space="preserve">, além de um botão para </w:t>
+            </w:r>
+            <w:r>
+              <w:rPr>
+                <w:rFonts w:ascii="Arial" w:hAnsi="Arial" w:cs="Arial"/>
+                <w:b/>
+                <w:bCs/>
+                <w:sz w:val="24"/>
+                <w:szCs w:val="24"/>
+              </w:rPr>
+              <w:t>login</w:t>
+            </w:r>
+            <w:r>
+              <w:rPr>
+                <w:rFonts w:ascii="Arial" w:hAnsi="Arial" w:cs="Arial"/>
+                <w:sz w:val="24"/>
+                <w:szCs w:val="24"/>
+              </w:rPr>
+              <w:t>.</w:t>
+            </w:r>
+          </w:p>
+          <w:p>
+            <w:pPr>
+              <w:pStyle w:val="PargrafodaLista"/>
+              <w:rPr>
+                <w:rFonts w:ascii="Arial" w:hAnsi="Arial" w:cs="Arial"/>
+                <w:sz w:val="24"/>
+                <w:szCs w:val="24"/>
+              </w:rPr>
+            </w:pPr>
+          </w:p>
+          <w:p>
+            <w:pPr>
+              <w:pStyle w:val="PargrafodaLista"/>
+              <w:rPr>
+                <w:rFonts w:ascii="Arial" w:hAnsi="Arial" w:cs="Arial"/>
+                <w:sz w:val="24"/>
+                <w:szCs w:val="24"/>
+              </w:rPr>
+            </w:pPr>
+          </w:p>
+          <w:p>
+            <w:pPr>
+              <w:pStyle w:val="PargrafodaLista"/>
+              <w:numPr>
+                <w:ilvl w:val="0"/>
+                <w:numId w:val="41"/>
+              </w:numPr>
+              <w:rPr>
+                <w:rFonts w:ascii="Arial" w:hAnsi="Arial" w:cs="Arial"/>
+                <w:sz w:val="24"/>
+                <w:szCs w:val="24"/>
+              </w:rPr>
+            </w:pPr>
+            <w:r>
+              <w:rPr>
+                <w:rFonts w:ascii="Arial" w:hAnsi="Arial" w:cs="Arial"/>
+                <w:b/>
+                <w:bCs/>
+                <w:sz w:val="24"/>
+                <w:szCs w:val="24"/>
+              </w:rPr>
+              <w:t>Inserção das Credenciais:</w:t>
+            </w:r>
+            <w:r>
+              <w:rPr>
+                <w:rFonts w:ascii="Arial" w:hAnsi="Arial" w:cs="Arial"/>
+                <w:sz w:val="24"/>
+                <w:szCs w:val="24"/>
+              </w:rPr>
+              <w:t xml:space="preserve"> O usuário insere o e-mail e a senha cadastrados no aplicativo.</w:t>
+            </w:r>
+          </w:p>
+          <w:p>
+            <w:pPr>
+              <w:pStyle w:val="PargrafodaLista"/>
+              <w:rPr>
+                <w:rFonts w:ascii="Arial" w:hAnsi="Arial" w:cs="Arial"/>
+                <w:sz w:val="24"/>
+                <w:szCs w:val="24"/>
+              </w:rPr>
+            </w:pPr>
+          </w:p>
+          <w:p>
+            <w:pPr>
+              <w:pStyle w:val="PargrafodaLista"/>
+              <w:numPr>
+                <w:ilvl w:val="0"/>
+                <w:numId w:val="41"/>
+              </w:numPr>
+              <w:rPr>
+                <w:rFonts w:ascii="Arial" w:hAnsi="Arial" w:cs="Arial"/>
+                <w:sz w:val="24"/>
+                <w:szCs w:val="24"/>
+              </w:rPr>
+            </w:pPr>
+            <w:r>
+              <w:rPr>
+                <w:rFonts w:ascii="Arial" w:hAnsi="Arial" w:cs="Arial"/>
+                <w:b/>
+                <w:bCs/>
+                <w:sz w:val="24"/>
+                <w:szCs w:val="24"/>
+              </w:rPr>
+              <w:t>Submissão:</w:t>
+            </w:r>
+            <w:r>
+              <w:rPr>
+                <w:rFonts w:ascii="Arial" w:hAnsi="Arial" w:cs="Arial"/>
+                <w:sz w:val="24"/>
+                <w:szCs w:val="24"/>
+              </w:rPr>
+              <w:t xml:space="preserve"> O usuário clica no botão de "Login".</w:t>
+            </w:r>
+          </w:p>
+          <w:p>
+            <w:pPr>
+              <w:pStyle w:val="PargrafodaLista"/>
+              <w:rPr>
+                <w:rFonts w:ascii="Arial" w:hAnsi="Arial" w:cs="Arial"/>
+                <w:sz w:val="24"/>
+                <w:szCs w:val="24"/>
+              </w:rPr>
+            </w:pPr>
+          </w:p>
+          <w:p>
+            <w:pPr>
+              <w:pStyle w:val="PargrafodaLista"/>
+              <w:rPr>
+                <w:rFonts w:ascii="Arial" w:hAnsi="Arial" w:cs="Arial"/>
+                <w:sz w:val="24"/>
+                <w:szCs w:val="24"/>
+              </w:rPr>
+            </w:pPr>
+          </w:p>
+          <w:p>
+            <w:pPr>
+              <w:pStyle w:val="PargrafodaLista"/>
+              <w:numPr>
+                <w:ilvl w:val="0"/>
+                <w:numId w:val="41"/>
+              </w:numPr>
+              <w:rPr>
+                <w:rFonts w:ascii="Arial" w:hAnsi="Arial" w:cs="Arial"/>
+                <w:sz w:val="24"/>
+                <w:szCs w:val="24"/>
+              </w:rPr>
+            </w:pPr>
+            <w:r>
+              <w:rPr>
+                <w:rFonts w:ascii="Arial" w:hAnsi="Arial" w:cs="Arial"/>
+                <w:b/>
+                <w:bCs/>
+                <w:sz w:val="24"/>
+                <w:szCs w:val="24"/>
+              </w:rPr>
+              <w:t>Validação:</w:t>
+            </w:r>
+            <w:r>
+              <w:rPr>
+                <w:rFonts w:ascii="Arial" w:hAnsi="Arial" w:cs="Arial"/>
+                <w:sz w:val="24"/>
+                <w:szCs w:val="24"/>
+              </w:rPr>
+              <w:t xml:space="preserve"> O sistema de autenticação verifica se as credenciais inseridas são válidas.</w:t>
+            </w:r>
+          </w:p>
+          <w:p>
+            <w:pPr>
+              <w:pStyle w:val="PargrafodaLista"/>
+              <w:rPr>
+                <w:rFonts w:ascii="Arial" w:hAnsi="Arial" w:cs="Arial"/>
+                <w:sz w:val="24"/>
+                <w:szCs w:val="24"/>
+              </w:rPr>
+            </w:pPr>
+          </w:p>
+          <w:p>
+            <w:pPr>
+              <w:pStyle w:val="PargrafodaLista"/>
+              <w:numPr>
+                <w:ilvl w:val="0"/>
+                <w:numId w:val="41"/>
+              </w:numPr>
+              <w:rPr>
+                <w:rFonts w:ascii="Arial" w:hAnsi="Arial" w:cs="Arial"/>
+                <w:sz w:val="24"/>
+                <w:szCs w:val="24"/>
+              </w:rPr>
+            </w:pPr>
+            <w:r>
+              <w:rPr>
+                <w:rFonts w:ascii="Arial" w:hAnsi="Arial" w:cs="Arial"/>
+                <w:b/>
+                <w:bCs/>
+                <w:sz w:val="24"/>
+                <w:szCs w:val="24"/>
+              </w:rPr>
+              <w:t>Acesso Autorizado:</w:t>
+            </w:r>
+            <w:r>
+              <w:rPr>
+                <w:rFonts w:ascii="Arial" w:hAnsi="Arial" w:cs="Arial"/>
+                <w:sz w:val="24"/>
+                <w:szCs w:val="24"/>
+              </w:rPr>
+              <w:t xml:space="preserve"> Com as credenciais validadas, o sistema autoriza o login e carrega o ambiente personalizado do usuário, que inclui suas configurações de Pomodoro e o histórico de sessões anteriores.</w:t>
+            </w:r>
+          </w:p>
+          <w:p>
+            <w:pPr>
+              <w:pStyle w:val="PargrafodaLista"/>
+              <w:rPr>
+                <w:rFonts w:ascii="Arial" w:hAnsi="Arial" w:cs="Arial"/>
+                <w:sz w:val="24"/>
+                <w:szCs w:val="24"/>
+              </w:rPr>
+            </w:pPr>
+          </w:p>
+          <w:p>
+            <w:pPr>
+              <w:pStyle w:val="PargrafodaLista"/>
+              <w:rPr>
+                <w:rFonts w:ascii="Arial" w:hAnsi="Arial" w:cs="Arial"/>
+                <w:sz w:val="24"/>
+                <w:szCs w:val="24"/>
+              </w:rPr>
+            </w:pPr>
+          </w:p>
+          <w:p>
+            <w:pPr>
+              <w:pStyle w:val="PargrafodaLista"/>
+              <w:numPr>
+                <w:ilvl w:val="0"/>
+                <w:numId w:val="41"/>
+              </w:numPr>
+              <w:rPr>
+                <w:rFonts w:ascii="Arial" w:hAnsi="Arial" w:cs="Arial"/>
+                <w:sz w:val="24"/>
+                <w:szCs w:val="24"/>
+              </w:rPr>
+            </w:pPr>
+            <w:r>
+              <w:rPr>
+                <w:rFonts w:ascii="Arial" w:hAnsi="Arial" w:cs="Arial"/>
+                <w:b/>
+                <w:bCs/>
+                <w:sz w:val="24"/>
+                <w:szCs w:val="24"/>
+              </w:rPr>
+              <w:t>Redirecionamento:</w:t>
+            </w:r>
+            <w:r>
+              <w:rPr>
+                <w:rFonts w:ascii="Arial" w:hAnsi="Arial" w:cs="Arial"/>
+                <w:sz w:val="24"/>
+                <w:szCs w:val="24"/>
+              </w:rPr>
+              <w:t xml:space="preserve"> O usuário é redirecionado para a tela principal do aplicativo, onde ele pode iniciar ou configurar uma sessão de Pomodoro.</w:t>
+            </w:r>
+          </w:p>
+          <w:p>
+            <w:pPr>
+              <w:pStyle w:val="PargrafodaLista"/>
+              <w:rPr>
+                <w:rFonts w:ascii="Arial" w:hAnsi="Arial" w:cs="Arial"/>
+                <w:sz w:val="24"/>
+                <w:szCs w:val="24"/>
+              </w:rPr>
+            </w:pPr>
+          </w:p>
+        </w:tc>
+      </w:tr>
+      <w:tr>
+        <w:trPr>
+          <w:trHeight w:val="543"/>
+        </w:trPr>
+        <w:tc>
+          <w:tcPr>
+            <w:tcW w:w="9992" w:type="dxa"/>
+          </w:tcPr>
+          <w:p>
+            <w:pPr>
+              <w:jc w:val="center"/>
+              <w:rPr>
+                <w:rFonts w:ascii="Arial" w:hAnsi="Arial" w:cs="Arial"/>
+                <w:b/>
+                <w:sz w:val="24"/>
+                <w:szCs w:val="24"/>
+              </w:rPr>
+            </w:pPr>
+            <w:r>
+              <w:rPr>
+                <w:rFonts w:ascii="Arial" w:hAnsi="Arial" w:cs="Arial"/>
+                <w:b/>
+                <w:sz w:val="24"/>
+                <w:szCs w:val="24"/>
+              </w:rPr>
+              <w:t>CENÁRIO ALTERNATIVO</w:t>
+            </w:r>
+          </w:p>
+        </w:tc>
+      </w:tr>
+      <w:tr>
+        <w:trPr>
+          <w:trHeight w:val="543"/>
+        </w:trPr>
+        <w:tc>
+          <w:tcPr>
+            <w:tcW w:w="9992" w:type="dxa"/>
+          </w:tcPr>
+          <w:p>
+            <w:pPr>
+              <w:pStyle w:val="PargrafodaLista"/>
+              <w:rPr>
+                <w:rFonts w:ascii="Arial" w:hAnsi="Arial" w:cs="Arial"/>
+                <w:sz w:val="24"/>
+                <w:szCs w:val="24"/>
+              </w:rPr>
+            </w:pPr>
+            <w:r>
+              <w:rPr>
+                <w:rFonts w:ascii="Arial" w:hAnsi="Arial" w:cs="Arial"/>
+                <w:b/>
+                <w:bCs/>
+                <w:sz w:val="24"/>
+                <w:szCs w:val="24"/>
+              </w:rPr>
+              <w:t>Recuperação de Senha:</w:t>
+            </w:r>
+          </w:p>
+          <w:p>
+            <w:pPr>
+              <w:pStyle w:val="PargrafodaLista"/>
+              <w:numPr>
+                <w:ilvl w:val="0"/>
+                <w:numId w:val="42"/>
+              </w:numPr>
+              <w:rPr>
+                <w:rFonts w:ascii="Arial" w:hAnsi="Arial" w:cs="Arial"/>
+                <w:sz w:val="24"/>
+                <w:szCs w:val="24"/>
+              </w:rPr>
+            </w:pPr>
+            <w:r>
+              <w:rPr>
+                <w:rFonts w:ascii="Arial" w:hAnsi="Arial" w:cs="Arial"/>
+                <w:sz w:val="24"/>
+                <w:szCs w:val="24"/>
+              </w:rPr>
+              <w:t>Caso o usuário tenha esquecido a senha, ele clica na opção "Esqueci minha senha".</w:t>
+            </w:r>
+          </w:p>
+          <w:p>
+            <w:pPr>
+              <w:pStyle w:val="PargrafodaLista"/>
+              <w:numPr>
+                <w:ilvl w:val="0"/>
+                <w:numId w:val="42"/>
+              </w:numPr>
+              <w:rPr>
+                <w:rFonts w:ascii="Arial" w:hAnsi="Arial" w:cs="Arial"/>
+                <w:sz w:val="24"/>
+                <w:szCs w:val="24"/>
+              </w:rPr>
+            </w:pPr>
+            <w:r>
+              <w:rPr>
+                <w:rFonts w:ascii="Arial" w:hAnsi="Arial" w:cs="Arial"/>
+                <w:sz w:val="24"/>
+                <w:szCs w:val="24"/>
+              </w:rPr>
+              <w:t>O sistema solicita o e-mail cadastrado.</w:t>
+            </w:r>
+          </w:p>
+          <w:p>
+            <w:pPr>
+              <w:pStyle w:val="PargrafodaLista"/>
+              <w:numPr>
+                <w:ilvl w:val="0"/>
+                <w:numId w:val="42"/>
+              </w:numPr>
+              <w:rPr>
+                <w:rFonts w:ascii="Arial" w:hAnsi="Arial" w:cs="Arial"/>
+                <w:sz w:val="24"/>
+                <w:szCs w:val="24"/>
+              </w:rPr>
+            </w:pPr>
+            <w:r>
+              <w:rPr>
+                <w:rFonts w:ascii="Arial" w:hAnsi="Arial" w:cs="Arial"/>
+                <w:sz w:val="24"/>
+                <w:szCs w:val="24"/>
+              </w:rPr>
+              <w:t>O sistema envia um e-mail com instruções para redefinir a senha.</w:t>
+            </w:r>
+          </w:p>
+          <w:p>
+            <w:pPr>
+              <w:pStyle w:val="PargrafodaLista"/>
+              <w:numPr>
+                <w:ilvl w:val="0"/>
+                <w:numId w:val="42"/>
+              </w:numPr>
+              <w:rPr>
+                <w:rFonts w:ascii="Arial" w:hAnsi="Arial" w:cs="Arial"/>
+                <w:sz w:val="24"/>
+                <w:szCs w:val="24"/>
+              </w:rPr>
+            </w:pPr>
+            <w:r>
+              <w:rPr>
+                <w:rFonts w:ascii="Arial" w:hAnsi="Arial" w:cs="Arial"/>
+                <w:sz w:val="24"/>
+                <w:szCs w:val="24"/>
+              </w:rPr>
+              <w:t>Após redefinir a senha, o usuário pode realizar o login normalmente.</w:t>
+            </w:r>
+          </w:p>
+          <w:p>
+            <w:pPr>
+              <w:pStyle w:val="PargrafodaLista"/>
+              <w:rPr>
+                <w:rFonts w:ascii="Arial" w:hAnsi="Arial" w:cs="Arial"/>
+                <w:sz w:val="24"/>
+                <w:szCs w:val="24"/>
+              </w:rPr>
+            </w:pPr>
+          </w:p>
+        </w:tc>
+      </w:tr>
+      <w:tr>
+        <w:trPr>
+          <w:trHeight w:val="543"/>
+        </w:trPr>
+        <w:tc>
+          <w:tcPr>
+            <w:tcW w:w="9992" w:type="dxa"/>
+          </w:tcPr>
+          <w:p>
+            <w:pPr>
+              <w:jc w:val="center"/>
+              <w:rPr>
+                <w:rFonts w:ascii="Arial" w:hAnsi="Arial" w:cs="Arial"/>
+                <w:b/>
+                <w:sz w:val="24"/>
+                <w:szCs w:val="24"/>
+              </w:rPr>
+            </w:pPr>
+            <w:r>
+              <w:rPr>
+                <w:rFonts w:ascii="Arial" w:hAnsi="Arial" w:cs="Arial"/>
+                <w:b/>
+                <w:sz w:val="24"/>
+                <w:szCs w:val="24"/>
+              </w:rPr>
+              <w:t>CENÁRIO EXCESSÃO</w:t>
+            </w:r>
+          </w:p>
+        </w:tc>
+      </w:tr>
+      <w:tr>
+        <w:trPr>
+          <w:trHeight w:val="543"/>
+        </w:trPr>
+        <w:tc>
+          <w:tcPr>
+            <w:tcW w:w="9992" w:type="dxa"/>
+          </w:tcPr>
+          <w:p>
+            <w:pPr>
+              <w:pStyle w:val="PargrafodaLista"/>
+              <w:numPr>
+                <w:ilvl w:val="0"/>
+                <w:numId w:val="43"/>
+              </w:numPr>
+              <w:spacing w:line="256" w:lineRule="auto"/>
+              <w:rPr>
+                <w:rFonts w:ascii="Arial" w:hAnsi="Arial" w:cs="Arial"/>
+              </w:rPr>
+            </w:pPr>
+            <w:r>
+              <w:rPr>
+                <w:rFonts w:ascii="Arial" w:hAnsi="Arial" w:cs="Arial"/>
+              </w:rPr>
+              <w:t xml:space="preserve">  </w:t>
+            </w:r>
+            <w:r>
+              <w:rPr>
+                <w:rFonts w:ascii="Arial" w:hAnsi="Arial" w:cs="Arial"/>
+                <w:b/>
+                <w:bCs/>
+              </w:rPr>
+              <w:t>Inserção de Credenciais:</w:t>
+            </w:r>
+            <w:r>
+              <w:rPr>
+                <w:rFonts w:ascii="Arial" w:hAnsi="Arial" w:cs="Arial"/>
+              </w:rPr>
+              <w:t xml:space="preserve"> O usuário insere um e-mail e/ou senha que não correspondem aos dados cadastrados.</w:t>
+            </w:r>
+          </w:p>
+          <w:p>
+            <w:pPr>
+              <w:pStyle w:val="PargrafodaLista"/>
+              <w:numPr>
+                <w:ilvl w:val="0"/>
+                <w:numId w:val="43"/>
+              </w:numPr>
+              <w:spacing w:line="256" w:lineRule="auto"/>
+              <w:rPr>
+                <w:rFonts w:ascii="Arial" w:hAnsi="Arial" w:cs="Arial"/>
+              </w:rPr>
+            </w:pPr>
+            <w:r>
+              <w:rPr>
+                <w:rFonts w:ascii="Arial" w:hAnsi="Arial" w:cs="Arial"/>
+              </w:rPr>
+              <w:t xml:space="preserve">  </w:t>
+            </w:r>
+            <w:r>
+              <w:rPr>
+                <w:rFonts w:ascii="Arial" w:hAnsi="Arial" w:cs="Arial"/>
+                <w:b/>
+                <w:bCs/>
+              </w:rPr>
+              <w:t>Tentativa de Autenticação:</w:t>
+            </w:r>
+            <w:r>
+              <w:rPr>
+                <w:rFonts w:ascii="Arial" w:hAnsi="Arial" w:cs="Arial"/>
+              </w:rPr>
+              <w:t xml:space="preserve"> O usuário clica no botão de login, e o sistema tenta validar as credenciais.</w:t>
+            </w:r>
+          </w:p>
+          <w:p>
+            <w:pPr>
+              <w:pStyle w:val="PargrafodaLista"/>
+              <w:numPr>
+                <w:ilvl w:val="0"/>
+                <w:numId w:val="43"/>
+              </w:numPr>
+              <w:spacing w:line="256" w:lineRule="auto"/>
+              <w:rPr>
+                <w:rFonts w:ascii="Arial" w:hAnsi="Arial" w:cs="Arial"/>
+              </w:rPr>
+            </w:pPr>
+            <w:r>
+              <w:rPr>
+                <w:rFonts w:ascii="Arial" w:hAnsi="Arial" w:cs="Arial"/>
+              </w:rPr>
+              <w:t xml:space="preserve">  </w:t>
+            </w:r>
+            <w:r>
+              <w:rPr>
+                <w:rFonts w:ascii="Arial" w:hAnsi="Arial" w:cs="Arial"/>
+                <w:b/>
+                <w:bCs/>
+              </w:rPr>
+              <w:t>Erro de Autenticação:</w:t>
+            </w:r>
+            <w:r>
+              <w:rPr>
+                <w:rFonts w:ascii="Arial" w:hAnsi="Arial" w:cs="Arial"/>
+              </w:rPr>
+              <w:t xml:space="preserve"> O sistema detecta que o e-mail ou senha não são válidos.</w:t>
+            </w:r>
+          </w:p>
+          <w:p>
+            <w:pPr>
+              <w:pStyle w:val="PargrafodaLista"/>
+              <w:numPr>
+                <w:ilvl w:val="0"/>
+                <w:numId w:val="43"/>
+              </w:numPr>
+              <w:spacing w:line="256" w:lineRule="auto"/>
+              <w:rPr>
+                <w:rFonts w:ascii="Arial" w:hAnsi="Arial" w:cs="Arial"/>
+              </w:rPr>
+            </w:pPr>
+            <w:r>
+              <w:rPr>
+                <w:rFonts w:ascii="Arial" w:hAnsi="Arial" w:cs="Arial"/>
+              </w:rPr>
+              <w:t>O sistema exibe uma mensagem de erro: "E-mail ou senha incorretos. Tente novamente."</w:t>
+            </w:r>
+          </w:p>
+          <w:p>
+            <w:pPr>
+              <w:pStyle w:val="PargrafodaLista"/>
+              <w:numPr>
+                <w:ilvl w:val="0"/>
+                <w:numId w:val="43"/>
+              </w:numPr>
+              <w:spacing w:line="256" w:lineRule="auto"/>
+              <w:rPr>
+                <w:rFonts w:ascii="Arial" w:hAnsi="Arial" w:cs="Arial"/>
+              </w:rPr>
+            </w:pPr>
+            <w:r>
+              <w:rPr>
+                <w:rFonts w:ascii="Arial" w:hAnsi="Arial" w:cs="Arial"/>
+              </w:rPr>
+              <w:t xml:space="preserve">  </w:t>
+            </w:r>
+            <w:r>
+              <w:rPr>
+                <w:rFonts w:ascii="Arial" w:hAnsi="Arial" w:cs="Arial"/>
+                <w:b/>
+                <w:bCs/>
+              </w:rPr>
+              <w:t>Novo Login:</w:t>
+            </w:r>
+            <w:r>
+              <w:rPr>
+                <w:rFonts w:ascii="Arial" w:hAnsi="Arial" w:cs="Arial"/>
+              </w:rPr>
+              <w:t xml:space="preserve"> O usuário retorna à tela de login, podendo tentar novamente com credenciais corretas.</w:t>
+            </w:r>
+          </w:p>
+          <w:p>
+            <w:pPr>
+              <w:spacing w:line="256" w:lineRule="auto"/>
+              <w:ind w:left="360"/>
+              <w:rPr>
+                <w:rFonts w:ascii="Arial" w:hAnsi="Arial" w:cs="Arial"/>
+                <w:sz w:val="24"/>
+                <w:szCs w:val="24"/>
+              </w:rPr>
+            </w:pPr>
+          </w:p>
+        </w:tc>
+      </w:tr>
+      <w:tr>
+        <w:trPr>
+          <w:trHeight w:val="543"/>
+        </w:trPr>
+        <w:tc>
+          <w:tcPr>
+            <w:tcW w:w="9992" w:type="dxa"/>
+          </w:tcPr>
+          <w:p>
+            <w:pPr>
+              <w:pStyle w:val="PargrafodaLista"/>
+              <w:ind w:left="765"/>
+              <w:jc w:val="center"/>
+              <w:rPr>
+                <w:rFonts w:ascii="Arial" w:hAnsi="Arial" w:cs="Arial"/>
+                <w:b/>
+                <w:sz w:val="24"/>
+                <w:szCs w:val="24"/>
+              </w:rPr>
+            </w:pPr>
+            <w:r>
+              <w:rPr>
+                <w:rFonts w:ascii="Arial" w:hAnsi="Arial" w:cs="Arial"/>
+                <w:b/>
+                <w:sz w:val="24"/>
+                <w:szCs w:val="24"/>
+              </w:rPr>
+              <w:lastRenderedPageBreak/>
+              <w:t>PRÉ-CONDIÇÕES</w:t>
+            </w:r>
+          </w:p>
+          <w:p>
+            <w:pPr>
+              <w:pStyle w:val="PargrafodaLista"/>
+              <w:ind w:left="1485"/>
+              <w:rPr>
+                <w:rFonts w:ascii="Arial" w:hAnsi="Arial" w:cs="Arial"/>
+                <w:b/>
+                <w:sz w:val="24"/>
+                <w:szCs w:val="24"/>
+              </w:rPr>
+            </w:pPr>
+          </w:p>
+        </w:tc>
+      </w:tr>
+      <w:tr>
+        <w:trPr>
+          <w:trHeight w:val="543"/>
+        </w:trPr>
+        <w:tc>
+          <w:tcPr>
+            <w:tcW w:w="9992" w:type="dxa"/>
+          </w:tcPr>
+          <w:p>
+            <w:pPr>
+              <w:pStyle w:val="PargrafodaLista"/>
+              <w:numPr>
+                <w:ilvl w:val="0"/>
+                <w:numId w:val="40"/>
+              </w:numPr>
+              <w:rPr>
+                <w:rFonts w:ascii="Arial" w:hAnsi="Arial" w:cs="Arial"/>
+                <w:sz w:val="24"/>
+                <w:szCs w:val="24"/>
+              </w:rPr>
+            </w:pPr>
+            <w:r>
+              <w:rPr>
+                <w:rFonts w:ascii="Arial" w:hAnsi="Arial" w:cs="Arial"/>
+                <w:sz w:val="24"/>
+                <w:szCs w:val="24"/>
+              </w:rPr>
+              <w:t>O usuário já criou uma conta no aplicativo de Pomodoro.</w:t>
+            </w:r>
+          </w:p>
+          <w:p>
+            <w:pPr>
+              <w:pStyle w:val="PargrafodaLista"/>
+              <w:numPr>
+                <w:ilvl w:val="0"/>
+                <w:numId w:val="40"/>
+              </w:numPr>
+              <w:rPr>
+                <w:rFonts w:ascii="Arial" w:hAnsi="Arial" w:cs="Arial"/>
+                <w:b/>
+                <w:sz w:val="24"/>
+                <w:szCs w:val="24"/>
+              </w:rPr>
+            </w:pPr>
+            <w:r>
+              <w:rPr>
+                <w:rFonts w:ascii="Arial" w:hAnsi="Arial" w:cs="Arial"/>
+                <w:sz w:val="24"/>
+                <w:szCs w:val="24"/>
+              </w:rPr>
+              <w:t>O usuário possui conexão à internet.</w:t>
+            </w:r>
+          </w:p>
+        </w:tc>
+      </w:tr>
+      <w:tr>
+        <w:trPr>
+          <w:trHeight w:val="543"/>
+        </w:trPr>
+        <w:tc>
+          <w:tcPr>
+            <w:tcW w:w="9992" w:type="dxa"/>
+          </w:tcPr>
+          <w:p>
+            <w:pPr>
+              <w:pStyle w:val="PargrafodaLista"/>
+              <w:ind w:left="765"/>
+              <w:jc w:val="center"/>
+              <w:rPr>
+                <w:rFonts w:ascii="Arial" w:hAnsi="Arial" w:cs="Arial"/>
+                <w:b/>
+                <w:sz w:val="24"/>
+                <w:szCs w:val="24"/>
+              </w:rPr>
+            </w:pPr>
+            <w:r>
+              <w:rPr>
+                <w:rFonts w:ascii="Arial" w:hAnsi="Arial" w:cs="Arial"/>
+                <w:b/>
+                <w:sz w:val="24"/>
+                <w:szCs w:val="24"/>
+              </w:rPr>
+              <w:t>PÓS-CONDIÇÕES</w:t>
+            </w:r>
+          </w:p>
+        </w:tc>
+      </w:tr>
+      <w:tr>
+        <w:trPr>
+          <w:trHeight w:val="543"/>
+        </w:trPr>
+        <w:tc>
+          <w:tcPr>
+            <w:tcW w:w="9992" w:type="dxa"/>
+          </w:tcPr>
+          <w:p>
+            <w:pPr>
+              <w:pStyle w:val="PargrafodaLista"/>
+              <w:numPr>
+                <w:ilvl w:val="0"/>
+                <w:numId w:val="44"/>
+              </w:numPr>
+              <w:rPr>
+                <w:rFonts w:ascii="Arial" w:hAnsi="Arial" w:cs="Arial"/>
+                <w:sz w:val="24"/>
+                <w:szCs w:val="24"/>
+              </w:rPr>
+            </w:pPr>
+            <w:r>
+              <w:rPr>
+                <w:rFonts w:ascii="Arial" w:hAnsi="Arial" w:cs="Arial"/>
+                <w:sz w:val="24"/>
+                <w:szCs w:val="24"/>
+              </w:rPr>
+              <w:t>O usuário está autenticado no sistema e pode utilizar o aplicativo para gerenciar suas sessões de Pomodoro.</w:t>
             </w:r>
           </w:p>
         </w:tc>
@@ -11612,7 +12734,7 @@
         <w:pStyle w:val="Ttulo1"/>
         <w:numPr>
           <w:ilvl w:val="2"/>
-          <w:numId w:val="17"/>
+          <w:numId w:val="12"/>
         </w:numPr>
         <w:spacing w:before="120" w:after="120" w:line="360" w:lineRule="auto"/>
         <w:ind w:left="0" w:firstLine="0"/>
@@ -11623,7 +12745,7 @@
           <w:szCs w:val="24"/>
         </w:rPr>
       </w:pPr>
-      <w:bookmarkStart w:id="19" w:name="_Toc14160058"/>
+      <w:bookmarkStart w:id="20" w:name="_Toc14160058"/>
       <w:r>
         <w:rPr>
           <w:rFonts w:ascii="Arial" w:hAnsi="Arial" w:cs="Arial"/>
@@ -11631,10 +12753,9 @@
           <w:sz w:val="24"/>
           <w:szCs w:val="24"/>
         </w:rPr>
-        <w:lastRenderedPageBreak/>
         <w:t>Plano de testes</w:t>
       </w:r>
-      <w:bookmarkEnd w:id="19"/>
+      <w:bookmarkEnd w:id="20"/>
     </w:p>
     <w:p>
       <w:pPr>
@@ -11660,7 +12781,7 @@
         <w:pStyle w:val="Ttulo1"/>
         <w:numPr>
           <w:ilvl w:val="3"/>
-          <w:numId w:val="17"/>
+          <w:numId w:val="12"/>
         </w:numPr>
         <w:spacing w:before="120" w:after="120" w:line="360" w:lineRule="auto"/>
         <w:ind w:left="0" w:firstLine="0"/>
@@ -11671,7 +12792,7 @@
           <w:szCs w:val="24"/>
         </w:rPr>
       </w:pPr>
-      <w:bookmarkStart w:id="20" w:name="_Toc14160059"/>
+      <w:bookmarkStart w:id="21" w:name="_Toc14160059"/>
       <w:r>
         <w:rPr>
           <w:rFonts w:ascii="Arial" w:hAnsi="Arial" w:cs="Arial"/>
@@ -11681,7 +12802,7 @@
         </w:rPr>
         <w:t>Resultados</w:t>
       </w:r>
-      <w:bookmarkEnd w:id="20"/>
+      <w:bookmarkEnd w:id="21"/>
     </w:p>
     <w:p>
       <w:pPr>
@@ -11707,7 +12828,7 @@
         <w:pStyle w:val="Ttulo1"/>
         <w:numPr>
           <w:ilvl w:val="2"/>
-          <w:numId w:val="17"/>
+          <w:numId w:val="12"/>
         </w:numPr>
         <w:spacing w:before="120" w:after="120" w:line="360" w:lineRule="auto"/>
         <w:ind w:left="0" w:firstLine="0"/>
@@ -11718,7 +12839,7 @@
           <w:szCs w:val="24"/>
         </w:rPr>
       </w:pPr>
-      <w:bookmarkStart w:id="21" w:name="_Toc14160060"/>
+      <w:bookmarkStart w:id="22" w:name="_Toc14160060"/>
       <w:proofErr w:type="spellStart"/>
       <w:r>
         <w:rPr>
@@ -11748,7 +12869,7 @@
         </w:rPr>
         <w:t>Retrospectiva</w:t>
       </w:r>
-      <w:bookmarkEnd w:id="21"/>
+      <w:bookmarkEnd w:id="22"/>
     </w:p>
     <w:p>
       <w:pPr>
@@ -11782,6 +12903,7 @@
         <w:rPr>
           <w:noProof/>
         </w:rPr>
+        <w:lastRenderedPageBreak/>
         <w:drawing>
           <wp:inline distT="0" distB="0" distL="0" distR="0" wp14:anchorId="7AD73D89" wp14:editId="213B6E2B">
             <wp:extent cx="5438774" cy="5000625"/>
@@ -12451,7 +13573,7 @@
         <w:pStyle w:val="PargrafodaLista"/>
         <w:numPr>
           <w:ilvl w:val="1"/>
-          <w:numId w:val="50"/>
+          <w:numId w:val="39"/>
         </w:numPr>
         <w:rPr>
           <w:rFonts w:ascii="Arial" w:hAnsi="Arial" w:cs="Arial"/>
@@ -12468,16 +13590,7 @@
           <w:szCs w:val="28"/>
         </w:rPr>
         <w:lastRenderedPageBreak/>
-        <w:t xml:space="preserve"> </w:t>
-      </w:r>
-      <w:r>
-        <w:rPr>
-          <w:rFonts w:ascii="Arial" w:hAnsi="Arial" w:cs="Arial"/>
-          <w:b/>
-          <w:sz w:val="28"/>
-          <w:szCs w:val="28"/>
-        </w:rPr>
-        <w:t>Segundo Sprint</w:t>
+        <w:t xml:space="preserve"> Segundo Sprint</w:t>
       </w:r>
     </w:p>
     <w:p>
@@ -12529,7 +13642,7 @@
       <w:pPr>
         <w:numPr>
           <w:ilvl w:val="0"/>
-          <w:numId w:val="42"/>
+          <w:numId w:val="34"/>
         </w:numPr>
         <w:spacing w:after="160" w:line="259" w:lineRule="auto"/>
         <w:rPr>
@@ -12587,7 +13700,7 @@
         <w:pStyle w:val="PargrafodaLista"/>
         <w:numPr>
           <w:ilvl w:val="0"/>
-          <w:numId w:val="45"/>
+          <w:numId w:val="37"/>
         </w:numPr>
         <w:spacing w:after="160" w:line="259" w:lineRule="auto"/>
         <w:rPr>
@@ -12730,7 +13843,7 @@
         <w:pStyle w:val="PargrafodaLista"/>
         <w:numPr>
           <w:ilvl w:val="0"/>
-          <w:numId w:val="46"/>
+          <w:numId w:val="38"/>
         </w:numPr>
         <w:spacing w:after="160" w:line="259" w:lineRule="auto"/>
         <w:rPr>
@@ -12764,7 +13877,7 @@
         <w:pStyle w:val="PargrafodaLista"/>
         <w:numPr>
           <w:ilvl w:val="0"/>
-          <w:numId w:val="46"/>
+          <w:numId w:val="38"/>
         </w:numPr>
         <w:spacing w:after="160" w:line="259" w:lineRule="auto"/>
         <w:rPr>
@@ -12789,7 +13902,7 @@
         <w:pStyle w:val="PargrafodaLista"/>
         <w:numPr>
           <w:ilvl w:val="1"/>
-          <w:numId w:val="46"/>
+          <w:numId w:val="38"/>
         </w:numPr>
         <w:spacing w:after="160" w:line="259" w:lineRule="auto"/>
         <w:rPr>
@@ -12825,7 +13938,7 @@
         <w:pStyle w:val="PargrafodaLista"/>
         <w:numPr>
           <w:ilvl w:val="1"/>
-          <w:numId w:val="46"/>
+          <w:numId w:val="38"/>
         </w:numPr>
         <w:spacing w:after="160" w:line="259" w:lineRule="auto"/>
         <w:rPr>
@@ -12869,7 +13982,7 @@
         <w:pStyle w:val="PargrafodaLista"/>
         <w:numPr>
           <w:ilvl w:val="2"/>
-          <w:numId w:val="50"/>
+          <w:numId w:val="39"/>
         </w:numPr>
         <w:rPr>
           <w:rFonts w:ascii="Arial" w:hAnsi="Arial" w:cs="Arial"/>
@@ -12932,7 +14045,7 @@
         <w:pStyle w:val="PargrafodaLista"/>
         <w:numPr>
           <w:ilvl w:val="2"/>
-          <w:numId w:val="50"/>
+          <w:numId w:val="39"/>
         </w:numPr>
         <w:rPr>
           <w:rFonts w:ascii="Arial" w:hAnsi="Arial" w:cs="Arial"/>
@@ -13070,8 +14183,6 @@
           </wp:inline>
         </w:drawing>
       </w:r>
-      <w:bookmarkStart w:id="22" w:name="_GoBack"/>
-      <w:bookmarkEnd w:id="22"/>
     </w:p>
     <w:p>
       <w:pPr>
@@ -13110,25 +14221,7 @@
           <w:szCs w:val="24"/>
         </w:rPr>
         <w:lastRenderedPageBreak/>
-        <w:t>Diagrama</w:t>
-      </w:r>
-      <w:r>
-        <w:rPr>
-          <w:rFonts w:ascii="Arial" w:hAnsi="Arial" w:cs="Arial"/>
-          <w:b/>
-          <w:sz w:val="24"/>
-          <w:szCs w:val="24"/>
-        </w:rPr>
-        <w:t xml:space="preserve"> de Classe</w:t>
-      </w:r>
-      <w:r>
-        <w:rPr>
-          <w:rFonts w:ascii="Arial" w:hAnsi="Arial" w:cs="Arial"/>
-          <w:b/>
-          <w:sz w:val="24"/>
-          <w:szCs w:val="24"/>
-        </w:rPr>
-        <w:t>:</w:t>
+        <w:t>Diagrama de Classe:</w:t>
       </w:r>
       <w:r>
         <w:rPr>
@@ -14827,7 +15920,7 @@
         <w:pStyle w:val="PargrafodaLista"/>
         <w:numPr>
           <w:ilvl w:val="0"/>
-          <w:numId w:val="45"/>
+          <w:numId w:val="37"/>
         </w:numPr>
         <w:spacing w:after="0" w:line="240" w:lineRule="auto"/>
         <w:rPr>
@@ -14872,7 +15965,7 @@
         <w:pStyle w:val="PargrafodaLista"/>
         <w:numPr>
           <w:ilvl w:val="0"/>
-          <w:numId w:val="45"/>
+          <w:numId w:val="37"/>
         </w:numPr>
         <w:spacing w:after="0" w:line="240" w:lineRule="auto"/>
         <w:rPr>
@@ -14918,7 +16011,7 @@
         <w:pStyle w:val="NormalWeb"/>
         <w:numPr>
           <w:ilvl w:val="0"/>
-          <w:numId w:val="45"/>
+          <w:numId w:val="37"/>
         </w:numPr>
         <w:rPr>
           <w:rFonts w:ascii="Arial" w:hAnsi="Arial" w:cs="Arial"/>
@@ -14967,7 +16060,7 @@
         <w:pStyle w:val="PargrafodaLista"/>
         <w:numPr>
           <w:ilvl w:val="0"/>
-          <w:numId w:val="45"/>
+          <w:numId w:val="37"/>
         </w:numPr>
         <w:spacing w:after="0" w:line="240" w:lineRule="auto"/>
         <w:rPr>
@@ -15012,7 +16105,7 @@
         <w:pStyle w:val="PargrafodaLista"/>
         <w:numPr>
           <w:ilvl w:val="0"/>
-          <w:numId w:val="45"/>
+          <w:numId w:val="37"/>
         </w:numPr>
         <w:spacing w:after="0" w:line="240" w:lineRule="auto"/>
         <w:rPr>
@@ -15057,7 +16150,7 @@
         <w:pStyle w:val="NormalWeb"/>
         <w:numPr>
           <w:ilvl w:val="0"/>
-          <w:numId w:val="45"/>
+          <w:numId w:val="37"/>
         </w:numPr>
         <w:rPr>
           <w:rFonts w:ascii="Arial" w:hAnsi="Arial" w:cs="Arial"/>
@@ -15106,7 +16199,7 @@
         <w:pStyle w:val="PargrafodaLista"/>
         <w:numPr>
           <w:ilvl w:val="0"/>
-          <w:numId w:val="45"/>
+          <w:numId w:val="37"/>
         </w:numPr>
         <w:spacing w:after="0" w:line="240" w:lineRule="auto"/>
         <w:rPr>
@@ -15151,7 +16244,7 @@
         <w:pStyle w:val="PargrafodaLista"/>
         <w:numPr>
           <w:ilvl w:val="0"/>
-          <w:numId w:val="45"/>
+          <w:numId w:val="37"/>
         </w:numPr>
         <w:spacing w:after="0" w:line="240" w:lineRule="auto"/>
         <w:rPr>
@@ -15196,7 +16289,7 @@
         <w:pStyle w:val="PargrafodaLista"/>
         <w:numPr>
           <w:ilvl w:val="0"/>
-          <w:numId w:val="45"/>
+          <w:numId w:val="37"/>
         </w:numPr>
         <w:spacing w:after="0" w:line="240" w:lineRule="auto"/>
         <w:rPr>
@@ -15241,7 +16334,7 @@
         <w:pStyle w:val="NormalWeb"/>
         <w:numPr>
           <w:ilvl w:val="0"/>
-          <w:numId w:val="45"/>
+          <w:numId w:val="37"/>
         </w:numPr>
         <w:rPr>
           <w:rFonts w:ascii="Arial" w:hAnsi="Arial" w:cs="Arial"/>
@@ -15284,7 +16377,7 @@
         <w:pStyle w:val="Ttulo1"/>
         <w:numPr>
           <w:ilvl w:val="0"/>
-          <w:numId w:val="17"/>
+          <w:numId w:val="12"/>
         </w:numPr>
         <w:spacing w:before="120" w:after="120" w:line="360" w:lineRule="auto"/>
         <w:ind w:left="357" w:hanging="357"/>
@@ -15331,7 +16424,7 @@
         <w:pStyle w:val="Ttulo1"/>
         <w:numPr>
           <w:ilvl w:val="1"/>
-          <w:numId w:val="17"/>
+          <w:numId w:val="12"/>
         </w:numPr>
         <w:spacing w:before="120" w:after="120" w:line="360" w:lineRule="auto"/>
         <w:ind w:left="0" w:firstLine="0"/>
@@ -15415,7 +16508,7 @@
         <w:pStyle w:val="Ttulo1"/>
         <w:numPr>
           <w:ilvl w:val="1"/>
-          <w:numId w:val="17"/>
+          <w:numId w:val="12"/>
         </w:numPr>
         <w:spacing w:before="120" w:after="120" w:line="360" w:lineRule="auto"/>
         <w:ind w:left="0" w:firstLine="0"/>
@@ -15509,7 +16602,7 @@
         <w:pStyle w:val="Ttulo1"/>
         <w:numPr>
           <w:ilvl w:val="1"/>
-          <w:numId w:val="17"/>
+          <w:numId w:val="12"/>
         </w:numPr>
         <w:spacing w:before="120" w:after="120" w:line="360" w:lineRule="auto"/>
         <w:ind w:left="0" w:firstLine="0"/>
@@ -15632,7 +16725,7 @@
         <w:pStyle w:val="Ttulo1"/>
         <w:numPr>
           <w:ilvl w:val="0"/>
-          <w:numId w:val="17"/>
+          <w:numId w:val="12"/>
         </w:numPr>
         <w:spacing w:before="120" w:after="120" w:line="360" w:lineRule="auto"/>
         <w:ind w:left="357" w:hanging="357"/>
@@ -16326,7 +17419,7 @@
         <w:pStyle w:val="Ttulo1"/>
         <w:numPr>
           <w:ilvl w:val="0"/>
-          <w:numId w:val="17"/>
+          <w:numId w:val="12"/>
         </w:numPr>
         <w:spacing w:before="120" w:after="120" w:line="360" w:lineRule="auto"/>
         <w:ind w:left="357" w:hanging="357"/>
@@ -16354,7 +17447,7 @@
         <w:pStyle w:val="Ttulo1"/>
         <w:numPr>
           <w:ilvl w:val="1"/>
-          <w:numId w:val="17"/>
+          <w:numId w:val="12"/>
         </w:numPr>
         <w:spacing w:before="120" w:after="120" w:line="360" w:lineRule="auto"/>
         <w:ind w:left="426"/>
@@ -16410,7 +17503,7 @@
         <w:pStyle w:val="Ttulo1"/>
         <w:numPr>
           <w:ilvl w:val="1"/>
-          <w:numId w:val="17"/>
+          <w:numId w:val="12"/>
         </w:numPr>
         <w:spacing w:before="120" w:after="120" w:line="360" w:lineRule="auto"/>
         <w:ind w:left="426"/>
@@ -16469,7 +17562,7 @@
         <w:pStyle w:val="Ttulo1"/>
         <w:numPr>
           <w:ilvl w:val="1"/>
-          <w:numId w:val="17"/>
+          <w:numId w:val="12"/>
         </w:numPr>
         <w:spacing w:before="120" w:after="120" w:line="360" w:lineRule="auto"/>
         <w:ind w:left="426"/>
@@ -16567,7 +17660,7 @@
         <w:pStyle w:val="Ttulo1"/>
         <w:numPr>
           <w:ilvl w:val="0"/>
-          <w:numId w:val="17"/>
+          <w:numId w:val="12"/>
         </w:numPr>
         <w:spacing w:before="120" w:after="120" w:line="360" w:lineRule="auto"/>
         <w:ind w:left="357" w:hanging="357"/>
@@ -16624,7 +17717,7 @@
         <w:pStyle w:val="Ttulo1"/>
         <w:numPr>
           <w:ilvl w:val="0"/>
-          <w:numId w:val="17"/>
+          <w:numId w:val="12"/>
         </w:numPr>
         <w:spacing w:before="120" w:after="120" w:line="360" w:lineRule="auto"/>
         <w:ind w:left="357" w:hanging="357"/>
@@ -16677,7 +17770,7 @@
         <w:pStyle w:val="Ttulo1"/>
         <w:numPr>
           <w:ilvl w:val="0"/>
-          <w:numId w:val="17"/>
+          <w:numId w:val="12"/>
         </w:numPr>
         <w:spacing w:before="120" w:after="120" w:line="360" w:lineRule="auto"/>
         <w:ind w:left="357" w:hanging="357"/>
@@ -17292,119 +18385,6 @@
     </w:lvl>
   </w:abstractNum>
   <w:abstractNum w:abstractNumId="2" w15:restartNumberingAfterBreak="0">
-    <w:nsid w:val="0A9116FA"/>
-    <w:multiLevelType w:val="multilevel"/>
-    <w:tmpl w:val="399097EA"/>
-    <w:lvl w:ilvl="0">
-      <w:start w:val="9"/>
-      <w:numFmt w:val="decimal"/>
-      <w:lvlText w:val="%1"/>
-      <w:lvlJc w:val="left"/>
-      <w:pPr>
-        <w:ind w:left="405" w:hanging="405"/>
-      </w:pPr>
-      <w:rPr>
-        <w:rFonts w:hint="default"/>
-      </w:rPr>
-    </w:lvl>
-    <w:lvl w:ilvl="1">
-      <w:start w:val="2"/>
-      <w:numFmt w:val="decimal"/>
-      <w:lvlText w:val="%1.%2"/>
-      <w:lvlJc w:val="left"/>
-      <w:pPr>
-        <w:ind w:left="1440" w:hanging="720"/>
-      </w:pPr>
-      <w:rPr>
-        <w:rFonts w:hint="default"/>
-      </w:rPr>
-    </w:lvl>
-    <w:lvl w:ilvl="2">
-      <w:start w:val="1"/>
-      <w:numFmt w:val="decimal"/>
-      <w:lvlText w:val="%1.%2.%3"/>
-      <w:lvlJc w:val="left"/>
-      <w:pPr>
-        <w:ind w:left="2160" w:hanging="720"/>
-      </w:pPr>
-      <w:rPr>
-        <w:rFonts w:hint="default"/>
-      </w:rPr>
-    </w:lvl>
-    <w:lvl w:ilvl="3">
-      <w:start w:val="1"/>
-      <w:numFmt w:val="decimal"/>
-      <w:lvlText w:val="%1.%2.%3.%4"/>
-      <w:lvlJc w:val="left"/>
-      <w:pPr>
-        <w:ind w:left="3240" w:hanging="1080"/>
-      </w:pPr>
-      <w:rPr>
-        <w:rFonts w:hint="default"/>
-      </w:rPr>
-    </w:lvl>
-    <w:lvl w:ilvl="4">
-      <w:start w:val="1"/>
-      <w:numFmt w:val="decimal"/>
-      <w:lvlText w:val="%1.%2.%3.%4.%5"/>
-      <w:lvlJc w:val="left"/>
-      <w:pPr>
-        <w:ind w:left="4320" w:hanging="1440"/>
-      </w:pPr>
-      <w:rPr>
-        <w:rFonts w:hint="default"/>
-      </w:rPr>
-    </w:lvl>
-    <w:lvl w:ilvl="5">
-      <w:start w:val="1"/>
-      <w:numFmt w:val="decimal"/>
-      <w:lvlText w:val="%1.%2.%3.%4.%5.%6"/>
-      <w:lvlJc w:val="left"/>
-      <w:pPr>
-        <w:ind w:left="5040" w:hanging="1440"/>
-      </w:pPr>
-      <w:rPr>
-        <w:rFonts w:hint="default"/>
-      </w:rPr>
-    </w:lvl>
-    <w:lvl w:ilvl="6">
-      <w:start w:val="1"/>
-      <w:numFmt w:val="decimal"/>
-      <w:lvlText w:val="%1.%2.%3.%4.%5.%6.%7"/>
-      <w:lvlJc w:val="left"/>
-      <w:pPr>
-        <w:ind w:left="6120" w:hanging="1800"/>
-      </w:pPr>
-      <w:rPr>
-        <w:rFonts w:hint="default"/>
-      </w:rPr>
-    </w:lvl>
-    <w:lvl w:ilvl="7">
-      <w:start w:val="1"/>
-      <w:numFmt w:val="decimal"/>
-      <w:lvlText w:val="%1.%2.%3.%4.%5.%6.%7.%8"/>
-      <w:lvlJc w:val="left"/>
-      <w:pPr>
-        <w:ind w:left="6840" w:hanging="1800"/>
-      </w:pPr>
-      <w:rPr>
-        <w:rFonts w:hint="default"/>
-      </w:rPr>
-    </w:lvl>
-    <w:lvl w:ilvl="8">
-      <w:start w:val="1"/>
-      <w:numFmt w:val="decimal"/>
-      <w:lvlText w:val="%1.%2.%3.%4.%5.%6.%7.%8.%9"/>
-      <w:lvlJc w:val="left"/>
-      <w:pPr>
-        <w:ind w:left="7920" w:hanging="2160"/>
-      </w:pPr>
-      <w:rPr>
-        <w:rFonts w:hint="default"/>
-      </w:rPr>
-    </w:lvl>
-  </w:abstractNum>
-  <w:abstractNum w:abstractNumId="3" w15:restartNumberingAfterBreak="0">
     <w:nsid w:val="0AC2C0CE"/>
     <w:multiLevelType w:val="hybridMultilevel"/>
     <w:tmpl w:val="CB1C6EC4"/>
@@ -17517,7 +18497,7 @@
       </w:rPr>
     </w:lvl>
   </w:abstractNum>
-  <w:abstractNum w:abstractNumId="4" w15:restartNumberingAfterBreak="0">
+  <w:abstractNum w:abstractNumId="3" w15:restartNumberingAfterBreak="0">
     <w:nsid w:val="0C095A24"/>
     <w:multiLevelType w:val="multilevel"/>
     <w:tmpl w:val="B5EA418C"/>
@@ -17638,7 +18618,7 @@
       </w:pPr>
     </w:lvl>
   </w:abstractNum>
-  <w:abstractNum w:abstractNumId="5" w15:restartNumberingAfterBreak="0">
+  <w:abstractNum w:abstractNumId="4" w15:restartNumberingAfterBreak="0">
     <w:nsid w:val="14926921"/>
     <w:multiLevelType w:val="multilevel"/>
     <w:tmpl w:val="CE7ACA5E"/>
@@ -17787,7 +18767,7 @@
       </w:rPr>
     </w:lvl>
   </w:abstractNum>
-  <w:abstractNum w:abstractNumId="6" w15:restartNumberingAfterBreak="0">
+  <w:abstractNum w:abstractNumId="5" w15:restartNumberingAfterBreak="0">
     <w:nsid w:val="16CF2A20"/>
     <w:multiLevelType w:val="multilevel"/>
     <w:tmpl w:val="DE18C9B2"/>
@@ -17909,96 +18889,7 @@
       </w:rPr>
     </w:lvl>
   </w:abstractNum>
-  <w:abstractNum w:abstractNumId="7" w15:restartNumberingAfterBreak="0">
-    <w:nsid w:val="17BB0408"/>
-    <w:multiLevelType w:val="hybridMultilevel"/>
-    <w:tmpl w:val="FD508A12"/>
-    <w:lvl w:ilvl="0" w:tplc="0416000F">
-      <w:start w:val="1"/>
-      <w:numFmt w:val="decimal"/>
-      <w:lvlText w:val="%1."/>
-      <w:lvlJc w:val="left"/>
-      <w:pPr>
-        <w:ind w:left="-1056" w:hanging="360"/>
-      </w:pPr>
-      <w:rPr>
-        <w:rFonts w:hint="default"/>
-      </w:rPr>
-    </w:lvl>
-    <w:lvl w:ilvl="1" w:tplc="04160019" w:tentative="1">
-      <w:start w:val="1"/>
-      <w:numFmt w:val="lowerLetter"/>
-      <w:lvlText w:val="%2."/>
-      <w:lvlJc w:val="left"/>
-      <w:pPr>
-        <w:ind w:left="-336" w:hanging="360"/>
-      </w:pPr>
-    </w:lvl>
-    <w:lvl w:ilvl="2" w:tplc="0416001B" w:tentative="1">
-      <w:start w:val="1"/>
-      <w:numFmt w:val="lowerRoman"/>
-      <w:lvlText w:val="%3."/>
-      <w:lvlJc w:val="right"/>
-      <w:pPr>
-        <w:ind w:left="384" w:hanging="180"/>
-      </w:pPr>
-    </w:lvl>
-    <w:lvl w:ilvl="3" w:tplc="0416000F" w:tentative="1">
-      <w:start w:val="1"/>
-      <w:numFmt w:val="decimal"/>
-      <w:lvlText w:val="%4."/>
-      <w:lvlJc w:val="left"/>
-      <w:pPr>
-        <w:ind w:left="1104" w:hanging="360"/>
-      </w:pPr>
-    </w:lvl>
-    <w:lvl w:ilvl="4" w:tplc="04160019" w:tentative="1">
-      <w:start w:val="1"/>
-      <w:numFmt w:val="lowerLetter"/>
-      <w:lvlText w:val="%5."/>
-      <w:lvlJc w:val="left"/>
-      <w:pPr>
-        <w:ind w:left="1824" w:hanging="360"/>
-      </w:pPr>
-    </w:lvl>
-    <w:lvl w:ilvl="5" w:tplc="0416001B" w:tentative="1">
-      <w:start w:val="1"/>
-      <w:numFmt w:val="lowerRoman"/>
-      <w:lvlText w:val="%6."/>
-      <w:lvlJc w:val="right"/>
-      <w:pPr>
-        <w:ind w:left="2544" w:hanging="180"/>
-      </w:pPr>
-    </w:lvl>
-    <w:lvl w:ilvl="6" w:tplc="0416000F" w:tentative="1">
-      <w:start w:val="1"/>
-      <w:numFmt w:val="decimal"/>
-      <w:lvlText w:val="%7."/>
-      <w:lvlJc w:val="left"/>
-      <w:pPr>
-        <w:ind w:left="3264" w:hanging="360"/>
-      </w:pPr>
-    </w:lvl>
-    <w:lvl w:ilvl="7" w:tplc="04160019" w:tentative="1">
-      <w:start w:val="1"/>
-      <w:numFmt w:val="lowerLetter"/>
-      <w:lvlText w:val="%8."/>
-      <w:lvlJc w:val="left"/>
-      <w:pPr>
-        <w:ind w:left="3984" w:hanging="360"/>
-      </w:pPr>
-    </w:lvl>
-    <w:lvl w:ilvl="8" w:tplc="0416001B" w:tentative="1">
-      <w:start w:val="1"/>
-      <w:numFmt w:val="lowerRoman"/>
-      <w:lvlText w:val="%9."/>
-      <w:lvlJc w:val="right"/>
-      <w:pPr>
-        <w:ind w:left="4704" w:hanging="180"/>
-      </w:pPr>
-    </w:lvl>
-  </w:abstractNum>
-  <w:abstractNum w:abstractNumId="8" w15:restartNumberingAfterBreak="0">
+  <w:abstractNum w:abstractNumId="6" w15:restartNumberingAfterBreak="0">
     <w:nsid w:val="17FE2428"/>
     <w:multiLevelType w:val="multilevel"/>
     <w:tmpl w:val="D6B8EE4A"/>
@@ -18127,7 +19018,7 @@
       </w:rPr>
     </w:lvl>
   </w:abstractNum>
-  <w:abstractNum w:abstractNumId="9" w15:restartNumberingAfterBreak="0">
+  <w:abstractNum w:abstractNumId="7" w15:restartNumberingAfterBreak="0">
     <w:nsid w:val="1BAD675C"/>
     <w:multiLevelType w:val="multilevel"/>
     <w:tmpl w:val="04C8B43A"/>
@@ -18276,7 +19167,7 @@
       </w:rPr>
     </w:lvl>
   </w:abstractNum>
-  <w:abstractNum w:abstractNumId="10" w15:restartNumberingAfterBreak="0">
+  <w:abstractNum w:abstractNumId="8" w15:restartNumberingAfterBreak="0">
     <w:nsid w:val="1C813AAF"/>
     <w:multiLevelType w:val="hybridMultilevel"/>
     <w:tmpl w:val="580ACD06"/>
@@ -18389,120 +19280,7 @@
       </w:rPr>
     </w:lvl>
   </w:abstractNum>
-  <w:abstractNum w:abstractNumId="11" w15:restartNumberingAfterBreak="0">
-    <w:nsid w:val="1CE663B2"/>
-    <w:multiLevelType w:val="hybridMultilevel"/>
-    <w:tmpl w:val="E414712C"/>
-    <w:lvl w:ilvl="0" w:tplc="04160001">
-      <w:start w:val="1"/>
-      <w:numFmt w:val="bullet"/>
-      <w:lvlText w:val=""/>
-      <w:lvlJc w:val="left"/>
-      <w:pPr>
-        <w:ind w:left="720" w:hanging="360"/>
-      </w:pPr>
-      <w:rPr>
-        <w:rFonts w:ascii="Symbol" w:hAnsi="Symbol" w:hint="default"/>
-      </w:rPr>
-    </w:lvl>
-    <w:lvl w:ilvl="1" w:tplc="04160003" w:tentative="1">
-      <w:start w:val="1"/>
-      <w:numFmt w:val="bullet"/>
-      <w:lvlText w:val="o"/>
-      <w:lvlJc w:val="left"/>
-      <w:pPr>
-        <w:ind w:left="1440" w:hanging="360"/>
-      </w:pPr>
-      <w:rPr>
-        <w:rFonts w:ascii="Courier New" w:hAnsi="Courier New" w:cs="Courier New" w:hint="default"/>
-      </w:rPr>
-    </w:lvl>
-    <w:lvl w:ilvl="2" w:tplc="04160005" w:tentative="1">
-      <w:start w:val="1"/>
-      <w:numFmt w:val="bullet"/>
-      <w:lvlText w:val=""/>
-      <w:lvlJc w:val="left"/>
-      <w:pPr>
-        <w:ind w:left="2160" w:hanging="360"/>
-      </w:pPr>
-      <w:rPr>
-        <w:rFonts w:ascii="Wingdings" w:hAnsi="Wingdings" w:hint="default"/>
-      </w:rPr>
-    </w:lvl>
-    <w:lvl w:ilvl="3" w:tplc="04160001" w:tentative="1">
-      <w:start w:val="1"/>
-      <w:numFmt w:val="bullet"/>
-      <w:lvlText w:val=""/>
-      <w:lvlJc w:val="left"/>
-      <w:pPr>
-        <w:ind w:left="2880" w:hanging="360"/>
-      </w:pPr>
-      <w:rPr>
-        <w:rFonts w:ascii="Symbol" w:hAnsi="Symbol" w:hint="default"/>
-      </w:rPr>
-    </w:lvl>
-    <w:lvl w:ilvl="4" w:tplc="04160003" w:tentative="1">
-      <w:start w:val="1"/>
-      <w:numFmt w:val="bullet"/>
-      <w:lvlText w:val="o"/>
-      <w:lvlJc w:val="left"/>
-      <w:pPr>
-        <w:ind w:left="3600" w:hanging="360"/>
-      </w:pPr>
-      <w:rPr>
-        <w:rFonts w:ascii="Courier New" w:hAnsi="Courier New" w:cs="Courier New" w:hint="default"/>
-      </w:rPr>
-    </w:lvl>
-    <w:lvl w:ilvl="5" w:tplc="04160005" w:tentative="1">
-      <w:start w:val="1"/>
-      <w:numFmt w:val="bullet"/>
-      <w:lvlText w:val=""/>
-      <w:lvlJc w:val="left"/>
-      <w:pPr>
-        <w:ind w:left="4320" w:hanging="360"/>
-      </w:pPr>
-      <w:rPr>
-        <w:rFonts w:ascii="Wingdings" w:hAnsi="Wingdings" w:hint="default"/>
-      </w:rPr>
-    </w:lvl>
-    <w:lvl w:ilvl="6" w:tplc="04160001" w:tentative="1">
-      <w:start w:val="1"/>
-      <w:numFmt w:val="bullet"/>
-      <w:lvlText w:val=""/>
-      <w:lvlJc w:val="left"/>
-      <w:pPr>
-        <w:ind w:left="5040" w:hanging="360"/>
-      </w:pPr>
-      <w:rPr>
-        <w:rFonts w:ascii="Symbol" w:hAnsi="Symbol" w:hint="default"/>
-      </w:rPr>
-    </w:lvl>
-    <w:lvl w:ilvl="7" w:tplc="04160003" w:tentative="1">
-      <w:start w:val="1"/>
-      <w:numFmt w:val="bullet"/>
-      <w:lvlText w:val="o"/>
-      <w:lvlJc w:val="left"/>
-      <w:pPr>
-        <w:ind w:left="5760" w:hanging="360"/>
-      </w:pPr>
-      <w:rPr>
-        <w:rFonts w:ascii="Courier New" w:hAnsi="Courier New" w:cs="Courier New" w:hint="default"/>
-      </w:rPr>
-    </w:lvl>
-    <w:lvl w:ilvl="8" w:tplc="04160005" w:tentative="1">
-      <w:start w:val="1"/>
-      <w:numFmt w:val="bullet"/>
-      <w:lvlText w:val=""/>
-      <w:lvlJc w:val="left"/>
-      <w:pPr>
-        <w:ind w:left="6480" w:hanging="360"/>
-      </w:pPr>
-      <w:rPr>
-        <w:rFonts w:ascii="Wingdings" w:hAnsi="Wingdings" w:hint="default"/>
-      </w:rPr>
-    </w:lvl>
-  </w:abstractNum>
-  <w:abstractNum w:abstractNumId="12" w15:restartNumberingAfterBreak="0">
+  <w:abstractNum w:abstractNumId="9" w15:restartNumberingAfterBreak="0">
     <w:nsid w:val="1DA61BDF"/>
     <w:multiLevelType w:val="multilevel"/>
     <w:tmpl w:val="F70C42D8"/>
@@ -18596,7 +19374,128 @@
       </w:pPr>
     </w:lvl>
   </w:abstractNum>
-  <w:abstractNum w:abstractNumId="13" w15:restartNumberingAfterBreak="0">
+  <w:abstractNum w:abstractNumId="10" w15:restartNumberingAfterBreak="0">
+    <w:nsid w:val="1E125F33"/>
+    <w:multiLevelType w:val="multilevel"/>
+    <w:tmpl w:val="F70C42D8"/>
+    <w:lvl w:ilvl="0">
+      <w:start w:val="1"/>
+      <w:numFmt w:val="decimal"/>
+      <w:lvlText w:val="%1."/>
+      <w:lvlJc w:val="left"/>
+      <w:pPr>
+        <w:ind w:left="720" w:hanging="360"/>
+      </w:pPr>
+      <w:rPr>
+        <w:rFonts w:hint="default"/>
+      </w:rPr>
+    </w:lvl>
+    <w:lvl w:ilvl="1">
+      <w:start w:val="1"/>
+      <w:numFmt w:val="decimal"/>
+      <w:isLgl/>
+      <w:lvlText w:val="%1.%2"/>
+      <w:lvlJc w:val="left"/>
+      <w:pPr>
+        <w:ind w:left="765" w:hanging="405"/>
+      </w:pPr>
+      <w:rPr>
+        <w:rFonts w:hint="default"/>
+      </w:rPr>
+    </w:lvl>
+    <w:lvl w:ilvl="2">
+      <w:start w:val="1"/>
+      <w:numFmt w:val="decimal"/>
+      <w:isLgl/>
+      <w:lvlText w:val="%1.%2.%3"/>
+      <w:lvlJc w:val="left"/>
+      <w:pPr>
+        <w:ind w:left="1080" w:hanging="720"/>
+      </w:pPr>
+      <w:rPr>
+        <w:rFonts w:hint="default"/>
+      </w:rPr>
+    </w:lvl>
+    <w:lvl w:ilvl="3">
+      <w:start w:val="1"/>
+      <w:numFmt w:val="decimal"/>
+      <w:isLgl/>
+      <w:lvlText w:val="%1.%2.%3.%4"/>
+      <w:lvlJc w:val="left"/>
+      <w:pPr>
+        <w:ind w:left="1440" w:hanging="1080"/>
+      </w:pPr>
+      <w:rPr>
+        <w:rFonts w:hint="default"/>
+      </w:rPr>
+    </w:lvl>
+    <w:lvl w:ilvl="4">
+      <w:start w:val="1"/>
+      <w:numFmt w:val="decimal"/>
+      <w:isLgl/>
+      <w:lvlText w:val="%1.%2.%3.%4.%5"/>
+      <w:lvlJc w:val="left"/>
+      <w:pPr>
+        <w:ind w:left="1440" w:hanging="1080"/>
+      </w:pPr>
+      <w:rPr>
+        <w:rFonts w:hint="default"/>
+      </w:rPr>
+    </w:lvl>
+    <w:lvl w:ilvl="5">
+      <w:start w:val="1"/>
+      <w:numFmt w:val="decimal"/>
+      <w:isLgl/>
+      <w:lvlText w:val="%1.%2.%3.%4.%5.%6"/>
+      <w:lvlJc w:val="left"/>
+      <w:pPr>
+        <w:ind w:left="1800" w:hanging="1440"/>
+      </w:pPr>
+      <w:rPr>
+        <w:rFonts w:hint="default"/>
+      </w:rPr>
+    </w:lvl>
+    <w:lvl w:ilvl="6">
+      <w:start w:val="1"/>
+      <w:numFmt w:val="decimal"/>
+      <w:isLgl/>
+      <w:lvlText w:val="%1.%2.%3.%4.%5.%6.%7"/>
+      <w:lvlJc w:val="left"/>
+      <w:pPr>
+        <w:ind w:left="1800" w:hanging="1440"/>
+      </w:pPr>
+      <w:rPr>
+        <w:rFonts w:hint="default"/>
+      </w:rPr>
+    </w:lvl>
+    <w:lvl w:ilvl="7">
+      <w:start w:val="1"/>
+      <w:numFmt w:val="decimal"/>
+      <w:isLgl/>
+      <w:lvlText w:val="%1.%2.%3.%4.%5.%6.%7.%8"/>
+      <w:lvlJc w:val="left"/>
+      <w:pPr>
+        <w:ind w:left="2160" w:hanging="1800"/>
+      </w:pPr>
+      <w:rPr>
+        <w:rFonts w:hint="default"/>
+      </w:rPr>
+    </w:lvl>
+    <w:lvl w:ilvl="8">
+      <w:start w:val="1"/>
+      <w:numFmt w:val="decimal"/>
+      <w:isLgl/>
+      <w:lvlText w:val="%1.%2.%3.%4.%5.%6.%7.%8.%9"/>
+      <w:lvlJc w:val="left"/>
+      <w:pPr>
+        <w:ind w:left="2160" w:hanging="1800"/>
+      </w:pPr>
+      <w:rPr>
+        <w:rFonts w:hint="default"/>
+      </w:rPr>
+    </w:lvl>
+  </w:abstractNum>
+  <w:abstractNum w:abstractNumId="11" w15:restartNumberingAfterBreak="0">
     <w:nsid w:val="1F9F837C"/>
     <w:multiLevelType w:val="hybridMultilevel"/>
     <w:tmpl w:val="FD26629C"/>
@@ -18709,7 +19608,7 @@
       </w:rPr>
     </w:lvl>
   </w:abstractNum>
-  <w:abstractNum w:abstractNumId="14" w15:restartNumberingAfterBreak="0">
+  <w:abstractNum w:abstractNumId="12" w15:restartNumberingAfterBreak="0">
     <w:nsid w:val="20D41BF3"/>
     <w:multiLevelType w:val="multilevel"/>
     <w:tmpl w:val="F20A33FC"/>
@@ -18826,7 +19725,7 @@
       </w:pPr>
     </w:lvl>
   </w:abstractNum>
-  <w:abstractNum w:abstractNumId="15" w15:restartNumberingAfterBreak="0">
+  <w:abstractNum w:abstractNumId="13" w15:restartNumberingAfterBreak="0">
     <w:nsid w:val="222C1837"/>
     <w:multiLevelType w:val="multilevel"/>
     <w:tmpl w:val="6C1CCC6E"/>
@@ -18975,7 +19874,7 @@
       </w:rPr>
     </w:lvl>
   </w:abstractNum>
-  <w:abstractNum w:abstractNumId="16" w15:restartNumberingAfterBreak="0">
+  <w:abstractNum w:abstractNumId="14" w15:restartNumberingAfterBreak="0">
     <w:nsid w:val="22E31FCD"/>
     <w:multiLevelType w:val="multilevel"/>
     <w:tmpl w:val="84EE1076"/>
@@ -19092,7 +19991,93 @@
       </w:pPr>
     </w:lvl>
   </w:abstractNum>
-  <w:abstractNum w:abstractNumId="17" w15:restartNumberingAfterBreak="0">
+  <w:abstractNum w:abstractNumId="15" w15:restartNumberingAfterBreak="0">
+    <w:nsid w:val="23B9375B"/>
+    <w:multiLevelType w:val="hybridMultilevel"/>
+    <w:tmpl w:val="CFA43FD0"/>
+    <w:lvl w:ilvl="0" w:tplc="0416000F">
+      <w:start w:val="1"/>
+      <w:numFmt w:val="decimal"/>
+      <w:lvlText w:val="%1."/>
+      <w:lvlJc w:val="left"/>
+      <w:pPr>
+        <w:ind w:left="1485" w:hanging="360"/>
+      </w:pPr>
+    </w:lvl>
+    <w:lvl w:ilvl="1" w:tplc="04160019" w:tentative="1">
+      <w:start w:val="1"/>
+      <w:numFmt w:val="lowerLetter"/>
+      <w:lvlText w:val="%2."/>
+      <w:lvlJc w:val="left"/>
+      <w:pPr>
+        <w:ind w:left="2205" w:hanging="360"/>
+      </w:pPr>
+    </w:lvl>
+    <w:lvl w:ilvl="2" w:tplc="0416001B" w:tentative="1">
+      <w:start w:val="1"/>
+      <w:numFmt w:val="lowerRoman"/>
+      <w:lvlText w:val="%3."/>
+      <w:lvlJc w:val="right"/>
+      <w:pPr>
+        <w:ind w:left="2925" w:hanging="180"/>
+      </w:pPr>
+    </w:lvl>
+    <w:lvl w:ilvl="3" w:tplc="0416000F" w:tentative="1">
+      <w:start w:val="1"/>
+      <w:numFmt w:val="decimal"/>
+      <w:lvlText w:val="%4."/>
+      <w:lvlJc w:val="left"/>
+      <w:pPr>
+        <w:ind w:left="3645" w:hanging="360"/>
+      </w:pPr>
+    </w:lvl>
+    <w:lvl w:ilvl="4" w:tplc="04160019" w:tentative="1">
+      <w:start w:val="1"/>
+      <w:numFmt w:val="lowerLetter"/>
+      <w:lvlText w:val="%5."/>
+      <w:lvlJc w:val="left"/>
+      <w:pPr>
+        <w:ind w:left="4365" w:hanging="360"/>
+      </w:pPr>
+    </w:lvl>
+    <w:lvl w:ilvl="5" w:tplc="0416001B" w:tentative="1">
+      <w:start w:val="1"/>
+      <w:numFmt w:val="lowerRoman"/>
+      <w:lvlText w:val="%6."/>
+      <w:lvlJc w:val="right"/>
+      <w:pPr>
+        <w:ind w:left="5085" w:hanging="180"/>
+      </w:pPr>
+    </w:lvl>
+    <w:lvl w:ilvl="6" w:tplc="0416000F" w:tentative="1">
+      <w:start w:val="1"/>
+      <w:numFmt w:val="decimal"/>
+      <w:lvlText w:val="%7."/>
+      <w:lvlJc w:val="left"/>
+      <w:pPr>
+        <w:ind w:left="5805" w:hanging="360"/>
+      </w:pPr>
+    </w:lvl>
+    <w:lvl w:ilvl="7" w:tplc="04160019" w:tentative="1">
+      <w:start w:val="1"/>
+      <w:numFmt w:val="lowerLetter"/>
+      <w:lvlText w:val="%8."/>
+      <w:lvlJc w:val="left"/>
+      <w:pPr>
+        <w:ind w:left="6525" w:hanging="360"/>
+      </w:pPr>
+    </w:lvl>
+    <w:lvl w:ilvl="8" w:tplc="0416001B" w:tentative="1">
+      <w:start w:val="1"/>
+      <w:numFmt w:val="lowerRoman"/>
+      <w:lvlText w:val="%9."/>
+      <w:lvlJc w:val="right"/>
+      <w:pPr>
+        <w:ind w:left="7245" w:hanging="180"/>
+      </w:pPr>
+    </w:lvl>
+  </w:abstractNum>
+  <w:abstractNum w:abstractNumId="16" w15:restartNumberingAfterBreak="0">
     <w:nsid w:val="28062DB1"/>
     <w:multiLevelType w:val="hybridMultilevel"/>
     <w:tmpl w:val="26A25FE0"/>
@@ -19205,7 +20190,7 @@
       </w:rPr>
     </w:lvl>
   </w:abstractNum>
-  <w:abstractNum w:abstractNumId="18" w15:restartNumberingAfterBreak="0">
+  <w:abstractNum w:abstractNumId="17" w15:restartNumberingAfterBreak="0">
     <w:nsid w:val="28B31FB9"/>
     <w:multiLevelType w:val="multilevel"/>
     <w:tmpl w:val="A8C05508"/>
@@ -19294,7 +20279,7 @@
       </w:pPr>
     </w:lvl>
   </w:abstractNum>
-  <w:abstractNum w:abstractNumId="19" w15:restartNumberingAfterBreak="0">
+  <w:abstractNum w:abstractNumId="18" w15:restartNumberingAfterBreak="0">
     <w:nsid w:val="28EC2056"/>
     <w:multiLevelType w:val="multilevel"/>
     <w:tmpl w:val="5A922EB8"/>
@@ -19443,7 +20428,7 @@
       </w:rPr>
     </w:lvl>
   </w:abstractNum>
-  <w:abstractNum w:abstractNumId="20" w15:restartNumberingAfterBreak="0">
+  <w:abstractNum w:abstractNumId="19" w15:restartNumberingAfterBreak="0">
     <w:nsid w:val="2A383C93"/>
     <w:multiLevelType w:val="hybridMultilevel"/>
     <w:tmpl w:val="57361CA2"/>
@@ -19529,94 +20514,7 @@
       </w:pPr>
     </w:lvl>
   </w:abstractNum>
-  <w:abstractNum w:abstractNumId="21" w15:restartNumberingAfterBreak="0">
-    <w:nsid w:val="2BE1A870"/>
-    <w:multiLevelType w:val="hybridMultilevel"/>
-    <w:tmpl w:val="356264C0"/>
-    <w:lvl w:ilvl="0" w:tplc="9968ABF0">
-      <w:numFmt w:val="none"/>
-      <w:lvlText w:val=""/>
-      <w:lvlJc w:val="left"/>
-      <w:pPr>
-        <w:tabs>
-          <w:tab w:val="num" w:pos="360"/>
-        </w:tabs>
-      </w:pPr>
-    </w:lvl>
-    <w:lvl w:ilvl="1" w:tplc="8056070C">
-      <w:start w:val="1"/>
-      <w:numFmt w:val="lowerLetter"/>
-      <w:lvlText w:val="%2."/>
-      <w:lvlJc w:val="left"/>
-      <w:pPr>
-        <w:ind w:left="1440" w:hanging="360"/>
-      </w:pPr>
-    </w:lvl>
-    <w:lvl w:ilvl="2" w:tplc="A590099E">
-      <w:start w:val="1"/>
-      <w:numFmt w:val="lowerRoman"/>
-      <w:lvlText w:val="%3."/>
-      <w:lvlJc w:val="right"/>
-      <w:pPr>
-        <w:ind w:left="2160" w:hanging="180"/>
-      </w:pPr>
-    </w:lvl>
-    <w:lvl w:ilvl="3" w:tplc="5AFCC97E">
-      <w:start w:val="1"/>
-      <w:numFmt w:val="decimal"/>
-      <w:lvlText w:val="%4."/>
-      <w:lvlJc w:val="left"/>
-      <w:pPr>
-        <w:ind w:left="2880" w:hanging="360"/>
-      </w:pPr>
-    </w:lvl>
-    <w:lvl w:ilvl="4" w:tplc="5AFE34DA">
-      <w:start w:val="1"/>
-      <w:numFmt w:val="lowerLetter"/>
-      <w:lvlText w:val="%5."/>
-      <w:lvlJc w:val="left"/>
-      <w:pPr>
-        <w:ind w:left="3600" w:hanging="360"/>
-      </w:pPr>
-    </w:lvl>
-    <w:lvl w:ilvl="5" w:tplc="078CFAB0">
-      <w:start w:val="1"/>
-      <w:numFmt w:val="lowerRoman"/>
-      <w:lvlText w:val="%6."/>
-      <w:lvlJc w:val="right"/>
-      <w:pPr>
-        <w:ind w:left="4320" w:hanging="180"/>
-      </w:pPr>
-    </w:lvl>
-    <w:lvl w:ilvl="6" w:tplc="DBFCF138">
-      <w:start w:val="1"/>
-      <w:numFmt w:val="decimal"/>
-      <w:lvlText w:val="%7."/>
-      <w:lvlJc w:val="left"/>
-      <w:pPr>
-        <w:ind w:left="5040" w:hanging="360"/>
-      </w:pPr>
-    </w:lvl>
-    <w:lvl w:ilvl="7" w:tplc="886E658E">
-      <w:start w:val="1"/>
-      <w:numFmt w:val="lowerLetter"/>
-      <w:lvlText w:val="%8."/>
-      <w:lvlJc w:val="left"/>
-      <w:pPr>
-        <w:ind w:left="5760" w:hanging="360"/>
-      </w:pPr>
-    </w:lvl>
-    <w:lvl w:ilvl="8" w:tplc="746CC2F8">
-      <w:start w:val="1"/>
-      <w:numFmt w:val="lowerRoman"/>
-      <w:lvlText w:val="%9."/>
-      <w:lvlJc w:val="right"/>
-      <w:pPr>
-        <w:ind w:left="6480" w:hanging="180"/>
-      </w:pPr>
-    </w:lvl>
-  </w:abstractNum>
-  <w:abstractNum w:abstractNumId="22" w15:restartNumberingAfterBreak="0">
+  <w:abstractNum w:abstractNumId="20" w15:restartNumberingAfterBreak="0">
     <w:nsid w:val="2DD1705E"/>
     <w:multiLevelType w:val="multilevel"/>
     <w:tmpl w:val="46A82D74"/>
@@ -19737,120 +20635,7 @@
       </w:rPr>
     </w:lvl>
   </w:abstractNum>
-  <w:abstractNum w:abstractNumId="23" w15:restartNumberingAfterBreak="0">
-    <w:nsid w:val="2E8307FB"/>
-    <w:multiLevelType w:val="hybridMultilevel"/>
-    <w:tmpl w:val="96BE70F6"/>
-    <w:lvl w:ilvl="0" w:tplc="04160001">
-      <w:start w:val="1"/>
-      <w:numFmt w:val="bullet"/>
-      <w:lvlText w:val=""/>
-      <w:lvlJc w:val="left"/>
-      <w:pPr>
-        <w:ind w:left="1152" w:hanging="360"/>
-      </w:pPr>
-      <w:rPr>
-        <w:rFonts w:ascii="Symbol" w:hAnsi="Symbol" w:hint="default"/>
-      </w:rPr>
-    </w:lvl>
-    <w:lvl w:ilvl="1" w:tplc="04160003" w:tentative="1">
-      <w:start w:val="1"/>
-      <w:numFmt w:val="bullet"/>
-      <w:lvlText w:val="o"/>
-      <w:lvlJc w:val="left"/>
-      <w:pPr>
-        <w:ind w:left="1872" w:hanging="360"/>
-      </w:pPr>
-      <w:rPr>
-        <w:rFonts w:ascii="Courier New" w:hAnsi="Courier New" w:cs="Courier New" w:hint="default"/>
-      </w:rPr>
-    </w:lvl>
-    <w:lvl w:ilvl="2" w:tplc="04160005" w:tentative="1">
-      <w:start w:val="1"/>
-      <w:numFmt w:val="bullet"/>
-      <w:lvlText w:val=""/>
-      <w:lvlJc w:val="left"/>
-      <w:pPr>
-        <w:ind w:left="2592" w:hanging="360"/>
-      </w:pPr>
-      <w:rPr>
-        <w:rFonts w:ascii="Wingdings" w:hAnsi="Wingdings" w:hint="default"/>
-      </w:rPr>
-    </w:lvl>
-    <w:lvl w:ilvl="3" w:tplc="04160001" w:tentative="1">
-      <w:start w:val="1"/>
-      <w:numFmt w:val="bullet"/>
-      <w:lvlText w:val=""/>
-      <w:lvlJc w:val="left"/>
-      <w:pPr>
-        <w:ind w:left="3312" w:hanging="360"/>
-      </w:pPr>
-      <w:rPr>
-        <w:rFonts w:ascii="Symbol" w:hAnsi="Symbol" w:hint="default"/>
-      </w:rPr>
-    </w:lvl>
-    <w:lvl w:ilvl="4" w:tplc="04160003" w:tentative="1">
-      <w:start w:val="1"/>
-      <w:numFmt w:val="bullet"/>
-      <w:lvlText w:val="o"/>
-      <w:lvlJc w:val="left"/>
-      <w:pPr>
-        <w:ind w:left="4032" w:hanging="360"/>
-      </w:pPr>
-      <w:rPr>
-        <w:rFonts w:ascii="Courier New" w:hAnsi="Courier New" w:cs="Courier New" w:hint="default"/>
-      </w:rPr>
-    </w:lvl>
-    <w:lvl w:ilvl="5" w:tplc="04160005" w:tentative="1">
-      <w:start w:val="1"/>
-      <w:numFmt w:val="bullet"/>
-      <w:lvlText w:val=""/>
-      <w:lvlJc w:val="left"/>
-      <w:pPr>
-        <w:ind w:left="4752" w:hanging="360"/>
-      </w:pPr>
-      <w:rPr>
-        <w:rFonts w:ascii="Wingdings" w:hAnsi="Wingdings" w:hint="default"/>
-      </w:rPr>
-    </w:lvl>
-    <w:lvl w:ilvl="6" w:tplc="04160001" w:tentative="1">
-      <w:start w:val="1"/>
-      <w:numFmt w:val="bullet"/>
-      <w:lvlText w:val=""/>
-      <w:lvlJc w:val="left"/>
-      <w:pPr>
-        <w:ind w:left="5472" w:hanging="360"/>
-      </w:pPr>
-      <w:rPr>
-        <w:rFonts w:ascii="Symbol" w:hAnsi="Symbol" w:hint="default"/>
-      </w:rPr>
-    </w:lvl>
-    <w:lvl w:ilvl="7" w:tplc="04160003" w:tentative="1">
-      <w:start w:val="1"/>
-      <w:numFmt w:val="bullet"/>
-      <w:lvlText w:val="o"/>
-      <w:lvlJc w:val="left"/>
-      <w:pPr>
-        <w:ind w:left="6192" w:hanging="360"/>
-      </w:pPr>
-      <w:rPr>
-        <w:rFonts w:ascii="Courier New" w:hAnsi="Courier New" w:cs="Courier New" w:hint="default"/>
-      </w:rPr>
-    </w:lvl>
-    <w:lvl w:ilvl="8" w:tplc="04160005" w:tentative="1">
-      <w:start w:val="1"/>
-      <w:numFmt w:val="bullet"/>
-      <w:lvlText w:val=""/>
-      <w:lvlJc w:val="left"/>
-      <w:pPr>
-        <w:ind w:left="6912" w:hanging="360"/>
-      </w:pPr>
-      <w:rPr>
-        <w:rFonts w:ascii="Wingdings" w:hAnsi="Wingdings" w:hint="default"/>
-      </w:rPr>
-    </w:lvl>
-  </w:abstractNum>
-  <w:abstractNum w:abstractNumId="24" w15:restartNumberingAfterBreak="0">
+  <w:abstractNum w:abstractNumId="21" w15:restartNumberingAfterBreak="0">
     <w:nsid w:val="2FC0F728"/>
     <w:multiLevelType w:val="hybridMultilevel"/>
     <w:tmpl w:val="964AFB7E"/>
@@ -19963,7 +20748,7 @@
       </w:rPr>
     </w:lvl>
   </w:abstractNum>
-  <w:abstractNum w:abstractNumId="25" w15:restartNumberingAfterBreak="0">
+  <w:abstractNum w:abstractNumId="22" w15:restartNumberingAfterBreak="0">
     <w:nsid w:val="312E74A5"/>
     <w:multiLevelType w:val="hybridMultilevel"/>
     <w:tmpl w:val="392CC20E"/>
@@ -20076,7 +20861,7 @@
       </w:rPr>
     </w:lvl>
   </w:abstractNum>
-  <w:abstractNum w:abstractNumId="26" w15:restartNumberingAfterBreak="0">
+  <w:abstractNum w:abstractNumId="23" w15:restartNumberingAfterBreak="0">
     <w:nsid w:val="359831F1"/>
     <w:multiLevelType w:val="hybridMultilevel"/>
     <w:tmpl w:val="F01055DC"/>
@@ -20189,7 +20974,7 @@
       </w:rPr>
     </w:lvl>
   </w:abstractNum>
-  <w:abstractNum w:abstractNumId="27" w15:restartNumberingAfterBreak="0">
+  <w:abstractNum w:abstractNumId="24" w15:restartNumberingAfterBreak="0">
     <w:nsid w:val="3B4A7A1D"/>
     <w:multiLevelType w:val="hybridMultilevel"/>
     <w:tmpl w:val="8BF4B4DC"/>
@@ -20302,7 +21087,7 @@
       </w:rPr>
     </w:lvl>
   </w:abstractNum>
-  <w:abstractNum w:abstractNumId="28" w15:restartNumberingAfterBreak="0">
+  <w:abstractNum w:abstractNumId="25" w15:restartNumberingAfterBreak="0">
     <w:nsid w:val="3EB0336B"/>
     <w:multiLevelType w:val="multilevel"/>
     <w:tmpl w:val="ADAA086A"/>
@@ -20419,120 +21204,7 @@
       </w:pPr>
     </w:lvl>
   </w:abstractNum>
-  <w:abstractNum w:abstractNumId="29" w15:restartNumberingAfterBreak="0">
-    <w:nsid w:val="408C0BC4"/>
-    <w:multiLevelType w:val="hybridMultilevel"/>
-    <w:tmpl w:val="C72EE624"/>
-    <w:lvl w:ilvl="0" w:tplc="8CC62B38">
-      <w:start w:val="1"/>
-      <w:numFmt w:val="bullet"/>
-      <w:lvlText w:val="-"/>
-      <w:lvlJc w:val="left"/>
-      <w:pPr>
-        <w:ind w:left="720" w:hanging="360"/>
-      </w:pPr>
-      <w:rPr>
-        <w:rFonts w:ascii="Aptos" w:hAnsi="Aptos" w:hint="default"/>
-      </w:rPr>
-    </w:lvl>
-    <w:lvl w:ilvl="1" w:tplc="897AA74C">
-      <w:start w:val="1"/>
-      <w:numFmt w:val="bullet"/>
-      <w:lvlText w:val="o"/>
-      <w:lvlJc w:val="left"/>
-      <w:pPr>
-        <w:ind w:left="1440" w:hanging="360"/>
-      </w:pPr>
-      <w:rPr>
-        <w:rFonts w:ascii="Courier New" w:hAnsi="Courier New" w:hint="default"/>
-      </w:rPr>
-    </w:lvl>
-    <w:lvl w:ilvl="2" w:tplc="89609338">
-      <w:start w:val="1"/>
-      <w:numFmt w:val="bullet"/>
-      <w:lvlText w:val=""/>
-      <w:lvlJc w:val="left"/>
-      <w:pPr>
-        <w:ind w:left="2160" w:hanging="360"/>
-      </w:pPr>
-      <w:rPr>
-        <w:rFonts w:ascii="Wingdings" w:hAnsi="Wingdings" w:hint="default"/>
-      </w:rPr>
-    </w:lvl>
-    <w:lvl w:ilvl="3" w:tplc="4F7CB3C8">
-      <w:start w:val="1"/>
-      <w:numFmt w:val="bullet"/>
-      <w:lvlText w:val=""/>
-      <w:lvlJc w:val="left"/>
-      <w:pPr>
-        <w:ind w:left="2880" w:hanging="360"/>
-      </w:pPr>
-      <w:rPr>
-        <w:rFonts w:ascii="Symbol" w:hAnsi="Symbol" w:hint="default"/>
-      </w:rPr>
-    </w:lvl>
-    <w:lvl w:ilvl="4" w:tplc="ADBEE4A0">
-      <w:start w:val="1"/>
-      <w:numFmt w:val="bullet"/>
-      <w:lvlText w:val="o"/>
-      <w:lvlJc w:val="left"/>
-      <w:pPr>
-        <w:ind w:left="3600" w:hanging="360"/>
-      </w:pPr>
-      <w:rPr>
-        <w:rFonts w:ascii="Courier New" w:hAnsi="Courier New" w:hint="default"/>
-      </w:rPr>
-    </w:lvl>
-    <w:lvl w:ilvl="5" w:tplc="7CBCC41E">
-      <w:start w:val="1"/>
-      <w:numFmt w:val="bullet"/>
-      <w:lvlText w:val=""/>
-      <w:lvlJc w:val="left"/>
-      <w:pPr>
-        <w:ind w:left="4320" w:hanging="360"/>
-      </w:pPr>
-      <w:rPr>
-        <w:rFonts w:ascii="Wingdings" w:hAnsi="Wingdings" w:hint="default"/>
-      </w:rPr>
-    </w:lvl>
-    <w:lvl w:ilvl="6" w:tplc="28DABA4A">
-      <w:start w:val="1"/>
-      <w:numFmt w:val="bullet"/>
-      <w:lvlText w:val=""/>
-      <w:lvlJc w:val="left"/>
-      <w:pPr>
-        <w:ind w:left="5040" w:hanging="360"/>
-      </w:pPr>
-      <w:rPr>
-        <w:rFonts w:ascii="Symbol" w:hAnsi="Symbol" w:hint="default"/>
-      </w:rPr>
-    </w:lvl>
-    <w:lvl w:ilvl="7" w:tplc="4704F12C">
-      <w:start w:val="1"/>
-      <w:numFmt w:val="bullet"/>
-      <w:lvlText w:val="o"/>
-      <w:lvlJc w:val="left"/>
-      <w:pPr>
-        <w:ind w:left="5760" w:hanging="360"/>
-      </w:pPr>
-      <w:rPr>
-        <w:rFonts w:ascii="Courier New" w:hAnsi="Courier New" w:hint="default"/>
-      </w:rPr>
-    </w:lvl>
-    <w:lvl w:ilvl="8" w:tplc="B60A437C">
-      <w:start w:val="1"/>
-      <w:numFmt w:val="bullet"/>
-      <w:lvlText w:val=""/>
-      <w:lvlJc w:val="left"/>
-      <w:pPr>
-        <w:ind w:left="6480" w:hanging="360"/>
-      </w:pPr>
-      <w:rPr>
-        <w:rFonts w:ascii="Wingdings" w:hAnsi="Wingdings" w:hint="default"/>
-      </w:rPr>
-    </w:lvl>
-  </w:abstractNum>
-  <w:abstractNum w:abstractNumId="30" w15:restartNumberingAfterBreak="0">
+  <w:abstractNum w:abstractNumId="26" w15:restartNumberingAfterBreak="0">
     <w:nsid w:val="42323993"/>
     <w:multiLevelType w:val="multilevel"/>
     <w:tmpl w:val="1B3E64DA"/>
@@ -20681,7 +21353,7 @@
       </w:rPr>
     </w:lvl>
   </w:abstractNum>
-  <w:abstractNum w:abstractNumId="31" w15:restartNumberingAfterBreak="0">
+  <w:abstractNum w:abstractNumId="27" w15:restartNumberingAfterBreak="0">
     <w:nsid w:val="432471FC"/>
     <w:multiLevelType w:val="multilevel"/>
     <w:tmpl w:val="2EB0898C"/>
@@ -20830,7 +21502,7 @@
       </w:rPr>
     </w:lvl>
   </w:abstractNum>
-  <w:abstractNum w:abstractNumId="32" w15:restartNumberingAfterBreak="0">
+  <w:abstractNum w:abstractNumId="28" w15:restartNumberingAfterBreak="0">
     <w:nsid w:val="4A0F7870"/>
     <w:multiLevelType w:val="multilevel"/>
     <w:tmpl w:val="F20A33FC"/>
@@ -20947,96 +21619,7 @@
       </w:pPr>
     </w:lvl>
   </w:abstractNum>
-  <w:abstractNum w:abstractNumId="33" w15:restartNumberingAfterBreak="0">
-    <w:nsid w:val="4A4C1AB9"/>
-    <w:multiLevelType w:val="multilevel"/>
-    <w:tmpl w:val="D854B3BA"/>
-    <w:lvl w:ilvl="0">
-      <w:start w:val="1"/>
-      <w:numFmt w:val="decimal"/>
-      <w:lvlText w:val="%1"/>
-      <w:lvlJc w:val="left"/>
-      <w:pPr>
-        <w:ind w:left="360" w:hanging="360"/>
-      </w:pPr>
-      <w:rPr>
-        <w:rFonts w:hint="default"/>
-      </w:rPr>
-    </w:lvl>
-    <w:lvl w:ilvl="1">
-      <w:start w:val="1"/>
-      <w:numFmt w:val="decimal"/>
-      <w:lvlText w:val="%1.%2."/>
-      <w:lvlJc w:val="left"/>
-      <w:pPr>
-        <w:ind w:left="792" w:hanging="432"/>
-      </w:pPr>
-    </w:lvl>
-    <w:lvl w:ilvl="2">
-      <w:start w:val="1"/>
-      <w:numFmt w:val="decimal"/>
-      <w:lvlText w:val="%1.%2.%3."/>
-      <w:lvlJc w:val="left"/>
-      <w:pPr>
-        <w:ind w:left="1224" w:hanging="504"/>
-      </w:pPr>
-    </w:lvl>
-    <w:lvl w:ilvl="3">
-      <w:start w:val="1"/>
-      <w:numFmt w:val="decimal"/>
-      <w:lvlText w:val="%1.%2.%3.%4."/>
-      <w:lvlJc w:val="left"/>
-      <w:pPr>
-        <w:ind w:left="1728" w:hanging="648"/>
-      </w:pPr>
-    </w:lvl>
-    <w:lvl w:ilvl="4">
-      <w:start w:val="1"/>
-      <w:numFmt w:val="decimal"/>
-      <w:lvlText w:val="%1.%2.%3.%4.%5."/>
-      <w:lvlJc w:val="left"/>
-      <w:pPr>
-        <w:ind w:left="2232" w:hanging="792"/>
-      </w:pPr>
-    </w:lvl>
-    <w:lvl w:ilvl="5">
-      <w:start w:val="1"/>
-      <w:numFmt w:val="decimal"/>
-      <w:lvlText w:val="%1.%2.%3.%4.%5.%6."/>
-      <w:lvlJc w:val="left"/>
-      <w:pPr>
-        <w:ind w:left="2736" w:hanging="936"/>
-      </w:pPr>
-    </w:lvl>
-    <w:lvl w:ilvl="6">
-      <w:start w:val="1"/>
-      <w:numFmt w:val="decimal"/>
-      <w:lvlText w:val="%1.%2.%3.%4.%5.%6.%7."/>
-      <w:lvlJc w:val="left"/>
-      <w:pPr>
-        <w:ind w:left="3240" w:hanging="1080"/>
-      </w:pPr>
-    </w:lvl>
-    <w:lvl w:ilvl="7">
-      <w:start w:val="1"/>
-      <w:numFmt w:val="decimal"/>
-      <w:lvlText w:val="%1.%2.%3.%4.%5.%6.%7.%8."/>
-      <w:lvlJc w:val="left"/>
-      <w:pPr>
-        <w:ind w:left="3744" w:hanging="1224"/>
-      </w:pPr>
-    </w:lvl>
-    <w:lvl w:ilvl="8">
-      <w:start w:val="1"/>
-      <w:numFmt w:val="decimal"/>
-      <w:lvlText w:val="%1.%2.%3.%4.%5.%6.%7.%8.%9."/>
-      <w:lvlJc w:val="left"/>
-      <w:pPr>
-        <w:ind w:left="4320" w:hanging="1440"/>
-      </w:pPr>
-    </w:lvl>
-  </w:abstractNum>
-  <w:abstractNum w:abstractNumId="34" w15:restartNumberingAfterBreak="0">
+  <w:abstractNum w:abstractNumId="29" w15:restartNumberingAfterBreak="0">
     <w:nsid w:val="4AD633D6"/>
     <w:multiLevelType w:val="multilevel"/>
     <w:tmpl w:val="270424DE"/>
@@ -21150,7 +21733,7 @@
       </w:rPr>
     </w:lvl>
   </w:abstractNum>
-  <w:abstractNum w:abstractNumId="35" w15:restartNumberingAfterBreak="0">
+  <w:abstractNum w:abstractNumId="30" w15:restartNumberingAfterBreak="0">
     <w:nsid w:val="4AE90F7B"/>
     <w:multiLevelType w:val="multilevel"/>
     <w:tmpl w:val="18362EAE"/>
@@ -21299,7 +21882,120 @@
       </w:rPr>
     </w:lvl>
   </w:abstractNum>
-  <w:abstractNum w:abstractNumId="36" w15:restartNumberingAfterBreak="0">
+  <w:abstractNum w:abstractNumId="31" w15:restartNumberingAfterBreak="0">
+    <w:nsid w:val="4D86413D"/>
+    <w:multiLevelType w:val="multilevel"/>
+    <w:tmpl w:val="160622EC"/>
+    <w:lvl w:ilvl="0">
+      <w:start w:val="1"/>
+      <w:numFmt w:val="decimal"/>
+      <w:lvlText w:val="%1."/>
+      <w:lvlJc w:val="left"/>
+      <w:pPr>
+        <w:tabs>
+          <w:tab w:val="num" w:pos="720"/>
+        </w:tabs>
+        <w:ind w:left="720" w:hanging="360"/>
+      </w:pPr>
+    </w:lvl>
+    <w:lvl w:ilvl="1" w:tentative="1">
+      <w:start w:val="1"/>
+      <w:numFmt w:val="decimal"/>
+      <w:lvlText w:val="%2."/>
+      <w:lvlJc w:val="left"/>
+      <w:pPr>
+        <w:tabs>
+          <w:tab w:val="num" w:pos="1440"/>
+        </w:tabs>
+        <w:ind w:left="1440" w:hanging="360"/>
+      </w:pPr>
+    </w:lvl>
+    <w:lvl w:ilvl="2" w:tentative="1">
+      <w:start w:val="1"/>
+      <w:numFmt w:val="decimal"/>
+      <w:lvlText w:val="%3."/>
+      <w:lvlJc w:val="left"/>
+      <w:pPr>
+        <w:tabs>
+          <w:tab w:val="num" w:pos="2160"/>
+        </w:tabs>
+        <w:ind w:left="2160" w:hanging="360"/>
+      </w:pPr>
+    </w:lvl>
+    <w:lvl w:ilvl="3" w:tentative="1">
+      <w:start w:val="1"/>
+      <w:numFmt w:val="decimal"/>
+      <w:lvlText w:val="%4."/>
+      <w:lvlJc w:val="left"/>
+      <w:pPr>
+        <w:tabs>
+          <w:tab w:val="num" w:pos="2880"/>
+        </w:tabs>
+        <w:ind w:left="2880" w:hanging="360"/>
+      </w:pPr>
+    </w:lvl>
+    <w:lvl w:ilvl="4" w:tentative="1">
+      <w:start w:val="1"/>
+      <w:numFmt w:val="decimal"/>
+      <w:lvlText w:val="%5."/>
+      <w:lvlJc w:val="left"/>
+      <w:pPr>
+        <w:tabs>
+          <w:tab w:val="num" w:pos="3600"/>
+        </w:tabs>
+        <w:ind w:left="3600" w:hanging="360"/>
+      </w:pPr>
+    </w:lvl>
+    <w:lvl w:ilvl="5" w:tentative="1">
+      <w:start w:val="1"/>
+      <w:numFmt w:val="decimal"/>
+      <w:lvlText w:val="%6."/>
+      <w:lvlJc w:val="left"/>
+      <w:pPr>
+        <w:tabs>
+          <w:tab w:val="num" w:pos="4320"/>
+        </w:tabs>
+        <w:ind w:left="4320" w:hanging="360"/>
+      </w:pPr>
+    </w:lvl>
+    <w:lvl w:ilvl="6" w:tentative="1">
+      <w:start w:val="1"/>
+      <w:numFmt w:val="decimal"/>
+      <w:lvlText w:val="%7."/>
+      <w:lvlJc w:val="left"/>
+      <w:pPr>
+        <w:tabs>
+          <w:tab w:val="num" w:pos="5040"/>
+        </w:tabs>
+        <w:ind w:left="5040" w:hanging="360"/>
+      </w:pPr>
+    </w:lvl>
+    <w:lvl w:ilvl="7" w:tentative="1">
+      <w:start w:val="1"/>
+      <w:numFmt w:val="decimal"/>
+      <w:lvlText w:val="%8."/>
+      <w:lvlJc w:val="left"/>
+      <w:pPr>
+        <w:tabs>
+          <w:tab w:val="num" w:pos="5760"/>
+        </w:tabs>
+        <w:ind w:left="5760" w:hanging="360"/>
+      </w:pPr>
+    </w:lvl>
+    <w:lvl w:ilvl="8" w:tentative="1">
+      <w:start w:val="1"/>
+      <w:numFmt w:val="decimal"/>
+      <w:lvlText w:val="%9."/>
+      <w:lvlJc w:val="left"/>
+      <w:pPr>
+        <w:tabs>
+          <w:tab w:val="num" w:pos="6480"/>
+        </w:tabs>
+        <w:ind w:left="6480" w:hanging="360"/>
+      </w:pPr>
+    </w:lvl>
+  </w:abstractNum>
+  <w:abstractNum w:abstractNumId="32" w15:restartNumberingAfterBreak="0">
     <w:nsid w:val="4E031745"/>
     <w:multiLevelType w:val="multilevel"/>
     <w:tmpl w:val="EB3E482C"/>
@@ -21448,7 +22144,7 @@
       </w:rPr>
     </w:lvl>
   </w:abstractNum>
-  <w:abstractNum w:abstractNumId="37" w15:restartNumberingAfterBreak="0">
+  <w:abstractNum w:abstractNumId="33" w15:restartNumberingAfterBreak="0">
     <w:nsid w:val="4E282BA0"/>
     <w:multiLevelType w:val="hybridMultilevel"/>
     <w:tmpl w:val="7B2A8EDC"/>
@@ -21538,7 +22234,7 @@
       </w:pPr>
     </w:lvl>
   </w:abstractNum>
-  <w:abstractNum w:abstractNumId="38" w15:restartNumberingAfterBreak="0">
+  <w:abstractNum w:abstractNumId="34" w15:restartNumberingAfterBreak="0">
     <w:nsid w:val="55739BFC"/>
     <w:multiLevelType w:val="hybridMultilevel"/>
     <w:tmpl w:val="A02C6470"/>
@@ -21651,7 +22347,120 @@
       </w:rPr>
     </w:lvl>
   </w:abstractNum>
-  <w:abstractNum w:abstractNumId="39" w15:restartNumberingAfterBreak="0">
+  <w:abstractNum w:abstractNumId="35" w15:restartNumberingAfterBreak="0">
+    <w:nsid w:val="56B23B97"/>
+    <w:multiLevelType w:val="hybridMultilevel"/>
+    <w:tmpl w:val="342E4D7A"/>
+    <w:lvl w:ilvl="0" w:tplc="0416000F">
+      <w:start w:val="1"/>
+      <w:numFmt w:val="decimal"/>
+      <w:lvlText w:val="%1."/>
+      <w:lvlJc w:val="left"/>
+      <w:pPr>
+        <w:ind w:left="1485" w:hanging="360"/>
+      </w:pPr>
+      <w:rPr>
+        <w:rFonts w:hint="default"/>
+      </w:rPr>
+    </w:lvl>
+    <w:lvl w:ilvl="1" w:tplc="04160003" w:tentative="1">
+      <w:start w:val="1"/>
+      <w:numFmt w:val="bullet"/>
+      <w:lvlText w:val="o"/>
+      <w:lvlJc w:val="left"/>
+      <w:pPr>
+        <w:ind w:left="2205" w:hanging="360"/>
+      </w:pPr>
+      <w:rPr>
+        <w:rFonts w:ascii="Courier New" w:hAnsi="Courier New" w:cs="Courier New" w:hint="default"/>
+      </w:rPr>
+    </w:lvl>
+    <w:lvl w:ilvl="2" w:tplc="04160005" w:tentative="1">
+      <w:start w:val="1"/>
+      <w:numFmt w:val="bullet"/>
+      <w:lvlText w:val=""/>
+      <w:lvlJc w:val="left"/>
+      <w:pPr>
+        <w:ind w:left="2925" w:hanging="360"/>
+      </w:pPr>
+      <w:rPr>
+        <w:rFonts w:ascii="Wingdings" w:hAnsi="Wingdings" w:hint="default"/>
+      </w:rPr>
+    </w:lvl>
+    <w:lvl w:ilvl="3" w:tplc="04160001" w:tentative="1">
+      <w:start w:val="1"/>
+      <w:numFmt w:val="bullet"/>
+      <w:lvlText w:val=""/>
+      <w:lvlJc w:val="left"/>
+      <w:pPr>
+        <w:ind w:left="3645" w:hanging="360"/>
+      </w:pPr>
+      <w:rPr>
+        <w:rFonts w:ascii="Symbol" w:hAnsi="Symbol" w:hint="default"/>
+      </w:rPr>
+    </w:lvl>
+    <w:lvl w:ilvl="4" w:tplc="04160003" w:tentative="1">
+      <w:start w:val="1"/>
+      <w:numFmt w:val="bullet"/>
+      <w:lvlText w:val="o"/>
+      <w:lvlJc w:val="left"/>
+      <w:pPr>
+        <w:ind w:left="4365" w:hanging="360"/>
+      </w:pPr>
+      <w:rPr>
+        <w:rFonts w:ascii="Courier New" w:hAnsi="Courier New" w:cs="Courier New" w:hint="default"/>
+      </w:rPr>
+    </w:lvl>
+    <w:lvl w:ilvl="5" w:tplc="04160005" w:tentative="1">
+      <w:start w:val="1"/>
+      <w:numFmt w:val="bullet"/>
+      <w:lvlText w:val=""/>
+      <w:lvlJc w:val="left"/>
+      <w:pPr>
+        <w:ind w:left="5085" w:hanging="360"/>
+      </w:pPr>
+      <w:rPr>
+        <w:rFonts w:ascii="Wingdings" w:hAnsi="Wingdings" w:hint="default"/>
+      </w:rPr>
+    </w:lvl>
+    <w:lvl w:ilvl="6" w:tplc="04160001" w:tentative="1">
+      <w:start w:val="1"/>
+      <w:numFmt w:val="bullet"/>
+      <w:lvlText w:val=""/>
+      <w:lvlJc w:val="left"/>
+      <w:pPr>
+        <w:ind w:left="5805" w:hanging="360"/>
+      </w:pPr>
+      <w:rPr>
+        <w:rFonts w:ascii="Symbol" w:hAnsi="Symbol" w:hint="default"/>
+      </w:rPr>
+    </w:lvl>
+    <w:lvl w:ilvl="7" w:tplc="04160003" w:tentative="1">
+      <w:start w:val="1"/>
+      <w:numFmt w:val="bullet"/>
+      <w:lvlText w:val="o"/>
+      <w:lvlJc w:val="left"/>
+      <w:pPr>
+        <w:ind w:left="6525" w:hanging="360"/>
+      </w:pPr>
+      <w:rPr>
+        <w:rFonts w:ascii="Courier New" w:hAnsi="Courier New" w:cs="Courier New" w:hint="default"/>
+      </w:rPr>
+    </w:lvl>
+    <w:lvl w:ilvl="8" w:tplc="04160005" w:tentative="1">
+      <w:start w:val="1"/>
+      <w:numFmt w:val="bullet"/>
+      <w:lvlText w:val=""/>
+      <w:lvlJc w:val="left"/>
+      <w:pPr>
+        <w:ind w:left="7245" w:hanging="360"/>
+      </w:pPr>
+      <w:rPr>
+        <w:rFonts w:ascii="Wingdings" w:hAnsi="Wingdings" w:hint="default"/>
+      </w:rPr>
+    </w:lvl>
+  </w:abstractNum>
+  <w:abstractNum w:abstractNumId="36" w15:restartNumberingAfterBreak="0">
     <w:nsid w:val="59D46C9D"/>
     <w:multiLevelType w:val="hybridMultilevel"/>
     <w:tmpl w:val="07FA55B6"/>
@@ -21741,7 +22550,7 @@
       </w:pPr>
     </w:lvl>
   </w:abstractNum>
-  <w:abstractNum w:abstractNumId="40" w15:restartNumberingAfterBreak="0">
+  <w:abstractNum w:abstractNumId="37" w15:restartNumberingAfterBreak="0">
     <w:nsid w:val="5F6A1EA8"/>
     <w:multiLevelType w:val="multilevel"/>
     <w:tmpl w:val="7C623276"/>
@@ -21890,7 +22699,7 @@
       </w:rPr>
     </w:lvl>
   </w:abstractNum>
-  <w:abstractNum w:abstractNumId="41" w15:restartNumberingAfterBreak="0">
+  <w:abstractNum w:abstractNumId="38" w15:restartNumberingAfterBreak="0">
     <w:nsid w:val="6315B04D"/>
     <w:multiLevelType w:val="hybridMultilevel"/>
     <w:tmpl w:val="754A1794"/>
@@ -22003,7 +22812,7 @@
       </w:rPr>
     </w:lvl>
   </w:abstractNum>
-  <w:abstractNum w:abstractNumId="42" w15:restartNumberingAfterBreak="0">
+  <w:abstractNum w:abstractNumId="39" w15:restartNumberingAfterBreak="0">
     <w:nsid w:val="66F3F9ED"/>
     <w:multiLevelType w:val="hybridMultilevel"/>
     <w:tmpl w:val="38429AA4"/>
@@ -22089,11 +22898,11 @@
       </w:pPr>
     </w:lvl>
   </w:abstractNum>
-  <w:abstractNum w:abstractNumId="43" w15:restartNumberingAfterBreak="0">
-    <w:nsid w:val="71A106B1"/>
+  <w:abstractNum w:abstractNumId="40" w15:restartNumberingAfterBreak="0">
+    <w:nsid w:val="71A46CBF"/>
     <w:multiLevelType w:val="hybridMultilevel"/>
-    <w:tmpl w:val="E1EC9702"/>
-    <w:lvl w:ilvl="0" w:tplc="8D4619E6">
+    <w:tmpl w:val="768A276C"/>
+    <w:lvl w:ilvl="0" w:tplc="0416000F">
       <w:start w:val="1"/>
       <w:numFmt w:val="decimal"/>
       <w:lvlText w:val="%1."/>
@@ -22102,10 +22911,11 @@
         <w:ind w:left="720" w:hanging="360"/>
       </w:pPr>
       <w:rPr>
-        <w:b/>
+        <w:rFonts w:hint="default"/>
+        <w:b w:val="0"/>
       </w:rPr>
     </w:lvl>
-    <w:lvl w:ilvl="1" w:tplc="04160019" w:tentative="1">
+    <w:lvl w:ilvl="1" w:tplc="04160019">
       <w:start w:val="1"/>
       <w:numFmt w:val="lowerLetter"/>
       <w:lvlText w:val="%2."/>
@@ -22114,7 +22924,7 @@
         <w:ind w:left="1440" w:hanging="360"/>
       </w:pPr>
     </w:lvl>
-    <w:lvl w:ilvl="2" w:tplc="0416001B" w:tentative="1">
+    <w:lvl w:ilvl="2" w:tplc="0416001B">
       <w:start w:val="1"/>
       <w:numFmt w:val="lowerRoman"/>
       <w:lvlText w:val="%3."/>
@@ -22123,14 +22933,17 @@
         <w:ind w:left="2160" w:hanging="180"/>
       </w:pPr>
     </w:lvl>
-    <w:lvl w:ilvl="3" w:tplc="0416000F" w:tentative="1">
-      <w:start w:val="1"/>
-      <w:numFmt w:val="decimal"/>
-      <w:lvlText w:val="%4."/>
+    <w:lvl w:ilvl="3" w:tplc="04160001">
+      <w:start w:val="1"/>
+      <w:numFmt w:val="bullet"/>
+      <w:lvlText w:val=""/>
       <w:lvlJc w:val="left"/>
       <w:pPr>
         <w:ind w:left="2880" w:hanging="360"/>
       </w:pPr>
+      <w:rPr>
+        <w:rFonts w:ascii="Symbol" w:hAnsi="Symbol" w:hint="default"/>
+      </w:rPr>
     </w:lvl>
     <w:lvl w:ilvl="4" w:tplc="04160019" w:tentative="1">
       <w:start w:val="1"/>
@@ -22178,233 +22991,7 @@
       </w:pPr>
     </w:lvl>
   </w:abstractNum>
-  <w:abstractNum w:abstractNumId="44" w15:restartNumberingAfterBreak="0">
-    <w:nsid w:val="71F05B0B"/>
-    <w:multiLevelType w:val="multilevel"/>
-    <w:tmpl w:val="F7227FB6"/>
-    <w:lvl w:ilvl="0">
-      <w:start w:val="9"/>
-      <w:numFmt w:val="decimal"/>
-      <w:lvlText w:val="%1"/>
-      <w:lvlJc w:val="left"/>
-      <w:pPr>
-        <w:ind w:left="360" w:hanging="360"/>
-      </w:pPr>
-      <w:rPr>
-        <w:rFonts w:hint="default"/>
-      </w:rPr>
-    </w:lvl>
-    <w:lvl w:ilvl="1">
-      <w:start w:val="2"/>
-      <w:numFmt w:val="decimal"/>
-      <w:lvlText w:val="%1.%2"/>
-      <w:lvlJc w:val="left"/>
-      <w:pPr>
-        <w:ind w:left="720" w:hanging="360"/>
-      </w:pPr>
-      <w:rPr>
-        <w:rFonts w:hint="default"/>
-      </w:rPr>
-    </w:lvl>
-    <w:lvl w:ilvl="2">
-      <w:start w:val="1"/>
-      <w:numFmt w:val="decimal"/>
-      <w:lvlText w:val="%1.%2.%3"/>
-      <w:lvlJc w:val="left"/>
-      <w:pPr>
-        <w:ind w:left="1440" w:hanging="720"/>
-      </w:pPr>
-      <w:rPr>
-        <w:rFonts w:hint="default"/>
-      </w:rPr>
-    </w:lvl>
-    <w:lvl w:ilvl="3">
-      <w:start w:val="1"/>
-      <w:numFmt w:val="decimal"/>
-      <w:lvlText w:val="%1.%2.%3.%4"/>
-      <w:lvlJc w:val="left"/>
-      <w:pPr>
-        <w:ind w:left="2160" w:hanging="1080"/>
-      </w:pPr>
-      <w:rPr>
-        <w:rFonts w:hint="default"/>
-      </w:rPr>
-    </w:lvl>
-    <w:lvl w:ilvl="4">
-      <w:start w:val="1"/>
-      <w:numFmt w:val="decimal"/>
-      <w:lvlText w:val="%1.%2.%3.%4.%5"/>
-      <w:lvlJc w:val="left"/>
-      <w:pPr>
-        <w:ind w:left="2520" w:hanging="1080"/>
-      </w:pPr>
-      <w:rPr>
-        <w:rFonts w:hint="default"/>
-      </w:rPr>
-    </w:lvl>
-    <w:lvl w:ilvl="5">
-      <w:start w:val="1"/>
-      <w:numFmt w:val="decimal"/>
-      <w:lvlText w:val="%1.%2.%3.%4.%5.%6"/>
-      <w:lvlJc w:val="left"/>
-      <w:pPr>
-        <w:ind w:left="3240" w:hanging="1440"/>
-      </w:pPr>
-      <w:rPr>
-        <w:rFonts w:hint="default"/>
-      </w:rPr>
-    </w:lvl>
-    <w:lvl w:ilvl="6">
-      <w:start w:val="1"/>
-      <w:numFmt w:val="decimal"/>
-      <w:lvlText w:val="%1.%2.%3.%4.%5.%6.%7"/>
-      <w:lvlJc w:val="left"/>
-      <w:pPr>
-        <w:ind w:left="3600" w:hanging="1440"/>
-      </w:pPr>
-      <w:rPr>
-        <w:rFonts w:hint="default"/>
-      </w:rPr>
-    </w:lvl>
-    <w:lvl w:ilvl="7">
-      <w:start w:val="1"/>
-      <w:numFmt w:val="decimal"/>
-      <w:lvlText w:val="%1.%2.%3.%4.%5.%6.%7.%8"/>
-      <w:lvlJc w:val="left"/>
-      <w:pPr>
-        <w:ind w:left="4320" w:hanging="1800"/>
-      </w:pPr>
-      <w:rPr>
-        <w:rFonts w:hint="default"/>
-      </w:rPr>
-    </w:lvl>
-    <w:lvl w:ilvl="8">
-      <w:start w:val="1"/>
-      <w:numFmt w:val="decimal"/>
-      <w:lvlText w:val="%1.%2.%3.%4.%5.%6.%7.%8.%9"/>
-      <w:lvlJc w:val="left"/>
-      <w:pPr>
-        <w:ind w:left="4680" w:hanging="1800"/>
-      </w:pPr>
-      <w:rPr>
-        <w:rFonts w:hint="default"/>
-      </w:rPr>
-    </w:lvl>
-  </w:abstractNum>
-  <w:abstractNum w:abstractNumId="45" w15:restartNumberingAfterBreak="0">
-    <w:nsid w:val="720526FC"/>
-    <w:multiLevelType w:val="hybridMultilevel"/>
-    <w:tmpl w:val="4F42FACA"/>
-    <w:lvl w:ilvl="0" w:tplc="E4345564">
-      <w:start w:val="1"/>
-      <w:numFmt w:val="bullet"/>
-      <w:lvlText w:val="-"/>
-      <w:lvlJc w:val="left"/>
-      <w:pPr>
-        <w:ind w:left="720" w:hanging="360"/>
-      </w:pPr>
-      <w:rPr>
-        <w:rFonts w:ascii="Aptos" w:hAnsi="Aptos" w:hint="default"/>
-      </w:rPr>
-    </w:lvl>
-    <w:lvl w:ilvl="1" w:tplc="48F66F50">
-      <w:start w:val="1"/>
-      <w:numFmt w:val="bullet"/>
-      <w:lvlText w:val="o"/>
-      <w:lvlJc w:val="left"/>
-      <w:pPr>
-        <w:ind w:left="1440" w:hanging="360"/>
-      </w:pPr>
-      <w:rPr>
-        <w:rFonts w:ascii="Courier New" w:hAnsi="Courier New" w:hint="default"/>
-      </w:rPr>
-    </w:lvl>
-    <w:lvl w:ilvl="2" w:tplc="F39A0992">
-      <w:start w:val="1"/>
-      <w:numFmt w:val="bullet"/>
-      <w:lvlText w:val=""/>
-      <w:lvlJc w:val="left"/>
-      <w:pPr>
-        <w:ind w:left="2160" w:hanging="360"/>
-      </w:pPr>
-      <w:rPr>
-        <w:rFonts w:ascii="Wingdings" w:hAnsi="Wingdings" w:hint="default"/>
-      </w:rPr>
-    </w:lvl>
-    <w:lvl w:ilvl="3" w:tplc="7B8887DC">
-      <w:start w:val="1"/>
-      <w:numFmt w:val="bullet"/>
-      <w:lvlText w:val=""/>
-      <w:lvlJc w:val="left"/>
-      <w:pPr>
-        <w:ind w:left="2880" w:hanging="360"/>
-      </w:pPr>
-      <w:rPr>
-        <w:rFonts w:ascii="Symbol" w:hAnsi="Symbol" w:hint="default"/>
-      </w:rPr>
-    </w:lvl>
-    <w:lvl w:ilvl="4" w:tplc="8CE841C8">
-      <w:start w:val="1"/>
-      <w:numFmt w:val="bullet"/>
-      <w:lvlText w:val="o"/>
-      <w:lvlJc w:val="left"/>
-      <w:pPr>
-        <w:ind w:left="3600" w:hanging="360"/>
-      </w:pPr>
-      <w:rPr>
-        <w:rFonts w:ascii="Courier New" w:hAnsi="Courier New" w:hint="default"/>
-      </w:rPr>
-    </w:lvl>
-    <w:lvl w:ilvl="5" w:tplc="13805486">
-      <w:start w:val="1"/>
-      <w:numFmt w:val="bullet"/>
-      <w:lvlText w:val=""/>
-      <w:lvlJc w:val="left"/>
-      <w:pPr>
-        <w:ind w:left="4320" w:hanging="360"/>
-      </w:pPr>
-      <w:rPr>
-        <w:rFonts w:ascii="Wingdings" w:hAnsi="Wingdings" w:hint="default"/>
-      </w:rPr>
-    </w:lvl>
-    <w:lvl w:ilvl="6" w:tplc="22F20E28">
-      <w:start w:val="1"/>
-      <w:numFmt w:val="bullet"/>
-      <w:lvlText w:val=""/>
-      <w:lvlJc w:val="left"/>
-      <w:pPr>
-        <w:ind w:left="5040" w:hanging="360"/>
-      </w:pPr>
-      <w:rPr>
-        <w:rFonts w:ascii="Symbol" w:hAnsi="Symbol" w:hint="default"/>
-      </w:rPr>
-    </w:lvl>
-    <w:lvl w:ilvl="7" w:tplc="69E2805E">
-      <w:start w:val="1"/>
-      <w:numFmt w:val="bullet"/>
-      <w:lvlText w:val="o"/>
-      <w:lvlJc w:val="left"/>
-      <w:pPr>
-        <w:ind w:left="5760" w:hanging="360"/>
-      </w:pPr>
-      <w:rPr>
-        <w:rFonts w:ascii="Courier New" w:hAnsi="Courier New" w:hint="default"/>
-      </w:rPr>
-    </w:lvl>
-    <w:lvl w:ilvl="8" w:tplc="1B526B1A">
-      <w:start w:val="1"/>
-      <w:numFmt w:val="bullet"/>
-      <w:lvlText w:val=""/>
-      <w:lvlJc w:val="left"/>
-      <w:pPr>
-        <w:ind w:left="6480" w:hanging="360"/>
-      </w:pPr>
-      <w:rPr>
-        <w:rFonts w:ascii="Wingdings" w:hAnsi="Wingdings" w:hint="default"/>
-      </w:rPr>
-    </w:lvl>
-  </w:abstractNum>
-  <w:abstractNum w:abstractNumId="46" w15:restartNumberingAfterBreak="0">
+  <w:abstractNum w:abstractNumId="41" w15:restartNumberingAfterBreak="0">
     <w:nsid w:val="72625E55"/>
     <w:multiLevelType w:val="multilevel"/>
     <w:tmpl w:val="6F42B1E6"/>
@@ -22521,7 +23108,7 @@
       </w:pPr>
     </w:lvl>
   </w:abstractNum>
-  <w:abstractNum w:abstractNumId="47" w15:restartNumberingAfterBreak="0">
+  <w:abstractNum w:abstractNumId="42" w15:restartNumberingAfterBreak="0">
     <w:nsid w:val="76321FE6"/>
     <w:multiLevelType w:val="multilevel"/>
     <w:tmpl w:val="0A56E050"/>
@@ -22638,120 +23225,7 @@
       </w:pPr>
     </w:lvl>
   </w:abstractNum>
-  <w:abstractNum w:abstractNumId="48" w15:restartNumberingAfterBreak="0">
-    <w:nsid w:val="7CCF5888"/>
-    <w:multiLevelType w:val="hybridMultilevel"/>
-    <w:tmpl w:val="32C05B22"/>
-    <w:lvl w:ilvl="0" w:tplc="04160001">
-      <w:start w:val="1"/>
-      <w:numFmt w:val="bullet"/>
-      <w:lvlText w:val=""/>
-      <w:lvlJc w:val="left"/>
-      <w:pPr>
-        <w:ind w:left="720" w:hanging="360"/>
-      </w:pPr>
-      <w:rPr>
-        <w:rFonts w:ascii="Symbol" w:hAnsi="Symbol" w:hint="default"/>
-      </w:rPr>
-    </w:lvl>
-    <w:lvl w:ilvl="1" w:tplc="04160003" w:tentative="1">
-      <w:start w:val="1"/>
-      <w:numFmt w:val="bullet"/>
-      <w:lvlText w:val="o"/>
-      <w:lvlJc w:val="left"/>
-      <w:pPr>
-        <w:ind w:left="1440" w:hanging="360"/>
-      </w:pPr>
-      <w:rPr>
-        <w:rFonts w:ascii="Courier New" w:hAnsi="Courier New" w:cs="Courier New" w:hint="default"/>
-      </w:rPr>
-    </w:lvl>
-    <w:lvl w:ilvl="2" w:tplc="04160005" w:tentative="1">
-      <w:start w:val="1"/>
-      <w:numFmt w:val="bullet"/>
-      <w:lvlText w:val=""/>
-      <w:lvlJc w:val="left"/>
-      <w:pPr>
-        <w:ind w:left="2160" w:hanging="360"/>
-      </w:pPr>
-      <w:rPr>
-        <w:rFonts w:ascii="Wingdings" w:hAnsi="Wingdings" w:hint="default"/>
-      </w:rPr>
-    </w:lvl>
-    <w:lvl w:ilvl="3" w:tplc="04160001" w:tentative="1">
-      <w:start w:val="1"/>
-      <w:numFmt w:val="bullet"/>
-      <w:lvlText w:val=""/>
-      <w:lvlJc w:val="left"/>
-      <w:pPr>
-        <w:ind w:left="2880" w:hanging="360"/>
-      </w:pPr>
-      <w:rPr>
-        <w:rFonts w:ascii="Symbol" w:hAnsi="Symbol" w:hint="default"/>
-      </w:rPr>
-    </w:lvl>
-    <w:lvl w:ilvl="4" w:tplc="04160003" w:tentative="1">
-      <w:start w:val="1"/>
-      <w:numFmt w:val="bullet"/>
-      <w:lvlText w:val="o"/>
-      <w:lvlJc w:val="left"/>
-      <w:pPr>
-        <w:ind w:left="3600" w:hanging="360"/>
-      </w:pPr>
-      <w:rPr>
-        <w:rFonts w:ascii="Courier New" w:hAnsi="Courier New" w:cs="Courier New" w:hint="default"/>
-      </w:rPr>
-    </w:lvl>
-    <w:lvl w:ilvl="5" w:tplc="04160005" w:tentative="1">
-      <w:start w:val="1"/>
-      <w:numFmt w:val="bullet"/>
-      <w:lvlText w:val=""/>
-      <w:lvlJc w:val="left"/>
-      <w:pPr>
-        <w:ind w:left="4320" w:hanging="360"/>
-      </w:pPr>
-      <w:rPr>
-        <w:rFonts w:ascii="Wingdings" w:hAnsi="Wingdings" w:hint="default"/>
-      </w:rPr>
-    </w:lvl>
-    <w:lvl w:ilvl="6" w:tplc="04160001" w:tentative="1">
-      <w:start w:val="1"/>
-      <w:numFmt w:val="bullet"/>
-      <w:lvlText w:val=""/>
-      <w:lvlJc w:val="left"/>
-      <w:pPr>
-        <w:ind w:left="5040" w:hanging="360"/>
-      </w:pPr>
-      <w:rPr>
-        <w:rFonts w:ascii="Symbol" w:hAnsi="Symbol" w:hint="default"/>
-      </w:rPr>
-    </w:lvl>
-    <w:lvl w:ilvl="7" w:tplc="04160003" w:tentative="1">
-      <w:start w:val="1"/>
-      <w:numFmt w:val="bullet"/>
-      <w:lvlText w:val="o"/>
-      <w:lvlJc w:val="left"/>
-      <w:pPr>
-        <w:ind w:left="5760" w:hanging="360"/>
-      </w:pPr>
-      <w:rPr>
-        <w:rFonts w:ascii="Courier New" w:hAnsi="Courier New" w:cs="Courier New" w:hint="default"/>
-      </w:rPr>
-    </w:lvl>
-    <w:lvl w:ilvl="8" w:tplc="04160005" w:tentative="1">
-      <w:start w:val="1"/>
-      <w:numFmt w:val="bullet"/>
-      <w:lvlText w:val=""/>
-      <w:lvlJc w:val="left"/>
-      <w:pPr>
-        <w:ind w:left="6480" w:hanging="360"/>
-      </w:pPr>
-      <w:rPr>
-        <w:rFonts w:ascii="Wingdings" w:hAnsi="Wingdings" w:hint="default"/>
-      </w:rPr>
-    </w:lvl>
-  </w:abstractNum>
-  <w:abstractNum w:abstractNumId="49" w15:restartNumberingAfterBreak="0">
+  <w:abstractNum w:abstractNumId="43" w15:restartNumberingAfterBreak="0">
     <w:nsid w:val="7F55DF4B"/>
     <w:multiLevelType w:val="hybridMultilevel"/>
     <w:tmpl w:val="2410CCCC"/>
@@ -22865,67 +23339,43 @@
     </w:lvl>
   </w:abstractNum>
   <w:num w:numId="1">
-    <w:abstractNumId w:val="3"/>
+    <w:abstractNumId w:val="2"/>
   </w:num>
   <w:num w:numId="2">
-    <w:abstractNumId w:val="49"/>
+    <w:abstractNumId w:val="43"/>
   </w:num>
   <w:num w:numId="3">
     <w:abstractNumId w:val="0"/>
   </w:num>
   <w:num w:numId="4">
+    <w:abstractNumId w:val="16"/>
+  </w:num>
+  <w:num w:numId="5">
+    <w:abstractNumId w:val="24"/>
+  </w:num>
+  <w:num w:numId="6">
+    <w:abstractNumId w:val="21"/>
+  </w:num>
+  <w:num w:numId="7">
+    <w:abstractNumId w:val="34"/>
+  </w:num>
+  <w:num w:numId="8">
+    <w:abstractNumId w:val="11"/>
+  </w:num>
+  <w:num w:numId="9">
+    <w:abstractNumId w:val="38"/>
+  </w:num>
+  <w:num w:numId="10">
+    <w:abstractNumId w:val="8"/>
+  </w:num>
+  <w:num w:numId="11">
+    <w:abstractNumId w:val="23"/>
+  </w:num>
+  <w:num w:numId="12">
     <w:abstractNumId w:val="17"/>
   </w:num>
-  <w:num w:numId="5">
-    <w:abstractNumId w:val="27"/>
-  </w:num>
-  <w:num w:numId="6">
-    <w:abstractNumId w:val="24"/>
-  </w:num>
-  <w:num w:numId="7">
-    <w:abstractNumId w:val="38"/>
-  </w:num>
-  <w:num w:numId="8">
-    <w:abstractNumId w:val="13"/>
-  </w:num>
-  <w:num w:numId="9">
-    <w:abstractNumId w:val="41"/>
-  </w:num>
-  <w:num w:numId="10">
-    <w:abstractNumId w:val="10"/>
-  </w:num>
-  <w:num w:numId="11">
-    <w:abstractNumId w:val="45"/>
-  </w:num>
-  <w:num w:numId="12">
-    <w:abstractNumId w:val="21"/>
-  </w:num>
   <w:num w:numId="13">
-    <w:abstractNumId w:val="26"/>
-  </w:num>
-  <w:num w:numId="14">
-    <w:abstractNumId w:val="29"/>
-  </w:num>
-  <w:num w:numId="15">
-    <w:abstractNumId w:val="7"/>
-  </w:num>
-  <w:num w:numId="16">
-    <w:abstractNumId w:val="33"/>
-  </w:num>
-  <w:num w:numId="17">
-    <w:abstractNumId w:val="18"/>
-  </w:num>
-  <w:num w:numId="18">
-    <w:abstractNumId w:val="23"/>
-  </w:num>
-  <w:num w:numId="19">
-    <w:abstractNumId w:val="11"/>
-  </w:num>
-  <w:num w:numId="20">
-    <w:abstractNumId w:val="48"/>
-  </w:num>
-  <w:num w:numId="21">
-    <w:abstractNumId w:val="12"/>
+    <w:abstractNumId w:val="9"/>
     <w:lvlOverride w:ilvl="0">
       <w:startOverride w:val="1"/>
     </w:lvlOverride>
@@ -22954,8 +23404,8 @@
       <w:startOverride w:val="1"/>
     </w:lvlOverride>
   </w:num>
-  <w:num w:numId="22">
-    <w:abstractNumId w:val="42"/>
+  <w:num w:numId="14">
+    <w:abstractNumId w:val="39"/>
     <w:lvlOverride w:ilvl="0">
       <w:startOverride w:val="1"/>
     </w:lvlOverride>
@@ -22984,8 +23434,8 @@
       <w:startOverride w:val="1"/>
     </w:lvlOverride>
   </w:num>
-  <w:num w:numId="23">
-    <w:abstractNumId w:val="20"/>
+  <w:num w:numId="15">
+    <w:abstractNumId w:val="19"/>
     <w:lvlOverride w:ilvl="0">
       <w:startOverride w:val="1"/>
     </w:lvlOverride>
@@ -23014,87 +23464,94 @@
       <w:startOverride w:val="1"/>
     </w:lvlOverride>
   </w:num>
-  <w:num w:numId="24">
+  <w:num w:numId="16">
+    <w:abstractNumId w:val="33"/>
+  </w:num>
+  <w:num w:numId="17">
+    <w:abstractNumId w:val="27"/>
+  </w:num>
+  <w:num w:numId="18">
+    <w:abstractNumId w:val="18"/>
+  </w:num>
+  <w:num w:numId="19">
     <w:abstractNumId w:val="37"/>
   </w:num>
+  <w:num w:numId="20">
+    <w:abstractNumId w:val="7"/>
+  </w:num>
+  <w:num w:numId="21">
+    <w:abstractNumId w:val="26"/>
+  </w:num>
+  <w:num w:numId="22">
+    <w:abstractNumId w:val="30"/>
+  </w:num>
+  <w:num w:numId="23">
+    <w:abstractNumId w:val="13"/>
+  </w:num>
+  <w:num w:numId="24">
+    <w:abstractNumId w:val="5"/>
+  </w:num>
   <w:num w:numId="25">
+    <w:abstractNumId w:val="22"/>
+  </w:num>
+  <w:num w:numId="26">
+    <w:abstractNumId w:val="36"/>
+  </w:num>
+  <w:num w:numId="27">
+    <w:abstractNumId w:val="6"/>
+  </w:num>
+  <w:num w:numId="28">
+    <w:abstractNumId w:val="25"/>
+  </w:num>
+  <w:num w:numId="29">
+    <w:abstractNumId w:val="12"/>
+  </w:num>
+  <w:num w:numId="30">
+    <w:abstractNumId w:val="28"/>
+  </w:num>
+  <w:num w:numId="31">
+    <w:abstractNumId w:val="14"/>
+  </w:num>
+  <w:num w:numId="32">
+    <w:abstractNumId w:val="42"/>
+  </w:num>
+  <w:num w:numId="33">
+    <w:abstractNumId w:val="41"/>
+  </w:num>
+  <w:num w:numId="34">
+    <w:abstractNumId w:val="32"/>
+  </w:num>
+  <w:num w:numId="35">
+    <w:abstractNumId w:val="4"/>
+  </w:num>
+  <w:num w:numId="36">
+    <w:abstractNumId w:val="3"/>
+  </w:num>
+  <w:num w:numId="37">
+    <w:abstractNumId w:val="1"/>
+  </w:num>
+  <w:num w:numId="38">
+    <w:abstractNumId w:val="20"/>
+  </w:num>
+  <w:num w:numId="39">
+    <w:abstractNumId w:val="29"/>
+  </w:num>
+  <w:num w:numId="40">
+    <w:abstractNumId w:val="35"/>
+  </w:num>
+  <w:num w:numId="41">
+    <w:abstractNumId w:val="10"/>
+  </w:num>
+  <w:num w:numId="42">
     <w:abstractNumId w:val="31"/>
   </w:num>
-  <w:num w:numId="26">
-    <w:abstractNumId w:val="19"/>
-  </w:num>
-  <w:num w:numId="27">
+  <w:num w:numId="43">
     <w:abstractNumId w:val="40"/>
   </w:num>
-  <w:num w:numId="28">
-    <w:abstractNumId w:val="9"/>
-  </w:num>
-  <w:num w:numId="29">
-    <w:abstractNumId w:val="30"/>
-  </w:num>
-  <w:num w:numId="30">
-    <w:abstractNumId w:val="35"/>
-  </w:num>
-  <w:num w:numId="31">
+  <w:num w:numId="44">
     <w:abstractNumId w:val="15"/>
   </w:num>
-  <w:num w:numId="32">
-    <w:abstractNumId w:val="6"/>
-  </w:num>
-  <w:num w:numId="33">
-    <w:abstractNumId w:val="25"/>
-  </w:num>
-  <w:num w:numId="34">
-    <w:abstractNumId w:val="39"/>
-  </w:num>
-  <w:num w:numId="35">
-    <w:abstractNumId w:val="8"/>
-  </w:num>
-  <w:num w:numId="36">
-    <w:abstractNumId w:val="28"/>
-  </w:num>
-  <w:num w:numId="37">
-    <w:abstractNumId w:val="14"/>
-  </w:num>
-  <w:num w:numId="38">
-    <w:abstractNumId w:val="32"/>
-  </w:num>
-  <w:num w:numId="39">
-    <w:abstractNumId w:val="16"/>
-  </w:num>
-  <w:num w:numId="40">
-    <w:abstractNumId w:val="47"/>
-  </w:num>
-  <w:num w:numId="41">
-    <w:abstractNumId w:val="46"/>
-  </w:num>
-  <w:num w:numId="42">
-    <w:abstractNumId w:val="36"/>
-  </w:num>
-  <w:num w:numId="43">
-    <w:abstractNumId w:val="5"/>
-  </w:num>
-  <w:num w:numId="44">
-    <w:abstractNumId w:val="4"/>
-  </w:num>
-  <w:num w:numId="45">
-    <w:abstractNumId w:val="1"/>
-  </w:num>
-  <w:num w:numId="46">
-    <w:abstractNumId w:val="22"/>
-  </w:num>
-  <w:num w:numId="47">
-    <w:abstractNumId w:val="43"/>
-  </w:num>
-  <w:num w:numId="48">
-    <w:abstractNumId w:val="44"/>
-  </w:num>
-  <w:num w:numId="49">
-    <w:abstractNumId w:val="2"/>
-  </w:num>
-  <w:num w:numId="50">
-    <w:abstractNumId w:val="34"/>
-  </w:num>
+  <w:numIdMacAtCleanup w:val="44"/>
 </w:numbering>
 </file>
 
@@ -26502,6 +26959,15 @@
 </file>
 
 <file path=customXml/item1.xml><?xml version="1.0" encoding="utf-8"?>
+<?mso-contentType ?>
+<FormTemplates xmlns="http://schemas.microsoft.com/sharepoint/v3/contenttype/forms">
+  <Display>DocumentLibraryForm</Display>
+  <Edit>DocumentLibraryForm</Edit>
+  <New>DocumentLibraryForm</New>
+</FormTemplates>
+</file>
+
+<file path=customXml/item2.xml><?xml version="1.0" encoding="utf-8"?>
 <ct:contentTypeSchema xmlns:ct="http://schemas.microsoft.com/office/2006/metadata/contentType" xmlns:ma="http://schemas.microsoft.com/office/2006/metadata/properties/metaAttributes" ct:_="" ma:_="" ma:contentTypeName="Documento" ma:contentTypeID="0x01010082F0508FC22E0443AF197709F097DFD8" ma:contentTypeVersion="12" ma:contentTypeDescription="Crie um novo documento." ma:contentTypeScope="" ma:versionID="cb36accf5e4aef349d47c458616a000c">
   <xsd:schema xmlns:xsd="http://www.w3.org/2001/XMLSchema" xmlns:xs="http://www.w3.org/2001/XMLSchema" xmlns:p="http://schemas.microsoft.com/office/2006/metadata/properties" xmlns:ns2="fcfc36f5-5a2f-4c50-8b8f-7d4447229359" xmlns:ns3="8e4b878d-87ff-4f9f-9750-9936cb4d760b" targetNamespace="http://schemas.microsoft.com/office/2006/metadata/properties" ma:root="true" ma:fieldsID="c0eedc83e72454359df4dc9502869bf3" ns2:_="" ns3:_="">
     <xsd:import namespace="fcfc36f5-5a2f-4c50-8b8f-7d4447229359"/>
@@ -26702,20 +27168,19 @@
 </ct:contentTypeSchema>
 </file>
 
-<file path=customXml/item2.xml><?xml version="1.0" encoding="utf-8"?>
-<?mso-contentType ?>
-<FormTemplates xmlns="http://schemas.microsoft.com/sharepoint/v3/contenttype/forms">
-  <Display>DocumentLibraryForm</Display>
-  <Edit>DocumentLibraryForm</Edit>
-  <New>DocumentLibraryForm</New>
-</FormTemplates>
-</file>
-
 <file path=customXml/item3.xml><?xml version="1.0" encoding="utf-8"?>
 <b:Sources xmlns:b="http://schemas.openxmlformats.org/officeDocument/2006/bibliography" xmlns="http://schemas.openxmlformats.org/officeDocument/2006/bibliography" SelectedStyle="\APA.XSL" StyleName="APA"/>
 </file>
 
 <file path=customXml/itemProps1.xml><?xml version="1.0" encoding="utf-8"?>
+<ds:datastoreItem xmlns:ds="http://schemas.openxmlformats.org/officeDocument/2006/customXml" ds:itemID="{C818D86C-7EF3-4737-8ADC-66A934A66FCB}">
+  <ds:schemaRefs>
+    <ds:schemaRef ds:uri="http://schemas.microsoft.com/sharepoint/v3/contenttype/forms"/>
+  </ds:schemaRefs>
+</ds:datastoreItem>
+</file>
+
+<file path=customXml/itemProps2.xml><?xml version="1.0" encoding="utf-8"?>
 <ds:datastoreItem xmlns:ds="http://schemas.openxmlformats.org/officeDocument/2006/customXml" ds:itemID="{F50E3291-1B58-4B06-AFA9-95022FC8FE02}">
   <ds:schemaRefs>
     <ds:schemaRef ds:uri="http://schemas.microsoft.com/office/2006/metadata/contentType"/>
@@ -26734,16 +27199,8 @@
 </ds:datastoreItem>
 </file>
 
-<file path=customXml/itemProps2.xml><?xml version="1.0" encoding="utf-8"?>
-<ds:datastoreItem xmlns:ds="http://schemas.openxmlformats.org/officeDocument/2006/customXml" ds:itemID="{C818D86C-7EF3-4737-8ADC-66A934A66FCB}">
-  <ds:schemaRefs>
-    <ds:schemaRef ds:uri="http://schemas.microsoft.com/sharepoint/v3/contenttype/forms"/>
-  </ds:schemaRefs>
-</ds:datastoreItem>
-</file>
-
 <file path=customXml/itemProps3.xml><?xml version="1.0" encoding="utf-8"?>
-<ds:datastoreItem xmlns:ds="http://schemas.openxmlformats.org/officeDocument/2006/customXml" ds:itemID="{4864D158-6242-4667-9A37-B3A141BDE309}">
+<ds:datastoreItem xmlns:ds="http://schemas.openxmlformats.org/officeDocument/2006/customXml" ds:itemID="{F79FDD8C-2F36-4140-8422-F6209AD28F02}">
   <ds:schemaRefs>
     <ds:schemaRef ds:uri="http://schemas.openxmlformats.org/officeDocument/2006/bibliography"/>
   </ds:schemaRefs>

--- a/relatório-yourself.docx
+++ b/relatório-yourself.docx
@@ -1,6 +1,6 @@
 
 <file path=word/document.xml><?xml version="1.0" encoding="utf-8"?>
-<w:document xmlns:wpc="http://schemas.microsoft.com/office/word/2010/wordprocessingCanvas" xmlns:cx="http://schemas.microsoft.com/office/drawing/2014/chartex" xmlns:cx1="http://schemas.microsoft.com/office/drawing/2015/9/8/chartex" xmlns:cx2="http://schemas.microsoft.com/office/drawing/2015/10/21/chartex" xmlns:cx3="http://schemas.microsoft.com/office/drawing/2016/5/9/chartex" xmlns:cx4="http://schemas.microsoft.com/office/drawing/2016/5/10/chartex" xmlns:cx5="http://schemas.microsoft.com/office/drawing/2016/5/11/chartex" xmlns:cx6="http://schemas.microsoft.com/office/drawing/2016/5/12/chartex" xmlns:cx7="http://schemas.microsoft.com/office/drawing/2016/5/13/chartex" xmlns:cx8="http://schemas.microsoft.com/office/drawing/2016/5/14/chartex" xmlns:mc="http://schemas.openxmlformats.org/markup-compatibility/2006" xmlns:aink="http://schemas.microsoft.com/office/drawing/2016/ink" xmlns:am3d="http://schemas.microsoft.com/office/drawing/2017/model3d" xmlns:o="urn:schemas-microsoft-com:office:office" xmlns:r="http://schemas.openxmlformats.org/officeDocument/2006/relationships" xmlns:m="http://schemas.openxmlformats.org/officeDocument/2006/math" xmlns:v="urn:schemas-microsoft-com:vml" xmlns:wp14="http://schemas.microsoft.com/office/word/2010/wordprocessingDrawing" xmlns:wp="http://schemas.openxmlformats.org/drawingml/2006/wordprocessingDrawing" xmlns:w10="urn:schemas-microsoft-com:office:word" xmlns:w="http://schemas.openxmlformats.org/wordprocessingml/2006/main" xmlns:w14="http://schemas.microsoft.com/office/word/2010/wordml" xmlns:w15="http://schemas.microsoft.com/office/word/2012/wordml" xmlns:w16cid="http://schemas.microsoft.com/office/word/2016/wordml/cid" xmlns:w16se="http://schemas.microsoft.com/office/word/2015/wordml/symex" xmlns:wpg="http://schemas.microsoft.com/office/word/2010/wordprocessingGroup" xmlns:wpi="http://schemas.microsoft.com/office/word/2010/wordprocessingInk" xmlns:wne="http://schemas.microsoft.com/office/word/2006/wordml" xmlns:wps="http://schemas.microsoft.com/office/word/2010/wordprocessingShape" mc:Ignorable="w14 w15 w16se w16cid wp14">
+<w:document xmlns:wpc="http://schemas.microsoft.com/office/word/2010/wordprocessingCanvas" xmlns:cx="http://schemas.microsoft.com/office/drawing/2014/chartex" xmlns:cx1="http://schemas.microsoft.com/office/drawing/2015/9/8/chartex" xmlns:cx2="http://schemas.microsoft.com/office/drawing/2015/10/21/chartex" xmlns:cx3="http://schemas.microsoft.com/office/drawing/2016/5/9/chartex" xmlns:cx4="http://schemas.microsoft.com/office/drawing/2016/5/10/chartex" xmlns:cx5="http://schemas.microsoft.com/office/drawing/2016/5/11/chartex" xmlns:cx6="http://schemas.microsoft.com/office/drawing/2016/5/12/chartex" xmlns:cx7="http://schemas.microsoft.com/office/drawing/2016/5/13/chartex" xmlns:cx8="http://schemas.microsoft.com/office/drawing/2016/5/14/chartex" xmlns:mc="http://schemas.openxmlformats.org/markup-compatibility/2006" xmlns:aink="http://schemas.microsoft.com/office/drawing/2016/ink" xmlns:am3d="http://schemas.microsoft.com/office/drawing/2017/model3d" xmlns:o="urn:schemas-microsoft-com:office:office" xmlns:oel="http://schemas.microsoft.com/office/2019/extlst" xmlns:r="http://schemas.openxmlformats.org/officeDocument/2006/relationships" xmlns:m="http://schemas.openxmlformats.org/officeDocument/2006/math" xmlns:v="urn:schemas-microsoft-com:vml" xmlns:wp14="http://schemas.microsoft.com/office/word/2010/wordprocessingDrawing" xmlns:wp="http://schemas.openxmlformats.org/drawingml/2006/wordprocessingDrawing" xmlns:w10="urn:schemas-microsoft-com:office:word" xmlns:w="http://schemas.openxmlformats.org/wordprocessingml/2006/main" xmlns:w14="http://schemas.microsoft.com/office/word/2010/wordml" xmlns:w15="http://schemas.microsoft.com/office/word/2012/wordml" xmlns:w16cex="http://schemas.microsoft.com/office/word/2018/wordml/cex" xmlns:w16cid="http://schemas.microsoft.com/office/word/2016/wordml/cid" xmlns:w16="http://schemas.microsoft.com/office/word/2018/wordml" xmlns:w16du="http://schemas.microsoft.com/office/word/2023/wordml/word16du" xmlns:w16sdtdh="http://schemas.microsoft.com/office/word/2020/wordml/sdtdatahash" xmlns:w16se="http://schemas.microsoft.com/office/word/2015/wordml/symex" xmlns:wpg="http://schemas.microsoft.com/office/word/2010/wordprocessingGroup" xmlns:wpi="http://schemas.microsoft.com/office/word/2010/wordprocessingInk" xmlns:wne="http://schemas.microsoft.com/office/word/2006/wordml" xmlns:wps="http://schemas.microsoft.com/office/word/2010/wordprocessingShape" mc:Ignorable="w14 w15 w16se w16cid w16 w16cex w16sdtdh w16du wp14">
   <w:body>
     <w:p>
       <w:pPr>
@@ -101,31 +101,16 @@
           <w:sz w:val="28"/>
           <w:szCs w:val="28"/>
         </w:rPr>
-        <w:t xml:space="preserve">Ana Luiza Cardoso </w:t>
-      </w:r>
-      <w:proofErr w:type="spellStart"/>
-      <w:r>
-        <w:rPr>
-          <w:rFonts w:ascii="Arial" w:hAnsi="Arial" w:cs="Arial"/>
-          <w:sz w:val="28"/>
-          <w:szCs w:val="28"/>
-        </w:rPr>
-        <w:t>Podavi</w:t>
-      </w:r>
-      <w:proofErr w:type="spellEnd"/>
-      <w:r>
-        <w:rPr>
-          <w:rFonts w:ascii="Arial" w:hAnsi="Arial" w:cs="Arial"/>
-          <w:sz w:val="28"/>
-          <w:szCs w:val="28"/>
-        </w:rPr>
-        <w:t xml:space="preserve"> </w:t>
+        <w:t xml:space="preserve">Ana Luiza Cardoso Podavi </w:t>
       </w:r>
     </w:p>
     <w:p>
       <w:pPr>
         <w:spacing w:before="120" w:after="120" w:line="360" w:lineRule="auto"/>
         <w:jc w:val="center"/>
+        <w:rPr>
+          <w:rFonts w:ascii="Arial" w:hAnsi="Arial" w:cs="Arial"/>
+        </w:rPr>
       </w:pPr>
       <w:r>
         <w:rPr>
@@ -208,7 +193,6 @@
           <w:szCs w:val="28"/>
         </w:rPr>
       </w:pPr>
-      <w:proofErr w:type="spellStart"/>
       <w:r>
         <w:rPr>
           <w:rFonts w:ascii="Arial" w:hAnsi="Arial" w:cs="Arial"/>
@@ -219,7 +203,6 @@
         </w:rPr>
         <w:t>Yourself</w:t>
       </w:r>
-      <w:proofErr w:type="spellEnd"/>
     </w:p>
     <w:p>
       <w:pPr>
@@ -347,39 +330,62 @@
           <w:szCs w:val="28"/>
         </w:rPr>
         <w:lastRenderedPageBreak/>
-        <w:t xml:space="preserve">Ana Luiza Cardoso </w:t>
-      </w:r>
-      <w:proofErr w:type="spellStart"/>
+        <w:t xml:space="preserve">Ana Luiza Cardoso Podavi </w:t>
+      </w:r>
+    </w:p>
+    <w:p>
+      <w:pPr>
+        <w:spacing w:before="120" w:after="120" w:line="360" w:lineRule="auto"/>
+        <w:jc w:val="center"/>
+        <w:rPr>
+          <w:rFonts w:ascii="Arial" w:hAnsi="Arial" w:cs="Arial"/>
+        </w:rPr>
+      </w:pPr>
       <w:r>
         <w:rPr>
           <w:rFonts w:ascii="Arial" w:hAnsi="Arial" w:cs="Arial"/>
           <w:sz w:val="28"/>
           <w:szCs w:val="28"/>
         </w:rPr>
-        <w:t>Podavi</w:t>
-      </w:r>
-      <w:proofErr w:type="spellEnd"/>
-      <w:r>
+        <w:t>Felipe Macedo Dos Santos</w:t>
+      </w:r>
+    </w:p>
+    <w:p>
+      <w:pPr>
+        <w:spacing w:before="120" w:after="120" w:line="360" w:lineRule="auto"/>
+        <w:jc w:val="center"/>
         <w:rPr>
           <w:rFonts w:ascii="Arial" w:hAnsi="Arial" w:cs="Arial"/>
           <w:sz w:val="28"/>
           <w:szCs w:val="28"/>
         </w:rPr>
-        <w:t xml:space="preserve"> </w:t>
+      </w:pPr>
+      <w:r>
+        <w:rPr>
+          <w:rFonts w:ascii="Arial" w:hAnsi="Arial" w:cs="Arial"/>
+          <w:sz w:val="28"/>
+          <w:szCs w:val="28"/>
+        </w:rPr>
+        <w:t>Matheus Lena Barros</w:t>
       </w:r>
     </w:p>
     <w:p>
       <w:pPr>
         <w:spacing w:before="120" w:after="120" w:line="360" w:lineRule="auto"/>
         <w:jc w:val="center"/>
-      </w:pPr>
-      <w:r>
         <w:rPr>
           <w:rFonts w:ascii="Arial" w:hAnsi="Arial" w:cs="Arial"/>
           <w:sz w:val="28"/>
           <w:szCs w:val="28"/>
         </w:rPr>
-        <w:t>Felipe Macedo Dos Santos</w:t>
+      </w:pPr>
+      <w:r>
+        <w:rPr>
+          <w:rFonts w:ascii="Arial" w:hAnsi="Arial" w:cs="Arial"/>
+          <w:sz w:val="28"/>
+          <w:szCs w:val="28"/>
+        </w:rPr>
+        <w:t>Sérgio Borges Dos Santos Filho</w:t>
       </w:r>
     </w:p>
     <w:p>
@@ -392,14 +398,6 @@
           <w:szCs w:val="28"/>
         </w:rPr>
       </w:pPr>
-      <w:r>
-        <w:rPr>
-          <w:rFonts w:ascii="Arial" w:hAnsi="Arial" w:cs="Arial"/>
-          <w:sz w:val="28"/>
-          <w:szCs w:val="28"/>
-        </w:rPr>
-        <w:t>Matheus Lena Barros</w:t>
-      </w:r>
     </w:p>
     <w:p>
       <w:pPr>
@@ -407,36 +405,8 @@
         <w:jc w:val="center"/>
         <w:rPr>
           <w:rFonts w:ascii="Arial" w:hAnsi="Arial" w:cs="Arial"/>
-          <w:sz w:val="28"/>
-          <w:szCs w:val="28"/>
-        </w:rPr>
-      </w:pPr>
-      <w:r>
-        <w:rPr>
-          <w:rFonts w:ascii="Arial" w:hAnsi="Arial" w:cs="Arial"/>
-          <w:sz w:val="28"/>
-          <w:szCs w:val="28"/>
-        </w:rPr>
-        <w:t>Sérgio Borges Dos Santos Filho</w:t>
-      </w:r>
-    </w:p>
-    <w:p>
-      <w:pPr>
-        <w:spacing w:before="120" w:after="120" w:line="360" w:lineRule="auto"/>
-        <w:jc w:val="center"/>
-        <w:rPr>
-          <w:rFonts w:ascii="Arial" w:hAnsi="Arial" w:cs="Arial"/>
-          <w:sz w:val="28"/>
-          <w:szCs w:val="28"/>
-        </w:rPr>
-      </w:pPr>
-    </w:p>
-    <w:p>
-      <w:pPr>
-        <w:spacing w:before="120" w:after="120" w:line="360" w:lineRule="auto"/>
-        <w:jc w:val="center"/>
-      </w:pPr>
-      <w:proofErr w:type="spellStart"/>
+        </w:rPr>
+      </w:pPr>
       <w:r>
         <w:rPr>
           <w:rFonts w:ascii="Arial" w:hAnsi="Arial" w:cs="Arial"/>
@@ -447,7 +417,6 @@
         </w:rPr>
         <w:t>Yourself</w:t>
       </w:r>
-      <w:proofErr w:type="spellEnd"/>
     </w:p>
     <w:p>
       <w:pPr>
@@ -535,9 +504,8 @@
           <w:sz w:val="20"/>
           <w:szCs w:val="20"/>
         </w:rPr>
-        <w:t xml:space="preserve">à Escola SENAI “Prof. Dr. </w:t>
-      </w:r>
-      <w:proofErr w:type="spellStart"/>
+        <w:t xml:space="preserve">à Escola SENAI “Prof. Dr. Euryclides de Jesus Zerbini” para obtenção do certificado de conclusão do Curso Técnico de </w:t>
+      </w:r>
       <w:r>
         <w:rPr>
           <w:rFonts w:ascii="Arial" w:hAnsi="Arial" w:cs="Arial"/>
@@ -545,9 +513,8 @@
           <w:sz w:val="20"/>
           <w:szCs w:val="20"/>
         </w:rPr>
-        <w:t>Euryclides</w:t>
-      </w:r>
-      <w:proofErr w:type="spellEnd"/>
+        <w:t>Desenvolvimento de Sistemas</w:t>
+      </w:r>
       <w:r>
         <w:rPr>
           <w:rFonts w:ascii="Arial" w:hAnsi="Arial" w:cs="Arial"/>
@@ -555,17 +522,45 @@
           <w:sz w:val="20"/>
           <w:szCs w:val="20"/>
         </w:rPr>
-        <w:t xml:space="preserve"> de Jesus Zerbini” para obtenção do certificado de conclusão do Curso Técnico de </w:t>
-      </w:r>
-      <w:r>
+        <w:t>.</w:t>
+      </w:r>
+    </w:p>
+    <w:p>
+      <w:pPr>
+        <w:spacing w:line="360" w:lineRule="auto"/>
+        <w:ind w:left="2268"/>
+        <w:jc w:val="right"/>
+        <w:rPr>
+          <w:rFonts w:ascii="Arial" w:hAnsi="Arial" w:cs="Arial"/>
+          <w:sz w:val="20"/>
+          <w:szCs w:val="20"/>
+        </w:rPr>
+      </w:pPr>
+    </w:p>
+    <w:p>
+      <w:pPr>
+        <w:spacing w:line="360" w:lineRule="auto"/>
+        <w:ind w:left="2268"/>
+        <w:jc w:val="right"/>
+        <w:rPr>
+          <w:rFonts w:ascii="Arial" w:hAnsi="Arial" w:cs="Arial"/>
+          <w:sz w:val="20"/>
+          <w:szCs w:val="20"/>
+        </w:rPr>
+      </w:pPr>
+    </w:p>
+    <w:p>
+      <w:pPr>
+        <w:spacing w:line="360" w:lineRule="auto"/>
+        <w:ind w:left="2268"/>
+        <w:jc w:val="right"/>
         <w:rPr>
           <w:rFonts w:ascii="Arial" w:hAnsi="Arial" w:cs="Arial"/>
           <w:color w:val="000000" w:themeColor="text1"/>
           <w:sz w:val="20"/>
           <w:szCs w:val="20"/>
         </w:rPr>
-        <w:t>Desenvolvimento de Sistemas</w:t>
-      </w:r>
+      </w:pPr>
       <w:r>
         <w:rPr>
           <w:rFonts w:ascii="Arial" w:hAnsi="Arial" w:cs="Arial"/>
@@ -573,45 +568,17 @@
           <w:sz w:val="20"/>
           <w:szCs w:val="20"/>
         </w:rPr>
-        <w:t>.</w:t>
-      </w:r>
-    </w:p>
-    <w:p>
-      <w:pPr>
-        <w:spacing w:line="360" w:lineRule="auto"/>
-        <w:ind w:left="2268"/>
-        <w:jc w:val="right"/>
-        <w:rPr>
-          <w:rFonts w:ascii="Arial" w:hAnsi="Arial" w:cs="Arial"/>
-          <w:sz w:val="20"/>
-          <w:szCs w:val="20"/>
-        </w:rPr>
-      </w:pPr>
-    </w:p>
-    <w:p>
-      <w:pPr>
-        <w:spacing w:line="360" w:lineRule="auto"/>
-        <w:ind w:left="2268"/>
-        <w:jc w:val="right"/>
-        <w:rPr>
-          <w:rFonts w:ascii="Arial" w:hAnsi="Arial" w:cs="Arial"/>
-          <w:sz w:val="20"/>
-          <w:szCs w:val="20"/>
-        </w:rPr>
-      </w:pPr>
-    </w:p>
-    <w:p>
-      <w:pPr>
-        <w:spacing w:line="360" w:lineRule="auto"/>
-        <w:ind w:left="2268"/>
-        <w:jc w:val="right"/>
+        <w:t>Orientador</w:t>
+      </w:r>
+      <w:r>
         <w:rPr>
           <w:rFonts w:ascii="Arial" w:hAnsi="Arial" w:cs="Arial"/>
           <w:color w:val="000000" w:themeColor="text1"/>
           <w:sz w:val="20"/>
           <w:szCs w:val="20"/>
         </w:rPr>
-      </w:pPr>
+        <w:t>es</w:t>
+      </w:r>
       <w:r>
         <w:rPr>
           <w:rFonts w:ascii="Arial" w:hAnsi="Arial" w:cs="Arial"/>
@@ -619,7 +586,7 @@
           <w:sz w:val="20"/>
           <w:szCs w:val="20"/>
         </w:rPr>
-        <w:t>Orientador</w:t>
+        <w:t>:</w:t>
       </w:r>
       <w:r>
         <w:rPr>
@@ -628,7 +595,7 @@
           <w:sz w:val="20"/>
           <w:szCs w:val="20"/>
         </w:rPr>
-        <w:t>es</w:t>
+        <w:t xml:space="preserve"> Paulo Henrique Pansani e Renato </w:t>
       </w:r>
       <w:r>
         <w:rPr>
@@ -637,44 +604,6 @@
           <w:sz w:val="20"/>
           <w:szCs w:val="20"/>
         </w:rPr>
-        <w:t>:</w:t>
-      </w:r>
-      <w:r>
-        <w:rPr>
-          <w:rFonts w:ascii="Arial" w:hAnsi="Arial" w:cs="Arial"/>
-          <w:color w:val="000000" w:themeColor="text1"/>
-          <w:sz w:val="20"/>
-          <w:szCs w:val="20"/>
-        </w:rPr>
-        <w:t xml:space="preserve"> Paulo Henrique </w:t>
-      </w:r>
-      <w:proofErr w:type="spellStart"/>
-      <w:r>
-        <w:rPr>
-          <w:rFonts w:ascii="Arial" w:hAnsi="Arial" w:cs="Arial"/>
-          <w:color w:val="000000" w:themeColor="text1"/>
-          <w:sz w:val="20"/>
-          <w:szCs w:val="20"/>
-        </w:rPr>
-        <w:t>Pansani</w:t>
-      </w:r>
-      <w:proofErr w:type="spellEnd"/>
-      <w:r>
-        <w:rPr>
-          <w:rFonts w:ascii="Arial" w:hAnsi="Arial" w:cs="Arial"/>
-          <w:color w:val="000000" w:themeColor="text1"/>
-          <w:sz w:val="20"/>
-          <w:szCs w:val="20"/>
-        </w:rPr>
-        <w:t xml:space="preserve"> e Renato </w:t>
-      </w:r>
-      <w:r>
-        <w:rPr>
-          <w:rFonts w:ascii="Arial" w:hAnsi="Arial" w:cs="Arial"/>
-          <w:color w:val="000000" w:themeColor="text1"/>
-          <w:sz w:val="20"/>
-          <w:szCs w:val="20"/>
-        </w:rPr>
         <w:t>de Mattos Onofre</w:t>
       </w:r>
     </w:p>
@@ -807,40 +736,74 @@
           <w:szCs w:val="28"/>
         </w:rPr>
         <w:lastRenderedPageBreak/>
-        <w:t xml:space="preserve">Ana Luiza Cardoso </w:t>
-      </w:r>
-      <w:proofErr w:type="spellStart"/>
+        <w:t xml:space="preserve">Ana Luiza Cardoso Podavi </w:t>
+      </w:r>
+    </w:p>
+    <w:p>
+      <w:pPr>
+        <w:spacing w:before="120" w:after="120" w:line="360" w:lineRule="auto"/>
+        <w:jc w:val="center"/>
+        <w:rPr>
+          <w:rFonts w:ascii="Arial" w:hAnsi="Arial" w:cs="Arial"/>
+        </w:rPr>
+      </w:pPr>
       <w:r>
         <w:rPr>
           <w:rFonts w:ascii="Arial" w:hAnsi="Arial" w:cs="Arial"/>
           <w:sz w:val="28"/>
           <w:szCs w:val="28"/>
         </w:rPr>
-        <w:t>Podavi</w:t>
-      </w:r>
-      <w:proofErr w:type="spellEnd"/>
-      <w:r>
+        <w:t>Felipe Macedo Dos Santos</w:t>
+      </w:r>
+    </w:p>
+    <w:p>
+      <w:pPr>
+        <w:spacing w:before="120" w:after="120" w:line="360" w:lineRule="auto"/>
+        <w:jc w:val="center"/>
         <w:rPr>
           <w:rFonts w:ascii="Arial" w:hAnsi="Arial" w:cs="Arial"/>
           <w:sz w:val="28"/>
           <w:szCs w:val="28"/>
         </w:rPr>
-        <w:t xml:space="preserve"> </w:t>
+      </w:pPr>
+      <w:r>
+        <w:rPr>
+          <w:rFonts w:ascii="Arial" w:hAnsi="Arial" w:cs="Arial"/>
+          <w:sz w:val="28"/>
+          <w:szCs w:val="28"/>
+        </w:rPr>
+        <w:t>Matheus Lena Barros</w:t>
       </w:r>
     </w:p>
     <w:p>
       <w:pPr>
         <w:spacing w:before="120" w:after="120" w:line="360" w:lineRule="auto"/>
         <w:jc w:val="center"/>
-      </w:pPr>
-      <w:r>
         <w:rPr>
           <w:rFonts w:ascii="Arial" w:hAnsi="Arial" w:cs="Arial"/>
           <w:sz w:val="28"/>
           <w:szCs w:val="28"/>
         </w:rPr>
-        <w:t>Felipe Macedo Dos Santos</w:t>
-      </w:r>
+      </w:pPr>
+      <w:r>
+        <w:rPr>
+          <w:rFonts w:ascii="Arial" w:hAnsi="Arial" w:cs="Arial"/>
+          <w:sz w:val="28"/>
+          <w:szCs w:val="28"/>
+        </w:rPr>
+        <w:t>Sérgio Borges Dos Santos Filho</w:t>
+      </w:r>
+    </w:p>
+    <w:p>
+      <w:pPr>
+        <w:spacing w:line="360" w:lineRule="auto"/>
+        <w:jc w:val="center"/>
+        <w:rPr>
+          <w:rFonts w:ascii="Arial" w:hAnsi="Arial" w:cs="Arial"/>
+          <w:sz w:val="28"/>
+          <w:szCs w:val="28"/>
+        </w:rPr>
+      </w:pPr>
     </w:p>
     <w:p>
       <w:pPr>
@@ -848,55 +811,8 @@
         <w:jc w:val="center"/>
         <w:rPr>
           <w:rFonts w:ascii="Arial" w:hAnsi="Arial" w:cs="Arial"/>
-          <w:sz w:val="28"/>
-          <w:szCs w:val="28"/>
-        </w:rPr>
-      </w:pPr>
-      <w:r>
-        <w:rPr>
-          <w:rFonts w:ascii="Arial" w:hAnsi="Arial" w:cs="Arial"/>
-          <w:sz w:val="28"/>
-          <w:szCs w:val="28"/>
-        </w:rPr>
-        <w:t>Matheus Lena Barros</w:t>
-      </w:r>
-    </w:p>
-    <w:p>
-      <w:pPr>
-        <w:spacing w:before="120" w:after="120" w:line="360" w:lineRule="auto"/>
-        <w:jc w:val="center"/>
-        <w:rPr>
-          <w:rFonts w:ascii="Arial" w:hAnsi="Arial" w:cs="Arial"/>
-          <w:sz w:val="28"/>
-          <w:szCs w:val="28"/>
-        </w:rPr>
-      </w:pPr>
-      <w:r>
-        <w:rPr>
-          <w:rFonts w:ascii="Arial" w:hAnsi="Arial" w:cs="Arial"/>
-          <w:sz w:val="28"/>
-          <w:szCs w:val="28"/>
-        </w:rPr>
-        <w:t>Sérgio Borges Dos Santos Filho</w:t>
-      </w:r>
-    </w:p>
-    <w:p>
-      <w:pPr>
-        <w:spacing w:line="360" w:lineRule="auto"/>
-        <w:jc w:val="center"/>
-        <w:rPr>
-          <w:rFonts w:ascii="Arial" w:hAnsi="Arial" w:cs="Arial"/>
-          <w:sz w:val="28"/>
-          <w:szCs w:val="28"/>
-        </w:rPr>
-      </w:pPr>
-    </w:p>
-    <w:p>
-      <w:pPr>
-        <w:spacing w:before="120" w:after="120" w:line="360" w:lineRule="auto"/>
-        <w:jc w:val="center"/>
-      </w:pPr>
-      <w:proofErr w:type="spellStart"/>
+        </w:rPr>
+      </w:pPr>
       <w:r>
         <w:rPr>
           <w:rFonts w:ascii="Arial" w:hAnsi="Arial" w:cs="Arial"/>
@@ -907,7 +823,6 @@
         </w:rPr>
         <w:t>Yourself</w:t>
       </w:r>
-      <w:proofErr w:type="spellEnd"/>
     </w:p>
     <w:p>
       <w:pPr>
@@ -933,21 +848,7 @@
         <w:rPr>
           <w:rFonts w:ascii="Arial" w:hAnsi="Arial" w:cs="Arial"/>
         </w:rPr>
-        <w:t xml:space="preserve">da Escola SENAI “Prof. Dr. </w:t>
-      </w:r>
-      <w:proofErr w:type="spellStart"/>
-      <w:r>
-        <w:rPr>
-          <w:rFonts w:ascii="Arial" w:hAnsi="Arial" w:cs="Arial"/>
-        </w:rPr>
-        <w:t>Euryclides</w:t>
-      </w:r>
-      <w:proofErr w:type="spellEnd"/>
-      <w:r>
-        <w:rPr>
-          <w:rFonts w:ascii="Arial" w:hAnsi="Arial" w:cs="Arial"/>
-        </w:rPr>
-        <w:t xml:space="preserve"> de Jesus Zerbini”.</w:t>
+        <w:t>da Escola SENAI “Prof. Dr. Euryclides de Jesus Zerbini”.</w:t>
       </w:r>
     </w:p>
     <w:p>
@@ -1857,6 +1758,9 @@
         <w:t>”.</w:t>
       </w:r>
       <w:r>
+        <w:rPr>
+          <w:rFonts w:ascii="Arial" w:hAnsi="Arial" w:cs="Arial"/>
+        </w:rPr>
         <w:br/>
       </w:r>
       <w:r>
@@ -1918,7 +1822,7 @@
     <w:sdt>
       <w:sdtPr>
         <w:rPr>
-          <w:rFonts w:asciiTheme="minorHAnsi" w:eastAsiaTheme="minorEastAsia" w:hAnsiTheme="minorHAnsi" w:cstheme="minorBidi"/>
+          <w:rFonts w:ascii="Arial" w:eastAsiaTheme="minorEastAsia" w:hAnsi="Arial" w:cs="Arial"/>
           <w:b w:val="0"/>
           <w:bCs w:val="0"/>
           <w:color w:val="auto"/>
@@ -1932,30 +1836,41 @@
           <w:docPartUnique/>
         </w:docPartObj>
       </w:sdtPr>
-      <w:sdtEndPr/>
       <w:sdtContent>
         <w:p>
           <w:pPr>
             <w:pStyle w:val="CabealhodoSumrio"/>
             <w:spacing w:line="360" w:lineRule="auto"/>
+            <w:rPr>
+              <w:rFonts w:ascii="Arial" w:hAnsi="Arial" w:cs="Arial"/>
+            </w:rPr>
           </w:pPr>
         </w:p>
         <w:p>
           <w:pPr>
             <w:pStyle w:val="Sumrio1"/>
             <w:rPr>
-              <w:rFonts w:eastAsiaTheme="minorEastAsia"/>
+              <w:rFonts w:ascii="Arial" w:eastAsiaTheme="minorEastAsia" w:hAnsi="Arial" w:cs="Arial"/>
               <w:noProof/>
               <w:lang w:eastAsia="pt-BR"/>
             </w:rPr>
           </w:pPr>
           <w:r>
+            <w:rPr>
+              <w:rFonts w:ascii="Arial" w:hAnsi="Arial" w:cs="Arial"/>
+            </w:rPr>
             <w:fldChar w:fldCharType="begin"/>
           </w:r>
           <w:r>
+            <w:rPr>
+              <w:rFonts w:ascii="Arial" w:hAnsi="Arial" w:cs="Arial"/>
+            </w:rPr>
             <w:instrText xml:space="preserve"> TOC \o "1-3" \h \z \u </w:instrText>
           </w:r>
           <w:r>
+            <w:rPr>
+              <w:rFonts w:ascii="Arial" w:hAnsi="Arial" w:cs="Arial"/>
+            </w:rPr>
             <w:fldChar w:fldCharType="separate"/>
           </w:r>
           <w:hyperlink w:anchor="_Toc14160040" w:history="1">
@@ -1969,7 +1884,7 @@
             </w:r>
             <w:r>
               <w:rPr>
-                <w:rFonts w:eastAsiaTheme="minorEastAsia"/>
+                <w:rFonts w:ascii="Arial" w:eastAsiaTheme="minorEastAsia" w:hAnsi="Arial" w:cs="Arial"/>
                 <w:noProof/>
                 <w:lang w:eastAsia="pt-BR"/>
               </w:rPr>
@@ -1985,6 +1900,7 @@
             </w:r>
             <w:r>
               <w:rPr>
+                <w:rFonts w:ascii="Arial" w:hAnsi="Arial" w:cs="Arial"/>
                 <w:noProof/>
                 <w:webHidden/>
               </w:rPr>
@@ -1992,6 +1908,7 @@
             </w:r>
             <w:r>
               <w:rPr>
+                <w:rFonts w:ascii="Arial" w:hAnsi="Arial" w:cs="Arial"/>
                 <w:noProof/>
                 <w:webHidden/>
               </w:rPr>
@@ -1999,6 +1916,7 @@
             </w:r>
             <w:r>
               <w:rPr>
+                <w:rFonts w:ascii="Arial" w:hAnsi="Arial" w:cs="Arial"/>
                 <w:noProof/>
                 <w:webHidden/>
               </w:rPr>
@@ -2006,12 +1924,14 @@
             </w:r>
             <w:r>
               <w:rPr>
+                <w:rFonts w:ascii="Arial" w:hAnsi="Arial" w:cs="Arial"/>
                 <w:noProof/>
                 <w:webHidden/>
               </w:rPr>
             </w:r>
             <w:r>
               <w:rPr>
+                <w:rFonts w:ascii="Arial" w:hAnsi="Arial" w:cs="Arial"/>
                 <w:noProof/>
                 <w:webHidden/>
               </w:rPr>
@@ -2019,6 +1939,7 @@
             </w:r>
             <w:r>
               <w:rPr>
+                <w:rFonts w:ascii="Arial" w:hAnsi="Arial" w:cs="Arial"/>
                 <w:noProof/>
                 <w:webHidden/>
               </w:rPr>
@@ -2026,6 +1947,7 @@
             </w:r>
             <w:r>
               <w:rPr>
+                <w:rFonts w:ascii="Arial" w:hAnsi="Arial" w:cs="Arial"/>
                 <w:noProof/>
                 <w:webHidden/>
               </w:rPr>
@@ -2037,7 +1959,7 @@
           <w:pPr>
             <w:pStyle w:val="Sumrio1"/>
             <w:rPr>
-              <w:rFonts w:eastAsiaTheme="minorEastAsia"/>
+              <w:rFonts w:ascii="Arial" w:eastAsiaTheme="minorEastAsia" w:hAnsi="Arial" w:cs="Arial"/>
               <w:noProof/>
               <w:lang w:eastAsia="pt-BR"/>
             </w:rPr>
@@ -2053,7 +1975,7 @@
             </w:r>
             <w:r>
               <w:rPr>
-                <w:rFonts w:eastAsiaTheme="minorEastAsia"/>
+                <w:rFonts w:ascii="Arial" w:eastAsiaTheme="minorEastAsia" w:hAnsi="Arial" w:cs="Arial"/>
                 <w:noProof/>
                 <w:lang w:eastAsia="pt-BR"/>
               </w:rPr>
@@ -2069,6 +1991,7 @@
             </w:r>
             <w:r>
               <w:rPr>
+                <w:rFonts w:ascii="Arial" w:hAnsi="Arial" w:cs="Arial"/>
                 <w:noProof/>
                 <w:webHidden/>
               </w:rPr>
@@ -2076,6 +1999,7 @@
             </w:r>
             <w:r>
               <w:rPr>
+                <w:rFonts w:ascii="Arial" w:hAnsi="Arial" w:cs="Arial"/>
                 <w:noProof/>
                 <w:webHidden/>
               </w:rPr>
@@ -2083,6 +2007,7 @@
             </w:r>
             <w:r>
               <w:rPr>
+                <w:rFonts w:ascii="Arial" w:hAnsi="Arial" w:cs="Arial"/>
                 <w:noProof/>
                 <w:webHidden/>
               </w:rPr>
@@ -2090,12 +2015,14 @@
             </w:r>
             <w:r>
               <w:rPr>
+                <w:rFonts w:ascii="Arial" w:hAnsi="Arial" w:cs="Arial"/>
                 <w:noProof/>
                 <w:webHidden/>
               </w:rPr>
             </w:r>
             <w:r>
               <w:rPr>
+                <w:rFonts w:ascii="Arial" w:hAnsi="Arial" w:cs="Arial"/>
                 <w:noProof/>
                 <w:webHidden/>
               </w:rPr>
@@ -2103,6 +2030,7 @@
             </w:r>
             <w:r>
               <w:rPr>
+                <w:rFonts w:ascii="Arial" w:hAnsi="Arial" w:cs="Arial"/>
                 <w:noProof/>
                 <w:webHidden/>
               </w:rPr>
@@ -2110,6 +2038,7 @@
             </w:r>
             <w:r>
               <w:rPr>
+                <w:rFonts w:ascii="Arial" w:hAnsi="Arial" w:cs="Arial"/>
                 <w:noProof/>
                 <w:webHidden/>
               </w:rPr>
@@ -2121,7 +2050,7 @@
           <w:pPr>
             <w:pStyle w:val="Sumrio1"/>
             <w:rPr>
-              <w:rFonts w:eastAsiaTheme="minorEastAsia"/>
+              <w:rFonts w:ascii="Arial" w:eastAsiaTheme="minorEastAsia" w:hAnsi="Arial" w:cs="Arial"/>
               <w:noProof/>
               <w:lang w:eastAsia="pt-BR"/>
             </w:rPr>
@@ -2137,7 +2066,7 @@
             </w:r>
             <w:r>
               <w:rPr>
-                <w:rFonts w:eastAsiaTheme="minorEastAsia"/>
+                <w:rFonts w:ascii="Arial" w:eastAsiaTheme="minorEastAsia" w:hAnsi="Arial" w:cs="Arial"/>
                 <w:noProof/>
                 <w:lang w:eastAsia="pt-BR"/>
               </w:rPr>
@@ -2153,6 +2082,7 @@
             </w:r>
             <w:r>
               <w:rPr>
+                <w:rFonts w:ascii="Arial" w:hAnsi="Arial" w:cs="Arial"/>
                 <w:noProof/>
                 <w:webHidden/>
               </w:rPr>
@@ -2160,6 +2090,7 @@
             </w:r>
             <w:r>
               <w:rPr>
+                <w:rFonts w:ascii="Arial" w:hAnsi="Arial" w:cs="Arial"/>
                 <w:noProof/>
                 <w:webHidden/>
               </w:rPr>
@@ -2167,6 +2098,7 @@
             </w:r>
             <w:r>
               <w:rPr>
+                <w:rFonts w:ascii="Arial" w:hAnsi="Arial" w:cs="Arial"/>
                 <w:noProof/>
                 <w:webHidden/>
               </w:rPr>
@@ -2174,12 +2106,14 @@
             </w:r>
             <w:r>
               <w:rPr>
+                <w:rFonts w:ascii="Arial" w:hAnsi="Arial" w:cs="Arial"/>
                 <w:noProof/>
                 <w:webHidden/>
               </w:rPr>
             </w:r>
             <w:r>
               <w:rPr>
+                <w:rFonts w:ascii="Arial" w:hAnsi="Arial" w:cs="Arial"/>
                 <w:noProof/>
                 <w:webHidden/>
               </w:rPr>
@@ -2187,6 +2121,7 @@
             </w:r>
             <w:r>
               <w:rPr>
+                <w:rFonts w:ascii="Arial" w:hAnsi="Arial" w:cs="Arial"/>
                 <w:noProof/>
                 <w:webHidden/>
               </w:rPr>
@@ -2194,6 +2129,7 @@
             </w:r>
             <w:r>
               <w:rPr>
+                <w:rFonts w:ascii="Arial" w:hAnsi="Arial" w:cs="Arial"/>
                 <w:noProof/>
                 <w:webHidden/>
               </w:rPr>
@@ -2205,7 +2141,7 @@
           <w:pPr>
             <w:pStyle w:val="Sumrio1"/>
             <w:rPr>
-              <w:rFonts w:eastAsiaTheme="minorEastAsia"/>
+              <w:rFonts w:ascii="Arial" w:eastAsiaTheme="minorEastAsia" w:hAnsi="Arial" w:cs="Arial"/>
               <w:noProof/>
               <w:lang w:eastAsia="pt-BR"/>
             </w:rPr>
@@ -2221,7 +2157,7 @@
             </w:r>
             <w:r>
               <w:rPr>
-                <w:rFonts w:eastAsiaTheme="minorEastAsia"/>
+                <w:rFonts w:ascii="Arial" w:eastAsiaTheme="minorEastAsia" w:hAnsi="Arial" w:cs="Arial"/>
                 <w:noProof/>
                 <w:lang w:eastAsia="pt-BR"/>
               </w:rPr>
@@ -2237,6 +2173,7 @@
             </w:r>
             <w:r>
               <w:rPr>
+                <w:rFonts w:ascii="Arial" w:hAnsi="Arial" w:cs="Arial"/>
                 <w:noProof/>
                 <w:webHidden/>
               </w:rPr>
@@ -2244,6 +2181,7 @@
             </w:r>
             <w:r>
               <w:rPr>
+                <w:rFonts w:ascii="Arial" w:hAnsi="Arial" w:cs="Arial"/>
                 <w:noProof/>
                 <w:webHidden/>
               </w:rPr>
@@ -2251,6 +2189,7 @@
             </w:r>
             <w:r>
               <w:rPr>
+                <w:rFonts w:ascii="Arial" w:hAnsi="Arial" w:cs="Arial"/>
                 <w:noProof/>
                 <w:webHidden/>
               </w:rPr>
@@ -2258,12 +2197,14 @@
             </w:r>
             <w:r>
               <w:rPr>
+                <w:rFonts w:ascii="Arial" w:hAnsi="Arial" w:cs="Arial"/>
                 <w:noProof/>
                 <w:webHidden/>
               </w:rPr>
             </w:r>
             <w:r>
               <w:rPr>
+                <w:rFonts w:ascii="Arial" w:hAnsi="Arial" w:cs="Arial"/>
                 <w:noProof/>
                 <w:webHidden/>
               </w:rPr>
@@ -2271,6 +2212,7 @@
             </w:r>
             <w:r>
               <w:rPr>
+                <w:rFonts w:ascii="Arial" w:hAnsi="Arial" w:cs="Arial"/>
                 <w:noProof/>
                 <w:webHidden/>
               </w:rPr>
@@ -2278,6 +2220,7 @@
             </w:r>
             <w:r>
               <w:rPr>
+                <w:rFonts w:ascii="Arial" w:hAnsi="Arial" w:cs="Arial"/>
                 <w:noProof/>
                 <w:webHidden/>
               </w:rPr>
@@ -2289,7 +2232,7 @@
           <w:pPr>
             <w:pStyle w:val="Sumrio1"/>
             <w:rPr>
-              <w:rFonts w:eastAsiaTheme="minorEastAsia"/>
+              <w:rFonts w:ascii="Arial" w:eastAsiaTheme="minorEastAsia" w:hAnsi="Arial" w:cs="Arial"/>
               <w:noProof/>
               <w:lang w:eastAsia="pt-BR"/>
             </w:rPr>
@@ -2305,7 +2248,7 @@
             </w:r>
             <w:r>
               <w:rPr>
-                <w:rFonts w:eastAsiaTheme="minorEastAsia"/>
+                <w:rFonts w:ascii="Arial" w:eastAsiaTheme="minorEastAsia" w:hAnsi="Arial" w:cs="Arial"/>
                 <w:noProof/>
                 <w:lang w:eastAsia="pt-BR"/>
               </w:rPr>
@@ -2321,6 +2264,7 @@
             </w:r>
             <w:r>
               <w:rPr>
+                <w:rFonts w:ascii="Arial" w:hAnsi="Arial" w:cs="Arial"/>
                 <w:noProof/>
                 <w:webHidden/>
               </w:rPr>
@@ -2328,6 +2272,7 @@
             </w:r>
             <w:r>
               <w:rPr>
+                <w:rFonts w:ascii="Arial" w:hAnsi="Arial" w:cs="Arial"/>
                 <w:noProof/>
                 <w:webHidden/>
               </w:rPr>
@@ -2335,6 +2280,7 @@
             </w:r>
             <w:r>
               <w:rPr>
+                <w:rFonts w:ascii="Arial" w:hAnsi="Arial" w:cs="Arial"/>
                 <w:noProof/>
                 <w:webHidden/>
               </w:rPr>
@@ -2342,12 +2288,14 @@
             </w:r>
             <w:r>
               <w:rPr>
+                <w:rFonts w:ascii="Arial" w:hAnsi="Arial" w:cs="Arial"/>
                 <w:noProof/>
                 <w:webHidden/>
               </w:rPr>
             </w:r>
             <w:r>
               <w:rPr>
+                <w:rFonts w:ascii="Arial" w:hAnsi="Arial" w:cs="Arial"/>
                 <w:noProof/>
                 <w:webHidden/>
               </w:rPr>
@@ -2355,6 +2303,7 @@
             </w:r>
             <w:r>
               <w:rPr>
+                <w:rFonts w:ascii="Arial" w:hAnsi="Arial" w:cs="Arial"/>
                 <w:noProof/>
                 <w:webHidden/>
               </w:rPr>
@@ -2362,6 +2311,7 @@
             </w:r>
             <w:r>
               <w:rPr>
+                <w:rFonts w:ascii="Arial" w:hAnsi="Arial" w:cs="Arial"/>
                 <w:noProof/>
                 <w:webHidden/>
               </w:rPr>
@@ -2373,7 +2323,7 @@
           <w:pPr>
             <w:pStyle w:val="Sumrio1"/>
             <w:rPr>
-              <w:rFonts w:eastAsiaTheme="minorEastAsia"/>
+              <w:rFonts w:ascii="Arial" w:eastAsiaTheme="minorEastAsia" w:hAnsi="Arial" w:cs="Arial"/>
               <w:noProof/>
               <w:lang w:eastAsia="pt-BR"/>
             </w:rPr>
@@ -2389,7 +2339,7 @@
             </w:r>
             <w:r>
               <w:rPr>
-                <w:rFonts w:eastAsiaTheme="minorEastAsia"/>
+                <w:rFonts w:ascii="Arial" w:eastAsiaTheme="minorEastAsia" w:hAnsi="Arial" w:cs="Arial"/>
                 <w:noProof/>
                 <w:lang w:eastAsia="pt-BR"/>
               </w:rPr>
@@ -2405,6 +2355,7 @@
             </w:r>
             <w:r>
               <w:rPr>
+                <w:rFonts w:ascii="Arial" w:hAnsi="Arial" w:cs="Arial"/>
                 <w:noProof/>
                 <w:webHidden/>
               </w:rPr>
@@ -2412,6 +2363,7 @@
             </w:r>
             <w:r>
               <w:rPr>
+                <w:rFonts w:ascii="Arial" w:hAnsi="Arial" w:cs="Arial"/>
                 <w:noProof/>
                 <w:webHidden/>
               </w:rPr>
@@ -2419,6 +2371,7 @@
             </w:r>
             <w:r>
               <w:rPr>
+                <w:rFonts w:ascii="Arial" w:hAnsi="Arial" w:cs="Arial"/>
                 <w:noProof/>
                 <w:webHidden/>
               </w:rPr>
@@ -2426,12 +2379,14 @@
             </w:r>
             <w:r>
               <w:rPr>
+                <w:rFonts w:ascii="Arial" w:hAnsi="Arial" w:cs="Arial"/>
                 <w:noProof/>
                 <w:webHidden/>
               </w:rPr>
             </w:r>
             <w:r>
               <w:rPr>
+                <w:rFonts w:ascii="Arial" w:hAnsi="Arial" w:cs="Arial"/>
                 <w:noProof/>
                 <w:webHidden/>
               </w:rPr>
@@ -2439,6 +2394,7 @@
             </w:r>
             <w:r>
               <w:rPr>
+                <w:rFonts w:ascii="Arial" w:hAnsi="Arial" w:cs="Arial"/>
                 <w:noProof/>
                 <w:webHidden/>
               </w:rPr>
@@ -2446,6 +2402,7 @@
             </w:r>
             <w:r>
               <w:rPr>
+                <w:rFonts w:ascii="Arial" w:hAnsi="Arial" w:cs="Arial"/>
                 <w:noProof/>
                 <w:webHidden/>
               </w:rPr>
@@ -2457,7 +2414,7 @@
           <w:pPr>
             <w:pStyle w:val="Sumrio1"/>
             <w:rPr>
-              <w:rFonts w:eastAsiaTheme="minorEastAsia"/>
+              <w:rFonts w:ascii="Arial" w:eastAsiaTheme="minorEastAsia" w:hAnsi="Arial" w:cs="Arial"/>
               <w:noProof/>
               <w:lang w:eastAsia="pt-BR"/>
             </w:rPr>
@@ -2473,7 +2430,7 @@
             </w:r>
             <w:r>
               <w:rPr>
-                <w:rFonts w:eastAsiaTheme="minorEastAsia"/>
+                <w:rFonts w:ascii="Arial" w:eastAsiaTheme="minorEastAsia" w:hAnsi="Arial" w:cs="Arial"/>
                 <w:noProof/>
                 <w:lang w:eastAsia="pt-BR"/>
               </w:rPr>
@@ -2489,6 +2446,7 @@
             </w:r>
             <w:r>
               <w:rPr>
+                <w:rFonts w:ascii="Arial" w:hAnsi="Arial" w:cs="Arial"/>
                 <w:noProof/>
                 <w:webHidden/>
               </w:rPr>
@@ -2496,6 +2454,7 @@
             </w:r>
             <w:r>
               <w:rPr>
+                <w:rFonts w:ascii="Arial" w:hAnsi="Arial" w:cs="Arial"/>
                 <w:noProof/>
                 <w:webHidden/>
               </w:rPr>
@@ -2503,6 +2462,7 @@
             </w:r>
             <w:r>
               <w:rPr>
+                <w:rFonts w:ascii="Arial" w:hAnsi="Arial" w:cs="Arial"/>
                 <w:noProof/>
                 <w:webHidden/>
               </w:rPr>
@@ -2510,12 +2470,14 @@
             </w:r>
             <w:r>
               <w:rPr>
+                <w:rFonts w:ascii="Arial" w:hAnsi="Arial" w:cs="Arial"/>
                 <w:noProof/>
                 <w:webHidden/>
               </w:rPr>
             </w:r>
             <w:r>
               <w:rPr>
+                <w:rFonts w:ascii="Arial" w:hAnsi="Arial" w:cs="Arial"/>
                 <w:noProof/>
                 <w:webHidden/>
               </w:rPr>
@@ -2523,6 +2485,7 @@
             </w:r>
             <w:r>
               <w:rPr>
+                <w:rFonts w:ascii="Arial" w:hAnsi="Arial" w:cs="Arial"/>
                 <w:noProof/>
                 <w:webHidden/>
               </w:rPr>
@@ -2530,6 +2493,7 @@
             </w:r>
             <w:r>
               <w:rPr>
+                <w:rFonts w:ascii="Arial" w:hAnsi="Arial" w:cs="Arial"/>
                 <w:noProof/>
                 <w:webHidden/>
               </w:rPr>
@@ -2541,7 +2505,7 @@
           <w:pPr>
             <w:pStyle w:val="Sumrio1"/>
             <w:rPr>
-              <w:rFonts w:eastAsiaTheme="minorEastAsia"/>
+              <w:rFonts w:ascii="Arial" w:eastAsiaTheme="minorEastAsia" w:hAnsi="Arial" w:cs="Arial"/>
               <w:noProof/>
               <w:lang w:eastAsia="pt-BR"/>
             </w:rPr>
@@ -2558,7 +2522,7 @@
             </w:r>
             <w:r>
               <w:rPr>
-                <w:rFonts w:eastAsiaTheme="minorEastAsia"/>
+                <w:rFonts w:ascii="Arial" w:eastAsiaTheme="minorEastAsia" w:hAnsi="Arial" w:cs="Arial"/>
                 <w:noProof/>
                 <w:lang w:eastAsia="pt-BR"/>
               </w:rPr>
@@ -2575,6 +2539,7 @@
             </w:r>
             <w:r>
               <w:rPr>
+                <w:rFonts w:ascii="Arial" w:hAnsi="Arial" w:cs="Arial"/>
                 <w:noProof/>
                 <w:webHidden/>
               </w:rPr>
@@ -2582,6 +2547,7 @@
             </w:r>
             <w:r>
               <w:rPr>
+                <w:rFonts w:ascii="Arial" w:hAnsi="Arial" w:cs="Arial"/>
                 <w:noProof/>
                 <w:webHidden/>
               </w:rPr>
@@ -2589,6 +2555,7 @@
             </w:r>
             <w:r>
               <w:rPr>
+                <w:rFonts w:ascii="Arial" w:hAnsi="Arial" w:cs="Arial"/>
                 <w:noProof/>
                 <w:webHidden/>
               </w:rPr>
@@ -2596,12 +2563,14 @@
             </w:r>
             <w:r>
               <w:rPr>
+                <w:rFonts w:ascii="Arial" w:hAnsi="Arial" w:cs="Arial"/>
                 <w:noProof/>
                 <w:webHidden/>
               </w:rPr>
             </w:r>
             <w:r>
               <w:rPr>
+                <w:rFonts w:ascii="Arial" w:hAnsi="Arial" w:cs="Arial"/>
                 <w:noProof/>
                 <w:webHidden/>
               </w:rPr>
@@ -2609,6 +2578,7 @@
             </w:r>
             <w:r>
               <w:rPr>
+                <w:rFonts w:ascii="Arial" w:hAnsi="Arial" w:cs="Arial"/>
                 <w:noProof/>
                 <w:webHidden/>
               </w:rPr>
@@ -2616,6 +2586,7 @@
             </w:r>
             <w:r>
               <w:rPr>
+                <w:rFonts w:ascii="Arial" w:hAnsi="Arial" w:cs="Arial"/>
                 <w:noProof/>
                 <w:webHidden/>
               </w:rPr>
@@ -2627,7 +2598,7 @@
           <w:pPr>
             <w:pStyle w:val="Sumrio1"/>
             <w:rPr>
-              <w:rFonts w:eastAsiaTheme="minorEastAsia"/>
+              <w:rFonts w:ascii="Arial" w:eastAsiaTheme="minorEastAsia" w:hAnsi="Arial" w:cs="Arial"/>
               <w:noProof/>
               <w:lang w:eastAsia="pt-BR"/>
             </w:rPr>
@@ -2644,7 +2615,7 @@
             </w:r>
             <w:r>
               <w:rPr>
-                <w:rFonts w:eastAsiaTheme="minorEastAsia"/>
+                <w:rFonts w:ascii="Arial" w:eastAsiaTheme="minorEastAsia" w:hAnsi="Arial" w:cs="Arial"/>
                 <w:noProof/>
                 <w:lang w:eastAsia="pt-BR"/>
               </w:rPr>
@@ -2661,6 +2632,7 @@
             </w:r>
             <w:r>
               <w:rPr>
+                <w:rFonts w:ascii="Arial" w:hAnsi="Arial" w:cs="Arial"/>
                 <w:noProof/>
                 <w:webHidden/>
               </w:rPr>
@@ -2668,6 +2640,7 @@
             </w:r>
             <w:r>
               <w:rPr>
+                <w:rFonts w:ascii="Arial" w:hAnsi="Arial" w:cs="Arial"/>
                 <w:noProof/>
                 <w:webHidden/>
               </w:rPr>
@@ -2675,6 +2648,7 @@
             </w:r>
             <w:r>
               <w:rPr>
+                <w:rFonts w:ascii="Arial" w:hAnsi="Arial" w:cs="Arial"/>
                 <w:noProof/>
                 <w:webHidden/>
               </w:rPr>
@@ -2682,12 +2656,14 @@
             </w:r>
             <w:r>
               <w:rPr>
+                <w:rFonts w:ascii="Arial" w:hAnsi="Arial" w:cs="Arial"/>
                 <w:noProof/>
                 <w:webHidden/>
               </w:rPr>
             </w:r>
             <w:r>
               <w:rPr>
+                <w:rFonts w:ascii="Arial" w:hAnsi="Arial" w:cs="Arial"/>
                 <w:noProof/>
                 <w:webHidden/>
               </w:rPr>
@@ -2695,6 +2671,7 @@
             </w:r>
             <w:r>
               <w:rPr>
+                <w:rFonts w:ascii="Arial" w:hAnsi="Arial" w:cs="Arial"/>
                 <w:noProof/>
                 <w:webHidden/>
               </w:rPr>
@@ -2702,6 +2679,7 @@
             </w:r>
             <w:r>
               <w:rPr>
+                <w:rFonts w:ascii="Arial" w:hAnsi="Arial" w:cs="Arial"/>
                 <w:noProof/>
                 <w:webHidden/>
               </w:rPr>
@@ -2713,7 +2691,7 @@
           <w:pPr>
             <w:pStyle w:val="Sumrio1"/>
             <w:rPr>
-              <w:rFonts w:eastAsiaTheme="minorEastAsia"/>
+              <w:rFonts w:ascii="Arial" w:eastAsiaTheme="minorEastAsia" w:hAnsi="Arial" w:cs="Arial"/>
               <w:noProof/>
               <w:lang w:eastAsia="pt-BR"/>
             </w:rPr>
@@ -2729,7 +2707,7 @@
             </w:r>
             <w:r>
               <w:rPr>
-                <w:rFonts w:eastAsiaTheme="minorEastAsia"/>
+                <w:rFonts w:ascii="Arial" w:eastAsiaTheme="minorEastAsia" w:hAnsi="Arial" w:cs="Arial"/>
                 <w:noProof/>
                 <w:lang w:eastAsia="pt-BR"/>
               </w:rPr>
@@ -2745,6 +2723,7 @@
             </w:r>
             <w:r>
               <w:rPr>
+                <w:rFonts w:ascii="Arial" w:hAnsi="Arial" w:cs="Arial"/>
                 <w:noProof/>
                 <w:webHidden/>
               </w:rPr>
@@ -2752,6 +2731,7 @@
             </w:r>
             <w:r>
               <w:rPr>
+                <w:rFonts w:ascii="Arial" w:hAnsi="Arial" w:cs="Arial"/>
                 <w:noProof/>
                 <w:webHidden/>
               </w:rPr>
@@ -2759,6 +2739,7 @@
             </w:r>
             <w:r>
               <w:rPr>
+                <w:rFonts w:ascii="Arial" w:hAnsi="Arial" w:cs="Arial"/>
                 <w:noProof/>
                 <w:webHidden/>
               </w:rPr>
@@ -2766,12 +2747,14 @@
             </w:r>
             <w:r>
               <w:rPr>
+                <w:rFonts w:ascii="Arial" w:hAnsi="Arial" w:cs="Arial"/>
                 <w:noProof/>
                 <w:webHidden/>
               </w:rPr>
             </w:r>
             <w:r>
               <w:rPr>
+                <w:rFonts w:ascii="Arial" w:hAnsi="Arial" w:cs="Arial"/>
                 <w:noProof/>
                 <w:webHidden/>
               </w:rPr>
@@ -2779,6 +2762,7 @@
             </w:r>
             <w:r>
               <w:rPr>
+                <w:rFonts w:ascii="Arial" w:hAnsi="Arial" w:cs="Arial"/>
                 <w:noProof/>
                 <w:webHidden/>
               </w:rPr>
@@ -2786,6 +2770,7 @@
             </w:r>
             <w:r>
               <w:rPr>
+                <w:rFonts w:ascii="Arial" w:hAnsi="Arial" w:cs="Arial"/>
                 <w:noProof/>
                 <w:webHidden/>
               </w:rPr>
@@ -2797,7 +2782,7 @@
           <w:pPr>
             <w:pStyle w:val="Sumrio1"/>
             <w:rPr>
-              <w:rFonts w:eastAsiaTheme="minorEastAsia"/>
+              <w:rFonts w:ascii="Arial" w:eastAsiaTheme="minorEastAsia" w:hAnsi="Arial" w:cs="Arial"/>
               <w:noProof/>
               <w:lang w:eastAsia="pt-BR"/>
             </w:rPr>
@@ -2813,7 +2798,7 @@
             </w:r>
             <w:r>
               <w:rPr>
-                <w:rFonts w:eastAsiaTheme="minorEastAsia"/>
+                <w:rFonts w:ascii="Arial" w:eastAsiaTheme="minorEastAsia" w:hAnsi="Arial" w:cs="Arial"/>
                 <w:noProof/>
                 <w:lang w:eastAsia="pt-BR"/>
               </w:rPr>
@@ -2829,6 +2814,7 @@
             </w:r>
             <w:r>
               <w:rPr>
+                <w:rFonts w:ascii="Arial" w:hAnsi="Arial" w:cs="Arial"/>
                 <w:noProof/>
                 <w:webHidden/>
               </w:rPr>
@@ -2836,6 +2822,7 @@
             </w:r>
             <w:r>
               <w:rPr>
+                <w:rFonts w:ascii="Arial" w:hAnsi="Arial" w:cs="Arial"/>
                 <w:noProof/>
                 <w:webHidden/>
               </w:rPr>
@@ -2843,6 +2830,7 @@
             </w:r>
             <w:r>
               <w:rPr>
+                <w:rFonts w:ascii="Arial" w:hAnsi="Arial" w:cs="Arial"/>
                 <w:noProof/>
                 <w:webHidden/>
               </w:rPr>
@@ -2850,12 +2838,14 @@
             </w:r>
             <w:r>
               <w:rPr>
+                <w:rFonts w:ascii="Arial" w:hAnsi="Arial" w:cs="Arial"/>
                 <w:noProof/>
                 <w:webHidden/>
               </w:rPr>
             </w:r>
             <w:r>
               <w:rPr>
+                <w:rFonts w:ascii="Arial" w:hAnsi="Arial" w:cs="Arial"/>
                 <w:noProof/>
                 <w:webHidden/>
               </w:rPr>
@@ -2863,6 +2853,7 @@
             </w:r>
             <w:r>
               <w:rPr>
+                <w:rFonts w:ascii="Arial" w:hAnsi="Arial" w:cs="Arial"/>
                 <w:noProof/>
                 <w:webHidden/>
               </w:rPr>
@@ -2870,6 +2861,7 @@
             </w:r>
             <w:r>
               <w:rPr>
+                <w:rFonts w:ascii="Arial" w:hAnsi="Arial" w:cs="Arial"/>
                 <w:noProof/>
                 <w:webHidden/>
               </w:rPr>
@@ -2881,7 +2873,7 @@
           <w:pPr>
             <w:pStyle w:val="Sumrio1"/>
             <w:rPr>
-              <w:rFonts w:eastAsiaTheme="minorEastAsia"/>
+              <w:rFonts w:ascii="Arial" w:eastAsiaTheme="minorEastAsia" w:hAnsi="Arial" w:cs="Arial"/>
               <w:noProof/>
               <w:lang w:eastAsia="pt-BR"/>
             </w:rPr>
@@ -2897,7 +2889,7 @@
             </w:r>
             <w:r>
               <w:rPr>
-                <w:rFonts w:eastAsiaTheme="minorEastAsia"/>
+                <w:rFonts w:ascii="Arial" w:eastAsiaTheme="minorEastAsia" w:hAnsi="Arial" w:cs="Arial"/>
                 <w:noProof/>
                 <w:lang w:eastAsia="pt-BR"/>
               </w:rPr>
@@ -2913,6 +2905,7 @@
             </w:r>
             <w:r>
               <w:rPr>
+                <w:rFonts w:ascii="Arial" w:hAnsi="Arial" w:cs="Arial"/>
                 <w:noProof/>
                 <w:webHidden/>
               </w:rPr>
@@ -2920,6 +2913,7 @@
             </w:r>
             <w:r>
               <w:rPr>
+                <w:rFonts w:ascii="Arial" w:hAnsi="Arial" w:cs="Arial"/>
                 <w:noProof/>
                 <w:webHidden/>
               </w:rPr>
@@ -2927,6 +2921,7 @@
             </w:r>
             <w:r>
               <w:rPr>
+                <w:rFonts w:ascii="Arial" w:hAnsi="Arial" w:cs="Arial"/>
                 <w:noProof/>
                 <w:webHidden/>
               </w:rPr>
@@ -2934,12 +2929,14 @@
             </w:r>
             <w:r>
               <w:rPr>
+                <w:rFonts w:ascii="Arial" w:hAnsi="Arial" w:cs="Arial"/>
                 <w:noProof/>
                 <w:webHidden/>
               </w:rPr>
             </w:r>
             <w:r>
               <w:rPr>
+                <w:rFonts w:ascii="Arial" w:hAnsi="Arial" w:cs="Arial"/>
                 <w:noProof/>
                 <w:webHidden/>
               </w:rPr>
@@ -2947,6 +2944,7 @@
             </w:r>
             <w:r>
               <w:rPr>
+                <w:rFonts w:ascii="Arial" w:hAnsi="Arial" w:cs="Arial"/>
                 <w:noProof/>
                 <w:webHidden/>
               </w:rPr>
@@ -2954,6 +2952,7 @@
             </w:r>
             <w:r>
               <w:rPr>
+                <w:rFonts w:ascii="Arial" w:hAnsi="Arial" w:cs="Arial"/>
                 <w:noProof/>
                 <w:webHidden/>
               </w:rPr>
@@ -2965,7 +2964,7 @@
           <w:pPr>
             <w:pStyle w:val="Sumrio1"/>
             <w:rPr>
-              <w:rFonts w:eastAsiaTheme="minorEastAsia"/>
+              <w:rFonts w:ascii="Arial" w:eastAsiaTheme="minorEastAsia" w:hAnsi="Arial" w:cs="Arial"/>
               <w:noProof/>
               <w:lang w:eastAsia="pt-BR"/>
             </w:rPr>
@@ -2981,7 +2980,7 @@
             </w:r>
             <w:r>
               <w:rPr>
-                <w:rFonts w:eastAsiaTheme="minorEastAsia"/>
+                <w:rFonts w:ascii="Arial" w:eastAsiaTheme="minorEastAsia" w:hAnsi="Arial" w:cs="Arial"/>
                 <w:noProof/>
                 <w:lang w:eastAsia="pt-BR"/>
               </w:rPr>
@@ -2997,6 +2996,7 @@
             </w:r>
             <w:r>
               <w:rPr>
+                <w:rFonts w:ascii="Arial" w:hAnsi="Arial" w:cs="Arial"/>
                 <w:noProof/>
                 <w:webHidden/>
               </w:rPr>
@@ -3004,6 +3004,7 @@
             </w:r>
             <w:r>
               <w:rPr>
+                <w:rFonts w:ascii="Arial" w:hAnsi="Arial" w:cs="Arial"/>
                 <w:noProof/>
                 <w:webHidden/>
               </w:rPr>
@@ -3011,6 +3012,7 @@
             </w:r>
             <w:r>
               <w:rPr>
+                <w:rFonts w:ascii="Arial" w:hAnsi="Arial" w:cs="Arial"/>
                 <w:noProof/>
                 <w:webHidden/>
               </w:rPr>
@@ -3018,12 +3020,14 @@
             </w:r>
             <w:r>
               <w:rPr>
+                <w:rFonts w:ascii="Arial" w:hAnsi="Arial" w:cs="Arial"/>
                 <w:noProof/>
                 <w:webHidden/>
               </w:rPr>
             </w:r>
             <w:r>
               <w:rPr>
+                <w:rFonts w:ascii="Arial" w:hAnsi="Arial" w:cs="Arial"/>
                 <w:noProof/>
                 <w:webHidden/>
               </w:rPr>
@@ -3031,6 +3035,7 @@
             </w:r>
             <w:r>
               <w:rPr>
+                <w:rFonts w:ascii="Arial" w:hAnsi="Arial" w:cs="Arial"/>
                 <w:noProof/>
                 <w:webHidden/>
               </w:rPr>
@@ -3038,6 +3043,7 @@
             </w:r>
             <w:r>
               <w:rPr>
+                <w:rFonts w:ascii="Arial" w:hAnsi="Arial" w:cs="Arial"/>
                 <w:noProof/>
                 <w:webHidden/>
               </w:rPr>
@@ -3049,7 +3055,7 @@
           <w:pPr>
             <w:pStyle w:val="Sumrio1"/>
             <w:rPr>
-              <w:rFonts w:eastAsiaTheme="minorEastAsia"/>
+              <w:rFonts w:ascii="Arial" w:eastAsiaTheme="minorEastAsia" w:hAnsi="Arial" w:cs="Arial"/>
               <w:noProof/>
               <w:lang w:eastAsia="pt-BR"/>
             </w:rPr>
@@ -3065,7 +3071,7 @@
             </w:r>
             <w:r>
               <w:rPr>
-                <w:rFonts w:eastAsiaTheme="minorEastAsia"/>
+                <w:rFonts w:ascii="Arial" w:eastAsiaTheme="minorEastAsia" w:hAnsi="Arial" w:cs="Arial"/>
                 <w:noProof/>
                 <w:lang w:eastAsia="pt-BR"/>
               </w:rPr>
@@ -3081,6 +3087,7 @@
             </w:r>
             <w:r>
               <w:rPr>
+                <w:rFonts w:ascii="Arial" w:hAnsi="Arial" w:cs="Arial"/>
                 <w:noProof/>
                 <w:webHidden/>
               </w:rPr>
@@ -3088,6 +3095,7 @@
             </w:r>
             <w:r>
               <w:rPr>
+                <w:rFonts w:ascii="Arial" w:hAnsi="Arial" w:cs="Arial"/>
                 <w:noProof/>
                 <w:webHidden/>
               </w:rPr>
@@ -3095,6 +3103,7 @@
             </w:r>
             <w:r>
               <w:rPr>
+                <w:rFonts w:ascii="Arial" w:hAnsi="Arial" w:cs="Arial"/>
                 <w:noProof/>
                 <w:webHidden/>
               </w:rPr>
@@ -3102,12 +3111,14 @@
             </w:r>
             <w:r>
               <w:rPr>
+                <w:rFonts w:ascii="Arial" w:hAnsi="Arial" w:cs="Arial"/>
                 <w:noProof/>
                 <w:webHidden/>
               </w:rPr>
             </w:r>
             <w:r>
               <w:rPr>
+                <w:rFonts w:ascii="Arial" w:hAnsi="Arial" w:cs="Arial"/>
                 <w:noProof/>
                 <w:webHidden/>
               </w:rPr>
@@ -3115,6 +3126,7 @@
             </w:r>
             <w:r>
               <w:rPr>
+                <w:rFonts w:ascii="Arial" w:hAnsi="Arial" w:cs="Arial"/>
                 <w:noProof/>
                 <w:webHidden/>
               </w:rPr>
@@ -3122,6 +3134,7 @@
             </w:r>
             <w:r>
               <w:rPr>
+                <w:rFonts w:ascii="Arial" w:hAnsi="Arial" w:cs="Arial"/>
                 <w:noProof/>
                 <w:webHidden/>
               </w:rPr>
@@ -3133,7 +3146,7 @@
           <w:pPr>
             <w:pStyle w:val="Sumrio1"/>
             <w:rPr>
-              <w:rFonts w:eastAsiaTheme="minorEastAsia"/>
+              <w:rFonts w:ascii="Arial" w:eastAsiaTheme="minorEastAsia" w:hAnsi="Arial" w:cs="Arial"/>
               <w:noProof/>
               <w:lang w:eastAsia="pt-BR"/>
             </w:rPr>
@@ -3149,7 +3162,7 @@
             </w:r>
             <w:r>
               <w:rPr>
-                <w:rFonts w:eastAsiaTheme="minorEastAsia"/>
+                <w:rFonts w:ascii="Arial" w:eastAsiaTheme="minorEastAsia" w:hAnsi="Arial" w:cs="Arial"/>
                 <w:noProof/>
                 <w:lang w:eastAsia="pt-BR"/>
               </w:rPr>
@@ -3165,6 +3178,7 @@
             </w:r>
             <w:r>
               <w:rPr>
+                <w:rFonts w:ascii="Arial" w:hAnsi="Arial" w:cs="Arial"/>
                 <w:noProof/>
                 <w:webHidden/>
               </w:rPr>
@@ -3172,6 +3186,7 @@
             </w:r>
             <w:r>
               <w:rPr>
+                <w:rFonts w:ascii="Arial" w:hAnsi="Arial" w:cs="Arial"/>
                 <w:noProof/>
                 <w:webHidden/>
               </w:rPr>
@@ -3179,6 +3194,7 @@
             </w:r>
             <w:r>
               <w:rPr>
+                <w:rFonts w:ascii="Arial" w:hAnsi="Arial" w:cs="Arial"/>
                 <w:noProof/>
                 <w:webHidden/>
               </w:rPr>
@@ -3186,12 +3202,14 @@
             </w:r>
             <w:r>
               <w:rPr>
+                <w:rFonts w:ascii="Arial" w:hAnsi="Arial" w:cs="Arial"/>
                 <w:noProof/>
                 <w:webHidden/>
               </w:rPr>
             </w:r>
             <w:r>
               <w:rPr>
+                <w:rFonts w:ascii="Arial" w:hAnsi="Arial" w:cs="Arial"/>
                 <w:noProof/>
                 <w:webHidden/>
               </w:rPr>
@@ -3199,6 +3217,7 @@
             </w:r>
             <w:r>
               <w:rPr>
+                <w:rFonts w:ascii="Arial" w:hAnsi="Arial" w:cs="Arial"/>
                 <w:noProof/>
                 <w:webHidden/>
               </w:rPr>
@@ -3206,6 +3225,7 @@
             </w:r>
             <w:r>
               <w:rPr>
+                <w:rFonts w:ascii="Arial" w:hAnsi="Arial" w:cs="Arial"/>
                 <w:noProof/>
                 <w:webHidden/>
               </w:rPr>
@@ -3217,7 +3237,7 @@
           <w:pPr>
             <w:pStyle w:val="Sumrio1"/>
             <w:rPr>
-              <w:rFonts w:eastAsiaTheme="minorEastAsia"/>
+              <w:rFonts w:ascii="Arial" w:eastAsiaTheme="minorEastAsia" w:hAnsi="Arial" w:cs="Arial"/>
               <w:noProof/>
               <w:lang w:eastAsia="pt-BR"/>
             </w:rPr>
@@ -3233,7 +3253,7 @@
             </w:r>
             <w:r>
               <w:rPr>
-                <w:rFonts w:eastAsiaTheme="minorEastAsia"/>
+                <w:rFonts w:ascii="Arial" w:eastAsiaTheme="minorEastAsia" w:hAnsi="Arial" w:cs="Arial"/>
                 <w:noProof/>
                 <w:lang w:eastAsia="pt-BR"/>
               </w:rPr>
@@ -3249,6 +3269,7 @@
             </w:r>
             <w:r>
               <w:rPr>
+                <w:rFonts w:ascii="Arial" w:hAnsi="Arial" w:cs="Arial"/>
                 <w:noProof/>
                 <w:webHidden/>
               </w:rPr>
@@ -3256,6 +3277,7 @@
             </w:r>
             <w:r>
               <w:rPr>
+                <w:rFonts w:ascii="Arial" w:hAnsi="Arial" w:cs="Arial"/>
                 <w:noProof/>
                 <w:webHidden/>
               </w:rPr>
@@ -3263,6 +3285,7 @@
             </w:r>
             <w:r>
               <w:rPr>
+                <w:rFonts w:ascii="Arial" w:hAnsi="Arial" w:cs="Arial"/>
                 <w:noProof/>
                 <w:webHidden/>
               </w:rPr>
@@ -3270,12 +3293,14 @@
             </w:r>
             <w:r>
               <w:rPr>
+                <w:rFonts w:ascii="Arial" w:hAnsi="Arial" w:cs="Arial"/>
                 <w:noProof/>
                 <w:webHidden/>
               </w:rPr>
             </w:r>
             <w:r>
               <w:rPr>
+                <w:rFonts w:ascii="Arial" w:hAnsi="Arial" w:cs="Arial"/>
                 <w:noProof/>
                 <w:webHidden/>
               </w:rPr>
@@ -3283,6 +3308,7 @@
             </w:r>
             <w:r>
               <w:rPr>
+                <w:rFonts w:ascii="Arial" w:hAnsi="Arial" w:cs="Arial"/>
                 <w:noProof/>
                 <w:webHidden/>
               </w:rPr>
@@ -3290,6 +3316,7 @@
             </w:r>
             <w:r>
               <w:rPr>
+                <w:rFonts w:ascii="Arial" w:hAnsi="Arial" w:cs="Arial"/>
                 <w:noProof/>
                 <w:webHidden/>
               </w:rPr>
@@ -3301,7 +3328,7 @@
           <w:pPr>
             <w:pStyle w:val="Sumrio1"/>
             <w:rPr>
-              <w:rFonts w:eastAsiaTheme="minorEastAsia"/>
+              <w:rFonts w:ascii="Arial" w:eastAsiaTheme="minorEastAsia" w:hAnsi="Arial" w:cs="Arial"/>
               <w:noProof/>
               <w:lang w:eastAsia="pt-BR"/>
             </w:rPr>
@@ -3317,7 +3344,7 @@
             </w:r>
             <w:r>
               <w:rPr>
-                <w:rFonts w:eastAsiaTheme="minorEastAsia"/>
+                <w:rFonts w:ascii="Arial" w:eastAsiaTheme="minorEastAsia" w:hAnsi="Arial" w:cs="Arial"/>
                 <w:noProof/>
                 <w:lang w:eastAsia="pt-BR"/>
               </w:rPr>
@@ -3333,6 +3360,7 @@
             </w:r>
             <w:r>
               <w:rPr>
+                <w:rFonts w:ascii="Arial" w:hAnsi="Arial" w:cs="Arial"/>
                 <w:noProof/>
                 <w:webHidden/>
               </w:rPr>
@@ -3340,6 +3368,7 @@
             </w:r>
             <w:r>
               <w:rPr>
+                <w:rFonts w:ascii="Arial" w:hAnsi="Arial" w:cs="Arial"/>
                 <w:noProof/>
                 <w:webHidden/>
               </w:rPr>
@@ -3347,6 +3376,7 @@
             </w:r>
             <w:r>
               <w:rPr>
+                <w:rFonts w:ascii="Arial" w:hAnsi="Arial" w:cs="Arial"/>
                 <w:noProof/>
                 <w:webHidden/>
               </w:rPr>
@@ -3354,12 +3384,14 @@
             </w:r>
             <w:r>
               <w:rPr>
+                <w:rFonts w:ascii="Arial" w:hAnsi="Arial" w:cs="Arial"/>
                 <w:noProof/>
                 <w:webHidden/>
               </w:rPr>
             </w:r>
             <w:r>
               <w:rPr>
+                <w:rFonts w:ascii="Arial" w:hAnsi="Arial" w:cs="Arial"/>
                 <w:noProof/>
                 <w:webHidden/>
               </w:rPr>
@@ -3367,6 +3399,7 @@
             </w:r>
             <w:r>
               <w:rPr>
+                <w:rFonts w:ascii="Arial" w:hAnsi="Arial" w:cs="Arial"/>
                 <w:noProof/>
                 <w:webHidden/>
               </w:rPr>
@@ -3374,6 +3407,7 @@
             </w:r>
             <w:r>
               <w:rPr>
+                <w:rFonts w:ascii="Arial" w:hAnsi="Arial" w:cs="Arial"/>
                 <w:noProof/>
                 <w:webHidden/>
               </w:rPr>
@@ -3385,7 +3419,7 @@
           <w:pPr>
             <w:pStyle w:val="Sumrio1"/>
             <w:rPr>
-              <w:rFonts w:eastAsiaTheme="minorEastAsia"/>
+              <w:rFonts w:ascii="Arial" w:eastAsiaTheme="minorEastAsia" w:hAnsi="Arial" w:cs="Arial"/>
               <w:noProof/>
               <w:lang w:eastAsia="pt-BR"/>
             </w:rPr>
@@ -3401,7 +3435,7 @@
             </w:r>
             <w:r>
               <w:rPr>
-                <w:rFonts w:eastAsiaTheme="minorEastAsia"/>
+                <w:rFonts w:ascii="Arial" w:eastAsiaTheme="minorEastAsia" w:hAnsi="Arial" w:cs="Arial"/>
                 <w:noProof/>
                 <w:lang w:eastAsia="pt-BR"/>
               </w:rPr>
@@ -3417,6 +3451,7 @@
             </w:r>
             <w:r>
               <w:rPr>
+                <w:rFonts w:ascii="Arial" w:hAnsi="Arial" w:cs="Arial"/>
                 <w:noProof/>
                 <w:webHidden/>
               </w:rPr>
@@ -3424,6 +3459,7 @@
             </w:r>
             <w:r>
               <w:rPr>
+                <w:rFonts w:ascii="Arial" w:hAnsi="Arial" w:cs="Arial"/>
                 <w:noProof/>
                 <w:webHidden/>
               </w:rPr>
@@ -3431,6 +3467,7 @@
             </w:r>
             <w:r>
               <w:rPr>
+                <w:rFonts w:ascii="Arial" w:hAnsi="Arial" w:cs="Arial"/>
                 <w:noProof/>
                 <w:webHidden/>
               </w:rPr>
@@ -3438,12 +3475,14 @@
             </w:r>
             <w:r>
               <w:rPr>
+                <w:rFonts w:ascii="Arial" w:hAnsi="Arial" w:cs="Arial"/>
                 <w:noProof/>
                 <w:webHidden/>
               </w:rPr>
             </w:r>
             <w:r>
               <w:rPr>
+                <w:rFonts w:ascii="Arial" w:hAnsi="Arial" w:cs="Arial"/>
                 <w:noProof/>
                 <w:webHidden/>
               </w:rPr>
@@ -3451,6 +3490,7 @@
             </w:r>
             <w:r>
               <w:rPr>
+                <w:rFonts w:ascii="Arial" w:hAnsi="Arial" w:cs="Arial"/>
                 <w:noProof/>
                 <w:webHidden/>
               </w:rPr>
@@ -3458,6 +3498,7 @@
             </w:r>
             <w:r>
               <w:rPr>
+                <w:rFonts w:ascii="Arial" w:hAnsi="Arial" w:cs="Arial"/>
                 <w:noProof/>
                 <w:webHidden/>
               </w:rPr>
@@ -3469,7 +3510,7 @@
           <w:pPr>
             <w:pStyle w:val="Sumrio1"/>
             <w:rPr>
-              <w:rFonts w:eastAsiaTheme="minorEastAsia"/>
+              <w:rFonts w:ascii="Arial" w:eastAsiaTheme="minorEastAsia" w:hAnsi="Arial" w:cs="Arial"/>
               <w:noProof/>
               <w:lang w:eastAsia="pt-BR"/>
             </w:rPr>
@@ -3485,7 +3526,7 @@
             </w:r>
             <w:r>
               <w:rPr>
-                <w:rFonts w:eastAsiaTheme="minorEastAsia"/>
+                <w:rFonts w:ascii="Arial" w:eastAsiaTheme="minorEastAsia" w:hAnsi="Arial" w:cs="Arial"/>
                 <w:noProof/>
                 <w:lang w:eastAsia="pt-BR"/>
               </w:rPr>
@@ -3501,6 +3542,7 @@
             </w:r>
             <w:r>
               <w:rPr>
+                <w:rFonts w:ascii="Arial" w:hAnsi="Arial" w:cs="Arial"/>
                 <w:noProof/>
                 <w:webHidden/>
               </w:rPr>
@@ -3508,6 +3550,7 @@
             </w:r>
             <w:r>
               <w:rPr>
+                <w:rFonts w:ascii="Arial" w:hAnsi="Arial" w:cs="Arial"/>
                 <w:noProof/>
                 <w:webHidden/>
               </w:rPr>
@@ -3515,6 +3558,7 @@
             </w:r>
             <w:r>
               <w:rPr>
+                <w:rFonts w:ascii="Arial" w:hAnsi="Arial" w:cs="Arial"/>
                 <w:noProof/>
                 <w:webHidden/>
               </w:rPr>
@@ -3522,12 +3566,14 @@
             </w:r>
             <w:r>
               <w:rPr>
+                <w:rFonts w:ascii="Arial" w:hAnsi="Arial" w:cs="Arial"/>
                 <w:noProof/>
                 <w:webHidden/>
               </w:rPr>
             </w:r>
             <w:r>
               <w:rPr>
+                <w:rFonts w:ascii="Arial" w:hAnsi="Arial" w:cs="Arial"/>
                 <w:noProof/>
                 <w:webHidden/>
               </w:rPr>
@@ -3535,6 +3581,7 @@
             </w:r>
             <w:r>
               <w:rPr>
+                <w:rFonts w:ascii="Arial" w:hAnsi="Arial" w:cs="Arial"/>
                 <w:noProof/>
                 <w:webHidden/>
               </w:rPr>
@@ -3542,6 +3589,7 @@
             </w:r>
             <w:r>
               <w:rPr>
+                <w:rFonts w:ascii="Arial" w:hAnsi="Arial" w:cs="Arial"/>
                 <w:noProof/>
                 <w:webHidden/>
               </w:rPr>
@@ -3553,7 +3601,7 @@
           <w:pPr>
             <w:pStyle w:val="Sumrio1"/>
             <w:rPr>
-              <w:rFonts w:eastAsiaTheme="minorEastAsia"/>
+              <w:rFonts w:ascii="Arial" w:eastAsiaTheme="minorEastAsia" w:hAnsi="Arial" w:cs="Arial"/>
               <w:noProof/>
               <w:lang w:eastAsia="pt-BR"/>
             </w:rPr>
@@ -3569,7 +3617,7 @@
             </w:r>
             <w:r>
               <w:rPr>
-                <w:rFonts w:eastAsiaTheme="minorEastAsia"/>
+                <w:rFonts w:ascii="Arial" w:eastAsiaTheme="minorEastAsia" w:hAnsi="Arial" w:cs="Arial"/>
                 <w:noProof/>
                 <w:lang w:eastAsia="pt-BR"/>
               </w:rPr>
@@ -3585,6 +3633,7 @@
             </w:r>
             <w:r>
               <w:rPr>
+                <w:rFonts w:ascii="Arial" w:hAnsi="Arial" w:cs="Arial"/>
                 <w:noProof/>
                 <w:webHidden/>
               </w:rPr>
@@ -3592,6 +3641,7 @@
             </w:r>
             <w:r>
               <w:rPr>
+                <w:rFonts w:ascii="Arial" w:hAnsi="Arial" w:cs="Arial"/>
                 <w:noProof/>
                 <w:webHidden/>
               </w:rPr>
@@ -3599,6 +3649,7 @@
             </w:r>
             <w:r>
               <w:rPr>
+                <w:rFonts w:ascii="Arial" w:hAnsi="Arial" w:cs="Arial"/>
                 <w:noProof/>
                 <w:webHidden/>
               </w:rPr>
@@ -3606,12 +3657,14 @@
             </w:r>
             <w:r>
               <w:rPr>
+                <w:rFonts w:ascii="Arial" w:hAnsi="Arial" w:cs="Arial"/>
                 <w:noProof/>
                 <w:webHidden/>
               </w:rPr>
             </w:r>
             <w:r>
               <w:rPr>
+                <w:rFonts w:ascii="Arial" w:hAnsi="Arial" w:cs="Arial"/>
                 <w:noProof/>
                 <w:webHidden/>
               </w:rPr>
@@ -3619,6 +3672,7 @@
             </w:r>
             <w:r>
               <w:rPr>
+                <w:rFonts w:ascii="Arial" w:hAnsi="Arial" w:cs="Arial"/>
                 <w:noProof/>
                 <w:webHidden/>
               </w:rPr>
@@ -3626,6 +3680,7 @@
             </w:r>
             <w:r>
               <w:rPr>
+                <w:rFonts w:ascii="Arial" w:hAnsi="Arial" w:cs="Arial"/>
                 <w:noProof/>
                 <w:webHidden/>
               </w:rPr>
@@ -3637,7 +3692,7 @@
           <w:pPr>
             <w:pStyle w:val="Sumrio1"/>
             <w:rPr>
-              <w:rFonts w:eastAsiaTheme="minorEastAsia"/>
+              <w:rFonts w:ascii="Arial" w:eastAsiaTheme="minorEastAsia" w:hAnsi="Arial" w:cs="Arial"/>
               <w:noProof/>
               <w:lang w:eastAsia="pt-BR"/>
             </w:rPr>
@@ -3653,7 +3708,7 @@
             </w:r>
             <w:r>
               <w:rPr>
-                <w:rFonts w:eastAsiaTheme="minorEastAsia"/>
+                <w:rFonts w:ascii="Arial" w:eastAsiaTheme="minorEastAsia" w:hAnsi="Arial" w:cs="Arial"/>
                 <w:noProof/>
                 <w:lang w:eastAsia="pt-BR"/>
               </w:rPr>
@@ -3669,6 +3724,7 @@
             </w:r>
             <w:r>
               <w:rPr>
+                <w:rFonts w:ascii="Arial" w:hAnsi="Arial" w:cs="Arial"/>
                 <w:noProof/>
                 <w:webHidden/>
               </w:rPr>
@@ -3676,6 +3732,7 @@
             </w:r>
             <w:r>
               <w:rPr>
+                <w:rFonts w:ascii="Arial" w:hAnsi="Arial" w:cs="Arial"/>
                 <w:noProof/>
                 <w:webHidden/>
               </w:rPr>
@@ -3683,6 +3740,7 @@
             </w:r>
             <w:r>
               <w:rPr>
+                <w:rFonts w:ascii="Arial" w:hAnsi="Arial" w:cs="Arial"/>
                 <w:noProof/>
                 <w:webHidden/>
               </w:rPr>
@@ -3690,12 +3748,14 @@
             </w:r>
             <w:r>
               <w:rPr>
+                <w:rFonts w:ascii="Arial" w:hAnsi="Arial" w:cs="Arial"/>
                 <w:noProof/>
                 <w:webHidden/>
               </w:rPr>
             </w:r>
             <w:r>
               <w:rPr>
+                <w:rFonts w:ascii="Arial" w:hAnsi="Arial" w:cs="Arial"/>
                 <w:noProof/>
                 <w:webHidden/>
               </w:rPr>
@@ -3703,6 +3763,7 @@
             </w:r>
             <w:r>
               <w:rPr>
+                <w:rFonts w:ascii="Arial" w:hAnsi="Arial" w:cs="Arial"/>
                 <w:noProof/>
                 <w:webHidden/>
               </w:rPr>
@@ -3710,6 +3771,7 @@
             </w:r>
             <w:r>
               <w:rPr>
+                <w:rFonts w:ascii="Arial" w:hAnsi="Arial" w:cs="Arial"/>
                 <w:noProof/>
                 <w:webHidden/>
               </w:rPr>
@@ -3721,7 +3783,7 @@
           <w:pPr>
             <w:pStyle w:val="Sumrio1"/>
             <w:rPr>
-              <w:rFonts w:eastAsiaTheme="minorEastAsia"/>
+              <w:rFonts w:ascii="Arial" w:eastAsiaTheme="minorEastAsia" w:hAnsi="Arial" w:cs="Arial"/>
               <w:noProof/>
               <w:lang w:eastAsia="pt-BR"/>
             </w:rPr>
@@ -3737,7 +3799,7 @@
             </w:r>
             <w:r>
               <w:rPr>
-                <w:rFonts w:eastAsiaTheme="minorEastAsia"/>
+                <w:rFonts w:ascii="Arial" w:eastAsiaTheme="minorEastAsia" w:hAnsi="Arial" w:cs="Arial"/>
                 <w:noProof/>
                 <w:lang w:eastAsia="pt-BR"/>
               </w:rPr>
@@ -3753,6 +3815,7 @@
             </w:r>
             <w:r>
               <w:rPr>
+                <w:rFonts w:ascii="Arial" w:hAnsi="Arial" w:cs="Arial"/>
                 <w:noProof/>
                 <w:webHidden/>
               </w:rPr>
@@ -3760,6 +3823,7 @@
             </w:r>
             <w:r>
               <w:rPr>
+                <w:rFonts w:ascii="Arial" w:hAnsi="Arial" w:cs="Arial"/>
                 <w:noProof/>
                 <w:webHidden/>
               </w:rPr>
@@ -3767,6 +3831,7 @@
             </w:r>
             <w:r>
               <w:rPr>
+                <w:rFonts w:ascii="Arial" w:hAnsi="Arial" w:cs="Arial"/>
                 <w:noProof/>
                 <w:webHidden/>
               </w:rPr>
@@ -3774,12 +3839,14 @@
             </w:r>
             <w:r>
               <w:rPr>
+                <w:rFonts w:ascii="Arial" w:hAnsi="Arial" w:cs="Arial"/>
                 <w:noProof/>
                 <w:webHidden/>
               </w:rPr>
             </w:r>
             <w:r>
               <w:rPr>
+                <w:rFonts w:ascii="Arial" w:hAnsi="Arial" w:cs="Arial"/>
                 <w:noProof/>
                 <w:webHidden/>
               </w:rPr>
@@ -3787,6 +3854,7 @@
             </w:r>
             <w:r>
               <w:rPr>
+                <w:rFonts w:ascii="Arial" w:hAnsi="Arial" w:cs="Arial"/>
                 <w:noProof/>
                 <w:webHidden/>
               </w:rPr>
@@ -3794,6 +3862,7 @@
             </w:r>
             <w:r>
               <w:rPr>
+                <w:rFonts w:ascii="Arial" w:hAnsi="Arial" w:cs="Arial"/>
                 <w:noProof/>
                 <w:webHidden/>
               </w:rPr>
@@ -3805,7 +3874,7 @@
           <w:pPr>
             <w:pStyle w:val="Sumrio1"/>
             <w:rPr>
-              <w:rFonts w:eastAsiaTheme="minorEastAsia"/>
+              <w:rFonts w:ascii="Arial" w:eastAsiaTheme="minorEastAsia" w:hAnsi="Arial" w:cs="Arial"/>
               <w:noProof/>
               <w:lang w:eastAsia="pt-BR"/>
             </w:rPr>
@@ -3821,7 +3890,7 @@
             </w:r>
             <w:r>
               <w:rPr>
-                <w:rFonts w:eastAsiaTheme="minorEastAsia"/>
+                <w:rFonts w:ascii="Arial" w:eastAsiaTheme="minorEastAsia" w:hAnsi="Arial" w:cs="Arial"/>
                 <w:noProof/>
                 <w:lang w:eastAsia="pt-BR"/>
               </w:rPr>
@@ -3837,6 +3906,7 @@
             </w:r>
             <w:r>
               <w:rPr>
+                <w:rFonts w:ascii="Arial" w:hAnsi="Arial" w:cs="Arial"/>
                 <w:noProof/>
                 <w:webHidden/>
               </w:rPr>
@@ -3844,6 +3914,7 @@
             </w:r>
             <w:r>
               <w:rPr>
+                <w:rFonts w:ascii="Arial" w:hAnsi="Arial" w:cs="Arial"/>
                 <w:noProof/>
                 <w:webHidden/>
               </w:rPr>
@@ -3851,6 +3922,7 @@
             </w:r>
             <w:r>
               <w:rPr>
+                <w:rFonts w:ascii="Arial" w:hAnsi="Arial" w:cs="Arial"/>
                 <w:noProof/>
                 <w:webHidden/>
               </w:rPr>
@@ -3858,12 +3930,14 @@
             </w:r>
             <w:r>
               <w:rPr>
+                <w:rFonts w:ascii="Arial" w:hAnsi="Arial" w:cs="Arial"/>
                 <w:noProof/>
                 <w:webHidden/>
               </w:rPr>
             </w:r>
             <w:r>
               <w:rPr>
+                <w:rFonts w:ascii="Arial" w:hAnsi="Arial" w:cs="Arial"/>
                 <w:noProof/>
                 <w:webHidden/>
               </w:rPr>
@@ -3871,6 +3945,7 @@
             </w:r>
             <w:r>
               <w:rPr>
+                <w:rFonts w:ascii="Arial" w:hAnsi="Arial" w:cs="Arial"/>
                 <w:noProof/>
                 <w:webHidden/>
               </w:rPr>
@@ -3878,6 +3953,7 @@
             </w:r>
             <w:r>
               <w:rPr>
+                <w:rFonts w:ascii="Arial" w:hAnsi="Arial" w:cs="Arial"/>
                 <w:noProof/>
                 <w:webHidden/>
               </w:rPr>
@@ -3889,7 +3965,7 @@
           <w:pPr>
             <w:pStyle w:val="Sumrio1"/>
             <w:rPr>
-              <w:rFonts w:eastAsiaTheme="minorEastAsia"/>
+              <w:rFonts w:ascii="Arial" w:eastAsiaTheme="minorEastAsia" w:hAnsi="Arial" w:cs="Arial"/>
               <w:noProof/>
               <w:lang w:eastAsia="pt-BR"/>
             </w:rPr>
@@ -3905,7 +3981,7 @@
             </w:r>
             <w:r>
               <w:rPr>
-                <w:rFonts w:eastAsiaTheme="minorEastAsia"/>
+                <w:rFonts w:ascii="Arial" w:eastAsiaTheme="minorEastAsia" w:hAnsi="Arial" w:cs="Arial"/>
                 <w:noProof/>
                 <w:lang w:eastAsia="pt-BR"/>
               </w:rPr>
@@ -3921,6 +3997,7 @@
             </w:r>
             <w:r>
               <w:rPr>
+                <w:rFonts w:ascii="Arial" w:hAnsi="Arial" w:cs="Arial"/>
                 <w:noProof/>
                 <w:webHidden/>
               </w:rPr>
@@ -3928,6 +4005,7 @@
             </w:r>
             <w:r>
               <w:rPr>
+                <w:rFonts w:ascii="Arial" w:hAnsi="Arial" w:cs="Arial"/>
                 <w:noProof/>
                 <w:webHidden/>
               </w:rPr>
@@ -3935,6 +4013,7 @@
             </w:r>
             <w:r>
               <w:rPr>
+                <w:rFonts w:ascii="Arial" w:hAnsi="Arial" w:cs="Arial"/>
                 <w:noProof/>
                 <w:webHidden/>
               </w:rPr>
@@ -3942,12 +4021,14 @@
             </w:r>
             <w:r>
               <w:rPr>
+                <w:rFonts w:ascii="Arial" w:hAnsi="Arial" w:cs="Arial"/>
                 <w:noProof/>
                 <w:webHidden/>
               </w:rPr>
             </w:r>
             <w:r>
               <w:rPr>
+                <w:rFonts w:ascii="Arial" w:hAnsi="Arial" w:cs="Arial"/>
                 <w:noProof/>
                 <w:webHidden/>
               </w:rPr>
@@ -3955,6 +4036,7 @@
             </w:r>
             <w:r>
               <w:rPr>
+                <w:rFonts w:ascii="Arial" w:hAnsi="Arial" w:cs="Arial"/>
                 <w:noProof/>
                 <w:webHidden/>
               </w:rPr>
@@ -3962,6 +4044,7 @@
             </w:r>
             <w:r>
               <w:rPr>
+                <w:rFonts w:ascii="Arial" w:hAnsi="Arial" w:cs="Arial"/>
                 <w:noProof/>
                 <w:webHidden/>
               </w:rPr>
@@ -3973,7 +4056,7 @@
           <w:pPr>
             <w:pStyle w:val="Sumrio1"/>
             <w:rPr>
-              <w:rFonts w:eastAsiaTheme="minorEastAsia"/>
+              <w:rFonts w:ascii="Arial" w:eastAsiaTheme="minorEastAsia" w:hAnsi="Arial" w:cs="Arial"/>
               <w:noProof/>
               <w:lang w:eastAsia="pt-BR"/>
             </w:rPr>
@@ -3989,7 +4072,7 @@
             </w:r>
             <w:r>
               <w:rPr>
-                <w:rFonts w:eastAsiaTheme="minorEastAsia"/>
+                <w:rFonts w:ascii="Arial" w:eastAsiaTheme="minorEastAsia" w:hAnsi="Arial" w:cs="Arial"/>
                 <w:noProof/>
                 <w:lang w:eastAsia="pt-BR"/>
               </w:rPr>
@@ -4005,6 +4088,7 @@
             </w:r>
             <w:r>
               <w:rPr>
+                <w:rFonts w:ascii="Arial" w:hAnsi="Arial" w:cs="Arial"/>
                 <w:noProof/>
                 <w:webHidden/>
               </w:rPr>
@@ -4012,6 +4096,7 @@
             </w:r>
             <w:r>
               <w:rPr>
+                <w:rFonts w:ascii="Arial" w:hAnsi="Arial" w:cs="Arial"/>
                 <w:noProof/>
                 <w:webHidden/>
               </w:rPr>
@@ -4019,6 +4104,7 @@
             </w:r>
             <w:r>
               <w:rPr>
+                <w:rFonts w:ascii="Arial" w:hAnsi="Arial" w:cs="Arial"/>
                 <w:noProof/>
                 <w:webHidden/>
               </w:rPr>
@@ -4026,12 +4112,14 @@
             </w:r>
             <w:r>
               <w:rPr>
+                <w:rFonts w:ascii="Arial" w:hAnsi="Arial" w:cs="Arial"/>
                 <w:noProof/>
                 <w:webHidden/>
               </w:rPr>
             </w:r>
             <w:r>
               <w:rPr>
+                <w:rFonts w:ascii="Arial" w:hAnsi="Arial" w:cs="Arial"/>
                 <w:noProof/>
                 <w:webHidden/>
               </w:rPr>
@@ -4039,6 +4127,7 @@
             </w:r>
             <w:r>
               <w:rPr>
+                <w:rFonts w:ascii="Arial" w:hAnsi="Arial" w:cs="Arial"/>
                 <w:noProof/>
                 <w:webHidden/>
               </w:rPr>
@@ -4046,6 +4135,7 @@
             </w:r>
             <w:r>
               <w:rPr>
+                <w:rFonts w:ascii="Arial" w:hAnsi="Arial" w:cs="Arial"/>
                 <w:noProof/>
                 <w:webHidden/>
               </w:rPr>
@@ -4057,7 +4147,7 @@
           <w:pPr>
             <w:pStyle w:val="Sumrio1"/>
             <w:rPr>
-              <w:rFonts w:eastAsiaTheme="minorEastAsia"/>
+              <w:rFonts w:ascii="Arial" w:eastAsiaTheme="minorEastAsia" w:hAnsi="Arial" w:cs="Arial"/>
               <w:noProof/>
               <w:lang w:eastAsia="pt-BR"/>
             </w:rPr>
@@ -4074,7 +4164,7 @@
             </w:r>
             <w:r>
               <w:rPr>
-                <w:rFonts w:eastAsiaTheme="minorEastAsia"/>
+                <w:rFonts w:ascii="Arial" w:eastAsiaTheme="minorEastAsia" w:hAnsi="Arial" w:cs="Arial"/>
                 <w:noProof/>
                 <w:lang w:eastAsia="pt-BR"/>
               </w:rPr>
@@ -4091,6 +4181,7 @@
             </w:r>
             <w:r>
               <w:rPr>
+                <w:rFonts w:ascii="Arial" w:hAnsi="Arial" w:cs="Arial"/>
                 <w:noProof/>
                 <w:webHidden/>
               </w:rPr>
@@ -4098,6 +4189,7 @@
             </w:r>
             <w:r>
               <w:rPr>
+                <w:rFonts w:ascii="Arial" w:hAnsi="Arial" w:cs="Arial"/>
                 <w:noProof/>
                 <w:webHidden/>
               </w:rPr>
@@ -4105,6 +4197,7 @@
             </w:r>
             <w:r>
               <w:rPr>
+                <w:rFonts w:ascii="Arial" w:hAnsi="Arial" w:cs="Arial"/>
                 <w:noProof/>
                 <w:webHidden/>
               </w:rPr>
@@ -4112,12 +4205,14 @@
             </w:r>
             <w:r>
               <w:rPr>
+                <w:rFonts w:ascii="Arial" w:hAnsi="Arial" w:cs="Arial"/>
                 <w:noProof/>
                 <w:webHidden/>
               </w:rPr>
             </w:r>
             <w:r>
               <w:rPr>
+                <w:rFonts w:ascii="Arial" w:hAnsi="Arial" w:cs="Arial"/>
                 <w:noProof/>
                 <w:webHidden/>
               </w:rPr>
@@ -4125,6 +4220,7 @@
             </w:r>
             <w:r>
               <w:rPr>
+                <w:rFonts w:ascii="Arial" w:hAnsi="Arial" w:cs="Arial"/>
                 <w:noProof/>
                 <w:webHidden/>
               </w:rPr>
@@ -4132,6 +4228,7 @@
             </w:r>
             <w:r>
               <w:rPr>
+                <w:rFonts w:ascii="Arial" w:hAnsi="Arial" w:cs="Arial"/>
                 <w:noProof/>
                 <w:webHidden/>
               </w:rPr>
@@ -4143,7 +4240,7 @@
           <w:pPr>
             <w:pStyle w:val="Sumrio1"/>
             <w:rPr>
-              <w:rFonts w:eastAsiaTheme="minorEastAsia"/>
+              <w:rFonts w:ascii="Arial" w:eastAsiaTheme="minorEastAsia" w:hAnsi="Arial" w:cs="Arial"/>
               <w:noProof/>
               <w:lang w:eastAsia="pt-BR"/>
             </w:rPr>
@@ -4159,7 +4256,7 @@
             </w:r>
             <w:r>
               <w:rPr>
-                <w:rFonts w:eastAsiaTheme="minorEastAsia"/>
+                <w:rFonts w:ascii="Arial" w:eastAsiaTheme="minorEastAsia" w:hAnsi="Arial" w:cs="Arial"/>
                 <w:noProof/>
                 <w:lang w:eastAsia="pt-BR"/>
               </w:rPr>
@@ -4175,6 +4272,7 @@
             </w:r>
             <w:r>
               <w:rPr>
+                <w:rFonts w:ascii="Arial" w:hAnsi="Arial" w:cs="Arial"/>
                 <w:noProof/>
                 <w:webHidden/>
               </w:rPr>
@@ -4182,6 +4280,7 @@
             </w:r>
             <w:r>
               <w:rPr>
+                <w:rFonts w:ascii="Arial" w:hAnsi="Arial" w:cs="Arial"/>
                 <w:noProof/>
                 <w:webHidden/>
               </w:rPr>
@@ -4189,6 +4288,7 @@
             </w:r>
             <w:r>
               <w:rPr>
+                <w:rFonts w:ascii="Arial" w:hAnsi="Arial" w:cs="Arial"/>
                 <w:noProof/>
                 <w:webHidden/>
               </w:rPr>
@@ -4196,12 +4296,14 @@
             </w:r>
             <w:r>
               <w:rPr>
+                <w:rFonts w:ascii="Arial" w:hAnsi="Arial" w:cs="Arial"/>
                 <w:noProof/>
                 <w:webHidden/>
               </w:rPr>
             </w:r>
             <w:r>
               <w:rPr>
+                <w:rFonts w:ascii="Arial" w:hAnsi="Arial" w:cs="Arial"/>
                 <w:noProof/>
                 <w:webHidden/>
               </w:rPr>
@@ -4209,6 +4311,7 @@
             </w:r>
             <w:r>
               <w:rPr>
+                <w:rFonts w:ascii="Arial" w:hAnsi="Arial" w:cs="Arial"/>
                 <w:noProof/>
                 <w:webHidden/>
               </w:rPr>
@@ -4216,6 +4319,7 @@
             </w:r>
             <w:r>
               <w:rPr>
+                <w:rFonts w:ascii="Arial" w:hAnsi="Arial" w:cs="Arial"/>
                 <w:noProof/>
                 <w:webHidden/>
               </w:rPr>
@@ -4227,7 +4331,7 @@
           <w:pPr>
             <w:pStyle w:val="Sumrio1"/>
             <w:rPr>
-              <w:rFonts w:eastAsiaTheme="minorEastAsia"/>
+              <w:rFonts w:ascii="Arial" w:eastAsiaTheme="minorEastAsia" w:hAnsi="Arial" w:cs="Arial"/>
               <w:noProof/>
               <w:lang w:eastAsia="pt-BR"/>
             </w:rPr>
@@ -4243,7 +4347,7 @@
             </w:r>
             <w:r>
               <w:rPr>
-                <w:rFonts w:eastAsiaTheme="minorEastAsia"/>
+                <w:rFonts w:ascii="Arial" w:eastAsiaTheme="minorEastAsia" w:hAnsi="Arial" w:cs="Arial"/>
                 <w:noProof/>
                 <w:lang w:eastAsia="pt-BR"/>
               </w:rPr>
@@ -4259,6 +4363,7 @@
             </w:r>
             <w:r>
               <w:rPr>
+                <w:rFonts w:ascii="Arial" w:hAnsi="Arial" w:cs="Arial"/>
                 <w:noProof/>
                 <w:webHidden/>
               </w:rPr>
@@ -4266,6 +4371,7 @@
             </w:r>
             <w:r>
               <w:rPr>
+                <w:rFonts w:ascii="Arial" w:hAnsi="Arial" w:cs="Arial"/>
                 <w:noProof/>
                 <w:webHidden/>
               </w:rPr>
@@ -4273,6 +4379,7 @@
             </w:r>
             <w:r>
               <w:rPr>
+                <w:rFonts w:ascii="Arial" w:hAnsi="Arial" w:cs="Arial"/>
                 <w:noProof/>
                 <w:webHidden/>
               </w:rPr>
@@ -4280,12 +4387,14 @@
             </w:r>
             <w:r>
               <w:rPr>
+                <w:rFonts w:ascii="Arial" w:hAnsi="Arial" w:cs="Arial"/>
                 <w:noProof/>
                 <w:webHidden/>
               </w:rPr>
             </w:r>
             <w:r>
               <w:rPr>
+                <w:rFonts w:ascii="Arial" w:hAnsi="Arial" w:cs="Arial"/>
                 <w:noProof/>
                 <w:webHidden/>
               </w:rPr>
@@ -4293,6 +4402,7 @@
             </w:r>
             <w:r>
               <w:rPr>
+                <w:rFonts w:ascii="Arial" w:hAnsi="Arial" w:cs="Arial"/>
                 <w:noProof/>
                 <w:webHidden/>
               </w:rPr>
@@ -4300,6 +4410,7 @@
             </w:r>
             <w:r>
               <w:rPr>
+                <w:rFonts w:ascii="Arial" w:hAnsi="Arial" w:cs="Arial"/>
                 <w:noProof/>
                 <w:webHidden/>
               </w:rPr>
@@ -4311,7 +4422,7 @@
           <w:pPr>
             <w:pStyle w:val="Sumrio1"/>
             <w:rPr>
-              <w:rFonts w:eastAsiaTheme="minorEastAsia"/>
+              <w:rFonts w:ascii="Arial" w:eastAsiaTheme="minorEastAsia" w:hAnsi="Arial" w:cs="Arial"/>
               <w:noProof/>
               <w:lang w:eastAsia="pt-BR"/>
             </w:rPr>
@@ -4327,7 +4438,7 @@
             </w:r>
             <w:r>
               <w:rPr>
-                <w:rFonts w:eastAsiaTheme="minorEastAsia"/>
+                <w:rFonts w:ascii="Arial" w:eastAsiaTheme="minorEastAsia" w:hAnsi="Arial" w:cs="Arial"/>
                 <w:noProof/>
                 <w:lang w:eastAsia="pt-BR"/>
               </w:rPr>
@@ -4343,6 +4454,7 @@
             </w:r>
             <w:r>
               <w:rPr>
+                <w:rFonts w:ascii="Arial" w:hAnsi="Arial" w:cs="Arial"/>
                 <w:noProof/>
                 <w:webHidden/>
               </w:rPr>
@@ -4350,6 +4462,7 @@
             </w:r>
             <w:r>
               <w:rPr>
+                <w:rFonts w:ascii="Arial" w:hAnsi="Arial" w:cs="Arial"/>
                 <w:noProof/>
                 <w:webHidden/>
               </w:rPr>
@@ -4357,6 +4470,7 @@
             </w:r>
             <w:r>
               <w:rPr>
+                <w:rFonts w:ascii="Arial" w:hAnsi="Arial" w:cs="Arial"/>
                 <w:noProof/>
                 <w:webHidden/>
               </w:rPr>
@@ -4364,12 +4478,14 @@
             </w:r>
             <w:r>
               <w:rPr>
+                <w:rFonts w:ascii="Arial" w:hAnsi="Arial" w:cs="Arial"/>
                 <w:noProof/>
                 <w:webHidden/>
               </w:rPr>
             </w:r>
             <w:r>
               <w:rPr>
+                <w:rFonts w:ascii="Arial" w:hAnsi="Arial" w:cs="Arial"/>
                 <w:noProof/>
                 <w:webHidden/>
               </w:rPr>
@@ -4377,6 +4493,7 @@
             </w:r>
             <w:r>
               <w:rPr>
+                <w:rFonts w:ascii="Arial" w:hAnsi="Arial" w:cs="Arial"/>
                 <w:noProof/>
                 <w:webHidden/>
               </w:rPr>
@@ -4384,6 +4501,7 @@
             </w:r>
             <w:r>
               <w:rPr>
+                <w:rFonts w:ascii="Arial" w:hAnsi="Arial" w:cs="Arial"/>
                 <w:noProof/>
                 <w:webHidden/>
               </w:rPr>
@@ -4395,7 +4513,7 @@
           <w:pPr>
             <w:pStyle w:val="Sumrio1"/>
             <w:rPr>
-              <w:rFonts w:eastAsiaTheme="minorEastAsia"/>
+              <w:rFonts w:ascii="Arial" w:eastAsiaTheme="minorEastAsia" w:hAnsi="Arial" w:cs="Arial"/>
               <w:noProof/>
               <w:lang w:eastAsia="pt-BR"/>
             </w:rPr>
@@ -4411,7 +4529,7 @@
             </w:r>
             <w:r>
               <w:rPr>
-                <w:rFonts w:eastAsiaTheme="minorEastAsia"/>
+                <w:rFonts w:ascii="Arial" w:eastAsiaTheme="minorEastAsia" w:hAnsi="Arial" w:cs="Arial"/>
                 <w:noProof/>
                 <w:lang w:eastAsia="pt-BR"/>
               </w:rPr>
@@ -4427,6 +4545,7 @@
             </w:r>
             <w:r>
               <w:rPr>
+                <w:rFonts w:ascii="Arial" w:hAnsi="Arial" w:cs="Arial"/>
                 <w:noProof/>
                 <w:webHidden/>
               </w:rPr>
@@ -4434,6 +4553,7 @@
             </w:r>
             <w:r>
               <w:rPr>
+                <w:rFonts w:ascii="Arial" w:hAnsi="Arial" w:cs="Arial"/>
                 <w:noProof/>
                 <w:webHidden/>
               </w:rPr>
@@ -4441,6 +4561,7 @@
             </w:r>
             <w:r>
               <w:rPr>
+                <w:rFonts w:ascii="Arial" w:hAnsi="Arial" w:cs="Arial"/>
                 <w:noProof/>
                 <w:webHidden/>
               </w:rPr>
@@ -4448,12 +4569,14 @@
             </w:r>
             <w:r>
               <w:rPr>
+                <w:rFonts w:ascii="Arial" w:hAnsi="Arial" w:cs="Arial"/>
                 <w:noProof/>
                 <w:webHidden/>
               </w:rPr>
             </w:r>
             <w:r>
               <w:rPr>
+                <w:rFonts w:ascii="Arial" w:hAnsi="Arial" w:cs="Arial"/>
                 <w:noProof/>
                 <w:webHidden/>
               </w:rPr>
@@ -4461,6 +4584,7 @@
             </w:r>
             <w:r>
               <w:rPr>
+                <w:rFonts w:ascii="Arial" w:hAnsi="Arial" w:cs="Arial"/>
                 <w:noProof/>
                 <w:webHidden/>
               </w:rPr>
@@ -4468,6 +4592,7 @@
             </w:r>
             <w:r>
               <w:rPr>
+                <w:rFonts w:ascii="Arial" w:hAnsi="Arial" w:cs="Arial"/>
                 <w:noProof/>
                 <w:webHidden/>
               </w:rPr>
@@ -4479,7 +4604,7 @@
           <w:pPr>
             <w:pStyle w:val="Sumrio1"/>
             <w:rPr>
-              <w:rFonts w:eastAsiaTheme="minorEastAsia"/>
+              <w:rFonts w:ascii="Arial" w:eastAsiaTheme="minorEastAsia" w:hAnsi="Arial" w:cs="Arial"/>
               <w:noProof/>
               <w:lang w:eastAsia="pt-BR"/>
             </w:rPr>
@@ -4495,7 +4620,7 @@
             </w:r>
             <w:r>
               <w:rPr>
-                <w:rFonts w:eastAsiaTheme="minorEastAsia"/>
+                <w:rFonts w:ascii="Arial" w:eastAsiaTheme="minorEastAsia" w:hAnsi="Arial" w:cs="Arial"/>
                 <w:noProof/>
                 <w:lang w:eastAsia="pt-BR"/>
               </w:rPr>
@@ -4511,6 +4636,7 @@
             </w:r>
             <w:r>
               <w:rPr>
+                <w:rFonts w:ascii="Arial" w:hAnsi="Arial" w:cs="Arial"/>
                 <w:noProof/>
                 <w:webHidden/>
               </w:rPr>
@@ -4518,6 +4644,7 @@
             </w:r>
             <w:r>
               <w:rPr>
+                <w:rFonts w:ascii="Arial" w:hAnsi="Arial" w:cs="Arial"/>
                 <w:noProof/>
                 <w:webHidden/>
               </w:rPr>
@@ -4525,6 +4652,7 @@
             </w:r>
             <w:r>
               <w:rPr>
+                <w:rFonts w:ascii="Arial" w:hAnsi="Arial" w:cs="Arial"/>
                 <w:noProof/>
                 <w:webHidden/>
               </w:rPr>
@@ -4532,12 +4660,14 @@
             </w:r>
             <w:r>
               <w:rPr>
+                <w:rFonts w:ascii="Arial" w:hAnsi="Arial" w:cs="Arial"/>
                 <w:noProof/>
                 <w:webHidden/>
               </w:rPr>
             </w:r>
             <w:r>
               <w:rPr>
+                <w:rFonts w:ascii="Arial" w:hAnsi="Arial" w:cs="Arial"/>
                 <w:noProof/>
                 <w:webHidden/>
               </w:rPr>
@@ -4545,6 +4675,7 @@
             </w:r>
             <w:r>
               <w:rPr>
+                <w:rFonts w:ascii="Arial" w:hAnsi="Arial" w:cs="Arial"/>
                 <w:noProof/>
                 <w:webHidden/>
               </w:rPr>
@@ -4552,6 +4683,7 @@
             </w:r>
             <w:r>
               <w:rPr>
+                <w:rFonts w:ascii="Arial" w:hAnsi="Arial" w:cs="Arial"/>
                 <w:noProof/>
                 <w:webHidden/>
               </w:rPr>
@@ -4563,7 +4695,7 @@
           <w:pPr>
             <w:pStyle w:val="Sumrio1"/>
             <w:rPr>
-              <w:rFonts w:eastAsiaTheme="minorEastAsia"/>
+              <w:rFonts w:ascii="Arial" w:eastAsiaTheme="minorEastAsia" w:hAnsi="Arial" w:cs="Arial"/>
               <w:noProof/>
               <w:lang w:eastAsia="pt-BR"/>
             </w:rPr>
@@ -4579,7 +4711,7 @@
             </w:r>
             <w:r>
               <w:rPr>
-                <w:rFonts w:eastAsiaTheme="minorEastAsia"/>
+                <w:rFonts w:ascii="Arial" w:eastAsiaTheme="minorEastAsia" w:hAnsi="Arial" w:cs="Arial"/>
                 <w:noProof/>
                 <w:lang w:eastAsia="pt-BR"/>
               </w:rPr>
@@ -4595,6 +4727,7 @@
             </w:r>
             <w:r>
               <w:rPr>
+                <w:rFonts w:ascii="Arial" w:hAnsi="Arial" w:cs="Arial"/>
                 <w:noProof/>
                 <w:webHidden/>
               </w:rPr>
@@ -4602,6 +4735,7 @@
             </w:r>
             <w:r>
               <w:rPr>
+                <w:rFonts w:ascii="Arial" w:hAnsi="Arial" w:cs="Arial"/>
                 <w:noProof/>
                 <w:webHidden/>
               </w:rPr>
@@ -4609,6 +4743,7 @@
             </w:r>
             <w:r>
               <w:rPr>
+                <w:rFonts w:ascii="Arial" w:hAnsi="Arial" w:cs="Arial"/>
                 <w:noProof/>
                 <w:webHidden/>
               </w:rPr>
@@ -4616,12 +4751,14 @@
             </w:r>
             <w:r>
               <w:rPr>
+                <w:rFonts w:ascii="Arial" w:hAnsi="Arial" w:cs="Arial"/>
                 <w:noProof/>
                 <w:webHidden/>
               </w:rPr>
             </w:r>
             <w:r>
               <w:rPr>
+                <w:rFonts w:ascii="Arial" w:hAnsi="Arial" w:cs="Arial"/>
                 <w:noProof/>
                 <w:webHidden/>
               </w:rPr>
@@ -4629,6 +4766,7 @@
             </w:r>
             <w:r>
               <w:rPr>
+                <w:rFonts w:ascii="Arial" w:hAnsi="Arial" w:cs="Arial"/>
                 <w:noProof/>
                 <w:webHidden/>
               </w:rPr>
@@ -4636,6 +4774,7 @@
             </w:r>
             <w:r>
               <w:rPr>
+                <w:rFonts w:ascii="Arial" w:hAnsi="Arial" w:cs="Arial"/>
                 <w:noProof/>
                 <w:webHidden/>
               </w:rPr>
@@ -4647,7 +4786,7 @@
           <w:pPr>
             <w:pStyle w:val="Sumrio1"/>
             <w:rPr>
-              <w:rFonts w:eastAsiaTheme="minorEastAsia"/>
+              <w:rFonts w:ascii="Arial" w:eastAsiaTheme="minorEastAsia" w:hAnsi="Arial" w:cs="Arial"/>
               <w:noProof/>
               <w:lang w:eastAsia="pt-BR"/>
             </w:rPr>
@@ -4663,7 +4802,7 @@
             </w:r>
             <w:r>
               <w:rPr>
-                <w:rFonts w:eastAsiaTheme="minorEastAsia"/>
+                <w:rFonts w:ascii="Arial" w:eastAsiaTheme="minorEastAsia" w:hAnsi="Arial" w:cs="Arial"/>
                 <w:noProof/>
                 <w:lang w:eastAsia="pt-BR"/>
               </w:rPr>
@@ -4679,6 +4818,7 @@
             </w:r>
             <w:r>
               <w:rPr>
+                <w:rFonts w:ascii="Arial" w:hAnsi="Arial" w:cs="Arial"/>
                 <w:noProof/>
                 <w:webHidden/>
               </w:rPr>
@@ -4686,6 +4826,7 @@
             </w:r>
             <w:r>
               <w:rPr>
+                <w:rFonts w:ascii="Arial" w:hAnsi="Arial" w:cs="Arial"/>
                 <w:noProof/>
                 <w:webHidden/>
               </w:rPr>
@@ -4693,6 +4834,7 @@
             </w:r>
             <w:r>
               <w:rPr>
+                <w:rFonts w:ascii="Arial" w:hAnsi="Arial" w:cs="Arial"/>
                 <w:noProof/>
                 <w:webHidden/>
               </w:rPr>
@@ -4700,12 +4842,14 @@
             </w:r>
             <w:r>
               <w:rPr>
+                <w:rFonts w:ascii="Arial" w:hAnsi="Arial" w:cs="Arial"/>
                 <w:noProof/>
                 <w:webHidden/>
               </w:rPr>
             </w:r>
             <w:r>
               <w:rPr>
+                <w:rFonts w:ascii="Arial" w:hAnsi="Arial" w:cs="Arial"/>
                 <w:noProof/>
                 <w:webHidden/>
               </w:rPr>
@@ -4713,6 +4857,7 @@
             </w:r>
             <w:r>
               <w:rPr>
+                <w:rFonts w:ascii="Arial" w:hAnsi="Arial" w:cs="Arial"/>
                 <w:noProof/>
                 <w:webHidden/>
               </w:rPr>
@@ -4720,6 +4865,7 @@
             </w:r>
             <w:r>
               <w:rPr>
+                <w:rFonts w:ascii="Arial" w:hAnsi="Arial" w:cs="Arial"/>
                 <w:noProof/>
                 <w:webHidden/>
               </w:rPr>
@@ -4730,13 +4876,16 @@
         <w:p>
           <w:pPr>
             <w:spacing w:line="360" w:lineRule="auto"/>
+            <w:rPr>
+              <w:rFonts w:ascii="Arial" w:hAnsi="Arial" w:cs="Arial"/>
+            </w:rPr>
           </w:pPr>
           <w:r>
             <w:rPr>
+              <w:rFonts w:ascii="Arial" w:hAnsi="Arial" w:cs="Arial"/>
               <w:b/>
               <w:bCs/>
             </w:rPr>
-            <w:lastRenderedPageBreak/>
             <w:fldChar w:fldCharType="end"/>
           </w:r>
         </w:p>
@@ -4839,31 +4988,16 @@
           <w:sz w:val="24"/>
           <w:szCs w:val="24"/>
         </w:rPr>
-        <w:t xml:space="preserve">De acordo com Francesco </w:t>
-      </w:r>
-      <w:proofErr w:type="spellStart"/>
-      <w:r>
-        <w:rPr>
-          <w:rFonts w:ascii="Arial" w:hAnsi="Arial" w:cs="Arial"/>
-          <w:sz w:val="24"/>
-          <w:szCs w:val="24"/>
-        </w:rPr>
-        <w:t>Cirillo</w:t>
-      </w:r>
-      <w:proofErr w:type="spellEnd"/>
-      <w:r>
-        <w:rPr>
-          <w:rFonts w:ascii="Arial" w:hAnsi="Arial" w:cs="Arial"/>
-          <w:sz w:val="24"/>
-          <w:szCs w:val="24"/>
-        </w:rPr>
-        <w:t xml:space="preserve">, criador do método Pomodoro, ressalta ser essencial que, mesmo que você não consiga terminar a tarefa em 25 minutos, tire o tempo de descanso — durante esse período, não faça nada que requeira muito esforço mental. Você pode comer ou beber um copo d'água, ou assistir à TV.    </w:t>
+        <w:t xml:space="preserve">De acordo com Francesco Cirillo, criador do método Pomodoro, ressalta ser essencial que, mesmo que você não consiga terminar a tarefa em 25 minutos, tire o tempo de descanso — durante esse período, não faça nada que requeira muito esforço mental. Você pode comer ou beber um copo d'água, ou assistir à TV.    </w:t>
       </w:r>
     </w:p>
     <w:p>
       <w:pPr>
         <w:spacing w:line="360" w:lineRule="auto"/>
         <w:jc w:val="both"/>
+        <w:rPr>
+          <w:rFonts w:ascii="Arial" w:hAnsi="Arial" w:cs="Arial"/>
+        </w:rPr>
       </w:pPr>
       <w:r>
         <w:rPr>
@@ -4878,102 +5012,60 @@
       <w:pPr>
         <w:spacing w:line="360" w:lineRule="auto"/>
         <w:jc w:val="both"/>
-      </w:pPr>
-      <w:r>
-        <w:rPr>
-          <w:rFonts w:ascii="Arial" w:hAnsi="Arial" w:cs="Arial"/>
-          <w:sz w:val="24"/>
-          <w:szCs w:val="24"/>
-        </w:rPr>
-        <w:t xml:space="preserve">A gamificação, que consiste na aplicação de elementos de jogos em contextos não lúdicos, emerge como uma promissora alternativa para tornar as atividades cotidianas mais engajadoras e motivacionais. Este trabalho tem como objetivo investigar a potencialidade da gamificação como ferramenta para auxiliar na organização das tarefas diárias, explorando o desenvolvimento e a avaliação de um sistema </w:t>
-      </w:r>
-      <w:proofErr w:type="spellStart"/>
-      <w:r>
-        <w:rPr>
-          <w:rFonts w:ascii="Arial" w:hAnsi="Arial" w:cs="Arial"/>
-          <w:sz w:val="24"/>
-          <w:szCs w:val="24"/>
-        </w:rPr>
-        <w:t>gamificado</w:t>
-      </w:r>
-      <w:proofErr w:type="spellEnd"/>
-      <w:r>
-        <w:rPr>
-          <w:rFonts w:ascii="Arial" w:hAnsi="Arial" w:cs="Arial"/>
-          <w:sz w:val="24"/>
-          <w:szCs w:val="24"/>
-        </w:rPr>
-        <w:t xml:space="preserve"> que incentive a criação de hábitos mais eficientes e produtivos. </w:t>
+        <w:rPr>
+          <w:rFonts w:ascii="Arial" w:hAnsi="Arial" w:cs="Arial"/>
+        </w:rPr>
+      </w:pPr>
+      <w:r>
+        <w:rPr>
+          <w:rFonts w:ascii="Arial" w:hAnsi="Arial" w:cs="Arial"/>
+          <w:sz w:val="24"/>
+          <w:szCs w:val="24"/>
+        </w:rPr>
+        <w:t xml:space="preserve">A gamificação, que consiste na aplicação de elementos de jogos em contextos não lúdicos, emerge como uma promissora alternativa para tornar as atividades cotidianas mais engajadoras e motivacionais. Este trabalho tem como objetivo investigar a potencialidade da gamificação como ferramenta para auxiliar na organização das tarefas diárias, explorando o desenvolvimento e a avaliação de um sistema gamificado que incentive a criação de hábitos mais eficientes e produtivos. </w:t>
       </w:r>
     </w:p>
     <w:p>
       <w:pPr>
         <w:spacing w:line="360" w:lineRule="auto"/>
         <w:jc w:val="both"/>
-      </w:pPr>
-      <w:r>
-        <w:rPr>
-          <w:rFonts w:ascii="Arial" w:hAnsi="Arial" w:cs="Arial"/>
-          <w:sz w:val="24"/>
-          <w:szCs w:val="24"/>
-        </w:rPr>
-        <w:t xml:space="preserve">Portanto, a </w:t>
-      </w:r>
-      <w:proofErr w:type="spellStart"/>
-      <w:r>
-        <w:rPr>
-          <w:rFonts w:ascii="Arial" w:hAnsi="Arial" w:cs="Arial"/>
-          <w:sz w:val="24"/>
-          <w:szCs w:val="24"/>
-        </w:rPr>
-        <w:t>Yourself</w:t>
-      </w:r>
-      <w:proofErr w:type="spellEnd"/>
-      <w:r>
-        <w:rPr>
-          <w:rFonts w:ascii="Arial" w:hAnsi="Arial" w:cs="Arial"/>
-          <w:sz w:val="24"/>
-          <w:szCs w:val="24"/>
-        </w:rPr>
-        <w:t xml:space="preserve"> tem como foco solucionar as problemáticas apresentadas acima, integrando diversas funcionalidades necessárias e não exploradas por outros aplicativos de estudo. Dessa maneira, os estudantes poderão aprender mais facilmente. </w:t>
+        <w:rPr>
+          <w:rFonts w:ascii="Arial" w:hAnsi="Arial" w:cs="Arial"/>
+        </w:rPr>
+      </w:pPr>
+      <w:r>
+        <w:rPr>
+          <w:rFonts w:ascii="Arial" w:hAnsi="Arial" w:cs="Arial"/>
+          <w:sz w:val="24"/>
+          <w:szCs w:val="24"/>
+        </w:rPr>
+        <w:t xml:space="preserve">Portanto, a Yourself tem como foco solucionar as problemáticas apresentadas acima, integrando diversas funcionalidades necessárias e não exploradas por outros aplicativos de estudo. Dessa maneira, os estudantes poderão aprender mais facilmente. </w:t>
       </w:r>
     </w:p>
     <w:p>
       <w:pPr>
         <w:spacing w:line="360" w:lineRule="auto"/>
         <w:jc w:val="both"/>
-      </w:pPr>
-      <w:r>
-        <w:rPr>
-          <w:rFonts w:ascii="Arial" w:hAnsi="Arial" w:cs="Arial"/>
-          <w:sz w:val="24"/>
-          <w:szCs w:val="24"/>
-        </w:rPr>
-        <w:t xml:space="preserve">A gestão eficaz do tempo e a otimização da produtividade são desafios cada vez mais presentes no cotidiano das pessoas. A técnica Pomodoro, por exemplo, popularizada por Francesco </w:t>
-      </w:r>
-      <w:proofErr w:type="spellStart"/>
-      <w:r>
-        <w:rPr>
-          <w:rFonts w:ascii="Arial" w:hAnsi="Arial" w:cs="Arial"/>
-          <w:sz w:val="24"/>
-          <w:szCs w:val="24"/>
-        </w:rPr>
-        <w:t>Cirillo</w:t>
-      </w:r>
-      <w:proofErr w:type="spellEnd"/>
-      <w:r>
-        <w:rPr>
-          <w:rFonts w:ascii="Arial" w:hAnsi="Arial" w:cs="Arial"/>
-          <w:sz w:val="24"/>
-          <w:szCs w:val="24"/>
-        </w:rPr>
-        <w:t xml:space="preserve">, demonstra a importância de intervalos regulares para manter a concentração e evitar a fadiga mental. No entanto, a aplicação de técnicas como essa pode ser desafiadora, especialmente em um mundo repleto de distrações. </w:t>
+        <w:rPr>
+          <w:rFonts w:ascii="Arial" w:hAnsi="Arial" w:cs="Arial"/>
+        </w:rPr>
+      </w:pPr>
+      <w:r>
+        <w:rPr>
+          <w:rFonts w:ascii="Arial" w:hAnsi="Arial" w:cs="Arial"/>
+          <w:sz w:val="24"/>
+          <w:szCs w:val="24"/>
+        </w:rPr>
+        <w:t xml:space="preserve">A gestão eficaz do tempo e a otimização da produtividade são desafios cada vez mais presentes no cotidiano das pessoas. A técnica Pomodoro, por exemplo, popularizada por Francesco Cirillo, demonstra a importância de intervalos regulares para manter a concentração e evitar a fadiga mental. No entanto, a aplicação de técnicas como essa pode ser desafiadora, especialmente em um mundo repleto de distrações. </w:t>
       </w:r>
     </w:p>
     <w:p>
       <w:pPr>
         <w:spacing w:line="360" w:lineRule="auto"/>
         <w:jc w:val="both"/>
+        <w:rPr>
+          <w:rFonts w:ascii="Arial" w:hAnsi="Arial" w:cs="Arial"/>
+        </w:rPr>
       </w:pPr>
       <w:r>
         <w:rPr>
@@ -4988,6 +5080,9 @@
       <w:pPr>
         <w:spacing w:line="360" w:lineRule="auto"/>
         <w:jc w:val="both"/>
+        <w:rPr>
+          <w:rFonts w:ascii="Arial" w:hAnsi="Arial" w:cs="Arial"/>
+        </w:rPr>
       </w:pPr>
       <w:r>
         <w:rPr>
@@ -4996,79 +5091,7 @@
           <w:szCs w:val="24"/>
         </w:rPr>
         <w:lastRenderedPageBreak/>
-        <w:t xml:space="preserve">Este trabalho tem como objetivo desenvolver e avaliar um sistema </w:t>
-      </w:r>
-      <w:proofErr w:type="spellStart"/>
-      <w:r>
-        <w:rPr>
-          <w:rFonts w:ascii="Arial" w:hAnsi="Arial" w:cs="Arial"/>
-          <w:sz w:val="24"/>
-          <w:szCs w:val="24"/>
-        </w:rPr>
-        <w:t>gamificado</w:t>
-      </w:r>
-      <w:proofErr w:type="spellEnd"/>
-      <w:r>
-        <w:rPr>
-          <w:rFonts w:ascii="Arial" w:hAnsi="Arial" w:cs="Arial"/>
-          <w:sz w:val="24"/>
-          <w:szCs w:val="24"/>
-        </w:rPr>
-        <w:t xml:space="preserve">, denominado </w:t>
-      </w:r>
-      <w:proofErr w:type="spellStart"/>
-      <w:r>
-        <w:rPr>
-          <w:rFonts w:ascii="Arial" w:hAnsi="Arial" w:cs="Arial"/>
-          <w:sz w:val="24"/>
-          <w:szCs w:val="24"/>
-        </w:rPr>
-        <w:t>Yourself</w:t>
-      </w:r>
-      <w:proofErr w:type="spellEnd"/>
-      <w:r>
-        <w:rPr>
-          <w:rFonts w:ascii="Arial" w:hAnsi="Arial" w:cs="Arial"/>
-          <w:sz w:val="24"/>
-          <w:szCs w:val="24"/>
-        </w:rPr>
-        <w:t xml:space="preserve">, que visa auxiliar os usuários a gerenciar suas tarefas diárias de forma mais eficiente. Diferentemente de outros aplicativos, o </w:t>
-      </w:r>
-      <w:proofErr w:type="spellStart"/>
-      <w:r>
-        <w:rPr>
-          <w:rFonts w:ascii="Arial" w:hAnsi="Arial" w:cs="Arial"/>
-          <w:sz w:val="24"/>
-          <w:szCs w:val="24"/>
-        </w:rPr>
-        <w:t>Yourself</w:t>
-      </w:r>
-      <w:proofErr w:type="spellEnd"/>
-      <w:r>
-        <w:rPr>
-          <w:rFonts w:ascii="Arial" w:hAnsi="Arial" w:cs="Arial"/>
-          <w:sz w:val="24"/>
-          <w:szCs w:val="24"/>
-        </w:rPr>
-        <w:t xml:space="preserve"> se destaca pela sua capacidade de se adaptar às necessidades individuais de cada usuário, oferecendo um plano de estudos personalizado e recursos interativos que tornam o processo de aprendizagem mais prazeroso. Ao integrar elementos da técnica Pomodoro com mecânicas de gamificação, o </w:t>
-      </w:r>
-      <w:proofErr w:type="spellStart"/>
-      <w:r>
-        <w:rPr>
-          <w:rFonts w:ascii="Arial" w:hAnsi="Arial" w:cs="Arial"/>
-          <w:sz w:val="24"/>
-          <w:szCs w:val="24"/>
-        </w:rPr>
-        <w:t>Yourself</w:t>
-      </w:r>
-      <w:proofErr w:type="spellEnd"/>
-      <w:r>
-        <w:rPr>
-          <w:rFonts w:ascii="Arial" w:hAnsi="Arial" w:cs="Arial"/>
-          <w:sz w:val="24"/>
-          <w:szCs w:val="24"/>
-        </w:rPr>
-        <w:t xml:space="preserve"> busca proporcionar uma experiência mais completa e personalizada, auxiliando os usuários a alcançar seus objetivos de forma mais consistente e satisfatória.</w:t>
+        <w:t>Este trabalho tem como objetivo desenvolver e avaliar um sistema gamificado, denominado Yourself, que visa auxiliar os usuários a gerenciar suas tarefas diárias de forma mais eficiente. Diferentemente de outros aplicativos, o Yourself se destaca pela sua capacidade de se adaptar às necessidades individuais de cada usuário, oferecendo um plano de estudos personalizado e recursos interativos que tornam o processo de aprendizagem mais prazeroso. Ao integrar elementos da técnica Pomodoro com mecânicas de gamificação, o Yourself busca proporcionar uma experiência mais completa e personalizada, auxiliando os usuários a alcançar seus objetivos de forma mais consistente e satisfatória.</w:t>
       </w:r>
     </w:p>
     <w:p>
@@ -5170,25 +5193,7 @@
           <w:sz w:val="24"/>
           <w:szCs w:val="24"/>
         </w:rPr>
-        <w:t>O aplicativo "</w:t>
-      </w:r>
-      <w:proofErr w:type="spellStart"/>
-      <w:r>
-        <w:rPr>
-          <w:rFonts w:ascii="Arial" w:hAnsi="Arial" w:cs="Arial"/>
-          <w:sz w:val="24"/>
-          <w:szCs w:val="24"/>
-        </w:rPr>
-        <w:t>Yourself</w:t>
-      </w:r>
-      <w:proofErr w:type="spellEnd"/>
-      <w:r>
-        <w:rPr>
-          <w:rFonts w:ascii="Arial" w:hAnsi="Arial" w:cs="Arial"/>
-          <w:sz w:val="24"/>
-          <w:szCs w:val="24"/>
-        </w:rPr>
-        <w:t xml:space="preserve">" se propõe a incorporar essa técnica dentro de uma plataforma acessível e intuitiva, oferecendo suporte aos alunos que buscam maximizar seu rendimento acadêmico. Ao adotar o método Pomodoro, o aplicativo visa auxiliar os usuários a desenvolverem melhores hábitos de estudo, reduzir a procrastinação e, consequentemente, melhorar o desempenho escolar. </w:t>
+        <w:t xml:space="preserve">O aplicativo "Yourself" se propõe a incorporar essa técnica dentro de uma plataforma acessível e intuitiva, oferecendo suporte aos alunos que buscam maximizar seu rendimento acadêmico. Ao adotar o método Pomodoro, o aplicativo visa auxiliar os usuários a desenvolverem melhores hábitos de estudo, reduzir a procrastinação e, consequentemente, melhorar o desempenho escolar. </w:t>
       </w:r>
     </w:p>
     <w:p>
@@ -5202,25 +5207,7 @@
           <w:sz w:val="24"/>
           <w:szCs w:val="24"/>
         </w:rPr>
-        <w:t>Além disso, o "</w:t>
-      </w:r>
-      <w:proofErr w:type="spellStart"/>
-      <w:r>
-        <w:rPr>
-          <w:rFonts w:ascii="Arial" w:hAnsi="Arial" w:cs="Arial"/>
-          <w:sz w:val="24"/>
-          <w:szCs w:val="24"/>
-        </w:rPr>
-        <w:t>Yourself</w:t>
-      </w:r>
-      <w:proofErr w:type="spellEnd"/>
-      <w:r>
-        <w:rPr>
-          <w:rFonts w:ascii="Arial" w:hAnsi="Arial" w:cs="Arial"/>
-          <w:sz w:val="24"/>
-          <w:szCs w:val="24"/>
-        </w:rPr>
-        <w:t xml:space="preserve">" visa criar uma comunidade de apoio, onde os alunos podem compartilhar suas rotinas, dicas e progressos, promovendo um senso de pertencimento e motivação entre os usuários. Essa comunidade pode servir como uma rede de suporte mútua, onde os estudantes se incentivam e aprendem uns com os outros, tornando o processo de aprendizado mais colaborativo. </w:t>
+        <w:t xml:space="preserve">Além disso, o "Yourself" visa criar uma comunidade de apoio, onde os alunos podem compartilhar suas rotinas, dicas e progressos, promovendo um senso de pertencimento e motivação entre os usuários. Essa comunidade pode servir como uma rede de suporte mútua, onde os estudantes se incentivam e aprendem uns com os outros, tornando o processo de aprendizado mais colaborativo. </w:t>
       </w:r>
     </w:p>
     <w:p>
@@ -5384,25 +5371,7 @@
           <w:sz w:val="24"/>
           <w:szCs w:val="24"/>
         </w:rPr>
-        <w:t xml:space="preserve">Criar o projeto o </w:t>
-      </w:r>
-      <w:proofErr w:type="spellStart"/>
-      <w:r>
-        <w:rPr>
-          <w:rFonts w:ascii="Arial" w:hAnsi="Arial" w:cs="Arial"/>
-          <w:sz w:val="24"/>
-          <w:szCs w:val="24"/>
-        </w:rPr>
-        <w:t>Yourself</w:t>
-      </w:r>
-      <w:proofErr w:type="spellEnd"/>
-      <w:r>
-        <w:rPr>
-          <w:rFonts w:ascii="Arial" w:hAnsi="Arial" w:cs="Arial"/>
-          <w:sz w:val="24"/>
-          <w:szCs w:val="24"/>
-        </w:rPr>
-        <w:t xml:space="preserve"> e desenvolvê-lo com o objetivo de auxiliar as pessoas a se concentrarem nos seus estudos, utilizando a técnica Pomodoro, permitindo que elas tenham mais objetividade e foco na hora de estudar, com a opção de criar uma tarefa e escolher o tempo em que irá realizá-la e o tempo de descanso.</w:t>
+        <w:t>Criar o projeto o Yourself e desenvolvê-lo com o objetivo de auxiliar as pessoas a se concentrarem nos seus estudos, utilizando a técnica Pomodoro, permitindo que elas tenham mais objetividade e foco na hora de estudar, com a opção de criar uma tarefa e escolher o tempo em que irá realizá-la e o tempo de descanso.</w:t>
       </w:r>
     </w:p>
     <w:p>
@@ -5478,43 +5447,7 @@
           <w:sz w:val="24"/>
           <w:szCs w:val="24"/>
         </w:rPr>
-        <w:t xml:space="preserve">Criar uma aplicação mobile utilizando </w:t>
-      </w:r>
-      <w:proofErr w:type="spellStart"/>
-      <w:r>
-        <w:rPr>
-          <w:rFonts w:ascii="Arial" w:hAnsi="Arial" w:cs="Arial"/>
-          <w:sz w:val="24"/>
-          <w:szCs w:val="24"/>
-        </w:rPr>
-        <w:t>React</w:t>
-      </w:r>
-      <w:proofErr w:type="spellEnd"/>
-      <w:r>
-        <w:rPr>
-          <w:rFonts w:ascii="Arial" w:hAnsi="Arial" w:cs="Arial"/>
-          <w:sz w:val="24"/>
-          <w:szCs w:val="24"/>
-        </w:rPr>
-        <w:t xml:space="preserve"> </w:t>
-      </w:r>
-      <w:proofErr w:type="spellStart"/>
-      <w:r>
-        <w:rPr>
-          <w:rFonts w:ascii="Arial" w:hAnsi="Arial" w:cs="Arial"/>
-          <w:sz w:val="24"/>
-          <w:szCs w:val="24"/>
-        </w:rPr>
-        <w:t>Native</w:t>
-      </w:r>
-      <w:proofErr w:type="spellEnd"/>
-      <w:r>
-        <w:rPr>
-          <w:rFonts w:ascii="Arial" w:hAnsi="Arial" w:cs="Arial"/>
-          <w:sz w:val="24"/>
-          <w:szCs w:val="24"/>
-        </w:rPr>
-        <w:t>;</w:t>
+        <w:t>Criar uma aplicação mobile utilizando React Native;</w:t>
       </w:r>
     </w:p>
     <w:p>
@@ -5614,16 +5547,7 @@
           <w:sz w:val="24"/>
           <w:szCs w:val="24"/>
         </w:rPr>
-        <w:t xml:space="preserve">Criar o sistema de armazenamento da aplicação utilizando o banco de dados não relacional </w:t>
-      </w:r>
-      <w:proofErr w:type="spellStart"/>
-      <w:r>
-        <w:rPr>
-          <w:rFonts w:ascii="Arial" w:hAnsi="Arial" w:cs="Arial"/>
-          <w:sz w:val="24"/>
-          <w:szCs w:val="24"/>
-        </w:rPr>
-        <w:t>Fire</w:t>
+        <w:t>Criar o sistema de armazenamento da aplicação utilizando o banco de dados não relacional Fire</w:t>
       </w:r>
       <w:r>
         <w:rPr>
@@ -5639,16 +5563,7 @@
           <w:sz w:val="24"/>
           <w:szCs w:val="24"/>
         </w:rPr>
-        <w:t>ase</w:t>
-      </w:r>
-      <w:proofErr w:type="spellEnd"/>
-      <w:r>
-        <w:rPr>
-          <w:rFonts w:ascii="Arial" w:hAnsi="Arial" w:cs="Arial"/>
-          <w:sz w:val="24"/>
-          <w:szCs w:val="24"/>
-        </w:rPr>
-        <w:t>;</w:t>
+        <w:t>ase;</w:t>
       </w:r>
     </w:p>
     <w:p>
@@ -5803,31 +5718,16 @@
           <w:sz w:val="24"/>
           <w:szCs w:val="24"/>
         </w:rPr>
-        <w:t xml:space="preserve"> O usuário deve poder se cadastrar, informando </w:t>
-      </w:r>
-      <w:proofErr w:type="spellStart"/>
-      <w:r>
-        <w:rPr>
-          <w:rFonts w:ascii="Arial" w:hAnsi="Arial" w:cs="Arial"/>
-          <w:sz w:val="24"/>
-          <w:szCs w:val="24"/>
-        </w:rPr>
-        <w:t>email</w:t>
-      </w:r>
-      <w:proofErr w:type="spellEnd"/>
-      <w:r>
-        <w:rPr>
-          <w:rFonts w:ascii="Arial" w:hAnsi="Arial" w:cs="Arial"/>
-          <w:sz w:val="24"/>
-          <w:szCs w:val="24"/>
-        </w:rPr>
-        <w:t>, nome, nome de usuário e senha.</w:t>
+        <w:t xml:space="preserve"> O usuário deve poder se cadastrar, informando email, nome, nome de usuário e senha.</w:t>
       </w:r>
     </w:p>
     <w:p>
       <w:pPr>
         <w:spacing w:line="360" w:lineRule="auto"/>
         <w:jc w:val="both"/>
+        <w:rPr>
+          <w:rFonts w:ascii="Arial" w:hAnsi="Arial" w:cs="Arial"/>
+        </w:rPr>
       </w:pPr>
       <w:r>
         <w:rPr>
@@ -5867,25 +5767,7 @@
           <w:sz w:val="24"/>
           <w:szCs w:val="24"/>
         </w:rPr>
-        <w:t xml:space="preserve"> O usuário deve poder entrar na plataforma com seu </w:t>
-      </w:r>
-      <w:proofErr w:type="spellStart"/>
-      <w:r>
-        <w:rPr>
-          <w:rFonts w:ascii="Arial" w:hAnsi="Arial" w:cs="Arial"/>
-          <w:sz w:val="24"/>
-          <w:szCs w:val="24"/>
-        </w:rPr>
-        <w:t>email</w:t>
-      </w:r>
-      <w:proofErr w:type="spellEnd"/>
-      <w:r>
-        <w:rPr>
-          <w:rFonts w:ascii="Arial" w:hAnsi="Arial" w:cs="Arial"/>
-          <w:sz w:val="24"/>
-          <w:szCs w:val="24"/>
-        </w:rPr>
-        <w:t xml:space="preserve"> e senha cadastrados anteriormente.</w:t>
+        <w:t xml:space="preserve"> O usuário deve poder entrar na plataforma com seu email e senha cadastrados anteriormente.</w:t>
       </w:r>
     </w:p>
     <w:p>
@@ -6045,6 +5927,9 @@
       <w:pPr>
         <w:spacing w:line="360" w:lineRule="auto"/>
         <w:jc w:val="both"/>
+        <w:rPr>
+          <w:rFonts w:ascii="Arial" w:hAnsi="Arial" w:cs="Arial"/>
+        </w:rPr>
       </w:pPr>
       <w:r>
         <w:rPr>
@@ -6084,25 +5969,7 @@
           <w:sz w:val="24"/>
           <w:szCs w:val="24"/>
         </w:rPr>
-        <w:t xml:space="preserve"> O usuário deve poder pausar e </w:t>
-      </w:r>
-      <w:proofErr w:type="spellStart"/>
-      <w:r>
-        <w:rPr>
-          <w:rFonts w:ascii="Arial" w:hAnsi="Arial" w:cs="Arial"/>
-          <w:sz w:val="24"/>
-          <w:szCs w:val="24"/>
-        </w:rPr>
-        <w:t>despausar</w:t>
-      </w:r>
-      <w:proofErr w:type="spellEnd"/>
-      <w:r>
-        <w:rPr>
-          <w:rFonts w:ascii="Arial" w:hAnsi="Arial" w:cs="Arial"/>
-          <w:sz w:val="24"/>
-          <w:szCs w:val="24"/>
-        </w:rPr>
-        <w:t xml:space="preserve"> o temporizador acoplado à atividade.</w:t>
+        <w:t xml:space="preserve"> O usuário deve poder pausar e despausar o temporizador acoplado à atividade.</w:t>
       </w:r>
     </w:p>
     <w:p>
@@ -6211,6 +6078,9 @@
       <w:pPr>
         <w:spacing w:line="360" w:lineRule="auto"/>
         <w:jc w:val="both"/>
+        <w:rPr>
+          <w:rFonts w:ascii="Arial" w:hAnsi="Arial" w:cs="Arial"/>
+        </w:rPr>
       </w:pPr>
       <w:r>
         <w:rPr>
@@ -6241,6 +6111,9 @@
       <w:pPr>
         <w:spacing w:line="360" w:lineRule="auto"/>
         <w:jc w:val="both"/>
+        <w:rPr>
+          <w:rFonts w:ascii="Arial" w:hAnsi="Arial" w:cs="Arial"/>
+        </w:rPr>
       </w:pPr>
       <w:r>
         <w:rPr>
@@ -6255,6 +6128,9 @@
       <w:pPr>
         <w:spacing w:line="360" w:lineRule="auto"/>
         <w:jc w:val="both"/>
+        <w:rPr>
+          <w:rFonts w:ascii="Arial" w:hAnsi="Arial" w:cs="Arial"/>
+        </w:rPr>
       </w:pPr>
       <w:r>
         <w:rPr>
@@ -6269,6 +6145,9 @@
       <w:pPr>
         <w:spacing w:line="360" w:lineRule="auto"/>
         <w:jc w:val="both"/>
+        <w:rPr>
+          <w:rFonts w:ascii="Arial" w:hAnsi="Arial" w:cs="Arial"/>
+        </w:rPr>
       </w:pPr>
       <w:r>
         <w:rPr>
@@ -6283,6 +6162,9 @@
       <w:pPr>
         <w:spacing w:line="360" w:lineRule="auto"/>
         <w:jc w:val="both"/>
+        <w:rPr>
+          <w:rFonts w:ascii="Arial" w:hAnsi="Arial" w:cs="Arial"/>
+        </w:rPr>
       </w:pPr>
       <w:r>
         <w:rPr>
@@ -6717,6 +6599,9 @@
       <w:pPr>
         <w:spacing w:before="240" w:after="240"/>
         <w:jc w:val="both"/>
+        <w:rPr>
+          <w:rFonts w:ascii="Arial" w:hAnsi="Arial" w:cs="Arial"/>
+        </w:rPr>
       </w:pPr>
       <w:r>
         <w:rPr>
@@ -6731,6 +6616,9 @@
       <w:pPr>
         <w:spacing w:before="240" w:after="240"/>
         <w:jc w:val="both"/>
+        <w:rPr>
+          <w:rFonts w:ascii="Arial" w:hAnsi="Arial" w:cs="Arial"/>
+        </w:rPr>
       </w:pPr>
       <w:r>
         <w:rPr>
@@ -6745,6 +6633,9 @@
       <w:pPr>
         <w:spacing w:before="240" w:after="240"/>
         <w:jc w:val="both"/>
+        <w:rPr>
+          <w:rFonts w:ascii="Arial" w:hAnsi="Arial" w:cs="Arial"/>
+        </w:rPr>
       </w:pPr>
       <w:r>
         <w:rPr>
@@ -6752,67 +6643,16 @@
           <w:sz w:val="24"/>
           <w:szCs w:val="24"/>
         </w:rPr>
-        <w:t xml:space="preserve">PRE03 - O desenvolvimento do aplicativo será realizado utilizando </w:t>
-      </w:r>
-      <w:proofErr w:type="spellStart"/>
-      <w:r>
-        <w:rPr>
-          <w:rFonts w:ascii="Arial" w:eastAsia="Arial" w:hAnsi="Arial" w:cs="Arial"/>
-          <w:sz w:val="24"/>
-          <w:szCs w:val="24"/>
-        </w:rPr>
-        <w:t>React</w:t>
-      </w:r>
-      <w:proofErr w:type="spellEnd"/>
-      <w:r>
-        <w:rPr>
-          <w:rFonts w:ascii="Arial" w:eastAsia="Arial" w:hAnsi="Arial" w:cs="Arial"/>
-          <w:sz w:val="24"/>
-          <w:szCs w:val="24"/>
-        </w:rPr>
-        <w:t xml:space="preserve"> </w:t>
-      </w:r>
-      <w:proofErr w:type="spellStart"/>
-      <w:r>
-        <w:rPr>
-          <w:rFonts w:ascii="Arial" w:eastAsia="Arial" w:hAnsi="Arial" w:cs="Arial"/>
-          <w:sz w:val="24"/>
-          <w:szCs w:val="24"/>
-        </w:rPr>
-        <w:t>Native</w:t>
-      </w:r>
-      <w:proofErr w:type="spellEnd"/>
-      <w:r>
-        <w:rPr>
-          <w:rFonts w:ascii="Arial" w:eastAsia="Arial" w:hAnsi="Arial" w:cs="Arial"/>
-          <w:sz w:val="24"/>
-          <w:szCs w:val="24"/>
-        </w:rPr>
-        <w:t xml:space="preserve">, </w:t>
-      </w:r>
-      <w:proofErr w:type="spellStart"/>
-      <w:r>
-        <w:rPr>
-          <w:rFonts w:ascii="Arial" w:eastAsia="Arial" w:hAnsi="Arial" w:cs="Arial"/>
-          <w:sz w:val="24"/>
-          <w:szCs w:val="24"/>
-        </w:rPr>
-        <w:t>Firebase</w:t>
-      </w:r>
-      <w:proofErr w:type="spellEnd"/>
-      <w:r>
-        <w:rPr>
-          <w:rFonts w:ascii="Arial" w:eastAsia="Arial" w:hAnsi="Arial" w:cs="Arial"/>
-          <w:sz w:val="24"/>
-          <w:szCs w:val="24"/>
-        </w:rPr>
-        <w:t xml:space="preserve"> como banco de dados e Node.js para a criação da API.</w:t>
+        <w:t>PRE03 - O desenvolvimento do aplicativo será realizado utilizando React Native, Firebase como banco de dados e Node.js para a criação da API.</w:t>
       </w:r>
     </w:p>
     <w:p>
       <w:pPr>
         <w:spacing w:before="240" w:after="240"/>
         <w:jc w:val="both"/>
+        <w:rPr>
+          <w:rFonts w:ascii="Arial" w:hAnsi="Arial" w:cs="Arial"/>
+        </w:rPr>
       </w:pPr>
       <w:r>
         <w:rPr>
@@ -6827,6 +6667,9 @@
       <w:pPr>
         <w:spacing w:before="240" w:after="240"/>
         <w:jc w:val="both"/>
+        <w:rPr>
+          <w:rFonts w:ascii="Arial" w:hAnsi="Arial" w:cs="Arial"/>
+        </w:rPr>
       </w:pPr>
       <w:r>
         <w:rPr>
@@ -6841,6 +6684,9 @@
       <w:pPr>
         <w:spacing w:before="240" w:after="240"/>
         <w:jc w:val="both"/>
+        <w:rPr>
+          <w:rFonts w:ascii="Arial" w:hAnsi="Arial" w:cs="Arial"/>
+        </w:rPr>
       </w:pPr>
       <w:r>
         <w:rPr>
@@ -6966,31 +6812,16 @@
           <w:sz w:val="24"/>
           <w:szCs w:val="24"/>
         </w:rPr>
-        <w:t xml:space="preserve">RES03 - O aplicativo será desenvolvido para dispositivos </w:t>
-      </w:r>
-      <w:proofErr w:type="spellStart"/>
-      <w:r>
-        <w:rPr>
-          <w:rFonts w:ascii="Arial" w:hAnsi="Arial" w:cs="Arial"/>
-          <w:sz w:val="24"/>
-          <w:szCs w:val="24"/>
-        </w:rPr>
-        <w:t>android</w:t>
-      </w:r>
-      <w:proofErr w:type="spellEnd"/>
-      <w:r>
-        <w:rPr>
-          <w:rFonts w:ascii="Arial" w:hAnsi="Arial" w:cs="Arial"/>
-          <w:sz w:val="24"/>
-          <w:szCs w:val="24"/>
-        </w:rPr>
-        <w:t>.</w:t>
+        <w:t>RES03 - O aplicativo será desenvolvido para dispositivos android.</w:t>
       </w:r>
     </w:p>
     <w:p>
       <w:pPr>
         <w:spacing w:line="360" w:lineRule="auto"/>
         <w:jc w:val="both"/>
+        <w:rPr>
+          <w:rFonts w:ascii="Arial" w:hAnsi="Arial" w:cs="Arial"/>
+        </w:rPr>
       </w:pPr>
       <w:r>
         <w:rPr>
@@ -7076,25 +6907,7 @@
           <w:sz w:val="24"/>
           <w:szCs w:val="24"/>
         </w:rPr>
-        <w:t xml:space="preserve">Software do aplicativo: </w:t>
-      </w:r>
-      <w:proofErr w:type="spellStart"/>
-      <w:r>
-        <w:rPr>
-          <w:rFonts w:ascii="Arial" w:eastAsia="Arial" w:hAnsi="Arial" w:cs="Arial"/>
-          <w:sz w:val="24"/>
-          <w:szCs w:val="24"/>
-        </w:rPr>
-        <w:t>android</w:t>
-      </w:r>
-      <w:proofErr w:type="spellEnd"/>
-      <w:r>
-        <w:rPr>
-          <w:rFonts w:ascii="Arial" w:eastAsia="Arial" w:hAnsi="Arial" w:cs="Arial"/>
-          <w:sz w:val="24"/>
-          <w:szCs w:val="24"/>
-        </w:rPr>
-        <w:t xml:space="preserve"> 7.0 ou superior;</w:t>
+        <w:t>Software do aplicativo: android 7.0 ou superior;</w:t>
       </w:r>
     </w:p>
     <w:p>
@@ -7141,7 +6954,13 @@
         <w:t>Memória RAM: 2 GB ou mais.</w:t>
       </w:r>
     </w:p>
-    <w:p/>
+    <w:p>
+      <w:pPr>
+        <w:rPr>
+          <w:rFonts w:ascii="Arial" w:hAnsi="Arial" w:cs="Arial"/>
+        </w:rPr>
+      </w:pPr>
+    </w:p>
     <w:p>
       <w:pPr>
         <w:spacing w:line="360" w:lineRule="auto"/>
@@ -7165,7 +6984,13 @@
         </w:rPr>
       </w:pPr>
     </w:p>
-    <w:p/>
+    <w:p>
+      <w:pPr>
+        <w:rPr>
+          <w:rFonts w:ascii="Arial" w:hAnsi="Arial" w:cs="Arial"/>
+        </w:rPr>
+      </w:pPr>
+    </w:p>
     <w:p>
       <w:pPr>
         <w:rPr>
@@ -7217,9 +7042,13 @@
     <w:p>
       <w:pPr>
         <w:spacing w:before="240" w:after="240" w:line="360" w:lineRule="auto"/>
-      </w:pPr>
-      <w:r>
-        <w:rPr>
+        <w:rPr>
+          <w:rFonts w:ascii="Arial" w:hAnsi="Arial" w:cs="Arial"/>
+        </w:rPr>
+      </w:pPr>
+      <w:r>
+        <w:rPr>
+          <w:rFonts w:ascii="Arial" w:hAnsi="Arial" w:cs="Arial"/>
           <w:noProof/>
         </w:rPr>
         <w:drawing>
@@ -7268,6 +7097,9 @@
     <w:p>
       <w:pPr>
         <w:spacing w:before="240" w:after="240" w:line="360" w:lineRule="auto"/>
+        <w:rPr>
+          <w:rFonts w:ascii="Arial" w:hAnsi="Arial" w:cs="Arial"/>
+        </w:rPr>
       </w:pPr>
     </w:p>
     <w:p>
@@ -7322,11 +7154,13 @@
         <w:spacing w:line="360" w:lineRule="auto"/>
         <w:jc w:val="both"/>
         <w:rPr>
+          <w:rFonts w:ascii="Arial" w:hAnsi="Arial" w:cs="Arial"/>
           <w:u w:val="single"/>
         </w:rPr>
       </w:pPr>
       <w:r>
         <w:rPr>
+          <w:rFonts w:ascii="Arial" w:hAnsi="Arial" w:cs="Arial"/>
           <w:noProof/>
         </w:rPr>
         <w:drawing>
@@ -7373,6 +7207,7 @@
       </w:r>
       <w:r>
         <w:rPr>
+          <w:rFonts w:ascii="Arial" w:hAnsi="Arial" w:cs="Arial"/>
           <w:noProof/>
         </w:rPr>
         <w:drawing>
@@ -7478,6 +7313,9 @@
       <w:pPr>
         <w:spacing w:line="360" w:lineRule="auto"/>
         <w:jc w:val="both"/>
+        <w:rPr>
+          <w:rFonts w:ascii="Arial" w:hAnsi="Arial" w:cs="Arial"/>
+        </w:rPr>
       </w:pPr>
       <w:r>
         <w:rPr>
@@ -7492,6 +7330,9 @@
       <w:pPr>
         <w:spacing w:line="360" w:lineRule="auto"/>
         <w:jc w:val="both"/>
+        <w:rPr>
+          <w:rFonts w:ascii="Arial" w:hAnsi="Arial" w:cs="Arial"/>
+        </w:rPr>
       </w:pPr>
       <w:r>
         <w:rPr>
@@ -7506,6 +7347,9 @@
       <w:pPr>
         <w:spacing w:line="360" w:lineRule="auto"/>
         <w:jc w:val="both"/>
+        <w:rPr>
+          <w:rFonts w:ascii="Arial" w:hAnsi="Arial" w:cs="Arial"/>
+        </w:rPr>
       </w:pPr>
       <w:r>
         <w:rPr>
@@ -7520,6 +7364,9 @@
       <w:pPr>
         <w:spacing w:line="360" w:lineRule="auto"/>
         <w:jc w:val="both"/>
+        <w:rPr>
+          <w:rFonts w:ascii="Arial" w:hAnsi="Arial" w:cs="Arial"/>
+        </w:rPr>
       </w:pPr>
       <w:r>
         <w:rPr>
@@ -7566,6 +7413,9 @@
       <w:pPr>
         <w:spacing w:line="360" w:lineRule="auto"/>
         <w:jc w:val="both"/>
+        <w:rPr>
+          <w:rFonts w:ascii="Arial" w:hAnsi="Arial" w:cs="Arial"/>
+        </w:rPr>
       </w:pPr>
       <w:r>
         <w:rPr>
@@ -7581,6 +7431,9 @@
       <w:pPr>
         <w:spacing w:line="360" w:lineRule="auto"/>
         <w:jc w:val="both"/>
+        <w:rPr>
+          <w:rFonts w:ascii="Arial" w:hAnsi="Arial" w:cs="Arial"/>
+        </w:rPr>
       </w:pPr>
       <w:r>
         <w:rPr>
@@ -7714,196 +7567,105 @@
       <w:pPr>
         <w:rPr>
           <w:rFonts w:ascii="Arial" w:hAnsi="Arial" w:cs="Arial"/>
-          <w:sz w:val="28"/>
-          <w:szCs w:val="28"/>
-        </w:rPr>
-      </w:pPr>
-      <w:r>
-        <w:rPr>
-          <w:rFonts w:ascii="Arial" w:hAnsi="Arial" w:cs="Arial"/>
-          <w:sz w:val="28"/>
-          <w:szCs w:val="28"/>
-        </w:rPr>
-        <w:t xml:space="preserve">A </w:t>
-      </w:r>
-      <w:proofErr w:type="spellStart"/>
-      <w:r>
-        <w:rPr>
-          <w:rFonts w:ascii="Arial" w:hAnsi="Arial" w:cs="Arial"/>
-          <w:bCs/>
-          <w:sz w:val="28"/>
-          <w:szCs w:val="28"/>
-        </w:rPr>
-        <w:t>Arch</w:t>
-      </w:r>
-      <w:proofErr w:type="spellEnd"/>
-      <w:r>
-        <w:rPr>
-          <w:rFonts w:ascii="Arial" w:hAnsi="Arial" w:cs="Arial"/>
-          <w:bCs/>
-          <w:sz w:val="28"/>
-          <w:szCs w:val="28"/>
-        </w:rPr>
-        <w:t>-tech</w:t>
-      </w:r>
-      <w:r>
-        <w:rPr>
-          <w:rFonts w:ascii="Arial" w:hAnsi="Arial" w:cs="Arial"/>
-          <w:sz w:val="28"/>
-          <w:szCs w:val="28"/>
-        </w:rPr>
-        <w:t xml:space="preserve"> organizou a lógica dos sprints baseada na quantidade de horas de trabalho disponíveis por dia, que, no caso, foram 3 horas. Além disso, foi considerada a quantidade de integrantes presentes na equipe, que eram 4. Assim, multiplicando os valores, foi possível calcular o tempo aproximado de trabalho diário, que somava 12 horas.</w:t>
-      </w:r>
-    </w:p>
-    <w:p>
-      <w:pPr>
-        <w:numPr>
-          <w:ilvl w:val="0"/>
-          <w:numId w:val="34"/>
-        </w:numPr>
-        <w:spacing w:after="160" w:line="259" w:lineRule="auto"/>
-        <w:rPr>
-          <w:rFonts w:ascii="Arial" w:hAnsi="Arial" w:cs="Arial"/>
-          <w:color w:val="FF0000"/>
-          <w:sz w:val="28"/>
-          <w:szCs w:val="28"/>
-        </w:rPr>
-      </w:pPr>
-      <w:r>
-        <w:rPr>
-          <w:rFonts w:ascii="Arial" w:hAnsi="Arial" w:cs="Arial"/>
-          <w:color w:val="FF0000"/>
-          <w:sz w:val="28"/>
-          <w:szCs w:val="28"/>
-        </w:rPr>
-        <w:t>3 horas X 4 pessoas = 12 horas por dia</w:t>
-      </w:r>
-    </w:p>
-    <w:p>
-      <w:pPr>
-        <w:rPr>
-          <w:rFonts w:ascii="Arial" w:hAnsi="Arial" w:cs="Arial"/>
-          <w:sz w:val="28"/>
-          <w:szCs w:val="28"/>
-        </w:rPr>
-      </w:pPr>
-      <w:r>
-        <w:rPr>
-          <w:rFonts w:ascii="Arial" w:hAnsi="Arial" w:cs="Arial"/>
-          <w:sz w:val="28"/>
-          <w:szCs w:val="28"/>
-        </w:rPr>
-        <w:t xml:space="preserve">Após essa contagem de horas, foi realizado o cálculo dos dias que o sprint teria, desconsiderando feriados, finais de semana e as aulas de </w:t>
-      </w:r>
-      <w:r>
-        <w:rPr>
-          <w:rFonts w:ascii="Arial" w:hAnsi="Arial" w:cs="Arial"/>
-          <w:bCs/>
-          <w:sz w:val="28"/>
-          <w:szCs w:val="28"/>
-        </w:rPr>
-        <w:t>Programação de Dispositivos Móveis</w:t>
-      </w:r>
-      <w:r>
-        <w:rPr>
-          <w:rFonts w:ascii="Arial" w:hAnsi="Arial" w:cs="Arial"/>
-          <w:sz w:val="28"/>
-          <w:szCs w:val="28"/>
-        </w:rPr>
-        <w:t>. Dessa forma, foi encontrado um total de 144 horas disponíveis para o primeiro sprint.</w:t>
-      </w:r>
-    </w:p>
-    <w:p>
-      <w:pPr>
-        <w:numPr>
-          <w:ilvl w:val="0"/>
-          <w:numId w:val="35"/>
-        </w:numPr>
-        <w:spacing w:after="160" w:line="259" w:lineRule="auto"/>
-        <w:rPr>
-          <w:rFonts w:ascii="Arial" w:hAnsi="Arial" w:cs="Arial"/>
-          <w:color w:val="FF0000"/>
-          <w:sz w:val="28"/>
-          <w:szCs w:val="28"/>
-        </w:rPr>
-      </w:pPr>
-      <w:r>
-        <w:rPr>
-          <w:rFonts w:ascii="Arial" w:hAnsi="Arial" w:cs="Arial"/>
-          <w:color w:val="FF0000"/>
-          <w:sz w:val="28"/>
-          <w:szCs w:val="28"/>
-        </w:rPr>
-        <w:t>12 dias úteis → 144 horas no Sprint 1</w:t>
-      </w:r>
-    </w:p>
-    <w:p>
-      <w:pPr>
-        <w:rPr>
-          <w:rFonts w:ascii="Arial" w:hAnsi="Arial" w:cs="Arial"/>
-          <w:sz w:val="28"/>
-          <w:szCs w:val="28"/>
-        </w:rPr>
-      </w:pPr>
-      <w:r>
-        <w:rPr>
-          <w:rFonts w:ascii="Arial" w:hAnsi="Arial" w:cs="Arial"/>
-          <w:sz w:val="28"/>
-          <w:szCs w:val="28"/>
-        </w:rPr>
-        <w:t xml:space="preserve">A partir disso, foi definida uma meta de trabalho de </w:t>
-      </w:r>
-      <w:r>
-        <w:rPr>
-          <w:rFonts w:ascii="Arial" w:hAnsi="Arial" w:cs="Arial"/>
-          <w:bCs/>
-          <w:sz w:val="28"/>
-          <w:szCs w:val="28"/>
-        </w:rPr>
-        <w:t>120 horas</w:t>
-      </w:r>
-      <w:r>
-        <w:rPr>
-          <w:rFonts w:ascii="Arial" w:hAnsi="Arial" w:cs="Arial"/>
-          <w:sz w:val="28"/>
-          <w:szCs w:val="28"/>
-        </w:rPr>
-        <w:t xml:space="preserve">, deixando uma margem de </w:t>
-      </w:r>
-      <w:r>
-        <w:rPr>
-          <w:rFonts w:ascii="Arial" w:hAnsi="Arial" w:cs="Arial"/>
-          <w:bCs/>
-          <w:sz w:val="28"/>
-          <w:szCs w:val="28"/>
-        </w:rPr>
-        <w:t>24 horas (16% do sprint)</w:t>
-      </w:r>
-      <w:r>
-        <w:rPr>
-          <w:rFonts w:ascii="Arial" w:hAnsi="Arial" w:cs="Arial"/>
-          <w:sz w:val="28"/>
-          <w:szCs w:val="28"/>
-        </w:rPr>
-        <w:t xml:space="preserve"> para possíveis imprevistos e atrasos. Para alcançar essa meta, seriam necessárias aproximadamente </w:t>
-      </w:r>
-      <w:r>
-        <w:rPr>
-          <w:rFonts w:ascii="Arial" w:hAnsi="Arial" w:cs="Arial"/>
-          <w:bCs/>
-          <w:sz w:val="28"/>
-          <w:szCs w:val="28"/>
-        </w:rPr>
-        <w:t>10 horas de trabalho diárias</w:t>
-      </w:r>
-      <w:r>
-        <w:rPr>
-          <w:rFonts w:ascii="Arial" w:hAnsi="Arial" w:cs="Arial"/>
-          <w:sz w:val="28"/>
-          <w:szCs w:val="28"/>
-        </w:rPr>
-        <w:t>.</w:t>
-      </w:r>
+          <w:sz w:val="24"/>
+          <w:szCs w:val="24"/>
+        </w:rPr>
+      </w:pPr>
+      <w:r>
+        <w:rPr>
+          <w:rFonts w:ascii="Arial" w:hAnsi="Arial" w:cs="Arial"/>
+          <w:sz w:val="24"/>
+          <w:szCs w:val="24"/>
+        </w:rPr>
+        <w:t>A Arch-tech estruturou a lógica dos sprints com base nas horas diárias de trabalho disponíveis, que, neste caso, foram 3 horas por dia. Também foi levada em conta a quantidade de membros da equipe, que era composta por 4 pessoas. Ao multiplicar esses valores, obteve-se o tempo total de trabalho diário, somando 12 horas.</w:t>
+      </w:r>
+    </w:p>
+    <w:p>
+      <w:pPr>
+        <w:rPr>
+          <w:rFonts w:ascii="Arial" w:hAnsi="Arial" w:cs="Arial"/>
+          <w:sz w:val="24"/>
+          <w:szCs w:val="24"/>
+        </w:rPr>
+      </w:pPr>
+    </w:p>
+    <w:p>
+      <w:pPr>
+        <w:rPr>
+          <w:rFonts w:ascii="Arial" w:hAnsi="Arial" w:cs="Arial"/>
+          <w:sz w:val="24"/>
+          <w:szCs w:val="24"/>
+        </w:rPr>
+      </w:pPr>
+      <w:r>
+        <w:rPr>
+          <w:rFonts w:ascii="Arial" w:hAnsi="Arial" w:cs="Arial"/>
+          <w:sz w:val="24"/>
+          <w:szCs w:val="24"/>
+        </w:rPr>
+        <w:t>• 3 horas x 4 integrantes = 12 horas diárias</w:t>
+      </w:r>
+    </w:p>
+    <w:p>
+      <w:pPr>
+        <w:rPr>
+          <w:rFonts w:ascii="Arial" w:hAnsi="Arial" w:cs="Arial"/>
+          <w:sz w:val="24"/>
+          <w:szCs w:val="24"/>
+        </w:rPr>
+      </w:pPr>
+    </w:p>
+    <w:p>
+      <w:pPr>
+        <w:rPr>
+          <w:rFonts w:ascii="Arial" w:hAnsi="Arial" w:cs="Arial"/>
+          <w:sz w:val="24"/>
+          <w:szCs w:val="24"/>
+        </w:rPr>
+      </w:pPr>
+      <w:r>
+        <w:rPr>
+          <w:rFonts w:ascii="Arial" w:hAnsi="Arial" w:cs="Arial"/>
+          <w:sz w:val="24"/>
+          <w:szCs w:val="24"/>
+        </w:rPr>
+        <w:t>Com esse total, foi calculada a quantidade de dias que o sprint teria, desconsiderando feriados, finais de semana e as aulas de Programação de Dispositivos Móveis. Assim, foi determinado um total de 144 horas de trabalho disponíveis para o primeiro sprint.</w:t>
+      </w:r>
+    </w:p>
+    <w:p>
+      <w:pPr>
+        <w:rPr>
+          <w:rFonts w:ascii="Arial" w:hAnsi="Arial" w:cs="Arial"/>
+          <w:sz w:val="24"/>
+          <w:szCs w:val="24"/>
+        </w:rPr>
+      </w:pPr>
+    </w:p>
+    <w:p>
+      <w:pPr>
+        <w:rPr>
+          <w:rFonts w:ascii="Arial" w:hAnsi="Arial" w:cs="Arial"/>
+          <w:sz w:val="24"/>
+          <w:szCs w:val="24"/>
+        </w:rPr>
+      </w:pPr>
+      <w:r>
+        <w:rPr>
+          <w:rFonts w:ascii="Arial" w:hAnsi="Arial" w:cs="Arial"/>
+          <w:sz w:val="24"/>
+          <w:szCs w:val="24"/>
+        </w:rPr>
+        <w:t>• 20 dias úteis → 240 horas no Sprint 1</w:t>
+      </w:r>
+    </w:p>
+    <w:p>
+      <w:pPr>
+        <w:rPr>
+          <w:rFonts w:ascii="Arial" w:hAnsi="Arial" w:cs="Arial"/>
+          <w:sz w:val="24"/>
+          <w:szCs w:val="24"/>
+        </w:rPr>
+      </w:pPr>
     </w:p>
     <w:p>
       <w:pPr>
@@ -7911,17 +7673,25 @@
           <w:rFonts w:ascii="Arial" w:hAnsi="Arial" w:cs="Arial"/>
           <w:b/>
           <w:bCs/>
-          <w:sz w:val="28"/>
-          <w:szCs w:val="28"/>
-        </w:rPr>
-      </w:pPr>
+          <w:sz w:val="24"/>
+          <w:szCs w:val="24"/>
+        </w:rPr>
+      </w:pPr>
+      <w:r>
+        <w:rPr>
+          <w:rFonts w:ascii="Arial" w:hAnsi="Arial" w:cs="Arial"/>
+          <w:sz w:val="24"/>
+          <w:szCs w:val="24"/>
+        </w:rPr>
+        <w:t>Com base nisso, estabeleceu-se uma meta de 120 horas de trabalho, reservando 24 horas (16% do sprint) como margem para eventuais contratempos e atrasos. Para atingir essa meta, seriam necessárias aproximadamente 10 horas de trabalho diárias.</w:t>
+      </w:r>
       <w:r>
         <w:rPr>
           <w:rFonts w:ascii="Arial" w:hAnsi="Arial" w:cs="Arial"/>
           <w:b/>
           <w:bCs/>
-          <w:sz w:val="28"/>
-          <w:szCs w:val="28"/>
+          <w:sz w:val="24"/>
+          <w:szCs w:val="24"/>
         </w:rPr>
         <w:t>Metas do Primeiro Sprint</w:t>
       </w:r>
@@ -8000,7 +7770,6 @@
         </w:rPr>
         <w:t xml:space="preserve">O design das telas seria feito no </w:t>
       </w:r>
-      <w:proofErr w:type="spellStart"/>
       <w:r>
         <w:rPr>
           <w:rFonts w:ascii="Arial" w:hAnsi="Arial" w:cs="Arial"/>
@@ -8011,7 +7780,6 @@
         </w:rPr>
         <w:t>Figma</w:t>
       </w:r>
-      <w:proofErr w:type="spellEnd"/>
       <w:r>
         <w:rPr>
           <w:rFonts w:ascii="Arial" w:hAnsi="Arial" w:cs="Arial"/>
@@ -8031,7 +7799,7 @@
         <w:spacing w:after="160" w:line="259" w:lineRule="auto"/>
         <w:rPr>
           <w:rFonts w:ascii="Arial" w:hAnsi="Arial" w:cs="Arial"/>
-          <w:b/>
+          <w:bCs/>
           <w:sz w:val="28"/>
           <w:szCs w:val="28"/>
         </w:rPr>
@@ -8039,7 +7807,7 @@
       <w:r>
         <w:rPr>
           <w:rFonts w:ascii="Arial" w:hAnsi="Arial" w:cs="Arial"/>
-          <w:b/>
+          <w:bCs/>
           <w:sz w:val="28"/>
           <w:szCs w:val="28"/>
         </w:rPr>
@@ -8055,7 +7823,7 @@
         <w:spacing w:after="160" w:line="259" w:lineRule="auto"/>
         <w:rPr>
           <w:rFonts w:ascii="Arial" w:hAnsi="Arial" w:cs="Arial"/>
-          <w:b/>
+          <w:bCs/>
           <w:sz w:val="28"/>
           <w:szCs w:val="28"/>
         </w:rPr>
@@ -8063,7 +7831,7 @@
       <w:r>
         <w:rPr>
           <w:rFonts w:ascii="Arial" w:hAnsi="Arial" w:cs="Arial"/>
-          <w:b/>
+          <w:bCs/>
           <w:sz w:val="28"/>
           <w:szCs w:val="28"/>
         </w:rPr>
@@ -8079,7 +7847,7 @@
         <w:spacing w:after="160" w:line="259" w:lineRule="auto"/>
         <w:rPr>
           <w:rFonts w:ascii="Arial" w:hAnsi="Arial" w:cs="Arial"/>
-          <w:b/>
+          <w:bCs/>
           <w:sz w:val="28"/>
           <w:szCs w:val="28"/>
         </w:rPr>
@@ -8087,7 +7855,7 @@
       <w:r>
         <w:rPr>
           <w:rFonts w:ascii="Arial" w:hAnsi="Arial" w:cs="Arial"/>
-          <w:b/>
+          <w:bCs/>
           <w:sz w:val="28"/>
           <w:szCs w:val="28"/>
         </w:rPr>
@@ -8103,7 +7871,7 @@
         <w:spacing w:after="160" w:line="259" w:lineRule="auto"/>
         <w:rPr>
           <w:rFonts w:ascii="Arial" w:hAnsi="Arial" w:cs="Arial"/>
-          <w:b/>
+          <w:bCs/>
           <w:sz w:val="28"/>
           <w:szCs w:val="28"/>
         </w:rPr>
@@ -8111,20 +7879,12 @@
       <w:r>
         <w:rPr>
           <w:rFonts w:ascii="Arial" w:hAnsi="Arial" w:cs="Arial"/>
-          <w:b/>
+          <w:bCs/>
           <w:sz w:val="28"/>
           <w:szCs w:val="28"/>
         </w:rPr>
-        <w:t xml:space="preserve">Tela </w:t>
-      </w:r>
-      <w:r>
-        <w:rPr>
-          <w:rFonts w:ascii="Arial" w:hAnsi="Arial" w:cs="Arial"/>
-          <w:b/>
-          <w:sz w:val="28"/>
-          <w:szCs w:val="28"/>
-        </w:rPr>
-        <w:t>Tarefas</w:t>
+        <w:lastRenderedPageBreak/>
+        <w:t>Tela Tarefas</w:t>
       </w:r>
     </w:p>
     <w:p>
@@ -8136,7 +7896,7 @@
         <w:spacing w:after="160" w:line="259" w:lineRule="auto"/>
         <w:rPr>
           <w:rFonts w:ascii="Arial" w:hAnsi="Arial" w:cs="Arial"/>
-          <w:b/>
+          <w:bCs/>
           <w:sz w:val="28"/>
           <w:szCs w:val="28"/>
         </w:rPr>
@@ -8144,20 +7904,11 @@
       <w:r>
         <w:rPr>
           <w:rFonts w:ascii="Arial" w:hAnsi="Arial" w:cs="Arial"/>
-          <w:b/>
+          <w:bCs/>
           <w:sz w:val="28"/>
           <w:szCs w:val="28"/>
         </w:rPr>
-        <w:t xml:space="preserve">Tela de </w:t>
-      </w:r>
-      <w:r>
-        <w:rPr>
-          <w:rFonts w:ascii="Arial" w:hAnsi="Arial" w:cs="Arial"/>
-          <w:b/>
-          <w:sz w:val="28"/>
-          <w:szCs w:val="28"/>
-        </w:rPr>
-        <w:t>Shop</w:t>
+        <w:t>Tela de Shop</w:t>
       </w:r>
     </w:p>
     <w:p>
@@ -8169,7 +7920,7 @@
         <w:spacing w:after="160" w:line="259" w:lineRule="auto"/>
         <w:rPr>
           <w:rFonts w:ascii="Arial" w:hAnsi="Arial" w:cs="Arial"/>
-          <w:b/>
+          <w:bCs/>
           <w:sz w:val="28"/>
           <w:szCs w:val="28"/>
         </w:rPr>
@@ -8177,21 +7928,11 @@
       <w:r>
         <w:rPr>
           <w:rFonts w:ascii="Arial" w:hAnsi="Arial" w:cs="Arial"/>
-          <w:b/>
+          <w:bCs/>
           <w:sz w:val="28"/>
           <w:szCs w:val="28"/>
         </w:rPr>
-        <w:lastRenderedPageBreak/>
-        <w:t xml:space="preserve">Tela de </w:t>
-      </w:r>
-      <w:r>
-        <w:rPr>
-          <w:rFonts w:ascii="Arial" w:hAnsi="Arial" w:cs="Arial"/>
-          <w:b/>
-          <w:sz w:val="28"/>
-          <w:szCs w:val="28"/>
-        </w:rPr>
-        <w:t>Profile</w:t>
+        <w:t>Tela de Profile</w:t>
       </w:r>
     </w:p>
     <w:p>
@@ -8237,15 +7978,15 @@
         <w:spacing w:after="160" w:line="259" w:lineRule="auto"/>
         <w:rPr>
           <w:rFonts w:ascii="Arial" w:hAnsi="Arial" w:cs="Arial"/>
-          <w:sz w:val="28"/>
-          <w:szCs w:val="28"/>
-        </w:rPr>
-      </w:pPr>
-      <w:r>
-        <w:rPr>
-          <w:rFonts w:ascii="Arial" w:hAnsi="Arial" w:cs="Arial"/>
-          <w:sz w:val="28"/>
-          <w:szCs w:val="28"/>
+          <w:sz w:val="24"/>
+          <w:szCs w:val="24"/>
+        </w:rPr>
+      </w:pPr>
+      <w:r>
+        <w:rPr>
+          <w:rFonts w:ascii="Arial" w:hAnsi="Arial" w:cs="Arial"/>
+          <w:sz w:val="24"/>
+          <w:szCs w:val="24"/>
         </w:rPr>
         <w:t xml:space="preserve">Foi planejado codificar todas as telas para a versão web no </w:t>
       </w:r>
@@ -8253,47 +7994,18 @@
         <w:rPr>
           <w:rFonts w:ascii="Arial" w:hAnsi="Arial" w:cs="Arial"/>
           <w:bCs/>
-          <w:sz w:val="28"/>
-          <w:szCs w:val="28"/>
-        </w:rPr>
-        <w:t xml:space="preserve">Visual </w:t>
-      </w:r>
-      <w:proofErr w:type="spellStart"/>
-      <w:r>
-        <w:rPr>
-          <w:rFonts w:ascii="Arial" w:hAnsi="Arial" w:cs="Arial"/>
-          <w:bCs/>
-          <w:sz w:val="28"/>
-          <w:szCs w:val="28"/>
-        </w:rPr>
-        <w:t>Code</w:t>
-      </w:r>
-      <w:proofErr w:type="spellEnd"/>
-      <w:r>
-        <w:rPr>
-          <w:rFonts w:ascii="Arial" w:hAnsi="Arial" w:cs="Arial"/>
-          <w:sz w:val="28"/>
-          <w:szCs w:val="28"/>
-        </w:rPr>
-        <w:t xml:space="preserve"> e também desenvolver o </w:t>
-      </w:r>
-      <w:proofErr w:type="spellStart"/>
-      <w:r>
-        <w:rPr>
-          <w:rFonts w:ascii="Arial" w:hAnsi="Arial" w:cs="Arial"/>
-          <w:sz w:val="28"/>
-          <w:szCs w:val="28"/>
-        </w:rPr>
-        <w:t>backend</w:t>
-      </w:r>
-      <w:proofErr w:type="spellEnd"/>
-      <w:r>
-        <w:rPr>
-          <w:rFonts w:ascii="Arial" w:hAnsi="Arial" w:cs="Arial"/>
-          <w:sz w:val="28"/>
-          <w:szCs w:val="28"/>
-        </w:rPr>
-        <w:t xml:space="preserve"> das mesmas.</w:t>
+          <w:sz w:val="24"/>
+          <w:szCs w:val="24"/>
+        </w:rPr>
+        <w:t>Visual Code</w:t>
+      </w:r>
+      <w:r>
+        <w:rPr>
+          <w:rFonts w:ascii="Arial" w:hAnsi="Arial" w:cs="Arial"/>
+          <w:sz w:val="24"/>
+          <w:szCs w:val="24"/>
+        </w:rPr>
+        <w:t xml:space="preserve"> e também desenvolver o backend das mesmas.</w:t>
       </w:r>
     </w:p>
     <w:p>
@@ -8339,15 +8051,15 @@
         <w:spacing w:after="160" w:line="259" w:lineRule="auto"/>
         <w:rPr>
           <w:rFonts w:ascii="Arial" w:hAnsi="Arial" w:cs="Arial"/>
-          <w:sz w:val="28"/>
-          <w:szCs w:val="28"/>
-        </w:rPr>
-      </w:pPr>
-      <w:r>
-        <w:rPr>
-          <w:rFonts w:ascii="Arial" w:hAnsi="Arial" w:cs="Arial"/>
-          <w:sz w:val="28"/>
-          <w:szCs w:val="28"/>
+          <w:sz w:val="24"/>
+          <w:szCs w:val="24"/>
+        </w:rPr>
+      </w:pPr>
+      <w:r>
+        <w:rPr>
+          <w:rFonts w:ascii="Arial" w:hAnsi="Arial" w:cs="Arial"/>
+          <w:sz w:val="24"/>
+          <w:szCs w:val="24"/>
         </w:rPr>
         <w:t xml:space="preserve">Para o Android, o foco foi o desenvolvimento do </w:t>
       </w:r>
@@ -8355,55 +8067,33 @@
         <w:rPr>
           <w:rFonts w:ascii="Arial" w:hAnsi="Arial" w:cs="Arial"/>
           <w:bCs/>
-          <w:sz w:val="28"/>
-          <w:szCs w:val="28"/>
-        </w:rPr>
-        <w:t>front-</w:t>
-      </w:r>
-      <w:proofErr w:type="spellStart"/>
+          <w:sz w:val="24"/>
+          <w:szCs w:val="24"/>
+        </w:rPr>
+        <w:t>front-end</w:t>
+      </w:r>
+      <w:r>
+        <w:rPr>
+          <w:rFonts w:ascii="Arial" w:hAnsi="Arial" w:cs="Arial"/>
+          <w:sz w:val="24"/>
+          <w:szCs w:val="24"/>
+        </w:rPr>
+        <w:t xml:space="preserve"> das telas e a implementação de validações, utilizando o </w:t>
+      </w:r>
       <w:r>
         <w:rPr>
           <w:rFonts w:ascii="Arial" w:hAnsi="Arial" w:cs="Arial"/>
           <w:bCs/>
-          <w:sz w:val="28"/>
-          <w:szCs w:val="28"/>
-        </w:rPr>
-        <w:t>end</w:t>
-      </w:r>
-      <w:proofErr w:type="spellEnd"/>
-      <w:r>
-        <w:rPr>
-          <w:rFonts w:ascii="Arial" w:hAnsi="Arial" w:cs="Arial"/>
-          <w:sz w:val="28"/>
-          <w:szCs w:val="28"/>
-        </w:rPr>
-        <w:t xml:space="preserve"> das telas e a implementação de validações, utilizando o </w:t>
-      </w:r>
-      <w:r>
-        <w:rPr>
-          <w:rFonts w:ascii="Arial" w:hAnsi="Arial" w:cs="Arial"/>
-          <w:bCs/>
-          <w:sz w:val="28"/>
-          <w:szCs w:val="28"/>
-        </w:rPr>
-        <w:t xml:space="preserve">Visual </w:t>
-      </w:r>
-      <w:proofErr w:type="spellStart"/>
-      <w:r>
-        <w:rPr>
-          <w:rFonts w:ascii="Arial" w:hAnsi="Arial" w:cs="Arial"/>
-          <w:bCs/>
-          <w:sz w:val="28"/>
-          <w:szCs w:val="28"/>
-        </w:rPr>
-        <w:t>Code</w:t>
-      </w:r>
-      <w:proofErr w:type="spellEnd"/>
-      <w:r>
-        <w:rPr>
-          <w:rFonts w:ascii="Arial" w:hAnsi="Arial" w:cs="Arial"/>
-          <w:sz w:val="28"/>
-          <w:szCs w:val="28"/>
+          <w:sz w:val="24"/>
+          <w:szCs w:val="24"/>
+        </w:rPr>
+        <w:t>Visual Code</w:t>
+      </w:r>
+      <w:r>
+        <w:rPr>
+          <w:rFonts w:ascii="Arial" w:hAnsi="Arial" w:cs="Arial"/>
+          <w:sz w:val="24"/>
+          <w:szCs w:val="24"/>
         </w:rPr>
         <w:t>.</w:t>
       </w:r>
@@ -8451,15 +8141,15 @@
         <w:spacing w:after="160" w:line="259" w:lineRule="auto"/>
         <w:rPr>
           <w:rFonts w:ascii="Arial" w:hAnsi="Arial" w:cs="Arial"/>
-          <w:sz w:val="28"/>
-          <w:szCs w:val="28"/>
-        </w:rPr>
-      </w:pPr>
-      <w:r>
-        <w:rPr>
-          <w:rFonts w:ascii="Arial" w:hAnsi="Arial" w:cs="Arial"/>
-          <w:sz w:val="28"/>
-          <w:szCs w:val="28"/>
+          <w:sz w:val="24"/>
+          <w:szCs w:val="24"/>
+        </w:rPr>
+      </w:pPr>
+      <w:r>
+        <w:rPr>
+          <w:rFonts w:ascii="Arial" w:hAnsi="Arial" w:cs="Arial"/>
+          <w:sz w:val="24"/>
+          <w:szCs w:val="24"/>
         </w:rPr>
         <w:t xml:space="preserve">O planejamento do banco de dados incluiu a criação do </w:t>
       </w:r>
@@ -8467,16 +8157,16 @@
         <w:rPr>
           <w:rFonts w:ascii="Arial" w:hAnsi="Arial" w:cs="Arial"/>
           <w:bCs/>
-          <w:sz w:val="28"/>
-          <w:szCs w:val="28"/>
+          <w:sz w:val="24"/>
+          <w:szCs w:val="24"/>
         </w:rPr>
         <w:t>modelo conceitual e lógico</w:t>
       </w:r>
       <w:r>
         <w:rPr>
           <w:rFonts w:ascii="Arial" w:hAnsi="Arial" w:cs="Arial"/>
-          <w:sz w:val="28"/>
-          <w:szCs w:val="28"/>
+          <w:sz w:val="24"/>
+          <w:szCs w:val="24"/>
         </w:rPr>
         <w:t>.</w:t>
       </w:r>
@@ -8490,15 +8180,15 @@
         <w:spacing w:after="160" w:line="259" w:lineRule="auto"/>
         <w:rPr>
           <w:rFonts w:ascii="Arial" w:hAnsi="Arial" w:cs="Arial"/>
-          <w:sz w:val="28"/>
-          <w:szCs w:val="28"/>
-        </w:rPr>
-      </w:pPr>
-      <w:r>
-        <w:rPr>
-          <w:rFonts w:ascii="Arial" w:hAnsi="Arial" w:cs="Arial"/>
-          <w:sz w:val="28"/>
-          <w:szCs w:val="28"/>
+          <w:sz w:val="24"/>
+          <w:szCs w:val="24"/>
+        </w:rPr>
+      </w:pPr>
+      <w:r>
+        <w:rPr>
+          <w:rFonts w:ascii="Arial" w:hAnsi="Arial" w:cs="Arial"/>
+          <w:sz w:val="24"/>
+          <w:szCs w:val="24"/>
         </w:rPr>
         <w:t xml:space="preserve">Desenvolvimento do </w:t>
       </w:r>
@@ -8506,16 +8196,16 @@
         <w:rPr>
           <w:rFonts w:ascii="Arial" w:hAnsi="Arial" w:cs="Arial"/>
           <w:bCs/>
-          <w:sz w:val="28"/>
-          <w:szCs w:val="28"/>
+          <w:sz w:val="24"/>
+          <w:szCs w:val="24"/>
         </w:rPr>
         <w:t>dicionário de dados</w:t>
       </w:r>
       <w:r>
         <w:rPr>
           <w:rFonts w:ascii="Arial" w:hAnsi="Arial" w:cs="Arial"/>
-          <w:sz w:val="28"/>
-          <w:szCs w:val="28"/>
+          <w:sz w:val="24"/>
+          <w:szCs w:val="24"/>
         </w:rPr>
         <w:t>.</w:t>
       </w:r>
@@ -8529,15 +8219,15 @@
         <w:spacing w:after="160" w:line="259" w:lineRule="auto"/>
         <w:rPr>
           <w:rFonts w:ascii="Arial" w:hAnsi="Arial" w:cs="Arial"/>
-          <w:sz w:val="28"/>
-          <w:szCs w:val="28"/>
-        </w:rPr>
-      </w:pPr>
-      <w:r>
-        <w:rPr>
-          <w:rFonts w:ascii="Arial" w:hAnsi="Arial" w:cs="Arial"/>
-          <w:sz w:val="28"/>
-          <w:szCs w:val="28"/>
+          <w:sz w:val="24"/>
+          <w:szCs w:val="24"/>
+        </w:rPr>
+      </w:pPr>
+      <w:r>
+        <w:rPr>
+          <w:rFonts w:ascii="Arial" w:hAnsi="Arial" w:cs="Arial"/>
+          <w:sz w:val="24"/>
+          <w:szCs w:val="24"/>
         </w:rPr>
         <w:t xml:space="preserve">Implementação dos dados por meio de </w:t>
       </w:r>
@@ -8545,16 +8235,16 @@
         <w:rPr>
           <w:rFonts w:ascii="Arial" w:hAnsi="Arial" w:cs="Arial"/>
           <w:bCs/>
-          <w:sz w:val="28"/>
-          <w:szCs w:val="28"/>
+          <w:sz w:val="24"/>
+          <w:szCs w:val="24"/>
         </w:rPr>
         <w:t>scripts</w:t>
       </w:r>
       <w:r>
         <w:rPr>
           <w:rFonts w:ascii="Arial" w:hAnsi="Arial" w:cs="Arial"/>
-          <w:sz w:val="28"/>
-          <w:szCs w:val="28"/>
+          <w:sz w:val="24"/>
+          <w:szCs w:val="24"/>
         </w:rPr>
         <w:t xml:space="preserve"> no </w:t>
       </w:r>
@@ -8562,16 +8252,16 @@
         <w:rPr>
           <w:rFonts w:ascii="Arial" w:hAnsi="Arial" w:cs="Arial"/>
           <w:bCs/>
-          <w:sz w:val="28"/>
-          <w:szCs w:val="28"/>
+          <w:sz w:val="24"/>
+          <w:szCs w:val="24"/>
         </w:rPr>
         <w:t>MySQL Workbench</w:t>
       </w:r>
       <w:r>
         <w:rPr>
           <w:rFonts w:ascii="Arial" w:hAnsi="Arial" w:cs="Arial"/>
-          <w:sz w:val="28"/>
-          <w:szCs w:val="28"/>
+          <w:sz w:val="24"/>
+          <w:szCs w:val="24"/>
         </w:rPr>
         <w:t>.</w:t>
       </w:r>
@@ -8612,7 +8302,6 @@
         </w:rPr>
       </w:pPr>
       <w:bookmarkStart w:id="14" w:name="_Toc14160054"/>
-      <w:proofErr w:type="spellStart"/>
       <w:r>
         <w:rPr>
           <w:rFonts w:ascii="Arial" w:hAnsi="Arial" w:cs="Arial"/>
@@ -8620,17 +8309,7 @@
           <w:sz w:val="24"/>
           <w:szCs w:val="24"/>
         </w:rPr>
-        <w:t>Product</w:t>
-      </w:r>
-      <w:proofErr w:type="spellEnd"/>
-      <w:r>
-        <w:rPr>
-          <w:rFonts w:ascii="Arial" w:hAnsi="Arial" w:cs="Arial"/>
-          <w:color w:val="auto"/>
-          <w:sz w:val="24"/>
-          <w:szCs w:val="24"/>
-        </w:rPr>
-        <w:t xml:space="preserve"> Backlog</w:t>
+        <w:t>Product Backlog</w:t>
       </w:r>
       <w:bookmarkEnd w:id="14"/>
     </w:p>
@@ -8638,6 +8317,9 @@
       <w:pPr>
         <w:spacing w:line="360" w:lineRule="auto"/>
         <w:jc w:val="both"/>
+        <w:rPr>
+          <w:rFonts w:ascii="Arial" w:hAnsi="Arial" w:cs="Arial"/>
+        </w:rPr>
       </w:pPr>
       <w:r>
         <w:rPr>
@@ -8645,25 +8327,7 @@
           <w:sz w:val="24"/>
           <w:szCs w:val="24"/>
         </w:rPr>
-        <w:t xml:space="preserve">Não houve alterações no </w:t>
-      </w:r>
-      <w:proofErr w:type="spellStart"/>
-      <w:r>
-        <w:rPr>
-          <w:rFonts w:ascii="Arial" w:eastAsia="Arial" w:hAnsi="Arial" w:cs="Arial"/>
-          <w:sz w:val="24"/>
-          <w:szCs w:val="24"/>
-        </w:rPr>
-        <w:t>Product</w:t>
-      </w:r>
-      <w:proofErr w:type="spellEnd"/>
-      <w:r>
-        <w:rPr>
-          <w:rFonts w:ascii="Arial" w:eastAsia="Arial" w:hAnsi="Arial" w:cs="Arial"/>
-          <w:sz w:val="24"/>
-          <w:szCs w:val="24"/>
-        </w:rPr>
-        <w:t xml:space="preserve"> Backlog.</w:t>
+        <w:t>Não houve alterações no Product Backlog.</w:t>
       </w:r>
     </w:p>
     <w:p>
@@ -8698,9 +8362,34 @@
       <w:pPr>
         <w:rPr>
           <w:rFonts w:ascii="Arial" w:hAnsi="Arial" w:cs="Arial"/>
+          <w:sz w:val="24"/>
+          <w:szCs w:val="24"/>
+        </w:rPr>
+      </w:pPr>
+      <w:r>
+        <w:rPr>
+          <w:rFonts w:ascii="Arial" w:hAnsi="Arial" w:cs="Arial"/>
           <w:sz w:val="28"/>
           <w:szCs w:val="28"/>
         </w:rPr>
+        <w:t xml:space="preserve">RF01 - </w:t>
+      </w:r>
+      <w:r>
+        <w:rPr>
+          <w:rFonts w:ascii="Arial" w:hAnsi="Arial" w:cs="Arial"/>
+          <w:sz w:val="24"/>
+          <w:szCs w:val="24"/>
+        </w:rPr>
+        <w:t>O usuário deve poder se cadastrar, informando e-mail, nome, nome de usuário e senha.</w:t>
+      </w:r>
+    </w:p>
+    <w:p>
+      <w:pPr>
+        <w:rPr>
+          <w:rFonts w:ascii="Arial" w:hAnsi="Arial" w:cs="Arial"/>
+          <w:sz w:val="24"/>
+          <w:szCs w:val="24"/>
+        </w:rPr>
       </w:pPr>
       <w:r>
         <w:rPr>
@@ -8708,30 +8397,24 @@
           <w:sz w:val="28"/>
           <w:szCs w:val="28"/>
         </w:rPr>
-        <w:t>RF01 - O usuário deve poder se cadastrar, informando e-mail, nome, nome de usuário e senha.</w:t>
-      </w:r>
-    </w:p>
-    <w:p>
-      <w:pPr>
-        <w:rPr>
-          <w:rFonts w:ascii="Arial" w:hAnsi="Arial" w:cs="Arial"/>
-          <w:sz w:val="28"/>
-          <w:szCs w:val="28"/>
-        </w:rPr>
-      </w:pPr>
-      <w:r>
-        <w:rPr>
-          <w:rFonts w:ascii="Arial" w:hAnsi="Arial" w:cs="Arial"/>
-          <w:sz w:val="28"/>
-          <w:szCs w:val="28"/>
-        </w:rPr>
-        <w:t>RF04 - O usuário deve poder cadastrar uma atividade, informando título, nível de dificuldade e categoria.</w:t>
+        <w:t xml:space="preserve">RF04 - </w:t>
+      </w:r>
+      <w:r>
+        <w:rPr>
+          <w:rFonts w:ascii="Arial" w:hAnsi="Arial" w:cs="Arial"/>
+          <w:sz w:val="24"/>
+          <w:szCs w:val="24"/>
+        </w:rPr>
+        <w:t>O usuário deve poder cadastrar uma atividade, informando título, nível de dificuldade e categoria.</w:t>
       </w:r>
     </w:p>
     <w:p>
       <w:pPr>
         <w:spacing w:line="360" w:lineRule="auto"/>
         <w:jc w:val="both"/>
+        <w:rPr>
+          <w:rFonts w:ascii="Arial" w:hAnsi="Arial" w:cs="Arial"/>
+        </w:rPr>
       </w:pPr>
     </w:p>
     <w:p>
@@ -8751,7 +8434,6 @@
         </w:rPr>
       </w:pPr>
       <w:bookmarkStart w:id="16" w:name="_Toc14160056"/>
-      <w:proofErr w:type="spellStart"/>
       <w:r>
         <w:rPr>
           <w:rFonts w:ascii="Arial" w:hAnsi="Arial" w:cs="Arial"/>
@@ -8760,23 +8442,19 @@
           <w:szCs w:val="24"/>
         </w:rPr>
         <w:lastRenderedPageBreak/>
-        <w:t>Burn</w:t>
-      </w:r>
-      <w:proofErr w:type="spellEnd"/>
-      <w:r>
-        <w:rPr>
-          <w:rFonts w:ascii="Arial" w:hAnsi="Arial" w:cs="Arial"/>
-          <w:color w:val="auto"/>
-          <w:sz w:val="24"/>
-          <w:szCs w:val="24"/>
-        </w:rPr>
-        <w:t xml:space="preserve"> Down Chart</w:t>
+        <w:t>Burn Down Chart</w:t>
       </w:r>
       <w:bookmarkEnd w:id="16"/>
     </w:p>
     <w:p>
-      <w:r>
-        <w:rPr>
+      <w:pPr>
+        <w:rPr>
+          <w:rFonts w:ascii="Arial" w:hAnsi="Arial" w:cs="Arial"/>
+        </w:rPr>
+      </w:pPr>
+      <w:r>
+        <w:rPr>
+          <w:rFonts w:ascii="Arial" w:hAnsi="Arial" w:cs="Arial"/>
           <w:noProof/>
         </w:rPr>
         <w:drawing>
@@ -8833,9 +8511,13 @@
       <w:pPr>
         <w:spacing w:line="360" w:lineRule="auto"/>
         <w:jc w:val="both"/>
-      </w:pPr>
-      <w:r>
-        <w:rPr>
+        <w:rPr>
+          <w:rFonts w:ascii="Arial" w:hAnsi="Arial" w:cs="Arial"/>
+        </w:rPr>
+      </w:pPr>
+      <w:r>
+        <w:rPr>
+          <w:rFonts w:ascii="Arial" w:hAnsi="Arial" w:cs="Arial"/>
           <w:noProof/>
         </w:rPr>
         <w:drawing>
@@ -8897,7 +8579,15 @@
           <w:sz w:val="24"/>
           <w:szCs w:val="24"/>
         </w:rPr>
-        <w:t>9.1.</w:t>
+        <w:t>9.1.5</w:t>
+      </w:r>
+      <w:r>
+        <w:rPr>
+          <w:rFonts w:ascii="Arial" w:hAnsi="Arial" w:cs="Arial"/>
+          <w:sz w:val="24"/>
+          <w:szCs w:val="24"/>
+        </w:rPr>
+        <w:t xml:space="preserve">. </w:t>
       </w:r>
       <w:r>
         <w:rPr>
@@ -8906,105 +8596,41 @@
           <w:sz w:val="24"/>
           <w:szCs w:val="24"/>
         </w:rPr>
-        <w:t>5</w:t>
-      </w:r>
-      <w:r>
-        <w:rPr>
-          <w:rFonts w:ascii="Arial" w:hAnsi="Arial" w:cs="Arial"/>
-          <w:sz w:val="24"/>
-          <w:szCs w:val="24"/>
-        </w:rPr>
-        <w:t xml:space="preserve">. </w:t>
-      </w:r>
-      <w:proofErr w:type="spellStart"/>
-      <w:r>
-        <w:rPr>
-          <w:rFonts w:ascii="Arial" w:hAnsi="Arial" w:cs="Arial"/>
-          <w:b/>
-          <w:sz w:val="24"/>
-          <w:szCs w:val="24"/>
-        </w:rPr>
-        <w:t>Kanban</w:t>
-      </w:r>
-      <w:proofErr w:type="spellEnd"/>
-      <w:r>
-        <w:rPr>
-          <w:rFonts w:ascii="Arial" w:hAnsi="Arial" w:cs="Arial"/>
-          <w:b/>
-          <w:sz w:val="24"/>
-          <w:szCs w:val="24"/>
-        </w:rPr>
-        <w:t xml:space="preserve"> e Retrospectiva</w:t>
-      </w:r>
-    </w:p>
-    <w:p>
-      <w:pPr>
-        <w:rPr>
-          <w:rFonts w:ascii="Arial" w:hAnsi="Arial" w:cs="Arial"/>
-          <w:sz w:val="24"/>
-          <w:szCs w:val="24"/>
-        </w:rPr>
-      </w:pPr>
-      <w:r>
-        <w:rPr>
-          <w:rFonts w:ascii="Arial" w:hAnsi="Arial" w:cs="Arial"/>
-          <w:sz w:val="24"/>
-          <w:szCs w:val="24"/>
-        </w:rPr>
-        <w:t xml:space="preserve">A </w:t>
-      </w:r>
-      <w:proofErr w:type="spellStart"/>
-      <w:r>
-        <w:rPr>
-          <w:rFonts w:ascii="Arial" w:hAnsi="Arial" w:cs="Arial"/>
-          <w:sz w:val="24"/>
-          <w:szCs w:val="24"/>
-        </w:rPr>
-        <w:t>Arch</w:t>
-      </w:r>
-      <w:proofErr w:type="spellEnd"/>
-      <w:r>
-        <w:rPr>
-          <w:rFonts w:ascii="Arial" w:hAnsi="Arial" w:cs="Arial"/>
-          <w:sz w:val="24"/>
-          <w:szCs w:val="24"/>
-        </w:rPr>
-        <w:t>-Tech desenvolveu um cronograma e um método de organização focados nos objetivos e no tempo do projeto. Nesse contexto, as tarefas foram divididas em categorias específicas e gerais. O tempo e os critérios de cada unidade curricular também foram organizados por Sprint, considerando sua relevância.</w:t>
-      </w:r>
-    </w:p>
-    <w:p>
-      <w:pPr>
-        <w:rPr>
-          <w:rFonts w:ascii="Arial" w:hAnsi="Arial" w:cs="Arial"/>
-          <w:sz w:val="24"/>
-          <w:szCs w:val="24"/>
-        </w:rPr>
-      </w:pPr>
-      <w:r>
-        <w:rPr>
-          <w:rFonts w:ascii="Arial" w:hAnsi="Arial" w:cs="Arial"/>
-          <w:sz w:val="24"/>
-          <w:szCs w:val="24"/>
-        </w:rPr>
-        <w:t xml:space="preserve">Seguindo essa abordagem, o </w:t>
-      </w:r>
-      <w:proofErr w:type="spellStart"/>
-      <w:r>
-        <w:rPr>
-          <w:rFonts w:ascii="Arial" w:hAnsi="Arial" w:cs="Arial"/>
-          <w:sz w:val="24"/>
-          <w:szCs w:val="24"/>
-        </w:rPr>
-        <w:t>kanban</w:t>
-      </w:r>
-      <w:proofErr w:type="spellEnd"/>
-      <w:r>
-        <w:rPr>
-          <w:rFonts w:ascii="Arial" w:hAnsi="Arial" w:cs="Arial"/>
-          <w:sz w:val="24"/>
-          <w:szCs w:val="24"/>
-        </w:rPr>
-        <w:t xml:space="preserve"> foi estruturado com as prioridades definidas da seguinte forma: foram separados os requisitos para cada unidade curricular, especificando o que deve ser realizado em banco de dados, Android e na parte web.</w:t>
+        <w:t>Kanban e Retrospectiva</w:t>
+      </w:r>
+    </w:p>
+    <w:p>
+      <w:pPr>
+        <w:rPr>
+          <w:rFonts w:ascii="Arial" w:hAnsi="Arial" w:cs="Arial"/>
+          <w:sz w:val="24"/>
+          <w:szCs w:val="24"/>
+        </w:rPr>
+      </w:pPr>
+      <w:r>
+        <w:rPr>
+          <w:rFonts w:ascii="Arial" w:hAnsi="Arial" w:cs="Arial"/>
+          <w:sz w:val="24"/>
+          <w:szCs w:val="24"/>
+        </w:rPr>
+        <w:t>A Arch-Tech desenvolveu um cronograma e um método de organização focados nos objetivos e no tempo do projeto. Nesse contexto, as tarefas foram divididas em categorias específicas e gerais. O tempo e os critérios de cada unidade curricular também foram organizados por Sprint, considerando sua relevância.</w:t>
+      </w:r>
+    </w:p>
+    <w:p>
+      <w:pPr>
+        <w:rPr>
+          <w:rFonts w:ascii="Arial" w:hAnsi="Arial" w:cs="Arial"/>
+          <w:sz w:val="24"/>
+          <w:szCs w:val="24"/>
+        </w:rPr>
+      </w:pPr>
+      <w:r>
+        <w:rPr>
+          <w:rFonts w:ascii="Arial" w:hAnsi="Arial" w:cs="Arial"/>
+          <w:sz w:val="24"/>
+          <w:szCs w:val="24"/>
+        </w:rPr>
+        <w:t>Seguindo essa abordagem, o kanban foi estruturado com as prioridades definidas da seguinte forma: foram separados os requisitos para cada unidade curricular, especificando o que deve ser realizado em banco de dados, Android e na parte web.</w:t>
       </w:r>
     </w:p>
     <w:p>
@@ -9064,12 +8690,18 @@
       <w:pPr>
         <w:spacing w:line="360" w:lineRule="auto"/>
         <w:jc w:val="both"/>
+        <w:rPr>
+          <w:rFonts w:ascii="Arial" w:hAnsi="Arial" w:cs="Arial"/>
+        </w:rPr>
       </w:pPr>
     </w:p>
     <w:p>
       <w:pPr>
         <w:spacing w:line="360" w:lineRule="auto"/>
         <w:jc w:val="both"/>
+        <w:rPr>
+          <w:rFonts w:ascii="Arial" w:hAnsi="Arial" w:cs="Arial"/>
+        </w:rPr>
       </w:pPr>
     </w:p>
     <w:tbl>
@@ -9153,6 +8785,9 @@
               <w:t xml:space="preserve">Sigla/Nome: </w:t>
             </w:r>
             <w:r>
+              <w:rPr>
+                <w:rFonts w:ascii="Arial" w:hAnsi="Arial" w:cs="Arial"/>
+              </w:rPr>
               <w:t xml:space="preserve"> </w:t>
             </w:r>
             <w:r>
@@ -9549,15 +9184,7 @@
                 <w:b/>
                 <w:bCs/>
               </w:rPr>
-              <w:t>Dados de usuário já cadastrados</w:t>
-            </w:r>
-            <w:r>
-              <w:rPr>
-                <w:rFonts w:ascii="Arial" w:hAnsi="Arial" w:cs="Arial"/>
-                <w:b/>
-                <w:bCs/>
-              </w:rPr>
-              <w:t>.</w:t>
+              <w:t>Dados de usuário já cadastrados.</w:t>
             </w:r>
           </w:p>
           <w:p>
@@ -9576,55 +9203,7 @@
               <w:rPr>
                 <w:rFonts w:ascii="Arial" w:hAnsi="Arial" w:cs="Arial"/>
               </w:rPr>
-              <w:t xml:space="preserve">Caso </w:t>
-            </w:r>
-            <w:r>
-              <w:rPr>
-                <w:rFonts w:ascii="Arial" w:hAnsi="Arial" w:cs="Arial"/>
-              </w:rPr>
-              <w:t xml:space="preserve">haja no sistema um cadastro já existente com </w:t>
-            </w:r>
-            <w:r>
-              <w:rPr>
-                <w:rFonts w:ascii="Arial" w:hAnsi="Arial" w:cs="Arial"/>
-              </w:rPr>
-              <w:t xml:space="preserve">os dados de </w:t>
-            </w:r>
-            <w:r>
-              <w:rPr>
-                <w:rFonts w:ascii="Arial" w:hAnsi="Arial" w:cs="Arial"/>
-              </w:rPr>
-              <w:t>cadastro do novo usuário, ele</w:t>
-            </w:r>
-            <w:r>
-              <w:rPr>
-                <w:rFonts w:ascii="Arial" w:hAnsi="Arial" w:cs="Arial"/>
-              </w:rPr>
-              <w:t xml:space="preserve"> será informado de que o e-mail ou </w:t>
-            </w:r>
-            <w:r>
-              <w:rPr>
-                <w:rFonts w:ascii="Arial" w:hAnsi="Arial" w:cs="Arial"/>
-              </w:rPr>
-              <w:t>o nome de usuário</w:t>
-            </w:r>
-            <w:r>
-              <w:rPr>
-                <w:rFonts w:ascii="Arial" w:hAnsi="Arial" w:cs="Arial"/>
-              </w:rPr>
-              <w:t xml:space="preserve"> </w:t>
-            </w:r>
-            <w:r>
-              <w:rPr>
-                <w:rFonts w:ascii="Arial" w:hAnsi="Arial" w:cs="Arial"/>
-              </w:rPr>
-              <w:t>já estão cadastrados</w:t>
-            </w:r>
-            <w:r>
-              <w:rPr>
-                <w:rFonts w:ascii="Arial" w:hAnsi="Arial" w:cs="Arial"/>
-              </w:rPr>
-              <w:t>.</w:t>
+              <w:t>Caso haja no sistema um cadastro já existente com os dados de cadastro do novo usuário, ele será informado de que o e-mail ou o nome de usuário já estão cadastrados.</w:t>
             </w:r>
           </w:p>
           <w:p>
@@ -9643,19 +9222,7 @@
               <w:rPr>
                 <w:rFonts w:ascii="Arial" w:hAnsi="Arial" w:cs="Arial"/>
               </w:rPr>
-              <w:t xml:space="preserve">Não há restrições quanto a </w:t>
-            </w:r>
-            <w:r>
-              <w:rPr>
-                <w:rFonts w:ascii="Arial" w:hAnsi="Arial" w:cs="Arial"/>
-              </w:rPr>
-              <w:t>quantidade de caracteres na senha</w:t>
-            </w:r>
-            <w:r>
-              <w:rPr>
-                <w:rFonts w:ascii="Arial" w:hAnsi="Arial" w:cs="Arial"/>
-              </w:rPr>
-              <w:t>.</w:t>
+              <w:t>Não há restrições quanto a quantidade de caracteres na senha.</w:t>
             </w:r>
           </w:p>
           <w:p>
@@ -9901,6 +9468,9 @@
       <w:pPr>
         <w:spacing w:line="360" w:lineRule="auto"/>
         <w:jc w:val="both"/>
+        <w:rPr>
+          <w:rFonts w:ascii="Arial" w:hAnsi="Arial" w:cs="Arial"/>
+        </w:rPr>
       </w:pPr>
     </w:p>
     <w:tbl>
@@ -9969,10 +9539,14 @@
               <w:t xml:space="preserve">Sigla/Nome: </w:t>
             </w:r>
             <w:r>
+              <w:rPr>
+                <w:rFonts w:ascii="Arial" w:hAnsi="Arial" w:cs="Arial"/>
+              </w:rPr>
               <w:t xml:space="preserve"> </w:t>
             </w:r>
             <w:r>
               <w:rPr>
+                <w:rFonts w:ascii="Arial" w:hAnsi="Arial" w:cs="Arial"/>
                 <w:sz w:val="20"/>
               </w:rPr>
               <w:t xml:space="preserve"> </w:t>
@@ -9983,15 +9557,7 @@
                 <w:sz w:val="24"/>
                 <w:szCs w:val="24"/>
               </w:rPr>
-              <w:t>CSU0</w:t>
-            </w:r>
-            <w:r>
-              <w:rPr>
-                <w:rFonts w:ascii="Arial" w:hAnsi="Arial" w:cs="Arial"/>
-                <w:sz w:val="24"/>
-                <w:szCs w:val="24"/>
-              </w:rPr>
-              <w:t>3 – Criar Atividade</w:t>
+              <w:t>CSU03 – Criar Atividade</w:t>
             </w:r>
           </w:p>
           <w:p>
@@ -10013,6 +9579,9 @@
               <w:t xml:space="preserve">Objetivo: </w:t>
             </w:r>
             <w:r>
+              <w:rPr>
+                <w:rFonts w:ascii="Arial" w:hAnsi="Arial" w:cs="Arial"/>
+              </w:rPr>
               <w:t xml:space="preserve"> </w:t>
             </w:r>
             <w:r>
@@ -10406,21 +9975,7 @@
               <w:rPr>
                 <w:rFonts w:ascii="Arial" w:hAnsi="Arial" w:cs="Arial"/>
               </w:rPr>
-              <w:t xml:space="preserve">O usuário ajusta a quantidade de ciclos ou tempos, se necessário, usando </w:t>
-            </w:r>
-            <w:proofErr w:type="spellStart"/>
-            <w:r>
-              <w:rPr>
-                <w:rFonts w:ascii="Arial" w:hAnsi="Arial" w:cs="Arial"/>
-              </w:rPr>
-              <w:t>sliders</w:t>
-            </w:r>
-            <w:proofErr w:type="spellEnd"/>
-            <w:r>
-              <w:rPr>
-                <w:rFonts w:ascii="Arial" w:hAnsi="Arial" w:cs="Arial"/>
-              </w:rPr>
-              <w:t xml:space="preserve"> ou campos numéricos.</w:t>
+              <w:t>O usuário ajusta a quantidade de ciclos ou tempos, se necessário, usando sliders ou campos numéricos.</w:t>
             </w:r>
           </w:p>
           <w:p>
@@ -10997,31 +10552,7 @@
                 <w:szCs w:val="24"/>
                 <w:lang w:eastAsia="pt-BR"/>
               </w:rPr>
-              <w:t>Formato inválido de dados (</w:t>
-            </w:r>
-            <w:proofErr w:type="spellStart"/>
-            <w:r>
-              <w:rPr>
-                <w:rFonts w:ascii="Arial" w:eastAsia="Times New Roman" w:hAnsi="Arial" w:cs="Arial"/>
-                <w:b/>
-                <w:bCs/>
-                <w:sz w:val="24"/>
-                <w:szCs w:val="24"/>
-                <w:lang w:eastAsia="pt-BR"/>
-              </w:rPr>
-              <w:t>ex</w:t>
-            </w:r>
-            <w:proofErr w:type="spellEnd"/>
-            <w:r>
-              <w:rPr>
-                <w:rFonts w:ascii="Arial" w:eastAsia="Times New Roman" w:hAnsi="Arial" w:cs="Arial"/>
-                <w:b/>
-                <w:bCs/>
-                <w:sz w:val="24"/>
-                <w:szCs w:val="24"/>
-                <w:lang w:eastAsia="pt-BR"/>
-              </w:rPr>
-              <w:t>: tempo de ciclos)</w:t>
+              <w:t>Formato inválido de dados (ex: tempo de ciclos)</w:t>
             </w:r>
           </w:p>
           <w:p>
@@ -11046,27 +10577,7 @@
                 <w:szCs w:val="24"/>
                 <w:lang w:eastAsia="pt-BR"/>
               </w:rPr>
-              <w:t>O sistema identifica que o valor inserido para o tempo de ciclos não é válido (</w:t>
-            </w:r>
-            <w:proofErr w:type="spellStart"/>
-            <w:r>
-              <w:rPr>
-                <w:rFonts w:ascii="Arial" w:eastAsia="Times New Roman" w:hAnsi="Arial" w:cs="Arial"/>
-                <w:sz w:val="24"/>
-                <w:szCs w:val="24"/>
-                <w:lang w:eastAsia="pt-BR"/>
-              </w:rPr>
-              <w:t>ex</w:t>
-            </w:r>
-            <w:proofErr w:type="spellEnd"/>
-            <w:r>
-              <w:rPr>
-                <w:rFonts w:ascii="Arial" w:eastAsia="Times New Roman" w:hAnsi="Arial" w:cs="Arial"/>
-                <w:sz w:val="24"/>
-                <w:szCs w:val="24"/>
-                <w:lang w:eastAsia="pt-BR"/>
-              </w:rPr>
-              <w:t>: número negativo).</w:t>
+              <w:t>O sistema identifica que o valor inserido para o tempo de ciclos não é válido (ex: número negativo).</w:t>
             </w:r>
           </w:p>
           <w:p>
@@ -11602,8 +11113,11 @@
       </w:tr>
     </w:tbl>
     <w:p>
-      <w:bookmarkStart w:id="19" w:name="_GoBack"/>
-      <w:bookmarkEnd w:id="19"/>
+      <w:pPr>
+        <w:rPr>
+          <w:rFonts w:ascii="Arial" w:hAnsi="Arial" w:cs="Arial"/>
+        </w:rPr>
+      </w:pPr>
     </w:p>
     <w:tbl>
       <w:tblPr>
@@ -11671,6 +11185,9 @@
               <w:t xml:space="preserve">Sigla/Nome: </w:t>
             </w:r>
             <w:r>
+              <w:rPr>
+                <w:rFonts w:ascii="Arial" w:hAnsi="Arial" w:cs="Arial"/>
+              </w:rPr>
               <w:t xml:space="preserve"> </w:t>
             </w:r>
             <w:r>
@@ -11679,7 +11196,23 @@
                 <w:sz w:val="24"/>
                 <w:szCs w:val="24"/>
               </w:rPr>
-              <w:t>CSU03-Login</w:t>
+              <w:t>CSU0</w:t>
+            </w:r>
+            <w:r>
+              <w:rPr>
+                <w:rFonts w:ascii="Arial" w:hAnsi="Arial" w:cs="Arial"/>
+                <w:sz w:val="24"/>
+                <w:szCs w:val="24"/>
+              </w:rPr>
+              <w:t>2</w:t>
+            </w:r>
+            <w:r>
+              <w:rPr>
+                <w:rFonts w:ascii="Arial" w:hAnsi="Arial" w:cs="Arial"/>
+                <w:sz w:val="24"/>
+                <w:szCs w:val="24"/>
+              </w:rPr>
+              <w:t>-Login</w:t>
             </w:r>
             <w:r>
               <w:rPr>
@@ -11740,15 +11273,7 @@
                 <w:sz w:val="24"/>
                 <w:szCs w:val="24"/>
               </w:rPr>
-              <w:t>Todas as vezes que for necessário acessar o sistema</w:t>
-            </w:r>
-            <w:r>
-              <w:rPr>
-                <w:rFonts w:ascii="Arial" w:hAnsi="Arial" w:cs="Arial"/>
-                <w:sz w:val="24"/>
-                <w:szCs w:val="24"/>
-              </w:rPr>
-              <w:t>.</w:t>
+              <w:t>Todas as vezes que for necessário acessar o sistema.</w:t>
             </w:r>
           </w:p>
           <w:p>
@@ -12722,11 +12247,20 @@
         </w:tc>
       </w:tr>
     </w:tbl>
-    <w:p/>
+    <w:p>
+      <w:pPr>
+        <w:rPr>
+          <w:rFonts w:ascii="Arial" w:hAnsi="Arial" w:cs="Arial"/>
+        </w:rPr>
+      </w:pPr>
+    </w:p>
     <w:p>
       <w:pPr>
         <w:spacing w:line="360" w:lineRule="auto"/>
         <w:jc w:val="both"/>
+        <w:rPr>
+          <w:rFonts w:ascii="Arial" w:hAnsi="Arial" w:cs="Arial"/>
+        </w:rPr>
       </w:pPr>
     </w:p>
     <w:p>
@@ -12745,7 +12279,7 @@
           <w:szCs w:val="24"/>
         </w:rPr>
       </w:pPr>
-      <w:bookmarkStart w:id="20" w:name="_Toc14160058"/>
+      <w:bookmarkStart w:id="19" w:name="_Toc14160058"/>
       <w:r>
         <w:rPr>
           <w:rFonts w:ascii="Arial" w:hAnsi="Arial" w:cs="Arial"/>
@@ -12755,7 +12289,7 @@
         </w:rPr>
         <w:t>Plano de testes</w:t>
       </w:r>
-      <w:bookmarkEnd w:id="20"/>
+      <w:bookmarkEnd w:id="19"/>
     </w:p>
     <w:p>
       <w:pPr>
@@ -12792,7 +12326,7 @@
           <w:szCs w:val="24"/>
         </w:rPr>
       </w:pPr>
-      <w:bookmarkStart w:id="21" w:name="_Toc14160059"/>
+      <w:bookmarkStart w:id="20" w:name="_Toc14160059"/>
       <w:r>
         <w:rPr>
           <w:rFonts w:ascii="Arial" w:hAnsi="Arial" w:cs="Arial"/>
@@ -12802,7 +12336,7 @@
         </w:rPr>
         <w:t>Resultados</w:t>
       </w:r>
-      <w:bookmarkEnd w:id="21"/>
+      <w:bookmarkEnd w:id="20"/>
     </w:p>
     <w:p>
       <w:pPr>
@@ -12839,8 +12373,7 @@
           <w:szCs w:val="24"/>
         </w:rPr>
       </w:pPr>
-      <w:bookmarkStart w:id="22" w:name="_Toc14160060"/>
-      <w:proofErr w:type="spellStart"/>
+      <w:bookmarkStart w:id="21" w:name="_Toc14160060"/>
       <w:r>
         <w:rPr>
           <w:rFonts w:ascii="Arial" w:hAnsi="Arial" w:cs="Arial"/>
@@ -12848,9 +12381,8 @@
           <w:sz w:val="24"/>
           <w:szCs w:val="24"/>
         </w:rPr>
-        <w:t>Kanban</w:t>
-      </w:r>
-      <w:proofErr w:type="spellEnd"/>
+        <w:t xml:space="preserve">Kanban e </w:t>
+      </w:r>
       <w:r>
         <w:rPr>
           <w:rFonts w:ascii="Arial" w:hAnsi="Arial" w:cs="Arial"/>
@@ -12858,18 +12390,9 @@
           <w:sz w:val="24"/>
           <w:szCs w:val="24"/>
         </w:rPr>
-        <w:t xml:space="preserve"> e </w:t>
-      </w:r>
-      <w:r>
-        <w:rPr>
-          <w:rFonts w:ascii="Arial" w:hAnsi="Arial" w:cs="Arial"/>
-          <w:color w:val="auto"/>
-          <w:sz w:val="24"/>
-          <w:szCs w:val="24"/>
-        </w:rPr>
         <w:t>Retrospectiva</w:t>
       </w:r>
-      <w:bookmarkEnd w:id="22"/>
+      <w:bookmarkEnd w:id="21"/>
     </w:p>
     <w:p>
       <w:pPr>
@@ -12898,9 +12421,13 @@
       <w:pPr>
         <w:spacing w:line="360" w:lineRule="auto"/>
         <w:jc w:val="both"/>
-      </w:pPr>
-      <w:r>
-        <w:rPr>
+        <w:rPr>
+          <w:rFonts w:ascii="Arial" w:hAnsi="Arial" w:cs="Arial"/>
+        </w:rPr>
+      </w:pPr>
+      <w:r>
+        <w:rPr>
+          <w:rFonts w:ascii="Arial" w:hAnsi="Arial" w:cs="Arial"/>
           <w:noProof/>
         </w:rPr>
         <w:lastRenderedPageBreak/>
@@ -12947,8 +12474,20 @@
         </w:drawing>
       </w:r>
     </w:p>
-    <w:p/>
-    <w:p/>
+    <w:p>
+      <w:pPr>
+        <w:rPr>
+          <w:rFonts w:ascii="Arial" w:hAnsi="Arial" w:cs="Arial"/>
+        </w:rPr>
+      </w:pPr>
+    </w:p>
+    <w:p>
+      <w:pPr>
+        <w:rPr>
+          <w:rFonts w:ascii="Arial" w:hAnsi="Arial" w:cs="Arial"/>
+        </w:rPr>
+      </w:pPr>
+    </w:p>
     <w:p>
       <w:pPr>
         <w:spacing w:line="360" w:lineRule="auto"/>
@@ -12976,9 +12515,13 @@
       <w:pPr>
         <w:spacing w:line="360" w:lineRule="auto"/>
         <w:jc w:val="both"/>
-      </w:pPr>
-      <w:r>
-        <w:rPr>
+        <w:rPr>
+          <w:rFonts w:ascii="Arial" w:hAnsi="Arial" w:cs="Arial"/>
+        </w:rPr>
+      </w:pPr>
+      <w:r>
+        <w:rPr>
+          <w:rFonts w:ascii="Arial" w:hAnsi="Arial" w:cs="Arial"/>
           <w:noProof/>
         </w:rPr>
         <w:lastRenderedPageBreak/>
@@ -13039,20 +12582,26 @@
           <w:sz w:val="24"/>
           <w:szCs w:val="24"/>
         </w:rPr>
-        <w:t>Na primeira semana foi colocado todas as tarefas em andamento e algumas tarefas foram concluídas, como</w:t>
-      </w:r>
-      <w:r>
-        <w:rPr>
-          <w:rFonts w:ascii="Arial" w:hAnsi="Arial" w:cs="Arial"/>
-          <w:sz w:val="24"/>
-          <w:szCs w:val="24"/>
-        </w:rPr>
-        <w:t xml:space="preserve"> concluir a estrutura geral sendo o design, modelar o banco e etc., começamos a criar o logo do app e desenvolver os requisitos não funcionais </w:t>
-      </w:r>
-    </w:p>
-    <w:p/>
-    <w:p>
-      <w:r>
+        <w:t xml:space="preserve">Na primeira semana foi colocado todas as tarefas em andamento e algumas tarefas foram concluídas, como concluir a estrutura geral sendo o design, modelar o banco e etc., começamos a criar o logo do app e desenvolver os requisitos não funcionais </w:t>
+      </w:r>
+    </w:p>
+    <w:p>
+      <w:pPr>
+        <w:rPr>
+          <w:rFonts w:ascii="Arial" w:hAnsi="Arial" w:cs="Arial"/>
+        </w:rPr>
+      </w:pPr>
+    </w:p>
+    <w:p>
+      <w:pPr>
+        <w:rPr>
+          <w:rFonts w:ascii="Arial" w:hAnsi="Arial" w:cs="Arial"/>
+        </w:rPr>
+      </w:pPr>
+      <w:r>
+        <w:rPr>
+          <w:rFonts w:ascii="Arial" w:hAnsi="Arial" w:cs="Arial"/>
+        </w:rPr>
         <w:br w:type="page"/>
       </w:r>
     </w:p>
@@ -13079,8 +12628,14 @@
       </w:r>
     </w:p>
     <w:p>
-      <w:r>
-        <w:rPr>
+      <w:pPr>
+        <w:rPr>
+          <w:rFonts w:ascii="Arial" w:hAnsi="Arial" w:cs="Arial"/>
+        </w:rPr>
+      </w:pPr>
+      <w:r>
+        <w:rPr>
+          <w:rFonts w:ascii="Arial" w:hAnsi="Arial" w:cs="Arial"/>
           <w:noProof/>
         </w:rPr>
         <w:drawing>
@@ -13176,9 +12731,23 @@
         <w:t>cluindo o design faltando a documentação.</w:t>
       </w:r>
     </w:p>
-    <w:p/>
-    <w:p>
-      <w:r>
+    <w:p>
+      <w:pPr>
+        <w:rPr>
+          <w:rFonts w:ascii="Arial" w:hAnsi="Arial" w:cs="Arial"/>
+        </w:rPr>
+      </w:pPr>
+    </w:p>
+    <w:p>
+      <w:pPr>
+        <w:rPr>
+          <w:rFonts w:ascii="Arial" w:hAnsi="Arial" w:cs="Arial"/>
+        </w:rPr>
+      </w:pPr>
+      <w:r>
+        <w:rPr>
+          <w:rFonts w:ascii="Arial" w:hAnsi="Arial" w:cs="Arial"/>
+        </w:rPr>
         <w:br w:type="page"/>
       </w:r>
     </w:p>
@@ -13205,8 +12774,14 @@
       </w:r>
     </w:p>
     <w:p>
-      <w:r>
-        <w:rPr>
+      <w:pPr>
+        <w:rPr>
+          <w:rFonts w:ascii="Arial" w:hAnsi="Arial" w:cs="Arial"/>
+        </w:rPr>
+      </w:pPr>
+      <w:r>
+        <w:rPr>
+          <w:rFonts w:ascii="Arial" w:hAnsi="Arial" w:cs="Arial"/>
           <w:noProof/>
         </w:rPr>
         <w:drawing>
@@ -13279,7 +12854,15 @@
       </w:pPr>
     </w:p>
     <w:p>
-      <w:r>
+      <w:pPr>
+        <w:rPr>
+          <w:rFonts w:ascii="Arial" w:hAnsi="Arial" w:cs="Arial"/>
+        </w:rPr>
+      </w:pPr>
+      <w:r>
+        <w:rPr>
+          <w:rFonts w:ascii="Arial" w:hAnsi="Arial" w:cs="Arial"/>
+        </w:rPr>
         <w:br w:type="page"/>
       </w:r>
     </w:p>
@@ -13306,8 +12889,14 @@
       </w:r>
     </w:p>
     <w:p>
-      <w:r>
-        <w:rPr>
+      <w:pPr>
+        <w:rPr>
+          <w:rFonts w:ascii="Arial" w:hAnsi="Arial" w:cs="Arial"/>
+        </w:rPr>
+      </w:pPr>
+      <w:r>
+        <w:rPr>
+          <w:rFonts w:ascii="Arial" w:hAnsi="Arial" w:cs="Arial"/>
           <w:noProof/>
         </w:rPr>
         <w:drawing>
@@ -13367,31 +12956,7 @@
           <w:sz w:val="24"/>
           <w:szCs w:val="24"/>
         </w:rPr>
-        <w:t>Foi feito tudo que foi colocado em andamento</w:t>
-      </w:r>
-      <w:r>
-        <w:rPr>
-          <w:rFonts w:ascii="Arial" w:hAnsi="Arial" w:cs="Arial"/>
-          <w:sz w:val="24"/>
-          <w:szCs w:val="24"/>
-        </w:rPr>
-        <w:t>, assim</w:t>
-      </w:r>
-      <w:r>
-        <w:rPr>
-          <w:rFonts w:ascii="Arial" w:hAnsi="Arial" w:cs="Arial"/>
-          <w:sz w:val="24"/>
-          <w:szCs w:val="24"/>
-        </w:rPr>
-        <w:t xml:space="preserve"> concluindo o primeiro Sprint</w:t>
-      </w:r>
-      <w:r>
-        <w:rPr>
-          <w:rFonts w:ascii="Arial" w:hAnsi="Arial" w:cs="Arial"/>
-          <w:sz w:val="24"/>
-          <w:szCs w:val="24"/>
-        </w:rPr>
-        <w:t>.</w:t>
+        <w:t>Foi feito tudo que foi colocado em andamento, assim concluindo o primeiro Sprint.</w:t>
       </w:r>
     </w:p>
     <w:p>
@@ -13609,7 +13174,6 @@
         </w:rPr>
         <w:t xml:space="preserve">A </w:t>
       </w:r>
-      <w:proofErr w:type="spellStart"/>
       <w:r>
         <w:rPr>
           <w:rFonts w:ascii="Arial" w:hAnsi="Arial" w:cs="Arial"/>
@@ -13617,17 +13181,7 @@
           <w:sz w:val="24"/>
           <w:szCs w:val="24"/>
         </w:rPr>
-        <w:t>Arch</w:t>
-      </w:r>
-      <w:proofErr w:type="spellEnd"/>
-      <w:r>
-        <w:rPr>
-          <w:rFonts w:ascii="Arial" w:hAnsi="Arial" w:cs="Arial"/>
-          <w:bCs/>
-          <w:sz w:val="24"/>
-          <w:szCs w:val="24"/>
-        </w:rPr>
-        <w:t>-tech</w:t>
+        <w:t>Arch-tech</w:t>
       </w:r>
       <w:r>
         <w:rPr>
@@ -13676,23 +13230,7 @@
           <w:sz w:val="24"/>
           <w:szCs w:val="24"/>
         </w:rPr>
-        <w:t xml:space="preserve">Após a contagem de horas, foi realizado o cálculo de dias que o sprint teria, desconsiderando feriados, finais de semana e as aulas de Programação de Dispositivos Móveis. A partir disso, foi encontrado um total de </w:t>
-      </w:r>
-      <w:r>
-        <w:rPr>
-          <w:rFonts w:ascii="Arial" w:hAnsi="Arial" w:cs="Arial"/>
-          <w:sz w:val="24"/>
-          <w:szCs w:val="24"/>
-        </w:rPr>
-        <w:t xml:space="preserve">240 </w:t>
-      </w:r>
-      <w:r>
-        <w:rPr>
-          <w:rFonts w:ascii="Arial" w:hAnsi="Arial" w:cs="Arial"/>
-          <w:sz w:val="24"/>
-          <w:szCs w:val="24"/>
-        </w:rPr>
-        <w:t xml:space="preserve">horas. </w:t>
+        <w:t xml:space="preserve">Após a contagem de horas, foi realizado o cálculo de dias que o sprint teria, desconsiderando feriados, finais de semana e as aulas de Programação de Dispositivos Móveis. A partir disso, foi encontrado um total de 240 horas. </w:t>
       </w:r>
     </w:p>
     <w:p>
@@ -13717,67 +13255,24 @@
           <w:sz w:val="24"/>
           <w:szCs w:val="24"/>
         </w:rPr>
-        <w:t>20</w:t>
-      </w:r>
-      <w:r>
-        <w:rPr>
-          <w:rFonts w:ascii="Arial" w:hAnsi="Arial" w:cs="Arial"/>
-          <w:color w:val="FF0000"/>
-          <w:sz w:val="24"/>
-          <w:szCs w:val="24"/>
-        </w:rPr>
-        <w:t xml:space="preserve"> dias uteis → </w:t>
-      </w:r>
-      <w:r>
-        <w:rPr>
-          <w:rFonts w:ascii="Arial" w:hAnsi="Arial" w:cs="Arial"/>
-          <w:color w:val="FF0000"/>
-          <w:sz w:val="24"/>
-          <w:szCs w:val="24"/>
-        </w:rPr>
-        <w:t>240</w:t>
-      </w:r>
-      <w:r>
-        <w:rPr>
-          <w:rFonts w:ascii="Arial" w:hAnsi="Arial" w:cs="Arial"/>
-          <w:color w:val="FF0000"/>
-          <w:sz w:val="24"/>
-          <w:szCs w:val="24"/>
-        </w:rPr>
-        <w:t xml:space="preserve"> horas no Sprint 2 </w:t>
-      </w:r>
-    </w:p>
-    <w:p>
-      <w:pPr>
-        <w:rPr>
-          <w:rFonts w:ascii="Arial" w:hAnsi="Arial" w:cs="Arial"/>
-          <w:sz w:val="24"/>
-          <w:szCs w:val="24"/>
-        </w:rPr>
-      </w:pPr>
-      <w:r>
-        <w:rPr>
-          <w:rFonts w:ascii="Arial" w:hAnsi="Arial" w:cs="Arial"/>
-          <w:sz w:val="24"/>
-          <w:szCs w:val="24"/>
-        </w:rPr>
-        <w:t xml:space="preserve">Dessa forma, foi definida uma meta de trabalho de </w:t>
-      </w:r>
-      <w:r>
-        <w:rPr>
-          <w:rFonts w:ascii="Arial" w:hAnsi="Arial" w:cs="Arial"/>
-          <w:sz w:val="24"/>
-          <w:szCs w:val="24"/>
-        </w:rPr>
-        <w:t>23</w:t>
-      </w:r>
-      <w:r>
-        <w:rPr>
-          <w:rFonts w:ascii="Arial" w:hAnsi="Arial" w:cs="Arial"/>
-          <w:sz w:val="24"/>
-          <w:szCs w:val="24"/>
-        </w:rPr>
-        <w:t xml:space="preserve">0 horas, disponibilizando 20 horas (12,5% do sprint) para possíveis imprevistos e atrasos. Portanto, para uma boa execução do sprint seria necessárias 10 horas de trabalho diárias. </w:t>
+        <w:t xml:space="preserve">20 dias uteis → 240 horas no Sprint 2 </w:t>
+      </w:r>
+    </w:p>
+    <w:p>
+      <w:pPr>
+        <w:rPr>
+          <w:rFonts w:ascii="Arial" w:hAnsi="Arial" w:cs="Arial"/>
+          <w:sz w:val="24"/>
+          <w:szCs w:val="24"/>
+        </w:rPr>
+      </w:pPr>
+      <w:r>
+        <w:rPr>
+          <w:rFonts w:ascii="Arial" w:hAnsi="Arial" w:cs="Arial"/>
+          <w:sz w:val="24"/>
+          <w:szCs w:val="24"/>
+        </w:rPr>
+        <w:t xml:space="preserve">Dessa forma, foi definida uma meta de trabalho de 230 horas, disponibilizando 20 horas (12,5% do sprint) para possíveis imprevistos e atrasos. Portanto, para uma boa execução do sprint seria necessárias 10 horas de trabalho diárias. </w:t>
       </w:r>
     </w:p>
     <w:p>
@@ -13798,27 +13293,7 @@
           <w:sz w:val="28"/>
           <w:szCs w:val="28"/>
         </w:rPr>
-        <w:t xml:space="preserve">Metas do </w:t>
-      </w:r>
-      <w:r>
-        <w:rPr>
-          <w:rFonts w:ascii="Arial" w:hAnsi="Arial" w:cs="Arial"/>
-          <w:b/>
-          <w:bCs/>
-          <w:sz w:val="28"/>
-          <w:szCs w:val="28"/>
-        </w:rPr>
-        <w:t xml:space="preserve">Segundo </w:t>
-      </w:r>
-      <w:r>
-        <w:rPr>
-          <w:rFonts w:ascii="Arial" w:hAnsi="Arial" w:cs="Arial"/>
-          <w:b/>
-          <w:bCs/>
-          <w:sz w:val="28"/>
-          <w:szCs w:val="28"/>
-        </w:rPr>
-        <w:t>Sprint</w:t>
+        <w:t>Metas do Segundo Sprint</w:t>
       </w:r>
     </w:p>
     <w:p>
@@ -13860,7 +13335,7 @@
           <w:sz w:val="24"/>
           <w:szCs w:val="24"/>
         </w:rPr>
-        <w:t>Construir os Componentes</w:t>
+        <w:t xml:space="preserve"> </w:t>
       </w:r>
       <w:r>
         <w:rPr>
@@ -13869,7 +13344,7 @@
           <w:sz w:val="24"/>
           <w:szCs w:val="24"/>
         </w:rPr>
-        <w:t xml:space="preserve"> das Telas Do projetos.</w:t>
+        <w:t>Construir os Componentes das Telas Do projetos.</w:t>
       </w:r>
     </w:p>
     <w:p>
@@ -13894,7 +13369,34 @@
           <w:sz w:val="24"/>
           <w:szCs w:val="24"/>
         </w:rPr>
+        <w:t xml:space="preserve"> </w:t>
+      </w:r>
+      <w:r>
+        <w:rPr>
+          <w:rFonts w:ascii="Arial" w:hAnsi="Arial" w:cs="Arial"/>
+          <w:b/>
+          <w:sz w:val="24"/>
+          <w:szCs w:val="24"/>
+        </w:rPr>
         <w:t>Fazer as Rotas</w:t>
+      </w:r>
+      <w:r>
+        <w:rPr>
+          <w:rFonts w:ascii="Arial" w:hAnsi="Arial" w:cs="Arial"/>
+          <w:b/>
+          <w:sz w:val="24"/>
+          <w:szCs w:val="24"/>
+        </w:rPr>
+        <w:t xml:space="preserve"> </w:t>
+      </w:r>
+      <w:r>
+        <w:rPr>
+          <w:rFonts w:ascii="Arial" w:hAnsi="Arial" w:cs="Arial"/>
+          <w:b/>
+          <w:sz w:val="24"/>
+          <w:szCs w:val="24"/>
+        </w:rPr>
+        <w:t>Essenciais da Api</w:t>
       </w:r>
     </w:p>
     <w:p>
@@ -13919,61 +13421,6 @@
           <w:sz w:val="24"/>
           <w:szCs w:val="24"/>
         </w:rPr>
-        <w:t xml:space="preserve">Essenciais da </w:t>
-      </w:r>
-      <w:proofErr w:type="spellStart"/>
-      <w:r>
-        <w:rPr>
-          <w:rFonts w:ascii="Arial" w:hAnsi="Arial" w:cs="Arial"/>
-          <w:b/>
-          <w:sz w:val="24"/>
-          <w:szCs w:val="24"/>
-        </w:rPr>
-        <w:t>Api</w:t>
-      </w:r>
-      <w:proofErr w:type="spellEnd"/>
-    </w:p>
-    <w:p>
-      <w:pPr>
-        <w:pStyle w:val="PargrafodaLista"/>
-        <w:numPr>
-          <w:ilvl w:val="1"/>
-          <w:numId w:val="38"/>
-        </w:numPr>
-        <w:spacing w:after="160" w:line="259" w:lineRule="auto"/>
-        <w:rPr>
-          <w:rFonts w:ascii="Arial" w:hAnsi="Arial" w:cs="Arial"/>
-          <w:b/>
-          <w:sz w:val="24"/>
-          <w:szCs w:val="24"/>
-        </w:rPr>
-      </w:pPr>
-      <w:r>
-        <w:rPr>
-          <w:rFonts w:ascii="Arial" w:hAnsi="Arial" w:cs="Arial"/>
-          <w:b/>
-          <w:sz w:val="24"/>
-          <w:szCs w:val="24"/>
-        </w:rPr>
-        <w:t>Desenvolvimento Da Web</w:t>
-      </w:r>
-    </w:p>
-    <w:p>
-      <w:pPr>
-        <w:rPr>
-          <w:rFonts w:ascii="Arial" w:hAnsi="Arial" w:cs="Arial"/>
-          <w:b/>
-          <w:sz w:val="24"/>
-          <w:szCs w:val="24"/>
-        </w:rPr>
-      </w:pPr>
-      <w:r>
-        <w:rPr>
-          <w:rFonts w:ascii="Arial" w:hAnsi="Arial" w:cs="Arial"/>
-          <w:b/>
-          <w:sz w:val="24"/>
-          <w:szCs w:val="24"/>
-        </w:rPr>
         <w:br w:type="page"/>
       </w:r>
     </w:p>
@@ -14019,25 +13466,7 @@
           <w:sz w:val="24"/>
           <w:szCs w:val="24"/>
         </w:rPr>
-        <w:t xml:space="preserve">Não houve alterações no </w:t>
-      </w:r>
-      <w:proofErr w:type="spellStart"/>
-      <w:r>
-        <w:rPr>
-          <w:rFonts w:ascii="Arial" w:hAnsi="Arial" w:cs="Arial"/>
-          <w:sz w:val="24"/>
-          <w:szCs w:val="24"/>
-        </w:rPr>
-        <w:t>Product</w:t>
-      </w:r>
-      <w:proofErr w:type="spellEnd"/>
-      <w:r>
-        <w:rPr>
-          <w:rFonts w:ascii="Arial" w:hAnsi="Arial" w:cs="Arial"/>
-          <w:sz w:val="24"/>
-          <w:szCs w:val="24"/>
-        </w:rPr>
-        <w:t xml:space="preserve"> Backlog.</w:t>
+        <w:t>Não houve alterações no Product Backlog.</w:t>
       </w:r>
     </w:p>
     <w:p>
@@ -14129,7 +13558,6 @@
           <w:szCs w:val="24"/>
         </w:rPr>
       </w:pPr>
-      <w:proofErr w:type="spellStart"/>
       <w:r>
         <w:rPr>
           <w:rFonts w:ascii="Arial" w:hAnsi="Arial" w:cs="Arial"/>
@@ -14137,30 +13565,21 @@
           <w:sz w:val="24"/>
           <w:szCs w:val="24"/>
         </w:rPr>
-        <w:t>Burn</w:t>
-      </w:r>
-      <w:proofErr w:type="spellEnd"/>
-      <w:r>
+        <w:t>Burn Down Chart:</w:t>
+      </w:r>
+    </w:p>
+    <w:p>
+      <w:pPr>
         <w:rPr>
           <w:rFonts w:ascii="Arial" w:hAnsi="Arial" w:cs="Arial"/>
           <w:b/>
           <w:sz w:val="24"/>
           <w:szCs w:val="24"/>
         </w:rPr>
-        <w:t xml:space="preserve"> Down Chart:</w:t>
-      </w:r>
-    </w:p>
-    <w:p>
-      <w:pPr>
-        <w:rPr>
-          <w:rFonts w:ascii="Arial" w:hAnsi="Arial" w:cs="Arial"/>
-          <w:b/>
-          <w:sz w:val="24"/>
-          <w:szCs w:val="24"/>
-        </w:rPr>
-      </w:pPr>
-      <w:r>
-        <w:rPr>
+      </w:pPr>
+      <w:r>
+        <w:rPr>
+          <w:rFonts w:ascii="Arial" w:hAnsi="Arial" w:cs="Arial"/>
           <w:noProof/>
         </w:rPr>
         <w:drawing>
@@ -14573,160 +13992,68 @@
           <w:szCs w:val="24"/>
         </w:rPr>
         <w:lastRenderedPageBreak/>
-        <w:t xml:space="preserve">9.2.6 </w:t>
-      </w:r>
-      <w:proofErr w:type="spellStart"/>
-      <w:r>
+        <w:t>9.2.6 Kanban e Retrospectiva</w:t>
+      </w:r>
+    </w:p>
+    <w:p>
+      <w:pPr>
         <w:rPr>
           <w:rFonts w:ascii="Arial" w:hAnsi="Arial" w:cs="Arial"/>
           <w:b/>
           <w:sz w:val="24"/>
           <w:szCs w:val="24"/>
         </w:rPr>
-        <w:t>Kanban</w:t>
-      </w:r>
-      <w:proofErr w:type="spellEnd"/>
-      <w:r>
-        <w:rPr>
-          <w:rFonts w:ascii="Arial" w:hAnsi="Arial" w:cs="Arial"/>
-          <w:b/>
-          <w:sz w:val="24"/>
-          <w:szCs w:val="24"/>
-        </w:rPr>
-        <w:t xml:space="preserve"> e Retrospectiva</w:t>
-      </w:r>
-    </w:p>
-    <w:p>
-      <w:pPr>
-        <w:rPr>
-          <w:rFonts w:ascii="Arial" w:hAnsi="Arial" w:cs="Arial"/>
-          <w:b/>
-          <w:sz w:val="24"/>
-          <w:szCs w:val="24"/>
-        </w:rPr>
-      </w:pPr>
-    </w:p>
-    <w:p>
-      <w:pPr>
-        <w:rPr>
-          <w:rFonts w:ascii="Arial" w:hAnsi="Arial" w:cs="Arial"/>
-          <w:sz w:val="24"/>
-          <w:szCs w:val="24"/>
-        </w:rPr>
-      </w:pPr>
-      <w:r>
-        <w:rPr>
-          <w:rFonts w:ascii="Arial" w:hAnsi="Arial" w:cs="Arial"/>
-          <w:sz w:val="24"/>
-          <w:szCs w:val="24"/>
-        </w:rPr>
-        <w:t xml:space="preserve">A </w:t>
-      </w:r>
-      <w:proofErr w:type="spellStart"/>
-      <w:r>
-        <w:rPr>
-          <w:rFonts w:ascii="Arial" w:hAnsi="Arial" w:cs="Arial"/>
-          <w:sz w:val="24"/>
-          <w:szCs w:val="24"/>
-        </w:rPr>
-        <w:t>Arch</w:t>
-      </w:r>
-      <w:proofErr w:type="spellEnd"/>
-      <w:r>
-        <w:rPr>
-          <w:rFonts w:ascii="Arial" w:hAnsi="Arial" w:cs="Arial"/>
-          <w:sz w:val="24"/>
-          <w:szCs w:val="24"/>
-        </w:rPr>
-        <w:t>-Tech elaborou um cronograma e um método de organização alinhados aos objetivos do projeto. Nesse contexto, as atividades foram categorizadas em tarefas específicas e gerais. O tempo e os critérios de cada unidade curricular foram organizados em Sprints, considerando sua importância.</w:t>
-      </w:r>
-    </w:p>
-    <w:p>
-      <w:pPr>
-        <w:rPr>
-          <w:rFonts w:ascii="Arial" w:hAnsi="Arial" w:cs="Arial"/>
-          <w:sz w:val="24"/>
-          <w:szCs w:val="24"/>
-        </w:rPr>
-      </w:pPr>
-      <w:r>
-        <w:rPr>
-          <w:rFonts w:ascii="Arial" w:hAnsi="Arial" w:cs="Arial"/>
-          <w:sz w:val="24"/>
-          <w:szCs w:val="24"/>
-        </w:rPr>
-        <w:t xml:space="preserve">Com base nessa abordagem, as prioridades no </w:t>
-      </w:r>
-      <w:proofErr w:type="spellStart"/>
-      <w:r>
-        <w:rPr>
-          <w:rFonts w:ascii="Arial" w:hAnsi="Arial" w:cs="Arial"/>
-          <w:sz w:val="24"/>
-          <w:szCs w:val="24"/>
-        </w:rPr>
-        <w:t>Kanban</w:t>
-      </w:r>
-      <w:proofErr w:type="spellEnd"/>
-      <w:r>
-        <w:rPr>
-          <w:rFonts w:ascii="Arial" w:hAnsi="Arial" w:cs="Arial"/>
-          <w:sz w:val="24"/>
-          <w:szCs w:val="24"/>
-        </w:rPr>
-        <w:t xml:space="preserve"> foram estruturadas da seguinte forma: foram identificadas as necessidades nas áreas de documentação, front-end. e </w:t>
-      </w:r>
-      <w:proofErr w:type="spellStart"/>
-      <w:r>
-        <w:rPr>
-          <w:rFonts w:ascii="Arial" w:hAnsi="Arial" w:cs="Arial"/>
-          <w:sz w:val="24"/>
-          <w:szCs w:val="24"/>
-        </w:rPr>
-        <w:t>back</w:t>
-      </w:r>
-      <w:proofErr w:type="spellEnd"/>
-      <w:r>
-        <w:rPr>
-          <w:rFonts w:ascii="Arial" w:hAnsi="Arial" w:cs="Arial"/>
-          <w:sz w:val="24"/>
-          <w:szCs w:val="24"/>
-        </w:rPr>
-        <w:t>-end. Também foi criado um espaço para acompanhar o progresso de cada uma, proporcionando uma visão clara do avanço da equipe. Ao final de cada fase, os requisitos são movidos para a seção de concluídos.</w:t>
-      </w:r>
-    </w:p>
-    <w:p>
-      <w:pPr>
-        <w:rPr>
-          <w:rFonts w:ascii="Arial" w:hAnsi="Arial" w:cs="Arial"/>
-          <w:sz w:val="24"/>
-          <w:szCs w:val="24"/>
-        </w:rPr>
-      </w:pPr>
-      <w:r>
-        <w:rPr>
-          <w:rFonts w:ascii="Arial" w:hAnsi="Arial" w:cs="Arial"/>
-          <w:sz w:val="24"/>
-          <w:szCs w:val="24"/>
-        </w:rPr>
-        <w:t xml:space="preserve">Nesta Sprint, o grupo optou por uma organização diferente em relação à primeira. Assim, as tarefas foram divididas por semanas, o que impactou a forma como o </w:t>
-      </w:r>
-      <w:proofErr w:type="spellStart"/>
-      <w:r>
-        <w:rPr>
-          <w:rFonts w:ascii="Arial" w:hAnsi="Arial" w:cs="Arial"/>
-          <w:sz w:val="24"/>
-          <w:szCs w:val="24"/>
-        </w:rPr>
-        <w:t>Kanban</w:t>
-      </w:r>
-      <w:proofErr w:type="spellEnd"/>
-      <w:r>
-        <w:rPr>
-          <w:rFonts w:ascii="Arial" w:hAnsi="Arial" w:cs="Arial"/>
-          <w:sz w:val="24"/>
-          <w:szCs w:val="24"/>
-        </w:rPr>
-        <w:t xml:space="preserve"> será apresentado.</w:t>
+      </w:pPr>
+    </w:p>
+    <w:p>
+      <w:pPr>
+        <w:rPr>
+          <w:rFonts w:ascii="Arial" w:hAnsi="Arial" w:cs="Arial"/>
+          <w:sz w:val="24"/>
+          <w:szCs w:val="24"/>
+        </w:rPr>
+      </w:pPr>
+      <w:r>
+        <w:rPr>
+          <w:rFonts w:ascii="Arial" w:hAnsi="Arial" w:cs="Arial"/>
+          <w:sz w:val="24"/>
+          <w:szCs w:val="24"/>
+        </w:rPr>
+        <w:t>A Arch-Tech elaborou um cronograma e um método de organização alinhados aos objetivos do projeto. Nesse contexto, as atividades foram categorizadas em tarefas específicas e gerais. O tempo e os critérios de cada unidade curricular foram organizados em Sprints, considerando sua importância.</w:t>
+      </w:r>
+    </w:p>
+    <w:p>
+      <w:pPr>
+        <w:rPr>
+          <w:rFonts w:ascii="Arial" w:hAnsi="Arial" w:cs="Arial"/>
+          <w:sz w:val="24"/>
+          <w:szCs w:val="24"/>
+        </w:rPr>
+      </w:pPr>
+      <w:r>
+        <w:rPr>
+          <w:rFonts w:ascii="Arial" w:hAnsi="Arial" w:cs="Arial"/>
+          <w:sz w:val="24"/>
+          <w:szCs w:val="24"/>
+        </w:rPr>
+        <w:t>Com base nessa abordagem, as prioridades no Kanban foram estruturadas da seguinte forma: foram identificadas as necessidades nas áreas de documentação, front-end. e back-end. Também foi criado um espaço para acompanhar o progresso de cada uma, proporcionando uma visão clara do avanço da equipe. Ao final de cada fase, os requisitos são movidos para a seção de concluídos.</w:t>
+      </w:r>
+    </w:p>
+    <w:p>
+      <w:pPr>
+        <w:rPr>
+          <w:rFonts w:ascii="Arial" w:hAnsi="Arial" w:cs="Arial"/>
+          <w:sz w:val="24"/>
+          <w:szCs w:val="24"/>
+        </w:rPr>
+      </w:pPr>
+      <w:r>
+        <w:rPr>
+          <w:rFonts w:ascii="Arial" w:hAnsi="Arial" w:cs="Arial"/>
+          <w:sz w:val="24"/>
+          <w:szCs w:val="24"/>
+        </w:rPr>
+        <w:t>Nesta Sprint, o grupo optou por uma organização diferente em relação à primeira. Assim, as tarefas foram divididas por semanas, o que impactou a forma como o Kanban será apresentado.</w:t>
       </w:r>
     </w:p>
     <w:p>
@@ -15470,6 +14797,7 @@
       </w:r>
       <w:r>
         <w:rPr>
+          <w:rFonts w:ascii="Arial" w:hAnsi="Arial" w:cs="Arial"/>
           <w:noProof/>
         </w:rPr>
         <mc:AlternateContent>
@@ -15549,46 +14877,73 @@
     <w:p>
       <w:pPr>
         <w:pStyle w:val="NormalWeb"/>
+        <w:rPr>
+          <w:rFonts w:ascii="Arial" w:hAnsi="Arial" w:cs="Arial"/>
+        </w:rPr>
       </w:pPr>
     </w:p>
     <w:p>
       <w:pPr>
         <w:pStyle w:val="NormalWeb"/>
+        <w:rPr>
+          <w:rFonts w:ascii="Arial" w:hAnsi="Arial" w:cs="Arial"/>
+        </w:rPr>
       </w:pPr>
     </w:p>
     <w:p>
       <w:pPr>
         <w:pStyle w:val="NormalWeb"/>
+        <w:rPr>
+          <w:rFonts w:ascii="Arial" w:hAnsi="Arial" w:cs="Arial"/>
+        </w:rPr>
       </w:pPr>
     </w:p>
     <w:p>
       <w:pPr>
         <w:pStyle w:val="NormalWeb"/>
+        <w:rPr>
+          <w:rFonts w:ascii="Arial" w:hAnsi="Arial" w:cs="Arial"/>
+        </w:rPr>
       </w:pPr>
     </w:p>
     <w:p>
       <w:pPr>
         <w:pStyle w:val="NormalWeb"/>
+        <w:rPr>
+          <w:rFonts w:ascii="Arial" w:hAnsi="Arial" w:cs="Arial"/>
+        </w:rPr>
       </w:pPr>
     </w:p>
     <w:p>
       <w:pPr>
         <w:pStyle w:val="NormalWeb"/>
+        <w:rPr>
+          <w:rFonts w:ascii="Arial" w:hAnsi="Arial" w:cs="Arial"/>
+        </w:rPr>
       </w:pPr>
     </w:p>
     <w:p>
       <w:pPr>
         <w:pStyle w:val="NormalWeb"/>
+        <w:rPr>
+          <w:rFonts w:ascii="Arial" w:hAnsi="Arial" w:cs="Arial"/>
+        </w:rPr>
       </w:pPr>
     </w:p>
     <w:p>
       <w:pPr>
         <w:pStyle w:val="NormalWeb"/>
+        <w:rPr>
+          <w:rFonts w:ascii="Arial" w:hAnsi="Arial" w:cs="Arial"/>
+        </w:rPr>
       </w:pPr>
     </w:p>
     <w:p>
       <w:pPr>
         <w:pStyle w:val="NormalWeb"/>
+        <w:rPr>
+          <w:rFonts w:ascii="Arial" w:hAnsi="Arial" w:cs="Arial"/>
+        </w:rPr>
       </w:pPr>
     </w:p>
     <w:p>
@@ -15616,6 +14971,7 @@
       </w:pPr>
       <w:r>
         <w:rPr>
+          <w:rFonts w:ascii="Arial" w:hAnsi="Arial" w:cs="Arial"/>
           <w:noProof/>
         </w:rPr>
         <w:drawing>
@@ -15662,6 +15018,7 @@
       </w:r>
       <w:r>
         <w:rPr>
+          <w:rFonts w:ascii="Arial" w:hAnsi="Arial" w:cs="Arial"/>
           <w:noProof/>
         </w:rPr>
         <mc:AlternateContent>
@@ -15732,48 +15089,66 @@
         </mc:AlternateContent>
       </w:r>
       <w:r>
-        <w:t xml:space="preserve"> </w:t>
-      </w:r>
-      <w:r>
-        <w:rPr>
-          <w:rFonts w:ascii="Arial" w:hAnsi="Arial" w:cs="Arial"/>
-        </w:rPr>
-        <w:t>Na terceira semana foi iniciado o carregamento do histórico do app, componente de tela do perfil, e a documentação dos Sprints</w:t>
+        <w:rPr>
+          <w:rFonts w:ascii="Arial" w:hAnsi="Arial" w:cs="Arial"/>
+        </w:rPr>
+        <w:t xml:space="preserve"> Na terceira semana foi iniciado o carregamento do histórico do app, componente de tela do perfil, e a documentação dos Sprints</w:t>
       </w:r>
     </w:p>
     <w:p>
       <w:pPr>
         <w:pStyle w:val="NormalWeb"/>
+        <w:rPr>
+          <w:rFonts w:ascii="Arial" w:hAnsi="Arial" w:cs="Arial"/>
+        </w:rPr>
       </w:pPr>
     </w:p>
     <w:p>
       <w:pPr>
         <w:pStyle w:val="NormalWeb"/>
+        <w:rPr>
+          <w:rFonts w:ascii="Arial" w:hAnsi="Arial" w:cs="Arial"/>
+        </w:rPr>
       </w:pPr>
     </w:p>
     <w:p>
       <w:pPr>
         <w:pStyle w:val="NormalWeb"/>
+        <w:rPr>
+          <w:rFonts w:ascii="Arial" w:hAnsi="Arial" w:cs="Arial"/>
+        </w:rPr>
       </w:pPr>
     </w:p>
     <w:p>
       <w:pPr>
         <w:pStyle w:val="NormalWeb"/>
+        <w:rPr>
+          <w:rFonts w:ascii="Arial" w:hAnsi="Arial" w:cs="Arial"/>
+        </w:rPr>
       </w:pPr>
     </w:p>
     <w:p>
       <w:pPr>
         <w:pStyle w:val="NormalWeb"/>
+        <w:rPr>
+          <w:rFonts w:ascii="Arial" w:hAnsi="Arial" w:cs="Arial"/>
+        </w:rPr>
       </w:pPr>
     </w:p>
     <w:p>
       <w:pPr>
         <w:pStyle w:val="NormalWeb"/>
+        <w:rPr>
+          <w:rFonts w:ascii="Arial" w:hAnsi="Arial" w:cs="Arial"/>
+        </w:rPr>
       </w:pPr>
     </w:p>
     <w:p>
       <w:pPr>
         <w:pStyle w:val="NormalWeb"/>
+        <w:rPr>
+          <w:rFonts w:ascii="Arial" w:hAnsi="Arial" w:cs="Arial"/>
+        </w:rPr>
       </w:pPr>
     </w:p>
     <w:p>
@@ -15795,9 +15170,13 @@
     <w:p>
       <w:pPr>
         <w:pStyle w:val="NormalWeb"/>
-      </w:pPr>
-      <w:r>
-        <w:rPr>
+        <w:rPr>
+          <w:rFonts w:ascii="Arial" w:hAnsi="Arial" w:cs="Arial"/>
+        </w:rPr>
+      </w:pPr>
+      <w:r>
+        <w:rPr>
+          <w:rFonts w:ascii="Arial" w:hAnsi="Arial" w:cs="Arial"/>
           <w:noProof/>
         </w:rPr>
         <w:drawing>
@@ -15854,19 +15233,7 @@
         <w:rPr>
           <w:rFonts w:ascii="Arial" w:hAnsi="Arial" w:cs="Arial"/>
         </w:rPr>
-        <w:t xml:space="preserve">Semana quatro, </w:t>
-      </w:r>
-      <w:r>
-        <w:rPr>
-          <w:rFonts w:ascii="Arial" w:hAnsi="Arial" w:cs="Arial"/>
-        </w:rPr>
-        <w:t xml:space="preserve">sprint dois </w:t>
-      </w:r>
-      <w:r>
-        <w:rPr>
-          <w:rFonts w:ascii="Arial" w:hAnsi="Arial" w:cs="Arial"/>
-        </w:rPr>
-        <w:t xml:space="preserve">já finalizado. </w:t>
+        <w:t xml:space="preserve">Semana quatro, sprint dois já finalizado. </w:t>
       </w:r>
     </w:p>
     <w:p>
@@ -16371,7 +15738,13 @@
         </w:rPr>
       </w:pPr>
     </w:p>
-    <w:p/>
+    <w:p>
+      <w:pPr>
+        <w:rPr>
+          <w:rFonts w:ascii="Arial" w:hAnsi="Arial" w:cs="Arial"/>
+        </w:rPr>
+      </w:pPr>
+    </w:p>
     <w:p>
       <w:pPr>
         <w:pStyle w:val="Ttulo1"/>
@@ -16388,7 +15761,7 @@
           <w:szCs w:val="24"/>
         </w:rPr>
       </w:pPr>
-      <w:bookmarkStart w:id="23" w:name="_Toc14160061"/>
+      <w:bookmarkStart w:id="22" w:name="_Toc14160061"/>
       <w:r>
         <w:rPr>
           <w:rFonts w:ascii="Arial" w:hAnsi="Arial" w:cs="Arial"/>
@@ -16398,7 +15771,7 @@
         </w:rPr>
         <w:t>Modelo de Dados</w:t>
       </w:r>
-      <w:bookmarkEnd w:id="23"/>
+      <w:bookmarkEnd w:id="22"/>
     </w:p>
     <w:p>
       <w:pPr>
@@ -16436,7 +15809,7 @@
           <w:szCs w:val="24"/>
         </w:rPr>
       </w:pPr>
-      <w:bookmarkStart w:id="24" w:name="_Toc14160062"/>
+      <w:bookmarkStart w:id="23" w:name="_Toc14160062"/>
       <w:r>
         <w:rPr>
           <w:rFonts w:ascii="Arial" w:hAnsi="Arial" w:cs="Arial"/>
@@ -16449,15 +15822,19 @@
         <w:lastRenderedPageBreak/>
         <w:t>Diagrama de Entidade e Relacionamento</w:t>
       </w:r>
-      <w:bookmarkEnd w:id="24"/>
+      <w:bookmarkEnd w:id="23"/>
     </w:p>
     <w:p>
       <w:pPr>
         <w:spacing w:line="360" w:lineRule="auto"/>
         <w:jc w:val="both"/>
-      </w:pPr>
-      <w:r>
-        <w:rPr>
+        <w:rPr>
+          <w:rFonts w:ascii="Arial" w:hAnsi="Arial" w:cs="Arial"/>
+        </w:rPr>
+      </w:pPr>
+      <w:r>
+        <w:rPr>
+          <w:rFonts w:ascii="Arial" w:hAnsi="Arial" w:cs="Arial"/>
           <w:noProof/>
         </w:rPr>
         <w:drawing>
@@ -16520,7 +15897,7 @@
           <w:szCs w:val="24"/>
         </w:rPr>
       </w:pPr>
-      <w:bookmarkStart w:id="25" w:name="_Toc14160063"/>
+      <w:bookmarkStart w:id="24" w:name="_Toc14160063"/>
       <w:r>
         <w:rPr>
           <w:rFonts w:ascii="Arial" w:hAnsi="Arial" w:cs="Arial"/>
@@ -16532,7 +15909,7 @@
         </w:rPr>
         <w:t>Modelo lógico do banco de dados</w:t>
       </w:r>
-      <w:bookmarkEnd w:id="25"/>
+      <w:bookmarkEnd w:id="24"/>
       <w:r>
         <w:rPr>
           <w:rFonts w:ascii="Arial" w:hAnsi="Arial" w:cs="Arial"/>
@@ -16549,9 +15926,13 @@
       <w:pPr>
         <w:spacing w:line="360" w:lineRule="auto"/>
         <w:jc w:val="both"/>
-      </w:pPr>
-      <w:r>
-        <w:rPr>
+        <w:rPr>
+          <w:rFonts w:ascii="Arial" w:hAnsi="Arial" w:cs="Arial"/>
+        </w:rPr>
+      </w:pPr>
+      <w:r>
+        <w:rPr>
+          <w:rFonts w:ascii="Arial" w:hAnsi="Arial" w:cs="Arial"/>
           <w:noProof/>
         </w:rPr>
         <w:drawing>
@@ -16614,7 +15995,7 @@
           <w:szCs w:val="24"/>
         </w:rPr>
       </w:pPr>
-      <w:bookmarkStart w:id="26" w:name="_Toc14160064"/>
+      <w:bookmarkStart w:id="25" w:name="_Toc14160064"/>
       <w:r>
         <w:rPr>
           <w:rFonts w:ascii="Arial" w:hAnsi="Arial" w:cs="Arial"/>
@@ -16626,7 +16007,7 @@
         <w:lastRenderedPageBreak/>
         <w:t>Dicionário de dados</w:t>
       </w:r>
-      <w:bookmarkEnd w:id="26"/>
+      <w:bookmarkEnd w:id="25"/>
       <w:r>
         <w:rPr>
           <w:rFonts w:ascii="Arial" w:hAnsi="Arial" w:cs="Arial"/>
@@ -16662,43 +16043,7 @@
           <w:sz w:val="24"/>
           <w:szCs w:val="24"/>
         </w:rPr>
-        <w:t xml:space="preserve">banco de dados não-relacional </w:t>
-      </w:r>
-      <w:proofErr w:type="spellStart"/>
-      <w:r>
-        <w:rPr>
-          <w:rFonts w:ascii="Arial" w:hAnsi="Arial" w:cs="Arial"/>
-          <w:sz w:val="24"/>
-          <w:szCs w:val="24"/>
-        </w:rPr>
-        <w:t>firestore</w:t>
-      </w:r>
-      <w:proofErr w:type="spellEnd"/>
-      <w:r>
-        <w:rPr>
-          <w:rFonts w:ascii="Arial" w:hAnsi="Arial" w:cs="Arial"/>
-          <w:sz w:val="24"/>
-          <w:szCs w:val="24"/>
-        </w:rPr>
-        <w:t xml:space="preserve">, do </w:t>
-      </w:r>
-      <w:proofErr w:type="spellStart"/>
-      <w:r>
-        <w:rPr>
-          <w:rFonts w:ascii="Arial" w:hAnsi="Arial" w:cs="Arial"/>
-          <w:sz w:val="24"/>
-          <w:szCs w:val="24"/>
-        </w:rPr>
-        <w:t>firebase</w:t>
-      </w:r>
-      <w:proofErr w:type="spellEnd"/>
-      <w:r>
-        <w:rPr>
-          <w:rFonts w:ascii="Arial" w:hAnsi="Arial" w:cs="Arial"/>
-          <w:sz w:val="24"/>
-          <w:szCs w:val="24"/>
-        </w:rPr>
-        <w:t>.</w:t>
+        <w:t>banco de dados não-relacional firestore, do firebase.</w:t>
       </w:r>
     </w:p>
     <w:p>
@@ -16737,7 +16082,7 @@
           <w:lang w:val="en-US"/>
         </w:rPr>
       </w:pPr>
-      <w:bookmarkStart w:id="27" w:name="_Toc14160065"/>
+      <w:bookmarkStart w:id="26" w:name="_Toc14160065"/>
       <w:r>
         <w:rPr>
           <w:rFonts w:ascii="Arial" w:hAnsi="Arial" w:cs="Arial"/>
@@ -16749,7 +16094,7 @@
         <w:lastRenderedPageBreak/>
         <w:t>PRINCIPAIS TELAS DO SISTEMA</w:t>
       </w:r>
-      <w:bookmarkEnd w:id="27"/>
+      <w:bookmarkEnd w:id="26"/>
     </w:p>
     <w:p>
       <w:pPr>
@@ -16779,9 +16124,13 @@
       <w:pPr>
         <w:spacing w:line="360" w:lineRule="auto"/>
         <w:jc w:val="both"/>
-      </w:pPr>
-      <w:r>
-        <w:rPr>
+        <w:rPr>
+          <w:rFonts w:ascii="Arial" w:hAnsi="Arial" w:cs="Arial"/>
+        </w:rPr>
+      </w:pPr>
+      <w:r>
+        <w:rPr>
+          <w:rFonts w:ascii="Arial" w:hAnsi="Arial" w:cs="Arial"/>
           <w:noProof/>
         </w:rPr>
         <w:drawing>
@@ -16831,6 +16180,9 @@
       <w:pPr>
         <w:spacing w:line="360" w:lineRule="auto"/>
         <w:jc w:val="both"/>
+        <w:rPr>
+          <w:rFonts w:ascii="Arial" w:hAnsi="Arial" w:cs="Arial"/>
+        </w:rPr>
       </w:pPr>
     </w:p>
     <w:p>
@@ -16867,8 +16219,14 @@
       </w:r>
     </w:p>
     <w:p>
-      <w:r>
-        <w:rPr>
+      <w:pPr>
+        <w:rPr>
+          <w:rFonts w:ascii="Arial" w:hAnsi="Arial" w:cs="Arial"/>
+        </w:rPr>
+      </w:pPr>
+      <w:r>
+        <w:rPr>
+          <w:rFonts w:ascii="Arial" w:hAnsi="Arial" w:cs="Arial"/>
           <w:noProof/>
         </w:rPr>
         <w:drawing>
@@ -16917,6 +16275,9 @@
     <w:p>
       <w:pPr>
         <w:pStyle w:val="PargrafodaLista"/>
+        <w:rPr>
+          <w:rFonts w:ascii="Arial" w:hAnsi="Arial" w:cs="Arial"/>
+        </w:rPr>
       </w:pPr>
     </w:p>
     <w:p>
@@ -16942,8 +16303,14 @@
       </w:r>
     </w:p>
     <w:p>
-      <w:r>
-        <w:rPr>
+      <w:pPr>
+        <w:rPr>
+          <w:rFonts w:ascii="Arial" w:hAnsi="Arial" w:cs="Arial"/>
+        </w:rPr>
+      </w:pPr>
+      <w:r>
+        <w:rPr>
+          <w:rFonts w:ascii="Arial" w:hAnsi="Arial" w:cs="Arial"/>
           <w:noProof/>
         </w:rPr>
         <w:lastRenderedPageBreak/>
@@ -16993,6 +16360,9 @@
     <w:p>
       <w:pPr>
         <w:pStyle w:val="PargrafodaLista"/>
+        <w:rPr>
+          <w:rFonts w:ascii="Arial" w:hAnsi="Arial" w:cs="Arial"/>
+        </w:rPr>
       </w:pPr>
     </w:p>
     <w:p>
@@ -17026,8 +16396,14 @@
       </w:r>
     </w:p>
     <w:p>
-      <w:r>
-        <w:rPr>
+      <w:pPr>
+        <w:rPr>
+          <w:rFonts w:ascii="Arial" w:hAnsi="Arial" w:cs="Arial"/>
+        </w:rPr>
+      </w:pPr>
+      <w:r>
+        <w:rPr>
+          <w:rFonts w:ascii="Arial" w:hAnsi="Arial" w:cs="Arial"/>
           <w:noProof/>
         </w:rPr>
         <w:lastRenderedPageBreak/>
@@ -17074,7 +16450,13 @@
         </w:drawing>
       </w:r>
     </w:p>
-    <w:p/>
+    <w:p>
+      <w:pPr>
+        <w:rPr>
+          <w:rFonts w:ascii="Arial" w:hAnsi="Arial" w:cs="Arial"/>
+        </w:rPr>
+      </w:pPr>
+    </w:p>
     <w:p>
       <w:pPr>
         <w:pStyle w:val="PargrafodaLista"/>
@@ -17082,6 +16464,9 @@
           <w:ilvl w:val="0"/>
           <w:numId w:val="5"/>
         </w:numPr>
+        <w:rPr>
+          <w:rFonts w:ascii="Arial" w:hAnsi="Arial" w:cs="Arial"/>
+        </w:rPr>
       </w:pPr>
       <w:r>
         <w:rPr>
@@ -17093,8 +16478,14 @@
       </w:r>
     </w:p>
     <w:p>
-      <w:r>
-        <w:rPr>
+      <w:pPr>
+        <w:rPr>
+          <w:rFonts w:ascii="Arial" w:hAnsi="Arial" w:cs="Arial"/>
+        </w:rPr>
+      </w:pPr>
+      <w:r>
+        <w:rPr>
+          <w:rFonts w:ascii="Arial" w:hAnsi="Arial" w:cs="Arial"/>
           <w:noProof/>
         </w:rPr>
         <w:lastRenderedPageBreak/>
@@ -17141,7 +16532,13 @@
         </w:drawing>
       </w:r>
     </w:p>
-    <w:p/>
+    <w:p>
+      <w:pPr>
+        <w:rPr>
+          <w:rFonts w:ascii="Arial" w:hAnsi="Arial" w:cs="Arial"/>
+        </w:rPr>
+      </w:pPr>
+    </w:p>
     <w:p>
       <w:pPr>
         <w:pStyle w:val="PargrafodaLista"/>
@@ -17149,6 +16546,9 @@
           <w:ilvl w:val="0"/>
           <w:numId w:val="4"/>
         </w:numPr>
+        <w:rPr>
+          <w:rFonts w:ascii="Arial" w:hAnsi="Arial" w:cs="Arial"/>
+        </w:rPr>
       </w:pPr>
       <w:r>
         <w:rPr>
@@ -17160,8 +16560,14 @@
       </w:r>
     </w:p>
     <w:p>
-      <w:r>
-        <w:rPr>
+      <w:pPr>
+        <w:rPr>
+          <w:rFonts w:ascii="Arial" w:hAnsi="Arial" w:cs="Arial"/>
+        </w:rPr>
+      </w:pPr>
+      <w:r>
+        <w:rPr>
+          <w:rFonts w:ascii="Arial" w:hAnsi="Arial" w:cs="Arial"/>
           <w:noProof/>
         </w:rPr>
         <w:lastRenderedPageBreak/>
@@ -17208,7 +16614,13 @@
         </w:drawing>
       </w:r>
     </w:p>
-    <w:p/>
+    <w:p>
+      <w:pPr>
+        <w:rPr>
+          <w:rFonts w:ascii="Arial" w:hAnsi="Arial" w:cs="Arial"/>
+        </w:rPr>
+      </w:pPr>
+    </w:p>
     <w:p>
       <w:pPr>
         <w:pStyle w:val="PargrafodaLista"/>
@@ -17232,8 +16644,14 @@
       </w:r>
     </w:p>
     <w:p>
-      <w:r>
-        <w:rPr>
+      <w:pPr>
+        <w:rPr>
+          <w:rFonts w:ascii="Arial" w:hAnsi="Arial" w:cs="Arial"/>
+        </w:rPr>
+      </w:pPr>
+      <w:r>
+        <w:rPr>
+          <w:rFonts w:ascii="Arial" w:hAnsi="Arial" w:cs="Arial"/>
           <w:noProof/>
         </w:rPr>
         <w:lastRenderedPageBreak/>
@@ -17280,7 +16698,13 @@
         </w:drawing>
       </w:r>
     </w:p>
-    <w:p/>
+    <w:p>
+      <w:pPr>
+        <w:rPr>
+          <w:rFonts w:ascii="Arial" w:hAnsi="Arial" w:cs="Arial"/>
+        </w:rPr>
+      </w:pPr>
+    </w:p>
     <w:p>
       <w:pPr>
         <w:pStyle w:val="PargrafodaLista"/>
@@ -17288,6 +16712,9 @@
           <w:ilvl w:val="0"/>
           <w:numId w:val="2"/>
         </w:numPr>
+        <w:rPr>
+          <w:rFonts w:ascii="Arial" w:hAnsi="Arial" w:cs="Arial"/>
+        </w:rPr>
       </w:pPr>
       <w:r>
         <w:rPr>
@@ -17299,8 +16726,14 @@
       </w:r>
     </w:p>
     <w:p>
-      <w:r>
-        <w:rPr>
+      <w:pPr>
+        <w:rPr>
+          <w:rFonts w:ascii="Arial" w:hAnsi="Arial" w:cs="Arial"/>
+        </w:rPr>
+      </w:pPr>
+      <w:r>
+        <w:rPr>
+          <w:rFonts w:ascii="Arial" w:hAnsi="Arial" w:cs="Arial"/>
           <w:noProof/>
         </w:rPr>
         <w:lastRenderedPageBreak/>
@@ -17347,7 +16780,13 @@
         </w:drawing>
       </w:r>
     </w:p>
-    <w:p/>
+    <w:p>
+      <w:pPr>
+        <w:rPr>
+          <w:rFonts w:ascii="Arial" w:hAnsi="Arial" w:cs="Arial"/>
+        </w:rPr>
+      </w:pPr>
+    </w:p>
     <w:p>
       <w:pPr>
         <w:pStyle w:val="PargrafodaLista"/>
@@ -17355,6 +16794,9 @@
           <w:ilvl w:val="0"/>
           <w:numId w:val="1"/>
         </w:numPr>
+        <w:rPr>
+          <w:rFonts w:ascii="Arial" w:hAnsi="Arial" w:cs="Arial"/>
+        </w:rPr>
       </w:pPr>
       <w:r>
         <w:rPr>
@@ -17366,8 +16808,14 @@
       </w:r>
     </w:p>
     <w:p>
-      <w:r>
-        <w:rPr>
+      <w:pPr>
+        <w:rPr>
+          <w:rFonts w:ascii="Arial" w:hAnsi="Arial" w:cs="Arial"/>
+        </w:rPr>
+      </w:pPr>
+      <w:r>
+        <w:rPr>
+          <w:rFonts w:ascii="Arial" w:hAnsi="Arial" w:cs="Arial"/>
           <w:noProof/>
         </w:rPr>
         <w:lastRenderedPageBreak/>
@@ -17430,7 +16878,7 @@
           <w:szCs w:val="24"/>
         </w:rPr>
       </w:pPr>
-      <w:bookmarkStart w:id="28" w:name="_Toc14160066"/>
+      <w:bookmarkStart w:id="27" w:name="_Toc14160066"/>
       <w:r>
         <w:rPr>
           <w:rFonts w:ascii="Arial" w:hAnsi="Arial" w:cs="Arial"/>
@@ -17440,7 +16888,7 @@
         </w:rPr>
         <w:t>CONCLUSÃO</w:t>
       </w:r>
-      <w:bookmarkEnd w:id="28"/>
+      <w:bookmarkEnd w:id="27"/>
     </w:p>
     <w:p>
       <w:pPr>
@@ -17458,8 +16906,8 @@
           <w:szCs w:val="24"/>
         </w:rPr>
       </w:pPr>
-      <w:bookmarkStart w:id="29" w:name="_Toc14160067"/>
-      <w:bookmarkStart w:id="30" w:name="_Toc90215145"/>
+      <w:bookmarkStart w:id="28" w:name="_Toc14160067"/>
+      <w:bookmarkStart w:id="29" w:name="_Toc90215145"/>
       <w:r>
         <w:rPr>
           <w:rFonts w:ascii="Arial" w:hAnsi="Arial" w:cs="Arial"/>
@@ -17469,7 +16917,7 @@
         </w:rPr>
         <w:t>Escreva os resultados obtidos</w:t>
       </w:r>
-      <w:bookmarkEnd w:id="29"/>
+      <w:bookmarkEnd w:id="28"/>
     </w:p>
     <w:p>
       <w:pPr>
@@ -17514,7 +16962,7 @@
           <w:szCs w:val="24"/>
         </w:rPr>
       </w:pPr>
-      <w:bookmarkStart w:id="31" w:name="_Toc14160068"/>
+      <w:bookmarkStart w:id="30" w:name="_Toc14160068"/>
       <w:r>
         <w:rPr>
           <w:rFonts w:ascii="Arial" w:hAnsi="Arial" w:cs="Arial"/>
@@ -17524,9 +16972,9 @@
         </w:rPr>
         <w:t>Constatações</w:t>
       </w:r>
-      <w:bookmarkStart w:id="32" w:name="_Toc90215144"/>
+      <w:bookmarkStart w:id="31" w:name="_Toc90215144"/>
+      <w:bookmarkEnd w:id="29"/>
       <w:bookmarkEnd w:id="30"/>
-      <w:bookmarkEnd w:id="31"/>
       <w:r>
         <w:rPr>
           <w:rFonts w:ascii="Arial" w:hAnsi="Arial" w:cs="Arial"/>
@@ -17537,7 +16985,7 @@
         <w:t xml:space="preserve"> </w:t>
       </w:r>
     </w:p>
-    <w:bookmarkEnd w:id="32"/>
+    <w:bookmarkEnd w:id="31"/>
     <w:p>
       <w:pPr>
         <w:spacing w:line="360" w:lineRule="auto"/>
@@ -17573,8 +17021,8 @@
           <w:szCs w:val="24"/>
         </w:rPr>
       </w:pPr>
-      <w:bookmarkStart w:id="33" w:name="_Toc90215146"/>
-      <w:bookmarkStart w:id="34" w:name="_Toc14160069"/>
+      <w:bookmarkStart w:id="32" w:name="_Toc90215146"/>
+      <w:bookmarkStart w:id="33" w:name="_Toc14160069"/>
       <w:r>
         <w:rPr>
           <w:rFonts w:ascii="Arial" w:hAnsi="Arial" w:cs="Arial"/>
@@ -17593,8 +17041,8 @@
         </w:rPr>
         <w:t>ugestões de possíveis aperfeiçoamentos técnicos</w:t>
       </w:r>
+      <w:bookmarkEnd w:id="32"/>
       <w:bookmarkEnd w:id="33"/>
-      <w:bookmarkEnd w:id="34"/>
       <w:r>
         <w:rPr>
           <w:rFonts w:ascii="Arial" w:hAnsi="Arial" w:cs="Arial"/>
@@ -17671,7 +17119,7 @@
           <w:szCs w:val="24"/>
         </w:rPr>
       </w:pPr>
-      <w:bookmarkStart w:id="35" w:name="_Toc14160070"/>
+      <w:bookmarkStart w:id="34" w:name="_Toc14160070"/>
       <w:r>
         <w:rPr>
           <w:rFonts w:ascii="Arial" w:hAnsi="Arial" w:cs="Arial"/>
@@ -17682,7 +17130,7 @@
         <w:lastRenderedPageBreak/>
         <w:t>REFERÊNCIAS</w:t>
       </w:r>
-      <w:bookmarkEnd w:id="35"/>
+      <w:bookmarkEnd w:id="34"/>
     </w:p>
     <w:p>
       <w:pPr>
@@ -17690,7 +17138,7 @@
         <w:jc w:val="both"/>
         <w:rPr>
           <w:rStyle w:val="Hyperlink"/>
-          <w:rFonts w:ascii="Times New Roman" w:eastAsia="Times New Roman" w:hAnsi="Times New Roman" w:cs="Times New Roman"/>
+          <w:rFonts w:ascii="Arial" w:eastAsia="Times New Roman" w:hAnsi="Arial" w:cs="Arial"/>
           <w:sz w:val="24"/>
           <w:szCs w:val="24"/>
         </w:rPr>
@@ -17699,7 +17147,7 @@
         <w:r>
           <w:rPr>
             <w:rStyle w:val="Hyperlink"/>
-            <w:rFonts w:ascii="Times New Roman" w:eastAsia="Times New Roman" w:hAnsi="Times New Roman" w:cs="Times New Roman"/>
+            <w:rFonts w:ascii="Arial" w:eastAsia="Times New Roman" w:hAnsi="Arial" w:cs="Arial"/>
             <w:sz w:val="24"/>
             <w:szCs w:val="24"/>
           </w:rPr>
@@ -17708,7 +17156,15 @@
       </w:hyperlink>
     </w:p>
     <w:p>
-      <w:r>
+      <w:pPr>
+        <w:rPr>
+          <w:rFonts w:ascii="Arial" w:hAnsi="Arial" w:cs="Arial"/>
+        </w:rPr>
+      </w:pPr>
+      <w:r>
+        <w:rPr>
+          <w:rFonts w:ascii="Arial" w:hAnsi="Arial" w:cs="Arial"/>
+        </w:rPr>
         <w:br w:type="page"/>
       </w:r>
     </w:p>
@@ -17728,7 +17184,7 @@
           <w:szCs w:val="24"/>
         </w:rPr>
       </w:pPr>
-      <w:bookmarkStart w:id="36" w:name="_Toc14160071"/>
+      <w:bookmarkStart w:id="35" w:name="_Toc14160071"/>
       <w:r>
         <w:rPr>
           <w:rFonts w:ascii="Arial" w:hAnsi="Arial" w:cs="Arial"/>
@@ -17739,7 +17195,7 @@
         <w:lastRenderedPageBreak/>
         <w:t>GLOSSÁRIO</w:t>
       </w:r>
-      <w:bookmarkEnd w:id="36"/>
+      <w:bookmarkEnd w:id="35"/>
     </w:p>
     <w:p>
       <w:pPr>
@@ -17761,7 +17217,15 @@
       </w:r>
     </w:p>
     <w:p>
-      <w:r>
+      <w:pPr>
+        <w:rPr>
+          <w:rFonts w:ascii="Arial" w:hAnsi="Arial" w:cs="Arial"/>
+        </w:rPr>
+      </w:pPr>
+      <w:r>
+        <w:rPr>
+          <w:rFonts w:ascii="Arial" w:hAnsi="Arial" w:cs="Arial"/>
+        </w:rPr>
         <w:br w:type="page"/>
       </w:r>
     </w:p>
@@ -17781,7 +17245,7 @@
           <w:szCs w:val="24"/>
         </w:rPr>
       </w:pPr>
-      <w:bookmarkStart w:id="37" w:name="_Toc14160072"/>
+      <w:bookmarkStart w:id="36" w:name="_Toc14160072"/>
       <w:r>
         <w:rPr>
           <w:rFonts w:ascii="Arial" w:hAnsi="Arial" w:cs="Arial"/>
@@ -17792,7 +17256,7 @@
         <w:lastRenderedPageBreak/>
         <w:t>ANEXOS</w:t>
       </w:r>
-      <w:bookmarkEnd w:id="37"/>
+      <w:bookmarkEnd w:id="36"/>
     </w:p>
     <w:p>
       <w:pPr>
@@ -17915,7 +17379,7 @@
 </file>
 
 <file path=word/endnotes.xml><?xml version="1.0" encoding="utf-8"?>
-<w:endnotes xmlns:wpc="http://schemas.microsoft.com/office/word/2010/wordprocessingCanvas" xmlns:cx="http://schemas.microsoft.com/office/drawing/2014/chartex" xmlns:cx1="http://schemas.microsoft.com/office/drawing/2015/9/8/chartex" xmlns:cx2="http://schemas.microsoft.com/office/drawing/2015/10/21/chartex" xmlns:cx3="http://schemas.microsoft.com/office/drawing/2016/5/9/chartex" xmlns:cx4="http://schemas.microsoft.com/office/drawing/2016/5/10/chartex" xmlns:cx5="http://schemas.microsoft.com/office/drawing/2016/5/11/chartex" xmlns:cx6="http://schemas.microsoft.com/office/drawing/2016/5/12/chartex" xmlns:cx7="http://schemas.microsoft.com/office/drawing/2016/5/13/chartex" xmlns:cx8="http://schemas.microsoft.com/office/drawing/2016/5/14/chartex" xmlns:mc="http://schemas.openxmlformats.org/markup-compatibility/2006" xmlns:aink="http://schemas.microsoft.com/office/drawing/2016/ink" xmlns:am3d="http://schemas.microsoft.com/office/drawing/2017/model3d" xmlns:o="urn:schemas-microsoft-com:office:office" xmlns:r="http://schemas.openxmlformats.org/officeDocument/2006/relationships" xmlns:m="http://schemas.openxmlformats.org/officeDocument/2006/math" xmlns:v="urn:schemas-microsoft-com:vml" xmlns:wp14="http://schemas.microsoft.com/office/word/2010/wordprocessingDrawing" xmlns:wp="http://schemas.openxmlformats.org/drawingml/2006/wordprocessingDrawing" xmlns:w10="urn:schemas-microsoft-com:office:word" xmlns:w="http://schemas.openxmlformats.org/wordprocessingml/2006/main" xmlns:w14="http://schemas.microsoft.com/office/word/2010/wordml" xmlns:w15="http://schemas.microsoft.com/office/word/2012/wordml" xmlns:w16cid="http://schemas.microsoft.com/office/word/2016/wordml/cid" xmlns:w16se="http://schemas.microsoft.com/office/word/2015/wordml/symex" xmlns:wpg="http://schemas.microsoft.com/office/word/2010/wordprocessingGroup" xmlns:wpi="http://schemas.microsoft.com/office/word/2010/wordprocessingInk" xmlns:wne="http://schemas.microsoft.com/office/word/2006/wordml" xmlns:wps="http://schemas.microsoft.com/office/word/2010/wordprocessingShape" mc:Ignorable="w14 w15 w16se w16cid wp14">
+<w:endnotes xmlns:wpc="http://schemas.microsoft.com/office/word/2010/wordprocessingCanvas" xmlns:cx="http://schemas.microsoft.com/office/drawing/2014/chartex" xmlns:cx1="http://schemas.microsoft.com/office/drawing/2015/9/8/chartex" xmlns:cx2="http://schemas.microsoft.com/office/drawing/2015/10/21/chartex" xmlns:cx3="http://schemas.microsoft.com/office/drawing/2016/5/9/chartex" xmlns:cx4="http://schemas.microsoft.com/office/drawing/2016/5/10/chartex" xmlns:cx5="http://schemas.microsoft.com/office/drawing/2016/5/11/chartex" xmlns:cx6="http://schemas.microsoft.com/office/drawing/2016/5/12/chartex" xmlns:cx7="http://schemas.microsoft.com/office/drawing/2016/5/13/chartex" xmlns:cx8="http://schemas.microsoft.com/office/drawing/2016/5/14/chartex" xmlns:mc="http://schemas.openxmlformats.org/markup-compatibility/2006" xmlns:aink="http://schemas.microsoft.com/office/drawing/2016/ink" xmlns:am3d="http://schemas.microsoft.com/office/drawing/2017/model3d" xmlns:o="urn:schemas-microsoft-com:office:office" xmlns:oel="http://schemas.microsoft.com/office/2019/extlst" xmlns:r="http://schemas.openxmlformats.org/officeDocument/2006/relationships" xmlns:m="http://schemas.openxmlformats.org/officeDocument/2006/math" xmlns:v="urn:schemas-microsoft-com:vml" xmlns:wp14="http://schemas.microsoft.com/office/word/2010/wordprocessingDrawing" xmlns:wp="http://schemas.openxmlformats.org/drawingml/2006/wordprocessingDrawing" xmlns:w10="urn:schemas-microsoft-com:office:word" xmlns:w="http://schemas.openxmlformats.org/wordprocessingml/2006/main" xmlns:w14="http://schemas.microsoft.com/office/word/2010/wordml" xmlns:w15="http://schemas.microsoft.com/office/word/2012/wordml" xmlns:w16cex="http://schemas.microsoft.com/office/word/2018/wordml/cex" xmlns:w16cid="http://schemas.microsoft.com/office/word/2016/wordml/cid" xmlns:w16="http://schemas.microsoft.com/office/word/2018/wordml" xmlns:w16du="http://schemas.microsoft.com/office/word/2023/wordml/word16du" xmlns:w16sdtdh="http://schemas.microsoft.com/office/word/2020/wordml/sdtdatahash" xmlns:w16se="http://schemas.microsoft.com/office/word/2015/wordml/symex" xmlns:wpg="http://schemas.microsoft.com/office/word/2010/wordprocessingGroup" xmlns:wpi="http://schemas.microsoft.com/office/word/2010/wordprocessingInk" xmlns:wne="http://schemas.microsoft.com/office/word/2006/wordml" xmlns:wps="http://schemas.microsoft.com/office/word/2010/wordprocessingShape" mc:Ignorable="w14 w15 w16se w16cid w16 w16cex w16sdtdh w16du wp14">
   <w:endnote w:type="separator" w:id="-1">
     <w:p>
       <w:pPr>
@@ -17940,7 +17404,7 @@
 </file>
 
 <file path=word/footer1.xml><?xml version="1.0" encoding="utf-8"?>
-<w:ftr xmlns:wpc="http://schemas.microsoft.com/office/word/2010/wordprocessingCanvas" xmlns:cx="http://schemas.microsoft.com/office/drawing/2014/chartex" xmlns:cx1="http://schemas.microsoft.com/office/drawing/2015/9/8/chartex" xmlns:cx2="http://schemas.microsoft.com/office/drawing/2015/10/21/chartex" xmlns:cx3="http://schemas.microsoft.com/office/drawing/2016/5/9/chartex" xmlns:cx4="http://schemas.microsoft.com/office/drawing/2016/5/10/chartex" xmlns:cx5="http://schemas.microsoft.com/office/drawing/2016/5/11/chartex" xmlns:cx6="http://schemas.microsoft.com/office/drawing/2016/5/12/chartex" xmlns:cx7="http://schemas.microsoft.com/office/drawing/2016/5/13/chartex" xmlns:cx8="http://schemas.microsoft.com/office/drawing/2016/5/14/chartex" xmlns:mc="http://schemas.openxmlformats.org/markup-compatibility/2006" xmlns:aink="http://schemas.microsoft.com/office/drawing/2016/ink" xmlns:am3d="http://schemas.microsoft.com/office/drawing/2017/model3d" xmlns:o="urn:schemas-microsoft-com:office:office" xmlns:r="http://schemas.openxmlformats.org/officeDocument/2006/relationships" xmlns:m="http://schemas.openxmlformats.org/officeDocument/2006/math" xmlns:v="urn:schemas-microsoft-com:vml" xmlns:wp14="http://schemas.microsoft.com/office/word/2010/wordprocessingDrawing" xmlns:wp="http://schemas.openxmlformats.org/drawingml/2006/wordprocessingDrawing" xmlns:w10="urn:schemas-microsoft-com:office:word" xmlns:w="http://schemas.openxmlformats.org/wordprocessingml/2006/main" xmlns:w14="http://schemas.microsoft.com/office/word/2010/wordml" xmlns:w15="http://schemas.microsoft.com/office/word/2012/wordml" xmlns:w16cid="http://schemas.microsoft.com/office/word/2016/wordml/cid" xmlns:w16se="http://schemas.microsoft.com/office/word/2015/wordml/symex" xmlns:wpg="http://schemas.microsoft.com/office/word/2010/wordprocessingGroup" xmlns:wpi="http://schemas.microsoft.com/office/word/2010/wordprocessingInk" xmlns:wne="http://schemas.microsoft.com/office/word/2006/wordml" xmlns:wps="http://schemas.microsoft.com/office/word/2010/wordprocessingShape" mc:Ignorable="w14 w15 w16se w16cid wp14">
+<w:ftr xmlns:wpc="http://schemas.microsoft.com/office/word/2010/wordprocessingCanvas" xmlns:cx="http://schemas.microsoft.com/office/drawing/2014/chartex" xmlns:cx1="http://schemas.microsoft.com/office/drawing/2015/9/8/chartex" xmlns:cx2="http://schemas.microsoft.com/office/drawing/2015/10/21/chartex" xmlns:cx3="http://schemas.microsoft.com/office/drawing/2016/5/9/chartex" xmlns:cx4="http://schemas.microsoft.com/office/drawing/2016/5/10/chartex" xmlns:cx5="http://schemas.microsoft.com/office/drawing/2016/5/11/chartex" xmlns:cx6="http://schemas.microsoft.com/office/drawing/2016/5/12/chartex" xmlns:cx7="http://schemas.microsoft.com/office/drawing/2016/5/13/chartex" xmlns:cx8="http://schemas.microsoft.com/office/drawing/2016/5/14/chartex" xmlns:mc="http://schemas.openxmlformats.org/markup-compatibility/2006" xmlns:aink="http://schemas.microsoft.com/office/drawing/2016/ink" xmlns:am3d="http://schemas.microsoft.com/office/drawing/2017/model3d" xmlns:o="urn:schemas-microsoft-com:office:office" xmlns:oel="http://schemas.microsoft.com/office/2019/extlst" xmlns:r="http://schemas.openxmlformats.org/officeDocument/2006/relationships" xmlns:m="http://schemas.openxmlformats.org/officeDocument/2006/math" xmlns:v="urn:schemas-microsoft-com:vml" xmlns:wp14="http://schemas.microsoft.com/office/word/2010/wordprocessingDrawing" xmlns:wp="http://schemas.openxmlformats.org/drawingml/2006/wordprocessingDrawing" xmlns:w10="urn:schemas-microsoft-com:office:word" xmlns:w="http://schemas.openxmlformats.org/wordprocessingml/2006/main" xmlns:w14="http://schemas.microsoft.com/office/word/2010/wordml" xmlns:w15="http://schemas.microsoft.com/office/word/2012/wordml" xmlns:w16cex="http://schemas.microsoft.com/office/word/2018/wordml/cex" xmlns:w16cid="http://schemas.microsoft.com/office/word/2016/wordml/cid" xmlns:w16="http://schemas.microsoft.com/office/word/2018/wordml" xmlns:w16du="http://schemas.microsoft.com/office/word/2023/wordml/word16du" xmlns:w16sdtdh="http://schemas.microsoft.com/office/word/2020/wordml/sdtdatahash" xmlns:w16se="http://schemas.microsoft.com/office/word/2015/wordml/symex" xmlns:wpg="http://schemas.microsoft.com/office/word/2010/wordprocessingGroup" xmlns:wpi="http://schemas.microsoft.com/office/word/2010/wordprocessingInk" xmlns:wne="http://schemas.microsoft.com/office/word/2006/wordml" xmlns:wps="http://schemas.microsoft.com/office/word/2010/wordprocessingShape" mc:Ignorable="w14 w15 w16se w16cid w16 w16cex w16sdtdh w16du wp14">
   <w:p>
     <w:pPr>
       <w:pStyle w:val="Rodap"/>
@@ -17956,7 +17420,7 @@
 </file>
 
 <file path=word/footer2.xml><?xml version="1.0" encoding="utf-8"?>
-<w:ftr xmlns:wpc="http://schemas.microsoft.com/office/word/2010/wordprocessingCanvas" xmlns:cx="http://schemas.microsoft.com/office/drawing/2014/chartex" xmlns:cx1="http://schemas.microsoft.com/office/drawing/2015/9/8/chartex" xmlns:cx2="http://schemas.microsoft.com/office/drawing/2015/10/21/chartex" xmlns:cx3="http://schemas.microsoft.com/office/drawing/2016/5/9/chartex" xmlns:cx4="http://schemas.microsoft.com/office/drawing/2016/5/10/chartex" xmlns:cx5="http://schemas.microsoft.com/office/drawing/2016/5/11/chartex" xmlns:cx6="http://schemas.microsoft.com/office/drawing/2016/5/12/chartex" xmlns:cx7="http://schemas.microsoft.com/office/drawing/2016/5/13/chartex" xmlns:cx8="http://schemas.microsoft.com/office/drawing/2016/5/14/chartex" xmlns:mc="http://schemas.openxmlformats.org/markup-compatibility/2006" xmlns:aink="http://schemas.microsoft.com/office/drawing/2016/ink" xmlns:am3d="http://schemas.microsoft.com/office/drawing/2017/model3d" xmlns:o="urn:schemas-microsoft-com:office:office" xmlns:r="http://schemas.openxmlformats.org/officeDocument/2006/relationships" xmlns:m="http://schemas.openxmlformats.org/officeDocument/2006/math" xmlns:v="urn:schemas-microsoft-com:vml" xmlns:wp14="http://schemas.microsoft.com/office/word/2010/wordprocessingDrawing" xmlns:wp="http://schemas.openxmlformats.org/drawingml/2006/wordprocessingDrawing" xmlns:w10="urn:schemas-microsoft-com:office:word" xmlns:w="http://schemas.openxmlformats.org/wordprocessingml/2006/main" xmlns:w14="http://schemas.microsoft.com/office/word/2010/wordml" xmlns:w15="http://schemas.microsoft.com/office/word/2012/wordml" xmlns:w16cid="http://schemas.microsoft.com/office/word/2016/wordml/cid" xmlns:w16se="http://schemas.microsoft.com/office/word/2015/wordml/symex" xmlns:wpg="http://schemas.microsoft.com/office/word/2010/wordprocessingGroup" xmlns:wpi="http://schemas.microsoft.com/office/word/2010/wordprocessingInk" xmlns:wne="http://schemas.microsoft.com/office/word/2006/wordml" xmlns:wps="http://schemas.microsoft.com/office/word/2010/wordprocessingShape" mc:Ignorable="w14 w15 w16se w16cid wp14">
+<w:ftr xmlns:wpc="http://schemas.microsoft.com/office/word/2010/wordprocessingCanvas" xmlns:cx="http://schemas.microsoft.com/office/drawing/2014/chartex" xmlns:cx1="http://schemas.microsoft.com/office/drawing/2015/9/8/chartex" xmlns:cx2="http://schemas.microsoft.com/office/drawing/2015/10/21/chartex" xmlns:cx3="http://schemas.microsoft.com/office/drawing/2016/5/9/chartex" xmlns:cx4="http://schemas.microsoft.com/office/drawing/2016/5/10/chartex" xmlns:cx5="http://schemas.microsoft.com/office/drawing/2016/5/11/chartex" xmlns:cx6="http://schemas.microsoft.com/office/drawing/2016/5/12/chartex" xmlns:cx7="http://schemas.microsoft.com/office/drawing/2016/5/13/chartex" xmlns:cx8="http://schemas.microsoft.com/office/drawing/2016/5/14/chartex" xmlns:mc="http://schemas.openxmlformats.org/markup-compatibility/2006" xmlns:aink="http://schemas.microsoft.com/office/drawing/2016/ink" xmlns:am3d="http://schemas.microsoft.com/office/drawing/2017/model3d" xmlns:o="urn:schemas-microsoft-com:office:office" xmlns:oel="http://schemas.microsoft.com/office/2019/extlst" xmlns:r="http://schemas.openxmlformats.org/officeDocument/2006/relationships" xmlns:m="http://schemas.openxmlformats.org/officeDocument/2006/math" xmlns:v="urn:schemas-microsoft-com:vml" xmlns:wp14="http://schemas.microsoft.com/office/word/2010/wordprocessingDrawing" xmlns:wp="http://schemas.openxmlformats.org/drawingml/2006/wordprocessingDrawing" xmlns:w10="urn:schemas-microsoft-com:office:word" xmlns:w="http://schemas.openxmlformats.org/wordprocessingml/2006/main" xmlns:w14="http://schemas.microsoft.com/office/word/2010/wordml" xmlns:w15="http://schemas.microsoft.com/office/word/2012/wordml" xmlns:w16cex="http://schemas.microsoft.com/office/word/2018/wordml/cex" xmlns:w16cid="http://schemas.microsoft.com/office/word/2016/wordml/cid" xmlns:w16="http://schemas.microsoft.com/office/word/2018/wordml" xmlns:w16du="http://schemas.microsoft.com/office/word/2023/wordml/word16du" xmlns:w16sdtdh="http://schemas.microsoft.com/office/word/2020/wordml/sdtdatahash" xmlns:w16se="http://schemas.microsoft.com/office/word/2015/wordml/symex" xmlns:wpg="http://schemas.microsoft.com/office/word/2010/wordprocessingGroup" xmlns:wpi="http://schemas.microsoft.com/office/word/2010/wordprocessingInk" xmlns:wne="http://schemas.microsoft.com/office/word/2006/wordml" xmlns:wps="http://schemas.microsoft.com/office/word/2010/wordprocessingShape" mc:Ignorable="w14 w15 w16se w16cid w16 w16cex w16sdtdh w16du wp14">
   <w:p>
     <w:pPr>
       <w:pStyle w:val="Rodap"/>
@@ -17972,7 +17436,7 @@
 </file>
 
 <file path=word/footnotes.xml><?xml version="1.0" encoding="utf-8"?>
-<w:footnotes xmlns:wpc="http://schemas.microsoft.com/office/word/2010/wordprocessingCanvas" xmlns:cx="http://schemas.microsoft.com/office/drawing/2014/chartex" xmlns:cx1="http://schemas.microsoft.com/office/drawing/2015/9/8/chartex" xmlns:cx2="http://schemas.microsoft.com/office/drawing/2015/10/21/chartex" xmlns:cx3="http://schemas.microsoft.com/office/drawing/2016/5/9/chartex" xmlns:cx4="http://schemas.microsoft.com/office/drawing/2016/5/10/chartex" xmlns:cx5="http://schemas.microsoft.com/office/drawing/2016/5/11/chartex" xmlns:cx6="http://schemas.microsoft.com/office/drawing/2016/5/12/chartex" xmlns:cx7="http://schemas.microsoft.com/office/drawing/2016/5/13/chartex" xmlns:cx8="http://schemas.microsoft.com/office/drawing/2016/5/14/chartex" xmlns:mc="http://schemas.openxmlformats.org/markup-compatibility/2006" xmlns:aink="http://schemas.microsoft.com/office/drawing/2016/ink" xmlns:am3d="http://schemas.microsoft.com/office/drawing/2017/model3d" xmlns:o="urn:schemas-microsoft-com:office:office" xmlns:r="http://schemas.openxmlformats.org/officeDocument/2006/relationships" xmlns:m="http://schemas.openxmlformats.org/officeDocument/2006/math" xmlns:v="urn:schemas-microsoft-com:vml" xmlns:wp14="http://schemas.microsoft.com/office/word/2010/wordprocessingDrawing" xmlns:wp="http://schemas.openxmlformats.org/drawingml/2006/wordprocessingDrawing" xmlns:w10="urn:schemas-microsoft-com:office:word" xmlns:w="http://schemas.openxmlformats.org/wordprocessingml/2006/main" xmlns:w14="http://schemas.microsoft.com/office/word/2010/wordml" xmlns:w15="http://schemas.microsoft.com/office/word/2012/wordml" xmlns:w16cid="http://schemas.microsoft.com/office/word/2016/wordml/cid" xmlns:w16se="http://schemas.microsoft.com/office/word/2015/wordml/symex" xmlns:wpg="http://schemas.microsoft.com/office/word/2010/wordprocessingGroup" xmlns:wpi="http://schemas.microsoft.com/office/word/2010/wordprocessingInk" xmlns:wne="http://schemas.microsoft.com/office/word/2006/wordml" xmlns:wps="http://schemas.microsoft.com/office/word/2010/wordprocessingShape" mc:Ignorable="w14 w15 w16se w16cid wp14">
+<w:footnotes xmlns:wpc="http://schemas.microsoft.com/office/word/2010/wordprocessingCanvas" xmlns:cx="http://schemas.microsoft.com/office/drawing/2014/chartex" xmlns:cx1="http://schemas.microsoft.com/office/drawing/2015/9/8/chartex" xmlns:cx2="http://schemas.microsoft.com/office/drawing/2015/10/21/chartex" xmlns:cx3="http://schemas.microsoft.com/office/drawing/2016/5/9/chartex" xmlns:cx4="http://schemas.microsoft.com/office/drawing/2016/5/10/chartex" xmlns:cx5="http://schemas.microsoft.com/office/drawing/2016/5/11/chartex" xmlns:cx6="http://schemas.microsoft.com/office/drawing/2016/5/12/chartex" xmlns:cx7="http://schemas.microsoft.com/office/drawing/2016/5/13/chartex" xmlns:cx8="http://schemas.microsoft.com/office/drawing/2016/5/14/chartex" xmlns:mc="http://schemas.openxmlformats.org/markup-compatibility/2006" xmlns:aink="http://schemas.microsoft.com/office/drawing/2016/ink" xmlns:am3d="http://schemas.microsoft.com/office/drawing/2017/model3d" xmlns:o="urn:schemas-microsoft-com:office:office" xmlns:oel="http://schemas.microsoft.com/office/2019/extlst" xmlns:r="http://schemas.openxmlformats.org/officeDocument/2006/relationships" xmlns:m="http://schemas.openxmlformats.org/officeDocument/2006/math" xmlns:v="urn:schemas-microsoft-com:vml" xmlns:wp14="http://schemas.microsoft.com/office/word/2010/wordprocessingDrawing" xmlns:wp="http://schemas.openxmlformats.org/drawingml/2006/wordprocessingDrawing" xmlns:w10="urn:schemas-microsoft-com:office:word" xmlns:w="http://schemas.openxmlformats.org/wordprocessingml/2006/main" xmlns:w14="http://schemas.microsoft.com/office/word/2010/wordml" xmlns:w15="http://schemas.microsoft.com/office/word/2012/wordml" xmlns:w16cex="http://schemas.microsoft.com/office/word/2018/wordml/cex" xmlns:w16cid="http://schemas.microsoft.com/office/word/2016/wordml/cid" xmlns:w16="http://schemas.microsoft.com/office/word/2018/wordml" xmlns:w16du="http://schemas.microsoft.com/office/word/2023/wordml/word16du" xmlns:w16sdtdh="http://schemas.microsoft.com/office/word/2020/wordml/sdtdatahash" xmlns:w16se="http://schemas.microsoft.com/office/word/2015/wordml/symex" xmlns:wpg="http://schemas.microsoft.com/office/word/2010/wordprocessingGroup" xmlns:wpi="http://schemas.microsoft.com/office/word/2010/wordprocessingInk" xmlns:wne="http://schemas.microsoft.com/office/word/2006/wordml" xmlns:wps="http://schemas.microsoft.com/office/word/2010/wordprocessingShape" mc:Ignorable="w14 w15 w16se w16cid w16 w16cex w16sdtdh w16du wp14">
   <w:footnote w:type="separator" w:id="-1">
     <w:p>
       <w:pPr>
@@ -17997,7 +17461,7 @@
 </file>
 
 <file path=word/header1.xml><?xml version="1.0" encoding="utf-8"?>
-<w:hdr xmlns:wpc="http://schemas.microsoft.com/office/word/2010/wordprocessingCanvas" xmlns:cx="http://schemas.microsoft.com/office/drawing/2014/chartex" xmlns:cx1="http://schemas.microsoft.com/office/drawing/2015/9/8/chartex" xmlns:cx2="http://schemas.microsoft.com/office/drawing/2015/10/21/chartex" xmlns:cx3="http://schemas.microsoft.com/office/drawing/2016/5/9/chartex" xmlns:cx4="http://schemas.microsoft.com/office/drawing/2016/5/10/chartex" xmlns:cx5="http://schemas.microsoft.com/office/drawing/2016/5/11/chartex" xmlns:cx6="http://schemas.microsoft.com/office/drawing/2016/5/12/chartex" xmlns:cx7="http://schemas.microsoft.com/office/drawing/2016/5/13/chartex" xmlns:cx8="http://schemas.microsoft.com/office/drawing/2016/5/14/chartex" xmlns:mc="http://schemas.openxmlformats.org/markup-compatibility/2006" xmlns:aink="http://schemas.microsoft.com/office/drawing/2016/ink" xmlns:am3d="http://schemas.microsoft.com/office/drawing/2017/model3d" xmlns:o="urn:schemas-microsoft-com:office:office" xmlns:r="http://schemas.openxmlformats.org/officeDocument/2006/relationships" xmlns:m="http://schemas.openxmlformats.org/officeDocument/2006/math" xmlns:v="urn:schemas-microsoft-com:vml" xmlns:wp14="http://schemas.microsoft.com/office/word/2010/wordprocessingDrawing" xmlns:wp="http://schemas.openxmlformats.org/drawingml/2006/wordprocessingDrawing" xmlns:w10="urn:schemas-microsoft-com:office:word" xmlns:w="http://schemas.openxmlformats.org/wordprocessingml/2006/main" xmlns:w14="http://schemas.microsoft.com/office/word/2010/wordml" xmlns:w15="http://schemas.microsoft.com/office/word/2012/wordml" xmlns:w16cid="http://schemas.microsoft.com/office/word/2016/wordml/cid" xmlns:w16se="http://schemas.microsoft.com/office/word/2015/wordml/symex" xmlns:wpg="http://schemas.microsoft.com/office/word/2010/wordprocessingGroup" xmlns:wpi="http://schemas.microsoft.com/office/word/2010/wordprocessingInk" xmlns:wne="http://schemas.microsoft.com/office/word/2006/wordml" xmlns:wps="http://schemas.microsoft.com/office/word/2010/wordprocessingShape" mc:Ignorable="w14 w15 w16se w16cid wp14">
+<w:hdr xmlns:wpc="http://schemas.microsoft.com/office/word/2010/wordprocessingCanvas" xmlns:cx="http://schemas.microsoft.com/office/drawing/2014/chartex" xmlns:cx1="http://schemas.microsoft.com/office/drawing/2015/9/8/chartex" xmlns:cx2="http://schemas.microsoft.com/office/drawing/2015/10/21/chartex" xmlns:cx3="http://schemas.microsoft.com/office/drawing/2016/5/9/chartex" xmlns:cx4="http://schemas.microsoft.com/office/drawing/2016/5/10/chartex" xmlns:cx5="http://schemas.microsoft.com/office/drawing/2016/5/11/chartex" xmlns:cx6="http://schemas.microsoft.com/office/drawing/2016/5/12/chartex" xmlns:cx7="http://schemas.microsoft.com/office/drawing/2016/5/13/chartex" xmlns:cx8="http://schemas.microsoft.com/office/drawing/2016/5/14/chartex" xmlns:mc="http://schemas.openxmlformats.org/markup-compatibility/2006" xmlns:aink="http://schemas.microsoft.com/office/drawing/2016/ink" xmlns:am3d="http://schemas.microsoft.com/office/drawing/2017/model3d" xmlns:o="urn:schemas-microsoft-com:office:office" xmlns:oel="http://schemas.microsoft.com/office/2019/extlst" xmlns:r="http://schemas.openxmlformats.org/officeDocument/2006/relationships" xmlns:m="http://schemas.openxmlformats.org/officeDocument/2006/math" xmlns:v="urn:schemas-microsoft-com:vml" xmlns:wp14="http://schemas.microsoft.com/office/word/2010/wordprocessingDrawing" xmlns:wp="http://schemas.openxmlformats.org/drawingml/2006/wordprocessingDrawing" xmlns:w10="urn:schemas-microsoft-com:office:word" xmlns:w="http://schemas.openxmlformats.org/wordprocessingml/2006/main" xmlns:w14="http://schemas.microsoft.com/office/word/2010/wordml" xmlns:w15="http://schemas.microsoft.com/office/word/2012/wordml" xmlns:w16cex="http://schemas.microsoft.com/office/word/2018/wordml/cex" xmlns:w16cid="http://schemas.microsoft.com/office/word/2016/wordml/cid" xmlns:w16="http://schemas.microsoft.com/office/word/2018/wordml" xmlns:w16du="http://schemas.microsoft.com/office/word/2023/wordml/word16du" xmlns:w16sdtdh="http://schemas.microsoft.com/office/word/2020/wordml/sdtdatahash" xmlns:w16se="http://schemas.microsoft.com/office/word/2015/wordml/symex" xmlns:wpg="http://schemas.microsoft.com/office/word/2010/wordprocessingGroup" xmlns:wpi="http://schemas.microsoft.com/office/word/2010/wordprocessingInk" xmlns:wne="http://schemas.microsoft.com/office/word/2006/wordml" xmlns:wps="http://schemas.microsoft.com/office/word/2010/wordprocessingShape" mc:Ignorable="w14 w15 w16se w16cid w16 w16cex w16sdtdh w16du wp14">
   <w:p>
     <w:pPr>
       <w:pStyle w:val="Cabealho"/>
@@ -18012,7 +17476,7 @@
 </file>
 
 <file path=word/header2.xml><?xml version="1.0" encoding="utf-8"?>
-<w:hdr xmlns:wpc="http://schemas.microsoft.com/office/word/2010/wordprocessingCanvas" xmlns:cx="http://schemas.microsoft.com/office/drawing/2014/chartex" xmlns:cx1="http://schemas.microsoft.com/office/drawing/2015/9/8/chartex" xmlns:cx2="http://schemas.microsoft.com/office/drawing/2015/10/21/chartex" xmlns:cx3="http://schemas.microsoft.com/office/drawing/2016/5/9/chartex" xmlns:cx4="http://schemas.microsoft.com/office/drawing/2016/5/10/chartex" xmlns:cx5="http://schemas.microsoft.com/office/drawing/2016/5/11/chartex" xmlns:cx6="http://schemas.microsoft.com/office/drawing/2016/5/12/chartex" xmlns:cx7="http://schemas.microsoft.com/office/drawing/2016/5/13/chartex" xmlns:cx8="http://schemas.microsoft.com/office/drawing/2016/5/14/chartex" xmlns:mc="http://schemas.openxmlformats.org/markup-compatibility/2006" xmlns:aink="http://schemas.microsoft.com/office/drawing/2016/ink" xmlns:am3d="http://schemas.microsoft.com/office/drawing/2017/model3d" xmlns:o="urn:schemas-microsoft-com:office:office" xmlns:r="http://schemas.openxmlformats.org/officeDocument/2006/relationships" xmlns:m="http://schemas.openxmlformats.org/officeDocument/2006/math" xmlns:v="urn:schemas-microsoft-com:vml" xmlns:wp14="http://schemas.microsoft.com/office/word/2010/wordprocessingDrawing" xmlns:wp="http://schemas.openxmlformats.org/drawingml/2006/wordprocessingDrawing" xmlns:w10="urn:schemas-microsoft-com:office:word" xmlns:w="http://schemas.openxmlformats.org/wordprocessingml/2006/main" xmlns:w14="http://schemas.microsoft.com/office/word/2010/wordml" xmlns:w15="http://schemas.microsoft.com/office/word/2012/wordml" xmlns:w16cid="http://schemas.microsoft.com/office/word/2016/wordml/cid" xmlns:w16se="http://schemas.microsoft.com/office/word/2015/wordml/symex" xmlns:wpg="http://schemas.microsoft.com/office/word/2010/wordprocessingGroup" xmlns:wpi="http://schemas.microsoft.com/office/word/2010/wordprocessingInk" xmlns:wne="http://schemas.microsoft.com/office/word/2006/wordml" xmlns:wps="http://schemas.microsoft.com/office/word/2010/wordprocessingShape" mc:Ignorable="w14 w15 w16se w16cid wp14">
+<w:hdr xmlns:wpc="http://schemas.microsoft.com/office/word/2010/wordprocessingCanvas" xmlns:cx="http://schemas.microsoft.com/office/drawing/2014/chartex" xmlns:cx1="http://schemas.microsoft.com/office/drawing/2015/9/8/chartex" xmlns:cx2="http://schemas.microsoft.com/office/drawing/2015/10/21/chartex" xmlns:cx3="http://schemas.microsoft.com/office/drawing/2016/5/9/chartex" xmlns:cx4="http://schemas.microsoft.com/office/drawing/2016/5/10/chartex" xmlns:cx5="http://schemas.microsoft.com/office/drawing/2016/5/11/chartex" xmlns:cx6="http://schemas.microsoft.com/office/drawing/2016/5/12/chartex" xmlns:cx7="http://schemas.microsoft.com/office/drawing/2016/5/13/chartex" xmlns:cx8="http://schemas.microsoft.com/office/drawing/2016/5/14/chartex" xmlns:mc="http://schemas.openxmlformats.org/markup-compatibility/2006" xmlns:aink="http://schemas.microsoft.com/office/drawing/2016/ink" xmlns:am3d="http://schemas.microsoft.com/office/drawing/2017/model3d" xmlns:o="urn:schemas-microsoft-com:office:office" xmlns:oel="http://schemas.microsoft.com/office/2019/extlst" xmlns:r="http://schemas.openxmlformats.org/officeDocument/2006/relationships" xmlns:m="http://schemas.openxmlformats.org/officeDocument/2006/math" xmlns:v="urn:schemas-microsoft-com:vml" xmlns:wp14="http://schemas.microsoft.com/office/word/2010/wordprocessingDrawing" xmlns:wp="http://schemas.openxmlformats.org/drawingml/2006/wordprocessingDrawing" xmlns:w10="urn:schemas-microsoft-com:office:word" xmlns:w="http://schemas.openxmlformats.org/wordprocessingml/2006/main" xmlns:w14="http://schemas.microsoft.com/office/word/2010/wordml" xmlns:w15="http://schemas.microsoft.com/office/word/2012/wordml" xmlns:w16cex="http://schemas.microsoft.com/office/word/2018/wordml/cex" xmlns:w16cid="http://schemas.microsoft.com/office/word/2016/wordml/cid" xmlns:w16="http://schemas.microsoft.com/office/word/2018/wordml" xmlns:w16du="http://schemas.microsoft.com/office/word/2023/wordml/word16du" xmlns:w16sdtdh="http://schemas.microsoft.com/office/word/2020/wordml/sdtdatahash" xmlns:w16se="http://schemas.microsoft.com/office/word/2015/wordml/symex" xmlns:wpg="http://schemas.microsoft.com/office/word/2010/wordprocessingGroup" xmlns:wpi="http://schemas.microsoft.com/office/word/2010/wordprocessingInk" xmlns:wne="http://schemas.microsoft.com/office/word/2006/wordml" xmlns:wps="http://schemas.microsoft.com/office/word/2010/wordprocessingShape" mc:Ignorable="w14 w15 w16se w16cid w16 w16cex w16sdtdh w16du wp14">
   <w:sdt>
     <w:sdtPr>
       <w:id w:val="-747578550"/>
@@ -18083,7 +17547,7 @@
 </file>
 
 <file path=word/header3.xml><?xml version="1.0" encoding="utf-8"?>
-<w:hdr xmlns:wpc="http://schemas.microsoft.com/office/word/2010/wordprocessingCanvas" xmlns:cx="http://schemas.microsoft.com/office/drawing/2014/chartex" xmlns:cx1="http://schemas.microsoft.com/office/drawing/2015/9/8/chartex" xmlns:cx2="http://schemas.microsoft.com/office/drawing/2015/10/21/chartex" xmlns:cx3="http://schemas.microsoft.com/office/drawing/2016/5/9/chartex" xmlns:cx4="http://schemas.microsoft.com/office/drawing/2016/5/10/chartex" xmlns:cx5="http://schemas.microsoft.com/office/drawing/2016/5/11/chartex" xmlns:cx6="http://schemas.microsoft.com/office/drawing/2016/5/12/chartex" xmlns:cx7="http://schemas.microsoft.com/office/drawing/2016/5/13/chartex" xmlns:cx8="http://schemas.microsoft.com/office/drawing/2016/5/14/chartex" xmlns:mc="http://schemas.openxmlformats.org/markup-compatibility/2006" xmlns:aink="http://schemas.microsoft.com/office/drawing/2016/ink" xmlns:am3d="http://schemas.microsoft.com/office/drawing/2017/model3d" xmlns:o="urn:schemas-microsoft-com:office:office" xmlns:r="http://schemas.openxmlformats.org/officeDocument/2006/relationships" xmlns:m="http://schemas.openxmlformats.org/officeDocument/2006/math" xmlns:v="urn:schemas-microsoft-com:vml" xmlns:wp14="http://schemas.microsoft.com/office/word/2010/wordprocessingDrawing" xmlns:wp="http://schemas.openxmlformats.org/drawingml/2006/wordprocessingDrawing" xmlns:w10="urn:schemas-microsoft-com:office:word" xmlns:w="http://schemas.openxmlformats.org/wordprocessingml/2006/main" xmlns:w14="http://schemas.microsoft.com/office/word/2010/wordml" xmlns:w15="http://schemas.microsoft.com/office/word/2012/wordml" xmlns:w16cid="http://schemas.microsoft.com/office/word/2016/wordml/cid" xmlns:w16se="http://schemas.microsoft.com/office/word/2015/wordml/symex" xmlns:wpg="http://schemas.microsoft.com/office/word/2010/wordprocessingGroup" xmlns:wpi="http://schemas.microsoft.com/office/word/2010/wordprocessingInk" xmlns:wne="http://schemas.microsoft.com/office/word/2006/wordml" xmlns:wps="http://schemas.microsoft.com/office/word/2010/wordprocessingShape" mc:Ignorable="w14 w15 w16se w16cid wp14">
+<w:hdr xmlns:wpc="http://schemas.microsoft.com/office/word/2010/wordprocessingCanvas" xmlns:cx="http://schemas.microsoft.com/office/drawing/2014/chartex" xmlns:cx1="http://schemas.microsoft.com/office/drawing/2015/9/8/chartex" xmlns:cx2="http://schemas.microsoft.com/office/drawing/2015/10/21/chartex" xmlns:cx3="http://schemas.microsoft.com/office/drawing/2016/5/9/chartex" xmlns:cx4="http://schemas.microsoft.com/office/drawing/2016/5/10/chartex" xmlns:cx5="http://schemas.microsoft.com/office/drawing/2016/5/11/chartex" xmlns:cx6="http://schemas.microsoft.com/office/drawing/2016/5/12/chartex" xmlns:cx7="http://schemas.microsoft.com/office/drawing/2016/5/13/chartex" xmlns:cx8="http://schemas.microsoft.com/office/drawing/2016/5/14/chartex" xmlns:mc="http://schemas.openxmlformats.org/markup-compatibility/2006" xmlns:aink="http://schemas.microsoft.com/office/drawing/2016/ink" xmlns:am3d="http://schemas.microsoft.com/office/drawing/2017/model3d" xmlns:o="urn:schemas-microsoft-com:office:office" xmlns:oel="http://schemas.microsoft.com/office/2019/extlst" xmlns:r="http://schemas.openxmlformats.org/officeDocument/2006/relationships" xmlns:m="http://schemas.openxmlformats.org/officeDocument/2006/math" xmlns:v="urn:schemas-microsoft-com:vml" xmlns:wp14="http://schemas.microsoft.com/office/word/2010/wordprocessingDrawing" xmlns:wp="http://schemas.openxmlformats.org/drawingml/2006/wordprocessingDrawing" xmlns:w10="urn:schemas-microsoft-com:office:word" xmlns:w="http://schemas.openxmlformats.org/wordprocessingml/2006/main" xmlns:w14="http://schemas.microsoft.com/office/word/2010/wordml" xmlns:w15="http://schemas.microsoft.com/office/word/2012/wordml" xmlns:w16cex="http://schemas.microsoft.com/office/word/2018/wordml/cex" xmlns:w16cid="http://schemas.microsoft.com/office/word/2016/wordml/cid" xmlns:w16="http://schemas.microsoft.com/office/word/2018/wordml" xmlns:w16du="http://schemas.microsoft.com/office/word/2023/wordml/word16du" xmlns:w16sdtdh="http://schemas.microsoft.com/office/word/2020/wordml/sdtdatahash" xmlns:w16se="http://schemas.microsoft.com/office/word/2015/wordml/symex" xmlns:wpg="http://schemas.microsoft.com/office/word/2010/wordprocessingGroup" xmlns:wpi="http://schemas.microsoft.com/office/word/2010/wordprocessingInk" xmlns:wne="http://schemas.microsoft.com/office/word/2006/wordml" xmlns:wps="http://schemas.microsoft.com/office/word/2010/wordprocessingShape" mc:Ignorable="w14 w15 w16se w16cid w16 w16cex w16sdtdh w16du wp14">
   <w:sdt>
     <w:sdtPr>
       <w:id w:val="-1212647906"/>
@@ -18157,7 +17621,7 @@
 </file>
 
 <file path=word/numbering.xml><?xml version="1.0" encoding="utf-8"?>
-<w:numbering xmlns:wpc="http://schemas.microsoft.com/office/word/2010/wordprocessingCanvas" xmlns:cx="http://schemas.microsoft.com/office/drawing/2014/chartex" xmlns:cx1="http://schemas.microsoft.com/office/drawing/2015/9/8/chartex" xmlns:cx2="http://schemas.microsoft.com/office/drawing/2015/10/21/chartex" xmlns:cx3="http://schemas.microsoft.com/office/drawing/2016/5/9/chartex" xmlns:cx4="http://schemas.microsoft.com/office/drawing/2016/5/10/chartex" xmlns:cx5="http://schemas.microsoft.com/office/drawing/2016/5/11/chartex" xmlns:cx6="http://schemas.microsoft.com/office/drawing/2016/5/12/chartex" xmlns:cx7="http://schemas.microsoft.com/office/drawing/2016/5/13/chartex" xmlns:cx8="http://schemas.microsoft.com/office/drawing/2016/5/14/chartex" xmlns:mc="http://schemas.openxmlformats.org/markup-compatibility/2006" xmlns:aink="http://schemas.microsoft.com/office/drawing/2016/ink" xmlns:am3d="http://schemas.microsoft.com/office/drawing/2017/model3d" xmlns:o="urn:schemas-microsoft-com:office:office" xmlns:r="http://schemas.openxmlformats.org/officeDocument/2006/relationships" xmlns:m="http://schemas.openxmlformats.org/officeDocument/2006/math" xmlns:v="urn:schemas-microsoft-com:vml" xmlns:wp14="http://schemas.microsoft.com/office/word/2010/wordprocessingDrawing" xmlns:wp="http://schemas.openxmlformats.org/drawingml/2006/wordprocessingDrawing" xmlns:w10="urn:schemas-microsoft-com:office:word" xmlns:w="http://schemas.openxmlformats.org/wordprocessingml/2006/main" xmlns:w14="http://schemas.microsoft.com/office/word/2010/wordml" xmlns:w15="http://schemas.microsoft.com/office/word/2012/wordml" xmlns:w16cid="http://schemas.microsoft.com/office/word/2016/wordml/cid" xmlns:w16se="http://schemas.microsoft.com/office/word/2015/wordml/symex" xmlns:wpg="http://schemas.microsoft.com/office/word/2010/wordprocessingGroup" xmlns:wpi="http://schemas.microsoft.com/office/word/2010/wordprocessingInk" xmlns:wne="http://schemas.microsoft.com/office/word/2006/wordml" xmlns:wps="http://schemas.microsoft.com/office/word/2010/wordprocessingShape" mc:Ignorable="w14 w15 w16se w16cid wp14">
+<w:numbering xmlns:wpc="http://schemas.microsoft.com/office/word/2010/wordprocessingCanvas" xmlns:cx="http://schemas.microsoft.com/office/drawing/2014/chartex" xmlns:cx1="http://schemas.microsoft.com/office/drawing/2015/9/8/chartex" xmlns:cx2="http://schemas.microsoft.com/office/drawing/2015/10/21/chartex" xmlns:cx3="http://schemas.microsoft.com/office/drawing/2016/5/9/chartex" xmlns:cx4="http://schemas.microsoft.com/office/drawing/2016/5/10/chartex" xmlns:cx5="http://schemas.microsoft.com/office/drawing/2016/5/11/chartex" xmlns:cx6="http://schemas.microsoft.com/office/drawing/2016/5/12/chartex" xmlns:cx7="http://schemas.microsoft.com/office/drawing/2016/5/13/chartex" xmlns:cx8="http://schemas.microsoft.com/office/drawing/2016/5/14/chartex" xmlns:mc="http://schemas.openxmlformats.org/markup-compatibility/2006" xmlns:aink="http://schemas.microsoft.com/office/drawing/2016/ink" xmlns:am3d="http://schemas.microsoft.com/office/drawing/2017/model3d" xmlns:o="urn:schemas-microsoft-com:office:office" xmlns:oel="http://schemas.microsoft.com/office/2019/extlst" xmlns:r="http://schemas.openxmlformats.org/officeDocument/2006/relationships" xmlns:m="http://schemas.openxmlformats.org/officeDocument/2006/math" xmlns:v="urn:schemas-microsoft-com:vml" xmlns:wp14="http://schemas.microsoft.com/office/word/2010/wordprocessingDrawing" xmlns:wp="http://schemas.openxmlformats.org/drawingml/2006/wordprocessingDrawing" xmlns:w10="urn:schemas-microsoft-com:office:word" xmlns:w="http://schemas.openxmlformats.org/wordprocessingml/2006/main" xmlns:w14="http://schemas.microsoft.com/office/word/2010/wordml" xmlns:w15="http://schemas.microsoft.com/office/word/2012/wordml" xmlns:w16cex="http://schemas.microsoft.com/office/word/2018/wordml/cex" xmlns:w16cid="http://schemas.microsoft.com/office/word/2016/wordml/cid" xmlns:w16="http://schemas.microsoft.com/office/word/2018/wordml" xmlns:w16du="http://schemas.microsoft.com/office/word/2023/wordml/word16du" xmlns:w16sdtdh="http://schemas.microsoft.com/office/word/2020/wordml/sdtdatahash" xmlns:w16se="http://schemas.microsoft.com/office/word/2015/wordml/symex" xmlns:wpg="http://schemas.microsoft.com/office/word/2010/wordprocessingGroup" xmlns:wpi="http://schemas.microsoft.com/office/word/2010/wordprocessingInk" xmlns:wne="http://schemas.microsoft.com/office/word/2006/wordml" xmlns:wps="http://schemas.microsoft.com/office/word/2010/wordprocessingShape" mc:Ignorable="w14 w15 w16se w16cid w16 w16cex w16sdtdh w16du wp14">
   <w:abstractNum w:abstractNumId="0" w15:restartNumberingAfterBreak="0">
     <w:nsid w:val="0373FE28"/>
     <w:multiLevelType w:val="hybridMultilevel"/>
@@ -23338,43 +22802,43 @@
       </w:rPr>
     </w:lvl>
   </w:abstractNum>
-  <w:num w:numId="1">
+  <w:num w:numId="1" w16cid:durableId="96799763">
     <w:abstractNumId w:val="2"/>
   </w:num>
-  <w:num w:numId="2">
+  <w:num w:numId="2" w16cid:durableId="1073507984">
     <w:abstractNumId w:val="43"/>
   </w:num>
-  <w:num w:numId="3">
+  <w:num w:numId="3" w16cid:durableId="645745314">
     <w:abstractNumId w:val="0"/>
   </w:num>
-  <w:num w:numId="4">
+  <w:num w:numId="4" w16cid:durableId="1176574705">
     <w:abstractNumId w:val="16"/>
   </w:num>
-  <w:num w:numId="5">
+  <w:num w:numId="5" w16cid:durableId="2140567245">
     <w:abstractNumId w:val="24"/>
   </w:num>
-  <w:num w:numId="6">
+  <w:num w:numId="6" w16cid:durableId="2096971530">
     <w:abstractNumId w:val="21"/>
   </w:num>
-  <w:num w:numId="7">
+  <w:num w:numId="7" w16cid:durableId="656807787">
     <w:abstractNumId w:val="34"/>
   </w:num>
-  <w:num w:numId="8">
+  <w:num w:numId="8" w16cid:durableId="483737461">
     <w:abstractNumId w:val="11"/>
   </w:num>
-  <w:num w:numId="9">
+  <w:num w:numId="9" w16cid:durableId="270208530">
     <w:abstractNumId w:val="38"/>
   </w:num>
-  <w:num w:numId="10">
+  <w:num w:numId="10" w16cid:durableId="1808544895">
     <w:abstractNumId w:val="8"/>
   </w:num>
-  <w:num w:numId="11">
+  <w:num w:numId="11" w16cid:durableId="801195381">
     <w:abstractNumId w:val="23"/>
   </w:num>
-  <w:num w:numId="12">
+  <w:num w:numId="12" w16cid:durableId="1574505251">
     <w:abstractNumId w:val="17"/>
   </w:num>
-  <w:num w:numId="13">
+  <w:num w:numId="13" w16cid:durableId="228537019">
     <w:abstractNumId w:val="9"/>
     <w:lvlOverride w:ilvl="0">
       <w:startOverride w:val="1"/>
@@ -23404,7 +22868,7 @@
       <w:startOverride w:val="1"/>
     </w:lvlOverride>
   </w:num>
-  <w:num w:numId="14">
+  <w:num w:numId="14" w16cid:durableId="1172795321">
     <w:abstractNumId w:val="39"/>
     <w:lvlOverride w:ilvl="0">
       <w:startOverride w:val="1"/>
@@ -23434,7 +22898,7 @@
       <w:startOverride w:val="1"/>
     </w:lvlOverride>
   </w:num>
-  <w:num w:numId="15">
+  <w:num w:numId="15" w16cid:durableId="246040703">
     <w:abstractNumId w:val="19"/>
     <w:lvlOverride w:ilvl="0">
       <w:startOverride w:val="1"/>
@@ -23464,91 +22928,91 @@
       <w:startOverride w:val="1"/>
     </w:lvlOverride>
   </w:num>
-  <w:num w:numId="16">
+  <w:num w:numId="16" w16cid:durableId="1638949512">
     <w:abstractNumId w:val="33"/>
   </w:num>
-  <w:num w:numId="17">
+  <w:num w:numId="17" w16cid:durableId="1243028506">
     <w:abstractNumId w:val="27"/>
   </w:num>
-  <w:num w:numId="18">
+  <w:num w:numId="18" w16cid:durableId="1752072110">
     <w:abstractNumId w:val="18"/>
   </w:num>
-  <w:num w:numId="19">
+  <w:num w:numId="19" w16cid:durableId="514851630">
     <w:abstractNumId w:val="37"/>
   </w:num>
-  <w:num w:numId="20">
+  <w:num w:numId="20" w16cid:durableId="1895659207">
     <w:abstractNumId w:val="7"/>
   </w:num>
-  <w:num w:numId="21">
+  <w:num w:numId="21" w16cid:durableId="1127818443">
     <w:abstractNumId w:val="26"/>
   </w:num>
-  <w:num w:numId="22">
+  <w:num w:numId="22" w16cid:durableId="657156422">
     <w:abstractNumId w:val="30"/>
   </w:num>
-  <w:num w:numId="23">
+  <w:num w:numId="23" w16cid:durableId="860166150">
     <w:abstractNumId w:val="13"/>
   </w:num>
-  <w:num w:numId="24">
+  <w:num w:numId="24" w16cid:durableId="825172439">
     <w:abstractNumId w:val="5"/>
   </w:num>
-  <w:num w:numId="25">
+  <w:num w:numId="25" w16cid:durableId="812142943">
     <w:abstractNumId w:val="22"/>
   </w:num>
-  <w:num w:numId="26">
+  <w:num w:numId="26" w16cid:durableId="1659766332">
     <w:abstractNumId w:val="36"/>
   </w:num>
-  <w:num w:numId="27">
+  <w:num w:numId="27" w16cid:durableId="961114300">
     <w:abstractNumId w:val="6"/>
   </w:num>
-  <w:num w:numId="28">
+  <w:num w:numId="28" w16cid:durableId="671566387">
     <w:abstractNumId w:val="25"/>
   </w:num>
-  <w:num w:numId="29">
+  <w:num w:numId="29" w16cid:durableId="1050225511">
     <w:abstractNumId w:val="12"/>
   </w:num>
-  <w:num w:numId="30">
+  <w:num w:numId="30" w16cid:durableId="1327976115">
     <w:abstractNumId w:val="28"/>
   </w:num>
-  <w:num w:numId="31">
+  <w:num w:numId="31" w16cid:durableId="235744707">
     <w:abstractNumId w:val="14"/>
   </w:num>
-  <w:num w:numId="32">
+  <w:num w:numId="32" w16cid:durableId="70280303">
     <w:abstractNumId w:val="42"/>
   </w:num>
-  <w:num w:numId="33">
+  <w:num w:numId="33" w16cid:durableId="912013402">
     <w:abstractNumId w:val="41"/>
   </w:num>
-  <w:num w:numId="34">
+  <w:num w:numId="34" w16cid:durableId="1312638312">
     <w:abstractNumId w:val="32"/>
   </w:num>
-  <w:num w:numId="35">
+  <w:num w:numId="35" w16cid:durableId="1251700637">
     <w:abstractNumId w:val="4"/>
   </w:num>
-  <w:num w:numId="36">
+  <w:num w:numId="36" w16cid:durableId="95560633">
     <w:abstractNumId w:val="3"/>
   </w:num>
-  <w:num w:numId="37">
+  <w:num w:numId="37" w16cid:durableId="1295023737">
     <w:abstractNumId w:val="1"/>
   </w:num>
-  <w:num w:numId="38">
+  <w:num w:numId="38" w16cid:durableId="378211358">
     <w:abstractNumId w:val="20"/>
   </w:num>
-  <w:num w:numId="39">
+  <w:num w:numId="39" w16cid:durableId="1267469879">
     <w:abstractNumId w:val="29"/>
   </w:num>
-  <w:num w:numId="40">
+  <w:num w:numId="40" w16cid:durableId="1162618361">
     <w:abstractNumId w:val="35"/>
   </w:num>
-  <w:num w:numId="41">
+  <w:num w:numId="41" w16cid:durableId="758059201">
     <w:abstractNumId w:val="10"/>
   </w:num>
-  <w:num w:numId="42">
+  <w:num w:numId="42" w16cid:durableId="2081364778">
     <w:abstractNumId w:val="31"/>
   </w:num>
-  <w:num w:numId="43">
+  <w:num w:numId="43" w16cid:durableId="1287542593">
     <w:abstractNumId w:val="40"/>
   </w:num>
-  <w:num w:numId="44">
+  <w:num w:numId="44" w16cid:durableId="803691933">
     <w:abstractNumId w:val="15"/>
   </w:num>
   <w:numIdMacAtCleanup w:val="44"/>
@@ -23556,7 +23020,7 @@
 </file>
 
 <file path=word/styles.xml><?xml version="1.0" encoding="utf-8"?>
-<w:styles xmlns:mc="http://schemas.openxmlformats.org/markup-compatibility/2006" xmlns:r="http://schemas.openxmlformats.org/officeDocument/2006/relationships" xmlns:w="http://schemas.openxmlformats.org/wordprocessingml/2006/main" xmlns:w14="http://schemas.microsoft.com/office/word/2010/wordml" xmlns:w15="http://schemas.microsoft.com/office/word/2012/wordml" xmlns:w16cid="http://schemas.microsoft.com/office/word/2016/wordml/cid" xmlns:w16se="http://schemas.microsoft.com/office/word/2015/wordml/symex" mc:Ignorable="w14 w15 w16se w16cid">
+<w:styles xmlns:mc="http://schemas.openxmlformats.org/markup-compatibility/2006" xmlns:r="http://schemas.openxmlformats.org/officeDocument/2006/relationships" xmlns:w="http://schemas.openxmlformats.org/wordprocessingml/2006/main" xmlns:w14="http://schemas.microsoft.com/office/word/2010/wordml" xmlns:w15="http://schemas.microsoft.com/office/word/2012/wordml" xmlns:w16cex="http://schemas.microsoft.com/office/word/2018/wordml/cex" xmlns:w16cid="http://schemas.microsoft.com/office/word/2016/wordml/cid" xmlns:w16="http://schemas.microsoft.com/office/word/2018/wordml" xmlns:w16du="http://schemas.microsoft.com/office/word/2023/wordml/word16du" xmlns:w16sdtdh="http://schemas.microsoft.com/office/word/2020/wordml/sdtdatahash" xmlns:w16se="http://schemas.microsoft.com/office/word/2015/wordml/symex" mc:Ignorable="w14 w15 w16se w16cid w16 w16cex w16sdtdh w16du">
   <w:docDefaults>
     <w:rPrDefault>
       <w:rPr>
@@ -23572,7 +23036,7 @@
       </w:pPr>
     </w:pPrDefault>
   </w:docDefaults>
-  <w:latentStyles w:defLockedState="0" w:defUIPriority="99" w:defSemiHidden="0" w:defUnhideWhenUsed="0" w:defQFormat="0" w:count="375">
+  <w:latentStyles w:defLockedState="0" w:defUIPriority="99" w:defSemiHidden="0" w:defUnhideWhenUsed="0" w:defQFormat="0" w:count="376">
     <w:lsdException w:name="Normal" w:uiPriority="0" w:qFormat="1"/>
     <w:lsdException w:name="heading 1" w:uiPriority="9" w:qFormat="1"/>
     <w:lsdException w:name="heading 2" w:semiHidden="1" w:uiPriority="9" w:unhideWhenUsed="1" w:qFormat="1"/>
@@ -23948,6 +23412,7 @@
     <w:lsdException w:name="Smart Hyperlink" w:semiHidden="1" w:unhideWhenUsed="1"/>
     <w:lsdException w:name="Hashtag" w:semiHidden="1" w:unhideWhenUsed="1"/>
     <w:lsdException w:name="Unresolved Mention" w:semiHidden="1" w:unhideWhenUsed="1"/>
+    <w:lsdException w:name="Smart Link" w:semiHidden="1" w:unhideWhenUsed="1"/>
   </w:latentStyles>
   <w:style w:type="paragraph" w:default="1" w:styleId="Normal">
     <w:name w:val="Normal"/>

--- a/relatório-yourself.docx
+++ b/relatório-yourself.docx
@@ -1,6 +1,6 @@
 
 <file path=word/document.xml><?xml version="1.0" encoding="utf-8"?>
-<w:document xmlns:wpc="http://schemas.microsoft.com/office/word/2010/wordprocessingCanvas" xmlns:cx="http://schemas.microsoft.com/office/drawing/2014/chartex" xmlns:cx1="http://schemas.microsoft.com/office/drawing/2015/9/8/chartex" xmlns:cx2="http://schemas.microsoft.com/office/drawing/2015/10/21/chartex" xmlns:cx3="http://schemas.microsoft.com/office/drawing/2016/5/9/chartex" xmlns:cx4="http://schemas.microsoft.com/office/drawing/2016/5/10/chartex" xmlns:cx5="http://schemas.microsoft.com/office/drawing/2016/5/11/chartex" xmlns:cx6="http://schemas.microsoft.com/office/drawing/2016/5/12/chartex" xmlns:cx7="http://schemas.microsoft.com/office/drawing/2016/5/13/chartex" xmlns:cx8="http://schemas.microsoft.com/office/drawing/2016/5/14/chartex" xmlns:mc="http://schemas.openxmlformats.org/markup-compatibility/2006" xmlns:aink="http://schemas.microsoft.com/office/drawing/2016/ink" xmlns:am3d="http://schemas.microsoft.com/office/drawing/2017/model3d" xmlns:o="urn:schemas-microsoft-com:office:office" xmlns:oel="http://schemas.microsoft.com/office/2019/extlst" xmlns:r="http://schemas.openxmlformats.org/officeDocument/2006/relationships" xmlns:m="http://schemas.openxmlformats.org/officeDocument/2006/math" xmlns:v="urn:schemas-microsoft-com:vml" xmlns:wp14="http://schemas.microsoft.com/office/word/2010/wordprocessingDrawing" xmlns:wp="http://schemas.openxmlformats.org/drawingml/2006/wordprocessingDrawing" xmlns:w10="urn:schemas-microsoft-com:office:word" xmlns:w="http://schemas.openxmlformats.org/wordprocessingml/2006/main" xmlns:w14="http://schemas.microsoft.com/office/word/2010/wordml" xmlns:w15="http://schemas.microsoft.com/office/word/2012/wordml" xmlns:w16cex="http://schemas.microsoft.com/office/word/2018/wordml/cex" xmlns:w16cid="http://schemas.microsoft.com/office/word/2016/wordml/cid" xmlns:w16="http://schemas.microsoft.com/office/word/2018/wordml" xmlns:w16du="http://schemas.microsoft.com/office/word/2023/wordml/word16du" xmlns:w16sdtdh="http://schemas.microsoft.com/office/word/2020/wordml/sdtdatahash" xmlns:w16se="http://schemas.microsoft.com/office/word/2015/wordml/symex" xmlns:wpg="http://schemas.microsoft.com/office/word/2010/wordprocessingGroup" xmlns:wpi="http://schemas.microsoft.com/office/word/2010/wordprocessingInk" xmlns:wne="http://schemas.microsoft.com/office/word/2006/wordml" xmlns:wps="http://schemas.microsoft.com/office/word/2010/wordprocessingShape" mc:Ignorable="w14 w15 w16se w16cid w16 w16cex w16sdtdh w16du wp14">
+<w:document xmlns:wpc="http://schemas.microsoft.com/office/word/2010/wordprocessingCanvas" xmlns:cx="http://schemas.microsoft.com/office/drawing/2014/chartex" xmlns:cx1="http://schemas.microsoft.com/office/drawing/2015/9/8/chartex" xmlns:cx2="http://schemas.microsoft.com/office/drawing/2015/10/21/chartex" xmlns:cx3="http://schemas.microsoft.com/office/drawing/2016/5/9/chartex" xmlns:cx4="http://schemas.microsoft.com/office/drawing/2016/5/10/chartex" xmlns:cx5="http://schemas.microsoft.com/office/drawing/2016/5/11/chartex" xmlns:cx6="http://schemas.microsoft.com/office/drawing/2016/5/12/chartex" xmlns:cx7="http://schemas.microsoft.com/office/drawing/2016/5/13/chartex" xmlns:cx8="http://schemas.microsoft.com/office/drawing/2016/5/14/chartex" xmlns:mc="http://schemas.openxmlformats.org/markup-compatibility/2006" xmlns:aink="http://schemas.microsoft.com/office/drawing/2016/ink" xmlns:am3d="http://schemas.microsoft.com/office/drawing/2017/model3d" xmlns:o="urn:schemas-microsoft-com:office:office" xmlns:r="http://schemas.openxmlformats.org/officeDocument/2006/relationships" xmlns:m="http://schemas.openxmlformats.org/officeDocument/2006/math" xmlns:v="urn:schemas-microsoft-com:vml" xmlns:wp14="http://schemas.microsoft.com/office/word/2010/wordprocessingDrawing" xmlns:wp="http://schemas.openxmlformats.org/drawingml/2006/wordprocessingDrawing" xmlns:w10="urn:schemas-microsoft-com:office:word" xmlns:w="http://schemas.openxmlformats.org/wordprocessingml/2006/main" xmlns:w14="http://schemas.microsoft.com/office/word/2010/wordml" xmlns:w15="http://schemas.microsoft.com/office/word/2012/wordml" xmlns:w16cid="http://schemas.microsoft.com/office/word/2016/wordml/cid" xmlns:w16se="http://schemas.microsoft.com/office/word/2015/wordml/symex" xmlns:wpg="http://schemas.microsoft.com/office/word/2010/wordprocessingGroup" xmlns:wpi="http://schemas.microsoft.com/office/word/2010/wordprocessingInk" xmlns:wne="http://schemas.microsoft.com/office/word/2006/wordml" xmlns:wps="http://schemas.microsoft.com/office/word/2010/wordprocessingShape" mc:Ignorable="w14 w15 w16se w16cid wp14">
   <w:body>
     <w:p>
       <w:pPr>
@@ -1836,6 +1836,7 @@
           <w:docPartUnique/>
         </w:docPartObj>
       </w:sdtPr>
+      <w:sdtEndPr/>
       <w:sdtContent>
         <w:p>
           <w:pPr>
@@ -7717,7 +7718,7 @@
       <w:pPr>
         <w:numPr>
           <w:ilvl w:val="0"/>
-          <w:numId w:val="36"/>
+          <w:numId w:val="35"/>
         </w:numPr>
         <w:spacing w:after="160" w:line="259" w:lineRule="auto"/>
         <w:rPr>
@@ -7751,7 +7752,7 @@
       <w:pPr>
         <w:numPr>
           <w:ilvl w:val="1"/>
-          <w:numId w:val="36"/>
+          <w:numId w:val="35"/>
         </w:numPr>
         <w:spacing w:after="160" w:line="259" w:lineRule="auto"/>
         <w:rPr>
@@ -7794,7 +7795,7 @@
       <w:pPr>
         <w:numPr>
           <w:ilvl w:val="2"/>
-          <w:numId w:val="36"/>
+          <w:numId w:val="35"/>
         </w:numPr>
         <w:spacing w:after="160" w:line="259" w:lineRule="auto"/>
         <w:rPr>
@@ -7818,7 +7819,7 @@
       <w:pPr>
         <w:numPr>
           <w:ilvl w:val="2"/>
-          <w:numId w:val="36"/>
+          <w:numId w:val="35"/>
         </w:numPr>
         <w:spacing w:after="160" w:line="259" w:lineRule="auto"/>
         <w:rPr>
@@ -7842,7 +7843,7 @@
       <w:pPr>
         <w:numPr>
           <w:ilvl w:val="2"/>
-          <w:numId w:val="36"/>
+          <w:numId w:val="35"/>
         </w:numPr>
         <w:spacing w:after="160" w:line="259" w:lineRule="auto"/>
         <w:rPr>
@@ -7866,7 +7867,7 @@
       <w:pPr>
         <w:numPr>
           <w:ilvl w:val="2"/>
-          <w:numId w:val="36"/>
+          <w:numId w:val="35"/>
         </w:numPr>
         <w:spacing w:after="160" w:line="259" w:lineRule="auto"/>
         <w:rPr>
@@ -7891,7 +7892,7 @@
       <w:pPr>
         <w:numPr>
           <w:ilvl w:val="2"/>
-          <w:numId w:val="36"/>
+          <w:numId w:val="35"/>
         </w:numPr>
         <w:spacing w:after="160" w:line="259" w:lineRule="auto"/>
         <w:rPr>
@@ -7915,7 +7916,7 @@
       <w:pPr>
         <w:numPr>
           <w:ilvl w:val="2"/>
-          <w:numId w:val="36"/>
+          <w:numId w:val="35"/>
         </w:numPr>
         <w:spacing w:after="160" w:line="259" w:lineRule="auto"/>
         <w:rPr>
@@ -7939,7 +7940,7 @@
       <w:pPr>
         <w:numPr>
           <w:ilvl w:val="0"/>
-          <w:numId w:val="36"/>
+          <w:numId w:val="35"/>
         </w:numPr>
         <w:spacing w:after="160" w:line="259" w:lineRule="auto"/>
         <w:rPr>
@@ -7973,7 +7974,7 @@
       <w:pPr>
         <w:numPr>
           <w:ilvl w:val="1"/>
-          <w:numId w:val="36"/>
+          <w:numId w:val="35"/>
         </w:numPr>
         <w:spacing w:after="160" w:line="259" w:lineRule="auto"/>
         <w:rPr>
@@ -8012,7 +8013,7 @@
       <w:pPr>
         <w:numPr>
           <w:ilvl w:val="0"/>
-          <w:numId w:val="36"/>
+          <w:numId w:val="35"/>
         </w:numPr>
         <w:spacing w:after="160" w:line="259" w:lineRule="auto"/>
         <w:rPr>
@@ -8046,7 +8047,7 @@
       <w:pPr>
         <w:numPr>
           <w:ilvl w:val="1"/>
-          <w:numId w:val="36"/>
+          <w:numId w:val="35"/>
         </w:numPr>
         <w:spacing w:after="160" w:line="259" w:lineRule="auto"/>
         <w:rPr>
@@ -8102,7 +8103,7 @@
       <w:pPr>
         <w:numPr>
           <w:ilvl w:val="0"/>
-          <w:numId w:val="36"/>
+          <w:numId w:val="35"/>
         </w:numPr>
         <w:spacing w:after="160" w:line="259" w:lineRule="auto"/>
         <w:rPr>
@@ -8136,7 +8137,7 @@
       <w:pPr>
         <w:numPr>
           <w:ilvl w:val="1"/>
-          <w:numId w:val="36"/>
+          <w:numId w:val="35"/>
         </w:numPr>
         <w:spacing w:after="160" w:line="259" w:lineRule="auto"/>
         <w:rPr>
@@ -8175,7 +8176,7 @@
       <w:pPr>
         <w:numPr>
           <w:ilvl w:val="1"/>
-          <w:numId w:val="36"/>
+          <w:numId w:val="35"/>
         </w:numPr>
         <w:spacing w:after="160" w:line="259" w:lineRule="auto"/>
         <w:rPr>
@@ -8214,7 +8215,7 @@
       <w:pPr>
         <w:numPr>
           <w:ilvl w:val="1"/>
-          <w:numId w:val="36"/>
+          <w:numId w:val="35"/>
         </w:numPr>
         <w:spacing w:after="160" w:line="259" w:lineRule="auto"/>
         <w:rPr>
@@ -11347,7 +11348,7 @@
               <w:pStyle w:val="PargrafodaLista"/>
               <w:numPr>
                 <w:ilvl w:val="0"/>
-                <w:numId w:val="41"/>
+                <w:numId w:val="40"/>
               </w:numPr>
               <w:rPr>
                 <w:rFonts w:ascii="Arial" w:hAnsi="Arial" w:cs="Arial"/>
@@ -11371,7 +11372,25 @@
                 <w:sz w:val="24"/>
                 <w:szCs w:val="24"/>
               </w:rPr>
-              <w:t xml:space="preserve"> O caso de uso inicia quando o usuário abre o aplicativo de Pomodoro.</w:t>
+              <w:t xml:space="preserve"> O caso de uso inicia quando o usuário abre o aplicativo de </w:t>
+            </w:r>
+            <w:proofErr w:type="spellStart"/>
+            <w:r>
+              <w:rPr>
+                <w:rFonts w:ascii="Arial" w:hAnsi="Arial" w:cs="Arial"/>
+                <w:sz w:val="24"/>
+                <w:szCs w:val="24"/>
+              </w:rPr>
+              <w:t>Pomodoro</w:t>
+            </w:r>
+            <w:proofErr w:type="spellEnd"/>
+            <w:r>
+              <w:rPr>
+                <w:rFonts w:ascii="Arial" w:hAnsi="Arial" w:cs="Arial"/>
+                <w:sz w:val="24"/>
+                <w:szCs w:val="24"/>
+              </w:rPr>
+              <w:t>.</w:t>
             </w:r>
           </w:p>
           <w:p>
@@ -11389,7 +11408,7 @@
               <w:pStyle w:val="PargrafodaLista"/>
               <w:numPr>
                 <w:ilvl w:val="0"/>
-                <w:numId w:val="41"/>
+                <w:numId w:val="40"/>
               </w:numPr>
               <w:rPr>
                 <w:rFonts w:ascii="Arial" w:hAnsi="Arial" w:cs="Arial"/>
@@ -11495,7 +11514,7 @@
               <w:pStyle w:val="PargrafodaLista"/>
               <w:numPr>
                 <w:ilvl w:val="0"/>
-                <w:numId w:val="41"/>
+                <w:numId w:val="40"/>
               </w:numPr>
               <w:rPr>
                 <w:rFonts w:ascii="Arial" w:hAnsi="Arial" w:cs="Arial"/>
@@ -11537,7 +11556,7 @@
               <w:pStyle w:val="PargrafodaLista"/>
               <w:numPr>
                 <w:ilvl w:val="0"/>
-                <w:numId w:val="41"/>
+                <w:numId w:val="40"/>
               </w:numPr>
               <w:rPr>
                 <w:rFonts w:ascii="Arial" w:hAnsi="Arial" w:cs="Arial"/>
@@ -11589,7 +11608,7 @@
               <w:pStyle w:val="PargrafodaLista"/>
               <w:numPr>
                 <w:ilvl w:val="0"/>
-                <w:numId w:val="41"/>
+                <w:numId w:val="40"/>
               </w:numPr>
               <w:rPr>
                 <w:rFonts w:ascii="Arial" w:hAnsi="Arial" w:cs="Arial"/>
@@ -11631,7 +11650,7 @@
               <w:pStyle w:val="PargrafodaLista"/>
               <w:numPr>
                 <w:ilvl w:val="0"/>
-                <w:numId w:val="41"/>
+                <w:numId w:val="40"/>
               </w:numPr>
               <w:rPr>
                 <w:rFonts w:ascii="Arial" w:hAnsi="Arial" w:cs="Arial"/>
@@ -11655,7 +11674,25 @@
                 <w:sz w:val="24"/>
                 <w:szCs w:val="24"/>
               </w:rPr>
-              <w:t xml:space="preserve"> Com as credenciais validadas, o sistema autoriza o login e carrega o ambiente personalizado do usuário, que inclui suas configurações de Pomodoro e o histórico de sessões anteriores.</w:t>
+              <w:t xml:space="preserve"> Com as credenciais validadas, o sistema autoriza o login e carrega o ambiente personalizado do usuário, que inclui suas configurações de </w:t>
+            </w:r>
+            <w:proofErr w:type="spellStart"/>
+            <w:r>
+              <w:rPr>
+                <w:rFonts w:ascii="Arial" w:hAnsi="Arial" w:cs="Arial"/>
+                <w:sz w:val="24"/>
+                <w:szCs w:val="24"/>
+              </w:rPr>
+              <w:t>Pomodoro</w:t>
+            </w:r>
+            <w:proofErr w:type="spellEnd"/>
+            <w:r>
+              <w:rPr>
+                <w:rFonts w:ascii="Arial" w:hAnsi="Arial" w:cs="Arial"/>
+                <w:sz w:val="24"/>
+                <w:szCs w:val="24"/>
+              </w:rPr>
+              <w:t xml:space="preserve"> e o histórico de sessões anteriores.</w:t>
             </w:r>
           </w:p>
           <w:p>
@@ -11683,7 +11720,7 @@
               <w:pStyle w:val="PargrafodaLista"/>
               <w:numPr>
                 <w:ilvl w:val="0"/>
-                <w:numId w:val="41"/>
+                <w:numId w:val="40"/>
               </w:numPr>
               <w:rPr>
                 <w:rFonts w:ascii="Arial" w:hAnsi="Arial" w:cs="Arial"/>
@@ -11707,7 +11744,25 @@
                 <w:sz w:val="24"/>
                 <w:szCs w:val="24"/>
               </w:rPr>
-              <w:t xml:space="preserve"> O usuário é redirecionado para a tela principal do aplicativo, onde ele pode iniciar ou configurar uma sessão de Pomodoro.</w:t>
+              <w:t xml:space="preserve"> O usuário é redirecionado para a tela principal do aplicativo, onde ele pode iniciar ou configurar uma sessão de </w:t>
+            </w:r>
+            <w:proofErr w:type="spellStart"/>
+            <w:r>
+              <w:rPr>
+                <w:rFonts w:ascii="Arial" w:hAnsi="Arial" w:cs="Arial"/>
+                <w:sz w:val="24"/>
+                <w:szCs w:val="24"/>
+              </w:rPr>
+              <w:t>Pomodoro</w:t>
+            </w:r>
+            <w:proofErr w:type="spellEnd"/>
+            <w:r>
+              <w:rPr>
+                <w:rFonts w:ascii="Arial" w:hAnsi="Arial" w:cs="Arial"/>
+                <w:sz w:val="24"/>
+                <w:szCs w:val="24"/>
+              </w:rPr>
+              <w:t>.</w:t>
             </w:r>
           </w:p>
           <w:p>
@@ -11785,7 +11840,7 @@
               <w:pStyle w:val="PargrafodaLista"/>
               <w:numPr>
                 <w:ilvl w:val="0"/>
-                <w:numId w:val="42"/>
+                <w:numId w:val="41"/>
               </w:numPr>
               <w:rPr>
                 <w:rFonts w:ascii="Arial" w:hAnsi="Arial" w:cs="Arial"/>
@@ -11807,7 +11862,7 @@
               <w:pStyle w:val="PargrafodaLista"/>
               <w:numPr>
                 <w:ilvl w:val="0"/>
-                <w:numId w:val="42"/>
+                <w:numId w:val="41"/>
               </w:numPr>
               <w:rPr>
                 <w:rFonts w:ascii="Arial" w:hAnsi="Arial" w:cs="Arial"/>
@@ -11829,7 +11884,7 @@
               <w:pStyle w:val="PargrafodaLista"/>
               <w:numPr>
                 <w:ilvl w:val="0"/>
-                <w:numId w:val="42"/>
+                <w:numId w:val="41"/>
               </w:numPr>
               <w:rPr>
                 <w:rFonts w:ascii="Arial" w:hAnsi="Arial" w:cs="Arial"/>
@@ -11851,7 +11906,7 @@
               <w:pStyle w:val="PargrafodaLista"/>
               <w:numPr>
                 <w:ilvl w:val="0"/>
-                <w:numId w:val="42"/>
+                <w:numId w:val="41"/>
               </w:numPr>
               <w:rPr>
                 <w:rFonts w:ascii="Arial" w:hAnsi="Arial" w:cs="Arial"/>
@@ -11906,6 +11961,328 @@
                 <w:szCs w:val="24"/>
               </w:rPr>
               <w:t>CENÁRIO EXCESSÃO</w:t>
+            </w:r>
+          </w:p>
+        </w:tc>
+      </w:tr>
+      <w:tr>
+        <w:trPr>
+          <w:trHeight w:val="543"/>
+        </w:trPr>
+        <w:tc>
+          <w:tcPr>
+            <w:tcW w:w="9992" w:type="dxa"/>
+          </w:tcPr>
+          <w:p>
+            <w:pPr>
+              <w:pStyle w:val="PargrafodaLista"/>
+              <w:numPr>
+                <w:ilvl w:val="0"/>
+                <w:numId w:val="42"/>
+              </w:numPr>
+              <w:spacing w:line="256" w:lineRule="auto"/>
+              <w:rPr>
+                <w:rFonts w:ascii="Arial" w:hAnsi="Arial" w:cs="Arial"/>
+              </w:rPr>
+            </w:pPr>
+            <w:r>
+              <w:rPr>
+                <w:rFonts w:ascii="Arial" w:hAnsi="Arial" w:cs="Arial"/>
+              </w:rPr>
+              <w:t xml:space="preserve">  </w:t>
+            </w:r>
+            <w:r>
+              <w:rPr>
+                <w:rFonts w:ascii="Arial" w:hAnsi="Arial" w:cs="Arial"/>
+                <w:b/>
+                <w:bCs/>
+              </w:rPr>
+              <w:t>Inserção de Credenciais:</w:t>
+            </w:r>
+            <w:r>
+              <w:rPr>
+                <w:rFonts w:ascii="Arial" w:hAnsi="Arial" w:cs="Arial"/>
+              </w:rPr>
+              <w:t xml:space="preserve"> O usuário insere um e-mail e/ou senha que não correspondem aos dados cadastrados.</w:t>
+            </w:r>
+          </w:p>
+          <w:p>
+            <w:pPr>
+              <w:pStyle w:val="PargrafodaLista"/>
+              <w:numPr>
+                <w:ilvl w:val="0"/>
+                <w:numId w:val="42"/>
+              </w:numPr>
+              <w:spacing w:line="256" w:lineRule="auto"/>
+              <w:rPr>
+                <w:rFonts w:ascii="Arial" w:hAnsi="Arial" w:cs="Arial"/>
+              </w:rPr>
+            </w:pPr>
+            <w:r>
+              <w:rPr>
+                <w:rFonts w:ascii="Arial" w:hAnsi="Arial" w:cs="Arial"/>
+              </w:rPr>
+              <w:t xml:space="preserve">  </w:t>
+            </w:r>
+            <w:r>
+              <w:rPr>
+                <w:rFonts w:ascii="Arial" w:hAnsi="Arial" w:cs="Arial"/>
+                <w:b/>
+                <w:bCs/>
+              </w:rPr>
+              <w:t>Tentativa de Autenticação:</w:t>
+            </w:r>
+            <w:r>
+              <w:rPr>
+                <w:rFonts w:ascii="Arial" w:hAnsi="Arial" w:cs="Arial"/>
+              </w:rPr>
+              <w:t xml:space="preserve"> O usuário clica no botão de login, e o sistema tenta validar as credenciais.</w:t>
+            </w:r>
+          </w:p>
+          <w:p>
+            <w:pPr>
+              <w:pStyle w:val="PargrafodaLista"/>
+              <w:numPr>
+                <w:ilvl w:val="0"/>
+                <w:numId w:val="42"/>
+              </w:numPr>
+              <w:spacing w:line="256" w:lineRule="auto"/>
+              <w:rPr>
+                <w:rFonts w:ascii="Arial" w:hAnsi="Arial" w:cs="Arial"/>
+              </w:rPr>
+            </w:pPr>
+            <w:r>
+              <w:rPr>
+                <w:rFonts w:ascii="Arial" w:hAnsi="Arial" w:cs="Arial"/>
+              </w:rPr>
+              <w:t xml:space="preserve">  </w:t>
+            </w:r>
+            <w:r>
+              <w:rPr>
+                <w:rFonts w:ascii="Arial" w:hAnsi="Arial" w:cs="Arial"/>
+                <w:b/>
+                <w:bCs/>
+              </w:rPr>
+              <w:t>Erro de Autenticação:</w:t>
+            </w:r>
+            <w:r>
+              <w:rPr>
+                <w:rFonts w:ascii="Arial" w:hAnsi="Arial" w:cs="Arial"/>
+              </w:rPr>
+              <w:t xml:space="preserve"> O sistema detecta que o e-mail ou senha não são válidos.</w:t>
+            </w:r>
+          </w:p>
+          <w:p>
+            <w:pPr>
+              <w:pStyle w:val="PargrafodaLista"/>
+              <w:numPr>
+                <w:ilvl w:val="0"/>
+                <w:numId w:val="42"/>
+              </w:numPr>
+              <w:spacing w:line="256" w:lineRule="auto"/>
+              <w:rPr>
+                <w:rFonts w:ascii="Arial" w:hAnsi="Arial" w:cs="Arial"/>
+              </w:rPr>
+            </w:pPr>
+            <w:r>
+              <w:rPr>
+                <w:rFonts w:ascii="Arial" w:hAnsi="Arial" w:cs="Arial"/>
+              </w:rPr>
+              <w:t>O sistema exibe uma mensagem de erro: "E-mail ou senha incorretos. Tente novamente."</w:t>
+            </w:r>
+          </w:p>
+          <w:p>
+            <w:pPr>
+              <w:pStyle w:val="PargrafodaLista"/>
+              <w:numPr>
+                <w:ilvl w:val="0"/>
+                <w:numId w:val="42"/>
+              </w:numPr>
+              <w:spacing w:line="256" w:lineRule="auto"/>
+              <w:rPr>
+                <w:rFonts w:ascii="Arial" w:hAnsi="Arial" w:cs="Arial"/>
+              </w:rPr>
+            </w:pPr>
+            <w:r>
+              <w:rPr>
+                <w:rFonts w:ascii="Arial" w:hAnsi="Arial" w:cs="Arial"/>
+              </w:rPr>
+              <w:t xml:space="preserve">  </w:t>
+            </w:r>
+            <w:r>
+              <w:rPr>
+                <w:rFonts w:ascii="Arial" w:hAnsi="Arial" w:cs="Arial"/>
+                <w:b/>
+                <w:bCs/>
+              </w:rPr>
+              <w:t>Novo Login:</w:t>
+            </w:r>
+            <w:r>
+              <w:rPr>
+                <w:rFonts w:ascii="Arial" w:hAnsi="Arial" w:cs="Arial"/>
+              </w:rPr>
+              <w:t xml:space="preserve"> O usuário retorna à tela de login, podendo tentar novamente com credenciais corretas.</w:t>
+            </w:r>
+          </w:p>
+          <w:p>
+            <w:pPr>
+              <w:spacing w:line="256" w:lineRule="auto"/>
+              <w:ind w:left="360"/>
+              <w:rPr>
+                <w:rFonts w:ascii="Arial" w:hAnsi="Arial" w:cs="Arial"/>
+                <w:sz w:val="24"/>
+                <w:szCs w:val="24"/>
+              </w:rPr>
+            </w:pPr>
+          </w:p>
+        </w:tc>
+      </w:tr>
+      <w:tr>
+        <w:trPr>
+          <w:trHeight w:val="543"/>
+        </w:trPr>
+        <w:tc>
+          <w:tcPr>
+            <w:tcW w:w="9992" w:type="dxa"/>
+          </w:tcPr>
+          <w:p>
+            <w:pPr>
+              <w:pStyle w:val="PargrafodaLista"/>
+              <w:ind w:left="765"/>
+              <w:jc w:val="center"/>
+              <w:rPr>
+                <w:rFonts w:ascii="Arial" w:hAnsi="Arial" w:cs="Arial"/>
+                <w:b/>
+                <w:sz w:val="24"/>
+                <w:szCs w:val="24"/>
+              </w:rPr>
+            </w:pPr>
+            <w:r>
+              <w:rPr>
+                <w:rFonts w:ascii="Arial" w:hAnsi="Arial" w:cs="Arial"/>
+                <w:b/>
+                <w:sz w:val="24"/>
+                <w:szCs w:val="24"/>
+              </w:rPr>
+              <w:lastRenderedPageBreak/>
+              <w:t>PRÉ-CONDIÇÕES</w:t>
+            </w:r>
+          </w:p>
+          <w:p>
+            <w:pPr>
+              <w:pStyle w:val="PargrafodaLista"/>
+              <w:ind w:left="1485"/>
+              <w:rPr>
+                <w:rFonts w:ascii="Arial" w:hAnsi="Arial" w:cs="Arial"/>
+                <w:b/>
+                <w:sz w:val="24"/>
+                <w:szCs w:val="24"/>
+              </w:rPr>
+            </w:pPr>
+          </w:p>
+        </w:tc>
+      </w:tr>
+      <w:tr>
+        <w:trPr>
+          <w:trHeight w:val="543"/>
+        </w:trPr>
+        <w:tc>
+          <w:tcPr>
+            <w:tcW w:w="9992" w:type="dxa"/>
+          </w:tcPr>
+          <w:p>
+            <w:pPr>
+              <w:pStyle w:val="PargrafodaLista"/>
+              <w:numPr>
+                <w:ilvl w:val="0"/>
+                <w:numId w:val="39"/>
+              </w:numPr>
+              <w:rPr>
+                <w:rFonts w:ascii="Arial" w:hAnsi="Arial" w:cs="Arial"/>
+                <w:sz w:val="24"/>
+                <w:szCs w:val="24"/>
+              </w:rPr>
+            </w:pPr>
+            <w:r>
+              <w:rPr>
+                <w:rFonts w:ascii="Arial" w:hAnsi="Arial" w:cs="Arial"/>
+                <w:sz w:val="24"/>
+                <w:szCs w:val="24"/>
+              </w:rPr>
+              <w:t xml:space="preserve">O usuário já criou uma conta no aplicativo de </w:t>
+            </w:r>
+            <w:proofErr w:type="spellStart"/>
+            <w:r>
+              <w:rPr>
+                <w:rFonts w:ascii="Arial" w:hAnsi="Arial" w:cs="Arial"/>
+                <w:sz w:val="24"/>
+                <w:szCs w:val="24"/>
+              </w:rPr>
+              <w:t>Pomodoro</w:t>
+            </w:r>
+            <w:proofErr w:type="spellEnd"/>
+            <w:r>
+              <w:rPr>
+                <w:rFonts w:ascii="Arial" w:hAnsi="Arial" w:cs="Arial"/>
+                <w:sz w:val="24"/>
+                <w:szCs w:val="24"/>
+              </w:rPr>
+              <w:t>.</w:t>
+            </w:r>
+          </w:p>
+          <w:p>
+            <w:pPr>
+              <w:pStyle w:val="PargrafodaLista"/>
+              <w:numPr>
+                <w:ilvl w:val="0"/>
+                <w:numId w:val="39"/>
+              </w:numPr>
+              <w:rPr>
+                <w:rFonts w:ascii="Arial" w:hAnsi="Arial" w:cs="Arial"/>
+                <w:b/>
+                <w:sz w:val="24"/>
+                <w:szCs w:val="24"/>
+              </w:rPr>
+            </w:pPr>
+            <w:r>
+              <w:rPr>
+                <w:rFonts w:ascii="Arial" w:hAnsi="Arial" w:cs="Arial"/>
+                <w:sz w:val="24"/>
+                <w:szCs w:val="24"/>
+              </w:rPr>
+              <w:t>O usuário possui conexão à internet.</w:t>
+            </w:r>
+          </w:p>
+        </w:tc>
+      </w:tr>
+      <w:tr>
+        <w:trPr>
+          <w:trHeight w:val="543"/>
+        </w:trPr>
+        <w:tc>
+          <w:tcPr>
+            <w:tcW w:w="9992" w:type="dxa"/>
+          </w:tcPr>
+          <w:p>
+            <w:pPr>
+              <w:pStyle w:val="PargrafodaLista"/>
+              <w:ind w:left="765"/>
+              <w:jc w:val="center"/>
+              <w:rPr>
+                <w:rFonts w:ascii="Arial" w:hAnsi="Arial" w:cs="Arial"/>
+                <w:b/>
+                <w:sz w:val="24"/>
+                <w:szCs w:val="24"/>
+              </w:rPr>
+            </w:pPr>
+            <w:r>
+              <w:rPr>
+                <w:rFonts w:ascii="Arial" w:hAnsi="Arial" w:cs="Arial"/>
+                <w:b/>
+                <w:sz w:val="24"/>
+                <w:szCs w:val="24"/>
+              </w:rPr>
+              <w:t>PÓS-CONDIÇÕES</w:t>
             </w:r>
           </w:p>
         </w:tc>
@@ -11925,30 +12302,283 @@
                 <w:ilvl w:val="0"/>
                 <w:numId w:val="43"/>
               </w:numPr>
-              <w:spacing w:line="256" w:lineRule="auto"/>
-              <w:rPr>
-                <w:rFonts w:ascii="Arial" w:hAnsi="Arial" w:cs="Arial"/>
+              <w:rPr>
+                <w:rFonts w:ascii="Arial" w:hAnsi="Arial" w:cs="Arial"/>
+                <w:sz w:val="24"/>
+                <w:szCs w:val="24"/>
               </w:rPr>
             </w:pPr>
             <w:r>
               <w:rPr>
                 <w:rFonts w:ascii="Arial" w:hAnsi="Arial" w:cs="Arial"/>
-              </w:rPr>
-              <w:t xml:space="preserve">  </w:t>
-            </w:r>
-            <w:r>
+                <w:sz w:val="24"/>
+                <w:szCs w:val="24"/>
+              </w:rPr>
+              <w:t xml:space="preserve">O usuário está autenticado no sistema e pode utilizar o aplicativo para gerenciar suas sessões de </w:t>
+            </w:r>
+            <w:proofErr w:type="spellStart"/>
+            <w:r>
+              <w:rPr>
+                <w:rFonts w:ascii="Arial" w:hAnsi="Arial" w:cs="Arial"/>
+                <w:sz w:val="24"/>
+                <w:szCs w:val="24"/>
+              </w:rPr>
+              <w:t>Pomodoro</w:t>
+            </w:r>
+            <w:proofErr w:type="spellEnd"/>
+            <w:r>
+              <w:rPr>
+                <w:rFonts w:ascii="Arial" w:hAnsi="Arial" w:cs="Arial"/>
+                <w:sz w:val="24"/>
+                <w:szCs w:val="24"/>
+              </w:rPr>
+              <w:t>.</w:t>
+            </w:r>
+          </w:p>
+        </w:tc>
+      </w:tr>
+    </w:tbl>
+    <w:p>
+      <w:pPr>
+        <w:rPr>
+          <w:rFonts w:ascii="Arial" w:hAnsi="Arial" w:cs="Arial"/>
+        </w:rPr>
+      </w:pPr>
+    </w:p>
+    <w:tbl>
+      <w:tblPr>
+        <w:tblStyle w:val="Tabelacomgrade"/>
+        <w:tblpPr w:leftFromText="141" w:rightFromText="141" w:vertAnchor="page" w:horzAnchor="margin" w:tblpXSpec="center" w:tblpY="5416"/>
+        <w:tblW w:w="9992" w:type="dxa"/>
+        <w:tblInd w:w="0" w:type="dxa"/>
+        <w:tblLook w:val="04A0" w:firstRow="1" w:lastRow="0" w:firstColumn="1" w:lastColumn="0" w:noHBand="0" w:noVBand="1"/>
+      </w:tblPr>
+      <w:tblGrid>
+        <w:gridCol w:w="9992"/>
+      </w:tblGrid>
+      <w:tr>
+        <w:trPr>
+          <w:trHeight w:val="143"/>
+        </w:trPr>
+        <w:tc>
+          <w:tcPr>
+            <w:tcW w:w="9992" w:type="dxa"/>
+          </w:tcPr>
+          <w:p>
+            <w:pPr>
+              <w:jc w:val="center"/>
+              <w:rPr>
+                <w:rFonts w:ascii="Arial" w:hAnsi="Arial" w:cs="Arial"/>
+              </w:rPr>
+            </w:pPr>
+            <w:bookmarkStart w:id="19" w:name="_GoBack"/>
+            <w:bookmarkEnd w:id="19"/>
+            <w:r>
+              <w:rPr>
+                <w:rFonts w:ascii="Arial" w:hAnsi="Arial" w:cs="Arial"/>
+                <w:b/>
+                <w:sz w:val="28"/>
+                <w:szCs w:val="28"/>
+              </w:rPr>
+              <w:t>NARRATIVA DE CASO DE USO</w:t>
+            </w:r>
+          </w:p>
+        </w:tc>
+      </w:tr>
+      <w:tr>
+        <w:trPr>
+          <w:trHeight w:val="1300"/>
+        </w:trPr>
+        <w:tc>
+          <w:tcPr>
+            <w:tcW w:w="9992" w:type="dxa"/>
+          </w:tcPr>
+          <w:p>
+            <w:pPr>
               <w:rPr>
                 <w:rFonts w:ascii="Arial" w:hAnsi="Arial" w:cs="Arial"/>
                 <w:b/>
                 <w:bCs/>
-              </w:rPr>
-              <w:t>Inserção de Credenciais:</w:t>
-            </w:r>
-            <w:r>
-              <w:rPr>
-                <w:rFonts w:ascii="Arial" w:hAnsi="Arial" w:cs="Arial"/>
-              </w:rPr>
-              <w:t xml:space="preserve"> O usuário insere um e-mail e/ou senha que não correspondem aos dados cadastrados.</w:t>
+                <w:sz w:val="24"/>
+                <w:szCs w:val="24"/>
+              </w:rPr>
+            </w:pPr>
+            <w:r>
+              <w:rPr>
+                <w:rFonts w:ascii="Arial" w:hAnsi="Arial" w:cs="Arial"/>
+                <w:b/>
+                <w:bCs/>
+                <w:sz w:val="24"/>
+                <w:szCs w:val="24"/>
+              </w:rPr>
+              <w:t xml:space="preserve">Sigla/Nome: </w:t>
+            </w:r>
+            <w:r>
+              <w:t xml:space="preserve"> </w:t>
+            </w:r>
+            <w:r>
+              <w:rPr>
+                <w:rFonts w:ascii="Arial" w:hAnsi="Arial" w:cs="Arial"/>
+                <w:sz w:val="24"/>
+                <w:szCs w:val="24"/>
+              </w:rPr>
+              <w:t xml:space="preserve">CSUO5, </w:t>
+            </w:r>
+            <w:proofErr w:type="gramStart"/>
+            <w:r>
+              <w:rPr>
+                <w:rFonts w:ascii="Arial" w:hAnsi="Arial" w:cs="Arial"/>
+                <w:sz w:val="24"/>
+                <w:szCs w:val="24"/>
+              </w:rPr>
+              <w:t>Consultar</w:t>
+            </w:r>
+            <w:proofErr w:type="gramEnd"/>
+            <w:r>
+              <w:rPr>
+                <w:rFonts w:ascii="Arial" w:hAnsi="Arial" w:cs="Arial"/>
+                <w:sz w:val="24"/>
+                <w:szCs w:val="24"/>
+              </w:rPr>
+              <w:t xml:space="preserve"> atividades.</w:t>
+            </w:r>
+          </w:p>
+          <w:p>
+            <w:pPr>
+              <w:rPr>
+                <w:rFonts w:ascii="Arial" w:hAnsi="Arial" w:cs="Arial"/>
+                <w:sz w:val="24"/>
+                <w:szCs w:val="24"/>
+              </w:rPr>
+            </w:pPr>
+            <w:r>
+              <w:rPr>
+                <w:rFonts w:ascii="Arial" w:hAnsi="Arial" w:cs="Arial"/>
+                <w:b/>
+                <w:bCs/>
+                <w:sz w:val="24"/>
+                <w:szCs w:val="24"/>
+              </w:rPr>
+              <w:t xml:space="preserve">Objetivo: </w:t>
+            </w:r>
+            <w:r>
+              <w:rPr>
+                <w:rFonts w:ascii="Arial" w:hAnsi="Arial" w:cs="Arial"/>
+                <w:sz w:val="24"/>
+                <w:szCs w:val="24"/>
+              </w:rPr>
+              <w:t>Permitir que um usuário consulte suas atividades.</w:t>
+            </w:r>
+          </w:p>
+          <w:p>
+            <w:pPr>
+              <w:rPr>
+                <w:rFonts w:ascii="Arial" w:hAnsi="Arial" w:cs="Arial"/>
+                <w:sz w:val="24"/>
+                <w:szCs w:val="24"/>
+              </w:rPr>
+            </w:pPr>
+            <w:r>
+              <w:rPr>
+                <w:rFonts w:ascii="Arial" w:hAnsi="Arial" w:cs="Arial"/>
+                <w:b/>
+                <w:bCs/>
+                <w:sz w:val="24"/>
+                <w:szCs w:val="24"/>
+              </w:rPr>
+              <w:t xml:space="preserve">Frequência estimada: </w:t>
+            </w:r>
+            <w:r>
+              <w:rPr>
+                <w:rFonts w:ascii="Arial" w:hAnsi="Arial" w:cs="Arial"/>
+                <w:sz w:val="24"/>
+                <w:szCs w:val="24"/>
+              </w:rPr>
+              <w:t>Sempre que um usuário finalizar uma atividade.</w:t>
+            </w:r>
+          </w:p>
+          <w:p>
+            <w:pPr>
+              <w:rPr>
+                <w:rFonts w:ascii="Arial" w:hAnsi="Arial" w:cs="Arial"/>
+                <w:sz w:val="24"/>
+                <w:szCs w:val="24"/>
+              </w:rPr>
+            </w:pPr>
+            <w:r>
+              <w:rPr>
+                <w:rFonts w:ascii="Arial" w:hAnsi="Arial" w:cs="Arial"/>
+                <w:b/>
+                <w:sz w:val="24"/>
+                <w:szCs w:val="24"/>
+              </w:rPr>
+              <w:t xml:space="preserve">Ator Principal: </w:t>
+            </w:r>
+            <w:r>
+              <w:rPr>
+                <w:rFonts w:ascii="Arial" w:hAnsi="Arial" w:cs="Arial"/>
+                <w:sz w:val="24"/>
+                <w:szCs w:val="24"/>
+              </w:rPr>
+              <w:t>Usuário.</w:t>
+            </w:r>
+          </w:p>
+        </w:tc>
+      </w:tr>
+      <w:tr>
+        <w:trPr>
+          <w:trHeight w:val="480"/>
+        </w:trPr>
+        <w:tc>
+          <w:tcPr>
+            <w:tcW w:w="9992" w:type="dxa"/>
+          </w:tcPr>
+          <w:p>
+            <w:pPr>
+              <w:jc w:val="center"/>
+              <w:rPr>
+                <w:rFonts w:ascii="Arial" w:hAnsi="Arial" w:cs="Arial"/>
+                <w:b/>
+                <w:sz w:val="28"/>
+                <w:szCs w:val="28"/>
+              </w:rPr>
+            </w:pPr>
+            <w:r>
+              <w:rPr>
+                <w:rFonts w:ascii="Arial" w:hAnsi="Arial" w:cs="Arial"/>
+                <w:b/>
+                <w:sz w:val="28"/>
+                <w:szCs w:val="28"/>
+              </w:rPr>
+              <w:t>CENARIO PRINCIPAL</w:t>
+            </w:r>
+          </w:p>
+        </w:tc>
+      </w:tr>
+      <w:tr>
+        <w:trPr>
+          <w:trHeight w:val="543"/>
+        </w:trPr>
+        <w:tc>
+          <w:tcPr>
+            <w:tcW w:w="9992" w:type="dxa"/>
+          </w:tcPr>
+          <w:p>
+            <w:pPr>
+              <w:pStyle w:val="PargrafodaLista"/>
+              <w:numPr>
+                <w:ilvl w:val="0"/>
+                <w:numId w:val="54"/>
+              </w:numPr>
+              <w:rPr>
+                <w:rFonts w:ascii="Arial" w:hAnsi="Arial" w:cs="Arial"/>
+              </w:rPr>
+            </w:pPr>
+            <w:r>
+              <w:rPr>
+                <w:rFonts w:ascii="Arial" w:hAnsi="Arial" w:cs="Arial"/>
+              </w:rPr>
+              <w:t>O caso de uso começa quando o usuário acessa o histórico de atividades.</w:t>
             </w:r>
           </w:p>
           <w:p>
@@ -11956,9 +12586,8 @@
               <w:pStyle w:val="PargrafodaLista"/>
               <w:numPr>
                 <w:ilvl w:val="0"/>
-                <w:numId w:val="43"/>
+                <w:numId w:val="54"/>
               </w:numPr>
-              <w:spacing w:line="256" w:lineRule="auto"/>
               <w:rPr>
                 <w:rFonts w:ascii="Arial" w:hAnsi="Arial" w:cs="Arial"/>
               </w:rPr>
@@ -11967,21 +12596,7 @@
               <w:rPr>
                 <w:rFonts w:ascii="Arial" w:hAnsi="Arial" w:cs="Arial"/>
               </w:rPr>
-              <w:t xml:space="preserve">  </w:t>
-            </w:r>
-            <w:r>
-              <w:rPr>
-                <w:rFonts w:ascii="Arial" w:hAnsi="Arial" w:cs="Arial"/>
-                <w:b/>
-                <w:bCs/>
-              </w:rPr>
-              <w:t>Tentativa de Autenticação:</w:t>
-            </w:r>
-            <w:r>
-              <w:rPr>
-                <w:rFonts w:ascii="Arial" w:hAnsi="Arial" w:cs="Arial"/>
-              </w:rPr>
-              <w:t xml:space="preserve"> O usuário clica no botão de login, e o sistema tenta validar as credenciais.</w:t>
+              <w:t>O aplicativo exibe na tela as últimas atividades finalizadas pelo usuário.</w:t>
             </w:r>
           </w:p>
           <w:p>
@@ -11989,9 +12604,8 @@
               <w:pStyle w:val="PargrafodaLista"/>
               <w:numPr>
                 <w:ilvl w:val="0"/>
-                <w:numId w:val="43"/>
+                <w:numId w:val="54"/>
               </w:numPr>
-              <w:spacing w:line="256" w:lineRule="auto"/>
               <w:rPr>
                 <w:rFonts w:ascii="Arial" w:hAnsi="Arial" w:cs="Arial"/>
               </w:rPr>
@@ -12000,21 +12614,145 @@
               <w:rPr>
                 <w:rFonts w:ascii="Arial" w:hAnsi="Arial" w:cs="Arial"/>
               </w:rPr>
-              <w:t xml:space="preserve">  </w:t>
-            </w:r>
-            <w:r>
+              <w:t>Caso o usuário clique em ver mais, mostrará todas as atividades realizadas por ele(a).</w:t>
+            </w:r>
+          </w:p>
+        </w:tc>
+      </w:tr>
+      <w:tr>
+        <w:trPr>
+          <w:trHeight w:val="300"/>
+        </w:trPr>
+        <w:tc>
+          <w:tcPr>
+            <w:tcW w:w="9992" w:type="dxa"/>
+          </w:tcPr>
+          <w:p>
+            <w:pPr>
+              <w:jc w:val="center"/>
               <w:rPr>
                 <w:rFonts w:ascii="Arial" w:hAnsi="Arial" w:cs="Arial"/>
                 <w:b/>
                 <w:bCs/>
-              </w:rPr>
-              <w:t>Erro de Autenticação:</w:t>
-            </w:r>
-            <w:r>
-              <w:rPr>
-                <w:rFonts w:ascii="Arial" w:hAnsi="Arial" w:cs="Arial"/>
-              </w:rPr>
-              <w:t xml:space="preserve"> O sistema detecta que o e-mail ou senha não são válidos.</w:t>
+                <w:sz w:val="24"/>
+                <w:szCs w:val="24"/>
+              </w:rPr>
+            </w:pPr>
+            <w:r>
+              <w:rPr>
+                <w:rFonts w:ascii="Arial" w:hAnsi="Arial" w:cs="Arial"/>
+                <w:b/>
+                <w:bCs/>
+                <w:sz w:val="24"/>
+                <w:szCs w:val="24"/>
+              </w:rPr>
+              <w:t>CENÁRIO ALTERNATIVO</w:t>
+            </w:r>
+          </w:p>
+        </w:tc>
+      </w:tr>
+      <w:tr>
+        <w:trPr>
+          <w:trHeight w:val="543"/>
+        </w:trPr>
+        <w:tc>
+          <w:tcPr>
+            <w:tcW w:w="9992" w:type="dxa"/>
+          </w:tcPr>
+          <w:p>
+            <w:pPr>
+              <w:pStyle w:val="PargrafodaLista"/>
+              <w:numPr>
+                <w:ilvl w:val="0"/>
+                <w:numId w:val="53"/>
+              </w:numPr>
+              <w:spacing w:line="259" w:lineRule="auto"/>
+              <w:rPr>
+                <w:rFonts w:ascii="Arial" w:hAnsi="Arial" w:cs="Arial"/>
+              </w:rPr>
+            </w:pPr>
+            <w:r>
+              <w:rPr>
+                <w:rFonts w:ascii="Arial" w:hAnsi="Arial" w:cs="Arial"/>
+              </w:rPr>
+              <w:t>Caso o usuário entre no histórico sem estar cadastrado, aparecerá uma mensagem informado que é necessário login para ver o histórico.</w:t>
+            </w:r>
+          </w:p>
+          <w:p>
+            <w:pPr>
+              <w:jc w:val="center"/>
+              <w:rPr>
+                <w:rFonts w:ascii="Arial" w:hAnsi="Arial" w:cs="Arial"/>
+                <w:b/>
+                <w:bCs/>
+                <w:sz w:val="24"/>
+                <w:szCs w:val="24"/>
+              </w:rPr>
+            </w:pPr>
+          </w:p>
+        </w:tc>
+      </w:tr>
+      <w:tr>
+        <w:trPr>
+          <w:trHeight w:val="543"/>
+        </w:trPr>
+        <w:tc>
+          <w:tcPr>
+            <w:tcW w:w="9992" w:type="dxa"/>
+          </w:tcPr>
+          <w:p>
+            <w:pPr>
+              <w:jc w:val="center"/>
+              <w:rPr>
+                <w:rFonts w:ascii="Arial" w:hAnsi="Arial" w:cs="Arial"/>
+                <w:b/>
+                <w:bCs/>
+                <w:sz w:val="24"/>
+                <w:szCs w:val="24"/>
+              </w:rPr>
+            </w:pPr>
+            <w:r>
+              <w:rPr>
+                <w:rFonts w:ascii="Arial" w:hAnsi="Arial" w:cs="Arial"/>
+                <w:b/>
+                <w:bCs/>
+                <w:sz w:val="24"/>
+                <w:szCs w:val="24"/>
+              </w:rPr>
+              <w:t>CENÁRIO EXCESSÃO</w:t>
+            </w:r>
+          </w:p>
+        </w:tc>
+      </w:tr>
+      <w:tr>
+        <w:trPr>
+          <w:trHeight w:val="543"/>
+        </w:trPr>
+        <w:tc>
+          <w:tcPr>
+            <w:tcW w:w="9992" w:type="dxa"/>
+          </w:tcPr>
+          <w:p>
+            <w:pPr>
+              <w:pStyle w:val="PargrafodaLista"/>
+              <w:numPr>
+                <w:ilvl w:val="0"/>
+                <w:numId w:val="52"/>
+              </w:numPr>
+              <w:spacing w:line="259" w:lineRule="auto"/>
+              <w:rPr>
+                <w:rFonts w:ascii="Arial" w:hAnsi="Arial" w:cs="Arial"/>
+                <w:b/>
+                <w:bCs/>
+              </w:rPr>
+            </w:pPr>
+            <w:r>
+              <w:rPr>
+                <w:rFonts w:ascii="Arial" w:hAnsi="Arial" w:cs="Arial"/>
+                <w:b/>
+                <w:bCs/>
+              </w:rPr>
+              <w:t>Nenhuma atividade cadastrada.</w:t>
             </w:r>
           </w:p>
           <w:p>
@@ -12022,9 +12760,9 @@
               <w:pStyle w:val="PargrafodaLista"/>
               <w:numPr>
                 <w:ilvl w:val="0"/>
-                <w:numId w:val="43"/>
+                <w:numId w:val="52"/>
               </w:numPr>
-              <w:spacing w:line="256" w:lineRule="auto"/>
+              <w:spacing w:line="259" w:lineRule="auto"/>
               <w:rPr>
                 <w:rFonts w:ascii="Arial" w:hAnsi="Arial" w:cs="Arial"/>
               </w:rPr>
@@ -12033,7 +12771,7 @@
               <w:rPr>
                 <w:rFonts w:ascii="Arial" w:hAnsi="Arial" w:cs="Arial"/>
               </w:rPr>
-              <w:t>O sistema exibe uma mensagem de erro: "E-mail ou senha incorretos. Tente novamente."</w:t>
+              <w:t>Caso o usuário não tenha nenhuma atividade realizada, aparecerá uma mensagem informando que não há atividades realizadas.</w:t>
             </w:r>
           </w:p>
           <w:p>
@@ -12041,9 +12779,9 @@
               <w:pStyle w:val="PargrafodaLista"/>
               <w:numPr>
                 <w:ilvl w:val="0"/>
-                <w:numId w:val="43"/>
+                <w:numId w:val="52"/>
               </w:numPr>
-              <w:spacing w:line="256" w:lineRule="auto"/>
+              <w:spacing w:line="259" w:lineRule="auto"/>
               <w:rPr>
                 <w:rFonts w:ascii="Arial" w:hAnsi="Arial" w:cs="Arial"/>
               </w:rPr>
@@ -12052,29 +12790,16 @@
               <w:rPr>
                 <w:rFonts w:ascii="Arial" w:hAnsi="Arial" w:cs="Arial"/>
               </w:rPr>
-              <w:t xml:space="preserve">  </w:t>
-            </w:r>
-            <w:r>
-              <w:rPr>
-                <w:rFonts w:ascii="Arial" w:hAnsi="Arial" w:cs="Arial"/>
-                <w:b/>
-                <w:bCs/>
-              </w:rPr>
-              <w:t>Novo Login:</w:t>
-            </w:r>
-            <w:r>
-              <w:rPr>
-                <w:rFonts w:ascii="Arial" w:hAnsi="Arial" w:cs="Arial"/>
-              </w:rPr>
-              <w:t xml:space="preserve"> O usuário retorna à tela de login, podendo tentar novamente com credenciais corretas.</w:t>
+              <w:t>Não há restrições quanto a quantidade de atividades que possam ser realizadas.</w:t>
             </w:r>
           </w:p>
           <w:p>
             <w:pPr>
-              <w:spacing w:line="256" w:lineRule="auto"/>
-              <w:ind w:left="360"/>
-              <w:rPr>
-                <w:rFonts w:ascii="Arial" w:hAnsi="Arial" w:cs="Arial"/>
+              <w:jc w:val="center"/>
+              <w:rPr>
+                <w:rFonts w:ascii="Arial" w:hAnsi="Arial" w:cs="Arial"/>
+                <w:b/>
+                <w:bCs/>
                 <w:sz w:val="24"/>
                 <w:szCs w:val="24"/>
               </w:rPr>
@@ -12109,21 +12834,8 @@
                 <w:sz w:val="24"/>
                 <w:szCs w:val="24"/>
               </w:rPr>
-              <w:lastRenderedPageBreak/>
               <w:t>PRÉ-CONDIÇÕES</w:t>
             </w:r>
-          </w:p>
-          <w:p>
-            <w:pPr>
-              <w:pStyle w:val="PargrafodaLista"/>
-              <w:ind w:left="1485"/>
-              <w:rPr>
-                <w:rFonts w:ascii="Arial" w:hAnsi="Arial" w:cs="Arial"/>
-                <w:b/>
-                <w:sz w:val="24"/>
-                <w:szCs w:val="24"/>
-              </w:rPr>
-            </w:pPr>
           </w:p>
         </w:tc>
       </w:tr>
@@ -12140,21 +12852,32 @@
               <w:pStyle w:val="PargrafodaLista"/>
               <w:numPr>
                 <w:ilvl w:val="0"/>
-                <w:numId w:val="40"/>
+                <w:numId w:val="54"/>
               </w:numPr>
-              <w:rPr>
-                <w:rFonts w:ascii="Arial" w:hAnsi="Arial" w:cs="Arial"/>
-                <w:sz w:val="24"/>
-                <w:szCs w:val="24"/>
+              <w:spacing w:line="259" w:lineRule="auto"/>
+              <w:rPr>
+                <w:rFonts w:ascii="Arial" w:hAnsi="Arial" w:cs="Arial"/>
               </w:rPr>
             </w:pPr>
             <w:r>
               <w:rPr>
                 <w:rFonts w:ascii="Arial" w:hAnsi="Arial" w:cs="Arial"/>
-                <w:sz w:val="24"/>
-                <w:szCs w:val="24"/>
-              </w:rPr>
-              <w:t>O usuário já criou uma conta no aplicativo de Pomodoro.</w:t>
+              </w:rPr>
+              <w:t xml:space="preserve">O usuário deve estar </w:t>
+            </w:r>
+            <w:proofErr w:type="spellStart"/>
+            <w:r>
+              <w:rPr>
+                <w:rFonts w:ascii="Arial" w:hAnsi="Arial" w:cs="Arial"/>
+              </w:rPr>
+              <w:t>logado</w:t>
+            </w:r>
+            <w:proofErr w:type="spellEnd"/>
+            <w:r>
+              <w:rPr>
+                <w:rFonts w:ascii="Arial" w:hAnsi="Arial" w:cs="Arial"/>
+              </w:rPr>
+              <w:t>.</w:t>
             </w:r>
           </w:p>
           <w:p>
@@ -12162,8 +12885,35 @@
               <w:pStyle w:val="PargrafodaLista"/>
               <w:numPr>
                 <w:ilvl w:val="0"/>
-                <w:numId w:val="40"/>
+                <w:numId w:val="54"/>
               </w:numPr>
+              <w:spacing w:line="259" w:lineRule="auto"/>
+              <w:rPr>
+                <w:rFonts w:ascii="Arial" w:hAnsi="Arial" w:cs="Arial"/>
+              </w:rPr>
+            </w:pPr>
+            <w:r>
+              <w:rPr>
+                <w:rFonts w:ascii="Arial" w:hAnsi="Arial" w:cs="Arial"/>
+              </w:rPr>
+              <w:t>O usuário deve ter realizado pelo menos uma atividade.</w:t>
+            </w:r>
+          </w:p>
+        </w:tc>
+      </w:tr>
+      <w:tr>
+        <w:trPr>
+          <w:trHeight w:val="543"/>
+        </w:trPr>
+        <w:tc>
+          <w:tcPr>
+            <w:tcW w:w="9992" w:type="dxa"/>
+          </w:tcPr>
+          <w:p>
+            <w:pPr>
+              <w:pStyle w:val="PargrafodaLista"/>
+              <w:ind w:left="765"/>
+              <w:jc w:val="center"/>
               <w:rPr>
                 <w:rFonts w:ascii="Arial" w:hAnsi="Arial" w:cs="Arial"/>
                 <w:b/>
@@ -12174,10 +12924,927 @@
             <w:r>
               <w:rPr>
                 <w:rFonts w:ascii="Arial" w:hAnsi="Arial" w:cs="Arial"/>
+                <w:b/>
                 <w:sz w:val="24"/>
                 <w:szCs w:val="24"/>
               </w:rPr>
-              <w:t>O usuário possui conexão à internet.</w:t>
+              <w:t>PÓS-CONDIÇÕES</w:t>
+            </w:r>
+          </w:p>
+        </w:tc>
+      </w:tr>
+      <w:tr>
+        <w:trPr>
+          <w:trHeight w:val="543"/>
+        </w:trPr>
+        <w:tc>
+          <w:tcPr>
+            <w:tcW w:w="9992" w:type="dxa"/>
+          </w:tcPr>
+          <w:p>
+            <w:pPr>
+              <w:pStyle w:val="PargrafodaLista"/>
+              <w:numPr>
+                <w:ilvl w:val="0"/>
+                <w:numId w:val="54"/>
+              </w:numPr>
+              <w:spacing w:line="259" w:lineRule="auto"/>
+              <w:rPr>
+                <w:rFonts w:ascii="Arial" w:hAnsi="Arial" w:cs="Arial"/>
+              </w:rPr>
+            </w:pPr>
+            <w:r>
+              <w:rPr>
+                <w:rFonts w:ascii="Arial" w:hAnsi="Arial" w:cs="Arial"/>
+              </w:rPr>
+              <w:t>As atividades permanecem inalteradas, sem impacto em suas propriedades ou status.</w:t>
+            </w:r>
+          </w:p>
+        </w:tc>
+      </w:tr>
+    </w:tbl>
+    <w:p>
+      <w:pPr>
+        <w:rPr>
+          <w:rFonts w:ascii="Arial" w:hAnsi="Arial" w:cs="Arial"/>
+        </w:rPr>
+      </w:pPr>
+    </w:p>
+    <w:tbl>
+      <w:tblPr>
+        <w:tblStyle w:val="Tabelacomgrade"/>
+        <w:tblpPr w:leftFromText="141" w:rightFromText="141" w:vertAnchor="page" w:horzAnchor="margin" w:tblpXSpec="center" w:tblpY="1561"/>
+        <w:tblW w:w="9992" w:type="dxa"/>
+        <w:tblInd w:w="0" w:type="dxa"/>
+        <w:tblLook w:val="04A0" w:firstRow="1" w:lastRow="0" w:firstColumn="1" w:lastColumn="0" w:noHBand="0" w:noVBand="1"/>
+      </w:tblPr>
+      <w:tblGrid>
+        <w:gridCol w:w="9992"/>
+      </w:tblGrid>
+      <w:tr>
+        <w:trPr>
+          <w:trHeight w:val="143"/>
+        </w:trPr>
+        <w:tc>
+          <w:tcPr>
+            <w:tcW w:w="9992" w:type="dxa"/>
+          </w:tcPr>
+          <w:p>
+            <w:pPr>
+              <w:jc w:val="center"/>
+              <w:rPr>
+                <w:rFonts w:ascii="Arial" w:hAnsi="Arial" w:cs="Arial"/>
+              </w:rPr>
+            </w:pPr>
+            <w:r>
+              <w:rPr>
+                <w:rFonts w:ascii="Arial" w:hAnsi="Arial" w:cs="Arial"/>
+                <w:b/>
+                <w:sz w:val="28"/>
+                <w:szCs w:val="28"/>
+              </w:rPr>
+              <w:lastRenderedPageBreak/>
+              <w:t>NARRATIVA DE CASO DE USO</w:t>
+            </w:r>
+          </w:p>
+        </w:tc>
+      </w:tr>
+      <w:tr>
+        <w:trPr>
+          <w:trHeight w:val="1300"/>
+        </w:trPr>
+        <w:tc>
+          <w:tcPr>
+            <w:tcW w:w="9992" w:type="dxa"/>
+          </w:tcPr>
+          <w:p>
+            <w:pPr>
+              <w:rPr>
+                <w:rFonts w:ascii="Arial" w:hAnsi="Arial" w:cs="Arial"/>
+                <w:b/>
+                <w:sz w:val="24"/>
+                <w:szCs w:val="24"/>
+              </w:rPr>
+            </w:pPr>
+            <w:r>
+              <w:rPr>
+                <w:rFonts w:ascii="Arial" w:hAnsi="Arial" w:cs="Arial"/>
+                <w:b/>
+                <w:sz w:val="24"/>
+                <w:szCs w:val="24"/>
+              </w:rPr>
+              <w:t xml:space="preserve">Sigla/Nome: </w:t>
+            </w:r>
+            <w:r>
+              <w:t xml:space="preserve"> </w:t>
+            </w:r>
+            <w:r>
+              <w:rPr>
+                <w:sz w:val="20"/>
+              </w:rPr>
+              <w:t xml:space="preserve"> </w:t>
+            </w:r>
+            <w:r>
+              <w:rPr>
+                <w:rFonts w:ascii="Arial" w:hAnsi="Arial" w:cs="Arial"/>
+                <w:sz w:val="24"/>
+                <w:szCs w:val="24"/>
+              </w:rPr>
+              <w:t>CSU0</w:t>
+            </w:r>
+            <w:r>
+              <w:rPr>
+                <w:rFonts w:ascii="Arial" w:hAnsi="Arial" w:cs="Arial"/>
+                <w:sz w:val="24"/>
+                <w:szCs w:val="24"/>
+              </w:rPr>
+              <w:t>6 – Excluir Atividade</w:t>
+            </w:r>
+          </w:p>
+          <w:p>
+            <w:pPr>
+              <w:rPr>
+                <w:rFonts w:ascii="Arial" w:hAnsi="Arial" w:cs="Arial"/>
+                <w:sz w:val="24"/>
+                <w:szCs w:val="24"/>
+              </w:rPr>
+            </w:pPr>
+            <w:r>
+              <w:rPr>
+                <w:rFonts w:ascii="Arial" w:hAnsi="Arial" w:cs="Arial"/>
+                <w:b/>
+                <w:sz w:val="24"/>
+                <w:szCs w:val="24"/>
+              </w:rPr>
+              <w:t xml:space="preserve">Objetivo: </w:t>
+            </w:r>
+            <w:r>
+              <w:t xml:space="preserve"> </w:t>
+            </w:r>
+            <w:r>
+              <w:rPr>
+                <w:rFonts w:ascii="Arial" w:hAnsi="Arial" w:cs="Arial"/>
+                <w:sz w:val="24"/>
+                <w:szCs w:val="24"/>
+              </w:rPr>
+              <w:t xml:space="preserve">Permitir que o usuário </w:t>
+            </w:r>
+            <w:r>
+              <w:rPr>
+                <w:rFonts w:ascii="Arial" w:hAnsi="Arial" w:cs="Arial"/>
+                <w:sz w:val="24"/>
+                <w:szCs w:val="24"/>
+              </w:rPr>
+              <w:t>exclua a atividade caso não for o que esperava</w:t>
+            </w:r>
+          </w:p>
+          <w:p>
+            <w:pPr>
+              <w:rPr>
+                <w:rFonts w:ascii="Arial" w:hAnsi="Arial" w:cs="Arial"/>
+                <w:sz w:val="24"/>
+                <w:szCs w:val="24"/>
+              </w:rPr>
+            </w:pPr>
+            <w:r>
+              <w:rPr>
+                <w:rFonts w:ascii="Arial" w:hAnsi="Arial" w:cs="Arial"/>
+                <w:b/>
+                <w:sz w:val="24"/>
+                <w:szCs w:val="24"/>
+              </w:rPr>
+              <w:t xml:space="preserve">Frequência estimada: </w:t>
+            </w:r>
+            <w:r>
+              <w:rPr>
+                <w:rFonts w:ascii="Arial" w:hAnsi="Arial" w:cs="Arial"/>
+                <w:sz w:val="24"/>
+                <w:szCs w:val="24"/>
+              </w:rPr>
+              <w:t>Sempre que um novo usuário querer entra no aplicativo.</w:t>
+            </w:r>
+          </w:p>
+          <w:p>
+            <w:pPr>
+              <w:rPr>
+                <w:rFonts w:ascii="Arial" w:hAnsi="Arial" w:cs="Arial"/>
+                <w:sz w:val="24"/>
+                <w:szCs w:val="24"/>
+              </w:rPr>
+            </w:pPr>
+            <w:r>
+              <w:rPr>
+                <w:rFonts w:ascii="Arial" w:hAnsi="Arial" w:cs="Arial"/>
+                <w:b/>
+                <w:sz w:val="24"/>
+                <w:szCs w:val="24"/>
+              </w:rPr>
+              <w:t xml:space="preserve">Ator Principal: </w:t>
+            </w:r>
+            <w:r>
+              <w:rPr>
+                <w:rFonts w:ascii="Arial" w:hAnsi="Arial" w:cs="Arial"/>
+                <w:sz w:val="24"/>
+                <w:szCs w:val="24"/>
+              </w:rPr>
+              <w:t>Usuário.</w:t>
+            </w:r>
+          </w:p>
+          <w:p>
+            <w:pPr>
+              <w:rPr>
+                <w:rFonts w:ascii="Arial" w:hAnsi="Arial" w:cs="Arial"/>
+                <w:sz w:val="24"/>
+                <w:szCs w:val="24"/>
+              </w:rPr>
+            </w:pPr>
+          </w:p>
+        </w:tc>
+      </w:tr>
+      <w:tr>
+        <w:trPr>
+          <w:trHeight w:val="543"/>
+        </w:trPr>
+        <w:tc>
+          <w:tcPr>
+            <w:tcW w:w="9992" w:type="dxa"/>
+          </w:tcPr>
+          <w:p>
+            <w:pPr>
+              <w:jc w:val="center"/>
+              <w:rPr>
+                <w:rFonts w:ascii="Arial" w:hAnsi="Arial" w:cs="Arial"/>
+                <w:b/>
+                <w:sz w:val="28"/>
+                <w:szCs w:val="28"/>
+              </w:rPr>
+            </w:pPr>
+            <w:r>
+              <w:rPr>
+                <w:rFonts w:ascii="Arial" w:hAnsi="Arial" w:cs="Arial"/>
+                <w:b/>
+                <w:sz w:val="28"/>
+                <w:szCs w:val="28"/>
+              </w:rPr>
+              <w:t>CENARIO PRINCIPAL</w:t>
+            </w:r>
+          </w:p>
+        </w:tc>
+      </w:tr>
+      <w:tr>
+        <w:trPr>
+          <w:trHeight w:val="543"/>
+        </w:trPr>
+        <w:tc>
+          <w:tcPr>
+            <w:tcW w:w="9992" w:type="dxa"/>
+          </w:tcPr>
+          <w:p>
+            <w:pPr>
+              <w:pStyle w:val="PargrafodaLista"/>
+              <w:numPr>
+                <w:ilvl w:val="0"/>
+                <w:numId w:val="46"/>
+              </w:numPr>
+              <w:rPr>
+                <w:rFonts w:ascii="Arial" w:hAnsi="Arial" w:cs="Arial"/>
+                <w:bCs/>
+                <w:sz w:val="24"/>
+                <w:szCs w:val="24"/>
+              </w:rPr>
+            </w:pPr>
+            <w:r>
+              <w:rPr>
+                <w:rFonts w:ascii="Arial" w:hAnsi="Arial" w:cs="Arial"/>
+                <w:b/>
+                <w:bCs/>
+                <w:sz w:val="24"/>
+                <w:szCs w:val="24"/>
+              </w:rPr>
+              <w:t>Acesso à Lista de Atividades:</w:t>
+            </w:r>
+            <w:r>
+              <w:rPr>
+                <w:rFonts w:ascii="Arial" w:hAnsi="Arial" w:cs="Arial"/>
+                <w:bCs/>
+                <w:sz w:val="24"/>
+                <w:szCs w:val="24"/>
+              </w:rPr>
+              <w:t xml:space="preserve"> O usuário abre o aplicativo </w:t>
+            </w:r>
+            <w:proofErr w:type="spellStart"/>
+            <w:r>
+              <w:rPr>
+                <w:rFonts w:ascii="Arial" w:hAnsi="Arial" w:cs="Arial"/>
+                <w:bCs/>
+                <w:sz w:val="24"/>
+                <w:szCs w:val="24"/>
+              </w:rPr>
+              <w:t>Pomodoro</w:t>
+            </w:r>
+            <w:proofErr w:type="spellEnd"/>
+            <w:r>
+              <w:rPr>
+                <w:rFonts w:ascii="Arial" w:hAnsi="Arial" w:cs="Arial"/>
+                <w:bCs/>
+                <w:sz w:val="24"/>
+                <w:szCs w:val="24"/>
+              </w:rPr>
+              <w:t xml:space="preserve"> e navega até a seção de atividades, onde visualiza uma lista de suas tarefas programadas.</w:t>
+            </w:r>
+          </w:p>
+          <w:p>
+            <w:pPr>
+              <w:pStyle w:val="PargrafodaLista"/>
+              <w:numPr>
+                <w:ilvl w:val="0"/>
+                <w:numId w:val="46"/>
+              </w:numPr>
+              <w:rPr>
+                <w:rFonts w:ascii="Arial" w:hAnsi="Arial" w:cs="Arial"/>
+                <w:bCs/>
+                <w:sz w:val="24"/>
+                <w:szCs w:val="24"/>
+              </w:rPr>
+            </w:pPr>
+            <w:r>
+              <w:rPr>
+                <w:rFonts w:ascii="Arial" w:hAnsi="Arial" w:cs="Arial"/>
+                <w:b/>
+                <w:bCs/>
+                <w:sz w:val="24"/>
+                <w:szCs w:val="24"/>
+              </w:rPr>
+              <w:t>Seleção da Atividade:</w:t>
+            </w:r>
+            <w:r>
+              <w:rPr>
+                <w:rFonts w:ascii="Arial" w:hAnsi="Arial" w:cs="Arial"/>
+                <w:bCs/>
+                <w:sz w:val="24"/>
+                <w:szCs w:val="24"/>
+              </w:rPr>
+              <w:t xml:space="preserve"> O usuário identifica uma atividade que deseja excluir. Essa atividade pode ser uma tarefa que já foi concluída ou que não é mais relevante.</w:t>
+            </w:r>
+          </w:p>
+          <w:p>
+            <w:pPr>
+              <w:pStyle w:val="PargrafodaLista"/>
+              <w:numPr>
+                <w:ilvl w:val="0"/>
+                <w:numId w:val="46"/>
+              </w:numPr>
+              <w:rPr>
+                <w:rFonts w:ascii="Arial" w:hAnsi="Arial" w:cs="Arial"/>
+                <w:bCs/>
+                <w:sz w:val="24"/>
+                <w:szCs w:val="24"/>
+              </w:rPr>
+            </w:pPr>
+            <w:r>
+              <w:rPr>
+                <w:rFonts w:ascii="Arial" w:hAnsi="Arial" w:cs="Arial"/>
+                <w:b/>
+                <w:bCs/>
+                <w:sz w:val="24"/>
+                <w:szCs w:val="24"/>
+              </w:rPr>
+              <w:t>Ação de Exclusão:</w:t>
+            </w:r>
+            <w:r>
+              <w:rPr>
+                <w:rFonts w:ascii="Arial" w:hAnsi="Arial" w:cs="Arial"/>
+                <w:bCs/>
+                <w:sz w:val="24"/>
+                <w:szCs w:val="24"/>
+              </w:rPr>
+              <w:t xml:space="preserve"> O usuário toca no ícone de "excluir" (geralmente representado por uma lixeira) ao lado da atividade selecionada.</w:t>
+            </w:r>
+          </w:p>
+          <w:p>
+            <w:pPr>
+              <w:pStyle w:val="PargrafodaLista"/>
+              <w:numPr>
+                <w:ilvl w:val="0"/>
+                <w:numId w:val="46"/>
+              </w:numPr>
+              <w:rPr>
+                <w:rFonts w:ascii="Arial" w:hAnsi="Arial" w:cs="Arial"/>
+                <w:bCs/>
+                <w:sz w:val="24"/>
+                <w:szCs w:val="24"/>
+              </w:rPr>
+            </w:pPr>
+            <w:r>
+              <w:rPr>
+                <w:rFonts w:ascii="Arial" w:hAnsi="Arial" w:cs="Arial"/>
+                <w:b/>
+                <w:bCs/>
+                <w:sz w:val="24"/>
+                <w:szCs w:val="24"/>
+              </w:rPr>
+              <w:t>Confirmação de Exclusão:</w:t>
+            </w:r>
+            <w:r>
+              <w:rPr>
+                <w:rFonts w:ascii="Arial" w:hAnsi="Arial" w:cs="Arial"/>
+                <w:bCs/>
+                <w:sz w:val="24"/>
+                <w:szCs w:val="24"/>
+              </w:rPr>
+              <w:t xml:space="preserve"> O aplicativo exibe uma janela de confirmação perguntando se o usuário tem certeza de que deseja excluir a atividade. O usuário pode optar por "Sim" ou "Não".</w:t>
+            </w:r>
+          </w:p>
+          <w:p>
+            <w:pPr>
+              <w:ind w:left="873" w:hanging="873"/>
+              <w:rPr>
+                <w:rFonts w:ascii="Arial" w:hAnsi="Arial" w:cs="Arial"/>
+                <w:bCs/>
+                <w:sz w:val="24"/>
+                <w:szCs w:val="24"/>
+              </w:rPr>
+            </w:pPr>
+            <w:r>
+              <w:rPr>
+                <w:rFonts w:ascii="Arial" w:hAnsi="Arial" w:cs="Arial"/>
+                <w:bCs/>
+                <w:sz w:val="24"/>
+                <w:szCs w:val="24"/>
+              </w:rPr>
+              <w:t xml:space="preserve">              Se o usuário escolher "Sim":</w:t>
+            </w:r>
+          </w:p>
+          <w:p>
+            <w:pPr>
+              <w:pStyle w:val="PargrafodaLista"/>
+              <w:numPr>
+                <w:ilvl w:val="0"/>
+                <w:numId w:val="48"/>
+              </w:numPr>
+              <w:rPr>
+                <w:rFonts w:ascii="Arial" w:hAnsi="Arial" w:cs="Arial"/>
+                <w:bCs/>
+                <w:sz w:val="24"/>
+                <w:szCs w:val="24"/>
+              </w:rPr>
+            </w:pPr>
+            <w:r>
+              <w:rPr>
+                <w:rFonts w:ascii="Arial" w:hAnsi="Arial" w:cs="Arial"/>
+                <w:bCs/>
+                <w:sz w:val="24"/>
+                <w:szCs w:val="24"/>
+              </w:rPr>
+              <w:t>A atividade é removida da lista.</w:t>
+            </w:r>
+          </w:p>
+          <w:p>
+            <w:pPr>
+              <w:pStyle w:val="PargrafodaLista"/>
+              <w:numPr>
+                <w:ilvl w:val="0"/>
+                <w:numId w:val="48"/>
+              </w:numPr>
+              <w:rPr>
+                <w:rFonts w:ascii="Arial" w:hAnsi="Arial" w:cs="Arial"/>
+                <w:bCs/>
+                <w:sz w:val="24"/>
+                <w:szCs w:val="24"/>
+              </w:rPr>
+            </w:pPr>
+            <w:r>
+              <w:rPr>
+                <w:rFonts w:ascii="Arial" w:hAnsi="Arial" w:cs="Arial"/>
+                <w:bCs/>
+                <w:sz w:val="24"/>
+                <w:szCs w:val="24"/>
+              </w:rPr>
+              <w:t>O aplicativo exibe uma mensagem de sucesso confirmando a exclusão.</w:t>
+            </w:r>
+          </w:p>
+          <w:p>
+            <w:pPr>
+              <w:pStyle w:val="PargrafodaLista"/>
+              <w:numPr>
+                <w:ilvl w:val="0"/>
+                <w:numId w:val="48"/>
+              </w:numPr>
+              <w:rPr>
+                <w:rFonts w:ascii="Arial" w:hAnsi="Arial" w:cs="Arial"/>
+                <w:bCs/>
+                <w:sz w:val="24"/>
+                <w:szCs w:val="24"/>
+              </w:rPr>
+            </w:pPr>
+            <w:r>
+              <w:rPr>
+                <w:rFonts w:ascii="Arial" w:hAnsi="Arial" w:cs="Arial"/>
+                <w:bCs/>
+                <w:sz w:val="24"/>
+                <w:szCs w:val="24"/>
+              </w:rPr>
+              <w:t>A lista de atividades é atualizada automaticamente para refletir a mudança.</w:t>
+            </w:r>
+          </w:p>
+          <w:p>
+            <w:pPr>
+              <w:pStyle w:val="PargrafodaLista"/>
+              <w:numPr>
+                <w:ilvl w:val="0"/>
+                <w:numId w:val="48"/>
+              </w:numPr>
+              <w:rPr>
+                <w:rFonts w:ascii="Arial" w:hAnsi="Arial" w:cs="Arial"/>
+                <w:bCs/>
+                <w:sz w:val="24"/>
+                <w:szCs w:val="24"/>
+              </w:rPr>
+            </w:pPr>
+            <w:r>
+              <w:rPr>
+                <w:rFonts w:ascii="Arial" w:hAnsi="Arial" w:cs="Arial"/>
+                <w:bCs/>
+                <w:sz w:val="24"/>
+                <w:szCs w:val="24"/>
+              </w:rPr>
+              <w:t>Se o usuário escolher "Não":</w:t>
+            </w:r>
+          </w:p>
+          <w:p>
+            <w:pPr>
+              <w:pStyle w:val="PargrafodaLista"/>
+              <w:numPr>
+                <w:ilvl w:val="0"/>
+                <w:numId w:val="48"/>
+              </w:numPr>
+              <w:rPr>
+                <w:rFonts w:ascii="Arial" w:hAnsi="Arial" w:cs="Arial"/>
+                <w:bCs/>
+                <w:sz w:val="24"/>
+                <w:szCs w:val="24"/>
+              </w:rPr>
+            </w:pPr>
+            <w:r>
+              <w:rPr>
+                <w:rFonts w:ascii="Arial" w:hAnsi="Arial" w:cs="Arial"/>
+                <w:bCs/>
+                <w:sz w:val="24"/>
+                <w:szCs w:val="24"/>
+              </w:rPr>
+              <w:t>A janela de confirmação é fechada e o usuário retorna à lista de atividades sem alterações.</w:t>
+            </w:r>
+          </w:p>
+          <w:p>
+            <w:pPr>
+              <w:pStyle w:val="PargrafodaLista"/>
+              <w:numPr>
+                <w:ilvl w:val="0"/>
+                <w:numId w:val="46"/>
+              </w:numPr>
+              <w:rPr>
+                <w:rFonts w:ascii="Arial" w:hAnsi="Arial" w:cs="Arial"/>
+                <w:bCs/>
+                <w:sz w:val="24"/>
+                <w:szCs w:val="24"/>
+              </w:rPr>
+            </w:pPr>
+            <w:r>
+              <w:rPr>
+                <w:rFonts w:ascii="Arial" w:hAnsi="Arial" w:cs="Arial"/>
+                <w:b/>
+                <w:bCs/>
+                <w:sz w:val="24"/>
+                <w:szCs w:val="24"/>
+              </w:rPr>
+              <w:t xml:space="preserve">Feedback: </w:t>
+            </w:r>
+            <w:r>
+              <w:rPr>
+                <w:rFonts w:ascii="Arial" w:hAnsi="Arial" w:cs="Arial"/>
+                <w:bCs/>
+                <w:sz w:val="24"/>
+                <w:szCs w:val="24"/>
+              </w:rPr>
+              <w:t>O usuário recebe um feedback visual (como uma notificação) indicando que a atividade foi excluída com sucesso, reforçando a sensação de controle sobre suas tarefas.</w:t>
+            </w:r>
+          </w:p>
+          <w:p>
+            <w:pPr>
+              <w:pStyle w:val="PargrafodaLista"/>
+              <w:ind w:left="1353"/>
+              <w:rPr>
+                <w:rFonts w:ascii="Arial" w:hAnsi="Arial" w:cs="Arial"/>
+                <w:b/>
+              </w:rPr>
+            </w:pPr>
+          </w:p>
+        </w:tc>
+      </w:tr>
+      <w:tr>
+        <w:trPr>
+          <w:trHeight w:val="543"/>
+        </w:trPr>
+        <w:tc>
+          <w:tcPr>
+            <w:tcW w:w="9992" w:type="dxa"/>
+          </w:tcPr>
+          <w:p>
+            <w:pPr>
+              <w:jc w:val="center"/>
+              <w:rPr>
+                <w:rFonts w:ascii="Arial" w:hAnsi="Arial" w:cs="Arial"/>
+                <w:b/>
+                <w:sz w:val="24"/>
+                <w:szCs w:val="24"/>
+              </w:rPr>
+            </w:pPr>
+            <w:r>
+              <w:rPr>
+                <w:rFonts w:ascii="Arial" w:hAnsi="Arial" w:cs="Arial"/>
+                <w:b/>
+                <w:sz w:val="24"/>
+                <w:szCs w:val="24"/>
+              </w:rPr>
+              <w:t>CENÁRIO ALTERNATIVO</w:t>
+            </w:r>
+          </w:p>
+        </w:tc>
+      </w:tr>
+      <w:tr>
+        <w:trPr>
+          <w:trHeight w:val="543"/>
+        </w:trPr>
+        <w:tc>
+          <w:tcPr>
+            <w:tcW w:w="9992" w:type="dxa"/>
+          </w:tcPr>
+          <w:p>
+            <w:pPr>
+              <w:pStyle w:val="PargrafodaLista"/>
+              <w:numPr>
+                <w:ilvl w:val="0"/>
+                <w:numId w:val="45"/>
+              </w:numPr>
+              <w:rPr>
+                <w:rFonts w:ascii="Arial" w:hAnsi="Arial" w:cs="Arial"/>
+                <w:b/>
+                <w:sz w:val="24"/>
+                <w:szCs w:val="24"/>
+              </w:rPr>
+            </w:pPr>
+            <w:r>
+              <w:rPr>
+                <w:rFonts w:ascii="Arial" w:hAnsi="Arial" w:cs="Arial"/>
+                <w:b/>
+                <w:sz w:val="24"/>
+                <w:szCs w:val="24"/>
+              </w:rPr>
+              <w:t xml:space="preserve">Atividade Não Encontrada: </w:t>
+            </w:r>
+            <w:r>
+              <w:rPr>
+                <w:rFonts w:ascii="Arial" w:hAnsi="Arial" w:cs="Arial"/>
+                <w:sz w:val="24"/>
+                <w:szCs w:val="24"/>
+              </w:rPr>
+              <w:t>Caso o usuário tente excluir uma atividade que não existe (por exemplo, já foi excluída anteriormente), o aplicativo informa que a atividade não foi encontrada e sugere a atualização da lista.</w:t>
+            </w:r>
+          </w:p>
+        </w:tc>
+      </w:tr>
+      <w:tr>
+        <w:trPr>
+          <w:trHeight w:val="543"/>
+        </w:trPr>
+        <w:tc>
+          <w:tcPr>
+            <w:tcW w:w="9992" w:type="dxa"/>
+          </w:tcPr>
+          <w:p>
+            <w:pPr>
+              <w:jc w:val="center"/>
+              <w:rPr>
+                <w:rFonts w:ascii="Arial" w:hAnsi="Arial" w:cs="Arial"/>
+                <w:b/>
+                <w:sz w:val="24"/>
+                <w:szCs w:val="24"/>
+              </w:rPr>
+            </w:pPr>
+            <w:r>
+              <w:rPr>
+                <w:rFonts w:ascii="Arial" w:hAnsi="Arial" w:cs="Arial"/>
+                <w:b/>
+                <w:sz w:val="24"/>
+                <w:szCs w:val="24"/>
+              </w:rPr>
+              <w:t>CENÁRIO EXCESSÃO</w:t>
+            </w:r>
+          </w:p>
+        </w:tc>
+      </w:tr>
+      <w:tr>
+        <w:trPr>
+          <w:trHeight w:val="543"/>
+        </w:trPr>
+        <w:tc>
+          <w:tcPr>
+            <w:tcW w:w="9992" w:type="dxa"/>
+          </w:tcPr>
+          <w:p>
+            <w:pPr>
+              <w:pStyle w:val="PargrafodaLista"/>
+              <w:numPr>
+                <w:ilvl w:val="0"/>
+                <w:numId w:val="47"/>
+              </w:numPr>
+              <w:spacing w:line="256" w:lineRule="auto"/>
+              <w:rPr>
+                <w:rFonts w:ascii="Arial" w:hAnsi="Arial" w:cs="Arial"/>
+                <w:b/>
+                <w:sz w:val="24"/>
+                <w:szCs w:val="24"/>
+              </w:rPr>
+            </w:pPr>
+            <w:r>
+              <w:rPr>
+                <w:rFonts w:ascii="Arial" w:hAnsi="Arial" w:cs="Arial"/>
+                <w:b/>
+                <w:sz w:val="24"/>
+                <w:szCs w:val="24"/>
+              </w:rPr>
+              <w:t>Atividade Não Encontrada:</w:t>
+            </w:r>
+          </w:p>
+          <w:p>
+            <w:pPr>
+              <w:pStyle w:val="PargrafodaLista"/>
+              <w:numPr>
+                <w:ilvl w:val="0"/>
+                <w:numId w:val="50"/>
+              </w:numPr>
+              <w:spacing w:line="256" w:lineRule="auto"/>
+              <w:rPr>
+                <w:rFonts w:ascii="Arial" w:hAnsi="Arial" w:cs="Arial"/>
+                <w:sz w:val="24"/>
+                <w:szCs w:val="24"/>
+              </w:rPr>
+            </w:pPr>
+            <w:r>
+              <w:rPr>
+                <w:rFonts w:ascii="Arial" w:hAnsi="Arial" w:cs="Arial"/>
+                <w:sz w:val="24"/>
+                <w:szCs w:val="24"/>
+              </w:rPr>
+              <w:t>Se o usuário tenta excluir uma atividade que já foi removida ou não existe, o aplicativo exibe uma mensagem de erro: "Atividade não encontrada."</w:t>
+            </w:r>
+          </w:p>
+          <w:p>
+            <w:pPr>
+              <w:pStyle w:val="PargrafodaLista"/>
+              <w:numPr>
+                <w:ilvl w:val="0"/>
+                <w:numId w:val="50"/>
+              </w:numPr>
+              <w:spacing w:line="256" w:lineRule="auto"/>
+              <w:rPr>
+                <w:rFonts w:ascii="Arial" w:hAnsi="Arial" w:cs="Arial"/>
+                <w:sz w:val="24"/>
+                <w:szCs w:val="24"/>
+              </w:rPr>
+            </w:pPr>
+            <w:r>
+              <w:rPr>
+                <w:rFonts w:ascii="Arial" w:hAnsi="Arial" w:cs="Arial"/>
+                <w:sz w:val="24"/>
+                <w:szCs w:val="24"/>
+              </w:rPr>
+              <w:t>O aplicativo sugere que o usuário atualize a lista de atividades.</w:t>
+            </w:r>
+          </w:p>
+          <w:p>
+            <w:pPr>
+              <w:pStyle w:val="PargrafodaLista"/>
+              <w:numPr>
+                <w:ilvl w:val="0"/>
+                <w:numId w:val="47"/>
+              </w:numPr>
+              <w:spacing w:line="256" w:lineRule="auto"/>
+              <w:rPr>
+                <w:rFonts w:ascii="Arial" w:hAnsi="Arial" w:cs="Arial"/>
+                <w:b/>
+                <w:sz w:val="24"/>
+                <w:szCs w:val="24"/>
+              </w:rPr>
+            </w:pPr>
+            <w:r>
+              <w:rPr>
+                <w:rFonts w:ascii="Arial" w:hAnsi="Arial" w:cs="Arial"/>
+                <w:b/>
+                <w:sz w:val="24"/>
+                <w:szCs w:val="24"/>
+              </w:rPr>
+              <w:t>Erro de Conexão:</w:t>
+            </w:r>
+          </w:p>
+          <w:p>
+            <w:pPr>
+              <w:pStyle w:val="PargrafodaLista"/>
+              <w:numPr>
+                <w:ilvl w:val="0"/>
+                <w:numId w:val="51"/>
+              </w:numPr>
+              <w:spacing w:line="256" w:lineRule="auto"/>
+              <w:rPr>
+                <w:rFonts w:ascii="Arial" w:hAnsi="Arial" w:cs="Arial"/>
+                <w:sz w:val="24"/>
+                <w:szCs w:val="24"/>
+              </w:rPr>
+            </w:pPr>
+            <w:r>
+              <w:rPr>
+                <w:rFonts w:ascii="Arial" w:hAnsi="Arial" w:cs="Arial"/>
+                <w:sz w:val="24"/>
+                <w:szCs w:val="24"/>
+              </w:rPr>
+              <w:t>Se houver problemas de conexão com o servidor ao tentar excluir a atividade</w:t>
+            </w:r>
+          </w:p>
+          <w:p>
+            <w:pPr>
+              <w:pStyle w:val="PargrafodaLista"/>
+              <w:spacing w:line="256" w:lineRule="auto"/>
+              <w:ind w:left="1080"/>
+              <w:rPr>
+                <w:rFonts w:ascii="Arial" w:hAnsi="Arial" w:cs="Arial"/>
+                <w:b/>
+                <w:sz w:val="24"/>
+                <w:szCs w:val="24"/>
+              </w:rPr>
+            </w:pPr>
+          </w:p>
+        </w:tc>
+      </w:tr>
+      <w:tr>
+        <w:trPr>
+          <w:trHeight w:val="543"/>
+        </w:trPr>
+        <w:tc>
+          <w:tcPr>
+            <w:tcW w:w="9992" w:type="dxa"/>
+          </w:tcPr>
+          <w:p>
+            <w:pPr>
+              <w:pStyle w:val="PargrafodaLista"/>
+              <w:ind w:left="765"/>
+              <w:jc w:val="center"/>
+              <w:rPr>
+                <w:rFonts w:ascii="Arial" w:hAnsi="Arial" w:cs="Arial"/>
+                <w:b/>
+                <w:sz w:val="24"/>
+                <w:szCs w:val="24"/>
+              </w:rPr>
+            </w:pPr>
+            <w:r>
+              <w:rPr>
+                <w:rFonts w:ascii="Arial" w:hAnsi="Arial" w:cs="Arial"/>
+                <w:b/>
+                <w:sz w:val="24"/>
+                <w:szCs w:val="24"/>
+              </w:rPr>
+              <w:t>PRÉ-CONDIÇÕES</w:t>
+            </w:r>
+          </w:p>
+        </w:tc>
+      </w:tr>
+      <w:tr>
+        <w:trPr>
+          <w:trHeight w:val="543"/>
+        </w:trPr>
+        <w:tc>
+          <w:tcPr>
+            <w:tcW w:w="9992" w:type="dxa"/>
+          </w:tcPr>
+          <w:p>
+            <w:pPr>
+              <w:pStyle w:val="PargrafodaLista"/>
+              <w:numPr>
+                <w:ilvl w:val="0"/>
+                <w:numId w:val="49"/>
+              </w:numPr>
+              <w:rPr>
+                <w:rFonts w:ascii="Arial" w:hAnsi="Arial" w:cs="Arial"/>
+                <w:sz w:val="24"/>
+                <w:szCs w:val="24"/>
+              </w:rPr>
+            </w:pPr>
+            <w:r>
+              <w:rPr>
+                <w:rFonts w:ascii="Arial" w:hAnsi="Arial" w:cs="Arial"/>
+                <w:sz w:val="24"/>
+                <w:szCs w:val="24"/>
+              </w:rPr>
+              <w:t>O usuário está autenticado no aplicativo e possui atividades registradas em sua lista.</w:t>
             </w:r>
           </w:p>
         </w:tc>
@@ -12241,7 +13908,8 @@
                 <w:sz w:val="24"/>
                 <w:szCs w:val="24"/>
               </w:rPr>
-              <w:t>O usuário está autenticado no sistema e pode utilizar o aplicativo para gerenciar suas sessões de Pomodoro.</w:t>
+              <w:lastRenderedPageBreak/>
+              <w:t>A atividade é removida da lista do usuário, e o aplicativo reflete a nova lista de tarefas.</w:t>
             </w:r>
           </w:p>
         </w:tc>
@@ -12279,7 +13947,7 @@
           <w:szCs w:val="24"/>
         </w:rPr>
       </w:pPr>
-      <w:bookmarkStart w:id="19" w:name="_Toc14160058"/>
+      <w:bookmarkStart w:id="20" w:name="_Toc14160058"/>
       <w:r>
         <w:rPr>
           <w:rFonts w:ascii="Arial" w:hAnsi="Arial" w:cs="Arial"/>
@@ -12289,7 +13957,7 @@
         </w:rPr>
         <w:t>Plano de testes</w:t>
       </w:r>
-      <w:bookmarkEnd w:id="19"/>
+      <w:bookmarkEnd w:id="20"/>
     </w:p>
     <w:p>
       <w:pPr>
@@ -12326,7 +13994,7 @@
           <w:szCs w:val="24"/>
         </w:rPr>
       </w:pPr>
-      <w:bookmarkStart w:id="20" w:name="_Toc14160059"/>
+      <w:bookmarkStart w:id="21" w:name="_Toc14160059"/>
       <w:r>
         <w:rPr>
           <w:rFonts w:ascii="Arial" w:hAnsi="Arial" w:cs="Arial"/>
@@ -12336,7 +14004,7 @@
         </w:rPr>
         <w:t>Resultados</w:t>
       </w:r>
-      <w:bookmarkEnd w:id="20"/>
+      <w:bookmarkEnd w:id="21"/>
     </w:p>
     <w:p>
       <w:pPr>
@@ -12373,7 +14041,7 @@
           <w:szCs w:val="24"/>
         </w:rPr>
       </w:pPr>
-      <w:bookmarkStart w:id="21" w:name="_Toc14160060"/>
+      <w:bookmarkStart w:id="22" w:name="_Toc14160060"/>
       <w:r>
         <w:rPr>
           <w:rFonts w:ascii="Arial" w:hAnsi="Arial" w:cs="Arial"/>
@@ -12392,7 +14060,7 @@
         </w:rPr>
         <w:t>Retrospectiva</w:t>
       </w:r>
-      <w:bookmarkEnd w:id="21"/>
+      <w:bookmarkEnd w:id="22"/>
     </w:p>
     <w:p>
       <w:pPr>
@@ -12430,7 +14098,6 @@
           <w:rFonts w:ascii="Arial" w:hAnsi="Arial" w:cs="Arial"/>
           <w:noProof/>
         </w:rPr>
-        <w:lastRenderedPageBreak/>
         <w:drawing>
           <wp:inline distT="0" distB="0" distL="0" distR="0" wp14:anchorId="7AD73D89" wp14:editId="213B6E2B">
             <wp:extent cx="5438774" cy="5000625"/>
@@ -12524,7 +14191,6 @@
           <w:rFonts w:ascii="Arial" w:hAnsi="Arial" w:cs="Arial"/>
           <w:noProof/>
         </w:rPr>
-        <w:lastRenderedPageBreak/>
         <w:drawing>
           <wp:inline distT="0" distB="0" distL="0" distR="0" wp14:anchorId="496E7894" wp14:editId="1A34AB7F">
             <wp:extent cx="5762626" cy="4600575"/>
@@ -13138,7 +14804,7 @@
         <w:pStyle w:val="PargrafodaLista"/>
         <w:numPr>
           <w:ilvl w:val="1"/>
-          <w:numId w:val="39"/>
+          <w:numId w:val="38"/>
         </w:numPr>
         <w:rPr>
           <w:rFonts w:ascii="Arial" w:hAnsi="Arial" w:cs="Arial"/>
@@ -13231,6 +14897,86 @@
           <w:szCs w:val="24"/>
         </w:rPr>
         <w:t xml:space="preserve">Após a contagem de horas, foi realizado o cálculo de dias que o sprint teria, desconsiderando feriados, finais de semana e as aulas de Programação de Dispositivos Móveis. A partir disso, foi encontrado um total de 240 horas. </w:t>
+      </w:r>
+    </w:p>
+    <w:p>
+      <w:pPr>
+        <w:pStyle w:val="PargrafodaLista"/>
+        <w:numPr>
+          <w:ilvl w:val="0"/>
+          <w:numId w:val="36"/>
+        </w:numPr>
+        <w:spacing w:after="160" w:line="259" w:lineRule="auto"/>
+        <w:rPr>
+          <w:rFonts w:ascii="Arial" w:hAnsi="Arial" w:cs="Arial"/>
+          <w:color w:val="FF0000"/>
+          <w:sz w:val="24"/>
+          <w:szCs w:val="24"/>
+        </w:rPr>
+      </w:pPr>
+      <w:r>
+        <w:rPr>
+          <w:rFonts w:ascii="Arial" w:hAnsi="Arial" w:cs="Arial"/>
+          <w:color w:val="FF0000"/>
+          <w:sz w:val="24"/>
+          <w:szCs w:val="24"/>
+        </w:rPr>
+        <w:t xml:space="preserve">20 dias uteis → 240 horas no Sprint 2 </w:t>
+      </w:r>
+    </w:p>
+    <w:p>
+      <w:pPr>
+        <w:rPr>
+          <w:rFonts w:ascii="Arial" w:hAnsi="Arial" w:cs="Arial"/>
+          <w:sz w:val="24"/>
+          <w:szCs w:val="24"/>
+        </w:rPr>
+      </w:pPr>
+      <w:r>
+        <w:rPr>
+          <w:rFonts w:ascii="Arial" w:hAnsi="Arial" w:cs="Arial"/>
+          <w:sz w:val="24"/>
+          <w:szCs w:val="24"/>
+        </w:rPr>
+        <w:t xml:space="preserve">Dessa forma, foi definida uma meta de trabalho de 230 horas, disponibilizando 20 horas (12,5% do sprint) para possíveis imprevistos e atrasos. Portanto, para uma boa execução do sprint seria necessárias 10 horas de trabalho diárias. </w:t>
+      </w:r>
+    </w:p>
+    <w:p>
+      <w:pPr>
+        <w:rPr>
+          <w:rFonts w:ascii="Arial" w:hAnsi="Arial" w:cs="Arial"/>
+          <w:b/>
+          <w:bCs/>
+          <w:sz w:val="28"/>
+          <w:szCs w:val="28"/>
+        </w:rPr>
+      </w:pPr>
+      <w:r>
+        <w:rPr>
+          <w:rFonts w:ascii="Arial" w:hAnsi="Arial" w:cs="Arial"/>
+          <w:b/>
+          <w:bCs/>
+          <w:sz w:val="28"/>
+          <w:szCs w:val="28"/>
+        </w:rPr>
+        <w:t>Metas do Segundo Sprint</w:t>
+      </w:r>
+    </w:p>
+    <w:p>
+      <w:pPr>
+        <w:rPr>
+          <w:rFonts w:ascii="Arial" w:hAnsi="Arial" w:cs="Arial"/>
+          <w:sz w:val="24"/>
+          <w:szCs w:val="24"/>
+        </w:rPr>
+      </w:pPr>
+      <w:r>
+        <w:rPr>
+          <w:rFonts w:ascii="Arial" w:hAnsi="Arial" w:cs="Arial"/>
+          <w:sz w:val="24"/>
+          <w:szCs w:val="24"/>
+        </w:rPr>
+        <w:t>Para esse Sprint o grupo separou as seguintes metas a serem cumpridas:</w:t>
       </w:r>
     </w:p>
     <w:p>
@@ -13243,74 +14989,28 @@
         <w:spacing w:after="160" w:line="259" w:lineRule="auto"/>
         <w:rPr>
           <w:rFonts w:ascii="Arial" w:hAnsi="Arial" w:cs="Arial"/>
-          <w:color w:val="FF0000"/>
-          <w:sz w:val="24"/>
-          <w:szCs w:val="24"/>
-        </w:rPr>
-      </w:pPr>
-      <w:r>
-        <w:rPr>
-          <w:rFonts w:ascii="Arial" w:hAnsi="Arial" w:cs="Arial"/>
-          <w:color w:val="FF0000"/>
-          <w:sz w:val="24"/>
-          <w:szCs w:val="24"/>
-        </w:rPr>
-        <w:t xml:space="preserve">20 dias uteis → 240 horas no Sprint 2 </w:t>
-      </w:r>
-    </w:p>
-    <w:p>
-      <w:pPr>
-        <w:rPr>
-          <w:rFonts w:ascii="Arial" w:hAnsi="Arial" w:cs="Arial"/>
-          <w:sz w:val="24"/>
-          <w:szCs w:val="24"/>
-        </w:rPr>
-      </w:pPr>
-      <w:r>
-        <w:rPr>
-          <w:rFonts w:ascii="Arial" w:hAnsi="Arial" w:cs="Arial"/>
-          <w:sz w:val="24"/>
-          <w:szCs w:val="24"/>
-        </w:rPr>
-        <w:t xml:space="preserve">Dessa forma, foi definida uma meta de trabalho de 230 horas, disponibilizando 20 horas (12,5% do sprint) para possíveis imprevistos e atrasos. Portanto, para uma boa execução do sprint seria necessárias 10 horas de trabalho diárias. </w:t>
-      </w:r>
-    </w:p>
-    <w:p>
-      <w:pPr>
-        <w:rPr>
-          <w:rFonts w:ascii="Arial" w:hAnsi="Arial" w:cs="Arial"/>
           <w:b/>
-          <w:bCs/>
-          <w:sz w:val="28"/>
-          <w:szCs w:val="28"/>
+          <w:sz w:val="24"/>
+          <w:szCs w:val="24"/>
         </w:rPr>
       </w:pPr>
       <w:r>
         <w:rPr>
           <w:rFonts w:ascii="Arial" w:hAnsi="Arial" w:cs="Arial"/>
           <w:b/>
-          <w:bCs/>
-          <w:sz w:val="28"/>
-          <w:szCs w:val="28"/>
-        </w:rPr>
-        <w:t>Metas do Segundo Sprint</w:t>
-      </w:r>
-    </w:p>
-    <w:p>
-      <w:pPr>
-        <w:rPr>
-          <w:rFonts w:ascii="Arial" w:hAnsi="Arial" w:cs="Arial"/>
-          <w:sz w:val="24"/>
-          <w:szCs w:val="24"/>
-        </w:rPr>
-      </w:pPr>
-      <w:r>
-        <w:rPr>
-          <w:rFonts w:ascii="Arial" w:hAnsi="Arial" w:cs="Arial"/>
-          <w:sz w:val="24"/>
-          <w:szCs w:val="24"/>
-        </w:rPr>
-        <w:t>Para esse Sprint o grupo separou as seguintes metas a serem cumpridas:</w:t>
+          <w:sz w:val="24"/>
+          <w:szCs w:val="24"/>
+        </w:rPr>
+        <w:t xml:space="preserve"> </w:t>
+      </w:r>
+      <w:r>
+        <w:rPr>
+          <w:rFonts w:ascii="Arial" w:hAnsi="Arial" w:cs="Arial"/>
+          <w:b/>
+          <w:sz w:val="24"/>
+          <w:szCs w:val="24"/>
+        </w:rPr>
+        <w:t>Construir os Componentes das Telas Do projetos.</w:t>
       </w:r>
     </w:p>
     <w:p>
@@ -13318,41 +15018,7 @@
         <w:pStyle w:val="PargrafodaLista"/>
         <w:numPr>
           <w:ilvl w:val="0"/>
-          <w:numId w:val="38"/>
-        </w:numPr>
-        <w:spacing w:after="160" w:line="259" w:lineRule="auto"/>
-        <w:rPr>
-          <w:rFonts w:ascii="Arial" w:hAnsi="Arial" w:cs="Arial"/>
-          <w:b/>
-          <w:sz w:val="24"/>
-          <w:szCs w:val="24"/>
-        </w:rPr>
-      </w:pPr>
-      <w:r>
-        <w:rPr>
-          <w:rFonts w:ascii="Arial" w:hAnsi="Arial" w:cs="Arial"/>
-          <w:b/>
-          <w:sz w:val="24"/>
-          <w:szCs w:val="24"/>
-        </w:rPr>
-        <w:t xml:space="preserve"> </w:t>
-      </w:r>
-      <w:r>
-        <w:rPr>
-          <w:rFonts w:ascii="Arial" w:hAnsi="Arial" w:cs="Arial"/>
-          <w:b/>
-          <w:sz w:val="24"/>
-          <w:szCs w:val="24"/>
-        </w:rPr>
-        <w:t>Construir os Componentes das Telas Do projetos.</w:t>
-      </w:r>
-    </w:p>
-    <w:p>
-      <w:pPr>
-        <w:pStyle w:val="PargrafodaLista"/>
-        <w:numPr>
-          <w:ilvl w:val="0"/>
-          <w:numId w:val="38"/>
+          <w:numId w:val="37"/>
         </w:numPr>
         <w:spacing w:after="160" w:line="259" w:lineRule="auto"/>
         <w:rPr>
@@ -13404,7 +15070,7 @@
         <w:pStyle w:val="PargrafodaLista"/>
         <w:numPr>
           <w:ilvl w:val="1"/>
-          <w:numId w:val="38"/>
+          <w:numId w:val="37"/>
         </w:numPr>
         <w:spacing w:after="160" w:line="259" w:lineRule="auto"/>
         <w:rPr>
@@ -13429,7 +15095,7 @@
         <w:pStyle w:val="PargrafodaLista"/>
         <w:numPr>
           <w:ilvl w:val="2"/>
-          <w:numId w:val="39"/>
+          <w:numId w:val="38"/>
         </w:numPr>
         <w:rPr>
           <w:rFonts w:ascii="Arial" w:hAnsi="Arial" w:cs="Arial"/>
@@ -13474,7 +15140,7 @@
         <w:pStyle w:val="PargrafodaLista"/>
         <w:numPr>
           <w:ilvl w:val="2"/>
-          <w:numId w:val="39"/>
+          <w:numId w:val="38"/>
         </w:numPr>
         <w:rPr>
           <w:rFonts w:ascii="Arial" w:hAnsi="Arial" w:cs="Arial"/>
@@ -13991,7 +15657,6 @@
           <w:sz w:val="24"/>
           <w:szCs w:val="24"/>
         </w:rPr>
-        <w:lastRenderedPageBreak/>
         <w:t>9.2.6 Kanban e Retrospectiva</w:t>
       </w:r>
     </w:p>
@@ -14250,7 +15915,7 @@
               </wp:inline>
             </w:drawing>
           </mc:Choice>
-          <mc:Fallback>
+          <mc:Fallback xmlns:w16sdtdh="http://schemas.microsoft.com/office/word/2020/wordml/sdtdatahash" xmlns:w16du="http://schemas.microsoft.com/office/word/2023/wordml/word16du" xmlns:w16="http://schemas.microsoft.com/office/word/2018/wordml" xmlns:w16cex="http://schemas.microsoft.com/office/word/2018/wordml/cex" xmlns:oel="http://schemas.microsoft.com/office/2019/extlst">
             <w:pict>
               <v:rect w14:anchorId="7827A6F0" id="Retângulo 10" o:spid="_x0000_s1026" alt="image.png" style="width:24.3pt;height:24.3pt;visibility:visible;mso-wrap-style:square;mso-left-percent:-10001;mso-top-percent:-10001;mso-position-horizontal:absolute;mso-position-horizontal-relative:char;mso-position-vertical:absolute;mso-position-vertical-relative:line;mso-left-percent:-10001;mso-top-percent:-10001;v-text-anchor:top" o:gfxdata="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" filled="f" stroked="f">
                 <o:lock v:ext="edit" aspectratio="t"/>
@@ -14857,7 +16522,7 @@
               </wp:inline>
             </w:drawing>
           </mc:Choice>
-          <mc:Fallback>
+          <mc:Fallback xmlns:w16sdtdh="http://schemas.microsoft.com/office/word/2020/wordml/sdtdatahash" xmlns:w16du="http://schemas.microsoft.com/office/word/2023/wordml/word16du" xmlns:w16="http://schemas.microsoft.com/office/word/2018/wordml" xmlns:w16cex="http://schemas.microsoft.com/office/word/2018/wordml/cex" xmlns:oel="http://schemas.microsoft.com/office/2019/extlst">
             <w:pict>
               <v:rect w14:anchorId="029F886D" id="Retângulo 14" o:spid="_x0000_s1026" alt="image.png" style="width:24.3pt;height:24.3pt;visibility:visible;mso-wrap-style:square;mso-left-percent:-10001;mso-top-percent:-10001;mso-position-horizontal:absolute;mso-position-horizontal-relative:char;mso-position-vertical:absolute;mso-position-vertical-relative:line;mso-left-percent:-10001;mso-top-percent:-10001;v-text-anchor:top" o:gfxdata="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" filled="f" stroked="f">
                 <o:lock v:ext="edit" aspectratio="t"/>
@@ -15078,7 +16743,7 @@
               </wp:inline>
             </w:drawing>
           </mc:Choice>
-          <mc:Fallback>
+          <mc:Fallback xmlns:w16sdtdh="http://schemas.microsoft.com/office/word/2020/wordml/sdtdatahash" xmlns:w16du="http://schemas.microsoft.com/office/word/2023/wordml/word16du" xmlns:w16="http://schemas.microsoft.com/office/word/2018/wordml" xmlns:w16cex="http://schemas.microsoft.com/office/word/2018/wordml/cex" xmlns:oel="http://schemas.microsoft.com/office/2019/extlst">
             <w:pict>
               <v:rect w14:anchorId="35F92097" id="Retângulo 16" o:spid="_x0000_s1026" alt="image.png" style="width:24.3pt;height:24.3pt;visibility:visible;mso-wrap-style:square;mso-left-percent:-10001;mso-top-percent:-10001;mso-position-horizontal:absolute;mso-position-horizontal-relative:char;mso-position-vertical:absolute;mso-position-vertical-relative:line;mso-left-percent:-10001;mso-top-percent:-10001;v-text-anchor:top" o:gfxdata="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" filled="f" stroked="f">
                 <o:lock v:ext="edit" aspectratio="t"/>
@@ -15287,7 +16952,7 @@
         <w:pStyle w:val="PargrafodaLista"/>
         <w:numPr>
           <w:ilvl w:val="0"/>
-          <w:numId w:val="37"/>
+          <w:numId w:val="36"/>
         </w:numPr>
         <w:spacing w:after="0" w:line="240" w:lineRule="auto"/>
         <w:rPr>
@@ -15304,6 +16969,7 @@
           <w:szCs w:val="24"/>
           <w:lang w:eastAsia="pt-BR"/>
         </w:rPr>
+        <w:lastRenderedPageBreak/>
         <w:t>Organização</w:t>
       </w:r>
       <w:r>
@@ -15332,7 +16998,7 @@
         <w:pStyle w:val="PargrafodaLista"/>
         <w:numPr>
           <w:ilvl w:val="0"/>
-          <w:numId w:val="37"/>
+          <w:numId w:val="36"/>
         </w:numPr>
         <w:spacing w:after="0" w:line="240" w:lineRule="auto"/>
         <w:rPr>
@@ -15349,7 +17015,6 @@
           <w:szCs w:val="24"/>
           <w:lang w:eastAsia="pt-BR"/>
         </w:rPr>
-        <w:lastRenderedPageBreak/>
         <w:t>Divisão</w:t>
       </w:r>
       <w:r>
@@ -15378,7 +17043,7 @@
         <w:pStyle w:val="NormalWeb"/>
         <w:numPr>
           <w:ilvl w:val="0"/>
-          <w:numId w:val="37"/>
+          <w:numId w:val="36"/>
         </w:numPr>
         <w:rPr>
           <w:rFonts w:ascii="Arial" w:hAnsi="Arial" w:cs="Arial"/>
@@ -15427,7 +17092,7 @@
         <w:pStyle w:val="PargrafodaLista"/>
         <w:numPr>
           <w:ilvl w:val="0"/>
-          <w:numId w:val="37"/>
+          <w:numId w:val="36"/>
         </w:numPr>
         <w:spacing w:after="0" w:line="240" w:lineRule="auto"/>
         <w:rPr>
@@ -15472,7 +17137,7 @@
         <w:pStyle w:val="PargrafodaLista"/>
         <w:numPr>
           <w:ilvl w:val="0"/>
-          <w:numId w:val="37"/>
+          <w:numId w:val="36"/>
         </w:numPr>
         <w:spacing w:after="0" w:line="240" w:lineRule="auto"/>
         <w:rPr>
@@ -15517,7 +17182,7 @@
         <w:pStyle w:val="NormalWeb"/>
         <w:numPr>
           <w:ilvl w:val="0"/>
-          <w:numId w:val="37"/>
+          <w:numId w:val="36"/>
         </w:numPr>
         <w:rPr>
           <w:rFonts w:ascii="Arial" w:hAnsi="Arial" w:cs="Arial"/>
@@ -15566,7 +17231,7 @@
         <w:pStyle w:val="PargrafodaLista"/>
         <w:numPr>
           <w:ilvl w:val="0"/>
-          <w:numId w:val="37"/>
+          <w:numId w:val="36"/>
         </w:numPr>
         <w:spacing w:after="0" w:line="240" w:lineRule="auto"/>
         <w:rPr>
@@ -15611,7 +17276,7 @@
         <w:pStyle w:val="PargrafodaLista"/>
         <w:numPr>
           <w:ilvl w:val="0"/>
-          <w:numId w:val="37"/>
+          <w:numId w:val="36"/>
         </w:numPr>
         <w:spacing w:after="0" w:line="240" w:lineRule="auto"/>
         <w:rPr>
@@ -15656,7 +17321,7 @@
         <w:pStyle w:val="PargrafodaLista"/>
         <w:numPr>
           <w:ilvl w:val="0"/>
-          <w:numId w:val="37"/>
+          <w:numId w:val="36"/>
         </w:numPr>
         <w:spacing w:after="0" w:line="240" w:lineRule="auto"/>
         <w:rPr>
@@ -15701,7 +17366,7 @@
         <w:pStyle w:val="NormalWeb"/>
         <w:numPr>
           <w:ilvl w:val="0"/>
-          <w:numId w:val="37"/>
+          <w:numId w:val="36"/>
         </w:numPr>
         <w:rPr>
           <w:rFonts w:ascii="Arial" w:hAnsi="Arial" w:cs="Arial"/>
@@ -15761,7 +17426,7 @@
           <w:szCs w:val="24"/>
         </w:rPr>
       </w:pPr>
-      <w:bookmarkStart w:id="22" w:name="_Toc14160061"/>
+      <w:bookmarkStart w:id="23" w:name="_Toc14160061"/>
       <w:r>
         <w:rPr>
           <w:rFonts w:ascii="Arial" w:hAnsi="Arial" w:cs="Arial"/>
@@ -15771,7 +17436,7 @@
         </w:rPr>
         <w:t>Modelo de Dados</w:t>
       </w:r>
-      <w:bookmarkEnd w:id="22"/>
+      <w:bookmarkEnd w:id="23"/>
     </w:p>
     <w:p>
       <w:pPr>
@@ -15809,7 +17474,7 @@
           <w:szCs w:val="24"/>
         </w:rPr>
       </w:pPr>
-      <w:bookmarkStart w:id="23" w:name="_Toc14160062"/>
+      <w:bookmarkStart w:id="24" w:name="_Toc14160062"/>
       <w:r>
         <w:rPr>
           <w:rFonts w:ascii="Arial" w:hAnsi="Arial" w:cs="Arial"/>
@@ -15822,7 +17487,7 @@
         <w:lastRenderedPageBreak/>
         <w:t>Diagrama de Entidade e Relacionamento</w:t>
       </w:r>
-      <w:bookmarkEnd w:id="23"/>
+      <w:bookmarkEnd w:id="24"/>
     </w:p>
     <w:p>
       <w:pPr>
@@ -15897,7 +17562,7 @@
           <w:szCs w:val="24"/>
         </w:rPr>
       </w:pPr>
-      <w:bookmarkStart w:id="24" w:name="_Toc14160063"/>
+      <w:bookmarkStart w:id="25" w:name="_Toc14160063"/>
       <w:r>
         <w:rPr>
           <w:rFonts w:ascii="Arial" w:hAnsi="Arial" w:cs="Arial"/>
@@ -15909,7 +17574,7 @@
         </w:rPr>
         <w:t>Modelo lógico do banco de dados</w:t>
       </w:r>
-      <w:bookmarkEnd w:id="24"/>
+      <w:bookmarkEnd w:id="25"/>
       <w:r>
         <w:rPr>
           <w:rFonts w:ascii="Arial" w:hAnsi="Arial" w:cs="Arial"/>
@@ -15995,7 +17660,7 @@
           <w:szCs w:val="24"/>
         </w:rPr>
       </w:pPr>
-      <w:bookmarkStart w:id="25" w:name="_Toc14160064"/>
+      <w:bookmarkStart w:id="26" w:name="_Toc14160064"/>
       <w:r>
         <w:rPr>
           <w:rFonts w:ascii="Arial" w:hAnsi="Arial" w:cs="Arial"/>
@@ -16007,7 +17672,7 @@
         <w:lastRenderedPageBreak/>
         <w:t>Dicionário de dados</w:t>
       </w:r>
-      <w:bookmarkEnd w:id="25"/>
+      <w:bookmarkEnd w:id="26"/>
       <w:r>
         <w:rPr>
           <w:rFonts w:ascii="Arial" w:hAnsi="Arial" w:cs="Arial"/>
@@ -16082,7 +17747,7 @@
           <w:lang w:val="en-US"/>
         </w:rPr>
       </w:pPr>
-      <w:bookmarkStart w:id="26" w:name="_Toc14160065"/>
+      <w:bookmarkStart w:id="27" w:name="_Toc14160065"/>
       <w:r>
         <w:rPr>
           <w:rFonts w:ascii="Arial" w:hAnsi="Arial" w:cs="Arial"/>
@@ -16094,7 +17759,7 @@
         <w:lastRenderedPageBreak/>
         <w:t>PRINCIPAIS TELAS DO SISTEMA</w:t>
       </w:r>
-      <w:bookmarkEnd w:id="26"/>
+      <w:bookmarkEnd w:id="27"/>
     </w:p>
     <w:p>
       <w:pPr>
@@ -16878,7 +18543,7 @@
           <w:szCs w:val="24"/>
         </w:rPr>
       </w:pPr>
-      <w:bookmarkStart w:id="27" w:name="_Toc14160066"/>
+      <w:bookmarkStart w:id="28" w:name="_Toc14160066"/>
       <w:r>
         <w:rPr>
           <w:rFonts w:ascii="Arial" w:hAnsi="Arial" w:cs="Arial"/>
@@ -16888,7 +18553,7 @@
         </w:rPr>
         <w:t>CONCLUSÃO</w:t>
       </w:r>
-      <w:bookmarkEnd w:id="27"/>
+      <w:bookmarkEnd w:id="28"/>
     </w:p>
     <w:p>
       <w:pPr>
@@ -16906,8 +18571,8 @@
           <w:szCs w:val="24"/>
         </w:rPr>
       </w:pPr>
-      <w:bookmarkStart w:id="28" w:name="_Toc14160067"/>
-      <w:bookmarkStart w:id="29" w:name="_Toc90215145"/>
+      <w:bookmarkStart w:id="29" w:name="_Toc14160067"/>
+      <w:bookmarkStart w:id="30" w:name="_Toc90215145"/>
       <w:r>
         <w:rPr>
           <w:rFonts w:ascii="Arial" w:hAnsi="Arial" w:cs="Arial"/>
@@ -16917,7 +18582,7 @@
         </w:rPr>
         <w:t>Escreva os resultados obtidos</w:t>
       </w:r>
-      <w:bookmarkEnd w:id="28"/>
+      <w:bookmarkEnd w:id="29"/>
     </w:p>
     <w:p>
       <w:pPr>
@@ -16962,7 +18627,7 @@
           <w:szCs w:val="24"/>
         </w:rPr>
       </w:pPr>
-      <w:bookmarkStart w:id="30" w:name="_Toc14160068"/>
+      <w:bookmarkStart w:id="31" w:name="_Toc14160068"/>
       <w:r>
         <w:rPr>
           <w:rFonts w:ascii="Arial" w:hAnsi="Arial" w:cs="Arial"/>
@@ -16972,9 +18637,9 @@
         </w:rPr>
         <w:t>Constatações</w:t>
       </w:r>
-      <w:bookmarkStart w:id="31" w:name="_Toc90215144"/>
-      <w:bookmarkEnd w:id="29"/>
+      <w:bookmarkStart w:id="32" w:name="_Toc90215144"/>
       <w:bookmarkEnd w:id="30"/>
+      <w:bookmarkEnd w:id="31"/>
       <w:r>
         <w:rPr>
           <w:rFonts w:ascii="Arial" w:hAnsi="Arial" w:cs="Arial"/>
@@ -16985,7 +18650,7 @@
         <w:t xml:space="preserve"> </w:t>
       </w:r>
     </w:p>
-    <w:bookmarkEnd w:id="31"/>
+    <w:bookmarkEnd w:id="32"/>
     <w:p>
       <w:pPr>
         <w:spacing w:line="360" w:lineRule="auto"/>
@@ -17021,8 +18686,8 @@
           <w:szCs w:val="24"/>
         </w:rPr>
       </w:pPr>
-      <w:bookmarkStart w:id="32" w:name="_Toc90215146"/>
-      <w:bookmarkStart w:id="33" w:name="_Toc14160069"/>
+      <w:bookmarkStart w:id="33" w:name="_Toc90215146"/>
+      <w:bookmarkStart w:id="34" w:name="_Toc14160069"/>
       <w:r>
         <w:rPr>
           <w:rFonts w:ascii="Arial" w:hAnsi="Arial" w:cs="Arial"/>
@@ -17041,8 +18706,8 @@
         </w:rPr>
         <w:t>ugestões de possíveis aperfeiçoamentos técnicos</w:t>
       </w:r>
-      <w:bookmarkEnd w:id="32"/>
       <w:bookmarkEnd w:id="33"/>
+      <w:bookmarkEnd w:id="34"/>
       <w:r>
         <w:rPr>
           <w:rFonts w:ascii="Arial" w:hAnsi="Arial" w:cs="Arial"/>
@@ -17119,7 +18784,7 @@
           <w:szCs w:val="24"/>
         </w:rPr>
       </w:pPr>
-      <w:bookmarkStart w:id="34" w:name="_Toc14160070"/>
+      <w:bookmarkStart w:id="35" w:name="_Toc14160070"/>
       <w:r>
         <w:rPr>
           <w:rFonts w:ascii="Arial" w:hAnsi="Arial" w:cs="Arial"/>
@@ -17130,7 +18795,7 @@
         <w:lastRenderedPageBreak/>
         <w:t>REFERÊNCIAS</w:t>
       </w:r>
-      <w:bookmarkEnd w:id="34"/>
+      <w:bookmarkEnd w:id="35"/>
     </w:p>
     <w:p>
       <w:pPr>
@@ -17184,7 +18849,7 @@
           <w:szCs w:val="24"/>
         </w:rPr>
       </w:pPr>
-      <w:bookmarkStart w:id="35" w:name="_Toc14160071"/>
+      <w:bookmarkStart w:id="36" w:name="_Toc14160071"/>
       <w:r>
         <w:rPr>
           <w:rFonts w:ascii="Arial" w:hAnsi="Arial" w:cs="Arial"/>
@@ -17195,7 +18860,7 @@
         <w:lastRenderedPageBreak/>
         <w:t>GLOSSÁRIO</w:t>
       </w:r>
-      <w:bookmarkEnd w:id="35"/>
+      <w:bookmarkEnd w:id="36"/>
     </w:p>
     <w:p>
       <w:pPr>
@@ -17245,7 +18910,7 @@
           <w:szCs w:val="24"/>
         </w:rPr>
       </w:pPr>
-      <w:bookmarkStart w:id="36" w:name="_Toc14160072"/>
+      <w:bookmarkStart w:id="37" w:name="_Toc14160072"/>
       <w:r>
         <w:rPr>
           <w:rFonts w:ascii="Arial" w:hAnsi="Arial" w:cs="Arial"/>
@@ -17256,7 +18921,7 @@
         <w:lastRenderedPageBreak/>
         <w:t>ANEXOS</w:t>
       </w:r>
-      <w:bookmarkEnd w:id="36"/>
+      <w:bookmarkEnd w:id="37"/>
     </w:p>
     <w:p>
       <w:pPr>
@@ -17379,7 +19044,7 @@
 </file>
 
 <file path=word/endnotes.xml><?xml version="1.0" encoding="utf-8"?>
-<w:endnotes xmlns:wpc="http://schemas.microsoft.com/office/word/2010/wordprocessingCanvas" xmlns:cx="http://schemas.microsoft.com/office/drawing/2014/chartex" xmlns:cx1="http://schemas.microsoft.com/office/drawing/2015/9/8/chartex" xmlns:cx2="http://schemas.microsoft.com/office/drawing/2015/10/21/chartex" xmlns:cx3="http://schemas.microsoft.com/office/drawing/2016/5/9/chartex" xmlns:cx4="http://schemas.microsoft.com/office/drawing/2016/5/10/chartex" xmlns:cx5="http://schemas.microsoft.com/office/drawing/2016/5/11/chartex" xmlns:cx6="http://schemas.microsoft.com/office/drawing/2016/5/12/chartex" xmlns:cx7="http://schemas.microsoft.com/office/drawing/2016/5/13/chartex" xmlns:cx8="http://schemas.microsoft.com/office/drawing/2016/5/14/chartex" xmlns:mc="http://schemas.openxmlformats.org/markup-compatibility/2006" xmlns:aink="http://schemas.microsoft.com/office/drawing/2016/ink" xmlns:am3d="http://schemas.microsoft.com/office/drawing/2017/model3d" xmlns:o="urn:schemas-microsoft-com:office:office" xmlns:oel="http://schemas.microsoft.com/office/2019/extlst" xmlns:r="http://schemas.openxmlformats.org/officeDocument/2006/relationships" xmlns:m="http://schemas.openxmlformats.org/officeDocument/2006/math" xmlns:v="urn:schemas-microsoft-com:vml" xmlns:wp14="http://schemas.microsoft.com/office/word/2010/wordprocessingDrawing" xmlns:wp="http://schemas.openxmlformats.org/drawingml/2006/wordprocessingDrawing" xmlns:w10="urn:schemas-microsoft-com:office:word" xmlns:w="http://schemas.openxmlformats.org/wordprocessingml/2006/main" xmlns:w14="http://schemas.microsoft.com/office/word/2010/wordml" xmlns:w15="http://schemas.microsoft.com/office/word/2012/wordml" xmlns:w16cex="http://schemas.microsoft.com/office/word/2018/wordml/cex" xmlns:w16cid="http://schemas.microsoft.com/office/word/2016/wordml/cid" xmlns:w16="http://schemas.microsoft.com/office/word/2018/wordml" xmlns:w16du="http://schemas.microsoft.com/office/word/2023/wordml/word16du" xmlns:w16sdtdh="http://schemas.microsoft.com/office/word/2020/wordml/sdtdatahash" xmlns:w16se="http://schemas.microsoft.com/office/word/2015/wordml/symex" xmlns:wpg="http://schemas.microsoft.com/office/word/2010/wordprocessingGroup" xmlns:wpi="http://schemas.microsoft.com/office/word/2010/wordprocessingInk" xmlns:wne="http://schemas.microsoft.com/office/word/2006/wordml" xmlns:wps="http://schemas.microsoft.com/office/word/2010/wordprocessingShape" mc:Ignorable="w14 w15 w16se w16cid w16 w16cex w16sdtdh w16du wp14">
+<w:endnotes xmlns:wpc="http://schemas.microsoft.com/office/word/2010/wordprocessingCanvas" xmlns:cx="http://schemas.microsoft.com/office/drawing/2014/chartex" xmlns:cx1="http://schemas.microsoft.com/office/drawing/2015/9/8/chartex" xmlns:cx2="http://schemas.microsoft.com/office/drawing/2015/10/21/chartex" xmlns:cx3="http://schemas.microsoft.com/office/drawing/2016/5/9/chartex" xmlns:cx4="http://schemas.microsoft.com/office/drawing/2016/5/10/chartex" xmlns:cx5="http://schemas.microsoft.com/office/drawing/2016/5/11/chartex" xmlns:cx6="http://schemas.microsoft.com/office/drawing/2016/5/12/chartex" xmlns:cx7="http://schemas.microsoft.com/office/drawing/2016/5/13/chartex" xmlns:cx8="http://schemas.microsoft.com/office/drawing/2016/5/14/chartex" xmlns:mc="http://schemas.openxmlformats.org/markup-compatibility/2006" xmlns:aink="http://schemas.microsoft.com/office/drawing/2016/ink" xmlns:am3d="http://schemas.microsoft.com/office/drawing/2017/model3d" xmlns:o="urn:schemas-microsoft-com:office:office" xmlns:r="http://schemas.openxmlformats.org/officeDocument/2006/relationships" xmlns:m="http://schemas.openxmlformats.org/officeDocument/2006/math" xmlns:v="urn:schemas-microsoft-com:vml" xmlns:wp14="http://schemas.microsoft.com/office/word/2010/wordprocessingDrawing" xmlns:wp="http://schemas.openxmlformats.org/drawingml/2006/wordprocessingDrawing" xmlns:w10="urn:schemas-microsoft-com:office:word" xmlns:w="http://schemas.openxmlformats.org/wordprocessingml/2006/main" xmlns:w14="http://schemas.microsoft.com/office/word/2010/wordml" xmlns:w15="http://schemas.microsoft.com/office/word/2012/wordml" xmlns:w16cid="http://schemas.microsoft.com/office/word/2016/wordml/cid" xmlns:w16se="http://schemas.microsoft.com/office/word/2015/wordml/symex" xmlns:wpg="http://schemas.microsoft.com/office/word/2010/wordprocessingGroup" xmlns:wpi="http://schemas.microsoft.com/office/word/2010/wordprocessingInk" xmlns:wne="http://schemas.microsoft.com/office/word/2006/wordml" xmlns:wps="http://schemas.microsoft.com/office/word/2010/wordprocessingShape" mc:Ignorable="w14 w15 w16se w16cid wp14">
   <w:endnote w:type="separator" w:id="-1">
     <w:p>
       <w:pPr>
@@ -17404,7 +19069,7 @@
 </file>
 
 <file path=word/footer1.xml><?xml version="1.0" encoding="utf-8"?>
-<w:ftr xmlns:wpc="http://schemas.microsoft.com/office/word/2010/wordprocessingCanvas" xmlns:cx="http://schemas.microsoft.com/office/drawing/2014/chartex" xmlns:cx1="http://schemas.microsoft.com/office/drawing/2015/9/8/chartex" xmlns:cx2="http://schemas.microsoft.com/office/drawing/2015/10/21/chartex" xmlns:cx3="http://schemas.microsoft.com/office/drawing/2016/5/9/chartex" xmlns:cx4="http://schemas.microsoft.com/office/drawing/2016/5/10/chartex" xmlns:cx5="http://schemas.microsoft.com/office/drawing/2016/5/11/chartex" xmlns:cx6="http://schemas.microsoft.com/office/drawing/2016/5/12/chartex" xmlns:cx7="http://schemas.microsoft.com/office/drawing/2016/5/13/chartex" xmlns:cx8="http://schemas.microsoft.com/office/drawing/2016/5/14/chartex" xmlns:mc="http://schemas.openxmlformats.org/markup-compatibility/2006" xmlns:aink="http://schemas.microsoft.com/office/drawing/2016/ink" xmlns:am3d="http://schemas.microsoft.com/office/drawing/2017/model3d" xmlns:o="urn:schemas-microsoft-com:office:office" xmlns:oel="http://schemas.microsoft.com/office/2019/extlst" xmlns:r="http://schemas.openxmlformats.org/officeDocument/2006/relationships" xmlns:m="http://schemas.openxmlformats.org/officeDocument/2006/math" xmlns:v="urn:schemas-microsoft-com:vml" xmlns:wp14="http://schemas.microsoft.com/office/word/2010/wordprocessingDrawing" xmlns:wp="http://schemas.openxmlformats.org/drawingml/2006/wordprocessingDrawing" xmlns:w10="urn:schemas-microsoft-com:office:word" xmlns:w="http://schemas.openxmlformats.org/wordprocessingml/2006/main" xmlns:w14="http://schemas.microsoft.com/office/word/2010/wordml" xmlns:w15="http://schemas.microsoft.com/office/word/2012/wordml" xmlns:w16cex="http://schemas.microsoft.com/office/word/2018/wordml/cex" xmlns:w16cid="http://schemas.microsoft.com/office/word/2016/wordml/cid" xmlns:w16="http://schemas.microsoft.com/office/word/2018/wordml" xmlns:w16du="http://schemas.microsoft.com/office/word/2023/wordml/word16du" xmlns:w16sdtdh="http://schemas.microsoft.com/office/word/2020/wordml/sdtdatahash" xmlns:w16se="http://schemas.microsoft.com/office/word/2015/wordml/symex" xmlns:wpg="http://schemas.microsoft.com/office/word/2010/wordprocessingGroup" xmlns:wpi="http://schemas.microsoft.com/office/word/2010/wordprocessingInk" xmlns:wne="http://schemas.microsoft.com/office/word/2006/wordml" xmlns:wps="http://schemas.microsoft.com/office/word/2010/wordprocessingShape" mc:Ignorable="w14 w15 w16se w16cid w16 w16cex w16sdtdh w16du wp14">
+<w:ftr xmlns:wpc="http://schemas.microsoft.com/office/word/2010/wordprocessingCanvas" xmlns:cx="http://schemas.microsoft.com/office/drawing/2014/chartex" xmlns:cx1="http://schemas.microsoft.com/office/drawing/2015/9/8/chartex" xmlns:cx2="http://schemas.microsoft.com/office/drawing/2015/10/21/chartex" xmlns:cx3="http://schemas.microsoft.com/office/drawing/2016/5/9/chartex" xmlns:cx4="http://schemas.microsoft.com/office/drawing/2016/5/10/chartex" xmlns:cx5="http://schemas.microsoft.com/office/drawing/2016/5/11/chartex" xmlns:cx6="http://schemas.microsoft.com/office/drawing/2016/5/12/chartex" xmlns:cx7="http://schemas.microsoft.com/office/drawing/2016/5/13/chartex" xmlns:cx8="http://schemas.microsoft.com/office/drawing/2016/5/14/chartex" xmlns:mc="http://schemas.openxmlformats.org/markup-compatibility/2006" xmlns:aink="http://schemas.microsoft.com/office/drawing/2016/ink" xmlns:am3d="http://schemas.microsoft.com/office/drawing/2017/model3d" xmlns:o="urn:schemas-microsoft-com:office:office" xmlns:r="http://schemas.openxmlformats.org/officeDocument/2006/relationships" xmlns:m="http://schemas.openxmlformats.org/officeDocument/2006/math" xmlns:v="urn:schemas-microsoft-com:vml" xmlns:wp14="http://schemas.microsoft.com/office/word/2010/wordprocessingDrawing" xmlns:wp="http://schemas.openxmlformats.org/drawingml/2006/wordprocessingDrawing" xmlns:w10="urn:schemas-microsoft-com:office:word" xmlns:w="http://schemas.openxmlformats.org/wordprocessingml/2006/main" xmlns:w14="http://schemas.microsoft.com/office/word/2010/wordml" xmlns:w15="http://schemas.microsoft.com/office/word/2012/wordml" xmlns:w16cid="http://schemas.microsoft.com/office/word/2016/wordml/cid" xmlns:w16se="http://schemas.microsoft.com/office/word/2015/wordml/symex" xmlns:wpg="http://schemas.microsoft.com/office/word/2010/wordprocessingGroup" xmlns:wpi="http://schemas.microsoft.com/office/word/2010/wordprocessingInk" xmlns:wne="http://schemas.microsoft.com/office/word/2006/wordml" xmlns:wps="http://schemas.microsoft.com/office/word/2010/wordprocessingShape" mc:Ignorable="w14 w15 w16se w16cid wp14">
   <w:p>
     <w:pPr>
       <w:pStyle w:val="Rodap"/>
@@ -17420,7 +19085,7 @@
 </file>
 
 <file path=word/footer2.xml><?xml version="1.0" encoding="utf-8"?>
-<w:ftr xmlns:wpc="http://schemas.microsoft.com/office/word/2010/wordprocessingCanvas" xmlns:cx="http://schemas.microsoft.com/office/drawing/2014/chartex" xmlns:cx1="http://schemas.microsoft.com/office/drawing/2015/9/8/chartex" xmlns:cx2="http://schemas.microsoft.com/office/drawing/2015/10/21/chartex" xmlns:cx3="http://schemas.microsoft.com/office/drawing/2016/5/9/chartex" xmlns:cx4="http://schemas.microsoft.com/office/drawing/2016/5/10/chartex" xmlns:cx5="http://schemas.microsoft.com/office/drawing/2016/5/11/chartex" xmlns:cx6="http://schemas.microsoft.com/office/drawing/2016/5/12/chartex" xmlns:cx7="http://schemas.microsoft.com/office/drawing/2016/5/13/chartex" xmlns:cx8="http://schemas.microsoft.com/office/drawing/2016/5/14/chartex" xmlns:mc="http://schemas.openxmlformats.org/markup-compatibility/2006" xmlns:aink="http://schemas.microsoft.com/office/drawing/2016/ink" xmlns:am3d="http://schemas.microsoft.com/office/drawing/2017/model3d" xmlns:o="urn:schemas-microsoft-com:office:office" xmlns:oel="http://schemas.microsoft.com/office/2019/extlst" xmlns:r="http://schemas.openxmlformats.org/officeDocument/2006/relationships" xmlns:m="http://schemas.openxmlformats.org/officeDocument/2006/math" xmlns:v="urn:schemas-microsoft-com:vml" xmlns:wp14="http://schemas.microsoft.com/office/word/2010/wordprocessingDrawing" xmlns:wp="http://schemas.openxmlformats.org/drawingml/2006/wordprocessingDrawing" xmlns:w10="urn:schemas-microsoft-com:office:word" xmlns:w="http://schemas.openxmlformats.org/wordprocessingml/2006/main" xmlns:w14="http://schemas.microsoft.com/office/word/2010/wordml" xmlns:w15="http://schemas.microsoft.com/office/word/2012/wordml" xmlns:w16cex="http://schemas.microsoft.com/office/word/2018/wordml/cex" xmlns:w16cid="http://schemas.microsoft.com/office/word/2016/wordml/cid" xmlns:w16="http://schemas.microsoft.com/office/word/2018/wordml" xmlns:w16du="http://schemas.microsoft.com/office/word/2023/wordml/word16du" xmlns:w16sdtdh="http://schemas.microsoft.com/office/word/2020/wordml/sdtdatahash" xmlns:w16se="http://schemas.microsoft.com/office/word/2015/wordml/symex" xmlns:wpg="http://schemas.microsoft.com/office/word/2010/wordprocessingGroup" xmlns:wpi="http://schemas.microsoft.com/office/word/2010/wordprocessingInk" xmlns:wne="http://schemas.microsoft.com/office/word/2006/wordml" xmlns:wps="http://schemas.microsoft.com/office/word/2010/wordprocessingShape" mc:Ignorable="w14 w15 w16se w16cid w16 w16cex w16sdtdh w16du wp14">
+<w:ftr xmlns:wpc="http://schemas.microsoft.com/office/word/2010/wordprocessingCanvas" xmlns:cx="http://schemas.microsoft.com/office/drawing/2014/chartex" xmlns:cx1="http://schemas.microsoft.com/office/drawing/2015/9/8/chartex" xmlns:cx2="http://schemas.microsoft.com/office/drawing/2015/10/21/chartex" xmlns:cx3="http://schemas.microsoft.com/office/drawing/2016/5/9/chartex" xmlns:cx4="http://schemas.microsoft.com/office/drawing/2016/5/10/chartex" xmlns:cx5="http://schemas.microsoft.com/office/drawing/2016/5/11/chartex" xmlns:cx6="http://schemas.microsoft.com/office/drawing/2016/5/12/chartex" xmlns:cx7="http://schemas.microsoft.com/office/drawing/2016/5/13/chartex" xmlns:cx8="http://schemas.microsoft.com/office/drawing/2016/5/14/chartex" xmlns:mc="http://schemas.openxmlformats.org/markup-compatibility/2006" xmlns:aink="http://schemas.microsoft.com/office/drawing/2016/ink" xmlns:am3d="http://schemas.microsoft.com/office/drawing/2017/model3d" xmlns:o="urn:schemas-microsoft-com:office:office" xmlns:r="http://schemas.openxmlformats.org/officeDocument/2006/relationships" xmlns:m="http://schemas.openxmlformats.org/officeDocument/2006/math" xmlns:v="urn:schemas-microsoft-com:vml" xmlns:wp14="http://schemas.microsoft.com/office/word/2010/wordprocessingDrawing" xmlns:wp="http://schemas.openxmlformats.org/drawingml/2006/wordprocessingDrawing" xmlns:w10="urn:schemas-microsoft-com:office:word" xmlns:w="http://schemas.openxmlformats.org/wordprocessingml/2006/main" xmlns:w14="http://schemas.microsoft.com/office/word/2010/wordml" xmlns:w15="http://schemas.microsoft.com/office/word/2012/wordml" xmlns:w16cid="http://schemas.microsoft.com/office/word/2016/wordml/cid" xmlns:w16se="http://schemas.microsoft.com/office/word/2015/wordml/symex" xmlns:wpg="http://schemas.microsoft.com/office/word/2010/wordprocessingGroup" xmlns:wpi="http://schemas.microsoft.com/office/word/2010/wordprocessingInk" xmlns:wne="http://schemas.microsoft.com/office/word/2006/wordml" xmlns:wps="http://schemas.microsoft.com/office/word/2010/wordprocessingShape" mc:Ignorable="w14 w15 w16se w16cid wp14">
   <w:p>
     <w:pPr>
       <w:pStyle w:val="Rodap"/>
@@ -17436,7 +19101,7 @@
 </file>
 
 <file path=word/footnotes.xml><?xml version="1.0" encoding="utf-8"?>
-<w:footnotes xmlns:wpc="http://schemas.microsoft.com/office/word/2010/wordprocessingCanvas" xmlns:cx="http://schemas.microsoft.com/office/drawing/2014/chartex" xmlns:cx1="http://schemas.microsoft.com/office/drawing/2015/9/8/chartex" xmlns:cx2="http://schemas.microsoft.com/office/drawing/2015/10/21/chartex" xmlns:cx3="http://schemas.microsoft.com/office/drawing/2016/5/9/chartex" xmlns:cx4="http://schemas.microsoft.com/office/drawing/2016/5/10/chartex" xmlns:cx5="http://schemas.microsoft.com/office/drawing/2016/5/11/chartex" xmlns:cx6="http://schemas.microsoft.com/office/drawing/2016/5/12/chartex" xmlns:cx7="http://schemas.microsoft.com/office/drawing/2016/5/13/chartex" xmlns:cx8="http://schemas.microsoft.com/office/drawing/2016/5/14/chartex" xmlns:mc="http://schemas.openxmlformats.org/markup-compatibility/2006" xmlns:aink="http://schemas.microsoft.com/office/drawing/2016/ink" xmlns:am3d="http://schemas.microsoft.com/office/drawing/2017/model3d" xmlns:o="urn:schemas-microsoft-com:office:office" xmlns:oel="http://schemas.microsoft.com/office/2019/extlst" xmlns:r="http://schemas.openxmlformats.org/officeDocument/2006/relationships" xmlns:m="http://schemas.openxmlformats.org/officeDocument/2006/math" xmlns:v="urn:schemas-microsoft-com:vml" xmlns:wp14="http://schemas.microsoft.com/office/word/2010/wordprocessingDrawing" xmlns:wp="http://schemas.openxmlformats.org/drawingml/2006/wordprocessingDrawing" xmlns:w10="urn:schemas-microsoft-com:office:word" xmlns:w="http://schemas.openxmlformats.org/wordprocessingml/2006/main" xmlns:w14="http://schemas.microsoft.com/office/word/2010/wordml" xmlns:w15="http://schemas.microsoft.com/office/word/2012/wordml" xmlns:w16cex="http://schemas.microsoft.com/office/word/2018/wordml/cex" xmlns:w16cid="http://schemas.microsoft.com/office/word/2016/wordml/cid" xmlns:w16="http://schemas.microsoft.com/office/word/2018/wordml" xmlns:w16du="http://schemas.microsoft.com/office/word/2023/wordml/word16du" xmlns:w16sdtdh="http://schemas.microsoft.com/office/word/2020/wordml/sdtdatahash" xmlns:w16se="http://schemas.microsoft.com/office/word/2015/wordml/symex" xmlns:wpg="http://schemas.microsoft.com/office/word/2010/wordprocessingGroup" xmlns:wpi="http://schemas.microsoft.com/office/word/2010/wordprocessingInk" xmlns:wne="http://schemas.microsoft.com/office/word/2006/wordml" xmlns:wps="http://schemas.microsoft.com/office/word/2010/wordprocessingShape" mc:Ignorable="w14 w15 w16se w16cid w16 w16cex w16sdtdh w16du wp14">
+<w:footnotes xmlns:wpc="http://schemas.microsoft.com/office/word/2010/wordprocessingCanvas" xmlns:cx="http://schemas.microsoft.com/office/drawing/2014/chartex" xmlns:cx1="http://schemas.microsoft.com/office/drawing/2015/9/8/chartex" xmlns:cx2="http://schemas.microsoft.com/office/drawing/2015/10/21/chartex" xmlns:cx3="http://schemas.microsoft.com/office/drawing/2016/5/9/chartex" xmlns:cx4="http://schemas.microsoft.com/office/drawing/2016/5/10/chartex" xmlns:cx5="http://schemas.microsoft.com/office/drawing/2016/5/11/chartex" xmlns:cx6="http://schemas.microsoft.com/office/drawing/2016/5/12/chartex" xmlns:cx7="http://schemas.microsoft.com/office/drawing/2016/5/13/chartex" xmlns:cx8="http://schemas.microsoft.com/office/drawing/2016/5/14/chartex" xmlns:mc="http://schemas.openxmlformats.org/markup-compatibility/2006" xmlns:aink="http://schemas.microsoft.com/office/drawing/2016/ink" xmlns:am3d="http://schemas.microsoft.com/office/drawing/2017/model3d" xmlns:o="urn:schemas-microsoft-com:office:office" xmlns:r="http://schemas.openxmlformats.org/officeDocument/2006/relationships" xmlns:m="http://schemas.openxmlformats.org/officeDocument/2006/math" xmlns:v="urn:schemas-microsoft-com:vml" xmlns:wp14="http://schemas.microsoft.com/office/word/2010/wordprocessingDrawing" xmlns:wp="http://schemas.openxmlformats.org/drawingml/2006/wordprocessingDrawing" xmlns:w10="urn:schemas-microsoft-com:office:word" xmlns:w="http://schemas.openxmlformats.org/wordprocessingml/2006/main" xmlns:w14="http://schemas.microsoft.com/office/word/2010/wordml" xmlns:w15="http://schemas.microsoft.com/office/word/2012/wordml" xmlns:w16cid="http://schemas.microsoft.com/office/word/2016/wordml/cid" xmlns:w16se="http://schemas.microsoft.com/office/word/2015/wordml/symex" xmlns:wpg="http://schemas.microsoft.com/office/word/2010/wordprocessingGroup" xmlns:wpi="http://schemas.microsoft.com/office/word/2010/wordprocessingInk" xmlns:wne="http://schemas.microsoft.com/office/word/2006/wordml" xmlns:wps="http://schemas.microsoft.com/office/word/2010/wordprocessingShape" mc:Ignorable="w14 w15 w16se w16cid wp14">
   <w:footnote w:type="separator" w:id="-1">
     <w:p>
       <w:pPr>
@@ -17461,7 +19126,7 @@
 </file>
 
 <file path=word/header1.xml><?xml version="1.0" encoding="utf-8"?>
-<w:hdr xmlns:wpc="http://schemas.microsoft.com/office/word/2010/wordprocessingCanvas" xmlns:cx="http://schemas.microsoft.com/office/drawing/2014/chartex" xmlns:cx1="http://schemas.microsoft.com/office/drawing/2015/9/8/chartex" xmlns:cx2="http://schemas.microsoft.com/office/drawing/2015/10/21/chartex" xmlns:cx3="http://schemas.microsoft.com/office/drawing/2016/5/9/chartex" xmlns:cx4="http://schemas.microsoft.com/office/drawing/2016/5/10/chartex" xmlns:cx5="http://schemas.microsoft.com/office/drawing/2016/5/11/chartex" xmlns:cx6="http://schemas.microsoft.com/office/drawing/2016/5/12/chartex" xmlns:cx7="http://schemas.microsoft.com/office/drawing/2016/5/13/chartex" xmlns:cx8="http://schemas.microsoft.com/office/drawing/2016/5/14/chartex" xmlns:mc="http://schemas.openxmlformats.org/markup-compatibility/2006" xmlns:aink="http://schemas.microsoft.com/office/drawing/2016/ink" xmlns:am3d="http://schemas.microsoft.com/office/drawing/2017/model3d" xmlns:o="urn:schemas-microsoft-com:office:office" xmlns:oel="http://schemas.microsoft.com/office/2019/extlst" xmlns:r="http://schemas.openxmlformats.org/officeDocument/2006/relationships" xmlns:m="http://schemas.openxmlformats.org/officeDocument/2006/math" xmlns:v="urn:schemas-microsoft-com:vml" xmlns:wp14="http://schemas.microsoft.com/office/word/2010/wordprocessingDrawing" xmlns:wp="http://schemas.openxmlformats.org/drawingml/2006/wordprocessingDrawing" xmlns:w10="urn:schemas-microsoft-com:office:word" xmlns:w="http://schemas.openxmlformats.org/wordprocessingml/2006/main" xmlns:w14="http://schemas.microsoft.com/office/word/2010/wordml" xmlns:w15="http://schemas.microsoft.com/office/word/2012/wordml" xmlns:w16cex="http://schemas.microsoft.com/office/word/2018/wordml/cex" xmlns:w16cid="http://schemas.microsoft.com/office/word/2016/wordml/cid" xmlns:w16="http://schemas.microsoft.com/office/word/2018/wordml" xmlns:w16du="http://schemas.microsoft.com/office/word/2023/wordml/word16du" xmlns:w16sdtdh="http://schemas.microsoft.com/office/word/2020/wordml/sdtdatahash" xmlns:w16se="http://schemas.microsoft.com/office/word/2015/wordml/symex" xmlns:wpg="http://schemas.microsoft.com/office/word/2010/wordprocessingGroup" xmlns:wpi="http://schemas.microsoft.com/office/word/2010/wordprocessingInk" xmlns:wne="http://schemas.microsoft.com/office/word/2006/wordml" xmlns:wps="http://schemas.microsoft.com/office/word/2010/wordprocessingShape" mc:Ignorable="w14 w15 w16se w16cid w16 w16cex w16sdtdh w16du wp14">
+<w:hdr xmlns:wpc="http://schemas.microsoft.com/office/word/2010/wordprocessingCanvas" xmlns:cx="http://schemas.microsoft.com/office/drawing/2014/chartex" xmlns:cx1="http://schemas.microsoft.com/office/drawing/2015/9/8/chartex" xmlns:cx2="http://schemas.microsoft.com/office/drawing/2015/10/21/chartex" xmlns:cx3="http://schemas.microsoft.com/office/drawing/2016/5/9/chartex" xmlns:cx4="http://schemas.microsoft.com/office/drawing/2016/5/10/chartex" xmlns:cx5="http://schemas.microsoft.com/office/drawing/2016/5/11/chartex" xmlns:cx6="http://schemas.microsoft.com/office/drawing/2016/5/12/chartex" xmlns:cx7="http://schemas.microsoft.com/office/drawing/2016/5/13/chartex" xmlns:cx8="http://schemas.microsoft.com/office/drawing/2016/5/14/chartex" xmlns:mc="http://schemas.openxmlformats.org/markup-compatibility/2006" xmlns:aink="http://schemas.microsoft.com/office/drawing/2016/ink" xmlns:am3d="http://schemas.microsoft.com/office/drawing/2017/model3d" xmlns:o="urn:schemas-microsoft-com:office:office" xmlns:r="http://schemas.openxmlformats.org/officeDocument/2006/relationships" xmlns:m="http://schemas.openxmlformats.org/officeDocument/2006/math" xmlns:v="urn:schemas-microsoft-com:vml" xmlns:wp14="http://schemas.microsoft.com/office/word/2010/wordprocessingDrawing" xmlns:wp="http://schemas.openxmlformats.org/drawingml/2006/wordprocessingDrawing" xmlns:w10="urn:schemas-microsoft-com:office:word" xmlns:w="http://schemas.openxmlformats.org/wordprocessingml/2006/main" xmlns:w14="http://schemas.microsoft.com/office/word/2010/wordml" xmlns:w15="http://schemas.microsoft.com/office/word/2012/wordml" xmlns:w16cid="http://schemas.microsoft.com/office/word/2016/wordml/cid" xmlns:w16se="http://schemas.microsoft.com/office/word/2015/wordml/symex" xmlns:wpg="http://schemas.microsoft.com/office/word/2010/wordprocessingGroup" xmlns:wpi="http://schemas.microsoft.com/office/word/2010/wordprocessingInk" xmlns:wne="http://schemas.microsoft.com/office/word/2006/wordml" xmlns:wps="http://schemas.microsoft.com/office/word/2010/wordprocessingShape" mc:Ignorable="w14 w15 w16se w16cid wp14">
   <w:p>
     <w:pPr>
       <w:pStyle w:val="Cabealho"/>
@@ -17476,7 +19141,7 @@
 </file>
 
 <file path=word/header2.xml><?xml version="1.0" encoding="utf-8"?>
-<w:hdr xmlns:wpc="http://schemas.microsoft.com/office/word/2010/wordprocessingCanvas" xmlns:cx="http://schemas.microsoft.com/office/drawing/2014/chartex" xmlns:cx1="http://schemas.microsoft.com/office/drawing/2015/9/8/chartex" xmlns:cx2="http://schemas.microsoft.com/office/drawing/2015/10/21/chartex" xmlns:cx3="http://schemas.microsoft.com/office/drawing/2016/5/9/chartex" xmlns:cx4="http://schemas.microsoft.com/office/drawing/2016/5/10/chartex" xmlns:cx5="http://schemas.microsoft.com/office/drawing/2016/5/11/chartex" xmlns:cx6="http://schemas.microsoft.com/office/drawing/2016/5/12/chartex" xmlns:cx7="http://schemas.microsoft.com/office/drawing/2016/5/13/chartex" xmlns:cx8="http://schemas.microsoft.com/office/drawing/2016/5/14/chartex" xmlns:mc="http://schemas.openxmlformats.org/markup-compatibility/2006" xmlns:aink="http://schemas.microsoft.com/office/drawing/2016/ink" xmlns:am3d="http://schemas.microsoft.com/office/drawing/2017/model3d" xmlns:o="urn:schemas-microsoft-com:office:office" xmlns:oel="http://schemas.microsoft.com/office/2019/extlst" xmlns:r="http://schemas.openxmlformats.org/officeDocument/2006/relationships" xmlns:m="http://schemas.openxmlformats.org/officeDocument/2006/math" xmlns:v="urn:schemas-microsoft-com:vml" xmlns:wp14="http://schemas.microsoft.com/office/word/2010/wordprocessingDrawing" xmlns:wp="http://schemas.openxmlformats.org/drawingml/2006/wordprocessingDrawing" xmlns:w10="urn:schemas-microsoft-com:office:word" xmlns:w="http://schemas.openxmlformats.org/wordprocessingml/2006/main" xmlns:w14="http://schemas.microsoft.com/office/word/2010/wordml" xmlns:w15="http://schemas.microsoft.com/office/word/2012/wordml" xmlns:w16cex="http://schemas.microsoft.com/office/word/2018/wordml/cex" xmlns:w16cid="http://schemas.microsoft.com/office/word/2016/wordml/cid" xmlns:w16="http://schemas.microsoft.com/office/word/2018/wordml" xmlns:w16du="http://schemas.microsoft.com/office/word/2023/wordml/word16du" xmlns:w16sdtdh="http://schemas.microsoft.com/office/word/2020/wordml/sdtdatahash" xmlns:w16se="http://schemas.microsoft.com/office/word/2015/wordml/symex" xmlns:wpg="http://schemas.microsoft.com/office/word/2010/wordprocessingGroup" xmlns:wpi="http://schemas.microsoft.com/office/word/2010/wordprocessingInk" xmlns:wne="http://schemas.microsoft.com/office/word/2006/wordml" xmlns:wps="http://schemas.microsoft.com/office/word/2010/wordprocessingShape" mc:Ignorable="w14 w15 w16se w16cid w16 w16cex w16sdtdh w16du wp14">
+<w:hdr xmlns:wpc="http://schemas.microsoft.com/office/word/2010/wordprocessingCanvas" xmlns:cx="http://schemas.microsoft.com/office/drawing/2014/chartex" xmlns:cx1="http://schemas.microsoft.com/office/drawing/2015/9/8/chartex" xmlns:cx2="http://schemas.microsoft.com/office/drawing/2015/10/21/chartex" xmlns:cx3="http://schemas.microsoft.com/office/drawing/2016/5/9/chartex" xmlns:cx4="http://schemas.microsoft.com/office/drawing/2016/5/10/chartex" xmlns:cx5="http://schemas.microsoft.com/office/drawing/2016/5/11/chartex" xmlns:cx6="http://schemas.microsoft.com/office/drawing/2016/5/12/chartex" xmlns:cx7="http://schemas.microsoft.com/office/drawing/2016/5/13/chartex" xmlns:cx8="http://schemas.microsoft.com/office/drawing/2016/5/14/chartex" xmlns:mc="http://schemas.openxmlformats.org/markup-compatibility/2006" xmlns:aink="http://schemas.microsoft.com/office/drawing/2016/ink" xmlns:am3d="http://schemas.microsoft.com/office/drawing/2017/model3d" xmlns:o="urn:schemas-microsoft-com:office:office" xmlns:r="http://schemas.openxmlformats.org/officeDocument/2006/relationships" xmlns:m="http://schemas.openxmlformats.org/officeDocument/2006/math" xmlns:v="urn:schemas-microsoft-com:vml" xmlns:wp14="http://schemas.microsoft.com/office/word/2010/wordprocessingDrawing" xmlns:wp="http://schemas.openxmlformats.org/drawingml/2006/wordprocessingDrawing" xmlns:w10="urn:schemas-microsoft-com:office:word" xmlns:w="http://schemas.openxmlformats.org/wordprocessingml/2006/main" xmlns:w14="http://schemas.microsoft.com/office/word/2010/wordml" xmlns:w15="http://schemas.microsoft.com/office/word/2012/wordml" xmlns:w16cid="http://schemas.microsoft.com/office/word/2016/wordml/cid" xmlns:w16se="http://schemas.microsoft.com/office/word/2015/wordml/symex" xmlns:wpg="http://schemas.microsoft.com/office/word/2010/wordprocessingGroup" xmlns:wpi="http://schemas.microsoft.com/office/word/2010/wordprocessingInk" xmlns:wne="http://schemas.microsoft.com/office/word/2006/wordml" xmlns:wps="http://schemas.microsoft.com/office/word/2010/wordprocessingShape" mc:Ignorable="w14 w15 w16se w16cid wp14">
   <w:sdt>
     <w:sdtPr>
       <w:id w:val="-747578550"/>
@@ -17547,7 +19212,7 @@
 </file>
 
 <file path=word/header3.xml><?xml version="1.0" encoding="utf-8"?>
-<w:hdr xmlns:wpc="http://schemas.microsoft.com/office/word/2010/wordprocessingCanvas" xmlns:cx="http://schemas.microsoft.com/office/drawing/2014/chartex" xmlns:cx1="http://schemas.microsoft.com/office/drawing/2015/9/8/chartex" xmlns:cx2="http://schemas.microsoft.com/office/drawing/2015/10/21/chartex" xmlns:cx3="http://schemas.microsoft.com/office/drawing/2016/5/9/chartex" xmlns:cx4="http://schemas.microsoft.com/office/drawing/2016/5/10/chartex" xmlns:cx5="http://schemas.microsoft.com/office/drawing/2016/5/11/chartex" xmlns:cx6="http://schemas.microsoft.com/office/drawing/2016/5/12/chartex" xmlns:cx7="http://schemas.microsoft.com/office/drawing/2016/5/13/chartex" xmlns:cx8="http://schemas.microsoft.com/office/drawing/2016/5/14/chartex" xmlns:mc="http://schemas.openxmlformats.org/markup-compatibility/2006" xmlns:aink="http://schemas.microsoft.com/office/drawing/2016/ink" xmlns:am3d="http://schemas.microsoft.com/office/drawing/2017/model3d" xmlns:o="urn:schemas-microsoft-com:office:office" xmlns:oel="http://schemas.microsoft.com/office/2019/extlst" xmlns:r="http://schemas.openxmlformats.org/officeDocument/2006/relationships" xmlns:m="http://schemas.openxmlformats.org/officeDocument/2006/math" xmlns:v="urn:schemas-microsoft-com:vml" xmlns:wp14="http://schemas.microsoft.com/office/word/2010/wordprocessingDrawing" xmlns:wp="http://schemas.openxmlformats.org/drawingml/2006/wordprocessingDrawing" xmlns:w10="urn:schemas-microsoft-com:office:word" xmlns:w="http://schemas.openxmlformats.org/wordprocessingml/2006/main" xmlns:w14="http://schemas.microsoft.com/office/word/2010/wordml" xmlns:w15="http://schemas.microsoft.com/office/word/2012/wordml" xmlns:w16cex="http://schemas.microsoft.com/office/word/2018/wordml/cex" xmlns:w16cid="http://schemas.microsoft.com/office/word/2016/wordml/cid" xmlns:w16="http://schemas.microsoft.com/office/word/2018/wordml" xmlns:w16du="http://schemas.microsoft.com/office/word/2023/wordml/word16du" xmlns:w16sdtdh="http://schemas.microsoft.com/office/word/2020/wordml/sdtdatahash" xmlns:w16se="http://schemas.microsoft.com/office/word/2015/wordml/symex" xmlns:wpg="http://schemas.microsoft.com/office/word/2010/wordprocessingGroup" xmlns:wpi="http://schemas.microsoft.com/office/word/2010/wordprocessingInk" xmlns:wne="http://schemas.microsoft.com/office/word/2006/wordml" xmlns:wps="http://schemas.microsoft.com/office/word/2010/wordprocessingShape" mc:Ignorable="w14 w15 w16se w16cid w16 w16cex w16sdtdh w16du wp14">
+<w:hdr xmlns:wpc="http://schemas.microsoft.com/office/word/2010/wordprocessingCanvas" xmlns:cx="http://schemas.microsoft.com/office/drawing/2014/chartex" xmlns:cx1="http://schemas.microsoft.com/office/drawing/2015/9/8/chartex" xmlns:cx2="http://schemas.microsoft.com/office/drawing/2015/10/21/chartex" xmlns:cx3="http://schemas.microsoft.com/office/drawing/2016/5/9/chartex" xmlns:cx4="http://schemas.microsoft.com/office/drawing/2016/5/10/chartex" xmlns:cx5="http://schemas.microsoft.com/office/drawing/2016/5/11/chartex" xmlns:cx6="http://schemas.microsoft.com/office/drawing/2016/5/12/chartex" xmlns:cx7="http://schemas.microsoft.com/office/drawing/2016/5/13/chartex" xmlns:cx8="http://schemas.microsoft.com/office/drawing/2016/5/14/chartex" xmlns:mc="http://schemas.openxmlformats.org/markup-compatibility/2006" xmlns:aink="http://schemas.microsoft.com/office/drawing/2016/ink" xmlns:am3d="http://schemas.microsoft.com/office/drawing/2017/model3d" xmlns:o="urn:schemas-microsoft-com:office:office" xmlns:r="http://schemas.openxmlformats.org/officeDocument/2006/relationships" xmlns:m="http://schemas.openxmlformats.org/officeDocument/2006/math" xmlns:v="urn:schemas-microsoft-com:vml" xmlns:wp14="http://schemas.microsoft.com/office/word/2010/wordprocessingDrawing" xmlns:wp="http://schemas.openxmlformats.org/drawingml/2006/wordprocessingDrawing" xmlns:w10="urn:schemas-microsoft-com:office:word" xmlns:w="http://schemas.openxmlformats.org/wordprocessingml/2006/main" xmlns:w14="http://schemas.microsoft.com/office/word/2010/wordml" xmlns:w15="http://schemas.microsoft.com/office/word/2012/wordml" xmlns:w16cid="http://schemas.microsoft.com/office/word/2016/wordml/cid" xmlns:w16se="http://schemas.microsoft.com/office/word/2015/wordml/symex" xmlns:wpg="http://schemas.microsoft.com/office/word/2010/wordprocessingGroup" xmlns:wpi="http://schemas.microsoft.com/office/word/2010/wordprocessingInk" xmlns:wne="http://schemas.microsoft.com/office/word/2006/wordml" xmlns:wps="http://schemas.microsoft.com/office/word/2010/wordprocessingShape" mc:Ignorable="w14 w15 w16se w16cid wp14">
   <w:sdt>
     <w:sdtPr>
       <w:id w:val="-1212647906"/>
@@ -17621,7 +19286,7 @@
 </file>
 
 <file path=word/numbering.xml><?xml version="1.0" encoding="utf-8"?>
-<w:numbering xmlns:wpc="http://schemas.microsoft.com/office/word/2010/wordprocessingCanvas" xmlns:cx="http://schemas.microsoft.com/office/drawing/2014/chartex" xmlns:cx1="http://schemas.microsoft.com/office/drawing/2015/9/8/chartex" xmlns:cx2="http://schemas.microsoft.com/office/drawing/2015/10/21/chartex" xmlns:cx3="http://schemas.microsoft.com/office/drawing/2016/5/9/chartex" xmlns:cx4="http://schemas.microsoft.com/office/drawing/2016/5/10/chartex" xmlns:cx5="http://schemas.microsoft.com/office/drawing/2016/5/11/chartex" xmlns:cx6="http://schemas.microsoft.com/office/drawing/2016/5/12/chartex" xmlns:cx7="http://schemas.microsoft.com/office/drawing/2016/5/13/chartex" xmlns:cx8="http://schemas.microsoft.com/office/drawing/2016/5/14/chartex" xmlns:mc="http://schemas.openxmlformats.org/markup-compatibility/2006" xmlns:aink="http://schemas.microsoft.com/office/drawing/2016/ink" xmlns:am3d="http://schemas.microsoft.com/office/drawing/2017/model3d" xmlns:o="urn:schemas-microsoft-com:office:office" xmlns:oel="http://schemas.microsoft.com/office/2019/extlst" xmlns:r="http://schemas.openxmlformats.org/officeDocument/2006/relationships" xmlns:m="http://schemas.openxmlformats.org/officeDocument/2006/math" xmlns:v="urn:schemas-microsoft-com:vml" xmlns:wp14="http://schemas.microsoft.com/office/word/2010/wordprocessingDrawing" xmlns:wp="http://schemas.openxmlformats.org/drawingml/2006/wordprocessingDrawing" xmlns:w10="urn:schemas-microsoft-com:office:word" xmlns:w="http://schemas.openxmlformats.org/wordprocessingml/2006/main" xmlns:w14="http://schemas.microsoft.com/office/word/2010/wordml" xmlns:w15="http://schemas.microsoft.com/office/word/2012/wordml" xmlns:w16cex="http://schemas.microsoft.com/office/word/2018/wordml/cex" xmlns:w16cid="http://schemas.microsoft.com/office/word/2016/wordml/cid" xmlns:w16="http://schemas.microsoft.com/office/word/2018/wordml" xmlns:w16du="http://schemas.microsoft.com/office/word/2023/wordml/word16du" xmlns:w16sdtdh="http://schemas.microsoft.com/office/word/2020/wordml/sdtdatahash" xmlns:w16se="http://schemas.microsoft.com/office/word/2015/wordml/symex" xmlns:wpg="http://schemas.microsoft.com/office/word/2010/wordprocessingGroup" xmlns:wpi="http://schemas.microsoft.com/office/word/2010/wordprocessingInk" xmlns:wne="http://schemas.microsoft.com/office/word/2006/wordml" xmlns:wps="http://schemas.microsoft.com/office/word/2010/wordprocessingShape" mc:Ignorable="w14 w15 w16se w16cid w16 w16cex w16sdtdh w16du wp14">
+<w:numbering xmlns:wpc="http://schemas.microsoft.com/office/word/2010/wordprocessingCanvas" xmlns:cx="http://schemas.microsoft.com/office/drawing/2014/chartex" xmlns:cx1="http://schemas.microsoft.com/office/drawing/2015/9/8/chartex" xmlns:cx2="http://schemas.microsoft.com/office/drawing/2015/10/21/chartex" xmlns:cx3="http://schemas.microsoft.com/office/drawing/2016/5/9/chartex" xmlns:cx4="http://schemas.microsoft.com/office/drawing/2016/5/10/chartex" xmlns:cx5="http://schemas.microsoft.com/office/drawing/2016/5/11/chartex" xmlns:cx6="http://schemas.microsoft.com/office/drawing/2016/5/12/chartex" xmlns:cx7="http://schemas.microsoft.com/office/drawing/2016/5/13/chartex" xmlns:cx8="http://schemas.microsoft.com/office/drawing/2016/5/14/chartex" xmlns:mc="http://schemas.openxmlformats.org/markup-compatibility/2006" xmlns:aink="http://schemas.microsoft.com/office/drawing/2016/ink" xmlns:am3d="http://schemas.microsoft.com/office/drawing/2017/model3d" xmlns:o="urn:schemas-microsoft-com:office:office" xmlns:r="http://schemas.openxmlformats.org/officeDocument/2006/relationships" xmlns:m="http://schemas.openxmlformats.org/officeDocument/2006/math" xmlns:v="urn:schemas-microsoft-com:vml" xmlns:wp14="http://schemas.microsoft.com/office/word/2010/wordprocessingDrawing" xmlns:wp="http://schemas.openxmlformats.org/drawingml/2006/wordprocessingDrawing" xmlns:w10="urn:schemas-microsoft-com:office:word" xmlns:w="http://schemas.openxmlformats.org/wordprocessingml/2006/main" xmlns:w14="http://schemas.microsoft.com/office/word/2010/wordml" xmlns:w15="http://schemas.microsoft.com/office/word/2012/wordml" xmlns:w16cid="http://schemas.microsoft.com/office/word/2016/wordml/cid" xmlns:w16se="http://schemas.microsoft.com/office/word/2015/wordml/symex" xmlns:wpg="http://schemas.microsoft.com/office/word/2010/wordprocessingGroup" xmlns:wpi="http://schemas.microsoft.com/office/word/2010/wordprocessingInk" xmlns:wne="http://schemas.microsoft.com/office/word/2006/wordml" xmlns:wps="http://schemas.microsoft.com/office/word/2010/wordprocessingShape" mc:Ignorable="w14 w15 w16se w16cid wp14">
   <w:abstractNum w:abstractNumId="0" w15:restartNumberingAfterBreak="0">
     <w:nsid w:val="0373FE28"/>
     <w:multiLevelType w:val="hybridMultilevel"/>
@@ -17962,6 +19627,96 @@
     </w:lvl>
   </w:abstractNum>
   <w:abstractNum w:abstractNumId="3" w15:restartNumberingAfterBreak="0">
+    <w:nsid w:val="0AFB7921"/>
+    <w:multiLevelType w:val="hybridMultilevel"/>
+    <w:tmpl w:val="BF3E4328"/>
+    <w:lvl w:ilvl="0" w:tplc="EA568F50">
+      <w:start w:val="1"/>
+      <w:numFmt w:val="decimal"/>
+      <w:lvlText w:val="%1."/>
+      <w:lvlJc w:val="left"/>
+      <w:pPr>
+        <w:ind w:left="1125" w:hanging="360"/>
+      </w:pPr>
+      <w:rPr>
+        <w:rFonts w:hint="default"/>
+        <w:b/>
+      </w:rPr>
+    </w:lvl>
+    <w:lvl w:ilvl="1" w:tplc="04160019" w:tentative="1">
+      <w:start w:val="1"/>
+      <w:numFmt w:val="lowerLetter"/>
+      <w:lvlText w:val="%2."/>
+      <w:lvlJc w:val="left"/>
+      <w:pPr>
+        <w:ind w:left="1845" w:hanging="360"/>
+      </w:pPr>
+    </w:lvl>
+    <w:lvl w:ilvl="2" w:tplc="0416001B" w:tentative="1">
+      <w:start w:val="1"/>
+      <w:numFmt w:val="lowerRoman"/>
+      <w:lvlText w:val="%3."/>
+      <w:lvlJc w:val="right"/>
+      <w:pPr>
+        <w:ind w:left="2565" w:hanging="180"/>
+      </w:pPr>
+    </w:lvl>
+    <w:lvl w:ilvl="3" w:tplc="0416000F" w:tentative="1">
+      <w:start w:val="1"/>
+      <w:numFmt w:val="decimal"/>
+      <w:lvlText w:val="%4."/>
+      <w:lvlJc w:val="left"/>
+      <w:pPr>
+        <w:ind w:left="3285" w:hanging="360"/>
+      </w:pPr>
+    </w:lvl>
+    <w:lvl w:ilvl="4" w:tplc="04160019" w:tentative="1">
+      <w:start w:val="1"/>
+      <w:numFmt w:val="lowerLetter"/>
+      <w:lvlText w:val="%5."/>
+      <w:lvlJc w:val="left"/>
+      <w:pPr>
+        <w:ind w:left="4005" w:hanging="360"/>
+      </w:pPr>
+    </w:lvl>
+    <w:lvl w:ilvl="5" w:tplc="0416001B" w:tentative="1">
+      <w:start w:val="1"/>
+      <w:numFmt w:val="lowerRoman"/>
+      <w:lvlText w:val="%6."/>
+      <w:lvlJc w:val="right"/>
+      <w:pPr>
+        <w:ind w:left="4725" w:hanging="180"/>
+      </w:pPr>
+    </w:lvl>
+    <w:lvl w:ilvl="6" w:tplc="0416000F" w:tentative="1">
+      <w:start w:val="1"/>
+      <w:numFmt w:val="decimal"/>
+      <w:lvlText w:val="%7."/>
+      <w:lvlJc w:val="left"/>
+      <w:pPr>
+        <w:ind w:left="5445" w:hanging="360"/>
+      </w:pPr>
+    </w:lvl>
+    <w:lvl w:ilvl="7" w:tplc="04160019" w:tentative="1">
+      <w:start w:val="1"/>
+      <w:numFmt w:val="lowerLetter"/>
+      <w:lvlText w:val="%8."/>
+      <w:lvlJc w:val="left"/>
+      <w:pPr>
+        <w:ind w:left="6165" w:hanging="360"/>
+      </w:pPr>
+    </w:lvl>
+    <w:lvl w:ilvl="8" w:tplc="0416001B" w:tentative="1">
+      <w:start w:val="1"/>
+      <w:numFmt w:val="lowerRoman"/>
+      <w:lvlText w:val="%9."/>
+      <w:lvlJc w:val="right"/>
+      <w:pPr>
+        <w:ind w:left="6885" w:hanging="180"/>
+      </w:pPr>
+    </w:lvl>
+  </w:abstractNum>
+  <w:abstractNum w:abstractNumId="4" w15:restartNumberingAfterBreak="0">
     <w:nsid w:val="0C095A24"/>
     <w:multiLevelType w:val="multilevel"/>
     <w:tmpl w:val="B5EA418C"/>
@@ -18080,155 +19835,6 @@
         </w:tabs>
         <w:ind w:left="6480" w:hanging="360"/>
       </w:pPr>
-    </w:lvl>
-  </w:abstractNum>
-  <w:abstractNum w:abstractNumId="4" w15:restartNumberingAfterBreak="0">
-    <w:nsid w:val="14926921"/>
-    <w:multiLevelType w:val="multilevel"/>
-    <w:tmpl w:val="CE7ACA5E"/>
-    <w:lvl w:ilvl="0">
-      <w:start w:val="1"/>
-      <w:numFmt w:val="bullet"/>
-      <w:lvlText w:val=""/>
-      <w:lvlJc w:val="left"/>
-      <w:pPr>
-        <w:tabs>
-          <w:tab w:val="num" w:pos="720"/>
-        </w:tabs>
-        <w:ind w:left="720" w:hanging="360"/>
-      </w:pPr>
-      <w:rPr>
-        <w:rFonts w:ascii="Symbol" w:hAnsi="Symbol" w:hint="default"/>
-        <w:sz w:val="20"/>
-      </w:rPr>
-    </w:lvl>
-    <w:lvl w:ilvl="1" w:tentative="1">
-      <w:start w:val="1"/>
-      <w:numFmt w:val="bullet"/>
-      <w:lvlText w:val="o"/>
-      <w:lvlJc w:val="left"/>
-      <w:pPr>
-        <w:tabs>
-          <w:tab w:val="num" w:pos="1440"/>
-        </w:tabs>
-        <w:ind w:left="1440" w:hanging="360"/>
-      </w:pPr>
-      <w:rPr>
-        <w:rFonts w:ascii="Courier New" w:hAnsi="Courier New" w:hint="default"/>
-        <w:sz w:val="20"/>
-      </w:rPr>
-    </w:lvl>
-    <w:lvl w:ilvl="2" w:tentative="1">
-      <w:start w:val="1"/>
-      <w:numFmt w:val="bullet"/>
-      <w:lvlText w:val=""/>
-      <w:lvlJc w:val="left"/>
-      <w:pPr>
-        <w:tabs>
-          <w:tab w:val="num" w:pos="2160"/>
-        </w:tabs>
-        <w:ind w:left="2160" w:hanging="360"/>
-      </w:pPr>
-      <w:rPr>
-        <w:rFonts w:ascii="Wingdings" w:hAnsi="Wingdings" w:hint="default"/>
-        <w:sz w:val="20"/>
-      </w:rPr>
-    </w:lvl>
-    <w:lvl w:ilvl="3" w:tentative="1">
-      <w:start w:val="1"/>
-      <w:numFmt w:val="bullet"/>
-      <w:lvlText w:val=""/>
-      <w:lvlJc w:val="left"/>
-      <w:pPr>
-        <w:tabs>
-          <w:tab w:val="num" w:pos="2880"/>
-        </w:tabs>
-        <w:ind w:left="2880" w:hanging="360"/>
-      </w:pPr>
-      <w:rPr>
-        <w:rFonts w:ascii="Wingdings" w:hAnsi="Wingdings" w:hint="default"/>
-        <w:sz w:val="20"/>
-      </w:rPr>
-    </w:lvl>
-    <w:lvl w:ilvl="4" w:tentative="1">
-      <w:start w:val="1"/>
-      <w:numFmt w:val="bullet"/>
-      <w:lvlText w:val=""/>
-      <w:lvlJc w:val="left"/>
-      <w:pPr>
-        <w:tabs>
-          <w:tab w:val="num" w:pos="3600"/>
-        </w:tabs>
-        <w:ind w:left="3600" w:hanging="360"/>
-      </w:pPr>
-      <w:rPr>
-        <w:rFonts w:ascii="Wingdings" w:hAnsi="Wingdings" w:hint="default"/>
-        <w:sz w:val="20"/>
-      </w:rPr>
-    </w:lvl>
-    <w:lvl w:ilvl="5" w:tentative="1">
-      <w:start w:val="1"/>
-      <w:numFmt w:val="bullet"/>
-      <w:lvlText w:val=""/>
-      <w:lvlJc w:val="left"/>
-      <w:pPr>
-        <w:tabs>
-          <w:tab w:val="num" w:pos="4320"/>
-        </w:tabs>
-        <w:ind w:left="4320" w:hanging="360"/>
-      </w:pPr>
-      <w:rPr>
-        <w:rFonts w:ascii="Wingdings" w:hAnsi="Wingdings" w:hint="default"/>
-        <w:sz w:val="20"/>
-      </w:rPr>
-    </w:lvl>
-    <w:lvl w:ilvl="6" w:tentative="1">
-      <w:start w:val="1"/>
-      <w:numFmt w:val="bullet"/>
-      <w:lvlText w:val=""/>
-      <w:lvlJc w:val="left"/>
-      <w:pPr>
-        <w:tabs>
-          <w:tab w:val="num" w:pos="5040"/>
-        </w:tabs>
-        <w:ind w:left="5040" w:hanging="360"/>
-      </w:pPr>
-      <w:rPr>
-        <w:rFonts w:ascii="Wingdings" w:hAnsi="Wingdings" w:hint="default"/>
-        <w:sz w:val="20"/>
-      </w:rPr>
-    </w:lvl>
-    <w:lvl w:ilvl="7" w:tentative="1">
-      <w:start w:val="1"/>
-      <w:numFmt w:val="bullet"/>
-      <w:lvlText w:val=""/>
-      <w:lvlJc w:val="left"/>
-      <w:pPr>
-        <w:tabs>
-          <w:tab w:val="num" w:pos="5760"/>
-        </w:tabs>
-        <w:ind w:left="5760" w:hanging="360"/>
-      </w:pPr>
-      <w:rPr>
-        <w:rFonts w:ascii="Wingdings" w:hAnsi="Wingdings" w:hint="default"/>
-        <w:sz w:val="20"/>
-      </w:rPr>
-    </w:lvl>
-    <w:lvl w:ilvl="8" w:tentative="1">
-      <w:start w:val="1"/>
-      <w:numFmt w:val="bullet"/>
-      <w:lvlText w:val=""/>
-      <w:lvlJc w:val="left"/>
-      <w:pPr>
-        <w:tabs>
-          <w:tab w:val="num" w:pos="6480"/>
-        </w:tabs>
-        <w:ind w:left="6480" w:hanging="360"/>
-      </w:pPr>
-      <w:rPr>
-        <w:rFonts w:ascii="Wingdings" w:hAnsi="Wingdings" w:hint="default"/>
-        <w:sz w:val="20"/>
-      </w:rPr>
     </w:lvl>
   </w:abstractNum>
   <w:abstractNum w:abstractNumId="5" w15:restartNumberingAfterBreak="0">
@@ -18483,6 +20089,136 @@
     </w:lvl>
   </w:abstractNum>
   <w:abstractNum w:abstractNumId="7" w15:restartNumberingAfterBreak="0">
+    <w:nsid w:val="1A241A05"/>
+    <w:multiLevelType w:val="multilevel"/>
+    <w:tmpl w:val="EEF23F2C"/>
+    <w:lvl w:ilvl="0">
+      <w:start w:val="1"/>
+      <w:numFmt w:val="decimal"/>
+      <w:lvlText w:val="%1."/>
+      <w:lvlJc w:val="left"/>
+      <w:pPr>
+        <w:ind w:left="1080" w:hanging="360"/>
+      </w:pPr>
+      <w:rPr>
+        <w:rFonts w:hint="default"/>
+        <w:b/>
+      </w:rPr>
+    </w:lvl>
+    <w:lvl w:ilvl="1">
+      <w:start w:val="1"/>
+      <w:numFmt w:val="decimal"/>
+      <w:isLgl/>
+      <w:lvlText w:val="%1.%2"/>
+      <w:lvlJc w:val="left"/>
+      <w:pPr>
+        <w:ind w:left="1530" w:hanging="450"/>
+      </w:pPr>
+      <w:rPr>
+        <w:rFonts w:hint="default"/>
+        <w:b/>
+      </w:rPr>
+    </w:lvl>
+    <w:lvl w:ilvl="2">
+      <w:start w:val="1"/>
+      <w:numFmt w:val="decimal"/>
+      <w:isLgl/>
+      <w:lvlText w:val="%1.%2.%3"/>
+      <w:lvlJc w:val="left"/>
+      <w:pPr>
+        <w:ind w:left="2160" w:hanging="720"/>
+      </w:pPr>
+      <w:rPr>
+        <w:rFonts w:hint="default"/>
+        <w:b/>
+      </w:rPr>
+    </w:lvl>
+    <w:lvl w:ilvl="3">
+      <w:start w:val="1"/>
+      <w:numFmt w:val="decimal"/>
+      <w:isLgl/>
+      <w:lvlText w:val="%1.%2.%3.%4"/>
+      <w:lvlJc w:val="left"/>
+      <w:pPr>
+        <w:ind w:left="2880" w:hanging="1080"/>
+      </w:pPr>
+      <w:rPr>
+        <w:rFonts w:hint="default"/>
+        <w:b/>
+      </w:rPr>
+    </w:lvl>
+    <w:lvl w:ilvl="4">
+      <w:start w:val="1"/>
+      <w:numFmt w:val="decimal"/>
+      <w:isLgl/>
+      <w:lvlText w:val="%1.%2.%3.%4.%5"/>
+      <w:lvlJc w:val="left"/>
+      <w:pPr>
+        <w:ind w:left="3240" w:hanging="1080"/>
+      </w:pPr>
+      <w:rPr>
+        <w:rFonts w:hint="default"/>
+        <w:b/>
+      </w:rPr>
+    </w:lvl>
+    <w:lvl w:ilvl="5">
+      <w:start w:val="1"/>
+      <w:numFmt w:val="decimal"/>
+      <w:isLgl/>
+      <w:lvlText w:val="%1.%2.%3.%4.%5.%6"/>
+      <w:lvlJc w:val="left"/>
+      <w:pPr>
+        <w:ind w:left="3960" w:hanging="1440"/>
+      </w:pPr>
+      <w:rPr>
+        <w:rFonts w:hint="default"/>
+        <w:b/>
+      </w:rPr>
+    </w:lvl>
+    <w:lvl w:ilvl="6">
+      <w:start w:val="1"/>
+      <w:numFmt w:val="decimal"/>
+      <w:isLgl/>
+      <w:lvlText w:val="%1.%2.%3.%4.%5.%6.%7"/>
+      <w:lvlJc w:val="left"/>
+      <w:pPr>
+        <w:ind w:left="4320" w:hanging="1440"/>
+      </w:pPr>
+      <w:rPr>
+        <w:rFonts w:hint="default"/>
+        <w:b/>
+      </w:rPr>
+    </w:lvl>
+    <w:lvl w:ilvl="7">
+      <w:start w:val="1"/>
+      <w:numFmt w:val="decimal"/>
+      <w:isLgl/>
+      <w:lvlText w:val="%1.%2.%3.%4.%5.%6.%7.%8"/>
+      <w:lvlJc w:val="left"/>
+      <w:pPr>
+        <w:ind w:left="5040" w:hanging="1800"/>
+      </w:pPr>
+      <w:rPr>
+        <w:rFonts w:hint="default"/>
+        <w:b/>
+      </w:rPr>
+    </w:lvl>
+    <w:lvl w:ilvl="8">
+      <w:start w:val="1"/>
+      <w:numFmt w:val="decimal"/>
+      <w:isLgl/>
+      <w:lvlText w:val="%1.%2.%3.%4.%5.%6.%7.%8.%9"/>
+      <w:lvlJc w:val="left"/>
+      <w:pPr>
+        <w:ind w:left="5400" w:hanging="1800"/>
+      </w:pPr>
+      <w:rPr>
+        <w:rFonts w:hint="default"/>
+        <w:b/>
+      </w:rPr>
+    </w:lvl>
+  </w:abstractNum>
+  <w:abstractNum w:abstractNumId="8" w15:restartNumberingAfterBreak="0">
     <w:nsid w:val="1BAD675C"/>
     <w:multiLevelType w:val="multilevel"/>
     <w:tmpl w:val="04C8B43A"/>
@@ -18631,7 +20367,7 @@
       </w:rPr>
     </w:lvl>
   </w:abstractNum>
-  <w:abstractNum w:abstractNumId="8" w15:restartNumberingAfterBreak="0">
+  <w:abstractNum w:abstractNumId="9" w15:restartNumberingAfterBreak="0">
     <w:nsid w:val="1C813AAF"/>
     <w:multiLevelType w:val="hybridMultilevel"/>
     <w:tmpl w:val="580ACD06"/>
@@ -18744,7 +20480,120 @@
       </w:rPr>
     </w:lvl>
   </w:abstractNum>
-  <w:abstractNum w:abstractNumId="9" w15:restartNumberingAfterBreak="0">
+  <w:abstractNum w:abstractNumId="10" w15:restartNumberingAfterBreak="0">
+    <w:nsid w:val="1DA5067A"/>
+    <w:multiLevelType w:val="hybridMultilevel"/>
+    <w:tmpl w:val="56CE9DD2"/>
+    <w:lvl w:ilvl="0" w:tplc="04160001">
+      <w:start w:val="1"/>
+      <w:numFmt w:val="bullet"/>
+      <w:lvlText w:val=""/>
+      <w:lvlJc w:val="left"/>
+      <w:pPr>
+        <w:ind w:left="1800" w:hanging="360"/>
+      </w:pPr>
+      <w:rPr>
+        <w:rFonts w:ascii="Symbol" w:hAnsi="Symbol" w:hint="default"/>
+      </w:rPr>
+    </w:lvl>
+    <w:lvl w:ilvl="1" w:tplc="04160003" w:tentative="1">
+      <w:start w:val="1"/>
+      <w:numFmt w:val="bullet"/>
+      <w:lvlText w:val="o"/>
+      <w:lvlJc w:val="left"/>
+      <w:pPr>
+        <w:ind w:left="2520" w:hanging="360"/>
+      </w:pPr>
+      <w:rPr>
+        <w:rFonts w:ascii="Courier New" w:hAnsi="Courier New" w:cs="Courier New" w:hint="default"/>
+      </w:rPr>
+    </w:lvl>
+    <w:lvl w:ilvl="2" w:tplc="04160005" w:tentative="1">
+      <w:start w:val="1"/>
+      <w:numFmt w:val="bullet"/>
+      <w:lvlText w:val=""/>
+      <w:lvlJc w:val="left"/>
+      <w:pPr>
+        <w:ind w:left="3240" w:hanging="360"/>
+      </w:pPr>
+      <w:rPr>
+        <w:rFonts w:ascii="Wingdings" w:hAnsi="Wingdings" w:hint="default"/>
+      </w:rPr>
+    </w:lvl>
+    <w:lvl w:ilvl="3" w:tplc="04160001" w:tentative="1">
+      <w:start w:val="1"/>
+      <w:numFmt w:val="bullet"/>
+      <w:lvlText w:val=""/>
+      <w:lvlJc w:val="left"/>
+      <w:pPr>
+        <w:ind w:left="3960" w:hanging="360"/>
+      </w:pPr>
+      <w:rPr>
+        <w:rFonts w:ascii="Symbol" w:hAnsi="Symbol" w:hint="default"/>
+      </w:rPr>
+    </w:lvl>
+    <w:lvl w:ilvl="4" w:tplc="04160003" w:tentative="1">
+      <w:start w:val="1"/>
+      <w:numFmt w:val="bullet"/>
+      <w:lvlText w:val="o"/>
+      <w:lvlJc w:val="left"/>
+      <w:pPr>
+        <w:ind w:left="4680" w:hanging="360"/>
+      </w:pPr>
+      <w:rPr>
+        <w:rFonts w:ascii="Courier New" w:hAnsi="Courier New" w:cs="Courier New" w:hint="default"/>
+      </w:rPr>
+    </w:lvl>
+    <w:lvl w:ilvl="5" w:tplc="04160005" w:tentative="1">
+      <w:start w:val="1"/>
+      <w:numFmt w:val="bullet"/>
+      <w:lvlText w:val=""/>
+      <w:lvlJc w:val="left"/>
+      <w:pPr>
+        <w:ind w:left="5400" w:hanging="360"/>
+      </w:pPr>
+      <w:rPr>
+        <w:rFonts w:ascii="Wingdings" w:hAnsi="Wingdings" w:hint="default"/>
+      </w:rPr>
+    </w:lvl>
+    <w:lvl w:ilvl="6" w:tplc="04160001" w:tentative="1">
+      <w:start w:val="1"/>
+      <w:numFmt w:val="bullet"/>
+      <w:lvlText w:val=""/>
+      <w:lvlJc w:val="left"/>
+      <w:pPr>
+        <w:ind w:left="6120" w:hanging="360"/>
+      </w:pPr>
+      <w:rPr>
+        <w:rFonts w:ascii="Symbol" w:hAnsi="Symbol" w:hint="default"/>
+      </w:rPr>
+    </w:lvl>
+    <w:lvl w:ilvl="7" w:tplc="04160003" w:tentative="1">
+      <w:start w:val="1"/>
+      <w:numFmt w:val="bullet"/>
+      <w:lvlText w:val="o"/>
+      <w:lvlJc w:val="left"/>
+      <w:pPr>
+        <w:ind w:left="6840" w:hanging="360"/>
+      </w:pPr>
+      <w:rPr>
+        <w:rFonts w:ascii="Courier New" w:hAnsi="Courier New" w:cs="Courier New" w:hint="default"/>
+      </w:rPr>
+    </w:lvl>
+    <w:lvl w:ilvl="8" w:tplc="04160005" w:tentative="1">
+      <w:start w:val="1"/>
+      <w:numFmt w:val="bullet"/>
+      <w:lvlText w:val=""/>
+      <w:lvlJc w:val="left"/>
+      <w:pPr>
+        <w:ind w:left="7560" w:hanging="360"/>
+      </w:pPr>
+      <w:rPr>
+        <w:rFonts w:ascii="Wingdings" w:hAnsi="Wingdings" w:hint="default"/>
+      </w:rPr>
+    </w:lvl>
+  </w:abstractNum>
+  <w:abstractNum w:abstractNumId="11" w15:restartNumberingAfterBreak="0">
     <w:nsid w:val="1DA61BDF"/>
     <w:multiLevelType w:val="multilevel"/>
     <w:tmpl w:val="F70C42D8"/>
@@ -18838,7 +20687,7 @@
       </w:pPr>
     </w:lvl>
   </w:abstractNum>
-  <w:abstractNum w:abstractNumId="10" w15:restartNumberingAfterBreak="0">
+  <w:abstractNum w:abstractNumId="12" w15:restartNumberingAfterBreak="0">
     <w:nsid w:val="1E125F33"/>
     <w:multiLevelType w:val="multilevel"/>
     <w:tmpl w:val="F70C42D8"/>
@@ -18959,7 +20808,7 @@
       </w:rPr>
     </w:lvl>
   </w:abstractNum>
-  <w:abstractNum w:abstractNumId="11" w15:restartNumberingAfterBreak="0">
+  <w:abstractNum w:abstractNumId="13" w15:restartNumberingAfterBreak="0">
     <w:nsid w:val="1F9F837C"/>
     <w:multiLevelType w:val="hybridMultilevel"/>
     <w:tmpl w:val="FD26629C"/>
@@ -19072,7 +20921,7 @@
       </w:rPr>
     </w:lvl>
   </w:abstractNum>
-  <w:abstractNum w:abstractNumId="12" w15:restartNumberingAfterBreak="0">
+  <w:abstractNum w:abstractNumId="14" w15:restartNumberingAfterBreak="0">
     <w:nsid w:val="20D41BF3"/>
     <w:multiLevelType w:val="multilevel"/>
     <w:tmpl w:val="F20A33FC"/>
@@ -19189,7 +21038,7 @@
       </w:pPr>
     </w:lvl>
   </w:abstractNum>
-  <w:abstractNum w:abstractNumId="13" w15:restartNumberingAfterBreak="0">
+  <w:abstractNum w:abstractNumId="15" w15:restartNumberingAfterBreak="0">
     <w:nsid w:val="222C1837"/>
     <w:multiLevelType w:val="multilevel"/>
     <w:tmpl w:val="6C1CCC6E"/>
@@ -19338,7 +21187,7 @@
       </w:rPr>
     </w:lvl>
   </w:abstractNum>
-  <w:abstractNum w:abstractNumId="14" w15:restartNumberingAfterBreak="0">
+  <w:abstractNum w:abstractNumId="16" w15:restartNumberingAfterBreak="0">
     <w:nsid w:val="22E31FCD"/>
     <w:multiLevelType w:val="multilevel"/>
     <w:tmpl w:val="84EE1076"/>
@@ -19455,7 +21304,7 @@
       </w:pPr>
     </w:lvl>
   </w:abstractNum>
-  <w:abstractNum w:abstractNumId="15" w15:restartNumberingAfterBreak="0">
+  <w:abstractNum w:abstractNumId="17" w15:restartNumberingAfterBreak="0">
     <w:nsid w:val="23B9375B"/>
     <w:multiLevelType w:val="hybridMultilevel"/>
     <w:tmpl w:val="CFA43FD0"/>
@@ -19541,7 +21390,120 @@
       </w:pPr>
     </w:lvl>
   </w:abstractNum>
-  <w:abstractNum w:abstractNumId="16" w15:restartNumberingAfterBreak="0">
+  <w:abstractNum w:abstractNumId="18" w15:restartNumberingAfterBreak="0">
+    <w:nsid w:val="26A54A90"/>
+    <w:multiLevelType w:val="hybridMultilevel"/>
+    <w:tmpl w:val="651C38E0"/>
+    <w:lvl w:ilvl="0" w:tplc="04160001">
+      <w:start w:val="1"/>
+      <w:numFmt w:val="bullet"/>
+      <w:lvlText w:val=""/>
+      <w:lvlJc w:val="left"/>
+      <w:pPr>
+        <w:ind w:left="1440" w:hanging="360"/>
+      </w:pPr>
+      <w:rPr>
+        <w:rFonts w:ascii="Symbol" w:hAnsi="Symbol" w:hint="default"/>
+      </w:rPr>
+    </w:lvl>
+    <w:lvl w:ilvl="1" w:tplc="04160003" w:tentative="1">
+      <w:start w:val="1"/>
+      <w:numFmt w:val="bullet"/>
+      <w:lvlText w:val="o"/>
+      <w:lvlJc w:val="left"/>
+      <w:pPr>
+        <w:ind w:left="2160" w:hanging="360"/>
+      </w:pPr>
+      <w:rPr>
+        <w:rFonts w:ascii="Courier New" w:hAnsi="Courier New" w:cs="Courier New" w:hint="default"/>
+      </w:rPr>
+    </w:lvl>
+    <w:lvl w:ilvl="2" w:tplc="04160005" w:tentative="1">
+      <w:start w:val="1"/>
+      <w:numFmt w:val="bullet"/>
+      <w:lvlText w:val=""/>
+      <w:lvlJc w:val="left"/>
+      <w:pPr>
+        <w:ind w:left="2880" w:hanging="360"/>
+      </w:pPr>
+      <w:rPr>
+        <w:rFonts w:ascii="Wingdings" w:hAnsi="Wingdings" w:hint="default"/>
+      </w:rPr>
+    </w:lvl>
+    <w:lvl w:ilvl="3" w:tplc="04160001" w:tentative="1">
+      <w:start w:val="1"/>
+      <w:numFmt w:val="bullet"/>
+      <w:lvlText w:val=""/>
+      <w:lvlJc w:val="left"/>
+      <w:pPr>
+        <w:ind w:left="3600" w:hanging="360"/>
+      </w:pPr>
+      <w:rPr>
+        <w:rFonts w:ascii="Symbol" w:hAnsi="Symbol" w:hint="default"/>
+      </w:rPr>
+    </w:lvl>
+    <w:lvl w:ilvl="4" w:tplc="04160003" w:tentative="1">
+      <w:start w:val="1"/>
+      <w:numFmt w:val="bullet"/>
+      <w:lvlText w:val="o"/>
+      <w:lvlJc w:val="left"/>
+      <w:pPr>
+        <w:ind w:left="4320" w:hanging="360"/>
+      </w:pPr>
+      <w:rPr>
+        <w:rFonts w:ascii="Courier New" w:hAnsi="Courier New" w:cs="Courier New" w:hint="default"/>
+      </w:rPr>
+    </w:lvl>
+    <w:lvl w:ilvl="5" w:tplc="04160005" w:tentative="1">
+      <w:start w:val="1"/>
+      <w:numFmt w:val="bullet"/>
+      <w:lvlText w:val=""/>
+      <w:lvlJc w:val="left"/>
+      <w:pPr>
+        <w:ind w:left="5040" w:hanging="360"/>
+      </w:pPr>
+      <w:rPr>
+        <w:rFonts w:ascii="Wingdings" w:hAnsi="Wingdings" w:hint="default"/>
+      </w:rPr>
+    </w:lvl>
+    <w:lvl w:ilvl="6" w:tplc="04160001" w:tentative="1">
+      <w:start w:val="1"/>
+      <w:numFmt w:val="bullet"/>
+      <w:lvlText w:val=""/>
+      <w:lvlJc w:val="left"/>
+      <w:pPr>
+        <w:ind w:left="5760" w:hanging="360"/>
+      </w:pPr>
+      <w:rPr>
+        <w:rFonts w:ascii="Symbol" w:hAnsi="Symbol" w:hint="default"/>
+      </w:rPr>
+    </w:lvl>
+    <w:lvl w:ilvl="7" w:tplc="04160003" w:tentative="1">
+      <w:start w:val="1"/>
+      <w:numFmt w:val="bullet"/>
+      <w:lvlText w:val="o"/>
+      <w:lvlJc w:val="left"/>
+      <w:pPr>
+        <w:ind w:left="6480" w:hanging="360"/>
+      </w:pPr>
+      <w:rPr>
+        <w:rFonts w:ascii="Courier New" w:hAnsi="Courier New" w:cs="Courier New" w:hint="default"/>
+      </w:rPr>
+    </w:lvl>
+    <w:lvl w:ilvl="8" w:tplc="04160005" w:tentative="1">
+      <w:start w:val="1"/>
+      <w:numFmt w:val="bullet"/>
+      <w:lvlText w:val=""/>
+      <w:lvlJc w:val="left"/>
+      <w:pPr>
+        <w:ind w:left="7200" w:hanging="360"/>
+      </w:pPr>
+      <w:rPr>
+        <w:rFonts w:ascii="Wingdings" w:hAnsi="Wingdings" w:hint="default"/>
+      </w:rPr>
+    </w:lvl>
+  </w:abstractNum>
+  <w:abstractNum w:abstractNumId="19" w15:restartNumberingAfterBreak="0">
     <w:nsid w:val="28062DB1"/>
     <w:multiLevelType w:val="hybridMultilevel"/>
     <w:tmpl w:val="26A25FE0"/>
@@ -19654,7 +21616,7 @@
       </w:rPr>
     </w:lvl>
   </w:abstractNum>
-  <w:abstractNum w:abstractNumId="17" w15:restartNumberingAfterBreak="0">
+  <w:abstractNum w:abstractNumId="20" w15:restartNumberingAfterBreak="0">
     <w:nsid w:val="28B31FB9"/>
     <w:multiLevelType w:val="multilevel"/>
     <w:tmpl w:val="A8C05508"/>
@@ -19743,7 +21705,7 @@
       </w:pPr>
     </w:lvl>
   </w:abstractNum>
-  <w:abstractNum w:abstractNumId="18" w15:restartNumberingAfterBreak="0">
+  <w:abstractNum w:abstractNumId="21" w15:restartNumberingAfterBreak="0">
     <w:nsid w:val="28EC2056"/>
     <w:multiLevelType w:val="multilevel"/>
     <w:tmpl w:val="5A922EB8"/>
@@ -19892,7 +21854,7 @@
       </w:rPr>
     </w:lvl>
   </w:abstractNum>
-  <w:abstractNum w:abstractNumId="19" w15:restartNumberingAfterBreak="0">
+  <w:abstractNum w:abstractNumId="22" w15:restartNumberingAfterBreak="0">
     <w:nsid w:val="2A383C93"/>
     <w:multiLevelType w:val="hybridMultilevel"/>
     <w:tmpl w:val="57361CA2"/>
@@ -19978,7 +21940,7 @@
       </w:pPr>
     </w:lvl>
   </w:abstractNum>
-  <w:abstractNum w:abstractNumId="20" w15:restartNumberingAfterBreak="0">
+  <w:abstractNum w:abstractNumId="23" w15:restartNumberingAfterBreak="0">
     <w:nsid w:val="2DD1705E"/>
     <w:multiLevelType w:val="multilevel"/>
     <w:tmpl w:val="46A82D74"/>
@@ -20099,7 +22061,7 @@
       </w:rPr>
     </w:lvl>
   </w:abstractNum>
-  <w:abstractNum w:abstractNumId="21" w15:restartNumberingAfterBreak="0">
+  <w:abstractNum w:abstractNumId="24" w15:restartNumberingAfterBreak="0">
     <w:nsid w:val="2FC0F728"/>
     <w:multiLevelType w:val="hybridMultilevel"/>
     <w:tmpl w:val="964AFB7E"/>
@@ -20212,7 +22174,97 @@
       </w:rPr>
     </w:lvl>
   </w:abstractNum>
-  <w:abstractNum w:abstractNumId="22" w15:restartNumberingAfterBreak="0">
+  <w:abstractNum w:abstractNumId="25" w15:restartNumberingAfterBreak="0">
+    <w:nsid w:val="30641EBB"/>
+    <w:multiLevelType w:val="hybridMultilevel"/>
+    <w:tmpl w:val="EE864ADA"/>
+    <w:lvl w:ilvl="0" w:tplc="17B4ACF2">
+      <w:start w:val="1"/>
+      <w:numFmt w:val="decimal"/>
+      <w:lvlText w:val="%1."/>
+      <w:lvlJc w:val="left"/>
+      <w:pPr>
+        <w:ind w:left="1095" w:hanging="360"/>
+      </w:pPr>
+      <w:rPr>
+        <w:rFonts w:hint="default"/>
+        <w:b/>
+      </w:rPr>
+    </w:lvl>
+    <w:lvl w:ilvl="1" w:tplc="04160019" w:tentative="1">
+      <w:start w:val="1"/>
+      <w:numFmt w:val="lowerLetter"/>
+      <w:lvlText w:val="%2."/>
+      <w:lvlJc w:val="left"/>
+      <w:pPr>
+        <w:ind w:left="1815" w:hanging="360"/>
+      </w:pPr>
+    </w:lvl>
+    <w:lvl w:ilvl="2" w:tplc="0416001B" w:tentative="1">
+      <w:start w:val="1"/>
+      <w:numFmt w:val="lowerRoman"/>
+      <w:lvlText w:val="%3."/>
+      <w:lvlJc w:val="right"/>
+      <w:pPr>
+        <w:ind w:left="2535" w:hanging="180"/>
+      </w:pPr>
+    </w:lvl>
+    <w:lvl w:ilvl="3" w:tplc="0416000F" w:tentative="1">
+      <w:start w:val="1"/>
+      <w:numFmt w:val="decimal"/>
+      <w:lvlText w:val="%4."/>
+      <w:lvlJc w:val="left"/>
+      <w:pPr>
+        <w:ind w:left="3255" w:hanging="360"/>
+      </w:pPr>
+    </w:lvl>
+    <w:lvl w:ilvl="4" w:tplc="04160019" w:tentative="1">
+      <w:start w:val="1"/>
+      <w:numFmt w:val="lowerLetter"/>
+      <w:lvlText w:val="%5."/>
+      <w:lvlJc w:val="left"/>
+      <w:pPr>
+        <w:ind w:left="3975" w:hanging="360"/>
+      </w:pPr>
+    </w:lvl>
+    <w:lvl w:ilvl="5" w:tplc="0416001B" w:tentative="1">
+      <w:start w:val="1"/>
+      <w:numFmt w:val="lowerRoman"/>
+      <w:lvlText w:val="%6."/>
+      <w:lvlJc w:val="right"/>
+      <w:pPr>
+        <w:ind w:left="4695" w:hanging="180"/>
+      </w:pPr>
+    </w:lvl>
+    <w:lvl w:ilvl="6" w:tplc="0416000F" w:tentative="1">
+      <w:start w:val="1"/>
+      <w:numFmt w:val="decimal"/>
+      <w:lvlText w:val="%7."/>
+      <w:lvlJc w:val="left"/>
+      <w:pPr>
+        <w:ind w:left="5415" w:hanging="360"/>
+      </w:pPr>
+    </w:lvl>
+    <w:lvl w:ilvl="7" w:tplc="04160019" w:tentative="1">
+      <w:start w:val="1"/>
+      <w:numFmt w:val="lowerLetter"/>
+      <w:lvlText w:val="%8."/>
+      <w:lvlJc w:val="left"/>
+      <w:pPr>
+        <w:ind w:left="6135" w:hanging="360"/>
+      </w:pPr>
+    </w:lvl>
+    <w:lvl w:ilvl="8" w:tplc="0416001B" w:tentative="1">
+      <w:start w:val="1"/>
+      <w:numFmt w:val="lowerRoman"/>
+      <w:lvlText w:val="%9."/>
+      <w:lvlJc w:val="right"/>
+      <w:pPr>
+        <w:ind w:left="6855" w:hanging="180"/>
+      </w:pPr>
+    </w:lvl>
+  </w:abstractNum>
+  <w:abstractNum w:abstractNumId="26" w15:restartNumberingAfterBreak="0">
     <w:nsid w:val="312E74A5"/>
     <w:multiLevelType w:val="hybridMultilevel"/>
     <w:tmpl w:val="392CC20E"/>
@@ -20325,7 +22377,7 @@
       </w:rPr>
     </w:lvl>
   </w:abstractNum>
-  <w:abstractNum w:abstractNumId="23" w15:restartNumberingAfterBreak="0">
+  <w:abstractNum w:abstractNumId="27" w15:restartNumberingAfterBreak="0">
     <w:nsid w:val="359831F1"/>
     <w:multiLevelType w:val="hybridMultilevel"/>
     <w:tmpl w:val="F01055DC"/>
@@ -20438,7 +22490,130 @@
       </w:rPr>
     </w:lvl>
   </w:abstractNum>
-  <w:abstractNum w:abstractNumId="24" w15:restartNumberingAfterBreak="0">
+  <w:abstractNum w:abstractNumId="28" w15:restartNumberingAfterBreak="0">
+    <w:nsid w:val="37F038CE"/>
+    <w:multiLevelType w:val="multilevel"/>
+    <w:tmpl w:val="C2C0F950"/>
+    <w:lvl w:ilvl="0">
+      <w:start w:val="1"/>
+      <w:numFmt w:val="decimal"/>
+      <w:lvlText w:val="%1."/>
+      <w:lvlJc w:val="left"/>
+      <w:pPr>
+        <w:ind w:left="720" w:hanging="360"/>
+      </w:pPr>
+      <w:rPr>
+        <w:rFonts w:hint="default"/>
+        <w:b/>
+      </w:rPr>
+    </w:lvl>
+    <w:lvl w:ilvl="1">
+      <w:start w:val="1"/>
+      <w:numFmt w:val="decimal"/>
+      <w:isLgl/>
+      <w:lvlText w:val="%1.%2"/>
+      <w:lvlJc w:val="left"/>
+      <w:pPr>
+        <w:ind w:left="1353" w:hanging="360"/>
+      </w:pPr>
+      <w:rPr>
+        <w:rFonts w:hint="default"/>
+        <w:b/>
+      </w:rPr>
+    </w:lvl>
+    <w:lvl w:ilvl="2">
+      <w:start w:val="1"/>
+      <w:numFmt w:val="decimal"/>
+      <w:isLgl/>
+      <w:lvlText w:val="%1.%2.%3"/>
+      <w:lvlJc w:val="left"/>
+      <w:pPr>
+        <w:ind w:left="1800" w:hanging="720"/>
+      </w:pPr>
+      <w:rPr>
+        <w:rFonts w:hint="default"/>
+      </w:rPr>
+    </w:lvl>
+    <w:lvl w:ilvl="3">
+      <w:start w:val="1"/>
+      <w:numFmt w:val="decimal"/>
+      <w:isLgl/>
+      <w:lvlText w:val="%1.%2.%3.%4"/>
+      <w:lvlJc w:val="left"/>
+      <w:pPr>
+        <w:ind w:left="2160" w:hanging="720"/>
+      </w:pPr>
+      <w:rPr>
+        <w:rFonts w:hint="default"/>
+      </w:rPr>
+    </w:lvl>
+    <w:lvl w:ilvl="4">
+      <w:start w:val="1"/>
+      <w:numFmt w:val="decimal"/>
+      <w:isLgl/>
+      <w:lvlText w:val="%1.%2.%3.%4.%5"/>
+      <w:lvlJc w:val="left"/>
+      <w:pPr>
+        <w:ind w:left="2880" w:hanging="1080"/>
+      </w:pPr>
+      <w:rPr>
+        <w:rFonts w:hint="default"/>
+      </w:rPr>
+    </w:lvl>
+    <w:lvl w:ilvl="5">
+      <w:start w:val="1"/>
+      <w:numFmt w:val="decimal"/>
+      <w:isLgl/>
+      <w:lvlText w:val="%1.%2.%3.%4.%5.%6"/>
+      <w:lvlJc w:val="left"/>
+      <w:pPr>
+        <w:ind w:left="3240" w:hanging="1080"/>
+      </w:pPr>
+      <w:rPr>
+        <w:rFonts w:hint="default"/>
+      </w:rPr>
+    </w:lvl>
+    <w:lvl w:ilvl="6">
+      <w:start w:val="1"/>
+      <w:numFmt w:val="decimal"/>
+      <w:isLgl/>
+      <w:lvlText w:val="%1.%2.%3.%4.%5.%6.%7"/>
+      <w:lvlJc w:val="left"/>
+      <w:pPr>
+        <w:ind w:left="3960" w:hanging="1440"/>
+      </w:pPr>
+      <w:rPr>
+        <w:rFonts w:hint="default"/>
+      </w:rPr>
+    </w:lvl>
+    <w:lvl w:ilvl="7">
+      <w:start w:val="1"/>
+      <w:numFmt w:val="decimal"/>
+      <w:isLgl/>
+      <w:lvlText w:val="%1.%2.%3.%4.%5.%6.%7.%8"/>
+      <w:lvlJc w:val="left"/>
+      <w:pPr>
+        <w:ind w:left="4320" w:hanging="1440"/>
+      </w:pPr>
+      <w:rPr>
+        <w:rFonts w:hint="default"/>
+      </w:rPr>
+    </w:lvl>
+    <w:lvl w:ilvl="8">
+      <w:start w:val="1"/>
+      <w:numFmt w:val="decimal"/>
+      <w:isLgl/>
+      <w:lvlText w:val="%1.%2.%3.%4.%5.%6.%7.%8.%9"/>
+      <w:lvlJc w:val="left"/>
+      <w:pPr>
+        <w:ind w:left="5040" w:hanging="1800"/>
+      </w:pPr>
+      <w:rPr>
+        <w:rFonts w:hint="default"/>
+      </w:rPr>
+    </w:lvl>
+  </w:abstractNum>
+  <w:abstractNum w:abstractNumId="29" w15:restartNumberingAfterBreak="0">
     <w:nsid w:val="3B4A7A1D"/>
     <w:multiLevelType w:val="hybridMultilevel"/>
     <w:tmpl w:val="8BF4B4DC"/>
@@ -20551,7 +22726,7 @@
       </w:rPr>
     </w:lvl>
   </w:abstractNum>
-  <w:abstractNum w:abstractNumId="25" w15:restartNumberingAfterBreak="0">
+  <w:abstractNum w:abstractNumId="30" w15:restartNumberingAfterBreak="0">
     <w:nsid w:val="3EB0336B"/>
     <w:multiLevelType w:val="multilevel"/>
     <w:tmpl w:val="ADAA086A"/>
@@ -20668,7 +22843,7 @@
       </w:pPr>
     </w:lvl>
   </w:abstractNum>
-  <w:abstractNum w:abstractNumId="26" w15:restartNumberingAfterBreak="0">
+  <w:abstractNum w:abstractNumId="31" w15:restartNumberingAfterBreak="0">
     <w:nsid w:val="42323993"/>
     <w:multiLevelType w:val="multilevel"/>
     <w:tmpl w:val="1B3E64DA"/>
@@ -20817,7 +22992,7 @@
       </w:rPr>
     </w:lvl>
   </w:abstractNum>
-  <w:abstractNum w:abstractNumId="27" w15:restartNumberingAfterBreak="0">
+  <w:abstractNum w:abstractNumId="32" w15:restartNumberingAfterBreak="0">
     <w:nsid w:val="432471FC"/>
     <w:multiLevelType w:val="multilevel"/>
     <w:tmpl w:val="2EB0898C"/>
@@ -20966,7 +23141,7 @@
       </w:rPr>
     </w:lvl>
   </w:abstractNum>
-  <w:abstractNum w:abstractNumId="28" w15:restartNumberingAfterBreak="0">
+  <w:abstractNum w:abstractNumId="33" w15:restartNumberingAfterBreak="0">
     <w:nsid w:val="4A0F7870"/>
     <w:multiLevelType w:val="multilevel"/>
     <w:tmpl w:val="F20A33FC"/>
@@ -21083,7 +23258,7 @@
       </w:pPr>
     </w:lvl>
   </w:abstractNum>
-  <w:abstractNum w:abstractNumId="29" w15:restartNumberingAfterBreak="0">
+  <w:abstractNum w:abstractNumId="34" w15:restartNumberingAfterBreak="0">
     <w:nsid w:val="4AD633D6"/>
     <w:multiLevelType w:val="multilevel"/>
     <w:tmpl w:val="270424DE"/>
@@ -21197,7 +23372,7 @@
       </w:rPr>
     </w:lvl>
   </w:abstractNum>
-  <w:abstractNum w:abstractNumId="30" w15:restartNumberingAfterBreak="0">
+  <w:abstractNum w:abstractNumId="35" w15:restartNumberingAfterBreak="0">
     <w:nsid w:val="4AE90F7B"/>
     <w:multiLevelType w:val="multilevel"/>
     <w:tmpl w:val="18362EAE"/>
@@ -21346,7 +23521,7 @@
       </w:rPr>
     </w:lvl>
   </w:abstractNum>
-  <w:abstractNum w:abstractNumId="31" w15:restartNumberingAfterBreak="0">
+  <w:abstractNum w:abstractNumId="36" w15:restartNumberingAfterBreak="0">
     <w:nsid w:val="4D86413D"/>
     <w:multiLevelType w:val="multilevel"/>
     <w:tmpl w:val="160622EC"/>
@@ -21459,7 +23634,7 @@
       </w:pPr>
     </w:lvl>
   </w:abstractNum>
-  <w:abstractNum w:abstractNumId="32" w15:restartNumberingAfterBreak="0">
+  <w:abstractNum w:abstractNumId="37" w15:restartNumberingAfterBreak="0">
     <w:nsid w:val="4E031745"/>
     <w:multiLevelType w:val="multilevel"/>
     <w:tmpl w:val="EB3E482C"/>
@@ -21608,7 +23783,7 @@
       </w:rPr>
     </w:lvl>
   </w:abstractNum>
-  <w:abstractNum w:abstractNumId="33" w15:restartNumberingAfterBreak="0">
+  <w:abstractNum w:abstractNumId="38" w15:restartNumberingAfterBreak="0">
     <w:nsid w:val="4E282BA0"/>
     <w:multiLevelType w:val="hybridMultilevel"/>
     <w:tmpl w:val="7B2A8EDC"/>
@@ -21698,7 +23873,7 @@
       </w:pPr>
     </w:lvl>
   </w:abstractNum>
-  <w:abstractNum w:abstractNumId="34" w15:restartNumberingAfterBreak="0">
+  <w:abstractNum w:abstractNumId="39" w15:restartNumberingAfterBreak="0">
     <w:nsid w:val="55739BFC"/>
     <w:multiLevelType w:val="hybridMultilevel"/>
     <w:tmpl w:val="A02C6470"/>
@@ -21811,7 +23986,7 @@
       </w:rPr>
     </w:lvl>
   </w:abstractNum>
-  <w:abstractNum w:abstractNumId="35" w15:restartNumberingAfterBreak="0">
+  <w:abstractNum w:abstractNumId="40" w15:restartNumberingAfterBreak="0">
     <w:nsid w:val="56B23B97"/>
     <w:multiLevelType w:val="hybridMultilevel"/>
     <w:tmpl w:val="342E4D7A"/>
@@ -21924,7 +24099,120 @@
       </w:rPr>
     </w:lvl>
   </w:abstractNum>
-  <w:abstractNum w:abstractNumId="36" w15:restartNumberingAfterBreak="0">
+  <w:abstractNum w:abstractNumId="41" w15:restartNumberingAfterBreak="0">
+    <w:nsid w:val="581F6C6C"/>
+    <w:multiLevelType w:val="hybridMultilevel"/>
+    <w:tmpl w:val="87F68C84"/>
+    <w:lvl w:ilvl="0" w:tplc="04160001">
+      <w:start w:val="1"/>
+      <w:numFmt w:val="bullet"/>
+      <w:lvlText w:val=""/>
+      <w:lvlJc w:val="left"/>
+      <w:pPr>
+        <w:ind w:left="1800" w:hanging="360"/>
+      </w:pPr>
+      <w:rPr>
+        <w:rFonts w:ascii="Symbol" w:hAnsi="Symbol" w:hint="default"/>
+      </w:rPr>
+    </w:lvl>
+    <w:lvl w:ilvl="1" w:tplc="04160003" w:tentative="1">
+      <w:start w:val="1"/>
+      <w:numFmt w:val="bullet"/>
+      <w:lvlText w:val="o"/>
+      <w:lvlJc w:val="left"/>
+      <w:pPr>
+        <w:ind w:left="2520" w:hanging="360"/>
+      </w:pPr>
+      <w:rPr>
+        <w:rFonts w:ascii="Courier New" w:hAnsi="Courier New" w:cs="Courier New" w:hint="default"/>
+      </w:rPr>
+    </w:lvl>
+    <w:lvl w:ilvl="2" w:tplc="04160005" w:tentative="1">
+      <w:start w:val="1"/>
+      <w:numFmt w:val="bullet"/>
+      <w:lvlText w:val=""/>
+      <w:lvlJc w:val="left"/>
+      <w:pPr>
+        <w:ind w:left="3240" w:hanging="360"/>
+      </w:pPr>
+      <w:rPr>
+        <w:rFonts w:ascii="Wingdings" w:hAnsi="Wingdings" w:hint="default"/>
+      </w:rPr>
+    </w:lvl>
+    <w:lvl w:ilvl="3" w:tplc="04160001" w:tentative="1">
+      <w:start w:val="1"/>
+      <w:numFmt w:val="bullet"/>
+      <w:lvlText w:val=""/>
+      <w:lvlJc w:val="left"/>
+      <w:pPr>
+        <w:ind w:left="3960" w:hanging="360"/>
+      </w:pPr>
+      <w:rPr>
+        <w:rFonts w:ascii="Symbol" w:hAnsi="Symbol" w:hint="default"/>
+      </w:rPr>
+    </w:lvl>
+    <w:lvl w:ilvl="4" w:tplc="04160003" w:tentative="1">
+      <w:start w:val="1"/>
+      <w:numFmt w:val="bullet"/>
+      <w:lvlText w:val="o"/>
+      <w:lvlJc w:val="left"/>
+      <w:pPr>
+        <w:ind w:left="4680" w:hanging="360"/>
+      </w:pPr>
+      <w:rPr>
+        <w:rFonts w:ascii="Courier New" w:hAnsi="Courier New" w:cs="Courier New" w:hint="default"/>
+      </w:rPr>
+    </w:lvl>
+    <w:lvl w:ilvl="5" w:tplc="04160005" w:tentative="1">
+      <w:start w:val="1"/>
+      <w:numFmt w:val="bullet"/>
+      <w:lvlText w:val=""/>
+      <w:lvlJc w:val="left"/>
+      <w:pPr>
+        <w:ind w:left="5400" w:hanging="360"/>
+      </w:pPr>
+      <w:rPr>
+        <w:rFonts w:ascii="Wingdings" w:hAnsi="Wingdings" w:hint="default"/>
+      </w:rPr>
+    </w:lvl>
+    <w:lvl w:ilvl="6" w:tplc="04160001" w:tentative="1">
+      <w:start w:val="1"/>
+      <w:numFmt w:val="bullet"/>
+      <w:lvlText w:val=""/>
+      <w:lvlJc w:val="left"/>
+      <w:pPr>
+        <w:ind w:left="6120" w:hanging="360"/>
+      </w:pPr>
+      <w:rPr>
+        <w:rFonts w:ascii="Symbol" w:hAnsi="Symbol" w:hint="default"/>
+      </w:rPr>
+    </w:lvl>
+    <w:lvl w:ilvl="7" w:tplc="04160003" w:tentative="1">
+      <w:start w:val="1"/>
+      <w:numFmt w:val="bullet"/>
+      <w:lvlText w:val="o"/>
+      <w:lvlJc w:val="left"/>
+      <w:pPr>
+        <w:ind w:left="6840" w:hanging="360"/>
+      </w:pPr>
+      <w:rPr>
+        <w:rFonts w:ascii="Courier New" w:hAnsi="Courier New" w:cs="Courier New" w:hint="default"/>
+      </w:rPr>
+    </w:lvl>
+    <w:lvl w:ilvl="8" w:tplc="04160005" w:tentative="1">
+      <w:start w:val="1"/>
+      <w:numFmt w:val="bullet"/>
+      <w:lvlText w:val=""/>
+      <w:lvlJc w:val="left"/>
+      <w:pPr>
+        <w:ind w:left="7560" w:hanging="360"/>
+      </w:pPr>
+      <w:rPr>
+        <w:rFonts w:ascii="Wingdings" w:hAnsi="Wingdings" w:hint="default"/>
+      </w:rPr>
+    </w:lvl>
+  </w:abstractNum>
+  <w:abstractNum w:abstractNumId="42" w15:restartNumberingAfterBreak="0">
     <w:nsid w:val="59D46C9D"/>
     <w:multiLevelType w:val="hybridMultilevel"/>
     <w:tmpl w:val="07FA55B6"/>
@@ -22014,7 +24302,7 @@
       </w:pPr>
     </w:lvl>
   </w:abstractNum>
-  <w:abstractNum w:abstractNumId="37" w15:restartNumberingAfterBreak="0">
+  <w:abstractNum w:abstractNumId="43" w15:restartNumberingAfterBreak="0">
     <w:nsid w:val="5F6A1EA8"/>
     <w:multiLevelType w:val="multilevel"/>
     <w:tmpl w:val="7C623276"/>
@@ -22163,7 +24451,7 @@
       </w:rPr>
     </w:lvl>
   </w:abstractNum>
-  <w:abstractNum w:abstractNumId="38" w15:restartNumberingAfterBreak="0">
+  <w:abstractNum w:abstractNumId="44" w15:restartNumberingAfterBreak="0">
     <w:nsid w:val="6315B04D"/>
     <w:multiLevelType w:val="hybridMultilevel"/>
     <w:tmpl w:val="754A1794"/>
@@ -22276,7 +24564,7 @@
       </w:rPr>
     </w:lvl>
   </w:abstractNum>
-  <w:abstractNum w:abstractNumId="39" w15:restartNumberingAfterBreak="0">
+  <w:abstractNum w:abstractNumId="45" w15:restartNumberingAfterBreak="0">
     <w:nsid w:val="66F3F9ED"/>
     <w:multiLevelType w:val="hybridMultilevel"/>
     <w:tmpl w:val="38429AA4"/>
@@ -22362,7 +24650,137 @@
       </w:pPr>
     </w:lvl>
   </w:abstractNum>
-  <w:abstractNum w:abstractNumId="40" w15:restartNumberingAfterBreak="0">
+  <w:abstractNum w:abstractNumId="46" w15:restartNumberingAfterBreak="0">
+    <w:nsid w:val="6A1B6B18"/>
+    <w:multiLevelType w:val="multilevel"/>
+    <w:tmpl w:val="75E8E148"/>
+    <w:lvl w:ilvl="0">
+      <w:start w:val="1"/>
+      <w:numFmt w:val="decimal"/>
+      <w:lvlText w:val="%1."/>
+      <w:lvlJc w:val="left"/>
+      <w:pPr>
+        <w:ind w:left="720" w:hanging="360"/>
+      </w:pPr>
+      <w:rPr>
+        <w:rFonts w:hint="default"/>
+        <w:b/>
+      </w:rPr>
+    </w:lvl>
+    <w:lvl w:ilvl="1">
+      <w:start w:val="1"/>
+      <w:numFmt w:val="decimal"/>
+      <w:isLgl/>
+      <w:lvlText w:val="%1.%2"/>
+      <w:lvlJc w:val="left"/>
+      <w:pPr>
+        <w:ind w:left="1125" w:hanging="405"/>
+      </w:pPr>
+      <w:rPr>
+        <w:rFonts w:hint="default"/>
+        <w:b/>
+      </w:rPr>
+    </w:lvl>
+    <w:lvl w:ilvl="2">
+      <w:start w:val="1"/>
+      <w:numFmt w:val="decimal"/>
+      <w:isLgl/>
+      <w:lvlText w:val="%1.%2.%3"/>
+      <w:lvlJc w:val="left"/>
+      <w:pPr>
+        <w:ind w:left="1800" w:hanging="720"/>
+      </w:pPr>
+      <w:rPr>
+        <w:rFonts w:hint="default"/>
+        <w:b/>
+      </w:rPr>
+    </w:lvl>
+    <w:lvl w:ilvl="3">
+      <w:start w:val="1"/>
+      <w:numFmt w:val="decimal"/>
+      <w:isLgl/>
+      <w:lvlText w:val="%1.%2.%3.%4"/>
+      <w:lvlJc w:val="left"/>
+      <w:pPr>
+        <w:ind w:left="2520" w:hanging="1080"/>
+      </w:pPr>
+      <w:rPr>
+        <w:rFonts w:hint="default"/>
+        <w:b/>
+      </w:rPr>
+    </w:lvl>
+    <w:lvl w:ilvl="4">
+      <w:start w:val="1"/>
+      <w:numFmt w:val="decimal"/>
+      <w:isLgl/>
+      <w:lvlText w:val="%1.%2.%3.%4.%5"/>
+      <w:lvlJc w:val="left"/>
+      <w:pPr>
+        <w:ind w:left="2880" w:hanging="1080"/>
+      </w:pPr>
+      <w:rPr>
+        <w:rFonts w:hint="default"/>
+        <w:b/>
+      </w:rPr>
+    </w:lvl>
+    <w:lvl w:ilvl="5">
+      <w:start w:val="1"/>
+      <w:numFmt w:val="decimal"/>
+      <w:isLgl/>
+      <w:lvlText w:val="%1.%2.%3.%4.%5.%6"/>
+      <w:lvlJc w:val="left"/>
+      <w:pPr>
+        <w:ind w:left="3600" w:hanging="1440"/>
+      </w:pPr>
+      <w:rPr>
+        <w:rFonts w:hint="default"/>
+        <w:b/>
+      </w:rPr>
+    </w:lvl>
+    <w:lvl w:ilvl="6">
+      <w:start w:val="1"/>
+      <w:numFmt w:val="decimal"/>
+      <w:isLgl/>
+      <w:lvlText w:val="%1.%2.%3.%4.%5.%6.%7"/>
+      <w:lvlJc w:val="left"/>
+      <w:pPr>
+        <w:ind w:left="3960" w:hanging="1440"/>
+      </w:pPr>
+      <w:rPr>
+        <w:rFonts w:hint="default"/>
+        <w:b/>
+      </w:rPr>
+    </w:lvl>
+    <w:lvl w:ilvl="7">
+      <w:start w:val="1"/>
+      <w:numFmt w:val="decimal"/>
+      <w:isLgl/>
+      <w:lvlText w:val="%1.%2.%3.%4.%5.%6.%7.%8"/>
+      <w:lvlJc w:val="left"/>
+      <w:pPr>
+        <w:ind w:left="4680" w:hanging="1800"/>
+      </w:pPr>
+      <w:rPr>
+        <w:rFonts w:hint="default"/>
+        <w:b/>
+      </w:rPr>
+    </w:lvl>
+    <w:lvl w:ilvl="8">
+      <w:start w:val="1"/>
+      <w:numFmt w:val="decimal"/>
+      <w:isLgl/>
+      <w:lvlText w:val="%1.%2.%3.%4.%5.%6.%7.%8.%9"/>
+      <w:lvlJc w:val="left"/>
+      <w:pPr>
+        <w:ind w:left="5040" w:hanging="1800"/>
+      </w:pPr>
+      <w:rPr>
+        <w:rFonts w:hint="default"/>
+        <w:b/>
+      </w:rPr>
+    </w:lvl>
+  </w:abstractNum>
+  <w:abstractNum w:abstractNumId="47" w15:restartNumberingAfterBreak="0">
     <w:nsid w:val="71A46CBF"/>
     <w:multiLevelType w:val="hybridMultilevel"/>
     <w:tmpl w:val="768A276C"/>
@@ -22455,7 +24873,7 @@
       </w:pPr>
     </w:lvl>
   </w:abstractNum>
-  <w:abstractNum w:abstractNumId="41" w15:restartNumberingAfterBreak="0">
+  <w:abstractNum w:abstractNumId="48" w15:restartNumberingAfterBreak="0">
     <w:nsid w:val="72625E55"/>
     <w:multiLevelType w:val="multilevel"/>
     <w:tmpl w:val="6F42B1E6"/>
@@ -22572,7 +24990,7 @@
       </w:pPr>
     </w:lvl>
   </w:abstractNum>
-  <w:abstractNum w:abstractNumId="42" w15:restartNumberingAfterBreak="0">
+  <w:abstractNum w:abstractNumId="49" w15:restartNumberingAfterBreak="0">
     <w:nsid w:val="76321FE6"/>
     <w:multiLevelType w:val="multilevel"/>
     <w:tmpl w:val="0A56E050"/>
@@ -22689,7 +25107,7 @@
       </w:pPr>
     </w:lvl>
   </w:abstractNum>
-  <w:abstractNum w:abstractNumId="43" w15:restartNumberingAfterBreak="0">
+  <w:abstractNum w:abstractNumId="50" w15:restartNumberingAfterBreak="0">
     <w:nsid w:val="7F55DF4B"/>
     <w:multiLevelType w:val="hybridMultilevel"/>
     <w:tmpl w:val="2410CCCC"/>
@@ -22802,44 +25220,44 @@
       </w:rPr>
     </w:lvl>
   </w:abstractNum>
-  <w:num w:numId="1" w16cid:durableId="96799763">
+  <w:num w:numId="1">
     <w:abstractNumId w:val="2"/>
   </w:num>
-  <w:num w:numId="2" w16cid:durableId="1073507984">
-    <w:abstractNumId w:val="43"/>
+  <w:num w:numId="2">
+    <w:abstractNumId w:val="50"/>
   </w:num>
-  <w:num w:numId="3" w16cid:durableId="645745314">
+  <w:num w:numId="3">
     <w:abstractNumId w:val="0"/>
   </w:num>
-  <w:num w:numId="4" w16cid:durableId="1176574705">
-    <w:abstractNumId w:val="16"/>
+  <w:num w:numId="4">
+    <w:abstractNumId w:val="19"/>
   </w:num>
-  <w:num w:numId="5" w16cid:durableId="2140567245">
+  <w:num w:numId="5">
+    <w:abstractNumId w:val="29"/>
+  </w:num>
+  <w:num w:numId="6">
     <w:abstractNumId w:val="24"/>
   </w:num>
-  <w:num w:numId="6" w16cid:durableId="2096971530">
-    <w:abstractNumId w:val="21"/>
+  <w:num w:numId="7">
+    <w:abstractNumId w:val="39"/>
   </w:num>
-  <w:num w:numId="7" w16cid:durableId="656807787">
-    <w:abstractNumId w:val="34"/>
+  <w:num w:numId="8">
+    <w:abstractNumId w:val="13"/>
   </w:num>
-  <w:num w:numId="8" w16cid:durableId="483737461">
+  <w:num w:numId="9">
+    <w:abstractNumId w:val="44"/>
+  </w:num>
+  <w:num w:numId="10">
+    <w:abstractNumId w:val="9"/>
+  </w:num>
+  <w:num w:numId="11">
+    <w:abstractNumId w:val="27"/>
+  </w:num>
+  <w:num w:numId="12">
+    <w:abstractNumId w:val="20"/>
+  </w:num>
+  <w:num w:numId="13">
     <w:abstractNumId w:val="11"/>
-  </w:num>
-  <w:num w:numId="9" w16cid:durableId="270208530">
-    <w:abstractNumId w:val="38"/>
-  </w:num>
-  <w:num w:numId="10" w16cid:durableId="1808544895">
-    <w:abstractNumId w:val="8"/>
-  </w:num>
-  <w:num w:numId="11" w16cid:durableId="801195381">
-    <w:abstractNumId w:val="23"/>
-  </w:num>
-  <w:num w:numId="12" w16cid:durableId="1574505251">
-    <w:abstractNumId w:val="17"/>
-  </w:num>
-  <w:num w:numId="13" w16cid:durableId="228537019">
-    <w:abstractNumId w:val="9"/>
     <w:lvlOverride w:ilvl="0">
       <w:startOverride w:val="1"/>
     </w:lvlOverride>
@@ -22868,8 +25286,8 @@
       <w:startOverride w:val="1"/>
     </w:lvlOverride>
   </w:num>
-  <w:num w:numId="14" w16cid:durableId="1172795321">
-    <w:abstractNumId w:val="39"/>
+  <w:num w:numId="14">
+    <w:abstractNumId w:val="45"/>
     <w:lvlOverride w:ilvl="0">
       <w:startOverride w:val="1"/>
     </w:lvlOverride>
@@ -22898,8 +25316,8 @@
       <w:startOverride w:val="1"/>
     </w:lvlOverride>
   </w:num>
-  <w:num w:numId="15" w16cid:durableId="246040703">
-    <w:abstractNumId w:val="19"/>
+  <w:num w:numId="15">
+    <w:abstractNumId w:val="22"/>
     <w:lvlOverride w:ilvl="0">
       <w:startOverride w:val="1"/>
     </w:lvlOverride>
@@ -22928,99 +25346,129 @@
       <w:startOverride w:val="1"/>
     </w:lvlOverride>
   </w:num>
-  <w:num w:numId="16" w16cid:durableId="1638949512">
+  <w:num w:numId="16">
+    <w:abstractNumId w:val="38"/>
+  </w:num>
+  <w:num w:numId="17">
+    <w:abstractNumId w:val="32"/>
+  </w:num>
+  <w:num w:numId="18">
+    <w:abstractNumId w:val="21"/>
+  </w:num>
+  <w:num w:numId="19">
+    <w:abstractNumId w:val="43"/>
+  </w:num>
+  <w:num w:numId="20">
+    <w:abstractNumId w:val="8"/>
+  </w:num>
+  <w:num w:numId="21">
+    <w:abstractNumId w:val="31"/>
+  </w:num>
+  <w:num w:numId="22">
+    <w:abstractNumId w:val="35"/>
+  </w:num>
+  <w:num w:numId="23">
+    <w:abstractNumId w:val="15"/>
+  </w:num>
+  <w:num w:numId="24">
+    <w:abstractNumId w:val="5"/>
+  </w:num>
+  <w:num w:numId="25">
+    <w:abstractNumId w:val="26"/>
+  </w:num>
+  <w:num w:numId="26">
+    <w:abstractNumId w:val="42"/>
+  </w:num>
+  <w:num w:numId="27">
+    <w:abstractNumId w:val="6"/>
+  </w:num>
+  <w:num w:numId="28">
+    <w:abstractNumId w:val="30"/>
+  </w:num>
+  <w:num w:numId="29">
+    <w:abstractNumId w:val="14"/>
+  </w:num>
+  <w:num w:numId="30">
     <w:abstractNumId w:val="33"/>
   </w:num>
-  <w:num w:numId="17" w16cid:durableId="1243028506">
-    <w:abstractNumId w:val="27"/>
+  <w:num w:numId="31">
+    <w:abstractNumId w:val="16"/>
   </w:num>
-  <w:num w:numId="18" w16cid:durableId="1752072110">
+  <w:num w:numId="32">
+    <w:abstractNumId w:val="49"/>
+  </w:num>
+  <w:num w:numId="33">
+    <w:abstractNumId w:val="48"/>
+  </w:num>
+  <w:num w:numId="34">
+    <w:abstractNumId w:val="37"/>
+  </w:num>
+  <w:num w:numId="35">
+    <w:abstractNumId w:val="4"/>
+  </w:num>
+  <w:num w:numId="36">
+    <w:abstractNumId w:val="1"/>
+  </w:num>
+  <w:num w:numId="37">
+    <w:abstractNumId w:val="23"/>
+  </w:num>
+  <w:num w:numId="38">
+    <w:abstractNumId w:val="34"/>
+  </w:num>
+  <w:num w:numId="39">
+    <w:abstractNumId w:val="40"/>
+  </w:num>
+  <w:num w:numId="40">
+    <w:abstractNumId w:val="12"/>
+  </w:num>
+  <w:num w:numId="41">
+    <w:abstractNumId w:val="36"/>
+  </w:num>
+  <w:num w:numId="42">
+    <w:abstractNumId w:val="47"/>
+  </w:num>
+  <w:num w:numId="43">
+    <w:abstractNumId w:val="17"/>
+  </w:num>
+  <w:num w:numId="44">
+    <w:abstractNumId w:val="3"/>
+  </w:num>
+  <w:num w:numId="45">
+    <w:abstractNumId w:val="46"/>
+  </w:num>
+  <w:num w:numId="46">
+    <w:abstractNumId w:val="28"/>
+  </w:num>
+  <w:num w:numId="47">
+    <w:abstractNumId w:val="7"/>
+  </w:num>
+  <w:num w:numId="48">
     <w:abstractNumId w:val="18"/>
   </w:num>
-  <w:num w:numId="19" w16cid:durableId="514851630">
-    <w:abstractNumId w:val="37"/>
+  <w:num w:numId="49">
+    <w:abstractNumId w:val="25"/>
   </w:num>
-  <w:num w:numId="20" w16cid:durableId="1895659207">
-    <w:abstractNumId w:val="7"/>
+  <w:num w:numId="50">
+    <w:abstractNumId w:val="41"/>
   </w:num>
-  <w:num w:numId="21" w16cid:durableId="1127818443">
-    <w:abstractNumId w:val="26"/>
+  <w:num w:numId="51">
+    <w:abstractNumId w:val="10"/>
   </w:num>
-  <w:num w:numId="22" w16cid:durableId="657156422">
-    <w:abstractNumId w:val="30"/>
-  </w:num>
-  <w:num w:numId="23" w16cid:durableId="860166150">
-    <w:abstractNumId w:val="13"/>
-  </w:num>
-  <w:num w:numId="24" w16cid:durableId="825172439">
-    <w:abstractNumId w:val="5"/>
-  </w:num>
-  <w:num w:numId="25" w16cid:durableId="812142943">
+  <w:num w:numId="52">
     <w:abstractNumId w:val="22"/>
   </w:num>
-  <w:num w:numId="26" w16cid:durableId="1659766332">
-    <w:abstractNumId w:val="36"/>
+  <w:num w:numId="53">
+    <w:abstractNumId w:val="45"/>
   </w:num>
-  <w:num w:numId="27" w16cid:durableId="961114300">
-    <w:abstractNumId w:val="6"/>
+  <w:num w:numId="54">
+    <w:abstractNumId w:val="11"/>
   </w:num>
-  <w:num w:numId="28" w16cid:durableId="671566387">
-    <w:abstractNumId w:val="25"/>
-  </w:num>
-  <w:num w:numId="29" w16cid:durableId="1050225511">
-    <w:abstractNumId w:val="12"/>
-  </w:num>
-  <w:num w:numId="30" w16cid:durableId="1327976115">
-    <w:abstractNumId w:val="28"/>
-  </w:num>
-  <w:num w:numId="31" w16cid:durableId="235744707">
-    <w:abstractNumId w:val="14"/>
-  </w:num>
-  <w:num w:numId="32" w16cid:durableId="70280303">
-    <w:abstractNumId w:val="42"/>
-  </w:num>
-  <w:num w:numId="33" w16cid:durableId="912013402">
-    <w:abstractNumId w:val="41"/>
-  </w:num>
-  <w:num w:numId="34" w16cid:durableId="1312638312">
-    <w:abstractNumId w:val="32"/>
-  </w:num>
-  <w:num w:numId="35" w16cid:durableId="1251700637">
-    <w:abstractNumId w:val="4"/>
-  </w:num>
-  <w:num w:numId="36" w16cid:durableId="95560633">
-    <w:abstractNumId w:val="3"/>
-  </w:num>
-  <w:num w:numId="37" w16cid:durableId="1295023737">
-    <w:abstractNumId w:val="1"/>
-  </w:num>
-  <w:num w:numId="38" w16cid:durableId="378211358">
-    <w:abstractNumId w:val="20"/>
-  </w:num>
-  <w:num w:numId="39" w16cid:durableId="1267469879">
-    <w:abstractNumId w:val="29"/>
-  </w:num>
-  <w:num w:numId="40" w16cid:durableId="1162618361">
-    <w:abstractNumId w:val="35"/>
-  </w:num>
-  <w:num w:numId="41" w16cid:durableId="758059201">
-    <w:abstractNumId w:val="10"/>
-  </w:num>
-  <w:num w:numId="42" w16cid:durableId="2081364778">
-    <w:abstractNumId w:val="31"/>
-  </w:num>
-  <w:num w:numId="43" w16cid:durableId="1287542593">
-    <w:abstractNumId w:val="40"/>
-  </w:num>
-  <w:num w:numId="44" w16cid:durableId="803691933">
-    <w:abstractNumId w:val="15"/>
-  </w:num>
-  <w:numIdMacAtCleanup w:val="44"/>
+  <w:numIdMacAtCleanup w:val="54"/>
 </w:numbering>
 </file>
 
 <file path=word/styles.xml><?xml version="1.0" encoding="utf-8"?>
-<w:styles xmlns:mc="http://schemas.openxmlformats.org/markup-compatibility/2006" xmlns:r="http://schemas.openxmlformats.org/officeDocument/2006/relationships" xmlns:w="http://schemas.openxmlformats.org/wordprocessingml/2006/main" xmlns:w14="http://schemas.microsoft.com/office/word/2010/wordml" xmlns:w15="http://schemas.microsoft.com/office/word/2012/wordml" xmlns:w16cex="http://schemas.microsoft.com/office/word/2018/wordml/cex" xmlns:w16cid="http://schemas.microsoft.com/office/word/2016/wordml/cid" xmlns:w16="http://schemas.microsoft.com/office/word/2018/wordml" xmlns:w16du="http://schemas.microsoft.com/office/word/2023/wordml/word16du" xmlns:w16sdtdh="http://schemas.microsoft.com/office/word/2020/wordml/sdtdatahash" xmlns:w16se="http://schemas.microsoft.com/office/word/2015/wordml/symex" mc:Ignorable="w14 w15 w16se w16cid w16 w16cex w16sdtdh w16du">
+<w:styles xmlns:mc="http://schemas.openxmlformats.org/markup-compatibility/2006" xmlns:r="http://schemas.openxmlformats.org/officeDocument/2006/relationships" xmlns:w="http://schemas.openxmlformats.org/wordprocessingml/2006/main" xmlns:w14="http://schemas.microsoft.com/office/word/2010/wordml" xmlns:w15="http://schemas.microsoft.com/office/word/2012/wordml" xmlns:w16cid="http://schemas.microsoft.com/office/word/2016/wordml/cid" xmlns:w16se="http://schemas.microsoft.com/office/word/2015/wordml/symex" mc:Ignorable="w14 w15 w16se w16cid">
   <w:docDefaults>
     <w:rPrDefault>
       <w:rPr>
@@ -23036,7 +25484,7 @@
       </w:pPr>
     </w:pPrDefault>
   </w:docDefaults>
-  <w:latentStyles w:defLockedState="0" w:defUIPriority="99" w:defSemiHidden="0" w:defUnhideWhenUsed="0" w:defQFormat="0" w:count="376">
+  <w:latentStyles w:defLockedState="0" w:defUIPriority="99" w:defSemiHidden="0" w:defUnhideWhenUsed="0" w:defQFormat="0" w:count="375">
     <w:lsdException w:name="Normal" w:uiPriority="0" w:qFormat="1"/>
     <w:lsdException w:name="heading 1" w:uiPriority="9" w:qFormat="1"/>
     <w:lsdException w:name="heading 2" w:semiHidden="1" w:uiPriority="9" w:unhideWhenUsed="1" w:qFormat="1"/>
@@ -23412,7 +25860,6 @@
     <w:lsdException w:name="Smart Hyperlink" w:semiHidden="1" w:unhideWhenUsed="1"/>
     <w:lsdException w:name="Hashtag" w:semiHidden="1" w:unhideWhenUsed="1"/>
     <w:lsdException w:name="Unresolved Mention" w:semiHidden="1" w:unhideWhenUsed="1"/>
-    <w:lsdException w:name="Smart Link" w:semiHidden="1" w:unhideWhenUsed="1"/>
   </w:latentStyles>
   <w:style w:type="paragraph" w:default="1" w:styleId="Normal">
     <w:name w:val="Normal"/>
@@ -26665,7 +29112,7 @@
 </file>
 
 <file path=customXml/itemProps3.xml><?xml version="1.0" encoding="utf-8"?>
-<ds:datastoreItem xmlns:ds="http://schemas.openxmlformats.org/officeDocument/2006/customXml" ds:itemID="{F79FDD8C-2F36-4140-8422-F6209AD28F02}">
+<ds:datastoreItem xmlns:ds="http://schemas.openxmlformats.org/officeDocument/2006/customXml" ds:itemID="{89B79DFA-0C90-44F7-A8C5-F1BAB4568B37}">
   <ds:schemaRefs>
     <ds:schemaRef ds:uri="http://schemas.openxmlformats.org/officeDocument/2006/bibliography"/>
   </ds:schemaRefs>

--- a/relatório-yourself.docx
+++ b/relatório-yourself.docx
@@ -11372,25 +11372,7 @@
                 <w:sz w:val="24"/>
                 <w:szCs w:val="24"/>
               </w:rPr>
-              <w:t xml:space="preserve"> O caso de uso inicia quando o usuário abre o aplicativo de </w:t>
-            </w:r>
-            <w:proofErr w:type="spellStart"/>
-            <w:r>
-              <w:rPr>
-                <w:rFonts w:ascii="Arial" w:hAnsi="Arial" w:cs="Arial"/>
-                <w:sz w:val="24"/>
-                <w:szCs w:val="24"/>
-              </w:rPr>
-              <w:t>Pomodoro</w:t>
-            </w:r>
-            <w:proofErr w:type="spellEnd"/>
-            <w:r>
-              <w:rPr>
-                <w:rFonts w:ascii="Arial" w:hAnsi="Arial" w:cs="Arial"/>
-                <w:sz w:val="24"/>
-                <w:szCs w:val="24"/>
-              </w:rPr>
-              <w:t>.</w:t>
+              <w:t xml:space="preserve"> O caso de uso inicia quando o usuário abre o aplicativo de Pomodoro.</w:t>
             </w:r>
           </w:p>
           <w:p>
@@ -11674,25 +11656,7 @@
                 <w:sz w:val="24"/>
                 <w:szCs w:val="24"/>
               </w:rPr>
-              <w:t xml:space="preserve"> Com as credenciais validadas, o sistema autoriza o login e carrega o ambiente personalizado do usuário, que inclui suas configurações de </w:t>
-            </w:r>
-            <w:proofErr w:type="spellStart"/>
-            <w:r>
-              <w:rPr>
-                <w:rFonts w:ascii="Arial" w:hAnsi="Arial" w:cs="Arial"/>
-                <w:sz w:val="24"/>
-                <w:szCs w:val="24"/>
-              </w:rPr>
-              <w:t>Pomodoro</w:t>
-            </w:r>
-            <w:proofErr w:type="spellEnd"/>
-            <w:r>
-              <w:rPr>
-                <w:rFonts w:ascii="Arial" w:hAnsi="Arial" w:cs="Arial"/>
-                <w:sz w:val="24"/>
-                <w:szCs w:val="24"/>
-              </w:rPr>
-              <w:t xml:space="preserve"> e o histórico de sessões anteriores.</w:t>
+              <w:t xml:space="preserve"> Com as credenciais validadas, o sistema autoriza o login e carrega o ambiente personalizado do usuário, que inclui suas configurações de Pomodoro e o histórico de sessões anteriores.</w:t>
             </w:r>
           </w:p>
           <w:p>
@@ -11744,25 +11708,7 @@
                 <w:sz w:val="24"/>
                 <w:szCs w:val="24"/>
               </w:rPr>
-              <w:t xml:space="preserve"> O usuário é redirecionado para a tela principal do aplicativo, onde ele pode iniciar ou configurar uma sessão de </w:t>
-            </w:r>
-            <w:proofErr w:type="spellStart"/>
-            <w:r>
-              <w:rPr>
-                <w:rFonts w:ascii="Arial" w:hAnsi="Arial" w:cs="Arial"/>
-                <w:sz w:val="24"/>
-                <w:szCs w:val="24"/>
-              </w:rPr>
-              <w:t>Pomodoro</w:t>
-            </w:r>
-            <w:proofErr w:type="spellEnd"/>
-            <w:r>
-              <w:rPr>
-                <w:rFonts w:ascii="Arial" w:hAnsi="Arial" w:cs="Arial"/>
-                <w:sz w:val="24"/>
-                <w:szCs w:val="24"/>
-              </w:rPr>
-              <w:t>.</w:t>
+              <w:t xml:space="preserve"> O usuário é redirecionado para a tela principal do aplicativo, onde ele pode iniciar ou configurar uma sessão de Pomodoro.</w:t>
             </w:r>
           </w:p>
           <w:p>
@@ -12209,25 +12155,7 @@
                 <w:sz w:val="24"/>
                 <w:szCs w:val="24"/>
               </w:rPr>
-              <w:t xml:space="preserve">O usuário já criou uma conta no aplicativo de </w:t>
-            </w:r>
-            <w:proofErr w:type="spellStart"/>
-            <w:r>
-              <w:rPr>
-                <w:rFonts w:ascii="Arial" w:hAnsi="Arial" w:cs="Arial"/>
-                <w:sz w:val="24"/>
-                <w:szCs w:val="24"/>
-              </w:rPr>
-              <w:t>Pomodoro</w:t>
-            </w:r>
-            <w:proofErr w:type="spellEnd"/>
-            <w:r>
-              <w:rPr>
-                <w:rFonts w:ascii="Arial" w:hAnsi="Arial" w:cs="Arial"/>
-                <w:sz w:val="24"/>
-                <w:szCs w:val="24"/>
-              </w:rPr>
-              <w:t>.</w:t>
+              <w:t>O usuário já criou uma conta no aplicativo de Pomodoro.</w:t>
             </w:r>
           </w:p>
           <w:p>
@@ -12314,25 +12242,7 @@
                 <w:sz w:val="24"/>
                 <w:szCs w:val="24"/>
               </w:rPr>
-              <w:t xml:space="preserve">O usuário está autenticado no sistema e pode utilizar o aplicativo para gerenciar suas sessões de </w:t>
-            </w:r>
-            <w:proofErr w:type="spellStart"/>
-            <w:r>
-              <w:rPr>
-                <w:rFonts w:ascii="Arial" w:hAnsi="Arial" w:cs="Arial"/>
-                <w:sz w:val="24"/>
-                <w:szCs w:val="24"/>
-              </w:rPr>
-              <w:t>Pomodoro</w:t>
-            </w:r>
-            <w:proofErr w:type="spellEnd"/>
-            <w:r>
-              <w:rPr>
-                <w:rFonts w:ascii="Arial" w:hAnsi="Arial" w:cs="Arial"/>
-                <w:sz w:val="24"/>
-                <w:szCs w:val="24"/>
-              </w:rPr>
-              <w:t>.</w:t>
+              <w:t>O usuário está autenticado no sistema e pode utilizar o aplicativo para gerenciar suas sessões de Pomodoro.</w:t>
             </w:r>
           </w:p>
         </w:tc>
@@ -12371,8 +12281,6 @@
                 <w:rFonts w:ascii="Arial" w:hAnsi="Arial" w:cs="Arial"/>
               </w:rPr>
             </w:pPr>
-            <w:bookmarkStart w:id="19" w:name="_GoBack"/>
-            <w:bookmarkEnd w:id="19"/>
             <w:r>
               <w:rPr>
                 <w:rFonts w:ascii="Arial" w:hAnsi="Arial" w:cs="Arial"/>
@@ -13230,27 +13138,7 @@
                 <w:sz w:val="24"/>
                 <w:szCs w:val="24"/>
               </w:rPr>
-              <w:t xml:space="preserve"> O usuário abre o aplicativo </w:t>
-            </w:r>
-            <w:proofErr w:type="spellStart"/>
-            <w:r>
-              <w:rPr>
-                <w:rFonts w:ascii="Arial" w:hAnsi="Arial" w:cs="Arial"/>
-                <w:bCs/>
-                <w:sz w:val="24"/>
-                <w:szCs w:val="24"/>
-              </w:rPr>
-              <w:t>Pomodoro</w:t>
-            </w:r>
-            <w:proofErr w:type="spellEnd"/>
-            <w:r>
-              <w:rPr>
-                <w:rFonts w:ascii="Arial" w:hAnsi="Arial" w:cs="Arial"/>
-                <w:bCs/>
-                <w:sz w:val="24"/>
-                <w:szCs w:val="24"/>
-              </w:rPr>
-              <w:t xml:space="preserve"> e navega até a seção de atividades, onde visualiza uma lista de suas tarefas programadas.</w:t>
+              <w:t xml:space="preserve"> O usuário abre o aplicativo Pomodoro e navega até a seção de atividades, onde visualiza uma lista de suas tarefas programadas.</w:t>
             </w:r>
           </w:p>
           <w:p>
@@ -13922,6 +13810,3135 @@
         </w:rPr>
       </w:pPr>
     </w:p>
+    <w:tbl>
+      <w:tblPr>
+        <w:tblStyle w:val="Tabelacomgrade"/>
+        <w:tblpPr w:leftFromText="141" w:rightFromText="141" w:vertAnchor="page" w:horzAnchor="margin" w:tblpXSpec="center" w:tblpY="1561"/>
+        <w:tblW w:w="9992" w:type="dxa"/>
+        <w:tblInd w:w="0" w:type="dxa"/>
+        <w:tblLook w:val="04A0" w:firstRow="1" w:lastRow="0" w:firstColumn="1" w:lastColumn="0" w:noHBand="0" w:noVBand="1"/>
+      </w:tblPr>
+      <w:tblGrid>
+        <w:gridCol w:w="9992"/>
+      </w:tblGrid>
+      <w:tr>
+        <w:trPr>
+          <w:trHeight w:val="143"/>
+        </w:trPr>
+        <w:tc>
+          <w:tcPr>
+            <w:tcW w:w="9992" w:type="dxa"/>
+          </w:tcPr>
+          <w:p>
+            <w:pPr>
+              <w:jc w:val="center"/>
+              <w:rPr>
+                <w:rFonts w:ascii="Arial" w:hAnsi="Arial" w:cs="Arial"/>
+              </w:rPr>
+            </w:pPr>
+            <w:r>
+              <w:rPr>
+                <w:rFonts w:ascii="Arial" w:hAnsi="Arial" w:cs="Arial"/>
+                <w:b/>
+                <w:sz w:val="28"/>
+                <w:szCs w:val="28"/>
+              </w:rPr>
+              <w:lastRenderedPageBreak/>
+              <w:t>NARRATIVA DE CASO DE USO</w:t>
+            </w:r>
+          </w:p>
+        </w:tc>
+      </w:tr>
+      <w:tr>
+        <w:trPr>
+          <w:trHeight w:val="1300"/>
+        </w:trPr>
+        <w:tc>
+          <w:tcPr>
+            <w:tcW w:w="9992" w:type="dxa"/>
+          </w:tcPr>
+          <w:p>
+            <w:pPr>
+              <w:rPr>
+                <w:rFonts w:ascii="Arial" w:hAnsi="Arial" w:cs="Arial"/>
+                <w:b/>
+                <w:sz w:val="24"/>
+                <w:szCs w:val="24"/>
+              </w:rPr>
+            </w:pPr>
+            <w:r>
+              <w:rPr>
+                <w:rFonts w:ascii="Arial" w:hAnsi="Arial" w:cs="Arial"/>
+                <w:b/>
+                <w:sz w:val="24"/>
+                <w:szCs w:val="24"/>
+              </w:rPr>
+              <w:t xml:space="preserve">Sigla/Nome: </w:t>
+            </w:r>
+            <w:r>
+              <w:t xml:space="preserve"> </w:t>
+            </w:r>
+            <w:r>
+              <w:rPr>
+                <w:sz w:val="20"/>
+              </w:rPr>
+              <w:t xml:space="preserve"> </w:t>
+            </w:r>
+            <w:r>
+              <w:rPr>
+                <w:rFonts w:ascii="Arial" w:hAnsi="Arial" w:cs="Arial"/>
+                <w:sz w:val="24"/>
+                <w:szCs w:val="24"/>
+              </w:rPr>
+              <w:t>CSU0</w:t>
+            </w:r>
+            <w:r>
+              <w:rPr>
+                <w:rFonts w:ascii="Arial" w:hAnsi="Arial" w:cs="Arial"/>
+                <w:sz w:val="24"/>
+                <w:szCs w:val="24"/>
+              </w:rPr>
+              <w:t>7 – Editar Perfil</w:t>
+            </w:r>
+          </w:p>
+          <w:p>
+            <w:pPr>
+              <w:rPr>
+                <w:rFonts w:ascii="Arial" w:hAnsi="Arial" w:cs="Arial"/>
+                <w:sz w:val="24"/>
+                <w:szCs w:val="24"/>
+              </w:rPr>
+            </w:pPr>
+            <w:r>
+              <w:rPr>
+                <w:rFonts w:ascii="Arial" w:hAnsi="Arial" w:cs="Arial"/>
+                <w:b/>
+                <w:sz w:val="24"/>
+                <w:szCs w:val="24"/>
+              </w:rPr>
+              <w:t xml:space="preserve">Objetivo: </w:t>
+            </w:r>
+            <w:r>
+              <w:t xml:space="preserve"> </w:t>
+            </w:r>
+            <w:r>
+              <w:rPr>
+                <w:rFonts w:ascii="Arial" w:hAnsi="Arial" w:cs="Arial"/>
+                <w:sz w:val="24"/>
+                <w:szCs w:val="24"/>
+              </w:rPr>
+              <w:t xml:space="preserve">Permitir que o usuário acesse </w:t>
+            </w:r>
+            <w:r>
+              <w:rPr>
+                <w:rFonts w:ascii="Arial" w:hAnsi="Arial" w:cs="Arial"/>
+                <w:sz w:val="24"/>
+                <w:szCs w:val="24"/>
+              </w:rPr>
+              <w:t xml:space="preserve">seu perfil e modifica-lo </w:t>
+            </w:r>
+          </w:p>
+          <w:p>
+            <w:pPr>
+              <w:rPr>
+                <w:rFonts w:ascii="Arial" w:hAnsi="Arial" w:cs="Arial"/>
+                <w:sz w:val="24"/>
+                <w:szCs w:val="24"/>
+              </w:rPr>
+            </w:pPr>
+            <w:r>
+              <w:rPr>
+                <w:rFonts w:ascii="Arial" w:hAnsi="Arial" w:cs="Arial"/>
+                <w:b/>
+                <w:sz w:val="24"/>
+                <w:szCs w:val="24"/>
+              </w:rPr>
+              <w:t xml:space="preserve">Frequência estimada: </w:t>
+            </w:r>
+            <w:r>
+              <w:rPr>
+                <w:rFonts w:ascii="Arial" w:hAnsi="Arial" w:cs="Arial"/>
+                <w:sz w:val="24"/>
+                <w:szCs w:val="24"/>
+              </w:rPr>
+              <w:t>Sempre que um novo usuário querer entra no aplicativo.</w:t>
+            </w:r>
+          </w:p>
+          <w:p>
+            <w:pPr>
+              <w:rPr>
+                <w:rFonts w:ascii="Arial" w:hAnsi="Arial" w:cs="Arial"/>
+                <w:sz w:val="24"/>
+                <w:szCs w:val="24"/>
+              </w:rPr>
+            </w:pPr>
+            <w:r>
+              <w:rPr>
+                <w:rFonts w:ascii="Arial" w:hAnsi="Arial" w:cs="Arial"/>
+                <w:b/>
+                <w:sz w:val="24"/>
+                <w:szCs w:val="24"/>
+              </w:rPr>
+              <w:t xml:space="preserve">Ator Principal: </w:t>
+            </w:r>
+            <w:r>
+              <w:rPr>
+                <w:rFonts w:ascii="Arial" w:hAnsi="Arial" w:cs="Arial"/>
+                <w:sz w:val="24"/>
+                <w:szCs w:val="24"/>
+              </w:rPr>
+              <w:t>Usuário.</w:t>
+            </w:r>
+          </w:p>
+          <w:p>
+            <w:pPr>
+              <w:rPr>
+                <w:rFonts w:ascii="Arial" w:hAnsi="Arial" w:cs="Arial"/>
+                <w:sz w:val="24"/>
+                <w:szCs w:val="24"/>
+              </w:rPr>
+            </w:pPr>
+          </w:p>
+        </w:tc>
+      </w:tr>
+      <w:tr>
+        <w:trPr>
+          <w:trHeight w:val="543"/>
+        </w:trPr>
+        <w:tc>
+          <w:tcPr>
+            <w:tcW w:w="9992" w:type="dxa"/>
+          </w:tcPr>
+          <w:p>
+            <w:pPr>
+              <w:jc w:val="center"/>
+              <w:rPr>
+                <w:rFonts w:ascii="Arial" w:hAnsi="Arial" w:cs="Arial"/>
+                <w:b/>
+                <w:sz w:val="28"/>
+                <w:szCs w:val="28"/>
+              </w:rPr>
+            </w:pPr>
+            <w:r>
+              <w:rPr>
+                <w:rFonts w:ascii="Arial" w:hAnsi="Arial" w:cs="Arial"/>
+                <w:b/>
+                <w:sz w:val="28"/>
+                <w:szCs w:val="28"/>
+              </w:rPr>
+              <w:t>CENARIO PRINCIPAL</w:t>
+            </w:r>
+          </w:p>
+        </w:tc>
+      </w:tr>
+      <w:tr>
+        <w:trPr>
+          <w:trHeight w:val="543"/>
+        </w:trPr>
+        <w:tc>
+          <w:tcPr>
+            <w:tcW w:w="9992" w:type="dxa"/>
+          </w:tcPr>
+          <w:p>
+            <w:pPr>
+              <w:pStyle w:val="PargrafodaLista"/>
+              <w:numPr>
+                <w:ilvl w:val="0"/>
+                <w:numId w:val="46"/>
+              </w:numPr>
+              <w:rPr>
+                <w:rFonts w:ascii="Arial" w:hAnsi="Arial" w:cs="Arial"/>
+                <w:b/>
+                <w:bCs/>
+                <w:sz w:val="24"/>
+                <w:szCs w:val="24"/>
+              </w:rPr>
+            </w:pPr>
+            <w:r>
+              <w:rPr>
+                <w:rFonts w:ascii="Arial" w:hAnsi="Arial" w:cs="Arial"/>
+                <w:b/>
+                <w:bCs/>
+                <w:sz w:val="24"/>
+                <w:szCs w:val="24"/>
+              </w:rPr>
+              <w:t>Usuário acessa a área de perfil:</w:t>
+            </w:r>
+          </w:p>
+          <w:p>
+            <w:pPr>
+              <w:pStyle w:val="PargrafodaLista"/>
+              <w:numPr>
+                <w:ilvl w:val="0"/>
+                <w:numId w:val="56"/>
+              </w:numPr>
+              <w:rPr>
+                <w:rFonts w:ascii="Arial" w:hAnsi="Arial" w:cs="Arial"/>
+                <w:bCs/>
+                <w:sz w:val="24"/>
+                <w:szCs w:val="24"/>
+              </w:rPr>
+            </w:pPr>
+            <w:r>
+              <w:rPr>
+                <w:rFonts w:ascii="Arial" w:hAnsi="Arial" w:cs="Arial"/>
+                <w:bCs/>
+                <w:sz w:val="24"/>
+                <w:szCs w:val="24"/>
+              </w:rPr>
+              <w:t xml:space="preserve">O caso de uso começa quando o usuário clica no ícone de perfil no canto </w:t>
+            </w:r>
+            <w:r>
+              <w:rPr>
+                <w:rFonts w:ascii="Arial" w:hAnsi="Arial" w:cs="Arial"/>
+                <w:bCs/>
+                <w:sz w:val="24"/>
+                <w:szCs w:val="24"/>
+              </w:rPr>
+              <w:t>inferior</w:t>
+            </w:r>
+            <w:r>
+              <w:rPr>
+                <w:rFonts w:ascii="Arial" w:hAnsi="Arial" w:cs="Arial"/>
+                <w:bCs/>
+                <w:sz w:val="24"/>
+                <w:szCs w:val="24"/>
+              </w:rPr>
+              <w:t xml:space="preserve"> da tela </w:t>
+            </w:r>
+            <w:r>
+              <w:rPr>
+                <w:rFonts w:ascii="Arial" w:hAnsi="Arial" w:cs="Arial"/>
+                <w:bCs/>
+                <w:sz w:val="24"/>
+                <w:szCs w:val="24"/>
+              </w:rPr>
+              <w:t>Home</w:t>
+            </w:r>
+            <w:r>
+              <w:rPr>
+                <w:rFonts w:ascii="Arial" w:hAnsi="Arial" w:cs="Arial"/>
+                <w:bCs/>
+                <w:sz w:val="24"/>
+                <w:szCs w:val="24"/>
+              </w:rPr>
+              <w:t>.</w:t>
+            </w:r>
+          </w:p>
+          <w:p>
+            <w:pPr>
+              <w:pStyle w:val="PargrafodaLista"/>
+              <w:numPr>
+                <w:ilvl w:val="0"/>
+                <w:numId w:val="46"/>
+              </w:numPr>
+              <w:rPr>
+                <w:rFonts w:ascii="Arial" w:hAnsi="Arial" w:cs="Arial"/>
+                <w:b/>
+                <w:bCs/>
+                <w:sz w:val="24"/>
+                <w:szCs w:val="24"/>
+              </w:rPr>
+            </w:pPr>
+            <w:r>
+              <w:rPr>
+                <w:rFonts w:ascii="Arial" w:hAnsi="Arial" w:cs="Arial"/>
+                <w:b/>
+                <w:bCs/>
+                <w:sz w:val="24"/>
+                <w:szCs w:val="24"/>
+              </w:rPr>
+              <w:t>Sistema exibe informações atuais do perfil:</w:t>
+            </w:r>
+          </w:p>
+          <w:p>
+            <w:pPr>
+              <w:pStyle w:val="PargrafodaLista"/>
+              <w:numPr>
+                <w:ilvl w:val="0"/>
+                <w:numId w:val="56"/>
+              </w:numPr>
+              <w:rPr>
+                <w:rFonts w:ascii="Arial" w:hAnsi="Arial" w:cs="Arial"/>
+                <w:b/>
+                <w:bCs/>
+                <w:sz w:val="24"/>
+                <w:szCs w:val="24"/>
+              </w:rPr>
+            </w:pPr>
+            <w:r>
+              <w:rPr>
+                <w:rFonts w:ascii="Arial" w:hAnsi="Arial" w:cs="Arial"/>
+                <w:bCs/>
+                <w:sz w:val="24"/>
+                <w:szCs w:val="24"/>
+              </w:rPr>
+              <w:t>O sistema exibe as informações de nome, apelido</w:t>
+            </w:r>
+            <w:r>
+              <w:rPr>
+                <w:rFonts w:ascii="Arial" w:hAnsi="Arial" w:cs="Arial"/>
+                <w:bCs/>
+                <w:sz w:val="24"/>
+                <w:szCs w:val="24"/>
+              </w:rPr>
+              <w:t>.</w:t>
+            </w:r>
+          </w:p>
+          <w:p>
+            <w:pPr>
+              <w:pStyle w:val="PargrafodaLista"/>
+              <w:numPr>
+                <w:ilvl w:val="0"/>
+                <w:numId w:val="46"/>
+              </w:numPr>
+              <w:rPr>
+                <w:rFonts w:ascii="Arial" w:hAnsi="Arial" w:cs="Arial"/>
+                <w:b/>
+                <w:bCs/>
+                <w:sz w:val="24"/>
+                <w:szCs w:val="24"/>
+              </w:rPr>
+            </w:pPr>
+            <w:r>
+              <w:rPr>
+                <w:rFonts w:ascii="Arial" w:hAnsi="Arial" w:cs="Arial"/>
+                <w:b/>
+                <w:bCs/>
+                <w:sz w:val="24"/>
+                <w:szCs w:val="24"/>
+              </w:rPr>
+              <w:t>Usuário seleciona a opção de editar perfil:</w:t>
+            </w:r>
+          </w:p>
+          <w:p>
+            <w:pPr>
+              <w:pStyle w:val="PargrafodaLista"/>
+              <w:numPr>
+                <w:ilvl w:val="0"/>
+                <w:numId w:val="56"/>
+              </w:numPr>
+              <w:rPr>
+                <w:rFonts w:ascii="Arial" w:hAnsi="Arial" w:cs="Arial"/>
+                <w:b/>
+                <w:bCs/>
+                <w:sz w:val="24"/>
+                <w:szCs w:val="24"/>
+              </w:rPr>
+            </w:pPr>
+            <w:r>
+              <w:rPr>
+                <w:rFonts w:ascii="Arial" w:hAnsi="Arial" w:cs="Arial"/>
+                <w:bCs/>
+                <w:sz w:val="24"/>
+                <w:szCs w:val="24"/>
+              </w:rPr>
+              <w:t>O usuário clica no botão “Configurações”</w:t>
+            </w:r>
+            <w:r>
+              <w:rPr>
+                <w:rFonts w:ascii="Arial" w:hAnsi="Arial" w:cs="Arial"/>
+                <w:bCs/>
+                <w:sz w:val="24"/>
+                <w:szCs w:val="24"/>
+              </w:rPr>
+              <w:t>.</w:t>
+            </w:r>
+            <w:r>
+              <w:rPr>
+                <w:rFonts w:ascii="Arial" w:hAnsi="Arial" w:cs="Arial"/>
+                <w:bCs/>
+                <w:sz w:val="24"/>
+                <w:szCs w:val="24"/>
+              </w:rPr>
+              <w:t xml:space="preserve"> </w:t>
+            </w:r>
+          </w:p>
+          <w:p>
+            <w:pPr>
+              <w:pStyle w:val="PargrafodaLista"/>
+              <w:numPr>
+                <w:ilvl w:val="0"/>
+                <w:numId w:val="46"/>
+              </w:numPr>
+              <w:rPr>
+                <w:rFonts w:ascii="Arial" w:hAnsi="Arial" w:cs="Arial"/>
+                <w:b/>
+                <w:bCs/>
+                <w:sz w:val="24"/>
+                <w:szCs w:val="24"/>
+              </w:rPr>
+            </w:pPr>
+            <w:r>
+              <w:rPr>
+                <w:rFonts w:ascii="Arial" w:hAnsi="Arial" w:cs="Arial"/>
+                <w:b/>
+                <w:bCs/>
+                <w:sz w:val="24"/>
+                <w:szCs w:val="24"/>
+              </w:rPr>
+              <w:t>Usuário modifica o nome ou apelido:</w:t>
+            </w:r>
+          </w:p>
+          <w:p>
+            <w:pPr>
+              <w:pStyle w:val="PargrafodaLista"/>
+              <w:numPr>
+                <w:ilvl w:val="0"/>
+                <w:numId w:val="56"/>
+              </w:numPr>
+              <w:rPr>
+                <w:rFonts w:ascii="Arial" w:hAnsi="Arial" w:cs="Arial"/>
+                <w:bCs/>
+                <w:sz w:val="24"/>
+                <w:szCs w:val="24"/>
+              </w:rPr>
+            </w:pPr>
+            <w:r>
+              <w:rPr>
+                <w:rFonts w:ascii="Arial" w:hAnsi="Arial" w:cs="Arial"/>
+                <w:bCs/>
+                <w:sz w:val="24"/>
+                <w:szCs w:val="24"/>
+              </w:rPr>
+              <w:t>O usuário pode alterar os campos de nome e apelido, inserindo os novos valores desejados.</w:t>
+            </w:r>
+          </w:p>
+          <w:p>
+            <w:pPr>
+              <w:pStyle w:val="PargrafodaLista"/>
+              <w:numPr>
+                <w:ilvl w:val="0"/>
+                <w:numId w:val="46"/>
+              </w:numPr>
+              <w:rPr>
+                <w:rFonts w:ascii="Arial" w:hAnsi="Arial" w:cs="Arial"/>
+                <w:b/>
+                <w:bCs/>
+                <w:sz w:val="24"/>
+                <w:szCs w:val="24"/>
+              </w:rPr>
+            </w:pPr>
+            <w:r>
+              <w:rPr>
+                <w:rFonts w:ascii="Arial" w:hAnsi="Arial" w:cs="Arial"/>
+                <w:b/>
+                <w:bCs/>
+                <w:sz w:val="24"/>
+                <w:szCs w:val="24"/>
+              </w:rPr>
+              <w:t>Usuário opta por alterar a senha:</w:t>
+            </w:r>
+          </w:p>
+          <w:p>
+            <w:pPr>
+              <w:pStyle w:val="PargrafodaLista"/>
+              <w:rPr>
+                <w:rFonts w:ascii="Arial" w:hAnsi="Arial" w:cs="Arial"/>
+                <w:bCs/>
+                <w:sz w:val="24"/>
+                <w:szCs w:val="24"/>
+              </w:rPr>
+            </w:pPr>
+            <w:r>
+              <w:rPr>
+                <w:rFonts w:ascii="Arial" w:hAnsi="Arial" w:cs="Arial"/>
+                <w:bCs/>
+                <w:sz w:val="24"/>
+                <w:szCs w:val="24"/>
+              </w:rPr>
+              <w:t>Se desejar, o usuário pode clicar em “Alterar Senha”. O sistema solicita a senha atual e a nova senha. O usuário insere:</w:t>
+            </w:r>
+          </w:p>
+          <w:p>
+            <w:pPr>
+              <w:pStyle w:val="PargrafodaLista"/>
+              <w:numPr>
+                <w:ilvl w:val="0"/>
+                <w:numId w:val="56"/>
+              </w:numPr>
+              <w:rPr>
+                <w:rFonts w:ascii="Arial" w:hAnsi="Arial" w:cs="Arial"/>
+                <w:bCs/>
+                <w:sz w:val="24"/>
+                <w:szCs w:val="24"/>
+              </w:rPr>
+            </w:pPr>
+            <w:r>
+              <w:rPr>
+                <w:rFonts w:ascii="Arial" w:hAnsi="Arial" w:cs="Arial"/>
+                <w:bCs/>
+                <w:sz w:val="24"/>
+                <w:szCs w:val="24"/>
+              </w:rPr>
+              <w:t>Senha Atual (para verificação)</w:t>
+            </w:r>
+          </w:p>
+          <w:p>
+            <w:pPr>
+              <w:pStyle w:val="PargrafodaLista"/>
+              <w:numPr>
+                <w:ilvl w:val="0"/>
+                <w:numId w:val="56"/>
+              </w:numPr>
+              <w:rPr>
+                <w:rFonts w:ascii="Arial" w:hAnsi="Arial" w:cs="Arial"/>
+                <w:bCs/>
+                <w:sz w:val="24"/>
+                <w:szCs w:val="24"/>
+              </w:rPr>
+            </w:pPr>
+            <w:r>
+              <w:rPr>
+                <w:rFonts w:ascii="Arial" w:hAnsi="Arial" w:cs="Arial"/>
+                <w:bCs/>
+                <w:sz w:val="24"/>
+                <w:szCs w:val="24"/>
+              </w:rPr>
+              <w:t>Nova Senha</w:t>
+            </w:r>
+          </w:p>
+          <w:p>
+            <w:pPr>
+              <w:pStyle w:val="PargrafodaLista"/>
+              <w:numPr>
+                <w:ilvl w:val="0"/>
+                <w:numId w:val="56"/>
+              </w:numPr>
+              <w:rPr>
+                <w:rFonts w:ascii="Arial" w:hAnsi="Arial" w:cs="Arial"/>
+                <w:bCs/>
+                <w:sz w:val="24"/>
+                <w:szCs w:val="24"/>
+              </w:rPr>
+            </w:pPr>
+            <w:r>
+              <w:rPr>
+                <w:rFonts w:ascii="Arial" w:hAnsi="Arial" w:cs="Arial"/>
+                <w:bCs/>
+                <w:sz w:val="24"/>
+                <w:szCs w:val="24"/>
+              </w:rPr>
+              <w:t>Confirmação da Nova Senha</w:t>
+            </w:r>
+          </w:p>
+          <w:p>
+            <w:pPr>
+              <w:pStyle w:val="PargrafodaLista"/>
+              <w:numPr>
+                <w:ilvl w:val="0"/>
+                <w:numId w:val="46"/>
+              </w:numPr>
+              <w:rPr>
+                <w:rFonts w:ascii="Arial" w:hAnsi="Arial" w:cs="Arial"/>
+                <w:b/>
+                <w:bCs/>
+                <w:sz w:val="24"/>
+                <w:szCs w:val="24"/>
+              </w:rPr>
+            </w:pPr>
+            <w:r>
+              <w:rPr>
+                <w:rFonts w:ascii="Arial" w:hAnsi="Arial" w:cs="Arial"/>
+                <w:b/>
+                <w:bCs/>
+                <w:sz w:val="24"/>
+                <w:szCs w:val="24"/>
+              </w:rPr>
+              <w:t>Usuário confirma as alterações:</w:t>
+            </w:r>
+          </w:p>
+          <w:p>
+            <w:pPr>
+              <w:pStyle w:val="PargrafodaLista"/>
+              <w:numPr>
+                <w:ilvl w:val="0"/>
+                <w:numId w:val="57"/>
+              </w:numPr>
+              <w:rPr>
+                <w:rFonts w:ascii="Arial" w:hAnsi="Arial" w:cs="Arial"/>
+                <w:bCs/>
+                <w:sz w:val="24"/>
+                <w:szCs w:val="24"/>
+              </w:rPr>
+            </w:pPr>
+            <w:r>
+              <w:rPr>
+                <w:rFonts w:ascii="Arial" w:hAnsi="Arial" w:cs="Arial"/>
+                <w:bCs/>
+                <w:sz w:val="24"/>
+                <w:szCs w:val="24"/>
+              </w:rPr>
+              <w:t>O usuário clica no botão “Salvar” para confirmar as mudanças.</w:t>
+            </w:r>
+          </w:p>
+          <w:p>
+            <w:pPr>
+              <w:pStyle w:val="PargrafodaLista"/>
+              <w:numPr>
+                <w:ilvl w:val="0"/>
+                <w:numId w:val="46"/>
+              </w:numPr>
+              <w:rPr>
+                <w:rFonts w:ascii="Arial" w:hAnsi="Arial" w:cs="Arial"/>
+                <w:b/>
+                <w:bCs/>
+                <w:sz w:val="24"/>
+                <w:szCs w:val="24"/>
+              </w:rPr>
+            </w:pPr>
+            <w:r>
+              <w:rPr>
+                <w:rFonts w:ascii="Arial" w:hAnsi="Arial" w:cs="Arial"/>
+                <w:b/>
+                <w:bCs/>
+                <w:sz w:val="24"/>
+                <w:szCs w:val="24"/>
+              </w:rPr>
+              <w:t>Sistema valida as informações:</w:t>
+            </w:r>
+          </w:p>
+          <w:p>
+            <w:pPr>
+              <w:pStyle w:val="PargrafodaLista"/>
+              <w:numPr>
+                <w:ilvl w:val="0"/>
+                <w:numId w:val="57"/>
+              </w:numPr>
+              <w:rPr>
+                <w:rFonts w:ascii="Arial" w:hAnsi="Arial" w:cs="Arial"/>
+                <w:bCs/>
+                <w:sz w:val="24"/>
+                <w:szCs w:val="24"/>
+              </w:rPr>
+            </w:pPr>
+            <w:r>
+              <w:rPr>
+                <w:rFonts w:ascii="Arial" w:hAnsi="Arial" w:cs="Arial"/>
+                <w:bCs/>
+                <w:sz w:val="24"/>
+                <w:szCs w:val="24"/>
+              </w:rPr>
+              <w:t>O sistema verifica:</w:t>
+            </w:r>
+          </w:p>
+          <w:p>
+            <w:pPr>
+              <w:pStyle w:val="PargrafodaLista"/>
+              <w:numPr>
+                <w:ilvl w:val="0"/>
+                <w:numId w:val="57"/>
+              </w:numPr>
+              <w:rPr>
+                <w:rFonts w:ascii="Arial" w:hAnsi="Arial" w:cs="Arial"/>
+                <w:bCs/>
+                <w:sz w:val="24"/>
+                <w:szCs w:val="24"/>
+              </w:rPr>
+            </w:pPr>
+            <w:r>
+              <w:rPr>
+                <w:rFonts w:ascii="Arial" w:hAnsi="Arial" w:cs="Arial"/>
+                <w:bCs/>
+                <w:sz w:val="24"/>
+                <w:szCs w:val="24"/>
+              </w:rPr>
+              <w:t>Se os campos de nome e apelido estão dentro dos limites de caracteres.</w:t>
+            </w:r>
+          </w:p>
+          <w:p>
+            <w:pPr>
+              <w:pStyle w:val="PargrafodaLista"/>
+              <w:numPr>
+                <w:ilvl w:val="0"/>
+                <w:numId w:val="57"/>
+              </w:numPr>
+              <w:rPr>
+                <w:rFonts w:ascii="Arial" w:hAnsi="Arial" w:cs="Arial"/>
+                <w:bCs/>
+                <w:sz w:val="24"/>
+                <w:szCs w:val="24"/>
+              </w:rPr>
+            </w:pPr>
+            <w:r>
+              <w:rPr>
+                <w:rFonts w:ascii="Arial" w:hAnsi="Arial" w:cs="Arial"/>
+                <w:bCs/>
+                <w:sz w:val="24"/>
+                <w:szCs w:val="24"/>
+              </w:rPr>
+              <w:t>Se a senha atual está correta.</w:t>
+            </w:r>
+          </w:p>
+          <w:p>
+            <w:pPr>
+              <w:pStyle w:val="PargrafodaLista"/>
+              <w:numPr>
+                <w:ilvl w:val="0"/>
+                <w:numId w:val="57"/>
+              </w:numPr>
+              <w:rPr>
+                <w:rFonts w:ascii="Arial" w:hAnsi="Arial" w:cs="Arial"/>
+                <w:bCs/>
+                <w:sz w:val="24"/>
+                <w:szCs w:val="24"/>
+              </w:rPr>
+            </w:pPr>
+            <w:r>
+              <w:rPr>
+                <w:rFonts w:ascii="Arial" w:hAnsi="Arial" w:cs="Arial"/>
+                <w:bCs/>
+                <w:sz w:val="24"/>
+                <w:szCs w:val="24"/>
+              </w:rPr>
+              <w:t>Se a nova senha atende aos requisitos (e.g., mínimo de caracteres, combinação de números e letras).</w:t>
+            </w:r>
+          </w:p>
+          <w:p>
+            <w:pPr>
+              <w:pStyle w:val="PargrafodaLista"/>
+              <w:numPr>
+                <w:ilvl w:val="0"/>
+                <w:numId w:val="46"/>
+              </w:numPr>
+              <w:rPr>
+                <w:rFonts w:ascii="Arial" w:hAnsi="Arial" w:cs="Arial"/>
+                <w:b/>
+                <w:bCs/>
+                <w:sz w:val="24"/>
+                <w:szCs w:val="24"/>
+              </w:rPr>
+            </w:pPr>
+            <w:r>
+              <w:rPr>
+                <w:rFonts w:ascii="Arial" w:hAnsi="Arial" w:cs="Arial"/>
+                <w:b/>
+                <w:bCs/>
+                <w:sz w:val="24"/>
+                <w:szCs w:val="24"/>
+              </w:rPr>
+              <w:t>Sistema salva as alterações:</w:t>
+            </w:r>
+          </w:p>
+          <w:p>
+            <w:pPr>
+              <w:pStyle w:val="PargrafodaLista"/>
+              <w:numPr>
+                <w:ilvl w:val="0"/>
+                <w:numId w:val="58"/>
+              </w:numPr>
+              <w:ind w:left="1440"/>
+              <w:rPr>
+                <w:rFonts w:ascii="Arial" w:hAnsi="Arial" w:cs="Arial"/>
+                <w:bCs/>
+                <w:sz w:val="24"/>
+                <w:szCs w:val="24"/>
+              </w:rPr>
+            </w:pPr>
+            <w:r>
+              <w:rPr>
+                <w:rFonts w:ascii="Arial" w:hAnsi="Arial" w:cs="Arial"/>
+                <w:bCs/>
+                <w:sz w:val="24"/>
+                <w:szCs w:val="24"/>
+              </w:rPr>
+              <w:t>Se todas as informações forem válidas, o sistema atualiza o perfil do usuário no banco de dados.</w:t>
+            </w:r>
+          </w:p>
+          <w:p>
+            <w:pPr>
+              <w:pStyle w:val="PargrafodaLista"/>
+              <w:numPr>
+                <w:ilvl w:val="0"/>
+                <w:numId w:val="46"/>
+              </w:numPr>
+              <w:rPr>
+                <w:rFonts w:ascii="Arial" w:hAnsi="Arial" w:cs="Arial"/>
+                <w:b/>
+                <w:bCs/>
+                <w:sz w:val="24"/>
+                <w:szCs w:val="24"/>
+              </w:rPr>
+            </w:pPr>
+            <w:r>
+              <w:rPr>
+                <w:rFonts w:ascii="Arial" w:hAnsi="Arial" w:cs="Arial"/>
+                <w:b/>
+                <w:bCs/>
+                <w:sz w:val="24"/>
+                <w:szCs w:val="24"/>
+              </w:rPr>
+              <w:t>Sistema exibe mensagem de confirmação:</w:t>
+            </w:r>
+          </w:p>
+          <w:p>
+            <w:pPr>
+              <w:pStyle w:val="PargrafodaLista"/>
+              <w:numPr>
+                <w:ilvl w:val="0"/>
+                <w:numId w:val="58"/>
+              </w:numPr>
+              <w:ind w:left="1440"/>
+              <w:rPr>
+                <w:rFonts w:ascii="Arial" w:hAnsi="Arial" w:cs="Arial"/>
+                <w:bCs/>
+                <w:sz w:val="24"/>
+                <w:szCs w:val="24"/>
+              </w:rPr>
+            </w:pPr>
+            <w:r>
+              <w:rPr>
+                <w:rFonts w:ascii="Arial" w:hAnsi="Arial" w:cs="Arial"/>
+                <w:bCs/>
+                <w:sz w:val="24"/>
+                <w:szCs w:val="24"/>
+              </w:rPr>
+              <w:t>O sistema mostra uma mensagem de sucesso indicando que as alterações foram realizadas com sucesso.</w:t>
+            </w:r>
+          </w:p>
+          <w:p>
+            <w:pPr>
+              <w:pStyle w:val="PargrafodaLista"/>
+              <w:numPr>
+                <w:ilvl w:val="0"/>
+                <w:numId w:val="46"/>
+              </w:numPr>
+              <w:rPr>
+                <w:rFonts w:ascii="Arial" w:hAnsi="Arial" w:cs="Arial"/>
+                <w:b/>
+                <w:bCs/>
+                <w:sz w:val="24"/>
+                <w:szCs w:val="24"/>
+              </w:rPr>
+            </w:pPr>
+            <w:r>
+              <w:rPr>
+                <w:rFonts w:ascii="Arial" w:hAnsi="Arial" w:cs="Arial"/>
+                <w:bCs/>
+                <w:sz w:val="24"/>
+                <w:szCs w:val="24"/>
+              </w:rPr>
+              <w:t xml:space="preserve"> </w:t>
+            </w:r>
+            <w:r>
+              <w:rPr>
+                <w:rFonts w:ascii="Arial" w:hAnsi="Arial" w:cs="Arial"/>
+                <w:b/>
+                <w:bCs/>
+                <w:sz w:val="24"/>
+                <w:szCs w:val="24"/>
+              </w:rPr>
+              <w:t>Usuário visualiza o perfil atualizado:</w:t>
+            </w:r>
+          </w:p>
+          <w:p>
+            <w:pPr>
+              <w:pStyle w:val="PargrafodaLista"/>
+              <w:numPr>
+                <w:ilvl w:val="0"/>
+                <w:numId w:val="58"/>
+              </w:numPr>
+              <w:ind w:left="1440"/>
+              <w:rPr>
+                <w:rFonts w:ascii="Arial" w:hAnsi="Arial" w:cs="Arial"/>
+                <w:bCs/>
+                <w:sz w:val="24"/>
+                <w:szCs w:val="24"/>
+              </w:rPr>
+            </w:pPr>
+            <w:r>
+              <w:rPr>
+                <w:rFonts w:ascii="Arial" w:hAnsi="Arial" w:cs="Arial"/>
+                <w:bCs/>
+                <w:sz w:val="24"/>
+                <w:szCs w:val="24"/>
+              </w:rPr>
+              <w:t>O aplicativo retorna à tela de perfil, exibindo as mudanças feitas.</w:t>
+            </w:r>
+          </w:p>
+          <w:p>
+            <w:pPr>
+              <w:pStyle w:val="PargrafodaLista"/>
+              <w:ind w:left="1353"/>
+              <w:rPr>
+                <w:rFonts w:ascii="Arial" w:hAnsi="Arial" w:cs="Arial"/>
+                <w:b/>
+              </w:rPr>
+            </w:pPr>
+          </w:p>
+        </w:tc>
+      </w:tr>
+      <w:tr>
+        <w:trPr>
+          <w:trHeight w:val="543"/>
+        </w:trPr>
+        <w:tc>
+          <w:tcPr>
+            <w:tcW w:w="9992" w:type="dxa"/>
+          </w:tcPr>
+          <w:p>
+            <w:pPr>
+              <w:jc w:val="center"/>
+              <w:rPr>
+                <w:rFonts w:ascii="Arial" w:hAnsi="Arial" w:cs="Arial"/>
+                <w:b/>
+                <w:sz w:val="24"/>
+                <w:szCs w:val="24"/>
+              </w:rPr>
+            </w:pPr>
+            <w:r>
+              <w:rPr>
+                <w:rFonts w:ascii="Arial" w:hAnsi="Arial" w:cs="Arial"/>
+                <w:b/>
+                <w:sz w:val="24"/>
+                <w:szCs w:val="24"/>
+              </w:rPr>
+              <w:t>CENÁRIO ALTERNATIVO</w:t>
+            </w:r>
+          </w:p>
+        </w:tc>
+      </w:tr>
+      <w:tr>
+        <w:trPr>
+          <w:trHeight w:val="543"/>
+        </w:trPr>
+        <w:tc>
+          <w:tcPr>
+            <w:tcW w:w="9992" w:type="dxa"/>
+          </w:tcPr>
+          <w:p>
+            <w:pPr>
+              <w:pStyle w:val="PargrafodaLista"/>
+              <w:numPr>
+                <w:ilvl w:val="0"/>
+                <w:numId w:val="45"/>
+              </w:numPr>
+              <w:rPr>
+                <w:rFonts w:ascii="Arial" w:hAnsi="Arial" w:cs="Arial"/>
+                <w:b/>
+                <w:sz w:val="24"/>
+                <w:szCs w:val="24"/>
+              </w:rPr>
+            </w:pPr>
+            <w:r>
+              <w:rPr>
+                <w:rFonts w:ascii="Arial" w:hAnsi="Arial" w:cs="Arial"/>
+                <w:b/>
+                <w:sz w:val="24"/>
+                <w:szCs w:val="24"/>
+              </w:rPr>
+              <w:t>Erro na validação da senha:</w:t>
+            </w:r>
+          </w:p>
+          <w:p>
+            <w:pPr>
+              <w:pStyle w:val="PargrafodaLista"/>
+              <w:rPr>
+                <w:rFonts w:ascii="Arial" w:hAnsi="Arial" w:cs="Arial"/>
+                <w:sz w:val="24"/>
+                <w:szCs w:val="24"/>
+              </w:rPr>
+            </w:pPr>
+            <w:r>
+              <w:rPr>
+                <w:rFonts w:ascii="Arial" w:hAnsi="Arial" w:cs="Arial"/>
+                <w:sz w:val="24"/>
+                <w:szCs w:val="24"/>
+              </w:rPr>
+              <w:t>Se o usuário inserir a senha atual incorretamente ou a nova senha não atender aos requisitos, o sistema exibirá uma mensagem de erro e solicitará correção antes de permitir o salvamento.</w:t>
+            </w:r>
+          </w:p>
+        </w:tc>
+      </w:tr>
+      <w:tr>
+        <w:trPr>
+          <w:trHeight w:val="543"/>
+        </w:trPr>
+        <w:tc>
+          <w:tcPr>
+            <w:tcW w:w="9992" w:type="dxa"/>
+          </w:tcPr>
+          <w:p>
+            <w:pPr>
+              <w:jc w:val="center"/>
+              <w:rPr>
+                <w:rFonts w:ascii="Arial" w:hAnsi="Arial" w:cs="Arial"/>
+                <w:b/>
+                <w:sz w:val="24"/>
+                <w:szCs w:val="24"/>
+              </w:rPr>
+            </w:pPr>
+            <w:r>
+              <w:rPr>
+                <w:rFonts w:ascii="Arial" w:hAnsi="Arial" w:cs="Arial"/>
+                <w:b/>
+                <w:sz w:val="24"/>
+                <w:szCs w:val="24"/>
+              </w:rPr>
+              <w:t>CENÁRIO EXCESSÃO</w:t>
+            </w:r>
+          </w:p>
+        </w:tc>
+      </w:tr>
+      <w:tr>
+        <w:trPr>
+          <w:trHeight w:val="543"/>
+        </w:trPr>
+        <w:tc>
+          <w:tcPr>
+            <w:tcW w:w="9992" w:type="dxa"/>
+          </w:tcPr>
+          <w:p>
+            <w:pPr>
+              <w:pStyle w:val="PargrafodaLista"/>
+              <w:numPr>
+                <w:ilvl w:val="0"/>
+                <w:numId w:val="47"/>
+              </w:numPr>
+              <w:spacing w:line="256" w:lineRule="auto"/>
+              <w:rPr>
+                <w:rFonts w:ascii="Arial" w:hAnsi="Arial" w:cs="Arial"/>
+                <w:b/>
+                <w:sz w:val="24"/>
+                <w:szCs w:val="24"/>
+              </w:rPr>
+            </w:pPr>
+            <w:r>
+              <w:rPr>
+                <w:rFonts w:ascii="Arial" w:hAnsi="Arial" w:cs="Arial"/>
+                <w:b/>
+                <w:sz w:val="24"/>
+                <w:szCs w:val="24"/>
+              </w:rPr>
+              <w:lastRenderedPageBreak/>
+              <w:t>Falha na Conexão com o Servidor:</w:t>
+            </w:r>
+          </w:p>
+          <w:p>
+            <w:pPr>
+              <w:pStyle w:val="PargrafodaLista"/>
+              <w:numPr>
+                <w:ilvl w:val="0"/>
+                <w:numId w:val="58"/>
+              </w:numPr>
+              <w:spacing w:line="256" w:lineRule="auto"/>
+              <w:rPr>
+                <w:rFonts w:ascii="Arial" w:hAnsi="Arial" w:cs="Arial"/>
+                <w:sz w:val="24"/>
+                <w:szCs w:val="24"/>
+              </w:rPr>
+            </w:pPr>
+            <w:r>
+              <w:rPr>
+                <w:rFonts w:ascii="Arial" w:hAnsi="Arial" w:cs="Arial"/>
+                <w:sz w:val="24"/>
+                <w:szCs w:val="24"/>
+              </w:rPr>
+              <w:t>Causa: A conexão com o servidor falha durante a tentativa de salvar as alterações.</w:t>
+            </w:r>
+          </w:p>
+          <w:p>
+            <w:pPr>
+              <w:pStyle w:val="PargrafodaLista"/>
+              <w:numPr>
+                <w:ilvl w:val="0"/>
+                <w:numId w:val="58"/>
+              </w:numPr>
+              <w:spacing w:line="256" w:lineRule="auto"/>
+              <w:rPr>
+                <w:rFonts w:ascii="Arial" w:hAnsi="Arial" w:cs="Arial"/>
+                <w:sz w:val="24"/>
+                <w:szCs w:val="24"/>
+              </w:rPr>
+            </w:pPr>
+            <w:r>
+              <w:rPr>
+                <w:rFonts w:ascii="Arial" w:hAnsi="Arial" w:cs="Arial"/>
+                <w:sz w:val="24"/>
+                <w:szCs w:val="24"/>
+              </w:rPr>
+              <w:t>Resposta do Sistema: O sistema exibe uma mensagem de erro: “Falha ao salvar as alterações. Verifique sua conexão e tente novamente.”</w:t>
+            </w:r>
+          </w:p>
+          <w:p>
+            <w:pPr>
+              <w:pStyle w:val="PargrafodaLista"/>
+              <w:numPr>
+                <w:ilvl w:val="0"/>
+                <w:numId w:val="58"/>
+              </w:numPr>
+              <w:spacing w:line="256" w:lineRule="auto"/>
+              <w:rPr>
+                <w:rFonts w:ascii="Arial" w:hAnsi="Arial" w:cs="Arial"/>
+                <w:sz w:val="24"/>
+                <w:szCs w:val="24"/>
+              </w:rPr>
+            </w:pPr>
+            <w:r>
+              <w:rPr>
+                <w:rFonts w:ascii="Arial" w:hAnsi="Arial" w:cs="Arial"/>
+                <w:sz w:val="24"/>
+                <w:szCs w:val="24"/>
+              </w:rPr>
+              <w:t>Ação do Usuário: O usuário deve verificar sua conexão à internet e tentar novamente quando a conexão estiver estável.</w:t>
+            </w:r>
+          </w:p>
+          <w:p>
+            <w:pPr>
+              <w:pStyle w:val="PargrafodaLista"/>
+              <w:numPr>
+                <w:ilvl w:val="0"/>
+                <w:numId w:val="47"/>
+              </w:numPr>
+              <w:spacing w:line="256" w:lineRule="auto"/>
+              <w:rPr>
+                <w:rFonts w:ascii="Arial" w:hAnsi="Arial" w:cs="Arial"/>
+                <w:b/>
+                <w:sz w:val="24"/>
+                <w:szCs w:val="24"/>
+              </w:rPr>
+            </w:pPr>
+            <w:r>
+              <w:rPr>
+                <w:rFonts w:ascii="Arial" w:hAnsi="Arial" w:cs="Arial"/>
+                <w:b/>
+                <w:sz w:val="24"/>
+                <w:szCs w:val="24"/>
+              </w:rPr>
+              <w:t>Erro no Servidor:</w:t>
+            </w:r>
+          </w:p>
+          <w:p>
+            <w:pPr>
+              <w:pStyle w:val="PargrafodaLista"/>
+              <w:numPr>
+                <w:ilvl w:val="0"/>
+                <w:numId w:val="59"/>
+              </w:numPr>
+              <w:spacing w:line="256" w:lineRule="auto"/>
+              <w:ind w:left="1440" w:hanging="284"/>
+              <w:rPr>
+                <w:rFonts w:ascii="Arial" w:hAnsi="Arial" w:cs="Arial"/>
+                <w:sz w:val="24"/>
+                <w:szCs w:val="24"/>
+              </w:rPr>
+            </w:pPr>
+            <w:r>
+              <w:rPr>
+                <w:rFonts w:ascii="Arial" w:hAnsi="Arial" w:cs="Arial"/>
+                <w:sz w:val="24"/>
+                <w:szCs w:val="24"/>
+              </w:rPr>
+              <w:t>Causa: Ocorre um erro interno no servidor durante o processo de atualização de dados.</w:t>
+            </w:r>
+          </w:p>
+          <w:p>
+            <w:pPr>
+              <w:pStyle w:val="PargrafodaLista"/>
+              <w:numPr>
+                <w:ilvl w:val="0"/>
+                <w:numId w:val="59"/>
+              </w:numPr>
+              <w:spacing w:line="256" w:lineRule="auto"/>
+              <w:ind w:left="1440" w:hanging="284"/>
+              <w:rPr>
+                <w:rFonts w:ascii="Arial" w:hAnsi="Arial" w:cs="Arial"/>
+                <w:sz w:val="24"/>
+                <w:szCs w:val="24"/>
+              </w:rPr>
+            </w:pPr>
+            <w:r>
+              <w:rPr>
+                <w:rFonts w:ascii="Arial" w:hAnsi="Arial" w:cs="Arial"/>
+                <w:sz w:val="24"/>
+                <w:szCs w:val="24"/>
+              </w:rPr>
+              <w:t>Resposta do Sistema: O sistema exibe uma mensagem de erro: “Erro no sistema. Não foi possível concluir a alteração. Tente novamente mais tarde.”</w:t>
+            </w:r>
+          </w:p>
+          <w:p>
+            <w:pPr>
+              <w:pStyle w:val="PargrafodaLista"/>
+              <w:numPr>
+                <w:ilvl w:val="0"/>
+                <w:numId w:val="59"/>
+              </w:numPr>
+              <w:spacing w:line="256" w:lineRule="auto"/>
+              <w:ind w:left="1440" w:hanging="284"/>
+              <w:rPr>
+                <w:rFonts w:ascii="Arial" w:hAnsi="Arial" w:cs="Arial"/>
+                <w:sz w:val="24"/>
+                <w:szCs w:val="24"/>
+              </w:rPr>
+            </w:pPr>
+            <w:r>
+              <w:rPr>
+                <w:rFonts w:ascii="Arial" w:hAnsi="Arial" w:cs="Arial"/>
+                <w:sz w:val="24"/>
+                <w:szCs w:val="24"/>
+              </w:rPr>
+              <w:t>Ação do Usuário: O usuário deve esperar e tentar novamente em outro momento ou entrar em contato com o suporte técnico.</w:t>
+            </w:r>
+          </w:p>
+          <w:p>
+            <w:pPr>
+              <w:pStyle w:val="PargrafodaLista"/>
+              <w:numPr>
+                <w:ilvl w:val="0"/>
+                <w:numId w:val="47"/>
+              </w:numPr>
+              <w:spacing w:line="256" w:lineRule="auto"/>
+              <w:rPr>
+                <w:rFonts w:ascii="Arial" w:hAnsi="Arial" w:cs="Arial"/>
+                <w:b/>
+                <w:sz w:val="24"/>
+                <w:szCs w:val="24"/>
+              </w:rPr>
+            </w:pPr>
+            <w:r>
+              <w:rPr>
+                <w:rFonts w:ascii="Arial" w:hAnsi="Arial" w:cs="Arial"/>
+                <w:b/>
+                <w:sz w:val="24"/>
+                <w:szCs w:val="24"/>
+              </w:rPr>
+              <w:t>Sessão Expirada:</w:t>
+            </w:r>
+          </w:p>
+          <w:p>
+            <w:pPr>
+              <w:pStyle w:val="PargrafodaLista"/>
+              <w:numPr>
+                <w:ilvl w:val="0"/>
+                <w:numId w:val="60"/>
+              </w:numPr>
+              <w:spacing w:line="256" w:lineRule="auto"/>
+              <w:ind w:left="1440" w:hanging="284"/>
+              <w:rPr>
+                <w:rFonts w:ascii="Arial" w:hAnsi="Arial" w:cs="Arial"/>
+                <w:sz w:val="24"/>
+                <w:szCs w:val="24"/>
+              </w:rPr>
+            </w:pPr>
+            <w:r>
+              <w:rPr>
+                <w:rFonts w:ascii="Arial" w:hAnsi="Arial" w:cs="Arial"/>
+                <w:sz w:val="24"/>
+                <w:szCs w:val="24"/>
+              </w:rPr>
+              <w:t>Causa: O tempo de sessão do usuário expira enquanto ele está modificando o perfil.</w:t>
+            </w:r>
+          </w:p>
+          <w:p>
+            <w:pPr>
+              <w:pStyle w:val="PargrafodaLista"/>
+              <w:numPr>
+                <w:ilvl w:val="0"/>
+                <w:numId w:val="60"/>
+              </w:numPr>
+              <w:spacing w:line="256" w:lineRule="auto"/>
+              <w:ind w:left="1440" w:hanging="284"/>
+              <w:rPr>
+                <w:rFonts w:ascii="Arial" w:hAnsi="Arial" w:cs="Arial"/>
+                <w:sz w:val="24"/>
+                <w:szCs w:val="24"/>
+              </w:rPr>
+            </w:pPr>
+            <w:r>
+              <w:rPr>
+                <w:rFonts w:ascii="Arial" w:hAnsi="Arial" w:cs="Arial"/>
+                <w:sz w:val="24"/>
+                <w:szCs w:val="24"/>
+              </w:rPr>
+              <w:t>Resposta do Sistema: O sistema redireciona o usuário para a tela de login e exibe uma mensagem: “Sua sessão expirou. Por favor, faça login novamente para continuar.”</w:t>
+            </w:r>
+          </w:p>
+          <w:p>
+            <w:pPr>
+              <w:pStyle w:val="PargrafodaLista"/>
+              <w:numPr>
+                <w:ilvl w:val="0"/>
+                <w:numId w:val="60"/>
+              </w:numPr>
+              <w:spacing w:line="256" w:lineRule="auto"/>
+              <w:ind w:left="1440" w:hanging="284"/>
+              <w:rPr>
+                <w:rFonts w:ascii="Arial" w:hAnsi="Arial" w:cs="Arial"/>
+                <w:sz w:val="24"/>
+                <w:szCs w:val="24"/>
+              </w:rPr>
+            </w:pPr>
+            <w:r>
+              <w:rPr>
+                <w:rFonts w:ascii="Arial" w:hAnsi="Arial" w:cs="Arial"/>
+                <w:sz w:val="24"/>
+                <w:szCs w:val="24"/>
+              </w:rPr>
+              <w:t>Ação do Usuário: O usuário deve fazer login novamente para continuar as alterações.</w:t>
+            </w:r>
+          </w:p>
+          <w:p>
+            <w:pPr>
+              <w:pStyle w:val="PargrafodaLista"/>
+              <w:numPr>
+                <w:ilvl w:val="0"/>
+                <w:numId w:val="47"/>
+              </w:numPr>
+              <w:spacing w:line="256" w:lineRule="auto"/>
+              <w:rPr>
+                <w:rFonts w:ascii="Arial" w:hAnsi="Arial" w:cs="Arial"/>
+                <w:b/>
+                <w:sz w:val="24"/>
+                <w:szCs w:val="24"/>
+              </w:rPr>
+            </w:pPr>
+            <w:r>
+              <w:rPr>
+                <w:rFonts w:ascii="Arial" w:hAnsi="Arial" w:cs="Arial"/>
+                <w:b/>
+                <w:sz w:val="24"/>
+                <w:szCs w:val="24"/>
+              </w:rPr>
+              <w:t>Senha Atual Inválida:</w:t>
+            </w:r>
+          </w:p>
+          <w:p>
+            <w:pPr>
+              <w:pStyle w:val="PargrafodaLista"/>
+              <w:numPr>
+                <w:ilvl w:val="0"/>
+                <w:numId w:val="61"/>
+              </w:numPr>
+              <w:spacing w:line="256" w:lineRule="auto"/>
+              <w:ind w:left="1440" w:hanging="284"/>
+              <w:rPr>
+                <w:rFonts w:ascii="Arial" w:hAnsi="Arial" w:cs="Arial"/>
+                <w:sz w:val="24"/>
+                <w:szCs w:val="24"/>
+              </w:rPr>
+            </w:pPr>
+            <w:r>
+              <w:rPr>
+                <w:rFonts w:ascii="Arial" w:hAnsi="Arial" w:cs="Arial"/>
+                <w:sz w:val="24"/>
+                <w:szCs w:val="24"/>
+              </w:rPr>
+              <w:t>Causa: O usuário insere a senha atual incorretamente ao tentar alterar a senha.</w:t>
+            </w:r>
+          </w:p>
+          <w:p>
+            <w:pPr>
+              <w:pStyle w:val="PargrafodaLista"/>
+              <w:numPr>
+                <w:ilvl w:val="0"/>
+                <w:numId w:val="61"/>
+              </w:numPr>
+              <w:spacing w:line="256" w:lineRule="auto"/>
+              <w:ind w:left="1440" w:hanging="284"/>
+              <w:rPr>
+                <w:rFonts w:ascii="Arial" w:hAnsi="Arial" w:cs="Arial"/>
+                <w:sz w:val="24"/>
+                <w:szCs w:val="24"/>
+              </w:rPr>
+            </w:pPr>
+            <w:r>
+              <w:rPr>
+                <w:rFonts w:ascii="Arial" w:hAnsi="Arial" w:cs="Arial"/>
+                <w:sz w:val="24"/>
+                <w:szCs w:val="24"/>
+              </w:rPr>
+              <w:t>Resposta do Sistema: O sistema exibe uma mensagem de erro: "Senha atual incorreta. Por favor, tente novamente."</w:t>
+            </w:r>
+          </w:p>
+          <w:p>
+            <w:pPr>
+              <w:pStyle w:val="PargrafodaLista"/>
+              <w:numPr>
+                <w:ilvl w:val="0"/>
+                <w:numId w:val="61"/>
+              </w:numPr>
+              <w:spacing w:line="256" w:lineRule="auto"/>
+              <w:ind w:left="1440" w:hanging="284"/>
+              <w:rPr>
+                <w:rFonts w:ascii="Arial" w:hAnsi="Arial" w:cs="Arial"/>
+                <w:sz w:val="24"/>
+                <w:szCs w:val="24"/>
+              </w:rPr>
+            </w:pPr>
+            <w:r>
+              <w:rPr>
+                <w:rFonts w:ascii="Arial" w:hAnsi="Arial" w:cs="Arial"/>
+                <w:sz w:val="24"/>
+                <w:szCs w:val="24"/>
+              </w:rPr>
+              <w:t>Ação do Usuário: O usuário deve inserir a senha correta ou cancelar a alteração de senha.</w:t>
+            </w:r>
+          </w:p>
+          <w:p>
+            <w:pPr>
+              <w:pStyle w:val="PargrafodaLista"/>
+              <w:spacing w:line="256" w:lineRule="auto"/>
+              <w:ind w:left="1080"/>
+              <w:rPr>
+                <w:rFonts w:ascii="Arial" w:hAnsi="Arial" w:cs="Arial"/>
+                <w:b/>
+                <w:sz w:val="24"/>
+                <w:szCs w:val="24"/>
+              </w:rPr>
+            </w:pPr>
+          </w:p>
+        </w:tc>
+      </w:tr>
+      <w:tr>
+        <w:trPr>
+          <w:trHeight w:val="543"/>
+        </w:trPr>
+        <w:tc>
+          <w:tcPr>
+            <w:tcW w:w="9992" w:type="dxa"/>
+          </w:tcPr>
+          <w:p>
+            <w:pPr>
+              <w:pStyle w:val="PargrafodaLista"/>
+              <w:ind w:left="765"/>
+              <w:jc w:val="center"/>
+              <w:rPr>
+                <w:rFonts w:ascii="Arial" w:hAnsi="Arial" w:cs="Arial"/>
+                <w:b/>
+                <w:sz w:val="24"/>
+                <w:szCs w:val="24"/>
+              </w:rPr>
+            </w:pPr>
+            <w:r>
+              <w:rPr>
+                <w:rFonts w:ascii="Arial" w:hAnsi="Arial" w:cs="Arial"/>
+                <w:b/>
+                <w:sz w:val="24"/>
+                <w:szCs w:val="24"/>
+              </w:rPr>
+              <w:t>PRÉ-CONDIÇÕES</w:t>
+            </w:r>
+          </w:p>
+        </w:tc>
+      </w:tr>
+      <w:tr>
+        <w:trPr>
+          <w:trHeight w:val="543"/>
+        </w:trPr>
+        <w:tc>
+          <w:tcPr>
+            <w:tcW w:w="9992" w:type="dxa"/>
+          </w:tcPr>
+          <w:p>
+            <w:pPr>
+              <w:pStyle w:val="PargrafodaLista"/>
+              <w:numPr>
+                <w:ilvl w:val="0"/>
+                <w:numId w:val="55"/>
+              </w:numPr>
+              <w:ind w:left="1156" w:hanging="425"/>
+              <w:rPr>
+                <w:rFonts w:ascii="Arial" w:hAnsi="Arial" w:cs="Arial"/>
+                <w:sz w:val="24"/>
+                <w:szCs w:val="24"/>
+              </w:rPr>
+            </w:pPr>
+            <w:r>
+              <w:rPr>
+                <w:rFonts w:ascii="Arial" w:hAnsi="Arial" w:cs="Arial"/>
+                <w:sz w:val="24"/>
+                <w:szCs w:val="24"/>
+              </w:rPr>
+              <w:t>O usuário deve estar autenticado no sistema.</w:t>
+            </w:r>
+          </w:p>
+          <w:p>
+            <w:pPr>
+              <w:pStyle w:val="PargrafodaLista"/>
+              <w:numPr>
+                <w:ilvl w:val="0"/>
+                <w:numId w:val="55"/>
+              </w:numPr>
+              <w:ind w:left="1156" w:hanging="425"/>
+              <w:rPr>
+                <w:rFonts w:ascii="Arial" w:hAnsi="Arial" w:cs="Arial"/>
+                <w:sz w:val="24"/>
+                <w:szCs w:val="24"/>
+              </w:rPr>
+            </w:pPr>
+            <w:r>
+              <w:rPr>
+                <w:rFonts w:ascii="Arial" w:hAnsi="Arial" w:cs="Arial"/>
+                <w:sz w:val="24"/>
+                <w:szCs w:val="24"/>
+              </w:rPr>
+              <w:t>O usuário já possui um perfil previamente criado.</w:t>
+            </w:r>
+          </w:p>
+        </w:tc>
+      </w:tr>
+      <w:tr>
+        <w:trPr>
+          <w:trHeight w:val="543"/>
+        </w:trPr>
+        <w:tc>
+          <w:tcPr>
+            <w:tcW w:w="9992" w:type="dxa"/>
+          </w:tcPr>
+          <w:p>
+            <w:pPr>
+              <w:pStyle w:val="PargrafodaLista"/>
+              <w:ind w:left="765"/>
+              <w:jc w:val="center"/>
+              <w:rPr>
+                <w:rFonts w:ascii="Arial" w:hAnsi="Arial" w:cs="Arial"/>
+                <w:b/>
+                <w:sz w:val="24"/>
+                <w:szCs w:val="24"/>
+              </w:rPr>
+            </w:pPr>
+            <w:r>
+              <w:rPr>
+                <w:rFonts w:ascii="Arial" w:hAnsi="Arial" w:cs="Arial"/>
+                <w:b/>
+                <w:sz w:val="24"/>
+                <w:szCs w:val="24"/>
+              </w:rPr>
+              <w:t>PÓS-CONDIÇÕES</w:t>
+            </w:r>
+          </w:p>
+        </w:tc>
+      </w:tr>
+      <w:tr>
+        <w:trPr>
+          <w:trHeight w:val="543"/>
+        </w:trPr>
+        <w:tc>
+          <w:tcPr>
+            <w:tcW w:w="9992" w:type="dxa"/>
+          </w:tcPr>
+          <w:p>
+            <w:pPr>
+              <w:pStyle w:val="PargrafodaLista"/>
+              <w:numPr>
+                <w:ilvl w:val="0"/>
+                <w:numId w:val="44"/>
+              </w:numPr>
+              <w:rPr>
+                <w:rFonts w:ascii="Arial" w:hAnsi="Arial" w:cs="Arial"/>
+                <w:sz w:val="24"/>
+                <w:szCs w:val="24"/>
+              </w:rPr>
+            </w:pPr>
+            <w:r>
+              <w:rPr>
+                <w:rFonts w:ascii="Arial" w:hAnsi="Arial" w:cs="Arial"/>
+                <w:sz w:val="24"/>
+                <w:szCs w:val="24"/>
+              </w:rPr>
+              <w:t>O perfil do usuário é atualizado com o novo nome, apelido e/ou senha.</w:t>
+            </w:r>
+          </w:p>
+          <w:p>
+            <w:pPr>
+              <w:pStyle w:val="PargrafodaLista"/>
+              <w:numPr>
+                <w:ilvl w:val="0"/>
+                <w:numId w:val="44"/>
+              </w:numPr>
+              <w:rPr>
+                <w:rFonts w:ascii="Arial" w:hAnsi="Arial" w:cs="Arial"/>
+                <w:sz w:val="24"/>
+                <w:szCs w:val="24"/>
+              </w:rPr>
+            </w:pPr>
+            <w:r>
+              <w:rPr>
+                <w:rFonts w:ascii="Arial" w:hAnsi="Arial" w:cs="Arial"/>
+                <w:sz w:val="24"/>
+                <w:szCs w:val="24"/>
+              </w:rPr>
+              <w:t>O usuário pode fazer login com a nova senha (se alterada).</w:t>
+            </w:r>
+          </w:p>
+        </w:tc>
+      </w:tr>
+    </w:tbl>
+    <w:p>
+      <w:pPr>
+        <w:rPr>
+          <w:rFonts w:ascii="Arial" w:hAnsi="Arial" w:cs="Arial"/>
+        </w:rPr>
+      </w:pPr>
+    </w:p>
+    <w:tbl>
+      <w:tblPr>
+        <w:tblStyle w:val="Tabelacomgrade"/>
+        <w:tblpPr w:leftFromText="141" w:rightFromText="141" w:vertAnchor="page" w:horzAnchor="margin" w:tblpXSpec="center" w:tblpY="1561"/>
+        <w:tblW w:w="9992" w:type="dxa"/>
+        <w:tblInd w:w="0" w:type="dxa"/>
+        <w:tblLook w:val="04A0" w:firstRow="1" w:lastRow="0" w:firstColumn="1" w:lastColumn="0" w:noHBand="0" w:noVBand="1"/>
+      </w:tblPr>
+      <w:tblGrid>
+        <w:gridCol w:w="9992"/>
+      </w:tblGrid>
+      <w:tr>
+        <w:trPr>
+          <w:trHeight w:val="143"/>
+        </w:trPr>
+        <w:tc>
+          <w:tcPr>
+            <w:tcW w:w="9992" w:type="dxa"/>
+          </w:tcPr>
+          <w:p>
+            <w:pPr>
+              <w:jc w:val="center"/>
+              <w:rPr>
+                <w:rFonts w:ascii="Arial" w:hAnsi="Arial" w:cs="Arial"/>
+              </w:rPr>
+            </w:pPr>
+            <w:r>
+              <w:rPr>
+                <w:rFonts w:ascii="Arial" w:hAnsi="Arial" w:cs="Arial"/>
+                <w:b/>
+                <w:sz w:val="28"/>
+                <w:szCs w:val="28"/>
+              </w:rPr>
+              <w:lastRenderedPageBreak/>
+              <w:t>NARRATIVA DE CASO DE USO</w:t>
+            </w:r>
+          </w:p>
+        </w:tc>
+      </w:tr>
+      <w:tr>
+        <w:trPr>
+          <w:trHeight w:val="1300"/>
+        </w:trPr>
+        <w:tc>
+          <w:tcPr>
+            <w:tcW w:w="9992" w:type="dxa"/>
+          </w:tcPr>
+          <w:p>
+            <w:pPr>
+              <w:rPr>
+                <w:rFonts w:ascii="Arial" w:hAnsi="Arial" w:cs="Arial"/>
+                <w:b/>
+                <w:bCs/>
+                <w:sz w:val="24"/>
+                <w:szCs w:val="24"/>
+              </w:rPr>
+            </w:pPr>
+            <w:r>
+              <w:rPr>
+                <w:rFonts w:ascii="Arial" w:hAnsi="Arial" w:cs="Arial"/>
+                <w:b/>
+                <w:bCs/>
+                <w:sz w:val="24"/>
+                <w:szCs w:val="24"/>
+              </w:rPr>
+              <w:t xml:space="preserve">Sigla/Nome: </w:t>
+            </w:r>
+            <w:r>
+              <w:t xml:space="preserve"> </w:t>
+            </w:r>
+            <w:r>
+              <w:rPr>
+                <w:rFonts w:ascii="Arial" w:hAnsi="Arial" w:cs="Arial"/>
+                <w:sz w:val="24"/>
+                <w:szCs w:val="24"/>
+              </w:rPr>
+              <w:t>CSUO</w:t>
+            </w:r>
+            <w:r>
+              <w:rPr>
+                <w:rFonts w:ascii="Arial" w:hAnsi="Arial" w:cs="Arial"/>
+                <w:sz w:val="24"/>
+                <w:szCs w:val="24"/>
+              </w:rPr>
+              <w:t>8</w:t>
+            </w:r>
+            <w:r>
+              <w:rPr>
+                <w:rFonts w:ascii="Arial" w:hAnsi="Arial" w:cs="Arial"/>
+                <w:sz w:val="24"/>
+                <w:szCs w:val="24"/>
+              </w:rPr>
+              <w:t>,</w:t>
+            </w:r>
+            <w:r>
+              <w:rPr>
+                <w:rFonts w:ascii="Arial" w:hAnsi="Arial" w:cs="Arial"/>
+                <w:sz w:val="24"/>
+                <w:szCs w:val="24"/>
+              </w:rPr>
+              <w:t xml:space="preserve"> editar temporizador Pomodoro</w:t>
+            </w:r>
+            <w:r>
+              <w:rPr>
+                <w:rFonts w:ascii="Arial" w:hAnsi="Arial" w:cs="Arial"/>
+                <w:b/>
+                <w:bCs/>
+                <w:sz w:val="24"/>
+                <w:szCs w:val="24"/>
+              </w:rPr>
+              <w:t>.</w:t>
+            </w:r>
+          </w:p>
+          <w:p>
+            <w:pPr>
+              <w:rPr>
+                <w:rFonts w:ascii="Arial" w:hAnsi="Arial" w:cs="Arial"/>
+                <w:sz w:val="24"/>
+                <w:szCs w:val="24"/>
+              </w:rPr>
+            </w:pPr>
+            <w:r>
+              <w:rPr>
+                <w:rFonts w:ascii="Arial" w:hAnsi="Arial" w:cs="Arial"/>
+                <w:b/>
+                <w:bCs/>
+                <w:sz w:val="24"/>
+                <w:szCs w:val="24"/>
+              </w:rPr>
+              <w:t xml:space="preserve">Objetivo: </w:t>
+            </w:r>
+            <w:r>
+              <w:rPr>
+                <w:rFonts w:ascii="Arial" w:hAnsi="Arial" w:cs="Arial"/>
+                <w:sz w:val="24"/>
+                <w:szCs w:val="24"/>
+              </w:rPr>
+              <w:t>Permitir que o usuário ajuste as durações das sessões de trabalho (Pomodoro)</w:t>
+            </w:r>
+            <w:r>
+              <w:rPr>
+                <w:rFonts w:ascii="Arial" w:hAnsi="Arial" w:cs="Arial"/>
+                <w:sz w:val="24"/>
+                <w:szCs w:val="24"/>
+              </w:rPr>
+              <w:t>.</w:t>
+            </w:r>
+            <w:bookmarkStart w:id="19" w:name="_GoBack"/>
+            <w:bookmarkEnd w:id="19"/>
+          </w:p>
+          <w:p>
+            <w:pPr>
+              <w:rPr>
+                <w:rFonts w:ascii="Arial" w:hAnsi="Arial" w:cs="Arial"/>
+                <w:sz w:val="24"/>
+                <w:szCs w:val="24"/>
+              </w:rPr>
+            </w:pPr>
+            <w:r>
+              <w:rPr>
+                <w:rFonts w:ascii="Arial" w:hAnsi="Arial" w:cs="Arial"/>
+                <w:b/>
+                <w:bCs/>
+                <w:sz w:val="24"/>
+                <w:szCs w:val="24"/>
+              </w:rPr>
+              <w:t xml:space="preserve">Frequência estimada: </w:t>
+            </w:r>
+            <w:r>
+              <w:rPr>
+                <w:rFonts w:ascii="Arial" w:hAnsi="Arial" w:cs="Arial"/>
+                <w:sz w:val="24"/>
+                <w:szCs w:val="24"/>
+              </w:rPr>
+              <w:t>Sempre que um novo usuário querer entrar no aplicativo.</w:t>
+            </w:r>
+          </w:p>
+          <w:p>
+            <w:pPr>
+              <w:rPr>
+                <w:rFonts w:ascii="Arial" w:hAnsi="Arial" w:cs="Arial"/>
+                <w:sz w:val="24"/>
+                <w:szCs w:val="24"/>
+              </w:rPr>
+            </w:pPr>
+            <w:r>
+              <w:rPr>
+                <w:rFonts w:ascii="Arial" w:hAnsi="Arial" w:cs="Arial"/>
+                <w:b/>
+                <w:sz w:val="24"/>
+                <w:szCs w:val="24"/>
+              </w:rPr>
+              <w:t xml:space="preserve">Ator Principal: </w:t>
+            </w:r>
+            <w:r>
+              <w:rPr>
+                <w:rFonts w:ascii="Arial" w:hAnsi="Arial" w:cs="Arial"/>
+                <w:sz w:val="24"/>
+                <w:szCs w:val="24"/>
+              </w:rPr>
+              <w:t>Usuário.</w:t>
+            </w:r>
+          </w:p>
+        </w:tc>
+      </w:tr>
+      <w:tr>
+        <w:trPr>
+          <w:trHeight w:val="480"/>
+        </w:trPr>
+        <w:tc>
+          <w:tcPr>
+            <w:tcW w:w="9992" w:type="dxa"/>
+          </w:tcPr>
+          <w:p>
+            <w:pPr>
+              <w:jc w:val="center"/>
+              <w:rPr>
+                <w:rFonts w:ascii="Arial" w:hAnsi="Arial" w:cs="Arial"/>
+                <w:b/>
+                <w:sz w:val="28"/>
+                <w:szCs w:val="28"/>
+              </w:rPr>
+            </w:pPr>
+            <w:r>
+              <w:rPr>
+                <w:rFonts w:ascii="Arial" w:hAnsi="Arial" w:cs="Arial"/>
+                <w:b/>
+                <w:sz w:val="28"/>
+                <w:szCs w:val="28"/>
+              </w:rPr>
+              <w:t>CENARIO PRINCIPAL</w:t>
+            </w:r>
+          </w:p>
+        </w:tc>
+      </w:tr>
+      <w:tr>
+        <w:trPr>
+          <w:trHeight w:val="543"/>
+        </w:trPr>
+        <w:tc>
+          <w:tcPr>
+            <w:tcW w:w="9992" w:type="dxa"/>
+          </w:tcPr>
+          <w:p>
+            <w:pPr>
+              <w:pStyle w:val="PargrafodaLista"/>
+              <w:numPr>
+                <w:ilvl w:val="0"/>
+                <w:numId w:val="54"/>
+              </w:numPr>
+              <w:rPr>
+                <w:rFonts w:ascii="Arial" w:hAnsi="Arial" w:cs="Arial"/>
+                <w:b/>
+                <w:sz w:val="24"/>
+                <w:szCs w:val="24"/>
+              </w:rPr>
+            </w:pPr>
+            <w:r>
+              <w:rPr>
+                <w:rFonts w:ascii="Arial" w:hAnsi="Arial" w:cs="Arial"/>
+                <w:b/>
+                <w:sz w:val="24"/>
+                <w:szCs w:val="24"/>
+              </w:rPr>
+              <w:t>Usuário acessa as configurações do temporizador:</w:t>
+            </w:r>
+          </w:p>
+          <w:p>
+            <w:pPr>
+              <w:pStyle w:val="PargrafodaLista"/>
+              <w:numPr>
+                <w:ilvl w:val="0"/>
+                <w:numId w:val="63"/>
+              </w:numPr>
+              <w:rPr>
+                <w:rFonts w:ascii="Arial" w:hAnsi="Arial" w:cs="Arial"/>
+                <w:sz w:val="24"/>
+                <w:szCs w:val="24"/>
+              </w:rPr>
+            </w:pPr>
+            <w:r>
+              <w:rPr>
+                <w:rFonts w:ascii="Arial" w:hAnsi="Arial" w:cs="Arial"/>
+                <w:sz w:val="24"/>
+                <w:szCs w:val="24"/>
+              </w:rPr>
+              <w:t xml:space="preserve">O caso de uso começa quando o usuário clica no ícone de configurações na tela </w:t>
+            </w:r>
+            <w:r>
+              <w:rPr>
+                <w:rFonts w:ascii="Arial" w:hAnsi="Arial" w:cs="Arial"/>
+                <w:sz w:val="24"/>
+                <w:szCs w:val="24"/>
+              </w:rPr>
+              <w:t xml:space="preserve">Home </w:t>
+            </w:r>
+            <w:r>
+              <w:rPr>
+                <w:rFonts w:ascii="Arial" w:hAnsi="Arial" w:cs="Arial"/>
+                <w:sz w:val="24"/>
+                <w:szCs w:val="24"/>
+              </w:rPr>
+              <w:t>do aplicativo e navega até a seção “Pomodoro”.</w:t>
+            </w:r>
+          </w:p>
+          <w:p>
+            <w:pPr>
+              <w:pStyle w:val="PargrafodaLista"/>
+              <w:numPr>
+                <w:ilvl w:val="0"/>
+                <w:numId w:val="54"/>
+              </w:numPr>
+              <w:rPr>
+                <w:rFonts w:ascii="Arial" w:hAnsi="Arial" w:cs="Arial"/>
+                <w:b/>
+                <w:sz w:val="24"/>
+                <w:szCs w:val="24"/>
+              </w:rPr>
+            </w:pPr>
+            <w:r>
+              <w:rPr>
+                <w:rFonts w:ascii="Arial" w:hAnsi="Arial" w:cs="Arial"/>
+                <w:b/>
+                <w:sz w:val="24"/>
+                <w:szCs w:val="24"/>
+              </w:rPr>
+              <w:t>Sistema exibe as durações atuais:</w:t>
+            </w:r>
+          </w:p>
+          <w:p>
+            <w:pPr>
+              <w:pStyle w:val="PargrafodaLista"/>
+              <w:numPr>
+                <w:ilvl w:val="0"/>
+                <w:numId w:val="63"/>
+              </w:numPr>
+              <w:rPr>
+                <w:rFonts w:ascii="Arial" w:hAnsi="Arial" w:cs="Arial"/>
+                <w:sz w:val="24"/>
+                <w:szCs w:val="24"/>
+              </w:rPr>
+            </w:pPr>
+            <w:r>
+              <w:rPr>
+                <w:rFonts w:ascii="Arial" w:hAnsi="Arial" w:cs="Arial"/>
+                <w:sz w:val="24"/>
+                <w:szCs w:val="24"/>
+              </w:rPr>
+              <w:t>O sistema apresenta as durações atuais para:</w:t>
+            </w:r>
+          </w:p>
+          <w:p>
+            <w:pPr>
+              <w:pStyle w:val="PargrafodaLista"/>
+              <w:numPr>
+                <w:ilvl w:val="0"/>
+                <w:numId w:val="63"/>
+              </w:numPr>
+              <w:rPr>
+                <w:rFonts w:ascii="Arial" w:hAnsi="Arial" w:cs="Arial"/>
+                <w:sz w:val="24"/>
+                <w:szCs w:val="24"/>
+              </w:rPr>
+            </w:pPr>
+            <w:r>
+              <w:rPr>
+                <w:rFonts w:ascii="Arial" w:hAnsi="Arial" w:cs="Arial"/>
+                <w:sz w:val="24"/>
+                <w:szCs w:val="24"/>
+              </w:rPr>
+              <w:t>Sessão de Concentração (Pomodoro)</w:t>
+            </w:r>
+          </w:p>
+          <w:p>
+            <w:pPr>
+              <w:pStyle w:val="PargrafodaLista"/>
+              <w:numPr>
+                <w:ilvl w:val="0"/>
+                <w:numId w:val="63"/>
+              </w:numPr>
+              <w:rPr>
+                <w:rFonts w:ascii="Arial" w:hAnsi="Arial" w:cs="Arial"/>
+                <w:b/>
+                <w:sz w:val="24"/>
+                <w:szCs w:val="24"/>
+              </w:rPr>
+            </w:pPr>
+            <w:r>
+              <w:rPr>
+                <w:rFonts w:ascii="Arial" w:hAnsi="Arial" w:cs="Arial"/>
+                <w:sz w:val="24"/>
+                <w:szCs w:val="24"/>
+              </w:rPr>
+              <w:t>Pausa de Descanso</w:t>
+            </w:r>
+          </w:p>
+          <w:p>
+            <w:pPr>
+              <w:pStyle w:val="PargrafodaLista"/>
+              <w:numPr>
+                <w:ilvl w:val="0"/>
+                <w:numId w:val="54"/>
+              </w:numPr>
+              <w:rPr>
+                <w:rFonts w:ascii="Arial" w:hAnsi="Arial" w:cs="Arial"/>
+                <w:b/>
+                <w:sz w:val="24"/>
+                <w:szCs w:val="24"/>
+              </w:rPr>
+            </w:pPr>
+            <w:r>
+              <w:rPr>
+                <w:rFonts w:ascii="Arial" w:hAnsi="Arial" w:cs="Arial"/>
+                <w:b/>
+                <w:sz w:val="24"/>
+                <w:szCs w:val="24"/>
+              </w:rPr>
+              <w:t>Usuário seleciona a opção de editar temporizador:</w:t>
+            </w:r>
+          </w:p>
+          <w:p>
+            <w:pPr>
+              <w:pStyle w:val="PargrafodaLista"/>
+              <w:numPr>
+                <w:ilvl w:val="0"/>
+                <w:numId w:val="67"/>
+              </w:numPr>
+              <w:rPr>
+                <w:rFonts w:ascii="Arial" w:hAnsi="Arial" w:cs="Arial"/>
+                <w:sz w:val="24"/>
+                <w:szCs w:val="24"/>
+              </w:rPr>
+            </w:pPr>
+            <w:r>
+              <w:rPr>
+                <w:rFonts w:ascii="Arial" w:hAnsi="Arial" w:cs="Arial"/>
+                <w:sz w:val="24"/>
+                <w:szCs w:val="24"/>
+              </w:rPr>
+              <w:t>O usuário clica nas opções de “Sessão de Concentração” e “Pausa de Descanso” para ajustar as durações.</w:t>
+            </w:r>
+          </w:p>
+          <w:p>
+            <w:pPr>
+              <w:pStyle w:val="PargrafodaLista"/>
+              <w:numPr>
+                <w:ilvl w:val="0"/>
+                <w:numId w:val="54"/>
+              </w:numPr>
+              <w:rPr>
+                <w:rFonts w:ascii="Arial" w:hAnsi="Arial" w:cs="Arial"/>
+                <w:b/>
+                <w:sz w:val="24"/>
+                <w:szCs w:val="24"/>
+              </w:rPr>
+            </w:pPr>
+            <w:r>
+              <w:rPr>
+                <w:rFonts w:ascii="Arial" w:hAnsi="Arial" w:cs="Arial"/>
+                <w:b/>
+                <w:sz w:val="24"/>
+                <w:szCs w:val="24"/>
+              </w:rPr>
+              <w:t>Usuário modifica as durações:</w:t>
+            </w:r>
+          </w:p>
+          <w:p>
+            <w:pPr>
+              <w:pStyle w:val="PargrafodaLista"/>
+              <w:numPr>
+                <w:ilvl w:val="0"/>
+                <w:numId w:val="67"/>
+              </w:numPr>
+              <w:rPr>
+                <w:rFonts w:ascii="Arial" w:hAnsi="Arial" w:cs="Arial"/>
+                <w:sz w:val="24"/>
+                <w:szCs w:val="24"/>
+              </w:rPr>
+            </w:pPr>
+            <w:r>
+              <w:rPr>
+                <w:rFonts w:ascii="Arial" w:hAnsi="Arial" w:cs="Arial"/>
+                <w:sz w:val="24"/>
+                <w:szCs w:val="24"/>
+              </w:rPr>
+              <w:t>O usuário insere ou seleciona novos valores para:</w:t>
+            </w:r>
+          </w:p>
+          <w:p>
+            <w:pPr>
+              <w:pStyle w:val="PargrafodaLista"/>
+              <w:numPr>
+                <w:ilvl w:val="0"/>
+                <w:numId w:val="67"/>
+              </w:numPr>
+              <w:rPr>
+                <w:rFonts w:ascii="Arial" w:hAnsi="Arial" w:cs="Arial"/>
+                <w:sz w:val="24"/>
+                <w:szCs w:val="24"/>
+              </w:rPr>
+            </w:pPr>
+            <w:r>
+              <w:rPr>
+                <w:rFonts w:ascii="Arial" w:hAnsi="Arial" w:cs="Arial"/>
+                <w:sz w:val="24"/>
+                <w:szCs w:val="24"/>
+              </w:rPr>
+              <w:t>Duração da Sessão de Concentração</w:t>
+            </w:r>
+            <w:r>
+              <w:rPr>
+                <w:rFonts w:ascii="Arial" w:hAnsi="Arial" w:cs="Arial"/>
+                <w:sz w:val="24"/>
+                <w:szCs w:val="24"/>
+              </w:rPr>
+              <w:t>.</w:t>
+            </w:r>
+          </w:p>
+          <w:p>
+            <w:pPr>
+              <w:pStyle w:val="PargrafodaLista"/>
+              <w:numPr>
+                <w:ilvl w:val="0"/>
+                <w:numId w:val="67"/>
+              </w:numPr>
+              <w:rPr>
+                <w:rFonts w:ascii="Arial" w:hAnsi="Arial" w:cs="Arial"/>
+                <w:sz w:val="24"/>
+                <w:szCs w:val="24"/>
+              </w:rPr>
+            </w:pPr>
+            <w:r>
+              <w:rPr>
+                <w:rFonts w:ascii="Arial" w:hAnsi="Arial" w:cs="Arial"/>
+                <w:sz w:val="24"/>
+                <w:szCs w:val="24"/>
+              </w:rPr>
+              <w:t>Duração da Pausa de Descanso</w:t>
+            </w:r>
+            <w:r>
+              <w:rPr>
+                <w:rFonts w:ascii="Arial" w:hAnsi="Arial" w:cs="Arial"/>
+                <w:sz w:val="24"/>
+                <w:szCs w:val="24"/>
+              </w:rPr>
+              <w:t>.</w:t>
+            </w:r>
+          </w:p>
+          <w:p>
+            <w:pPr>
+              <w:pStyle w:val="PargrafodaLista"/>
+              <w:numPr>
+                <w:ilvl w:val="0"/>
+                <w:numId w:val="54"/>
+              </w:numPr>
+              <w:rPr>
+                <w:rFonts w:ascii="Arial" w:hAnsi="Arial" w:cs="Arial"/>
+                <w:b/>
+                <w:sz w:val="24"/>
+                <w:szCs w:val="24"/>
+              </w:rPr>
+            </w:pPr>
+            <w:r>
+              <w:rPr>
+                <w:rFonts w:ascii="Arial" w:hAnsi="Arial" w:cs="Arial"/>
+                <w:b/>
+                <w:sz w:val="24"/>
+                <w:szCs w:val="24"/>
+              </w:rPr>
+              <w:t>•  Usuário confirma as alterações:</w:t>
+            </w:r>
+          </w:p>
+          <w:p>
+            <w:pPr>
+              <w:pStyle w:val="PargrafodaLista"/>
+              <w:numPr>
+                <w:ilvl w:val="0"/>
+                <w:numId w:val="68"/>
+              </w:numPr>
+              <w:rPr>
+                <w:rFonts w:ascii="Arial" w:hAnsi="Arial" w:cs="Arial"/>
+                <w:sz w:val="24"/>
+                <w:szCs w:val="24"/>
+              </w:rPr>
+            </w:pPr>
+            <w:r>
+              <w:rPr>
+                <w:rFonts w:ascii="Arial" w:hAnsi="Arial" w:cs="Arial"/>
+                <w:sz w:val="24"/>
+                <w:szCs w:val="24"/>
+              </w:rPr>
+              <w:t>Após modificar os tempos desejados, o usuário clica no botão "Salvar" ou "Confirmar".</w:t>
+            </w:r>
+          </w:p>
+          <w:p>
+            <w:pPr>
+              <w:pStyle w:val="PargrafodaLista"/>
+              <w:numPr>
+                <w:ilvl w:val="0"/>
+                <w:numId w:val="54"/>
+              </w:numPr>
+              <w:rPr>
+                <w:rFonts w:ascii="Arial" w:hAnsi="Arial" w:cs="Arial"/>
+                <w:b/>
+                <w:sz w:val="24"/>
+                <w:szCs w:val="24"/>
+              </w:rPr>
+            </w:pPr>
+            <w:r>
+              <w:rPr>
+                <w:rFonts w:ascii="Arial" w:hAnsi="Arial" w:cs="Arial"/>
+                <w:b/>
+                <w:sz w:val="24"/>
+                <w:szCs w:val="24"/>
+              </w:rPr>
+              <w:t>Sistema valida os novos valores:</w:t>
+            </w:r>
+          </w:p>
+          <w:p>
+            <w:pPr>
+              <w:pStyle w:val="PargrafodaLista"/>
+              <w:numPr>
+                <w:ilvl w:val="0"/>
+                <w:numId w:val="68"/>
+              </w:numPr>
+              <w:rPr>
+                <w:rFonts w:ascii="Arial" w:hAnsi="Arial" w:cs="Arial"/>
+                <w:sz w:val="24"/>
+                <w:szCs w:val="24"/>
+              </w:rPr>
+            </w:pPr>
+            <w:r>
+              <w:rPr>
+                <w:rFonts w:ascii="Arial" w:hAnsi="Arial" w:cs="Arial"/>
+                <w:sz w:val="24"/>
+                <w:szCs w:val="24"/>
+              </w:rPr>
+              <w:t>O sistema verifica se os valores inseridos são válidos e numéricos (não há restrição de mínimo ou máximo).</w:t>
+            </w:r>
+          </w:p>
+          <w:p>
+            <w:pPr>
+              <w:pStyle w:val="PargrafodaLista"/>
+              <w:numPr>
+                <w:ilvl w:val="0"/>
+                <w:numId w:val="54"/>
+              </w:numPr>
+              <w:rPr>
+                <w:rFonts w:ascii="Arial" w:hAnsi="Arial" w:cs="Arial"/>
+                <w:b/>
+                <w:sz w:val="24"/>
+                <w:szCs w:val="24"/>
+              </w:rPr>
+            </w:pPr>
+            <w:r>
+              <w:rPr>
+                <w:rFonts w:ascii="Arial" w:hAnsi="Arial" w:cs="Arial"/>
+                <w:b/>
+                <w:sz w:val="24"/>
+                <w:szCs w:val="24"/>
+              </w:rPr>
+              <w:t>Sistema salva as alterações:</w:t>
+            </w:r>
+          </w:p>
+          <w:p>
+            <w:pPr>
+              <w:pStyle w:val="PargrafodaLista"/>
+              <w:numPr>
+                <w:ilvl w:val="0"/>
+                <w:numId w:val="68"/>
+              </w:numPr>
+              <w:rPr>
+                <w:rFonts w:ascii="Arial" w:hAnsi="Arial" w:cs="Arial"/>
+                <w:sz w:val="24"/>
+                <w:szCs w:val="24"/>
+              </w:rPr>
+            </w:pPr>
+            <w:r>
+              <w:rPr>
+                <w:rFonts w:ascii="Arial" w:hAnsi="Arial" w:cs="Arial"/>
+                <w:sz w:val="24"/>
+                <w:szCs w:val="24"/>
+              </w:rPr>
+              <w:t>O sistema atualiza as configurações de temporizador no perfil do usuário e armazena os novos valores.</w:t>
+            </w:r>
+          </w:p>
+          <w:p>
+            <w:pPr>
+              <w:pStyle w:val="PargrafodaLista"/>
+              <w:numPr>
+                <w:ilvl w:val="0"/>
+                <w:numId w:val="54"/>
+              </w:numPr>
+              <w:rPr>
+                <w:rFonts w:ascii="Arial" w:hAnsi="Arial" w:cs="Arial"/>
+                <w:b/>
+                <w:sz w:val="24"/>
+                <w:szCs w:val="24"/>
+              </w:rPr>
+            </w:pPr>
+            <w:r>
+              <w:rPr>
+                <w:rFonts w:ascii="Arial" w:hAnsi="Arial" w:cs="Arial"/>
+                <w:b/>
+                <w:sz w:val="24"/>
+                <w:szCs w:val="24"/>
+              </w:rPr>
+              <w:t>Sistema exibe confirmação:</w:t>
+            </w:r>
+          </w:p>
+          <w:p>
+            <w:pPr>
+              <w:pStyle w:val="PargrafodaLista"/>
+              <w:numPr>
+                <w:ilvl w:val="0"/>
+                <w:numId w:val="68"/>
+              </w:numPr>
+              <w:rPr>
+                <w:rFonts w:ascii="Arial" w:hAnsi="Arial" w:cs="Arial"/>
+                <w:sz w:val="24"/>
+                <w:szCs w:val="24"/>
+              </w:rPr>
+            </w:pPr>
+            <w:r>
+              <w:rPr>
+                <w:rFonts w:ascii="Arial" w:hAnsi="Arial" w:cs="Arial"/>
+                <w:sz w:val="24"/>
+                <w:szCs w:val="24"/>
+              </w:rPr>
+              <w:t>O sistema mostra uma mensagem de sucesso indicando que as alterações foram salvas.</w:t>
+            </w:r>
+          </w:p>
+          <w:p>
+            <w:pPr>
+              <w:pStyle w:val="PargrafodaLista"/>
+              <w:numPr>
+                <w:ilvl w:val="0"/>
+                <w:numId w:val="54"/>
+              </w:numPr>
+              <w:rPr>
+                <w:rFonts w:ascii="Arial" w:hAnsi="Arial" w:cs="Arial"/>
+                <w:b/>
+                <w:sz w:val="24"/>
+                <w:szCs w:val="24"/>
+              </w:rPr>
+            </w:pPr>
+            <w:r>
+              <w:rPr>
+                <w:rFonts w:ascii="Arial" w:hAnsi="Arial" w:cs="Arial"/>
+                <w:b/>
+                <w:sz w:val="24"/>
+                <w:szCs w:val="24"/>
+              </w:rPr>
+              <w:t>Usuário visualiza as novas durações:</w:t>
+            </w:r>
+          </w:p>
+          <w:p>
+            <w:pPr>
+              <w:pStyle w:val="PargrafodaLista"/>
+              <w:numPr>
+                <w:ilvl w:val="0"/>
+                <w:numId w:val="68"/>
+              </w:numPr>
+              <w:rPr>
+                <w:rFonts w:ascii="Arial" w:hAnsi="Arial" w:cs="Arial"/>
+                <w:sz w:val="24"/>
+                <w:szCs w:val="24"/>
+              </w:rPr>
+            </w:pPr>
+            <w:r>
+              <w:rPr>
+                <w:rFonts w:ascii="Arial" w:hAnsi="Arial" w:cs="Arial"/>
+                <w:sz w:val="24"/>
+                <w:szCs w:val="24"/>
+              </w:rPr>
+              <w:t>O aplicativo retorna à tela de configurações, exibindo as novas durações personalizadas.</w:t>
+            </w:r>
+          </w:p>
+          <w:p>
+            <w:pPr>
+              <w:pStyle w:val="PargrafodaLista"/>
+              <w:rPr>
+                <w:rFonts w:ascii="Arial" w:hAnsi="Arial" w:cs="Arial"/>
+                <w:sz w:val="24"/>
+                <w:szCs w:val="24"/>
+              </w:rPr>
+            </w:pPr>
+          </w:p>
+        </w:tc>
+      </w:tr>
+      <w:tr>
+        <w:trPr>
+          <w:trHeight w:val="300"/>
+        </w:trPr>
+        <w:tc>
+          <w:tcPr>
+            <w:tcW w:w="9992" w:type="dxa"/>
+          </w:tcPr>
+          <w:p>
+            <w:pPr>
+              <w:jc w:val="center"/>
+              <w:rPr>
+                <w:rFonts w:ascii="Arial" w:hAnsi="Arial" w:cs="Arial"/>
+                <w:b/>
+                <w:bCs/>
+                <w:sz w:val="24"/>
+                <w:szCs w:val="24"/>
+              </w:rPr>
+            </w:pPr>
+            <w:r>
+              <w:rPr>
+                <w:rFonts w:ascii="Arial" w:hAnsi="Arial" w:cs="Arial"/>
+                <w:b/>
+                <w:bCs/>
+                <w:sz w:val="24"/>
+                <w:szCs w:val="24"/>
+              </w:rPr>
+              <w:t>CENÁRIO ALTERNATIVO</w:t>
+            </w:r>
+          </w:p>
+        </w:tc>
+      </w:tr>
+      <w:tr>
+        <w:trPr>
+          <w:trHeight w:val="543"/>
+        </w:trPr>
+        <w:tc>
+          <w:tcPr>
+            <w:tcW w:w="9992" w:type="dxa"/>
+          </w:tcPr>
+          <w:p>
+            <w:pPr>
+              <w:pStyle w:val="PargrafodaLista"/>
+              <w:numPr>
+                <w:ilvl w:val="0"/>
+                <w:numId w:val="53"/>
+              </w:numPr>
+              <w:rPr>
+                <w:rFonts w:ascii="Arial" w:hAnsi="Arial" w:cs="Arial"/>
+                <w:b/>
+                <w:sz w:val="24"/>
+                <w:szCs w:val="24"/>
+              </w:rPr>
+            </w:pPr>
+            <w:r>
+              <w:rPr>
+                <w:rFonts w:ascii="Arial" w:hAnsi="Arial" w:cs="Arial"/>
+                <w:b/>
+                <w:sz w:val="24"/>
+                <w:szCs w:val="24"/>
+              </w:rPr>
+              <w:t>Erro na validação dos tempos:</w:t>
+            </w:r>
+          </w:p>
+          <w:p>
+            <w:pPr>
+              <w:pStyle w:val="PargrafodaLista"/>
+              <w:rPr>
+                <w:rFonts w:ascii="Arial" w:hAnsi="Arial" w:cs="Arial"/>
+                <w:sz w:val="24"/>
+                <w:szCs w:val="24"/>
+              </w:rPr>
+            </w:pPr>
+            <w:r>
+              <w:rPr>
+                <w:rFonts w:ascii="Arial" w:hAnsi="Arial" w:cs="Arial"/>
+                <w:sz w:val="24"/>
+                <w:szCs w:val="24"/>
+              </w:rPr>
+              <w:t>Se o usuário inserir valores fora do intervalo permitido, o sistema exibe uma mensagem de erro.</w:t>
+            </w:r>
+          </w:p>
+          <w:p>
+            <w:pPr>
+              <w:pStyle w:val="PargrafodaLista"/>
+              <w:numPr>
+                <w:ilvl w:val="0"/>
+                <w:numId w:val="64"/>
+              </w:numPr>
+              <w:rPr>
+                <w:rFonts w:ascii="Arial" w:hAnsi="Arial" w:cs="Arial"/>
+                <w:sz w:val="24"/>
+                <w:szCs w:val="24"/>
+              </w:rPr>
+            </w:pPr>
+            <w:r>
+              <w:rPr>
+                <w:rFonts w:ascii="Arial" w:hAnsi="Arial" w:cs="Arial"/>
+                <w:sz w:val="24"/>
+                <w:szCs w:val="24"/>
+              </w:rPr>
+              <w:t>O usuário tenta salvar uma sessão de Pomodoro com menos de 10 minutos.</w:t>
+            </w:r>
+          </w:p>
+          <w:p>
+            <w:pPr>
+              <w:pStyle w:val="PargrafodaLista"/>
+              <w:numPr>
+                <w:ilvl w:val="0"/>
+                <w:numId w:val="64"/>
+              </w:numPr>
+              <w:rPr>
+                <w:rFonts w:ascii="Arial" w:hAnsi="Arial" w:cs="Arial"/>
+                <w:sz w:val="24"/>
+                <w:szCs w:val="24"/>
+              </w:rPr>
+            </w:pPr>
+            <w:r>
+              <w:rPr>
+                <w:rFonts w:ascii="Arial" w:hAnsi="Arial" w:cs="Arial"/>
+                <w:sz w:val="24"/>
+                <w:szCs w:val="24"/>
+              </w:rPr>
+              <w:t>O sistema exibe uma mensagem: “A duração mínima para uma sessão de Pomodoro é de 10 minutos. Por favor, insira um valor válido.”</w:t>
+            </w:r>
+          </w:p>
+          <w:p>
+            <w:pPr>
+              <w:pStyle w:val="PargrafodaLista"/>
+              <w:numPr>
+                <w:ilvl w:val="0"/>
+                <w:numId w:val="64"/>
+              </w:numPr>
+              <w:rPr>
+                <w:rFonts w:ascii="Arial" w:hAnsi="Arial" w:cs="Arial"/>
+                <w:sz w:val="24"/>
+                <w:szCs w:val="24"/>
+              </w:rPr>
+            </w:pPr>
+            <w:r>
+              <w:rPr>
+                <w:rFonts w:ascii="Arial" w:hAnsi="Arial" w:cs="Arial"/>
+                <w:sz w:val="24"/>
+                <w:szCs w:val="24"/>
+              </w:rPr>
+              <w:t>O usuário deve corrigir o valor e tentar novamente.</w:t>
+            </w:r>
+          </w:p>
+        </w:tc>
+      </w:tr>
+      <w:tr>
+        <w:trPr>
+          <w:trHeight w:val="543"/>
+        </w:trPr>
+        <w:tc>
+          <w:tcPr>
+            <w:tcW w:w="9992" w:type="dxa"/>
+          </w:tcPr>
+          <w:p>
+            <w:pPr>
+              <w:jc w:val="center"/>
+              <w:rPr>
+                <w:rFonts w:ascii="Arial" w:hAnsi="Arial" w:cs="Arial"/>
+                <w:b/>
+                <w:bCs/>
+                <w:sz w:val="24"/>
+                <w:szCs w:val="24"/>
+              </w:rPr>
+            </w:pPr>
+            <w:r>
+              <w:rPr>
+                <w:rFonts w:ascii="Arial" w:hAnsi="Arial" w:cs="Arial"/>
+                <w:b/>
+                <w:bCs/>
+                <w:sz w:val="24"/>
+                <w:szCs w:val="24"/>
+              </w:rPr>
+              <w:t>CENÁRIO EXCESSÃO</w:t>
+            </w:r>
+          </w:p>
+        </w:tc>
+      </w:tr>
+      <w:tr>
+        <w:trPr>
+          <w:trHeight w:val="543"/>
+        </w:trPr>
+        <w:tc>
+          <w:tcPr>
+            <w:tcW w:w="9992" w:type="dxa"/>
+          </w:tcPr>
+          <w:p>
+            <w:pPr>
+              <w:pStyle w:val="PargrafodaLista"/>
+              <w:numPr>
+                <w:ilvl w:val="0"/>
+                <w:numId w:val="52"/>
+              </w:numPr>
+              <w:rPr>
+                <w:rFonts w:ascii="Arial" w:hAnsi="Arial" w:cs="Arial"/>
+                <w:b/>
+                <w:bCs/>
+                <w:sz w:val="24"/>
+                <w:szCs w:val="24"/>
+              </w:rPr>
+            </w:pPr>
+            <w:r>
+              <w:rPr>
+                <w:rFonts w:ascii="Arial" w:hAnsi="Arial" w:cs="Arial"/>
+                <w:b/>
+                <w:bCs/>
+                <w:sz w:val="24"/>
+                <w:szCs w:val="24"/>
+              </w:rPr>
+              <w:lastRenderedPageBreak/>
+              <w:t>Falha na Conexão com o Servidor:</w:t>
+            </w:r>
+          </w:p>
+          <w:p>
+            <w:pPr>
+              <w:pStyle w:val="PargrafodaLista"/>
+              <w:numPr>
+                <w:ilvl w:val="0"/>
+                <w:numId w:val="64"/>
+              </w:numPr>
+              <w:rPr>
+                <w:rFonts w:ascii="Arial" w:hAnsi="Arial" w:cs="Arial"/>
+                <w:bCs/>
+                <w:sz w:val="24"/>
+                <w:szCs w:val="24"/>
+              </w:rPr>
+            </w:pPr>
+            <w:r>
+              <w:rPr>
+                <w:rFonts w:ascii="Arial" w:hAnsi="Arial" w:cs="Arial"/>
+                <w:bCs/>
+                <w:sz w:val="24"/>
+                <w:szCs w:val="24"/>
+              </w:rPr>
+              <w:t>Causa: A conexão com o servidor falha durante a tentativa de salvar as novas durações.</w:t>
+            </w:r>
+          </w:p>
+          <w:p>
+            <w:pPr>
+              <w:pStyle w:val="PargrafodaLista"/>
+              <w:numPr>
+                <w:ilvl w:val="0"/>
+                <w:numId w:val="64"/>
+              </w:numPr>
+              <w:rPr>
+                <w:rFonts w:ascii="Arial" w:hAnsi="Arial" w:cs="Arial"/>
+                <w:bCs/>
+                <w:sz w:val="24"/>
+                <w:szCs w:val="24"/>
+              </w:rPr>
+            </w:pPr>
+            <w:r>
+              <w:rPr>
+                <w:rFonts w:ascii="Arial" w:hAnsi="Arial" w:cs="Arial"/>
+                <w:bCs/>
+                <w:sz w:val="24"/>
+                <w:szCs w:val="24"/>
+              </w:rPr>
+              <w:t>Resposta do Sistema: O sistema exibe uma mensagem de erro: “Falha ao salvar as alterações. Verifique sua conexão e tente novamente.”</w:t>
+            </w:r>
+          </w:p>
+          <w:p>
+            <w:pPr>
+              <w:pStyle w:val="PargrafodaLista"/>
+              <w:numPr>
+                <w:ilvl w:val="0"/>
+                <w:numId w:val="64"/>
+              </w:numPr>
+              <w:rPr>
+                <w:rFonts w:ascii="Arial" w:hAnsi="Arial" w:cs="Arial"/>
+                <w:bCs/>
+                <w:sz w:val="24"/>
+                <w:szCs w:val="24"/>
+              </w:rPr>
+            </w:pPr>
+            <w:r>
+              <w:rPr>
+                <w:rFonts w:ascii="Arial" w:hAnsi="Arial" w:cs="Arial"/>
+                <w:bCs/>
+                <w:sz w:val="24"/>
+                <w:szCs w:val="24"/>
+              </w:rPr>
+              <w:t>Ação do Usuário: O usuário deve verificar sua conexão à internet e tentar novamente quando a conexão estiver estável.</w:t>
+            </w:r>
+          </w:p>
+          <w:p>
+            <w:pPr>
+              <w:pStyle w:val="PargrafodaLista"/>
+              <w:numPr>
+                <w:ilvl w:val="0"/>
+                <w:numId w:val="52"/>
+              </w:numPr>
+              <w:rPr>
+                <w:rFonts w:ascii="Arial" w:hAnsi="Arial" w:cs="Arial"/>
+                <w:b/>
+                <w:bCs/>
+                <w:sz w:val="24"/>
+                <w:szCs w:val="24"/>
+              </w:rPr>
+            </w:pPr>
+            <w:r>
+              <w:rPr>
+                <w:rFonts w:ascii="Arial" w:hAnsi="Arial" w:cs="Arial"/>
+                <w:b/>
+                <w:bCs/>
+                <w:sz w:val="24"/>
+                <w:szCs w:val="24"/>
+              </w:rPr>
+              <w:t>Erro no Servidor:</w:t>
+            </w:r>
+          </w:p>
+          <w:p>
+            <w:pPr>
+              <w:pStyle w:val="PargrafodaLista"/>
+              <w:numPr>
+                <w:ilvl w:val="0"/>
+                <w:numId w:val="65"/>
+              </w:numPr>
+              <w:rPr>
+                <w:rFonts w:ascii="Arial" w:hAnsi="Arial" w:cs="Arial"/>
+                <w:bCs/>
+                <w:sz w:val="24"/>
+                <w:szCs w:val="24"/>
+              </w:rPr>
+            </w:pPr>
+            <w:r>
+              <w:rPr>
+                <w:rFonts w:ascii="Arial" w:hAnsi="Arial" w:cs="Arial"/>
+                <w:bCs/>
+                <w:sz w:val="24"/>
+                <w:szCs w:val="24"/>
+              </w:rPr>
+              <w:t>Causa: Ocorre um erro interno no servidor durante o processo de atualização das configurações.</w:t>
+            </w:r>
+          </w:p>
+          <w:p>
+            <w:pPr>
+              <w:pStyle w:val="PargrafodaLista"/>
+              <w:numPr>
+                <w:ilvl w:val="0"/>
+                <w:numId w:val="65"/>
+              </w:numPr>
+              <w:rPr>
+                <w:rFonts w:ascii="Arial" w:hAnsi="Arial" w:cs="Arial"/>
+                <w:bCs/>
+                <w:sz w:val="24"/>
+                <w:szCs w:val="24"/>
+              </w:rPr>
+            </w:pPr>
+            <w:r>
+              <w:rPr>
+                <w:rFonts w:ascii="Arial" w:hAnsi="Arial" w:cs="Arial"/>
+                <w:bCs/>
+                <w:sz w:val="24"/>
+                <w:szCs w:val="24"/>
+              </w:rPr>
+              <w:t>Resposta do Sistema: O sistema exibe uma mensagem de erro: “Erro no sistema. Não foi possível concluir a alteração. Tente novamente mais tarde.”</w:t>
+            </w:r>
+          </w:p>
+          <w:p>
+            <w:pPr>
+              <w:pStyle w:val="PargrafodaLista"/>
+              <w:numPr>
+                <w:ilvl w:val="0"/>
+                <w:numId w:val="65"/>
+              </w:numPr>
+              <w:rPr>
+                <w:rFonts w:ascii="Arial" w:hAnsi="Arial" w:cs="Arial"/>
+                <w:bCs/>
+                <w:sz w:val="24"/>
+                <w:szCs w:val="24"/>
+              </w:rPr>
+            </w:pPr>
+            <w:r>
+              <w:rPr>
+                <w:rFonts w:ascii="Arial" w:hAnsi="Arial" w:cs="Arial"/>
+                <w:bCs/>
+                <w:sz w:val="24"/>
+                <w:szCs w:val="24"/>
+              </w:rPr>
+              <w:t>Ação do Usuário: O usuário deve esperar e tentar novamente em outro momento ou entrar em contato com o suporte técnico.</w:t>
+            </w:r>
+          </w:p>
+          <w:p>
+            <w:pPr>
+              <w:pStyle w:val="PargrafodaLista"/>
+              <w:numPr>
+                <w:ilvl w:val="0"/>
+                <w:numId w:val="52"/>
+              </w:numPr>
+              <w:rPr>
+                <w:rFonts w:ascii="Arial" w:hAnsi="Arial" w:cs="Arial"/>
+                <w:b/>
+                <w:bCs/>
+                <w:sz w:val="24"/>
+                <w:szCs w:val="24"/>
+              </w:rPr>
+            </w:pPr>
+            <w:r>
+              <w:rPr>
+                <w:rFonts w:ascii="Arial" w:hAnsi="Arial" w:cs="Arial"/>
+                <w:b/>
+                <w:bCs/>
+                <w:sz w:val="24"/>
+                <w:szCs w:val="24"/>
+              </w:rPr>
+              <w:t>Sessão Expirada:</w:t>
+            </w:r>
+          </w:p>
+          <w:p>
+            <w:pPr>
+              <w:pStyle w:val="PargrafodaLista"/>
+              <w:numPr>
+                <w:ilvl w:val="0"/>
+                <w:numId w:val="66"/>
+              </w:numPr>
+              <w:rPr>
+                <w:rFonts w:ascii="Arial" w:hAnsi="Arial" w:cs="Arial"/>
+                <w:bCs/>
+                <w:sz w:val="24"/>
+                <w:szCs w:val="24"/>
+              </w:rPr>
+            </w:pPr>
+            <w:r>
+              <w:rPr>
+                <w:rFonts w:ascii="Arial" w:hAnsi="Arial" w:cs="Arial"/>
+                <w:bCs/>
+                <w:sz w:val="24"/>
+                <w:szCs w:val="24"/>
+              </w:rPr>
+              <w:t>Causa: O tempo de sessão do usuário expira enquanto ele está modificando as configurações do temporizador.</w:t>
+            </w:r>
+          </w:p>
+          <w:p>
+            <w:pPr>
+              <w:pStyle w:val="PargrafodaLista"/>
+              <w:numPr>
+                <w:ilvl w:val="0"/>
+                <w:numId w:val="66"/>
+              </w:numPr>
+              <w:rPr>
+                <w:rFonts w:ascii="Arial" w:hAnsi="Arial" w:cs="Arial"/>
+                <w:bCs/>
+                <w:sz w:val="24"/>
+                <w:szCs w:val="24"/>
+              </w:rPr>
+            </w:pPr>
+            <w:r>
+              <w:rPr>
+                <w:rFonts w:ascii="Arial" w:hAnsi="Arial" w:cs="Arial"/>
+                <w:bCs/>
+                <w:sz w:val="24"/>
+                <w:szCs w:val="24"/>
+              </w:rPr>
+              <w:t>Resposta do Sistema: O sistema redireciona o usuário para a tela de login e exibe uma mensagem: “Sua sessão expirou. Por favor, faça login novamente para continuar.”</w:t>
+            </w:r>
+          </w:p>
+          <w:p>
+            <w:pPr>
+              <w:pStyle w:val="PargrafodaLista"/>
+              <w:numPr>
+                <w:ilvl w:val="0"/>
+                <w:numId w:val="66"/>
+              </w:numPr>
+              <w:rPr>
+                <w:rFonts w:ascii="Arial" w:hAnsi="Arial" w:cs="Arial"/>
+                <w:bCs/>
+                <w:sz w:val="24"/>
+                <w:szCs w:val="24"/>
+              </w:rPr>
+            </w:pPr>
+            <w:r>
+              <w:rPr>
+                <w:rFonts w:ascii="Arial" w:hAnsi="Arial" w:cs="Arial"/>
+                <w:bCs/>
+                <w:sz w:val="24"/>
+                <w:szCs w:val="24"/>
+              </w:rPr>
+              <w:t>Ação do Usuário: O usuário deve fazer login novamente para continuar as alterações.</w:t>
+            </w:r>
+          </w:p>
+          <w:p>
+            <w:pPr>
+              <w:jc w:val="center"/>
+              <w:rPr>
+                <w:rFonts w:ascii="Arial" w:hAnsi="Arial" w:cs="Arial"/>
+                <w:b/>
+                <w:bCs/>
+                <w:sz w:val="24"/>
+                <w:szCs w:val="24"/>
+              </w:rPr>
+            </w:pPr>
+          </w:p>
+        </w:tc>
+      </w:tr>
+      <w:tr>
+        <w:trPr>
+          <w:trHeight w:val="543"/>
+        </w:trPr>
+        <w:tc>
+          <w:tcPr>
+            <w:tcW w:w="9992" w:type="dxa"/>
+          </w:tcPr>
+          <w:p>
+            <w:pPr>
+              <w:pStyle w:val="PargrafodaLista"/>
+              <w:ind w:left="765"/>
+              <w:jc w:val="center"/>
+              <w:rPr>
+                <w:rFonts w:ascii="Arial" w:hAnsi="Arial" w:cs="Arial"/>
+                <w:b/>
+                <w:sz w:val="24"/>
+                <w:szCs w:val="24"/>
+              </w:rPr>
+            </w:pPr>
+            <w:r>
+              <w:rPr>
+                <w:rFonts w:ascii="Arial" w:hAnsi="Arial" w:cs="Arial"/>
+                <w:b/>
+                <w:sz w:val="24"/>
+                <w:szCs w:val="24"/>
+              </w:rPr>
+              <w:t>PRÉ-CONDIÇÕES</w:t>
+            </w:r>
+          </w:p>
+        </w:tc>
+      </w:tr>
+      <w:tr>
+        <w:trPr>
+          <w:trHeight w:val="543"/>
+        </w:trPr>
+        <w:tc>
+          <w:tcPr>
+            <w:tcW w:w="9992" w:type="dxa"/>
+          </w:tcPr>
+          <w:p>
+            <w:pPr>
+              <w:pStyle w:val="PargrafodaLista"/>
+              <w:numPr>
+                <w:ilvl w:val="3"/>
+                <w:numId w:val="52"/>
+              </w:numPr>
+              <w:ind w:left="731" w:hanging="425"/>
+              <w:rPr>
+                <w:rFonts w:ascii="Arial" w:hAnsi="Arial" w:cs="Arial"/>
+                <w:sz w:val="24"/>
+                <w:szCs w:val="24"/>
+              </w:rPr>
+            </w:pPr>
+            <w:r>
+              <w:rPr>
+                <w:rFonts w:ascii="Arial" w:hAnsi="Arial" w:cs="Arial"/>
+                <w:sz w:val="24"/>
+                <w:szCs w:val="24"/>
+              </w:rPr>
+              <w:t>O usuário deve estar autenticado no sistema.</w:t>
+            </w:r>
+          </w:p>
+          <w:p>
+            <w:pPr>
+              <w:pStyle w:val="PargrafodaLista"/>
+              <w:numPr>
+                <w:ilvl w:val="3"/>
+                <w:numId w:val="52"/>
+              </w:numPr>
+              <w:ind w:left="731" w:hanging="425"/>
+              <w:rPr>
+                <w:rFonts w:ascii="Arial" w:hAnsi="Arial" w:cs="Arial"/>
+              </w:rPr>
+            </w:pPr>
+            <w:r>
+              <w:rPr>
+                <w:rFonts w:ascii="Arial" w:hAnsi="Arial" w:cs="Arial"/>
+                <w:sz w:val="24"/>
+                <w:szCs w:val="24"/>
+              </w:rPr>
+              <w:t>O usuário deve ter um perfil ativo.</w:t>
+            </w:r>
+          </w:p>
+        </w:tc>
+      </w:tr>
+      <w:tr>
+        <w:trPr>
+          <w:trHeight w:val="543"/>
+        </w:trPr>
+        <w:tc>
+          <w:tcPr>
+            <w:tcW w:w="9992" w:type="dxa"/>
+          </w:tcPr>
+          <w:p>
+            <w:pPr>
+              <w:pStyle w:val="PargrafodaLista"/>
+              <w:ind w:left="765"/>
+              <w:jc w:val="center"/>
+              <w:rPr>
+                <w:rFonts w:ascii="Arial" w:hAnsi="Arial" w:cs="Arial"/>
+                <w:b/>
+                <w:sz w:val="24"/>
+                <w:szCs w:val="24"/>
+              </w:rPr>
+            </w:pPr>
+            <w:r>
+              <w:rPr>
+                <w:rFonts w:ascii="Arial" w:hAnsi="Arial" w:cs="Arial"/>
+                <w:b/>
+                <w:sz w:val="24"/>
+                <w:szCs w:val="24"/>
+              </w:rPr>
+              <w:t>PÓS-CONDIÇÕES</w:t>
+            </w:r>
+          </w:p>
+        </w:tc>
+      </w:tr>
+      <w:tr>
+        <w:trPr>
+          <w:trHeight w:val="543"/>
+        </w:trPr>
+        <w:tc>
+          <w:tcPr>
+            <w:tcW w:w="9992" w:type="dxa"/>
+          </w:tcPr>
+          <w:p>
+            <w:pPr>
+              <w:pStyle w:val="PargrafodaLista"/>
+              <w:numPr>
+                <w:ilvl w:val="0"/>
+                <w:numId w:val="62"/>
+              </w:numPr>
+              <w:rPr>
+                <w:rFonts w:ascii="Arial" w:hAnsi="Arial" w:cs="Arial"/>
+                <w:sz w:val="24"/>
+                <w:szCs w:val="24"/>
+              </w:rPr>
+            </w:pPr>
+            <w:r>
+              <w:rPr>
+                <w:rFonts w:ascii="Arial" w:hAnsi="Arial" w:cs="Arial"/>
+                <w:sz w:val="24"/>
+                <w:szCs w:val="24"/>
+              </w:rPr>
+              <w:t>O temporizador Pomodoro é atualizado com os novos tempos configurados pelo usuário.</w:t>
+            </w:r>
+          </w:p>
+          <w:p>
+            <w:pPr>
+              <w:pStyle w:val="PargrafodaLista"/>
+              <w:numPr>
+                <w:ilvl w:val="0"/>
+                <w:numId w:val="62"/>
+              </w:numPr>
+              <w:rPr>
+                <w:rFonts w:ascii="Arial" w:hAnsi="Arial" w:cs="Arial"/>
+              </w:rPr>
+            </w:pPr>
+            <w:r>
+              <w:rPr>
+                <w:rFonts w:ascii="Arial" w:hAnsi="Arial" w:cs="Arial"/>
+                <w:sz w:val="24"/>
+                <w:szCs w:val="24"/>
+              </w:rPr>
+              <w:t>As próximas sessões utilizarão os tempos personalizados.</w:t>
+            </w:r>
+          </w:p>
+        </w:tc>
+      </w:tr>
+    </w:tbl>
+    <w:p/>
+    <w:p>
+      <w:pPr>
+        <w:rPr>
+          <w:rFonts w:ascii="Arial" w:hAnsi="Arial" w:cs="Arial"/>
+        </w:rPr>
+      </w:pPr>
+    </w:p>
     <w:p>
       <w:pPr>
         <w:spacing w:line="360" w:lineRule="auto"/>
@@ -14049,6 +17066,7 @@
           <w:sz w:val="24"/>
           <w:szCs w:val="24"/>
         </w:rPr>
+        <w:lastRenderedPageBreak/>
         <w:t xml:space="preserve">Kanban e </w:t>
       </w:r>
       <w:r>
@@ -14191,6 +17209,7 @@
           <w:rFonts w:ascii="Arial" w:hAnsi="Arial" w:cs="Arial"/>
           <w:noProof/>
         </w:rPr>
+        <w:lastRenderedPageBreak/>
         <w:drawing>
           <wp:inline distT="0" distB="0" distL="0" distR="0" wp14:anchorId="496E7894" wp14:editId="1A34AB7F">
             <wp:extent cx="5762626" cy="4600575"/>
@@ -15657,6 +18676,7 @@
           <w:sz w:val="24"/>
           <w:szCs w:val="24"/>
         </w:rPr>
+        <w:lastRenderedPageBreak/>
         <w:t>9.2.6 Kanban e Retrospectiva</w:t>
       </w:r>
     </w:p>
@@ -15915,7 +18935,7 @@
               </wp:inline>
             </w:drawing>
           </mc:Choice>
-          <mc:Fallback xmlns:w16sdtdh="http://schemas.microsoft.com/office/word/2020/wordml/sdtdatahash" xmlns:w16du="http://schemas.microsoft.com/office/word/2023/wordml/word16du" xmlns:w16="http://schemas.microsoft.com/office/word/2018/wordml" xmlns:w16cex="http://schemas.microsoft.com/office/word/2018/wordml/cex" xmlns:oel="http://schemas.microsoft.com/office/2019/extlst">
+          <mc:Fallback xmlns:oel="http://schemas.microsoft.com/office/2019/extlst" xmlns:w16cex="http://schemas.microsoft.com/office/word/2018/wordml/cex" xmlns:w16="http://schemas.microsoft.com/office/word/2018/wordml" xmlns:w16du="http://schemas.microsoft.com/office/word/2023/wordml/word16du" xmlns:w16sdtdh="http://schemas.microsoft.com/office/word/2020/wordml/sdtdatahash">
             <w:pict>
               <v:rect w14:anchorId="7827A6F0" id="Retângulo 10" o:spid="_x0000_s1026" alt="image.png" style="width:24.3pt;height:24.3pt;visibility:visible;mso-wrap-style:square;mso-left-percent:-10001;mso-top-percent:-10001;mso-position-horizontal:absolute;mso-position-horizontal-relative:char;mso-position-vertical:absolute;mso-position-vertical-relative:line;mso-left-percent:-10001;mso-top-percent:-10001;v-text-anchor:top" o:gfxdata="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" filled="f" stroked="f">
                 <o:lock v:ext="edit" aspectratio="t"/>
@@ -16522,7 +19542,7 @@
               </wp:inline>
             </w:drawing>
           </mc:Choice>
-          <mc:Fallback xmlns:w16sdtdh="http://schemas.microsoft.com/office/word/2020/wordml/sdtdatahash" xmlns:w16du="http://schemas.microsoft.com/office/word/2023/wordml/word16du" xmlns:w16="http://schemas.microsoft.com/office/word/2018/wordml" xmlns:w16cex="http://schemas.microsoft.com/office/word/2018/wordml/cex" xmlns:oel="http://schemas.microsoft.com/office/2019/extlst">
+          <mc:Fallback xmlns:oel="http://schemas.microsoft.com/office/2019/extlst" xmlns:w16cex="http://schemas.microsoft.com/office/word/2018/wordml/cex" xmlns:w16="http://schemas.microsoft.com/office/word/2018/wordml" xmlns:w16du="http://schemas.microsoft.com/office/word/2023/wordml/word16du" xmlns:w16sdtdh="http://schemas.microsoft.com/office/word/2020/wordml/sdtdatahash">
             <w:pict>
               <v:rect w14:anchorId="029F886D" id="Retângulo 14" o:spid="_x0000_s1026" alt="image.png" style="width:24.3pt;height:24.3pt;visibility:visible;mso-wrap-style:square;mso-left-percent:-10001;mso-top-percent:-10001;mso-position-horizontal:absolute;mso-position-horizontal-relative:char;mso-position-vertical:absolute;mso-position-vertical-relative:line;mso-left-percent:-10001;mso-top-percent:-10001;v-text-anchor:top" o:gfxdata="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" filled="f" stroked="f">
                 <o:lock v:ext="edit" aspectratio="t"/>
@@ -16743,7 +19763,7 @@
               </wp:inline>
             </w:drawing>
           </mc:Choice>
-          <mc:Fallback xmlns:w16sdtdh="http://schemas.microsoft.com/office/word/2020/wordml/sdtdatahash" xmlns:w16du="http://schemas.microsoft.com/office/word/2023/wordml/word16du" xmlns:w16="http://schemas.microsoft.com/office/word/2018/wordml" xmlns:w16cex="http://schemas.microsoft.com/office/word/2018/wordml/cex" xmlns:oel="http://schemas.microsoft.com/office/2019/extlst">
+          <mc:Fallback xmlns:oel="http://schemas.microsoft.com/office/2019/extlst" xmlns:w16cex="http://schemas.microsoft.com/office/word/2018/wordml/cex" xmlns:w16="http://schemas.microsoft.com/office/word/2018/wordml" xmlns:w16du="http://schemas.microsoft.com/office/word/2023/wordml/word16du" xmlns:w16sdtdh="http://schemas.microsoft.com/office/word/2020/wordml/sdtdatahash">
             <w:pict>
               <v:rect w14:anchorId="35F92097" id="Retângulo 16" o:spid="_x0000_s1026" alt="image.png" style="width:24.3pt;height:24.3pt;visibility:visible;mso-wrap-style:square;mso-left-percent:-10001;mso-top-percent:-10001;mso-position-horizontal:absolute;mso-position-horizontal-relative:char;mso-position-vertical:absolute;mso-position-vertical-relative:line;mso-left-percent:-10001;mso-top-percent:-10001;v-text-anchor:top" o:gfxdata="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" filled="f" stroked="f">
                 <o:lock v:ext="edit" aspectratio="t"/>
@@ -16969,7 +19989,6 @@
           <w:szCs w:val="24"/>
           <w:lang w:eastAsia="pt-BR"/>
         </w:rPr>
-        <w:lastRenderedPageBreak/>
         <w:t>Organização</w:t>
       </w:r>
       <w:r>
@@ -17015,6 +20034,7 @@
           <w:szCs w:val="24"/>
           <w:lang w:eastAsia="pt-BR"/>
         </w:rPr>
+        <w:lastRenderedPageBreak/>
         <w:t>Divisão</w:t>
       </w:r>
       <w:r>
@@ -19288,6 +22308,119 @@
 <file path=word/numbering.xml><?xml version="1.0" encoding="utf-8"?>
 <w:numbering xmlns:wpc="http://schemas.microsoft.com/office/word/2010/wordprocessingCanvas" xmlns:cx="http://schemas.microsoft.com/office/drawing/2014/chartex" xmlns:cx1="http://schemas.microsoft.com/office/drawing/2015/9/8/chartex" xmlns:cx2="http://schemas.microsoft.com/office/drawing/2015/10/21/chartex" xmlns:cx3="http://schemas.microsoft.com/office/drawing/2016/5/9/chartex" xmlns:cx4="http://schemas.microsoft.com/office/drawing/2016/5/10/chartex" xmlns:cx5="http://schemas.microsoft.com/office/drawing/2016/5/11/chartex" xmlns:cx6="http://schemas.microsoft.com/office/drawing/2016/5/12/chartex" xmlns:cx7="http://schemas.microsoft.com/office/drawing/2016/5/13/chartex" xmlns:cx8="http://schemas.microsoft.com/office/drawing/2016/5/14/chartex" xmlns:mc="http://schemas.openxmlformats.org/markup-compatibility/2006" xmlns:aink="http://schemas.microsoft.com/office/drawing/2016/ink" xmlns:am3d="http://schemas.microsoft.com/office/drawing/2017/model3d" xmlns:o="urn:schemas-microsoft-com:office:office" xmlns:r="http://schemas.openxmlformats.org/officeDocument/2006/relationships" xmlns:m="http://schemas.openxmlformats.org/officeDocument/2006/math" xmlns:v="urn:schemas-microsoft-com:vml" xmlns:wp14="http://schemas.microsoft.com/office/word/2010/wordprocessingDrawing" xmlns:wp="http://schemas.openxmlformats.org/drawingml/2006/wordprocessingDrawing" xmlns:w10="urn:schemas-microsoft-com:office:word" xmlns:w="http://schemas.openxmlformats.org/wordprocessingml/2006/main" xmlns:w14="http://schemas.microsoft.com/office/word/2010/wordml" xmlns:w15="http://schemas.microsoft.com/office/word/2012/wordml" xmlns:w16cid="http://schemas.microsoft.com/office/word/2016/wordml/cid" xmlns:w16se="http://schemas.microsoft.com/office/word/2015/wordml/symex" xmlns:wpg="http://schemas.microsoft.com/office/word/2010/wordprocessingGroup" xmlns:wpi="http://schemas.microsoft.com/office/word/2010/wordprocessingInk" xmlns:wne="http://schemas.microsoft.com/office/word/2006/wordml" xmlns:wps="http://schemas.microsoft.com/office/word/2010/wordprocessingShape" mc:Ignorable="w14 w15 w16se w16cid wp14">
   <w:abstractNum w:abstractNumId="0" w15:restartNumberingAfterBreak="0">
+    <w:nsid w:val="01D02B9B"/>
+    <w:multiLevelType w:val="hybridMultilevel"/>
+    <w:tmpl w:val="1116C510"/>
+    <w:lvl w:ilvl="0" w:tplc="04160001">
+      <w:start w:val="1"/>
+      <w:numFmt w:val="bullet"/>
+      <w:lvlText w:val=""/>
+      <w:lvlJc w:val="left"/>
+      <w:pPr>
+        <w:ind w:left="1440" w:hanging="360"/>
+      </w:pPr>
+      <w:rPr>
+        <w:rFonts w:ascii="Symbol" w:hAnsi="Symbol" w:hint="default"/>
+      </w:rPr>
+    </w:lvl>
+    <w:lvl w:ilvl="1" w:tplc="04160003" w:tentative="1">
+      <w:start w:val="1"/>
+      <w:numFmt w:val="bullet"/>
+      <w:lvlText w:val="o"/>
+      <w:lvlJc w:val="left"/>
+      <w:pPr>
+        <w:ind w:left="2160" w:hanging="360"/>
+      </w:pPr>
+      <w:rPr>
+        <w:rFonts w:ascii="Courier New" w:hAnsi="Courier New" w:cs="Courier New" w:hint="default"/>
+      </w:rPr>
+    </w:lvl>
+    <w:lvl w:ilvl="2" w:tplc="04160005" w:tentative="1">
+      <w:start w:val="1"/>
+      <w:numFmt w:val="bullet"/>
+      <w:lvlText w:val=""/>
+      <w:lvlJc w:val="left"/>
+      <w:pPr>
+        <w:ind w:left="2880" w:hanging="360"/>
+      </w:pPr>
+      <w:rPr>
+        <w:rFonts w:ascii="Wingdings" w:hAnsi="Wingdings" w:hint="default"/>
+      </w:rPr>
+    </w:lvl>
+    <w:lvl w:ilvl="3" w:tplc="04160001" w:tentative="1">
+      <w:start w:val="1"/>
+      <w:numFmt w:val="bullet"/>
+      <w:lvlText w:val=""/>
+      <w:lvlJc w:val="left"/>
+      <w:pPr>
+        <w:ind w:left="3600" w:hanging="360"/>
+      </w:pPr>
+      <w:rPr>
+        <w:rFonts w:ascii="Symbol" w:hAnsi="Symbol" w:hint="default"/>
+      </w:rPr>
+    </w:lvl>
+    <w:lvl w:ilvl="4" w:tplc="04160003" w:tentative="1">
+      <w:start w:val="1"/>
+      <w:numFmt w:val="bullet"/>
+      <w:lvlText w:val="o"/>
+      <w:lvlJc w:val="left"/>
+      <w:pPr>
+        <w:ind w:left="4320" w:hanging="360"/>
+      </w:pPr>
+      <w:rPr>
+        <w:rFonts w:ascii="Courier New" w:hAnsi="Courier New" w:cs="Courier New" w:hint="default"/>
+      </w:rPr>
+    </w:lvl>
+    <w:lvl w:ilvl="5" w:tplc="04160005" w:tentative="1">
+      <w:start w:val="1"/>
+      <w:numFmt w:val="bullet"/>
+      <w:lvlText w:val=""/>
+      <w:lvlJc w:val="left"/>
+      <w:pPr>
+        <w:ind w:left="5040" w:hanging="360"/>
+      </w:pPr>
+      <w:rPr>
+        <w:rFonts w:ascii="Wingdings" w:hAnsi="Wingdings" w:hint="default"/>
+      </w:rPr>
+    </w:lvl>
+    <w:lvl w:ilvl="6" w:tplc="04160001" w:tentative="1">
+      <w:start w:val="1"/>
+      <w:numFmt w:val="bullet"/>
+      <w:lvlText w:val=""/>
+      <w:lvlJc w:val="left"/>
+      <w:pPr>
+        <w:ind w:left="5760" w:hanging="360"/>
+      </w:pPr>
+      <w:rPr>
+        <w:rFonts w:ascii="Symbol" w:hAnsi="Symbol" w:hint="default"/>
+      </w:rPr>
+    </w:lvl>
+    <w:lvl w:ilvl="7" w:tplc="04160003" w:tentative="1">
+      <w:start w:val="1"/>
+      <w:numFmt w:val="bullet"/>
+      <w:lvlText w:val="o"/>
+      <w:lvlJc w:val="left"/>
+      <w:pPr>
+        <w:ind w:left="6480" w:hanging="360"/>
+      </w:pPr>
+      <w:rPr>
+        <w:rFonts w:ascii="Courier New" w:hAnsi="Courier New" w:cs="Courier New" w:hint="default"/>
+      </w:rPr>
+    </w:lvl>
+    <w:lvl w:ilvl="8" w:tplc="04160005" w:tentative="1">
+      <w:start w:val="1"/>
+      <w:numFmt w:val="bullet"/>
+      <w:lvlText w:val=""/>
+      <w:lvlJc w:val="left"/>
+      <w:pPr>
+        <w:ind w:left="7200" w:hanging="360"/>
+      </w:pPr>
+      <w:rPr>
+        <w:rFonts w:ascii="Wingdings" w:hAnsi="Wingdings" w:hint="default"/>
+      </w:rPr>
+    </w:lvl>
+  </w:abstractNum>
+  <w:abstractNum w:abstractNumId="1" w15:restartNumberingAfterBreak="0">
     <w:nsid w:val="0373FE28"/>
     <w:multiLevelType w:val="hybridMultilevel"/>
     <w:tmpl w:val="98624CA8"/>
@@ -19400,7 +22533,7 @@
       </w:rPr>
     </w:lvl>
   </w:abstractNum>
-  <w:abstractNum w:abstractNumId="1" w15:restartNumberingAfterBreak="0">
+  <w:abstractNum w:abstractNumId="2" w15:restartNumberingAfterBreak="0">
     <w:nsid w:val="08D57B93"/>
     <w:multiLevelType w:val="hybridMultilevel"/>
     <w:tmpl w:val="4DCAD072"/>
@@ -19513,7 +22646,7 @@
       </w:rPr>
     </w:lvl>
   </w:abstractNum>
-  <w:abstractNum w:abstractNumId="2" w15:restartNumberingAfterBreak="0">
+  <w:abstractNum w:abstractNumId="3" w15:restartNumberingAfterBreak="0">
     <w:nsid w:val="0AC2C0CE"/>
     <w:multiLevelType w:val="hybridMultilevel"/>
     <w:tmpl w:val="CB1C6EC4"/>
@@ -19626,7 +22759,7 @@
       </w:rPr>
     </w:lvl>
   </w:abstractNum>
-  <w:abstractNum w:abstractNumId="3" w15:restartNumberingAfterBreak="0">
+  <w:abstractNum w:abstractNumId="4" w15:restartNumberingAfterBreak="0">
     <w:nsid w:val="0AFB7921"/>
     <w:multiLevelType w:val="hybridMultilevel"/>
     <w:tmpl w:val="BF3E4328"/>
@@ -19716,7 +22849,7 @@
       </w:pPr>
     </w:lvl>
   </w:abstractNum>
-  <w:abstractNum w:abstractNumId="4" w15:restartNumberingAfterBreak="0">
+  <w:abstractNum w:abstractNumId="5" w15:restartNumberingAfterBreak="0">
     <w:nsid w:val="0C095A24"/>
     <w:multiLevelType w:val="multilevel"/>
     <w:tmpl w:val="B5EA418C"/>
@@ -19837,7 +22970,233 @@
       </w:pPr>
     </w:lvl>
   </w:abstractNum>
-  <w:abstractNum w:abstractNumId="5" w15:restartNumberingAfterBreak="0">
+  <w:abstractNum w:abstractNumId="6" w15:restartNumberingAfterBreak="0">
+    <w:nsid w:val="13251A31"/>
+    <w:multiLevelType w:val="hybridMultilevel"/>
+    <w:tmpl w:val="0158FE8C"/>
+    <w:lvl w:ilvl="0" w:tplc="04160001">
+      <w:start w:val="1"/>
+      <w:numFmt w:val="bullet"/>
+      <w:lvlText w:val=""/>
+      <w:lvlJc w:val="left"/>
+      <w:pPr>
+        <w:ind w:left="1800" w:hanging="360"/>
+      </w:pPr>
+      <w:rPr>
+        <w:rFonts w:ascii="Symbol" w:hAnsi="Symbol" w:hint="default"/>
+      </w:rPr>
+    </w:lvl>
+    <w:lvl w:ilvl="1" w:tplc="04160003" w:tentative="1">
+      <w:start w:val="1"/>
+      <w:numFmt w:val="bullet"/>
+      <w:lvlText w:val="o"/>
+      <w:lvlJc w:val="left"/>
+      <w:pPr>
+        <w:ind w:left="2520" w:hanging="360"/>
+      </w:pPr>
+      <w:rPr>
+        <w:rFonts w:ascii="Courier New" w:hAnsi="Courier New" w:cs="Courier New" w:hint="default"/>
+      </w:rPr>
+    </w:lvl>
+    <w:lvl w:ilvl="2" w:tplc="04160005" w:tentative="1">
+      <w:start w:val="1"/>
+      <w:numFmt w:val="bullet"/>
+      <w:lvlText w:val=""/>
+      <w:lvlJc w:val="left"/>
+      <w:pPr>
+        <w:ind w:left="3240" w:hanging="360"/>
+      </w:pPr>
+      <w:rPr>
+        <w:rFonts w:ascii="Wingdings" w:hAnsi="Wingdings" w:hint="default"/>
+      </w:rPr>
+    </w:lvl>
+    <w:lvl w:ilvl="3" w:tplc="04160001" w:tentative="1">
+      <w:start w:val="1"/>
+      <w:numFmt w:val="bullet"/>
+      <w:lvlText w:val=""/>
+      <w:lvlJc w:val="left"/>
+      <w:pPr>
+        <w:ind w:left="3960" w:hanging="360"/>
+      </w:pPr>
+      <w:rPr>
+        <w:rFonts w:ascii="Symbol" w:hAnsi="Symbol" w:hint="default"/>
+      </w:rPr>
+    </w:lvl>
+    <w:lvl w:ilvl="4" w:tplc="04160003" w:tentative="1">
+      <w:start w:val="1"/>
+      <w:numFmt w:val="bullet"/>
+      <w:lvlText w:val="o"/>
+      <w:lvlJc w:val="left"/>
+      <w:pPr>
+        <w:ind w:left="4680" w:hanging="360"/>
+      </w:pPr>
+      <w:rPr>
+        <w:rFonts w:ascii="Courier New" w:hAnsi="Courier New" w:cs="Courier New" w:hint="default"/>
+      </w:rPr>
+    </w:lvl>
+    <w:lvl w:ilvl="5" w:tplc="04160005" w:tentative="1">
+      <w:start w:val="1"/>
+      <w:numFmt w:val="bullet"/>
+      <w:lvlText w:val=""/>
+      <w:lvlJc w:val="left"/>
+      <w:pPr>
+        <w:ind w:left="5400" w:hanging="360"/>
+      </w:pPr>
+      <w:rPr>
+        <w:rFonts w:ascii="Wingdings" w:hAnsi="Wingdings" w:hint="default"/>
+      </w:rPr>
+    </w:lvl>
+    <w:lvl w:ilvl="6" w:tplc="04160001" w:tentative="1">
+      <w:start w:val="1"/>
+      <w:numFmt w:val="bullet"/>
+      <w:lvlText w:val=""/>
+      <w:lvlJc w:val="left"/>
+      <w:pPr>
+        <w:ind w:left="6120" w:hanging="360"/>
+      </w:pPr>
+      <w:rPr>
+        <w:rFonts w:ascii="Symbol" w:hAnsi="Symbol" w:hint="default"/>
+      </w:rPr>
+    </w:lvl>
+    <w:lvl w:ilvl="7" w:tplc="04160003" w:tentative="1">
+      <w:start w:val="1"/>
+      <w:numFmt w:val="bullet"/>
+      <w:lvlText w:val="o"/>
+      <w:lvlJc w:val="left"/>
+      <w:pPr>
+        <w:ind w:left="6840" w:hanging="360"/>
+      </w:pPr>
+      <w:rPr>
+        <w:rFonts w:ascii="Courier New" w:hAnsi="Courier New" w:cs="Courier New" w:hint="default"/>
+      </w:rPr>
+    </w:lvl>
+    <w:lvl w:ilvl="8" w:tplc="04160005" w:tentative="1">
+      <w:start w:val="1"/>
+      <w:numFmt w:val="bullet"/>
+      <w:lvlText w:val=""/>
+      <w:lvlJc w:val="left"/>
+      <w:pPr>
+        <w:ind w:left="7560" w:hanging="360"/>
+      </w:pPr>
+      <w:rPr>
+        <w:rFonts w:ascii="Wingdings" w:hAnsi="Wingdings" w:hint="default"/>
+      </w:rPr>
+    </w:lvl>
+  </w:abstractNum>
+  <w:abstractNum w:abstractNumId="7" w15:restartNumberingAfterBreak="0">
+    <w:nsid w:val="139F720E"/>
+    <w:multiLevelType w:val="hybridMultilevel"/>
+    <w:tmpl w:val="A8E4D05C"/>
+    <w:lvl w:ilvl="0" w:tplc="04160001">
+      <w:start w:val="1"/>
+      <w:numFmt w:val="bullet"/>
+      <w:lvlText w:val=""/>
+      <w:lvlJc w:val="left"/>
+      <w:pPr>
+        <w:ind w:left="1440" w:hanging="360"/>
+      </w:pPr>
+      <w:rPr>
+        <w:rFonts w:ascii="Symbol" w:hAnsi="Symbol" w:hint="default"/>
+      </w:rPr>
+    </w:lvl>
+    <w:lvl w:ilvl="1" w:tplc="04160003" w:tentative="1">
+      <w:start w:val="1"/>
+      <w:numFmt w:val="bullet"/>
+      <w:lvlText w:val="o"/>
+      <w:lvlJc w:val="left"/>
+      <w:pPr>
+        <w:ind w:left="2160" w:hanging="360"/>
+      </w:pPr>
+      <w:rPr>
+        <w:rFonts w:ascii="Courier New" w:hAnsi="Courier New" w:cs="Courier New" w:hint="default"/>
+      </w:rPr>
+    </w:lvl>
+    <w:lvl w:ilvl="2" w:tplc="04160005" w:tentative="1">
+      <w:start w:val="1"/>
+      <w:numFmt w:val="bullet"/>
+      <w:lvlText w:val=""/>
+      <w:lvlJc w:val="left"/>
+      <w:pPr>
+        <w:ind w:left="2880" w:hanging="360"/>
+      </w:pPr>
+      <w:rPr>
+        <w:rFonts w:ascii="Wingdings" w:hAnsi="Wingdings" w:hint="default"/>
+      </w:rPr>
+    </w:lvl>
+    <w:lvl w:ilvl="3" w:tplc="04160001" w:tentative="1">
+      <w:start w:val="1"/>
+      <w:numFmt w:val="bullet"/>
+      <w:lvlText w:val=""/>
+      <w:lvlJc w:val="left"/>
+      <w:pPr>
+        <w:ind w:left="3600" w:hanging="360"/>
+      </w:pPr>
+      <w:rPr>
+        <w:rFonts w:ascii="Symbol" w:hAnsi="Symbol" w:hint="default"/>
+      </w:rPr>
+    </w:lvl>
+    <w:lvl w:ilvl="4" w:tplc="04160003" w:tentative="1">
+      <w:start w:val="1"/>
+      <w:numFmt w:val="bullet"/>
+      <w:lvlText w:val="o"/>
+      <w:lvlJc w:val="left"/>
+      <w:pPr>
+        <w:ind w:left="4320" w:hanging="360"/>
+      </w:pPr>
+      <w:rPr>
+        <w:rFonts w:ascii="Courier New" w:hAnsi="Courier New" w:cs="Courier New" w:hint="default"/>
+      </w:rPr>
+    </w:lvl>
+    <w:lvl w:ilvl="5" w:tplc="04160005" w:tentative="1">
+      <w:start w:val="1"/>
+      <w:numFmt w:val="bullet"/>
+      <w:lvlText w:val=""/>
+      <w:lvlJc w:val="left"/>
+      <w:pPr>
+        <w:ind w:left="5040" w:hanging="360"/>
+      </w:pPr>
+      <w:rPr>
+        <w:rFonts w:ascii="Wingdings" w:hAnsi="Wingdings" w:hint="default"/>
+      </w:rPr>
+    </w:lvl>
+    <w:lvl w:ilvl="6" w:tplc="04160001" w:tentative="1">
+      <w:start w:val="1"/>
+      <w:numFmt w:val="bullet"/>
+      <w:lvlText w:val=""/>
+      <w:lvlJc w:val="left"/>
+      <w:pPr>
+        <w:ind w:left="5760" w:hanging="360"/>
+      </w:pPr>
+      <w:rPr>
+        <w:rFonts w:ascii="Symbol" w:hAnsi="Symbol" w:hint="default"/>
+      </w:rPr>
+    </w:lvl>
+    <w:lvl w:ilvl="7" w:tplc="04160003" w:tentative="1">
+      <w:start w:val="1"/>
+      <w:numFmt w:val="bullet"/>
+      <w:lvlText w:val="o"/>
+      <w:lvlJc w:val="left"/>
+      <w:pPr>
+        <w:ind w:left="6480" w:hanging="360"/>
+      </w:pPr>
+      <w:rPr>
+        <w:rFonts w:ascii="Courier New" w:hAnsi="Courier New" w:cs="Courier New" w:hint="default"/>
+      </w:rPr>
+    </w:lvl>
+    <w:lvl w:ilvl="8" w:tplc="04160005" w:tentative="1">
+      <w:start w:val="1"/>
+      <w:numFmt w:val="bullet"/>
+      <w:lvlText w:val=""/>
+      <w:lvlJc w:val="left"/>
+      <w:pPr>
+        <w:ind w:left="7200" w:hanging="360"/>
+      </w:pPr>
+      <w:rPr>
+        <w:rFonts w:ascii="Wingdings" w:hAnsi="Wingdings" w:hint="default"/>
+      </w:rPr>
+    </w:lvl>
+  </w:abstractNum>
+  <w:abstractNum w:abstractNumId="8" w15:restartNumberingAfterBreak="0">
     <w:nsid w:val="16CF2A20"/>
     <w:multiLevelType w:val="multilevel"/>
     <w:tmpl w:val="DE18C9B2"/>
@@ -19959,7 +23318,7 @@
       </w:rPr>
     </w:lvl>
   </w:abstractNum>
-  <w:abstractNum w:abstractNumId="6" w15:restartNumberingAfterBreak="0">
+  <w:abstractNum w:abstractNumId="9" w15:restartNumberingAfterBreak="0">
     <w:nsid w:val="17FE2428"/>
     <w:multiLevelType w:val="multilevel"/>
     <w:tmpl w:val="D6B8EE4A"/>
@@ -20088,7 +23447,7 @@
       </w:rPr>
     </w:lvl>
   </w:abstractNum>
-  <w:abstractNum w:abstractNumId="7" w15:restartNumberingAfterBreak="0">
+  <w:abstractNum w:abstractNumId="10" w15:restartNumberingAfterBreak="0">
     <w:nsid w:val="1A241A05"/>
     <w:multiLevelType w:val="multilevel"/>
     <w:tmpl w:val="EEF23F2C"/>
@@ -20218,7 +23577,7 @@
       </w:rPr>
     </w:lvl>
   </w:abstractNum>
-  <w:abstractNum w:abstractNumId="8" w15:restartNumberingAfterBreak="0">
+  <w:abstractNum w:abstractNumId="11" w15:restartNumberingAfterBreak="0">
     <w:nsid w:val="1BAD675C"/>
     <w:multiLevelType w:val="multilevel"/>
     <w:tmpl w:val="04C8B43A"/>
@@ -20367,7 +23726,7 @@
       </w:rPr>
     </w:lvl>
   </w:abstractNum>
-  <w:abstractNum w:abstractNumId="9" w15:restartNumberingAfterBreak="0">
+  <w:abstractNum w:abstractNumId="12" w15:restartNumberingAfterBreak="0">
     <w:nsid w:val="1C813AAF"/>
     <w:multiLevelType w:val="hybridMultilevel"/>
     <w:tmpl w:val="580ACD06"/>
@@ -20480,7 +23839,7 @@
       </w:rPr>
     </w:lvl>
   </w:abstractNum>
-  <w:abstractNum w:abstractNumId="10" w15:restartNumberingAfterBreak="0">
+  <w:abstractNum w:abstractNumId="13" w15:restartNumberingAfterBreak="0">
     <w:nsid w:val="1DA5067A"/>
     <w:multiLevelType w:val="hybridMultilevel"/>
     <w:tmpl w:val="56CE9DD2"/>
@@ -20593,7 +23952,7 @@
       </w:rPr>
     </w:lvl>
   </w:abstractNum>
-  <w:abstractNum w:abstractNumId="11" w15:restartNumberingAfterBreak="0">
+  <w:abstractNum w:abstractNumId="14" w15:restartNumberingAfterBreak="0">
     <w:nsid w:val="1DA61BDF"/>
     <w:multiLevelType w:val="multilevel"/>
     <w:tmpl w:val="F70C42D8"/>
@@ -20687,7 +24046,7 @@
       </w:pPr>
     </w:lvl>
   </w:abstractNum>
-  <w:abstractNum w:abstractNumId="12" w15:restartNumberingAfterBreak="0">
+  <w:abstractNum w:abstractNumId="15" w15:restartNumberingAfterBreak="0">
     <w:nsid w:val="1E125F33"/>
     <w:multiLevelType w:val="multilevel"/>
     <w:tmpl w:val="F70C42D8"/>
@@ -20808,7 +24167,7 @@
       </w:rPr>
     </w:lvl>
   </w:abstractNum>
-  <w:abstractNum w:abstractNumId="13" w15:restartNumberingAfterBreak="0">
+  <w:abstractNum w:abstractNumId="16" w15:restartNumberingAfterBreak="0">
     <w:nsid w:val="1F9F837C"/>
     <w:multiLevelType w:val="hybridMultilevel"/>
     <w:tmpl w:val="FD26629C"/>
@@ -20921,7 +24280,96 @@
       </w:rPr>
     </w:lvl>
   </w:abstractNum>
-  <w:abstractNum w:abstractNumId="14" w15:restartNumberingAfterBreak="0">
+  <w:abstractNum w:abstractNumId="17" w15:restartNumberingAfterBreak="0">
+    <w:nsid w:val="207C7480"/>
+    <w:multiLevelType w:val="hybridMultilevel"/>
+    <w:tmpl w:val="BB729C9C"/>
+    <w:lvl w:ilvl="0" w:tplc="7CF8ABFA">
+      <w:start w:val="1"/>
+      <w:numFmt w:val="decimal"/>
+      <w:lvlText w:val="%1."/>
+      <w:lvlJc w:val="left"/>
+      <w:pPr>
+        <w:ind w:left="1485" w:hanging="360"/>
+      </w:pPr>
+      <w:rPr>
+        <w:b/>
+      </w:rPr>
+    </w:lvl>
+    <w:lvl w:ilvl="1" w:tplc="04160019" w:tentative="1">
+      <w:start w:val="1"/>
+      <w:numFmt w:val="lowerLetter"/>
+      <w:lvlText w:val="%2."/>
+      <w:lvlJc w:val="left"/>
+      <w:pPr>
+        <w:ind w:left="2205" w:hanging="360"/>
+      </w:pPr>
+    </w:lvl>
+    <w:lvl w:ilvl="2" w:tplc="0416001B" w:tentative="1">
+      <w:start w:val="1"/>
+      <w:numFmt w:val="lowerRoman"/>
+      <w:lvlText w:val="%3."/>
+      <w:lvlJc w:val="right"/>
+      <w:pPr>
+        <w:ind w:left="2925" w:hanging="180"/>
+      </w:pPr>
+    </w:lvl>
+    <w:lvl w:ilvl="3" w:tplc="0416000F" w:tentative="1">
+      <w:start w:val="1"/>
+      <w:numFmt w:val="decimal"/>
+      <w:lvlText w:val="%4."/>
+      <w:lvlJc w:val="left"/>
+      <w:pPr>
+        <w:ind w:left="3645" w:hanging="360"/>
+      </w:pPr>
+    </w:lvl>
+    <w:lvl w:ilvl="4" w:tplc="04160019" w:tentative="1">
+      <w:start w:val="1"/>
+      <w:numFmt w:val="lowerLetter"/>
+      <w:lvlText w:val="%5."/>
+      <w:lvlJc w:val="left"/>
+      <w:pPr>
+        <w:ind w:left="4365" w:hanging="360"/>
+      </w:pPr>
+    </w:lvl>
+    <w:lvl w:ilvl="5" w:tplc="0416001B" w:tentative="1">
+      <w:start w:val="1"/>
+      <w:numFmt w:val="lowerRoman"/>
+      <w:lvlText w:val="%6."/>
+      <w:lvlJc w:val="right"/>
+      <w:pPr>
+        <w:ind w:left="5085" w:hanging="180"/>
+      </w:pPr>
+    </w:lvl>
+    <w:lvl w:ilvl="6" w:tplc="0416000F" w:tentative="1">
+      <w:start w:val="1"/>
+      <w:numFmt w:val="decimal"/>
+      <w:lvlText w:val="%7."/>
+      <w:lvlJc w:val="left"/>
+      <w:pPr>
+        <w:ind w:left="5805" w:hanging="360"/>
+      </w:pPr>
+    </w:lvl>
+    <w:lvl w:ilvl="7" w:tplc="04160019" w:tentative="1">
+      <w:start w:val="1"/>
+      <w:numFmt w:val="lowerLetter"/>
+      <w:lvlText w:val="%8."/>
+      <w:lvlJc w:val="left"/>
+      <w:pPr>
+        <w:ind w:left="6525" w:hanging="360"/>
+      </w:pPr>
+    </w:lvl>
+    <w:lvl w:ilvl="8" w:tplc="0416001B" w:tentative="1">
+      <w:start w:val="1"/>
+      <w:numFmt w:val="lowerRoman"/>
+      <w:lvlText w:val="%9."/>
+      <w:lvlJc w:val="right"/>
+      <w:pPr>
+        <w:ind w:left="7245" w:hanging="180"/>
+      </w:pPr>
+    </w:lvl>
+  </w:abstractNum>
+  <w:abstractNum w:abstractNumId="18" w15:restartNumberingAfterBreak="0">
     <w:nsid w:val="20D41BF3"/>
     <w:multiLevelType w:val="multilevel"/>
     <w:tmpl w:val="F20A33FC"/>
@@ -21038,7 +24486,7 @@
       </w:pPr>
     </w:lvl>
   </w:abstractNum>
-  <w:abstractNum w:abstractNumId="15" w15:restartNumberingAfterBreak="0">
+  <w:abstractNum w:abstractNumId="19" w15:restartNumberingAfterBreak="0">
     <w:nsid w:val="222C1837"/>
     <w:multiLevelType w:val="multilevel"/>
     <w:tmpl w:val="6C1CCC6E"/>
@@ -21187,7 +24635,7 @@
       </w:rPr>
     </w:lvl>
   </w:abstractNum>
-  <w:abstractNum w:abstractNumId="16" w15:restartNumberingAfterBreak="0">
+  <w:abstractNum w:abstractNumId="20" w15:restartNumberingAfterBreak="0">
     <w:nsid w:val="22E31FCD"/>
     <w:multiLevelType w:val="multilevel"/>
     <w:tmpl w:val="84EE1076"/>
@@ -21304,7 +24752,7 @@
       </w:pPr>
     </w:lvl>
   </w:abstractNum>
-  <w:abstractNum w:abstractNumId="17" w15:restartNumberingAfterBreak="0">
+  <w:abstractNum w:abstractNumId="21" w15:restartNumberingAfterBreak="0">
     <w:nsid w:val="23B9375B"/>
     <w:multiLevelType w:val="hybridMultilevel"/>
     <w:tmpl w:val="CFA43FD0"/>
@@ -21390,7 +24838,7 @@
       </w:pPr>
     </w:lvl>
   </w:abstractNum>
-  <w:abstractNum w:abstractNumId="18" w15:restartNumberingAfterBreak="0">
+  <w:abstractNum w:abstractNumId="22" w15:restartNumberingAfterBreak="0">
     <w:nsid w:val="26A54A90"/>
     <w:multiLevelType w:val="hybridMultilevel"/>
     <w:tmpl w:val="651C38E0"/>
@@ -21503,7 +24951,7 @@
       </w:rPr>
     </w:lvl>
   </w:abstractNum>
-  <w:abstractNum w:abstractNumId="19" w15:restartNumberingAfterBreak="0">
+  <w:abstractNum w:abstractNumId="23" w15:restartNumberingAfterBreak="0">
     <w:nsid w:val="28062DB1"/>
     <w:multiLevelType w:val="hybridMultilevel"/>
     <w:tmpl w:val="26A25FE0"/>
@@ -21616,7 +25064,7 @@
       </w:rPr>
     </w:lvl>
   </w:abstractNum>
-  <w:abstractNum w:abstractNumId="20" w15:restartNumberingAfterBreak="0">
+  <w:abstractNum w:abstractNumId="24" w15:restartNumberingAfterBreak="0">
     <w:nsid w:val="28B31FB9"/>
     <w:multiLevelType w:val="multilevel"/>
     <w:tmpl w:val="A8C05508"/>
@@ -21705,7 +25153,7 @@
       </w:pPr>
     </w:lvl>
   </w:abstractNum>
-  <w:abstractNum w:abstractNumId="21" w15:restartNumberingAfterBreak="0">
+  <w:abstractNum w:abstractNumId="25" w15:restartNumberingAfterBreak="0">
     <w:nsid w:val="28EC2056"/>
     <w:multiLevelType w:val="multilevel"/>
     <w:tmpl w:val="5A922EB8"/>
@@ -21854,7 +25302,120 @@
       </w:rPr>
     </w:lvl>
   </w:abstractNum>
-  <w:abstractNum w:abstractNumId="22" w15:restartNumberingAfterBreak="0">
+  <w:abstractNum w:abstractNumId="26" w15:restartNumberingAfterBreak="0">
+    <w:nsid w:val="297232C5"/>
+    <w:multiLevelType w:val="hybridMultilevel"/>
+    <w:tmpl w:val="E6085A84"/>
+    <w:lvl w:ilvl="0" w:tplc="04160001">
+      <w:start w:val="1"/>
+      <w:numFmt w:val="bullet"/>
+      <w:lvlText w:val=""/>
+      <w:lvlJc w:val="left"/>
+      <w:pPr>
+        <w:ind w:left="1440" w:hanging="360"/>
+      </w:pPr>
+      <w:rPr>
+        <w:rFonts w:ascii="Symbol" w:hAnsi="Symbol" w:hint="default"/>
+      </w:rPr>
+    </w:lvl>
+    <w:lvl w:ilvl="1" w:tplc="04160003" w:tentative="1">
+      <w:start w:val="1"/>
+      <w:numFmt w:val="bullet"/>
+      <w:lvlText w:val="o"/>
+      <w:lvlJc w:val="left"/>
+      <w:pPr>
+        <w:ind w:left="2160" w:hanging="360"/>
+      </w:pPr>
+      <w:rPr>
+        <w:rFonts w:ascii="Courier New" w:hAnsi="Courier New" w:cs="Courier New" w:hint="default"/>
+      </w:rPr>
+    </w:lvl>
+    <w:lvl w:ilvl="2" w:tplc="04160005" w:tentative="1">
+      <w:start w:val="1"/>
+      <w:numFmt w:val="bullet"/>
+      <w:lvlText w:val=""/>
+      <w:lvlJc w:val="left"/>
+      <w:pPr>
+        <w:ind w:left="2880" w:hanging="360"/>
+      </w:pPr>
+      <w:rPr>
+        <w:rFonts w:ascii="Wingdings" w:hAnsi="Wingdings" w:hint="default"/>
+      </w:rPr>
+    </w:lvl>
+    <w:lvl w:ilvl="3" w:tplc="04160001" w:tentative="1">
+      <w:start w:val="1"/>
+      <w:numFmt w:val="bullet"/>
+      <w:lvlText w:val=""/>
+      <w:lvlJc w:val="left"/>
+      <w:pPr>
+        <w:ind w:left="3600" w:hanging="360"/>
+      </w:pPr>
+      <w:rPr>
+        <w:rFonts w:ascii="Symbol" w:hAnsi="Symbol" w:hint="default"/>
+      </w:rPr>
+    </w:lvl>
+    <w:lvl w:ilvl="4" w:tplc="04160003" w:tentative="1">
+      <w:start w:val="1"/>
+      <w:numFmt w:val="bullet"/>
+      <w:lvlText w:val="o"/>
+      <w:lvlJc w:val="left"/>
+      <w:pPr>
+        <w:ind w:left="4320" w:hanging="360"/>
+      </w:pPr>
+      <w:rPr>
+        <w:rFonts w:ascii="Courier New" w:hAnsi="Courier New" w:cs="Courier New" w:hint="default"/>
+      </w:rPr>
+    </w:lvl>
+    <w:lvl w:ilvl="5" w:tplc="04160005" w:tentative="1">
+      <w:start w:val="1"/>
+      <w:numFmt w:val="bullet"/>
+      <w:lvlText w:val=""/>
+      <w:lvlJc w:val="left"/>
+      <w:pPr>
+        <w:ind w:left="5040" w:hanging="360"/>
+      </w:pPr>
+      <w:rPr>
+        <w:rFonts w:ascii="Wingdings" w:hAnsi="Wingdings" w:hint="default"/>
+      </w:rPr>
+    </w:lvl>
+    <w:lvl w:ilvl="6" w:tplc="04160001" w:tentative="1">
+      <w:start w:val="1"/>
+      <w:numFmt w:val="bullet"/>
+      <w:lvlText w:val=""/>
+      <w:lvlJc w:val="left"/>
+      <w:pPr>
+        <w:ind w:left="5760" w:hanging="360"/>
+      </w:pPr>
+      <w:rPr>
+        <w:rFonts w:ascii="Symbol" w:hAnsi="Symbol" w:hint="default"/>
+      </w:rPr>
+    </w:lvl>
+    <w:lvl w:ilvl="7" w:tplc="04160003" w:tentative="1">
+      <w:start w:val="1"/>
+      <w:numFmt w:val="bullet"/>
+      <w:lvlText w:val="o"/>
+      <w:lvlJc w:val="left"/>
+      <w:pPr>
+        <w:ind w:left="6480" w:hanging="360"/>
+      </w:pPr>
+      <w:rPr>
+        <w:rFonts w:ascii="Courier New" w:hAnsi="Courier New" w:cs="Courier New" w:hint="default"/>
+      </w:rPr>
+    </w:lvl>
+    <w:lvl w:ilvl="8" w:tplc="04160005" w:tentative="1">
+      <w:start w:val="1"/>
+      <w:numFmt w:val="bullet"/>
+      <w:lvlText w:val=""/>
+      <w:lvlJc w:val="left"/>
+      <w:pPr>
+        <w:ind w:left="7200" w:hanging="360"/>
+      </w:pPr>
+      <w:rPr>
+        <w:rFonts w:ascii="Wingdings" w:hAnsi="Wingdings" w:hint="default"/>
+      </w:rPr>
+    </w:lvl>
+  </w:abstractNum>
+  <w:abstractNum w:abstractNumId="27" w15:restartNumberingAfterBreak="0">
     <w:nsid w:val="2A383C93"/>
     <w:multiLevelType w:val="hybridMultilevel"/>
     <w:tmpl w:val="57361CA2"/>
@@ -21940,7 +25501,7 @@
       </w:pPr>
     </w:lvl>
   </w:abstractNum>
-  <w:abstractNum w:abstractNumId="23" w15:restartNumberingAfterBreak="0">
+  <w:abstractNum w:abstractNumId="28" w15:restartNumberingAfterBreak="0">
     <w:nsid w:val="2DD1705E"/>
     <w:multiLevelType w:val="multilevel"/>
     <w:tmpl w:val="46A82D74"/>
@@ -22061,7 +25622,7 @@
       </w:rPr>
     </w:lvl>
   </w:abstractNum>
-  <w:abstractNum w:abstractNumId="24" w15:restartNumberingAfterBreak="0">
+  <w:abstractNum w:abstractNumId="29" w15:restartNumberingAfterBreak="0">
     <w:nsid w:val="2FC0F728"/>
     <w:multiLevelType w:val="hybridMultilevel"/>
     <w:tmpl w:val="964AFB7E"/>
@@ -22174,7 +25735,7 @@
       </w:rPr>
     </w:lvl>
   </w:abstractNum>
-  <w:abstractNum w:abstractNumId="25" w15:restartNumberingAfterBreak="0">
+  <w:abstractNum w:abstractNumId="30" w15:restartNumberingAfterBreak="0">
     <w:nsid w:val="30641EBB"/>
     <w:multiLevelType w:val="hybridMultilevel"/>
     <w:tmpl w:val="EE864ADA"/>
@@ -22264,7 +25825,7 @@
       </w:pPr>
     </w:lvl>
   </w:abstractNum>
-  <w:abstractNum w:abstractNumId="26" w15:restartNumberingAfterBreak="0">
+  <w:abstractNum w:abstractNumId="31" w15:restartNumberingAfterBreak="0">
     <w:nsid w:val="312E74A5"/>
     <w:multiLevelType w:val="hybridMultilevel"/>
     <w:tmpl w:val="392CC20E"/>
@@ -22377,7 +25938,7 @@
       </w:rPr>
     </w:lvl>
   </w:abstractNum>
-  <w:abstractNum w:abstractNumId="27" w15:restartNumberingAfterBreak="0">
+  <w:abstractNum w:abstractNumId="32" w15:restartNumberingAfterBreak="0">
     <w:nsid w:val="359831F1"/>
     <w:multiLevelType w:val="hybridMultilevel"/>
     <w:tmpl w:val="F01055DC"/>
@@ -22490,7 +26051,7 @@
       </w:rPr>
     </w:lvl>
   </w:abstractNum>
-  <w:abstractNum w:abstractNumId="28" w15:restartNumberingAfterBreak="0">
+  <w:abstractNum w:abstractNumId="33" w15:restartNumberingAfterBreak="0">
     <w:nsid w:val="37F038CE"/>
     <w:multiLevelType w:val="multilevel"/>
     <w:tmpl w:val="C2C0F950"/>
@@ -22613,7 +26174,7 @@
       </w:rPr>
     </w:lvl>
   </w:abstractNum>
-  <w:abstractNum w:abstractNumId="29" w15:restartNumberingAfterBreak="0">
+  <w:abstractNum w:abstractNumId="34" w15:restartNumberingAfterBreak="0">
     <w:nsid w:val="3B4A7A1D"/>
     <w:multiLevelType w:val="hybridMultilevel"/>
     <w:tmpl w:val="8BF4B4DC"/>
@@ -22726,7 +26287,7 @@
       </w:rPr>
     </w:lvl>
   </w:abstractNum>
-  <w:abstractNum w:abstractNumId="30" w15:restartNumberingAfterBreak="0">
+  <w:abstractNum w:abstractNumId="35" w15:restartNumberingAfterBreak="0">
     <w:nsid w:val="3EB0336B"/>
     <w:multiLevelType w:val="multilevel"/>
     <w:tmpl w:val="ADAA086A"/>
@@ -22843,7 +26404,7 @@
       </w:pPr>
     </w:lvl>
   </w:abstractNum>
-  <w:abstractNum w:abstractNumId="31" w15:restartNumberingAfterBreak="0">
+  <w:abstractNum w:abstractNumId="36" w15:restartNumberingAfterBreak="0">
     <w:nsid w:val="42323993"/>
     <w:multiLevelType w:val="multilevel"/>
     <w:tmpl w:val="1B3E64DA"/>
@@ -22992,7 +26553,120 @@
       </w:rPr>
     </w:lvl>
   </w:abstractNum>
-  <w:abstractNum w:abstractNumId="32" w15:restartNumberingAfterBreak="0">
+  <w:abstractNum w:abstractNumId="37" w15:restartNumberingAfterBreak="0">
+    <w:nsid w:val="42F579C6"/>
+    <w:multiLevelType w:val="hybridMultilevel"/>
+    <w:tmpl w:val="B330D352"/>
+    <w:lvl w:ilvl="0" w:tplc="04160001">
+      <w:start w:val="1"/>
+      <w:numFmt w:val="bullet"/>
+      <w:lvlText w:val=""/>
+      <w:lvlJc w:val="left"/>
+      <w:pPr>
+        <w:ind w:left="1440" w:hanging="360"/>
+      </w:pPr>
+      <w:rPr>
+        <w:rFonts w:ascii="Symbol" w:hAnsi="Symbol" w:hint="default"/>
+      </w:rPr>
+    </w:lvl>
+    <w:lvl w:ilvl="1" w:tplc="04160003" w:tentative="1">
+      <w:start w:val="1"/>
+      <w:numFmt w:val="bullet"/>
+      <w:lvlText w:val="o"/>
+      <w:lvlJc w:val="left"/>
+      <w:pPr>
+        <w:ind w:left="2160" w:hanging="360"/>
+      </w:pPr>
+      <w:rPr>
+        <w:rFonts w:ascii="Courier New" w:hAnsi="Courier New" w:cs="Courier New" w:hint="default"/>
+      </w:rPr>
+    </w:lvl>
+    <w:lvl w:ilvl="2" w:tplc="04160005" w:tentative="1">
+      <w:start w:val="1"/>
+      <w:numFmt w:val="bullet"/>
+      <w:lvlText w:val=""/>
+      <w:lvlJc w:val="left"/>
+      <w:pPr>
+        <w:ind w:left="2880" w:hanging="360"/>
+      </w:pPr>
+      <w:rPr>
+        <w:rFonts w:ascii="Wingdings" w:hAnsi="Wingdings" w:hint="default"/>
+      </w:rPr>
+    </w:lvl>
+    <w:lvl w:ilvl="3" w:tplc="04160001" w:tentative="1">
+      <w:start w:val="1"/>
+      <w:numFmt w:val="bullet"/>
+      <w:lvlText w:val=""/>
+      <w:lvlJc w:val="left"/>
+      <w:pPr>
+        <w:ind w:left="3600" w:hanging="360"/>
+      </w:pPr>
+      <w:rPr>
+        <w:rFonts w:ascii="Symbol" w:hAnsi="Symbol" w:hint="default"/>
+      </w:rPr>
+    </w:lvl>
+    <w:lvl w:ilvl="4" w:tplc="04160003" w:tentative="1">
+      <w:start w:val="1"/>
+      <w:numFmt w:val="bullet"/>
+      <w:lvlText w:val="o"/>
+      <w:lvlJc w:val="left"/>
+      <w:pPr>
+        <w:ind w:left="4320" w:hanging="360"/>
+      </w:pPr>
+      <w:rPr>
+        <w:rFonts w:ascii="Courier New" w:hAnsi="Courier New" w:cs="Courier New" w:hint="default"/>
+      </w:rPr>
+    </w:lvl>
+    <w:lvl w:ilvl="5" w:tplc="04160005" w:tentative="1">
+      <w:start w:val="1"/>
+      <w:numFmt w:val="bullet"/>
+      <w:lvlText w:val=""/>
+      <w:lvlJc w:val="left"/>
+      <w:pPr>
+        <w:ind w:left="5040" w:hanging="360"/>
+      </w:pPr>
+      <w:rPr>
+        <w:rFonts w:ascii="Wingdings" w:hAnsi="Wingdings" w:hint="default"/>
+      </w:rPr>
+    </w:lvl>
+    <w:lvl w:ilvl="6" w:tplc="04160001" w:tentative="1">
+      <w:start w:val="1"/>
+      <w:numFmt w:val="bullet"/>
+      <w:lvlText w:val=""/>
+      <w:lvlJc w:val="left"/>
+      <w:pPr>
+        <w:ind w:left="5760" w:hanging="360"/>
+      </w:pPr>
+      <w:rPr>
+        <w:rFonts w:ascii="Symbol" w:hAnsi="Symbol" w:hint="default"/>
+      </w:rPr>
+    </w:lvl>
+    <w:lvl w:ilvl="7" w:tplc="04160003" w:tentative="1">
+      <w:start w:val="1"/>
+      <w:numFmt w:val="bullet"/>
+      <w:lvlText w:val="o"/>
+      <w:lvlJc w:val="left"/>
+      <w:pPr>
+        <w:ind w:left="6480" w:hanging="360"/>
+      </w:pPr>
+      <w:rPr>
+        <w:rFonts w:ascii="Courier New" w:hAnsi="Courier New" w:cs="Courier New" w:hint="default"/>
+      </w:rPr>
+    </w:lvl>
+    <w:lvl w:ilvl="8" w:tplc="04160005" w:tentative="1">
+      <w:start w:val="1"/>
+      <w:numFmt w:val="bullet"/>
+      <w:lvlText w:val=""/>
+      <w:lvlJc w:val="left"/>
+      <w:pPr>
+        <w:ind w:left="7200" w:hanging="360"/>
+      </w:pPr>
+      <w:rPr>
+        <w:rFonts w:ascii="Wingdings" w:hAnsi="Wingdings" w:hint="default"/>
+      </w:rPr>
+    </w:lvl>
+  </w:abstractNum>
+  <w:abstractNum w:abstractNumId="38" w15:restartNumberingAfterBreak="0">
     <w:nsid w:val="432471FC"/>
     <w:multiLevelType w:val="multilevel"/>
     <w:tmpl w:val="2EB0898C"/>
@@ -23141,7 +26815,346 @@
       </w:rPr>
     </w:lvl>
   </w:abstractNum>
-  <w:abstractNum w:abstractNumId="33" w15:restartNumberingAfterBreak="0">
+  <w:abstractNum w:abstractNumId="39" w15:restartNumberingAfterBreak="0">
+    <w:nsid w:val="4325228B"/>
+    <w:multiLevelType w:val="hybridMultilevel"/>
+    <w:tmpl w:val="372C06A6"/>
+    <w:lvl w:ilvl="0" w:tplc="04160001">
+      <w:start w:val="1"/>
+      <w:numFmt w:val="bullet"/>
+      <w:lvlText w:val=""/>
+      <w:lvlJc w:val="left"/>
+      <w:pPr>
+        <w:ind w:left="1440" w:hanging="360"/>
+      </w:pPr>
+      <w:rPr>
+        <w:rFonts w:ascii="Symbol" w:hAnsi="Symbol" w:hint="default"/>
+      </w:rPr>
+    </w:lvl>
+    <w:lvl w:ilvl="1" w:tplc="04160003" w:tentative="1">
+      <w:start w:val="1"/>
+      <w:numFmt w:val="bullet"/>
+      <w:lvlText w:val="o"/>
+      <w:lvlJc w:val="left"/>
+      <w:pPr>
+        <w:ind w:left="2160" w:hanging="360"/>
+      </w:pPr>
+      <w:rPr>
+        <w:rFonts w:ascii="Courier New" w:hAnsi="Courier New" w:cs="Courier New" w:hint="default"/>
+      </w:rPr>
+    </w:lvl>
+    <w:lvl w:ilvl="2" w:tplc="04160005" w:tentative="1">
+      <w:start w:val="1"/>
+      <w:numFmt w:val="bullet"/>
+      <w:lvlText w:val=""/>
+      <w:lvlJc w:val="left"/>
+      <w:pPr>
+        <w:ind w:left="2880" w:hanging="360"/>
+      </w:pPr>
+      <w:rPr>
+        <w:rFonts w:ascii="Wingdings" w:hAnsi="Wingdings" w:hint="default"/>
+      </w:rPr>
+    </w:lvl>
+    <w:lvl w:ilvl="3" w:tplc="04160001" w:tentative="1">
+      <w:start w:val="1"/>
+      <w:numFmt w:val="bullet"/>
+      <w:lvlText w:val=""/>
+      <w:lvlJc w:val="left"/>
+      <w:pPr>
+        <w:ind w:left="3600" w:hanging="360"/>
+      </w:pPr>
+      <w:rPr>
+        <w:rFonts w:ascii="Symbol" w:hAnsi="Symbol" w:hint="default"/>
+      </w:rPr>
+    </w:lvl>
+    <w:lvl w:ilvl="4" w:tplc="04160003" w:tentative="1">
+      <w:start w:val="1"/>
+      <w:numFmt w:val="bullet"/>
+      <w:lvlText w:val="o"/>
+      <w:lvlJc w:val="left"/>
+      <w:pPr>
+        <w:ind w:left="4320" w:hanging="360"/>
+      </w:pPr>
+      <w:rPr>
+        <w:rFonts w:ascii="Courier New" w:hAnsi="Courier New" w:cs="Courier New" w:hint="default"/>
+      </w:rPr>
+    </w:lvl>
+    <w:lvl w:ilvl="5" w:tplc="04160005" w:tentative="1">
+      <w:start w:val="1"/>
+      <w:numFmt w:val="bullet"/>
+      <w:lvlText w:val=""/>
+      <w:lvlJc w:val="left"/>
+      <w:pPr>
+        <w:ind w:left="5040" w:hanging="360"/>
+      </w:pPr>
+      <w:rPr>
+        <w:rFonts w:ascii="Wingdings" w:hAnsi="Wingdings" w:hint="default"/>
+      </w:rPr>
+    </w:lvl>
+    <w:lvl w:ilvl="6" w:tplc="04160001" w:tentative="1">
+      <w:start w:val="1"/>
+      <w:numFmt w:val="bullet"/>
+      <w:lvlText w:val=""/>
+      <w:lvlJc w:val="left"/>
+      <w:pPr>
+        <w:ind w:left="5760" w:hanging="360"/>
+      </w:pPr>
+      <w:rPr>
+        <w:rFonts w:ascii="Symbol" w:hAnsi="Symbol" w:hint="default"/>
+      </w:rPr>
+    </w:lvl>
+    <w:lvl w:ilvl="7" w:tplc="04160003" w:tentative="1">
+      <w:start w:val="1"/>
+      <w:numFmt w:val="bullet"/>
+      <w:lvlText w:val="o"/>
+      <w:lvlJc w:val="left"/>
+      <w:pPr>
+        <w:ind w:left="6480" w:hanging="360"/>
+      </w:pPr>
+      <w:rPr>
+        <w:rFonts w:ascii="Courier New" w:hAnsi="Courier New" w:cs="Courier New" w:hint="default"/>
+      </w:rPr>
+    </w:lvl>
+    <w:lvl w:ilvl="8" w:tplc="04160005" w:tentative="1">
+      <w:start w:val="1"/>
+      <w:numFmt w:val="bullet"/>
+      <w:lvlText w:val=""/>
+      <w:lvlJc w:val="left"/>
+      <w:pPr>
+        <w:ind w:left="7200" w:hanging="360"/>
+      </w:pPr>
+      <w:rPr>
+        <w:rFonts w:ascii="Wingdings" w:hAnsi="Wingdings" w:hint="default"/>
+      </w:rPr>
+    </w:lvl>
+  </w:abstractNum>
+  <w:abstractNum w:abstractNumId="40" w15:restartNumberingAfterBreak="0">
+    <w:nsid w:val="45272D59"/>
+    <w:multiLevelType w:val="hybridMultilevel"/>
+    <w:tmpl w:val="350ED9AA"/>
+    <w:lvl w:ilvl="0" w:tplc="04160001">
+      <w:start w:val="1"/>
+      <w:numFmt w:val="bullet"/>
+      <w:lvlText w:val=""/>
+      <w:lvlJc w:val="left"/>
+      <w:pPr>
+        <w:ind w:left="1440" w:hanging="360"/>
+      </w:pPr>
+      <w:rPr>
+        <w:rFonts w:ascii="Symbol" w:hAnsi="Symbol" w:hint="default"/>
+      </w:rPr>
+    </w:lvl>
+    <w:lvl w:ilvl="1" w:tplc="04160003" w:tentative="1">
+      <w:start w:val="1"/>
+      <w:numFmt w:val="bullet"/>
+      <w:lvlText w:val="o"/>
+      <w:lvlJc w:val="left"/>
+      <w:pPr>
+        <w:ind w:left="2160" w:hanging="360"/>
+      </w:pPr>
+      <w:rPr>
+        <w:rFonts w:ascii="Courier New" w:hAnsi="Courier New" w:cs="Courier New" w:hint="default"/>
+      </w:rPr>
+    </w:lvl>
+    <w:lvl w:ilvl="2" w:tplc="04160005" w:tentative="1">
+      <w:start w:val="1"/>
+      <w:numFmt w:val="bullet"/>
+      <w:lvlText w:val=""/>
+      <w:lvlJc w:val="left"/>
+      <w:pPr>
+        <w:ind w:left="2880" w:hanging="360"/>
+      </w:pPr>
+      <w:rPr>
+        <w:rFonts w:ascii="Wingdings" w:hAnsi="Wingdings" w:hint="default"/>
+      </w:rPr>
+    </w:lvl>
+    <w:lvl w:ilvl="3" w:tplc="04160001" w:tentative="1">
+      <w:start w:val="1"/>
+      <w:numFmt w:val="bullet"/>
+      <w:lvlText w:val=""/>
+      <w:lvlJc w:val="left"/>
+      <w:pPr>
+        <w:ind w:left="3600" w:hanging="360"/>
+      </w:pPr>
+      <w:rPr>
+        <w:rFonts w:ascii="Symbol" w:hAnsi="Symbol" w:hint="default"/>
+      </w:rPr>
+    </w:lvl>
+    <w:lvl w:ilvl="4" w:tplc="04160003" w:tentative="1">
+      <w:start w:val="1"/>
+      <w:numFmt w:val="bullet"/>
+      <w:lvlText w:val="o"/>
+      <w:lvlJc w:val="left"/>
+      <w:pPr>
+        <w:ind w:left="4320" w:hanging="360"/>
+      </w:pPr>
+      <w:rPr>
+        <w:rFonts w:ascii="Courier New" w:hAnsi="Courier New" w:cs="Courier New" w:hint="default"/>
+      </w:rPr>
+    </w:lvl>
+    <w:lvl w:ilvl="5" w:tplc="04160005" w:tentative="1">
+      <w:start w:val="1"/>
+      <w:numFmt w:val="bullet"/>
+      <w:lvlText w:val=""/>
+      <w:lvlJc w:val="left"/>
+      <w:pPr>
+        <w:ind w:left="5040" w:hanging="360"/>
+      </w:pPr>
+      <w:rPr>
+        <w:rFonts w:ascii="Wingdings" w:hAnsi="Wingdings" w:hint="default"/>
+      </w:rPr>
+    </w:lvl>
+    <w:lvl w:ilvl="6" w:tplc="04160001" w:tentative="1">
+      <w:start w:val="1"/>
+      <w:numFmt w:val="bullet"/>
+      <w:lvlText w:val=""/>
+      <w:lvlJc w:val="left"/>
+      <w:pPr>
+        <w:ind w:left="5760" w:hanging="360"/>
+      </w:pPr>
+      <w:rPr>
+        <w:rFonts w:ascii="Symbol" w:hAnsi="Symbol" w:hint="default"/>
+      </w:rPr>
+    </w:lvl>
+    <w:lvl w:ilvl="7" w:tplc="04160003" w:tentative="1">
+      <w:start w:val="1"/>
+      <w:numFmt w:val="bullet"/>
+      <w:lvlText w:val="o"/>
+      <w:lvlJc w:val="left"/>
+      <w:pPr>
+        <w:ind w:left="6480" w:hanging="360"/>
+      </w:pPr>
+      <w:rPr>
+        <w:rFonts w:ascii="Courier New" w:hAnsi="Courier New" w:cs="Courier New" w:hint="default"/>
+      </w:rPr>
+    </w:lvl>
+    <w:lvl w:ilvl="8" w:tplc="04160005" w:tentative="1">
+      <w:start w:val="1"/>
+      <w:numFmt w:val="bullet"/>
+      <w:lvlText w:val=""/>
+      <w:lvlJc w:val="left"/>
+      <w:pPr>
+        <w:ind w:left="7200" w:hanging="360"/>
+      </w:pPr>
+      <w:rPr>
+        <w:rFonts w:ascii="Wingdings" w:hAnsi="Wingdings" w:hint="default"/>
+      </w:rPr>
+    </w:lvl>
+  </w:abstractNum>
+  <w:abstractNum w:abstractNumId="41" w15:restartNumberingAfterBreak="0">
+    <w:nsid w:val="47D27B56"/>
+    <w:multiLevelType w:val="hybridMultilevel"/>
+    <w:tmpl w:val="EE0863EE"/>
+    <w:lvl w:ilvl="0" w:tplc="04160001">
+      <w:start w:val="1"/>
+      <w:numFmt w:val="bullet"/>
+      <w:lvlText w:val=""/>
+      <w:lvlJc w:val="left"/>
+      <w:pPr>
+        <w:ind w:left="1440" w:hanging="360"/>
+      </w:pPr>
+      <w:rPr>
+        <w:rFonts w:ascii="Symbol" w:hAnsi="Symbol" w:hint="default"/>
+      </w:rPr>
+    </w:lvl>
+    <w:lvl w:ilvl="1" w:tplc="04160003" w:tentative="1">
+      <w:start w:val="1"/>
+      <w:numFmt w:val="bullet"/>
+      <w:lvlText w:val="o"/>
+      <w:lvlJc w:val="left"/>
+      <w:pPr>
+        <w:ind w:left="2160" w:hanging="360"/>
+      </w:pPr>
+      <w:rPr>
+        <w:rFonts w:ascii="Courier New" w:hAnsi="Courier New" w:cs="Courier New" w:hint="default"/>
+      </w:rPr>
+    </w:lvl>
+    <w:lvl w:ilvl="2" w:tplc="04160005" w:tentative="1">
+      <w:start w:val="1"/>
+      <w:numFmt w:val="bullet"/>
+      <w:lvlText w:val=""/>
+      <w:lvlJc w:val="left"/>
+      <w:pPr>
+        <w:ind w:left="2880" w:hanging="360"/>
+      </w:pPr>
+      <w:rPr>
+        <w:rFonts w:ascii="Wingdings" w:hAnsi="Wingdings" w:hint="default"/>
+      </w:rPr>
+    </w:lvl>
+    <w:lvl w:ilvl="3" w:tplc="04160001" w:tentative="1">
+      <w:start w:val="1"/>
+      <w:numFmt w:val="bullet"/>
+      <w:lvlText w:val=""/>
+      <w:lvlJc w:val="left"/>
+      <w:pPr>
+        <w:ind w:left="3600" w:hanging="360"/>
+      </w:pPr>
+      <w:rPr>
+        <w:rFonts w:ascii="Symbol" w:hAnsi="Symbol" w:hint="default"/>
+      </w:rPr>
+    </w:lvl>
+    <w:lvl w:ilvl="4" w:tplc="04160003" w:tentative="1">
+      <w:start w:val="1"/>
+      <w:numFmt w:val="bullet"/>
+      <w:lvlText w:val="o"/>
+      <w:lvlJc w:val="left"/>
+      <w:pPr>
+        <w:ind w:left="4320" w:hanging="360"/>
+      </w:pPr>
+      <w:rPr>
+        <w:rFonts w:ascii="Courier New" w:hAnsi="Courier New" w:cs="Courier New" w:hint="default"/>
+      </w:rPr>
+    </w:lvl>
+    <w:lvl w:ilvl="5" w:tplc="04160005" w:tentative="1">
+      <w:start w:val="1"/>
+      <w:numFmt w:val="bullet"/>
+      <w:lvlText w:val=""/>
+      <w:lvlJc w:val="left"/>
+      <w:pPr>
+        <w:ind w:left="5040" w:hanging="360"/>
+      </w:pPr>
+      <w:rPr>
+        <w:rFonts w:ascii="Wingdings" w:hAnsi="Wingdings" w:hint="default"/>
+      </w:rPr>
+    </w:lvl>
+    <w:lvl w:ilvl="6" w:tplc="04160001" w:tentative="1">
+      <w:start w:val="1"/>
+      <w:numFmt w:val="bullet"/>
+      <w:lvlText w:val=""/>
+      <w:lvlJc w:val="left"/>
+      <w:pPr>
+        <w:ind w:left="5760" w:hanging="360"/>
+      </w:pPr>
+      <w:rPr>
+        <w:rFonts w:ascii="Symbol" w:hAnsi="Symbol" w:hint="default"/>
+      </w:rPr>
+    </w:lvl>
+    <w:lvl w:ilvl="7" w:tplc="04160003" w:tentative="1">
+      <w:start w:val="1"/>
+      <w:numFmt w:val="bullet"/>
+      <w:lvlText w:val="o"/>
+      <w:lvlJc w:val="left"/>
+      <w:pPr>
+        <w:ind w:left="6480" w:hanging="360"/>
+      </w:pPr>
+      <w:rPr>
+        <w:rFonts w:ascii="Courier New" w:hAnsi="Courier New" w:cs="Courier New" w:hint="default"/>
+      </w:rPr>
+    </w:lvl>
+    <w:lvl w:ilvl="8" w:tplc="04160005" w:tentative="1">
+      <w:start w:val="1"/>
+      <w:numFmt w:val="bullet"/>
+      <w:lvlText w:val=""/>
+      <w:lvlJc w:val="left"/>
+      <w:pPr>
+        <w:ind w:left="7200" w:hanging="360"/>
+      </w:pPr>
+      <w:rPr>
+        <w:rFonts w:ascii="Wingdings" w:hAnsi="Wingdings" w:hint="default"/>
+      </w:rPr>
+    </w:lvl>
+  </w:abstractNum>
+  <w:abstractNum w:abstractNumId="42" w15:restartNumberingAfterBreak="0">
     <w:nsid w:val="4A0F7870"/>
     <w:multiLevelType w:val="multilevel"/>
     <w:tmpl w:val="F20A33FC"/>
@@ -23258,7 +27271,7 @@
       </w:pPr>
     </w:lvl>
   </w:abstractNum>
-  <w:abstractNum w:abstractNumId="34" w15:restartNumberingAfterBreak="0">
+  <w:abstractNum w:abstractNumId="43" w15:restartNumberingAfterBreak="0">
     <w:nsid w:val="4AD633D6"/>
     <w:multiLevelType w:val="multilevel"/>
     <w:tmpl w:val="270424DE"/>
@@ -23372,7 +27385,7 @@
       </w:rPr>
     </w:lvl>
   </w:abstractNum>
-  <w:abstractNum w:abstractNumId="35" w15:restartNumberingAfterBreak="0">
+  <w:abstractNum w:abstractNumId="44" w15:restartNumberingAfterBreak="0">
     <w:nsid w:val="4AE90F7B"/>
     <w:multiLevelType w:val="multilevel"/>
     <w:tmpl w:val="18362EAE"/>
@@ -23521,7 +27534,7 @@
       </w:rPr>
     </w:lvl>
   </w:abstractNum>
-  <w:abstractNum w:abstractNumId="36" w15:restartNumberingAfterBreak="0">
+  <w:abstractNum w:abstractNumId="45" w15:restartNumberingAfterBreak="0">
     <w:nsid w:val="4D86413D"/>
     <w:multiLevelType w:val="multilevel"/>
     <w:tmpl w:val="160622EC"/>
@@ -23634,7 +27647,7 @@
       </w:pPr>
     </w:lvl>
   </w:abstractNum>
-  <w:abstractNum w:abstractNumId="37" w15:restartNumberingAfterBreak="0">
+  <w:abstractNum w:abstractNumId="46" w15:restartNumberingAfterBreak="0">
     <w:nsid w:val="4E031745"/>
     <w:multiLevelType w:val="multilevel"/>
     <w:tmpl w:val="EB3E482C"/>
@@ -23783,7 +27796,7 @@
       </w:rPr>
     </w:lvl>
   </w:abstractNum>
-  <w:abstractNum w:abstractNumId="38" w15:restartNumberingAfterBreak="0">
+  <w:abstractNum w:abstractNumId="47" w15:restartNumberingAfterBreak="0">
     <w:nsid w:val="4E282BA0"/>
     <w:multiLevelType w:val="hybridMultilevel"/>
     <w:tmpl w:val="7B2A8EDC"/>
@@ -23873,7 +27886,7 @@
       </w:pPr>
     </w:lvl>
   </w:abstractNum>
-  <w:abstractNum w:abstractNumId="39" w15:restartNumberingAfterBreak="0">
+  <w:abstractNum w:abstractNumId="48" w15:restartNumberingAfterBreak="0">
     <w:nsid w:val="55739BFC"/>
     <w:multiLevelType w:val="hybridMultilevel"/>
     <w:tmpl w:val="A02C6470"/>
@@ -23986,7 +27999,7 @@
       </w:rPr>
     </w:lvl>
   </w:abstractNum>
-  <w:abstractNum w:abstractNumId="40" w15:restartNumberingAfterBreak="0">
+  <w:abstractNum w:abstractNumId="49" w15:restartNumberingAfterBreak="0">
     <w:nsid w:val="56B23B97"/>
     <w:multiLevelType w:val="hybridMultilevel"/>
     <w:tmpl w:val="342E4D7A"/>
@@ -24099,7 +28112,7 @@
       </w:rPr>
     </w:lvl>
   </w:abstractNum>
-  <w:abstractNum w:abstractNumId="41" w15:restartNumberingAfterBreak="0">
+  <w:abstractNum w:abstractNumId="50" w15:restartNumberingAfterBreak="0">
     <w:nsid w:val="581F6C6C"/>
     <w:multiLevelType w:val="hybridMultilevel"/>
     <w:tmpl w:val="87F68C84"/>
@@ -24212,7 +28225,7 @@
       </w:rPr>
     </w:lvl>
   </w:abstractNum>
-  <w:abstractNum w:abstractNumId="42" w15:restartNumberingAfterBreak="0">
+  <w:abstractNum w:abstractNumId="51" w15:restartNumberingAfterBreak="0">
     <w:nsid w:val="59D46C9D"/>
     <w:multiLevelType w:val="hybridMultilevel"/>
     <w:tmpl w:val="07FA55B6"/>
@@ -24302,7 +28315,7 @@
       </w:pPr>
     </w:lvl>
   </w:abstractNum>
-  <w:abstractNum w:abstractNumId="43" w15:restartNumberingAfterBreak="0">
+  <w:abstractNum w:abstractNumId="52" w15:restartNumberingAfterBreak="0">
     <w:nsid w:val="5F6A1EA8"/>
     <w:multiLevelType w:val="multilevel"/>
     <w:tmpl w:val="7C623276"/>
@@ -24451,7 +28464,7 @@
       </w:rPr>
     </w:lvl>
   </w:abstractNum>
-  <w:abstractNum w:abstractNumId="44" w15:restartNumberingAfterBreak="0">
+  <w:abstractNum w:abstractNumId="53" w15:restartNumberingAfterBreak="0">
     <w:nsid w:val="6315B04D"/>
     <w:multiLevelType w:val="hybridMultilevel"/>
     <w:tmpl w:val="754A1794"/>
@@ -24564,7 +28577,120 @@
       </w:rPr>
     </w:lvl>
   </w:abstractNum>
-  <w:abstractNum w:abstractNumId="45" w15:restartNumberingAfterBreak="0">
+  <w:abstractNum w:abstractNumId="54" w15:restartNumberingAfterBreak="0">
+    <w:nsid w:val="658B450E"/>
+    <w:multiLevelType w:val="hybridMultilevel"/>
+    <w:tmpl w:val="D4E26220"/>
+    <w:lvl w:ilvl="0" w:tplc="04160001">
+      <w:start w:val="1"/>
+      <w:numFmt w:val="bullet"/>
+      <w:lvlText w:val=""/>
+      <w:lvlJc w:val="left"/>
+      <w:pPr>
+        <w:ind w:left="1495" w:hanging="360"/>
+      </w:pPr>
+      <w:rPr>
+        <w:rFonts w:ascii="Symbol" w:hAnsi="Symbol" w:hint="default"/>
+      </w:rPr>
+    </w:lvl>
+    <w:lvl w:ilvl="1" w:tplc="04160003" w:tentative="1">
+      <w:start w:val="1"/>
+      <w:numFmt w:val="bullet"/>
+      <w:lvlText w:val="o"/>
+      <w:lvlJc w:val="left"/>
+      <w:pPr>
+        <w:ind w:left="2215" w:hanging="360"/>
+      </w:pPr>
+      <w:rPr>
+        <w:rFonts w:ascii="Courier New" w:hAnsi="Courier New" w:cs="Courier New" w:hint="default"/>
+      </w:rPr>
+    </w:lvl>
+    <w:lvl w:ilvl="2" w:tplc="04160005" w:tentative="1">
+      <w:start w:val="1"/>
+      <w:numFmt w:val="bullet"/>
+      <w:lvlText w:val=""/>
+      <w:lvlJc w:val="left"/>
+      <w:pPr>
+        <w:ind w:left="2935" w:hanging="360"/>
+      </w:pPr>
+      <w:rPr>
+        <w:rFonts w:ascii="Wingdings" w:hAnsi="Wingdings" w:hint="default"/>
+      </w:rPr>
+    </w:lvl>
+    <w:lvl w:ilvl="3" w:tplc="04160001" w:tentative="1">
+      <w:start w:val="1"/>
+      <w:numFmt w:val="bullet"/>
+      <w:lvlText w:val=""/>
+      <w:lvlJc w:val="left"/>
+      <w:pPr>
+        <w:ind w:left="3655" w:hanging="360"/>
+      </w:pPr>
+      <w:rPr>
+        <w:rFonts w:ascii="Symbol" w:hAnsi="Symbol" w:hint="default"/>
+      </w:rPr>
+    </w:lvl>
+    <w:lvl w:ilvl="4" w:tplc="04160003" w:tentative="1">
+      <w:start w:val="1"/>
+      <w:numFmt w:val="bullet"/>
+      <w:lvlText w:val="o"/>
+      <w:lvlJc w:val="left"/>
+      <w:pPr>
+        <w:ind w:left="4375" w:hanging="360"/>
+      </w:pPr>
+      <w:rPr>
+        <w:rFonts w:ascii="Courier New" w:hAnsi="Courier New" w:cs="Courier New" w:hint="default"/>
+      </w:rPr>
+    </w:lvl>
+    <w:lvl w:ilvl="5" w:tplc="04160005" w:tentative="1">
+      <w:start w:val="1"/>
+      <w:numFmt w:val="bullet"/>
+      <w:lvlText w:val=""/>
+      <w:lvlJc w:val="left"/>
+      <w:pPr>
+        <w:ind w:left="5095" w:hanging="360"/>
+      </w:pPr>
+      <w:rPr>
+        <w:rFonts w:ascii="Wingdings" w:hAnsi="Wingdings" w:hint="default"/>
+      </w:rPr>
+    </w:lvl>
+    <w:lvl w:ilvl="6" w:tplc="04160001" w:tentative="1">
+      <w:start w:val="1"/>
+      <w:numFmt w:val="bullet"/>
+      <w:lvlText w:val=""/>
+      <w:lvlJc w:val="left"/>
+      <w:pPr>
+        <w:ind w:left="5815" w:hanging="360"/>
+      </w:pPr>
+      <w:rPr>
+        <w:rFonts w:ascii="Symbol" w:hAnsi="Symbol" w:hint="default"/>
+      </w:rPr>
+    </w:lvl>
+    <w:lvl w:ilvl="7" w:tplc="04160003" w:tentative="1">
+      <w:start w:val="1"/>
+      <w:numFmt w:val="bullet"/>
+      <w:lvlText w:val="o"/>
+      <w:lvlJc w:val="left"/>
+      <w:pPr>
+        <w:ind w:left="6535" w:hanging="360"/>
+      </w:pPr>
+      <w:rPr>
+        <w:rFonts w:ascii="Courier New" w:hAnsi="Courier New" w:cs="Courier New" w:hint="default"/>
+      </w:rPr>
+    </w:lvl>
+    <w:lvl w:ilvl="8" w:tplc="04160005" w:tentative="1">
+      <w:start w:val="1"/>
+      <w:numFmt w:val="bullet"/>
+      <w:lvlText w:val=""/>
+      <w:lvlJc w:val="left"/>
+      <w:pPr>
+        <w:ind w:left="7255" w:hanging="360"/>
+      </w:pPr>
+      <w:rPr>
+        <w:rFonts w:ascii="Wingdings" w:hAnsi="Wingdings" w:hint="default"/>
+      </w:rPr>
+    </w:lvl>
+  </w:abstractNum>
+  <w:abstractNum w:abstractNumId="55" w15:restartNumberingAfterBreak="0">
     <w:nsid w:val="66F3F9ED"/>
     <w:multiLevelType w:val="hybridMultilevel"/>
     <w:tmpl w:val="38429AA4"/>
@@ -24650,7 +28776,120 @@
       </w:pPr>
     </w:lvl>
   </w:abstractNum>
-  <w:abstractNum w:abstractNumId="46" w15:restartNumberingAfterBreak="0">
+  <w:abstractNum w:abstractNumId="56" w15:restartNumberingAfterBreak="0">
+    <w:nsid w:val="683F0FB4"/>
+    <w:multiLevelType w:val="hybridMultilevel"/>
+    <w:tmpl w:val="42C872F0"/>
+    <w:lvl w:ilvl="0" w:tplc="04160001">
+      <w:start w:val="1"/>
+      <w:numFmt w:val="bullet"/>
+      <w:lvlText w:val=""/>
+      <w:lvlJc w:val="left"/>
+      <w:pPr>
+        <w:ind w:left="1800" w:hanging="360"/>
+      </w:pPr>
+      <w:rPr>
+        <w:rFonts w:ascii="Symbol" w:hAnsi="Symbol" w:hint="default"/>
+      </w:rPr>
+    </w:lvl>
+    <w:lvl w:ilvl="1" w:tplc="04160003" w:tentative="1">
+      <w:start w:val="1"/>
+      <w:numFmt w:val="bullet"/>
+      <w:lvlText w:val="o"/>
+      <w:lvlJc w:val="left"/>
+      <w:pPr>
+        <w:ind w:left="2520" w:hanging="360"/>
+      </w:pPr>
+      <w:rPr>
+        <w:rFonts w:ascii="Courier New" w:hAnsi="Courier New" w:cs="Courier New" w:hint="default"/>
+      </w:rPr>
+    </w:lvl>
+    <w:lvl w:ilvl="2" w:tplc="04160005" w:tentative="1">
+      <w:start w:val="1"/>
+      <w:numFmt w:val="bullet"/>
+      <w:lvlText w:val=""/>
+      <w:lvlJc w:val="left"/>
+      <w:pPr>
+        <w:ind w:left="3240" w:hanging="360"/>
+      </w:pPr>
+      <w:rPr>
+        <w:rFonts w:ascii="Wingdings" w:hAnsi="Wingdings" w:hint="default"/>
+      </w:rPr>
+    </w:lvl>
+    <w:lvl w:ilvl="3" w:tplc="04160001" w:tentative="1">
+      <w:start w:val="1"/>
+      <w:numFmt w:val="bullet"/>
+      <w:lvlText w:val=""/>
+      <w:lvlJc w:val="left"/>
+      <w:pPr>
+        <w:ind w:left="3960" w:hanging="360"/>
+      </w:pPr>
+      <w:rPr>
+        <w:rFonts w:ascii="Symbol" w:hAnsi="Symbol" w:hint="default"/>
+      </w:rPr>
+    </w:lvl>
+    <w:lvl w:ilvl="4" w:tplc="04160003" w:tentative="1">
+      <w:start w:val="1"/>
+      <w:numFmt w:val="bullet"/>
+      <w:lvlText w:val="o"/>
+      <w:lvlJc w:val="left"/>
+      <w:pPr>
+        <w:ind w:left="4680" w:hanging="360"/>
+      </w:pPr>
+      <w:rPr>
+        <w:rFonts w:ascii="Courier New" w:hAnsi="Courier New" w:cs="Courier New" w:hint="default"/>
+      </w:rPr>
+    </w:lvl>
+    <w:lvl w:ilvl="5" w:tplc="04160005" w:tentative="1">
+      <w:start w:val="1"/>
+      <w:numFmt w:val="bullet"/>
+      <w:lvlText w:val=""/>
+      <w:lvlJc w:val="left"/>
+      <w:pPr>
+        <w:ind w:left="5400" w:hanging="360"/>
+      </w:pPr>
+      <w:rPr>
+        <w:rFonts w:ascii="Wingdings" w:hAnsi="Wingdings" w:hint="default"/>
+      </w:rPr>
+    </w:lvl>
+    <w:lvl w:ilvl="6" w:tplc="04160001" w:tentative="1">
+      <w:start w:val="1"/>
+      <w:numFmt w:val="bullet"/>
+      <w:lvlText w:val=""/>
+      <w:lvlJc w:val="left"/>
+      <w:pPr>
+        <w:ind w:left="6120" w:hanging="360"/>
+      </w:pPr>
+      <w:rPr>
+        <w:rFonts w:ascii="Symbol" w:hAnsi="Symbol" w:hint="default"/>
+      </w:rPr>
+    </w:lvl>
+    <w:lvl w:ilvl="7" w:tplc="04160003" w:tentative="1">
+      <w:start w:val="1"/>
+      <w:numFmt w:val="bullet"/>
+      <w:lvlText w:val="o"/>
+      <w:lvlJc w:val="left"/>
+      <w:pPr>
+        <w:ind w:left="6840" w:hanging="360"/>
+      </w:pPr>
+      <w:rPr>
+        <w:rFonts w:ascii="Courier New" w:hAnsi="Courier New" w:cs="Courier New" w:hint="default"/>
+      </w:rPr>
+    </w:lvl>
+    <w:lvl w:ilvl="8" w:tplc="04160005" w:tentative="1">
+      <w:start w:val="1"/>
+      <w:numFmt w:val="bullet"/>
+      <w:lvlText w:val=""/>
+      <w:lvlJc w:val="left"/>
+      <w:pPr>
+        <w:ind w:left="7560" w:hanging="360"/>
+      </w:pPr>
+      <w:rPr>
+        <w:rFonts w:ascii="Wingdings" w:hAnsi="Wingdings" w:hint="default"/>
+      </w:rPr>
+    </w:lvl>
+  </w:abstractNum>
+  <w:abstractNum w:abstractNumId="57" w15:restartNumberingAfterBreak="0">
     <w:nsid w:val="6A1B6B18"/>
     <w:multiLevelType w:val="multilevel"/>
     <w:tmpl w:val="75E8E148"/>
@@ -24780,7 +29019,7 @@
       </w:rPr>
     </w:lvl>
   </w:abstractNum>
-  <w:abstractNum w:abstractNumId="47" w15:restartNumberingAfterBreak="0">
+  <w:abstractNum w:abstractNumId="58" w15:restartNumberingAfterBreak="0">
     <w:nsid w:val="71A46CBF"/>
     <w:multiLevelType w:val="hybridMultilevel"/>
     <w:tmpl w:val="768A276C"/>
@@ -24873,7 +29112,120 @@
       </w:pPr>
     </w:lvl>
   </w:abstractNum>
-  <w:abstractNum w:abstractNumId="48" w15:restartNumberingAfterBreak="0">
+  <w:abstractNum w:abstractNumId="59" w15:restartNumberingAfterBreak="0">
+    <w:nsid w:val="725F75BB"/>
+    <w:multiLevelType w:val="hybridMultilevel"/>
+    <w:tmpl w:val="DE48FA1E"/>
+    <w:lvl w:ilvl="0" w:tplc="04160001">
+      <w:start w:val="1"/>
+      <w:numFmt w:val="bullet"/>
+      <w:lvlText w:val=""/>
+      <w:lvlJc w:val="left"/>
+      <w:pPr>
+        <w:ind w:left="1440" w:hanging="360"/>
+      </w:pPr>
+      <w:rPr>
+        <w:rFonts w:ascii="Symbol" w:hAnsi="Symbol" w:hint="default"/>
+      </w:rPr>
+    </w:lvl>
+    <w:lvl w:ilvl="1" w:tplc="04160003" w:tentative="1">
+      <w:start w:val="1"/>
+      <w:numFmt w:val="bullet"/>
+      <w:lvlText w:val="o"/>
+      <w:lvlJc w:val="left"/>
+      <w:pPr>
+        <w:ind w:left="2160" w:hanging="360"/>
+      </w:pPr>
+      <w:rPr>
+        <w:rFonts w:ascii="Courier New" w:hAnsi="Courier New" w:cs="Courier New" w:hint="default"/>
+      </w:rPr>
+    </w:lvl>
+    <w:lvl w:ilvl="2" w:tplc="04160005" w:tentative="1">
+      <w:start w:val="1"/>
+      <w:numFmt w:val="bullet"/>
+      <w:lvlText w:val=""/>
+      <w:lvlJc w:val="left"/>
+      <w:pPr>
+        <w:ind w:left="2880" w:hanging="360"/>
+      </w:pPr>
+      <w:rPr>
+        <w:rFonts w:ascii="Wingdings" w:hAnsi="Wingdings" w:hint="default"/>
+      </w:rPr>
+    </w:lvl>
+    <w:lvl w:ilvl="3" w:tplc="04160001" w:tentative="1">
+      <w:start w:val="1"/>
+      <w:numFmt w:val="bullet"/>
+      <w:lvlText w:val=""/>
+      <w:lvlJc w:val="left"/>
+      <w:pPr>
+        <w:ind w:left="3600" w:hanging="360"/>
+      </w:pPr>
+      <w:rPr>
+        <w:rFonts w:ascii="Symbol" w:hAnsi="Symbol" w:hint="default"/>
+      </w:rPr>
+    </w:lvl>
+    <w:lvl w:ilvl="4" w:tplc="04160003" w:tentative="1">
+      <w:start w:val="1"/>
+      <w:numFmt w:val="bullet"/>
+      <w:lvlText w:val="o"/>
+      <w:lvlJc w:val="left"/>
+      <w:pPr>
+        <w:ind w:left="4320" w:hanging="360"/>
+      </w:pPr>
+      <w:rPr>
+        <w:rFonts w:ascii="Courier New" w:hAnsi="Courier New" w:cs="Courier New" w:hint="default"/>
+      </w:rPr>
+    </w:lvl>
+    <w:lvl w:ilvl="5" w:tplc="04160005" w:tentative="1">
+      <w:start w:val="1"/>
+      <w:numFmt w:val="bullet"/>
+      <w:lvlText w:val=""/>
+      <w:lvlJc w:val="left"/>
+      <w:pPr>
+        <w:ind w:left="5040" w:hanging="360"/>
+      </w:pPr>
+      <w:rPr>
+        <w:rFonts w:ascii="Wingdings" w:hAnsi="Wingdings" w:hint="default"/>
+      </w:rPr>
+    </w:lvl>
+    <w:lvl w:ilvl="6" w:tplc="04160001" w:tentative="1">
+      <w:start w:val="1"/>
+      <w:numFmt w:val="bullet"/>
+      <w:lvlText w:val=""/>
+      <w:lvlJc w:val="left"/>
+      <w:pPr>
+        <w:ind w:left="5760" w:hanging="360"/>
+      </w:pPr>
+      <w:rPr>
+        <w:rFonts w:ascii="Symbol" w:hAnsi="Symbol" w:hint="default"/>
+      </w:rPr>
+    </w:lvl>
+    <w:lvl w:ilvl="7" w:tplc="04160003" w:tentative="1">
+      <w:start w:val="1"/>
+      <w:numFmt w:val="bullet"/>
+      <w:lvlText w:val="o"/>
+      <w:lvlJc w:val="left"/>
+      <w:pPr>
+        <w:ind w:left="6480" w:hanging="360"/>
+      </w:pPr>
+      <w:rPr>
+        <w:rFonts w:ascii="Courier New" w:hAnsi="Courier New" w:cs="Courier New" w:hint="default"/>
+      </w:rPr>
+    </w:lvl>
+    <w:lvl w:ilvl="8" w:tplc="04160005" w:tentative="1">
+      <w:start w:val="1"/>
+      <w:numFmt w:val="bullet"/>
+      <w:lvlText w:val=""/>
+      <w:lvlJc w:val="left"/>
+      <w:pPr>
+        <w:ind w:left="7200" w:hanging="360"/>
+      </w:pPr>
+      <w:rPr>
+        <w:rFonts w:ascii="Wingdings" w:hAnsi="Wingdings" w:hint="default"/>
+      </w:rPr>
+    </w:lvl>
+  </w:abstractNum>
+  <w:abstractNum w:abstractNumId="60" w15:restartNumberingAfterBreak="0">
     <w:nsid w:val="72625E55"/>
     <w:multiLevelType w:val="multilevel"/>
     <w:tmpl w:val="6F42B1E6"/>
@@ -24990,7 +29342,120 @@
       </w:pPr>
     </w:lvl>
   </w:abstractNum>
-  <w:abstractNum w:abstractNumId="49" w15:restartNumberingAfterBreak="0">
+  <w:abstractNum w:abstractNumId="61" w15:restartNumberingAfterBreak="0">
+    <w:nsid w:val="733C199E"/>
+    <w:multiLevelType w:val="hybridMultilevel"/>
+    <w:tmpl w:val="EEC47AA8"/>
+    <w:lvl w:ilvl="0" w:tplc="04160001">
+      <w:start w:val="1"/>
+      <w:numFmt w:val="bullet"/>
+      <w:lvlText w:val=""/>
+      <w:lvlJc w:val="left"/>
+      <w:pPr>
+        <w:ind w:left="1800" w:hanging="360"/>
+      </w:pPr>
+      <w:rPr>
+        <w:rFonts w:ascii="Symbol" w:hAnsi="Symbol" w:hint="default"/>
+      </w:rPr>
+    </w:lvl>
+    <w:lvl w:ilvl="1" w:tplc="04160003" w:tentative="1">
+      <w:start w:val="1"/>
+      <w:numFmt w:val="bullet"/>
+      <w:lvlText w:val="o"/>
+      <w:lvlJc w:val="left"/>
+      <w:pPr>
+        <w:ind w:left="2520" w:hanging="360"/>
+      </w:pPr>
+      <w:rPr>
+        <w:rFonts w:ascii="Courier New" w:hAnsi="Courier New" w:cs="Courier New" w:hint="default"/>
+      </w:rPr>
+    </w:lvl>
+    <w:lvl w:ilvl="2" w:tplc="04160005" w:tentative="1">
+      <w:start w:val="1"/>
+      <w:numFmt w:val="bullet"/>
+      <w:lvlText w:val=""/>
+      <w:lvlJc w:val="left"/>
+      <w:pPr>
+        <w:ind w:left="3240" w:hanging="360"/>
+      </w:pPr>
+      <w:rPr>
+        <w:rFonts w:ascii="Wingdings" w:hAnsi="Wingdings" w:hint="default"/>
+      </w:rPr>
+    </w:lvl>
+    <w:lvl w:ilvl="3" w:tplc="04160001" w:tentative="1">
+      <w:start w:val="1"/>
+      <w:numFmt w:val="bullet"/>
+      <w:lvlText w:val=""/>
+      <w:lvlJc w:val="left"/>
+      <w:pPr>
+        <w:ind w:left="3960" w:hanging="360"/>
+      </w:pPr>
+      <w:rPr>
+        <w:rFonts w:ascii="Symbol" w:hAnsi="Symbol" w:hint="default"/>
+      </w:rPr>
+    </w:lvl>
+    <w:lvl w:ilvl="4" w:tplc="04160003" w:tentative="1">
+      <w:start w:val="1"/>
+      <w:numFmt w:val="bullet"/>
+      <w:lvlText w:val="o"/>
+      <w:lvlJc w:val="left"/>
+      <w:pPr>
+        <w:ind w:left="4680" w:hanging="360"/>
+      </w:pPr>
+      <w:rPr>
+        <w:rFonts w:ascii="Courier New" w:hAnsi="Courier New" w:cs="Courier New" w:hint="default"/>
+      </w:rPr>
+    </w:lvl>
+    <w:lvl w:ilvl="5" w:tplc="04160005" w:tentative="1">
+      <w:start w:val="1"/>
+      <w:numFmt w:val="bullet"/>
+      <w:lvlText w:val=""/>
+      <w:lvlJc w:val="left"/>
+      <w:pPr>
+        <w:ind w:left="5400" w:hanging="360"/>
+      </w:pPr>
+      <w:rPr>
+        <w:rFonts w:ascii="Wingdings" w:hAnsi="Wingdings" w:hint="default"/>
+      </w:rPr>
+    </w:lvl>
+    <w:lvl w:ilvl="6" w:tplc="04160001" w:tentative="1">
+      <w:start w:val="1"/>
+      <w:numFmt w:val="bullet"/>
+      <w:lvlText w:val=""/>
+      <w:lvlJc w:val="left"/>
+      <w:pPr>
+        <w:ind w:left="6120" w:hanging="360"/>
+      </w:pPr>
+      <w:rPr>
+        <w:rFonts w:ascii="Symbol" w:hAnsi="Symbol" w:hint="default"/>
+      </w:rPr>
+    </w:lvl>
+    <w:lvl w:ilvl="7" w:tplc="04160003" w:tentative="1">
+      <w:start w:val="1"/>
+      <w:numFmt w:val="bullet"/>
+      <w:lvlText w:val="o"/>
+      <w:lvlJc w:val="left"/>
+      <w:pPr>
+        <w:ind w:left="6840" w:hanging="360"/>
+      </w:pPr>
+      <w:rPr>
+        <w:rFonts w:ascii="Courier New" w:hAnsi="Courier New" w:cs="Courier New" w:hint="default"/>
+      </w:rPr>
+    </w:lvl>
+    <w:lvl w:ilvl="8" w:tplc="04160005" w:tentative="1">
+      <w:start w:val="1"/>
+      <w:numFmt w:val="bullet"/>
+      <w:lvlText w:val=""/>
+      <w:lvlJc w:val="left"/>
+      <w:pPr>
+        <w:ind w:left="7560" w:hanging="360"/>
+      </w:pPr>
+      <w:rPr>
+        <w:rFonts w:ascii="Wingdings" w:hAnsi="Wingdings" w:hint="default"/>
+      </w:rPr>
+    </w:lvl>
+  </w:abstractNum>
+  <w:abstractNum w:abstractNumId="62" w15:restartNumberingAfterBreak="0">
     <w:nsid w:val="76321FE6"/>
     <w:multiLevelType w:val="multilevel"/>
     <w:tmpl w:val="0A56E050"/>
@@ -25107,7 +29572,96 @@
       </w:pPr>
     </w:lvl>
   </w:abstractNum>
-  <w:abstractNum w:abstractNumId="50" w15:restartNumberingAfterBreak="0">
+  <w:abstractNum w:abstractNumId="63" w15:restartNumberingAfterBreak="0">
+    <w:nsid w:val="79714992"/>
+    <w:multiLevelType w:val="hybridMultilevel"/>
+    <w:tmpl w:val="097EAB3E"/>
+    <w:lvl w:ilvl="0" w:tplc="577A801C">
+      <w:start w:val="1"/>
+      <w:numFmt w:val="decimal"/>
+      <w:lvlText w:val="%1."/>
+      <w:lvlJc w:val="left"/>
+      <w:pPr>
+        <w:ind w:left="720" w:hanging="360"/>
+      </w:pPr>
+      <w:rPr>
+        <w:b/>
+      </w:rPr>
+    </w:lvl>
+    <w:lvl w:ilvl="1" w:tplc="30686A50">
+      <w:start w:val="1"/>
+      <w:numFmt w:val="lowerLetter"/>
+      <w:lvlText w:val="%2."/>
+      <w:lvlJc w:val="left"/>
+      <w:pPr>
+        <w:ind w:left="1440" w:hanging="360"/>
+      </w:pPr>
+    </w:lvl>
+    <w:lvl w:ilvl="2" w:tplc="D8DAE6D0">
+      <w:start w:val="1"/>
+      <w:numFmt w:val="lowerRoman"/>
+      <w:lvlText w:val="%3."/>
+      <w:lvlJc w:val="right"/>
+      <w:pPr>
+        <w:ind w:left="2160" w:hanging="180"/>
+      </w:pPr>
+    </w:lvl>
+    <w:lvl w:ilvl="3" w:tplc="7C427DFC">
+      <w:start w:val="1"/>
+      <w:numFmt w:val="decimal"/>
+      <w:lvlText w:val="%4."/>
+      <w:lvlJc w:val="left"/>
+      <w:pPr>
+        <w:ind w:left="2880" w:hanging="360"/>
+      </w:pPr>
+    </w:lvl>
+    <w:lvl w:ilvl="4" w:tplc="B8DE8E20">
+      <w:start w:val="1"/>
+      <w:numFmt w:val="lowerLetter"/>
+      <w:lvlText w:val="%5."/>
+      <w:lvlJc w:val="left"/>
+      <w:pPr>
+        <w:ind w:left="3600" w:hanging="360"/>
+      </w:pPr>
+    </w:lvl>
+    <w:lvl w:ilvl="5" w:tplc="D6760D62">
+      <w:start w:val="1"/>
+      <w:numFmt w:val="lowerRoman"/>
+      <w:lvlText w:val="%6."/>
+      <w:lvlJc w:val="right"/>
+      <w:pPr>
+        <w:ind w:left="4320" w:hanging="180"/>
+      </w:pPr>
+    </w:lvl>
+    <w:lvl w:ilvl="6" w:tplc="E0060B16">
+      <w:start w:val="1"/>
+      <w:numFmt w:val="decimal"/>
+      <w:lvlText w:val="%7."/>
+      <w:lvlJc w:val="left"/>
+      <w:pPr>
+        <w:ind w:left="5040" w:hanging="360"/>
+      </w:pPr>
+    </w:lvl>
+    <w:lvl w:ilvl="7" w:tplc="9C3652B4">
+      <w:start w:val="1"/>
+      <w:numFmt w:val="lowerLetter"/>
+      <w:lvlText w:val="%8."/>
+      <w:lvlJc w:val="left"/>
+      <w:pPr>
+        <w:ind w:left="5760" w:hanging="360"/>
+      </w:pPr>
+    </w:lvl>
+    <w:lvl w:ilvl="8" w:tplc="541E67FC">
+      <w:start w:val="1"/>
+      <w:numFmt w:val="lowerRoman"/>
+      <w:lvlText w:val="%9."/>
+      <w:lvlJc w:val="right"/>
+      <w:pPr>
+        <w:ind w:left="6480" w:hanging="180"/>
+      </w:pPr>
+    </w:lvl>
+  </w:abstractNum>
+  <w:abstractNum w:abstractNumId="64" w15:restartNumberingAfterBreak="0">
     <w:nsid w:val="7F55DF4B"/>
     <w:multiLevelType w:val="hybridMultilevel"/>
     <w:tmpl w:val="2410CCCC"/>
@@ -25221,43 +29775,43 @@
     </w:lvl>
   </w:abstractNum>
   <w:num w:numId="1">
-    <w:abstractNumId w:val="2"/>
+    <w:abstractNumId w:val="3"/>
   </w:num>
   <w:num w:numId="2">
-    <w:abstractNumId w:val="50"/>
+    <w:abstractNumId w:val="64"/>
   </w:num>
   <w:num w:numId="3">
-    <w:abstractNumId w:val="0"/>
+    <w:abstractNumId w:val="1"/>
   </w:num>
   <w:num w:numId="4">
-    <w:abstractNumId w:val="19"/>
+    <w:abstractNumId w:val="23"/>
   </w:num>
   <w:num w:numId="5">
+    <w:abstractNumId w:val="34"/>
+  </w:num>
+  <w:num w:numId="6">
     <w:abstractNumId w:val="29"/>
   </w:num>
-  <w:num w:numId="6">
+  <w:num w:numId="7">
+    <w:abstractNumId w:val="48"/>
+  </w:num>
+  <w:num w:numId="8">
+    <w:abstractNumId w:val="16"/>
+  </w:num>
+  <w:num w:numId="9">
+    <w:abstractNumId w:val="53"/>
+  </w:num>
+  <w:num w:numId="10">
+    <w:abstractNumId w:val="12"/>
+  </w:num>
+  <w:num w:numId="11">
+    <w:abstractNumId w:val="32"/>
+  </w:num>
+  <w:num w:numId="12">
     <w:abstractNumId w:val="24"/>
   </w:num>
-  <w:num w:numId="7">
-    <w:abstractNumId w:val="39"/>
-  </w:num>
-  <w:num w:numId="8">
-    <w:abstractNumId w:val="13"/>
-  </w:num>
-  <w:num w:numId="9">
-    <w:abstractNumId w:val="44"/>
-  </w:num>
-  <w:num w:numId="10">
-    <w:abstractNumId w:val="9"/>
-  </w:num>
-  <w:num w:numId="11">
-    <w:abstractNumId w:val="27"/>
-  </w:num>
-  <w:num w:numId="12">
-    <w:abstractNumId w:val="20"/>
-  </w:num>
   <w:num w:numId="13">
-    <w:abstractNumId w:val="11"/>
+    <w:abstractNumId w:val="14"/>
     <w:lvlOverride w:ilvl="0">
       <w:startOverride w:val="1"/>
     </w:lvlOverride>
@@ -25287,7 +29841,7 @@
     </w:lvlOverride>
   </w:num>
   <w:num w:numId="14">
-    <w:abstractNumId w:val="45"/>
+    <w:abstractNumId w:val="55"/>
     <w:lvlOverride w:ilvl="0">
       <w:startOverride w:val="1"/>
     </w:lvlOverride>
@@ -25317,7 +29871,7 @@
     </w:lvlOverride>
   </w:num>
   <w:num w:numId="15">
-    <w:abstractNumId w:val="22"/>
+    <w:abstractNumId w:val="27"/>
     <w:lvlOverride w:ilvl="0">
       <w:startOverride w:val="1"/>
     </w:lvlOverride>
@@ -25347,123 +29901,165 @@
     </w:lvlOverride>
   </w:num>
   <w:num w:numId="16">
+    <w:abstractNumId w:val="47"/>
+  </w:num>
+  <w:num w:numId="17">
     <w:abstractNumId w:val="38"/>
   </w:num>
-  <w:num w:numId="17">
-    <w:abstractNumId w:val="32"/>
+  <w:num w:numId="18">
+    <w:abstractNumId w:val="25"/>
   </w:num>
-  <w:num w:numId="18">
+  <w:num w:numId="19">
+    <w:abstractNumId w:val="52"/>
+  </w:num>
+  <w:num w:numId="20">
+    <w:abstractNumId w:val="11"/>
+  </w:num>
+  <w:num w:numId="21">
+    <w:abstractNumId w:val="36"/>
+  </w:num>
+  <w:num w:numId="22">
+    <w:abstractNumId w:val="44"/>
+  </w:num>
+  <w:num w:numId="23">
+    <w:abstractNumId w:val="19"/>
+  </w:num>
+  <w:num w:numId="24">
+    <w:abstractNumId w:val="8"/>
+  </w:num>
+  <w:num w:numId="25">
+    <w:abstractNumId w:val="31"/>
+  </w:num>
+  <w:num w:numId="26">
+    <w:abstractNumId w:val="51"/>
+  </w:num>
+  <w:num w:numId="27">
+    <w:abstractNumId w:val="9"/>
+  </w:num>
+  <w:num w:numId="28">
+    <w:abstractNumId w:val="35"/>
+  </w:num>
+  <w:num w:numId="29">
+    <w:abstractNumId w:val="18"/>
+  </w:num>
+  <w:num w:numId="30">
+    <w:abstractNumId w:val="42"/>
+  </w:num>
+  <w:num w:numId="31">
+    <w:abstractNumId w:val="20"/>
+  </w:num>
+  <w:num w:numId="32">
+    <w:abstractNumId w:val="62"/>
+  </w:num>
+  <w:num w:numId="33">
+    <w:abstractNumId w:val="60"/>
+  </w:num>
+  <w:num w:numId="34">
+    <w:abstractNumId w:val="46"/>
+  </w:num>
+  <w:num w:numId="35">
+    <w:abstractNumId w:val="5"/>
+  </w:num>
+  <w:num w:numId="36">
+    <w:abstractNumId w:val="2"/>
+  </w:num>
+  <w:num w:numId="37">
+    <w:abstractNumId w:val="28"/>
+  </w:num>
+  <w:num w:numId="38">
+    <w:abstractNumId w:val="43"/>
+  </w:num>
+  <w:num w:numId="39">
+    <w:abstractNumId w:val="49"/>
+  </w:num>
+  <w:num w:numId="40">
+    <w:abstractNumId w:val="15"/>
+  </w:num>
+  <w:num w:numId="41">
+    <w:abstractNumId w:val="45"/>
+  </w:num>
+  <w:num w:numId="42">
+    <w:abstractNumId w:val="58"/>
+  </w:num>
+  <w:num w:numId="43">
     <w:abstractNumId w:val="21"/>
   </w:num>
-  <w:num w:numId="19">
-    <w:abstractNumId w:val="43"/>
+  <w:num w:numId="44">
+    <w:abstractNumId w:val="4"/>
   </w:num>
-  <w:num w:numId="20">
-    <w:abstractNumId w:val="8"/>
+  <w:num w:numId="45">
+    <w:abstractNumId w:val="57"/>
   </w:num>
-  <w:num w:numId="21">
-    <w:abstractNumId w:val="31"/>
+  <w:num w:numId="46">
+    <w:abstractNumId w:val="33"/>
   </w:num>
-  <w:num w:numId="22">
-    <w:abstractNumId w:val="35"/>
+  <w:num w:numId="47">
+    <w:abstractNumId w:val="10"/>
   </w:num>
-  <w:num w:numId="23">
-    <w:abstractNumId w:val="15"/>
+  <w:num w:numId="48">
+    <w:abstractNumId w:val="22"/>
   </w:num>
-  <w:num w:numId="24">
-    <w:abstractNumId w:val="5"/>
+  <w:num w:numId="49">
+    <w:abstractNumId w:val="30"/>
   </w:num>
-  <w:num w:numId="25">
+  <w:num w:numId="50">
+    <w:abstractNumId w:val="50"/>
+  </w:num>
+  <w:num w:numId="51">
+    <w:abstractNumId w:val="13"/>
+  </w:num>
+  <w:num w:numId="52">
+    <w:abstractNumId w:val="27"/>
+  </w:num>
+  <w:num w:numId="53">
+    <w:abstractNumId w:val="55"/>
+  </w:num>
+  <w:num w:numId="54">
+    <w:abstractNumId w:val="14"/>
+  </w:num>
+  <w:num w:numId="55">
+    <w:abstractNumId w:val="17"/>
+  </w:num>
+  <w:num w:numId="56">
+    <w:abstractNumId w:val="59"/>
+  </w:num>
+  <w:num w:numId="57">
+    <w:abstractNumId w:val="37"/>
+  </w:num>
+  <w:num w:numId="58">
+    <w:abstractNumId w:val="54"/>
+  </w:num>
+  <w:num w:numId="59">
+    <w:abstractNumId w:val="56"/>
+  </w:num>
+  <w:num w:numId="60">
+    <w:abstractNumId w:val="61"/>
+  </w:num>
+  <w:num w:numId="61">
+    <w:abstractNumId w:val="6"/>
+  </w:num>
+  <w:num w:numId="62">
+    <w:abstractNumId w:val="63"/>
+  </w:num>
+  <w:num w:numId="63">
+    <w:abstractNumId w:val="0"/>
+  </w:num>
+  <w:num w:numId="64">
     <w:abstractNumId w:val="26"/>
   </w:num>
-  <w:num w:numId="26">
-    <w:abstractNumId w:val="42"/>
+  <w:num w:numId="65">
+    <w:abstractNumId w:val="41"/>
   </w:num>
-  <w:num w:numId="27">
-    <w:abstractNumId w:val="6"/>
+  <w:num w:numId="66">
+    <w:abstractNumId w:val="7"/>
   </w:num>
-  <w:num w:numId="28">
-    <w:abstractNumId w:val="30"/>
+  <w:num w:numId="67">
+    <w:abstractNumId w:val="39"/>
   </w:num>
-  <w:num w:numId="29">
-    <w:abstractNumId w:val="14"/>
-  </w:num>
-  <w:num w:numId="30">
-    <w:abstractNumId w:val="33"/>
-  </w:num>
-  <w:num w:numId="31">
-    <w:abstractNumId w:val="16"/>
-  </w:num>
-  <w:num w:numId="32">
-    <w:abstractNumId w:val="49"/>
-  </w:num>
-  <w:num w:numId="33">
-    <w:abstractNumId w:val="48"/>
-  </w:num>
-  <w:num w:numId="34">
-    <w:abstractNumId w:val="37"/>
-  </w:num>
-  <w:num w:numId="35">
-    <w:abstractNumId w:val="4"/>
-  </w:num>
-  <w:num w:numId="36">
-    <w:abstractNumId w:val="1"/>
-  </w:num>
-  <w:num w:numId="37">
-    <w:abstractNumId w:val="23"/>
-  </w:num>
-  <w:num w:numId="38">
-    <w:abstractNumId w:val="34"/>
-  </w:num>
-  <w:num w:numId="39">
+  <w:num w:numId="68">
     <w:abstractNumId w:val="40"/>
   </w:num>
-  <w:num w:numId="40">
-    <w:abstractNumId w:val="12"/>
-  </w:num>
-  <w:num w:numId="41">
-    <w:abstractNumId w:val="36"/>
-  </w:num>
-  <w:num w:numId="42">
-    <w:abstractNumId w:val="47"/>
-  </w:num>
-  <w:num w:numId="43">
-    <w:abstractNumId w:val="17"/>
-  </w:num>
-  <w:num w:numId="44">
-    <w:abstractNumId w:val="3"/>
-  </w:num>
-  <w:num w:numId="45">
-    <w:abstractNumId w:val="46"/>
-  </w:num>
-  <w:num w:numId="46">
-    <w:abstractNumId w:val="28"/>
-  </w:num>
-  <w:num w:numId="47">
-    <w:abstractNumId w:val="7"/>
-  </w:num>
-  <w:num w:numId="48">
-    <w:abstractNumId w:val="18"/>
-  </w:num>
-  <w:num w:numId="49">
-    <w:abstractNumId w:val="25"/>
-  </w:num>
-  <w:num w:numId="50">
-    <w:abstractNumId w:val="41"/>
-  </w:num>
-  <w:num w:numId="51">
-    <w:abstractNumId w:val="10"/>
-  </w:num>
-  <w:num w:numId="52">
-    <w:abstractNumId w:val="22"/>
-  </w:num>
-  <w:num w:numId="53">
-    <w:abstractNumId w:val="45"/>
-  </w:num>
-  <w:num w:numId="54">
-    <w:abstractNumId w:val="11"/>
-  </w:num>
-  <w:numIdMacAtCleanup w:val="54"/>
+  <w:numIdMacAtCleanup w:val="68"/>
 </w:numbering>
 </file>
 
@@ -28871,15 +33467,6 @@
 </file>
 
 <file path=customXml/item1.xml><?xml version="1.0" encoding="utf-8"?>
-<?mso-contentType ?>
-<FormTemplates xmlns="http://schemas.microsoft.com/sharepoint/v3/contenttype/forms">
-  <Display>DocumentLibraryForm</Display>
-  <Edit>DocumentLibraryForm</Edit>
-  <New>DocumentLibraryForm</New>
-</FormTemplates>
-</file>
-
-<file path=customXml/item2.xml><?xml version="1.0" encoding="utf-8"?>
 <ct:contentTypeSchema xmlns:ct="http://schemas.microsoft.com/office/2006/metadata/contentType" xmlns:ma="http://schemas.microsoft.com/office/2006/metadata/properties/metaAttributes" ct:_="" ma:_="" ma:contentTypeName="Documento" ma:contentTypeID="0x01010082F0508FC22E0443AF197709F097DFD8" ma:contentTypeVersion="12" ma:contentTypeDescription="Crie um novo documento." ma:contentTypeScope="" ma:versionID="cb36accf5e4aef349d47c458616a000c">
   <xsd:schema xmlns:xsd="http://www.w3.org/2001/XMLSchema" xmlns:xs="http://www.w3.org/2001/XMLSchema" xmlns:p="http://schemas.microsoft.com/office/2006/metadata/properties" xmlns:ns2="fcfc36f5-5a2f-4c50-8b8f-7d4447229359" xmlns:ns3="8e4b878d-87ff-4f9f-9750-9936cb4d760b" targetNamespace="http://schemas.microsoft.com/office/2006/metadata/properties" ma:root="true" ma:fieldsID="c0eedc83e72454359df4dc9502869bf3" ns2:_="" ns3:_="">
     <xsd:import namespace="fcfc36f5-5a2f-4c50-8b8f-7d4447229359"/>
@@ -29080,19 +33667,20 @@
 </ct:contentTypeSchema>
 </file>
 
+<file path=customXml/item2.xml><?xml version="1.0" encoding="utf-8"?>
+<?mso-contentType ?>
+<FormTemplates xmlns="http://schemas.microsoft.com/sharepoint/v3/contenttype/forms">
+  <Display>DocumentLibraryForm</Display>
+  <Edit>DocumentLibraryForm</Edit>
+  <New>DocumentLibraryForm</New>
+</FormTemplates>
+</file>
+
 <file path=customXml/item3.xml><?xml version="1.0" encoding="utf-8"?>
 <b:Sources xmlns:b="http://schemas.openxmlformats.org/officeDocument/2006/bibliography" xmlns="http://schemas.openxmlformats.org/officeDocument/2006/bibliography" SelectedStyle="\APA.XSL" StyleName="APA"/>
 </file>
 
 <file path=customXml/itemProps1.xml><?xml version="1.0" encoding="utf-8"?>
-<ds:datastoreItem xmlns:ds="http://schemas.openxmlformats.org/officeDocument/2006/customXml" ds:itemID="{C818D86C-7EF3-4737-8ADC-66A934A66FCB}">
-  <ds:schemaRefs>
-    <ds:schemaRef ds:uri="http://schemas.microsoft.com/sharepoint/v3/contenttype/forms"/>
-  </ds:schemaRefs>
-</ds:datastoreItem>
-</file>
-
-<file path=customXml/itemProps2.xml><?xml version="1.0" encoding="utf-8"?>
 <ds:datastoreItem xmlns:ds="http://schemas.openxmlformats.org/officeDocument/2006/customXml" ds:itemID="{F50E3291-1B58-4B06-AFA9-95022FC8FE02}">
   <ds:schemaRefs>
     <ds:schemaRef ds:uri="http://schemas.microsoft.com/office/2006/metadata/contentType"/>
@@ -29111,8 +33699,16 @@
 </ds:datastoreItem>
 </file>
 
+<file path=customXml/itemProps2.xml><?xml version="1.0" encoding="utf-8"?>
+<ds:datastoreItem xmlns:ds="http://schemas.openxmlformats.org/officeDocument/2006/customXml" ds:itemID="{C818D86C-7EF3-4737-8ADC-66A934A66FCB}">
+  <ds:schemaRefs>
+    <ds:schemaRef ds:uri="http://schemas.microsoft.com/sharepoint/v3/contenttype/forms"/>
+  </ds:schemaRefs>
+</ds:datastoreItem>
+</file>
+
 <file path=customXml/itemProps3.xml><?xml version="1.0" encoding="utf-8"?>
-<ds:datastoreItem xmlns:ds="http://schemas.openxmlformats.org/officeDocument/2006/customXml" ds:itemID="{89B79DFA-0C90-44F7-A8C5-F1BAB4568B37}">
+<ds:datastoreItem xmlns:ds="http://schemas.openxmlformats.org/officeDocument/2006/customXml" ds:itemID="{6444BFA9-1272-4912-851B-98E4E07BA743}">
   <ds:schemaRefs>
     <ds:schemaRef ds:uri="http://schemas.openxmlformats.org/officeDocument/2006/bibliography"/>
   </ds:schemaRefs>

--- a/relatório-yourself.docx
+++ b/relatório-yourself.docx
@@ -4,8 +4,6 @@
   <w:body>
     <w:p>
       <w:pPr>
-        <w:spacing w:before="120" w:after="120" w:line="360" w:lineRule="auto"/>
-        <w:jc w:val="center"/>
         <w:rPr>
           <w:rFonts w:ascii="Arial" w:hAnsi="Arial" w:cs="Arial"/>
           <w:sz w:val="28"/>
@@ -2886,7 +2884,23 @@
                 <w:rFonts w:ascii="Arial" w:hAnsi="Arial" w:cs="Arial"/>
                 <w:noProof/>
               </w:rPr>
-              <w:t>8.2.</w:t>
+              <w:t>8</w:t>
+            </w:r>
+            <w:r>
+              <w:rPr>
+                <w:rStyle w:val="Hyperlink"/>
+                <w:rFonts w:ascii="Arial" w:hAnsi="Arial" w:cs="Arial"/>
+                <w:noProof/>
+              </w:rPr>
+              <w:t>.</w:t>
+            </w:r>
+            <w:r>
+              <w:rPr>
+                <w:rStyle w:val="Hyperlink"/>
+                <w:rFonts w:ascii="Arial" w:hAnsi="Arial" w:cs="Arial"/>
+                <w:noProof/>
+              </w:rPr>
+              <w:t>2.</w:t>
             </w:r>
             <w:r>
               <w:rPr>
@@ -15618,8 +15632,6 @@
               </w:rPr>
               <w:t>.</w:t>
             </w:r>
-            <w:bookmarkStart w:id="19" w:name="_GoBack"/>
-            <w:bookmarkEnd w:id="19"/>
           </w:p>
           <w:p>
             <w:pPr>
@@ -16964,7 +16976,7 @@
           <w:szCs w:val="24"/>
         </w:rPr>
       </w:pPr>
-      <w:bookmarkStart w:id="20" w:name="_Toc14160058"/>
+      <w:bookmarkStart w:id="19" w:name="_Toc14160058"/>
       <w:r>
         <w:rPr>
           <w:rFonts w:ascii="Arial" w:hAnsi="Arial" w:cs="Arial"/>
@@ -16974,7 +16986,7 @@
         </w:rPr>
         <w:t>Plano de testes</w:t>
       </w:r>
-      <w:bookmarkEnd w:id="20"/>
+      <w:bookmarkEnd w:id="19"/>
     </w:p>
     <w:p>
       <w:pPr>
@@ -16994,6 +17006,2343 @@
         </w:rPr>
         <w:t>O plano de teste é uma maneira de encontrar defeitos e bugs no sistema para serem futuramente corrigidos. Mesmo que durante a programação sempre foram realizados alguns, ainda sim no plano são realizados testes finais passo a passo.</w:t>
       </w:r>
+    </w:p>
+    <w:p>
+      <w:pPr>
+        <w:spacing w:after="0" w:line="240" w:lineRule="auto"/>
+        <w:textAlignment w:val="baseline"/>
+        <w:rPr>
+          <w:rFonts w:ascii="Segoe UI" w:eastAsia="Times New Roman" w:hAnsi="Segoe UI" w:cs="Segoe UI"/>
+          <w:sz w:val="18"/>
+          <w:szCs w:val="18"/>
+          <w:lang w:eastAsia="pt-BR"/>
+        </w:rPr>
+      </w:pPr>
+      <w:r>
+        <w:rPr>
+          <w:rFonts w:ascii="Arial" w:eastAsia="Times New Roman" w:hAnsi="Arial" w:cs="Arial"/>
+          <w:sz w:val="24"/>
+          <w:szCs w:val="24"/>
+          <w:lang w:eastAsia="pt-BR"/>
+        </w:rPr>
+        <w:t> </w:t>
+      </w:r>
+    </w:p>
+    <w:tbl>
+      <w:tblPr>
+        <w:tblW w:w="0" w:type="dxa"/>
+        <w:tblBorders>
+          <w:top w:val="outset" w:sz="6" w:space="0" w:color="auto"/>
+          <w:left w:val="outset" w:sz="6" w:space="0" w:color="auto"/>
+          <w:bottom w:val="outset" w:sz="6" w:space="0" w:color="auto"/>
+          <w:right w:val="outset" w:sz="6" w:space="0" w:color="auto"/>
+        </w:tblBorders>
+        <w:tblCellMar>
+          <w:left w:w="0" w:type="dxa"/>
+          <w:right w:w="0" w:type="dxa"/>
+        </w:tblCellMar>
+        <w:tblLook w:val="04A0" w:firstRow="1" w:lastRow="0" w:firstColumn="1" w:lastColumn="0" w:noHBand="0" w:noVBand="1"/>
+      </w:tblPr>
+      <w:tblGrid>
+        <w:gridCol w:w="2919"/>
+        <w:gridCol w:w="2918"/>
+        <w:gridCol w:w="2934"/>
+      </w:tblGrid>
+      <w:tr>
+        <w:trPr>
+          <w:trHeight w:val="300"/>
+        </w:trPr>
+        <w:tc>
+          <w:tcPr>
+            <w:tcW w:w="9015" w:type="dxa"/>
+            <w:gridSpan w:val="3"/>
+            <w:tcBorders>
+              <w:top w:val="single" w:sz="6" w:space="0" w:color="000000"/>
+              <w:left w:val="single" w:sz="6" w:space="0" w:color="000000"/>
+              <w:bottom w:val="single" w:sz="6" w:space="0" w:color="000000"/>
+              <w:right w:val="single" w:sz="6" w:space="0" w:color="000000"/>
+            </w:tcBorders>
+            <w:shd w:val="clear" w:color="auto" w:fill="F6C5AC"/>
+            <w:vAlign w:val="center"/>
+            <w:hideMark/>
+          </w:tcPr>
+          <w:p>
+            <w:pPr>
+              <w:spacing w:after="0" w:line="240" w:lineRule="auto"/>
+              <w:jc w:val="center"/>
+              <w:textAlignment w:val="baseline"/>
+              <w:rPr>
+                <w:rFonts w:ascii="Times New Roman" w:eastAsia="Times New Roman" w:hAnsi="Times New Roman" w:cs="Times New Roman"/>
+                <w:sz w:val="24"/>
+                <w:szCs w:val="24"/>
+                <w:lang w:eastAsia="pt-BR"/>
+              </w:rPr>
+            </w:pPr>
+            <w:r>
+              <w:rPr>
+                <w:rFonts w:ascii="Arial" w:eastAsia="Times New Roman" w:hAnsi="Arial" w:cs="Arial"/>
+                <w:sz w:val="28"/>
+                <w:szCs w:val="28"/>
+                <w:lang w:eastAsia="pt-BR"/>
+              </w:rPr>
+              <w:t xml:space="preserve">Plano de Testes de </w:t>
+            </w:r>
+            <w:r>
+              <w:rPr>
+                <w:rFonts w:ascii="Arial" w:eastAsia="Times New Roman" w:hAnsi="Arial" w:cs="Arial"/>
+                <w:sz w:val="28"/>
+                <w:szCs w:val="28"/>
+                <w:lang w:eastAsia="pt-BR"/>
+              </w:rPr>
+              <w:t>Cadastro</w:t>
+            </w:r>
+          </w:p>
+        </w:tc>
+      </w:tr>
+      <w:tr>
+        <w:trPr>
+          <w:trHeight w:val="300"/>
+        </w:trPr>
+        <w:tc>
+          <w:tcPr>
+            <w:tcW w:w="3000" w:type="dxa"/>
+            <w:tcBorders>
+              <w:top w:val="single" w:sz="6" w:space="0" w:color="000000"/>
+              <w:left w:val="single" w:sz="6" w:space="0" w:color="000000"/>
+              <w:bottom w:val="single" w:sz="6" w:space="0" w:color="000000"/>
+              <w:right w:val="single" w:sz="6" w:space="0" w:color="000000"/>
+            </w:tcBorders>
+            <w:shd w:val="clear" w:color="auto" w:fill="auto"/>
+            <w:vAlign w:val="center"/>
+            <w:hideMark/>
+          </w:tcPr>
+          <w:p>
+            <w:pPr>
+              <w:spacing w:after="0" w:line="240" w:lineRule="auto"/>
+              <w:jc w:val="center"/>
+              <w:textAlignment w:val="baseline"/>
+              <w:rPr>
+                <w:rFonts w:ascii="Times New Roman" w:eastAsia="Times New Roman" w:hAnsi="Times New Roman" w:cs="Times New Roman"/>
+                <w:sz w:val="24"/>
+                <w:szCs w:val="24"/>
+                <w:lang w:eastAsia="pt-BR"/>
+              </w:rPr>
+            </w:pPr>
+            <w:r>
+              <w:rPr>
+                <w:rFonts w:ascii="Arial" w:eastAsia="Times New Roman" w:hAnsi="Arial" w:cs="Arial"/>
+                <w:sz w:val="24"/>
+                <w:szCs w:val="24"/>
+                <w:lang w:eastAsia="pt-BR"/>
+              </w:rPr>
+              <w:t>PASSOS </w:t>
+            </w:r>
+          </w:p>
+        </w:tc>
+        <w:tc>
+          <w:tcPr>
+            <w:tcW w:w="3000" w:type="dxa"/>
+            <w:tcBorders>
+              <w:top w:val="single" w:sz="6" w:space="0" w:color="000000"/>
+              <w:left w:val="single" w:sz="6" w:space="0" w:color="000000"/>
+              <w:bottom w:val="single" w:sz="6" w:space="0" w:color="000000"/>
+              <w:right w:val="single" w:sz="6" w:space="0" w:color="000000"/>
+            </w:tcBorders>
+            <w:shd w:val="clear" w:color="auto" w:fill="auto"/>
+            <w:vAlign w:val="center"/>
+            <w:hideMark/>
+          </w:tcPr>
+          <w:p>
+            <w:pPr>
+              <w:spacing w:after="0" w:line="240" w:lineRule="auto"/>
+              <w:jc w:val="center"/>
+              <w:textAlignment w:val="baseline"/>
+              <w:rPr>
+                <w:rFonts w:ascii="Times New Roman" w:eastAsia="Times New Roman" w:hAnsi="Times New Roman" w:cs="Times New Roman"/>
+                <w:sz w:val="24"/>
+                <w:szCs w:val="24"/>
+                <w:lang w:eastAsia="pt-BR"/>
+              </w:rPr>
+            </w:pPr>
+            <w:r>
+              <w:rPr>
+                <w:rFonts w:ascii="Arial" w:eastAsia="Times New Roman" w:hAnsi="Arial" w:cs="Arial"/>
+                <w:sz w:val="24"/>
+                <w:szCs w:val="24"/>
+                <w:lang w:eastAsia="pt-BR"/>
+              </w:rPr>
+              <w:t>RESULTADO ESPERADO </w:t>
+            </w:r>
+          </w:p>
+        </w:tc>
+        <w:tc>
+          <w:tcPr>
+            <w:tcW w:w="3000" w:type="dxa"/>
+            <w:tcBorders>
+              <w:top w:val="single" w:sz="6" w:space="0" w:color="000000"/>
+              <w:left w:val="single" w:sz="6" w:space="0" w:color="000000"/>
+              <w:bottom w:val="single" w:sz="6" w:space="0" w:color="000000"/>
+              <w:right w:val="single" w:sz="6" w:space="0" w:color="000000"/>
+            </w:tcBorders>
+            <w:shd w:val="clear" w:color="auto" w:fill="auto"/>
+            <w:vAlign w:val="center"/>
+            <w:hideMark/>
+          </w:tcPr>
+          <w:p>
+            <w:pPr>
+              <w:spacing w:after="0" w:line="240" w:lineRule="auto"/>
+              <w:jc w:val="center"/>
+              <w:textAlignment w:val="baseline"/>
+              <w:rPr>
+                <w:rFonts w:ascii="Times New Roman" w:eastAsia="Times New Roman" w:hAnsi="Times New Roman" w:cs="Times New Roman"/>
+                <w:sz w:val="24"/>
+                <w:szCs w:val="24"/>
+                <w:lang w:eastAsia="pt-BR"/>
+              </w:rPr>
+            </w:pPr>
+            <w:r>
+              <w:rPr>
+                <w:rFonts w:ascii="Arial" w:eastAsia="Times New Roman" w:hAnsi="Arial" w:cs="Arial"/>
+                <w:sz w:val="24"/>
+                <w:szCs w:val="24"/>
+                <w:lang w:eastAsia="pt-BR"/>
+              </w:rPr>
+              <w:t>RESULTADO OBTIDO </w:t>
+            </w:r>
+          </w:p>
+        </w:tc>
+      </w:tr>
+      <w:tr>
+        <w:trPr>
+          <w:trHeight w:val="300"/>
+        </w:trPr>
+        <w:tc>
+          <w:tcPr>
+            <w:tcW w:w="3000" w:type="dxa"/>
+            <w:tcBorders>
+              <w:top w:val="single" w:sz="6" w:space="0" w:color="000000"/>
+              <w:left w:val="single" w:sz="6" w:space="0" w:color="000000"/>
+              <w:bottom w:val="single" w:sz="6" w:space="0" w:color="000000"/>
+              <w:right w:val="single" w:sz="6" w:space="0" w:color="000000"/>
+            </w:tcBorders>
+            <w:shd w:val="clear" w:color="auto" w:fill="auto"/>
+            <w:vAlign w:val="center"/>
+            <w:hideMark/>
+          </w:tcPr>
+          <w:p>
+            <w:pPr>
+              <w:spacing w:after="0" w:line="240" w:lineRule="auto"/>
+              <w:jc w:val="center"/>
+              <w:textAlignment w:val="baseline"/>
+              <w:rPr>
+                <w:rFonts w:ascii="Times New Roman" w:eastAsia="Times New Roman" w:hAnsi="Times New Roman" w:cs="Times New Roman"/>
+                <w:sz w:val="24"/>
+                <w:szCs w:val="24"/>
+                <w:lang w:eastAsia="pt-BR"/>
+              </w:rPr>
+            </w:pPr>
+            <w:r>
+              <w:rPr>
+                <w:rFonts w:ascii="Arial" w:eastAsia="Times New Roman" w:hAnsi="Arial" w:cs="Arial"/>
+                <w:sz w:val="24"/>
+                <w:szCs w:val="24"/>
+                <w:lang w:eastAsia="pt-BR"/>
+              </w:rPr>
+              <w:lastRenderedPageBreak/>
+              <w:t xml:space="preserve">Deixar os campos </w:t>
+            </w:r>
+            <w:proofErr w:type="spellStart"/>
+            <w:r>
+              <w:rPr>
+                <w:rFonts w:ascii="Arial" w:eastAsia="Times New Roman" w:hAnsi="Arial" w:cs="Arial"/>
+                <w:sz w:val="24"/>
+                <w:szCs w:val="24"/>
+                <w:lang w:eastAsia="pt-BR"/>
+              </w:rPr>
+              <w:t>email</w:t>
+            </w:r>
+            <w:proofErr w:type="spellEnd"/>
+            <w:r>
+              <w:rPr>
+                <w:rFonts w:ascii="Arial" w:eastAsia="Times New Roman" w:hAnsi="Arial" w:cs="Arial"/>
+                <w:sz w:val="24"/>
+                <w:szCs w:val="24"/>
+                <w:lang w:eastAsia="pt-BR"/>
+              </w:rPr>
+              <w:t>, nome, apelido e senha vazios.</w:t>
+            </w:r>
+          </w:p>
+        </w:tc>
+        <w:tc>
+          <w:tcPr>
+            <w:tcW w:w="3000" w:type="dxa"/>
+            <w:tcBorders>
+              <w:top w:val="single" w:sz="6" w:space="0" w:color="000000"/>
+              <w:left w:val="single" w:sz="6" w:space="0" w:color="000000"/>
+              <w:bottom w:val="single" w:sz="6" w:space="0" w:color="000000"/>
+              <w:right w:val="single" w:sz="6" w:space="0" w:color="000000"/>
+            </w:tcBorders>
+            <w:shd w:val="clear" w:color="auto" w:fill="auto"/>
+            <w:vAlign w:val="center"/>
+            <w:hideMark/>
+          </w:tcPr>
+          <w:p>
+            <w:pPr>
+              <w:spacing w:after="0" w:line="240" w:lineRule="auto"/>
+              <w:jc w:val="center"/>
+              <w:textAlignment w:val="baseline"/>
+              <w:rPr>
+                <w:rFonts w:ascii="Times New Roman" w:eastAsia="Times New Roman" w:hAnsi="Times New Roman" w:cs="Times New Roman"/>
+                <w:sz w:val="24"/>
+                <w:szCs w:val="24"/>
+                <w:lang w:eastAsia="pt-BR"/>
+              </w:rPr>
+            </w:pPr>
+            <w:r>
+              <w:rPr>
+                <w:rFonts w:ascii="Arial" w:eastAsia="Times New Roman" w:hAnsi="Arial" w:cs="Arial"/>
+                <w:sz w:val="24"/>
+                <w:szCs w:val="24"/>
+                <w:lang w:eastAsia="pt-BR"/>
+              </w:rPr>
+              <w:t>O sistema deve retornar status 400 e mensagem de erro: "Todos os campos são obrigatórios".</w:t>
+            </w:r>
+          </w:p>
+        </w:tc>
+        <w:tc>
+          <w:tcPr>
+            <w:tcW w:w="3000" w:type="dxa"/>
+            <w:tcBorders>
+              <w:top w:val="single" w:sz="6" w:space="0" w:color="000000"/>
+              <w:left w:val="single" w:sz="6" w:space="0" w:color="000000"/>
+              <w:bottom w:val="single" w:sz="6" w:space="0" w:color="000000"/>
+              <w:right w:val="single" w:sz="6" w:space="0" w:color="000000"/>
+            </w:tcBorders>
+            <w:shd w:val="clear" w:color="auto" w:fill="auto"/>
+            <w:vAlign w:val="center"/>
+            <w:hideMark/>
+          </w:tcPr>
+          <w:p>
+            <w:pPr>
+              <w:spacing w:after="0" w:line="240" w:lineRule="auto"/>
+              <w:jc w:val="center"/>
+              <w:textAlignment w:val="baseline"/>
+              <w:rPr>
+                <w:rFonts w:ascii="Times New Roman" w:eastAsia="Times New Roman" w:hAnsi="Times New Roman" w:cs="Times New Roman"/>
+                <w:sz w:val="24"/>
+                <w:szCs w:val="24"/>
+                <w:lang w:eastAsia="pt-BR"/>
+              </w:rPr>
+            </w:pPr>
+            <w:r>
+              <w:rPr>
+                <w:rFonts w:ascii="Arial" w:eastAsia="Times New Roman" w:hAnsi="Arial" w:cs="Arial"/>
+                <w:sz w:val="24"/>
+                <w:szCs w:val="24"/>
+                <w:lang w:eastAsia="pt-BR"/>
+              </w:rPr>
+              <w:t>O sistema retorna status 400 e mensagem de erro</w:t>
+            </w:r>
+            <w:r>
+              <w:rPr>
+                <w:rFonts w:ascii="Arial" w:eastAsia="Times New Roman" w:hAnsi="Arial" w:cs="Arial"/>
+                <w:sz w:val="24"/>
+                <w:szCs w:val="24"/>
+                <w:lang w:eastAsia="pt-BR"/>
+              </w:rPr>
+              <w:t xml:space="preserve"> (</w:t>
+            </w:r>
+            <w:r>
+              <w:rPr>
+                <w:rFonts w:ascii="Arial" w:eastAsia="Times New Roman" w:hAnsi="Arial" w:cs="Arial"/>
+                <w:sz w:val="24"/>
+                <w:szCs w:val="24"/>
+                <w:lang w:eastAsia="pt-BR"/>
+              </w:rPr>
+              <w:t>"Todos os campos são obrigatórios"</w:t>
+            </w:r>
+            <w:r>
+              <w:rPr>
+                <w:rFonts w:ascii="Arial" w:eastAsia="Times New Roman" w:hAnsi="Arial" w:cs="Arial"/>
+                <w:sz w:val="24"/>
+                <w:szCs w:val="24"/>
+                <w:lang w:eastAsia="pt-BR"/>
+              </w:rPr>
+              <w:t>)</w:t>
+            </w:r>
+            <w:r>
+              <w:rPr>
+                <w:rFonts w:ascii="Arial" w:eastAsia="Times New Roman" w:hAnsi="Arial" w:cs="Arial"/>
+                <w:sz w:val="24"/>
+                <w:szCs w:val="24"/>
+                <w:lang w:eastAsia="pt-BR"/>
+              </w:rPr>
+              <w:t>.</w:t>
+            </w:r>
+          </w:p>
+        </w:tc>
+      </w:tr>
+      <w:tr>
+        <w:trPr>
+          <w:trHeight w:val="300"/>
+        </w:trPr>
+        <w:tc>
+          <w:tcPr>
+            <w:tcW w:w="3000" w:type="dxa"/>
+            <w:tcBorders>
+              <w:top w:val="single" w:sz="6" w:space="0" w:color="000000"/>
+              <w:left w:val="single" w:sz="6" w:space="0" w:color="000000"/>
+              <w:bottom w:val="single" w:sz="6" w:space="0" w:color="000000"/>
+              <w:right w:val="single" w:sz="6" w:space="0" w:color="000000"/>
+            </w:tcBorders>
+            <w:shd w:val="clear" w:color="auto" w:fill="auto"/>
+            <w:vAlign w:val="center"/>
+            <w:hideMark/>
+          </w:tcPr>
+          <w:p>
+            <w:pPr>
+              <w:spacing w:after="0" w:line="240" w:lineRule="auto"/>
+              <w:jc w:val="center"/>
+              <w:textAlignment w:val="baseline"/>
+              <w:rPr>
+                <w:rFonts w:ascii="Times New Roman" w:eastAsia="Times New Roman" w:hAnsi="Times New Roman" w:cs="Times New Roman"/>
+                <w:sz w:val="24"/>
+                <w:szCs w:val="24"/>
+                <w:lang w:eastAsia="pt-BR"/>
+              </w:rPr>
+            </w:pPr>
+            <w:r>
+              <w:rPr>
+                <w:rFonts w:ascii="Arial" w:eastAsia="Times New Roman" w:hAnsi="Arial" w:cs="Arial"/>
+                <w:sz w:val="24"/>
+                <w:szCs w:val="24"/>
+                <w:lang w:eastAsia="pt-BR"/>
+              </w:rPr>
+              <w:t>Digitar uma senha com menos de 6 caracteres.</w:t>
+            </w:r>
+          </w:p>
+        </w:tc>
+        <w:tc>
+          <w:tcPr>
+            <w:tcW w:w="3000" w:type="dxa"/>
+            <w:tcBorders>
+              <w:top w:val="single" w:sz="6" w:space="0" w:color="000000"/>
+              <w:left w:val="single" w:sz="6" w:space="0" w:color="000000"/>
+              <w:bottom w:val="single" w:sz="6" w:space="0" w:color="000000"/>
+              <w:right w:val="single" w:sz="6" w:space="0" w:color="000000"/>
+            </w:tcBorders>
+            <w:shd w:val="clear" w:color="auto" w:fill="auto"/>
+            <w:vAlign w:val="center"/>
+            <w:hideMark/>
+          </w:tcPr>
+          <w:p>
+            <w:pPr>
+              <w:spacing w:after="0" w:line="240" w:lineRule="auto"/>
+              <w:jc w:val="center"/>
+              <w:textAlignment w:val="baseline"/>
+              <w:rPr>
+                <w:rFonts w:ascii="Times New Roman" w:eastAsia="Times New Roman" w:hAnsi="Times New Roman" w:cs="Times New Roman"/>
+                <w:sz w:val="24"/>
+                <w:szCs w:val="24"/>
+                <w:lang w:eastAsia="pt-BR"/>
+              </w:rPr>
+            </w:pPr>
+            <w:r>
+              <w:rPr>
+                <w:rFonts w:ascii="Arial" w:eastAsia="Times New Roman" w:hAnsi="Arial" w:cs="Arial"/>
+                <w:sz w:val="24"/>
+                <w:szCs w:val="24"/>
+                <w:lang w:eastAsia="pt-BR"/>
+              </w:rPr>
+              <w:t>O sistema deve retornar status 400 e mensagem de erro: "A senha deve ter pelo menos 6 caracteres".</w:t>
+            </w:r>
+          </w:p>
+        </w:tc>
+        <w:tc>
+          <w:tcPr>
+            <w:tcW w:w="3000" w:type="dxa"/>
+            <w:tcBorders>
+              <w:top w:val="single" w:sz="6" w:space="0" w:color="000000"/>
+              <w:left w:val="single" w:sz="6" w:space="0" w:color="000000"/>
+              <w:bottom w:val="single" w:sz="6" w:space="0" w:color="000000"/>
+              <w:right w:val="single" w:sz="6" w:space="0" w:color="000000"/>
+            </w:tcBorders>
+            <w:shd w:val="clear" w:color="auto" w:fill="auto"/>
+            <w:vAlign w:val="center"/>
+            <w:hideMark/>
+          </w:tcPr>
+          <w:p>
+            <w:pPr>
+              <w:spacing w:after="0" w:line="240" w:lineRule="auto"/>
+              <w:jc w:val="center"/>
+              <w:textAlignment w:val="baseline"/>
+              <w:rPr>
+                <w:rFonts w:ascii="Times New Roman" w:eastAsia="Times New Roman" w:hAnsi="Times New Roman" w:cs="Times New Roman"/>
+                <w:sz w:val="24"/>
+                <w:szCs w:val="24"/>
+                <w:lang w:eastAsia="pt-BR"/>
+              </w:rPr>
+            </w:pPr>
+            <w:r>
+              <w:rPr>
+                <w:rFonts w:ascii="Arial" w:eastAsia="Times New Roman" w:hAnsi="Arial" w:cs="Arial"/>
+                <w:sz w:val="24"/>
+                <w:szCs w:val="24"/>
+                <w:lang w:eastAsia="pt-BR"/>
+              </w:rPr>
+              <w:t>O sistema retorna status 400 e mensagem de erro</w:t>
+            </w:r>
+            <w:r>
+              <w:rPr>
+                <w:rFonts w:ascii="Arial" w:eastAsia="Times New Roman" w:hAnsi="Arial" w:cs="Arial"/>
+                <w:sz w:val="24"/>
+                <w:szCs w:val="24"/>
+                <w:lang w:eastAsia="pt-BR"/>
+              </w:rPr>
+              <w:t xml:space="preserve"> (</w:t>
+            </w:r>
+            <w:r>
+              <w:rPr>
+                <w:rFonts w:ascii="Arial" w:eastAsia="Times New Roman" w:hAnsi="Arial" w:cs="Arial"/>
+                <w:sz w:val="24"/>
+                <w:szCs w:val="24"/>
+                <w:lang w:eastAsia="pt-BR"/>
+              </w:rPr>
+              <w:t>A senha deve ter pelo menos 6 caracteres</w:t>
+            </w:r>
+            <w:r>
+              <w:rPr>
+                <w:rFonts w:ascii="Arial" w:eastAsia="Times New Roman" w:hAnsi="Arial" w:cs="Arial"/>
+                <w:sz w:val="24"/>
+                <w:szCs w:val="24"/>
+                <w:lang w:eastAsia="pt-BR"/>
+              </w:rPr>
+              <w:t>)</w:t>
+            </w:r>
+            <w:r>
+              <w:rPr>
+                <w:rFonts w:ascii="Arial" w:eastAsia="Times New Roman" w:hAnsi="Arial" w:cs="Arial"/>
+                <w:sz w:val="24"/>
+                <w:szCs w:val="24"/>
+                <w:lang w:eastAsia="pt-BR"/>
+              </w:rPr>
+              <w:t>.</w:t>
+            </w:r>
+          </w:p>
+        </w:tc>
+      </w:tr>
+      <w:tr>
+        <w:trPr>
+          <w:trHeight w:val="300"/>
+        </w:trPr>
+        <w:tc>
+          <w:tcPr>
+            <w:tcW w:w="3000" w:type="dxa"/>
+            <w:tcBorders>
+              <w:top w:val="single" w:sz="6" w:space="0" w:color="000000"/>
+              <w:left w:val="single" w:sz="6" w:space="0" w:color="000000"/>
+              <w:bottom w:val="single" w:sz="6" w:space="0" w:color="000000"/>
+              <w:right w:val="single" w:sz="6" w:space="0" w:color="000000"/>
+            </w:tcBorders>
+            <w:shd w:val="clear" w:color="auto" w:fill="auto"/>
+            <w:vAlign w:val="center"/>
+            <w:hideMark/>
+          </w:tcPr>
+          <w:p>
+            <w:pPr>
+              <w:spacing w:after="0" w:line="240" w:lineRule="auto"/>
+              <w:jc w:val="center"/>
+              <w:textAlignment w:val="baseline"/>
+              <w:rPr>
+                <w:rFonts w:ascii="Times New Roman" w:eastAsia="Times New Roman" w:hAnsi="Times New Roman" w:cs="Times New Roman"/>
+                <w:sz w:val="24"/>
+                <w:szCs w:val="24"/>
+                <w:lang w:eastAsia="pt-BR"/>
+              </w:rPr>
+            </w:pPr>
+            <w:r>
+              <w:rPr>
+                <w:rFonts w:ascii="Arial" w:eastAsia="Times New Roman" w:hAnsi="Arial" w:cs="Arial"/>
+                <w:sz w:val="24"/>
+                <w:szCs w:val="24"/>
+                <w:lang w:eastAsia="pt-BR"/>
+              </w:rPr>
+              <w:t>Usar um apelido já existente.</w:t>
+            </w:r>
+          </w:p>
+        </w:tc>
+        <w:tc>
+          <w:tcPr>
+            <w:tcW w:w="3000" w:type="dxa"/>
+            <w:tcBorders>
+              <w:top w:val="single" w:sz="6" w:space="0" w:color="000000"/>
+              <w:left w:val="single" w:sz="6" w:space="0" w:color="000000"/>
+              <w:bottom w:val="single" w:sz="6" w:space="0" w:color="000000"/>
+              <w:right w:val="single" w:sz="6" w:space="0" w:color="000000"/>
+            </w:tcBorders>
+            <w:shd w:val="clear" w:color="auto" w:fill="auto"/>
+            <w:vAlign w:val="center"/>
+            <w:hideMark/>
+          </w:tcPr>
+          <w:p>
+            <w:pPr>
+              <w:spacing w:after="0" w:line="240" w:lineRule="auto"/>
+              <w:jc w:val="center"/>
+              <w:textAlignment w:val="baseline"/>
+              <w:rPr>
+                <w:rFonts w:ascii="Times New Roman" w:eastAsia="Times New Roman" w:hAnsi="Times New Roman" w:cs="Times New Roman"/>
+                <w:sz w:val="24"/>
+                <w:szCs w:val="24"/>
+                <w:lang w:eastAsia="pt-BR"/>
+              </w:rPr>
+            </w:pPr>
+            <w:r>
+              <w:rPr>
+                <w:rFonts w:ascii="Arial" w:eastAsia="Times New Roman" w:hAnsi="Arial" w:cs="Arial"/>
+                <w:sz w:val="24"/>
+                <w:szCs w:val="24"/>
+                <w:lang w:eastAsia="pt-BR"/>
+              </w:rPr>
+              <w:t>O sistema deve retornar status 400 e mensagem de erro: "Apelido já existe".</w:t>
+            </w:r>
+          </w:p>
+        </w:tc>
+        <w:tc>
+          <w:tcPr>
+            <w:tcW w:w="3000" w:type="dxa"/>
+            <w:tcBorders>
+              <w:top w:val="single" w:sz="6" w:space="0" w:color="000000"/>
+              <w:left w:val="single" w:sz="6" w:space="0" w:color="000000"/>
+              <w:bottom w:val="single" w:sz="6" w:space="0" w:color="000000"/>
+              <w:right w:val="single" w:sz="6" w:space="0" w:color="000000"/>
+            </w:tcBorders>
+            <w:shd w:val="clear" w:color="auto" w:fill="auto"/>
+            <w:vAlign w:val="center"/>
+            <w:hideMark/>
+          </w:tcPr>
+          <w:p>
+            <w:pPr>
+              <w:spacing w:after="0" w:line="240" w:lineRule="auto"/>
+              <w:jc w:val="center"/>
+              <w:textAlignment w:val="baseline"/>
+              <w:rPr>
+                <w:rFonts w:ascii="Times New Roman" w:eastAsia="Times New Roman" w:hAnsi="Times New Roman" w:cs="Times New Roman"/>
+                <w:sz w:val="24"/>
+                <w:szCs w:val="24"/>
+                <w:lang w:eastAsia="pt-BR"/>
+              </w:rPr>
+            </w:pPr>
+            <w:r>
+              <w:rPr>
+                <w:rFonts w:ascii="Arial" w:eastAsia="Times New Roman" w:hAnsi="Arial" w:cs="Arial"/>
+                <w:sz w:val="24"/>
+                <w:szCs w:val="24"/>
+                <w:lang w:eastAsia="pt-BR"/>
+              </w:rPr>
+              <w:t>O sistema retorna status 400 e mensagem de erro</w:t>
+            </w:r>
+            <w:r>
+              <w:rPr>
+                <w:rFonts w:ascii="Arial" w:eastAsia="Times New Roman" w:hAnsi="Arial" w:cs="Arial"/>
+                <w:sz w:val="24"/>
+                <w:szCs w:val="24"/>
+                <w:lang w:eastAsia="pt-BR"/>
+              </w:rPr>
+              <w:t xml:space="preserve"> (</w:t>
+            </w:r>
+            <w:r>
+              <w:rPr>
+                <w:rFonts w:ascii="Arial" w:eastAsia="Times New Roman" w:hAnsi="Arial" w:cs="Arial"/>
+                <w:sz w:val="24"/>
+                <w:szCs w:val="24"/>
+                <w:lang w:eastAsia="pt-BR"/>
+              </w:rPr>
+              <w:t>Apelido já existe</w:t>
+            </w:r>
+            <w:r>
+              <w:rPr>
+                <w:rFonts w:ascii="Arial" w:eastAsia="Times New Roman" w:hAnsi="Arial" w:cs="Arial"/>
+                <w:sz w:val="24"/>
+                <w:szCs w:val="24"/>
+                <w:lang w:eastAsia="pt-BR"/>
+              </w:rPr>
+              <w:t>)</w:t>
+            </w:r>
+            <w:r>
+              <w:rPr>
+                <w:rFonts w:ascii="Arial" w:eastAsia="Times New Roman" w:hAnsi="Arial" w:cs="Arial"/>
+                <w:sz w:val="24"/>
+                <w:szCs w:val="24"/>
+                <w:lang w:eastAsia="pt-BR"/>
+              </w:rPr>
+              <w:t>.</w:t>
+            </w:r>
+          </w:p>
+        </w:tc>
+      </w:tr>
+      <w:tr>
+        <w:trPr>
+          <w:trHeight w:val="300"/>
+        </w:trPr>
+        <w:tc>
+          <w:tcPr>
+            <w:tcW w:w="3000" w:type="dxa"/>
+            <w:tcBorders>
+              <w:top w:val="single" w:sz="6" w:space="0" w:color="000000"/>
+              <w:left w:val="single" w:sz="6" w:space="0" w:color="000000"/>
+              <w:bottom w:val="single" w:sz="6" w:space="0" w:color="000000"/>
+              <w:right w:val="single" w:sz="6" w:space="0" w:color="000000"/>
+            </w:tcBorders>
+            <w:shd w:val="clear" w:color="auto" w:fill="auto"/>
+            <w:vAlign w:val="center"/>
+            <w:hideMark/>
+          </w:tcPr>
+          <w:p>
+            <w:pPr>
+              <w:spacing w:after="0" w:line="240" w:lineRule="auto"/>
+              <w:jc w:val="center"/>
+              <w:textAlignment w:val="baseline"/>
+              <w:rPr>
+                <w:rFonts w:ascii="Times New Roman" w:eastAsia="Times New Roman" w:hAnsi="Times New Roman" w:cs="Times New Roman"/>
+                <w:sz w:val="24"/>
+                <w:szCs w:val="24"/>
+                <w:lang w:eastAsia="pt-BR"/>
+              </w:rPr>
+            </w:pPr>
+            <w:r>
+              <w:rPr>
+                <w:rFonts w:ascii="Arial" w:eastAsia="Times New Roman" w:hAnsi="Arial" w:cs="Arial"/>
+                <w:sz w:val="24"/>
+                <w:szCs w:val="24"/>
+                <w:lang w:eastAsia="pt-BR"/>
+              </w:rPr>
+              <w:t xml:space="preserve">Usar um </w:t>
+            </w:r>
+            <w:proofErr w:type="spellStart"/>
+            <w:r>
+              <w:rPr>
+                <w:rFonts w:ascii="Arial" w:eastAsia="Times New Roman" w:hAnsi="Arial" w:cs="Arial"/>
+                <w:sz w:val="24"/>
+                <w:szCs w:val="24"/>
+                <w:lang w:eastAsia="pt-BR"/>
+              </w:rPr>
+              <w:t>email</w:t>
+            </w:r>
+            <w:proofErr w:type="spellEnd"/>
+            <w:r>
+              <w:rPr>
+                <w:rFonts w:ascii="Arial" w:eastAsia="Times New Roman" w:hAnsi="Arial" w:cs="Arial"/>
+                <w:sz w:val="24"/>
+                <w:szCs w:val="24"/>
+                <w:lang w:eastAsia="pt-BR"/>
+              </w:rPr>
+              <w:t xml:space="preserve"> já cadastrado.</w:t>
+            </w:r>
+          </w:p>
+        </w:tc>
+        <w:tc>
+          <w:tcPr>
+            <w:tcW w:w="3000" w:type="dxa"/>
+            <w:tcBorders>
+              <w:top w:val="single" w:sz="6" w:space="0" w:color="000000"/>
+              <w:left w:val="single" w:sz="6" w:space="0" w:color="000000"/>
+              <w:bottom w:val="single" w:sz="6" w:space="0" w:color="000000"/>
+              <w:right w:val="single" w:sz="6" w:space="0" w:color="000000"/>
+            </w:tcBorders>
+            <w:shd w:val="clear" w:color="auto" w:fill="auto"/>
+            <w:vAlign w:val="center"/>
+            <w:hideMark/>
+          </w:tcPr>
+          <w:p>
+            <w:pPr>
+              <w:spacing w:after="0" w:line="240" w:lineRule="auto"/>
+              <w:jc w:val="center"/>
+              <w:textAlignment w:val="baseline"/>
+              <w:rPr>
+                <w:rFonts w:ascii="Times New Roman" w:eastAsia="Times New Roman" w:hAnsi="Times New Roman" w:cs="Times New Roman"/>
+                <w:sz w:val="24"/>
+                <w:szCs w:val="24"/>
+                <w:lang w:eastAsia="pt-BR"/>
+              </w:rPr>
+            </w:pPr>
+            <w:r>
+              <w:rPr>
+                <w:rFonts w:ascii="Arial" w:eastAsia="Times New Roman" w:hAnsi="Arial" w:cs="Arial"/>
+                <w:sz w:val="24"/>
+                <w:szCs w:val="24"/>
+                <w:lang w:eastAsia="pt-BR"/>
+              </w:rPr>
+              <w:t>O sistema deve retornar status 400 e mensagem de erro: "Usuário já cadastrado".</w:t>
+            </w:r>
+          </w:p>
+        </w:tc>
+        <w:tc>
+          <w:tcPr>
+            <w:tcW w:w="3000" w:type="dxa"/>
+            <w:tcBorders>
+              <w:top w:val="single" w:sz="6" w:space="0" w:color="000000"/>
+              <w:left w:val="single" w:sz="6" w:space="0" w:color="000000"/>
+              <w:bottom w:val="single" w:sz="6" w:space="0" w:color="000000"/>
+              <w:right w:val="single" w:sz="6" w:space="0" w:color="000000"/>
+            </w:tcBorders>
+            <w:shd w:val="clear" w:color="auto" w:fill="auto"/>
+            <w:vAlign w:val="center"/>
+            <w:hideMark/>
+          </w:tcPr>
+          <w:p>
+            <w:pPr>
+              <w:spacing w:after="0" w:line="240" w:lineRule="auto"/>
+              <w:jc w:val="center"/>
+              <w:textAlignment w:val="baseline"/>
+              <w:rPr>
+                <w:rFonts w:ascii="Times New Roman" w:eastAsia="Times New Roman" w:hAnsi="Times New Roman" w:cs="Times New Roman"/>
+                <w:sz w:val="24"/>
+                <w:szCs w:val="24"/>
+                <w:lang w:eastAsia="pt-BR"/>
+              </w:rPr>
+            </w:pPr>
+            <w:r>
+              <w:rPr>
+                <w:rFonts w:ascii="Arial" w:eastAsia="Times New Roman" w:hAnsi="Arial" w:cs="Arial"/>
+                <w:sz w:val="24"/>
+                <w:szCs w:val="24"/>
+                <w:lang w:eastAsia="pt-BR"/>
+              </w:rPr>
+              <w:t>O sistema retorna status 400 e mensagem de erro</w:t>
+            </w:r>
+            <w:r>
+              <w:rPr>
+                <w:rFonts w:ascii="Arial" w:eastAsia="Times New Roman" w:hAnsi="Arial" w:cs="Arial"/>
+                <w:sz w:val="24"/>
+                <w:szCs w:val="24"/>
+                <w:lang w:eastAsia="pt-BR"/>
+              </w:rPr>
+              <w:t xml:space="preserve"> (</w:t>
+            </w:r>
+            <w:r>
+              <w:rPr>
+                <w:rFonts w:ascii="Arial" w:eastAsia="Times New Roman" w:hAnsi="Arial" w:cs="Arial"/>
+                <w:sz w:val="24"/>
+                <w:szCs w:val="24"/>
+                <w:lang w:eastAsia="pt-BR"/>
+              </w:rPr>
+              <w:t>Usuário já cadastrado</w:t>
+            </w:r>
+            <w:r>
+              <w:rPr>
+                <w:rFonts w:ascii="Arial" w:eastAsia="Times New Roman" w:hAnsi="Arial" w:cs="Arial"/>
+                <w:sz w:val="24"/>
+                <w:szCs w:val="24"/>
+                <w:lang w:eastAsia="pt-BR"/>
+              </w:rPr>
+              <w:t>)</w:t>
+            </w:r>
+            <w:r>
+              <w:rPr>
+                <w:rFonts w:ascii="Arial" w:eastAsia="Times New Roman" w:hAnsi="Arial" w:cs="Arial"/>
+                <w:sz w:val="24"/>
+                <w:szCs w:val="24"/>
+                <w:lang w:eastAsia="pt-BR"/>
+              </w:rPr>
+              <w:t>.</w:t>
+            </w:r>
+          </w:p>
+        </w:tc>
+      </w:tr>
+      <w:tr>
+        <w:trPr>
+          <w:trHeight w:val="300"/>
+        </w:trPr>
+        <w:tc>
+          <w:tcPr>
+            <w:tcW w:w="3000" w:type="dxa"/>
+            <w:tcBorders>
+              <w:top w:val="single" w:sz="6" w:space="0" w:color="000000"/>
+              <w:left w:val="single" w:sz="6" w:space="0" w:color="000000"/>
+              <w:bottom w:val="single" w:sz="6" w:space="0" w:color="000000"/>
+              <w:right w:val="single" w:sz="6" w:space="0" w:color="000000"/>
+            </w:tcBorders>
+            <w:shd w:val="clear" w:color="auto" w:fill="auto"/>
+            <w:vAlign w:val="center"/>
+            <w:hideMark/>
+          </w:tcPr>
+          <w:p>
+            <w:pPr>
+              <w:spacing w:after="0" w:line="240" w:lineRule="auto"/>
+              <w:jc w:val="center"/>
+              <w:textAlignment w:val="baseline"/>
+              <w:rPr>
+                <w:rFonts w:ascii="Times New Roman" w:eastAsia="Times New Roman" w:hAnsi="Times New Roman" w:cs="Times New Roman"/>
+                <w:sz w:val="24"/>
+                <w:szCs w:val="24"/>
+                <w:lang w:eastAsia="pt-BR"/>
+              </w:rPr>
+            </w:pPr>
+            <w:r>
+              <w:rPr>
+                <w:rFonts w:ascii="Arial" w:eastAsia="Times New Roman" w:hAnsi="Arial" w:cs="Arial"/>
+                <w:sz w:val="24"/>
+                <w:szCs w:val="24"/>
+                <w:lang w:eastAsia="pt-BR"/>
+              </w:rPr>
+              <w:t>Preencher todos os campos corretamente.</w:t>
+            </w:r>
+          </w:p>
+        </w:tc>
+        <w:tc>
+          <w:tcPr>
+            <w:tcW w:w="3000" w:type="dxa"/>
+            <w:tcBorders>
+              <w:top w:val="single" w:sz="6" w:space="0" w:color="000000"/>
+              <w:left w:val="single" w:sz="6" w:space="0" w:color="000000"/>
+              <w:bottom w:val="single" w:sz="6" w:space="0" w:color="000000"/>
+              <w:right w:val="single" w:sz="6" w:space="0" w:color="000000"/>
+            </w:tcBorders>
+            <w:shd w:val="clear" w:color="auto" w:fill="auto"/>
+            <w:vAlign w:val="center"/>
+            <w:hideMark/>
+          </w:tcPr>
+          <w:p>
+            <w:pPr>
+              <w:spacing w:after="0" w:line="240" w:lineRule="auto"/>
+              <w:jc w:val="center"/>
+              <w:textAlignment w:val="baseline"/>
+              <w:rPr>
+                <w:rFonts w:ascii="Times New Roman" w:eastAsia="Times New Roman" w:hAnsi="Times New Roman" w:cs="Times New Roman"/>
+                <w:sz w:val="24"/>
+                <w:szCs w:val="24"/>
+                <w:lang w:eastAsia="pt-BR"/>
+              </w:rPr>
+            </w:pPr>
+            <w:r>
+              <w:rPr>
+                <w:rFonts w:ascii="Arial" w:eastAsia="Times New Roman" w:hAnsi="Arial" w:cs="Arial"/>
+                <w:sz w:val="24"/>
+                <w:szCs w:val="24"/>
+                <w:lang w:eastAsia="pt-BR"/>
+              </w:rPr>
+              <w:t>O sistema deve chamar o próximo middleware, permitindo o cadastro do usuário.</w:t>
+            </w:r>
+          </w:p>
+        </w:tc>
+        <w:tc>
+          <w:tcPr>
+            <w:tcW w:w="3000" w:type="dxa"/>
+            <w:tcBorders>
+              <w:top w:val="single" w:sz="6" w:space="0" w:color="000000"/>
+              <w:left w:val="single" w:sz="6" w:space="0" w:color="000000"/>
+              <w:bottom w:val="single" w:sz="6" w:space="0" w:color="000000"/>
+              <w:right w:val="single" w:sz="6" w:space="0" w:color="000000"/>
+            </w:tcBorders>
+            <w:shd w:val="clear" w:color="auto" w:fill="auto"/>
+            <w:vAlign w:val="center"/>
+            <w:hideMark/>
+          </w:tcPr>
+          <w:p>
+            <w:pPr>
+              <w:spacing w:after="0" w:line="240" w:lineRule="auto"/>
+              <w:jc w:val="center"/>
+              <w:textAlignment w:val="baseline"/>
+              <w:rPr>
+                <w:rFonts w:ascii="Times New Roman" w:eastAsia="Times New Roman" w:hAnsi="Times New Roman" w:cs="Times New Roman"/>
+                <w:sz w:val="24"/>
+                <w:szCs w:val="24"/>
+                <w:lang w:eastAsia="pt-BR"/>
+              </w:rPr>
+            </w:pPr>
+            <w:r>
+              <w:rPr>
+                <w:rFonts w:ascii="Arial" w:eastAsia="Times New Roman" w:hAnsi="Arial" w:cs="Arial"/>
+                <w:sz w:val="24"/>
+                <w:szCs w:val="24"/>
+                <w:lang w:eastAsia="pt-BR"/>
+              </w:rPr>
+              <w:t>O sistema chama o próximo middleware.</w:t>
+            </w:r>
+          </w:p>
+        </w:tc>
+      </w:tr>
+      <w:tr>
+        <w:trPr>
+          <w:trHeight w:val="300"/>
+        </w:trPr>
+        <w:tc>
+          <w:tcPr>
+            <w:tcW w:w="3000" w:type="dxa"/>
+            <w:tcBorders>
+              <w:top w:val="single" w:sz="6" w:space="0" w:color="000000"/>
+              <w:left w:val="single" w:sz="6" w:space="0" w:color="000000"/>
+              <w:bottom w:val="single" w:sz="6" w:space="0" w:color="000000"/>
+              <w:right w:val="single" w:sz="6" w:space="0" w:color="000000"/>
+            </w:tcBorders>
+            <w:shd w:val="clear" w:color="auto" w:fill="auto"/>
+            <w:vAlign w:val="center"/>
+            <w:hideMark/>
+          </w:tcPr>
+          <w:p>
+            <w:pPr>
+              <w:spacing w:after="0" w:line="240" w:lineRule="auto"/>
+              <w:jc w:val="center"/>
+              <w:textAlignment w:val="baseline"/>
+              <w:rPr>
+                <w:rFonts w:ascii="Times New Roman" w:eastAsia="Times New Roman" w:hAnsi="Times New Roman" w:cs="Times New Roman"/>
+                <w:sz w:val="24"/>
+                <w:szCs w:val="24"/>
+                <w:lang w:eastAsia="pt-BR"/>
+              </w:rPr>
+            </w:pPr>
+            <w:r>
+              <w:rPr>
+                <w:rFonts w:ascii="Arial" w:eastAsia="Times New Roman" w:hAnsi="Arial" w:cs="Arial"/>
+                <w:sz w:val="24"/>
+                <w:szCs w:val="24"/>
+                <w:lang w:eastAsia="pt-BR"/>
+              </w:rPr>
+              <w:t>Deixar o campo apelido vazio, mas preencher os outros campos.</w:t>
+            </w:r>
+          </w:p>
+        </w:tc>
+        <w:tc>
+          <w:tcPr>
+            <w:tcW w:w="3000" w:type="dxa"/>
+            <w:tcBorders>
+              <w:top w:val="single" w:sz="6" w:space="0" w:color="000000"/>
+              <w:left w:val="single" w:sz="6" w:space="0" w:color="000000"/>
+              <w:bottom w:val="single" w:sz="6" w:space="0" w:color="000000"/>
+              <w:right w:val="single" w:sz="6" w:space="0" w:color="000000"/>
+            </w:tcBorders>
+            <w:shd w:val="clear" w:color="auto" w:fill="auto"/>
+            <w:vAlign w:val="center"/>
+            <w:hideMark/>
+          </w:tcPr>
+          <w:p>
+            <w:pPr>
+              <w:spacing w:after="0" w:line="240" w:lineRule="auto"/>
+              <w:jc w:val="center"/>
+              <w:textAlignment w:val="baseline"/>
+              <w:rPr>
+                <w:rFonts w:ascii="Times New Roman" w:eastAsia="Times New Roman" w:hAnsi="Times New Roman" w:cs="Times New Roman"/>
+                <w:sz w:val="24"/>
+                <w:szCs w:val="24"/>
+                <w:lang w:eastAsia="pt-BR"/>
+              </w:rPr>
+            </w:pPr>
+            <w:r>
+              <w:rPr>
+                <w:rFonts w:ascii="Arial" w:eastAsia="Times New Roman" w:hAnsi="Arial" w:cs="Arial"/>
+                <w:sz w:val="24"/>
+                <w:szCs w:val="24"/>
+                <w:lang w:eastAsia="pt-BR"/>
+              </w:rPr>
+              <w:t>O sistema deve retornar status 400 e mensagem de erro: "Todos os campos são obrigatórios".</w:t>
+            </w:r>
+          </w:p>
+        </w:tc>
+        <w:tc>
+          <w:tcPr>
+            <w:tcW w:w="3000" w:type="dxa"/>
+            <w:tcBorders>
+              <w:top w:val="single" w:sz="6" w:space="0" w:color="000000"/>
+              <w:left w:val="single" w:sz="6" w:space="0" w:color="000000"/>
+              <w:bottom w:val="single" w:sz="6" w:space="0" w:color="000000"/>
+              <w:right w:val="single" w:sz="6" w:space="0" w:color="000000"/>
+            </w:tcBorders>
+            <w:shd w:val="clear" w:color="auto" w:fill="auto"/>
+            <w:vAlign w:val="center"/>
+            <w:hideMark/>
+          </w:tcPr>
+          <w:p>
+            <w:pPr>
+              <w:spacing w:after="0" w:line="240" w:lineRule="auto"/>
+              <w:jc w:val="center"/>
+              <w:textAlignment w:val="baseline"/>
+              <w:rPr>
+                <w:rFonts w:ascii="Times New Roman" w:eastAsia="Times New Roman" w:hAnsi="Times New Roman" w:cs="Times New Roman"/>
+                <w:sz w:val="24"/>
+                <w:szCs w:val="24"/>
+                <w:lang w:eastAsia="pt-BR"/>
+              </w:rPr>
+            </w:pPr>
+            <w:r>
+              <w:rPr>
+                <w:rFonts w:ascii="Arial" w:eastAsia="Times New Roman" w:hAnsi="Arial" w:cs="Arial"/>
+                <w:sz w:val="24"/>
+                <w:szCs w:val="24"/>
+                <w:lang w:eastAsia="pt-BR"/>
+              </w:rPr>
+              <w:t>O sistema retorna status 400 e mensagem de erro</w:t>
+            </w:r>
+            <w:r>
+              <w:rPr>
+                <w:rFonts w:ascii="Arial" w:eastAsia="Times New Roman" w:hAnsi="Arial" w:cs="Arial"/>
+                <w:sz w:val="24"/>
+                <w:szCs w:val="24"/>
+                <w:lang w:eastAsia="pt-BR"/>
+              </w:rPr>
+              <w:t xml:space="preserve"> (</w:t>
+            </w:r>
+            <w:r>
+              <w:rPr>
+                <w:rFonts w:ascii="Arial" w:eastAsia="Times New Roman" w:hAnsi="Arial" w:cs="Arial"/>
+                <w:sz w:val="24"/>
+                <w:szCs w:val="24"/>
+                <w:lang w:eastAsia="pt-BR"/>
+              </w:rPr>
+              <w:t>Todos os campos são obrigatórios</w:t>
+            </w:r>
+            <w:r>
+              <w:rPr>
+                <w:rFonts w:ascii="Arial" w:eastAsia="Times New Roman" w:hAnsi="Arial" w:cs="Arial"/>
+                <w:sz w:val="24"/>
+                <w:szCs w:val="24"/>
+                <w:lang w:eastAsia="pt-BR"/>
+              </w:rPr>
+              <w:t>)</w:t>
+            </w:r>
+            <w:r>
+              <w:rPr>
+                <w:rFonts w:ascii="Arial" w:eastAsia="Times New Roman" w:hAnsi="Arial" w:cs="Arial"/>
+                <w:sz w:val="24"/>
+                <w:szCs w:val="24"/>
+                <w:lang w:eastAsia="pt-BR"/>
+              </w:rPr>
+              <w:t>.</w:t>
+            </w:r>
+          </w:p>
+        </w:tc>
+      </w:tr>
+      <w:tr>
+        <w:trPr>
+          <w:trHeight w:val="300"/>
+        </w:trPr>
+        <w:tc>
+          <w:tcPr>
+            <w:tcW w:w="3000" w:type="dxa"/>
+            <w:tcBorders>
+              <w:top w:val="single" w:sz="6" w:space="0" w:color="000000"/>
+              <w:left w:val="single" w:sz="6" w:space="0" w:color="000000"/>
+              <w:bottom w:val="single" w:sz="6" w:space="0" w:color="000000"/>
+              <w:right w:val="single" w:sz="6" w:space="0" w:color="000000"/>
+            </w:tcBorders>
+            <w:shd w:val="clear" w:color="auto" w:fill="auto"/>
+            <w:vAlign w:val="center"/>
+          </w:tcPr>
+          <w:p>
+            <w:pPr>
+              <w:spacing w:after="0" w:line="240" w:lineRule="auto"/>
+              <w:jc w:val="center"/>
+              <w:textAlignment w:val="baseline"/>
+              <w:rPr>
+                <w:rFonts w:ascii="Arial" w:eastAsia="Times New Roman" w:hAnsi="Arial" w:cs="Arial"/>
+                <w:sz w:val="24"/>
+                <w:szCs w:val="24"/>
+                <w:lang w:eastAsia="pt-BR"/>
+              </w:rPr>
+            </w:pPr>
+            <w:r>
+              <w:rPr>
+                <w:rFonts w:ascii="Arial" w:eastAsia="Times New Roman" w:hAnsi="Arial" w:cs="Arial"/>
+                <w:sz w:val="24"/>
+                <w:szCs w:val="24"/>
+                <w:lang w:eastAsia="pt-BR"/>
+              </w:rPr>
+              <w:t>Deixar o campo senha vazio, mas preencher os outros campos.</w:t>
+            </w:r>
+          </w:p>
+        </w:tc>
+        <w:tc>
+          <w:tcPr>
+            <w:tcW w:w="3000" w:type="dxa"/>
+            <w:tcBorders>
+              <w:top w:val="single" w:sz="6" w:space="0" w:color="000000"/>
+              <w:left w:val="single" w:sz="6" w:space="0" w:color="000000"/>
+              <w:bottom w:val="single" w:sz="6" w:space="0" w:color="000000"/>
+              <w:right w:val="single" w:sz="6" w:space="0" w:color="000000"/>
+            </w:tcBorders>
+            <w:shd w:val="clear" w:color="auto" w:fill="auto"/>
+            <w:vAlign w:val="center"/>
+          </w:tcPr>
+          <w:p>
+            <w:pPr>
+              <w:spacing w:after="0" w:line="240" w:lineRule="auto"/>
+              <w:jc w:val="center"/>
+              <w:textAlignment w:val="baseline"/>
+              <w:rPr>
+                <w:rFonts w:ascii="Arial" w:eastAsia="Times New Roman" w:hAnsi="Arial" w:cs="Arial"/>
+                <w:sz w:val="24"/>
+                <w:szCs w:val="24"/>
+                <w:lang w:eastAsia="pt-BR"/>
+              </w:rPr>
+            </w:pPr>
+            <w:r>
+              <w:rPr>
+                <w:rFonts w:ascii="Arial" w:eastAsia="Times New Roman" w:hAnsi="Arial" w:cs="Arial"/>
+                <w:sz w:val="24"/>
+                <w:szCs w:val="24"/>
+                <w:lang w:eastAsia="pt-BR"/>
+              </w:rPr>
+              <w:t>O sistema deve retornar status 400 e mensagem de erro: "Todos os campos são obrigatórios".</w:t>
+            </w:r>
+          </w:p>
+        </w:tc>
+        <w:tc>
+          <w:tcPr>
+            <w:tcW w:w="3000" w:type="dxa"/>
+            <w:tcBorders>
+              <w:top w:val="single" w:sz="6" w:space="0" w:color="000000"/>
+              <w:left w:val="single" w:sz="6" w:space="0" w:color="000000"/>
+              <w:bottom w:val="single" w:sz="6" w:space="0" w:color="000000"/>
+              <w:right w:val="single" w:sz="6" w:space="0" w:color="000000"/>
+            </w:tcBorders>
+            <w:shd w:val="clear" w:color="auto" w:fill="auto"/>
+            <w:vAlign w:val="center"/>
+          </w:tcPr>
+          <w:p>
+            <w:pPr>
+              <w:spacing w:after="0" w:line="240" w:lineRule="auto"/>
+              <w:jc w:val="center"/>
+              <w:textAlignment w:val="baseline"/>
+              <w:rPr>
+                <w:rFonts w:ascii="Arial" w:eastAsia="Times New Roman" w:hAnsi="Arial" w:cs="Arial"/>
+                <w:sz w:val="24"/>
+                <w:szCs w:val="24"/>
+                <w:lang w:eastAsia="pt-BR"/>
+              </w:rPr>
+            </w:pPr>
+            <w:r>
+              <w:rPr>
+                <w:rFonts w:ascii="Arial" w:eastAsia="Times New Roman" w:hAnsi="Arial" w:cs="Arial"/>
+                <w:sz w:val="24"/>
+                <w:szCs w:val="24"/>
+                <w:lang w:eastAsia="pt-BR"/>
+              </w:rPr>
+              <w:t>O sistema retorna status 400 e mensagem de erro</w:t>
+            </w:r>
+            <w:r>
+              <w:rPr>
+                <w:rFonts w:ascii="Arial" w:eastAsia="Times New Roman" w:hAnsi="Arial" w:cs="Arial"/>
+                <w:sz w:val="24"/>
+                <w:szCs w:val="24"/>
+                <w:lang w:eastAsia="pt-BR"/>
+              </w:rPr>
+              <w:t xml:space="preserve"> (</w:t>
+            </w:r>
+            <w:r>
+              <w:rPr>
+                <w:rFonts w:ascii="Arial" w:eastAsia="Times New Roman" w:hAnsi="Arial" w:cs="Arial"/>
+                <w:sz w:val="24"/>
+                <w:szCs w:val="24"/>
+                <w:lang w:eastAsia="pt-BR"/>
+              </w:rPr>
+              <w:t>Todos os campos são obrigatórios.</w:t>
+            </w:r>
+            <w:r>
+              <w:rPr>
+                <w:rFonts w:ascii="Arial" w:eastAsia="Times New Roman" w:hAnsi="Arial" w:cs="Arial"/>
+                <w:sz w:val="24"/>
+                <w:szCs w:val="24"/>
+                <w:lang w:eastAsia="pt-BR"/>
+              </w:rPr>
+              <w:t>)</w:t>
+            </w:r>
+            <w:r>
+              <w:rPr>
+                <w:rFonts w:ascii="Arial" w:eastAsia="Times New Roman" w:hAnsi="Arial" w:cs="Arial"/>
+                <w:sz w:val="24"/>
+                <w:szCs w:val="24"/>
+                <w:lang w:eastAsia="pt-BR"/>
+              </w:rPr>
+              <w:t>.</w:t>
+            </w:r>
+          </w:p>
+        </w:tc>
+      </w:tr>
+    </w:tbl>
+    <w:p>
+      <w:pPr>
+        <w:spacing w:after="0" w:line="240" w:lineRule="auto"/>
+        <w:textAlignment w:val="baseline"/>
+        <w:rPr>
+          <w:rFonts w:ascii="Segoe UI" w:eastAsia="Times New Roman" w:hAnsi="Segoe UI" w:cs="Segoe UI"/>
+          <w:sz w:val="18"/>
+          <w:szCs w:val="18"/>
+          <w:lang w:eastAsia="pt-BR"/>
+        </w:rPr>
+      </w:pPr>
+      <w:r>
+        <w:rPr>
+          <w:rFonts w:ascii="Arial" w:eastAsia="Times New Roman" w:hAnsi="Arial" w:cs="Arial"/>
+          <w:sz w:val="24"/>
+          <w:szCs w:val="24"/>
+          <w:lang w:eastAsia="pt-BR"/>
+        </w:rPr>
+        <w:t> </w:t>
+      </w:r>
+    </w:p>
+    <w:tbl>
+      <w:tblPr>
+        <w:tblW w:w="0" w:type="dxa"/>
+        <w:tblBorders>
+          <w:top w:val="outset" w:sz="6" w:space="0" w:color="auto"/>
+          <w:left w:val="outset" w:sz="6" w:space="0" w:color="auto"/>
+          <w:bottom w:val="outset" w:sz="6" w:space="0" w:color="auto"/>
+          <w:right w:val="outset" w:sz="6" w:space="0" w:color="auto"/>
+        </w:tblBorders>
+        <w:tblCellMar>
+          <w:left w:w="0" w:type="dxa"/>
+          <w:right w:w="0" w:type="dxa"/>
+        </w:tblCellMar>
+        <w:tblLook w:val="04A0" w:firstRow="1" w:lastRow="0" w:firstColumn="1" w:lastColumn="0" w:noHBand="0" w:noVBand="1"/>
+      </w:tblPr>
+      <w:tblGrid>
+        <w:gridCol w:w="2931"/>
+        <w:gridCol w:w="2913"/>
+        <w:gridCol w:w="2927"/>
+      </w:tblGrid>
+      <w:tr>
+        <w:trPr>
+          <w:trHeight w:val="300"/>
+        </w:trPr>
+        <w:tc>
+          <w:tcPr>
+            <w:tcW w:w="9015" w:type="dxa"/>
+            <w:gridSpan w:val="3"/>
+            <w:tcBorders>
+              <w:top w:val="single" w:sz="6" w:space="0" w:color="000000"/>
+              <w:left w:val="single" w:sz="6" w:space="0" w:color="000000"/>
+              <w:bottom w:val="single" w:sz="6" w:space="0" w:color="000000"/>
+              <w:right w:val="single" w:sz="6" w:space="0" w:color="000000"/>
+            </w:tcBorders>
+            <w:shd w:val="clear" w:color="auto" w:fill="F6C5AC"/>
+            <w:vAlign w:val="center"/>
+            <w:hideMark/>
+          </w:tcPr>
+          <w:p>
+            <w:pPr>
+              <w:spacing w:after="0" w:line="240" w:lineRule="auto"/>
+              <w:jc w:val="center"/>
+              <w:textAlignment w:val="baseline"/>
+              <w:rPr>
+                <w:rFonts w:ascii="Times New Roman" w:eastAsia="Times New Roman" w:hAnsi="Times New Roman" w:cs="Times New Roman"/>
+                <w:sz w:val="24"/>
+                <w:szCs w:val="24"/>
+                <w:lang w:eastAsia="pt-BR"/>
+              </w:rPr>
+            </w:pPr>
+            <w:r>
+              <w:rPr>
+                <w:rFonts w:ascii="Arial" w:eastAsia="Times New Roman" w:hAnsi="Arial" w:cs="Arial"/>
+                <w:sz w:val="28"/>
+                <w:szCs w:val="28"/>
+                <w:lang w:eastAsia="pt-BR"/>
+              </w:rPr>
+              <w:t>Plano de Testes de Login </w:t>
+            </w:r>
+          </w:p>
+        </w:tc>
+      </w:tr>
+      <w:tr>
+        <w:trPr>
+          <w:trHeight w:val="300"/>
+        </w:trPr>
+        <w:tc>
+          <w:tcPr>
+            <w:tcW w:w="3000" w:type="dxa"/>
+            <w:tcBorders>
+              <w:top w:val="single" w:sz="6" w:space="0" w:color="000000"/>
+              <w:left w:val="single" w:sz="6" w:space="0" w:color="000000"/>
+              <w:bottom w:val="single" w:sz="6" w:space="0" w:color="000000"/>
+              <w:right w:val="single" w:sz="6" w:space="0" w:color="000000"/>
+            </w:tcBorders>
+            <w:shd w:val="clear" w:color="auto" w:fill="auto"/>
+            <w:vAlign w:val="center"/>
+            <w:hideMark/>
+          </w:tcPr>
+          <w:p>
+            <w:pPr>
+              <w:spacing w:after="0" w:line="240" w:lineRule="auto"/>
+              <w:jc w:val="center"/>
+              <w:textAlignment w:val="baseline"/>
+              <w:rPr>
+                <w:rFonts w:ascii="Times New Roman" w:eastAsia="Times New Roman" w:hAnsi="Times New Roman" w:cs="Times New Roman"/>
+                <w:sz w:val="24"/>
+                <w:szCs w:val="24"/>
+                <w:lang w:eastAsia="pt-BR"/>
+              </w:rPr>
+            </w:pPr>
+            <w:r>
+              <w:rPr>
+                <w:rFonts w:ascii="Arial" w:eastAsia="Times New Roman" w:hAnsi="Arial" w:cs="Arial"/>
+                <w:sz w:val="24"/>
+                <w:szCs w:val="24"/>
+                <w:lang w:eastAsia="pt-BR"/>
+              </w:rPr>
+              <w:t>PASSOS </w:t>
+            </w:r>
+          </w:p>
+        </w:tc>
+        <w:tc>
+          <w:tcPr>
+            <w:tcW w:w="3000" w:type="dxa"/>
+            <w:tcBorders>
+              <w:top w:val="single" w:sz="6" w:space="0" w:color="000000"/>
+              <w:left w:val="single" w:sz="6" w:space="0" w:color="000000"/>
+              <w:bottom w:val="single" w:sz="6" w:space="0" w:color="000000"/>
+              <w:right w:val="single" w:sz="6" w:space="0" w:color="000000"/>
+            </w:tcBorders>
+            <w:shd w:val="clear" w:color="auto" w:fill="auto"/>
+            <w:vAlign w:val="center"/>
+            <w:hideMark/>
+          </w:tcPr>
+          <w:p>
+            <w:pPr>
+              <w:spacing w:after="0" w:line="240" w:lineRule="auto"/>
+              <w:jc w:val="center"/>
+              <w:textAlignment w:val="baseline"/>
+              <w:rPr>
+                <w:rFonts w:ascii="Times New Roman" w:eastAsia="Times New Roman" w:hAnsi="Times New Roman" w:cs="Times New Roman"/>
+                <w:sz w:val="24"/>
+                <w:szCs w:val="24"/>
+                <w:lang w:eastAsia="pt-BR"/>
+              </w:rPr>
+            </w:pPr>
+            <w:r>
+              <w:rPr>
+                <w:rFonts w:ascii="Arial" w:eastAsia="Times New Roman" w:hAnsi="Arial" w:cs="Arial"/>
+                <w:sz w:val="24"/>
+                <w:szCs w:val="24"/>
+                <w:lang w:eastAsia="pt-BR"/>
+              </w:rPr>
+              <w:t>RESULTADO ESPERADO </w:t>
+            </w:r>
+          </w:p>
+        </w:tc>
+        <w:tc>
+          <w:tcPr>
+            <w:tcW w:w="3000" w:type="dxa"/>
+            <w:tcBorders>
+              <w:top w:val="single" w:sz="6" w:space="0" w:color="000000"/>
+              <w:left w:val="single" w:sz="6" w:space="0" w:color="000000"/>
+              <w:bottom w:val="single" w:sz="6" w:space="0" w:color="000000"/>
+              <w:right w:val="single" w:sz="6" w:space="0" w:color="000000"/>
+            </w:tcBorders>
+            <w:shd w:val="clear" w:color="auto" w:fill="auto"/>
+            <w:vAlign w:val="center"/>
+            <w:hideMark/>
+          </w:tcPr>
+          <w:p>
+            <w:pPr>
+              <w:spacing w:after="0" w:line="240" w:lineRule="auto"/>
+              <w:jc w:val="center"/>
+              <w:textAlignment w:val="baseline"/>
+              <w:rPr>
+                <w:rFonts w:ascii="Times New Roman" w:eastAsia="Times New Roman" w:hAnsi="Times New Roman" w:cs="Times New Roman"/>
+                <w:sz w:val="24"/>
+                <w:szCs w:val="24"/>
+                <w:lang w:eastAsia="pt-BR"/>
+              </w:rPr>
+            </w:pPr>
+            <w:r>
+              <w:rPr>
+                <w:rFonts w:ascii="Arial" w:eastAsia="Times New Roman" w:hAnsi="Arial" w:cs="Arial"/>
+                <w:sz w:val="24"/>
+                <w:szCs w:val="24"/>
+                <w:lang w:eastAsia="pt-BR"/>
+              </w:rPr>
+              <w:t>RESULTADO OBTIDO </w:t>
+            </w:r>
+          </w:p>
+        </w:tc>
+      </w:tr>
+      <w:tr>
+        <w:trPr>
+          <w:trHeight w:val="300"/>
+        </w:trPr>
+        <w:tc>
+          <w:tcPr>
+            <w:tcW w:w="3000" w:type="dxa"/>
+            <w:tcBorders>
+              <w:top w:val="single" w:sz="6" w:space="0" w:color="000000"/>
+              <w:left w:val="single" w:sz="6" w:space="0" w:color="000000"/>
+              <w:bottom w:val="single" w:sz="6" w:space="0" w:color="000000"/>
+              <w:right w:val="single" w:sz="6" w:space="0" w:color="000000"/>
+            </w:tcBorders>
+            <w:shd w:val="clear" w:color="auto" w:fill="auto"/>
+            <w:vAlign w:val="center"/>
+            <w:hideMark/>
+          </w:tcPr>
+          <w:p>
+            <w:pPr>
+              <w:spacing w:after="0" w:line="240" w:lineRule="auto"/>
+              <w:jc w:val="center"/>
+              <w:textAlignment w:val="baseline"/>
+              <w:rPr>
+                <w:rFonts w:ascii="Times New Roman" w:eastAsia="Times New Roman" w:hAnsi="Times New Roman" w:cs="Times New Roman"/>
+                <w:sz w:val="24"/>
+                <w:szCs w:val="24"/>
+                <w:lang w:eastAsia="pt-BR"/>
+              </w:rPr>
+            </w:pPr>
+            <w:r>
+              <w:rPr>
+                <w:rFonts w:ascii="Arial" w:eastAsia="Times New Roman" w:hAnsi="Arial" w:cs="Arial"/>
+                <w:sz w:val="24"/>
+                <w:szCs w:val="24"/>
+                <w:lang w:eastAsia="pt-BR"/>
+              </w:rPr>
+              <w:t>digitar um login cadastrado no banco, mas com a senha errada. </w:t>
+            </w:r>
+          </w:p>
+        </w:tc>
+        <w:tc>
+          <w:tcPr>
+            <w:tcW w:w="3000" w:type="dxa"/>
+            <w:tcBorders>
+              <w:top w:val="single" w:sz="6" w:space="0" w:color="000000"/>
+              <w:left w:val="single" w:sz="6" w:space="0" w:color="000000"/>
+              <w:bottom w:val="single" w:sz="6" w:space="0" w:color="000000"/>
+              <w:right w:val="single" w:sz="6" w:space="0" w:color="000000"/>
+            </w:tcBorders>
+            <w:shd w:val="clear" w:color="auto" w:fill="auto"/>
+            <w:vAlign w:val="center"/>
+            <w:hideMark/>
+          </w:tcPr>
+          <w:p>
+            <w:pPr>
+              <w:spacing w:after="0" w:line="240" w:lineRule="auto"/>
+              <w:jc w:val="center"/>
+              <w:textAlignment w:val="baseline"/>
+              <w:rPr>
+                <w:rFonts w:ascii="Times New Roman" w:eastAsia="Times New Roman" w:hAnsi="Times New Roman" w:cs="Times New Roman"/>
+                <w:sz w:val="24"/>
+                <w:szCs w:val="24"/>
+                <w:lang w:eastAsia="pt-BR"/>
+              </w:rPr>
+            </w:pPr>
+            <w:r>
+              <w:rPr>
+                <w:rFonts w:ascii="Arial" w:eastAsia="Times New Roman" w:hAnsi="Arial" w:cs="Arial"/>
+                <w:sz w:val="24"/>
+                <w:szCs w:val="24"/>
+                <w:lang w:eastAsia="pt-BR"/>
+              </w:rPr>
+              <w:t xml:space="preserve">o sistema deverá mostrar a mensagem de erro ao </w:t>
+            </w:r>
+            <w:proofErr w:type="spellStart"/>
+            <w:r>
+              <w:rPr>
+                <w:rFonts w:ascii="Arial" w:eastAsia="Times New Roman" w:hAnsi="Arial" w:cs="Arial"/>
+                <w:sz w:val="24"/>
+                <w:szCs w:val="24"/>
+                <w:lang w:eastAsia="pt-BR"/>
+              </w:rPr>
+              <w:t>logar</w:t>
+            </w:r>
+            <w:proofErr w:type="spellEnd"/>
+            <w:r>
+              <w:rPr>
+                <w:rFonts w:ascii="Arial" w:eastAsia="Times New Roman" w:hAnsi="Arial" w:cs="Arial"/>
+                <w:sz w:val="24"/>
+                <w:szCs w:val="24"/>
+                <w:lang w:eastAsia="pt-BR"/>
+              </w:rPr>
+              <w:t>, pois o nome e a senha devem estar iguais ao efetuar o cadastro. </w:t>
+            </w:r>
+          </w:p>
+        </w:tc>
+        <w:tc>
+          <w:tcPr>
+            <w:tcW w:w="3000" w:type="dxa"/>
+            <w:tcBorders>
+              <w:top w:val="single" w:sz="6" w:space="0" w:color="000000"/>
+              <w:left w:val="single" w:sz="6" w:space="0" w:color="000000"/>
+              <w:bottom w:val="single" w:sz="6" w:space="0" w:color="000000"/>
+              <w:right w:val="single" w:sz="6" w:space="0" w:color="000000"/>
+            </w:tcBorders>
+            <w:shd w:val="clear" w:color="auto" w:fill="auto"/>
+            <w:vAlign w:val="center"/>
+            <w:hideMark/>
+          </w:tcPr>
+          <w:p>
+            <w:pPr>
+              <w:spacing w:after="0" w:line="240" w:lineRule="auto"/>
+              <w:jc w:val="center"/>
+              <w:textAlignment w:val="baseline"/>
+              <w:rPr>
+                <w:rFonts w:ascii="Times New Roman" w:eastAsia="Times New Roman" w:hAnsi="Times New Roman" w:cs="Times New Roman"/>
+                <w:sz w:val="24"/>
+                <w:szCs w:val="24"/>
+                <w:lang w:eastAsia="pt-BR"/>
+              </w:rPr>
+            </w:pPr>
+            <w:r>
+              <w:rPr>
+                <w:rFonts w:ascii="Arial" w:eastAsia="Times New Roman" w:hAnsi="Arial" w:cs="Arial"/>
+                <w:sz w:val="24"/>
+                <w:szCs w:val="24"/>
+                <w:lang w:eastAsia="pt-BR"/>
+              </w:rPr>
+              <w:t>O sistema mostra a mensagem de erro “senha incorreta”. </w:t>
+            </w:r>
+          </w:p>
+        </w:tc>
+      </w:tr>
+      <w:tr>
+        <w:trPr>
+          <w:trHeight w:val="300"/>
+        </w:trPr>
+        <w:tc>
+          <w:tcPr>
+            <w:tcW w:w="3000" w:type="dxa"/>
+            <w:tcBorders>
+              <w:top w:val="single" w:sz="6" w:space="0" w:color="000000"/>
+              <w:left w:val="single" w:sz="6" w:space="0" w:color="000000"/>
+              <w:bottom w:val="single" w:sz="6" w:space="0" w:color="000000"/>
+              <w:right w:val="single" w:sz="6" w:space="0" w:color="000000"/>
+            </w:tcBorders>
+            <w:shd w:val="clear" w:color="auto" w:fill="auto"/>
+            <w:vAlign w:val="center"/>
+            <w:hideMark/>
+          </w:tcPr>
+          <w:p>
+            <w:pPr>
+              <w:spacing w:after="0" w:line="240" w:lineRule="auto"/>
+              <w:jc w:val="center"/>
+              <w:textAlignment w:val="baseline"/>
+              <w:rPr>
+                <w:rFonts w:ascii="Times New Roman" w:eastAsia="Times New Roman" w:hAnsi="Times New Roman" w:cs="Times New Roman"/>
+                <w:sz w:val="24"/>
+                <w:szCs w:val="24"/>
+                <w:lang w:eastAsia="pt-BR"/>
+              </w:rPr>
+            </w:pPr>
+            <w:r>
+              <w:rPr>
+                <w:rFonts w:ascii="Arial" w:eastAsia="Times New Roman" w:hAnsi="Arial" w:cs="Arial"/>
+                <w:sz w:val="24"/>
+                <w:szCs w:val="24"/>
+                <w:lang w:eastAsia="pt-BR"/>
+              </w:rPr>
+              <w:t>Digitar login e senha que não foram cadastrados no banco. </w:t>
+            </w:r>
+          </w:p>
+        </w:tc>
+        <w:tc>
+          <w:tcPr>
+            <w:tcW w:w="3000" w:type="dxa"/>
+            <w:tcBorders>
+              <w:top w:val="single" w:sz="6" w:space="0" w:color="000000"/>
+              <w:left w:val="single" w:sz="6" w:space="0" w:color="000000"/>
+              <w:bottom w:val="single" w:sz="6" w:space="0" w:color="000000"/>
+              <w:right w:val="single" w:sz="6" w:space="0" w:color="000000"/>
+            </w:tcBorders>
+            <w:shd w:val="clear" w:color="auto" w:fill="auto"/>
+            <w:vAlign w:val="center"/>
+            <w:hideMark/>
+          </w:tcPr>
+          <w:p>
+            <w:pPr>
+              <w:spacing w:after="0" w:line="240" w:lineRule="auto"/>
+              <w:jc w:val="center"/>
+              <w:textAlignment w:val="baseline"/>
+              <w:rPr>
+                <w:rFonts w:ascii="Times New Roman" w:eastAsia="Times New Roman" w:hAnsi="Times New Roman" w:cs="Times New Roman"/>
+                <w:sz w:val="24"/>
+                <w:szCs w:val="24"/>
+                <w:lang w:eastAsia="pt-BR"/>
+              </w:rPr>
+            </w:pPr>
+            <w:r>
+              <w:rPr>
+                <w:rFonts w:ascii="Arial" w:eastAsia="Times New Roman" w:hAnsi="Arial" w:cs="Arial"/>
+                <w:sz w:val="24"/>
+                <w:szCs w:val="24"/>
+                <w:lang w:eastAsia="pt-BR"/>
+              </w:rPr>
+              <w:t xml:space="preserve">o sistema deverá mostrar a mensagem de erro ao </w:t>
+            </w:r>
+            <w:proofErr w:type="spellStart"/>
+            <w:r>
+              <w:rPr>
+                <w:rFonts w:ascii="Arial" w:eastAsia="Times New Roman" w:hAnsi="Arial" w:cs="Arial"/>
+                <w:sz w:val="24"/>
+                <w:szCs w:val="24"/>
+                <w:lang w:eastAsia="pt-BR"/>
+              </w:rPr>
+              <w:t>logar</w:t>
+            </w:r>
+            <w:proofErr w:type="spellEnd"/>
+            <w:r>
+              <w:rPr>
+                <w:rFonts w:ascii="Arial" w:eastAsia="Times New Roman" w:hAnsi="Arial" w:cs="Arial"/>
+                <w:sz w:val="24"/>
+                <w:szCs w:val="24"/>
+                <w:lang w:eastAsia="pt-BR"/>
+              </w:rPr>
+              <w:t>, pois o nome e a senha devem estar iguais ao efetuar o cadastro. </w:t>
+            </w:r>
+          </w:p>
+        </w:tc>
+        <w:tc>
+          <w:tcPr>
+            <w:tcW w:w="3000" w:type="dxa"/>
+            <w:tcBorders>
+              <w:top w:val="single" w:sz="6" w:space="0" w:color="000000"/>
+              <w:left w:val="single" w:sz="6" w:space="0" w:color="000000"/>
+              <w:bottom w:val="single" w:sz="6" w:space="0" w:color="000000"/>
+              <w:right w:val="single" w:sz="6" w:space="0" w:color="000000"/>
+            </w:tcBorders>
+            <w:shd w:val="clear" w:color="auto" w:fill="auto"/>
+            <w:vAlign w:val="center"/>
+            <w:hideMark/>
+          </w:tcPr>
+          <w:p>
+            <w:pPr>
+              <w:spacing w:after="0" w:line="240" w:lineRule="auto"/>
+              <w:jc w:val="center"/>
+              <w:textAlignment w:val="baseline"/>
+              <w:rPr>
+                <w:rFonts w:ascii="Times New Roman" w:eastAsia="Times New Roman" w:hAnsi="Times New Roman" w:cs="Times New Roman"/>
+                <w:sz w:val="24"/>
+                <w:szCs w:val="24"/>
+                <w:lang w:eastAsia="pt-BR"/>
+              </w:rPr>
+            </w:pPr>
+            <w:r>
+              <w:rPr>
+                <w:rFonts w:ascii="Arial" w:eastAsia="Times New Roman" w:hAnsi="Arial" w:cs="Arial"/>
+                <w:sz w:val="24"/>
+                <w:szCs w:val="24"/>
+                <w:lang w:eastAsia="pt-BR"/>
+              </w:rPr>
+              <w:t>O sistema mostra a mensagem de erro “usuário não cadastrado”. </w:t>
+            </w:r>
+          </w:p>
+        </w:tc>
+      </w:tr>
+      <w:tr>
+        <w:trPr>
+          <w:trHeight w:val="300"/>
+        </w:trPr>
+        <w:tc>
+          <w:tcPr>
+            <w:tcW w:w="3000" w:type="dxa"/>
+            <w:tcBorders>
+              <w:top w:val="single" w:sz="6" w:space="0" w:color="000000"/>
+              <w:left w:val="single" w:sz="6" w:space="0" w:color="000000"/>
+              <w:bottom w:val="single" w:sz="6" w:space="0" w:color="000000"/>
+              <w:right w:val="single" w:sz="6" w:space="0" w:color="000000"/>
+            </w:tcBorders>
+            <w:shd w:val="clear" w:color="auto" w:fill="auto"/>
+            <w:vAlign w:val="center"/>
+            <w:hideMark/>
+          </w:tcPr>
+          <w:p>
+            <w:pPr>
+              <w:spacing w:after="0" w:line="240" w:lineRule="auto"/>
+              <w:jc w:val="center"/>
+              <w:textAlignment w:val="baseline"/>
+              <w:rPr>
+                <w:rFonts w:ascii="Times New Roman" w:eastAsia="Times New Roman" w:hAnsi="Times New Roman" w:cs="Times New Roman"/>
+                <w:sz w:val="24"/>
+                <w:szCs w:val="24"/>
+                <w:lang w:eastAsia="pt-BR"/>
+              </w:rPr>
+            </w:pPr>
+            <w:r>
+              <w:rPr>
+                <w:rFonts w:ascii="Arial" w:eastAsia="Times New Roman" w:hAnsi="Arial" w:cs="Arial"/>
+                <w:sz w:val="24"/>
+                <w:szCs w:val="24"/>
+                <w:lang w:eastAsia="pt-BR"/>
+              </w:rPr>
+              <w:t>Deixar o campo de senha vazio. </w:t>
+            </w:r>
+          </w:p>
+        </w:tc>
+        <w:tc>
+          <w:tcPr>
+            <w:tcW w:w="3000" w:type="dxa"/>
+            <w:tcBorders>
+              <w:top w:val="single" w:sz="6" w:space="0" w:color="000000"/>
+              <w:left w:val="single" w:sz="6" w:space="0" w:color="000000"/>
+              <w:bottom w:val="single" w:sz="6" w:space="0" w:color="000000"/>
+              <w:right w:val="single" w:sz="6" w:space="0" w:color="000000"/>
+            </w:tcBorders>
+            <w:shd w:val="clear" w:color="auto" w:fill="auto"/>
+            <w:vAlign w:val="center"/>
+            <w:hideMark/>
+          </w:tcPr>
+          <w:p>
+            <w:pPr>
+              <w:spacing w:after="0" w:line="240" w:lineRule="auto"/>
+              <w:jc w:val="center"/>
+              <w:textAlignment w:val="baseline"/>
+              <w:rPr>
+                <w:rFonts w:ascii="Times New Roman" w:eastAsia="Times New Roman" w:hAnsi="Times New Roman" w:cs="Times New Roman"/>
+                <w:sz w:val="24"/>
+                <w:szCs w:val="24"/>
+                <w:lang w:eastAsia="pt-BR"/>
+              </w:rPr>
+            </w:pPr>
+            <w:r>
+              <w:rPr>
+                <w:rFonts w:ascii="Arial" w:eastAsia="Times New Roman" w:hAnsi="Arial" w:cs="Arial"/>
+                <w:sz w:val="24"/>
+                <w:szCs w:val="24"/>
+                <w:lang w:eastAsia="pt-BR"/>
+              </w:rPr>
+              <w:t xml:space="preserve">o sistema deverá mostrar a mensagem de erro ao </w:t>
+            </w:r>
+            <w:proofErr w:type="spellStart"/>
+            <w:r>
+              <w:rPr>
+                <w:rFonts w:ascii="Arial" w:eastAsia="Times New Roman" w:hAnsi="Arial" w:cs="Arial"/>
+                <w:sz w:val="24"/>
+                <w:szCs w:val="24"/>
+                <w:lang w:eastAsia="pt-BR"/>
+              </w:rPr>
+              <w:t>logar</w:t>
+            </w:r>
+            <w:proofErr w:type="spellEnd"/>
+            <w:r>
+              <w:rPr>
+                <w:rFonts w:ascii="Arial" w:eastAsia="Times New Roman" w:hAnsi="Arial" w:cs="Arial"/>
+                <w:sz w:val="24"/>
+                <w:szCs w:val="24"/>
+                <w:lang w:eastAsia="pt-BR"/>
+              </w:rPr>
+              <w:t>, pois o nome e a senha devem estar preenchidos. </w:t>
+            </w:r>
+          </w:p>
+        </w:tc>
+        <w:tc>
+          <w:tcPr>
+            <w:tcW w:w="3000" w:type="dxa"/>
+            <w:tcBorders>
+              <w:top w:val="single" w:sz="6" w:space="0" w:color="000000"/>
+              <w:left w:val="single" w:sz="6" w:space="0" w:color="000000"/>
+              <w:bottom w:val="single" w:sz="6" w:space="0" w:color="000000"/>
+              <w:right w:val="single" w:sz="6" w:space="0" w:color="000000"/>
+            </w:tcBorders>
+            <w:shd w:val="clear" w:color="auto" w:fill="auto"/>
+            <w:vAlign w:val="center"/>
+            <w:hideMark/>
+          </w:tcPr>
+          <w:p>
+            <w:pPr>
+              <w:spacing w:after="0" w:line="240" w:lineRule="auto"/>
+              <w:jc w:val="center"/>
+              <w:textAlignment w:val="baseline"/>
+              <w:rPr>
+                <w:rFonts w:ascii="Times New Roman" w:eastAsia="Times New Roman" w:hAnsi="Times New Roman" w:cs="Times New Roman"/>
+                <w:sz w:val="24"/>
+                <w:szCs w:val="24"/>
+                <w:lang w:eastAsia="pt-BR"/>
+              </w:rPr>
+            </w:pPr>
+            <w:r>
+              <w:rPr>
+                <w:rFonts w:ascii="Arial" w:eastAsia="Times New Roman" w:hAnsi="Arial" w:cs="Arial"/>
+                <w:sz w:val="24"/>
+                <w:szCs w:val="24"/>
+                <w:lang w:eastAsia="pt-BR"/>
+              </w:rPr>
+              <w:t>O sistema mostra que é necessário preencher o campo de senha. </w:t>
+            </w:r>
+          </w:p>
+        </w:tc>
+      </w:tr>
+      <w:tr>
+        <w:trPr>
+          <w:trHeight w:val="300"/>
+        </w:trPr>
+        <w:tc>
+          <w:tcPr>
+            <w:tcW w:w="3000" w:type="dxa"/>
+            <w:tcBorders>
+              <w:top w:val="single" w:sz="6" w:space="0" w:color="000000"/>
+              <w:left w:val="single" w:sz="6" w:space="0" w:color="000000"/>
+              <w:bottom w:val="single" w:sz="6" w:space="0" w:color="000000"/>
+              <w:right w:val="single" w:sz="6" w:space="0" w:color="000000"/>
+            </w:tcBorders>
+            <w:shd w:val="clear" w:color="auto" w:fill="auto"/>
+            <w:vAlign w:val="center"/>
+            <w:hideMark/>
+          </w:tcPr>
+          <w:p>
+            <w:pPr>
+              <w:spacing w:after="0" w:line="240" w:lineRule="auto"/>
+              <w:jc w:val="center"/>
+              <w:textAlignment w:val="baseline"/>
+              <w:rPr>
+                <w:rFonts w:ascii="Times New Roman" w:eastAsia="Times New Roman" w:hAnsi="Times New Roman" w:cs="Times New Roman"/>
+                <w:sz w:val="24"/>
+                <w:szCs w:val="24"/>
+                <w:lang w:eastAsia="pt-BR"/>
+              </w:rPr>
+            </w:pPr>
+            <w:r>
+              <w:rPr>
+                <w:rFonts w:ascii="Arial" w:eastAsia="Times New Roman" w:hAnsi="Arial" w:cs="Arial"/>
+                <w:sz w:val="24"/>
+                <w:szCs w:val="24"/>
+                <w:lang w:eastAsia="pt-BR"/>
+              </w:rPr>
+              <w:t>Deixar o campo de login vazio. </w:t>
+            </w:r>
+          </w:p>
+        </w:tc>
+        <w:tc>
+          <w:tcPr>
+            <w:tcW w:w="3000" w:type="dxa"/>
+            <w:tcBorders>
+              <w:top w:val="single" w:sz="6" w:space="0" w:color="000000"/>
+              <w:left w:val="single" w:sz="6" w:space="0" w:color="000000"/>
+              <w:bottom w:val="single" w:sz="6" w:space="0" w:color="000000"/>
+              <w:right w:val="single" w:sz="6" w:space="0" w:color="000000"/>
+            </w:tcBorders>
+            <w:shd w:val="clear" w:color="auto" w:fill="auto"/>
+            <w:vAlign w:val="center"/>
+            <w:hideMark/>
+          </w:tcPr>
+          <w:p>
+            <w:pPr>
+              <w:spacing w:after="0" w:line="240" w:lineRule="auto"/>
+              <w:jc w:val="center"/>
+              <w:textAlignment w:val="baseline"/>
+              <w:rPr>
+                <w:rFonts w:ascii="Times New Roman" w:eastAsia="Times New Roman" w:hAnsi="Times New Roman" w:cs="Times New Roman"/>
+                <w:sz w:val="24"/>
+                <w:szCs w:val="24"/>
+                <w:lang w:eastAsia="pt-BR"/>
+              </w:rPr>
+            </w:pPr>
+            <w:r>
+              <w:rPr>
+                <w:rFonts w:ascii="Arial" w:eastAsia="Times New Roman" w:hAnsi="Arial" w:cs="Arial"/>
+                <w:sz w:val="24"/>
+                <w:szCs w:val="24"/>
+                <w:lang w:eastAsia="pt-BR"/>
+              </w:rPr>
+              <w:t xml:space="preserve">o sistema deverá mostrar a mensagem de erro ao </w:t>
+            </w:r>
+            <w:proofErr w:type="spellStart"/>
+            <w:r>
+              <w:rPr>
+                <w:rFonts w:ascii="Arial" w:eastAsia="Times New Roman" w:hAnsi="Arial" w:cs="Arial"/>
+                <w:sz w:val="24"/>
+                <w:szCs w:val="24"/>
+                <w:lang w:eastAsia="pt-BR"/>
+              </w:rPr>
+              <w:t>logar</w:t>
+            </w:r>
+            <w:proofErr w:type="spellEnd"/>
+            <w:r>
+              <w:rPr>
+                <w:rFonts w:ascii="Arial" w:eastAsia="Times New Roman" w:hAnsi="Arial" w:cs="Arial"/>
+                <w:sz w:val="24"/>
+                <w:szCs w:val="24"/>
+                <w:lang w:eastAsia="pt-BR"/>
+              </w:rPr>
+              <w:t xml:space="preserve">, pois o nome e a </w:t>
+            </w:r>
+            <w:r>
+              <w:rPr>
+                <w:rFonts w:ascii="Arial" w:eastAsia="Times New Roman" w:hAnsi="Arial" w:cs="Arial"/>
+                <w:sz w:val="24"/>
+                <w:szCs w:val="24"/>
+                <w:lang w:eastAsia="pt-BR"/>
+              </w:rPr>
+              <w:lastRenderedPageBreak/>
+              <w:t>senha devem estar preenchidos. </w:t>
+            </w:r>
+          </w:p>
+        </w:tc>
+        <w:tc>
+          <w:tcPr>
+            <w:tcW w:w="3000" w:type="dxa"/>
+            <w:tcBorders>
+              <w:top w:val="single" w:sz="6" w:space="0" w:color="000000"/>
+              <w:left w:val="single" w:sz="6" w:space="0" w:color="000000"/>
+              <w:bottom w:val="single" w:sz="6" w:space="0" w:color="000000"/>
+              <w:right w:val="single" w:sz="6" w:space="0" w:color="000000"/>
+            </w:tcBorders>
+            <w:shd w:val="clear" w:color="auto" w:fill="auto"/>
+            <w:vAlign w:val="center"/>
+            <w:hideMark/>
+          </w:tcPr>
+          <w:p>
+            <w:pPr>
+              <w:spacing w:after="0" w:line="240" w:lineRule="auto"/>
+              <w:jc w:val="center"/>
+              <w:textAlignment w:val="baseline"/>
+              <w:rPr>
+                <w:rFonts w:ascii="Times New Roman" w:eastAsia="Times New Roman" w:hAnsi="Times New Roman" w:cs="Times New Roman"/>
+                <w:sz w:val="24"/>
+                <w:szCs w:val="24"/>
+                <w:lang w:eastAsia="pt-BR"/>
+              </w:rPr>
+            </w:pPr>
+            <w:r>
+              <w:rPr>
+                <w:rFonts w:ascii="Arial" w:eastAsia="Times New Roman" w:hAnsi="Arial" w:cs="Arial"/>
+                <w:sz w:val="24"/>
+                <w:szCs w:val="24"/>
+                <w:lang w:eastAsia="pt-BR"/>
+              </w:rPr>
+              <w:lastRenderedPageBreak/>
+              <w:t>O sistema mostra que é necessário preencher o campo de login. </w:t>
+            </w:r>
+          </w:p>
+        </w:tc>
+      </w:tr>
+      <w:tr>
+        <w:trPr>
+          <w:trHeight w:val="300"/>
+        </w:trPr>
+        <w:tc>
+          <w:tcPr>
+            <w:tcW w:w="3000" w:type="dxa"/>
+            <w:tcBorders>
+              <w:top w:val="single" w:sz="6" w:space="0" w:color="000000"/>
+              <w:left w:val="single" w:sz="6" w:space="0" w:color="000000"/>
+              <w:bottom w:val="single" w:sz="6" w:space="0" w:color="000000"/>
+              <w:right w:val="single" w:sz="6" w:space="0" w:color="000000"/>
+            </w:tcBorders>
+            <w:shd w:val="clear" w:color="auto" w:fill="auto"/>
+            <w:vAlign w:val="center"/>
+            <w:hideMark/>
+          </w:tcPr>
+          <w:p>
+            <w:pPr>
+              <w:spacing w:after="0" w:line="240" w:lineRule="auto"/>
+              <w:jc w:val="center"/>
+              <w:textAlignment w:val="baseline"/>
+              <w:rPr>
+                <w:rFonts w:ascii="Times New Roman" w:eastAsia="Times New Roman" w:hAnsi="Times New Roman" w:cs="Times New Roman"/>
+                <w:sz w:val="24"/>
+                <w:szCs w:val="24"/>
+                <w:lang w:eastAsia="pt-BR"/>
+              </w:rPr>
+            </w:pPr>
+            <w:r>
+              <w:rPr>
+                <w:rFonts w:ascii="Arial" w:eastAsia="Times New Roman" w:hAnsi="Arial" w:cs="Arial"/>
+                <w:sz w:val="24"/>
+                <w:szCs w:val="24"/>
+                <w:lang w:eastAsia="pt-BR"/>
+              </w:rPr>
+              <w:t>digitar uma senha cadastrada no banco, mas com o login errado. </w:t>
+            </w:r>
+          </w:p>
+          <w:p>
+            <w:pPr>
+              <w:spacing w:after="0" w:line="240" w:lineRule="auto"/>
+              <w:jc w:val="center"/>
+              <w:textAlignment w:val="baseline"/>
+              <w:rPr>
+                <w:rFonts w:ascii="Times New Roman" w:eastAsia="Times New Roman" w:hAnsi="Times New Roman" w:cs="Times New Roman"/>
+                <w:sz w:val="24"/>
+                <w:szCs w:val="24"/>
+                <w:lang w:eastAsia="pt-BR"/>
+              </w:rPr>
+            </w:pPr>
+            <w:r>
+              <w:rPr>
+                <w:rFonts w:ascii="Arial" w:eastAsia="Times New Roman" w:hAnsi="Arial" w:cs="Arial"/>
+                <w:sz w:val="24"/>
+                <w:szCs w:val="24"/>
+                <w:lang w:eastAsia="pt-BR"/>
+              </w:rPr>
+              <w:t> </w:t>
+            </w:r>
+          </w:p>
+        </w:tc>
+        <w:tc>
+          <w:tcPr>
+            <w:tcW w:w="3000" w:type="dxa"/>
+            <w:tcBorders>
+              <w:top w:val="single" w:sz="6" w:space="0" w:color="000000"/>
+              <w:left w:val="single" w:sz="6" w:space="0" w:color="000000"/>
+              <w:bottom w:val="single" w:sz="6" w:space="0" w:color="000000"/>
+              <w:right w:val="single" w:sz="6" w:space="0" w:color="000000"/>
+            </w:tcBorders>
+            <w:shd w:val="clear" w:color="auto" w:fill="auto"/>
+            <w:vAlign w:val="center"/>
+            <w:hideMark/>
+          </w:tcPr>
+          <w:p>
+            <w:pPr>
+              <w:spacing w:after="0" w:line="240" w:lineRule="auto"/>
+              <w:jc w:val="center"/>
+              <w:textAlignment w:val="baseline"/>
+              <w:rPr>
+                <w:rFonts w:ascii="Times New Roman" w:eastAsia="Times New Roman" w:hAnsi="Times New Roman" w:cs="Times New Roman"/>
+                <w:sz w:val="24"/>
+                <w:szCs w:val="24"/>
+                <w:lang w:eastAsia="pt-BR"/>
+              </w:rPr>
+            </w:pPr>
+            <w:r>
+              <w:rPr>
+                <w:rFonts w:ascii="Arial" w:eastAsia="Times New Roman" w:hAnsi="Arial" w:cs="Arial"/>
+                <w:sz w:val="24"/>
+                <w:szCs w:val="24"/>
+                <w:lang w:eastAsia="pt-BR"/>
+              </w:rPr>
+              <w:t xml:space="preserve">o sistema deverá mostrar a mensagem de erro ao </w:t>
+            </w:r>
+            <w:proofErr w:type="spellStart"/>
+            <w:r>
+              <w:rPr>
+                <w:rFonts w:ascii="Arial" w:eastAsia="Times New Roman" w:hAnsi="Arial" w:cs="Arial"/>
+                <w:sz w:val="24"/>
+                <w:szCs w:val="24"/>
+                <w:lang w:eastAsia="pt-BR"/>
+              </w:rPr>
+              <w:t>logar</w:t>
+            </w:r>
+            <w:proofErr w:type="spellEnd"/>
+            <w:r>
+              <w:rPr>
+                <w:rFonts w:ascii="Arial" w:eastAsia="Times New Roman" w:hAnsi="Arial" w:cs="Arial"/>
+                <w:sz w:val="24"/>
+                <w:szCs w:val="24"/>
+                <w:lang w:eastAsia="pt-BR"/>
+              </w:rPr>
+              <w:t>, pois o nome e a senha devem estar iguais ao efetuar o cadastro </w:t>
+            </w:r>
+          </w:p>
+          <w:p>
+            <w:pPr>
+              <w:spacing w:after="0" w:line="240" w:lineRule="auto"/>
+              <w:jc w:val="center"/>
+              <w:textAlignment w:val="baseline"/>
+              <w:rPr>
+                <w:rFonts w:ascii="Times New Roman" w:eastAsia="Times New Roman" w:hAnsi="Times New Roman" w:cs="Times New Roman"/>
+                <w:sz w:val="24"/>
+                <w:szCs w:val="24"/>
+                <w:lang w:eastAsia="pt-BR"/>
+              </w:rPr>
+            </w:pPr>
+            <w:r>
+              <w:rPr>
+                <w:rFonts w:ascii="Arial" w:eastAsia="Times New Roman" w:hAnsi="Arial" w:cs="Arial"/>
+                <w:sz w:val="24"/>
+                <w:szCs w:val="24"/>
+                <w:lang w:eastAsia="pt-BR"/>
+              </w:rPr>
+              <w:t> </w:t>
+            </w:r>
+          </w:p>
+        </w:tc>
+        <w:tc>
+          <w:tcPr>
+            <w:tcW w:w="3000" w:type="dxa"/>
+            <w:tcBorders>
+              <w:top w:val="single" w:sz="6" w:space="0" w:color="000000"/>
+              <w:left w:val="single" w:sz="6" w:space="0" w:color="000000"/>
+              <w:bottom w:val="single" w:sz="6" w:space="0" w:color="000000"/>
+              <w:right w:val="single" w:sz="6" w:space="0" w:color="000000"/>
+            </w:tcBorders>
+            <w:shd w:val="clear" w:color="auto" w:fill="auto"/>
+            <w:vAlign w:val="center"/>
+            <w:hideMark/>
+          </w:tcPr>
+          <w:p>
+            <w:pPr>
+              <w:spacing w:after="0" w:line="240" w:lineRule="auto"/>
+              <w:jc w:val="center"/>
+              <w:textAlignment w:val="baseline"/>
+              <w:rPr>
+                <w:rFonts w:ascii="Times New Roman" w:eastAsia="Times New Roman" w:hAnsi="Times New Roman" w:cs="Times New Roman"/>
+                <w:sz w:val="24"/>
+                <w:szCs w:val="24"/>
+                <w:lang w:eastAsia="pt-BR"/>
+              </w:rPr>
+            </w:pPr>
+            <w:r>
+              <w:rPr>
+                <w:rFonts w:ascii="Arial" w:eastAsia="Times New Roman" w:hAnsi="Arial" w:cs="Arial"/>
+                <w:sz w:val="24"/>
+                <w:szCs w:val="24"/>
+                <w:lang w:eastAsia="pt-BR"/>
+              </w:rPr>
+              <w:t>O sistema mostra a mensagem de erro “usuário não cadastrado”. </w:t>
+            </w:r>
+          </w:p>
+          <w:p>
+            <w:pPr>
+              <w:spacing w:after="0" w:line="240" w:lineRule="auto"/>
+              <w:jc w:val="center"/>
+              <w:textAlignment w:val="baseline"/>
+              <w:rPr>
+                <w:rFonts w:ascii="Times New Roman" w:eastAsia="Times New Roman" w:hAnsi="Times New Roman" w:cs="Times New Roman"/>
+                <w:sz w:val="24"/>
+                <w:szCs w:val="24"/>
+                <w:lang w:eastAsia="pt-BR"/>
+              </w:rPr>
+            </w:pPr>
+            <w:r>
+              <w:rPr>
+                <w:rFonts w:ascii="Arial" w:eastAsia="Times New Roman" w:hAnsi="Arial" w:cs="Arial"/>
+                <w:sz w:val="24"/>
+                <w:szCs w:val="24"/>
+                <w:lang w:eastAsia="pt-BR"/>
+              </w:rPr>
+              <w:t> </w:t>
+            </w:r>
+          </w:p>
+        </w:tc>
+      </w:tr>
+      <w:tr>
+        <w:trPr>
+          <w:trHeight w:val="300"/>
+        </w:trPr>
+        <w:tc>
+          <w:tcPr>
+            <w:tcW w:w="3000" w:type="dxa"/>
+            <w:tcBorders>
+              <w:top w:val="single" w:sz="6" w:space="0" w:color="000000"/>
+              <w:left w:val="single" w:sz="6" w:space="0" w:color="000000"/>
+              <w:bottom w:val="single" w:sz="6" w:space="0" w:color="000000"/>
+              <w:right w:val="single" w:sz="6" w:space="0" w:color="000000"/>
+            </w:tcBorders>
+            <w:shd w:val="clear" w:color="auto" w:fill="auto"/>
+            <w:vAlign w:val="center"/>
+            <w:hideMark/>
+          </w:tcPr>
+          <w:p>
+            <w:pPr>
+              <w:spacing w:after="0" w:line="240" w:lineRule="auto"/>
+              <w:jc w:val="center"/>
+              <w:textAlignment w:val="baseline"/>
+              <w:rPr>
+                <w:rFonts w:ascii="Times New Roman" w:eastAsia="Times New Roman" w:hAnsi="Times New Roman" w:cs="Times New Roman"/>
+                <w:sz w:val="24"/>
+                <w:szCs w:val="24"/>
+                <w:lang w:eastAsia="pt-BR"/>
+              </w:rPr>
+            </w:pPr>
+            <w:r>
+              <w:rPr>
+                <w:rFonts w:ascii="Arial" w:eastAsia="Times New Roman" w:hAnsi="Arial" w:cs="Arial"/>
+                <w:sz w:val="24"/>
+                <w:szCs w:val="24"/>
+                <w:lang w:eastAsia="pt-BR"/>
+              </w:rPr>
+              <w:t>digitar um login e senha correspondentes cadastrados no banco. </w:t>
+            </w:r>
+          </w:p>
+        </w:tc>
+        <w:tc>
+          <w:tcPr>
+            <w:tcW w:w="3000" w:type="dxa"/>
+            <w:tcBorders>
+              <w:top w:val="single" w:sz="6" w:space="0" w:color="000000"/>
+              <w:left w:val="single" w:sz="6" w:space="0" w:color="000000"/>
+              <w:bottom w:val="single" w:sz="6" w:space="0" w:color="000000"/>
+              <w:right w:val="single" w:sz="6" w:space="0" w:color="000000"/>
+            </w:tcBorders>
+            <w:shd w:val="clear" w:color="auto" w:fill="auto"/>
+            <w:vAlign w:val="center"/>
+            <w:hideMark/>
+          </w:tcPr>
+          <w:p>
+            <w:pPr>
+              <w:spacing w:after="0" w:line="240" w:lineRule="auto"/>
+              <w:jc w:val="center"/>
+              <w:textAlignment w:val="baseline"/>
+              <w:rPr>
+                <w:rFonts w:ascii="Times New Roman" w:eastAsia="Times New Roman" w:hAnsi="Times New Roman" w:cs="Times New Roman"/>
+                <w:sz w:val="24"/>
+                <w:szCs w:val="24"/>
+                <w:lang w:eastAsia="pt-BR"/>
+              </w:rPr>
+            </w:pPr>
+            <w:r>
+              <w:rPr>
+                <w:rFonts w:ascii="Arial" w:eastAsia="Times New Roman" w:hAnsi="Arial" w:cs="Arial"/>
+                <w:sz w:val="24"/>
+                <w:szCs w:val="24"/>
+                <w:lang w:eastAsia="pt-BR"/>
+              </w:rPr>
+              <w:t>o sistema deverá entrar na tela inicial do usuário. </w:t>
+            </w:r>
+          </w:p>
+        </w:tc>
+        <w:tc>
+          <w:tcPr>
+            <w:tcW w:w="3000" w:type="dxa"/>
+            <w:tcBorders>
+              <w:top w:val="single" w:sz="6" w:space="0" w:color="000000"/>
+              <w:left w:val="single" w:sz="6" w:space="0" w:color="000000"/>
+              <w:bottom w:val="single" w:sz="6" w:space="0" w:color="000000"/>
+              <w:right w:val="single" w:sz="6" w:space="0" w:color="000000"/>
+            </w:tcBorders>
+            <w:shd w:val="clear" w:color="auto" w:fill="auto"/>
+            <w:vAlign w:val="center"/>
+            <w:hideMark/>
+          </w:tcPr>
+          <w:p>
+            <w:pPr>
+              <w:spacing w:after="0" w:line="240" w:lineRule="auto"/>
+              <w:jc w:val="center"/>
+              <w:textAlignment w:val="baseline"/>
+              <w:rPr>
+                <w:rFonts w:ascii="Times New Roman" w:eastAsia="Times New Roman" w:hAnsi="Times New Roman" w:cs="Times New Roman"/>
+                <w:sz w:val="24"/>
+                <w:szCs w:val="24"/>
+                <w:lang w:eastAsia="pt-BR"/>
+              </w:rPr>
+            </w:pPr>
+            <w:r>
+              <w:rPr>
+                <w:rFonts w:ascii="Arial" w:eastAsia="Times New Roman" w:hAnsi="Arial" w:cs="Arial"/>
+                <w:sz w:val="24"/>
+                <w:szCs w:val="24"/>
+                <w:lang w:eastAsia="pt-BR"/>
+              </w:rPr>
+              <w:t>O sistema entra na página inicial do usuário. </w:t>
+            </w:r>
+          </w:p>
+        </w:tc>
+      </w:tr>
+    </w:tbl>
+    <w:p>
+      <w:pPr>
+        <w:spacing w:after="0" w:line="240" w:lineRule="auto"/>
+        <w:textAlignment w:val="baseline"/>
+        <w:rPr>
+          <w:rFonts w:ascii="Segoe UI" w:eastAsia="Times New Roman" w:hAnsi="Segoe UI" w:cs="Segoe UI"/>
+          <w:sz w:val="18"/>
+          <w:szCs w:val="18"/>
+          <w:lang w:eastAsia="pt-BR"/>
+        </w:rPr>
+      </w:pPr>
+      <w:r>
+        <w:rPr>
+          <w:rFonts w:ascii="Arial" w:eastAsia="Times New Roman" w:hAnsi="Arial" w:cs="Arial"/>
+          <w:sz w:val="24"/>
+          <w:szCs w:val="24"/>
+          <w:lang w:eastAsia="pt-BR"/>
+        </w:rPr>
+        <w:t> </w:t>
+      </w:r>
+    </w:p>
+    <w:p>
+      <w:pPr>
+        <w:spacing w:line="360" w:lineRule="auto"/>
+        <w:jc w:val="both"/>
+        <w:rPr>
+          <w:rFonts w:ascii="Arial" w:hAnsi="Arial" w:cs="Arial"/>
+          <w:sz w:val="24"/>
+          <w:szCs w:val="24"/>
+        </w:rPr>
+      </w:pPr>
+      <w:bookmarkStart w:id="20" w:name="_GoBack"/>
+      <w:bookmarkEnd w:id="20"/>
     </w:p>
     <w:p>
       <w:pPr>
@@ -17066,7 +19415,6 @@
           <w:sz w:val="24"/>
           <w:szCs w:val="24"/>
         </w:rPr>
-        <w:lastRenderedPageBreak/>
         <w:t xml:space="preserve">Kanban e </w:t>
       </w:r>
       <w:r>
@@ -17116,6 +19464,7 @@
           <w:rFonts w:ascii="Arial" w:hAnsi="Arial" w:cs="Arial"/>
           <w:noProof/>
         </w:rPr>
+        <w:lastRenderedPageBreak/>
         <w:drawing>
           <wp:inline distT="0" distB="0" distL="0" distR="0" wp14:anchorId="7AD73D89" wp14:editId="213B6E2B">
             <wp:extent cx="5438774" cy="5000625"/>
@@ -18935,7 +21284,7 @@
               </wp:inline>
             </w:drawing>
           </mc:Choice>
-          <mc:Fallback xmlns:oel="http://schemas.microsoft.com/office/2019/extlst" xmlns:w16cex="http://schemas.microsoft.com/office/word/2018/wordml/cex" xmlns:w16="http://schemas.microsoft.com/office/word/2018/wordml" xmlns:w16du="http://schemas.microsoft.com/office/word/2023/wordml/word16du" xmlns:w16sdtdh="http://schemas.microsoft.com/office/word/2020/wordml/sdtdatahash">
+          <mc:Fallback xmlns:w16sdtdh="http://schemas.microsoft.com/office/word/2020/wordml/sdtdatahash" xmlns:w16du="http://schemas.microsoft.com/office/word/2023/wordml/word16du" xmlns:w16="http://schemas.microsoft.com/office/word/2018/wordml" xmlns:w16cex="http://schemas.microsoft.com/office/word/2018/wordml/cex" xmlns:oel="http://schemas.microsoft.com/office/2019/extlst">
             <w:pict>
               <v:rect w14:anchorId="7827A6F0" id="Retângulo 10" o:spid="_x0000_s1026" alt="image.png" style="width:24.3pt;height:24.3pt;visibility:visible;mso-wrap-style:square;mso-left-percent:-10001;mso-top-percent:-10001;mso-position-horizontal:absolute;mso-position-horizontal-relative:char;mso-position-vertical:absolute;mso-position-vertical-relative:line;mso-left-percent:-10001;mso-top-percent:-10001;v-text-anchor:top" o:gfxdata="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" filled="f" stroked="f">
                 <o:lock v:ext="edit" aspectratio="t"/>
@@ -19542,7 +21891,7 @@
               </wp:inline>
             </w:drawing>
           </mc:Choice>
-          <mc:Fallback xmlns:oel="http://schemas.microsoft.com/office/2019/extlst" xmlns:w16cex="http://schemas.microsoft.com/office/word/2018/wordml/cex" xmlns:w16="http://schemas.microsoft.com/office/word/2018/wordml" xmlns:w16du="http://schemas.microsoft.com/office/word/2023/wordml/word16du" xmlns:w16sdtdh="http://schemas.microsoft.com/office/word/2020/wordml/sdtdatahash">
+          <mc:Fallback xmlns:w16sdtdh="http://schemas.microsoft.com/office/word/2020/wordml/sdtdatahash" xmlns:w16du="http://schemas.microsoft.com/office/word/2023/wordml/word16du" xmlns:w16="http://schemas.microsoft.com/office/word/2018/wordml" xmlns:w16cex="http://schemas.microsoft.com/office/word/2018/wordml/cex" xmlns:oel="http://schemas.microsoft.com/office/2019/extlst">
             <w:pict>
               <v:rect w14:anchorId="029F886D" id="Retângulo 14" o:spid="_x0000_s1026" alt="image.png" style="width:24.3pt;height:24.3pt;visibility:visible;mso-wrap-style:square;mso-left-percent:-10001;mso-top-percent:-10001;mso-position-horizontal:absolute;mso-position-horizontal-relative:char;mso-position-vertical:absolute;mso-position-vertical-relative:line;mso-left-percent:-10001;mso-top-percent:-10001;v-text-anchor:top" o:gfxdata="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" filled="f" stroked="f">
                 <o:lock v:ext="edit" aspectratio="t"/>
@@ -19763,7 +22112,7 @@
               </wp:inline>
             </w:drawing>
           </mc:Choice>
-          <mc:Fallback xmlns:oel="http://schemas.microsoft.com/office/2019/extlst" xmlns:w16cex="http://schemas.microsoft.com/office/word/2018/wordml/cex" xmlns:w16="http://schemas.microsoft.com/office/word/2018/wordml" xmlns:w16du="http://schemas.microsoft.com/office/word/2023/wordml/word16du" xmlns:w16sdtdh="http://schemas.microsoft.com/office/word/2020/wordml/sdtdatahash">
+          <mc:Fallback xmlns:w16sdtdh="http://schemas.microsoft.com/office/word/2020/wordml/sdtdatahash" xmlns:w16du="http://schemas.microsoft.com/office/word/2023/wordml/word16du" xmlns:w16="http://schemas.microsoft.com/office/word/2018/wordml" xmlns:w16cex="http://schemas.microsoft.com/office/word/2018/wordml/cex" xmlns:oel="http://schemas.microsoft.com/office/2019/extlst">
             <w:pict>
               <v:rect w14:anchorId="35F92097" id="Retângulo 16" o:spid="_x0000_s1026" alt="image.png" style="width:24.3pt;height:24.3pt;visibility:visible;mso-wrap-style:square;mso-left-percent:-10001;mso-top-percent:-10001;mso-position-horizontal:absolute;mso-position-horizontal-relative:char;mso-position-vertical:absolute;mso-position-vertical-relative:line;mso-left-percent:-10001;mso-top-percent:-10001;v-text-anchor:top" o:gfxdata="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" filled="f" stroked="f">
                 <o:lock v:ext="edit" aspectratio="t"/>
@@ -30801,6 +33150,30 @@
       <w:szCs w:val="24"/>
       <w:lang w:eastAsia="pt-BR"/>
     </w:rPr>
+  </w:style>
+  <w:style w:type="paragraph" w:customStyle="1" w:styleId="paragraph">
+    <w:name w:val="paragraph"/>
+    <w:basedOn w:val="Normal"/>
+    <w:rsid w:val="008B17B5"/>
+    <w:pPr>
+      <w:spacing w:before="100" w:beforeAutospacing="1" w:after="100" w:afterAutospacing="1" w:line="240" w:lineRule="auto"/>
+    </w:pPr>
+    <w:rPr>
+      <w:rFonts w:ascii="Times New Roman" w:eastAsia="Times New Roman" w:hAnsi="Times New Roman" w:cs="Times New Roman"/>
+      <w:sz w:val="24"/>
+      <w:szCs w:val="24"/>
+      <w:lang w:eastAsia="pt-BR"/>
+    </w:rPr>
+  </w:style>
+  <w:style w:type="character" w:customStyle="1" w:styleId="normaltextrun">
+    <w:name w:val="normaltextrun"/>
+    <w:basedOn w:val="Fontepargpadro"/>
+    <w:rsid w:val="008B17B5"/>
+  </w:style>
+  <w:style w:type="character" w:customStyle="1" w:styleId="eop">
+    <w:name w:val="eop"/>
+    <w:basedOn w:val="Fontepargpadro"/>
+    <w:rsid w:val="008B17B5"/>
   </w:style>
 </w:styles>
 </file>
@@ -33467,6 +35840,15 @@
 </file>
 
 <file path=customXml/item1.xml><?xml version="1.0" encoding="utf-8"?>
+<?mso-contentType ?>
+<FormTemplates xmlns="http://schemas.microsoft.com/sharepoint/v3/contenttype/forms">
+  <Display>DocumentLibraryForm</Display>
+  <Edit>DocumentLibraryForm</Edit>
+  <New>DocumentLibraryForm</New>
+</FormTemplates>
+</file>
+
+<file path=customXml/item2.xml><?xml version="1.0" encoding="utf-8"?>
 <ct:contentTypeSchema xmlns:ct="http://schemas.microsoft.com/office/2006/metadata/contentType" xmlns:ma="http://schemas.microsoft.com/office/2006/metadata/properties/metaAttributes" ct:_="" ma:_="" ma:contentTypeName="Documento" ma:contentTypeID="0x01010082F0508FC22E0443AF197709F097DFD8" ma:contentTypeVersion="12" ma:contentTypeDescription="Crie um novo documento." ma:contentTypeScope="" ma:versionID="cb36accf5e4aef349d47c458616a000c">
   <xsd:schema xmlns:xsd="http://www.w3.org/2001/XMLSchema" xmlns:xs="http://www.w3.org/2001/XMLSchema" xmlns:p="http://schemas.microsoft.com/office/2006/metadata/properties" xmlns:ns2="fcfc36f5-5a2f-4c50-8b8f-7d4447229359" xmlns:ns3="8e4b878d-87ff-4f9f-9750-9936cb4d760b" targetNamespace="http://schemas.microsoft.com/office/2006/metadata/properties" ma:root="true" ma:fieldsID="c0eedc83e72454359df4dc9502869bf3" ns2:_="" ns3:_="">
     <xsd:import namespace="fcfc36f5-5a2f-4c50-8b8f-7d4447229359"/>
@@ -33667,20 +36049,19 @@
 </ct:contentTypeSchema>
 </file>
 
-<file path=customXml/item2.xml><?xml version="1.0" encoding="utf-8"?>
-<?mso-contentType ?>
-<FormTemplates xmlns="http://schemas.microsoft.com/sharepoint/v3/contenttype/forms">
-  <Display>DocumentLibraryForm</Display>
-  <Edit>DocumentLibraryForm</Edit>
-  <New>DocumentLibraryForm</New>
-</FormTemplates>
-</file>
-
 <file path=customXml/item3.xml><?xml version="1.0" encoding="utf-8"?>
 <b:Sources xmlns:b="http://schemas.openxmlformats.org/officeDocument/2006/bibliography" xmlns="http://schemas.openxmlformats.org/officeDocument/2006/bibliography" SelectedStyle="\APA.XSL" StyleName="APA"/>
 </file>
 
 <file path=customXml/itemProps1.xml><?xml version="1.0" encoding="utf-8"?>
+<ds:datastoreItem xmlns:ds="http://schemas.openxmlformats.org/officeDocument/2006/customXml" ds:itemID="{C818D86C-7EF3-4737-8ADC-66A934A66FCB}">
+  <ds:schemaRefs>
+    <ds:schemaRef ds:uri="http://schemas.microsoft.com/sharepoint/v3/contenttype/forms"/>
+  </ds:schemaRefs>
+</ds:datastoreItem>
+</file>
+
+<file path=customXml/itemProps2.xml><?xml version="1.0" encoding="utf-8"?>
 <ds:datastoreItem xmlns:ds="http://schemas.openxmlformats.org/officeDocument/2006/customXml" ds:itemID="{F50E3291-1B58-4B06-AFA9-95022FC8FE02}">
   <ds:schemaRefs>
     <ds:schemaRef ds:uri="http://schemas.microsoft.com/office/2006/metadata/contentType"/>
@@ -33699,16 +36080,8 @@
 </ds:datastoreItem>
 </file>
 
-<file path=customXml/itemProps2.xml><?xml version="1.0" encoding="utf-8"?>
-<ds:datastoreItem xmlns:ds="http://schemas.openxmlformats.org/officeDocument/2006/customXml" ds:itemID="{C818D86C-7EF3-4737-8ADC-66A934A66FCB}">
-  <ds:schemaRefs>
-    <ds:schemaRef ds:uri="http://schemas.microsoft.com/sharepoint/v3/contenttype/forms"/>
-  </ds:schemaRefs>
-</ds:datastoreItem>
-</file>
-
 <file path=customXml/itemProps3.xml><?xml version="1.0" encoding="utf-8"?>
-<ds:datastoreItem xmlns:ds="http://schemas.openxmlformats.org/officeDocument/2006/customXml" ds:itemID="{6444BFA9-1272-4912-851B-98E4E07BA743}">
+<ds:datastoreItem xmlns:ds="http://schemas.openxmlformats.org/officeDocument/2006/customXml" ds:itemID="{E4C7E50C-34F3-4113-8490-745425D272E7}">
   <ds:schemaRefs>
     <ds:schemaRef ds:uri="http://schemas.openxmlformats.org/officeDocument/2006/bibliography"/>
   </ds:schemaRefs>

--- a/relatório-yourself.docx
+++ b/relatório-yourself.docx
@@ -1834,7 +1834,6 @@
           <w:docPartUnique/>
         </w:docPartObj>
       </w:sdtPr>
-      <w:sdtEndPr/>
       <w:sdtContent>
         <w:p>
           <w:pPr>
@@ -2884,23 +2883,7 @@
                 <w:rFonts w:ascii="Arial" w:hAnsi="Arial" w:cs="Arial"/>
                 <w:noProof/>
               </w:rPr>
-              <w:t>8</w:t>
-            </w:r>
-            <w:r>
-              <w:rPr>
-                <w:rStyle w:val="Hyperlink"/>
-                <w:rFonts w:ascii="Arial" w:hAnsi="Arial" w:cs="Arial"/>
-                <w:noProof/>
-              </w:rPr>
-              <w:t>.</w:t>
-            </w:r>
-            <w:r>
-              <w:rPr>
-                <w:rStyle w:val="Hyperlink"/>
-                <w:rFonts w:ascii="Arial" w:hAnsi="Arial" w:cs="Arial"/>
-                <w:noProof/>
-              </w:rPr>
-              <w:t>2.</w:t>
+              <w:t>8.2.</w:t>
             </w:r>
             <w:r>
               <w:rPr>
@@ -8425,15 +8408,6 @@
     </w:p>
     <w:p>
       <w:pPr>
-        <w:spacing w:line="360" w:lineRule="auto"/>
-        <w:jc w:val="both"/>
-        <w:rPr>
-          <w:rFonts w:ascii="Arial" w:hAnsi="Arial" w:cs="Arial"/>
-        </w:rPr>
-      </w:pPr>
-    </w:p>
-    <w:p>
-      <w:pPr>
         <w:pStyle w:val="Ttulo1"/>
         <w:numPr>
           <w:ilvl w:val="2"/>
@@ -8449,6 +8423,7 @@
         </w:rPr>
       </w:pPr>
       <w:bookmarkStart w:id="16" w:name="_Toc14160056"/>
+      <w:proofErr w:type="spellStart"/>
       <w:r>
         <w:rPr>
           <w:rFonts w:ascii="Arial" w:hAnsi="Arial" w:cs="Arial"/>
@@ -8457,7 +8432,17 @@
           <w:szCs w:val="24"/>
         </w:rPr>
         <w:lastRenderedPageBreak/>
-        <w:t>Burn Down Chart</w:t>
+        <w:t>Burn</w:t>
+      </w:r>
+      <w:proofErr w:type="spellEnd"/>
+      <w:r>
+        <w:rPr>
+          <w:rFonts w:ascii="Arial" w:hAnsi="Arial" w:cs="Arial"/>
+          <w:color w:val="auto"/>
+          <w:sz w:val="24"/>
+          <w:szCs w:val="24"/>
+        </w:rPr>
+        <w:t xml:space="preserve"> Down Chart</w:t>
       </w:r>
       <w:bookmarkEnd w:id="16"/>
     </w:p>
@@ -8473,7 +8458,7 @@
           <w:noProof/>
         </w:rPr>
         <w:drawing>
-          <wp:inline distT="0" distB="0" distL="0" distR="0" wp14:anchorId="77D606A4" wp14:editId="68C9BE7B">
+          <wp:inline distT="0" distB="0" distL="0" distR="0" wp14:anchorId="77D606A4" wp14:editId="57DD5479">
             <wp:extent cx="4572000" cy="2743200"/>
             <wp:effectExtent l="0" t="0" r="0" b="0"/>
             <wp:docPr id="1" name="Gráfico 1">
@@ -17248,7 +17233,6 @@
                 <w:szCs w:val="24"/>
                 <w:lang w:eastAsia="pt-BR"/>
               </w:rPr>
-              <w:lastRenderedPageBreak/>
               <w:t xml:space="preserve">Deixar os campos </w:t>
             </w:r>
             <w:proofErr w:type="spellStart"/>
@@ -18945,17 +18929,7 @@
                 <w:szCs w:val="24"/>
                 <w:lang w:eastAsia="pt-BR"/>
               </w:rPr>
-              <w:t xml:space="preserve">, pois o nome e a </w:t>
-            </w:r>
-            <w:r>
-              <w:rPr>
-                <w:rFonts w:ascii="Arial" w:eastAsia="Times New Roman" w:hAnsi="Arial" w:cs="Arial"/>
-                <w:sz w:val="24"/>
-                <w:szCs w:val="24"/>
-                <w:lang w:eastAsia="pt-BR"/>
-              </w:rPr>
-              <w:lastRenderedPageBreak/>
-              <w:t>senha devem estar preenchidos. </w:t>
+              <w:t>, pois o nome e a senha devem estar preenchidos. </w:t>
             </w:r>
           </w:p>
         </w:tc>
@@ -18991,7 +18965,6 @@
                 <w:szCs w:val="24"/>
                 <w:lang w:eastAsia="pt-BR"/>
               </w:rPr>
-              <w:lastRenderedPageBreak/>
               <w:t>O sistema mostra que é necessário preencher o campo de login. </w:t>
             </w:r>
           </w:p>
@@ -19341,8 +19314,6 @@
           <w:szCs w:val="24"/>
         </w:rPr>
       </w:pPr>
-      <w:bookmarkStart w:id="20" w:name="_GoBack"/>
-      <w:bookmarkEnd w:id="20"/>
     </w:p>
     <w:p>
       <w:pPr>
@@ -19360,7 +19331,7 @@
           <w:szCs w:val="24"/>
         </w:rPr>
       </w:pPr>
-      <w:bookmarkStart w:id="21" w:name="_Toc14160059"/>
+      <w:bookmarkStart w:id="20" w:name="_Toc14160059"/>
       <w:r>
         <w:rPr>
           <w:rFonts w:ascii="Arial" w:hAnsi="Arial" w:cs="Arial"/>
@@ -19370,7 +19341,7 @@
         </w:rPr>
         <w:t>Resultados</w:t>
       </w:r>
-      <w:bookmarkEnd w:id="21"/>
+      <w:bookmarkEnd w:id="20"/>
     </w:p>
     <w:p>
       <w:pPr>
@@ -19407,7 +19378,7 @@
           <w:szCs w:val="24"/>
         </w:rPr>
       </w:pPr>
-      <w:bookmarkStart w:id="22" w:name="_Toc14160060"/>
+      <w:bookmarkStart w:id="21" w:name="_Toc14160060"/>
       <w:r>
         <w:rPr>
           <w:rFonts w:ascii="Arial" w:hAnsi="Arial" w:cs="Arial"/>
@@ -19426,7 +19397,7 @@
         </w:rPr>
         <w:t>Retrospectiva</w:t>
       </w:r>
-      <w:bookmarkEnd w:id="22"/>
+      <w:bookmarkEnd w:id="21"/>
     </w:p>
     <w:p>
       <w:pPr>
@@ -20617,7 +20588,7 @@
           <w:noProof/>
         </w:rPr>
         <w:drawing>
-          <wp:inline distT="0" distB="0" distL="0" distR="0" wp14:anchorId="66633BFA" wp14:editId="0800E1D5">
+          <wp:inline distT="0" distB="0" distL="0" distR="0" wp14:anchorId="66633BFA" wp14:editId="7E52FB28">
             <wp:extent cx="4572000" cy="2743200"/>
             <wp:effectExtent l="0" t="0" r="0" b="0"/>
             <wp:docPr id="5" name="Gráfico 5">
@@ -21284,7 +21255,7 @@
               </wp:inline>
             </w:drawing>
           </mc:Choice>
-          <mc:Fallback xmlns:w16sdtdh="http://schemas.microsoft.com/office/word/2020/wordml/sdtdatahash" xmlns:w16du="http://schemas.microsoft.com/office/word/2023/wordml/word16du" xmlns:w16="http://schemas.microsoft.com/office/word/2018/wordml" xmlns:w16cex="http://schemas.microsoft.com/office/word/2018/wordml/cex" xmlns:oel="http://schemas.microsoft.com/office/2019/extlst">
+          <mc:Fallback xmlns:oel="http://schemas.microsoft.com/office/2019/extlst" xmlns:w16cex="http://schemas.microsoft.com/office/word/2018/wordml/cex" xmlns:w16="http://schemas.microsoft.com/office/word/2018/wordml" xmlns:w16du="http://schemas.microsoft.com/office/word/2023/wordml/word16du" xmlns:w16sdtdh="http://schemas.microsoft.com/office/word/2020/wordml/sdtdatahash">
             <w:pict>
               <v:rect w14:anchorId="7827A6F0" id="Retângulo 10" o:spid="_x0000_s1026" alt="image.png" style="width:24.3pt;height:24.3pt;visibility:visible;mso-wrap-style:square;mso-left-percent:-10001;mso-top-percent:-10001;mso-position-horizontal:absolute;mso-position-horizontal-relative:char;mso-position-vertical:absolute;mso-position-vertical-relative:line;mso-left-percent:-10001;mso-top-percent:-10001;v-text-anchor:top" o:gfxdata="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" filled="f" stroked="f">
                 <o:lock v:ext="edit" aspectratio="t"/>
@@ -21891,7 +21862,7 @@
               </wp:inline>
             </w:drawing>
           </mc:Choice>
-          <mc:Fallback xmlns:w16sdtdh="http://schemas.microsoft.com/office/word/2020/wordml/sdtdatahash" xmlns:w16du="http://schemas.microsoft.com/office/word/2023/wordml/word16du" xmlns:w16="http://schemas.microsoft.com/office/word/2018/wordml" xmlns:w16cex="http://schemas.microsoft.com/office/word/2018/wordml/cex" xmlns:oel="http://schemas.microsoft.com/office/2019/extlst">
+          <mc:Fallback xmlns:oel="http://schemas.microsoft.com/office/2019/extlst" xmlns:w16cex="http://schemas.microsoft.com/office/word/2018/wordml/cex" xmlns:w16="http://schemas.microsoft.com/office/word/2018/wordml" xmlns:w16du="http://schemas.microsoft.com/office/word/2023/wordml/word16du" xmlns:w16sdtdh="http://schemas.microsoft.com/office/word/2020/wordml/sdtdatahash">
             <w:pict>
               <v:rect w14:anchorId="029F886D" id="Retângulo 14" o:spid="_x0000_s1026" alt="image.png" style="width:24.3pt;height:24.3pt;visibility:visible;mso-wrap-style:square;mso-left-percent:-10001;mso-top-percent:-10001;mso-position-horizontal:absolute;mso-position-horizontal-relative:char;mso-position-vertical:absolute;mso-position-vertical-relative:line;mso-left-percent:-10001;mso-top-percent:-10001;v-text-anchor:top" o:gfxdata="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" filled="f" stroked="f">
                 <o:lock v:ext="edit" aspectratio="t"/>
@@ -22112,7 +22083,7 @@
               </wp:inline>
             </w:drawing>
           </mc:Choice>
-          <mc:Fallback xmlns:w16sdtdh="http://schemas.microsoft.com/office/word/2020/wordml/sdtdatahash" xmlns:w16du="http://schemas.microsoft.com/office/word/2023/wordml/word16du" xmlns:w16="http://schemas.microsoft.com/office/word/2018/wordml" xmlns:w16cex="http://schemas.microsoft.com/office/word/2018/wordml/cex" xmlns:oel="http://schemas.microsoft.com/office/2019/extlst">
+          <mc:Fallback xmlns:oel="http://schemas.microsoft.com/office/2019/extlst" xmlns:w16cex="http://schemas.microsoft.com/office/word/2018/wordml/cex" xmlns:w16="http://schemas.microsoft.com/office/word/2018/wordml" xmlns:w16du="http://schemas.microsoft.com/office/word/2023/wordml/word16du" xmlns:w16sdtdh="http://schemas.microsoft.com/office/word/2020/wordml/sdtdatahash">
             <w:pict>
               <v:rect w14:anchorId="35F92097" id="Retângulo 16" o:spid="_x0000_s1026" alt="image.png" style="width:24.3pt;height:24.3pt;visibility:visible;mso-wrap-style:square;mso-left-percent:-10001;mso-top-percent:-10001;mso-position-horizontal:absolute;mso-position-horizontal-relative:char;mso-position-vertical:absolute;mso-position-vertical-relative:line;mso-left-percent:-10001;mso-top-percent:-10001;v-text-anchor:top" o:gfxdata="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" filled="f" stroked="f">
                 <o:lock v:ext="edit" aspectratio="t"/>
@@ -22765,6 +22736,575 @@
     </w:p>
     <w:p>
       <w:pPr>
+        <w:pStyle w:val="NormalWeb"/>
+        <w:rPr>
+          <w:rFonts w:ascii="Arial" w:hAnsi="Arial" w:cs="Arial"/>
+          <w:b/>
+          <w:sz w:val="28"/>
+          <w:szCs w:val="28"/>
+        </w:rPr>
+      </w:pPr>
+      <w:r>
+        <w:rPr>
+          <w:rFonts w:ascii="Arial" w:hAnsi="Arial" w:cs="Arial"/>
+          <w:b/>
+          <w:sz w:val="28"/>
+          <w:szCs w:val="28"/>
+        </w:rPr>
+        <w:t>9.3 Terceiro Sprint</w:t>
+      </w:r>
+    </w:p>
+    <w:p>
+      <w:pPr>
+        <w:pStyle w:val="NormalWeb"/>
+        <w:rPr>
+          <w:rFonts w:ascii="Arial" w:hAnsi="Arial" w:cs="Arial"/>
+        </w:rPr>
+      </w:pPr>
+      <w:r>
+        <w:rPr>
+          <w:rFonts w:ascii="Arial" w:hAnsi="Arial" w:cs="Arial"/>
+        </w:rPr>
+        <w:t xml:space="preserve">A </w:t>
+      </w:r>
+      <w:proofErr w:type="spellStart"/>
+      <w:r>
+        <w:rPr>
+          <w:rFonts w:ascii="Arial" w:hAnsi="Arial" w:cs="Arial"/>
+        </w:rPr>
+        <w:t>Arch</w:t>
+      </w:r>
+      <w:proofErr w:type="spellEnd"/>
+      <w:r>
+        <w:rPr>
+          <w:rFonts w:ascii="Arial" w:hAnsi="Arial" w:cs="Arial"/>
+        </w:rPr>
+        <w:t xml:space="preserve">-tech organizou a lógica dos sprints com base nas horas de trabalho disponíveis por dia, que foram estipuladas em 3 horas. Além disso, foi considerada a quantidade de integrantes da equipe, totalizando 4 pessoas. Com isso, ao multiplicar os valores, foi possível estimar o tempo total de trabalho diário em 12 horas. </w:t>
+      </w:r>
+    </w:p>
+    <w:p>
+      <w:pPr>
+        <w:pStyle w:val="NormalWeb"/>
+        <w:rPr>
+          <w:rFonts w:ascii="Arial" w:hAnsi="Arial" w:cs="Arial"/>
+          <w:color w:val="FF0000"/>
+        </w:rPr>
+      </w:pPr>
+      <w:r>
+        <w:rPr>
+          <w:rFonts w:ascii="Arial" w:hAnsi="Arial" w:cs="Arial"/>
+          <w:color w:val="FF0000"/>
+        </w:rPr>
+        <w:t>3 horas x 4 pessoas = 12 horas por dia (NO SENAI).</w:t>
+      </w:r>
+    </w:p>
+    <w:p>
+      <w:pPr>
+        <w:pStyle w:val="NormalWeb"/>
+        <w:rPr>
+          <w:rFonts w:ascii="Arial" w:hAnsi="Arial" w:cs="Arial"/>
+        </w:rPr>
+      </w:pPr>
+      <w:r>
+        <w:rPr>
+          <w:rFonts w:ascii="Arial" w:hAnsi="Arial" w:cs="Arial"/>
+        </w:rPr>
+        <w:t xml:space="preserve">Após o levantamento das horas, foi feito o cálculo dos dias de trabalho no sprint, desconsiderando feriados, finais de semana e as aulas de Programação de Dispositivos Móveis. O resultado foi um total de 240 horas. </w:t>
+      </w:r>
+    </w:p>
+    <w:p>
+      <w:pPr>
+        <w:pStyle w:val="NormalWeb"/>
+        <w:rPr>
+          <w:rFonts w:ascii="Arial" w:hAnsi="Arial" w:cs="Arial"/>
+          <w:color w:val="FF0000"/>
+        </w:rPr>
+      </w:pPr>
+      <w:r>
+        <w:rPr>
+          <w:rFonts w:ascii="Arial" w:hAnsi="Arial" w:cs="Arial"/>
+          <w:color w:val="FF0000"/>
+        </w:rPr>
+        <w:t>20 dias úteis → 240 horas no Sprint 3.</w:t>
+      </w:r>
+    </w:p>
+    <w:p>
+      <w:pPr>
+        <w:pStyle w:val="NormalWeb"/>
+        <w:rPr>
+          <w:rFonts w:ascii="Arial" w:hAnsi="Arial" w:cs="Arial"/>
+        </w:rPr>
+      </w:pPr>
+      <w:r>
+        <w:rPr>
+          <w:rFonts w:ascii="Arial" w:hAnsi="Arial" w:cs="Arial"/>
+        </w:rPr>
+        <w:lastRenderedPageBreak/>
+        <w:t>Com base nisso, foi estabelecida uma meta de trabalho de 150 horas, reservando 90 horas (37,5% do sprint) para possíveis imprevistos e atrasos. Portanto, para uma boa execução do sprint, seriam necessárias cerca de 10 horas de trabalho diárias.</w:t>
+      </w:r>
+    </w:p>
+    <w:p>
+      <w:pPr>
+        <w:pStyle w:val="NormalWeb"/>
+        <w:rPr>
+          <w:rFonts w:ascii="Arial" w:hAnsi="Arial" w:cs="Arial"/>
+        </w:rPr>
+      </w:pPr>
+      <w:r>
+        <w:rPr>
+          <w:rFonts w:ascii="Arial" w:hAnsi="Arial" w:cs="Arial"/>
+        </w:rPr>
+        <w:t>Para este sprint, o grupo definiu as seguintes metas: desenvolver as telas, como</w:t>
+      </w:r>
+      <w:r>
+        <w:rPr>
+          <w:rFonts w:ascii="Arial" w:hAnsi="Arial" w:cs="Arial"/>
+        </w:rPr>
+        <w:t xml:space="preserve"> a</w:t>
+      </w:r>
+      <w:r>
+        <w:rPr>
+          <w:rFonts w:ascii="Arial" w:hAnsi="Arial" w:cs="Arial"/>
+        </w:rPr>
+        <w:t xml:space="preserve"> loja, perfil e atividades já prontas. Isso inclui desde a parte de design, codificação, responsividade, até a integração com o modelo MVC e conexão das funções ao banco de dados. Além disso, foi planejado finalizar toda a parte de </w:t>
+      </w:r>
+      <w:proofErr w:type="spellStart"/>
+      <w:r>
+        <w:rPr>
+          <w:rFonts w:ascii="Arial" w:hAnsi="Arial" w:cs="Arial"/>
+        </w:rPr>
+        <w:t>back-end</w:t>
+      </w:r>
+      <w:proofErr w:type="spellEnd"/>
+      <w:r>
+        <w:rPr>
+          <w:rFonts w:ascii="Arial" w:hAnsi="Arial" w:cs="Arial"/>
+        </w:rPr>
+        <w:t xml:space="preserve"> (lógica) das classes </w:t>
+      </w:r>
+      <w:proofErr w:type="spellStart"/>
+      <w:r>
+        <w:rPr>
+          <w:rFonts w:ascii="Arial" w:hAnsi="Arial" w:cs="Arial"/>
+        </w:rPr>
+        <w:t>flashcard</w:t>
+      </w:r>
+      <w:proofErr w:type="spellEnd"/>
+      <w:r>
+        <w:rPr>
+          <w:rFonts w:ascii="Arial" w:hAnsi="Arial" w:cs="Arial"/>
+        </w:rPr>
+        <w:t xml:space="preserve">, arquivo e </w:t>
+      </w:r>
+      <w:proofErr w:type="spellStart"/>
+      <w:r>
+        <w:rPr>
+          <w:rFonts w:ascii="Arial" w:hAnsi="Arial" w:cs="Arial"/>
+        </w:rPr>
+        <w:t>pomodoro</w:t>
+      </w:r>
+      <w:proofErr w:type="spellEnd"/>
+      <w:r>
+        <w:rPr>
+          <w:rFonts w:ascii="Arial" w:hAnsi="Arial" w:cs="Arial"/>
+        </w:rPr>
+        <w:t>.</w:t>
+      </w:r>
+    </w:p>
+    <w:p>
+      <w:pPr>
+        <w:pStyle w:val="NormalWeb"/>
+        <w:rPr>
+          <w:rFonts w:ascii="Arial" w:hAnsi="Arial" w:cs="Arial"/>
+        </w:rPr>
+      </w:pPr>
+    </w:p>
+    <w:p>
+      <w:pPr>
+        <w:rPr>
+          <w:rFonts w:ascii="Arial" w:hAnsi="Arial" w:cs="Arial"/>
+          <w:b/>
+          <w:bCs/>
+          <w:sz w:val="28"/>
+          <w:szCs w:val="28"/>
+        </w:rPr>
+      </w:pPr>
+      <w:r>
+        <w:rPr>
+          <w:rFonts w:ascii="Arial" w:hAnsi="Arial" w:cs="Arial"/>
+          <w:b/>
+          <w:bCs/>
+          <w:sz w:val="28"/>
+          <w:szCs w:val="28"/>
+        </w:rPr>
+        <w:t xml:space="preserve">Metas do </w:t>
+      </w:r>
+      <w:r>
+        <w:rPr>
+          <w:rFonts w:ascii="Arial" w:hAnsi="Arial" w:cs="Arial"/>
+          <w:b/>
+          <w:bCs/>
+          <w:sz w:val="28"/>
+          <w:szCs w:val="28"/>
+        </w:rPr>
+        <w:t>Terceiro</w:t>
+      </w:r>
+      <w:r>
+        <w:rPr>
+          <w:rFonts w:ascii="Arial" w:hAnsi="Arial" w:cs="Arial"/>
+          <w:b/>
+          <w:bCs/>
+          <w:sz w:val="28"/>
+          <w:szCs w:val="28"/>
+        </w:rPr>
+        <w:t xml:space="preserve"> Sprint</w:t>
+      </w:r>
+    </w:p>
+    <w:p>
+      <w:pPr>
+        <w:pStyle w:val="NormalWeb"/>
+        <w:rPr>
+          <w:rFonts w:ascii="Arial" w:hAnsi="Arial" w:cs="Arial"/>
+          <w:b/>
+          <w:sz w:val="28"/>
+          <w:szCs w:val="28"/>
+        </w:rPr>
+      </w:pPr>
+    </w:p>
+    <w:p>
+      <w:pPr>
+        <w:pStyle w:val="NormalWeb"/>
+        <w:rPr>
+          <w:rFonts w:ascii="Arial" w:hAnsi="Arial" w:cs="Arial"/>
+          <w:b/>
+          <w:sz w:val="28"/>
+          <w:szCs w:val="28"/>
+        </w:rPr>
+      </w:pPr>
+    </w:p>
+    <w:p>
+      <w:pPr>
+        <w:rPr>
+          <w:rFonts w:ascii="Arial" w:hAnsi="Arial" w:cs="Arial"/>
+          <w:b/>
+          <w:sz w:val="24"/>
+          <w:szCs w:val="24"/>
+          <w:lang w:val="en-US"/>
+        </w:rPr>
+      </w:pPr>
+      <w:r>
+        <w:rPr>
+          <w:rFonts w:ascii="Arial" w:hAnsi="Arial" w:cs="Arial"/>
+          <w:b/>
+          <w:sz w:val="24"/>
+          <w:szCs w:val="24"/>
+          <w:lang w:val="en-US"/>
+        </w:rPr>
+        <w:t xml:space="preserve">9.3.1 </w:t>
+      </w:r>
+      <w:r>
+        <w:rPr>
+          <w:rFonts w:ascii="Arial" w:hAnsi="Arial" w:cs="Arial"/>
+          <w:b/>
+          <w:sz w:val="24"/>
+          <w:szCs w:val="24"/>
+          <w:lang w:val="en-US"/>
+        </w:rPr>
+        <w:t>Product Backlog</w:t>
+      </w:r>
+    </w:p>
+    <w:p>
+      <w:pPr>
+        <w:pStyle w:val="PargrafodaLista"/>
+        <w:numPr>
+          <w:ilvl w:val="0"/>
+          <w:numId w:val="70"/>
+        </w:numPr>
+        <w:rPr>
+          <w:rFonts w:ascii="Arial" w:hAnsi="Arial" w:cs="Arial"/>
+          <w:sz w:val="24"/>
+          <w:szCs w:val="24"/>
+        </w:rPr>
+      </w:pPr>
+      <w:r>
+        <w:rPr>
+          <w:rFonts w:ascii="Arial" w:hAnsi="Arial" w:cs="Arial"/>
+          <w:sz w:val="24"/>
+          <w:szCs w:val="24"/>
+        </w:rPr>
+        <w:t xml:space="preserve">Não houve alterações no </w:t>
+      </w:r>
+      <w:proofErr w:type="spellStart"/>
+      <w:r>
+        <w:rPr>
+          <w:rFonts w:ascii="Arial" w:hAnsi="Arial" w:cs="Arial"/>
+          <w:sz w:val="24"/>
+          <w:szCs w:val="24"/>
+        </w:rPr>
+        <w:t>Product</w:t>
+      </w:r>
+      <w:proofErr w:type="spellEnd"/>
+      <w:r>
+        <w:rPr>
+          <w:rFonts w:ascii="Arial" w:hAnsi="Arial" w:cs="Arial"/>
+          <w:sz w:val="24"/>
+          <w:szCs w:val="24"/>
+        </w:rPr>
+        <w:t xml:space="preserve"> Backlog.</w:t>
+      </w:r>
+    </w:p>
+    <w:p>
+      <w:pPr>
+        <w:rPr>
+          <w:rFonts w:ascii="Arial" w:hAnsi="Arial" w:cs="Arial"/>
+          <w:b/>
+          <w:sz w:val="24"/>
+          <w:szCs w:val="24"/>
+        </w:rPr>
+      </w:pPr>
+      <w:r>
+        <w:rPr>
+          <w:rFonts w:ascii="Arial" w:hAnsi="Arial" w:cs="Arial"/>
+          <w:b/>
+          <w:sz w:val="24"/>
+          <w:szCs w:val="24"/>
+        </w:rPr>
+        <w:t>9.3.2 Sprint Backlog</w:t>
+      </w:r>
+    </w:p>
+    <w:p>
+      <w:pPr>
+        <w:rPr>
+          <w:rFonts w:ascii="Arial" w:hAnsi="Arial" w:cs="Arial"/>
+          <w:b/>
+          <w:sz w:val="24"/>
+          <w:szCs w:val="24"/>
+        </w:rPr>
+      </w:pPr>
+      <w:bookmarkStart w:id="22" w:name="_GoBack"/>
+      <w:bookmarkEnd w:id="22"/>
+    </w:p>
+    <w:p>
+      <w:pPr>
+        <w:rPr>
+          <w:rFonts w:ascii="Arial" w:hAnsi="Arial" w:cs="Arial"/>
+          <w:b/>
+          <w:sz w:val="24"/>
+          <w:szCs w:val="24"/>
+        </w:rPr>
+      </w:pPr>
+    </w:p>
+    <w:p>
+      <w:pPr>
+        <w:rPr>
+          <w:rFonts w:ascii="Arial" w:hAnsi="Arial" w:cs="Arial"/>
+          <w:b/>
+          <w:sz w:val="24"/>
+          <w:szCs w:val="24"/>
+        </w:rPr>
+      </w:pPr>
+      <w:proofErr w:type="spellStart"/>
+      <w:r>
+        <w:rPr>
+          <w:rFonts w:ascii="Arial" w:hAnsi="Arial" w:cs="Arial"/>
+          <w:b/>
+          <w:sz w:val="24"/>
+          <w:szCs w:val="24"/>
+        </w:rPr>
+        <w:t>Burn</w:t>
+      </w:r>
+      <w:proofErr w:type="spellEnd"/>
+      <w:r>
+        <w:rPr>
+          <w:rFonts w:ascii="Arial" w:hAnsi="Arial" w:cs="Arial"/>
+          <w:b/>
+          <w:sz w:val="24"/>
+          <w:szCs w:val="24"/>
+        </w:rPr>
+        <w:t xml:space="preserve"> Down Chart:</w:t>
+      </w:r>
+    </w:p>
+    <w:p>
+      <w:pPr>
+        <w:rPr>
+          <w:rFonts w:ascii="Arial" w:hAnsi="Arial" w:cs="Arial"/>
+          <w:b/>
+          <w:sz w:val="24"/>
+          <w:szCs w:val="24"/>
+        </w:rPr>
+      </w:pPr>
+      <w:r>
+        <w:rPr>
+          <w:noProof/>
+        </w:rPr>
+        <w:drawing>
+          <wp:inline distT="0" distB="0" distL="0" distR="0" wp14:anchorId="222A16CB" wp14:editId="43B9320D">
+            <wp:extent cx="4572000" cy="2743200"/>
+            <wp:effectExtent l="0" t="0" r="0" b="0"/>
+            <wp:docPr id="2" name="Gráfico 2">
+              <a:extLst xmlns:a="http://schemas.openxmlformats.org/drawingml/2006/main">
+                <a:ext uri="{FF2B5EF4-FFF2-40B4-BE49-F238E27FC236}">
+                  <a16:creationId xmlns:a16="http://schemas.microsoft.com/office/drawing/2014/main" id="{9624705A-E27B-43CA-936C-72063DCB8EDA}"/>
+                </a:ext>
+              </a:extLst>
+            </wp:docPr>
+            <wp:cNvGraphicFramePr/>
+            <a:graphic xmlns:a="http://schemas.openxmlformats.org/drawingml/2006/main">
+              <a:graphicData uri="http://schemas.openxmlformats.org/drawingml/2006/chart">
+                <c:chart xmlns:c="http://schemas.openxmlformats.org/drawingml/2006/chart" xmlns:r="http://schemas.openxmlformats.org/officeDocument/2006/relationships" r:id="rId29"/>
+              </a:graphicData>
+            </a:graphic>
+          </wp:inline>
+        </w:drawing>
+      </w:r>
+    </w:p>
+    <w:p>
+      <w:pPr>
+        <w:rPr>
+          <w:rFonts w:ascii="Arial" w:hAnsi="Arial" w:cs="Arial"/>
+          <w:b/>
+          <w:sz w:val="24"/>
+          <w:szCs w:val="24"/>
+        </w:rPr>
+      </w:pPr>
+    </w:p>
+    <w:p>
+      <w:pPr>
+        <w:rPr>
+          <w:rFonts w:ascii="Arial" w:hAnsi="Arial" w:cs="Arial"/>
+          <w:b/>
+          <w:sz w:val="24"/>
+          <w:szCs w:val="24"/>
+        </w:rPr>
+      </w:pPr>
+      <w:r>
+        <w:rPr>
+          <w:rFonts w:ascii="Arial" w:hAnsi="Arial" w:cs="Arial"/>
+          <w:b/>
+          <w:sz w:val="24"/>
+          <w:szCs w:val="24"/>
+        </w:rPr>
+        <w:t>Diagrama de Classe:</w:t>
+      </w:r>
+    </w:p>
+    <w:p>
+      <w:pPr>
+        <w:rPr>
+          <w:rFonts w:ascii="Arial" w:hAnsi="Arial" w:cs="Arial"/>
+          <w:b/>
+          <w:sz w:val="24"/>
+          <w:szCs w:val="24"/>
+        </w:rPr>
+      </w:pPr>
+      <w:r>
+        <w:rPr>
+          <w:rFonts w:ascii="Arial" w:hAnsi="Arial" w:cs="Arial"/>
+          <w:b/>
+          <w:sz w:val="24"/>
+          <w:szCs w:val="24"/>
+        </w:rPr>
+        <w:lastRenderedPageBreak/>
+        <w:t>9.2.5 Plano de Testes</w:t>
+      </w:r>
+    </w:p>
+    <w:p>
+      <w:pPr>
+        <w:rPr>
+          <w:rFonts w:ascii="Arial" w:hAnsi="Arial" w:cs="Arial"/>
+          <w:b/>
+          <w:sz w:val="24"/>
+          <w:szCs w:val="24"/>
+        </w:rPr>
+      </w:pPr>
+    </w:p>
+    <w:p>
+      <w:pPr>
+        <w:rPr>
+          <w:rFonts w:ascii="Arial" w:hAnsi="Arial" w:cs="Arial"/>
+          <w:b/>
+          <w:sz w:val="24"/>
+          <w:szCs w:val="24"/>
+        </w:rPr>
+      </w:pPr>
+      <w:r>
+        <w:rPr>
+          <w:rFonts w:ascii="Arial" w:hAnsi="Arial" w:cs="Arial"/>
+          <w:b/>
+          <w:sz w:val="24"/>
+          <w:szCs w:val="24"/>
+        </w:rPr>
+        <w:t xml:space="preserve">9.2.6 </w:t>
+      </w:r>
+      <w:proofErr w:type="spellStart"/>
+      <w:r>
+        <w:rPr>
+          <w:rFonts w:ascii="Arial" w:hAnsi="Arial" w:cs="Arial"/>
+          <w:b/>
+          <w:sz w:val="24"/>
+          <w:szCs w:val="24"/>
+        </w:rPr>
+        <w:t>Kanban</w:t>
+      </w:r>
+      <w:proofErr w:type="spellEnd"/>
+      <w:r>
+        <w:rPr>
+          <w:rFonts w:ascii="Arial" w:hAnsi="Arial" w:cs="Arial"/>
+          <w:b/>
+          <w:sz w:val="24"/>
+          <w:szCs w:val="24"/>
+        </w:rPr>
+        <w:t xml:space="preserve"> e Retrospectiva</w:t>
+      </w:r>
+    </w:p>
+    <w:p>
+      <w:pPr>
+        <w:rPr>
+          <w:rFonts w:ascii="Arial" w:hAnsi="Arial" w:cs="Arial"/>
+          <w:b/>
+          <w:sz w:val="24"/>
+          <w:szCs w:val="24"/>
+        </w:rPr>
+      </w:pPr>
+    </w:p>
+    <w:p>
+      <w:pPr>
+        <w:pStyle w:val="NormalWeb"/>
+        <w:rPr>
+          <w:rFonts w:ascii="Arial" w:hAnsi="Arial" w:cs="Arial"/>
+          <w:b/>
+        </w:rPr>
+      </w:pPr>
+      <w:r>
+        <w:rPr>
+          <w:rFonts w:ascii="Arial" w:hAnsi="Arial" w:cs="Arial"/>
+          <w:b/>
+        </w:rPr>
+        <w:t>Retrospectiva</w:t>
+      </w:r>
+    </w:p>
+    <w:p>
+      <w:pPr>
+        <w:rPr>
+          <w:rFonts w:ascii="Arial" w:hAnsi="Arial" w:cs="Arial"/>
+          <w:b/>
+          <w:sz w:val="24"/>
+          <w:szCs w:val="24"/>
+        </w:rPr>
+      </w:pPr>
+    </w:p>
+    <w:p>
+      <w:pPr>
+        <w:pStyle w:val="NormalWeb"/>
+        <w:rPr>
+          <w:rFonts w:ascii="Arial" w:hAnsi="Arial" w:cs="Arial"/>
+          <w:b/>
+          <w:sz w:val="28"/>
+          <w:szCs w:val="28"/>
+        </w:rPr>
+      </w:pPr>
+    </w:p>
+    <w:p>
+      <w:pPr>
         <w:rPr>
           <w:rFonts w:ascii="Arial" w:hAnsi="Arial" w:cs="Arial"/>
           <w:sz w:val="24"/>
@@ -22853,7 +23393,6 @@
           <w:sz w:val="24"/>
           <w:szCs w:val="24"/>
         </w:rPr>
-        <w:lastRenderedPageBreak/>
         <w:t>Diagrama de Entidade e Relacionamento</w:t>
       </w:r>
       <w:bookmarkEnd w:id="24"/>
@@ -22876,104 +23415,6 @@
             <wp:extent cx="5762626" cy="3714750"/>
             <wp:effectExtent l="0" t="0" r="0" b="0"/>
             <wp:docPr id="1130906345" name="Imagem 1130906345"/>
-            <wp:cNvGraphicFramePr>
-              <a:graphicFrameLocks xmlns:a="http://schemas.openxmlformats.org/drawingml/2006/main" noChangeAspect="1"/>
-            </wp:cNvGraphicFramePr>
-            <a:graphic xmlns:a="http://schemas.openxmlformats.org/drawingml/2006/main">
-              <a:graphicData uri="http://schemas.openxmlformats.org/drawingml/2006/picture">
-                <pic:pic xmlns:pic="http://schemas.openxmlformats.org/drawingml/2006/picture">
-                  <pic:nvPicPr>
-                    <pic:cNvPr id="0" name=""/>
-                    <pic:cNvPicPr/>
-                  </pic:nvPicPr>
-                  <pic:blipFill>
-                    <a:blip r:embed="rId29">
-                      <a:extLst>
-                        <a:ext uri="{28A0092B-C50C-407E-A947-70E740481C1C}">
-                          <a14:useLocalDpi xmlns:a14="http://schemas.microsoft.com/office/drawing/2010/main" val="0"/>
-                        </a:ext>
-                      </a:extLst>
-                    </a:blip>
-                    <a:stretch>
-                      <a:fillRect/>
-                    </a:stretch>
-                  </pic:blipFill>
-                  <pic:spPr>
-                    <a:xfrm>
-                      <a:off x="0" y="0"/>
-                      <a:ext cx="5762626" cy="3714750"/>
-                    </a:xfrm>
-                    <a:prstGeom prst="rect">
-                      <a:avLst/>
-                    </a:prstGeom>
-                  </pic:spPr>
-                </pic:pic>
-              </a:graphicData>
-            </a:graphic>
-          </wp:inline>
-        </w:drawing>
-      </w:r>
-    </w:p>
-    <w:p>
-      <w:pPr>
-        <w:pStyle w:val="Ttulo1"/>
-        <w:numPr>
-          <w:ilvl w:val="1"/>
-          <w:numId w:val="12"/>
-        </w:numPr>
-        <w:spacing w:before="120" w:after="120" w:line="360" w:lineRule="auto"/>
-        <w:ind w:left="0" w:firstLine="0"/>
-        <w:rPr>
-          <w:rFonts w:ascii="Arial" w:hAnsi="Arial" w:cs="Arial"/>
-          <w:b w:val="0"/>
-          <w:color w:val="auto"/>
-          <w:sz w:val="24"/>
-          <w:szCs w:val="24"/>
-        </w:rPr>
-      </w:pPr>
-      <w:bookmarkStart w:id="25" w:name="_Toc14160063"/>
-      <w:r>
-        <w:rPr>
-          <w:rFonts w:ascii="Arial" w:hAnsi="Arial" w:cs="Arial"/>
-          <w:b w:val="0"/>
-          <w:bCs w:val="0"/>
-          <w:color w:val="auto"/>
-          <w:sz w:val="24"/>
-          <w:szCs w:val="24"/>
-        </w:rPr>
-        <w:t>Modelo lógico do banco de dados</w:t>
-      </w:r>
-      <w:bookmarkEnd w:id="25"/>
-      <w:r>
-        <w:rPr>
-          <w:rFonts w:ascii="Arial" w:hAnsi="Arial" w:cs="Arial"/>
-          <w:b w:val="0"/>
-          <w:bCs w:val="0"/>
-          <w:color w:val="auto"/>
-          <w:sz w:val="24"/>
-          <w:szCs w:val="24"/>
-        </w:rPr>
-        <w:t xml:space="preserve"> </w:t>
-      </w:r>
-    </w:p>
-    <w:p>
-      <w:pPr>
-        <w:spacing w:line="360" w:lineRule="auto"/>
-        <w:jc w:val="both"/>
-        <w:rPr>
-          <w:rFonts w:ascii="Arial" w:hAnsi="Arial" w:cs="Arial"/>
-        </w:rPr>
-      </w:pPr>
-      <w:r>
-        <w:rPr>
-          <w:rFonts w:ascii="Arial" w:hAnsi="Arial" w:cs="Arial"/>
-          <w:noProof/>
-        </w:rPr>
-        <w:drawing>
-          <wp:inline distT="0" distB="0" distL="0" distR="0" wp14:anchorId="50B27D1F" wp14:editId="1E1B358C">
-            <wp:extent cx="5762626" cy="3352800"/>
-            <wp:effectExtent l="0" t="0" r="0" b="0"/>
-            <wp:docPr id="467918345" name="Imagem 467918345"/>
             <wp:cNvGraphicFramePr>
               <a:graphicFrameLocks xmlns:a="http://schemas.openxmlformats.org/drawingml/2006/main" noChangeAspect="1"/>
             </wp:cNvGraphicFramePr>
@@ -22999,7 +23440,7 @@
                   <pic:spPr>
                     <a:xfrm>
                       <a:off x="0" y="0"/>
-                      <a:ext cx="5762626" cy="3352800"/>
+                      <a:ext cx="5762626" cy="3714750"/>
                     </a:xfrm>
                     <a:prstGeom prst="rect">
                       <a:avLst/>
@@ -23029,23 +23470,25 @@
           <w:szCs w:val="24"/>
         </w:rPr>
       </w:pPr>
-      <w:bookmarkStart w:id="26" w:name="_Toc14160064"/>
+      <w:bookmarkStart w:id="25" w:name="_Toc14160063"/>
       <w:r>
         <w:rPr>
           <w:rFonts w:ascii="Arial" w:hAnsi="Arial" w:cs="Arial"/>
           <w:b w:val="0"/>
+          <w:bCs w:val="0"/>
           <w:color w:val="auto"/>
           <w:sz w:val="24"/>
           <w:szCs w:val="24"/>
         </w:rPr>
         <w:lastRenderedPageBreak/>
-        <w:t>Dicionário de dados</w:t>
-      </w:r>
-      <w:bookmarkEnd w:id="26"/>
+        <w:t>Modelo lógico do banco de dados</w:t>
+      </w:r>
+      <w:bookmarkEnd w:id="25"/>
       <w:r>
         <w:rPr>
           <w:rFonts w:ascii="Arial" w:hAnsi="Arial" w:cs="Arial"/>
           <w:b w:val="0"/>
+          <w:bCs w:val="0"/>
           <w:color w:val="auto"/>
           <w:sz w:val="24"/>
           <w:szCs w:val="24"/>
@@ -23059,107 +23502,6 @@
         <w:jc w:val="both"/>
         <w:rPr>
           <w:rFonts w:ascii="Arial" w:hAnsi="Arial" w:cs="Arial"/>
-          <w:sz w:val="24"/>
-          <w:szCs w:val="24"/>
-        </w:rPr>
-      </w:pPr>
-      <w:r>
-        <w:rPr>
-          <w:rFonts w:ascii="Arial" w:hAnsi="Arial" w:cs="Arial"/>
-          <w:sz w:val="24"/>
-          <w:szCs w:val="24"/>
-        </w:rPr>
-        <w:t xml:space="preserve">Nessa etapa é elaborada uma organização básica dos dados do banco. Aqui são informadas as entidades, com seus respectivos campos, tipos e descrições. O banco foi desenvolvido no </w:t>
-      </w:r>
-      <w:r>
-        <w:rPr>
-          <w:rFonts w:ascii="Arial" w:hAnsi="Arial" w:cs="Arial"/>
-          <w:sz w:val="24"/>
-          <w:szCs w:val="24"/>
-        </w:rPr>
-        <w:t>banco de dados não-relacional firestore, do firebase.</w:t>
-      </w:r>
-    </w:p>
-    <w:p>
-      <w:pPr>
-        <w:rPr>
-          <w:rFonts w:ascii="Arial" w:eastAsiaTheme="majorEastAsia" w:hAnsi="Arial" w:cs="Arial"/>
-          <w:b/>
-          <w:bCs/>
-          <w:sz w:val="24"/>
-          <w:szCs w:val="24"/>
-        </w:rPr>
-      </w:pPr>
-      <w:r>
-        <w:rPr>
-          <w:rFonts w:ascii="Arial" w:hAnsi="Arial" w:cs="Arial"/>
-          <w:sz w:val="24"/>
-          <w:szCs w:val="24"/>
-        </w:rPr>
-        <w:br w:type="page"/>
-      </w:r>
-    </w:p>
-    <w:p>
-      <w:pPr>
-        <w:pStyle w:val="Ttulo1"/>
-        <w:numPr>
-          <w:ilvl w:val="0"/>
-          <w:numId w:val="12"/>
-        </w:numPr>
-        <w:spacing w:before="120" w:after="120" w:line="360" w:lineRule="auto"/>
-        <w:ind w:left="357" w:hanging="357"/>
-        <w:rPr>
-          <w:rFonts w:ascii="Arial" w:hAnsi="Arial" w:cs="Arial"/>
-          <w:color w:val="auto"/>
-          <w:sz w:val="24"/>
-          <w:szCs w:val="24"/>
-          <w:lang w:val="en-US"/>
-        </w:rPr>
-      </w:pPr>
-      <w:bookmarkStart w:id="27" w:name="_Toc14160065"/>
-      <w:r>
-        <w:rPr>
-          <w:rFonts w:ascii="Arial" w:hAnsi="Arial" w:cs="Arial"/>
-          <w:color w:val="auto"/>
-          <w:sz w:val="24"/>
-          <w:szCs w:val="24"/>
-          <w:lang w:val="en-US"/>
-        </w:rPr>
-        <w:lastRenderedPageBreak/>
-        <w:t>PRINCIPAIS TELAS DO SISTEMA</w:t>
-      </w:r>
-      <w:bookmarkEnd w:id="27"/>
-    </w:p>
-    <w:p>
-      <w:pPr>
-        <w:pStyle w:val="PargrafodaLista"/>
-        <w:numPr>
-          <w:ilvl w:val="0"/>
-          <w:numId w:val="9"/>
-        </w:numPr>
-        <w:spacing w:line="360" w:lineRule="auto"/>
-        <w:jc w:val="both"/>
-        <w:rPr>
-          <w:rFonts w:ascii="Arial" w:hAnsi="Arial" w:cs="Arial"/>
-          <w:sz w:val="24"/>
-          <w:szCs w:val="24"/>
-        </w:rPr>
-      </w:pPr>
-      <w:r>
-        <w:rPr>
-          <w:rFonts w:ascii="Arial" w:hAnsi="Arial" w:cs="Arial"/>
-          <w:sz w:val="24"/>
-          <w:szCs w:val="24"/>
-        </w:rPr>
-        <w:t>Tela de cadastro</w:t>
-      </w:r>
-    </w:p>
-    <w:p>
-      <w:pPr>
-        <w:spacing w:line="360" w:lineRule="auto"/>
-        <w:jc w:val="both"/>
-        <w:rPr>
-          <w:rFonts w:ascii="Arial" w:hAnsi="Arial" w:cs="Arial"/>
         </w:rPr>
       </w:pPr>
       <w:r>
@@ -23168,10 +23510,10 @@
           <w:noProof/>
         </w:rPr>
         <w:drawing>
-          <wp:inline distT="0" distB="0" distL="0" distR="0" wp14:anchorId="2798FF44" wp14:editId="44E20D0F">
-            <wp:extent cx="2657475" cy="5762626"/>
+          <wp:inline distT="0" distB="0" distL="0" distR="0" wp14:anchorId="50B27D1F" wp14:editId="1E1B358C">
+            <wp:extent cx="5762626" cy="3352800"/>
             <wp:effectExtent l="0" t="0" r="0" b="0"/>
-            <wp:docPr id="58443779" name="Imagem 58443779"/>
+            <wp:docPr id="467918345" name="Imagem 467918345"/>
             <wp:cNvGraphicFramePr>
               <a:graphicFrameLocks xmlns:a="http://schemas.openxmlformats.org/drawingml/2006/main" noChangeAspect="1"/>
             </wp:cNvGraphicFramePr>
@@ -23197,7 +23539,7 @@
                   <pic:spPr>
                     <a:xfrm>
                       <a:off x="0" y="0"/>
-                      <a:ext cx="2657475" cy="5762626"/>
+                      <a:ext cx="5762626" cy="3352800"/>
                     </a:xfrm>
                     <a:prstGeom prst="rect">
                       <a:avLst/>
@@ -23212,48 +23554,149 @@
     </w:p>
     <w:p>
       <w:pPr>
+        <w:pStyle w:val="Ttulo1"/>
+        <w:numPr>
+          <w:ilvl w:val="1"/>
+          <w:numId w:val="12"/>
+        </w:numPr>
+        <w:spacing w:before="120" w:after="120" w:line="360" w:lineRule="auto"/>
+        <w:ind w:left="0" w:firstLine="0"/>
+        <w:rPr>
+          <w:rFonts w:ascii="Arial" w:hAnsi="Arial" w:cs="Arial"/>
+          <w:b w:val="0"/>
+          <w:color w:val="auto"/>
+          <w:sz w:val="24"/>
+          <w:szCs w:val="24"/>
+        </w:rPr>
+      </w:pPr>
+      <w:bookmarkStart w:id="26" w:name="_Toc14160064"/>
+      <w:r>
+        <w:rPr>
+          <w:rFonts w:ascii="Arial" w:hAnsi="Arial" w:cs="Arial"/>
+          <w:b w:val="0"/>
+          <w:color w:val="auto"/>
+          <w:sz w:val="24"/>
+          <w:szCs w:val="24"/>
+        </w:rPr>
+        <w:t>Dicionário de dados</w:t>
+      </w:r>
+      <w:bookmarkEnd w:id="26"/>
+      <w:r>
+        <w:rPr>
+          <w:rFonts w:ascii="Arial" w:hAnsi="Arial" w:cs="Arial"/>
+          <w:b w:val="0"/>
+          <w:color w:val="auto"/>
+          <w:sz w:val="24"/>
+          <w:szCs w:val="24"/>
+        </w:rPr>
+        <w:t xml:space="preserve"> </w:t>
+      </w:r>
+    </w:p>
+    <w:p>
+      <w:pPr>
         <w:spacing w:line="360" w:lineRule="auto"/>
         <w:jc w:val="both"/>
         <w:rPr>
           <w:rFonts w:ascii="Arial" w:hAnsi="Arial" w:cs="Arial"/>
-        </w:rPr>
-      </w:pPr>
+          <w:sz w:val="24"/>
+          <w:szCs w:val="24"/>
+        </w:rPr>
+      </w:pPr>
+      <w:r>
+        <w:rPr>
+          <w:rFonts w:ascii="Arial" w:hAnsi="Arial" w:cs="Arial"/>
+          <w:sz w:val="24"/>
+          <w:szCs w:val="24"/>
+        </w:rPr>
+        <w:t xml:space="preserve">Nessa etapa é elaborada uma organização básica dos dados do banco. Aqui são informadas as entidades, com seus respectivos campos, tipos e descrições. O banco foi desenvolvido no </w:t>
+      </w:r>
+      <w:r>
+        <w:rPr>
+          <w:rFonts w:ascii="Arial" w:hAnsi="Arial" w:cs="Arial"/>
+          <w:sz w:val="24"/>
+          <w:szCs w:val="24"/>
+        </w:rPr>
+        <w:t>banco de dados não-relacional firestore, do firebase.</w:t>
+      </w:r>
+    </w:p>
+    <w:p>
+      <w:pPr>
+        <w:rPr>
+          <w:rFonts w:ascii="Arial" w:eastAsiaTheme="majorEastAsia" w:hAnsi="Arial" w:cs="Arial"/>
+          <w:b/>
+          <w:bCs/>
+          <w:sz w:val="24"/>
+          <w:szCs w:val="24"/>
+        </w:rPr>
+      </w:pPr>
+      <w:r>
+        <w:rPr>
+          <w:rFonts w:ascii="Arial" w:hAnsi="Arial" w:cs="Arial"/>
+          <w:sz w:val="24"/>
+          <w:szCs w:val="24"/>
+        </w:rPr>
+        <w:br w:type="page"/>
+      </w:r>
+    </w:p>
+    <w:p>
+      <w:pPr>
+        <w:pStyle w:val="Ttulo1"/>
+        <w:numPr>
+          <w:ilvl w:val="0"/>
+          <w:numId w:val="12"/>
+        </w:numPr>
+        <w:spacing w:before="120" w:after="120" w:line="360" w:lineRule="auto"/>
+        <w:ind w:left="357" w:hanging="357"/>
+        <w:rPr>
+          <w:rFonts w:ascii="Arial" w:hAnsi="Arial" w:cs="Arial"/>
+          <w:color w:val="auto"/>
+          <w:sz w:val="24"/>
+          <w:szCs w:val="24"/>
+          <w:lang w:val="en-US"/>
+        </w:rPr>
+      </w:pPr>
+      <w:bookmarkStart w:id="27" w:name="_Toc14160065"/>
+      <w:r>
+        <w:rPr>
+          <w:rFonts w:ascii="Arial" w:hAnsi="Arial" w:cs="Arial"/>
+          <w:color w:val="auto"/>
+          <w:sz w:val="24"/>
+          <w:szCs w:val="24"/>
+          <w:lang w:val="en-US"/>
+        </w:rPr>
+        <w:lastRenderedPageBreak/>
+        <w:t>PRINCIPAIS TELAS DO SISTEMA</w:t>
+      </w:r>
+      <w:bookmarkEnd w:id="27"/>
     </w:p>
     <w:p>
       <w:pPr>
         <w:pStyle w:val="PargrafodaLista"/>
         <w:numPr>
           <w:ilvl w:val="0"/>
-          <w:numId w:val="8"/>
+          <w:numId w:val="9"/>
         </w:numPr>
-        <w:rPr>
-          <w:rFonts w:ascii="Arial" w:eastAsiaTheme="majorEastAsia" w:hAnsi="Arial" w:cs="Arial"/>
-          <w:b/>
-          <w:bCs/>
-          <w:sz w:val="24"/>
-          <w:szCs w:val="24"/>
-        </w:rPr>
-      </w:pPr>
-      <w:r>
-        <w:rPr>
-          <w:rFonts w:ascii="Arial" w:hAnsi="Arial" w:cs="Arial"/>
-          <w:sz w:val="24"/>
-          <w:szCs w:val="24"/>
-        </w:rPr>
-        <w:br w:type="page"/>
-      </w:r>
-      <w:r>
-        <w:rPr>
-          <w:rFonts w:ascii="Arial" w:hAnsi="Arial" w:cs="Arial"/>
-          <w:sz w:val="24"/>
-          <w:szCs w:val="24"/>
-        </w:rPr>
-        <w:lastRenderedPageBreak/>
-        <w:t>Tela de login</w:t>
-      </w:r>
-    </w:p>
-    <w:p>
-      <w:pPr>
+        <w:spacing w:line="360" w:lineRule="auto"/>
+        <w:jc w:val="both"/>
+        <w:rPr>
+          <w:rFonts w:ascii="Arial" w:hAnsi="Arial" w:cs="Arial"/>
+          <w:sz w:val="24"/>
+          <w:szCs w:val="24"/>
+        </w:rPr>
+      </w:pPr>
+      <w:r>
+        <w:rPr>
+          <w:rFonts w:ascii="Arial" w:hAnsi="Arial" w:cs="Arial"/>
+          <w:sz w:val="24"/>
+          <w:szCs w:val="24"/>
+        </w:rPr>
+        <w:t>Tela de cadastro</w:t>
+      </w:r>
+    </w:p>
+    <w:p>
+      <w:pPr>
+        <w:spacing w:line="360" w:lineRule="auto"/>
+        <w:jc w:val="both"/>
         <w:rPr>
           <w:rFonts w:ascii="Arial" w:hAnsi="Arial" w:cs="Arial"/>
         </w:rPr>
@@ -23264,10 +23707,10 @@
           <w:noProof/>
         </w:rPr>
         <w:drawing>
-          <wp:inline distT="0" distB="0" distL="0" distR="0" wp14:anchorId="5A1C7727" wp14:editId="534F0FAB">
+          <wp:inline distT="0" distB="0" distL="0" distR="0" wp14:anchorId="2798FF44" wp14:editId="44E20D0F">
             <wp:extent cx="2657475" cy="5762626"/>
             <wp:effectExtent l="0" t="0" r="0" b="0"/>
-            <wp:docPr id="420439725" name="Imagem 420439725"/>
+            <wp:docPr id="58443779" name="Imagem 58443779"/>
             <wp:cNvGraphicFramePr>
               <a:graphicFrameLocks xmlns:a="http://schemas.openxmlformats.org/drawingml/2006/main" noChangeAspect="1"/>
             </wp:cNvGraphicFramePr>
@@ -23308,7 +23751,8 @@
     </w:p>
     <w:p>
       <w:pPr>
-        <w:pStyle w:val="PargrafodaLista"/>
+        <w:spacing w:line="360" w:lineRule="auto"/>
+        <w:jc w:val="both"/>
         <w:rPr>
           <w:rFonts w:ascii="Arial" w:hAnsi="Arial" w:cs="Arial"/>
         </w:rPr>
@@ -23319,21 +23763,32 @@
         <w:pStyle w:val="PargrafodaLista"/>
         <w:numPr>
           <w:ilvl w:val="0"/>
-          <w:numId w:val="7"/>
+          <w:numId w:val="8"/>
         </w:numPr>
         <w:rPr>
-          <w:rFonts w:ascii="Arial" w:eastAsia="Arial" w:hAnsi="Arial" w:cs="Arial"/>
-          <w:sz w:val="24"/>
-          <w:szCs w:val="24"/>
-        </w:rPr>
-      </w:pPr>
-      <w:r>
-        <w:rPr>
-          <w:rFonts w:ascii="Arial" w:eastAsia="Arial" w:hAnsi="Arial" w:cs="Arial"/>
-          <w:sz w:val="24"/>
-          <w:szCs w:val="24"/>
-        </w:rPr>
-        <w:t>Tela inicial</w:t>
+          <w:rFonts w:ascii="Arial" w:eastAsiaTheme="majorEastAsia" w:hAnsi="Arial" w:cs="Arial"/>
+          <w:b/>
+          <w:bCs/>
+          <w:sz w:val="24"/>
+          <w:szCs w:val="24"/>
+        </w:rPr>
+      </w:pPr>
+      <w:r>
+        <w:rPr>
+          <w:rFonts w:ascii="Arial" w:hAnsi="Arial" w:cs="Arial"/>
+          <w:sz w:val="24"/>
+          <w:szCs w:val="24"/>
+        </w:rPr>
+        <w:br w:type="page"/>
+      </w:r>
+      <w:r>
+        <w:rPr>
+          <w:rFonts w:ascii="Arial" w:hAnsi="Arial" w:cs="Arial"/>
+          <w:sz w:val="24"/>
+          <w:szCs w:val="24"/>
+        </w:rPr>
+        <w:lastRenderedPageBreak/>
+        <w:t>Tela de login</w:t>
       </w:r>
     </w:p>
     <w:p>
@@ -23347,12 +23802,11 @@
           <w:rFonts w:ascii="Arial" w:hAnsi="Arial" w:cs="Arial"/>
           <w:noProof/>
         </w:rPr>
-        <w:lastRenderedPageBreak/>
         <w:drawing>
-          <wp:inline distT="0" distB="0" distL="0" distR="0" wp14:anchorId="64AED261" wp14:editId="1562AE46">
+          <wp:inline distT="0" distB="0" distL="0" distR="0" wp14:anchorId="5A1C7727" wp14:editId="534F0FAB">
             <wp:extent cx="2657475" cy="5762626"/>
             <wp:effectExtent l="0" t="0" r="0" b="0"/>
-            <wp:docPr id="146107458" name="Imagem 146107458"/>
+            <wp:docPr id="420439725" name="Imagem 420439725"/>
             <wp:cNvGraphicFramePr>
               <a:graphicFrameLocks xmlns:a="http://schemas.openxmlformats.org/drawingml/2006/main" noChangeAspect="1"/>
             </wp:cNvGraphicFramePr>
@@ -23404,7 +23858,7 @@
         <w:pStyle w:val="PargrafodaLista"/>
         <w:numPr>
           <w:ilvl w:val="0"/>
-          <w:numId w:val="6"/>
+          <w:numId w:val="7"/>
         </w:numPr>
         <w:rPr>
           <w:rFonts w:ascii="Arial" w:eastAsia="Arial" w:hAnsi="Arial" w:cs="Arial"/>
@@ -23418,15 +23872,7 @@
           <w:sz w:val="24"/>
           <w:szCs w:val="24"/>
         </w:rPr>
-        <w:t>Tela de nova ati</w:t>
-      </w:r>
-      <w:r>
-        <w:rPr>
-          <w:rFonts w:ascii="Arial" w:eastAsia="Arial" w:hAnsi="Arial" w:cs="Arial"/>
-          <w:sz w:val="24"/>
-          <w:szCs w:val="24"/>
-        </w:rPr>
-        <w:t>vidade</w:t>
+        <w:t>Tela inicial</w:t>
       </w:r>
     </w:p>
     <w:p>
@@ -23442,10 +23888,10 @@
         </w:rPr>
         <w:lastRenderedPageBreak/>
         <w:drawing>
-          <wp:inline distT="0" distB="0" distL="0" distR="0" wp14:anchorId="7FBA1437" wp14:editId="6B2F8EB8">
+          <wp:inline distT="0" distB="0" distL="0" distR="0" wp14:anchorId="64AED261" wp14:editId="1562AE46">
             <wp:extent cx="2657475" cy="5762626"/>
             <wp:effectExtent l="0" t="0" r="0" b="0"/>
-            <wp:docPr id="1763793373" name="Imagem 1763793373"/>
+            <wp:docPr id="146107458" name="Imagem 146107458"/>
             <wp:cNvGraphicFramePr>
               <a:graphicFrameLocks xmlns:a="http://schemas.openxmlformats.org/drawingml/2006/main" noChangeAspect="1"/>
             </wp:cNvGraphicFramePr>
@@ -23486,6 +23932,7 @@
     </w:p>
     <w:p>
       <w:pPr>
+        <w:pStyle w:val="PargrafodaLista"/>
         <w:rPr>
           <w:rFonts w:ascii="Arial" w:hAnsi="Arial" w:cs="Arial"/>
         </w:rPr>
@@ -23496,19 +23943,29 @@
         <w:pStyle w:val="PargrafodaLista"/>
         <w:numPr>
           <w:ilvl w:val="0"/>
-          <w:numId w:val="5"/>
+          <w:numId w:val="6"/>
         </w:numPr>
         <w:rPr>
-          <w:rFonts w:ascii="Arial" w:hAnsi="Arial" w:cs="Arial"/>
-        </w:rPr>
-      </w:pPr>
-      <w:r>
-        <w:rPr>
           <w:rFonts w:ascii="Arial" w:eastAsia="Arial" w:hAnsi="Arial" w:cs="Arial"/>
           <w:sz w:val="24"/>
           <w:szCs w:val="24"/>
         </w:rPr>
-        <w:t>Tela de atividade ativa</w:t>
+      </w:pPr>
+      <w:r>
+        <w:rPr>
+          <w:rFonts w:ascii="Arial" w:eastAsia="Arial" w:hAnsi="Arial" w:cs="Arial"/>
+          <w:sz w:val="24"/>
+          <w:szCs w:val="24"/>
+        </w:rPr>
+        <w:t>Tela de nova ati</w:t>
+      </w:r>
+      <w:r>
+        <w:rPr>
+          <w:rFonts w:ascii="Arial" w:eastAsia="Arial" w:hAnsi="Arial" w:cs="Arial"/>
+          <w:sz w:val="24"/>
+          <w:szCs w:val="24"/>
+        </w:rPr>
+        <w:t>vidade</w:t>
       </w:r>
     </w:p>
     <w:p>
@@ -23524,10 +23981,10 @@
         </w:rPr>
         <w:lastRenderedPageBreak/>
         <w:drawing>
-          <wp:inline distT="0" distB="0" distL="0" distR="0" wp14:anchorId="0665B8F2" wp14:editId="62399D7C">
+          <wp:inline distT="0" distB="0" distL="0" distR="0" wp14:anchorId="7FBA1437" wp14:editId="6B2F8EB8">
             <wp:extent cx="2657475" cy="5762626"/>
             <wp:effectExtent l="0" t="0" r="0" b="0"/>
-            <wp:docPr id="889383403" name="Imagem 889383403"/>
+            <wp:docPr id="1763793373" name="Imagem 1763793373"/>
             <wp:cNvGraphicFramePr>
               <a:graphicFrameLocks xmlns:a="http://schemas.openxmlformats.org/drawingml/2006/main" noChangeAspect="1"/>
             </wp:cNvGraphicFramePr>
@@ -23578,7 +24035,7 @@
         <w:pStyle w:val="PargrafodaLista"/>
         <w:numPr>
           <w:ilvl w:val="0"/>
-          <w:numId w:val="4"/>
+          <w:numId w:val="5"/>
         </w:numPr>
         <w:rPr>
           <w:rFonts w:ascii="Arial" w:hAnsi="Arial" w:cs="Arial"/>
@@ -23590,7 +24047,7 @@
           <w:sz w:val="24"/>
           <w:szCs w:val="24"/>
         </w:rPr>
-        <w:t>Tela da loja</w:t>
+        <w:t>Tela de atividade ativa</w:t>
       </w:r>
     </w:p>
     <w:p>
@@ -23606,10 +24063,10 @@
         </w:rPr>
         <w:lastRenderedPageBreak/>
         <w:drawing>
-          <wp:inline distT="0" distB="0" distL="0" distR="0" wp14:anchorId="26D06598" wp14:editId="08B30203">
+          <wp:inline distT="0" distB="0" distL="0" distR="0" wp14:anchorId="0665B8F2" wp14:editId="62399D7C">
             <wp:extent cx="2657475" cy="5762626"/>
             <wp:effectExtent l="0" t="0" r="0" b="0"/>
-            <wp:docPr id="970244669" name="Imagem 970244669"/>
+            <wp:docPr id="889383403" name="Imagem 889383403"/>
             <wp:cNvGraphicFramePr>
               <a:graphicFrameLocks xmlns:a="http://schemas.openxmlformats.org/drawingml/2006/main" noChangeAspect="1"/>
             </wp:cNvGraphicFramePr>
@@ -23660,21 +24117,19 @@
         <w:pStyle w:val="PargrafodaLista"/>
         <w:numPr>
           <w:ilvl w:val="0"/>
-          <w:numId w:val="3"/>
+          <w:numId w:val="4"/>
         </w:numPr>
         <w:rPr>
+          <w:rFonts w:ascii="Arial" w:hAnsi="Arial" w:cs="Arial"/>
+        </w:rPr>
+      </w:pPr>
+      <w:r>
+        <w:rPr>
           <w:rFonts w:ascii="Arial" w:eastAsia="Arial" w:hAnsi="Arial" w:cs="Arial"/>
           <w:sz w:val="24"/>
           <w:szCs w:val="24"/>
         </w:rPr>
-      </w:pPr>
-      <w:r>
-        <w:rPr>
-          <w:rFonts w:ascii="Arial" w:eastAsia="Arial" w:hAnsi="Arial" w:cs="Arial"/>
-          <w:sz w:val="24"/>
-          <w:szCs w:val="24"/>
-        </w:rPr>
-        <w:t>Tela de perfil</w:t>
+        <w:t>Tela da loja</w:t>
       </w:r>
     </w:p>
     <w:p>
@@ -23690,10 +24145,10 @@
         </w:rPr>
         <w:lastRenderedPageBreak/>
         <w:drawing>
-          <wp:inline distT="0" distB="0" distL="0" distR="0" wp14:anchorId="4978550C" wp14:editId="018762B8">
+          <wp:inline distT="0" distB="0" distL="0" distR="0" wp14:anchorId="26D06598" wp14:editId="08B30203">
             <wp:extent cx="2657475" cy="5762626"/>
             <wp:effectExtent l="0" t="0" r="0" b="0"/>
-            <wp:docPr id="403997110" name="Imagem 403997110"/>
+            <wp:docPr id="970244669" name="Imagem 970244669"/>
             <wp:cNvGraphicFramePr>
               <a:graphicFrameLocks xmlns:a="http://schemas.openxmlformats.org/drawingml/2006/main" noChangeAspect="1"/>
             </wp:cNvGraphicFramePr>
@@ -23744,19 +24199,21 @@
         <w:pStyle w:val="PargrafodaLista"/>
         <w:numPr>
           <w:ilvl w:val="0"/>
-          <w:numId w:val="2"/>
+          <w:numId w:val="3"/>
         </w:numPr>
         <w:rPr>
-          <w:rFonts w:ascii="Arial" w:hAnsi="Arial" w:cs="Arial"/>
-        </w:rPr>
-      </w:pPr>
-      <w:r>
-        <w:rPr>
           <w:rFonts w:ascii="Arial" w:eastAsia="Arial" w:hAnsi="Arial" w:cs="Arial"/>
           <w:sz w:val="24"/>
           <w:szCs w:val="24"/>
         </w:rPr>
-        <w:t>Tela de atualização do perfil</w:t>
+      </w:pPr>
+      <w:r>
+        <w:rPr>
+          <w:rFonts w:ascii="Arial" w:eastAsia="Arial" w:hAnsi="Arial" w:cs="Arial"/>
+          <w:sz w:val="24"/>
+          <w:szCs w:val="24"/>
+        </w:rPr>
+        <w:t>Tela de perfil</w:t>
       </w:r>
     </w:p>
     <w:p>
@@ -23772,10 +24229,10 @@
         </w:rPr>
         <w:lastRenderedPageBreak/>
         <w:drawing>
-          <wp:inline distT="0" distB="0" distL="0" distR="0" wp14:anchorId="08FD781A" wp14:editId="7C68515A">
+          <wp:inline distT="0" distB="0" distL="0" distR="0" wp14:anchorId="4978550C" wp14:editId="018762B8">
             <wp:extent cx="2657475" cy="5762626"/>
             <wp:effectExtent l="0" t="0" r="0" b="0"/>
-            <wp:docPr id="1720754623" name="Imagem 1720754623"/>
+            <wp:docPr id="403997110" name="Imagem 403997110"/>
             <wp:cNvGraphicFramePr>
               <a:graphicFrameLocks xmlns:a="http://schemas.openxmlformats.org/drawingml/2006/main" noChangeAspect="1"/>
             </wp:cNvGraphicFramePr>
@@ -23826,7 +24283,7 @@
         <w:pStyle w:val="PargrafodaLista"/>
         <w:numPr>
           <w:ilvl w:val="0"/>
-          <w:numId w:val="1"/>
+          <w:numId w:val="2"/>
         </w:numPr>
         <w:rPr>
           <w:rFonts w:ascii="Arial" w:hAnsi="Arial" w:cs="Arial"/>
@@ -23838,7 +24295,7 @@
           <w:sz w:val="24"/>
           <w:szCs w:val="24"/>
         </w:rPr>
-        <w:t>Tela de edição do temporizador</w:t>
+        <w:t>Tela de atualização do perfil</w:t>
       </w:r>
     </w:p>
     <w:p>
@@ -23854,10 +24311,10 @@
         </w:rPr>
         <w:lastRenderedPageBreak/>
         <w:drawing>
-          <wp:inline distT="0" distB="0" distL="0" distR="0" wp14:anchorId="22CA01CC" wp14:editId="4AC0A203">
+          <wp:inline distT="0" distB="0" distL="0" distR="0" wp14:anchorId="08FD781A" wp14:editId="7C68515A">
             <wp:extent cx="2657475" cy="5762626"/>
             <wp:effectExtent l="0" t="0" r="0" b="0"/>
-            <wp:docPr id="575994673" name="Imagem 575994673"/>
+            <wp:docPr id="1720754623" name="Imagem 1720754623"/>
             <wp:cNvGraphicFramePr>
               <a:graphicFrameLocks xmlns:a="http://schemas.openxmlformats.org/drawingml/2006/main" noChangeAspect="1"/>
             </wp:cNvGraphicFramePr>
@@ -23898,6 +24355,88 @@
     </w:p>
     <w:p>
       <w:pPr>
+        <w:rPr>
+          <w:rFonts w:ascii="Arial" w:hAnsi="Arial" w:cs="Arial"/>
+        </w:rPr>
+      </w:pPr>
+    </w:p>
+    <w:p>
+      <w:pPr>
+        <w:pStyle w:val="PargrafodaLista"/>
+        <w:numPr>
+          <w:ilvl w:val="0"/>
+          <w:numId w:val="1"/>
+        </w:numPr>
+        <w:rPr>
+          <w:rFonts w:ascii="Arial" w:hAnsi="Arial" w:cs="Arial"/>
+        </w:rPr>
+      </w:pPr>
+      <w:r>
+        <w:rPr>
+          <w:rFonts w:ascii="Arial" w:eastAsia="Arial" w:hAnsi="Arial" w:cs="Arial"/>
+          <w:sz w:val="24"/>
+          <w:szCs w:val="24"/>
+        </w:rPr>
+        <w:t>Tela de edição do temporizador</w:t>
+      </w:r>
+    </w:p>
+    <w:p>
+      <w:pPr>
+        <w:rPr>
+          <w:rFonts w:ascii="Arial" w:hAnsi="Arial" w:cs="Arial"/>
+        </w:rPr>
+      </w:pPr>
+      <w:r>
+        <w:rPr>
+          <w:rFonts w:ascii="Arial" w:hAnsi="Arial" w:cs="Arial"/>
+          <w:noProof/>
+        </w:rPr>
+        <w:lastRenderedPageBreak/>
+        <w:drawing>
+          <wp:inline distT="0" distB="0" distL="0" distR="0" wp14:anchorId="22CA01CC" wp14:editId="4AC0A203">
+            <wp:extent cx="2657475" cy="5762626"/>
+            <wp:effectExtent l="0" t="0" r="0" b="0"/>
+            <wp:docPr id="575994673" name="Imagem 575994673"/>
+            <wp:cNvGraphicFramePr>
+              <a:graphicFrameLocks xmlns:a="http://schemas.openxmlformats.org/drawingml/2006/main" noChangeAspect="1"/>
+            </wp:cNvGraphicFramePr>
+            <a:graphic xmlns:a="http://schemas.openxmlformats.org/drawingml/2006/main">
+              <a:graphicData uri="http://schemas.openxmlformats.org/drawingml/2006/picture">
+                <pic:pic xmlns:pic="http://schemas.openxmlformats.org/drawingml/2006/picture">
+                  <pic:nvPicPr>
+                    <pic:cNvPr id="0" name=""/>
+                    <pic:cNvPicPr/>
+                  </pic:nvPicPr>
+                  <pic:blipFill>
+                    <a:blip r:embed="rId40">
+                      <a:extLst>
+                        <a:ext uri="{28A0092B-C50C-407E-A947-70E740481C1C}">
+                          <a14:useLocalDpi xmlns:a14="http://schemas.microsoft.com/office/drawing/2010/main" val="0"/>
+                        </a:ext>
+                      </a:extLst>
+                    </a:blip>
+                    <a:stretch>
+                      <a:fillRect/>
+                    </a:stretch>
+                  </pic:blipFill>
+                  <pic:spPr>
+                    <a:xfrm>
+                      <a:off x="0" y="0"/>
+                      <a:ext cx="2657475" cy="5762626"/>
+                    </a:xfrm>
+                    <a:prstGeom prst="rect">
+                      <a:avLst/>
+                    </a:prstGeom>
+                  </pic:spPr>
+                </pic:pic>
+              </a:graphicData>
+            </a:graphic>
+          </wp:inline>
+        </w:drawing>
+      </w:r>
+    </w:p>
+    <w:p>
+      <w:pPr>
         <w:pStyle w:val="Ttulo1"/>
         <w:numPr>
           <w:ilvl w:val="0"/>
@@ -24177,7 +24716,7 @@
           <w:szCs w:val="24"/>
         </w:rPr>
       </w:pPr>
-      <w:hyperlink r:id="rId40">
+      <w:hyperlink r:id="rId41">
         <w:r>
           <w:rPr>
             <w:rStyle w:val="Hyperlink"/>
@@ -24400,9 +24939,9 @@
       </w:pPr>
     </w:p>
     <w:sectPr>
-      <w:headerReference w:type="even" r:id="rId41"/>
-      <w:headerReference w:type="default" r:id="rId42"/>
-      <w:footerReference w:type="default" r:id="rId43"/>
+      <w:headerReference w:type="even" r:id="rId42"/>
+      <w:headerReference w:type="default" r:id="rId43"/>
+      <w:footerReference w:type="default" r:id="rId44"/>
       <w:pgSz w:w="11906" w:h="16838" w:code="9"/>
       <w:pgMar w:top="1701" w:right="1134" w:bottom="1134" w:left="1701" w:header="709" w:footer="709" w:gutter="284"/>
       <w:cols w:space="708"/>
@@ -25927,6 +26466,92 @@
     </w:lvl>
   </w:abstractNum>
   <w:abstractNum w:abstractNumId="11" w15:restartNumberingAfterBreak="0">
+    <w:nsid w:val="1A3F2BE7"/>
+    <w:multiLevelType w:val="hybridMultilevel"/>
+    <w:tmpl w:val="81C28016"/>
+    <w:lvl w:ilvl="0" w:tplc="0416000F">
+      <w:start w:val="1"/>
+      <w:numFmt w:val="decimal"/>
+      <w:lvlText w:val="%1."/>
+      <w:lvlJc w:val="left"/>
+      <w:pPr>
+        <w:ind w:left="1485" w:hanging="360"/>
+      </w:pPr>
+    </w:lvl>
+    <w:lvl w:ilvl="1" w:tplc="04160019" w:tentative="1">
+      <w:start w:val="1"/>
+      <w:numFmt w:val="lowerLetter"/>
+      <w:lvlText w:val="%2."/>
+      <w:lvlJc w:val="left"/>
+      <w:pPr>
+        <w:ind w:left="2205" w:hanging="360"/>
+      </w:pPr>
+    </w:lvl>
+    <w:lvl w:ilvl="2" w:tplc="0416001B" w:tentative="1">
+      <w:start w:val="1"/>
+      <w:numFmt w:val="lowerRoman"/>
+      <w:lvlText w:val="%3."/>
+      <w:lvlJc w:val="right"/>
+      <w:pPr>
+        <w:ind w:left="2925" w:hanging="180"/>
+      </w:pPr>
+    </w:lvl>
+    <w:lvl w:ilvl="3" w:tplc="0416000F" w:tentative="1">
+      <w:start w:val="1"/>
+      <w:numFmt w:val="decimal"/>
+      <w:lvlText w:val="%4."/>
+      <w:lvlJc w:val="left"/>
+      <w:pPr>
+        <w:ind w:left="3645" w:hanging="360"/>
+      </w:pPr>
+    </w:lvl>
+    <w:lvl w:ilvl="4" w:tplc="04160019" w:tentative="1">
+      <w:start w:val="1"/>
+      <w:numFmt w:val="lowerLetter"/>
+      <w:lvlText w:val="%5."/>
+      <w:lvlJc w:val="left"/>
+      <w:pPr>
+        <w:ind w:left="4365" w:hanging="360"/>
+      </w:pPr>
+    </w:lvl>
+    <w:lvl w:ilvl="5" w:tplc="0416001B" w:tentative="1">
+      <w:start w:val="1"/>
+      <w:numFmt w:val="lowerRoman"/>
+      <w:lvlText w:val="%6."/>
+      <w:lvlJc w:val="right"/>
+      <w:pPr>
+        <w:ind w:left="5085" w:hanging="180"/>
+      </w:pPr>
+    </w:lvl>
+    <w:lvl w:ilvl="6" w:tplc="0416000F" w:tentative="1">
+      <w:start w:val="1"/>
+      <w:numFmt w:val="decimal"/>
+      <w:lvlText w:val="%7."/>
+      <w:lvlJc w:val="left"/>
+      <w:pPr>
+        <w:ind w:left="5805" w:hanging="360"/>
+      </w:pPr>
+    </w:lvl>
+    <w:lvl w:ilvl="7" w:tplc="04160019" w:tentative="1">
+      <w:start w:val="1"/>
+      <w:numFmt w:val="lowerLetter"/>
+      <w:lvlText w:val="%8."/>
+      <w:lvlJc w:val="left"/>
+      <w:pPr>
+        <w:ind w:left="6525" w:hanging="360"/>
+      </w:pPr>
+    </w:lvl>
+    <w:lvl w:ilvl="8" w:tplc="0416001B" w:tentative="1">
+      <w:start w:val="1"/>
+      <w:numFmt w:val="lowerRoman"/>
+      <w:lvlText w:val="%9."/>
+      <w:lvlJc w:val="right"/>
+      <w:pPr>
+        <w:ind w:left="7245" w:hanging="180"/>
+      </w:pPr>
+    </w:lvl>
+  </w:abstractNum>
+  <w:abstractNum w:abstractNumId="12" w15:restartNumberingAfterBreak="0">
     <w:nsid w:val="1BAD675C"/>
     <w:multiLevelType w:val="multilevel"/>
     <w:tmpl w:val="04C8B43A"/>
@@ -26075,7 +26700,7 @@
       </w:rPr>
     </w:lvl>
   </w:abstractNum>
-  <w:abstractNum w:abstractNumId="12" w15:restartNumberingAfterBreak="0">
+  <w:abstractNum w:abstractNumId="13" w15:restartNumberingAfterBreak="0">
     <w:nsid w:val="1C813AAF"/>
     <w:multiLevelType w:val="hybridMultilevel"/>
     <w:tmpl w:val="580ACD06"/>
@@ -26188,7 +26813,7 @@
       </w:rPr>
     </w:lvl>
   </w:abstractNum>
-  <w:abstractNum w:abstractNumId="13" w15:restartNumberingAfterBreak="0">
+  <w:abstractNum w:abstractNumId="14" w15:restartNumberingAfterBreak="0">
     <w:nsid w:val="1DA5067A"/>
     <w:multiLevelType w:val="hybridMultilevel"/>
     <w:tmpl w:val="56CE9DD2"/>
@@ -26301,7 +26926,7 @@
       </w:rPr>
     </w:lvl>
   </w:abstractNum>
-  <w:abstractNum w:abstractNumId="14" w15:restartNumberingAfterBreak="0">
+  <w:abstractNum w:abstractNumId="15" w15:restartNumberingAfterBreak="0">
     <w:nsid w:val="1DA61BDF"/>
     <w:multiLevelType w:val="multilevel"/>
     <w:tmpl w:val="F70C42D8"/>
@@ -26395,7 +27020,7 @@
       </w:pPr>
     </w:lvl>
   </w:abstractNum>
-  <w:abstractNum w:abstractNumId="15" w15:restartNumberingAfterBreak="0">
+  <w:abstractNum w:abstractNumId="16" w15:restartNumberingAfterBreak="0">
     <w:nsid w:val="1E125F33"/>
     <w:multiLevelType w:val="multilevel"/>
     <w:tmpl w:val="F70C42D8"/>
@@ -26516,7 +27141,7 @@
       </w:rPr>
     </w:lvl>
   </w:abstractNum>
-  <w:abstractNum w:abstractNumId="16" w15:restartNumberingAfterBreak="0">
+  <w:abstractNum w:abstractNumId="17" w15:restartNumberingAfterBreak="0">
     <w:nsid w:val="1F9F837C"/>
     <w:multiLevelType w:val="hybridMultilevel"/>
     <w:tmpl w:val="FD26629C"/>
@@ -26629,7 +27254,7 @@
       </w:rPr>
     </w:lvl>
   </w:abstractNum>
-  <w:abstractNum w:abstractNumId="17" w15:restartNumberingAfterBreak="0">
+  <w:abstractNum w:abstractNumId="18" w15:restartNumberingAfterBreak="0">
     <w:nsid w:val="207C7480"/>
     <w:multiLevelType w:val="hybridMultilevel"/>
     <w:tmpl w:val="BB729C9C"/>
@@ -26718,7 +27343,7 @@
       </w:pPr>
     </w:lvl>
   </w:abstractNum>
-  <w:abstractNum w:abstractNumId="18" w15:restartNumberingAfterBreak="0">
+  <w:abstractNum w:abstractNumId="19" w15:restartNumberingAfterBreak="0">
     <w:nsid w:val="20D41BF3"/>
     <w:multiLevelType w:val="multilevel"/>
     <w:tmpl w:val="F20A33FC"/>
@@ -26835,7 +27460,7 @@
       </w:pPr>
     </w:lvl>
   </w:abstractNum>
-  <w:abstractNum w:abstractNumId="19" w15:restartNumberingAfterBreak="0">
+  <w:abstractNum w:abstractNumId="20" w15:restartNumberingAfterBreak="0">
     <w:nsid w:val="222C1837"/>
     <w:multiLevelType w:val="multilevel"/>
     <w:tmpl w:val="6C1CCC6E"/>
@@ -26984,7 +27609,7 @@
       </w:rPr>
     </w:lvl>
   </w:abstractNum>
-  <w:abstractNum w:abstractNumId="20" w15:restartNumberingAfterBreak="0">
+  <w:abstractNum w:abstractNumId="21" w15:restartNumberingAfterBreak="0">
     <w:nsid w:val="22E31FCD"/>
     <w:multiLevelType w:val="multilevel"/>
     <w:tmpl w:val="84EE1076"/>
@@ -27101,10 +27726,10 @@
       </w:pPr>
     </w:lvl>
   </w:abstractNum>
-  <w:abstractNum w:abstractNumId="21" w15:restartNumberingAfterBreak="0">
+  <w:abstractNum w:abstractNumId="22" w15:restartNumberingAfterBreak="0">
     <w:nsid w:val="23B9375B"/>
     <w:multiLevelType w:val="hybridMultilevel"/>
-    <w:tmpl w:val="CFA43FD0"/>
+    <w:tmpl w:val="E1B8126A"/>
     <w:lvl w:ilvl="0" w:tplc="0416000F">
       <w:start w:val="1"/>
       <w:numFmt w:val="decimal"/>
@@ -27187,7 +27812,7 @@
       </w:pPr>
     </w:lvl>
   </w:abstractNum>
-  <w:abstractNum w:abstractNumId="22" w15:restartNumberingAfterBreak="0">
+  <w:abstractNum w:abstractNumId="23" w15:restartNumberingAfterBreak="0">
     <w:nsid w:val="26A54A90"/>
     <w:multiLevelType w:val="hybridMultilevel"/>
     <w:tmpl w:val="651C38E0"/>
@@ -27300,7 +27925,7 @@
       </w:rPr>
     </w:lvl>
   </w:abstractNum>
-  <w:abstractNum w:abstractNumId="23" w15:restartNumberingAfterBreak="0">
+  <w:abstractNum w:abstractNumId="24" w15:restartNumberingAfterBreak="0">
     <w:nsid w:val="28062DB1"/>
     <w:multiLevelType w:val="hybridMultilevel"/>
     <w:tmpl w:val="26A25FE0"/>
@@ -27413,7 +28038,7 @@
       </w:rPr>
     </w:lvl>
   </w:abstractNum>
-  <w:abstractNum w:abstractNumId="24" w15:restartNumberingAfterBreak="0">
+  <w:abstractNum w:abstractNumId="25" w15:restartNumberingAfterBreak="0">
     <w:nsid w:val="28B31FB9"/>
     <w:multiLevelType w:val="multilevel"/>
     <w:tmpl w:val="A8C05508"/>
@@ -27502,7 +28127,7 @@
       </w:pPr>
     </w:lvl>
   </w:abstractNum>
-  <w:abstractNum w:abstractNumId="25" w15:restartNumberingAfterBreak="0">
+  <w:abstractNum w:abstractNumId="26" w15:restartNumberingAfterBreak="0">
     <w:nsid w:val="28EC2056"/>
     <w:multiLevelType w:val="multilevel"/>
     <w:tmpl w:val="5A922EB8"/>
@@ -27651,7 +28276,7 @@
       </w:rPr>
     </w:lvl>
   </w:abstractNum>
-  <w:abstractNum w:abstractNumId="26" w15:restartNumberingAfterBreak="0">
+  <w:abstractNum w:abstractNumId="27" w15:restartNumberingAfterBreak="0">
     <w:nsid w:val="297232C5"/>
     <w:multiLevelType w:val="hybridMultilevel"/>
     <w:tmpl w:val="E6085A84"/>
@@ -27764,7 +28389,7 @@
       </w:rPr>
     </w:lvl>
   </w:abstractNum>
-  <w:abstractNum w:abstractNumId="27" w15:restartNumberingAfterBreak="0">
+  <w:abstractNum w:abstractNumId="28" w15:restartNumberingAfterBreak="0">
     <w:nsid w:val="2A383C93"/>
     <w:multiLevelType w:val="hybridMultilevel"/>
     <w:tmpl w:val="57361CA2"/>
@@ -27850,7 +28475,7 @@
       </w:pPr>
     </w:lvl>
   </w:abstractNum>
-  <w:abstractNum w:abstractNumId="28" w15:restartNumberingAfterBreak="0">
+  <w:abstractNum w:abstractNumId="29" w15:restartNumberingAfterBreak="0">
     <w:nsid w:val="2DD1705E"/>
     <w:multiLevelType w:val="multilevel"/>
     <w:tmpl w:val="46A82D74"/>
@@ -27971,7 +28596,7 @@
       </w:rPr>
     </w:lvl>
   </w:abstractNum>
-  <w:abstractNum w:abstractNumId="29" w15:restartNumberingAfterBreak="0">
+  <w:abstractNum w:abstractNumId="30" w15:restartNumberingAfterBreak="0">
     <w:nsid w:val="2FC0F728"/>
     <w:multiLevelType w:val="hybridMultilevel"/>
     <w:tmpl w:val="964AFB7E"/>
@@ -28084,7 +28709,7 @@
       </w:rPr>
     </w:lvl>
   </w:abstractNum>
-  <w:abstractNum w:abstractNumId="30" w15:restartNumberingAfterBreak="0">
+  <w:abstractNum w:abstractNumId="31" w15:restartNumberingAfterBreak="0">
     <w:nsid w:val="30641EBB"/>
     <w:multiLevelType w:val="hybridMultilevel"/>
     <w:tmpl w:val="EE864ADA"/>
@@ -28174,7 +28799,7 @@
       </w:pPr>
     </w:lvl>
   </w:abstractNum>
-  <w:abstractNum w:abstractNumId="31" w15:restartNumberingAfterBreak="0">
+  <w:abstractNum w:abstractNumId="32" w15:restartNumberingAfterBreak="0">
     <w:nsid w:val="312E74A5"/>
     <w:multiLevelType w:val="hybridMultilevel"/>
     <w:tmpl w:val="392CC20E"/>
@@ -28287,7 +28912,7 @@
       </w:rPr>
     </w:lvl>
   </w:abstractNum>
-  <w:abstractNum w:abstractNumId="32" w15:restartNumberingAfterBreak="0">
+  <w:abstractNum w:abstractNumId="33" w15:restartNumberingAfterBreak="0">
     <w:nsid w:val="359831F1"/>
     <w:multiLevelType w:val="hybridMultilevel"/>
     <w:tmpl w:val="F01055DC"/>
@@ -28400,7 +29025,120 @@
       </w:rPr>
     </w:lvl>
   </w:abstractNum>
-  <w:abstractNum w:abstractNumId="33" w15:restartNumberingAfterBreak="0">
+  <w:abstractNum w:abstractNumId="34" w15:restartNumberingAfterBreak="0">
+    <w:nsid w:val="360B0AF2"/>
+    <w:multiLevelType w:val="hybridMultilevel"/>
+    <w:tmpl w:val="CE4814BA"/>
+    <w:lvl w:ilvl="0" w:tplc="04160001">
+      <w:start w:val="1"/>
+      <w:numFmt w:val="bullet"/>
+      <w:lvlText w:val=""/>
+      <w:lvlJc w:val="left"/>
+      <w:pPr>
+        <w:ind w:left="720" w:hanging="360"/>
+      </w:pPr>
+      <w:rPr>
+        <w:rFonts w:ascii="Symbol" w:hAnsi="Symbol" w:hint="default"/>
+      </w:rPr>
+    </w:lvl>
+    <w:lvl w:ilvl="1" w:tplc="04160003" w:tentative="1">
+      <w:start w:val="1"/>
+      <w:numFmt w:val="bullet"/>
+      <w:lvlText w:val="o"/>
+      <w:lvlJc w:val="left"/>
+      <w:pPr>
+        <w:ind w:left="1440" w:hanging="360"/>
+      </w:pPr>
+      <w:rPr>
+        <w:rFonts w:ascii="Courier New" w:hAnsi="Courier New" w:cs="Courier New" w:hint="default"/>
+      </w:rPr>
+    </w:lvl>
+    <w:lvl w:ilvl="2" w:tplc="04160005" w:tentative="1">
+      <w:start w:val="1"/>
+      <w:numFmt w:val="bullet"/>
+      <w:lvlText w:val=""/>
+      <w:lvlJc w:val="left"/>
+      <w:pPr>
+        <w:ind w:left="2160" w:hanging="360"/>
+      </w:pPr>
+      <w:rPr>
+        <w:rFonts w:ascii="Wingdings" w:hAnsi="Wingdings" w:hint="default"/>
+      </w:rPr>
+    </w:lvl>
+    <w:lvl w:ilvl="3" w:tplc="04160001" w:tentative="1">
+      <w:start w:val="1"/>
+      <w:numFmt w:val="bullet"/>
+      <w:lvlText w:val=""/>
+      <w:lvlJc w:val="left"/>
+      <w:pPr>
+        <w:ind w:left="2880" w:hanging="360"/>
+      </w:pPr>
+      <w:rPr>
+        <w:rFonts w:ascii="Symbol" w:hAnsi="Symbol" w:hint="default"/>
+      </w:rPr>
+    </w:lvl>
+    <w:lvl w:ilvl="4" w:tplc="04160003" w:tentative="1">
+      <w:start w:val="1"/>
+      <w:numFmt w:val="bullet"/>
+      <w:lvlText w:val="o"/>
+      <w:lvlJc w:val="left"/>
+      <w:pPr>
+        <w:ind w:left="3600" w:hanging="360"/>
+      </w:pPr>
+      <w:rPr>
+        <w:rFonts w:ascii="Courier New" w:hAnsi="Courier New" w:cs="Courier New" w:hint="default"/>
+      </w:rPr>
+    </w:lvl>
+    <w:lvl w:ilvl="5" w:tplc="04160005" w:tentative="1">
+      <w:start w:val="1"/>
+      <w:numFmt w:val="bullet"/>
+      <w:lvlText w:val=""/>
+      <w:lvlJc w:val="left"/>
+      <w:pPr>
+        <w:ind w:left="4320" w:hanging="360"/>
+      </w:pPr>
+      <w:rPr>
+        <w:rFonts w:ascii="Wingdings" w:hAnsi="Wingdings" w:hint="default"/>
+      </w:rPr>
+    </w:lvl>
+    <w:lvl w:ilvl="6" w:tplc="04160001" w:tentative="1">
+      <w:start w:val="1"/>
+      <w:numFmt w:val="bullet"/>
+      <w:lvlText w:val=""/>
+      <w:lvlJc w:val="left"/>
+      <w:pPr>
+        <w:ind w:left="5040" w:hanging="360"/>
+      </w:pPr>
+      <w:rPr>
+        <w:rFonts w:ascii="Symbol" w:hAnsi="Symbol" w:hint="default"/>
+      </w:rPr>
+    </w:lvl>
+    <w:lvl w:ilvl="7" w:tplc="04160003" w:tentative="1">
+      <w:start w:val="1"/>
+      <w:numFmt w:val="bullet"/>
+      <w:lvlText w:val="o"/>
+      <w:lvlJc w:val="left"/>
+      <w:pPr>
+        <w:ind w:left="5760" w:hanging="360"/>
+      </w:pPr>
+      <w:rPr>
+        <w:rFonts w:ascii="Courier New" w:hAnsi="Courier New" w:cs="Courier New" w:hint="default"/>
+      </w:rPr>
+    </w:lvl>
+    <w:lvl w:ilvl="8" w:tplc="04160005" w:tentative="1">
+      <w:start w:val="1"/>
+      <w:numFmt w:val="bullet"/>
+      <w:lvlText w:val=""/>
+      <w:lvlJc w:val="left"/>
+      <w:pPr>
+        <w:ind w:left="6480" w:hanging="360"/>
+      </w:pPr>
+      <w:rPr>
+        <w:rFonts w:ascii="Wingdings" w:hAnsi="Wingdings" w:hint="default"/>
+      </w:rPr>
+    </w:lvl>
+  </w:abstractNum>
+  <w:abstractNum w:abstractNumId="35" w15:restartNumberingAfterBreak="0">
     <w:nsid w:val="37F038CE"/>
     <w:multiLevelType w:val="multilevel"/>
     <w:tmpl w:val="C2C0F950"/>
@@ -28523,7 +29261,7 @@
       </w:rPr>
     </w:lvl>
   </w:abstractNum>
-  <w:abstractNum w:abstractNumId="34" w15:restartNumberingAfterBreak="0">
+  <w:abstractNum w:abstractNumId="36" w15:restartNumberingAfterBreak="0">
     <w:nsid w:val="3B4A7A1D"/>
     <w:multiLevelType w:val="hybridMultilevel"/>
     <w:tmpl w:val="8BF4B4DC"/>
@@ -28636,7 +29374,7 @@
       </w:rPr>
     </w:lvl>
   </w:abstractNum>
-  <w:abstractNum w:abstractNumId="35" w15:restartNumberingAfterBreak="0">
+  <w:abstractNum w:abstractNumId="37" w15:restartNumberingAfterBreak="0">
     <w:nsid w:val="3EB0336B"/>
     <w:multiLevelType w:val="multilevel"/>
     <w:tmpl w:val="ADAA086A"/>
@@ -28753,7 +29491,7 @@
       </w:pPr>
     </w:lvl>
   </w:abstractNum>
-  <w:abstractNum w:abstractNumId="36" w15:restartNumberingAfterBreak="0">
+  <w:abstractNum w:abstractNumId="38" w15:restartNumberingAfterBreak="0">
     <w:nsid w:val="42323993"/>
     <w:multiLevelType w:val="multilevel"/>
     <w:tmpl w:val="1B3E64DA"/>
@@ -28902,7 +29640,7 @@
       </w:rPr>
     </w:lvl>
   </w:abstractNum>
-  <w:abstractNum w:abstractNumId="37" w15:restartNumberingAfterBreak="0">
+  <w:abstractNum w:abstractNumId="39" w15:restartNumberingAfterBreak="0">
     <w:nsid w:val="42F579C6"/>
     <w:multiLevelType w:val="hybridMultilevel"/>
     <w:tmpl w:val="B330D352"/>
@@ -29015,7 +29753,7 @@
       </w:rPr>
     </w:lvl>
   </w:abstractNum>
-  <w:abstractNum w:abstractNumId="38" w15:restartNumberingAfterBreak="0">
+  <w:abstractNum w:abstractNumId="40" w15:restartNumberingAfterBreak="0">
     <w:nsid w:val="432471FC"/>
     <w:multiLevelType w:val="multilevel"/>
     <w:tmpl w:val="2EB0898C"/>
@@ -29164,7 +29902,7 @@
       </w:rPr>
     </w:lvl>
   </w:abstractNum>
-  <w:abstractNum w:abstractNumId="39" w15:restartNumberingAfterBreak="0">
+  <w:abstractNum w:abstractNumId="41" w15:restartNumberingAfterBreak="0">
     <w:nsid w:val="4325228B"/>
     <w:multiLevelType w:val="hybridMultilevel"/>
     <w:tmpl w:val="372C06A6"/>
@@ -29277,7 +30015,7 @@
       </w:rPr>
     </w:lvl>
   </w:abstractNum>
-  <w:abstractNum w:abstractNumId="40" w15:restartNumberingAfterBreak="0">
+  <w:abstractNum w:abstractNumId="42" w15:restartNumberingAfterBreak="0">
     <w:nsid w:val="45272D59"/>
     <w:multiLevelType w:val="hybridMultilevel"/>
     <w:tmpl w:val="350ED9AA"/>
@@ -29390,7 +30128,7 @@
       </w:rPr>
     </w:lvl>
   </w:abstractNum>
-  <w:abstractNum w:abstractNumId="41" w15:restartNumberingAfterBreak="0">
+  <w:abstractNum w:abstractNumId="43" w15:restartNumberingAfterBreak="0">
     <w:nsid w:val="47D27B56"/>
     <w:multiLevelType w:val="hybridMultilevel"/>
     <w:tmpl w:val="EE0863EE"/>
@@ -29503,7 +30241,7 @@
       </w:rPr>
     </w:lvl>
   </w:abstractNum>
-  <w:abstractNum w:abstractNumId="42" w15:restartNumberingAfterBreak="0">
+  <w:abstractNum w:abstractNumId="44" w15:restartNumberingAfterBreak="0">
     <w:nsid w:val="4A0F7870"/>
     <w:multiLevelType w:val="multilevel"/>
     <w:tmpl w:val="F20A33FC"/>
@@ -29620,7 +30358,7 @@
       </w:pPr>
     </w:lvl>
   </w:abstractNum>
-  <w:abstractNum w:abstractNumId="43" w15:restartNumberingAfterBreak="0">
+  <w:abstractNum w:abstractNumId="45" w15:restartNumberingAfterBreak="0">
     <w:nsid w:val="4AD633D6"/>
     <w:multiLevelType w:val="multilevel"/>
     <w:tmpl w:val="270424DE"/>
@@ -29734,7 +30472,7 @@
       </w:rPr>
     </w:lvl>
   </w:abstractNum>
-  <w:abstractNum w:abstractNumId="44" w15:restartNumberingAfterBreak="0">
+  <w:abstractNum w:abstractNumId="46" w15:restartNumberingAfterBreak="0">
     <w:nsid w:val="4AE90F7B"/>
     <w:multiLevelType w:val="multilevel"/>
     <w:tmpl w:val="18362EAE"/>
@@ -29883,7 +30621,7 @@
       </w:rPr>
     </w:lvl>
   </w:abstractNum>
-  <w:abstractNum w:abstractNumId="45" w15:restartNumberingAfterBreak="0">
+  <w:abstractNum w:abstractNumId="47" w15:restartNumberingAfterBreak="0">
     <w:nsid w:val="4D86413D"/>
     <w:multiLevelType w:val="multilevel"/>
     <w:tmpl w:val="160622EC"/>
@@ -29996,7 +30734,7 @@
       </w:pPr>
     </w:lvl>
   </w:abstractNum>
-  <w:abstractNum w:abstractNumId="46" w15:restartNumberingAfterBreak="0">
+  <w:abstractNum w:abstractNumId="48" w15:restartNumberingAfterBreak="0">
     <w:nsid w:val="4E031745"/>
     <w:multiLevelType w:val="multilevel"/>
     <w:tmpl w:val="EB3E482C"/>
@@ -30145,7 +30883,7 @@
       </w:rPr>
     </w:lvl>
   </w:abstractNum>
-  <w:abstractNum w:abstractNumId="47" w15:restartNumberingAfterBreak="0">
+  <w:abstractNum w:abstractNumId="49" w15:restartNumberingAfterBreak="0">
     <w:nsid w:val="4E282BA0"/>
     <w:multiLevelType w:val="hybridMultilevel"/>
     <w:tmpl w:val="7B2A8EDC"/>
@@ -30235,7 +30973,7 @@
       </w:pPr>
     </w:lvl>
   </w:abstractNum>
-  <w:abstractNum w:abstractNumId="48" w15:restartNumberingAfterBreak="0">
+  <w:abstractNum w:abstractNumId="50" w15:restartNumberingAfterBreak="0">
     <w:nsid w:val="55739BFC"/>
     <w:multiLevelType w:val="hybridMultilevel"/>
     <w:tmpl w:val="A02C6470"/>
@@ -30348,7 +31086,7 @@
       </w:rPr>
     </w:lvl>
   </w:abstractNum>
-  <w:abstractNum w:abstractNumId="49" w15:restartNumberingAfterBreak="0">
+  <w:abstractNum w:abstractNumId="51" w15:restartNumberingAfterBreak="0">
     <w:nsid w:val="56B23B97"/>
     <w:multiLevelType w:val="hybridMultilevel"/>
     <w:tmpl w:val="342E4D7A"/>
@@ -30461,7 +31199,7 @@
       </w:rPr>
     </w:lvl>
   </w:abstractNum>
-  <w:abstractNum w:abstractNumId="50" w15:restartNumberingAfterBreak="0">
+  <w:abstractNum w:abstractNumId="52" w15:restartNumberingAfterBreak="0">
     <w:nsid w:val="581F6C6C"/>
     <w:multiLevelType w:val="hybridMultilevel"/>
     <w:tmpl w:val="87F68C84"/>
@@ -30574,7 +31312,7 @@
       </w:rPr>
     </w:lvl>
   </w:abstractNum>
-  <w:abstractNum w:abstractNumId="51" w15:restartNumberingAfterBreak="0">
+  <w:abstractNum w:abstractNumId="53" w15:restartNumberingAfterBreak="0">
     <w:nsid w:val="59D46C9D"/>
     <w:multiLevelType w:val="hybridMultilevel"/>
     <w:tmpl w:val="07FA55B6"/>
@@ -30664,7 +31402,7 @@
       </w:pPr>
     </w:lvl>
   </w:abstractNum>
-  <w:abstractNum w:abstractNumId="52" w15:restartNumberingAfterBreak="0">
+  <w:abstractNum w:abstractNumId="54" w15:restartNumberingAfterBreak="0">
     <w:nsid w:val="5F6A1EA8"/>
     <w:multiLevelType w:val="multilevel"/>
     <w:tmpl w:val="7C623276"/>
@@ -30813,7 +31551,7 @@
       </w:rPr>
     </w:lvl>
   </w:abstractNum>
-  <w:abstractNum w:abstractNumId="53" w15:restartNumberingAfterBreak="0">
+  <w:abstractNum w:abstractNumId="55" w15:restartNumberingAfterBreak="0">
     <w:nsid w:val="6315B04D"/>
     <w:multiLevelType w:val="hybridMultilevel"/>
     <w:tmpl w:val="754A1794"/>
@@ -30926,7 +31664,7 @@
       </w:rPr>
     </w:lvl>
   </w:abstractNum>
-  <w:abstractNum w:abstractNumId="54" w15:restartNumberingAfterBreak="0">
+  <w:abstractNum w:abstractNumId="56" w15:restartNumberingAfterBreak="0">
     <w:nsid w:val="658B450E"/>
     <w:multiLevelType w:val="hybridMultilevel"/>
     <w:tmpl w:val="D4E26220"/>
@@ -31039,7 +31777,7 @@
       </w:rPr>
     </w:lvl>
   </w:abstractNum>
-  <w:abstractNum w:abstractNumId="55" w15:restartNumberingAfterBreak="0">
+  <w:abstractNum w:abstractNumId="57" w15:restartNumberingAfterBreak="0">
     <w:nsid w:val="66F3F9ED"/>
     <w:multiLevelType w:val="hybridMultilevel"/>
     <w:tmpl w:val="38429AA4"/>
@@ -31125,7 +31863,7 @@
       </w:pPr>
     </w:lvl>
   </w:abstractNum>
-  <w:abstractNum w:abstractNumId="56" w15:restartNumberingAfterBreak="0">
+  <w:abstractNum w:abstractNumId="58" w15:restartNumberingAfterBreak="0">
     <w:nsid w:val="683F0FB4"/>
     <w:multiLevelType w:val="hybridMultilevel"/>
     <w:tmpl w:val="42C872F0"/>
@@ -31238,7 +31976,7 @@
       </w:rPr>
     </w:lvl>
   </w:abstractNum>
-  <w:abstractNum w:abstractNumId="57" w15:restartNumberingAfterBreak="0">
+  <w:abstractNum w:abstractNumId="59" w15:restartNumberingAfterBreak="0">
     <w:nsid w:val="6A1B6B18"/>
     <w:multiLevelType w:val="multilevel"/>
     <w:tmpl w:val="75E8E148"/>
@@ -31368,7 +32106,7 @@
       </w:rPr>
     </w:lvl>
   </w:abstractNum>
-  <w:abstractNum w:abstractNumId="58" w15:restartNumberingAfterBreak="0">
+  <w:abstractNum w:abstractNumId="60" w15:restartNumberingAfterBreak="0">
     <w:nsid w:val="71A46CBF"/>
     <w:multiLevelType w:val="hybridMultilevel"/>
     <w:tmpl w:val="768A276C"/>
@@ -31461,7 +32199,7 @@
       </w:pPr>
     </w:lvl>
   </w:abstractNum>
-  <w:abstractNum w:abstractNumId="59" w15:restartNumberingAfterBreak="0">
+  <w:abstractNum w:abstractNumId="61" w15:restartNumberingAfterBreak="0">
     <w:nsid w:val="725F75BB"/>
     <w:multiLevelType w:val="hybridMultilevel"/>
     <w:tmpl w:val="DE48FA1E"/>
@@ -31574,7 +32312,7 @@
       </w:rPr>
     </w:lvl>
   </w:abstractNum>
-  <w:abstractNum w:abstractNumId="60" w15:restartNumberingAfterBreak="0">
+  <w:abstractNum w:abstractNumId="62" w15:restartNumberingAfterBreak="0">
     <w:nsid w:val="72625E55"/>
     <w:multiLevelType w:val="multilevel"/>
     <w:tmpl w:val="6F42B1E6"/>
@@ -31691,7 +32429,7 @@
       </w:pPr>
     </w:lvl>
   </w:abstractNum>
-  <w:abstractNum w:abstractNumId="61" w15:restartNumberingAfterBreak="0">
+  <w:abstractNum w:abstractNumId="63" w15:restartNumberingAfterBreak="0">
     <w:nsid w:val="733C199E"/>
     <w:multiLevelType w:val="hybridMultilevel"/>
     <w:tmpl w:val="EEC47AA8"/>
@@ -31804,7 +32542,7 @@
       </w:rPr>
     </w:lvl>
   </w:abstractNum>
-  <w:abstractNum w:abstractNumId="62" w15:restartNumberingAfterBreak="0">
+  <w:abstractNum w:abstractNumId="64" w15:restartNumberingAfterBreak="0">
     <w:nsid w:val="76321FE6"/>
     <w:multiLevelType w:val="multilevel"/>
     <w:tmpl w:val="0A56E050"/>
@@ -31921,7 +32659,7 @@
       </w:pPr>
     </w:lvl>
   </w:abstractNum>
-  <w:abstractNum w:abstractNumId="63" w15:restartNumberingAfterBreak="0">
+  <w:abstractNum w:abstractNumId="65" w15:restartNumberingAfterBreak="0">
     <w:nsid w:val="79714992"/>
     <w:multiLevelType w:val="hybridMultilevel"/>
     <w:tmpl w:val="097EAB3E"/>
@@ -32010,7 +32748,7 @@
       </w:pPr>
     </w:lvl>
   </w:abstractNum>
-  <w:abstractNum w:abstractNumId="64" w15:restartNumberingAfterBreak="0">
+  <w:abstractNum w:abstractNumId="66" w15:restartNumberingAfterBreak="0">
     <w:nsid w:val="7F55DF4B"/>
     <w:multiLevelType w:val="hybridMultilevel"/>
     <w:tmpl w:val="2410CCCC"/>
@@ -32127,40 +32865,40 @@
     <w:abstractNumId w:val="3"/>
   </w:num>
   <w:num w:numId="2">
-    <w:abstractNumId w:val="64"/>
+    <w:abstractNumId w:val="66"/>
   </w:num>
   <w:num w:numId="3">
     <w:abstractNumId w:val="1"/>
   </w:num>
   <w:num w:numId="4">
-    <w:abstractNumId w:val="23"/>
+    <w:abstractNumId w:val="24"/>
   </w:num>
   <w:num w:numId="5">
-    <w:abstractNumId w:val="34"/>
+    <w:abstractNumId w:val="36"/>
   </w:num>
   <w:num w:numId="6">
-    <w:abstractNumId w:val="29"/>
+    <w:abstractNumId w:val="30"/>
   </w:num>
   <w:num w:numId="7">
-    <w:abstractNumId w:val="48"/>
+    <w:abstractNumId w:val="50"/>
   </w:num>
   <w:num w:numId="8">
-    <w:abstractNumId w:val="16"/>
+    <w:abstractNumId w:val="17"/>
   </w:num>
   <w:num w:numId="9">
-    <w:abstractNumId w:val="53"/>
+    <w:abstractNumId w:val="55"/>
   </w:num>
   <w:num w:numId="10">
-    <w:abstractNumId w:val="12"/>
+    <w:abstractNumId w:val="13"/>
   </w:num>
   <w:num w:numId="11">
-    <w:abstractNumId w:val="32"/>
+    <w:abstractNumId w:val="33"/>
   </w:num>
   <w:num w:numId="12">
-    <w:abstractNumId w:val="24"/>
+    <w:abstractNumId w:val="25"/>
   </w:num>
   <w:num w:numId="13">
-    <w:abstractNumId w:val="14"/>
+    <w:abstractNumId w:val="15"/>
     <w:lvlOverride w:ilvl="0">
       <w:startOverride w:val="1"/>
     </w:lvlOverride>
@@ -32190,7 +32928,7 @@
     </w:lvlOverride>
   </w:num>
   <w:num w:numId="14">
-    <w:abstractNumId w:val="55"/>
+    <w:abstractNumId w:val="57"/>
     <w:lvlOverride w:ilvl="0">
       <w:startOverride w:val="1"/>
     </w:lvlOverride>
@@ -32220,7 +32958,7 @@
     </w:lvlOverride>
   </w:num>
   <w:num w:numId="15">
-    <w:abstractNumId w:val="27"/>
+    <w:abstractNumId w:val="28"/>
     <w:lvlOverride w:ilvl="0">
       <w:startOverride w:val="1"/>
     </w:lvlOverride>
@@ -32250,61 +32988,61 @@
     </w:lvlOverride>
   </w:num>
   <w:num w:numId="16">
-    <w:abstractNumId w:val="47"/>
+    <w:abstractNumId w:val="49"/>
   </w:num>
   <w:num w:numId="17">
+    <w:abstractNumId w:val="40"/>
+  </w:num>
+  <w:num w:numId="18">
+    <w:abstractNumId w:val="26"/>
+  </w:num>
+  <w:num w:numId="19">
+    <w:abstractNumId w:val="54"/>
+  </w:num>
+  <w:num w:numId="20">
+    <w:abstractNumId w:val="12"/>
+  </w:num>
+  <w:num w:numId="21">
     <w:abstractNumId w:val="38"/>
   </w:num>
-  <w:num w:numId="18">
-    <w:abstractNumId w:val="25"/>
-  </w:num>
-  <w:num w:numId="19">
-    <w:abstractNumId w:val="52"/>
-  </w:num>
-  <w:num w:numId="20">
-    <w:abstractNumId w:val="11"/>
-  </w:num>
-  <w:num w:numId="21">
-    <w:abstractNumId w:val="36"/>
-  </w:num>
   <w:num w:numId="22">
-    <w:abstractNumId w:val="44"/>
+    <w:abstractNumId w:val="46"/>
   </w:num>
   <w:num w:numId="23">
-    <w:abstractNumId w:val="19"/>
+    <w:abstractNumId w:val="20"/>
   </w:num>
   <w:num w:numId="24">
     <w:abstractNumId w:val="8"/>
   </w:num>
   <w:num w:numId="25">
-    <w:abstractNumId w:val="31"/>
+    <w:abstractNumId w:val="32"/>
   </w:num>
   <w:num w:numId="26">
-    <w:abstractNumId w:val="51"/>
+    <w:abstractNumId w:val="53"/>
   </w:num>
   <w:num w:numId="27">
     <w:abstractNumId w:val="9"/>
   </w:num>
   <w:num w:numId="28">
-    <w:abstractNumId w:val="35"/>
+    <w:abstractNumId w:val="37"/>
   </w:num>
   <w:num w:numId="29">
-    <w:abstractNumId w:val="18"/>
+    <w:abstractNumId w:val="19"/>
   </w:num>
   <w:num w:numId="30">
-    <w:abstractNumId w:val="42"/>
+    <w:abstractNumId w:val="44"/>
   </w:num>
   <w:num w:numId="31">
-    <w:abstractNumId w:val="20"/>
+    <w:abstractNumId w:val="21"/>
   </w:num>
   <w:num w:numId="32">
+    <w:abstractNumId w:val="64"/>
+  </w:num>
+  <w:num w:numId="33">
     <w:abstractNumId w:val="62"/>
   </w:num>
-  <w:num w:numId="33">
-    <w:abstractNumId w:val="60"/>
-  </w:num>
   <w:num w:numId="34">
-    <w:abstractNumId w:val="46"/>
+    <w:abstractNumId w:val="48"/>
   </w:num>
   <w:num w:numId="35">
     <w:abstractNumId w:val="5"/>
@@ -32313,100 +33051,106 @@
     <w:abstractNumId w:val="2"/>
   </w:num>
   <w:num w:numId="37">
-    <w:abstractNumId w:val="28"/>
+    <w:abstractNumId w:val="29"/>
   </w:num>
   <w:num w:numId="38">
-    <w:abstractNumId w:val="43"/>
+    <w:abstractNumId w:val="45"/>
   </w:num>
   <w:num w:numId="39">
-    <w:abstractNumId w:val="49"/>
+    <w:abstractNumId w:val="51"/>
   </w:num>
   <w:num w:numId="40">
-    <w:abstractNumId w:val="15"/>
+    <w:abstractNumId w:val="16"/>
   </w:num>
   <w:num w:numId="41">
-    <w:abstractNumId w:val="45"/>
+    <w:abstractNumId w:val="47"/>
   </w:num>
   <w:num w:numId="42">
-    <w:abstractNumId w:val="58"/>
+    <w:abstractNumId w:val="60"/>
   </w:num>
   <w:num w:numId="43">
-    <w:abstractNumId w:val="21"/>
+    <w:abstractNumId w:val="22"/>
   </w:num>
   <w:num w:numId="44">
     <w:abstractNumId w:val="4"/>
   </w:num>
   <w:num w:numId="45">
-    <w:abstractNumId w:val="57"/>
+    <w:abstractNumId w:val="59"/>
   </w:num>
   <w:num w:numId="46">
-    <w:abstractNumId w:val="33"/>
+    <w:abstractNumId w:val="35"/>
   </w:num>
   <w:num w:numId="47">
     <w:abstractNumId w:val="10"/>
   </w:num>
   <w:num w:numId="48">
-    <w:abstractNumId w:val="22"/>
+    <w:abstractNumId w:val="23"/>
   </w:num>
   <w:num w:numId="49">
-    <w:abstractNumId w:val="30"/>
+    <w:abstractNumId w:val="31"/>
   </w:num>
   <w:num w:numId="50">
-    <w:abstractNumId w:val="50"/>
+    <w:abstractNumId w:val="52"/>
   </w:num>
   <w:num w:numId="51">
-    <w:abstractNumId w:val="13"/>
+    <w:abstractNumId w:val="14"/>
   </w:num>
   <w:num w:numId="52">
-    <w:abstractNumId w:val="27"/>
+    <w:abstractNumId w:val="28"/>
   </w:num>
   <w:num w:numId="53">
-    <w:abstractNumId w:val="55"/>
+    <w:abstractNumId w:val="57"/>
   </w:num>
   <w:num w:numId="54">
-    <w:abstractNumId w:val="14"/>
+    <w:abstractNumId w:val="15"/>
   </w:num>
   <w:num w:numId="55">
-    <w:abstractNumId w:val="17"/>
+    <w:abstractNumId w:val="18"/>
   </w:num>
   <w:num w:numId="56">
-    <w:abstractNumId w:val="59"/>
+    <w:abstractNumId w:val="61"/>
   </w:num>
   <w:num w:numId="57">
-    <w:abstractNumId w:val="37"/>
+    <w:abstractNumId w:val="39"/>
   </w:num>
   <w:num w:numId="58">
-    <w:abstractNumId w:val="54"/>
+    <w:abstractNumId w:val="56"/>
   </w:num>
   <w:num w:numId="59">
-    <w:abstractNumId w:val="56"/>
+    <w:abstractNumId w:val="58"/>
   </w:num>
   <w:num w:numId="60">
-    <w:abstractNumId w:val="61"/>
+    <w:abstractNumId w:val="63"/>
   </w:num>
   <w:num w:numId="61">
     <w:abstractNumId w:val="6"/>
   </w:num>
   <w:num w:numId="62">
-    <w:abstractNumId w:val="63"/>
+    <w:abstractNumId w:val="65"/>
   </w:num>
   <w:num w:numId="63">
     <w:abstractNumId w:val="0"/>
   </w:num>
   <w:num w:numId="64">
-    <w:abstractNumId w:val="26"/>
+    <w:abstractNumId w:val="27"/>
   </w:num>
   <w:num w:numId="65">
-    <w:abstractNumId w:val="41"/>
+    <w:abstractNumId w:val="43"/>
   </w:num>
   <w:num w:numId="66">
     <w:abstractNumId w:val="7"/>
   </w:num>
   <w:num w:numId="67">
-    <w:abstractNumId w:val="39"/>
+    <w:abstractNumId w:val="41"/>
   </w:num>
   <w:num w:numId="68">
-    <w:abstractNumId w:val="40"/>
+    <w:abstractNumId w:val="42"/>
+  </w:num>
+  <w:num w:numId="69">
+    <w:abstractNumId w:val="11"/>
+  </w:num>
+  <w:num w:numId="70">
+    <w:abstractNumId w:val="34"/>
   </w:num>
   <w:numIdMacAtCleanup w:val="68"/>
 </w:numbering>
@@ -32861,7 +33605,6 @@
   <w:style w:type="character" w:default="1" w:styleId="Fontepargpadro">
     <w:name w:val="Default Paragraph Font"/>
     <w:uiPriority w:val="1"/>
-    <w:semiHidden/>
     <w:unhideWhenUsed/>
   </w:style>
   <w:style w:type="table" w:default="1" w:styleId="Tabelanormal">
@@ -34482,6 +35225,654 @@
 </c:chartSpace>
 </file>
 
+<file path=word/charts/chart3.xml><?xml version="1.0" encoding="utf-8"?>
+<c:chartSpace xmlns:c="http://schemas.openxmlformats.org/drawingml/2006/chart" xmlns:a="http://schemas.openxmlformats.org/drawingml/2006/main" xmlns:r="http://schemas.openxmlformats.org/officeDocument/2006/relationships" xmlns:c16r2="http://schemas.microsoft.com/office/drawing/2015/06/chart">
+  <c:date1904 val="0"/>
+  <c:lang val="pt-BR"/>
+  <c:roundedCorners val="0"/>
+  <mc:AlternateContent xmlns:mc="http://schemas.openxmlformats.org/markup-compatibility/2006">
+    <mc:Choice xmlns:c14="http://schemas.microsoft.com/office/drawing/2007/8/2/chart" Requires="c14">
+      <c14:style val="102"/>
+    </mc:Choice>
+    <mc:Fallback>
+      <c:style val="2"/>
+    </mc:Fallback>
+  </mc:AlternateContent>
+  <c:chart>
+    <c:title>
+      <c:tx>
+        <c:rich>
+          <a:bodyPr rot="0" spcFirstLastPara="1" vertOverflow="ellipsis" vert="horz" wrap="square" anchor="ctr" anchorCtr="1"/>
+          <a:lstStyle/>
+          <a:p>
+            <a:pPr>
+              <a:defRPr sz="1600" b="1" i="0" u="none" strike="noStrike" kern="1200" spc="100" baseline="0">
+                <a:solidFill>
+                  <a:schemeClr val="lt1">
+                    <a:lumMod val="95000"/>
+                  </a:schemeClr>
+                </a:solidFill>
+                <a:effectLst>
+                  <a:outerShdw blurRad="50800" dist="38100" dir="5400000" algn="t" rotWithShape="0">
+                    <a:prstClr val="black">
+                      <a:alpha val="40000"/>
+                    </a:prstClr>
+                  </a:outerShdw>
+                </a:effectLst>
+                <a:latin typeface="+mn-lt"/>
+                <a:ea typeface="+mn-ea"/>
+                <a:cs typeface="+mn-cs"/>
+              </a:defRPr>
+            </a:pPr>
+            <a:r>
+              <a:rPr lang="pt-BR"/>
+              <a:t>Gráfico</a:t>
+            </a:r>
+            <a:r>
+              <a:rPr lang="pt-BR" baseline="0"/>
+              <a:t> do Sprint 3</a:t>
+            </a:r>
+            <a:endParaRPr lang="pt-BR"/>
+          </a:p>
+        </c:rich>
+      </c:tx>
+      <c:overlay val="0"/>
+      <c:spPr>
+        <a:noFill/>
+        <a:ln>
+          <a:noFill/>
+        </a:ln>
+        <a:effectLst/>
+      </c:spPr>
+      <c:txPr>
+        <a:bodyPr rot="0" spcFirstLastPara="1" vertOverflow="ellipsis" vert="horz" wrap="square" anchor="ctr" anchorCtr="1"/>
+        <a:lstStyle/>
+        <a:p>
+          <a:pPr>
+            <a:defRPr sz="1600" b="1" i="0" u="none" strike="noStrike" kern="1200" spc="100" baseline="0">
+              <a:solidFill>
+                <a:schemeClr val="lt1">
+                  <a:lumMod val="95000"/>
+                </a:schemeClr>
+              </a:solidFill>
+              <a:effectLst>
+                <a:outerShdw blurRad="50800" dist="38100" dir="5400000" algn="t" rotWithShape="0">
+                  <a:prstClr val="black">
+                    <a:alpha val="40000"/>
+                  </a:prstClr>
+                </a:outerShdw>
+              </a:effectLst>
+              <a:latin typeface="+mn-lt"/>
+              <a:ea typeface="+mn-ea"/>
+              <a:cs typeface="+mn-cs"/>
+            </a:defRPr>
+          </a:pPr>
+          <a:endParaRPr lang="pt-BR"/>
+        </a:p>
+      </c:txPr>
+    </c:title>
+    <c:autoTitleDeleted val="0"/>
+    <c:plotArea>
+      <c:layout/>
+      <c:lineChart>
+        <c:grouping val="standard"/>
+        <c:varyColors val="0"/>
+        <c:ser>
+          <c:idx val="0"/>
+          <c:order val="0"/>
+          <c:tx>
+            <c:strRef>
+              <c:f>Planilha1!$W$3</c:f>
+              <c:strCache>
+                <c:ptCount val="1"/>
+                <c:pt idx="0">
+                  <c:v>BaseLine</c:v>
+                </c:pt>
+              </c:strCache>
+            </c:strRef>
+          </c:tx>
+          <c:spPr>
+            <a:ln w="34925" cap="rnd">
+              <a:solidFill>
+                <a:schemeClr val="accent1"/>
+              </a:solidFill>
+              <a:round/>
+            </a:ln>
+            <a:effectLst>
+              <a:outerShdw blurRad="57150" dist="19050" dir="5400000" algn="ctr" rotWithShape="0">
+                <a:srgbClr val="000000">
+                  <a:alpha val="63000"/>
+                </a:srgbClr>
+              </a:outerShdw>
+            </a:effectLst>
+          </c:spPr>
+          <c:marker>
+            <c:symbol val="none"/>
+          </c:marker>
+          <c:cat>
+            <c:strRef>
+              <c:f>Planilha1!$V$4:$V$24</c:f>
+              <c:strCache>
+                <c:ptCount val="21"/>
+                <c:pt idx="0">
+                  <c:v>dia 0</c:v>
+                </c:pt>
+                <c:pt idx="1">
+                  <c:v>dia 1</c:v>
+                </c:pt>
+                <c:pt idx="2">
+                  <c:v>dia 2</c:v>
+                </c:pt>
+                <c:pt idx="3">
+                  <c:v>dia 3</c:v>
+                </c:pt>
+                <c:pt idx="4">
+                  <c:v>dia 4</c:v>
+                </c:pt>
+                <c:pt idx="5">
+                  <c:v>dia 5</c:v>
+                </c:pt>
+                <c:pt idx="6">
+                  <c:v>dia 6</c:v>
+                </c:pt>
+                <c:pt idx="7">
+                  <c:v>dia 7</c:v>
+                </c:pt>
+                <c:pt idx="8">
+                  <c:v>dia 8</c:v>
+                </c:pt>
+                <c:pt idx="9">
+                  <c:v>dia 9</c:v>
+                </c:pt>
+                <c:pt idx="10">
+                  <c:v>dia 10</c:v>
+                </c:pt>
+                <c:pt idx="11">
+                  <c:v>dia 11</c:v>
+                </c:pt>
+                <c:pt idx="12">
+                  <c:v>dia 12</c:v>
+                </c:pt>
+                <c:pt idx="13">
+                  <c:v>dia 13</c:v>
+                </c:pt>
+                <c:pt idx="14">
+                  <c:v>dia 14</c:v>
+                </c:pt>
+                <c:pt idx="15">
+                  <c:v>dia 15</c:v>
+                </c:pt>
+                <c:pt idx="16">
+                  <c:v>dia 16</c:v>
+                </c:pt>
+                <c:pt idx="17">
+                  <c:v>dia 17</c:v>
+                </c:pt>
+                <c:pt idx="18">
+                  <c:v>dia 18</c:v>
+                </c:pt>
+                <c:pt idx="19">
+                  <c:v>dia 19</c:v>
+                </c:pt>
+                <c:pt idx="20">
+                  <c:v>dia 20</c:v>
+                </c:pt>
+              </c:strCache>
+            </c:strRef>
+          </c:cat>
+          <c:val>
+            <c:numRef>
+              <c:f>Planilha1!$W$4:$W$24</c:f>
+              <c:numCache>
+                <c:formatCode>General</c:formatCode>
+                <c:ptCount val="21"/>
+                <c:pt idx="0">
+                  <c:v>27</c:v>
+                </c:pt>
+                <c:pt idx="1">
+                  <c:v>25.65</c:v>
+                </c:pt>
+                <c:pt idx="2">
+                  <c:v>24.3</c:v>
+                </c:pt>
+                <c:pt idx="3">
+                  <c:v>22.95</c:v>
+                </c:pt>
+                <c:pt idx="4">
+                  <c:v>21.6</c:v>
+                </c:pt>
+                <c:pt idx="5">
+                  <c:v>20.25</c:v>
+                </c:pt>
+                <c:pt idx="6">
+                  <c:v>18.899999999999999</c:v>
+                </c:pt>
+                <c:pt idx="7">
+                  <c:v>17.55</c:v>
+                </c:pt>
+                <c:pt idx="8">
+                  <c:v>16.2</c:v>
+                </c:pt>
+                <c:pt idx="9">
+                  <c:v>14.85</c:v>
+                </c:pt>
+                <c:pt idx="10">
+                  <c:v>13.5</c:v>
+                </c:pt>
+                <c:pt idx="11">
+                  <c:v>12.15</c:v>
+                </c:pt>
+                <c:pt idx="12">
+                  <c:v>10.8</c:v>
+                </c:pt>
+                <c:pt idx="13">
+                  <c:v>9.4499999999999993</c:v>
+                </c:pt>
+                <c:pt idx="14">
+                  <c:v>8.1</c:v>
+                </c:pt>
+                <c:pt idx="15">
+                  <c:v>6.75</c:v>
+                </c:pt>
+                <c:pt idx="16">
+                  <c:v>5.4</c:v>
+                </c:pt>
+                <c:pt idx="17">
+                  <c:v>4.05</c:v>
+                </c:pt>
+                <c:pt idx="18">
+                  <c:v>2.7</c:v>
+                </c:pt>
+                <c:pt idx="19">
+                  <c:v>1.35</c:v>
+                </c:pt>
+                <c:pt idx="20">
+                  <c:v>0</c:v>
+                </c:pt>
+              </c:numCache>
+            </c:numRef>
+          </c:val>
+          <c:smooth val="0"/>
+          <c:extLst>
+            <c:ext xmlns:c16="http://schemas.microsoft.com/office/drawing/2014/chart" uri="{C3380CC4-5D6E-409C-BE32-E72D297353CC}">
+              <c16:uniqueId val="{00000000-CD36-4BFF-BFE3-0A7C9344C2CC}"/>
+            </c:ext>
+          </c:extLst>
+        </c:ser>
+        <c:ser>
+          <c:idx val="1"/>
+          <c:order val="1"/>
+          <c:tx>
+            <c:strRef>
+              <c:f>Planilha1!$X$3</c:f>
+              <c:strCache>
+                <c:ptCount val="1"/>
+                <c:pt idx="0">
+                  <c:v>Realizado</c:v>
+                </c:pt>
+              </c:strCache>
+            </c:strRef>
+          </c:tx>
+          <c:spPr>
+            <a:ln w="34925" cap="rnd">
+              <a:solidFill>
+                <a:schemeClr val="accent2"/>
+              </a:solidFill>
+              <a:round/>
+            </a:ln>
+            <a:effectLst>
+              <a:outerShdw blurRad="57150" dist="19050" dir="5400000" algn="ctr" rotWithShape="0">
+                <a:srgbClr val="000000">
+                  <a:alpha val="63000"/>
+                </a:srgbClr>
+              </a:outerShdw>
+            </a:effectLst>
+          </c:spPr>
+          <c:marker>
+            <c:symbol val="none"/>
+          </c:marker>
+          <c:cat>
+            <c:strRef>
+              <c:f>Planilha1!$V$4:$V$24</c:f>
+              <c:strCache>
+                <c:ptCount val="21"/>
+                <c:pt idx="0">
+                  <c:v>dia 0</c:v>
+                </c:pt>
+                <c:pt idx="1">
+                  <c:v>dia 1</c:v>
+                </c:pt>
+                <c:pt idx="2">
+                  <c:v>dia 2</c:v>
+                </c:pt>
+                <c:pt idx="3">
+                  <c:v>dia 3</c:v>
+                </c:pt>
+                <c:pt idx="4">
+                  <c:v>dia 4</c:v>
+                </c:pt>
+                <c:pt idx="5">
+                  <c:v>dia 5</c:v>
+                </c:pt>
+                <c:pt idx="6">
+                  <c:v>dia 6</c:v>
+                </c:pt>
+                <c:pt idx="7">
+                  <c:v>dia 7</c:v>
+                </c:pt>
+                <c:pt idx="8">
+                  <c:v>dia 8</c:v>
+                </c:pt>
+                <c:pt idx="9">
+                  <c:v>dia 9</c:v>
+                </c:pt>
+                <c:pt idx="10">
+                  <c:v>dia 10</c:v>
+                </c:pt>
+                <c:pt idx="11">
+                  <c:v>dia 11</c:v>
+                </c:pt>
+                <c:pt idx="12">
+                  <c:v>dia 12</c:v>
+                </c:pt>
+                <c:pt idx="13">
+                  <c:v>dia 13</c:v>
+                </c:pt>
+                <c:pt idx="14">
+                  <c:v>dia 14</c:v>
+                </c:pt>
+                <c:pt idx="15">
+                  <c:v>dia 15</c:v>
+                </c:pt>
+                <c:pt idx="16">
+                  <c:v>dia 16</c:v>
+                </c:pt>
+                <c:pt idx="17">
+                  <c:v>dia 17</c:v>
+                </c:pt>
+                <c:pt idx="18">
+                  <c:v>dia 18</c:v>
+                </c:pt>
+                <c:pt idx="19">
+                  <c:v>dia 19</c:v>
+                </c:pt>
+                <c:pt idx="20">
+                  <c:v>dia 20</c:v>
+                </c:pt>
+              </c:strCache>
+            </c:strRef>
+          </c:cat>
+          <c:val>
+            <c:numRef>
+              <c:f>Planilha1!$X$4:$X$24</c:f>
+              <c:numCache>
+                <c:formatCode>General</c:formatCode>
+                <c:ptCount val="21"/>
+                <c:pt idx="0">
+                  <c:v>27</c:v>
+                </c:pt>
+                <c:pt idx="1">
+                  <c:v>25</c:v>
+                </c:pt>
+                <c:pt idx="2">
+                  <c:v>23</c:v>
+                </c:pt>
+                <c:pt idx="3">
+                  <c:v>22</c:v>
+                </c:pt>
+                <c:pt idx="4">
+                  <c:v>21</c:v>
+                </c:pt>
+                <c:pt idx="5">
+                  <c:v>20</c:v>
+                </c:pt>
+                <c:pt idx="6">
+                  <c:v>18</c:v>
+                </c:pt>
+                <c:pt idx="7">
+                  <c:v>17</c:v>
+                </c:pt>
+                <c:pt idx="8">
+                  <c:v>16</c:v>
+                </c:pt>
+                <c:pt idx="9">
+                  <c:v>16</c:v>
+                </c:pt>
+                <c:pt idx="10">
+                  <c:v>14</c:v>
+                </c:pt>
+                <c:pt idx="11">
+                  <c:v>13</c:v>
+                </c:pt>
+                <c:pt idx="12">
+                  <c:v>12</c:v>
+                </c:pt>
+                <c:pt idx="13">
+                  <c:v>12</c:v>
+                </c:pt>
+                <c:pt idx="14">
+                  <c:v>11</c:v>
+                </c:pt>
+                <c:pt idx="15">
+                  <c:v>10</c:v>
+                </c:pt>
+                <c:pt idx="16">
+                  <c:v>9</c:v>
+                </c:pt>
+                <c:pt idx="17">
+                  <c:v>9</c:v>
+                </c:pt>
+              </c:numCache>
+            </c:numRef>
+          </c:val>
+          <c:smooth val="0"/>
+          <c:extLst>
+            <c:ext xmlns:c16="http://schemas.microsoft.com/office/drawing/2014/chart" uri="{C3380CC4-5D6E-409C-BE32-E72D297353CC}">
+              <c16:uniqueId val="{00000001-CD36-4BFF-BFE3-0A7C9344C2CC}"/>
+            </c:ext>
+          </c:extLst>
+        </c:ser>
+        <c:dLbls>
+          <c:showLegendKey val="0"/>
+          <c:showVal val="0"/>
+          <c:showCatName val="0"/>
+          <c:showSerName val="0"/>
+          <c:showPercent val="0"/>
+          <c:showBubbleSize val="0"/>
+        </c:dLbls>
+        <c:smooth val="0"/>
+        <c:axId val="457145648"/>
+        <c:axId val="457144992"/>
+      </c:lineChart>
+      <c:catAx>
+        <c:axId val="457145648"/>
+        <c:scaling>
+          <c:orientation val="minMax"/>
+        </c:scaling>
+        <c:delete val="0"/>
+        <c:axPos val="b"/>
+        <c:numFmt formatCode="General" sourceLinked="1"/>
+        <c:majorTickMark val="none"/>
+        <c:minorTickMark val="none"/>
+        <c:tickLblPos val="nextTo"/>
+        <c:spPr>
+          <a:noFill/>
+          <a:ln w="9525" cap="flat" cmpd="sng" algn="ctr">
+            <a:solidFill>
+              <a:schemeClr val="lt1">
+                <a:lumMod val="95000"/>
+                <a:alpha val="10000"/>
+              </a:schemeClr>
+            </a:solidFill>
+            <a:round/>
+          </a:ln>
+          <a:effectLst/>
+        </c:spPr>
+        <c:txPr>
+          <a:bodyPr rot="-60000000" spcFirstLastPara="1" vertOverflow="ellipsis" vert="horz" wrap="square" anchor="ctr" anchorCtr="1"/>
+          <a:lstStyle/>
+          <a:p>
+            <a:pPr>
+              <a:defRPr sz="900" b="0" i="0" u="none" strike="noStrike" kern="1200" baseline="0">
+                <a:solidFill>
+                  <a:schemeClr val="lt1">
+                    <a:lumMod val="85000"/>
+                  </a:schemeClr>
+                </a:solidFill>
+                <a:latin typeface="+mn-lt"/>
+                <a:ea typeface="+mn-ea"/>
+                <a:cs typeface="+mn-cs"/>
+              </a:defRPr>
+            </a:pPr>
+            <a:endParaRPr lang="pt-BR"/>
+          </a:p>
+        </c:txPr>
+        <c:crossAx val="457144992"/>
+        <c:crosses val="autoZero"/>
+        <c:auto val="1"/>
+        <c:lblAlgn val="ctr"/>
+        <c:lblOffset val="100"/>
+        <c:noMultiLvlLbl val="0"/>
+      </c:catAx>
+      <c:valAx>
+        <c:axId val="457144992"/>
+        <c:scaling>
+          <c:orientation val="minMax"/>
+        </c:scaling>
+        <c:delete val="0"/>
+        <c:axPos val="l"/>
+        <c:majorGridlines>
+          <c:spPr>
+            <a:ln w="9525" cap="flat" cmpd="sng" algn="ctr">
+              <a:solidFill>
+                <a:schemeClr val="lt1">
+                  <a:lumMod val="95000"/>
+                  <a:alpha val="10000"/>
+                </a:schemeClr>
+              </a:solidFill>
+              <a:round/>
+            </a:ln>
+            <a:effectLst/>
+          </c:spPr>
+        </c:majorGridlines>
+        <c:numFmt formatCode="General" sourceLinked="1"/>
+        <c:majorTickMark val="none"/>
+        <c:minorTickMark val="none"/>
+        <c:tickLblPos val="nextTo"/>
+        <c:spPr>
+          <a:noFill/>
+          <a:ln>
+            <a:noFill/>
+          </a:ln>
+          <a:effectLst/>
+        </c:spPr>
+        <c:txPr>
+          <a:bodyPr rot="-60000000" spcFirstLastPara="1" vertOverflow="ellipsis" vert="horz" wrap="square" anchor="ctr" anchorCtr="1"/>
+          <a:lstStyle/>
+          <a:p>
+            <a:pPr>
+              <a:defRPr sz="900" b="0" i="0" u="none" strike="noStrike" kern="1200" baseline="0">
+                <a:solidFill>
+                  <a:schemeClr val="lt1">
+                    <a:lumMod val="85000"/>
+                  </a:schemeClr>
+                </a:solidFill>
+                <a:latin typeface="+mn-lt"/>
+                <a:ea typeface="+mn-ea"/>
+                <a:cs typeface="+mn-cs"/>
+              </a:defRPr>
+            </a:pPr>
+            <a:endParaRPr lang="pt-BR"/>
+          </a:p>
+        </c:txPr>
+        <c:crossAx val="457145648"/>
+        <c:crosses val="autoZero"/>
+        <c:crossBetween val="between"/>
+      </c:valAx>
+      <c:spPr>
+        <a:noFill/>
+        <a:ln>
+          <a:noFill/>
+        </a:ln>
+        <a:effectLst/>
+      </c:spPr>
+    </c:plotArea>
+    <c:legend>
+      <c:legendPos val="b"/>
+      <c:overlay val="0"/>
+      <c:spPr>
+        <a:noFill/>
+        <a:ln>
+          <a:noFill/>
+        </a:ln>
+        <a:effectLst/>
+      </c:spPr>
+      <c:txPr>
+        <a:bodyPr rot="0" spcFirstLastPara="1" vertOverflow="ellipsis" vert="horz" wrap="square" anchor="ctr" anchorCtr="1"/>
+        <a:lstStyle/>
+        <a:p>
+          <a:pPr>
+            <a:defRPr sz="900" b="0" i="0" u="none" strike="noStrike" kern="1200" baseline="0">
+              <a:solidFill>
+                <a:schemeClr val="lt1">
+                  <a:lumMod val="85000"/>
+                </a:schemeClr>
+              </a:solidFill>
+              <a:latin typeface="+mn-lt"/>
+              <a:ea typeface="+mn-ea"/>
+              <a:cs typeface="+mn-cs"/>
+            </a:defRPr>
+          </a:pPr>
+          <a:endParaRPr lang="pt-BR"/>
+        </a:p>
+      </c:txPr>
+    </c:legend>
+    <c:plotVisOnly val="1"/>
+    <c:dispBlanksAs val="gap"/>
+    <c:showDLblsOverMax val="0"/>
+  </c:chart>
+  <c:spPr>
+    <a:gradFill flip="none" rotWithShape="1">
+      <a:gsLst>
+        <a:gs pos="0">
+          <a:schemeClr val="dk1">
+            <a:lumMod val="65000"/>
+            <a:lumOff val="35000"/>
+          </a:schemeClr>
+        </a:gs>
+        <a:gs pos="100000">
+          <a:schemeClr val="dk1">
+            <a:lumMod val="85000"/>
+            <a:lumOff val="15000"/>
+          </a:schemeClr>
+        </a:gs>
+      </a:gsLst>
+      <a:path path="circle">
+        <a:fillToRect l="50000" t="50000" r="50000" b="50000"/>
+      </a:path>
+      <a:tileRect/>
+    </a:gradFill>
+    <a:ln>
+      <a:noFill/>
+    </a:ln>
+    <a:effectLst/>
+  </c:spPr>
+  <c:txPr>
+    <a:bodyPr/>
+    <a:lstStyle/>
+    <a:p>
+      <a:pPr>
+        <a:defRPr/>
+      </a:pPr>
+      <a:endParaRPr lang="pt-BR"/>
+    </a:p>
+  </c:txPr>
+  <c:externalData r:id="rId3">
+    <c:autoUpdate val="0"/>
+  </c:externalData>
+</c:chartSpace>
+</file>
+
 <file path=word/charts/colors1.xml><?xml version="1.0" encoding="utf-8"?>
 <cs:colorStyle xmlns:cs="http://schemas.microsoft.com/office/drawing/2012/chartStyle" xmlns:a="http://schemas.openxmlformats.org/drawingml/2006/main" meth="cycle" id="10">
   <a:schemeClr val="accent1"/>
@@ -34523,6 +35914,46 @@
 </file>
 
 <file path=word/charts/colors2.xml><?xml version="1.0" encoding="utf-8"?>
+<cs:colorStyle xmlns:cs="http://schemas.microsoft.com/office/drawing/2012/chartStyle" xmlns:a="http://schemas.openxmlformats.org/drawingml/2006/main" meth="cycle" id="10">
+  <a:schemeClr val="accent1"/>
+  <a:schemeClr val="accent2"/>
+  <a:schemeClr val="accent3"/>
+  <a:schemeClr val="accent4"/>
+  <a:schemeClr val="accent5"/>
+  <a:schemeClr val="accent6"/>
+  <cs:variation/>
+  <cs:variation>
+    <a:lumMod val="60000"/>
+  </cs:variation>
+  <cs:variation>
+    <a:lumMod val="80000"/>
+    <a:lumOff val="20000"/>
+  </cs:variation>
+  <cs:variation>
+    <a:lumMod val="80000"/>
+  </cs:variation>
+  <cs:variation>
+    <a:lumMod val="60000"/>
+    <a:lumOff val="40000"/>
+  </cs:variation>
+  <cs:variation>
+    <a:lumMod val="50000"/>
+  </cs:variation>
+  <cs:variation>
+    <a:lumMod val="70000"/>
+    <a:lumOff val="30000"/>
+  </cs:variation>
+  <cs:variation>
+    <a:lumMod val="70000"/>
+  </cs:variation>
+  <cs:variation>
+    <a:lumMod val="50000"/>
+    <a:lumOff val="50000"/>
+  </cs:variation>
+</cs:colorStyle>
+</file>
+
+<file path=word/charts/colors3.xml><?xml version="1.0" encoding="utf-8"?>
 <cs:colorStyle xmlns:cs="http://schemas.microsoft.com/office/drawing/2012/chartStyle" xmlns:a="http://schemas.openxmlformats.org/drawingml/2006/main" meth="cycle" id="10">
   <a:schemeClr val="accent1"/>
   <a:schemeClr val="accent2"/>
@@ -35554,6 +36985,502 @@
 </cs:chartStyle>
 </file>
 
+<file path=word/charts/style3.xml><?xml version="1.0" encoding="utf-8"?>
+<cs:chartStyle xmlns:cs="http://schemas.microsoft.com/office/drawing/2012/chartStyle" xmlns:a="http://schemas.openxmlformats.org/drawingml/2006/main" id="233">
+  <cs:axisTitle>
+    <cs:lnRef idx="0"/>
+    <cs:fillRef idx="0"/>
+    <cs:effectRef idx="0"/>
+    <cs:fontRef idx="minor">
+      <a:schemeClr val="lt1">
+        <a:lumMod val="85000"/>
+      </a:schemeClr>
+    </cs:fontRef>
+    <cs:defRPr sz="900" b="1" kern="1200" cap="all"/>
+  </cs:axisTitle>
+  <cs:categoryAxis>
+    <cs:lnRef idx="0"/>
+    <cs:fillRef idx="0"/>
+    <cs:effectRef idx="0"/>
+    <cs:fontRef idx="minor">
+      <a:schemeClr val="lt1">
+        <a:lumMod val="85000"/>
+      </a:schemeClr>
+    </cs:fontRef>
+    <cs:spPr>
+      <a:ln w="9525" cap="flat" cmpd="sng" algn="ctr">
+        <a:solidFill>
+          <a:schemeClr val="lt1">
+            <a:lumMod val="95000"/>
+            <a:alpha val="10000"/>
+          </a:schemeClr>
+        </a:solidFill>
+        <a:round/>
+      </a:ln>
+    </cs:spPr>
+    <cs:defRPr sz="900" kern="1200"/>
+  </cs:categoryAxis>
+  <cs:chartArea>
+    <cs:lnRef idx="0"/>
+    <cs:fillRef idx="0"/>
+    <cs:effectRef idx="0"/>
+    <cs:fontRef idx="minor">
+      <a:schemeClr val="dk1"/>
+    </cs:fontRef>
+    <cs:spPr>
+      <a:gradFill flip="none" rotWithShape="1">
+        <a:gsLst>
+          <a:gs pos="0">
+            <a:schemeClr val="dk1">
+              <a:lumMod val="65000"/>
+              <a:lumOff val="35000"/>
+            </a:schemeClr>
+          </a:gs>
+          <a:gs pos="100000">
+            <a:schemeClr val="dk1">
+              <a:lumMod val="85000"/>
+              <a:lumOff val="15000"/>
+            </a:schemeClr>
+          </a:gs>
+        </a:gsLst>
+        <a:path path="circle">
+          <a:fillToRect l="50000" t="50000" r="50000" b="50000"/>
+        </a:path>
+        <a:tileRect/>
+      </a:gradFill>
+    </cs:spPr>
+    <cs:defRPr sz="1000" kern="1200"/>
+  </cs:chartArea>
+  <cs:dataLabel>
+    <cs:lnRef idx="0"/>
+    <cs:fillRef idx="0"/>
+    <cs:effectRef idx="0"/>
+    <cs:fontRef idx="minor">
+      <a:schemeClr val="lt1">
+        <a:lumMod val="85000"/>
+      </a:schemeClr>
+    </cs:fontRef>
+    <cs:defRPr sz="900" kern="1200"/>
+  </cs:dataLabel>
+  <cs:dataLabelCallout>
+    <cs:lnRef idx="0"/>
+    <cs:fillRef idx="0"/>
+    <cs:effectRef idx="0"/>
+    <cs:fontRef idx="minor">
+      <a:schemeClr val="dk1">
+        <a:lumMod val="65000"/>
+        <a:lumOff val="35000"/>
+      </a:schemeClr>
+    </cs:fontRef>
+    <cs:spPr>
+      <a:solidFill>
+        <a:schemeClr val="lt1"/>
+      </a:solidFill>
+    </cs:spPr>
+    <cs:defRPr sz="900" kern="1200"/>
+    <cs:bodyPr rot="0" spcFirstLastPara="1" vertOverflow="clip" horzOverflow="clip" vert="horz" wrap="square" lIns="36576" tIns="18288" rIns="36576" bIns="18288" anchor="ctr" anchorCtr="1">
+      <a:spAutoFit/>
+    </cs:bodyPr>
+  </cs:dataLabelCallout>
+  <cs:dataPoint>
+    <cs:lnRef idx="0"/>
+    <cs:fillRef idx="3">
+      <cs:styleClr val="auto"/>
+    </cs:fillRef>
+    <cs:effectRef idx="3"/>
+    <cs:fontRef idx="minor">
+      <a:schemeClr val="tx1"/>
+    </cs:fontRef>
+  </cs:dataPoint>
+  <cs:dataPoint3D>
+    <cs:lnRef idx="0"/>
+    <cs:fillRef idx="3">
+      <cs:styleClr val="auto"/>
+    </cs:fillRef>
+    <cs:effectRef idx="3"/>
+    <cs:fontRef idx="minor">
+      <a:schemeClr val="tx1"/>
+    </cs:fontRef>
+  </cs:dataPoint3D>
+  <cs:dataPointLine>
+    <cs:lnRef idx="0">
+      <cs:styleClr val="auto"/>
+    </cs:lnRef>
+    <cs:fillRef idx="3"/>
+    <cs:effectRef idx="3"/>
+    <cs:fontRef idx="minor">
+      <a:schemeClr val="tx1"/>
+    </cs:fontRef>
+    <cs:spPr>
+      <a:ln w="34925" cap="rnd">
+        <a:solidFill>
+          <a:schemeClr val="phClr"/>
+        </a:solidFill>
+        <a:round/>
+      </a:ln>
+    </cs:spPr>
+  </cs:dataPointLine>
+  <cs:dataPointMarker>
+    <cs:lnRef idx="0">
+      <cs:styleClr val="auto"/>
+    </cs:lnRef>
+    <cs:fillRef idx="3">
+      <cs:styleClr val="auto"/>
+    </cs:fillRef>
+    <cs:effectRef idx="3"/>
+    <cs:fontRef idx="minor">
+      <a:schemeClr val="tx1"/>
+    </cs:fontRef>
+    <cs:spPr>
+      <a:ln w="9525">
+        <a:solidFill>
+          <a:schemeClr val="phClr"/>
+        </a:solidFill>
+        <a:round/>
+      </a:ln>
+    </cs:spPr>
+  </cs:dataPointMarker>
+  <cs:dataPointMarkerLayout symbol="circle" size="6"/>
+  <cs:dataPointWireframe>
+    <cs:lnRef idx="0">
+      <cs:styleClr val="auto"/>
+    </cs:lnRef>
+    <cs:fillRef idx="3"/>
+    <cs:effectRef idx="3"/>
+    <cs:fontRef idx="minor">
+      <a:schemeClr val="tx1"/>
+    </cs:fontRef>
+    <cs:spPr>
+      <a:ln w="9525" cap="rnd">
+        <a:solidFill>
+          <a:schemeClr val="phClr"/>
+        </a:solidFill>
+        <a:round/>
+      </a:ln>
+    </cs:spPr>
+  </cs:dataPointWireframe>
+  <cs:dataTable>
+    <cs:lnRef idx="0"/>
+    <cs:fillRef idx="0"/>
+    <cs:effectRef idx="0"/>
+    <cs:fontRef idx="minor">
+      <a:schemeClr val="lt1">
+        <a:lumMod val="85000"/>
+      </a:schemeClr>
+    </cs:fontRef>
+    <cs:spPr>
+      <a:ln w="9525">
+        <a:solidFill>
+          <a:schemeClr val="lt1">
+            <a:lumMod val="95000"/>
+            <a:alpha val="54000"/>
+          </a:schemeClr>
+        </a:solidFill>
+      </a:ln>
+    </cs:spPr>
+    <cs:defRPr sz="900" kern="1200"/>
+  </cs:dataTable>
+  <cs:downBar>
+    <cs:lnRef idx="0"/>
+    <cs:fillRef idx="0"/>
+    <cs:effectRef idx="0"/>
+    <cs:fontRef idx="minor">
+      <a:schemeClr val="tx1"/>
+    </cs:fontRef>
+    <cs:spPr>
+      <a:solidFill>
+        <a:schemeClr val="dk1">
+          <a:lumMod val="75000"/>
+          <a:lumOff val="25000"/>
+        </a:schemeClr>
+      </a:solidFill>
+      <a:ln w="9525">
+        <a:solidFill>
+          <a:schemeClr val="lt1">
+            <a:lumMod val="95000"/>
+            <a:alpha val="54000"/>
+          </a:schemeClr>
+        </a:solidFill>
+      </a:ln>
+    </cs:spPr>
+  </cs:downBar>
+  <cs:dropLine>
+    <cs:lnRef idx="0"/>
+    <cs:fillRef idx="0"/>
+    <cs:effectRef idx="0"/>
+    <cs:fontRef idx="minor">
+      <a:schemeClr val="tx1"/>
+    </cs:fontRef>
+    <cs:spPr>
+      <a:ln w="9525">
+        <a:solidFill>
+          <a:schemeClr val="lt1">
+            <a:lumMod val="95000"/>
+            <a:alpha val="54000"/>
+          </a:schemeClr>
+        </a:solidFill>
+        <a:prstDash val="dash"/>
+      </a:ln>
+    </cs:spPr>
+  </cs:dropLine>
+  <cs:errorBar>
+    <cs:lnRef idx="0"/>
+    <cs:fillRef idx="0"/>
+    <cs:effectRef idx="0"/>
+    <cs:fontRef idx="minor">
+      <a:schemeClr val="tx1"/>
+    </cs:fontRef>
+    <cs:spPr>
+      <a:ln w="9525" cap="flat" cmpd="sng" algn="ctr">
+        <a:solidFill>
+          <a:schemeClr val="lt1">
+            <a:lumMod val="95000"/>
+          </a:schemeClr>
+        </a:solidFill>
+        <a:round/>
+      </a:ln>
+    </cs:spPr>
+  </cs:errorBar>
+  <cs:floor>
+    <cs:lnRef idx="0"/>
+    <cs:fillRef idx="0"/>
+    <cs:effectRef idx="0"/>
+    <cs:fontRef idx="minor">
+      <a:schemeClr val="tx1"/>
+    </cs:fontRef>
+  </cs:floor>
+  <cs:gridlineMajor>
+    <cs:lnRef idx="0"/>
+    <cs:fillRef idx="0"/>
+    <cs:effectRef idx="0"/>
+    <cs:fontRef idx="minor">
+      <a:schemeClr val="tx1"/>
+    </cs:fontRef>
+    <cs:spPr>
+      <a:ln w="9525" cap="flat" cmpd="sng" algn="ctr">
+        <a:solidFill>
+          <a:schemeClr val="lt1">
+            <a:lumMod val="95000"/>
+            <a:alpha val="10000"/>
+          </a:schemeClr>
+        </a:solidFill>
+        <a:round/>
+      </a:ln>
+    </cs:spPr>
+  </cs:gridlineMajor>
+  <cs:gridlineMinor>
+    <cs:lnRef idx="0"/>
+    <cs:fillRef idx="0"/>
+    <cs:effectRef idx="0"/>
+    <cs:fontRef idx="minor">
+      <a:schemeClr val="tx1"/>
+    </cs:fontRef>
+    <cs:spPr>
+      <a:ln>
+        <a:solidFill>
+          <a:schemeClr val="lt1">
+            <a:lumMod val="95000"/>
+            <a:alpha val="5000"/>
+          </a:schemeClr>
+        </a:solidFill>
+      </a:ln>
+    </cs:spPr>
+  </cs:gridlineMinor>
+  <cs:hiLoLine>
+    <cs:lnRef idx="0"/>
+    <cs:fillRef idx="0"/>
+    <cs:effectRef idx="0"/>
+    <cs:fontRef idx="minor">
+      <a:schemeClr val="tx1"/>
+    </cs:fontRef>
+    <cs:spPr>
+      <a:ln w="9525">
+        <a:solidFill>
+          <a:schemeClr val="lt1">
+            <a:lumMod val="95000"/>
+            <a:alpha val="54000"/>
+          </a:schemeClr>
+        </a:solidFill>
+        <a:prstDash val="dash"/>
+      </a:ln>
+    </cs:spPr>
+  </cs:hiLoLine>
+  <cs:leaderLine>
+    <cs:lnRef idx="0"/>
+    <cs:fillRef idx="0"/>
+    <cs:effectRef idx="0"/>
+    <cs:fontRef idx="minor">
+      <a:schemeClr val="tx1"/>
+    </cs:fontRef>
+    <cs:spPr>
+      <a:ln w="9525">
+        <a:solidFill>
+          <a:schemeClr val="lt1">
+            <a:lumMod val="95000"/>
+            <a:alpha val="54000"/>
+          </a:schemeClr>
+        </a:solidFill>
+      </a:ln>
+    </cs:spPr>
+  </cs:leaderLine>
+  <cs:legend>
+    <cs:lnRef idx="0"/>
+    <cs:fillRef idx="0"/>
+    <cs:effectRef idx="0"/>
+    <cs:fontRef idx="minor">
+      <a:schemeClr val="lt1">
+        <a:lumMod val="85000"/>
+      </a:schemeClr>
+    </cs:fontRef>
+    <cs:defRPr sz="900" kern="1200"/>
+  </cs:legend>
+  <cs:plotArea>
+    <cs:lnRef idx="0"/>
+    <cs:fillRef idx="0"/>
+    <cs:effectRef idx="0"/>
+    <cs:fontRef idx="minor">
+      <a:schemeClr val="tx1"/>
+    </cs:fontRef>
+  </cs:plotArea>
+  <cs:plotArea3D>
+    <cs:lnRef idx="0"/>
+    <cs:fillRef idx="0"/>
+    <cs:effectRef idx="0"/>
+    <cs:fontRef idx="minor">
+      <a:schemeClr val="tx1"/>
+    </cs:fontRef>
+  </cs:plotArea3D>
+  <cs:seriesAxis>
+    <cs:lnRef idx="0"/>
+    <cs:fillRef idx="0"/>
+    <cs:effectRef idx="0"/>
+    <cs:fontRef idx="minor">
+      <a:schemeClr val="lt1">
+        <a:lumMod val="85000"/>
+      </a:schemeClr>
+    </cs:fontRef>
+    <cs:spPr>
+      <a:ln w="12700" cap="flat" cmpd="sng" algn="ctr">
+        <a:solidFill>
+          <a:schemeClr val="lt1">
+            <a:lumMod val="95000"/>
+            <a:alpha val="54000"/>
+          </a:schemeClr>
+        </a:solidFill>
+        <a:round/>
+      </a:ln>
+    </cs:spPr>
+    <cs:defRPr sz="900" kern="1200"/>
+  </cs:seriesAxis>
+  <cs:seriesLine>
+    <cs:lnRef idx="0"/>
+    <cs:fillRef idx="0"/>
+    <cs:effectRef idx="0"/>
+    <cs:fontRef idx="minor">
+      <a:schemeClr val="lt1"/>
+    </cs:fontRef>
+    <cs:spPr>
+      <a:ln w="9525" cap="flat" cmpd="sng" algn="ctr">
+        <a:solidFill>
+          <a:schemeClr val="lt1">
+            <a:lumMod val="95000"/>
+            <a:alpha val="54000"/>
+          </a:schemeClr>
+        </a:solidFill>
+        <a:round/>
+      </a:ln>
+    </cs:spPr>
+  </cs:seriesLine>
+  <cs:title>
+    <cs:lnRef idx="0"/>
+    <cs:fillRef idx="0"/>
+    <cs:effectRef idx="0"/>
+    <cs:fontRef idx="minor">
+      <a:schemeClr val="lt1">
+        <a:lumMod val="95000"/>
+      </a:schemeClr>
+    </cs:fontRef>
+    <cs:defRPr sz="1600" b="1" kern="1200" spc="100" baseline="0">
+      <a:effectLst>
+        <a:outerShdw blurRad="50800" dist="38100" dir="5400000" algn="t" rotWithShape="0">
+          <a:prstClr val="black">
+            <a:alpha val="40000"/>
+          </a:prstClr>
+        </a:outerShdw>
+      </a:effectLst>
+    </cs:defRPr>
+  </cs:title>
+  <cs:trendline>
+    <cs:lnRef idx="0">
+      <cs:styleClr val="auto"/>
+    </cs:lnRef>
+    <cs:fillRef idx="0"/>
+    <cs:effectRef idx="0"/>
+    <cs:fontRef idx="minor">
+      <a:schemeClr val="tx1"/>
+    </cs:fontRef>
+    <cs:spPr>
+      <a:ln w="19050" cap="rnd">
+        <a:solidFill>
+          <a:schemeClr val="phClr"/>
+        </a:solidFill>
+      </a:ln>
+    </cs:spPr>
+  </cs:trendline>
+  <cs:trendlineLabel>
+    <cs:lnRef idx="0"/>
+    <cs:fillRef idx="0"/>
+    <cs:effectRef idx="0"/>
+    <cs:fontRef idx="minor">
+      <a:schemeClr val="lt1">
+        <a:lumMod val="85000"/>
+      </a:schemeClr>
+    </cs:fontRef>
+    <cs:defRPr sz="900" kern="1200"/>
+  </cs:trendlineLabel>
+  <cs:upBar>
+    <cs:lnRef idx="0"/>
+    <cs:fillRef idx="0"/>
+    <cs:effectRef idx="0"/>
+    <cs:fontRef idx="minor">
+      <a:schemeClr val="tx1"/>
+    </cs:fontRef>
+    <cs:spPr>
+      <a:solidFill>
+        <a:schemeClr val="lt1"/>
+      </a:solidFill>
+      <a:ln w="9525">
+        <a:solidFill>
+          <a:schemeClr val="lt1">
+            <a:lumMod val="95000"/>
+            <a:alpha val="54000"/>
+          </a:schemeClr>
+        </a:solidFill>
+      </a:ln>
+    </cs:spPr>
+  </cs:upBar>
+  <cs:valueAxis>
+    <cs:lnRef idx="0"/>
+    <cs:fillRef idx="0"/>
+    <cs:effectRef idx="0"/>
+    <cs:fontRef idx="minor">
+      <a:schemeClr val="lt1">
+        <a:lumMod val="85000"/>
+      </a:schemeClr>
+    </cs:fontRef>
+    <cs:defRPr sz="900" kern="1200"/>
+  </cs:valueAxis>
+  <cs:wall>
+    <cs:lnRef idx="0"/>
+    <cs:fillRef idx="0"/>
+    <cs:effectRef idx="0"/>
+    <cs:fontRef idx="minor">
+      <a:schemeClr val="tx1"/>
+    </cs:fontRef>
+  </cs:wall>
+</cs:chartStyle>
+</file>
+
 <file path=word/theme/theme1.xml><?xml version="1.0" encoding="utf-8"?>
 <a:theme xmlns:a="http://schemas.openxmlformats.org/drawingml/2006/main" name="Tema do Office">
   <a:themeElements>
@@ -35840,15 +37767,6 @@
 </file>
 
 <file path=customXml/item1.xml><?xml version="1.0" encoding="utf-8"?>
-<?mso-contentType ?>
-<FormTemplates xmlns="http://schemas.microsoft.com/sharepoint/v3/contenttype/forms">
-  <Display>DocumentLibraryForm</Display>
-  <Edit>DocumentLibraryForm</Edit>
-  <New>DocumentLibraryForm</New>
-</FormTemplates>
-</file>
-
-<file path=customXml/item2.xml><?xml version="1.0" encoding="utf-8"?>
 <ct:contentTypeSchema xmlns:ct="http://schemas.microsoft.com/office/2006/metadata/contentType" xmlns:ma="http://schemas.microsoft.com/office/2006/metadata/properties/metaAttributes" ct:_="" ma:_="" ma:contentTypeName="Documento" ma:contentTypeID="0x01010082F0508FC22E0443AF197709F097DFD8" ma:contentTypeVersion="12" ma:contentTypeDescription="Crie um novo documento." ma:contentTypeScope="" ma:versionID="cb36accf5e4aef349d47c458616a000c">
   <xsd:schema xmlns:xsd="http://www.w3.org/2001/XMLSchema" xmlns:xs="http://www.w3.org/2001/XMLSchema" xmlns:p="http://schemas.microsoft.com/office/2006/metadata/properties" xmlns:ns2="fcfc36f5-5a2f-4c50-8b8f-7d4447229359" xmlns:ns3="8e4b878d-87ff-4f9f-9750-9936cb4d760b" targetNamespace="http://schemas.microsoft.com/office/2006/metadata/properties" ma:root="true" ma:fieldsID="c0eedc83e72454359df4dc9502869bf3" ns2:_="" ns3:_="">
     <xsd:import namespace="fcfc36f5-5a2f-4c50-8b8f-7d4447229359"/>
@@ -36049,19 +37967,20 @@
 </ct:contentTypeSchema>
 </file>
 
+<file path=customXml/item2.xml><?xml version="1.0" encoding="utf-8"?>
+<?mso-contentType ?>
+<FormTemplates xmlns="http://schemas.microsoft.com/sharepoint/v3/contenttype/forms">
+  <Display>DocumentLibraryForm</Display>
+  <Edit>DocumentLibraryForm</Edit>
+  <New>DocumentLibraryForm</New>
+</FormTemplates>
+</file>
+
 <file path=customXml/item3.xml><?xml version="1.0" encoding="utf-8"?>
 <b:Sources xmlns:b="http://schemas.openxmlformats.org/officeDocument/2006/bibliography" xmlns="http://schemas.openxmlformats.org/officeDocument/2006/bibliography" SelectedStyle="\APA.XSL" StyleName="APA"/>
 </file>
 
 <file path=customXml/itemProps1.xml><?xml version="1.0" encoding="utf-8"?>
-<ds:datastoreItem xmlns:ds="http://schemas.openxmlformats.org/officeDocument/2006/customXml" ds:itemID="{C818D86C-7EF3-4737-8ADC-66A934A66FCB}">
-  <ds:schemaRefs>
-    <ds:schemaRef ds:uri="http://schemas.microsoft.com/sharepoint/v3/contenttype/forms"/>
-  </ds:schemaRefs>
-</ds:datastoreItem>
-</file>
-
-<file path=customXml/itemProps2.xml><?xml version="1.0" encoding="utf-8"?>
 <ds:datastoreItem xmlns:ds="http://schemas.openxmlformats.org/officeDocument/2006/customXml" ds:itemID="{F50E3291-1B58-4B06-AFA9-95022FC8FE02}">
   <ds:schemaRefs>
     <ds:schemaRef ds:uri="http://schemas.microsoft.com/office/2006/metadata/contentType"/>
@@ -36080,8 +37999,16 @@
 </ds:datastoreItem>
 </file>
 
+<file path=customXml/itemProps2.xml><?xml version="1.0" encoding="utf-8"?>
+<ds:datastoreItem xmlns:ds="http://schemas.openxmlformats.org/officeDocument/2006/customXml" ds:itemID="{C818D86C-7EF3-4737-8ADC-66A934A66FCB}">
+  <ds:schemaRefs>
+    <ds:schemaRef ds:uri="http://schemas.microsoft.com/sharepoint/v3/contenttype/forms"/>
+  </ds:schemaRefs>
+</ds:datastoreItem>
+</file>
+
 <file path=customXml/itemProps3.xml><?xml version="1.0" encoding="utf-8"?>
-<ds:datastoreItem xmlns:ds="http://schemas.openxmlformats.org/officeDocument/2006/customXml" ds:itemID="{E4C7E50C-34F3-4113-8490-745425D272E7}">
+<ds:datastoreItem xmlns:ds="http://schemas.openxmlformats.org/officeDocument/2006/customXml" ds:itemID="{60FAFB12-B7CF-436E-A495-652A74D6DEDB}">
   <ds:schemaRefs>
     <ds:schemaRef ds:uri="http://schemas.openxmlformats.org/officeDocument/2006/bibliography"/>
   </ds:schemaRefs>
